--- a/MODULOS DE ESTUDO/HTML.docx
+++ b/MODULOS DE ESTUDO/HTML.docx
@@ -16222,7 +16222,7 @@
         <mc:AlternateContent>
           <mc:Choice Requires="wpg">
             <w:drawing>
-              <wp:anchor distT="0" distB="0" distL="114300" distR="114300" simplePos="0" relativeHeight="251716608" behindDoc="0" locked="0" layoutInCell="1" allowOverlap="1" wp14:anchorId="4DDA6CEF" wp14:editId="06CA1386">
+              <wp:anchor distT="0" distB="0" distL="114300" distR="114300" simplePos="0" relativeHeight="251716608" behindDoc="0" locked="0" layoutInCell="1" allowOverlap="1" wp14:anchorId="4DDA6CEF" wp14:editId="6308925B">
                 <wp:simplePos x="0" y="0"/>
                 <wp:positionH relativeFrom="margin">
                   <wp:align>center</wp:align>
@@ -16301,7 +16301,6 @@
                         <wps:txbx>
                           <w:txbxContent>
                             <w:p>
-                              <w:proofErr w:type="gramStart"/>
                               <w:r>
                                 <w:rPr>
                                   <w:rFonts w:ascii="Segoe UI Emoji" w:hAnsi="Segoe UI Emoji" w:cs="Segoe UI Emoji"/>
@@ -16309,8 +16308,21 @@
                                 <w:t>🎯</w:t>
                               </w:r>
                               <w:r>
-                                <w:t xml:space="preserve"> </w:t>
+                                <w:rPr>
+                                  <w:b/>
+                                  <w:bCs/>
+                                </w:rPr>
+                                <w:t>Formulários (</w:t>
                               </w:r>
+                              <w:proofErr w:type="spellStart"/>
+                              <w:r>
+                                <w:rPr>
+                                  <w:b/>
+                                  <w:bCs/>
+                                </w:rPr>
+                                <w:t>Form</w:t>
+                              </w:r>
+                              <w:proofErr w:type="spellEnd"/>
                               <w:r>
                                 <w:rPr>
                                   <w:b/>
@@ -16318,23 +16330,23 @@
                                 </w:rPr>
                                 <w:t xml:space="preserve"> </w:t>
                               </w:r>
+                              <w:proofErr w:type="spellStart"/>
                               <w:r>
                                 <w:rPr>
                                   <w:b/>
                                   <w:bCs/>
                                 </w:rPr>
-                                <w:t>INTEREÇÃO</w:t>
+                                <w:t>Elements</w:t>
                               </w:r>
-                              <w:proofErr w:type="gramEnd"/>
+                              <w:proofErr w:type="spellEnd"/>
                               <w:r>
                                 <w:rPr>
                                   <w:b/>
                                   <w:bCs/>
                                 </w:rPr>
-                                <w:t xml:space="preserve"> DE ELEMENTOS</w:t>
+                                <w:t>)</w:t>
                               </w:r>
                             </w:p>
-                            <w:p/>
                           </w:txbxContent>
                         </wps:txbx>
                         <wps:bodyPr rot="0" spcFirstLastPara="0" vertOverflow="overflow" horzOverflow="overflow" vert="horz" wrap="square" lIns="91440" tIns="45720" rIns="91440" bIns="45720" numCol="1" spcCol="0" rtlCol="0" fromWordArt="0" anchor="t" anchorCtr="0" forceAA="0" compatLnSpc="1">
@@ -16381,7 +16393,6 @@
                   <v:textbox>
                     <w:txbxContent>
                       <w:p>
-                        <w:proofErr w:type="gramStart"/>
                         <w:r>
                           <w:rPr>
                             <w:rFonts w:ascii="Segoe UI Emoji" w:hAnsi="Segoe UI Emoji" w:cs="Segoe UI Emoji"/>
@@ -16389,8 +16400,21 @@
                           <w:t>🎯</w:t>
                         </w:r>
                         <w:r>
-                          <w:t xml:space="preserve"> </w:t>
+                          <w:rPr>
+                            <w:b/>
+                            <w:bCs/>
+                          </w:rPr>
+                          <w:t>Formulários (</w:t>
                         </w:r>
+                        <w:proofErr w:type="spellStart"/>
+                        <w:r>
+                          <w:rPr>
+                            <w:b/>
+                            <w:bCs/>
+                          </w:rPr>
+                          <w:t>Form</w:t>
+                        </w:r>
+                        <w:proofErr w:type="spellEnd"/>
                         <w:r>
                           <w:rPr>
                             <w:b/>
@@ -16398,23 +16422,23 @@
                           </w:rPr>
                           <w:t xml:space="preserve"> </w:t>
                         </w:r>
+                        <w:proofErr w:type="spellStart"/>
                         <w:r>
                           <w:rPr>
                             <w:b/>
                             <w:bCs/>
                           </w:rPr>
-                          <w:t>INTEREÇÃO</w:t>
+                          <w:t>Elements</w:t>
                         </w:r>
-                        <w:proofErr w:type="gramEnd"/>
+                        <w:proofErr w:type="spellEnd"/>
                         <w:r>
                           <w:rPr>
                             <w:b/>
                             <w:bCs/>
                           </w:rPr>
-                          <w:t xml:space="preserve"> DE ELEMENTOS</w:t>
+                          <w:t>)</w:t>
                         </w:r>
                       </w:p>
-                      <w:p/>
                     </w:txbxContent>
                   </v:textbox>
                 </v:shape>
@@ -16443,7 +16467,7 @@
         <w:pStyle w:val="PargrafodaLista"/>
         <w:numPr>
           <w:ilvl w:val="0"/>
-          <w:numId w:val="28"/>
+          <w:numId w:val="35"/>
         </w:numPr>
         <w:spacing w:after="0"/>
         <w:rPr>
@@ -16462,8 +16486,9 @@
           <w:color w:val="007BB8"/>
           <w:lang w:eastAsia="pt-BR"/>
         </w:rPr>
-        <w:t>&lt;input&gt;</w:t>
-      </w:r>
+        <w:t>&lt;</w:t>
+      </w:r>
+      <w:proofErr w:type="spellStart"/>
       <w:r>
         <w:rPr>
           <w:rFonts w:ascii="Times New Roman" w:eastAsia="Times New Roman" w:hAnsi="Times New Roman" w:cs="Times New Roman"/>
@@ -16472,25 +16497,1853 @@
           <w:color w:val="007BB8"/>
           <w:lang w:eastAsia="pt-BR"/>
         </w:rPr>
+        <w:t>form</w:t>
+      </w:r>
+      <w:proofErr w:type="spellEnd"/>
+      <w:r>
+        <w:rPr>
+          <w:rFonts w:ascii="Times New Roman" w:eastAsia="Times New Roman" w:hAnsi="Times New Roman" w:cs="Times New Roman"/>
+          <w:b/>
+          <w:bCs/>
+          <w:color w:val="007BB8"/>
+          <w:lang w:eastAsia="pt-BR"/>
+        </w:rPr>
+        <w:t xml:space="preserve">&gt; – </w:t>
+      </w:r>
+      <w:r>
+        <w:rPr>
+          <w:rFonts w:ascii="Times New Roman" w:eastAsia="Times New Roman" w:hAnsi="Times New Roman" w:cs="Times New Roman"/>
+          <w:lang w:eastAsia="pt-BR"/>
+        </w:rPr>
+        <w:t xml:space="preserve">A </w:t>
+      </w:r>
+      <w:proofErr w:type="spellStart"/>
+      <w:r>
+        <w:rPr>
+          <w:rFonts w:ascii="Times New Roman" w:eastAsia="Times New Roman" w:hAnsi="Times New Roman" w:cs="Times New Roman"/>
+          <w:lang w:eastAsia="pt-BR"/>
+        </w:rPr>
+        <w:t>tag</w:t>
+      </w:r>
+      <w:proofErr w:type="spellEnd"/>
+      <w:r>
+        <w:rPr>
+          <w:rFonts w:ascii="Times New Roman" w:eastAsia="Times New Roman" w:hAnsi="Times New Roman" w:cs="Times New Roman"/>
+          <w:lang w:eastAsia="pt-BR"/>
+        </w:rPr>
+        <w:t xml:space="preserve"> cria um formulário para coletar dados dos usuários.</w:t>
+      </w:r>
+    </w:p>
+    <w:p>
+      <w:pPr>
+        <w:pStyle w:val="PargrafodaLista"/>
+        <w:spacing w:after="0"/>
+        <w:rPr>
+          <w:rFonts w:ascii="Times New Roman" w:eastAsia="Times New Roman" w:hAnsi="Times New Roman" w:cs="Times New Roman"/>
+          <w:b/>
+          <w:bCs/>
+          <w:lang w:eastAsia="pt-BR"/>
+        </w:rPr>
+      </w:pPr>
+      <w:proofErr w:type="spellStart"/>
+      <w:r>
+        <w:rPr>
+          <w:rFonts w:ascii="Times New Roman" w:eastAsia="Times New Roman" w:hAnsi="Times New Roman" w:cs="Times New Roman"/>
+          <w:b/>
+          <w:bCs/>
+          <w:color w:val="007BB8"/>
+          <w:lang w:eastAsia="pt-BR"/>
+        </w:rPr>
+        <w:t>Ex</w:t>
+      </w:r>
+      <w:proofErr w:type="spellEnd"/>
+      <w:r>
+        <w:rPr>
+          <w:rFonts w:ascii="Times New Roman" w:eastAsia="Times New Roman" w:hAnsi="Times New Roman" w:cs="Times New Roman"/>
+          <w:b/>
+          <w:bCs/>
+          <w:lang w:eastAsia="pt-BR"/>
+        </w:rPr>
+        <w:t xml:space="preserve">: </w:t>
+      </w:r>
+      <w:r>
+        <w:rPr>
+          <w:rFonts w:ascii="Times New Roman" w:eastAsia="Times New Roman" w:hAnsi="Times New Roman" w:cs="Times New Roman"/>
+          <w:b/>
+          <w:bCs/>
+          <w:lang w:eastAsia="pt-BR"/>
+        </w:rPr>
+        <w:t>&lt;</w:t>
+      </w:r>
+      <w:proofErr w:type="spellStart"/>
+      <w:r>
+        <w:rPr>
+          <w:rFonts w:ascii="Times New Roman" w:eastAsia="Times New Roman" w:hAnsi="Times New Roman" w:cs="Times New Roman"/>
+          <w:b/>
+          <w:bCs/>
+          <w:lang w:eastAsia="pt-BR"/>
+        </w:rPr>
+        <w:t>form</w:t>
+      </w:r>
+      <w:proofErr w:type="spellEnd"/>
+      <w:r>
+        <w:rPr>
+          <w:rFonts w:ascii="Times New Roman" w:eastAsia="Times New Roman" w:hAnsi="Times New Roman" w:cs="Times New Roman"/>
+          <w:b/>
+          <w:bCs/>
+          <w:lang w:eastAsia="pt-BR"/>
+        </w:rPr>
         <w:t xml:space="preserve"> </w:t>
       </w:r>
-      <w:r>
-        <w:rPr>
-          <w:rFonts w:ascii="Times New Roman" w:eastAsia="Times New Roman" w:hAnsi="Times New Roman" w:cs="Times New Roman"/>
-          <w:b/>
-          <w:bCs/>
-          <w:lang w:eastAsia="pt-BR"/>
-        </w:rPr>
-        <w:t>Um elemento de formulário</w:t>
-      </w:r>
-      <w:r>
-        <w:rPr>
-          <w:rFonts w:ascii="Times New Roman" w:eastAsia="Times New Roman" w:hAnsi="Times New Roman" w:cs="Times New Roman"/>
-          <w:b/>
-          <w:bCs/>
-          <w:lang w:eastAsia="pt-BR"/>
-        </w:rPr>
-        <w:t xml:space="preserve">. </w:t>
+      <w:proofErr w:type="spellStart"/>
+      <w:r>
+        <w:rPr>
+          <w:rFonts w:ascii="Times New Roman" w:eastAsia="Times New Roman" w:hAnsi="Times New Roman" w:cs="Times New Roman"/>
+          <w:b/>
+          <w:bCs/>
+          <w:lang w:eastAsia="pt-BR"/>
+        </w:rPr>
+        <w:t>action</w:t>
+      </w:r>
+      <w:proofErr w:type="spellEnd"/>
+      <w:r>
+        <w:rPr>
+          <w:rFonts w:ascii="Times New Roman" w:eastAsia="Times New Roman" w:hAnsi="Times New Roman" w:cs="Times New Roman"/>
+          <w:b/>
+          <w:bCs/>
+          <w:lang w:eastAsia="pt-BR"/>
+        </w:rPr>
+        <w:t>=""&gt;&lt;/</w:t>
+      </w:r>
+      <w:proofErr w:type="spellStart"/>
+      <w:r>
+        <w:rPr>
+          <w:rFonts w:ascii="Times New Roman" w:eastAsia="Times New Roman" w:hAnsi="Times New Roman" w:cs="Times New Roman"/>
+          <w:b/>
+          <w:bCs/>
+          <w:lang w:eastAsia="pt-BR"/>
+        </w:rPr>
+        <w:t>form</w:t>
+      </w:r>
+      <w:proofErr w:type="spellEnd"/>
+      <w:r>
+        <w:rPr>
+          <w:rFonts w:ascii="Times New Roman" w:eastAsia="Times New Roman" w:hAnsi="Times New Roman" w:cs="Times New Roman"/>
+          <w:b/>
+          <w:bCs/>
+          <w:lang w:eastAsia="pt-BR"/>
+        </w:rPr>
+        <w:t>&gt;</w:t>
+      </w:r>
+    </w:p>
+    <w:p>
+      <w:pPr>
+        <w:pStyle w:val="PargrafodaLista"/>
+        <w:spacing w:after="0"/>
+        <w:rPr>
+          <w:rFonts w:ascii="Times New Roman" w:eastAsia="Times New Roman" w:hAnsi="Times New Roman" w:cs="Times New Roman"/>
+          <w:b/>
+          <w:bCs/>
+          <w:color w:val="007BB8"/>
+          <w:lang w:eastAsia="pt-BR"/>
+        </w:rPr>
+      </w:pPr>
+      <w:r>
+        <w:rPr>
+          <w:noProof/>
+        </w:rPr>
+        <w:drawing>
+          <wp:inline distT="0" distB="0" distL="0" distR="0" wp14:anchorId="3297844F" wp14:editId="79BB8DAF">
+            <wp:extent cx="5029200" cy="2047875"/>
+            <wp:effectExtent l="0" t="0" r="0" b="9525"/>
+            <wp:docPr id="406263346" name="Imagem 1"/>
+            <wp:cNvGraphicFramePr>
+              <a:graphicFrameLocks xmlns:a="http://schemas.openxmlformats.org/drawingml/2006/main" noChangeAspect="1"/>
+            </wp:cNvGraphicFramePr>
+            <a:graphic xmlns:a="http://schemas.openxmlformats.org/drawingml/2006/main">
+              <a:graphicData uri="http://schemas.openxmlformats.org/drawingml/2006/picture">
+                <pic:pic xmlns:pic="http://schemas.openxmlformats.org/drawingml/2006/picture">
+                  <pic:nvPicPr>
+                    <pic:cNvPr id="406263346" name=""/>
+                    <pic:cNvPicPr/>
+                  </pic:nvPicPr>
+                  <pic:blipFill>
+                    <a:blip r:embed="rId61"/>
+                    <a:stretch>
+                      <a:fillRect/>
+                    </a:stretch>
+                  </pic:blipFill>
+                  <pic:spPr>
+                    <a:xfrm>
+                      <a:off x="0" y="0"/>
+                      <a:ext cx="5029200" cy="2047875"/>
+                    </a:xfrm>
+                    <a:prstGeom prst="rect">
+                      <a:avLst/>
+                    </a:prstGeom>
+                  </pic:spPr>
+                </pic:pic>
+              </a:graphicData>
+            </a:graphic>
+          </wp:inline>
+        </w:drawing>
+      </w:r>
+    </w:p>
+    <w:p>
+      <w:pPr>
+        <w:pStyle w:val="PargrafodaLista"/>
+        <w:spacing w:after="0"/>
+        <w:rPr>
+          <w:rFonts w:ascii="Times New Roman" w:eastAsia="Times New Roman" w:hAnsi="Times New Roman" w:cs="Times New Roman"/>
+          <w:b/>
+          <w:bCs/>
+          <w:color w:val="007BB8"/>
+          <w:lang w:eastAsia="pt-BR"/>
+        </w:rPr>
+      </w:pPr>
+      <w:r>
+        <w:rPr>
+          <w:noProof/>
+        </w:rPr>
+        <w:drawing>
+          <wp:inline distT="0" distB="0" distL="0" distR="0" wp14:anchorId="4C0ABD4D" wp14:editId="530D125B">
+            <wp:extent cx="2190750" cy="1085850"/>
+            <wp:effectExtent l="0" t="0" r="0" b="0"/>
+            <wp:docPr id="1091832575" name="Imagem 1"/>
+            <wp:cNvGraphicFramePr>
+              <a:graphicFrameLocks xmlns:a="http://schemas.openxmlformats.org/drawingml/2006/main" noChangeAspect="1"/>
+            </wp:cNvGraphicFramePr>
+            <a:graphic xmlns:a="http://schemas.openxmlformats.org/drawingml/2006/main">
+              <a:graphicData uri="http://schemas.openxmlformats.org/drawingml/2006/picture">
+                <pic:pic xmlns:pic="http://schemas.openxmlformats.org/drawingml/2006/picture">
+                  <pic:nvPicPr>
+                    <pic:cNvPr id="1091832575" name=""/>
+                    <pic:cNvPicPr/>
+                  </pic:nvPicPr>
+                  <pic:blipFill>
+                    <a:blip r:embed="rId62"/>
+                    <a:stretch>
+                      <a:fillRect/>
+                    </a:stretch>
+                  </pic:blipFill>
+                  <pic:spPr>
+                    <a:xfrm>
+                      <a:off x="0" y="0"/>
+                      <a:ext cx="2190750" cy="1085850"/>
+                    </a:xfrm>
+                    <a:prstGeom prst="rect">
+                      <a:avLst/>
+                    </a:prstGeom>
+                  </pic:spPr>
+                </pic:pic>
+              </a:graphicData>
+            </a:graphic>
+          </wp:inline>
+        </w:drawing>
+      </w:r>
+    </w:p>
+    <w:p>
+      <w:pPr>
+        <w:pStyle w:val="PargrafodaLista"/>
+        <w:numPr>
+          <w:ilvl w:val="0"/>
+          <w:numId w:val="36"/>
+        </w:numPr>
+        <w:spacing w:after="0"/>
+        <w:rPr>
+          <w:rFonts w:ascii="Times New Roman" w:eastAsia="Times New Roman" w:hAnsi="Times New Roman" w:cs="Times New Roman"/>
+          <w:b/>
+          <w:bCs/>
+          <w:lang w:eastAsia="pt-BR"/>
+        </w:rPr>
+      </w:pPr>
+      <w:proofErr w:type="spellStart"/>
+      <w:r>
+        <w:rPr>
+          <w:rFonts w:ascii="Times New Roman" w:eastAsia="Times New Roman" w:hAnsi="Times New Roman" w:cs="Times New Roman"/>
+          <w:b/>
+          <w:bCs/>
+          <w:color w:val="007BB8"/>
+          <w:lang w:eastAsia="pt-BR"/>
+        </w:rPr>
+        <w:t>action</w:t>
+      </w:r>
+      <w:proofErr w:type="spellEnd"/>
+      <w:r>
+        <w:rPr>
+          <w:rFonts w:ascii="Times New Roman" w:eastAsia="Times New Roman" w:hAnsi="Times New Roman" w:cs="Times New Roman"/>
+          <w:b/>
+          <w:bCs/>
+          <w:color w:val="007BB8"/>
+          <w:lang w:eastAsia="pt-BR"/>
+        </w:rPr>
+        <w:t>="/</w:t>
+      </w:r>
+      <w:proofErr w:type="spellStart"/>
+      <w:r>
+        <w:rPr>
+          <w:rFonts w:ascii="Times New Roman" w:eastAsia="Times New Roman" w:hAnsi="Times New Roman" w:cs="Times New Roman"/>
+          <w:b/>
+          <w:bCs/>
+          <w:color w:val="007BB8"/>
+          <w:lang w:eastAsia="pt-BR"/>
+        </w:rPr>
+        <w:t>submit</w:t>
+      </w:r>
+      <w:proofErr w:type="spellEnd"/>
+      <w:r>
+        <w:rPr>
+          <w:rFonts w:ascii="Times New Roman" w:eastAsia="Times New Roman" w:hAnsi="Times New Roman" w:cs="Times New Roman"/>
+          <w:b/>
+          <w:bCs/>
+          <w:color w:val="007BB8"/>
+          <w:lang w:eastAsia="pt-BR"/>
+        </w:rPr>
+        <w:t xml:space="preserve">": </w:t>
+      </w:r>
+      <w:r>
+        <w:rPr>
+          <w:rFonts w:ascii="Times New Roman" w:eastAsia="Times New Roman" w:hAnsi="Times New Roman" w:cs="Times New Roman"/>
+          <w:b/>
+          <w:bCs/>
+          <w:lang w:eastAsia="pt-BR"/>
+        </w:rPr>
+        <w:t>Quando o formulário for enviado, os dados serão enviados para a URL /</w:t>
+      </w:r>
+      <w:proofErr w:type="spellStart"/>
+      <w:r>
+        <w:rPr>
+          <w:rFonts w:ascii="Times New Roman" w:eastAsia="Times New Roman" w:hAnsi="Times New Roman" w:cs="Times New Roman"/>
+          <w:b/>
+          <w:bCs/>
+          <w:lang w:eastAsia="pt-BR"/>
+        </w:rPr>
+        <w:t>submit</w:t>
+      </w:r>
+      <w:proofErr w:type="spellEnd"/>
+      <w:r>
+        <w:rPr>
+          <w:rFonts w:ascii="Times New Roman" w:eastAsia="Times New Roman" w:hAnsi="Times New Roman" w:cs="Times New Roman"/>
+          <w:b/>
+          <w:bCs/>
+          <w:lang w:eastAsia="pt-BR"/>
+        </w:rPr>
+        <w:t>.</w:t>
+      </w:r>
+    </w:p>
+    <w:p>
+      <w:pPr>
+        <w:pStyle w:val="PargrafodaLista"/>
+        <w:numPr>
+          <w:ilvl w:val="0"/>
+          <w:numId w:val="36"/>
+        </w:numPr>
+        <w:spacing w:after="0"/>
+        <w:rPr>
+          <w:rFonts w:ascii="Times New Roman" w:eastAsia="Times New Roman" w:hAnsi="Times New Roman" w:cs="Times New Roman"/>
+          <w:b/>
+          <w:bCs/>
+          <w:lang w:eastAsia="pt-BR"/>
+        </w:rPr>
+      </w:pPr>
+      <w:proofErr w:type="spellStart"/>
+      <w:r>
+        <w:rPr>
+          <w:rFonts w:ascii="Times New Roman" w:eastAsia="Times New Roman" w:hAnsi="Times New Roman" w:cs="Times New Roman"/>
+          <w:b/>
+          <w:bCs/>
+          <w:color w:val="007BB8"/>
+          <w:lang w:eastAsia="pt-BR"/>
+        </w:rPr>
+        <w:t>method</w:t>
+      </w:r>
+      <w:proofErr w:type="spellEnd"/>
+      <w:r>
+        <w:rPr>
+          <w:rFonts w:ascii="Times New Roman" w:eastAsia="Times New Roman" w:hAnsi="Times New Roman" w:cs="Times New Roman"/>
+          <w:b/>
+          <w:bCs/>
+          <w:color w:val="007BB8"/>
+          <w:lang w:eastAsia="pt-BR"/>
+        </w:rPr>
+        <w:t xml:space="preserve">="POST": </w:t>
+      </w:r>
+      <w:r>
+        <w:rPr>
+          <w:rFonts w:ascii="Times New Roman" w:eastAsia="Times New Roman" w:hAnsi="Times New Roman" w:cs="Times New Roman"/>
+          <w:b/>
+          <w:bCs/>
+          <w:lang w:eastAsia="pt-BR"/>
+        </w:rPr>
+        <w:t>O método POST será usado, ou seja, os dados serão enviados no corpo da requisição HTTP.</w:t>
+      </w:r>
+    </w:p>
+    <w:p>
+      <w:pPr>
+        <w:pStyle w:val="PargrafodaLista"/>
+        <w:numPr>
+          <w:ilvl w:val="0"/>
+          <w:numId w:val="36"/>
+        </w:numPr>
+        <w:spacing w:after="0"/>
+        <w:rPr>
+          <w:rFonts w:ascii="Times New Roman" w:eastAsia="Times New Roman" w:hAnsi="Times New Roman" w:cs="Times New Roman"/>
+          <w:b/>
+          <w:bCs/>
+          <w:color w:val="007BB8"/>
+          <w:lang w:eastAsia="pt-BR"/>
+        </w:rPr>
+      </w:pPr>
+      <w:r>
+        <w:rPr>
+          <w:rFonts w:ascii="Times New Roman" w:eastAsia="Times New Roman" w:hAnsi="Times New Roman" w:cs="Times New Roman"/>
+          <w:b/>
+          <w:bCs/>
+          <w:color w:val="007BB8"/>
+          <w:lang w:eastAsia="pt-BR"/>
+        </w:rPr>
+        <w:t xml:space="preserve">O formulário </w:t>
+      </w:r>
+      <w:r>
+        <w:rPr>
+          <w:rFonts w:ascii="Times New Roman" w:eastAsia="Times New Roman" w:hAnsi="Times New Roman" w:cs="Times New Roman"/>
+          <w:b/>
+          <w:bCs/>
+          <w:lang w:eastAsia="pt-BR"/>
+        </w:rPr>
+        <w:t xml:space="preserve">contém dois campos de entrada: um para o nome e outro para o email. O botão </w:t>
+      </w:r>
+      <w:proofErr w:type="spellStart"/>
+      <w:r>
+        <w:rPr>
+          <w:rFonts w:ascii="Times New Roman" w:eastAsia="Times New Roman" w:hAnsi="Times New Roman" w:cs="Times New Roman"/>
+          <w:b/>
+          <w:bCs/>
+          <w:lang w:eastAsia="pt-BR"/>
+        </w:rPr>
+        <w:t>submit</w:t>
+      </w:r>
+      <w:proofErr w:type="spellEnd"/>
+      <w:r>
+        <w:rPr>
+          <w:rFonts w:ascii="Times New Roman" w:eastAsia="Times New Roman" w:hAnsi="Times New Roman" w:cs="Times New Roman"/>
+          <w:b/>
+          <w:bCs/>
+          <w:lang w:eastAsia="pt-BR"/>
+        </w:rPr>
+        <w:t xml:space="preserve"> envia os dados preenchidos para o servidor.</w:t>
+      </w:r>
+    </w:p>
+    <w:p>
+      <w:pPr>
+        <w:pStyle w:val="PargrafodaLista"/>
+        <w:spacing w:after="0"/>
+        <w:rPr>
+          <w:rFonts w:ascii="Times New Roman" w:eastAsia="Times New Roman" w:hAnsi="Times New Roman" w:cs="Times New Roman"/>
+          <w:b/>
+          <w:bCs/>
+          <w:color w:val="007BB8"/>
+          <w:lang w:eastAsia="pt-BR"/>
+        </w:rPr>
+      </w:pPr>
+    </w:p>
+    <w:p>
+      <w:pPr>
+        <w:pStyle w:val="PargrafodaLista"/>
+        <w:numPr>
+          <w:ilvl w:val="0"/>
+          <w:numId w:val="35"/>
+        </w:numPr>
+        <w:spacing w:after="0"/>
+        <w:rPr>
+          <w:rFonts w:ascii="Times New Roman" w:eastAsia="Times New Roman" w:hAnsi="Times New Roman" w:cs="Times New Roman"/>
+          <w:b/>
+          <w:bCs/>
+          <w:color w:val="007BB8"/>
+          <w:lang w:eastAsia="pt-BR"/>
+        </w:rPr>
+      </w:pPr>
+      <w:r>
+        <w:rPr>
+          <w:rFonts w:ascii="Times New Roman" w:eastAsia="Times New Roman" w:hAnsi="Times New Roman" w:cs="Times New Roman"/>
+          <w:b/>
+          <w:bCs/>
+          <w:color w:val="007BB8"/>
+          <w:lang w:eastAsia="pt-BR"/>
+        </w:rPr>
+        <w:t>&lt;</w:t>
+      </w:r>
+      <w:proofErr w:type="spellStart"/>
+      <w:r>
+        <w:rPr>
+          <w:rFonts w:ascii="Times New Roman" w:eastAsia="Times New Roman" w:hAnsi="Times New Roman" w:cs="Times New Roman"/>
+          <w:b/>
+          <w:bCs/>
+          <w:color w:val="007BB8"/>
+          <w:lang w:eastAsia="pt-BR"/>
+        </w:rPr>
+        <w:t>label</w:t>
+      </w:r>
+      <w:proofErr w:type="spellEnd"/>
+      <w:r>
+        <w:rPr>
+          <w:rFonts w:ascii="Times New Roman" w:eastAsia="Times New Roman" w:hAnsi="Times New Roman" w:cs="Times New Roman"/>
+          <w:b/>
+          <w:bCs/>
+          <w:color w:val="007BB8"/>
+          <w:lang w:eastAsia="pt-BR"/>
+        </w:rPr>
+        <w:t xml:space="preserve">&gt; – </w:t>
+      </w:r>
+      <w:r>
+        <w:rPr>
+          <w:rFonts w:ascii="Times New Roman" w:eastAsia="Times New Roman" w:hAnsi="Times New Roman" w:cs="Times New Roman"/>
+          <w:lang w:eastAsia="pt-BR"/>
+        </w:rPr>
+        <w:t>rótulo associado a um campo</w:t>
+      </w:r>
+      <w:r>
+        <w:rPr>
+          <w:rFonts w:ascii="Times New Roman" w:eastAsia="Times New Roman" w:hAnsi="Times New Roman" w:cs="Times New Roman"/>
+          <w:lang w:eastAsia="pt-BR"/>
+        </w:rPr>
+        <w:t>. É</w:t>
+      </w:r>
+      <w:r>
+        <w:rPr>
+          <w:rFonts w:ascii="Times New Roman" w:eastAsia="Times New Roman" w:hAnsi="Times New Roman" w:cs="Times New Roman"/>
+          <w:lang w:eastAsia="pt-BR"/>
+        </w:rPr>
+        <w:t xml:space="preserve"> usada para </w:t>
+      </w:r>
+      <w:r>
+        <w:rPr>
+          <w:rFonts w:ascii="Times New Roman" w:eastAsia="Times New Roman" w:hAnsi="Times New Roman" w:cs="Times New Roman"/>
+          <w:b/>
+          <w:bCs/>
+          <w:lang w:eastAsia="pt-BR"/>
+        </w:rPr>
+        <w:t>rotular</w:t>
+      </w:r>
+      <w:r>
+        <w:rPr>
+          <w:rFonts w:ascii="Times New Roman" w:eastAsia="Times New Roman" w:hAnsi="Times New Roman" w:cs="Times New Roman"/>
+          <w:lang w:eastAsia="pt-BR"/>
+        </w:rPr>
+        <w:t xml:space="preserve"> um campo de formulário, como uma caixa de texto (&lt;input&gt;, &lt;</w:t>
+      </w:r>
+      <w:proofErr w:type="spellStart"/>
+      <w:r>
+        <w:rPr>
+          <w:rFonts w:ascii="Times New Roman" w:eastAsia="Times New Roman" w:hAnsi="Times New Roman" w:cs="Times New Roman"/>
+          <w:lang w:eastAsia="pt-BR"/>
+        </w:rPr>
+        <w:t>textarea</w:t>
+      </w:r>
+      <w:proofErr w:type="spellEnd"/>
+      <w:r>
+        <w:rPr>
+          <w:rFonts w:ascii="Times New Roman" w:eastAsia="Times New Roman" w:hAnsi="Times New Roman" w:cs="Times New Roman"/>
+          <w:lang w:eastAsia="pt-BR"/>
+        </w:rPr>
+        <w:t>&gt;, etc.).</w:t>
+      </w:r>
+    </w:p>
+    <w:p>
+      <w:pPr>
+        <w:pStyle w:val="PargrafodaLista"/>
+        <w:spacing w:after="0"/>
+        <w:rPr>
+          <w:rFonts w:ascii="Times New Roman" w:eastAsia="Times New Roman" w:hAnsi="Times New Roman" w:cs="Times New Roman"/>
+          <w:lang w:eastAsia="pt-BR"/>
+        </w:rPr>
+      </w:pPr>
+      <w:proofErr w:type="spellStart"/>
+      <w:r>
+        <w:rPr>
+          <w:rFonts w:ascii="Times New Roman" w:eastAsia="Times New Roman" w:hAnsi="Times New Roman" w:cs="Times New Roman"/>
+          <w:b/>
+          <w:bCs/>
+          <w:color w:val="007BB8"/>
+          <w:lang w:eastAsia="pt-BR"/>
+        </w:rPr>
+        <w:t>Ex</w:t>
+      </w:r>
+      <w:proofErr w:type="spellEnd"/>
+      <w:r>
+        <w:rPr>
+          <w:rFonts w:ascii="Times New Roman" w:eastAsia="Times New Roman" w:hAnsi="Times New Roman" w:cs="Times New Roman"/>
+          <w:b/>
+          <w:bCs/>
+          <w:color w:val="007BB8"/>
+          <w:lang w:eastAsia="pt-BR"/>
+        </w:rPr>
+        <w:t>:</w:t>
+      </w:r>
+      <w:r>
+        <w:rPr>
+          <w:rFonts w:ascii="Times New Roman" w:eastAsia="Times New Roman" w:hAnsi="Times New Roman" w:cs="Times New Roman"/>
+          <w:lang w:eastAsia="pt-BR"/>
+        </w:rPr>
+        <w:t xml:space="preserve"> </w:t>
+      </w:r>
+      <w:r>
+        <w:rPr>
+          <w:rFonts w:ascii="Times New Roman" w:eastAsia="Times New Roman" w:hAnsi="Times New Roman" w:cs="Times New Roman"/>
+          <w:lang w:eastAsia="pt-BR"/>
+        </w:rPr>
+        <w:t>&lt;</w:t>
+      </w:r>
+      <w:proofErr w:type="spellStart"/>
+      <w:r>
+        <w:rPr>
+          <w:rFonts w:ascii="Times New Roman" w:eastAsia="Times New Roman" w:hAnsi="Times New Roman" w:cs="Times New Roman"/>
+          <w:lang w:eastAsia="pt-BR"/>
+        </w:rPr>
+        <w:t>label</w:t>
+      </w:r>
+      <w:proofErr w:type="spellEnd"/>
+      <w:r>
+        <w:rPr>
+          <w:rFonts w:ascii="Times New Roman" w:eastAsia="Times New Roman" w:hAnsi="Times New Roman" w:cs="Times New Roman"/>
+          <w:lang w:eastAsia="pt-BR"/>
+        </w:rPr>
+        <w:t xml:space="preserve"> for=""&gt;</w:t>
+      </w:r>
+      <w:r>
+        <w:rPr>
+          <w:rFonts w:ascii="Times New Roman" w:eastAsia="Times New Roman" w:hAnsi="Times New Roman" w:cs="Times New Roman"/>
+          <w:lang w:eastAsia="pt-BR"/>
+        </w:rPr>
+        <w:t xml:space="preserve"> </w:t>
+      </w:r>
+      <w:r>
+        <w:rPr>
+          <w:rFonts w:ascii="Times New Roman" w:eastAsia="Times New Roman" w:hAnsi="Times New Roman" w:cs="Times New Roman"/>
+          <w:lang w:eastAsia="pt-BR"/>
+        </w:rPr>
+        <w:t>&lt;/</w:t>
+      </w:r>
+      <w:proofErr w:type="spellStart"/>
+      <w:r>
+        <w:rPr>
+          <w:rFonts w:ascii="Times New Roman" w:eastAsia="Times New Roman" w:hAnsi="Times New Roman" w:cs="Times New Roman"/>
+          <w:lang w:eastAsia="pt-BR"/>
+        </w:rPr>
+        <w:t>label</w:t>
+      </w:r>
+      <w:proofErr w:type="spellEnd"/>
+      <w:r>
+        <w:rPr>
+          <w:rFonts w:ascii="Times New Roman" w:eastAsia="Times New Roman" w:hAnsi="Times New Roman" w:cs="Times New Roman"/>
+          <w:lang w:eastAsia="pt-BR"/>
+        </w:rPr>
+        <w:t>&gt;</w:t>
+      </w:r>
+    </w:p>
+    <w:p>
+      <w:pPr>
+        <w:pStyle w:val="PargrafodaLista"/>
+        <w:spacing w:after="0"/>
+        <w:rPr>
+          <w:rFonts w:ascii="Times New Roman" w:eastAsia="Times New Roman" w:hAnsi="Times New Roman" w:cs="Times New Roman"/>
+          <w:lang w:eastAsia="pt-BR"/>
+        </w:rPr>
+      </w:pPr>
+      <w:r>
+        <w:rPr>
+          <w:noProof/>
+        </w:rPr>
+        <w:drawing>
+          <wp:inline distT="0" distB="0" distL="0" distR="0" wp14:anchorId="4AE15C12" wp14:editId="4295FBE6">
+            <wp:extent cx="4504762" cy="971429"/>
+            <wp:effectExtent l="0" t="0" r="0" b="635"/>
+            <wp:docPr id="1327297469" name="Imagem 1"/>
+            <wp:cNvGraphicFramePr>
+              <a:graphicFrameLocks xmlns:a="http://schemas.openxmlformats.org/drawingml/2006/main" noChangeAspect="1"/>
+            </wp:cNvGraphicFramePr>
+            <a:graphic xmlns:a="http://schemas.openxmlformats.org/drawingml/2006/main">
+              <a:graphicData uri="http://schemas.openxmlformats.org/drawingml/2006/picture">
+                <pic:pic xmlns:pic="http://schemas.openxmlformats.org/drawingml/2006/picture">
+                  <pic:nvPicPr>
+                    <pic:cNvPr id="1327297469" name=""/>
+                    <pic:cNvPicPr/>
+                  </pic:nvPicPr>
+                  <pic:blipFill>
+                    <a:blip r:embed="rId63"/>
+                    <a:stretch>
+                      <a:fillRect/>
+                    </a:stretch>
+                  </pic:blipFill>
+                  <pic:spPr>
+                    <a:xfrm>
+                      <a:off x="0" y="0"/>
+                      <a:ext cx="4504762" cy="971429"/>
+                    </a:xfrm>
+                    <a:prstGeom prst="rect">
+                      <a:avLst/>
+                    </a:prstGeom>
+                  </pic:spPr>
+                </pic:pic>
+              </a:graphicData>
+            </a:graphic>
+          </wp:inline>
+        </w:drawing>
+      </w:r>
+    </w:p>
+    <w:p>
+      <w:pPr>
+        <w:pStyle w:val="PargrafodaLista"/>
+        <w:spacing w:after="0"/>
+        <w:rPr>
+          <w:rFonts w:ascii="Times New Roman" w:eastAsia="Times New Roman" w:hAnsi="Times New Roman" w:cs="Times New Roman"/>
+          <w:lang w:eastAsia="pt-BR"/>
+        </w:rPr>
+      </w:pPr>
+      <w:r>
+        <w:rPr>
+          <w:noProof/>
+        </w:rPr>
+        <w:drawing>
+          <wp:inline distT="0" distB="0" distL="0" distR="0" wp14:anchorId="1DEAABCB" wp14:editId="4ECD4FD4">
+            <wp:extent cx="2371429" cy="476190"/>
+            <wp:effectExtent l="0" t="0" r="0" b="635"/>
+            <wp:docPr id="743333783" name="Imagem 1"/>
+            <wp:cNvGraphicFramePr>
+              <a:graphicFrameLocks xmlns:a="http://schemas.openxmlformats.org/drawingml/2006/main" noChangeAspect="1"/>
+            </wp:cNvGraphicFramePr>
+            <a:graphic xmlns:a="http://schemas.openxmlformats.org/drawingml/2006/main">
+              <a:graphicData uri="http://schemas.openxmlformats.org/drawingml/2006/picture">
+                <pic:pic xmlns:pic="http://schemas.openxmlformats.org/drawingml/2006/picture">
+                  <pic:nvPicPr>
+                    <pic:cNvPr id="743333783" name=""/>
+                    <pic:cNvPicPr/>
+                  </pic:nvPicPr>
+                  <pic:blipFill>
+                    <a:blip r:embed="rId64"/>
+                    <a:stretch>
+                      <a:fillRect/>
+                    </a:stretch>
+                  </pic:blipFill>
+                  <pic:spPr>
+                    <a:xfrm>
+                      <a:off x="0" y="0"/>
+                      <a:ext cx="2371429" cy="476190"/>
+                    </a:xfrm>
+                    <a:prstGeom prst="rect">
+                      <a:avLst/>
+                    </a:prstGeom>
+                  </pic:spPr>
+                </pic:pic>
+              </a:graphicData>
+            </a:graphic>
+          </wp:inline>
+        </w:drawing>
+      </w:r>
+    </w:p>
+    <w:p>
+      <w:pPr>
+        <w:pStyle w:val="PargrafodaLista"/>
+        <w:spacing w:after="0"/>
+        <w:rPr>
+          <w:rFonts w:ascii="Times New Roman" w:eastAsia="Times New Roman" w:hAnsi="Times New Roman" w:cs="Times New Roman"/>
+          <w:lang w:eastAsia="pt-BR"/>
+        </w:rPr>
+      </w:pPr>
+    </w:p>
+    <w:p>
+      <w:pPr>
+        <w:pStyle w:val="PargrafodaLista"/>
+        <w:spacing w:after="0"/>
+        <w:rPr>
+          <w:rFonts w:ascii="Times New Roman" w:eastAsia="Times New Roman" w:hAnsi="Times New Roman" w:cs="Times New Roman"/>
+          <w:b/>
+          <w:bCs/>
+          <w:color w:val="007BB8"/>
+          <w:lang w:eastAsia="pt-BR"/>
+        </w:rPr>
+      </w:pPr>
+    </w:p>
+    <w:p>
+      <w:pPr>
+        <w:pStyle w:val="PargrafodaLista"/>
+        <w:numPr>
+          <w:ilvl w:val="0"/>
+          <w:numId w:val="35"/>
+        </w:numPr>
+        <w:spacing w:after="0"/>
+        <w:rPr>
+          <w:rFonts w:ascii="Times New Roman" w:eastAsia="Times New Roman" w:hAnsi="Times New Roman" w:cs="Times New Roman"/>
+          <w:lang w:eastAsia="pt-BR"/>
+        </w:rPr>
+      </w:pPr>
+      <w:r>
+        <w:rPr>
+          <w:rFonts w:ascii="Times New Roman" w:eastAsia="Times New Roman" w:hAnsi="Times New Roman" w:cs="Times New Roman"/>
+          <w:b/>
+          <w:bCs/>
+          <w:color w:val="007BB8"/>
+          <w:lang w:eastAsia="pt-BR"/>
+        </w:rPr>
+        <w:t>&lt;</w:t>
+      </w:r>
+      <w:proofErr w:type="spellStart"/>
+      <w:r>
+        <w:rPr>
+          <w:rFonts w:ascii="Times New Roman" w:eastAsia="Times New Roman" w:hAnsi="Times New Roman" w:cs="Times New Roman"/>
+          <w:b/>
+          <w:bCs/>
+          <w:color w:val="007BB8"/>
+          <w:lang w:eastAsia="pt-BR"/>
+        </w:rPr>
+        <w:t>textarea</w:t>
+      </w:r>
+      <w:proofErr w:type="spellEnd"/>
+      <w:r>
+        <w:rPr>
+          <w:rFonts w:ascii="Times New Roman" w:eastAsia="Times New Roman" w:hAnsi="Times New Roman" w:cs="Times New Roman"/>
+          <w:b/>
+          <w:bCs/>
+          <w:color w:val="007BB8"/>
+          <w:lang w:eastAsia="pt-BR"/>
+        </w:rPr>
+        <w:t xml:space="preserve">&gt; – </w:t>
+      </w:r>
+      <w:r>
+        <w:rPr>
+          <w:rFonts w:ascii="Times New Roman" w:eastAsia="Times New Roman" w:hAnsi="Times New Roman" w:cs="Times New Roman"/>
+          <w:lang w:eastAsia="pt-BR"/>
+        </w:rPr>
+        <w:t xml:space="preserve">É usada para criar uma </w:t>
+      </w:r>
+      <w:r>
+        <w:rPr>
+          <w:rFonts w:ascii="Times New Roman" w:eastAsia="Times New Roman" w:hAnsi="Times New Roman" w:cs="Times New Roman"/>
+          <w:b/>
+          <w:bCs/>
+          <w:lang w:eastAsia="pt-BR"/>
+        </w:rPr>
+        <w:t>área de texto com várias linhas</w:t>
+      </w:r>
+      <w:r>
+        <w:rPr>
+          <w:rFonts w:ascii="Times New Roman" w:eastAsia="Times New Roman" w:hAnsi="Times New Roman" w:cs="Times New Roman"/>
+          <w:lang w:eastAsia="pt-BR"/>
+        </w:rPr>
+        <w:t>, ideal para mensagens, comentários, observações, etc.</w:t>
+      </w:r>
+    </w:p>
+    <w:p>
+      <w:pPr>
+        <w:pStyle w:val="PargrafodaLista"/>
+        <w:spacing w:after="0"/>
+        <w:rPr>
+          <w:rFonts w:ascii="Times New Roman" w:eastAsia="Times New Roman" w:hAnsi="Times New Roman" w:cs="Times New Roman"/>
+          <w:lang w:eastAsia="pt-BR"/>
+        </w:rPr>
+      </w:pPr>
+      <w:proofErr w:type="spellStart"/>
+      <w:r>
+        <w:rPr>
+          <w:rFonts w:ascii="Times New Roman" w:eastAsia="Times New Roman" w:hAnsi="Times New Roman" w:cs="Times New Roman"/>
+          <w:b/>
+          <w:bCs/>
+          <w:color w:val="007BB8"/>
+          <w:lang w:eastAsia="pt-BR"/>
+        </w:rPr>
+        <w:t>Ex</w:t>
+      </w:r>
+      <w:proofErr w:type="spellEnd"/>
+      <w:r>
+        <w:rPr>
+          <w:rFonts w:ascii="Times New Roman" w:eastAsia="Times New Roman" w:hAnsi="Times New Roman" w:cs="Times New Roman"/>
+          <w:b/>
+          <w:bCs/>
+          <w:color w:val="007BB8"/>
+          <w:lang w:eastAsia="pt-BR"/>
+        </w:rPr>
+        <w:t>:</w:t>
+      </w:r>
+      <w:r>
+        <w:rPr>
+          <w:rFonts w:ascii="Times New Roman" w:eastAsia="Times New Roman" w:hAnsi="Times New Roman" w:cs="Times New Roman"/>
+          <w:lang w:eastAsia="pt-BR"/>
+        </w:rPr>
+        <w:t xml:space="preserve"> </w:t>
+      </w:r>
+      <w:r>
+        <w:rPr>
+          <w:rFonts w:ascii="Times New Roman" w:eastAsia="Times New Roman" w:hAnsi="Times New Roman" w:cs="Times New Roman"/>
+          <w:lang w:eastAsia="pt-BR"/>
+        </w:rPr>
+        <w:t>&lt;</w:t>
+      </w:r>
+      <w:proofErr w:type="spellStart"/>
+      <w:r>
+        <w:rPr>
+          <w:rFonts w:ascii="Times New Roman" w:eastAsia="Times New Roman" w:hAnsi="Times New Roman" w:cs="Times New Roman"/>
+          <w:lang w:eastAsia="pt-BR"/>
+        </w:rPr>
+        <w:t>textarea</w:t>
+      </w:r>
+      <w:proofErr w:type="spellEnd"/>
+      <w:r>
+        <w:rPr>
+          <w:rFonts w:ascii="Times New Roman" w:eastAsia="Times New Roman" w:hAnsi="Times New Roman" w:cs="Times New Roman"/>
+          <w:lang w:eastAsia="pt-BR"/>
+        </w:rPr>
+        <w:t xml:space="preserve"> </w:t>
+      </w:r>
+      <w:proofErr w:type="spellStart"/>
+      <w:r>
+        <w:rPr>
+          <w:rFonts w:ascii="Times New Roman" w:eastAsia="Times New Roman" w:hAnsi="Times New Roman" w:cs="Times New Roman"/>
+          <w:lang w:eastAsia="pt-BR"/>
+        </w:rPr>
+        <w:t>name</w:t>
+      </w:r>
+      <w:proofErr w:type="spellEnd"/>
+      <w:r>
+        <w:rPr>
+          <w:rFonts w:ascii="Times New Roman" w:eastAsia="Times New Roman" w:hAnsi="Times New Roman" w:cs="Times New Roman"/>
+          <w:lang w:eastAsia="pt-BR"/>
+        </w:rPr>
+        <w:t>="" id=""&gt;&lt;/</w:t>
+      </w:r>
+      <w:proofErr w:type="spellStart"/>
+      <w:r>
+        <w:rPr>
+          <w:rFonts w:ascii="Times New Roman" w:eastAsia="Times New Roman" w:hAnsi="Times New Roman" w:cs="Times New Roman"/>
+          <w:lang w:eastAsia="pt-BR"/>
+        </w:rPr>
+        <w:t>textarea</w:t>
+      </w:r>
+      <w:proofErr w:type="spellEnd"/>
+      <w:r>
+        <w:rPr>
+          <w:rFonts w:ascii="Times New Roman" w:eastAsia="Times New Roman" w:hAnsi="Times New Roman" w:cs="Times New Roman"/>
+          <w:lang w:eastAsia="pt-BR"/>
+        </w:rPr>
+        <w:t>&gt;</w:t>
+      </w:r>
+    </w:p>
+    <w:p>
+      <w:pPr>
+        <w:pStyle w:val="PargrafodaLista"/>
+        <w:spacing w:after="0"/>
+        <w:rPr>
+          <w:rFonts w:ascii="Times New Roman" w:eastAsia="Times New Roman" w:hAnsi="Times New Roman" w:cs="Times New Roman"/>
+          <w:lang w:eastAsia="pt-BR"/>
+        </w:rPr>
+      </w:pPr>
+    </w:p>
+    <w:p>
+      <w:pPr>
+        <w:pStyle w:val="PargrafodaLista"/>
+        <w:spacing w:after="0"/>
+        <w:rPr>
+          <w:rFonts w:ascii="Times New Roman" w:eastAsia="Times New Roman" w:hAnsi="Times New Roman" w:cs="Times New Roman"/>
+          <w:lang w:eastAsia="pt-BR"/>
+        </w:rPr>
+      </w:pPr>
+    </w:p>
+    <w:p>
+      <w:pPr>
+        <w:pStyle w:val="PargrafodaLista"/>
+        <w:spacing w:after="0"/>
+        <w:rPr>
+          <w:rFonts w:ascii="Times New Roman" w:eastAsia="Times New Roman" w:hAnsi="Times New Roman" w:cs="Times New Roman"/>
+          <w:lang w:eastAsia="pt-BR"/>
+        </w:rPr>
+      </w:pPr>
+      <w:r>
+        <w:rPr>
+          <w:noProof/>
+        </w:rPr>
+        <w:drawing>
+          <wp:inline distT="0" distB="0" distL="0" distR="0" wp14:anchorId="6A90D20D" wp14:editId="074F9FC7">
+            <wp:extent cx="5400040" cy="1065530"/>
+            <wp:effectExtent l="0" t="0" r="0" b="1270"/>
+            <wp:docPr id="1685286790" name="Imagem 1"/>
+            <wp:cNvGraphicFramePr>
+              <a:graphicFrameLocks xmlns:a="http://schemas.openxmlformats.org/drawingml/2006/main" noChangeAspect="1"/>
+            </wp:cNvGraphicFramePr>
+            <a:graphic xmlns:a="http://schemas.openxmlformats.org/drawingml/2006/main">
+              <a:graphicData uri="http://schemas.openxmlformats.org/drawingml/2006/picture">
+                <pic:pic xmlns:pic="http://schemas.openxmlformats.org/drawingml/2006/picture">
+                  <pic:nvPicPr>
+                    <pic:cNvPr id="1685286790" name=""/>
+                    <pic:cNvPicPr/>
+                  </pic:nvPicPr>
+                  <pic:blipFill>
+                    <a:blip r:embed="rId65"/>
+                    <a:stretch>
+                      <a:fillRect/>
+                    </a:stretch>
+                  </pic:blipFill>
+                  <pic:spPr>
+                    <a:xfrm>
+                      <a:off x="0" y="0"/>
+                      <a:ext cx="5400040" cy="1065530"/>
+                    </a:xfrm>
+                    <a:prstGeom prst="rect">
+                      <a:avLst/>
+                    </a:prstGeom>
+                  </pic:spPr>
+                </pic:pic>
+              </a:graphicData>
+            </a:graphic>
+          </wp:inline>
+        </w:drawing>
+      </w:r>
+    </w:p>
+    <w:p>
+      <w:pPr>
+        <w:pStyle w:val="PargrafodaLista"/>
+        <w:spacing w:after="0"/>
+        <w:rPr>
+          <w:rFonts w:ascii="Times New Roman" w:eastAsia="Times New Roman" w:hAnsi="Times New Roman" w:cs="Times New Roman"/>
+          <w:lang w:eastAsia="pt-BR"/>
+        </w:rPr>
+      </w:pPr>
+      <w:r>
+        <w:rPr>
+          <w:noProof/>
+        </w:rPr>
+        <w:drawing>
+          <wp:inline distT="0" distB="0" distL="0" distR="0" wp14:anchorId="4FBDE715" wp14:editId="4356E24D">
+            <wp:extent cx="2514600" cy="1009650"/>
+            <wp:effectExtent l="0" t="0" r="0" b="0"/>
+            <wp:docPr id="1882739774" name="Imagem 1"/>
+            <wp:cNvGraphicFramePr>
+              <a:graphicFrameLocks xmlns:a="http://schemas.openxmlformats.org/drawingml/2006/main" noChangeAspect="1"/>
+            </wp:cNvGraphicFramePr>
+            <a:graphic xmlns:a="http://schemas.openxmlformats.org/drawingml/2006/main">
+              <a:graphicData uri="http://schemas.openxmlformats.org/drawingml/2006/picture">
+                <pic:pic xmlns:pic="http://schemas.openxmlformats.org/drawingml/2006/picture">
+                  <pic:nvPicPr>
+                    <pic:cNvPr id="1882739774" name=""/>
+                    <pic:cNvPicPr/>
+                  </pic:nvPicPr>
+                  <pic:blipFill>
+                    <a:blip r:embed="rId66"/>
+                    <a:stretch>
+                      <a:fillRect/>
+                    </a:stretch>
+                  </pic:blipFill>
+                  <pic:spPr>
+                    <a:xfrm>
+                      <a:off x="0" y="0"/>
+                      <a:ext cx="2514600" cy="1009650"/>
+                    </a:xfrm>
+                    <a:prstGeom prst="rect">
+                      <a:avLst/>
+                    </a:prstGeom>
+                  </pic:spPr>
+                </pic:pic>
+              </a:graphicData>
+            </a:graphic>
+          </wp:inline>
+        </w:drawing>
+      </w:r>
+    </w:p>
+    <w:p>
+      <w:pPr>
+        <w:pStyle w:val="PargrafodaLista"/>
+        <w:spacing w:after="0"/>
+        <w:rPr>
+          <w:rFonts w:ascii="Times New Roman" w:eastAsia="Times New Roman" w:hAnsi="Times New Roman" w:cs="Times New Roman"/>
+          <w:lang w:eastAsia="pt-BR"/>
+        </w:rPr>
+      </w:pPr>
+    </w:p>
+    <w:p>
+      <w:pPr>
+        <w:pStyle w:val="PargrafodaLista"/>
+        <w:numPr>
+          <w:ilvl w:val="0"/>
+          <w:numId w:val="35"/>
+        </w:numPr>
+        <w:spacing w:after="0"/>
+        <w:rPr>
+          <w:rFonts w:ascii="Times New Roman" w:eastAsia="Times New Roman" w:hAnsi="Times New Roman" w:cs="Times New Roman"/>
+          <w:b/>
+          <w:bCs/>
+          <w:color w:val="007BB8"/>
+          <w:lang w:eastAsia="pt-BR"/>
+        </w:rPr>
+      </w:pPr>
+      <w:r>
+        <w:rPr>
+          <w:rFonts w:ascii="Times New Roman" w:eastAsia="Times New Roman" w:hAnsi="Times New Roman" w:cs="Times New Roman"/>
+          <w:b/>
+          <w:bCs/>
+          <w:color w:val="007BB8"/>
+          <w:lang w:eastAsia="pt-BR"/>
+        </w:rPr>
+        <w:t>&lt;</w:t>
+      </w:r>
+      <w:proofErr w:type="spellStart"/>
+      <w:r>
+        <w:rPr>
+          <w:rFonts w:ascii="Times New Roman" w:eastAsia="Times New Roman" w:hAnsi="Times New Roman" w:cs="Times New Roman"/>
+          <w:b/>
+          <w:bCs/>
+          <w:color w:val="007BB8"/>
+          <w:lang w:eastAsia="pt-BR"/>
+        </w:rPr>
+        <w:t>select</w:t>
+      </w:r>
+      <w:proofErr w:type="spellEnd"/>
+      <w:r>
+        <w:rPr>
+          <w:rFonts w:ascii="Times New Roman" w:eastAsia="Times New Roman" w:hAnsi="Times New Roman" w:cs="Times New Roman"/>
+          <w:b/>
+          <w:bCs/>
+          <w:color w:val="007BB8"/>
+          <w:lang w:eastAsia="pt-BR"/>
+        </w:rPr>
+        <w:t xml:space="preserve">&gt; – </w:t>
+      </w:r>
+      <w:r>
+        <w:rPr>
+          <w:rFonts w:ascii="Times New Roman" w:eastAsia="Times New Roman" w:hAnsi="Times New Roman" w:cs="Times New Roman"/>
+          <w:lang w:eastAsia="pt-BR"/>
+        </w:rPr>
+        <w:t>caixa de seleção (</w:t>
+      </w:r>
+      <w:proofErr w:type="spellStart"/>
+      <w:r>
+        <w:rPr>
+          <w:rFonts w:ascii="Times New Roman" w:eastAsia="Times New Roman" w:hAnsi="Times New Roman" w:cs="Times New Roman"/>
+          <w:lang w:eastAsia="pt-BR"/>
+        </w:rPr>
+        <w:t>dropdown</w:t>
+      </w:r>
+      <w:proofErr w:type="spellEnd"/>
+      <w:r>
+        <w:rPr>
+          <w:rFonts w:ascii="Times New Roman" w:eastAsia="Times New Roman" w:hAnsi="Times New Roman" w:cs="Times New Roman"/>
+          <w:lang w:eastAsia="pt-BR"/>
+        </w:rPr>
+        <w:t>)</w:t>
+      </w:r>
+      <w:r>
+        <w:rPr>
+          <w:rFonts w:ascii="Times New Roman" w:eastAsia="Times New Roman" w:hAnsi="Times New Roman" w:cs="Times New Roman"/>
+          <w:lang w:eastAsia="pt-BR"/>
+        </w:rPr>
+        <w:t xml:space="preserve">: </w:t>
+      </w:r>
+      <w:r>
+        <w:rPr>
+          <w:rFonts w:ascii="Times New Roman" w:eastAsia="Times New Roman" w:hAnsi="Times New Roman" w:cs="Times New Roman"/>
+          <w:lang w:eastAsia="pt-BR"/>
+        </w:rPr>
+        <w:t xml:space="preserve">É usada para permitir que o usuário escolha </w:t>
+      </w:r>
+      <w:r>
+        <w:rPr>
+          <w:rFonts w:ascii="Times New Roman" w:eastAsia="Times New Roman" w:hAnsi="Times New Roman" w:cs="Times New Roman"/>
+          <w:b/>
+          <w:bCs/>
+          <w:lang w:eastAsia="pt-BR"/>
+        </w:rPr>
+        <w:t>uma (ou mais) opções</w:t>
+      </w:r>
+      <w:r>
+        <w:rPr>
+          <w:rFonts w:ascii="Times New Roman" w:eastAsia="Times New Roman" w:hAnsi="Times New Roman" w:cs="Times New Roman"/>
+          <w:lang w:eastAsia="pt-BR"/>
+        </w:rPr>
+        <w:t xml:space="preserve"> de uma lista.</w:t>
+      </w:r>
+    </w:p>
+    <w:p>
+      <w:pPr>
+        <w:pStyle w:val="PargrafodaLista"/>
+        <w:spacing w:after="0"/>
+        <w:rPr>
+          <w:rFonts w:ascii="Times New Roman" w:eastAsia="Times New Roman" w:hAnsi="Times New Roman" w:cs="Times New Roman"/>
+          <w:b/>
+          <w:bCs/>
+          <w:color w:val="007BB8"/>
+          <w:lang w:eastAsia="pt-BR"/>
+        </w:rPr>
+      </w:pPr>
+      <w:r>
+        <w:rPr>
+          <w:noProof/>
+        </w:rPr>
+        <w:drawing>
+          <wp:inline distT="0" distB="0" distL="0" distR="0" wp14:anchorId="521F9C64" wp14:editId="21BF83E5">
+            <wp:extent cx="4972050" cy="1914525"/>
+            <wp:effectExtent l="0" t="0" r="0" b="9525"/>
+            <wp:docPr id="332683098" name="Imagem 1"/>
+            <wp:cNvGraphicFramePr>
+              <a:graphicFrameLocks xmlns:a="http://schemas.openxmlformats.org/drawingml/2006/main" noChangeAspect="1"/>
+            </wp:cNvGraphicFramePr>
+            <a:graphic xmlns:a="http://schemas.openxmlformats.org/drawingml/2006/main">
+              <a:graphicData uri="http://schemas.openxmlformats.org/drawingml/2006/picture">
+                <pic:pic xmlns:pic="http://schemas.openxmlformats.org/drawingml/2006/picture">
+                  <pic:nvPicPr>
+                    <pic:cNvPr id="332683098" name=""/>
+                    <pic:cNvPicPr/>
+                  </pic:nvPicPr>
+                  <pic:blipFill>
+                    <a:blip r:embed="rId67"/>
+                    <a:stretch>
+                      <a:fillRect/>
+                    </a:stretch>
+                  </pic:blipFill>
+                  <pic:spPr>
+                    <a:xfrm>
+                      <a:off x="0" y="0"/>
+                      <a:ext cx="4972050" cy="1914525"/>
+                    </a:xfrm>
+                    <a:prstGeom prst="rect">
+                      <a:avLst/>
+                    </a:prstGeom>
+                  </pic:spPr>
+                </pic:pic>
+              </a:graphicData>
+            </a:graphic>
+          </wp:inline>
+        </w:drawing>
+      </w:r>
+    </w:p>
+    <w:p>
+      <w:pPr>
+        <w:pStyle w:val="PargrafodaLista"/>
+        <w:spacing w:after="0"/>
+        <w:rPr>
+          <w:rFonts w:ascii="Times New Roman" w:eastAsia="Times New Roman" w:hAnsi="Times New Roman" w:cs="Times New Roman"/>
+          <w:b/>
+          <w:bCs/>
+          <w:color w:val="007BB8"/>
+          <w:lang w:eastAsia="pt-BR"/>
+        </w:rPr>
+      </w:pPr>
+      <w:r>
+        <w:rPr>
+          <w:noProof/>
+        </w:rPr>
+        <w:drawing>
+          <wp:inline distT="0" distB="0" distL="0" distR="0" wp14:anchorId="01DBBEA9" wp14:editId="662E115D">
+            <wp:extent cx="1400000" cy="1209524"/>
+            <wp:effectExtent l="0" t="0" r="0" b="0"/>
+            <wp:docPr id="1806663272" name="Imagem 1"/>
+            <wp:cNvGraphicFramePr>
+              <a:graphicFrameLocks xmlns:a="http://schemas.openxmlformats.org/drawingml/2006/main" noChangeAspect="1"/>
+            </wp:cNvGraphicFramePr>
+            <a:graphic xmlns:a="http://schemas.openxmlformats.org/drawingml/2006/main">
+              <a:graphicData uri="http://schemas.openxmlformats.org/drawingml/2006/picture">
+                <pic:pic xmlns:pic="http://schemas.openxmlformats.org/drawingml/2006/picture">
+                  <pic:nvPicPr>
+                    <pic:cNvPr id="1806663272" name=""/>
+                    <pic:cNvPicPr/>
+                  </pic:nvPicPr>
+                  <pic:blipFill>
+                    <a:blip r:embed="rId68"/>
+                    <a:stretch>
+                      <a:fillRect/>
+                    </a:stretch>
+                  </pic:blipFill>
+                  <pic:spPr>
+                    <a:xfrm>
+                      <a:off x="0" y="0"/>
+                      <a:ext cx="1400000" cy="1209524"/>
+                    </a:xfrm>
+                    <a:prstGeom prst="rect">
+                      <a:avLst/>
+                    </a:prstGeom>
+                  </pic:spPr>
+                </pic:pic>
+              </a:graphicData>
+            </a:graphic>
+          </wp:inline>
+        </w:drawing>
+      </w:r>
+    </w:p>
+    <w:p>
+      <w:pPr>
+        <w:spacing w:after="0"/>
+        <w:rPr>
+          <w:rFonts w:ascii="Times New Roman" w:eastAsia="Times New Roman" w:hAnsi="Times New Roman" w:cs="Times New Roman"/>
+          <w:b/>
+          <w:bCs/>
+          <w:color w:val="007BB8"/>
+          <w:lang w:eastAsia="pt-BR"/>
+        </w:rPr>
+      </w:pPr>
+    </w:p>
+    <w:p>
+      <w:pPr>
+        <w:pStyle w:val="PargrafodaLista"/>
+        <w:numPr>
+          <w:ilvl w:val="0"/>
+          <w:numId w:val="35"/>
+        </w:numPr>
+        <w:spacing w:after="0"/>
+        <w:rPr>
+          <w:rFonts w:ascii="Times New Roman" w:eastAsia="Times New Roman" w:hAnsi="Times New Roman" w:cs="Times New Roman"/>
+          <w:lang w:eastAsia="pt-BR"/>
+        </w:rPr>
+      </w:pPr>
+      <w:r>
+        <w:rPr>
+          <w:rFonts w:ascii="Times New Roman" w:eastAsia="Times New Roman" w:hAnsi="Times New Roman" w:cs="Times New Roman"/>
+          <w:b/>
+          <w:bCs/>
+          <w:color w:val="007BB8"/>
+          <w:lang w:eastAsia="pt-BR"/>
+        </w:rPr>
+        <w:t>&lt;</w:t>
+      </w:r>
+      <w:proofErr w:type="spellStart"/>
+      <w:r>
+        <w:rPr>
+          <w:rFonts w:ascii="Times New Roman" w:eastAsia="Times New Roman" w:hAnsi="Times New Roman" w:cs="Times New Roman"/>
+          <w:b/>
+          <w:bCs/>
+          <w:color w:val="007BB8"/>
+          <w:lang w:eastAsia="pt-BR"/>
+        </w:rPr>
+        <w:t>option</w:t>
+      </w:r>
+      <w:proofErr w:type="spellEnd"/>
+      <w:r>
+        <w:rPr>
+          <w:rFonts w:ascii="Times New Roman" w:eastAsia="Times New Roman" w:hAnsi="Times New Roman" w:cs="Times New Roman"/>
+          <w:b/>
+          <w:bCs/>
+          <w:color w:val="007BB8"/>
+          <w:lang w:eastAsia="pt-BR"/>
+        </w:rPr>
+        <w:t xml:space="preserve">&gt; – </w:t>
+      </w:r>
+      <w:r>
+        <w:rPr>
+          <w:rFonts w:ascii="Times New Roman" w:eastAsia="Times New Roman" w:hAnsi="Times New Roman" w:cs="Times New Roman"/>
+          <w:lang w:eastAsia="pt-BR"/>
+        </w:rPr>
+        <w:t>define uma opção dentro de um &lt;</w:t>
+      </w:r>
+      <w:proofErr w:type="spellStart"/>
+      <w:r>
+        <w:rPr>
+          <w:rFonts w:ascii="Times New Roman" w:eastAsia="Times New Roman" w:hAnsi="Times New Roman" w:cs="Times New Roman"/>
+          <w:lang w:eastAsia="pt-BR"/>
+        </w:rPr>
+        <w:t>select</w:t>
+      </w:r>
+      <w:proofErr w:type="spellEnd"/>
+      <w:r>
+        <w:rPr>
+          <w:rFonts w:ascii="Times New Roman" w:eastAsia="Times New Roman" w:hAnsi="Times New Roman" w:cs="Times New Roman"/>
+          <w:lang w:eastAsia="pt-BR"/>
+        </w:rPr>
+        <w:t>&gt;, permitindo que o usuário escolha entre várias opções em um menu suspenso.</w:t>
+      </w:r>
+      <w:r>
+        <w:rPr>
+          <w:rFonts w:ascii="Times New Roman" w:eastAsia="Times New Roman" w:hAnsi="Times New Roman" w:cs="Times New Roman"/>
+          <w:lang w:eastAsia="pt-BR"/>
+        </w:rPr>
+        <w:br/>
+      </w:r>
+    </w:p>
+    <w:p>
+      <w:pPr>
+        <w:pStyle w:val="PargrafodaLista"/>
+        <w:numPr>
+          <w:ilvl w:val="0"/>
+          <w:numId w:val="35"/>
+        </w:numPr>
+        <w:spacing w:after="0"/>
+        <w:rPr>
+          <w:rFonts w:ascii="Times New Roman" w:eastAsia="Times New Roman" w:hAnsi="Times New Roman" w:cs="Times New Roman"/>
+          <w:b/>
+          <w:bCs/>
+          <w:color w:val="007BB8"/>
+          <w:lang w:eastAsia="pt-BR"/>
+        </w:rPr>
+      </w:pPr>
+      <w:r>
+        <w:rPr>
+          <w:rFonts w:ascii="Times New Roman" w:eastAsia="Times New Roman" w:hAnsi="Times New Roman" w:cs="Times New Roman"/>
+          <w:b/>
+          <w:bCs/>
+          <w:color w:val="007BB8"/>
+          <w:lang w:eastAsia="pt-BR"/>
+        </w:rPr>
+        <w:lastRenderedPageBreak/>
+        <w:t>&lt;</w:t>
+      </w:r>
+      <w:proofErr w:type="spellStart"/>
+      <w:r>
+        <w:rPr>
+          <w:rFonts w:ascii="Times New Roman" w:eastAsia="Times New Roman" w:hAnsi="Times New Roman" w:cs="Times New Roman"/>
+          <w:b/>
+          <w:bCs/>
+          <w:color w:val="007BB8"/>
+          <w:lang w:eastAsia="pt-BR"/>
+        </w:rPr>
+        <w:t>fieldset</w:t>
+      </w:r>
+      <w:proofErr w:type="spellEnd"/>
+      <w:r>
+        <w:rPr>
+          <w:rFonts w:ascii="Times New Roman" w:eastAsia="Times New Roman" w:hAnsi="Times New Roman" w:cs="Times New Roman"/>
+          <w:b/>
+          <w:bCs/>
+          <w:color w:val="007BB8"/>
+          <w:lang w:eastAsia="pt-BR"/>
+        </w:rPr>
+        <w:t xml:space="preserve">&gt; – </w:t>
+      </w:r>
+      <w:r>
+        <w:rPr>
+          <w:rFonts w:ascii="Times New Roman" w:eastAsia="Times New Roman" w:hAnsi="Times New Roman" w:cs="Times New Roman"/>
+          <w:lang w:eastAsia="pt-BR"/>
+        </w:rPr>
+        <w:t>é usada para agrupar elementos dentro de um formulário, criando uma caixa ao redor dos itens para melhorar a organização e a acessibilidade.</w:t>
+      </w:r>
+      <w:r>
+        <w:rPr>
+          <w:rFonts w:ascii="Times New Roman" w:eastAsia="Times New Roman" w:hAnsi="Times New Roman" w:cs="Times New Roman"/>
+          <w:lang w:eastAsia="pt-BR"/>
+        </w:rPr>
+        <w:br/>
+      </w:r>
+      <w:r>
+        <w:rPr>
+          <w:noProof/>
+        </w:rPr>
+        <w:drawing>
+          <wp:inline distT="0" distB="0" distL="0" distR="0" wp14:anchorId="0523FA70" wp14:editId="504B4FE3">
+            <wp:extent cx="4886325" cy="2124075"/>
+            <wp:effectExtent l="0" t="0" r="9525" b="9525"/>
+            <wp:docPr id="1229331903" name="Imagem 1"/>
+            <wp:cNvGraphicFramePr>
+              <a:graphicFrameLocks xmlns:a="http://schemas.openxmlformats.org/drawingml/2006/main" noChangeAspect="1"/>
+            </wp:cNvGraphicFramePr>
+            <a:graphic xmlns:a="http://schemas.openxmlformats.org/drawingml/2006/main">
+              <a:graphicData uri="http://schemas.openxmlformats.org/drawingml/2006/picture">
+                <pic:pic xmlns:pic="http://schemas.openxmlformats.org/drawingml/2006/picture">
+                  <pic:nvPicPr>
+                    <pic:cNvPr id="1229331903" name=""/>
+                    <pic:cNvPicPr/>
+                  </pic:nvPicPr>
+                  <pic:blipFill>
+                    <a:blip r:embed="rId69"/>
+                    <a:stretch>
+                      <a:fillRect/>
+                    </a:stretch>
+                  </pic:blipFill>
+                  <pic:spPr>
+                    <a:xfrm>
+                      <a:off x="0" y="0"/>
+                      <a:ext cx="4886325" cy="2124075"/>
+                    </a:xfrm>
+                    <a:prstGeom prst="rect">
+                      <a:avLst/>
+                    </a:prstGeom>
+                  </pic:spPr>
+                </pic:pic>
+              </a:graphicData>
+            </a:graphic>
+          </wp:inline>
+        </w:drawing>
+      </w:r>
+    </w:p>
+    <w:p>
+      <w:pPr>
+        <w:pStyle w:val="PargrafodaLista"/>
+        <w:spacing w:after="0"/>
+        <w:rPr>
+          <w:rFonts w:ascii="Times New Roman" w:eastAsia="Times New Roman" w:hAnsi="Times New Roman" w:cs="Times New Roman"/>
+          <w:b/>
+          <w:bCs/>
+          <w:color w:val="007BB8"/>
+          <w:lang w:eastAsia="pt-BR"/>
+        </w:rPr>
+      </w:pPr>
+      <w:r>
+        <w:rPr>
+          <w:noProof/>
+        </w:rPr>
+        <w:drawing>
+          <wp:inline distT="0" distB="0" distL="0" distR="0" wp14:anchorId="790D28E3" wp14:editId="38FB2A37">
+            <wp:extent cx="5400040" cy="534670"/>
+            <wp:effectExtent l="0" t="0" r="0" b="0"/>
+            <wp:docPr id="1587894237" name="Imagem 1"/>
+            <wp:cNvGraphicFramePr>
+              <a:graphicFrameLocks xmlns:a="http://schemas.openxmlformats.org/drawingml/2006/main" noChangeAspect="1"/>
+            </wp:cNvGraphicFramePr>
+            <a:graphic xmlns:a="http://schemas.openxmlformats.org/drawingml/2006/main">
+              <a:graphicData uri="http://schemas.openxmlformats.org/drawingml/2006/picture">
+                <pic:pic xmlns:pic="http://schemas.openxmlformats.org/drawingml/2006/picture">
+                  <pic:nvPicPr>
+                    <pic:cNvPr id="1587894237" name=""/>
+                    <pic:cNvPicPr/>
+                  </pic:nvPicPr>
+                  <pic:blipFill>
+                    <a:blip r:embed="rId70"/>
+                    <a:stretch>
+                      <a:fillRect/>
+                    </a:stretch>
+                  </pic:blipFill>
+                  <pic:spPr>
+                    <a:xfrm>
+                      <a:off x="0" y="0"/>
+                      <a:ext cx="5400040" cy="534670"/>
+                    </a:xfrm>
+                    <a:prstGeom prst="rect">
+                      <a:avLst/>
+                    </a:prstGeom>
+                  </pic:spPr>
+                </pic:pic>
+              </a:graphicData>
+            </a:graphic>
+          </wp:inline>
+        </w:drawing>
+      </w:r>
+    </w:p>
+    <w:p>
+      <w:pPr>
+        <w:pStyle w:val="PargrafodaLista"/>
+        <w:spacing w:after="0"/>
+        <w:rPr>
+          <w:rFonts w:ascii="Times New Roman" w:eastAsia="Times New Roman" w:hAnsi="Times New Roman" w:cs="Times New Roman"/>
+          <w:b/>
+          <w:bCs/>
+          <w:color w:val="007BB8"/>
+          <w:lang w:eastAsia="pt-BR"/>
+        </w:rPr>
+      </w:pPr>
+    </w:p>
+    <w:p>
+      <w:pPr>
+        <w:pStyle w:val="PargrafodaLista"/>
+        <w:numPr>
+          <w:ilvl w:val="0"/>
+          <w:numId w:val="35"/>
+        </w:numPr>
+        <w:spacing w:after="0"/>
+        <w:rPr>
+          <w:rFonts w:ascii="Times New Roman" w:eastAsia="Times New Roman" w:hAnsi="Times New Roman" w:cs="Times New Roman"/>
+          <w:b/>
+          <w:bCs/>
+          <w:color w:val="007BB8"/>
+          <w:lang w:eastAsia="pt-BR"/>
+        </w:rPr>
+      </w:pPr>
+      <w:r>
+        <w:rPr>
+          <w:rFonts w:ascii="Times New Roman" w:eastAsia="Times New Roman" w:hAnsi="Times New Roman" w:cs="Times New Roman"/>
+          <w:b/>
+          <w:bCs/>
+          <w:color w:val="007BB8"/>
+          <w:lang w:eastAsia="pt-BR"/>
+        </w:rPr>
+        <w:t>&lt;</w:t>
+      </w:r>
+      <w:proofErr w:type="spellStart"/>
+      <w:r>
+        <w:rPr>
+          <w:rFonts w:ascii="Times New Roman" w:eastAsia="Times New Roman" w:hAnsi="Times New Roman" w:cs="Times New Roman"/>
+          <w:b/>
+          <w:bCs/>
+          <w:color w:val="007BB8"/>
+          <w:lang w:eastAsia="pt-BR"/>
+        </w:rPr>
+        <w:t>legend</w:t>
+      </w:r>
+      <w:proofErr w:type="spellEnd"/>
+      <w:r>
+        <w:rPr>
+          <w:rFonts w:ascii="Times New Roman" w:eastAsia="Times New Roman" w:hAnsi="Times New Roman" w:cs="Times New Roman"/>
+          <w:b/>
+          <w:bCs/>
+          <w:color w:val="007BB8"/>
+          <w:lang w:eastAsia="pt-BR"/>
+        </w:rPr>
+        <w:t xml:space="preserve">&gt; – </w:t>
+      </w:r>
+      <w:r>
+        <w:rPr>
+          <w:rFonts w:ascii="Times New Roman" w:eastAsia="Times New Roman" w:hAnsi="Times New Roman" w:cs="Times New Roman"/>
+          <w:lang w:eastAsia="pt-BR"/>
+        </w:rPr>
+        <w:t>legenda para o &lt;</w:t>
+      </w:r>
+      <w:proofErr w:type="spellStart"/>
+      <w:r>
+        <w:rPr>
+          <w:rFonts w:ascii="Times New Roman" w:eastAsia="Times New Roman" w:hAnsi="Times New Roman" w:cs="Times New Roman"/>
+          <w:lang w:eastAsia="pt-BR"/>
+        </w:rPr>
+        <w:t>fieldset</w:t>
+      </w:r>
+      <w:proofErr w:type="spellEnd"/>
+      <w:r>
+        <w:rPr>
+          <w:rFonts w:ascii="Times New Roman" w:eastAsia="Times New Roman" w:hAnsi="Times New Roman" w:cs="Times New Roman"/>
+          <w:lang w:eastAsia="pt-BR"/>
+        </w:rPr>
+        <w:t>&gt;</w:t>
+      </w:r>
+    </w:p>
+    <w:p>
+      <w:pPr>
+        <w:pStyle w:val="PargrafodaLista"/>
+        <w:numPr>
+          <w:ilvl w:val="0"/>
+          <w:numId w:val="35"/>
+        </w:numPr>
+        <w:spacing w:after="0"/>
+        <w:rPr>
+          <w:rFonts w:ascii="Times New Roman" w:eastAsia="Times New Roman" w:hAnsi="Times New Roman" w:cs="Times New Roman"/>
+          <w:lang w:eastAsia="pt-BR"/>
+        </w:rPr>
+      </w:pPr>
+      <w:r>
+        <w:rPr>
+          <w:rFonts w:ascii="Times New Roman" w:eastAsia="Times New Roman" w:hAnsi="Times New Roman" w:cs="Times New Roman"/>
+          <w:b/>
+          <w:bCs/>
+          <w:color w:val="007BB8"/>
+          <w:lang w:eastAsia="pt-BR"/>
+        </w:rPr>
+        <w:t>&lt;</w:t>
+      </w:r>
+      <w:proofErr w:type="spellStart"/>
+      <w:r>
+        <w:rPr>
+          <w:rFonts w:ascii="Times New Roman" w:eastAsia="Times New Roman" w:hAnsi="Times New Roman" w:cs="Times New Roman"/>
+          <w:b/>
+          <w:bCs/>
+          <w:color w:val="007BB8"/>
+          <w:lang w:eastAsia="pt-BR"/>
+        </w:rPr>
+        <w:t>button</w:t>
+      </w:r>
+      <w:proofErr w:type="spellEnd"/>
+      <w:r>
+        <w:rPr>
+          <w:rFonts w:ascii="Times New Roman" w:eastAsia="Times New Roman" w:hAnsi="Times New Roman" w:cs="Times New Roman"/>
+          <w:b/>
+          <w:bCs/>
+          <w:color w:val="007BB8"/>
+          <w:lang w:eastAsia="pt-BR"/>
+        </w:rPr>
+        <w:t xml:space="preserve">&gt; </w:t>
+      </w:r>
+      <w:proofErr w:type="gramStart"/>
+      <w:r>
+        <w:rPr>
+          <w:rFonts w:ascii="Times New Roman" w:eastAsia="Times New Roman" w:hAnsi="Times New Roman" w:cs="Times New Roman"/>
+          <w:b/>
+          <w:bCs/>
+          <w:color w:val="007BB8"/>
+          <w:lang w:eastAsia="pt-BR"/>
+        </w:rPr>
+        <w:t xml:space="preserve">– </w:t>
+      </w:r>
+      <w:r>
+        <w:rPr>
+          <w:rFonts w:ascii="Times New Roman" w:eastAsia="Times New Roman" w:hAnsi="Times New Roman" w:cs="Times New Roman"/>
+          <w:lang w:eastAsia="pt-BR"/>
+        </w:rPr>
+        <w:t xml:space="preserve"> </w:t>
+      </w:r>
+      <w:r>
+        <w:rPr>
+          <w:rFonts w:ascii="Times New Roman" w:eastAsia="Times New Roman" w:hAnsi="Times New Roman" w:cs="Times New Roman"/>
+          <w:lang w:eastAsia="pt-BR"/>
+        </w:rPr>
+        <w:t>C</w:t>
+      </w:r>
+      <w:r>
+        <w:rPr>
+          <w:rFonts w:ascii="Times New Roman" w:eastAsia="Times New Roman" w:hAnsi="Times New Roman" w:cs="Times New Roman"/>
+          <w:lang w:eastAsia="pt-BR"/>
+        </w:rPr>
+        <w:t>ria</w:t>
+      </w:r>
+      <w:proofErr w:type="gramEnd"/>
+      <w:r>
+        <w:rPr>
+          <w:rFonts w:ascii="Times New Roman" w:eastAsia="Times New Roman" w:hAnsi="Times New Roman" w:cs="Times New Roman"/>
+          <w:lang w:eastAsia="pt-BR"/>
+        </w:rPr>
+        <w:t xml:space="preserve"> um botão clicável, permitindo incluir texto, ícones ou outros elementos dentro.</w:t>
+      </w:r>
+    </w:p>
+    <w:p>
+      <w:pPr>
+        <w:spacing w:after="0"/>
+        <w:rPr>
+          <w:rFonts w:ascii="Times New Roman" w:eastAsia="Times New Roman" w:hAnsi="Times New Roman" w:cs="Times New Roman"/>
+          <w:lang w:eastAsia="pt-BR"/>
+        </w:rPr>
+      </w:pPr>
+    </w:p>
+    <w:p>
+      <w:pPr>
+        <w:pStyle w:val="PargrafodaLista"/>
+        <w:spacing w:after="0"/>
+        <w:rPr>
+          <w:rFonts w:ascii="Times New Roman" w:eastAsia="Times New Roman" w:hAnsi="Times New Roman" w:cs="Times New Roman"/>
+          <w:lang w:eastAsia="pt-BR"/>
+        </w:rPr>
+      </w:pPr>
+      <w:r>
+        <w:rPr>
+          <w:noProof/>
+        </w:rPr>
+        <w:drawing>
+          <wp:inline distT="0" distB="0" distL="0" distR="0" wp14:anchorId="65950C72" wp14:editId="220B63C2">
+            <wp:extent cx="4295775" cy="781050"/>
+            <wp:effectExtent l="0" t="0" r="9525" b="0"/>
+            <wp:docPr id="791467" name="Imagem 1"/>
+            <wp:cNvGraphicFramePr>
+              <a:graphicFrameLocks xmlns:a="http://schemas.openxmlformats.org/drawingml/2006/main" noChangeAspect="1"/>
+            </wp:cNvGraphicFramePr>
+            <a:graphic xmlns:a="http://schemas.openxmlformats.org/drawingml/2006/main">
+              <a:graphicData uri="http://schemas.openxmlformats.org/drawingml/2006/picture">
+                <pic:pic xmlns:pic="http://schemas.openxmlformats.org/drawingml/2006/picture">
+                  <pic:nvPicPr>
+                    <pic:cNvPr id="791467" name=""/>
+                    <pic:cNvPicPr/>
+                  </pic:nvPicPr>
+                  <pic:blipFill>
+                    <a:blip r:embed="rId71"/>
+                    <a:stretch>
+                      <a:fillRect/>
+                    </a:stretch>
+                  </pic:blipFill>
+                  <pic:spPr>
+                    <a:xfrm>
+                      <a:off x="0" y="0"/>
+                      <a:ext cx="4295775" cy="781050"/>
+                    </a:xfrm>
+                    <a:prstGeom prst="rect">
+                      <a:avLst/>
+                    </a:prstGeom>
+                  </pic:spPr>
+                </pic:pic>
+              </a:graphicData>
+            </a:graphic>
+          </wp:inline>
+        </w:drawing>
+      </w:r>
+    </w:p>
+    <w:p>
+      <w:pPr>
+        <w:pStyle w:val="PargrafodaLista"/>
+        <w:spacing w:after="0"/>
+        <w:rPr>
+          <w:rFonts w:ascii="Times New Roman" w:eastAsia="Times New Roman" w:hAnsi="Times New Roman" w:cs="Times New Roman"/>
+          <w:lang w:eastAsia="pt-BR"/>
+        </w:rPr>
+      </w:pPr>
+      <w:r>
+        <w:rPr>
+          <w:noProof/>
+        </w:rPr>
+        <w:drawing>
+          <wp:inline distT="0" distB="0" distL="0" distR="0" wp14:anchorId="2DDFBD86" wp14:editId="7B767FB0">
+            <wp:extent cx="971550" cy="457200"/>
+            <wp:effectExtent l="0" t="0" r="0" b="0"/>
+            <wp:docPr id="610620267" name="Imagem 1"/>
+            <wp:cNvGraphicFramePr>
+              <a:graphicFrameLocks xmlns:a="http://schemas.openxmlformats.org/drawingml/2006/main" noChangeAspect="1"/>
+            </wp:cNvGraphicFramePr>
+            <a:graphic xmlns:a="http://schemas.openxmlformats.org/drawingml/2006/main">
+              <a:graphicData uri="http://schemas.openxmlformats.org/drawingml/2006/picture">
+                <pic:pic xmlns:pic="http://schemas.openxmlformats.org/drawingml/2006/picture">
+                  <pic:nvPicPr>
+                    <pic:cNvPr id="610620267" name=""/>
+                    <pic:cNvPicPr/>
+                  </pic:nvPicPr>
+                  <pic:blipFill>
+                    <a:blip r:embed="rId72"/>
+                    <a:stretch>
+                      <a:fillRect/>
+                    </a:stretch>
+                  </pic:blipFill>
+                  <pic:spPr>
+                    <a:xfrm>
+                      <a:off x="0" y="0"/>
+                      <a:ext cx="971550" cy="457200"/>
+                    </a:xfrm>
+                    <a:prstGeom prst="rect">
+                      <a:avLst/>
+                    </a:prstGeom>
+                  </pic:spPr>
+                </pic:pic>
+              </a:graphicData>
+            </a:graphic>
+          </wp:inline>
+        </w:drawing>
+      </w:r>
+    </w:p>
+    <w:p>
+      <w:pPr>
+        <w:pStyle w:val="PargrafodaLista"/>
+        <w:spacing w:after="0"/>
+        <w:rPr>
+          <w:rFonts w:ascii="Times New Roman" w:eastAsia="Times New Roman" w:hAnsi="Times New Roman" w:cs="Times New Roman"/>
+          <w:b/>
+          <w:bCs/>
+          <w:color w:val="007BB8"/>
+          <w:lang w:eastAsia="pt-BR"/>
+        </w:rPr>
+      </w:pPr>
+    </w:p>
+    <w:p>
+      <w:pPr>
+        <w:pStyle w:val="PargrafodaLista"/>
+        <w:numPr>
+          <w:ilvl w:val="0"/>
+          <w:numId w:val="35"/>
+        </w:numPr>
+        <w:spacing w:after="0"/>
+        <w:rPr>
+          <w:rFonts w:ascii="Times New Roman" w:eastAsia="Times New Roman" w:hAnsi="Times New Roman" w:cs="Times New Roman"/>
+          <w:b/>
+          <w:bCs/>
+          <w:color w:val="007BB8"/>
+          <w:lang w:eastAsia="pt-BR"/>
+        </w:rPr>
+      </w:pPr>
+      <w:r>
+        <w:rPr>
+          <w:rFonts w:ascii="Times New Roman" w:eastAsia="Times New Roman" w:hAnsi="Times New Roman" w:cs="Times New Roman"/>
+          <w:b/>
+          <w:bCs/>
+          <w:color w:val="007BB8"/>
+          <w:lang w:eastAsia="pt-BR"/>
+        </w:rPr>
+        <w:t xml:space="preserve">&lt;input&gt; </w:t>
+      </w:r>
+      <w:r>
+        <w:rPr>
+          <w:rFonts w:ascii="Times New Roman" w:eastAsia="Times New Roman" w:hAnsi="Times New Roman" w:cs="Times New Roman"/>
+          <w:b/>
+          <w:bCs/>
+          <w:lang w:eastAsia="pt-BR"/>
+        </w:rPr>
+        <w:t xml:space="preserve">Um elemento de formulário. </w:t>
+      </w:r>
+      <w:r>
+        <w:rPr>
+          <w:rFonts w:ascii="Times New Roman" w:eastAsia="Times New Roman" w:hAnsi="Times New Roman" w:cs="Times New Roman"/>
+          <w:lang w:eastAsia="pt-BR"/>
+        </w:rPr>
+        <w:t>Entrada de dados (textos, senhas, etc.)</w:t>
       </w:r>
     </w:p>
     <w:p>
@@ -17064,16 +18917,7 @@
           <w:lang w:eastAsia="pt-BR"/>
           <w14:ligatures w14:val="none"/>
         </w:rPr>
-        <w:t>deslizador</w:t>
-      </w:r>
-      <w:r>
-        <w:rPr>
-          <w:rFonts w:ascii="Times New Roman" w:eastAsia="Times New Roman" w:hAnsi="Times New Roman" w:cs="Times New Roman"/>
-          <w:kern w:val="0"/>
-          <w:lang w:eastAsia="pt-BR"/>
-          <w14:ligatures w14:val="none"/>
-        </w:rPr>
-        <w:t xml:space="preserve"> (</w:t>
+        <w:t>deslizador (</w:t>
       </w:r>
       <w:proofErr w:type="spellStart"/>
       <w:r>
@@ -17113,6 +18957,7 @@
           <w:lang w:eastAsia="pt-BR"/>
           <w14:ligatures w14:val="none"/>
         </w:rPr>
+        <w:lastRenderedPageBreak/>
         <w:t>📅</w:t>
       </w:r>
       <w:r>
@@ -17154,11 +18999,21 @@
       <w:r>
         <w:rPr>
           <w:rFonts w:ascii="Times New Roman" w:eastAsia="Times New Roman" w:hAnsi="Times New Roman" w:cs="Times New Roman"/>
+          <w:color w:val="007BB8"/>
           <w:kern w:val="0"/>
           <w:lang w:eastAsia="pt-BR"/>
           <w14:ligatures w14:val="none"/>
         </w:rPr>
-        <w:t>date Seleção de data</w:t>
+        <w:t xml:space="preserve">date </w:t>
+      </w:r>
+      <w:r>
+        <w:rPr>
+          <w:rFonts w:ascii="Times New Roman" w:eastAsia="Times New Roman" w:hAnsi="Times New Roman" w:cs="Times New Roman"/>
+          <w:kern w:val="0"/>
+          <w:lang w:eastAsia="pt-BR"/>
+          <w14:ligatures w14:val="none"/>
+        </w:rPr>
+        <w:t>Seleção de data</w:t>
       </w:r>
     </w:p>
     <w:p>
@@ -17180,6 +19035,7 @@
       <w:r>
         <w:rPr>
           <w:rFonts w:ascii="Times New Roman" w:eastAsia="Times New Roman" w:hAnsi="Times New Roman" w:cs="Times New Roman"/>
+          <w:color w:val="007BB8"/>
           <w:kern w:val="0"/>
           <w:lang w:eastAsia="pt-BR"/>
           <w14:ligatures w14:val="none"/>
@@ -17190,11 +19046,21 @@
       <w:r>
         <w:rPr>
           <w:rFonts w:ascii="Times New Roman" w:eastAsia="Times New Roman" w:hAnsi="Times New Roman" w:cs="Times New Roman"/>
+          <w:color w:val="007BB8"/>
           <w:kern w:val="0"/>
           <w:lang w:eastAsia="pt-BR"/>
           <w14:ligatures w14:val="none"/>
         </w:rPr>
-        <w:t xml:space="preserve"> Seleção de mês e ano</w:t>
+        <w:t xml:space="preserve"> </w:t>
+      </w:r>
+      <w:r>
+        <w:rPr>
+          <w:rFonts w:ascii="Times New Roman" w:eastAsia="Times New Roman" w:hAnsi="Times New Roman" w:cs="Times New Roman"/>
+          <w:kern w:val="0"/>
+          <w:lang w:eastAsia="pt-BR"/>
+          <w14:ligatures w14:val="none"/>
+        </w:rPr>
+        <w:t>Seleção de mês e ano</w:t>
       </w:r>
     </w:p>
     <w:p>
@@ -17216,6 +19082,7 @@
       <w:r>
         <w:rPr>
           <w:rFonts w:ascii="Times New Roman" w:eastAsia="Times New Roman" w:hAnsi="Times New Roman" w:cs="Times New Roman"/>
+          <w:color w:val="007BB8"/>
           <w:kern w:val="0"/>
           <w:lang w:eastAsia="pt-BR"/>
           <w14:ligatures w14:val="none"/>
@@ -17226,11 +19093,21 @@
       <w:r>
         <w:rPr>
           <w:rFonts w:ascii="Times New Roman" w:eastAsia="Times New Roman" w:hAnsi="Times New Roman" w:cs="Times New Roman"/>
+          <w:color w:val="007BB8"/>
           <w:kern w:val="0"/>
           <w:lang w:eastAsia="pt-BR"/>
           <w14:ligatures w14:val="none"/>
         </w:rPr>
-        <w:t xml:space="preserve"> Seleção de semana do ano</w:t>
+        <w:t xml:space="preserve"> </w:t>
+      </w:r>
+      <w:r>
+        <w:rPr>
+          <w:rFonts w:ascii="Times New Roman" w:eastAsia="Times New Roman" w:hAnsi="Times New Roman" w:cs="Times New Roman"/>
+          <w:kern w:val="0"/>
+          <w:lang w:eastAsia="pt-BR"/>
+          <w14:ligatures w14:val="none"/>
+        </w:rPr>
+        <w:t>Seleção de semana do ano</w:t>
       </w:r>
     </w:p>
     <w:p>
@@ -17251,11 +19128,21 @@
       <w:r>
         <w:rPr>
           <w:rFonts w:ascii="Times New Roman" w:eastAsia="Times New Roman" w:hAnsi="Times New Roman" w:cs="Times New Roman"/>
+          <w:color w:val="007BB8"/>
           <w:kern w:val="0"/>
           <w:lang w:eastAsia="pt-BR"/>
           <w14:ligatures w14:val="none"/>
         </w:rPr>
-        <w:t>time Seleção de horário (</w:t>
+        <w:t xml:space="preserve">time </w:t>
+      </w:r>
+      <w:r>
+        <w:rPr>
+          <w:rFonts w:ascii="Times New Roman" w:eastAsia="Times New Roman" w:hAnsi="Times New Roman" w:cs="Times New Roman"/>
+          <w:kern w:val="0"/>
+          <w:lang w:eastAsia="pt-BR"/>
+          <w14:ligatures w14:val="none"/>
+        </w:rPr>
+        <w:t>Seleção de horário (</w:t>
       </w:r>
       <w:proofErr w:type="spellStart"/>
       <w:r>
@@ -17297,6 +19184,7 @@
       <w:r>
         <w:rPr>
           <w:rFonts w:ascii="Times New Roman" w:eastAsia="Times New Roman" w:hAnsi="Times New Roman" w:cs="Times New Roman"/>
+          <w:color w:val="007BB8"/>
           <w:kern w:val="0"/>
           <w:lang w:eastAsia="pt-BR"/>
           <w14:ligatures w14:val="none"/>
@@ -17375,6 +19263,7 @@
       <w:r>
         <w:rPr>
           <w:rFonts w:ascii="Times New Roman" w:eastAsia="Times New Roman" w:hAnsi="Times New Roman" w:cs="Times New Roman"/>
+          <w:color w:val="007BB8"/>
           <w:kern w:val="0"/>
           <w:lang w:eastAsia="pt-BR"/>
           <w14:ligatures w14:val="none"/>
@@ -17385,11 +19274,21 @@
       <w:r>
         <w:rPr>
           <w:rFonts w:ascii="Times New Roman" w:eastAsia="Times New Roman" w:hAnsi="Times New Roman" w:cs="Times New Roman"/>
+          <w:color w:val="007BB8"/>
           <w:kern w:val="0"/>
           <w:lang w:eastAsia="pt-BR"/>
           <w14:ligatures w14:val="none"/>
         </w:rPr>
-        <w:t xml:space="preserve"> Caixa de seleção (pode marcar várias)</w:t>
+        <w:t xml:space="preserve"> </w:t>
+      </w:r>
+      <w:r>
+        <w:rPr>
+          <w:rFonts w:ascii="Times New Roman" w:eastAsia="Times New Roman" w:hAnsi="Times New Roman" w:cs="Times New Roman"/>
+          <w:kern w:val="0"/>
+          <w:lang w:eastAsia="pt-BR"/>
+          <w14:ligatures w14:val="none"/>
+        </w:rPr>
+        <w:t>Caixa de seleção (pode marcar várias)</w:t>
       </w:r>
     </w:p>
     <w:p>
@@ -17410,11 +19309,21 @@
       <w:r>
         <w:rPr>
           <w:rFonts w:ascii="Times New Roman" w:eastAsia="Times New Roman" w:hAnsi="Times New Roman" w:cs="Times New Roman"/>
+          <w:color w:val="007BB8"/>
           <w:kern w:val="0"/>
           <w:lang w:eastAsia="pt-BR"/>
           <w14:ligatures w14:val="none"/>
         </w:rPr>
-        <w:t>radio Botão de opção única (em grupo)</w:t>
+        <w:t xml:space="preserve">radio </w:t>
+      </w:r>
+      <w:r>
+        <w:rPr>
+          <w:rFonts w:ascii="Times New Roman" w:eastAsia="Times New Roman" w:hAnsi="Times New Roman" w:cs="Times New Roman"/>
+          <w:kern w:val="0"/>
+          <w:lang w:eastAsia="pt-BR"/>
+          <w14:ligatures w14:val="none"/>
+        </w:rPr>
+        <w:t>Botão de opção única (em grupo)</w:t>
       </w:r>
     </w:p>
     <w:p>
@@ -17436,6 +19345,7 @@
       <w:r>
         <w:rPr>
           <w:rFonts w:ascii="Times New Roman" w:eastAsia="Times New Roman" w:hAnsi="Times New Roman" w:cs="Times New Roman"/>
+          <w:color w:val="007BB8"/>
           <w:kern w:val="0"/>
           <w:lang w:eastAsia="pt-BR"/>
           <w14:ligatures w14:val="none"/>
@@ -17446,11 +19356,21 @@
       <w:r>
         <w:rPr>
           <w:rFonts w:ascii="Times New Roman" w:eastAsia="Times New Roman" w:hAnsi="Times New Roman" w:cs="Times New Roman"/>
+          <w:color w:val="007BB8"/>
           <w:kern w:val="0"/>
           <w:lang w:eastAsia="pt-BR"/>
           <w14:ligatures w14:val="none"/>
         </w:rPr>
-        <w:t xml:space="preserve"> (não é um &lt;input&gt;, mas usado para opções fixas)</w:t>
+        <w:t xml:space="preserve"> </w:t>
+      </w:r>
+      <w:r>
+        <w:rPr>
+          <w:rFonts w:ascii="Times New Roman" w:eastAsia="Times New Roman" w:hAnsi="Times New Roman" w:cs="Times New Roman"/>
+          <w:kern w:val="0"/>
+          <w:lang w:eastAsia="pt-BR"/>
+          <w14:ligatures w14:val="none"/>
+        </w:rPr>
+        <w:t>(não é um &lt;input&gt;, mas usado para opções fixas)</w:t>
       </w:r>
     </w:p>
     <w:p>
@@ -17511,11 +19431,21 @@
       <w:r>
         <w:rPr>
           <w:rFonts w:ascii="Times New Roman" w:eastAsia="Times New Roman" w:hAnsi="Times New Roman" w:cs="Times New Roman"/>
+          <w:color w:val="007BB8"/>
           <w:kern w:val="0"/>
           <w:lang w:eastAsia="pt-BR"/>
           <w14:ligatures w14:val="none"/>
         </w:rPr>
-        <w:t>file Upload de arquivos</w:t>
+        <w:t xml:space="preserve">file </w:t>
+      </w:r>
+      <w:r>
+        <w:rPr>
+          <w:rFonts w:ascii="Times New Roman" w:eastAsia="Times New Roman" w:hAnsi="Times New Roman" w:cs="Times New Roman"/>
+          <w:kern w:val="0"/>
+          <w:lang w:eastAsia="pt-BR"/>
+          <w14:ligatures w14:val="none"/>
+        </w:rPr>
+        <w:t>Upload de arquivos</w:t>
       </w:r>
     </w:p>
     <w:p>
@@ -17574,27 +19504,26 @@
         </w:rPr>
       </w:pPr>
       <w:proofErr w:type="spellStart"/>
-      <w:proofErr w:type="gramStart"/>
-      <w:r>
-        <w:rPr>
-          <w:rFonts w:ascii="Times New Roman" w:eastAsia="Times New Roman" w:hAnsi="Times New Roman" w:cs="Times New Roman"/>
+      <w:r>
+        <w:rPr>
+          <w:rFonts w:ascii="Times New Roman" w:eastAsia="Times New Roman" w:hAnsi="Times New Roman" w:cs="Times New Roman"/>
+          <w:color w:val="007BB8"/>
           <w:kern w:val="0"/>
           <w:lang w:eastAsia="pt-BR"/>
           <w14:ligatures w14:val="none"/>
         </w:rPr>
         <w:t>submit</w:t>
       </w:r>
+      <w:r>
+        <w:rPr>
+          <w:rFonts w:ascii="Times New Roman" w:eastAsia="Times New Roman" w:hAnsi="Times New Roman" w:cs="Times New Roman"/>
+          <w:kern w:val="0"/>
+          <w:lang w:eastAsia="pt-BR"/>
+          <w14:ligatures w14:val="none"/>
+        </w:rPr>
+        <w:t>Envia</w:t>
+      </w:r>
       <w:proofErr w:type="spellEnd"/>
-      <w:r>
-        <w:rPr>
-          <w:rFonts w:ascii="Times New Roman" w:eastAsia="Times New Roman" w:hAnsi="Times New Roman" w:cs="Times New Roman"/>
-          <w:kern w:val="0"/>
-          <w:lang w:eastAsia="pt-BR"/>
-          <w14:ligatures w14:val="none"/>
-        </w:rPr>
-        <w:t xml:space="preserve"> Envia</w:t>
-      </w:r>
-      <w:proofErr w:type="gramEnd"/>
       <w:r>
         <w:rPr>
           <w:rFonts w:ascii="Times New Roman" w:eastAsia="Times New Roman" w:hAnsi="Times New Roman" w:cs="Times New Roman"/>
@@ -17623,11 +19552,21 @@
       <w:r>
         <w:rPr>
           <w:rFonts w:ascii="Times New Roman" w:eastAsia="Times New Roman" w:hAnsi="Times New Roman" w:cs="Times New Roman"/>
+          <w:color w:val="007BB8"/>
           <w:kern w:val="0"/>
           <w:lang w:eastAsia="pt-BR"/>
           <w14:ligatures w14:val="none"/>
         </w:rPr>
-        <w:t>reset Reseta todos os campos do formulário</w:t>
+        <w:t xml:space="preserve">reset </w:t>
+      </w:r>
+      <w:r>
+        <w:rPr>
+          <w:rFonts w:ascii="Times New Roman" w:eastAsia="Times New Roman" w:hAnsi="Times New Roman" w:cs="Times New Roman"/>
+          <w:kern w:val="0"/>
+          <w:lang w:eastAsia="pt-BR"/>
+          <w14:ligatures w14:val="none"/>
+        </w:rPr>
+        <w:t>Reseta todos os campos do formulário</w:t>
       </w:r>
     </w:p>
     <w:p>
@@ -17649,6 +19588,7 @@
       <w:r>
         <w:rPr>
           <w:rFonts w:ascii="Times New Roman" w:eastAsia="Times New Roman" w:hAnsi="Times New Roman" w:cs="Times New Roman"/>
+          <w:color w:val="007BB8"/>
           <w:kern w:val="0"/>
           <w:lang w:eastAsia="pt-BR"/>
           <w14:ligatures w14:val="none"/>
@@ -17659,11 +19599,21 @@
       <w:r>
         <w:rPr>
           <w:rFonts w:ascii="Times New Roman" w:eastAsia="Times New Roman" w:hAnsi="Times New Roman" w:cs="Times New Roman"/>
+          <w:color w:val="007BB8"/>
           <w:kern w:val="0"/>
           <w:lang w:eastAsia="pt-BR"/>
           <w14:ligatures w14:val="none"/>
         </w:rPr>
-        <w:t xml:space="preserve"> Botão genérico (precisa de </w:t>
+        <w:t xml:space="preserve"> </w:t>
+      </w:r>
+      <w:r>
+        <w:rPr>
+          <w:rFonts w:ascii="Times New Roman" w:eastAsia="Times New Roman" w:hAnsi="Times New Roman" w:cs="Times New Roman"/>
+          <w:kern w:val="0"/>
+          <w:lang w:eastAsia="pt-BR"/>
+          <w14:ligatures w14:val="none"/>
+        </w:rPr>
+        <w:t xml:space="preserve">Botão genérico (precisa de </w:t>
       </w:r>
       <w:proofErr w:type="spellStart"/>
       <w:r>
@@ -17706,6 +19656,7 @@
       <w:r>
         <w:rPr>
           <w:rFonts w:ascii="Times New Roman" w:eastAsia="Times New Roman" w:hAnsi="Times New Roman" w:cs="Times New Roman"/>
+          <w:color w:val="007BB8"/>
           <w:kern w:val="0"/>
           <w:lang w:eastAsia="pt-BR"/>
           <w14:ligatures w14:val="none"/>
@@ -17716,11 +19667,21 @@
       <w:r>
         <w:rPr>
           <w:rFonts w:ascii="Times New Roman" w:eastAsia="Times New Roman" w:hAnsi="Times New Roman" w:cs="Times New Roman"/>
+          <w:color w:val="007BB8"/>
           <w:kern w:val="0"/>
           <w:lang w:eastAsia="pt-BR"/>
           <w14:ligatures w14:val="none"/>
         </w:rPr>
-        <w:t xml:space="preserve"> Usa</w:t>
+        <w:t xml:space="preserve"> </w:t>
+      </w:r>
+      <w:r>
+        <w:rPr>
+          <w:rFonts w:ascii="Times New Roman" w:eastAsia="Times New Roman" w:hAnsi="Times New Roman" w:cs="Times New Roman"/>
+          <w:kern w:val="0"/>
+          <w:lang w:eastAsia="pt-BR"/>
+          <w14:ligatures w14:val="none"/>
+        </w:rPr>
+        <w:t>Usa</w:t>
       </w:r>
       <w:proofErr w:type="gramEnd"/>
       <w:r>
@@ -17752,6 +19713,7 @@
       <w:r>
         <w:rPr>
           <w:rFonts w:ascii="Times New Roman" w:eastAsia="Times New Roman" w:hAnsi="Times New Roman" w:cs="Times New Roman"/>
+          <w:color w:val="007BB8"/>
           <w:kern w:val="0"/>
           <w:lang w:eastAsia="pt-BR"/>
           <w14:ligatures w14:val="none"/>
@@ -17762,37 +19724,22 @@
       <w:r>
         <w:rPr>
           <w:rFonts w:ascii="Times New Roman" w:eastAsia="Times New Roman" w:hAnsi="Times New Roman" w:cs="Times New Roman"/>
+          <w:color w:val="007BB8"/>
           <w:kern w:val="0"/>
           <w:lang w:eastAsia="pt-BR"/>
           <w14:ligatures w14:val="none"/>
         </w:rPr>
-        <w:t xml:space="preserve"> Campo oculto, não visível no formulário</w:t>
-      </w:r>
-    </w:p>
-    <w:p>
-      <w:pPr>
-        <w:pStyle w:val="PargrafodaLista"/>
-        <w:spacing w:before="100" w:beforeAutospacing="1" w:after="100" w:afterAutospacing="1" w:line="240" w:lineRule="auto"/>
+        <w:t xml:space="preserve"> </w:t>
+      </w:r>
+      <w:r>
         <w:rPr>
           <w:rFonts w:ascii="Times New Roman" w:eastAsia="Times New Roman" w:hAnsi="Times New Roman" w:cs="Times New Roman"/>
           <w:kern w:val="0"/>
           <w:lang w:eastAsia="pt-BR"/>
           <w14:ligatures w14:val="none"/>
         </w:rPr>
-      </w:pPr>
-    </w:p>
-    <w:p>
-      <w:pPr>
-        <w:pStyle w:val="PargrafodaLista"/>
-        <w:spacing w:after="0"/>
-        <w:rPr>
-          <w:rFonts w:ascii="Times New Roman" w:eastAsia="Times New Roman" w:hAnsi="Times New Roman" w:cs="Times New Roman"/>
-          <w:b/>
-          <w:bCs/>
-          <w:color w:val="007BB8"/>
-          <w:lang w:eastAsia="pt-BR"/>
-        </w:rPr>
-      </w:pPr>
+        <w:t>Campo oculto, não visível no formulário</w:t>
+      </w:r>
     </w:p>
     <w:sectPr>
       <w:pgSz w:w="11906" w:h="16838"/>
@@ -19824,6 +21771,155 @@
     </w:lvl>
   </w:abstractNum>
   <w:abstractNum w:abstractNumId="17" w15:restartNumberingAfterBreak="0">
+    <w:nsid w:val="371F5483"/>
+    <w:multiLevelType w:val="multilevel"/>
+    <w:tmpl w:val="01768C52"/>
+    <w:lvl w:ilvl="0">
+      <w:start w:val="1"/>
+      <w:numFmt w:val="decimal"/>
+      <w:lvlText w:val="%1."/>
+      <w:lvlJc w:val="left"/>
+      <w:pPr>
+        <w:tabs>
+          <w:tab w:val="num" w:pos="720"/>
+        </w:tabs>
+        <w:ind w:left="720" w:hanging="360"/>
+      </w:pPr>
+      <w:rPr>
+        <w:rFonts w:hint="default"/>
+        <w:sz w:val="20"/>
+      </w:rPr>
+    </w:lvl>
+    <w:lvl w:ilvl="1" w:tentative="1">
+      <w:start w:val="1"/>
+      <w:numFmt w:val="bullet"/>
+      <w:lvlText w:val="o"/>
+      <w:lvlJc w:val="left"/>
+      <w:pPr>
+        <w:tabs>
+          <w:tab w:val="num" w:pos="1440"/>
+        </w:tabs>
+        <w:ind w:left="1440" w:hanging="360"/>
+      </w:pPr>
+      <w:rPr>
+        <w:rFonts w:ascii="Courier New" w:hAnsi="Courier New" w:hint="default"/>
+        <w:sz w:val="20"/>
+      </w:rPr>
+    </w:lvl>
+    <w:lvl w:ilvl="2" w:tentative="1">
+      <w:start w:val="1"/>
+      <w:numFmt w:val="bullet"/>
+      <w:lvlText w:val=""/>
+      <w:lvlJc w:val="left"/>
+      <w:pPr>
+        <w:tabs>
+          <w:tab w:val="num" w:pos="2160"/>
+        </w:tabs>
+        <w:ind w:left="2160" w:hanging="360"/>
+      </w:pPr>
+      <w:rPr>
+        <w:rFonts w:ascii="Wingdings" w:hAnsi="Wingdings" w:hint="default"/>
+        <w:sz w:val="20"/>
+      </w:rPr>
+    </w:lvl>
+    <w:lvl w:ilvl="3" w:tentative="1">
+      <w:start w:val="1"/>
+      <w:numFmt w:val="bullet"/>
+      <w:lvlText w:val=""/>
+      <w:lvlJc w:val="left"/>
+      <w:pPr>
+        <w:tabs>
+          <w:tab w:val="num" w:pos="2880"/>
+        </w:tabs>
+        <w:ind w:left="2880" w:hanging="360"/>
+      </w:pPr>
+      <w:rPr>
+        <w:rFonts w:ascii="Wingdings" w:hAnsi="Wingdings" w:hint="default"/>
+        <w:sz w:val="20"/>
+      </w:rPr>
+    </w:lvl>
+    <w:lvl w:ilvl="4" w:tentative="1">
+      <w:start w:val="1"/>
+      <w:numFmt w:val="bullet"/>
+      <w:lvlText w:val=""/>
+      <w:lvlJc w:val="left"/>
+      <w:pPr>
+        <w:tabs>
+          <w:tab w:val="num" w:pos="3600"/>
+        </w:tabs>
+        <w:ind w:left="3600" w:hanging="360"/>
+      </w:pPr>
+      <w:rPr>
+        <w:rFonts w:ascii="Wingdings" w:hAnsi="Wingdings" w:hint="default"/>
+        <w:sz w:val="20"/>
+      </w:rPr>
+    </w:lvl>
+    <w:lvl w:ilvl="5" w:tentative="1">
+      <w:start w:val="1"/>
+      <w:numFmt w:val="bullet"/>
+      <w:lvlText w:val=""/>
+      <w:lvlJc w:val="left"/>
+      <w:pPr>
+        <w:tabs>
+          <w:tab w:val="num" w:pos="4320"/>
+        </w:tabs>
+        <w:ind w:left="4320" w:hanging="360"/>
+      </w:pPr>
+      <w:rPr>
+        <w:rFonts w:ascii="Wingdings" w:hAnsi="Wingdings" w:hint="default"/>
+        <w:sz w:val="20"/>
+      </w:rPr>
+    </w:lvl>
+    <w:lvl w:ilvl="6" w:tentative="1">
+      <w:start w:val="1"/>
+      <w:numFmt w:val="bullet"/>
+      <w:lvlText w:val=""/>
+      <w:lvlJc w:val="left"/>
+      <w:pPr>
+        <w:tabs>
+          <w:tab w:val="num" w:pos="5040"/>
+        </w:tabs>
+        <w:ind w:left="5040" w:hanging="360"/>
+      </w:pPr>
+      <w:rPr>
+        <w:rFonts w:ascii="Wingdings" w:hAnsi="Wingdings" w:hint="default"/>
+        <w:sz w:val="20"/>
+      </w:rPr>
+    </w:lvl>
+    <w:lvl w:ilvl="7" w:tentative="1">
+      <w:start w:val="1"/>
+      <w:numFmt w:val="bullet"/>
+      <w:lvlText w:val=""/>
+      <w:lvlJc w:val="left"/>
+      <w:pPr>
+        <w:tabs>
+          <w:tab w:val="num" w:pos="5760"/>
+        </w:tabs>
+        <w:ind w:left="5760" w:hanging="360"/>
+      </w:pPr>
+      <w:rPr>
+        <w:rFonts w:ascii="Wingdings" w:hAnsi="Wingdings" w:hint="default"/>
+        <w:sz w:val="20"/>
+      </w:rPr>
+    </w:lvl>
+    <w:lvl w:ilvl="8" w:tentative="1">
+      <w:start w:val="1"/>
+      <w:numFmt w:val="bullet"/>
+      <w:lvlText w:val=""/>
+      <w:lvlJc w:val="left"/>
+      <w:pPr>
+        <w:tabs>
+          <w:tab w:val="num" w:pos="6480"/>
+        </w:tabs>
+        <w:ind w:left="6480" w:hanging="360"/>
+      </w:pPr>
+      <w:rPr>
+        <w:rFonts w:ascii="Wingdings" w:hAnsi="Wingdings" w:hint="default"/>
+        <w:sz w:val="20"/>
+      </w:rPr>
+    </w:lvl>
+  </w:abstractNum>
+  <w:abstractNum w:abstractNumId="18" w15:restartNumberingAfterBreak="0">
     <w:nsid w:val="3AB32BFF"/>
     <w:multiLevelType w:val="hybridMultilevel"/>
     <w:tmpl w:val="1FCC557E"/>
@@ -19936,7 +22032,7 @@
       </w:rPr>
     </w:lvl>
   </w:abstractNum>
-  <w:abstractNum w:abstractNumId="18" w15:restartNumberingAfterBreak="0">
+  <w:abstractNum w:abstractNumId="19" w15:restartNumberingAfterBreak="0">
     <w:nsid w:val="3E7664BF"/>
     <w:multiLevelType w:val="multilevel"/>
     <w:tmpl w:val="867E3766"/>
@@ -20085,7 +22181,7 @@
       </w:rPr>
     </w:lvl>
   </w:abstractNum>
-  <w:abstractNum w:abstractNumId="19" w15:restartNumberingAfterBreak="0">
+  <w:abstractNum w:abstractNumId="20" w15:restartNumberingAfterBreak="0">
     <w:nsid w:val="402D3A8A"/>
     <w:multiLevelType w:val="multilevel"/>
     <w:tmpl w:val="01BCF4F4"/>
@@ -20234,7 +22330,7 @@
       </w:rPr>
     </w:lvl>
   </w:abstractNum>
-  <w:abstractNum w:abstractNumId="20" w15:restartNumberingAfterBreak="0">
+  <w:abstractNum w:abstractNumId="21" w15:restartNumberingAfterBreak="0">
     <w:nsid w:val="40900A25"/>
     <w:multiLevelType w:val="hybridMultilevel"/>
     <w:tmpl w:val="CDF00B62"/>
@@ -20347,7 +22443,7 @@
       </w:rPr>
     </w:lvl>
   </w:abstractNum>
-  <w:abstractNum w:abstractNumId="21" w15:restartNumberingAfterBreak="0">
+  <w:abstractNum w:abstractNumId="22" w15:restartNumberingAfterBreak="0">
     <w:nsid w:val="409B43B2"/>
     <w:multiLevelType w:val="hybridMultilevel"/>
     <w:tmpl w:val="7A3E280A"/>
@@ -20460,7 +22556,7 @@
       </w:rPr>
     </w:lvl>
   </w:abstractNum>
-  <w:abstractNum w:abstractNumId="22" w15:restartNumberingAfterBreak="0">
+  <w:abstractNum w:abstractNumId="23" w15:restartNumberingAfterBreak="0">
     <w:nsid w:val="43C7628E"/>
     <w:multiLevelType w:val="hybridMultilevel"/>
     <w:tmpl w:val="773236CA"/>
@@ -20573,7 +22669,7 @@
       </w:rPr>
     </w:lvl>
   </w:abstractNum>
-  <w:abstractNum w:abstractNumId="23" w15:restartNumberingAfterBreak="0">
+  <w:abstractNum w:abstractNumId="24" w15:restartNumberingAfterBreak="0">
     <w:nsid w:val="442B7B18"/>
     <w:multiLevelType w:val="multilevel"/>
     <w:tmpl w:val="49A83FE4"/>
@@ -20722,7 +22818,7 @@
       </w:rPr>
     </w:lvl>
   </w:abstractNum>
-  <w:abstractNum w:abstractNumId="24" w15:restartNumberingAfterBreak="0">
+  <w:abstractNum w:abstractNumId="25" w15:restartNumberingAfterBreak="0">
     <w:nsid w:val="44412BDE"/>
     <w:multiLevelType w:val="hybridMultilevel"/>
     <w:tmpl w:val="5E626644"/>
@@ -20835,7 +22931,7 @@
       </w:rPr>
     </w:lvl>
   </w:abstractNum>
-  <w:abstractNum w:abstractNumId="25" w15:restartNumberingAfterBreak="0">
+  <w:abstractNum w:abstractNumId="26" w15:restartNumberingAfterBreak="0">
     <w:nsid w:val="44EC62C8"/>
     <w:multiLevelType w:val="multilevel"/>
     <w:tmpl w:val="DA9404A4"/>
@@ -20984,7 +23080,7 @@
       </w:rPr>
     </w:lvl>
   </w:abstractNum>
-  <w:abstractNum w:abstractNumId="26" w15:restartNumberingAfterBreak="0">
+  <w:abstractNum w:abstractNumId="27" w15:restartNumberingAfterBreak="0">
     <w:nsid w:val="49C70FFD"/>
     <w:multiLevelType w:val="hybridMultilevel"/>
     <w:tmpl w:val="1C0AF820"/>
@@ -21097,7 +23193,7 @@
       </w:rPr>
     </w:lvl>
   </w:abstractNum>
-  <w:abstractNum w:abstractNumId="27" w15:restartNumberingAfterBreak="0">
+  <w:abstractNum w:abstractNumId="28" w15:restartNumberingAfterBreak="0">
     <w:nsid w:val="53AF2B74"/>
     <w:multiLevelType w:val="multilevel"/>
     <w:tmpl w:val="7CC296C8"/>
@@ -21246,7 +23342,7 @@
       </w:rPr>
     </w:lvl>
   </w:abstractNum>
-  <w:abstractNum w:abstractNumId="28" w15:restartNumberingAfterBreak="0">
+  <w:abstractNum w:abstractNumId="29" w15:restartNumberingAfterBreak="0">
     <w:nsid w:val="53C90F15"/>
     <w:multiLevelType w:val="multilevel"/>
     <w:tmpl w:val="826AB9CE"/>
@@ -21395,7 +23491,7 @@
       </w:rPr>
     </w:lvl>
   </w:abstractNum>
-  <w:abstractNum w:abstractNumId="29" w15:restartNumberingAfterBreak="0">
+  <w:abstractNum w:abstractNumId="30" w15:restartNumberingAfterBreak="0">
     <w:nsid w:val="5721501C"/>
     <w:multiLevelType w:val="hybridMultilevel"/>
     <w:tmpl w:val="EF540272"/>
@@ -21508,7 +23604,120 @@
       </w:rPr>
     </w:lvl>
   </w:abstractNum>
-  <w:abstractNum w:abstractNumId="30" w15:restartNumberingAfterBreak="0">
+  <w:abstractNum w:abstractNumId="31" w15:restartNumberingAfterBreak="0">
+    <w:nsid w:val="668A13AE"/>
+    <w:multiLevelType w:val="hybridMultilevel"/>
+    <w:tmpl w:val="5B0C609C"/>
+    <w:lvl w:ilvl="0" w:tplc="04160001">
+      <w:start w:val="1"/>
+      <w:numFmt w:val="bullet"/>
+      <w:lvlText w:val=""/>
+      <w:lvlJc w:val="left"/>
+      <w:pPr>
+        <w:ind w:left="1440" w:hanging="360"/>
+      </w:pPr>
+      <w:rPr>
+        <w:rFonts w:ascii="Symbol" w:hAnsi="Symbol" w:hint="default"/>
+      </w:rPr>
+    </w:lvl>
+    <w:lvl w:ilvl="1" w:tplc="04160003" w:tentative="1">
+      <w:start w:val="1"/>
+      <w:numFmt w:val="bullet"/>
+      <w:lvlText w:val="o"/>
+      <w:lvlJc w:val="left"/>
+      <w:pPr>
+        <w:ind w:left="2160" w:hanging="360"/>
+      </w:pPr>
+      <w:rPr>
+        <w:rFonts w:ascii="Courier New" w:hAnsi="Courier New" w:cs="Courier New" w:hint="default"/>
+      </w:rPr>
+    </w:lvl>
+    <w:lvl w:ilvl="2" w:tplc="04160005" w:tentative="1">
+      <w:start w:val="1"/>
+      <w:numFmt w:val="bullet"/>
+      <w:lvlText w:val=""/>
+      <w:lvlJc w:val="left"/>
+      <w:pPr>
+        <w:ind w:left="2880" w:hanging="360"/>
+      </w:pPr>
+      <w:rPr>
+        <w:rFonts w:ascii="Wingdings" w:hAnsi="Wingdings" w:hint="default"/>
+      </w:rPr>
+    </w:lvl>
+    <w:lvl w:ilvl="3" w:tplc="04160001" w:tentative="1">
+      <w:start w:val="1"/>
+      <w:numFmt w:val="bullet"/>
+      <w:lvlText w:val=""/>
+      <w:lvlJc w:val="left"/>
+      <w:pPr>
+        <w:ind w:left="3600" w:hanging="360"/>
+      </w:pPr>
+      <w:rPr>
+        <w:rFonts w:ascii="Symbol" w:hAnsi="Symbol" w:hint="default"/>
+      </w:rPr>
+    </w:lvl>
+    <w:lvl w:ilvl="4" w:tplc="04160003" w:tentative="1">
+      <w:start w:val="1"/>
+      <w:numFmt w:val="bullet"/>
+      <w:lvlText w:val="o"/>
+      <w:lvlJc w:val="left"/>
+      <w:pPr>
+        <w:ind w:left="4320" w:hanging="360"/>
+      </w:pPr>
+      <w:rPr>
+        <w:rFonts w:ascii="Courier New" w:hAnsi="Courier New" w:cs="Courier New" w:hint="default"/>
+      </w:rPr>
+    </w:lvl>
+    <w:lvl w:ilvl="5" w:tplc="04160005" w:tentative="1">
+      <w:start w:val="1"/>
+      <w:numFmt w:val="bullet"/>
+      <w:lvlText w:val=""/>
+      <w:lvlJc w:val="left"/>
+      <w:pPr>
+        <w:ind w:left="5040" w:hanging="360"/>
+      </w:pPr>
+      <w:rPr>
+        <w:rFonts w:ascii="Wingdings" w:hAnsi="Wingdings" w:hint="default"/>
+      </w:rPr>
+    </w:lvl>
+    <w:lvl w:ilvl="6" w:tplc="04160001" w:tentative="1">
+      <w:start w:val="1"/>
+      <w:numFmt w:val="bullet"/>
+      <w:lvlText w:val=""/>
+      <w:lvlJc w:val="left"/>
+      <w:pPr>
+        <w:ind w:left="5760" w:hanging="360"/>
+      </w:pPr>
+      <w:rPr>
+        <w:rFonts w:ascii="Symbol" w:hAnsi="Symbol" w:hint="default"/>
+      </w:rPr>
+    </w:lvl>
+    <w:lvl w:ilvl="7" w:tplc="04160003" w:tentative="1">
+      <w:start w:val="1"/>
+      <w:numFmt w:val="bullet"/>
+      <w:lvlText w:val="o"/>
+      <w:lvlJc w:val="left"/>
+      <w:pPr>
+        <w:ind w:left="6480" w:hanging="360"/>
+      </w:pPr>
+      <w:rPr>
+        <w:rFonts w:ascii="Courier New" w:hAnsi="Courier New" w:cs="Courier New" w:hint="default"/>
+      </w:rPr>
+    </w:lvl>
+    <w:lvl w:ilvl="8" w:tplc="04160005" w:tentative="1">
+      <w:start w:val="1"/>
+      <w:numFmt w:val="bullet"/>
+      <w:lvlText w:val=""/>
+      <w:lvlJc w:val="left"/>
+      <w:pPr>
+        <w:ind w:left="7200" w:hanging="360"/>
+      </w:pPr>
+      <w:rPr>
+        <w:rFonts w:ascii="Wingdings" w:hAnsi="Wingdings" w:hint="default"/>
+      </w:rPr>
+    </w:lvl>
+  </w:abstractNum>
+  <w:abstractNum w:abstractNumId="32" w15:restartNumberingAfterBreak="0">
     <w:nsid w:val="713665F8"/>
     <w:multiLevelType w:val="hybridMultilevel"/>
     <w:tmpl w:val="450AFEEE"/>
@@ -21621,7 +23830,7 @@
       </w:rPr>
     </w:lvl>
   </w:abstractNum>
-  <w:abstractNum w:abstractNumId="31" w15:restartNumberingAfterBreak="0">
+  <w:abstractNum w:abstractNumId="33" w15:restartNumberingAfterBreak="0">
     <w:nsid w:val="78F113B3"/>
     <w:multiLevelType w:val="hybridMultilevel"/>
     <w:tmpl w:val="709EEBDE"/>
@@ -21707,7 +23916,7 @@
       </w:pPr>
     </w:lvl>
   </w:abstractNum>
-  <w:abstractNum w:abstractNumId="32" w15:restartNumberingAfterBreak="0">
+  <w:abstractNum w:abstractNumId="34" w15:restartNumberingAfterBreak="0">
     <w:nsid w:val="7A3B00CB"/>
     <w:multiLevelType w:val="hybridMultilevel"/>
     <w:tmpl w:val="709EEBDE"/>
@@ -21793,7 +24002,7 @@
       </w:pPr>
     </w:lvl>
   </w:abstractNum>
-  <w:abstractNum w:abstractNumId="33" w15:restartNumberingAfterBreak="0">
+  <w:abstractNum w:abstractNumId="35" w15:restartNumberingAfterBreak="0">
     <w:nsid w:val="7F8A1DC6"/>
     <w:multiLevelType w:val="hybridMultilevel"/>
     <w:tmpl w:val="463E1224"/>
@@ -21907,31 +24116,31 @@
     </w:lvl>
   </w:abstractNum>
   <w:num w:numId="1" w16cid:durableId="1594824668">
-    <w:abstractNumId w:val="31"/>
+    <w:abstractNumId w:val="33"/>
   </w:num>
   <w:num w:numId="2" w16cid:durableId="296034028">
-    <w:abstractNumId w:val="33"/>
+    <w:abstractNumId w:val="35"/>
   </w:num>
   <w:num w:numId="3" w16cid:durableId="321659667">
-    <w:abstractNumId w:val="26"/>
+    <w:abstractNumId w:val="27"/>
   </w:num>
   <w:num w:numId="4" w16cid:durableId="637415966">
+    <w:abstractNumId w:val="32"/>
+  </w:num>
+  <w:num w:numId="5" w16cid:durableId="2130974049">
     <w:abstractNumId w:val="30"/>
   </w:num>
-  <w:num w:numId="5" w16cid:durableId="2130974049">
-    <w:abstractNumId w:val="29"/>
-  </w:num>
   <w:num w:numId="6" w16cid:durableId="2020765444">
-    <w:abstractNumId w:val="20"/>
+    <w:abstractNumId w:val="21"/>
   </w:num>
   <w:num w:numId="7" w16cid:durableId="1148984372">
     <w:abstractNumId w:val="13"/>
   </w:num>
   <w:num w:numId="8" w16cid:durableId="273904052">
-    <w:abstractNumId w:val="24"/>
+    <w:abstractNumId w:val="25"/>
   </w:num>
   <w:num w:numId="9" w16cid:durableId="1113670588">
-    <w:abstractNumId w:val="22"/>
+    <w:abstractNumId w:val="23"/>
   </w:num>
   <w:num w:numId="10" w16cid:durableId="169107552">
     <w:abstractNumId w:val="11"/>
@@ -21940,7 +24149,7 @@
     <w:abstractNumId w:val="16"/>
   </w:num>
   <w:num w:numId="12" w16cid:durableId="336075251">
-    <w:abstractNumId w:val="17"/>
+    <w:abstractNumId w:val="18"/>
   </w:num>
   <w:num w:numId="13" w16cid:durableId="1546135327">
     <w:abstractNumId w:val="1"/>
@@ -21949,10 +24158,10 @@
     <w:abstractNumId w:val="2"/>
   </w:num>
   <w:num w:numId="15" w16cid:durableId="82066487">
-    <w:abstractNumId w:val="27"/>
+    <w:abstractNumId w:val="28"/>
   </w:num>
   <w:num w:numId="16" w16cid:durableId="739523802">
-    <w:abstractNumId w:val="25"/>
+    <w:abstractNumId w:val="26"/>
   </w:num>
   <w:num w:numId="17" w16cid:durableId="384836224">
     <w:abstractNumId w:val="12"/>
@@ -21964,10 +24173,10 @@
     <w:abstractNumId w:val="0"/>
   </w:num>
   <w:num w:numId="20" w16cid:durableId="1372850284">
-    <w:abstractNumId w:val="28"/>
+    <w:abstractNumId w:val="29"/>
   </w:num>
   <w:num w:numId="21" w16cid:durableId="1526866135">
-    <w:abstractNumId w:val="19"/>
+    <w:abstractNumId w:val="20"/>
   </w:num>
   <w:num w:numId="22" w16cid:durableId="2063554909">
     <w:abstractNumId w:val="5"/>
@@ -21979,10 +24188,10 @@
     <w:abstractNumId w:val="4"/>
   </w:num>
   <w:num w:numId="25" w16cid:durableId="1799102969">
-    <w:abstractNumId w:val="18"/>
+    <w:abstractNumId w:val="19"/>
   </w:num>
   <w:num w:numId="26" w16cid:durableId="38865438">
-    <w:abstractNumId w:val="23"/>
+    <w:abstractNumId w:val="24"/>
   </w:num>
   <w:num w:numId="27" w16cid:durableId="415781976">
     <w:abstractNumId w:val="8"/>
@@ -21994,7 +24203,7 @@
     <w:abstractNumId w:val="10"/>
   </w:num>
   <w:num w:numId="30" w16cid:durableId="753741454">
-    <w:abstractNumId w:val="32"/>
+    <w:abstractNumId w:val="34"/>
   </w:num>
   <w:num w:numId="31" w16cid:durableId="1185557640">
     <w:abstractNumId w:val="9"/>
@@ -22006,7 +24215,13 @@
     <w:abstractNumId w:val="3"/>
   </w:num>
   <w:num w:numId="34" w16cid:durableId="502091475">
-    <w:abstractNumId w:val="21"/>
+    <w:abstractNumId w:val="22"/>
+  </w:num>
+  <w:num w:numId="35" w16cid:durableId="1991671196">
+    <w:abstractNumId w:val="17"/>
+  </w:num>
+  <w:num w:numId="36" w16cid:durableId="201946685">
+    <w:abstractNumId w:val="31"/>
   </w:num>
 </w:numbering>
 </file>

--- a/MODULOS DE ESTUDO/HTML.docx
+++ b/MODULOS DE ESTUDO/HTML.docx
@@ -1,6 +1,6 @@
 
 <file path=word/document.xml><?xml version="1.0" encoding="utf-8"?>
-<w:document xmlns:wpc="http://schemas.microsoft.com/office/word/2010/wordprocessingCanvas" xmlns:cx="http://schemas.microsoft.com/office/drawing/2014/chartex" xmlns:cx1="http://schemas.microsoft.com/office/drawing/2015/9/8/chartex" xmlns:cx2="http://schemas.microsoft.com/office/drawing/2015/10/21/chartex" xmlns:cx3="http://schemas.microsoft.com/office/drawing/2016/5/9/chartex" xmlns:cx4="http://schemas.microsoft.com/office/drawing/2016/5/10/chartex" xmlns:cx5="http://schemas.microsoft.com/office/drawing/2016/5/11/chartex" xmlns:cx6="http://schemas.microsoft.com/office/drawing/2016/5/12/chartex" xmlns:cx7="http://schemas.microsoft.com/office/drawing/2016/5/13/chartex" xmlns:cx8="http://schemas.microsoft.com/office/drawing/2016/5/14/chartex" xmlns:mc="http://schemas.openxmlformats.org/markup-compatibility/2006" xmlns:aink="http://schemas.microsoft.com/office/drawing/2016/ink" xmlns:am3d="http://schemas.microsoft.com/office/drawing/2017/model3d" xmlns:o="urn:schemas-microsoft-com:office:office" xmlns:oel="http://schemas.microsoft.com/office/2019/extlst" xmlns:r="http://schemas.openxmlformats.org/officeDocument/2006/relationships" xmlns:m="http://schemas.openxmlformats.org/officeDocument/2006/math" xmlns:v="urn:schemas-microsoft-com:vml" xmlns:wp14="http://schemas.microsoft.com/office/word/2010/wordprocessingDrawing" xmlns:wp="http://schemas.openxmlformats.org/drawingml/2006/wordprocessingDrawing" xmlns:w10="urn:schemas-microsoft-com:office:word" xmlns:w="http://schemas.openxmlformats.org/wordprocessingml/2006/main" xmlns:w14="http://schemas.microsoft.com/office/word/2010/wordml" xmlns:w15="http://schemas.microsoft.com/office/word/2012/wordml" xmlns:w16cex="http://schemas.microsoft.com/office/word/2018/wordml/cex" xmlns:w16cid="http://schemas.microsoft.com/office/word/2016/wordml/cid" xmlns:w16="http://schemas.microsoft.com/office/word/2018/wordml" xmlns:w16du="http://schemas.microsoft.com/office/word/2023/wordml/word16du" xmlns:w16sdtdh="http://schemas.microsoft.com/office/word/2020/wordml/sdtdatahash" xmlns:w16sdtfl="http://schemas.microsoft.com/office/word/2024/wordml/sdtformatlock" xmlns:w16se="http://schemas.microsoft.com/office/word/2015/wordml/symex" xmlns:wpg="http://schemas.microsoft.com/office/word/2010/wordprocessingGroup" xmlns:wpi="http://schemas.microsoft.com/office/word/2010/wordprocessingInk" xmlns:wne="http://schemas.microsoft.com/office/word/2006/wordml" xmlns:wps="http://schemas.microsoft.com/office/word/2010/wordprocessingShape" mc:Ignorable="w14 w15 w16se w16cid w16 w16cex w16sdtdh w16sdtfl w16du wp14">
+<w:document xmlns:wpc="http://schemas.microsoft.com/office/word/2010/wordprocessingCanvas" xmlns:mc="http://schemas.openxmlformats.org/markup-compatibility/2006" xmlns:o="urn:schemas-microsoft-com:office:office" xmlns:r="http://schemas.openxmlformats.org/officeDocument/2006/relationships" xmlns:m="http://schemas.openxmlformats.org/officeDocument/2006/math" xmlns:v="urn:schemas-microsoft-com:vml" xmlns:wp14="http://schemas.microsoft.com/office/word/2010/wordprocessingDrawing" xmlns:wp="http://schemas.openxmlformats.org/drawingml/2006/wordprocessingDrawing" xmlns:w10="urn:schemas-microsoft-com:office:word" xmlns:w="http://schemas.openxmlformats.org/wordprocessingml/2006/main" xmlns:w14="http://schemas.microsoft.com/office/word/2010/wordml" xmlns:wpg="http://schemas.microsoft.com/office/word/2010/wordprocessingGroup" xmlns:wpi="http://schemas.microsoft.com/office/word/2010/wordprocessingInk" xmlns:wne="http://schemas.microsoft.com/office/word/2006/wordml" xmlns:wps="http://schemas.microsoft.com/office/word/2010/wordprocessingShape" mc:Ignorable="w14 wp14">
   <w:body>
     <w:p>
       <w:pPr>
@@ -18,6 +18,7 @@
       <w:r>
         <w:rPr>
           <w:noProof/>
+          <w:lang w:eastAsia="pt-BR"/>
         </w:rPr>
         <w:drawing>
           <wp:anchor distT="0" distB="0" distL="114300" distR="114300" simplePos="0" relativeHeight="251658240" behindDoc="1" locked="0" layoutInCell="1" allowOverlap="1" wp14:anchorId="481FC59C" wp14:editId="2AED7ADC">
@@ -43,7 +44,7 @@
                     <pic:cNvPicPr/>
                   </pic:nvPicPr>
                   <pic:blipFill>
-                    <a:blip r:embed="rId5">
+                    <a:blip r:embed="rId6">
                       <a:extLst>
                         <a:ext uri="{28A0092B-C50C-407E-A947-70E740481C1C}">
                           <a14:useLocalDpi xmlns:a14="http://schemas.microsoft.com/office/drawing/2010/main" val="0"/>
@@ -130,6 +131,7 @@
       <w:r>
         <w:rPr>
           <w:noProof/>
+          <w:lang w:eastAsia="pt-BR"/>
         </w:rPr>
         <w:drawing>
           <wp:anchor distT="0" distB="0" distL="114300" distR="114300" simplePos="0" relativeHeight="251659264" behindDoc="1" locked="0" layoutInCell="1" allowOverlap="1" wp14:anchorId="1EB9B1E3" wp14:editId="31CB343A">
@@ -155,7 +157,7 @@
                     <pic:cNvPicPr/>
                   </pic:nvPicPr>
                   <pic:blipFill>
-                    <a:blip r:embed="rId6">
+                    <a:blip r:embed="rId7">
                       <a:extLst>
                         <a:ext uri="{28A0092B-C50C-407E-A947-70E740481C1C}">
                           <a14:useLocalDpi xmlns:a14="http://schemas.microsoft.com/office/drawing/2010/main" val="0"/>
@@ -240,6 +242,14 @@
         </w:rPr>
         <w:t xml:space="preserve">Código base </w:t>
       </w:r>
+      <w:r>
+        <w:rPr>
+          <w:b/>
+          <w:bCs/>
+          <w:color w:val="0070C0"/>
+        </w:rPr>
+        <w:t>=</w:t>
+      </w:r>
       <w:proofErr w:type="gramStart"/>
       <w:r>
         <w:rPr>
@@ -247,7 +257,7 @@
           <w:bCs/>
           <w:color w:val="0070C0"/>
         </w:rPr>
-        <w:t>= !</w:t>
+        <w:t xml:space="preserve"> !</w:t>
       </w:r>
       <w:proofErr w:type="gramEnd"/>
     </w:p>
@@ -261,6 +271,7 @@
       <w:r>
         <w:rPr>
           <w:noProof/>
+          <w:lang w:eastAsia="pt-BR"/>
         </w:rPr>
         <w:drawing>
           <wp:inline distT="0" distB="0" distL="0" distR="0" wp14:anchorId="43E51A04" wp14:editId="3592BC22">
@@ -278,7 +289,7 @@
                     <pic:cNvPicPr/>
                   </pic:nvPicPr>
                   <pic:blipFill>
-                    <a:blip r:embed="rId7"/>
+                    <a:blip r:embed="rId8"/>
                     <a:stretch>
                       <a:fillRect/>
                     </a:stretch>
@@ -679,7 +690,7 @@
           <w:bCs/>
           <w:color w:val="0070C0"/>
         </w:rPr>
-        <w:t>=device-</w:t>
+        <w:t>=</w:t>
       </w:r>
       <w:proofErr w:type="spellStart"/>
       <w:r>
@@ -688,7 +699,7 @@
           <w:bCs/>
           <w:color w:val="0070C0"/>
         </w:rPr>
-        <w:t>width</w:t>
+        <w:t>device-width</w:t>
       </w:r>
       <w:proofErr w:type="spellEnd"/>
       <w:r>
@@ -879,12 +890,30 @@
           <w:bCs/>
           <w:color w:val="0070C0"/>
         </w:rPr>
-        <w:t>&lt;body&gt;</w:t>
-      </w:r>
-      <w:r>
-        <w:rPr>
+        <w:t>&lt;</w:t>
+      </w:r>
+      <w:proofErr w:type="spellStart"/>
+      <w:r>
+        <w:rPr>
+          <w:b/>
+          <w:bCs/>
           <w:color w:val="0070C0"/>
         </w:rPr>
+        <w:t>body</w:t>
+      </w:r>
+      <w:proofErr w:type="spellEnd"/>
+      <w:r>
+        <w:rPr>
+          <w:b/>
+          <w:bCs/>
+          <w:color w:val="0070C0"/>
+        </w:rPr>
+        <w:t>&gt;</w:t>
+      </w:r>
+      <w:r>
+        <w:rPr>
+          <w:color w:val="0070C0"/>
+        </w:rPr>
         <w:t xml:space="preserve"> </w:t>
       </w:r>
       <w:r>
@@ -896,7 +925,25 @@
           <w:bCs/>
           <w:color w:val="0070C0"/>
         </w:rPr>
-        <w:t>&lt;/body&gt;</w:t>
+        <w:t>&lt;/</w:t>
+      </w:r>
+      <w:proofErr w:type="spellStart"/>
+      <w:r>
+        <w:rPr>
+          <w:b/>
+          <w:bCs/>
+          <w:color w:val="0070C0"/>
+        </w:rPr>
+        <w:t>body</w:t>
+      </w:r>
+      <w:proofErr w:type="spellEnd"/>
+      <w:r>
+        <w:rPr>
+          <w:b/>
+          <w:bCs/>
+          <w:color w:val="0070C0"/>
+        </w:rPr>
+        <w:t>&gt;</w:t>
       </w:r>
       <w:r>
         <w:rPr>
@@ -965,6 +1012,7 @@
         <w:rPr>
           <w:noProof/>
           <w:color w:val="FF0000"/>
+          <w:lang w:eastAsia="pt-BR"/>
         </w:rPr>
         <w:drawing>
           <wp:anchor distT="0" distB="0" distL="114300" distR="114300" simplePos="0" relativeHeight="251660288" behindDoc="1" locked="0" layoutInCell="1" allowOverlap="1" wp14:anchorId="05ED6D10" wp14:editId="6AB73291">
@@ -990,7 +1038,7 @@
                     <pic:cNvPicPr/>
                   </pic:nvPicPr>
                   <pic:blipFill>
-                    <a:blip r:embed="rId8">
+                    <a:blip r:embed="rId9">
                       <a:extLst>
                         <a:ext uri="{28A0092B-C50C-407E-A947-70E740481C1C}">
                           <a14:useLocalDpi xmlns:a14="http://schemas.microsoft.com/office/drawing/2010/main" val="0"/>
@@ -1022,6 +1070,7 @@
           </wp:anchor>
         </w:drawing>
       </w:r>
+      <w:proofErr w:type="gramStart"/>
       <w:r>
         <w:rPr>
           <w:b/>
@@ -1030,6 +1079,7 @@
         </w:rPr>
         <w:t>observação</w:t>
       </w:r>
+      <w:proofErr w:type="gramEnd"/>
       <w:r>
         <w:rPr>
           <w:b/>
@@ -1076,6 +1126,73 @@
           <w:color w:val="00B0F0"/>
         </w:rPr>
         <w:t>&amp;</w:t>
+      </w:r>
+      <w:proofErr w:type="spellStart"/>
+      <w:r>
+        <w:rPr>
+          <w:b/>
+          <w:bCs/>
+          <w:color w:val="00B0F0"/>
+        </w:rPr>
+        <w:t>lt</w:t>
+      </w:r>
+      <w:proofErr w:type="spellEnd"/>
+      <w:r>
+        <w:rPr>
+          <w:b/>
+          <w:bCs/>
+          <w:color w:val="00B0F0"/>
+        </w:rPr>
+        <w:t>;&amp;</w:t>
+      </w:r>
+      <w:proofErr w:type="spellStart"/>
+      <w:r>
+        <w:rPr>
+          <w:b/>
+          <w:bCs/>
+          <w:color w:val="00B0F0"/>
+        </w:rPr>
+        <w:t>gt</w:t>
+      </w:r>
+      <w:proofErr w:type="spellEnd"/>
+      <w:r>
+        <w:rPr>
+          <w:b/>
+          <w:bCs/>
+          <w:color w:val="00B0F0"/>
+        </w:rPr>
+        <w:t>;</w:t>
+      </w:r>
+      <w:r>
+        <w:rPr>
+          <w:color w:val="00B0F0"/>
+        </w:rPr>
+        <w:t xml:space="preserve"> </w:t>
+      </w:r>
+      <w:r>
+        <w:t xml:space="preserve">= Para que o símbolo da </w:t>
+      </w:r>
+      <w:proofErr w:type="spellStart"/>
+      <w:r>
+        <w:t>t</w:t>
+      </w:r>
+      <w:r>
+        <w:t>a</w:t>
+      </w:r>
+      <w:r>
+        <w:t>g</w:t>
+      </w:r>
+      <w:proofErr w:type="spellEnd"/>
+      <w:r>
+        <w:t xml:space="preserve"> apareça completo. Exemplo para aparecer </w:t>
+      </w:r>
+      <w:r>
+        <w:rPr>
+          <w:b/>
+          <w:bCs/>
+          <w:color w:val="00B0F0"/>
+        </w:rPr>
+        <w:t>&lt;</w:t>
       </w:r>
       <w:proofErr w:type="spellStart"/>
       <w:proofErr w:type="gramStart"/>
@@ -1085,26 +1202,167 @@
           <w:bCs/>
           <w:color w:val="00B0F0"/>
         </w:rPr>
+        <w:t>br</w:t>
+      </w:r>
+      <w:proofErr w:type="spellEnd"/>
+      <w:proofErr w:type="gramEnd"/>
+      <w:r>
+        <w:rPr>
+          <w:b/>
+          <w:bCs/>
+          <w:color w:val="00B0F0"/>
+        </w:rPr>
+        <w:t>&gt;</w:t>
+      </w:r>
+      <w:r>
+        <w:t xml:space="preserve"> = </w:t>
+      </w:r>
+      <w:r>
+        <w:rPr>
+          <w:b/>
+          <w:bCs/>
+          <w:color w:val="00B0F0"/>
+        </w:rPr>
+        <w:t>&amp;</w:t>
+      </w:r>
+      <w:proofErr w:type="spellStart"/>
+      <w:r>
+        <w:rPr>
+          <w:b/>
+          <w:bCs/>
+          <w:color w:val="00B0F0"/>
+        </w:rPr>
+        <w:t>lt;br&amp;gt</w:t>
+      </w:r>
+      <w:proofErr w:type="spellEnd"/>
+    </w:p>
+    <w:p>
+      <w:pPr>
+        <w:spacing w:after="0"/>
+      </w:pPr>
+      <w:r>
+        <w:rPr>
+          <w:b/>
+          <w:bCs/>
+          <w:color w:val="00B0F0"/>
+        </w:rPr>
+        <w:t>&amp;</w:t>
+      </w:r>
+      <w:proofErr w:type="spellStart"/>
+      <w:r>
+        <w:rPr>
+          <w:b/>
+          <w:bCs/>
+          <w:color w:val="00B0F0"/>
+        </w:rPr>
         <w:t>lt</w:t>
       </w:r>
       <w:proofErr w:type="spellEnd"/>
       <w:r>
+        <w:t xml:space="preserve"> = menor que</w:t>
+      </w:r>
+    </w:p>
+    <w:p>
+      <w:pPr>
+        <w:spacing w:after="0"/>
+      </w:pPr>
+      <w:r>
         <w:rPr>
           <w:b/>
           <w:bCs/>
           <w:color w:val="00B0F0"/>
         </w:rPr>
-        <w:t>;&amp;</w:t>
+        <w:t>&amp;</w:t>
       </w:r>
       <w:proofErr w:type="spellStart"/>
+      <w:r>
+        <w:rPr>
+          <w:b/>
+          <w:bCs/>
+          <w:color w:val="00B0F0"/>
+        </w:rPr>
+        <w:t>gt</w:t>
+      </w:r>
+      <w:proofErr w:type="spellEnd"/>
+      <w:r>
+        <w:rPr>
+          <w:color w:val="00B0F0"/>
+        </w:rPr>
+        <w:t xml:space="preserve"> </w:t>
+      </w:r>
+      <w:r>
+        <w:t>= maior que</w:t>
+      </w:r>
+    </w:p>
+    <w:p>
+      <w:pPr>
+        <w:spacing w:after="0"/>
+      </w:pPr>
+      <w:proofErr w:type="gramStart"/>
+      <w:r>
+        <w:rPr>
+          <w:b/>
+          <w:bCs/>
+          <w:color w:val="FF0000"/>
+        </w:rPr>
+        <w:t>observação</w:t>
+      </w:r>
       <w:proofErr w:type="gramEnd"/>
       <w:r>
         <w:rPr>
           <w:b/>
           <w:bCs/>
+          <w:color w:val="FF0000"/>
+        </w:rPr>
+        <w:t xml:space="preserve"> 2</w:t>
+      </w:r>
+      <w:r>
+        <w:rPr>
+          <w:b/>
+          <w:bCs/>
+          <w:color w:val="FF0000"/>
+        </w:rPr>
+        <w:t>:</w:t>
+      </w:r>
+      <w:r>
+        <w:rPr>
+          <w:b/>
+          <w:bCs/>
+          <w:color w:val="FF0000"/>
+        </w:rPr>
+        <w:t xml:space="preserve"> </w:t>
+      </w:r>
+      <w:r>
+        <w:t xml:space="preserve">A </w:t>
+      </w:r>
+      <w:proofErr w:type="spellStart"/>
+      <w:r>
+        <w:t>tags</w:t>
+      </w:r>
+      <w:proofErr w:type="spellEnd"/>
+      <w:r>
+        <w:rPr>
+          <w:b/>
+          <w:bCs/>
+        </w:rPr>
+        <w:t xml:space="preserve"> </w:t>
+      </w:r>
+      <w:r>
+        <w:rPr>
+          <w:b/>
+          <w:bCs/>
           <w:color w:val="00B0F0"/>
         </w:rPr>
-        <w:t>gt</w:t>
+        <w:t>&lt;</w:t>
+      </w:r>
+      <w:proofErr w:type="spellStart"/>
+      <w:r>
+        <w:rPr>
+          <w:b/>
+          <w:bCs/>
+          <w:color w:val="00B0F0"/>
+        </w:rPr>
+        <w:t>br</w:t>
       </w:r>
       <w:proofErr w:type="spellEnd"/>
       <w:r>
@@ -1113,240 +1371,16 @@
           <w:bCs/>
           <w:color w:val="00B0F0"/>
         </w:rPr>
-        <w:t>;</w:t>
-      </w:r>
-      <w:r>
-        <w:rPr>
-          <w:color w:val="00B0F0"/>
-        </w:rPr>
-        <w:t xml:space="preserve"> </w:t>
-      </w:r>
-      <w:r>
-        <w:t xml:space="preserve">= Para que o símbolo da </w:t>
-      </w:r>
-      <w:proofErr w:type="spellStart"/>
-      <w:r>
-        <w:t>t</w:t>
-      </w:r>
-      <w:r>
-        <w:t>a</w:t>
-      </w:r>
-      <w:r>
-        <w:t>g</w:t>
-      </w:r>
-      <w:proofErr w:type="spellEnd"/>
-      <w:r>
-        <w:t xml:space="preserve"> apareça completo. Exemplo para aparecer </w:t>
-      </w:r>
-      <w:r>
-        <w:rPr>
-          <w:b/>
-          <w:bCs/>
-          <w:color w:val="00B0F0"/>
-        </w:rPr>
-        <w:t>&lt;</w:t>
-      </w:r>
-      <w:proofErr w:type="spellStart"/>
-      <w:r>
-        <w:rPr>
-          <w:b/>
-          <w:bCs/>
-          <w:color w:val="00B0F0"/>
-        </w:rPr>
-        <w:t>br</w:t>
-      </w:r>
-      <w:proofErr w:type="spellEnd"/>
-      <w:r>
-        <w:rPr>
-          <w:b/>
-          <w:bCs/>
-          <w:color w:val="00B0F0"/>
-        </w:rPr>
         <w:t>&gt;</w:t>
       </w:r>
       <w:r>
         <w:t xml:space="preserve"> = </w:t>
       </w:r>
       <w:r>
-        <w:rPr>
-          <w:b/>
-          <w:bCs/>
-          <w:color w:val="00B0F0"/>
-        </w:rPr>
-        <w:t>&amp;</w:t>
-      </w:r>
-      <w:proofErr w:type="spellStart"/>
-      <w:proofErr w:type="gramStart"/>
-      <w:r>
-        <w:rPr>
-          <w:b/>
-          <w:bCs/>
-          <w:color w:val="00B0F0"/>
-        </w:rPr>
-        <w:t>lt;br</w:t>
-      </w:r>
-      <w:proofErr w:type="gramEnd"/>
-      <w:r>
-        <w:rPr>
-          <w:b/>
-          <w:bCs/>
-          <w:color w:val="00B0F0"/>
-        </w:rPr>
-        <w:t>&amp;gt</w:t>
-      </w:r>
-      <w:proofErr w:type="spellEnd"/>
-    </w:p>
-    <w:p>
-      <w:pPr>
-        <w:spacing w:after="0"/>
-      </w:pPr>
-      <w:r>
-        <w:rPr>
-          <w:b/>
-          <w:bCs/>
-          <w:color w:val="00B0F0"/>
-        </w:rPr>
-        <w:t>&amp;</w:t>
-      </w:r>
-      <w:proofErr w:type="spellStart"/>
-      <w:r>
-        <w:rPr>
-          <w:b/>
-          <w:bCs/>
-          <w:color w:val="00B0F0"/>
-        </w:rPr>
-        <w:t>lt</w:t>
-      </w:r>
-      <w:proofErr w:type="spellEnd"/>
-      <w:r>
-        <w:t xml:space="preserve"> = menor que</w:t>
-      </w:r>
-    </w:p>
-    <w:p>
-      <w:pPr>
-        <w:spacing w:after="0"/>
-      </w:pPr>
-      <w:r>
-        <w:rPr>
-          <w:b/>
-          <w:bCs/>
-          <w:color w:val="00B0F0"/>
-        </w:rPr>
-        <w:t>&amp;</w:t>
-      </w:r>
-      <w:proofErr w:type="spellStart"/>
-      <w:r>
-        <w:rPr>
-          <w:b/>
-          <w:bCs/>
-          <w:color w:val="00B0F0"/>
-        </w:rPr>
-        <w:t>gt</w:t>
-      </w:r>
-      <w:proofErr w:type="spellEnd"/>
-      <w:r>
-        <w:rPr>
-          <w:color w:val="00B0F0"/>
-        </w:rPr>
-        <w:t xml:space="preserve"> </w:t>
-      </w:r>
-      <w:r>
-        <w:t>= maior que</w:t>
-      </w:r>
-    </w:p>
-    <w:p>
-      <w:pPr>
-        <w:spacing w:after="0"/>
-      </w:pPr>
-      <w:r>
-        <w:rPr>
-          <w:b/>
-          <w:bCs/>
-          <w:color w:val="FF0000"/>
-        </w:rPr>
-        <w:t>observação</w:t>
-      </w:r>
-      <w:r>
-        <w:rPr>
-          <w:b/>
-          <w:bCs/>
-          <w:color w:val="FF0000"/>
-        </w:rPr>
-        <w:t xml:space="preserve"> 2</w:t>
-      </w:r>
-      <w:r>
-        <w:rPr>
-          <w:b/>
-          <w:bCs/>
-          <w:color w:val="FF0000"/>
-        </w:rPr>
-        <w:t>:</w:t>
-      </w:r>
-      <w:r>
-        <w:rPr>
-          <w:b/>
-          <w:bCs/>
-          <w:color w:val="FF0000"/>
-        </w:rPr>
-        <w:t xml:space="preserve"> </w:t>
-      </w:r>
-      <w:r>
-        <w:t xml:space="preserve">A </w:t>
-      </w:r>
-      <w:proofErr w:type="spellStart"/>
-      <w:r>
-        <w:t>tags</w:t>
-      </w:r>
-      <w:proofErr w:type="spellEnd"/>
-      <w:r>
-        <w:rPr>
-          <w:b/>
-          <w:bCs/>
-        </w:rPr>
-        <w:t xml:space="preserve"> </w:t>
-      </w:r>
-      <w:r>
-        <w:rPr>
-          <w:b/>
-          <w:bCs/>
-          <w:color w:val="00B0F0"/>
-        </w:rPr>
-        <w:t>&lt;</w:t>
-      </w:r>
-      <w:proofErr w:type="spellStart"/>
-      <w:r>
-        <w:rPr>
-          <w:b/>
-          <w:bCs/>
-          <w:color w:val="00B0F0"/>
-        </w:rPr>
-        <w:t>br</w:t>
-      </w:r>
-      <w:proofErr w:type="spellEnd"/>
-      <w:r>
-        <w:rPr>
-          <w:b/>
-          <w:bCs/>
-          <w:color w:val="00B0F0"/>
-        </w:rPr>
-        <w:t>&gt;</w:t>
-      </w:r>
-      <w:r>
-        <w:t xml:space="preserve"> </w:t>
-      </w:r>
-      <w:proofErr w:type="gramStart"/>
-      <w:r>
-        <w:t xml:space="preserve">= </w:t>
-      </w:r>
-      <w:r>
         <w:t xml:space="preserve"> Q</w:t>
       </w:r>
       <w:r>
-        <w:t>uebra</w:t>
-      </w:r>
-      <w:proofErr w:type="gramEnd"/>
-      <w:r>
-        <w:t xml:space="preserve"> de linha</w:t>
+        <w:t>uebra de linha</w:t>
       </w:r>
       <w:r>
         <w:t xml:space="preserve"> ou remover a ligação de uma expressão com termo seguinte.</w:t>
@@ -1402,7 +1436,32 @@
           <w:b/>
           <w:bCs/>
         </w:rPr>
+        <w:t xml:space="preserve">HTML </w:t>
+      </w:r>
+      <w:proofErr w:type="spellStart"/>
+      <w:r>
+        <w:rPr>
+          <w:b/>
+          <w:bCs/>
+        </w:rPr>
+        <w:t>Entities</w:t>
+      </w:r>
+      <w:proofErr w:type="spellEnd"/>
+    </w:p>
+    <w:p>
+      <w:pPr>
+        <w:spacing w:after="0"/>
+        <w:jc w:val="center"/>
+      </w:pPr>
+      <w:r>
         <w:lastRenderedPageBreak/>
+        <w:t xml:space="preserve">Existem alguns outros símbolos que podem ser exibidos usando códigos. Esses códigos são chamados de </w:t>
+      </w:r>
+      <w:r>
+        <w:rPr>
+          <w:b/>
+          <w:bCs/>
+        </w:rPr>
         <w:t xml:space="preserve">HTML </w:t>
       </w:r>
       <w:proofErr w:type="spellStart"/>
@@ -1416,34 +1475,10 @@
       <w:proofErr w:type="spellEnd"/>
     </w:p>
     <w:p>
-      <w:pPr>
-        <w:spacing w:after="0"/>
-        <w:jc w:val="center"/>
-      </w:pPr>
-      <w:r>
-        <w:t xml:space="preserve">Existem alguns outros símbolos que podem ser exibidos usando códigos. Esses códigos são chamados de </w:t>
-      </w:r>
-      <w:r>
-        <w:rPr>
-          <w:b/>
-          <w:bCs/>
-        </w:rPr>
-        <w:t xml:space="preserve">HTML </w:t>
-      </w:r>
-      <w:proofErr w:type="spellStart"/>
-      <w:r>
-        <w:rPr>
-          <w:b/>
-          <w:bCs/>
-        </w:rPr>
-        <w:t>Entities</w:t>
-      </w:r>
-      <w:proofErr w:type="spellEnd"/>
-    </w:p>
-    <w:p>
       <w:r>
         <w:rPr>
           <w:noProof/>
+          <w:lang w:eastAsia="pt-BR"/>
         </w:rPr>
         <w:drawing>
           <wp:anchor distT="0" distB="0" distL="114300" distR="114300" simplePos="0" relativeHeight="251661312" behindDoc="1" locked="0" layoutInCell="1" allowOverlap="1" wp14:anchorId="799E88C2" wp14:editId="0B00E4D1">
@@ -1469,7 +1504,7 @@
                     <pic:cNvPicPr/>
                   </pic:nvPicPr>
                   <pic:blipFill>
-                    <a:blip r:embed="rId9">
+                    <a:blip r:embed="rId10">
                       <a:extLst>
                         <a:ext uri="{28A0092B-C50C-407E-A947-70E740481C1C}">
                           <a14:useLocalDpi xmlns:a14="http://schemas.microsoft.com/office/drawing/2010/main" val="0"/>
@@ -1621,6 +1656,7 @@
       <w:r>
         <w:rPr>
           <w:noProof/>
+          <w:lang w:eastAsia="pt-BR"/>
         </w:rPr>
         <w:drawing>
           <wp:anchor distT="0" distB="0" distL="114300" distR="114300" simplePos="0" relativeHeight="251679744" behindDoc="1" locked="0" layoutInCell="1" allowOverlap="1" wp14:anchorId="75F13851" wp14:editId="0E5D6C50">
@@ -1646,7 +1682,7 @@
                     <pic:cNvPicPr/>
                   </pic:nvPicPr>
                   <pic:blipFill>
-                    <a:blip r:embed="rId10">
+                    <a:blip r:embed="rId11">
                       <a:extLst>
                         <a:ext uri="{28A0092B-C50C-407E-A947-70E740481C1C}">
                           <a14:useLocalDpi xmlns:a14="http://schemas.microsoft.com/office/drawing/2010/main" val="0"/>
@@ -1684,7 +1720,7 @@
       <w:r>
         <w:t xml:space="preserve"> site da </w:t>
       </w:r>
-      <w:hyperlink r:id="rId11" w:history="1">
+      <w:hyperlink r:id="rId12" w:history="1">
         <w:r>
           <w:rPr>
             <w:rStyle w:val="Hyperlink"/>
@@ -1796,6 +1832,7 @@
       <w:r>
         <w:rPr>
           <w:noProof/>
+          <w:lang w:eastAsia="pt-BR"/>
         </w:rPr>
         <w:drawing>
           <wp:anchor distT="0" distB="0" distL="114300" distR="114300" simplePos="0" relativeHeight="251680768" behindDoc="1" locked="0" layoutInCell="1" allowOverlap="1" wp14:anchorId="25200909" wp14:editId="211A78FC">
@@ -1821,7 +1858,7 @@
                     <pic:cNvPicPr/>
                   </pic:nvPicPr>
                   <pic:blipFill>
-                    <a:blip r:embed="rId12">
+                    <a:blip r:embed="rId13">
                       <a:extLst>
                         <a:ext uri="{28A0092B-C50C-407E-A947-70E740481C1C}">
                           <a14:useLocalDpi xmlns:a14="http://schemas.microsoft.com/office/drawing/2010/main" val="0"/>
@@ -1896,7 +1933,6 @@
           <w:b/>
           <w:bCs/>
         </w:rPr>
-        <w:lastRenderedPageBreak/>
         <w:t>USANDO ÍCONE (favicon)</w:t>
       </w:r>
     </w:p>
@@ -1914,7 +1950,9 @@
       <w:r>
         <w:rPr>
           <w:noProof/>
-        </w:rPr>
+          <w:lang w:eastAsia="pt-BR"/>
+        </w:rPr>
+        <w:lastRenderedPageBreak/>
         <w:drawing>
           <wp:anchor distT="0" distB="0" distL="114300" distR="114300" simplePos="0" relativeHeight="251663360" behindDoc="1" locked="0" layoutInCell="1" allowOverlap="1" wp14:anchorId="41519597" wp14:editId="7A0F175B">
             <wp:simplePos x="0" y="0"/>
@@ -1939,7 +1977,7 @@
                     <pic:cNvPicPr/>
                   </pic:nvPicPr>
                   <pic:blipFill>
-                    <a:blip r:embed="rId13">
+                    <a:blip r:embed="rId14">
                       <a:extLst>
                         <a:ext uri="{28A0092B-C50C-407E-A947-70E740481C1C}">
                           <a14:useLocalDpi xmlns:a14="http://schemas.microsoft.com/office/drawing/2010/main" val="0"/>
@@ -2006,6 +2044,7 @@
       <w:r>
         <w:rPr>
           <w:noProof/>
+          <w:lang w:eastAsia="pt-BR"/>
         </w:rPr>
         <w:drawing>
           <wp:anchor distT="0" distB="0" distL="114300" distR="114300" simplePos="0" relativeHeight="251664384" behindDoc="1" locked="0" layoutInCell="1" allowOverlap="1" wp14:anchorId="5D1EBAB3" wp14:editId="3C492812">
@@ -2031,7 +2070,7 @@
                     <pic:cNvPicPr/>
                   </pic:nvPicPr>
                   <pic:blipFill>
-                    <a:blip r:embed="rId14">
+                    <a:blip r:embed="rId15">
                       <a:extLst>
                         <a:ext uri="{28A0092B-C50C-407E-A947-70E740481C1C}">
                           <a14:useLocalDpi xmlns:a14="http://schemas.microsoft.com/office/drawing/2010/main" val="0"/>
@@ -2109,33 +2148,15 @@
           <w:bCs/>
           <w:color w:val="00B0F0"/>
         </w:rPr>
-        <w:t>link:</w:t>
-      </w:r>
-      <w:proofErr w:type="gramStart"/>
-      <w:r>
-        <w:rPr>
-          <w:b/>
-          <w:bCs/>
-          <w:color w:val="00B0F0"/>
-        </w:rPr>
-        <w:t>favicon</w:t>
+        <w:t>link:favicon</w:t>
       </w:r>
       <w:proofErr w:type="spellEnd"/>
       <w:r>
         <w:t xml:space="preserve">  </w:t>
       </w:r>
       <w:r>
-        <w:t>para</w:t>
-      </w:r>
-      <w:proofErr w:type="gramEnd"/>
-      <w:r>
-        <w:t xml:space="preserve"> mudar ícone da </w:t>
-      </w:r>
-      <w:proofErr w:type="spellStart"/>
-      <w:r>
-        <w:t>pagina</w:t>
-      </w:r>
-      <w:proofErr w:type="spellEnd"/>
+        <w:t>para mudar ícone da pagina</w:t>
+      </w:r>
       <w:r>
         <w:t>.</w:t>
       </w:r>
@@ -2227,6 +2248,7 @@
       <w:r>
         <w:rPr>
           <w:noProof/>
+          <w:lang w:eastAsia="pt-BR"/>
         </w:rPr>
         <w:drawing>
           <wp:anchor distT="0" distB="0" distL="114300" distR="114300" simplePos="0" relativeHeight="251666432" behindDoc="1" locked="0" layoutInCell="1" allowOverlap="1" wp14:anchorId="5A808E09" wp14:editId="6ED4EEAD">
@@ -2252,7 +2274,7 @@
                     <pic:cNvPicPr/>
                   </pic:nvPicPr>
                   <pic:blipFill>
-                    <a:blip r:embed="rId15">
+                    <a:blip r:embed="rId16">
                       <a:extLst>
                         <a:ext uri="{28A0092B-C50C-407E-A947-70E740481C1C}">
                           <a14:useLocalDpi xmlns:a14="http://schemas.microsoft.com/office/drawing/2010/main" val="0"/>
@@ -2287,6 +2309,7 @@
       <w:r>
         <w:rPr>
           <w:noProof/>
+          <w:lang w:eastAsia="pt-BR"/>
         </w:rPr>
         <w:drawing>
           <wp:anchor distT="0" distB="0" distL="114300" distR="114300" simplePos="0" relativeHeight="251665408" behindDoc="1" locked="0" layoutInCell="1" allowOverlap="1" wp14:anchorId="6E1FC283" wp14:editId="681CD6A2">
@@ -2312,7 +2335,7 @@
                     <pic:cNvPicPr/>
                   </pic:nvPicPr>
                   <pic:blipFill>
-                    <a:blip r:embed="rId16">
+                    <a:blip r:embed="rId17">
                       <a:extLst>
                         <a:ext uri="{28A0092B-C50C-407E-A947-70E740481C1C}">
                           <a14:useLocalDpi xmlns:a14="http://schemas.microsoft.com/office/drawing/2010/main" val="0"/>
@@ -2770,6 +2793,7 @@
       <w:r>
         <w:rPr>
           <w:noProof/>
+          <w:lang w:eastAsia="pt-BR"/>
         </w:rPr>
         <w:drawing>
           <wp:anchor distT="0" distB="0" distL="114300" distR="114300" simplePos="0" relativeHeight="251667456" behindDoc="1" locked="0" layoutInCell="1" allowOverlap="1" wp14:anchorId="7D0B8056" wp14:editId="1FDE2C6B">
@@ -2795,7 +2819,7 @@
                     <pic:cNvPicPr/>
                   </pic:nvPicPr>
                   <pic:blipFill>
-                    <a:blip r:embed="rId17">
+                    <a:blip r:embed="rId18">
                       <a:extLst>
                         <a:ext uri="{28A0092B-C50C-407E-A947-70E740481C1C}">
                           <a14:useLocalDpi xmlns:a14="http://schemas.microsoft.com/office/drawing/2010/main" val="0"/>
@@ -2925,7 +2949,6 @@
         </w:tabs>
       </w:pPr>
       <w:r>
-        <w:lastRenderedPageBreak/>
         <w:t xml:space="preserve">A </w:t>
       </w:r>
       <w:proofErr w:type="spellStart"/>
@@ -2996,6 +3019,7 @@
           <w:bCs/>
           <w:color w:val="00B0F0"/>
         </w:rPr>
+        <w:lastRenderedPageBreak/>
         <w:t>1</w:t>
       </w:r>
       <w:r>
@@ -3364,19 +3388,19 @@
         <w:t>ul</w:t>
       </w:r>
       <w:proofErr w:type="spellEnd"/>
+      <w:r>
+        <w:rPr>
+          <w:b/>
+          <w:bCs/>
+          <w:color w:val="00B0F0"/>
+        </w:rPr>
+        <w:t>&gt;</w:t>
+      </w:r>
       <w:proofErr w:type="gramStart"/>
       <w:r>
         <w:rPr>
-          <w:b/>
-          <w:bCs/>
           <w:color w:val="00B0F0"/>
         </w:rPr>
-        <w:t>&gt;</w:t>
-      </w:r>
-      <w:r>
-        <w:rPr>
-          <w:color w:val="00B0F0"/>
-        </w:rPr>
         <w:t xml:space="preserve"> </w:t>
       </w:r>
       <w:r>
@@ -3386,7 +3410,7 @@
           <w:lang w:eastAsia="pt-BR"/>
           <w14:ligatures w14:val="none"/>
         </w:rPr>
-        <w:t xml:space="preserve"> para</w:t>
+        <w:t xml:space="preserve"> </w:t>
       </w:r>
       <w:proofErr w:type="gramEnd"/>
       <w:r>
@@ -3396,7 +3420,7 @@
           <w:lang w:eastAsia="pt-BR"/>
           <w14:ligatures w14:val="none"/>
         </w:rPr>
-        <w:t xml:space="preserve"> delimitar a lista e a </w:t>
+        <w:t xml:space="preserve">para delimitar a lista e a </w:t>
       </w:r>
       <w:proofErr w:type="spellStart"/>
       <w:r>
@@ -3467,6 +3491,7 @@
       <w:r>
         <w:rPr>
           <w:noProof/>
+          <w:lang w:eastAsia="pt-BR"/>
         </w:rPr>
         <w:drawing>
           <wp:anchor distT="0" distB="0" distL="114300" distR="114300" simplePos="0" relativeHeight="251668480" behindDoc="1" locked="0" layoutInCell="1" allowOverlap="1" wp14:anchorId="6C6F0500" wp14:editId="3E5CE1E8">
@@ -3492,7 +3517,7 @@
                     <pic:cNvPicPr/>
                   </pic:nvPicPr>
                   <pic:blipFill>
-                    <a:blip r:embed="rId18">
+                    <a:blip r:embed="rId19">
                       <a:extLst>
                         <a:ext uri="{28A0092B-C50C-407E-A947-70E740481C1C}">
                           <a14:useLocalDpi xmlns:a14="http://schemas.microsoft.com/office/drawing/2010/main" val="0"/>
@@ -4105,6 +4130,7 @@
       <w:r>
         <w:rPr>
           <w:noProof/>
+          <w:lang w:eastAsia="pt-BR"/>
         </w:rPr>
         <w:drawing>
           <wp:anchor distT="0" distB="0" distL="114300" distR="114300" simplePos="0" relativeHeight="251669504" behindDoc="1" locked="0" layoutInCell="1" allowOverlap="1" wp14:anchorId="2ACF0443" wp14:editId="04B4F040">
@@ -4130,7 +4156,7 @@
                     <pic:cNvPicPr/>
                   </pic:nvPicPr>
                   <pic:blipFill>
-                    <a:blip r:embed="rId19">
+                    <a:blip r:embed="rId20">
                       <a:extLst>
                         <a:ext uri="{28A0092B-C50C-407E-A947-70E740481C1C}">
                           <a14:useLocalDpi xmlns:a14="http://schemas.microsoft.com/office/drawing/2010/main" val="0"/>
@@ -4220,7 +4246,6 @@
           <w:bCs/>
           <w:lang w:eastAsia="pt-BR"/>
         </w:rPr>
-        <w:lastRenderedPageBreak/>
         <w:t>LINKS</w:t>
       </w:r>
     </w:p>
@@ -4234,6 +4259,7 @@
       <w:r>
         <w:rPr>
           <w:noProof/>
+          <w:lang w:eastAsia="pt-BR"/>
         </w:rPr>
         <w:drawing>
           <wp:anchor distT="0" distB="0" distL="114300" distR="114300" simplePos="0" relativeHeight="251670528" behindDoc="1" locked="0" layoutInCell="1" allowOverlap="1" wp14:anchorId="7987C539" wp14:editId="528F097E">
@@ -4259,7 +4285,7 @@
                     <pic:cNvPicPr/>
                   </pic:nvPicPr>
                   <pic:blipFill>
-                    <a:blip r:embed="rId20">
+                    <a:blip r:embed="rId21">
                       <a:extLst>
                         <a:ext uri="{28A0092B-C50C-407E-A947-70E740481C1C}">
                           <a14:useLocalDpi xmlns:a14="http://schemas.microsoft.com/office/drawing/2010/main" val="0"/>
@@ -4386,6 +4412,7 @@
         </w:rPr>
         <w:t xml:space="preserve">é o </w:t>
       </w:r>
+      <w:proofErr w:type="spellStart"/>
       <w:r>
         <w:rPr>
           <w:rFonts w:ascii="Times New Roman" w:eastAsia="Times New Roman" w:hAnsi="Times New Roman" w:cs="Times New Roman"/>
@@ -4396,6 +4423,7 @@
         </w:rPr>
         <w:t>href</w:t>
       </w:r>
+      <w:proofErr w:type="spellEnd"/>
       <w:r>
         <w:rPr>
           <w:rFonts w:ascii="Times New Roman" w:eastAsia="Times New Roman" w:hAnsi="Times New Roman" w:cs="Times New Roman"/>
@@ -4525,6 +4553,7 @@
       <w:r>
         <w:rPr>
           <w:noProof/>
+          <w:lang w:eastAsia="pt-BR"/>
         </w:rPr>
         <w:drawing>
           <wp:anchor distT="0" distB="0" distL="114300" distR="114300" simplePos="0" relativeHeight="251671552" behindDoc="1" locked="0" layoutInCell="1" allowOverlap="1" wp14:anchorId="5740CA37" wp14:editId="6A48F3CE">
@@ -4550,7 +4579,7 @@
                     <pic:cNvPicPr/>
                   </pic:nvPicPr>
                   <pic:blipFill>
-                    <a:blip r:embed="rId21">
+                    <a:blip r:embed="rId22">
                       <a:extLst>
                         <a:ext uri="{28A0092B-C50C-407E-A947-70E740481C1C}">
                           <a14:useLocalDpi xmlns:a14="http://schemas.microsoft.com/office/drawing/2010/main" val="0"/>
@@ -4906,6 +4935,7 @@
       <w:r>
         <w:rPr>
           <w:noProof/>
+          <w:lang w:eastAsia="pt-BR"/>
         </w:rPr>
         <w:drawing>
           <wp:anchor distT="0" distB="0" distL="114300" distR="114300" simplePos="0" relativeHeight="251673600" behindDoc="1" locked="0" layoutInCell="1" allowOverlap="1" wp14:anchorId="3C2766A0" wp14:editId="2B66CE1F">
@@ -4931,7 +4961,7 @@
                     <pic:cNvPicPr/>
                   </pic:nvPicPr>
                   <pic:blipFill>
-                    <a:blip r:embed="rId22">
+                    <a:blip r:embed="rId23">
                       <a:extLst>
                         <a:ext uri="{28A0092B-C50C-407E-A947-70E740481C1C}">
                           <a14:useLocalDpi xmlns:a14="http://schemas.microsoft.com/office/drawing/2010/main" val="0"/>
@@ -5056,7 +5086,7 @@
           <w:rFonts w:ascii="Times New Roman" w:eastAsia="Times New Roman" w:hAnsi="Times New Roman" w:cs="Times New Roman"/>
           <w:lang w:eastAsia="pt-BR"/>
         </w:rPr>
-        <w:t xml:space="preserve"> </w:t>
+        <w:t xml:space="preserve"> atributo</w:t>
       </w:r>
       <w:proofErr w:type="gramStart"/>
       <w:r>
@@ -5064,16 +5094,10 @@
           <w:rFonts w:ascii="Times New Roman" w:eastAsia="Times New Roman" w:hAnsi="Times New Roman" w:cs="Times New Roman"/>
           <w:lang w:eastAsia="pt-BR"/>
         </w:rPr>
-        <w:t>atributo</w:t>
-      </w:r>
-      <w:r>
-        <w:rPr>
-          <w:rFonts w:ascii="Times New Roman" w:eastAsia="Times New Roman" w:hAnsi="Times New Roman" w:cs="Times New Roman"/>
-          <w:lang w:eastAsia="pt-BR"/>
-        </w:rPr>
         <w:t xml:space="preserve">  </w:t>
       </w:r>
       <w:proofErr w:type="spellStart"/>
+      <w:proofErr w:type="gramEnd"/>
       <w:r>
         <w:rPr>
           <w:rFonts w:ascii="Times New Roman" w:eastAsia="Times New Roman" w:hAnsi="Times New Roman" w:cs="Times New Roman"/>
@@ -5083,7 +5107,6 @@
         <w:t>rel</w:t>
       </w:r>
       <w:proofErr w:type="spellEnd"/>
-      <w:proofErr w:type="gramEnd"/>
       <w:r>
         <w:rPr>
           <w:rFonts w:ascii="Times New Roman" w:eastAsia="Times New Roman" w:hAnsi="Times New Roman" w:cs="Times New Roman"/>
@@ -5292,6 +5315,7 @@
       <w:r>
         <w:rPr>
           <w:noProof/>
+          <w:lang w:eastAsia="pt-BR"/>
         </w:rPr>
         <w:drawing>
           <wp:anchor distT="0" distB="0" distL="114300" distR="114300" simplePos="0" relativeHeight="251672576" behindDoc="1" locked="0" layoutInCell="1" allowOverlap="1" wp14:anchorId="0F905035" wp14:editId="18D2F8B2">
@@ -5317,7 +5341,7 @@
                     <pic:cNvPicPr/>
                   </pic:nvPicPr>
                   <pic:blipFill>
-                    <a:blip r:embed="rId23">
+                    <a:blip r:embed="rId24">
                       <a:extLst>
                         <a:ext uri="{28A0092B-C50C-407E-A947-70E740481C1C}">
                           <a14:useLocalDpi xmlns:a14="http://schemas.microsoft.com/office/drawing/2010/main" val="0"/>
@@ -5380,7 +5404,6 @@
           <w:bCs/>
           <w:lang w:eastAsia="pt-BR"/>
         </w:rPr>
-        <w:lastRenderedPageBreak/>
         <w:t xml:space="preserve">No HTML5, o atributo download permite definir o nome do arquivo baixado, e o </w:t>
       </w:r>
       <w:proofErr w:type="spellStart"/>
@@ -5427,6 +5450,7 @@
       <w:r>
         <w:rPr>
           <w:noProof/>
+          <w:lang w:eastAsia="pt-BR"/>
         </w:rPr>
         <w:drawing>
           <wp:anchor distT="0" distB="0" distL="114300" distR="114300" simplePos="0" relativeHeight="251674624" behindDoc="1" locked="0" layoutInCell="1" allowOverlap="1" wp14:anchorId="0224931F" wp14:editId="57B53B1D">
@@ -5452,7 +5476,7 @@
                     <pic:cNvPicPr/>
                   </pic:nvPicPr>
                   <pic:blipFill>
-                    <a:blip r:embed="rId24">
+                    <a:blip r:embed="rId25">
                       <a:extLst>
                         <a:ext uri="{28A0092B-C50C-407E-A947-70E740481C1C}">
                           <a14:useLocalDpi xmlns:a14="http://schemas.microsoft.com/office/drawing/2010/main" val="0"/>
@@ -5541,6 +5565,7 @@
       <w:r>
         <w:rPr>
           <w:noProof/>
+          <w:lang w:eastAsia="pt-BR"/>
         </w:rPr>
         <w:drawing>
           <wp:anchor distT="0" distB="0" distL="114300" distR="114300" simplePos="0" relativeHeight="251675648" behindDoc="1" locked="0" layoutInCell="1" allowOverlap="1" wp14:anchorId="7AF34CEE" wp14:editId="20B9F2C5">
@@ -5566,7 +5591,7 @@
                     <pic:cNvPicPr/>
                   </pic:nvPicPr>
                   <pic:blipFill>
-                    <a:blip r:embed="rId25">
+                    <a:blip r:embed="rId26">
                       <a:extLst>
                         <a:ext uri="{28A0092B-C50C-407E-A947-70E740481C1C}">
                           <a14:useLocalDpi xmlns:a14="http://schemas.microsoft.com/office/drawing/2010/main" val="0"/>
@@ -6236,7 +6261,29 @@
           <w:color w:val="00B0F0"/>
           <w:lang w:eastAsia="pt-BR"/>
         </w:rPr>
-        <w:t xml:space="preserve">/jpeg </w:t>
+        <w:t>/</w:t>
+      </w:r>
+      <w:proofErr w:type="spellStart"/>
+      <w:r>
+        <w:rPr>
+          <w:rFonts w:ascii="Times New Roman" w:eastAsia="Times New Roman" w:hAnsi="Times New Roman" w:cs="Times New Roman"/>
+          <w:b/>
+          <w:bCs/>
+          <w:color w:val="00B0F0"/>
+          <w:lang w:eastAsia="pt-BR"/>
+        </w:rPr>
+        <w:t>jpeg</w:t>
+      </w:r>
+      <w:proofErr w:type="spellEnd"/>
+      <w:r>
+        <w:rPr>
+          <w:rFonts w:ascii="Times New Roman" w:eastAsia="Times New Roman" w:hAnsi="Times New Roman" w:cs="Times New Roman"/>
+          <w:b/>
+          <w:bCs/>
+          <w:color w:val="00B0F0"/>
+          <w:lang w:eastAsia="pt-BR"/>
+        </w:rPr>
+        <w:t xml:space="preserve"> </w:t>
       </w:r>
     </w:p>
     <w:p>
@@ -6275,8 +6322,20 @@
           <w:color w:val="00B0F0"/>
           <w:lang w:eastAsia="pt-BR"/>
         </w:rPr>
-        <w:t>/png</w:t>
-      </w:r>
+        <w:t>/</w:t>
+      </w:r>
+      <w:proofErr w:type="spellStart"/>
+      <w:r>
+        <w:rPr>
+          <w:rFonts w:ascii="Times New Roman" w:eastAsia="Times New Roman" w:hAnsi="Times New Roman" w:cs="Times New Roman"/>
+          <w:b/>
+          <w:bCs/>
+          <w:color w:val="00B0F0"/>
+          <w:lang w:eastAsia="pt-BR"/>
+        </w:rPr>
+        <w:t>png</w:t>
+      </w:r>
+      <w:proofErr w:type="spellEnd"/>
     </w:p>
     <w:p>
       <w:pPr>
@@ -6289,6 +6348,7 @@
       <w:r>
         <w:rPr>
           <w:noProof/>
+          <w:lang w:eastAsia="pt-BR"/>
         </w:rPr>
         <w:drawing>
           <wp:anchor distT="0" distB="0" distL="114300" distR="114300" simplePos="0" relativeHeight="251676672" behindDoc="1" locked="0" layoutInCell="1" allowOverlap="1" wp14:anchorId="35FD0ECE" wp14:editId="30FE318D">
@@ -6314,7 +6374,7 @@
                     <pic:cNvPicPr/>
                   </pic:nvPicPr>
                   <pic:blipFill>
-                    <a:blip r:embed="rId26">
+                    <a:blip r:embed="rId27">
                       <a:extLst>
                         <a:ext uri="{28A0092B-C50C-407E-A947-70E740481C1C}">
                           <a14:useLocalDpi xmlns:a14="http://schemas.microsoft.com/office/drawing/2010/main" val="0"/>
@@ -6476,7 +6536,6 @@
           <w:b/>
           <w:bCs/>
         </w:rPr>
-        <w:lastRenderedPageBreak/>
         <w:t>IMAGEM EM HTML</w:t>
       </w:r>
     </w:p>
@@ -6628,6 +6687,7 @@
           <w:bCs/>
           <w:color w:val="00B0F0"/>
         </w:rPr>
+        <w:lastRenderedPageBreak/>
         <w:t>alt</w:t>
       </w:r>
       <w:proofErr w:type="spellEnd"/>
@@ -6645,6 +6705,7 @@
         <w:rPr>
           <w:noProof/>
           <w:color w:val="00B0F0"/>
+          <w:lang w:eastAsia="pt-BR"/>
         </w:rPr>
         <w:drawing>
           <wp:anchor distT="0" distB="0" distL="114300" distR="114300" simplePos="0" relativeHeight="251678720" behindDoc="1" locked="0" layoutInCell="1" allowOverlap="1" wp14:anchorId="2C7B65E7" wp14:editId="15012AA2">
@@ -6670,7 +6731,7 @@
                     <pic:cNvPicPr/>
                   </pic:nvPicPr>
                   <pic:blipFill>
-                    <a:blip r:embed="rId27">
+                    <a:blip r:embed="rId28">
                       <a:extLst>
                         <a:ext uri="{28A0092B-C50C-407E-A947-70E740481C1C}">
                           <a14:useLocalDpi xmlns:a14="http://schemas.microsoft.com/office/drawing/2010/main" val="0"/>
@@ -6788,6 +6849,7 @@
       <w:r>
         <w:rPr>
           <w:noProof/>
+          <w:lang w:eastAsia="pt-BR"/>
         </w:rPr>
         <w:drawing>
           <wp:anchor distT="0" distB="0" distL="114300" distR="114300" simplePos="0" relativeHeight="251681792" behindDoc="1" locked="0" layoutInCell="1" allowOverlap="1" wp14:anchorId="7EC38055" wp14:editId="63A291EC">
@@ -6813,7 +6875,7 @@
                     <pic:cNvPicPr/>
                   </pic:nvPicPr>
                   <pic:blipFill>
-                    <a:blip r:embed="rId28">
+                    <a:blip r:embed="rId29">
                       <a:extLst>
                         <a:ext uri="{28A0092B-C50C-407E-A947-70E740481C1C}">
                           <a14:useLocalDpi xmlns:a14="http://schemas.microsoft.com/office/drawing/2010/main" val="0"/>
@@ -7352,6 +7414,7 @@
       <w:r>
         <w:rPr>
           <w:noProof/>
+          <w:lang w:eastAsia="pt-BR"/>
         </w:rPr>
         <w:drawing>
           <wp:anchor distT="0" distB="0" distL="114300" distR="114300" simplePos="0" relativeHeight="251682816" behindDoc="1" locked="0" layoutInCell="1" allowOverlap="1" wp14:anchorId="6BBCF1F9" wp14:editId="2E8DDF8A">
@@ -7377,7 +7440,7 @@
                     <pic:cNvPicPr/>
                   </pic:nvPicPr>
                   <pic:blipFill>
-                    <a:blip r:embed="rId29">
+                    <a:blip r:embed="rId30">
                       <a:extLst>
                         <a:ext uri="{28A0092B-C50C-407E-A947-70E740481C1C}">
                           <a14:useLocalDpi xmlns:a14="http://schemas.microsoft.com/office/drawing/2010/main" val="0"/>
@@ -7425,7 +7488,6 @@
           <w:rFonts w:ascii="Times New Roman" w:eastAsia="Times New Roman" w:hAnsi="Times New Roman" w:cs="Times New Roman"/>
           <w:lang w:eastAsia="pt-BR"/>
         </w:rPr>
-        <w:lastRenderedPageBreak/>
         <w:t>O problema vai começar a surgir quando a janela do navegador chegar perto dos 1000 pixels de largura, pois a foto não vai mais caber lá. Vamos agora adicionar uma linha para resolver esse problema</w:t>
       </w:r>
       <w:r>
@@ -7451,6 +7513,7 @@
       <w:r>
         <w:rPr>
           <w:noProof/>
+          <w:lang w:eastAsia="pt-BR"/>
         </w:rPr>
         <w:drawing>
           <wp:anchor distT="0" distB="0" distL="114300" distR="114300" simplePos="0" relativeHeight="251684864" behindDoc="1" locked="0" layoutInCell="1" allowOverlap="1" wp14:anchorId="12450BCB" wp14:editId="146FE14B">
@@ -7476,7 +7539,7 @@
                     <pic:cNvPicPr/>
                   </pic:nvPicPr>
                   <pic:blipFill>
-                    <a:blip r:embed="rId30">
+                    <a:blip r:embed="rId31">
                       <a:extLst>
                         <a:ext uri="{28A0092B-C50C-407E-A947-70E740481C1C}">
                           <a14:useLocalDpi xmlns:a14="http://schemas.microsoft.com/office/drawing/2010/main" val="0"/>
@@ -7921,6 +7984,7 @@
       <w:r>
         <w:rPr>
           <w:noProof/>
+          <w:lang w:eastAsia="pt-BR"/>
         </w:rPr>
         <w:drawing>
           <wp:anchor distT="0" distB="0" distL="114300" distR="114300" simplePos="0" relativeHeight="251685888" behindDoc="1" locked="0" layoutInCell="1" allowOverlap="1" wp14:anchorId="0537E3A7" wp14:editId="3BBDC7BB">
@@ -7946,7 +8010,7 @@
                     <pic:cNvPicPr/>
                   </pic:nvPicPr>
                   <pic:blipFill>
-                    <a:blip r:embed="rId31">
+                    <a:blip r:embed="rId32">
                       <a:extLst>
                         <a:ext uri="{28A0092B-C50C-407E-A947-70E740481C1C}">
                           <a14:useLocalDpi xmlns:a14="http://schemas.microsoft.com/office/drawing/2010/main" val="0"/>
@@ -8287,7 +8351,6 @@
           <w:rFonts w:ascii="Times New Roman" w:eastAsia="Times New Roman" w:hAnsi="Times New Roman" w:cs="Times New Roman"/>
           <w:lang w:eastAsia="pt-BR"/>
         </w:rPr>
-        <w:lastRenderedPageBreak/>
         <w:t>INSERINDO ÁUDIO</w:t>
       </w:r>
     </w:p>
@@ -8480,17 +8543,17 @@
         <w:t>audio</w:t>
       </w:r>
       <w:proofErr w:type="spellEnd"/>
+      <w:r>
+        <w:rPr>
+          <w:rFonts w:ascii="Times New Roman" w:eastAsia="Times New Roman" w:hAnsi="Times New Roman" w:cs="Times New Roman"/>
+          <w:b/>
+          <w:bCs/>
+          <w:color w:val="0070C0"/>
+          <w:lang w:eastAsia="pt-BR"/>
+        </w:rPr>
+        <w:t>&gt;</w:t>
+      </w:r>
       <w:proofErr w:type="gramStart"/>
-      <w:r>
-        <w:rPr>
-          <w:rFonts w:ascii="Times New Roman" w:eastAsia="Times New Roman" w:hAnsi="Times New Roman" w:cs="Times New Roman"/>
-          <w:b/>
-          <w:bCs/>
-          <w:color w:val="0070C0"/>
-          <w:lang w:eastAsia="pt-BR"/>
-        </w:rPr>
-        <w:t>&gt;</w:t>
-      </w:r>
       <w:r>
         <w:rPr>
           <w:rFonts w:ascii="Times New Roman" w:eastAsia="Times New Roman" w:hAnsi="Times New Roman" w:cs="Times New Roman"/>
@@ -8530,6 +8593,7 @@
           <w:color w:val="0070C0"/>
           <w:lang w:eastAsia="pt-BR"/>
         </w:rPr>
+        <w:lastRenderedPageBreak/>
         <w:t>P</w:t>
       </w:r>
       <w:r>
@@ -8902,6 +8966,7 @@
       <w:r>
         <w:rPr>
           <w:noProof/>
+          <w:lang w:eastAsia="pt-BR"/>
         </w:rPr>
         <w:drawing>
           <wp:anchor distT="0" distB="0" distL="114300" distR="114300" simplePos="0" relativeHeight="251686912" behindDoc="1" locked="0" layoutInCell="1" allowOverlap="1" wp14:anchorId="1BD25068" wp14:editId="35CEC3FF">
@@ -8927,7 +8992,7 @@
                     <pic:cNvPicPr/>
                   </pic:nvPicPr>
                   <pic:blipFill>
-                    <a:blip r:embed="rId32">
+                    <a:blip r:embed="rId33">
                       <a:extLst>
                         <a:ext uri="{28A0092B-C50C-407E-A947-70E740481C1C}">
                           <a14:useLocalDpi xmlns:a14="http://schemas.microsoft.com/office/drawing/2010/main" val="0"/>
@@ -9213,7 +9278,6 @@
           <w:bCs/>
           <w:lang w:eastAsia="pt-BR"/>
         </w:rPr>
-        <w:lastRenderedPageBreak/>
         <w:t>INSERINDO VÍDEO</w:t>
       </w:r>
     </w:p>
@@ -9253,6 +9317,7 @@
       <w:r>
         <w:rPr>
           <w:noProof/>
+          <w:lang w:eastAsia="pt-BR"/>
         </w:rPr>
         <w:drawing>
           <wp:anchor distT="0" distB="0" distL="114300" distR="114300" simplePos="0" relativeHeight="251687936" behindDoc="1" locked="0" layoutInCell="1" allowOverlap="1" wp14:anchorId="3DE971C6" wp14:editId="7784F08D">
@@ -9278,7 +9343,7 @@
                     <pic:cNvPicPr/>
                   </pic:nvPicPr>
                   <pic:blipFill>
-                    <a:blip r:embed="rId33">
+                    <a:blip r:embed="rId34">
                       <a:extLst>
                         <a:ext uri="{28A0092B-C50C-407E-A947-70E740481C1C}">
                           <a14:useLocalDpi xmlns:a14="http://schemas.microsoft.com/office/drawing/2010/main" val="0"/>
@@ -9546,7 +9611,7 @@
           <w:rFonts w:ascii="Times New Roman" w:eastAsia="Times New Roman" w:hAnsi="Times New Roman" w:cs="Times New Roman"/>
           <w:lang w:eastAsia="pt-BR"/>
         </w:rPr>
-        <w:t xml:space="preserve">Para incorporar vídeos que você subiu no YouTube ou </w:t>
+        <w:t xml:space="preserve">Para incorporar vídeos que você subiu no </w:t>
       </w:r>
       <w:proofErr w:type="spellStart"/>
       <w:r>
@@ -9554,6 +9619,22 @@
           <w:rFonts w:ascii="Times New Roman" w:eastAsia="Times New Roman" w:hAnsi="Times New Roman" w:cs="Times New Roman"/>
           <w:lang w:eastAsia="pt-BR"/>
         </w:rPr>
+        <w:t>YouTube</w:t>
+      </w:r>
+      <w:proofErr w:type="spellEnd"/>
+      <w:r>
+        <w:rPr>
+          <w:rFonts w:ascii="Times New Roman" w:eastAsia="Times New Roman" w:hAnsi="Times New Roman" w:cs="Times New Roman"/>
+          <w:lang w:eastAsia="pt-BR"/>
+        </w:rPr>
+        <w:t xml:space="preserve"> ou </w:t>
+      </w:r>
+      <w:proofErr w:type="spellStart"/>
+      <w:r>
+        <w:rPr>
+          <w:rFonts w:ascii="Times New Roman" w:eastAsia="Times New Roman" w:hAnsi="Times New Roman" w:cs="Times New Roman"/>
+          <w:lang w:eastAsia="pt-BR"/>
+        </w:rPr>
         <w:t>Vimeo</w:t>
       </w:r>
       <w:proofErr w:type="spellEnd"/>
@@ -9587,6 +9668,7 @@
       <w:r>
         <w:rPr>
           <w:noProof/>
+          <w:lang w:eastAsia="pt-BR"/>
         </w:rPr>
         <w:drawing>
           <wp:anchor distT="0" distB="0" distL="114300" distR="114300" simplePos="0" relativeHeight="251688960" behindDoc="1" locked="0" layoutInCell="1" allowOverlap="1" wp14:anchorId="1776832D" wp14:editId="5E116A26">
@@ -9612,7 +9694,7 @@
                     <pic:cNvPicPr/>
                   </pic:nvPicPr>
                   <pic:blipFill>
-                    <a:blip r:embed="rId34">
+                    <a:blip r:embed="rId35">
                       <a:extLst>
                         <a:ext uri="{28A0092B-C50C-407E-A947-70E740481C1C}">
                           <a14:useLocalDpi xmlns:a14="http://schemas.microsoft.com/office/drawing/2010/main" val="0"/>
@@ -9825,7 +9907,7 @@
           <w:rFonts w:ascii="Times New Roman" w:eastAsia="Times New Roman" w:hAnsi="Times New Roman" w:cs="Times New Roman"/>
           <w:lang w:eastAsia="pt-BR"/>
         </w:rPr>
-        <w:t xml:space="preserve">, copie o código gerado pelo YouTube ou </w:t>
+        <w:t xml:space="preserve">, copie o código gerado pelo </w:t>
       </w:r>
       <w:proofErr w:type="spellStart"/>
       <w:r>
@@ -9833,6 +9915,22 @@
           <w:rFonts w:ascii="Times New Roman" w:eastAsia="Times New Roman" w:hAnsi="Times New Roman" w:cs="Times New Roman"/>
           <w:lang w:eastAsia="pt-BR"/>
         </w:rPr>
+        <w:t>YouTube</w:t>
+      </w:r>
+      <w:proofErr w:type="spellEnd"/>
+      <w:r>
+        <w:rPr>
+          <w:rFonts w:ascii="Times New Roman" w:eastAsia="Times New Roman" w:hAnsi="Times New Roman" w:cs="Times New Roman"/>
+          <w:lang w:eastAsia="pt-BR"/>
+        </w:rPr>
+        <w:t xml:space="preserve"> ou </w:t>
+      </w:r>
+      <w:proofErr w:type="spellStart"/>
+      <w:r>
+        <w:rPr>
+          <w:rFonts w:ascii="Times New Roman" w:eastAsia="Times New Roman" w:hAnsi="Times New Roman" w:cs="Times New Roman"/>
+          <w:lang w:eastAsia="pt-BR"/>
+        </w:rPr>
         <w:t>Vimeo</w:t>
       </w:r>
       <w:proofErr w:type="spellEnd"/>
@@ -9871,7 +9969,9 @@
       <w:r>
         <w:rPr>
           <w:noProof/>
-        </w:rPr>
+          <w:lang w:eastAsia="pt-BR"/>
+        </w:rPr>
+        <w:lastRenderedPageBreak/>
         <w:drawing>
           <wp:anchor distT="0" distB="0" distL="114300" distR="114300" simplePos="0" relativeHeight="251689984" behindDoc="1" locked="0" layoutInCell="1" allowOverlap="1" wp14:anchorId="02A4B5F7" wp14:editId="17F2596B">
             <wp:simplePos x="0" y="0"/>
@@ -9896,7 +9996,7 @@
                     <pic:cNvPicPr/>
                   </pic:nvPicPr>
                   <pic:blipFill>
-                    <a:blip r:embed="rId35">
+                    <a:blip r:embed="rId36">
                       <a:extLst>
                         <a:ext uri="{28A0092B-C50C-407E-A947-70E740481C1C}">
                           <a14:useLocalDpi xmlns:a14="http://schemas.microsoft.com/office/drawing/2010/main" val="0"/>
@@ -10736,7 +10836,6 @@
           <w:bCs/>
           <w:lang w:eastAsia="pt-BR"/>
         </w:rPr>
-        <w:lastRenderedPageBreak/>
         <w:t>FORMATAÇÃO DE TEXTOS</w:t>
       </w:r>
     </w:p>
@@ -10874,6 +10973,7 @@
       <w:r>
         <w:rPr>
           <w:noProof/>
+          <w:lang w:eastAsia="pt-BR"/>
         </w:rPr>
         <w:drawing>
           <wp:anchor distT="0" distB="0" distL="114300" distR="114300" simplePos="0" relativeHeight="251691008" behindDoc="1" locked="0" layoutInCell="1" allowOverlap="1" wp14:anchorId="2952D965" wp14:editId="74FCDC03">
@@ -10899,7 +10999,7 @@
                     <pic:cNvPicPr/>
                   </pic:nvPicPr>
                   <pic:blipFill>
-                    <a:blip r:embed="rId36">
+                    <a:blip r:embed="rId37">
                       <a:extLst>
                         <a:ext uri="{28A0092B-C50C-407E-A947-70E740481C1C}">
                           <a14:useLocalDpi xmlns:a14="http://schemas.microsoft.com/office/drawing/2010/main" val="0"/>
@@ -11096,6 +11196,7 @@
       <w:r>
         <w:rPr>
           <w:noProof/>
+          <w:lang w:eastAsia="pt-BR"/>
         </w:rPr>
         <w:drawing>
           <wp:anchor distT="0" distB="0" distL="114300" distR="114300" simplePos="0" relativeHeight="251692032" behindDoc="1" locked="0" layoutInCell="1" allowOverlap="1" wp14:anchorId="5C871975" wp14:editId="2E3F07D4">
@@ -11121,7 +11222,7 @@
                     <pic:cNvPicPr/>
                   </pic:nvPicPr>
                   <pic:blipFill>
-                    <a:blip r:embed="rId37">
+                    <a:blip r:embed="rId38">
                       <a:extLst>
                         <a:ext uri="{28A0092B-C50C-407E-A947-70E740481C1C}">
                           <a14:useLocalDpi xmlns:a14="http://schemas.microsoft.com/office/drawing/2010/main" val="0"/>
@@ -11282,6 +11383,7 @@
       <w:r>
         <w:rPr>
           <w:noProof/>
+          <w:lang w:eastAsia="pt-BR"/>
         </w:rPr>
         <w:drawing>
           <wp:anchor distT="0" distB="0" distL="114300" distR="114300" simplePos="0" relativeHeight="251693056" behindDoc="1" locked="0" layoutInCell="1" allowOverlap="1" wp14:anchorId="239A8266" wp14:editId="05952E7C">
@@ -11307,7 +11409,7 @@
                     <pic:cNvPicPr/>
                   </pic:nvPicPr>
                   <pic:blipFill>
-                    <a:blip r:embed="rId38">
+                    <a:blip r:embed="rId39">
                       <a:extLst>
                         <a:ext uri="{28A0092B-C50C-407E-A947-70E740481C1C}">
                           <a14:useLocalDpi xmlns:a14="http://schemas.microsoft.com/office/drawing/2010/main" val="0"/>
@@ -11492,6 +11594,7 @@
       <w:r>
         <w:rPr>
           <w:noProof/>
+          <w:lang w:eastAsia="pt-BR"/>
         </w:rPr>
         <w:drawing>
           <wp:anchor distT="0" distB="0" distL="114300" distR="114300" simplePos="0" relativeHeight="251694080" behindDoc="1" locked="0" layoutInCell="1" allowOverlap="1" wp14:anchorId="47E2032F" wp14:editId="152BE6E0">
@@ -11517,7 +11620,7 @@
                     <pic:cNvPicPr/>
                   </pic:nvPicPr>
                   <pic:blipFill>
-                    <a:blip r:embed="rId39">
+                    <a:blip r:embed="rId40">
                       <a:extLst>
                         <a:ext uri="{28A0092B-C50C-407E-A947-70E740481C1C}">
                           <a14:useLocalDpi xmlns:a14="http://schemas.microsoft.com/office/drawing/2010/main" val="0"/>
@@ -11729,6 +11832,7 @@
       <w:r>
         <w:rPr>
           <w:noProof/>
+          <w:lang w:eastAsia="pt-BR"/>
         </w:rPr>
         <w:drawing>
           <wp:anchor distT="0" distB="0" distL="114300" distR="114300" simplePos="0" relativeHeight="251695104" behindDoc="1" locked="0" layoutInCell="1" allowOverlap="1" wp14:anchorId="5B7BAC62" wp14:editId="416E51FB">
@@ -11754,7 +11858,7 @@
                     <pic:cNvPicPr/>
                   </pic:nvPicPr>
                   <pic:blipFill>
-                    <a:blip r:embed="rId40">
+                    <a:blip r:embed="rId41">
                       <a:extLst>
                         <a:ext uri="{28A0092B-C50C-407E-A947-70E740481C1C}">
                           <a14:useLocalDpi xmlns:a14="http://schemas.microsoft.com/office/drawing/2010/main" val="0"/>
@@ -11865,7 +11969,6 @@
           <w:bCs/>
           <w:lang w:eastAsia="pt-BR"/>
         </w:rPr>
-        <w:lastRenderedPageBreak/>
         <w:t>Subscrito</w:t>
       </w:r>
       <w:r>
@@ -11941,6 +12044,7 @@
       <w:r>
         <w:rPr>
           <w:noProof/>
+          <w:lang w:eastAsia="pt-BR"/>
         </w:rPr>
         <w:drawing>
           <wp:anchor distT="0" distB="0" distL="114300" distR="114300" simplePos="0" relativeHeight="251696128" behindDoc="1" locked="0" layoutInCell="1" allowOverlap="1" wp14:anchorId="754B6F39" wp14:editId="3B7E2E56">
@@ -11966,7 +12070,7 @@
                     <pic:cNvPicPr/>
                   </pic:nvPicPr>
                   <pic:blipFill>
-                    <a:blip r:embed="rId41">
+                    <a:blip r:embed="rId42">
                       <a:extLst>
                         <a:ext uri="{28A0092B-C50C-407E-A947-70E740481C1C}">
                           <a14:useLocalDpi xmlns:a14="http://schemas.microsoft.com/office/drawing/2010/main" val="0"/>
@@ -12060,6 +12164,7 @@
           <w:color w:val="004F88"/>
           <w:lang w:eastAsia="pt-BR"/>
         </w:rPr>
+        <w:lastRenderedPageBreak/>
         <w:t>&lt;</w:t>
       </w:r>
       <w:proofErr w:type="spellStart"/>
@@ -12143,6 +12248,7 @@
       <w:r>
         <w:rPr>
           <w:noProof/>
+          <w:lang w:eastAsia="pt-BR"/>
         </w:rPr>
         <w:drawing>
           <wp:anchor distT="0" distB="0" distL="114300" distR="114300" simplePos="0" relativeHeight="251697152" behindDoc="1" locked="0" layoutInCell="1" allowOverlap="1" wp14:anchorId="79DC43C4" wp14:editId="5703601B">
@@ -12168,7 +12274,7 @@
                     <pic:cNvPicPr/>
                   </pic:nvPicPr>
                   <pic:blipFill>
-                    <a:blip r:embed="rId42">
+                    <a:blip r:embed="rId43">
                       <a:extLst>
                         <a:ext uri="{28A0092B-C50C-407E-A947-70E740481C1C}">
                           <a14:useLocalDpi xmlns:a14="http://schemas.microsoft.com/office/drawing/2010/main" val="0"/>
@@ -12471,6 +12577,7 @@
       <w:r>
         <w:rPr>
           <w:noProof/>
+          <w:lang w:eastAsia="pt-BR"/>
         </w:rPr>
         <w:drawing>
           <wp:anchor distT="0" distB="0" distL="114300" distR="114300" simplePos="0" relativeHeight="251698176" behindDoc="1" locked="0" layoutInCell="1" allowOverlap="1" wp14:anchorId="57D08D5D" wp14:editId="3A56D6AD">
@@ -12496,7 +12603,7 @@
                     <pic:cNvPicPr/>
                   </pic:nvPicPr>
                   <pic:blipFill>
-                    <a:blip r:embed="rId43">
+                    <a:blip r:embed="rId44">
                       <a:extLst>
                         <a:ext uri="{28A0092B-C50C-407E-A947-70E740481C1C}">
                           <a14:useLocalDpi xmlns:a14="http://schemas.microsoft.com/office/drawing/2010/main" val="0"/>
@@ -12799,6 +12906,7 @@
       <w:r>
         <w:rPr>
           <w:noProof/>
+          <w:lang w:eastAsia="pt-BR"/>
         </w:rPr>
         <w:drawing>
           <wp:anchor distT="0" distB="0" distL="114300" distR="114300" simplePos="0" relativeHeight="251708416" behindDoc="1" locked="0" layoutInCell="1" allowOverlap="1" wp14:anchorId="051CFAA5" wp14:editId="7FB5AD28">
@@ -12824,7 +12932,7 @@
                     <pic:cNvPicPr/>
                   </pic:nvPicPr>
                   <pic:blipFill>
-                    <a:blip r:embed="rId44">
+                    <a:blip r:embed="rId45">
                       <a:extLst>
                         <a:ext uri="{28A0092B-C50C-407E-A947-70E740481C1C}">
                           <a14:useLocalDpi xmlns:a14="http://schemas.microsoft.com/office/drawing/2010/main" val="0"/>
@@ -12941,7 +13049,6 @@
           <w:color w:val="004F88"/>
           <w:lang w:eastAsia="pt-BR"/>
         </w:rPr>
-        <w:lastRenderedPageBreak/>
         <w:t>&lt;</w:t>
       </w:r>
       <w:proofErr w:type="spellStart"/>
@@ -13005,6 +13112,7 @@
       <w:r>
         <w:rPr>
           <w:noProof/>
+          <w:lang w:eastAsia="pt-BR"/>
         </w:rPr>
         <w:drawing>
           <wp:inline distT="0" distB="0" distL="0" distR="0" wp14:anchorId="3B0938FA" wp14:editId="1CF9F6AB">
@@ -13022,7 +13130,7 @@
                     <pic:cNvPicPr/>
                   </pic:nvPicPr>
                   <pic:blipFill>
-                    <a:blip r:embed="rId45"/>
+                    <a:blip r:embed="rId46"/>
                     <a:stretch>
                       <a:fillRect/>
                     </a:stretch>
@@ -13073,6 +13181,7 @@
           <w:color w:val="004F88"/>
           <w:lang w:eastAsia="pt-BR"/>
         </w:rPr>
+        <w:lastRenderedPageBreak/>
         <w:t>&lt;</w:t>
       </w:r>
       <w:proofErr w:type="spellStart"/>
@@ -13174,6 +13283,7 @@
       <w:r>
         <w:rPr>
           <w:noProof/>
+          <w:lang w:eastAsia="pt-BR"/>
         </w:rPr>
         <w:drawing>
           <wp:inline distT="0" distB="0" distL="0" distR="0" wp14:anchorId="5F792A36" wp14:editId="1175C596">
@@ -13191,7 +13301,7 @@
                     <pic:cNvPicPr/>
                   </pic:nvPicPr>
                   <pic:blipFill>
-                    <a:blip r:embed="rId46"/>
+                    <a:blip r:embed="rId47"/>
                     <a:stretch>
                       <a:fillRect/>
                     </a:stretch>
@@ -13223,6 +13333,7 @@
       <w:r>
         <w:rPr>
           <w:noProof/>
+          <w:lang w:eastAsia="pt-BR"/>
         </w:rPr>
         <w:drawing>
           <wp:anchor distT="0" distB="0" distL="114300" distR="114300" simplePos="0" relativeHeight="251709440" behindDoc="1" locked="0" layoutInCell="1" allowOverlap="1" wp14:anchorId="18D4C309" wp14:editId="594FB738">
@@ -13248,7 +13359,7 @@
                     <pic:cNvPicPr/>
                   </pic:nvPicPr>
                   <pic:blipFill>
-                    <a:blip r:embed="rId47">
+                    <a:blip r:embed="rId48">
                       <a:extLst>
                         <a:ext uri="{28A0092B-C50C-407E-A947-70E740481C1C}">
                           <a14:useLocalDpi xmlns:a14="http://schemas.microsoft.com/office/drawing/2010/main" val="0"/>
@@ -13381,6 +13492,7 @@
       <w:r>
         <w:rPr>
           <w:noProof/>
+          <w:lang w:eastAsia="pt-BR"/>
         </w:rPr>
         <w:drawing>
           <wp:anchor distT="0" distB="0" distL="114300" distR="114300" simplePos="0" relativeHeight="251710464" behindDoc="1" locked="0" layoutInCell="1" allowOverlap="1" wp14:anchorId="2769ACBF" wp14:editId="134EEFF6">
@@ -13406,7 +13518,7 @@
                     <pic:cNvPicPr/>
                   </pic:nvPicPr>
                   <pic:blipFill>
-                    <a:blip r:embed="rId48">
+                    <a:blip r:embed="rId49">
                       <a:extLst>
                         <a:ext uri="{28A0092B-C50C-407E-A947-70E740481C1C}">
                           <a14:useLocalDpi xmlns:a14="http://schemas.microsoft.com/office/drawing/2010/main" val="0"/>
@@ -13483,6 +13595,7 @@
       <w:r>
         <w:rPr>
           <w:noProof/>
+          <w:lang w:eastAsia="pt-BR"/>
         </w:rPr>
         <w:drawing>
           <wp:anchor distT="0" distB="0" distL="114300" distR="114300" simplePos="0" relativeHeight="251699200" behindDoc="1" locked="0" layoutInCell="1" allowOverlap="1" wp14:anchorId="0344A626" wp14:editId="5F8912E9">
@@ -13508,7 +13621,7 @@
                     <pic:cNvPicPr/>
                   </pic:nvPicPr>
                   <pic:blipFill>
-                    <a:blip r:embed="rId49">
+                    <a:blip r:embed="rId50">
                       <a:extLst>
                         <a:ext uri="{28A0092B-C50C-407E-A947-70E740481C1C}">
                           <a14:useLocalDpi xmlns:a14="http://schemas.microsoft.com/office/drawing/2010/main" val="0"/>
@@ -13726,6 +13839,7 @@
       <w:r>
         <w:rPr>
           <w:noProof/>
+          <w:lang w:eastAsia="pt-BR"/>
         </w:rPr>
         <w:drawing>
           <wp:anchor distT="0" distB="0" distL="114300" distR="114300" simplePos="0" relativeHeight="251700224" behindDoc="1" locked="0" layoutInCell="1" allowOverlap="1" wp14:anchorId="5A8790B4" wp14:editId="55B04C7D">
@@ -13751,7 +13865,7 @@
                     <pic:cNvPicPr/>
                   </pic:nvPicPr>
                   <pic:blipFill>
-                    <a:blip r:embed="rId50">
+                    <a:blip r:embed="rId51">
                       <a:extLst>
                         <a:ext uri="{28A0092B-C50C-407E-A947-70E740481C1C}">
                           <a14:useLocalDpi xmlns:a14="http://schemas.microsoft.com/office/drawing/2010/main" val="0"/>
@@ -13813,6 +13927,7 @@
       <w:r>
         <w:rPr>
           <w:noProof/>
+          <w:lang w:eastAsia="pt-BR"/>
         </w:rPr>
         <w:drawing>
           <wp:anchor distT="0" distB="0" distL="114300" distR="114300" simplePos="0" relativeHeight="251701248" behindDoc="1" locked="0" layoutInCell="1" allowOverlap="1" wp14:anchorId="780A4984" wp14:editId="33D7A4FF">
@@ -13838,7 +13953,7 @@
                     <pic:cNvPicPr/>
                   </pic:nvPicPr>
                   <pic:blipFill>
-                    <a:blip r:embed="rId51">
+                    <a:blip r:embed="rId52">
                       <a:extLst>
                         <a:ext uri="{28A0092B-C50C-407E-A947-70E740481C1C}">
                           <a14:useLocalDpi xmlns:a14="http://schemas.microsoft.com/office/drawing/2010/main" val="0"/>
@@ -13940,6 +14055,7 @@
       <w:r>
         <w:rPr>
           <w:noProof/>
+          <w:lang w:eastAsia="pt-BR"/>
         </w:rPr>
         <w:drawing>
           <wp:anchor distT="0" distB="0" distL="114300" distR="114300" simplePos="0" relativeHeight="251702272" behindDoc="1" locked="0" layoutInCell="1" allowOverlap="1" wp14:anchorId="71589D2F" wp14:editId="24790B0D">
@@ -13965,7 +14081,7 @@
                     <pic:cNvPicPr/>
                   </pic:nvPicPr>
                   <pic:blipFill>
-                    <a:blip r:embed="rId52">
+                    <a:blip r:embed="rId53">
                       <a:extLst>
                         <a:ext uri="{28A0092B-C50C-407E-A947-70E740481C1C}">
                           <a14:useLocalDpi xmlns:a14="http://schemas.microsoft.com/office/drawing/2010/main" val="0"/>
@@ -14045,8 +14161,8 @@
       <w:r>
         <w:rPr>
           <w:noProof/>
-        </w:rPr>
-        <w:lastRenderedPageBreak/>
+          <w:lang w:eastAsia="pt-BR"/>
+        </w:rPr>
         <w:drawing>
           <wp:anchor distT="0" distB="0" distL="114300" distR="114300" simplePos="0" relativeHeight="251703296" behindDoc="1" locked="0" layoutInCell="1" allowOverlap="1" wp14:anchorId="74F1EF1F" wp14:editId="440140B0">
             <wp:simplePos x="0" y="0"/>
@@ -14071,7 +14187,7 @@
                     <pic:cNvPicPr/>
                   </pic:nvPicPr>
                   <pic:blipFill>
-                    <a:blip r:embed="rId53">
+                    <a:blip r:embed="rId54">
                       <a:extLst>
                         <a:ext uri="{28A0092B-C50C-407E-A947-70E740481C1C}">
                           <a14:useLocalDpi xmlns:a14="http://schemas.microsoft.com/office/drawing/2010/main" val="0"/>
@@ -14160,6 +14276,7 @@
         </w:rPr>
       </w:pPr>
       <w:proofErr w:type="spellStart"/>
+      <w:proofErr w:type="gramStart"/>
       <w:r>
         <w:rPr>
           <w:rFonts w:ascii="Times New Roman" w:eastAsia="Times New Roman" w:hAnsi="Times New Roman" w:cs="Times New Roman"/>
@@ -14168,7 +14285,18 @@
           <w:color w:val="004F88"/>
           <w:lang w:eastAsia="pt-BR"/>
         </w:rPr>
-        <w:t>text-shadow</w:t>
+        <w:t>text</w:t>
+      </w:r>
+      <w:proofErr w:type="gramEnd"/>
+      <w:r>
+        <w:rPr>
+          <w:rFonts w:ascii="Times New Roman" w:eastAsia="Times New Roman" w:hAnsi="Times New Roman" w:cs="Times New Roman"/>
+          <w:b/>
+          <w:bCs/>
+          <w:color w:val="004F88"/>
+          <w:lang w:eastAsia="pt-BR"/>
+        </w:rPr>
+        <w:t>-shadow</w:t>
       </w:r>
       <w:proofErr w:type="spellEnd"/>
       <w:r>
@@ -14195,7 +14323,6 @@
         <w:t xml:space="preserve"> 5px </w:t>
       </w:r>
       <w:proofErr w:type="spellStart"/>
-      <w:proofErr w:type="gramStart"/>
       <w:r>
         <w:rPr>
           <w:rFonts w:ascii="Times New Roman" w:eastAsia="Times New Roman" w:hAnsi="Times New Roman" w:cs="Times New Roman"/>
@@ -14211,7 +14338,6 @@
         </w:rPr>
         <w:t>;.</w:t>
       </w:r>
-      <w:proofErr w:type="gramEnd"/>
     </w:p>
     <w:p>
       <w:pPr>
@@ -14264,6 +14390,7 @@
           <w:rFonts w:ascii="Times New Roman" w:eastAsia="Times New Roman" w:hAnsi="Times New Roman" w:cs="Times New Roman"/>
           <w:lang w:eastAsia="pt-BR"/>
         </w:rPr>
+        <w:lastRenderedPageBreak/>
         <w:t>2px</w:t>
       </w:r>
       <w:r>
@@ -14353,6 +14480,7 @@
       <w:r>
         <w:rPr>
           <w:noProof/>
+          <w:lang w:eastAsia="pt-BR"/>
         </w:rPr>
         <w:drawing>
           <wp:anchor distT="0" distB="0" distL="114300" distR="114300" simplePos="0" relativeHeight="251704320" behindDoc="1" locked="0" layoutInCell="1" allowOverlap="1" wp14:anchorId="4726980B" wp14:editId="03919FEA">
@@ -14378,7 +14506,7 @@
                     <pic:cNvPicPr/>
                   </pic:nvPicPr>
                   <pic:blipFill>
-                    <a:blip r:embed="rId54">
+                    <a:blip r:embed="rId55">
                       <a:extLst>
                         <a:ext uri="{28A0092B-C50C-407E-A947-70E740481C1C}">
                           <a14:useLocalDpi xmlns:a14="http://schemas.microsoft.com/office/drawing/2010/main" val="0"/>
@@ -14440,6 +14568,7 @@
       <w:r>
         <w:rPr>
           <w:noProof/>
+          <w:lang w:eastAsia="pt-BR"/>
         </w:rPr>
         <w:drawing>
           <wp:anchor distT="0" distB="0" distL="114300" distR="114300" simplePos="0" relativeHeight="251705344" behindDoc="1" locked="0" layoutInCell="1" allowOverlap="1" wp14:anchorId="69F28638" wp14:editId="28AD13BC">
@@ -14465,7 +14594,7 @@
                     <pic:cNvPicPr/>
                   </pic:nvPicPr>
                   <pic:blipFill>
-                    <a:blip r:embed="rId55">
+                    <a:blip r:embed="rId56">
                       <a:extLst>
                         <a:ext uri="{28A0092B-C50C-407E-A947-70E740481C1C}">
                           <a14:useLocalDpi xmlns:a14="http://schemas.microsoft.com/office/drawing/2010/main" val="0"/>
@@ -14563,6 +14692,7 @@
         </w:rPr>
       </w:pPr>
       <w:proofErr w:type="spellStart"/>
+      <w:proofErr w:type="gramStart"/>
       <w:r>
         <w:rPr>
           <w:rFonts w:ascii="Times New Roman" w:eastAsia="Times New Roman" w:hAnsi="Times New Roman" w:cs="Times New Roman"/>
@@ -14571,7 +14701,18 @@
           <w:color w:val="004F88"/>
           <w:lang w:eastAsia="pt-BR"/>
         </w:rPr>
-        <w:t>letter-spacing</w:t>
+        <w:t>letter</w:t>
+      </w:r>
+      <w:proofErr w:type="gramEnd"/>
+      <w:r>
+        <w:rPr>
+          <w:rFonts w:ascii="Times New Roman" w:eastAsia="Times New Roman" w:hAnsi="Times New Roman" w:cs="Times New Roman"/>
+          <w:b/>
+          <w:bCs/>
+          <w:color w:val="004F88"/>
+          <w:lang w:eastAsia="pt-BR"/>
+        </w:rPr>
+        <w:t>-spacing</w:t>
       </w:r>
       <w:proofErr w:type="spellEnd"/>
       <w:r>
@@ -14597,17 +14738,8 @@
           <w:rFonts w:ascii="Times New Roman" w:eastAsia="Times New Roman" w:hAnsi="Times New Roman" w:cs="Times New Roman"/>
           <w:lang w:eastAsia="pt-BR"/>
         </w:rPr>
-        <w:t>2</w:t>
-      </w:r>
-      <w:proofErr w:type="gramStart"/>
-      <w:r>
-        <w:rPr>
-          <w:rFonts w:ascii="Times New Roman" w:eastAsia="Times New Roman" w:hAnsi="Times New Roman" w:cs="Times New Roman"/>
-          <w:lang w:eastAsia="pt-BR"/>
-        </w:rPr>
-        <w:t>px;.</w:t>
-      </w:r>
-      <w:proofErr w:type="gramEnd"/>
+        <w:t>2px;.</w:t>
+      </w:r>
     </w:p>
     <w:p>
       <w:pPr>
@@ -14626,7 +14758,7 @@
           <w:rFonts w:ascii="Times New Roman" w:eastAsia="Times New Roman" w:hAnsi="Times New Roman" w:cs="Times New Roman"/>
           <w:lang w:eastAsia="pt-BR"/>
         </w:rPr>
-        <w:t>2</w:t>
+        <w:t>2px</w:t>
       </w:r>
       <w:proofErr w:type="gramStart"/>
       <w:r>
@@ -14634,14 +14766,7 @@
           <w:rFonts w:ascii="Times New Roman" w:eastAsia="Times New Roman" w:hAnsi="Times New Roman" w:cs="Times New Roman"/>
           <w:lang w:eastAsia="pt-BR"/>
         </w:rPr>
-        <w:t>px</w:t>
-      </w:r>
-      <w:r>
-        <w:rPr>
-          <w:rFonts w:ascii="Times New Roman" w:eastAsia="Times New Roman" w:hAnsi="Times New Roman" w:cs="Times New Roman"/>
-          <w:lang w:eastAsia="pt-BR"/>
-        </w:rPr>
-        <w:t xml:space="preserve">  -</w:t>
+        <w:t xml:space="preserve">  </w:t>
       </w:r>
       <w:proofErr w:type="gramEnd"/>
       <w:r>
@@ -14649,7 +14774,7 @@
           <w:rFonts w:ascii="Times New Roman" w:eastAsia="Times New Roman" w:hAnsi="Times New Roman" w:cs="Times New Roman"/>
           <w:lang w:eastAsia="pt-BR"/>
         </w:rPr>
-        <w:t xml:space="preserve"> </w:t>
+        <w:t xml:space="preserve">- </w:t>
       </w:r>
       <w:r>
         <w:rPr>
@@ -14670,6 +14795,7 @@
       <w:r>
         <w:rPr>
           <w:noProof/>
+          <w:lang w:eastAsia="pt-BR"/>
         </w:rPr>
         <w:drawing>
           <wp:anchor distT="0" distB="0" distL="114300" distR="114300" simplePos="0" relativeHeight="251706368" behindDoc="1" locked="0" layoutInCell="1" allowOverlap="1" wp14:anchorId="0C77832C" wp14:editId="7AE808E6">
@@ -14695,7 +14821,7 @@
                     <pic:cNvPicPr/>
                   </pic:nvPicPr>
                   <pic:blipFill>
-                    <a:blip r:embed="rId56">
+                    <a:blip r:embed="rId57">
                       <a:extLst>
                         <a:ext uri="{28A0092B-C50C-407E-A947-70E740481C1C}">
                           <a14:useLocalDpi xmlns:a14="http://schemas.microsoft.com/office/drawing/2010/main" val="0"/>
@@ -14766,6 +14892,7 @@
       <w:r>
         <w:rPr>
           <w:noProof/>
+          <w:lang w:eastAsia="pt-BR"/>
         </w:rPr>
         <w:drawing>
           <wp:anchor distT="0" distB="0" distL="114300" distR="114300" simplePos="0" relativeHeight="251707392" behindDoc="1" locked="0" layoutInCell="1" allowOverlap="1" wp14:anchorId="7C03C13E" wp14:editId="1C56B00A">
@@ -14791,7 +14918,7 @@
                     <pic:cNvPicPr/>
                   </pic:nvPicPr>
                   <pic:blipFill>
-                    <a:blip r:embed="rId57">
+                    <a:blip r:embed="rId58">
                       <a:extLst>
                         <a:ext uri="{28A0092B-C50C-407E-A947-70E740481C1C}">
                           <a14:useLocalDpi xmlns:a14="http://schemas.microsoft.com/office/drawing/2010/main" val="0"/>
@@ -14930,6 +15057,7 @@
       <w:r>
         <w:rPr>
           <w:noProof/>
+          <w:lang w:eastAsia="pt-BR"/>
         </w:rPr>
         <w:drawing>
           <wp:anchor distT="0" distB="0" distL="114300" distR="114300" simplePos="0" relativeHeight="251712512" behindDoc="1" locked="0" layoutInCell="1" allowOverlap="1" wp14:anchorId="2F75D1DB" wp14:editId="56008909">
@@ -14955,7 +15083,7 @@
                     <pic:cNvPicPr/>
                   </pic:nvPicPr>
                   <pic:blipFill>
-                    <a:blip r:embed="rId58">
+                    <a:blip r:embed="rId59">
                       <a:extLst>
                         <a:ext uri="{28A0092B-C50C-407E-A947-70E740481C1C}">
                           <a14:useLocalDpi xmlns:a14="http://schemas.microsoft.com/office/drawing/2010/main" val="0"/>
@@ -15115,6 +15243,7 @@
       <w:r>
         <w:rPr>
           <w:noProof/>
+          <w:lang w:eastAsia="pt-BR"/>
         </w:rPr>
         <w:drawing>
           <wp:anchor distT="0" distB="0" distL="114300" distR="114300" simplePos="0" relativeHeight="251713536" behindDoc="1" locked="0" layoutInCell="1" allowOverlap="1" wp14:anchorId="6D960D3C" wp14:editId="3086B760">
@@ -15140,7 +15269,7 @@
                     <pic:cNvPicPr/>
                   </pic:nvPicPr>
                   <pic:blipFill>
-                    <a:blip r:embed="rId59">
+                    <a:blip r:embed="rId60">
                       <a:extLst>
                         <a:ext uri="{28A0092B-C50C-407E-A947-70E740481C1C}">
                           <a14:useLocalDpi xmlns:a14="http://schemas.microsoft.com/office/drawing/2010/main" val="0"/>
@@ -15472,6 +15601,7 @@
           <w:color w:val="004F88"/>
           <w:lang w:eastAsia="pt-BR"/>
         </w:rPr>
+        <w:lastRenderedPageBreak/>
         <w:t>&lt;</w:t>
       </w:r>
       <w:proofErr w:type="spellStart"/>
@@ -15858,6 +15988,7 @@
       <w:r>
         <w:rPr>
           <w:noProof/>
+          <w:lang w:eastAsia="pt-BR"/>
         </w:rPr>
         <w:drawing>
           <wp:anchor distT="0" distB="0" distL="114300" distR="114300" simplePos="0" relativeHeight="251714560" behindDoc="1" locked="0" layoutInCell="1" allowOverlap="1" wp14:anchorId="65574928" wp14:editId="41343AC8">
@@ -15883,7 +16014,7 @@
                     <pic:cNvPicPr/>
                   </pic:nvPicPr>
                   <pic:blipFill>
-                    <a:blip r:embed="rId60">
+                    <a:blip r:embed="rId61">
                       <a:extLst>
                         <a:ext uri="{28A0092B-C50C-407E-A947-70E740481C1C}">
                           <a14:useLocalDpi xmlns:a14="http://schemas.microsoft.com/office/drawing/2010/main" val="0"/>
@@ -16175,6 +16306,68 @@
           <w:lang w:eastAsia="pt-BR"/>
         </w:rPr>
       </w:pPr>
+    </w:p>
+    <w:p>
+      <w:pPr>
+        <w:spacing w:after="0"/>
+        <w:rPr>
+          <w:rFonts w:ascii="Times New Roman" w:eastAsia="Times New Roman" w:hAnsi="Times New Roman" w:cs="Times New Roman"/>
+          <w:color w:val="FF0000"/>
+          <w:lang w:eastAsia="pt-BR"/>
+        </w:rPr>
+      </w:pPr>
+    </w:p>
+    <w:p>
+      <w:pPr>
+        <w:spacing w:after="0"/>
+        <w:rPr>
+          <w:rFonts w:ascii="Times New Roman" w:eastAsia="Times New Roman" w:hAnsi="Times New Roman" w:cs="Times New Roman"/>
+          <w:color w:val="FF0000"/>
+          <w:lang w:eastAsia="pt-BR"/>
+        </w:rPr>
+      </w:pPr>
+    </w:p>
+    <w:p>
+      <w:pPr>
+        <w:spacing w:after="0"/>
+        <w:rPr>
+          <w:rFonts w:ascii="Times New Roman" w:eastAsia="Times New Roman" w:hAnsi="Times New Roman" w:cs="Times New Roman"/>
+          <w:color w:val="FF0000"/>
+          <w:lang w:eastAsia="pt-BR"/>
+        </w:rPr>
+      </w:pPr>
+    </w:p>
+    <w:p>
+      <w:pPr>
+        <w:spacing w:after="0"/>
+        <w:rPr>
+          <w:rFonts w:ascii="Times New Roman" w:eastAsia="Times New Roman" w:hAnsi="Times New Roman" w:cs="Times New Roman"/>
+          <w:color w:val="FF0000"/>
+          <w:lang w:eastAsia="pt-BR"/>
+        </w:rPr>
+      </w:pPr>
+    </w:p>
+    <w:p>
+      <w:pPr>
+        <w:spacing w:after="0"/>
+        <w:rPr>
+          <w:rFonts w:ascii="Times New Roman" w:eastAsia="Times New Roman" w:hAnsi="Times New Roman" w:cs="Times New Roman"/>
+          <w:color w:val="FF0000"/>
+          <w:lang w:eastAsia="pt-BR"/>
+        </w:rPr>
+      </w:pPr>
+    </w:p>
+    <w:p>
+      <w:pPr>
+        <w:spacing w:after="0"/>
+        <w:rPr>
+          <w:rFonts w:ascii="Times New Roman" w:eastAsia="Times New Roman" w:hAnsi="Times New Roman" w:cs="Times New Roman"/>
+          <w:color w:val="FF0000"/>
+          <w:lang w:eastAsia="pt-BR"/>
+        </w:rPr>
+      </w:pPr>
+      <w:bookmarkStart w:id="0" w:name="_GoBack"/>
+      <w:bookmarkEnd w:id="0"/>
     </w:p>
     <w:p>
       <w:pPr>
@@ -16365,7 +16558,7 @@
               </wp:anchor>
             </w:drawing>
           </mc:Choice>
-          <mc:Fallback>
+          <mc:Fallback xmlns:w16se="http://schemas.microsoft.com/office/word/2015/wordml/symex" xmlns:w16sdtfl="http://schemas.microsoft.com/office/word/2024/wordml/sdtformatlock" xmlns:w16sdtdh="http://schemas.microsoft.com/office/word/2020/wordml/sdtdatahash" xmlns:w16du="http://schemas.microsoft.com/office/word/2023/wordml/word16du" xmlns:w16="http://schemas.microsoft.com/office/word/2018/wordml" xmlns:w16cid="http://schemas.microsoft.com/office/word/2016/wordml/cid" xmlns:w16cex="http://schemas.microsoft.com/office/word/2018/wordml/cex" xmlns:w15="http://schemas.microsoft.com/office/word/2012/wordml" xmlns:oel="http://schemas.microsoft.com/office/2019/extlst" xmlns:am3d="http://schemas.microsoft.com/office/drawing/2017/model3d" xmlns:aink="http://schemas.microsoft.com/office/drawing/2016/ink" xmlns:cx8="http://schemas.microsoft.com/office/drawing/2016/5/14/chartex" xmlns:cx7="http://schemas.microsoft.com/office/drawing/2016/5/13/chartex" xmlns:cx6="http://schemas.microsoft.com/office/drawing/2016/5/12/chartex" xmlns:cx5="http://schemas.microsoft.com/office/drawing/2016/5/11/chartex" xmlns:cx4="http://schemas.microsoft.com/office/drawing/2016/5/10/chartex" xmlns:cx3="http://schemas.microsoft.com/office/drawing/2016/5/9/chartex" xmlns:cx2="http://schemas.microsoft.com/office/drawing/2015/10/21/chartex" xmlns:cx1="http://schemas.microsoft.com/office/drawing/2015/9/8/chartex" xmlns:cx="http://schemas.microsoft.com/office/drawing/2014/chartex">
             <w:pict>
               <v:group w14:anchorId="4DDA6CEF" id="Agrupar 4" o:spid="_x0000_s1026" style="position:absolute;left:0;text-align:left;margin-left:0;margin-top:-30.35pt;width:242.25pt;height:35.25pt;z-index:251716608;mso-position-horizontal:center;mso-position-horizontal-relative:margin;mso-width-relative:margin" coordsize="17716,4476" o:gfxdata="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">
                 <v:shapetype id="_x0000_t176" coordsize="21600,21600" o:spt="176" adj="2700" path="m@0,qx0@0l0@2qy@0,21600l@1,21600qx21600@2l21600@0qy@1,xe">
@@ -16564,16 +16757,7 @@
           <w:bCs/>
           <w:lang w:eastAsia="pt-BR"/>
         </w:rPr>
-        <w:t xml:space="preserve">: </w:t>
-      </w:r>
-      <w:r>
-        <w:rPr>
-          <w:rFonts w:ascii="Times New Roman" w:eastAsia="Times New Roman" w:hAnsi="Times New Roman" w:cs="Times New Roman"/>
-          <w:b/>
-          <w:bCs/>
-          <w:lang w:eastAsia="pt-BR"/>
-        </w:rPr>
-        <w:t>&lt;</w:t>
+        <w:t>: &lt;</w:t>
       </w:r>
       <w:proofErr w:type="spellStart"/>
       <w:r>
@@ -16651,6 +16835,7 @@
       <w:r>
         <w:rPr>
           <w:noProof/>
+          <w:lang w:eastAsia="pt-BR"/>
         </w:rPr>
         <w:drawing>
           <wp:inline distT="0" distB="0" distL="0" distR="0" wp14:anchorId="3297844F" wp14:editId="79BB8DAF">
@@ -16668,7 +16853,7 @@
                     <pic:cNvPicPr/>
                   </pic:nvPicPr>
                   <pic:blipFill>
-                    <a:blip r:embed="rId61"/>
+                    <a:blip r:embed="rId62"/>
                     <a:stretch>
                       <a:fillRect/>
                     </a:stretch>
@@ -16704,6 +16889,7 @@
       <w:r>
         <w:rPr>
           <w:noProof/>
+          <w:lang w:eastAsia="pt-BR"/>
         </w:rPr>
         <w:drawing>
           <wp:inline distT="0" distB="0" distL="0" distR="0" wp14:anchorId="4C0ABD4D" wp14:editId="530D125B">
@@ -16721,7 +16907,7 @@
                     <pic:cNvPicPr/>
                   </pic:nvPicPr>
                   <pic:blipFill>
-                    <a:blip r:embed="rId62"/>
+                    <a:blip r:embed="rId63"/>
                     <a:stretch>
                       <a:fillRect/>
                     </a:stretch>
@@ -17153,6 +17339,7 @@
       <w:r>
         <w:rPr>
           <w:noProof/>
+          <w:lang w:eastAsia="pt-BR"/>
         </w:rPr>
         <w:drawing>
           <wp:inline distT="0" distB="0" distL="0" distR="0" wp14:anchorId="4AE15C12" wp14:editId="4295FBE6">
@@ -17170,7 +17357,7 @@
                     <pic:cNvPicPr/>
                   </pic:nvPicPr>
                   <pic:blipFill>
-                    <a:blip r:embed="rId63"/>
+                    <a:blip r:embed="rId64"/>
                     <a:stretch>
                       <a:fillRect/>
                     </a:stretch>
@@ -17203,6 +17390,7 @@
       <w:r>
         <w:rPr>
           <w:noProof/>
+          <w:lang w:eastAsia="pt-BR"/>
         </w:rPr>
         <w:drawing>
           <wp:inline distT="0" distB="0" distL="0" distR="0" wp14:anchorId="1DEAABCB" wp14:editId="4ECD4FD4">
@@ -17220,7 +17408,7 @@
                     <pic:cNvPicPr/>
                   </pic:nvPicPr>
                   <pic:blipFill>
-                    <a:blip r:embed="rId64"/>
+                    <a:blip r:embed="rId65"/>
                     <a:stretch>
                       <a:fillRect/>
                     </a:stretch>
@@ -17459,6 +17647,7 @@
       <w:r>
         <w:rPr>
           <w:noProof/>
+          <w:lang w:eastAsia="pt-BR"/>
         </w:rPr>
         <w:drawing>
           <wp:inline distT="0" distB="0" distL="0" distR="0" wp14:anchorId="6A90D20D" wp14:editId="074F9FC7">
@@ -17476,7 +17665,7 @@
                     <pic:cNvPicPr/>
                   </pic:nvPicPr>
                   <pic:blipFill>
-                    <a:blip r:embed="rId65"/>
+                    <a:blip r:embed="rId66"/>
                     <a:stretch>
                       <a:fillRect/>
                     </a:stretch>
@@ -17509,6 +17698,7 @@
       <w:r>
         <w:rPr>
           <w:noProof/>
+          <w:lang w:eastAsia="pt-BR"/>
         </w:rPr>
         <w:drawing>
           <wp:inline distT="0" distB="0" distL="0" distR="0" wp14:anchorId="4FBDE715" wp14:editId="4356E24D">
@@ -17526,7 +17716,7 @@
                     <pic:cNvPicPr/>
                   </pic:nvPicPr>
                   <pic:blipFill>
-                    <a:blip r:embed="rId66"/>
+                    <a:blip r:embed="rId67"/>
                     <a:stretch>
                       <a:fillRect/>
                     </a:stretch>
@@ -17674,6 +17864,7 @@
       <w:r>
         <w:rPr>
           <w:noProof/>
+          <w:lang w:eastAsia="pt-BR"/>
         </w:rPr>
         <w:drawing>
           <wp:inline distT="0" distB="0" distL="0" distR="0" wp14:anchorId="521F9C64" wp14:editId="21BF83E5">
@@ -17691,7 +17882,7 @@
                     <pic:cNvPicPr/>
                   </pic:nvPicPr>
                   <pic:blipFill>
-                    <a:blip r:embed="rId67"/>
+                    <a:blip r:embed="rId68"/>
                     <a:stretch>
                       <a:fillRect/>
                     </a:stretch>
@@ -17727,6 +17918,7 @@
       <w:r>
         <w:rPr>
           <w:noProof/>
+          <w:lang w:eastAsia="pt-BR"/>
         </w:rPr>
         <w:drawing>
           <wp:inline distT="0" distB="0" distL="0" distR="0" wp14:anchorId="01DBBEA9" wp14:editId="662E115D">
@@ -17744,7 +17936,7 @@
                     <pic:cNvPicPr/>
                   </pic:nvPicPr>
                   <pic:blipFill>
-                    <a:blip r:embed="rId68"/>
+                    <a:blip r:embed="rId69"/>
                     <a:stretch>
                       <a:fillRect/>
                     </a:stretch>
@@ -17919,6 +18111,7 @@
       <w:r>
         <w:rPr>
           <w:noProof/>
+          <w:lang w:eastAsia="pt-BR"/>
         </w:rPr>
         <w:drawing>
           <wp:inline distT="0" distB="0" distL="0" distR="0" wp14:anchorId="0523FA70" wp14:editId="504B4FE3">
@@ -17936,7 +18129,7 @@
                     <pic:cNvPicPr/>
                   </pic:nvPicPr>
                   <pic:blipFill>
-                    <a:blip r:embed="rId69"/>
+                    <a:blip r:embed="rId70"/>
                     <a:stretch>
                       <a:fillRect/>
                     </a:stretch>
@@ -17972,6 +18165,7 @@
       <w:r>
         <w:rPr>
           <w:noProof/>
+          <w:lang w:eastAsia="pt-BR"/>
         </w:rPr>
         <w:drawing>
           <wp:inline distT="0" distB="0" distL="0" distR="0" wp14:anchorId="790D28E3" wp14:editId="38FB2A37">
@@ -17989,7 +18183,7 @@
                     <pic:cNvPicPr/>
                   </pic:nvPicPr>
                   <pic:blipFill>
-                    <a:blip r:embed="rId70"/>
+                    <a:blip r:embed="rId71"/>
                     <a:stretch>
                       <a:fillRect/>
                     </a:stretch>
@@ -18119,6 +18313,7 @@
         <w:t>&lt;</w:t>
       </w:r>
       <w:proofErr w:type="spellStart"/>
+      <w:proofErr w:type="gramStart"/>
       <w:r>
         <w:rPr>
           <w:rFonts w:ascii="Times New Roman" w:eastAsia="Times New Roman" w:hAnsi="Times New Roman" w:cs="Times New Roman"/>
@@ -18130,6 +18325,7 @@
         <w:t>button</w:t>
       </w:r>
       <w:proofErr w:type="spellEnd"/>
+      <w:proofErr w:type="gramEnd"/>
       <w:r>
         <w:rPr>
           <w:rFonts w:ascii="Times New Roman" w:eastAsia="Times New Roman" w:hAnsi="Times New Roman" w:cs="Times New Roman"/>
@@ -18138,18 +18334,7 @@
           <w:color w:val="007BB8"/>
           <w:lang w:eastAsia="pt-BR"/>
         </w:rPr>
-        <w:t xml:space="preserve">&gt; </w:t>
-      </w:r>
-      <w:proofErr w:type="gramStart"/>
-      <w:r>
-        <w:rPr>
-          <w:rFonts w:ascii="Times New Roman" w:eastAsia="Times New Roman" w:hAnsi="Times New Roman" w:cs="Times New Roman"/>
-          <w:b/>
-          <w:bCs/>
-          <w:color w:val="007BB8"/>
-          <w:lang w:eastAsia="pt-BR"/>
-        </w:rPr>
-        <w:t xml:space="preserve">– </w:t>
+        <w:t xml:space="preserve">&gt; – </w:t>
       </w:r>
       <w:r>
         <w:rPr>
@@ -18170,15 +18355,7 @@
           <w:rFonts w:ascii="Times New Roman" w:eastAsia="Times New Roman" w:hAnsi="Times New Roman" w:cs="Times New Roman"/>
           <w:lang w:eastAsia="pt-BR"/>
         </w:rPr>
-        <w:t>ria</w:t>
-      </w:r>
-      <w:proofErr w:type="gramEnd"/>
-      <w:r>
-        <w:rPr>
-          <w:rFonts w:ascii="Times New Roman" w:eastAsia="Times New Roman" w:hAnsi="Times New Roman" w:cs="Times New Roman"/>
-          <w:lang w:eastAsia="pt-BR"/>
-        </w:rPr>
-        <w:t xml:space="preserve"> um botão clicável, permitindo incluir texto, ícones ou outros elementos dentro.</w:t>
+        <w:t>ria um botão clicável, permitindo incluir texto, ícones ou outros elementos dentro.</w:t>
       </w:r>
     </w:p>
     <w:p>
@@ -18202,6 +18379,7 @@
       <w:r>
         <w:rPr>
           <w:noProof/>
+          <w:lang w:eastAsia="pt-BR"/>
         </w:rPr>
         <w:drawing>
           <wp:inline distT="0" distB="0" distL="0" distR="0" wp14:anchorId="65950C72" wp14:editId="220B63C2">
@@ -18219,7 +18397,7 @@
                     <pic:cNvPicPr/>
                   </pic:nvPicPr>
                   <pic:blipFill>
-                    <a:blip r:embed="rId71"/>
+                    <a:blip r:embed="rId72"/>
                     <a:stretch>
                       <a:fillRect/>
                     </a:stretch>
@@ -18252,6 +18430,7 @@
       <w:r>
         <w:rPr>
           <w:noProof/>
+          <w:lang w:eastAsia="pt-BR"/>
         </w:rPr>
         <w:drawing>
           <wp:inline distT="0" distB="0" distL="0" distR="0" wp14:anchorId="2DDFBD86" wp14:editId="7B767FB0">
@@ -18269,7 +18448,7 @@
                     <pic:cNvPicPr/>
                   </pic:nvPicPr>
                   <pic:blipFill>
-                    <a:blip r:embed="rId72"/>
+                    <a:blip r:embed="rId73"/>
                     <a:stretch>
                       <a:fillRect/>
                     </a:stretch>
@@ -19664,6 +19843,7 @@
         <w:t>image</w:t>
       </w:r>
       <w:proofErr w:type="spellEnd"/>
+      <w:proofErr w:type="gramEnd"/>
       <w:r>
         <w:rPr>
           <w:rFonts w:ascii="Times New Roman" w:eastAsia="Times New Roman" w:hAnsi="Times New Roman" w:cs="Times New Roman"/>
@@ -19681,17 +19861,7 @@
           <w:lang w:eastAsia="pt-BR"/>
           <w14:ligatures w14:val="none"/>
         </w:rPr>
-        <w:t>Usa</w:t>
-      </w:r>
-      <w:proofErr w:type="gramEnd"/>
-      <w:r>
-        <w:rPr>
-          <w:rFonts w:ascii="Times New Roman" w:eastAsia="Times New Roman" w:hAnsi="Times New Roman" w:cs="Times New Roman"/>
-          <w:kern w:val="0"/>
-          <w:lang w:eastAsia="pt-BR"/>
-          <w14:ligatures w14:val="none"/>
-        </w:rPr>
-        <w:t xml:space="preserve"> uma imagem como botão de envio</w:t>
+        <w:t>Usa uma imagem como botão de envio</w:t>
       </w:r>
     </w:p>
     <w:p>
@@ -19752,8 +19922,8 @@
 </file>
 
 <file path=word/numbering.xml><?xml version="1.0" encoding="utf-8"?>
-<w:numbering xmlns:wpc="http://schemas.microsoft.com/office/word/2010/wordprocessingCanvas" xmlns:cx="http://schemas.microsoft.com/office/drawing/2014/chartex" xmlns:cx1="http://schemas.microsoft.com/office/drawing/2015/9/8/chartex" xmlns:cx2="http://schemas.microsoft.com/office/drawing/2015/10/21/chartex" xmlns:cx3="http://schemas.microsoft.com/office/drawing/2016/5/9/chartex" xmlns:cx4="http://schemas.microsoft.com/office/drawing/2016/5/10/chartex" xmlns:cx5="http://schemas.microsoft.com/office/drawing/2016/5/11/chartex" xmlns:cx6="http://schemas.microsoft.com/office/drawing/2016/5/12/chartex" xmlns:cx7="http://schemas.microsoft.com/office/drawing/2016/5/13/chartex" xmlns:cx8="http://schemas.microsoft.com/office/drawing/2016/5/14/chartex" xmlns:mc="http://schemas.openxmlformats.org/markup-compatibility/2006" xmlns:aink="http://schemas.microsoft.com/office/drawing/2016/ink" xmlns:am3d="http://schemas.microsoft.com/office/drawing/2017/model3d" xmlns:o="urn:schemas-microsoft-com:office:office" xmlns:oel="http://schemas.microsoft.com/office/2019/extlst" xmlns:r="http://schemas.openxmlformats.org/officeDocument/2006/relationships" xmlns:m="http://schemas.openxmlformats.org/officeDocument/2006/math" xmlns:v="urn:schemas-microsoft-com:vml" xmlns:wp14="http://schemas.microsoft.com/office/word/2010/wordprocessingDrawing" xmlns:wp="http://schemas.openxmlformats.org/drawingml/2006/wordprocessingDrawing" xmlns:w10="urn:schemas-microsoft-com:office:word" xmlns:w="http://schemas.openxmlformats.org/wordprocessingml/2006/main" xmlns:w14="http://schemas.microsoft.com/office/word/2010/wordml" xmlns:w15="http://schemas.microsoft.com/office/word/2012/wordml" xmlns:w16cex="http://schemas.microsoft.com/office/word/2018/wordml/cex" xmlns:w16cid="http://schemas.microsoft.com/office/word/2016/wordml/cid" xmlns:w16="http://schemas.microsoft.com/office/word/2018/wordml" xmlns:w16du="http://schemas.microsoft.com/office/word/2023/wordml/word16du" xmlns:w16sdtdh="http://schemas.microsoft.com/office/word/2020/wordml/sdtdatahash" xmlns:w16sdtfl="http://schemas.microsoft.com/office/word/2024/wordml/sdtformatlock" xmlns:w16se="http://schemas.microsoft.com/office/word/2015/wordml/symex" xmlns:wpg="http://schemas.microsoft.com/office/word/2010/wordprocessingGroup" xmlns:wpi="http://schemas.microsoft.com/office/word/2010/wordprocessingInk" xmlns:wne="http://schemas.microsoft.com/office/word/2006/wordml" xmlns:wps="http://schemas.microsoft.com/office/word/2010/wordprocessingShape" mc:Ignorable="w14 w15 w16se w16cid w16 w16cex w16sdtdh w16sdtfl w16du wp14">
-  <w:abstractNum w:abstractNumId="0" w15:restartNumberingAfterBreak="0">
+<w:numbering xmlns:wpc="http://schemas.microsoft.com/office/word/2010/wordprocessingCanvas" xmlns:mc="http://schemas.openxmlformats.org/markup-compatibility/2006" xmlns:o="urn:schemas-microsoft-com:office:office" xmlns:r="http://schemas.openxmlformats.org/officeDocument/2006/relationships" xmlns:m="http://schemas.openxmlformats.org/officeDocument/2006/math" xmlns:v="urn:schemas-microsoft-com:vml" xmlns:wp14="http://schemas.microsoft.com/office/word/2010/wordprocessingDrawing" xmlns:wp="http://schemas.openxmlformats.org/drawingml/2006/wordprocessingDrawing" xmlns:w10="urn:schemas-microsoft-com:office:word" xmlns:w="http://schemas.openxmlformats.org/wordprocessingml/2006/main" xmlns:w14="http://schemas.microsoft.com/office/word/2010/wordml" xmlns:wpg="http://schemas.microsoft.com/office/word/2010/wordprocessingGroup" xmlns:wpi="http://schemas.microsoft.com/office/word/2010/wordprocessingInk" xmlns:wne="http://schemas.microsoft.com/office/word/2006/wordml" xmlns:wps="http://schemas.microsoft.com/office/word/2010/wordprocessingShape" mc:Ignorable="w14 wp14">
+  <w:abstractNum w:abstractNumId="0">
     <w:nsid w:val="04351870"/>
     <w:multiLevelType w:val="multilevel"/>
     <w:tmpl w:val="77D259E0"/>
@@ -19902,7 +20072,7 @@
       </w:rPr>
     </w:lvl>
   </w:abstractNum>
-  <w:abstractNum w:abstractNumId="1" w15:restartNumberingAfterBreak="0">
+  <w:abstractNum w:abstractNumId="1">
     <w:nsid w:val="05EF5596"/>
     <w:multiLevelType w:val="hybridMultilevel"/>
     <w:tmpl w:val="674AE56E"/>
@@ -20015,7 +20185,7 @@
       </w:rPr>
     </w:lvl>
   </w:abstractNum>
-  <w:abstractNum w:abstractNumId="2" w15:restartNumberingAfterBreak="0">
+  <w:abstractNum w:abstractNumId="2">
     <w:nsid w:val="07267639"/>
     <w:multiLevelType w:val="multilevel"/>
     <w:tmpl w:val="67A832D2"/>
@@ -20164,7 +20334,7 @@
       </w:rPr>
     </w:lvl>
   </w:abstractNum>
-  <w:abstractNum w:abstractNumId="3" w15:restartNumberingAfterBreak="0">
+  <w:abstractNum w:abstractNumId="3">
     <w:nsid w:val="0B3D5E6D"/>
     <w:multiLevelType w:val="hybridMultilevel"/>
     <w:tmpl w:val="4C780B92"/>
@@ -20253,7 +20423,7 @@
       </w:pPr>
     </w:lvl>
   </w:abstractNum>
-  <w:abstractNum w:abstractNumId="4" w15:restartNumberingAfterBreak="0">
+  <w:abstractNum w:abstractNumId="4">
     <w:nsid w:val="0F834E6B"/>
     <w:multiLevelType w:val="multilevel"/>
     <w:tmpl w:val="24B8FB56"/>
@@ -20402,7 +20572,7 @@
       </w:rPr>
     </w:lvl>
   </w:abstractNum>
-  <w:abstractNum w:abstractNumId="5" w15:restartNumberingAfterBreak="0">
+  <w:abstractNum w:abstractNumId="5">
     <w:nsid w:val="11E07E5E"/>
     <w:multiLevelType w:val="multilevel"/>
     <w:tmpl w:val="6908E3A6"/>
@@ -20551,7 +20721,7 @@
       </w:rPr>
     </w:lvl>
   </w:abstractNum>
-  <w:abstractNum w:abstractNumId="6" w15:restartNumberingAfterBreak="0">
+  <w:abstractNum w:abstractNumId="6">
     <w:nsid w:val="135149E9"/>
     <w:multiLevelType w:val="hybridMultilevel"/>
     <w:tmpl w:val="709EEBDE"/>
@@ -20637,7 +20807,7 @@
       </w:pPr>
     </w:lvl>
   </w:abstractNum>
-  <w:abstractNum w:abstractNumId="7" w15:restartNumberingAfterBreak="0">
+  <w:abstractNum w:abstractNumId="7">
     <w:nsid w:val="16777802"/>
     <w:multiLevelType w:val="multilevel"/>
     <w:tmpl w:val="7CA67E1C"/>
@@ -20786,7 +20956,7 @@
       </w:rPr>
     </w:lvl>
   </w:abstractNum>
-  <w:abstractNum w:abstractNumId="8" w15:restartNumberingAfterBreak="0">
+  <w:abstractNum w:abstractNumId="8">
     <w:nsid w:val="192267D8"/>
     <w:multiLevelType w:val="hybridMultilevel"/>
     <w:tmpl w:val="709EEBDE"/>
@@ -20872,7 +21042,7 @@
       </w:pPr>
     </w:lvl>
   </w:abstractNum>
-  <w:abstractNum w:abstractNumId="9" w15:restartNumberingAfterBreak="0">
+  <w:abstractNum w:abstractNumId="9">
     <w:nsid w:val="1A085C95"/>
     <w:multiLevelType w:val="hybridMultilevel"/>
     <w:tmpl w:val="04A0CB3C"/>
@@ -20958,7 +21128,7 @@
       </w:pPr>
     </w:lvl>
   </w:abstractNum>
-  <w:abstractNum w:abstractNumId="10" w15:restartNumberingAfterBreak="0">
+  <w:abstractNum w:abstractNumId="10">
     <w:nsid w:val="1F652439"/>
     <w:multiLevelType w:val="hybridMultilevel"/>
     <w:tmpl w:val="BB24C67C"/>
@@ -21044,7 +21214,7 @@
       </w:pPr>
     </w:lvl>
   </w:abstractNum>
-  <w:abstractNum w:abstractNumId="11" w15:restartNumberingAfterBreak="0">
+  <w:abstractNum w:abstractNumId="11">
     <w:nsid w:val="20797816"/>
     <w:multiLevelType w:val="hybridMultilevel"/>
     <w:tmpl w:val="C20837EE"/>
@@ -21157,7 +21327,7 @@
       </w:rPr>
     </w:lvl>
   </w:abstractNum>
-  <w:abstractNum w:abstractNumId="12" w15:restartNumberingAfterBreak="0">
+  <w:abstractNum w:abstractNumId="12">
     <w:nsid w:val="24B270F5"/>
     <w:multiLevelType w:val="multilevel"/>
     <w:tmpl w:val="5CCED98A"/>
@@ -21306,7 +21476,7 @@
       </w:rPr>
     </w:lvl>
   </w:abstractNum>
-  <w:abstractNum w:abstractNumId="13" w15:restartNumberingAfterBreak="0">
+  <w:abstractNum w:abstractNumId="13">
     <w:nsid w:val="27C72CDA"/>
     <w:multiLevelType w:val="hybridMultilevel"/>
     <w:tmpl w:val="C7B64D7E"/>
@@ -21419,7 +21589,7 @@
       </w:rPr>
     </w:lvl>
   </w:abstractNum>
-  <w:abstractNum w:abstractNumId="14" w15:restartNumberingAfterBreak="0">
+  <w:abstractNum w:abstractNumId="14">
     <w:nsid w:val="27D72219"/>
     <w:multiLevelType w:val="hybridMultilevel"/>
     <w:tmpl w:val="E774EC2C"/>
@@ -21508,7 +21678,7 @@
       </w:pPr>
     </w:lvl>
   </w:abstractNum>
-  <w:abstractNum w:abstractNumId="15" w15:restartNumberingAfterBreak="0">
+  <w:abstractNum w:abstractNumId="15">
     <w:nsid w:val="2F5166C7"/>
     <w:multiLevelType w:val="multilevel"/>
     <w:tmpl w:val="49A83FE4"/>
@@ -21657,7 +21827,7 @@
       </w:rPr>
     </w:lvl>
   </w:abstractNum>
-  <w:abstractNum w:abstractNumId="16" w15:restartNumberingAfterBreak="0">
+  <w:abstractNum w:abstractNumId="16">
     <w:nsid w:val="31F708FF"/>
     <w:multiLevelType w:val="hybridMultilevel"/>
     <w:tmpl w:val="406250D8"/>
@@ -21770,7 +21940,7 @@
       </w:rPr>
     </w:lvl>
   </w:abstractNum>
-  <w:abstractNum w:abstractNumId="17" w15:restartNumberingAfterBreak="0">
+  <w:abstractNum w:abstractNumId="17">
     <w:nsid w:val="371F5483"/>
     <w:multiLevelType w:val="multilevel"/>
     <w:tmpl w:val="01768C52"/>
@@ -21919,7 +22089,7 @@
       </w:rPr>
     </w:lvl>
   </w:abstractNum>
-  <w:abstractNum w:abstractNumId="18" w15:restartNumberingAfterBreak="0">
+  <w:abstractNum w:abstractNumId="18">
     <w:nsid w:val="3AB32BFF"/>
     <w:multiLevelType w:val="hybridMultilevel"/>
     <w:tmpl w:val="1FCC557E"/>
@@ -22032,7 +22202,7 @@
       </w:rPr>
     </w:lvl>
   </w:abstractNum>
-  <w:abstractNum w:abstractNumId="19" w15:restartNumberingAfterBreak="0">
+  <w:abstractNum w:abstractNumId="19">
     <w:nsid w:val="3E7664BF"/>
     <w:multiLevelType w:val="multilevel"/>
     <w:tmpl w:val="867E3766"/>
@@ -22181,7 +22351,7 @@
       </w:rPr>
     </w:lvl>
   </w:abstractNum>
-  <w:abstractNum w:abstractNumId="20" w15:restartNumberingAfterBreak="0">
+  <w:abstractNum w:abstractNumId="20">
     <w:nsid w:val="402D3A8A"/>
     <w:multiLevelType w:val="multilevel"/>
     <w:tmpl w:val="01BCF4F4"/>
@@ -22330,7 +22500,7 @@
       </w:rPr>
     </w:lvl>
   </w:abstractNum>
-  <w:abstractNum w:abstractNumId="21" w15:restartNumberingAfterBreak="0">
+  <w:abstractNum w:abstractNumId="21">
     <w:nsid w:val="40900A25"/>
     <w:multiLevelType w:val="hybridMultilevel"/>
     <w:tmpl w:val="CDF00B62"/>
@@ -22443,7 +22613,7 @@
       </w:rPr>
     </w:lvl>
   </w:abstractNum>
-  <w:abstractNum w:abstractNumId="22" w15:restartNumberingAfterBreak="0">
+  <w:abstractNum w:abstractNumId="22">
     <w:nsid w:val="409B43B2"/>
     <w:multiLevelType w:val="hybridMultilevel"/>
     <w:tmpl w:val="7A3E280A"/>
@@ -22556,7 +22726,7 @@
       </w:rPr>
     </w:lvl>
   </w:abstractNum>
-  <w:abstractNum w:abstractNumId="23" w15:restartNumberingAfterBreak="0">
+  <w:abstractNum w:abstractNumId="23">
     <w:nsid w:val="43C7628E"/>
     <w:multiLevelType w:val="hybridMultilevel"/>
     <w:tmpl w:val="773236CA"/>
@@ -22669,7 +22839,7 @@
       </w:rPr>
     </w:lvl>
   </w:abstractNum>
-  <w:abstractNum w:abstractNumId="24" w15:restartNumberingAfterBreak="0">
+  <w:abstractNum w:abstractNumId="24">
     <w:nsid w:val="442B7B18"/>
     <w:multiLevelType w:val="multilevel"/>
     <w:tmpl w:val="49A83FE4"/>
@@ -22818,7 +22988,7 @@
       </w:rPr>
     </w:lvl>
   </w:abstractNum>
-  <w:abstractNum w:abstractNumId="25" w15:restartNumberingAfterBreak="0">
+  <w:abstractNum w:abstractNumId="25">
     <w:nsid w:val="44412BDE"/>
     <w:multiLevelType w:val="hybridMultilevel"/>
     <w:tmpl w:val="5E626644"/>
@@ -22931,7 +23101,7 @@
       </w:rPr>
     </w:lvl>
   </w:abstractNum>
-  <w:abstractNum w:abstractNumId="26" w15:restartNumberingAfterBreak="0">
+  <w:abstractNum w:abstractNumId="26">
     <w:nsid w:val="44EC62C8"/>
     <w:multiLevelType w:val="multilevel"/>
     <w:tmpl w:val="DA9404A4"/>
@@ -23080,7 +23250,7 @@
       </w:rPr>
     </w:lvl>
   </w:abstractNum>
-  <w:abstractNum w:abstractNumId="27" w15:restartNumberingAfterBreak="0">
+  <w:abstractNum w:abstractNumId="27">
     <w:nsid w:val="49C70FFD"/>
     <w:multiLevelType w:val="hybridMultilevel"/>
     <w:tmpl w:val="1C0AF820"/>
@@ -23193,7 +23363,7 @@
       </w:rPr>
     </w:lvl>
   </w:abstractNum>
-  <w:abstractNum w:abstractNumId="28" w15:restartNumberingAfterBreak="0">
+  <w:abstractNum w:abstractNumId="28">
     <w:nsid w:val="53AF2B74"/>
     <w:multiLevelType w:val="multilevel"/>
     <w:tmpl w:val="7CC296C8"/>
@@ -23342,7 +23512,7 @@
       </w:rPr>
     </w:lvl>
   </w:abstractNum>
-  <w:abstractNum w:abstractNumId="29" w15:restartNumberingAfterBreak="0">
+  <w:abstractNum w:abstractNumId="29">
     <w:nsid w:val="53C90F15"/>
     <w:multiLevelType w:val="multilevel"/>
     <w:tmpl w:val="826AB9CE"/>
@@ -23491,7 +23661,7 @@
       </w:rPr>
     </w:lvl>
   </w:abstractNum>
-  <w:abstractNum w:abstractNumId="30" w15:restartNumberingAfterBreak="0">
+  <w:abstractNum w:abstractNumId="30">
     <w:nsid w:val="5721501C"/>
     <w:multiLevelType w:val="hybridMultilevel"/>
     <w:tmpl w:val="EF540272"/>
@@ -23604,7 +23774,7 @@
       </w:rPr>
     </w:lvl>
   </w:abstractNum>
-  <w:abstractNum w:abstractNumId="31" w15:restartNumberingAfterBreak="0">
+  <w:abstractNum w:abstractNumId="31">
     <w:nsid w:val="668A13AE"/>
     <w:multiLevelType w:val="hybridMultilevel"/>
     <w:tmpl w:val="5B0C609C"/>
@@ -23717,7 +23887,7 @@
       </w:rPr>
     </w:lvl>
   </w:abstractNum>
-  <w:abstractNum w:abstractNumId="32" w15:restartNumberingAfterBreak="0">
+  <w:abstractNum w:abstractNumId="32">
     <w:nsid w:val="713665F8"/>
     <w:multiLevelType w:val="hybridMultilevel"/>
     <w:tmpl w:val="450AFEEE"/>
@@ -23830,7 +24000,7 @@
       </w:rPr>
     </w:lvl>
   </w:abstractNum>
-  <w:abstractNum w:abstractNumId="33" w15:restartNumberingAfterBreak="0">
+  <w:abstractNum w:abstractNumId="33">
     <w:nsid w:val="78F113B3"/>
     <w:multiLevelType w:val="hybridMultilevel"/>
     <w:tmpl w:val="709EEBDE"/>
@@ -23916,7 +24086,7 @@
       </w:pPr>
     </w:lvl>
   </w:abstractNum>
-  <w:abstractNum w:abstractNumId="34" w15:restartNumberingAfterBreak="0">
+  <w:abstractNum w:abstractNumId="34">
     <w:nsid w:val="7A3B00CB"/>
     <w:multiLevelType w:val="hybridMultilevel"/>
     <w:tmpl w:val="709EEBDE"/>
@@ -24002,7 +24172,7 @@
       </w:pPr>
     </w:lvl>
   </w:abstractNum>
-  <w:abstractNum w:abstractNumId="35" w15:restartNumberingAfterBreak="0">
+  <w:abstractNum w:abstractNumId="35">
     <w:nsid w:val="7F8A1DC6"/>
     <w:multiLevelType w:val="hybridMultilevel"/>
     <w:tmpl w:val="463E1224"/>
@@ -24115,119 +24285,119 @@
       </w:rPr>
     </w:lvl>
   </w:abstractNum>
-  <w:num w:numId="1" w16cid:durableId="1594824668">
+  <w:num w:numId="1">
     <w:abstractNumId w:val="33"/>
   </w:num>
-  <w:num w:numId="2" w16cid:durableId="296034028">
+  <w:num w:numId="2">
     <w:abstractNumId w:val="35"/>
   </w:num>
-  <w:num w:numId="3" w16cid:durableId="321659667">
+  <w:num w:numId="3">
     <w:abstractNumId w:val="27"/>
   </w:num>
-  <w:num w:numId="4" w16cid:durableId="637415966">
+  <w:num w:numId="4">
     <w:abstractNumId w:val="32"/>
   </w:num>
-  <w:num w:numId="5" w16cid:durableId="2130974049">
+  <w:num w:numId="5">
     <w:abstractNumId w:val="30"/>
   </w:num>
-  <w:num w:numId="6" w16cid:durableId="2020765444">
+  <w:num w:numId="6">
     <w:abstractNumId w:val="21"/>
   </w:num>
-  <w:num w:numId="7" w16cid:durableId="1148984372">
+  <w:num w:numId="7">
     <w:abstractNumId w:val="13"/>
   </w:num>
-  <w:num w:numId="8" w16cid:durableId="273904052">
+  <w:num w:numId="8">
     <w:abstractNumId w:val="25"/>
   </w:num>
-  <w:num w:numId="9" w16cid:durableId="1113670588">
+  <w:num w:numId="9">
     <w:abstractNumId w:val="23"/>
   </w:num>
-  <w:num w:numId="10" w16cid:durableId="169107552">
+  <w:num w:numId="10">
     <w:abstractNumId w:val="11"/>
   </w:num>
-  <w:num w:numId="11" w16cid:durableId="1480151526">
+  <w:num w:numId="11">
     <w:abstractNumId w:val="16"/>
   </w:num>
-  <w:num w:numId="12" w16cid:durableId="336075251">
+  <w:num w:numId="12">
     <w:abstractNumId w:val="18"/>
   </w:num>
-  <w:num w:numId="13" w16cid:durableId="1546135327">
+  <w:num w:numId="13">
     <w:abstractNumId w:val="1"/>
   </w:num>
-  <w:num w:numId="14" w16cid:durableId="69619836">
+  <w:num w:numId="14">
     <w:abstractNumId w:val="2"/>
   </w:num>
-  <w:num w:numId="15" w16cid:durableId="82066487">
+  <w:num w:numId="15">
     <w:abstractNumId w:val="28"/>
   </w:num>
-  <w:num w:numId="16" w16cid:durableId="739523802">
+  <w:num w:numId="16">
     <w:abstractNumId w:val="26"/>
   </w:num>
-  <w:num w:numId="17" w16cid:durableId="384836224">
+  <w:num w:numId="17">
     <w:abstractNumId w:val="12"/>
   </w:num>
-  <w:num w:numId="18" w16cid:durableId="855192058">
+  <w:num w:numId="18">
     <w:abstractNumId w:val="15"/>
   </w:num>
-  <w:num w:numId="19" w16cid:durableId="824509258">
+  <w:num w:numId="19">
     <w:abstractNumId w:val="0"/>
   </w:num>
-  <w:num w:numId="20" w16cid:durableId="1372850284">
+  <w:num w:numId="20">
     <w:abstractNumId w:val="29"/>
   </w:num>
-  <w:num w:numId="21" w16cid:durableId="1526866135">
+  <w:num w:numId="21">
     <w:abstractNumId w:val="20"/>
   </w:num>
-  <w:num w:numId="22" w16cid:durableId="2063554909">
+  <w:num w:numId="22">
     <w:abstractNumId w:val="5"/>
   </w:num>
-  <w:num w:numId="23" w16cid:durableId="1136752137">
+  <w:num w:numId="23">
     <w:abstractNumId w:val="7"/>
   </w:num>
-  <w:num w:numId="24" w16cid:durableId="1718506839">
+  <w:num w:numId="24">
     <w:abstractNumId w:val="4"/>
   </w:num>
-  <w:num w:numId="25" w16cid:durableId="1799102969">
+  <w:num w:numId="25">
     <w:abstractNumId w:val="19"/>
   </w:num>
-  <w:num w:numId="26" w16cid:durableId="38865438">
+  <w:num w:numId="26">
     <w:abstractNumId w:val="24"/>
   </w:num>
-  <w:num w:numId="27" w16cid:durableId="415781976">
+  <w:num w:numId="27">
     <w:abstractNumId w:val="8"/>
   </w:num>
-  <w:num w:numId="28" w16cid:durableId="1521117243">
+  <w:num w:numId="28">
     <w:abstractNumId w:val="14"/>
   </w:num>
-  <w:num w:numId="29" w16cid:durableId="1490369353">
+  <w:num w:numId="29">
     <w:abstractNumId w:val="10"/>
   </w:num>
-  <w:num w:numId="30" w16cid:durableId="753741454">
+  <w:num w:numId="30">
     <w:abstractNumId w:val="34"/>
   </w:num>
-  <w:num w:numId="31" w16cid:durableId="1185557640">
+  <w:num w:numId="31">
     <w:abstractNumId w:val="9"/>
   </w:num>
-  <w:num w:numId="32" w16cid:durableId="652294206">
+  <w:num w:numId="32">
     <w:abstractNumId w:val="6"/>
   </w:num>
-  <w:num w:numId="33" w16cid:durableId="1012803747">
+  <w:num w:numId="33">
     <w:abstractNumId w:val="3"/>
   </w:num>
-  <w:num w:numId="34" w16cid:durableId="502091475">
+  <w:num w:numId="34">
     <w:abstractNumId w:val="22"/>
   </w:num>
-  <w:num w:numId="35" w16cid:durableId="1991671196">
+  <w:num w:numId="35">
     <w:abstractNumId w:val="17"/>
   </w:num>
-  <w:num w:numId="36" w16cid:durableId="201946685">
+  <w:num w:numId="36">
     <w:abstractNumId w:val="31"/>
   </w:num>
 </w:numbering>
 </file>
 
 <file path=word/styles.xml><?xml version="1.0" encoding="utf-8"?>
-<w:styles xmlns:mc="http://schemas.openxmlformats.org/markup-compatibility/2006" xmlns:r="http://schemas.openxmlformats.org/officeDocument/2006/relationships" xmlns:w="http://schemas.openxmlformats.org/wordprocessingml/2006/main" xmlns:w14="http://schemas.microsoft.com/office/word/2010/wordml" xmlns:w15="http://schemas.microsoft.com/office/word/2012/wordml" xmlns:w16cex="http://schemas.microsoft.com/office/word/2018/wordml/cex" xmlns:w16cid="http://schemas.microsoft.com/office/word/2016/wordml/cid" xmlns:w16="http://schemas.microsoft.com/office/word/2018/wordml" xmlns:w16du="http://schemas.microsoft.com/office/word/2023/wordml/word16du" xmlns:w16sdtdh="http://schemas.microsoft.com/office/word/2020/wordml/sdtdatahash" xmlns:w16sdtfl="http://schemas.microsoft.com/office/word/2024/wordml/sdtformatlock" xmlns:w16se="http://schemas.microsoft.com/office/word/2015/wordml/symex" mc:Ignorable="w14 w15 w16se w16cid w16 w16cex w16sdtdh w16sdtfl w16du">
+<w:styles xmlns:mc="http://schemas.openxmlformats.org/markup-compatibility/2006" xmlns:r="http://schemas.openxmlformats.org/officeDocument/2006/relationships" xmlns:w="http://schemas.openxmlformats.org/wordprocessingml/2006/main" xmlns:w14="http://schemas.microsoft.com/office/word/2010/wordml" mc:Ignorable="w14">
   <w:docDefaults>
     <w:rPrDefault>
       <w:rPr>
@@ -24245,383 +24415,144 @@
       </w:pPr>
     </w:pPrDefault>
   </w:docDefaults>
-  <w:latentStyles w:defLockedState="0" w:defUIPriority="99" w:defSemiHidden="0" w:defUnhideWhenUsed="0" w:defQFormat="0" w:count="376">
-    <w:lsdException w:name="Normal" w:uiPriority="0" w:qFormat="1"/>
-    <w:lsdException w:name="heading 1" w:uiPriority="9" w:qFormat="1"/>
-    <w:lsdException w:name="heading 2" w:semiHidden="1" w:uiPriority="9" w:unhideWhenUsed="1" w:qFormat="1"/>
-    <w:lsdException w:name="heading 3" w:semiHidden="1" w:uiPriority="9" w:unhideWhenUsed="1" w:qFormat="1"/>
-    <w:lsdException w:name="heading 4" w:semiHidden="1" w:uiPriority="9" w:unhideWhenUsed="1" w:qFormat="1"/>
-    <w:lsdException w:name="heading 5" w:semiHidden="1" w:uiPriority="9" w:unhideWhenUsed="1" w:qFormat="1"/>
-    <w:lsdException w:name="heading 6" w:semiHidden="1" w:uiPriority="9" w:unhideWhenUsed="1" w:qFormat="1"/>
-    <w:lsdException w:name="heading 7" w:semiHidden="1" w:uiPriority="9" w:unhideWhenUsed="1" w:qFormat="1"/>
-    <w:lsdException w:name="heading 8" w:semiHidden="1" w:uiPriority="9" w:unhideWhenUsed="1" w:qFormat="1"/>
-    <w:lsdException w:name="heading 9" w:semiHidden="1" w:uiPriority="9" w:unhideWhenUsed="1" w:qFormat="1"/>
-    <w:lsdException w:name="index 1" w:semiHidden="1" w:unhideWhenUsed="1"/>
-    <w:lsdException w:name="index 2" w:semiHidden="1" w:unhideWhenUsed="1"/>
-    <w:lsdException w:name="index 3" w:semiHidden="1" w:unhideWhenUsed="1"/>
-    <w:lsdException w:name="index 4" w:semiHidden="1" w:unhideWhenUsed="1"/>
-    <w:lsdException w:name="index 5" w:semiHidden="1" w:unhideWhenUsed="1"/>
-    <w:lsdException w:name="index 6" w:semiHidden="1" w:unhideWhenUsed="1"/>
-    <w:lsdException w:name="index 7" w:semiHidden="1" w:unhideWhenUsed="1"/>
-    <w:lsdException w:name="index 8" w:semiHidden="1" w:unhideWhenUsed="1"/>
-    <w:lsdException w:name="index 9" w:semiHidden="1" w:unhideWhenUsed="1"/>
-    <w:lsdException w:name="toc 1" w:semiHidden="1" w:uiPriority="39" w:unhideWhenUsed="1"/>
-    <w:lsdException w:name="toc 2" w:semiHidden="1" w:uiPriority="39" w:unhideWhenUsed="1"/>
-    <w:lsdException w:name="toc 3" w:semiHidden="1" w:uiPriority="39" w:unhideWhenUsed="1"/>
-    <w:lsdException w:name="toc 4" w:semiHidden="1" w:uiPriority="39" w:unhideWhenUsed="1"/>
-    <w:lsdException w:name="toc 5" w:semiHidden="1" w:uiPriority="39" w:unhideWhenUsed="1"/>
-    <w:lsdException w:name="toc 6" w:semiHidden="1" w:uiPriority="39" w:unhideWhenUsed="1"/>
-    <w:lsdException w:name="toc 7" w:semiHidden="1" w:uiPriority="39" w:unhideWhenUsed="1"/>
-    <w:lsdException w:name="toc 8" w:semiHidden="1" w:uiPriority="39" w:unhideWhenUsed="1"/>
-    <w:lsdException w:name="toc 9" w:semiHidden="1" w:uiPriority="39" w:unhideWhenUsed="1"/>
-    <w:lsdException w:name="Normal Indent" w:semiHidden="1" w:unhideWhenUsed="1"/>
-    <w:lsdException w:name="footnote text" w:semiHidden="1" w:unhideWhenUsed="1"/>
-    <w:lsdException w:name="annotation text" w:semiHidden="1" w:unhideWhenUsed="1"/>
-    <w:lsdException w:name="header" w:semiHidden="1" w:unhideWhenUsed="1"/>
-    <w:lsdException w:name="footer" w:semiHidden="1" w:unhideWhenUsed="1"/>
-    <w:lsdException w:name="index heading" w:semiHidden="1" w:unhideWhenUsed="1"/>
-    <w:lsdException w:name="caption" w:semiHidden="1" w:uiPriority="35" w:unhideWhenUsed="1" w:qFormat="1"/>
-    <w:lsdException w:name="table of figures" w:semiHidden="1" w:unhideWhenUsed="1"/>
-    <w:lsdException w:name="envelope address" w:semiHidden="1" w:unhideWhenUsed="1"/>
-    <w:lsdException w:name="envelope return" w:semiHidden="1" w:unhideWhenUsed="1"/>
-    <w:lsdException w:name="footnote reference" w:semiHidden="1" w:unhideWhenUsed="1"/>
-    <w:lsdException w:name="annotation reference" w:semiHidden="1" w:unhideWhenUsed="1"/>
-    <w:lsdException w:name="line number" w:semiHidden="1" w:unhideWhenUsed="1"/>
-    <w:lsdException w:name="page number" w:semiHidden="1" w:unhideWhenUsed="1"/>
-    <w:lsdException w:name="endnote reference" w:semiHidden="1" w:unhideWhenUsed="1"/>
-    <w:lsdException w:name="endnote text" w:semiHidden="1" w:unhideWhenUsed="1"/>
-    <w:lsdException w:name="table of authorities" w:semiHidden="1" w:unhideWhenUsed="1"/>
-    <w:lsdException w:name="macro" w:semiHidden="1" w:unhideWhenUsed="1"/>
-    <w:lsdException w:name="toa heading" w:semiHidden="1" w:unhideWhenUsed="1"/>
-    <w:lsdException w:name="List" w:semiHidden="1" w:unhideWhenUsed="1"/>
-    <w:lsdException w:name="List Bullet" w:semiHidden="1" w:unhideWhenUsed="1"/>
-    <w:lsdException w:name="List Number" w:semiHidden="1" w:unhideWhenUsed="1"/>
-    <w:lsdException w:name="List 2" w:semiHidden="1" w:unhideWhenUsed="1"/>
-    <w:lsdException w:name="List 3" w:semiHidden="1" w:unhideWhenUsed="1"/>
-    <w:lsdException w:name="List 4" w:semiHidden="1" w:unhideWhenUsed="1"/>
-    <w:lsdException w:name="List 5" w:semiHidden="1" w:unhideWhenUsed="1"/>
-    <w:lsdException w:name="List Bullet 2" w:semiHidden="1" w:unhideWhenUsed="1"/>
-    <w:lsdException w:name="List Bullet 3" w:semiHidden="1" w:unhideWhenUsed="1"/>
-    <w:lsdException w:name="List Bullet 4" w:semiHidden="1" w:unhideWhenUsed="1"/>
-    <w:lsdException w:name="List Bullet 5" w:semiHidden="1" w:unhideWhenUsed="1"/>
-    <w:lsdException w:name="List Number 2" w:semiHidden="1" w:unhideWhenUsed="1"/>
-    <w:lsdException w:name="List Number 3" w:semiHidden="1" w:unhideWhenUsed="1"/>
-    <w:lsdException w:name="List Number 4" w:semiHidden="1" w:unhideWhenUsed="1"/>
-    <w:lsdException w:name="List Number 5" w:semiHidden="1" w:unhideWhenUsed="1"/>
-    <w:lsdException w:name="Title" w:uiPriority="10" w:qFormat="1"/>
-    <w:lsdException w:name="Closing" w:semiHidden="1" w:unhideWhenUsed="1"/>
-    <w:lsdException w:name="Signature" w:semiHidden="1" w:unhideWhenUsed="1"/>
-    <w:lsdException w:name="Default Paragraph Font" w:semiHidden="1" w:uiPriority="1" w:unhideWhenUsed="1"/>
-    <w:lsdException w:name="Body Text" w:semiHidden="1" w:unhideWhenUsed="1"/>
-    <w:lsdException w:name="Body Text Indent" w:semiHidden="1" w:unhideWhenUsed="1"/>
-    <w:lsdException w:name="List Continue" w:semiHidden="1" w:unhideWhenUsed="1"/>
-    <w:lsdException w:name="List Continue 2" w:semiHidden="1" w:unhideWhenUsed="1"/>
-    <w:lsdException w:name="List Continue 3" w:semiHidden="1" w:unhideWhenUsed="1"/>
-    <w:lsdException w:name="List Continue 4" w:semiHidden="1" w:unhideWhenUsed="1"/>
-    <w:lsdException w:name="List Continue 5" w:semiHidden="1" w:unhideWhenUsed="1"/>
-    <w:lsdException w:name="Message Header" w:semiHidden="1" w:unhideWhenUsed="1"/>
-    <w:lsdException w:name="Subtitle" w:uiPriority="11" w:qFormat="1"/>
-    <w:lsdException w:name="Salutation" w:semiHidden="1" w:unhideWhenUsed="1"/>
-    <w:lsdException w:name="Date" w:semiHidden="1" w:unhideWhenUsed="1"/>
-    <w:lsdException w:name="Body Text First Indent" w:semiHidden="1" w:unhideWhenUsed="1"/>
-    <w:lsdException w:name="Body Text First Indent 2" w:semiHidden="1" w:unhideWhenUsed="1"/>
-    <w:lsdException w:name="Note Heading" w:semiHidden="1" w:unhideWhenUsed="1"/>
-    <w:lsdException w:name="Body Text 2" w:semiHidden="1" w:unhideWhenUsed="1"/>
-    <w:lsdException w:name="Body Text 3" w:semiHidden="1" w:unhideWhenUsed="1"/>
-    <w:lsdException w:name="Body Text Indent 2" w:semiHidden="1" w:unhideWhenUsed="1"/>
-    <w:lsdException w:name="Body Text Indent 3" w:semiHidden="1" w:unhideWhenUsed="1"/>
-    <w:lsdException w:name="Block Text" w:semiHidden="1" w:unhideWhenUsed="1"/>
-    <w:lsdException w:name="Hyperlink" w:semiHidden="1" w:unhideWhenUsed="1"/>
-    <w:lsdException w:name="FollowedHyperlink" w:semiHidden="1" w:unhideWhenUsed="1"/>
-    <w:lsdException w:name="Strong" w:uiPriority="22" w:qFormat="1"/>
-    <w:lsdException w:name="Emphasis" w:uiPriority="20" w:qFormat="1"/>
-    <w:lsdException w:name="Document Map" w:semiHidden="1" w:unhideWhenUsed="1"/>
-    <w:lsdException w:name="Plain Text" w:semiHidden="1" w:unhideWhenUsed="1"/>
-    <w:lsdException w:name="E-mail Signature" w:semiHidden="1" w:unhideWhenUsed="1"/>
-    <w:lsdException w:name="HTML Top of Form" w:semiHidden="1" w:unhideWhenUsed="1"/>
-    <w:lsdException w:name="HTML Bottom of Form" w:semiHidden="1" w:unhideWhenUsed="1"/>
-    <w:lsdException w:name="Normal (Web)" w:semiHidden="1" w:unhideWhenUsed="1"/>
-    <w:lsdException w:name="HTML Acronym" w:semiHidden="1" w:unhideWhenUsed="1"/>
-    <w:lsdException w:name="HTML Address" w:semiHidden="1" w:unhideWhenUsed="1"/>
-    <w:lsdException w:name="HTML Cite" w:semiHidden="1" w:unhideWhenUsed="1"/>
-    <w:lsdException w:name="HTML Code" w:semiHidden="1" w:unhideWhenUsed="1"/>
-    <w:lsdException w:name="HTML Definition" w:semiHidden="1" w:unhideWhenUsed="1"/>
-    <w:lsdException w:name="HTML Keyboard" w:semiHidden="1" w:unhideWhenUsed="1"/>
-    <w:lsdException w:name="HTML Preformatted" w:semiHidden="1" w:unhideWhenUsed="1"/>
-    <w:lsdException w:name="HTML Sample" w:semiHidden="1" w:unhideWhenUsed="1"/>
-    <w:lsdException w:name="HTML Typewriter" w:semiHidden="1" w:unhideWhenUsed="1"/>
-    <w:lsdException w:name="HTML Variable" w:semiHidden="1" w:unhideWhenUsed="1"/>
-    <w:lsdException w:name="Normal Table" w:semiHidden="1" w:unhideWhenUsed="1"/>
-    <w:lsdException w:name="annotation subject" w:semiHidden="1" w:unhideWhenUsed="1"/>
-    <w:lsdException w:name="No List" w:semiHidden="1" w:unhideWhenUsed="1"/>
-    <w:lsdException w:name="Outline List 1" w:semiHidden="1" w:unhideWhenUsed="1"/>
-    <w:lsdException w:name="Outline List 2" w:semiHidden="1" w:unhideWhenUsed="1"/>
-    <w:lsdException w:name="Outline List 3" w:semiHidden="1" w:unhideWhenUsed="1"/>
-    <w:lsdException w:name="Table Simple 1" w:semiHidden="1" w:unhideWhenUsed="1"/>
-    <w:lsdException w:name="Table Simple 2" w:semiHidden="1" w:unhideWhenUsed="1"/>
-    <w:lsdException w:name="Table Simple 3" w:semiHidden="1" w:unhideWhenUsed="1"/>
-    <w:lsdException w:name="Table Classic 1" w:semiHidden="1" w:unhideWhenUsed="1"/>
-    <w:lsdException w:name="Table Classic 2" w:semiHidden="1" w:unhideWhenUsed="1"/>
-    <w:lsdException w:name="Table Classic 3" w:semiHidden="1" w:unhideWhenUsed="1"/>
-    <w:lsdException w:name="Table Classic 4" w:semiHidden="1" w:unhideWhenUsed="1"/>
-    <w:lsdException w:name="Table Colorful 1" w:semiHidden="1" w:unhideWhenUsed="1"/>
-    <w:lsdException w:name="Table Colorful 2" w:semiHidden="1" w:unhideWhenUsed="1"/>
-    <w:lsdException w:name="Table Colorful 3" w:semiHidden="1" w:unhideWhenUsed="1"/>
-    <w:lsdException w:name="Table Columns 1" w:semiHidden="1" w:unhideWhenUsed="1"/>
-    <w:lsdException w:name="Table Columns 2" w:semiHidden="1" w:unhideWhenUsed="1"/>
-    <w:lsdException w:name="Table Columns 3" w:semiHidden="1" w:unhideWhenUsed="1"/>
-    <w:lsdException w:name="Table Columns 4" w:semiHidden="1" w:unhideWhenUsed="1"/>
-    <w:lsdException w:name="Table Columns 5" w:semiHidden="1" w:unhideWhenUsed="1"/>
-    <w:lsdException w:name="Table Grid 1" w:semiHidden="1" w:unhideWhenUsed="1"/>
-    <w:lsdException w:name="Table Grid 2" w:semiHidden="1" w:unhideWhenUsed="1"/>
-    <w:lsdException w:name="Table Grid 3" w:semiHidden="1" w:unhideWhenUsed="1"/>
-    <w:lsdException w:name="Table Grid 4" w:semiHidden="1" w:unhideWhenUsed="1"/>
-    <w:lsdException w:name="Table Grid 5" w:semiHidden="1" w:unhideWhenUsed="1"/>
-    <w:lsdException w:name="Table Grid 6" w:semiHidden="1" w:unhideWhenUsed="1"/>
-    <w:lsdException w:name="Table Grid 7" w:semiHidden="1" w:unhideWhenUsed="1"/>
-    <w:lsdException w:name="Table Grid 8" w:semiHidden="1" w:unhideWhenUsed="1"/>
-    <w:lsdException w:name="Table List 1" w:semiHidden="1" w:unhideWhenUsed="1"/>
-    <w:lsdException w:name="Table List 2" w:semiHidden="1" w:unhideWhenUsed="1"/>
-    <w:lsdException w:name="Table List 3" w:semiHidden="1" w:unhideWhenUsed="1"/>
-    <w:lsdException w:name="Table List 4" w:semiHidden="1" w:unhideWhenUsed="1"/>
-    <w:lsdException w:name="Table List 5" w:semiHidden="1" w:unhideWhenUsed="1"/>
-    <w:lsdException w:name="Table List 6" w:semiHidden="1" w:unhideWhenUsed="1"/>
-    <w:lsdException w:name="Table List 7" w:semiHidden="1" w:unhideWhenUsed="1"/>
-    <w:lsdException w:name="Table List 8" w:semiHidden="1" w:unhideWhenUsed="1"/>
-    <w:lsdException w:name="Table 3D effects 1" w:semiHidden="1" w:unhideWhenUsed="1"/>
-    <w:lsdException w:name="Table 3D effects 2" w:semiHidden="1" w:unhideWhenUsed="1"/>
-    <w:lsdException w:name="Table 3D effects 3" w:semiHidden="1" w:unhideWhenUsed="1"/>
-    <w:lsdException w:name="Table Contemporary" w:semiHidden="1" w:unhideWhenUsed="1"/>
-    <w:lsdException w:name="Table Elegant" w:semiHidden="1" w:unhideWhenUsed="1"/>
-    <w:lsdException w:name="Table Professional" w:semiHidden="1" w:unhideWhenUsed="1"/>
-    <w:lsdException w:name="Table Subtle 1" w:semiHidden="1" w:unhideWhenUsed="1"/>
-    <w:lsdException w:name="Table Subtle 2" w:semiHidden="1" w:unhideWhenUsed="1"/>
-    <w:lsdException w:name="Table Web 1" w:semiHidden="1" w:unhideWhenUsed="1"/>
-    <w:lsdException w:name="Table Web 2" w:semiHidden="1" w:unhideWhenUsed="1"/>
-    <w:lsdException w:name="Table Web 3" w:semiHidden="1" w:unhideWhenUsed="1"/>
-    <w:lsdException w:name="Balloon Text" w:semiHidden="1" w:unhideWhenUsed="1"/>
-    <w:lsdException w:name="Table Grid" w:uiPriority="39"/>
-    <w:lsdException w:name="Table Theme" w:semiHidden="1" w:unhideWhenUsed="1"/>
-    <w:lsdException w:name="Placeholder Text" w:semiHidden="1"/>
-    <w:lsdException w:name="No Spacing" w:uiPriority="1" w:qFormat="1"/>
-    <w:lsdException w:name="Light Shading" w:uiPriority="60"/>
-    <w:lsdException w:name="Light List" w:uiPriority="61"/>
-    <w:lsdException w:name="Light Grid" w:uiPriority="62"/>
-    <w:lsdException w:name="Medium Shading 1" w:uiPriority="63"/>
-    <w:lsdException w:name="Medium Shading 2" w:uiPriority="64"/>
-    <w:lsdException w:name="Medium List 1" w:uiPriority="65"/>
-    <w:lsdException w:name="Medium List 2" w:uiPriority="66"/>
-    <w:lsdException w:name="Medium Grid 1" w:uiPriority="67"/>
-    <w:lsdException w:name="Medium Grid 2" w:uiPriority="68"/>
-    <w:lsdException w:name="Medium Grid 3" w:uiPriority="69"/>
-    <w:lsdException w:name="Dark List" w:uiPriority="70"/>
-    <w:lsdException w:name="Colorful Shading" w:uiPriority="71"/>
-    <w:lsdException w:name="Colorful List" w:uiPriority="72"/>
-    <w:lsdException w:name="Colorful Grid" w:uiPriority="73"/>
-    <w:lsdException w:name="Light Shading Accent 1" w:uiPriority="60"/>
-    <w:lsdException w:name="Light List Accent 1" w:uiPriority="61"/>
-    <w:lsdException w:name="Light Grid Accent 1" w:uiPriority="62"/>
-    <w:lsdException w:name="Medium Shading 1 Accent 1" w:uiPriority="63"/>
-    <w:lsdException w:name="Medium Shading 2 Accent 1" w:uiPriority="64"/>
-    <w:lsdException w:name="Medium List 1 Accent 1" w:uiPriority="65"/>
-    <w:lsdException w:name="Revision" w:semiHidden="1"/>
-    <w:lsdException w:name="List Paragraph" w:uiPriority="34" w:qFormat="1"/>
-    <w:lsdException w:name="Quote" w:uiPriority="29" w:qFormat="1"/>
-    <w:lsdException w:name="Intense Quote" w:uiPriority="30" w:qFormat="1"/>
-    <w:lsdException w:name="Medium List 2 Accent 1" w:uiPriority="66"/>
-    <w:lsdException w:name="Medium Grid 1 Accent 1" w:uiPriority="67"/>
-    <w:lsdException w:name="Medium Grid 2 Accent 1" w:uiPriority="68"/>
-    <w:lsdException w:name="Medium Grid 3 Accent 1" w:uiPriority="69"/>
-    <w:lsdException w:name="Dark List Accent 1" w:uiPriority="70"/>
-    <w:lsdException w:name="Colorful Shading Accent 1" w:uiPriority="71"/>
-    <w:lsdException w:name="Colorful List Accent 1" w:uiPriority="72"/>
-    <w:lsdException w:name="Colorful Grid Accent 1" w:uiPriority="73"/>
-    <w:lsdException w:name="Light Shading Accent 2" w:uiPriority="60"/>
-    <w:lsdException w:name="Light List Accent 2" w:uiPriority="61"/>
-    <w:lsdException w:name="Light Grid Accent 2" w:uiPriority="62"/>
-    <w:lsdException w:name="Medium Shading 1 Accent 2" w:uiPriority="63"/>
-    <w:lsdException w:name="Medium Shading 2 Accent 2" w:uiPriority="64"/>
-    <w:lsdException w:name="Medium List 1 Accent 2" w:uiPriority="65"/>
-    <w:lsdException w:name="Medium List 2 Accent 2" w:uiPriority="66"/>
-    <w:lsdException w:name="Medium Grid 1 Accent 2" w:uiPriority="67"/>
-    <w:lsdException w:name="Medium Grid 2 Accent 2" w:uiPriority="68"/>
-    <w:lsdException w:name="Medium Grid 3 Accent 2" w:uiPriority="69"/>
-    <w:lsdException w:name="Dark List Accent 2" w:uiPriority="70"/>
-    <w:lsdException w:name="Colorful Shading Accent 2" w:uiPriority="71"/>
-    <w:lsdException w:name="Colorful List Accent 2" w:uiPriority="72"/>
-    <w:lsdException w:name="Colorful Grid Accent 2" w:uiPriority="73"/>
-    <w:lsdException w:name="Light Shading Accent 3" w:uiPriority="60"/>
-    <w:lsdException w:name="Light List Accent 3" w:uiPriority="61"/>
-    <w:lsdException w:name="Light Grid Accent 3" w:uiPriority="62"/>
-    <w:lsdException w:name="Medium Shading 1 Accent 3" w:uiPriority="63"/>
-    <w:lsdException w:name="Medium Shading 2 Accent 3" w:uiPriority="64"/>
-    <w:lsdException w:name="Medium List 1 Accent 3" w:uiPriority="65"/>
-    <w:lsdException w:name="Medium List 2 Accent 3" w:uiPriority="66"/>
-    <w:lsdException w:name="Medium Grid 1 Accent 3" w:uiPriority="67"/>
-    <w:lsdException w:name="Medium Grid 2 Accent 3" w:uiPriority="68"/>
-    <w:lsdException w:name="Medium Grid 3 Accent 3" w:uiPriority="69"/>
-    <w:lsdException w:name="Dark List Accent 3" w:uiPriority="70"/>
-    <w:lsdException w:name="Colorful Shading Accent 3" w:uiPriority="71"/>
-    <w:lsdException w:name="Colorful List Accent 3" w:uiPriority="72"/>
-    <w:lsdException w:name="Colorful Grid Accent 3" w:uiPriority="73"/>
-    <w:lsdException w:name="Light Shading Accent 4" w:uiPriority="60"/>
-    <w:lsdException w:name="Light List Accent 4" w:uiPriority="61"/>
-    <w:lsdException w:name="Light Grid Accent 4" w:uiPriority="62"/>
-    <w:lsdException w:name="Medium Shading 1 Accent 4" w:uiPriority="63"/>
-    <w:lsdException w:name="Medium Shading 2 Accent 4" w:uiPriority="64"/>
-    <w:lsdException w:name="Medium List 1 Accent 4" w:uiPriority="65"/>
-    <w:lsdException w:name="Medium List 2 Accent 4" w:uiPriority="66"/>
-    <w:lsdException w:name="Medium Grid 1 Accent 4" w:uiPriority="67"/>
-    <w:lsdException w:name="Medium Grid 2 Accent 4" w:uiPriority="68"/>
-    <w:lsdException w:name="Medium Grid 3 Accent 4" w:uiPriority="69"/>
-    <w:lsdException w:name="Dark List Accent 4" w:uiPriority="70"/>
-    <w:lsdException w:name="Colorful Shading Accent 4" w:uiPriority="71"/>
-    <w:lsdException w:name="Colorful List Accent 4" w:uiPriority="72"/>
-    <w:lsdException w:name="Colorful Grid Accent 4" w:uiPriority="73"/>
-    <w:lsdException w:name="Light Shading Accent 5" w:uiPriority="60"/>
-    <w:lsdException w:name="Light List Accent 5" w:uiPriority="61"/>
-    <w:lsdException w:name="Light Grid Accent 5" w:uiPriority="62"/>
-    <w:lsdException w:name="Medium Shading 1 Accent 5" w:uiPriority="63"/>
-    <w:lsdException w:name="Medium Shading 2 Accent 5" w:uiPriority="64"/>
-    <w:lsdException w:name="Medium List 1 Accent 5" w:uiPriority="65"/>
-    <w:lsdException w:name="Medium List 2 Accent 5" w:uiPriority="66"/>
-    <w:lsdException w:name="Medium Grid 1 Accent 5" w:uiPriority="67"/>
-    <w:lsdException w:name="Medium Grid 2 Accent 5" w:uiPriority="68"/>
-    <w:lsdException w:name="Medium Grid 3 Accent 5" w:uiPriority="69"/>
-    <w:lsdException w:name="Dark List Accent 5" w:uiPriority="70"/>
-    <w:lsdException w:name="Colorful Shading Accent 5" w:uiPriority="71"/>
-    <w:lsdException w:name="Colorful List Accent 5" w:uiPriority="72"/>
-    <w:lsdException w:name="Colorful Grid Accent 5" w:uiPriority="73"/>
-    <w:lsdException w:name="Light Shading Accent 6" w:uiPriority="60"/>
-    <w:lsdException w:name="Light List Accent 6" w:uiPriority="61"/>
-    <w:lsdException w:name="Light Grid Accent 6" w:uiPriority="62"/>
-    <w:lsdException w:name="Medium Shading 1 Accent 6" w:uiPriority="63"/>
-    <w:lsdException w:name="Medium Shading 2 Accent 6" w:uiPriority="64"/>
-    <w:lsdException w:name="Medium List 1 Accent 6" w:uiPriority="65"/>
-    <w:lsdException w:name="Medium List 2 Accent 6" w:uiPriority="66"/>
-    <w:lsdException w:name="Medium Grid 1 Accent 6" w:uiPriority="67"/>
-    <w:lsdException w:name="Medium Grid 2 Accent 6" w:uiPriority="68"/>
-    <w:lsdException w:name="Medium Grid 3 Accent 6" w:uiPriority="69"/>
-    <w:lsdException w:name="Dark List Accent 6" w:uiPriority="70"/>
-    <w:lsdException w:name="Colorful Shading Accent 6" w:uiPriority="71"/>
-    <w:lsdException w:name="Colorful List Accent 6" w:uiPriority="72"/>
-    <w:lsdException w:name="Colorful Grid Accent 6" w:uiPriority="73"/>
-    <w:lsdException w:name="Subtle Emphasis" w:uiPriority="19" w:qFormat="1"/>
-    <w:lsdException w:name="Intense Emphasis" w:uiPriority="21" w:qFormat="1"/>
-    <w:lsdException w:name="Subtle Reference" w:uiPriority="31" w:qFormat="1"/>
-    <w:lsdException w:name="Intense Reference" w:uiPriority="32" w:qFormat="1"/>
-    <w:lsdException w:name="Book Title" w:uiPriority="33" w:qFormat="1"/>
-    <w:lsdException w:name="Bibliography" w:semiHidden="1" w:uiPriority="37" w:unhideWhenUsed="1"/>
-    <w:lsdException w:name="TOC Heading" w:semiHidden="1" w:uiPriority="39" w:unhideWhenUsed="1" w:qFormat="1"/>
-    <w:lsdException w:name="Plain Table 1" w:uiPriority="41"/>
-    <w:lsdException w:name="Plain Table 2" w:uiPriority="42"/>
-    <w:lsdException w:name="Plain Table 3" w:uiPriority="43"/>
-    <w:lsdException w:name="Plain Table 4" w:uiPriority="44"/>
-    <w:lsdException w:name="Plain Table 5" w:uiPriority="45"/>
-    <w:lsdException w:name="Grid Table Light" w:uiPriority="40"/>
-    <w:lsdException w:name="Grid Table 1 Light" w:uiPriority="46"/>
-    <w:lsdException w:name="Grid Table 2" w:uiPriority="47"/>
-    <w:lsdException w:name="Grid Table 3" w:uiPriority="48"/>
-    <w:lsdException w:name="Grid Table 4" w:uiPriority="49"/>
-    <w:lsdException w:name="Grid Table 5 Dark" w:uiPriority="50"/>
-    <w:lsdException w:name="Grid Table 6 Colorful" w:uiPriority="51"/>
-    <w:lsdException w:name="Grid Table 7 Colorful" w:uiPriority="52"/>
-    <w:lsdException w:name="Grid Table 1 Light Accent 1" w:uiPriority="46"/>
-    <w:lsdException w:name="Grid Table 2 Accent 1" w:uiPriority="47"/>
-    <w:lsdException w:name="Grid Table 3 Accent 1" w:uiPriority="48"/>
-    <w:lsdException w:name="Grid Table 4 Accent 1" w:uiPriority="49"/>
-    <w:lsdException w:name="Grid Table 5 Dark Accent 1" w:uiPriority="50"/>
-    <w:lsdException w:name="Grid Table 6 Colorful Accent 1" w:uiPriority="51"/>
-    <w:lsdException w:name="Grid Table 7 Colorful Accent 1" w:uiPriority="52"/>
-    <w:lsdException w:name="Grid Table 1 Light Accent 2" w:uiPriority="46"/>
-    <w:lsdException w:name="Grid Table 2 Accent 2" w:uiPriority="47"/>
-    <w:lsdException w:name="Grid Table 3 Accent 2" w:uiPriority="48"/>
-    <w:lsdException w:name="Grid Table 4 Accent 2" w:uiPriority="49"/>
-    <w:lsdException w:name="Grid Table 5 Dark Accent 2" w:uiPriority="50"/>
-    <w:lsdException w:name="Grid Table 6 Colorful Accent 2" w:uiPriority="51"/>
-    <w:lsdException w:name="Grid Table 7 Colorful Accent 2" w:uiPriority="52"/>
-    <w:lsdException w:name="Grid Table 1 Light Accent 3" w:uiPriority="46"/>
-    <w:lsdException w:name="Grid Table 2 Accent 3" w:uiPriority="47"/>
-    <w:lsdException w:name="Grid Table 3 Accent 3" w:uiPriority="48"/>
-    <w:lsdException w:name="Grid Table 4 Accent 3" w:uiPriority="49"/>
-    <w:lsdException w:name="Grid Table 5 Dark Accent 3" w:uiPriority="50"/>
-    <w:lsdException w:name="Grid Table 6 Colorful Accent 3" w:uiPriority="51"/>
-    <w:lsdException w:name="Grid Table 7 Colorful Accent 3" w:uiPriority="52"/>
-    <w:lsdException w:name="Grid Table 1 Light Accent 4" w:uiPriority="46"/>
-    <w:lsdException w:name="Grid Table 2 Accent 4" w:uiPriority="47"/>
-    <w:lsdException w:name="Grid Table 3 Accent 4" w:uiPriority="48"/>
-    <w:lsdException w:name="Grid Table 4 Accent 4" w:uiPriority="49"/>
-    <w:lsdException w:name="Grid Table 5 Dark Accent 4" w:uiPriority="50"/>
-    <w:lsdException w:name="Grid Table 6 Colorful Accent 4" w:uiPriority="51"/>
-    <w:lsdException w:name="Grid Table 7 Colorful Accent 4" w:uiPriority="52"/>
-    <w:lsdException w:name="Grid Table 1 Light Accent 5" w:uiPriority="46"/>
-    <w:lsdException w:name="Grid Table 2 Accent 5" w:uiPriority="47"/>
-    <w:lsdException w:name="Grid Table 3 Accent 5" w:uiPriority="48"/>
-    <w:lsdException w:name="Grid Table 4 Accent 5" w:uiPriority="49"/>
-    <w:lsdException w:name="Grid Table 5 Dark Accent 5" w:uiPriority="50"/>
-    <w:lsdException w:name="Grid Table 6 Colorful Accent 5" w:uiPriority="51"/>
-    <w:lsdException w:name="Grid Table 7 Colorful Accent 5" w:uiPriority="52"/>
-    <w:lsdException w:name="Grid Table 1 Light Accent 6" w:uiPriority="46"/>
-    <w:lsdException w:name="Grid Table 2 Accent 6" w:uiPriority="47"/>
-    <w:lsdException w:name="Grid Table 3 Accent 6" w:uiPriority="48"/>
-    <w:lsdException w:name="Grid Table 4 Accent 6" w:uiPriority="49"/>
-    <w:lsdException w:name="Grid Table 5 Dark Accent 6" w:uiPriority="50"/>
-    <w:lsdException w:name="Grid Table 6 Colorful Accent 6" w:uiPriority="51"/>
-    <w:lsdException w:name="Grid Table 7 Colorful Accent 6" w:uiPriority="52"/>
-    <w:lsdException w:name="List Table 1 Light" w:uiPriority="46"/>
-    <w:lsdException w:name="List Table 2" w:uiPriority="47"/>
-    <w:lsdException w:name="List Table 3" w:uiPriority="48"/>
-    <w:lsdException w:name="List Table 4" w:uiPriority="49"/>
-    <w:lsdException w:name="List Table 5 Dark" w:uiPriority="50"/>
-    <w:lsdException w:name="List Table 6 Colorful" w:uiPriority="51"/>
-    <w:lsdException w:name="List Table 7 Colorful" w:uiPriority="52"/>
-    <w:lsdException w:name="List Table 1 Light Accent 1" w:uiPriority="46"/>
-    <w:lsdException w:name="List Table 2 Accent 1" w:uiPriority="47"/>
-    <w:lsdException w:name="List Table 3 Accent 1" w:uiPriority="48"/>
-    <w:lsdException w:name="List Table 4 Accent 1" w:uiPriority="49"/>
-    <w:lsdException w:name="List Table 5 Dark Accent 1" w:uiPriority="50"/>
-    <w:lsdException w:name="List Table 6 Colorful Accent 1" w:uiPriority="51"/>
-    <w:lsdException w:name="List Table 7 Colorful Accent 1" w:uiPriority="52"/>
-    <w:lsdException w:name="List Table 1 Light Accent 2" w:uiPriority="46"/>
-    <w:lsdException w:name="List Table 2 Accent 2" w:uiPriority="47"/>
-    <w:lsdException w:name="List Table 3 Accent 2" w:uiPriority="48"/>
-    <w:lsdException w:name="List Table 4 Accent 2" w:uiPriority="49"/>
-    <w:lsdException w:name="List Table 5 Dark Accent 2" w:uiPriority="50"/>
-    <w:lsdException w:name="List Table 6 Colorful Accent 2" w:uiPriority="51"/>
-    <w:lsdException w:name="List Table 7 Colorful Accent 2" w:uiPriority="52"/>
-    <w:lsdException w:name="List Table 1 Light Accent 3" w:uiPriority="46"/>
-    <w:lsdException w:name="List Table 2 Accent 3" w:uiPriority="47"/>
-    <w:lsdException w:name="List Table 3 Accent 3" w:uiPriority="48"/>
-    <w:lsdException w:name="List Table 4 Accent 3" w:uiPriority="49"/>
-    <w:lsdException w:name="List Table 5 Dark Accent 3" w:uiPriority="50"/>
-    <w:lsdException w:name="List Table 6 Colorful Accent 3" w:uiPriority="51"/>
-    <w:lsdException w:name="List Table 7 Colorful Accent 3" w:uiPriority="52"/>
-    <w:lsdException w:name="List Table 1 Light Accent 4" w:uiPriority="46"/>
-    <w:lsdException w:name="List Table 2 Accent 4" w:uiPriority="47"/>
-    <w:lsdException w:name="List Table 3 Accent 4" w:uiPriority="48"/>
-    <w:lsdException w:name="List Table 4 Accent 4" w:uiPriority="49"/>
-    <w:lsdException w:name="List Table 5 Dark Accent 4" w:uiPriority="50"/>
-    <w:lsdException w:name="List Table 6 Colorful Accent 4" w:uiPriority="51"/>
-    <w:lsdException w:name="List Table 7 Colorful Accent 4" w:uiPriority="52"/>
-    <w:lsdException w:name="List Table 1 Light Accent 5" w:uiPriority="46"/>
-    <w:lsdException w:name="List Table 2 Accent 5" w:uiPriority="47"/>
-    <w:lsdException w:name="List Table 3 Accent 5" w:uiPriority="48"/>
-    <w:lsdException w:name="List Table 4 Accent 5" w:uiPriority="49"/>
-    <w:lsdException w:name="List Table 5 Dark Accent 5" w:uiPriority="50"/>
-    <w:lsdException w:name="List Table 6 Colorful Accent 5" w:uiPriority="51"/>
-    <w:lsdException w:name="List Table 7 Colorful Accent 5" w:uiPriority="52"/>
-    <w:lsdException w:name="List Table 1 Light Accent 6" w:uiPriority="46"/>
-    <w:lsdException w:name="List Table 2 Accent 6" w:uiPriority="47"/>
-    <w:lsdException w:name="List Table 3 Accent 6" w:uiPriority="48"/>
-    <w:lsdException w:name="List Table 4 Accent 6" w:uiPriority="49"/>
-    <w:lsdException w:name="List Table 5 Dark Accent 6" w:uiPriority="50"/>
-    <w:lsdException w:name="List Table 6 Colorful Accent 6" w:uiPriority="51"/>
-    <w:lsdException w:name="List Table 7 Colorful Accent 6" w:uiPriority="52"/>
-    <w:lsdException w:name="Mention" w:semiHidden="1" w:unhideWhenUsed="1"/>
-    <w:lsdException w:name="Smart Hyperlink" w:semiHidden="1" w:unhideWhenUsed="1"/>
-    <w:lsdException w:name="Hashtag" w:semiHidden="1" w:unhideWhenUsed="1"/>
-    <w:lsdException w:name="Unresolved Mention" w:semiHidden="1" w:unhideWhenUsed="1"/>
-    <w:lsdException w:name="Smart Link" w:semiHidden="1" w:unhideWhenUsed="1"/>
+  <w:latentStyles w:defLockedState="0" w:defUIPriority="99" w:defSemiHidden="1" w:defUnhideWhenUsed="1" w:defQFormat="0" w:count="267">
+    <w:lsdException w:name="Normal" w:semiHidden="0" w:uiPriority="0" w:unhideWhenUsed="0" w:qFormat="1"/>
+    <w:lsdException w:name="heading 1" w:semiHidden="0" w:uiPriority="9" w:unhideWhenUsed="0" w:qFormat="1"/>
+    <w:lsdException w:name="heading 2" w:uiPriority="9" w:qFormat="1"/>
+    <w:lsdException w:name="heading 3" w:uiPriority="9" w:qFormat="1"/>
+    <w:lsdException w:name="heading 4" w:uiPriority="9" w:qFormat="1"/>
+    <w:lsdException w:name="heading 5" w:uiPriority="9" w:qFormat="1"/>
+    <w:lsdException w:name="heading 6" w:uiPriority="9" w:qFormat="1"/>
+    <w:lsdException w:name="heading 7" w:uiPriority="9" w:qFormat="1"/>
+    <w:lsdException w:name="heading 8" w:uiPriority="9" w:qFormat="1"/>
+    <w:lsdException w:name="heading 9" w:uiPriority="9" w:qFormat="1"/>
+    <w:lsdException w:name="toc 1" w:uiPriority="39"/>
+    <w:lsdException w:name="toc 2" w:uiPriority="39"/>
+    <w:lsdException w:name="toc 3" w:uiPriority="39"/>
+    <w:lsdException w:name="toc 4" w:uiPriority="39"/>
+    <w:lsdException w:name="toc 5" w:uiPriority="39"/>
+    <w:lsdException w:name="toc 6" w:uiPriority="39"/>
+    <w:lsdException w:name="toc 7" w:uiPriority="39"/>
+    <w:lsdException w:name="toc 8" w:uiPriority="39"/>
+    <w:lsdException w:name="toc 9" w:uiPriority="39"/>
+    <w:lsdException w:name="caption" w:uiPriority="35" w:qFormat="1"/>
+    <w:lsdException w:name="Title" w:semiHidden="0" w:uiPriority="10" w:unhideWhenUsed="0" w:qFormat="1"/>
+    <w:lsdException w:name="Default Paragraph Font" w:uiPriority="1"/>
+    <w:lsdException w:name="Subtitle" w:semiHidden="0" w:uiPriority="11" w:unhideWhenUsed="0" w:qFormat="1"/>
+    <w:lsdException w:name="Strong" w:semiHidden="0" w:uiPriority="22" w:unhideWhenUsed="0" w:qFormat="1"/>
+    <w:lsdException w:name="Emphasis" w:semiHidden="0" w:uiPriority="20" w:unhideWhenUsed="0" w:qFormat="1"/>
+    <w:lsdException w:name="Table Grid" w:semiHidden="0" w:uiPriority="39" w:unhideWhenUsed="0"/>
+    <w:lsdException w:name="Placeholder Text" w:unhideWhenUsed="0"/>
+    <w:lsdException w:name="No Spacing" w:semiHidden="0" w:uiPriority="1" w:unhideWhenUsed="0" w:qFormat="1"/>
+    <w:lsdException w:name="Light Shading" w:semiHidden="0" w:uiPriority="60" w:unhideWhenUsed="0"/>
+    <w:lsdException w:name="Light List" w:semiHidden="0" w:uiPriority="61" w:unhideWhenUsed="0"/>
+    <w:lsdException w:name="Light Grid" w:semiHidden="0" w:uiPriority="62" w:unhideWhenUsed="0"/>
+    <w:lsdException w:name="Medium Shading 1" w:semiHidden="0" w:uiPriority="63" w:unhideWhenUsed="0"/>
+    <w:lsdException w:name="Medium Shading 2" w:semiHidden="0" w:uiPriority="64" w:unhideWhenUsed="0"/>
+    <w:lsdException w:name="Medium List 1" w:semiHidden="0" w:uiPriority="65" w:unhideWhenUsed="0"/>
+    <w:lsdException w:name="Medium List 2" w:semiHidden="0" w:uiPriority="66" w:unhideWhenUsed="0"/>
+    <w:lsdException w:name="Medium Grid 1" w:semiHidden="0" w:uiPriority="67" w:unhideWhenUsed="0"/>
+    <w:lsdException w:name="Medium Grid 2" w:semiHidden="0" w:uiPriority="68" w:unhideWhenUsed="0"/>
+    <w:lsdException w:name="Medium Grid 3" w:semiHidden="0" w:uiPriority="69" w:unhideWhenUsed="0"/>
+    <w:lsdException w:name="Dark List" w:semiHidden="0" w:uiPriority="70" w:unhideWhenUsed="0"/>
+    <w:lsdException w:name="Colorful Shading" w:semiHidden="0" w:uiPriority="71" w:unhideWhenUsed="0"/>
+    <w:lsdException w:name="Colorful List" w:semiHidden="0" w:uiPriority="72" w:unhideWhenUsed="0"/>
+    <w:lsdException w:name="Colorful Grid" w:semiHidden="0" w:uiPriority="73" w:unhideWhenUsed="0"/>
+    <w:lsdException w:name="Light Shading Accent 1" w:semiHidden="0" w:uiPriority="60" w:unhideWhenUsed="0"/>
+    <w:lsdException w:name="Light List Accent 1" w:semiHidden="0" w:uiPriority="61" w:unhideWhenUsed="0"/>
+    <w:lsdException w:name="Light Grid Accent 1" w:semiHidden="0" w:uiPriority="62" w:unhideWhenUsed="0"/>
+    <w:lsdException w:name="Medium Shading 1 Accent 1" w:semiHidden="0" w:uiPriority="63" w:unhideWhenUsed="0"/>
+    <w:lsdException w:name="Medium Shading 2 Accent 1" w:semiHidden="0" w:uiPriority="64" w:unhideWhenUsed="0"/>
+    <w:lsdException w:name="Medium List 1 Accent 1" w:semiHidden="0" w:uiPriority="65" w:unhideWhenUsed="0"/>
+    <w:lsdException w:name="Revision" w:unhideWhenUsed="0"/>
+    <w:lsdException w:name="List Paragraph" w:semiHidden="0" w:uiPriority="34" w:unhideWhenUsed="0" w:qFormat="1"/>
+    <w:lsdException w:name="Quote" w:semiHidden="0" w:uiPriority="29" w:unhideWhenUsed="0" w:qFormat="1"/>
+    <w:lsdException w:name="Intense Quote" w:semiHidden="0" w:uiPriority="30" w:unhideWhenUsed="0" w:qFormat="1"/>
+    <w:lsdException w:name="Medium List 2 Accent 1" w:semiHidden="0" w:uiPriority="66" w:unhideWhenUsed="0"/>
+    <w:lsdException w:name="Medium Grid 1 Accent 1" w:semiHidden="0" w:uiPriority="67" w:unhideWhenUsed="0"/>
+    <w:lsdException w:name="Medium Grid 2 Accent 1" w:semiHidden="0" w:uiPriority="68" w:unhideWhenUsed="0"/>
+    <w:lsdException w:name="Medium Grid 3 Accent 1" w:semiHidden="0" w:uiPriority="69" w:unhideWhenUsed="0"/>
+    <w:lsdException w:name="Dark List Accent 1" w:semiHidden="0" w:uiPriority="70" w:unhideWhenUsed="0"/>
+    <w:lsdException w:name="Colorful Shading Accent 1" w:semiHidden="0" w:uiPriority="71" w:unhideWhenUsed="0"/>
+    <w:lsdException w:name="Colorful List Accent 1" w:semiHidden="0" w:uiPriority="72" w:unhideWhenUsed="0"/>
+    <w:lsdException w:name="Colorful Grid Accent 1" w:semiHidden="0" w:uiPriority="73" w:unhideWhenUsed="0"/>
+    <w:lsdException w:name="Light Shading Accent 2" w:semiHidden="0" w:uiPriority="60" w:unhideWhenUsed="0"/>
+    <w:lsdException w:name="Light List Accent 2" w:semiHidden="0" w:uiPriority="61" w:unhideWhenUsed="0"/>
+    <w:lsdException w:name="Light Grid Accent 2" w:semiHidden="0" w:uiPriority="62" w:unhideWhenUsed="0"/>
+    <w:lsdException w:name="Medium Shading 1 Accent 2" w:semiHidden="0" w:uiPriority="63" w:unhideWhenUsed="0"/>
+    <w:lsdException w:name="Medium Shading 2 Accent 2" w:semiHidden="0" w:uiPriority="64" w:unhideWhenUsed="0"/>
+    <w:lsdException w:name="Medium List 1 Accent 2" w:semiHidden="0" w:uiPriority="65" w:unhideWhenUsed="0"/>
+    <w:lsdException w:name="Medium List 2 Accent 2" w:semiHidden="0" w:uiPriority="66" w:unhideWhenUsed="0"/>
+    <w:lsdException w:name="Medium Grid 1 Accent 2" w:semiHidden="0" w:uiPriority="67" w:unhideWhenUsed="0"/>
+    <w:lsdException w:name="Medium Grid 2 Accent 2" w:semiHidden="0" w:uiPriority="68" w:unhideWhenUsed="0"/>
+    <w:lsdException w:name="Medium Grid 3 Accent 2" w:semiHidden="0" w:uiPriority="69" w:unhideWhenUsed="0"/>
+    <w:lsdException w:name="Dark List Accent 2" w:semiHidden="0" w:uiPriority="70" w:unhideWhenUsed="0"/>
+    <w:lsdException w:name="Colorful Shading Accent 2" w:semiHidden="0" w:uiPriority="71" w:unhideWhenUsed="0"/>
+    <w:lsdException w:name="Colorful List Accent 2" w:semiHidden="0" w:uiPriority="72" w:unhideWhenUsed="0"/>
+    <w:lsdException w:name="Colorful Grid Accent 2" w:semiHidden="0" w:uiPriority="73" w:unhideWhenUsed="0"/>
+    <w:lsdException w:name="Light Shading Accent 3" w:semiHidden="0" w:uiPriority="60" w:unhideWhenUsed="0"/>
+    <w:lsdException w:name="Light List Accent 3" w:semiHidden="0" w:uiPriority="61" w:unhideWhenUsed="0"/>
+    <w:lsdException w:name="Light Grid Accent 3" w:semiHidden="0" w:uiPriority="62" w:unhideWhenUsed="0"/>
+    <w:lsdException w:name="Medium Shading 1 Accent 3" w:semiHidden="0" w:uiPriority="63" w:unhideWhenUsed="0"/>
+    <w:lsdException w:name="Medium Shading 2 Accent 3" w:semiHidden="0" w:uiPriority="64" w:unhideWhenUsed="0"/>
+    <w:lsdException w:name="Medium List 1 Accent 3" w:semiHidden="0" w:uiPriority="65" w:unhideWhenUsed="0"/>
+    <w:lsdException w:name="Medium List 2 Accent 3" w:semiHidden="0" w:uiPriority="66" w:unhideWhenUsed="0"/>
+    <w:lsdException w:name="Medium Grid 1 Accent 3" w:semiHidden="0" w:uiPriority="67" w:unhideWhenUsed="0"/>
+    <w:lsdException w:name="Medium Grid 2 Accent 3" w:semiHidden="0" w:uiPriority="68" w:unhideWhenUsed="0"/>
+    <w:lsdException w:name="Medium Grid 3 Accent 3" w:semiHidden="0" w:uiPriority="69" w:unhideWhenUsed="0"/>
+    <w:lsdException w:name="Dark List Accent 3" w:semiHidden="0" w:uiPriority="70" w:unhideWhenUsed="0"/>
+    <w:lsdException w:name="Colorful Shading Accent 3" w:semiHidden="0" w:uiPriority="71" w:unhideWhenUsed="0"/>
+    <w:lsdException w:name="Colorful List Accent 3" w:semiHidden="0" w:uiPriority="72" w:unhideWhenUsed="0"/>
+    <w:lsdException w:name="Colorful Grid Accent 3" w:semiHidden="0" w:uiPriority="73" w:unhideWhenUsed="0"/>
+    <w:lsdException w:name="Light Shading Accent 4" w:semiHidden="0" w:uiPriority="60" w:unhideWhenUsed="0"/>
+    <w:lsdException w:name="Light List Accent 4" w:semiHidden="0" w:uiPriority="61" w:unhideWhenUsed="0"/>
+    <w:lsdException w:name="Light Grid Accent 4" w:semiHidden="0" w:uiPriority="62" w:unhideWhenUsed="0"/>
+    <w:lsdException w:name="Medium Shading 1 Accent 4" w:semiHidden="0" w:uiPriority="63" w:unhideWhenUsed="0"/>
+    <w:lsdException w:name="Medium Shading 2 Accent 4" w:semiHidden="0" w:uiPriority="64" w:unhideWhenUsed="0"/>
+    <w:lsdException w:name="Medium List 1 Accent 4" w:semiHidden="0" w:uiPriority="65" w:unhideWhenUsed="0"/>
+    <w:lsdException w:name="Medium List 2 Accent 4" w:semiHidden="0" w:uiPriority="66" w:unhideWhenUsed="0"/>
+    <w:lsdException w:name="Medium Grid 1 Accent 4" w:semiHidden="0" w:uiPriority="67" w:unhideWhenUsed="0"/>
+    <w:lsdException w:name="Medium Grid 2 Accent 4" w:semiHidden="0" w:uiPriority="68" w:unhideWhenUsed="0"/>
+    <w:lsdException w:name="Medium Grid 3 Accent 4" w:semiHidden="0" w:uiPriority="69" w:unhideWhenUsed="0"/>
+    <w:lsdException w:name="Dark List Accent 4" w:semiHidden="0" w:uiPriority="70" w:unhideWhenUsed="0"/>
+    <w:lsdException w:name="Colorful Shading Accent 4" w:semiHidden="0" w:uiPriority="71" w:unhideWhenUsed="0"/>
+    <w:lsdException w:name="Colorful List Accent 4" w:semiHidden="0" w:uiPriority="72" w:unhideWhenUsed="0"/>
+    <w:lsdException w:name="Colorful Grid Accent 4" w:semiHidden="0" w:uiPriority="73" w:unhideWhenUsed="0"/>
+    <w:lsdException w:name="Light Shading Accent 5" w:semiHidden="0" w:uiPriority="60" w:unhideWhenUsed="0"/>
+    <w:lsdException w:name="Light List Accent 5" w:semiHidden="0" w:uiPriority="61" w:unhideWhenUsed="0"/>
+    <w:lsdException w:name="Light Grid Accent 5" w:semiHidden="0" w:uiPriority="62" w:unhideWhenUsed="0"/>
+    <w:lsdException w:name="Medium Shading 1 Accent 5" w:semiHidden="0" w:uiPriority="63" w:unhideWhenUsed="0"/>
+    <w:lsdException w:name="Medium Shading 2 Accent 5" w:semiHidden="0" w:uiPriority="64" w:unhideWhenUsed="0"/>
+    <w:lsdException w:name="Medium List 1 Accent 5" w:semiHidden="0" w:uiPriority="65" w:unhideWhenUsed="0"/>
+    <w:lsdException w:name="Medium List 2 Accent 5" w:semiHidden="0" w:uiPriority="66" w:unhideWhenUsed="0"/>
+    <w:lsdException w:name="Medium Grid 1 Accent 5" w:semiHidden="0" w:uiPriority="67" w:unhideWhenUsed="0"/>
+    <w:lsdException w:name="Medium Grid 2 Accent 5" w:semiHidden="0" w:uiPriority="68" w:unhideWhenUsed="0"/>
+    <w:lsdException w:name="Medium Grid 3 Accent 5" w:semiHidden="0" w:uiPriority="69" w:unhideWhenUsed="0"/>
+    <w:lsdException w:name="Dark List Accent 5" w:semiHidden="0" w:uiPriority="70" w:unhideWhenUsed="0"/>
+    <w:lsdException w:name="Colorful Shading Accent 5" w:semiHidden="0" w:uiPriority="71" w:unhideWhenUsed="0"/>
+    <w:lsdException w:name="Colorful List Accent 5" w:semiHidden="0" w:uiPriority="72" w:unhideWhenUsed="0"/>
+    <w:lsdException w:name="Colorful Grid Accent 5" w:semiHidden="0" w:uiPriority="73" w:unhideWhenUsed="0"/>
+    <w:lsdException w:name="Light Shading Accent 6" w:semiHidden="0" w:uiPriority="60" w:unhideWhenUsed="0"/>
+    <w:lsdException w:name="Light List Accent 6" w:semiHidden="0" w:uiPriority="61" w:unhideWhenUsed="0"/>
+    <w:lsdException w:name="Light Grid Accent 6" w:semiHidden="0" w:uiPriority="62" w:unhideWhenUsed="0"/>
+    <w:lsdException w:name="Medium Shading 1 Accent 6" w:semiHidden="0" w:uiPriority="63" w:unhideWhenUsed="0"/>
+    <w:lsdException w:name="Medium Shading 2 Accent 6" w:semiHidden="0" w:uiPriority="64" w:unhideWhenUsed="0"/>
+    <w:lsdException w:name="Medium List 1 Accent 6" w:semiHidden="0" w:uiPriority="65" w:unhideWhenUsed="0"/>
+    <w:lsdException w:name="Medium List 2 Accent 6" w:semiHidden="0" w:uiPriority="66" w:unhideWhenUsed="0"/>
+    <w:lsdException w:name="Medium Grid 1 Accent 6" w:semiHidden="0" w:uiPriority="67" w:unhideWhenUsed="0"/>
+    <w:lsdException w:name="Medium Grid 2 Accent 6" w:semiHidden="0" w:uiPriority="68" w:unhideWhenUsed="0"/>
+    <w:lsdException w:name="Medium Grid 3 Accent 6" w:semiHidden="0" w:uiPriority="69" w:unhideWhenUsed="0"/>
+    <w:lsdException w:name="Dark List Accent 6" w:semiHidden="0" w:uiPriority="70" w:unhideWhenUsed="0"/>
+    <w:lsdException w:name="Colorful Shading Accent 6" w:semiHidden="0" w:uiPriority="71" w:unhideWhenUsed="0"/>
+    <w:lsdException w:name="Colorful List Accent 6" w:semiHidden="0" w:uiPriority="72" w:unhideWhenUsed="0"/>
+    <w:lsdException w:name="Colorful Grid Accent 6" w:semiHidden="0" w:uiPriority="73" w:unhideWhenUsed="0"/>
+    <w:lsdException w:name="Subtle Emphasis" w:semiHidden="0" w:uiPriority="19" w:unhideWhenUsed="0" w:qFormat="1"/>
+    <w:lsdException w:name="Intense Emphasis" w:semiHidden="0" w:uiPriority="21" w:unhideWhenUsed="0" w:qFormat="1"/>
+    <w:lsdException w:name="Subtle Reference" w:semiHidden="0" w:uiPriority="31" w:unhideWhenUsed="0" w:qFormat="1"/>
+    <w:lsdException w:name="Intense Reference" w:semiHidden="0" w:uiPriority="32" w:unhideWhenUsed="0" w:qFormat="1"/>
+    <w:lsdException w:name="Book Title" w:semiHidden="0" w:uiPriority="33" w:unhideWhenUsed="0" w:qFormat="1"/>
+    <w:lsdException w:name="Bibliography" w:uiPriority="37"/>
+    <w:lsdException w:name="TOC Heading" w:uiPriority="39" w:qFormat="1"/>
   </w:latentStyles>
   <w:style w:type="paragraph" w:default="1" w:styleId="Normal">
     <w:name w:val="Normal"/>
@@ -24830,6 +24761,7 @@
   <w:style w:type="character" w:default="1" w:styleId="Fontepargpadro">
     <w:name w:val="Default Paragraph Font"/>
     <w:uiPriority w:val="1"/>
+    <w:semiHidden/>
     <w:unhideWhenUsed/>
   </w:style>
   <w:style w:type="table" w:default="1" w:styleId="Tabelanormal">
@@ -25154,7 +25086,7 @@
       <w:u w:val="single"/>
     </w:rPr>
   </w:style>
-  <w:style w:type="character" w:styleId="MenoPendente">
+  <w:style w:type="character" w:customStyle="1" w:styleId="UnresolvedMention">
     <w:name w:val="Unresolved Mention"/>
     <w:basedOn w:val="Fontepargpadro"/>
     <w:uiPriority w:val="99"/>
@@ -25186,6 +25118,793 @@
     <w:rPr>
       <w:b/>
       <w:bCs/>
+    </w:rPr>
+  </w:style>
+  <w:style w:type="paragraph" w:styleId="Textodebalo">
+    <w:name w:val="Balloon Text"/>
+    <w:basedOn w:val="Normal"/>
+    <w:link w:val="TextodebaloChar"/>
+    <w:uiPriority w:val="99"/>
+    <w:semiHidden/>
+    <w:unhideWhenUsed/>
+    <w:rsid w:val="0082037C"/>
+    <w:pPr>
+      <w:spacing w:after="0" w:line="240" w:lineRule="auto"/>
+    </w:pPr>
+    <w:rPr>
+      <w:rFonts w:ascii="Tahoma" w:hAnsi="Tahoma" w:cs="Tahoma"/>
+      <w:sz w:val="16"/>
+      <w:szCs w:val="16"/>
+    </w:rPr>
+  </w:style>
+  <w:style w:type="character" w:customStyle="1" w:styleId="TextodebaloChar">
+    <w:name w:val="Texto de balão Char"/>
+    <w:basedOn w:val="Fontepargpadro"/>
+    <w:link w:val="Textodebalo"/>
+    <w:uiPriority w:val="99"/>
+    <w:semiHidden/>
+    <w:rsid w:val="0082037C"/>
+    <w:rPr>
+      <w:rFonts w:ascii="Tahoma" w:hAnsi="Tahoma" w:cs="Tahoma"/>
+      <w:sz w:val="16"/>
+      <w:szCs w:val="16"/>
+    </w:rPr>
+  </w:style>
+</w:styles>
+</file>
+
+<file path=word/stylesWithEffects.xml><?xml version="1.0" encoding="utf-8"?>
+<w:styles xmlns:wpc="http://schemas.microsoft.com/office/word/2010/wordprocessingCanvas" xmlns:mc="http://schemas.openxmlformats.org/markup-compatibility/2006" xmlns:o="urn:schemas-microsoft-com:office:office" xmlns:r="http://schemas.openxmlformats.org/officeDocument/2006/relationships" xmlns:m="http://schemas.openxmlformats.org/officeDocument/2006/math" xmlns:v="urn:schemas-microsoft-com:vml" xmlns:wp14="http://schemas.microsoft.com/office/word/2010/wordprocessingDrawing" xmlns:wp="http://schemas.openxmlformats.org/drawingml/2006/wordprocessingDrawing" xmlns:w10="urn:schemas-microsoft-com:office:word" xmlns:w="http://schemas.openxmlformats.org/wordprocessingml/2006/main" xmlns:w14="http://schemas.microsoft.com/office/word/2010/wordml" xmlns:wpg="http://schemas.microsoft.com/office/word/2010/wordprocessingGroup" xmlns:wpi="http://schemas.microsoft.com/office/word/2010/wordprocessingInk" xmlns:wne="http://schemas.microsoft.com/office/word/2006/wordml" xmlns:wps="http://schemas.microsoft.com/office/word/2010/wordprocessingShape" mc:Ignorable="w14 wp14">
+  <w:docDefaults>
+    <w:rPrDefault>
+      <w:rPr>
+        <w:rFonts w:asciiTheme="minorHAnsi" w:eastAsiaTheme="minorHAnsi" w:hAnsiTheme="minorHAnsi" w:cstheme="minorBidi"/>
+        <w:kern w:val="2"/>
+        <w:sz w:val="24"/>
+        <w:szCs w:val="24"/>
+        <w:lang w:val="pt-BR" w:eastAsia="en-US" w:bidi="ar-SA"/>
+        <w14:ligatures w14:val="standardContextual"/>
+      </w:rPr>
+    </w:rPrDefault>
+    <w:pPrDefault>
+      <w:pPr>
+        <w:spacing w:after="160" w:line="278" w:lineRule="auto"/>
+      </w:pPr>
+    </w:pPrDefault>
+  </w:docDefaults>
+  <w:latentStyles w:defLockedState="0" w:defUIPriority="99" w:defSemiHidden="1" w:defUnhideWhenUsed="1" w:defQFormat="0" w:count="267">
+    <w:lsdException w:name="Normal" w:semiHidden="0" w:uiPriority="0" w:unhideWhenUsed="0" w:qFormat="1"/>
+    <w:lsdException w:name="heading 1" w:semiHidden="0" w:uiPriority="9" w:unhideWhenUsed="0" w:qFormat="1"/>
+    <w:lsdException w:name="heading 2" w:uiPriority="9" w:qFormat="1"/>
+    <w:lsdException w:name="heading 3" w:uiPriority="9" w:qFormat="1"/>
+    <w:lsdException w:name="heading 4" w:uiPriority="9" w:qFormat="1"/>
+    <w:lsdException w:name="heading 5" w:uiPriority="9" w:qFormat="1"/>
+    <w:lsdException w:name="heading 6" w:uiPriority="9" w:qFormat="1"/>
+    <w:lsdException w:name="heading 7" w:uiPriority="9" w:qFormat="1"/>
+    <w:lsdException w:name="heading 8" w:uiPriority="9" w:qFormat="1"/>
+    <w:lsdException w:name="heading 9" w:uiPriority="9" w:qFormat="1"/>
+    <w:lsdException w:name="toc 1" w:uiPriority="39"/>
+    <w:lsdException w:name="toc 2" w:uiPriority="39"/>
+    <w:lsdException w:name="toc 3" w:uiPriority="39"/>
+    <w:lsdException w:name="toc 4" w:uiPriority="39"/>
+    <w:lsdException w:name="toc 5" w:uiPriority="39"/>
+    <w:lsdException w:name="toc 6" w:uiPriority="39"/>
+    <w:lsdException w:name="toc 7" w:uiPriority="39"/>
+    <w:lsdException w:name="toc 8" w:uiPriority="39"/>
+    <w:lsdException w:name="toc 9" w:uiPriority="39"/>
+    <w:lsdException w:name="caption" w:uiPriority="35" w:qFormat="1"/>
+    <w:lsdException w:name="Title" w:semiHidden="0" w:uiPriority="10" w:unhideWhenUsed="0" w:qFormat="1"/>
+    <w:lsdException w:name="Default Paragraph Font" w:uiPriority="1"/>
+    <w:lsdException w:name="Subtitle" w:semiHidden="0" w:uiPriority="11" w:unhideWhenUsed="0" w:qFormat="1"/>
+    <w:lsdException w:name="Strong" w:semiHidden="0" w:uiPriority="22" w:unhideWhenUsed="0" w:qFormat="1"/>
+    <w:lsdException w:name="Emphasis" w:semiHidden="0" w:uiPriority="20" w:unhideWhenUsed="0" w:qFormat="1"/>
+    <w:lsdException w:name="Table Grid" w:semiHidden="0" w:uiPriority="39" w:unhideWhenUsed="0"/>
+    <w:lsdException w:name="Placeholder Text" w:unhideWhenUsed="0"/>
+    <w:lsdException w:name="No Spacing" w:semiHidden="0" w:uiPriority="1" w:unhideWhenUsed="0" w:qFormat="1"/>
+    <w:lsdException w:name="Light Shading" w:semiHidden="0" w:uiPriority="60" w:unhideWhenUsed="0"/>
+    <w:lsdException w:name="Light List" w:semiHidden="0" w:uiPriority="61" w:unhideWhenUsed="0"/>
+    <w:lsdException w:name="Light Grid" w:semiHidden="0" w:uiPriority="62" w:unhideWhenUsed="0"/>
+    <w:lsdException w:name="Medium Shading 1" w:semiHidden="0" w:uiPriority="63" w:unhideWhenUsed="0"/>
+    <w:lsdException w:name="Medium Shading 2" w:semiHidden="0" w:uiPriority="64" w:unhideWhenUsed="0"/>
+    <w:lsdException w:name="Medium List 1" w:semiHidden="0" w:uiPriority="65" w:unhideWhenUsed="0"/>
+    <w:lsdException w:name="Medium List 2" w:semiHidden="0" w:uiPriority="66" w:unhideWhenUsed="0"/>
+    <w:lsdException w:name="Medium Grid 1" w:semiHidden="0" w:uiPriority="67" w:unhideWhenUsed="0"/>
+    <w:lsdException w:name="Medium Grid 2" w:semiHidden="0" w:uiPriority="68" w:unhideWhenUsed="0"/>
+    <w:lsdException w:name="Medium Grid 3" w:semiHidden="0" w:uiPriority="69" w:unhideWhenUsed="0"/>
+    <w:lsdException w:name="Dark List" w:semiHidden="0" w:uiPriority="70" w:unhideWhenUsed="0"/>
+    <w:lsdException w:name="Colorful Shading" w:semiHidden="0" w:uiPriority="71" w:unhideWhenUsed="0"/>
+    <w:lsdException w:name="Colorful List" w:semiHidden="0" w:uiPriority="72" w:unhideWhenUsed="0"/>
+    <w:lsdException w:name="Colorful Grid" w:semiHidden="0" w:uiPriority="73" w:unhideWhenUsed="0"/>
+    <w:lsdException w:name="Light Shading Accent 1" w:semiHidden="0" w:uiPriority="60" w:unhideWhenUsed="0"/>
+    <w:lsdException w:name="Light List Accent 1" w:semiHidden="0" w:uiPriority="61" w:unhideWhenUsed="0"/>
+    <w:lsdException w:name="Light Grid Accent 1" w:semiHidden="0" w:uiPriority="62" w:unhideWhenUsed="0"/>
+    <w:lsdException w:name="Medium Shading 1 Accent 1" w:semiHidden="0" w:uiPriority="63" w:unhideWhenUsed="0"/>
+    <w:lsdException w:name="Medium Shading 2 Accent 1" w:semiHidden="0" w:uiPriority="64" w:unhideWhenUsed="0"/>
+    <w:lsdException w:name="Medium List 1 Accent 1" w:semiHidden="0" w:uiPriority="65" w:unhideWhenUsed="0"/>
+    <w:lsdException w:name="Revision" w:unhideWhenUsed="0"/>
+    <w:lsdException w:name="List Paragraph" w:semiHidden="0" w:uiPriority="34" w:unhideWhenUsed="0" w:qFormat="1"/>
+    <w:lsdException w:name="Quote" w:semiHidden="0" w:uiPriority="29" w:unhideWhenUsed="0" w:qFormat="1"/>
+    <w:lsdException w:name="Intense Quote" w:semiHidden="0" w:uiPriority="30" w:unhideWhenUsed="0" w:qFormat="1"/>
+    <w:lsdException w:name="Medium List 2 Accent 1" w:semiHidden="0" w:uiPriority="66" w:unhideWhenUsed="0"/>
+    <w:lsdException w:name="Medium Grid 1 Accent 1" w:semiHidden="0" w:uiPriority="67" w:unhideWhenUsed="0"/>
+    <w:lsdException w:name="Medium Grid 2 Accent 1" w:semiHidden="0" w:uiPriority="68" w:unhideWhenUsed="0"/>
+    <w:lsdException w:name="Medium Grid 3 Accent 1" w:semiHidden="0" w:uiPriority="69" w:unhideWhenUsed="0"/>
+    <w:lsdException w:name="Dark List Accent 1" w:semiHidden="0" w:uiPriority="70" w:unhideWhenUsed="0"/>
+    <w:lsdException w:name="Colorful Shading Accent 1" w:semiHidden="0" w:uiPriority="71" w:unhideWhenUsed="0"/>
+    <w:lsdException w:name="Colorful List Accent 1" w:semiHidden="0" w:uiPriority="72" w:unhideWhenUsed="0"/>
+    <w:lsdException w:name="Colorful Grid Accent 1" w:semiHidden="0" w:uiPriority="73" w:unhideWhenUsed="0"/>
+    <w:lsdException w:name="Light Shading Accent 2" w:semiHidden="0" w:uiPriority="60" w:unhideWhenUsed="0"/>
+    <w:lsdException w:name="Light List Accent 2" w:semiHidden="0" w:uiPriority="61" w:unhideWhenUsed="0"/>
+    <w:lsdException w:name="Light Grid Accent 2" w:semiHidden="0" w:uiPriority="62" w:unhideWhenUsed="0"/>
+    <w:lsdException w:name="Medium Shading 1 Accent 2" w:semiHidden="0" w:uiPriority="63" w:unhideWhenUsed="0"/>
+    <w:lsdException w:name="Medium Shading 2 Accent 2" w:semiHidden="0" w:uiPriority="64" w:unhideWhenUsed="0"/>
+    <w:lsdException w:name="Medium List 1 Accent 2" w:semiHidden="0" w:uiPriority="65" w:unhideWhenUsed="0"/>
+    <w:lsdException w:name="Medium List 2 Accent 2" w:semiHidden="0" w:uiPriority="66" w:unhideWhenUsed="0"/>
+    <w:lsdException w:name="Medium Grid 1 Accent 2" w:semiHidden="0" w:uiPriority="67" w:unhideWhenUsed="0"/>
+    <w:lsdException w:name="Medium Grid 2 Accent 2" w:semiHidden="0" w:uiPriority="68" w:unhideWhenUsed="0"/>
+    <w:lsdException w:name="Medium Grid 3 Accent 2" w:semiHidden="0" w:uiPriority="69" w:unhideWhenUsed="0"/>
+    <w:lsdException w:name="Dark List Accent 2" w:semiHidden="0" w:uiPriority="70" w:unhideWhenUsed="0"/>
+    <w:lsdException w:name="Colorful Shading Accent 2" w:semiHidden="0" w:uiPriority="71" w:unhideWhenUsed="0"/>
+    <w:lsdException w:name="Colorful List Accent 2" w:semiHidden="0" w:uiPriority="72" w:unhideWhenUsed="0"/>
+    <w:lsdException w:name="Colorful Grid Accent 2" w:semiHidden="0" w:uiPriority="73" w:unhideWhenUsed="0"/>
+    <w:lsdException w:name="Light Shading Accent 3" w:semiHidden="0" w:uiPriority="60" w:unhideWhenUsed="0"/>
+    <w:lsdException w:name="Light List Accent 3" w:semiHidden="0" w:uiPriority="61" w:unhideWhenUsed="0"/>
+    <w:lsdException w:name="Light Grid Accent 3" w:semiHidden="0" w:uiPriority="62" w:unhideWhenUsed="0"/>
+    <w:lsdException w:name="Medium Shading 1 Accent 3" w:semiHidden="0" w:uiPriority="63" w:unhideWhenUsed="0"/>
+    <w:lsdException w:name="Medium Shading 2 Accent 3" w:semiHidden="0" w:uiPriority="64" w:unhideWhenUsed="0"/>
+    <w:lsdException w:name="Medium List 1 Accent 3" w:semiHidden="0" w:uiPriority="65" w:unhideWhenUsed="0"/>
+    <w:lsdException w:name="Medium List 2 Accent 3" w:semiHidden="0" w:uiPriority="66" w:unhideWhenUsed="0"/>
+    <w:lsdException w:name="Medium Grid 1 Accent 3" w:semiHidden="0" w:uiPriority="67" w:unhideWhenUsed="0"/>
+    <w:lsdException w:name="Medium Grid 2 Accent 3" w:semiHidden="0" w:uiPriority="68" w:unhideWhenUsed="0"/>
+    <w:lsdException w:name="Medium Grid 3 Accent 3" w:semiHidden="0" w:uiPriority="69" w:unhideWhenUsed="0"/>
+    <w:lsdException w:name="Dark List Accent 3" w:semiHidden="0" w:uiPriority="70" w:unhideWhenUsed="0"/>
+    <w:lsdException w:name="Colorful Shading Accent 3" w:semiHidden="0" w:uiPriority="71" w:unhideWhenUsed="0"/>
+    <w:lsdException w:name="Colorful List Accent 3" w:semiHidden="0" w:uiPriority="72" w:unhideWhenUsed="0"/>
+    <w:lsdException w:name="Colorful Grid Accent 3" w:semiHidden="0" w:uiPriority="73" w:unhideWhenUsed="0"/>
+    <w:lsdException w:name="Light Shading Accent 4" w:semiHidden="0" w:uiPriority="60" w:unhideWhenUsed="0"/>
+    <w:lsdException w:name="Light List Accent 4" w:semiHidden="0" w:uiPriority="61" w:unhideWhenUsed="0"/>
+    <w:lsdException w:name="Light Grid Accent 4" w:semiHidden="0" w:uiPriority="62" w:unhideWhenUsed="0"/>
+    <w:lsdException w:name="Medium Shading 1 Accent 4" w:semiHidden="0" w:uiPriority="63" w:unhideWhenUsed="0"/>
+    <w:lsdException w:name="Medium Shading 2 Accent 4" w:semiHidden="0" w:uiPriority="64" w:unhideWhenUsed="0"/>
+    <w:lsdException w:name="Medium List 1 Accent 4" w:semiHidden="0" w:uiPriority="65" w:unhideWhenUsed="0"/>
+    <w:lsdException w:name="Medium List 2 Accent 4" w:semiHidden="0" w:uiPriority="66" w:unhideWhenUsed="0"/>
+    <w:lsdException w:name="Medium Grid 1 Accent 4" w:semiHidden="0" w:uiPriority="67" w:unhideWhenUsed="0"/>
+    <w:lsdException w:name="Medium Grid 2 Accent 4" w:semiHidden="0" w:uiPriority="68" w:unhideWhenUsed="0"/>
+    <w:lsdException w:name="Medium Grid 3 Accent 4" w:semiHidden="0" w:uiPriority="69" w:unhideWhenUsed="0"/>
+    <w:lsdException w:name="Dark List Accent 4" w:semiHidden="0" w:uiPriority="70" w:unhideWhenUsed="0"/>
+    <w:lsdException w:name="Colorful Shading Accent 4" w:semiHidden="0" w:uiPriority="71" w:unhideWhenUsed="0"/>
+    <w:lsdException w:name="Colorful List Accent 4" w:semiHidden="0" w:uiPriority="72" w:unhideWhenUsed="0"/>
+    <w:lsdException w:name="Colorful Grid Accent 4" w:semiHidden="0" w:uiPriority="73" w:unhideWhenUsed="0"/>
+    <w:lsdException w:name="Light Shading Accent 5" w:semiHidden="0" w:uiPriority="60" w:unhideWhenUsed="0"/>
+    <w:lsdException w:name="Light List Accent 5" w:semiHidden="0" w:uiPriority="61" w:unhideWhenUsed="0"/>
+    <w:lsdException w:name="Light Grid Accent 5" w:semiHidden="0" w:uiPriority="62" w:unhideWhenUsed="0"/>
+    <w:lsdException w:name="Medium Shading 1 Accent 5" w:semiHidden="0" w:uiPriority="63" w:unhideWhenUsed="0"/>
+    <w:lsdException w:name="Medium Shading 2 Accent 5" w:semiHidden="0" w:uiPriority="64" w:unhideWhenUsed="0"/>
+    <w:lsdException w:name="Medium List 1 Accent 5" w:semiHidden="0" w:uiPriority="65" w:unhideWhenUsed="0"/>
+    <w:lsdException w:name="Medium List 2 Accent 5" w:semiHidden="0" w:uiPriority="66" w:unhideWhenUsed="0"/>
+    <w:lsdException w:name="Medium Grid 1 Accent 5" w:semiHidden="0" w:uiPriority="67" w:unhideWhenUsed="0"/>
+    <w:lsdException w:name="Medium Grid 2 Accent 5" w:semiHidden="0" w:uiPriority="68" w:unhideWhenUsed="0"/>
+    <w:lsdException w:name="Medium Grid 3 Accent 5" w:semiHidden="0" w:uiPriority="69" w:unhideWhenUsed="0"/>
+    <w:lsdException w:name="Dark List Accent 5" w:semiHidden="0" w:uiPriority="70" w:unhideWhenUsed="0"/>
+    <w:lsdException w:name="Colorful Shading Accent 5" w:semiHidden="0" w:uiPriority="71" w:unhideWhenUsed="0"/>
+    <w:lsdException w:name="Colorful List Accent 5" w:semiHidden="0" w:uiPriority="72" w:unhideWhenUsed="0"/>
+    <w:lsdException w:name="Colorful Grid Accent 5" w:semiHidden="0" w:uiPriority="73" w:unhideWhenUsed="0"/>
+    <w:lsdException w:name="Light Shading Accent 6" w:semiHidden="0" w:uiPriority="60" w:unhideWhenUsed="0"/>
+    <w:lsdException w:name="Light List Accent 6" w:semiHidden="0" w:uiPriority="61" w:unhideWhenUsed="0"/>
+    <w:lsdException w:name="Light Grid Accent 6" w:semiHidden="0" w:uiPriority="62" w:unhideWhenUsed="0"/>
+    <w:lsdException w:name="Medium Shading 1 Accent 6" w:semiHidden="0" w:uiPriority="63" w:unhideWhenUsed="0"/>
+    <w:lsdException w:name="Medium Shading 2 Accent 6" w:semiHidden="0" w:uiPriority="64" w:unhideWhenUsed="0"/>
+    <w:lsdException w:name="Medium List 1 Accent 6" w:semiHidden="0" w:uiPriority="65" w:unhideWhenUsed="0"/>
+    <w:lsdException w:name="Medium List 2 Accent 6" w:semiHidden="0" w:uiPriority="66" w:unhideWhenUsed="0"/>
+    <w:lsdException w:name="Medium Grid 1 Accent 6" w:semiHidden="0" w:uiPriority="67" w:unhideWhenUsed="0"/>
+    <w:lsdException w:name="Medium Grid 2 Accent 6" w:semiHidden="0" w:uiPriority="68" w:unhideWhenUsed="0"/>
+    <w:lsdException w:name="Medium Grid 3 Accent 6" w:semiHidden="0" w:uiPriority="69" w:unhideWhenUsed="0"/>
+    <w:lsdException w:name="Dark List Accent 6" w:semiHidden="0" w:uiPriority="70" w:unhideWhenUsed="0"/>
+    <w:lsdException w:name="Colorful Shading Accent 6" w:semiHidden="0" w:uiPriority="71" w:unhideWhenUsed="0"/>
+    <w:lsdException w:name="Colorful List Accent 6" w:semiHidden="0" w:uiPriority="72" w:unhideWhenUsed="0"/>
+    <w:lsdException w:name="Colorful Grid Accent 6" w:semiHidden="0" w:uiPriority="73" w:unhideWhenUsed="0"/>
+    <w:lsdException w:name="Subtle Emphasis" w:semiHidden="0" w:uiPriority="19" w:unhideWhenUsed="0" w:qFormat="1"/>
+    <w:lsdException w:name="Intense Emphasis" w:semiHidden="0" w:uiPriority="21" w:unhideWhenUsed="0" w:qFormat="1"/>
+    <w:lsdException w:name="Subtle Reference" w:semiHidden="0" w:uiPriority="31" w:unhideWhenUsed="0" w:qFormat="1"/>
+    <w:lsdException w:name="Intense Reference" w:semiHidden="0" w:uiPriority="32" w:unhideWhenUsed="0" w:qFormat="1"/>
+    <w:lsdException w:name="Book Title" w:semiHidden="0" w:uiPriority="33" w:unhideWhenUsed="0" w:qFormat="1"/>
+    <w:lsdException w:name="Bibliography" w:uiPriority="37"/>
+    <w:lsdException w:name="TOC Heading" w:uiPriority="39" w:qFormat="1"/>
+  </w:latentStyles>
+  <w:style w:type="paragraph" w:default="1" w:styleId="Normal">
+    <w:name w:val="Normal"/>
+    <w:qFormat/>
+    <w:rsid w:val="003308E1"/>
+  </w:style>
+  <w:style w:type="paragraph" w:styleId="Ttulo1">
+    <w:name w:val="heading 1"/>
+    <w:basedOn w:val="Normal"/>
+    <w:next w:val="Normal"/>
+    <w:link w:val="Ttulo1Char"/>
+    <w:uiPriority w:val="9"/>
+    <w:qFormat/>
+    <w:rsid w:val="00C13CC1"/>
+    <w:pPr>
+      <w:keepNext/>
+      <w:keepLines/>
+      <w:spacing w:before="360" w:after="80"/>
+      <w:outlineLvl w:val="0"/>
+    </w:pPr>
+    <w:rPr>
+      <w:rFonts w:asciiTheme="majorHAnsi" w:eastAsiaTheme="majorEastAsia" w:hAnsiTheme="majorHAnsi" w:cstheme="majorBidi"/>
+      <w:color w:val="0F4761" w:themeColor="accent1" w:themeShade="BF"/>
+      <w:sz w:val="40"/>
+      <w:szCs w:val="40"/>
+    </w:rPr>
+  </w:style>
+  <w:style w:type="paragraph" w:styleId="Ttulo2">
+    <w:name w:val="heading 2"/>
+    <w:basedOn w:val="Normal"/>
+    <w:next w:val="Normal"/>
+    <w:link w:val="Ttulo2Char"/>
+    <w:uiPriority w:val="9"/>
+    <w:semiHidden/>
+    <w:unhideWhenUsed/>
+    <w:qFormat/>
+    <w:rsid w:val="00C13CC1"/>
+    <w:pPr>
+      <w:keepNext/>
+      <w:keepLines/>
+      <w:spacing w:before="160" w:after="80"/>
+      <w:outlineLvl w:val="1"/>
+    </w:pPr>
+    <w:rPr>
+      <w:rFonts w:asciiTheme="majorHAnsi" w:eastAsiaTheme="majorEastAsia" w:hAnsiTheme="majorHAnsi" w:cstheme="majorBidi"/>
+      <w:color w:val="0F4761" w:themeColor="accent1" w:themeShade="BF"/>
+      <w:sz w:val="32"/>
+      <w:szCs w:val="32"/>
+    </w:rPr>
+  </w:style>
+  <w:style w:type="paragraph" w:styleId="Ttulo3">
+    <w:name w:val="heading 3"/>
+    <w:basedOn w:val="Normal"/>
+    <w:next w:val="Normal"/>
+    <w:link w:val="Ttulo3Char"/>
+    <w:uiPriority w:val="9"/>
+    <w:semiHidden/>
+    <w:unhideWhenUsed/>
+    <w:qFormat/>
+    <w:rsid w:val="00C13CC1"/>
+    <w:pPr>
+      <w:keepNext/>
+      <w:keepLines/>
+      <w:spacing w:before="160" w:after="80"/>
+      <w:outlineLvl w:val="2"/>
+    </w:pPr>
+    <w:rPr>
+      <w:rFonts w:eastAsiaTheme="majorEastAsia" w:cstheme="majorBidi"/>
+      <w:color w:val="0F4761" w:themeColor="accent1" w:themeShade="BF"/>
+      <w:sz w:val="28"/>
+      <w:szCs w:val="28"/>
+    </w:rPr>
+  </w:style>
+  <w:style w:type="paragraph" w:styleId="Ttulo4">
+    <w:name w:val="heading 4"/>
+    <w:basedOn w:val="Normal"/>
+    <w:next w:val="Normal"/>
+    <w:link w:val="Ttulo4Char"/>
+    <w:uiPriority w:val="9"/>
+    <w:semiHidden/>
+    <w:unhideWhenUsed/>
+    <w:qFormat/>
+    <w:rsid w:val="00C13CC1"/>
+    <w:pPr>
+      <w:keepNext/>
+      <w:keepLines/>
+      <w:spacing w:before="80" w:after="40"/>
+      <w:outlineLvl w:val="3"/>
+    </w:pPr>
+    <w:rPr>
+      <w:rFonts w:eastAsiaTheme="majorEastAsia" w:cstheme="majorBidi"/>
+      <w:i/>
+      <w:iCs/>
+      <w:color w:val="0F4761" w:themeColor="accent1" w:themeShade="BF"/>
+    </w:rPr>
+  </w:style>
+  <w:style w:type="paragraph" w:styleId="Ttulo5">
+    <w:name w:val="heading 5"/>
+    <w:basedOn w:val="Normal"/>
+    <w:next w:val="Normal"/>
+    <w:link w:val="Ttulo5Char"/>
+    <w:uiPriority w:val="9"/>
+    <w:semiHidden/>
+    <w:unhideWhenUsed/>
+    <w:qFormat/>
+    <w:rsid w:val="00C13CC1"/>
+    <w:pPr>
+      <w:keepNext/>
+      <w:keepLines/>
+      <w:spacing w:before="80" w:after="40"/>
+      <w:outlineLvl w:val="4"/>
+    </w:pPr>
+    <w:rPr>
+      <w:rFonts w:eastAsiaTheme="majorEastAsia" w:cstheme="majorBidi"/>
+      <w:color w:val="0F4761" w:themeColor="accent1" w:themeShade="BF"/>
+    </w:rPr>
+  </w:style>
+  <w:style w:type="paragraph" w:styleId="Ttulo6">
+    <w:name w:val="heading 6"/>
+    <w:basedOn w:val="Normal"/>
+    <w:next w:val="Normal"/>
+    <w:link w:val="Ttulo6Char"/>
+    <w:uiPriority w:val="9"/>
+    <w:semiHidden/>
+    <w:unhideWhenUsed/>
+    <w:qFormat/>
+    <w:rsid w:val="00C13CC1"/>
+    <w:pPr>
+      <w:keepNext/>
+      <w:keepLines/>
+      <w:spacing w:before="40" w:after="0"/>
+      <w:outlineLvl w:val="5"/>
+    </w:pPr>
+    <w:rPr>
+      <w:rFonts w:eastAsiaTheme="majorEastAsia" w:cstheme="majorBidi"/>
+      <w:i/>
+      <w:iCs/>
+      <w:color w:val="595959" w:themeColor="text1" w:themeTint="A6"/>
+    </w:rPr>
+  </w:style>
+  <w:style w:type="paragraph" w:styleId="Ttulo7">
+    <w:name w:val="heading 7"/>
+    <w:basedOn w:val="Normal"/>
+    <w:next w:val="Normal"/>
+    <w:link w:val="Ttulo7Char"/>
+    <w:uiPriority w:val="9"/>
+    <w:semiHidden/>
+    <w:unhideWhenUsed/>
+    <w:qFormat/>
+    <w:rsid w:val="00C13CC1"/>
+    <w:pPr>
+      <w:keepNext/>
+      <w:keepLines/>
+      <w:spacing w:before="40" w:after="0"/>
+      <w:outlineLvl w:val="6"/>
+    </w:pPr>
+    <w:rPr>
+      <w:rFonts w:eastAsiaTheme="majorEastAsia" w:cstheme="majorBidi"/>
+      <w:color w:val="595959" w:themeColor="text1" w:themeTint="A6"/>
+    </w:rPr>
+  </w:style>
+  <w:style w:type="paragraph" w:styleId="Ttulo8">
+    <w:name w:val="heading 8"/>
+    <w:basedOn w:val="Normal"/>
+    <w:next w:val="Normal"/>
+    <w:link w:val="Ttulo8Char"/>
+    <w:uiPriority w:val="9"/>
+    <w:semiHidden/>
+    <w:unhideWhenUsed/>
+    <w:qFormat/>
+    <w:rsid w:val="00C13CC1"/>
+    <w:pPr>
+      <w:keepNext/>
+      <w:keepLines/>
+      <w:spacing w:after="0"/>
+      <w:outlineLvl w:val="7"/>
+    </w:pPr>
+    <w:rPr>
+      <w:rFonts w:eastAsiaTheme="majorEastAsia" w:cstheme="majorBidi"/>
+      <w:i/>
+      <w:iCs/>
+      <w:color w:val="272727" w:themeColor="text1" w:themeTint="D8"/>
+    </w:rPr>
+  </w:style>
+  <w:style w:type="paragraph" w:styleId="Ttulo9">
+    <w:name w:val="heading 9"/>
+    <w:basedOn w:val="Normal"/>
+    <w:next w:val="Normal"/>
+    <w:link w:val="Ttulo9Char"/>
+    <w:uiPriority w:val="9"/>
+    <w:semiHidden/>
+    <w:unhideWhenUsed/>
+    <w:qFormat/>
+    <w:rsid w:val="00C13CC1"/>
+    <w:pPr>
+      <w:keepNext/>
+      <w:keepLines/>
+      <w:spacing w:after="0"/>
+      <w:outlineLvl w:val="8"/>
+    </w:pPr>
+    <w:rPr>
+      <w:rFonts w:eastAsiaTheme="majorEastAsia" w:cstheme="majorBidi"/>
+      <w:color w:val="272727" w:themeColor="text1" w:themeTint="D8"/>
+    </w:rPr>
+  </w:style>
+  <w:style w:type="character" w:default="1" w:styleId="Fontepargpadro">
+    <w:name w:val="Default Paragraph Font"/>
+    <w:uiPriority w:val="1"/>
+    <w:semiHidden/>
+    <w:unhideWhenUsed/>
+  </w:style>
+  <w:style w:type="table" w:default="1" w:styleId="Tabelanormal">
+    <w:name w:val="Normal Table"/>
+    <w:uiPriority w:val="99"/>
+    <w:semiHidden/>
+    <w:unhideWhenUsed/>
+    <w:tblPr>
+      <w:tblInd w:w="0" w:type="dxa"/>
+      <w:tblCellMar>
+        <w:top w:w="0" w:type="dxa"/>
+        <w:left w:w="108" w:type="dxa"/>
+        <w:bottom w:w="0" w:type="dxa"/>
+        <w:right w:w="108" w:type="dxa"/>
+      </w:tblCellMar>
+    </w:tblPr>
+  </w:style>
+  <w:style w:type="numbering" w:default="1" w:styleId="Semlista">
+    <w:name w:val="No List"/>
+    <w:uiPriority w:val="99"/>
+    <w:semiHidden/>
+    <w:unhideWhenUsed/>
+  </w:style>
+  <w:style w:type="character" w:customStyle="1" w:styleId="Ttulo1Char">
+    <w:name w:val="Título 1 Char"/>
+    <w:basedOn w:val="Fontepargpadro"/>
+    <w:link w:val="Ttulo1"/>
+    <w:uiPriority w:val="9"/>
+    <w:rsid w:val="00C13CC1"/>
+    <w:rPr>
+      <w:rFonts w:asciiTheme="majorHAnsi" w:eastAsiaTheme="majorEastAsia" w:hAnsiTheme="majorHAnsi" w:cstheme="majorBidi"/>
+      <w:color w:val="0F4761" w:themeColor="accent1" w:themeShade="BF"/>
+      <w:sz w:val="40"/>
+      <w:szCs w:val="40"/>
+    </w:rPr>
+  </w:style>
+  <w:style w:type="character" w:customStyle="1" w:styleId="Ttulo2Char">
+    <w:name w:val="Título 2 Char"/>
+    <w:basedOn w:val="Fontepargpadro"/>
+    <w:link w:val="Ttulo2"/>
+    <w:uiPriority w:val="9"/>
+    <w:semiHidden/>
+    <w:rsid w:val="00C13CC1"/>
+    <w:rPr>
+      <w:rFonts w:asciiTheme="majorHAnsi" w:eastAsiaTheme="majorEastAsia" w:hAnsiTheme="majorHAnsi" w:cstheme="majorBidi"/>
+      <w:color w:val="0F4761" w:themeColor="accent1" w:themeShade="BF"/>
+      <w:sz w:val="32"/>
+      <w:szCs w:val="32"/>
+    </w:rPr>
+  </w:style>
+  <w:style w:type="character" w:customStyle="1" w:styleId="Ttulo3Char">
+    <w:name w:val="Título 3 Char"/>
+    <w:basedOn w:val="Fontepargpadro"/>
+    <w:link w:val="Ttulo3"/>
+    <w:uiPriority w:val="9"/>
+    <w:semiHidden/>
+    <w:rsid w:val="00C13CC1"/>
+    <w:rPr>
+      <w:rFonts w:eastAsiaTheme="majorEastAsia" w:cstheme="majorBidi"/>
+      <w:color w:val="0F4761" w:themeColor="accent1" w:themeShade="BF"/>
+      <w:sz w:val="28"/>
+      <w:szCs w:val="28"/>
+    </w:rPr>
+  </w:style>
+  <w:style w:type="character" w:customStyle="1" w:styleId="Ttulo4Char">
+    <w:name w:val="Título 4 Char"/>
+    <w:basedOn w:val="Fontepargpadro"/>
+    <w:link w:val="Ttulo4"/>
+    <w:uiPriority w:val="9"/>
+    <w:semiHidden/>
+    <w:rsid w:val="00C13CC1"/>
+    <w:rPr>
+      <w:rFonts w:eastAsiaTheme="majorEastAsia" w:cstheme="majorBidi"/>
+      <w:i/>
+      <w:iCs/>
+      <w:color w:val="0F4761" w:themeColor="accent1" w:themeShade="BF"/>
+    </w:rPr>
+  </w:style>
+  <w:style w:type="character" w:customStyle="1" w:styleId="Ttulo5Char">
+    <w:name w:val="Título 5 Char"/>
+    <w:basedOn w:val="Fontepargpadro"/>
+    <w:link w:val="Ttulo5"/>
+    <w:uiPriority w:val="9"/>
+    <w:semiHidden/>
+    <w:rsid w:val="00C13CC1"/>
+    <w:rPr>
+      <w:rFonts w:eastAsiaTheme="majorEastAsia" w:cstheme="majorBidi"/>
+      <w:color w:val="0F4761" w:themeColor="accent1" w:themeShade="BF"/>
+    </w:rPr>
+  </w:style>
+  <w:style w:type="character" w:customStyle="1" w:styleId="Ttulo6Char">
+    <w:name w:val="Título 6 Char"/>
+    <w:basedOn w:val="Fontepargpadro"/>
+    <w:link w:val="Ttulo6"/>
+    <w:uiPriority w:val="9"/>
+    <w:semiHidden/>
+    <w:rsid w:val="00C13CC1"/>
+    <w:rPr>
+      <w:rFonts w:eastAsiaTheme="majorEastAsia" w:cstheme="majorBidi"/>
+      <w:i/>
+      <w:iCs/>
+      <w:color w:val="595959" w:themeColor="text1" w:themeTint="A6"/>
+    </w:rPr>
+  </w:style>
+  <w:style w:type="character" w:customStyle="1" w:styleId="Ttulo7Char">
+    <w:name w:val="Título 7 Char"/>
+    <w:basedOn w:val="Fontepargpadro"/>
+    <w:link w:val="Ttulo7"/>
+    <w:uiPriority w:val="9"/>
+    <w:semiHidden/>
+    <w:rsid w:val="00C13CC1"/>
+    <w:rPr>
+      <w:rFonts w:eastAsiaTheme="majorEastAsia" w:cstheme="majorBidi"/>
+      <w:color w:val="595959" w:themeColor="text1" w:themeTint="A6"/>
+    </w:rPr>
+  </w:style>
+  <w:style w:type="character" w:customStyle="1" w:styleId="Ttulo8Char">
+    <w:name w:val="Título 8 Char"/>
+    <w:basedOn w:val="Fontepargpadro"/>
+    <w:link w:val="Ttulo8"/>
+    <w:uiPriority w:val="9"/>
+    <w:semiHidden/>
+    <w:rsid w:val="00C13CC1"/>
+    <w:rPr>
+      <w:rFonts w:eastAsiaTheme="majorEastAsia" w:cstheme="majorBidi"/>
+      <w:i/>
+      <w:iCs/>
+      <w:color w:val="272727" w:themeColor="text1" w:themeTint="D8"/>
+    </w:rPr>
+  </w:style>
+  <w:style w:type="character" w:customStyle="1" w:styleId="Ttulo9Char">
+    <w:name w:val="Título 9 Char"/>
+    <w:basedOn w:val="Fontepargpadro"/>
+    <w:link w:val="Ttulo9"/>
+    <w:uiPriority w:val="9"/>
+    <w:semiHidden/>
+    <w:rsid w:val="00C13CC1"/>
+    <w:rPr>
+      <w:rFonts w:eastAsiaTheme="majorEastAsia" w:cstheme="majorBidi"/>
+      <w:color w:val="272727" w:themeColor="text1" w:themeTint="D8"/>
+    </w:rPr>
+  </w:style>
+  <w:style w:type="paragraph" w:styleId="Ttulo">
+    <w:name w:val="Title"/>
+    <w:basedOn w:val="Normal"/>
+    <w:next w:val="Normal"/>
+    <w:link w:val="TtuloChar"/>
+    <w:uiPriority w:val="10"/>
+    <w:qFormat/>
+    <w:rsid w:val="00C13CC1"/>
+    <w:pPr>
+      <w:spacing w:after="80" w:line="240" w:lineRule="auto"/>
+      <w:contextualSpacing/>
+    </w:pPr>
+    <w:rPr>
+      <w:rFonts w:asciiTheme="majorHAnsi" w:eastAsiaTheme="majorEastAsia" w:hAnsiTheme="majorHAnsi" w:cstheme="majorBidi"/>
+      <w:spacing w:val="-10"/>
+      <w:kern w:val="28"/>
+      <w:sz w:val="56"/>
+      <w:szCs w:val="56"/>
+    </w:rPr>
+  </w:style>
+  <w:style w:type="character" w:customStyle="1" w:styleId="TtuloChar">
+    <w:name w:val="Título Char"/>
+    <w:basedOn w:val="Fontepargpadro"/>
+    <w:link w:val="Ttulo"/>
+    <w:uiPriority w:val="10"/>
+    <w:rsid w:val="00C13CC1"/>
+    <w:rPr>
+      <w:rFonts w:asciiTheme="majorHAnsi" w:eastAsiaTheme="majorEastAsia" w:hAnsiTheme="majorHAnsi" w:cstheme="majorBidi"/>
+      <w:spacing w:val="-10"/>
+      <w:kern w:val="28"/>
+      <w:sz w:val="56"/>
+      <w:szCs w:val="56"/>
+    </w:rPr>
+  </w:style>
+  <w:style w:type="paragraph" w:styleId="Subttulo">
+    <w:name w:val="Subtitle"/>
+    <w:basedOn w:val="Normal"/>
+    <w:next w:val="Normal"/>
+    <w:link w:val="SubttuloChar"/>
+    <w:uiPriority w:val="11"/>
+    <w:qFormat/>
+    <w:rsid w:val="00C13CC1"/>
+    <w:pPr>
+      <w:numPr>
+        <w:ilvl w:val="1"/>
+      </w:numPr>
+    </w:pPr>
+    <w:rPr>
+      <w:rFonts w:eastAsiaTheme="majorEastAsia" w:cstheme="majorBidi"/>
+      <w:color w:val="595959" w:themeColor="text1" w:themeTint="A6"/>
+      <w:spacing w:val="15"/>
+      <w:sz w:val="28"/>
+      <w:szCs w:val="28"/>
+    </w:rPr>
+  </w:style>
+  <w:style w:type="character" w:customStyle="1" w:styleId="SubttuloChar">
+    <w:name w:val="Subtítulo Char"/>
+    <w:basedOn w:val="Fontepargpadro"/>
+    <w:link w:val="Subttulo"/>
+    <w:uiPriority w:val="11"/>
+    <w:rsid w:val="00C13CC1"/>
+    <w:rPr>
+      <w:rFonts w:eastAsiaTheme="majorEastAsia" w:cstheme="majorBidi"/>
+      <w:color w:val="595959" w:themeColor="text1" w:themeTint="A6"/>
+      <w:spacing w:val="15"/>
+      <w:sz w:val="28"/>
+      <w:szCs w:val="28"/>
+    </w:rPr>
+  </w:style>
+  <w:style w:type="paragraph" w:styleId="Citao">
+    <w:name w:val="Quote"/>
+    <w:basedOn w:val="Normal"/>
+    <w:next w:val="Normal"/>
+    <w:link w:val="CitaoChar"/>
+    <w:uiPriority w:val="29"/>
+    <w:qFormat/>
+    <w:rsid w:val="00C13CC1"/>
+    <w:pPr>
+      <w:spacing w:before="160"/>
+      <w:jc w:val="center"/>
+    </w:pPr>
+    <w:rPr>
+      <w:i/>
+      <w:iCs/>
+      <w:color w:val="404040" w:themeColor="text1" w:themeTint="BF"/>
+    </w:rPr>
+  </w:style>
+  <w:style w:type="character" w:customStyle="1" w:styleId="CitaoChar">
+    <w:name w:val="Citação Char"/>
+    <w:basedOn w:val="Fontepargpadro"/>
+    <w:link w:val="Citao"/>
+    <w:uiPriority w:val="29"/>
+    <w:rsid w:val="00C13CC1"/>
+    <w:rPr>
+      <w:i/>
+      <w:iCs/>
+      <w:color w:val="404040" w:themeColor="text1" w:themeTint="BF"/>
+    </w:rPr>
+  </w:style>
+  <w:style w:type="paragraph" w:styleId="PargrafodaLista">
+    <w:name w:val="List Paragraph"/>
+    <w:basedOn w:val="Normal"/>
+    <w:uiPriority w:val="34"/>
+    <w:qFormat/>
+    <w:rsid w:val="00C13CC1"/>
+    <w:pPr>
+      <w:ind w:left="720"/>
+      <w:contextualSpacing/>
+    </w:pPr>
+  </w:style>
+  <w:style w:type="character" w:styleId="nfaseIntensa">
+    <w:name w:val="Intense Emphasis"/>
+    <w:basedOn w:val="Fontepargpadro"/>
+    <w:uiPriority w:val="21"/>
+    <w:qFormat/>
+    <w:rsid w:val="00C13CC1"/>
+    <w:rPr>
+      <w:i/>
+      <w:iCs/>
+      <w:color w:val="0F4761" w:themeColor="accent1" w:themeShade="BF"/>
+    </w:rPr>
+  </w:style>
+  <w:style w:type="paragraph" w:styleId="CitaoIntensa">
+    <w:name w:val="Intense Quote"/>
+    <w:basedOn w:val="Normal"/>
+    <w:next w:val="Normal"/>
+    <w:link w:val="CitaoIntensaChar"/>
+    <w:uiPriority w:val="30"/>
+    <w:qFormat/>
+    <w:rsid w:val="00C13CC1"/>
+    <w:pPr>
+      <w:pBdr>
+        <w:top w:val="single" w:sz="4" w:space="10" w:color="0F4761" w:themeColor="accent1" w:themeShade="BF"/>
+        <w:bottom w:val="single" w:sz="4" w:space="10" w:color="0F4761" w:themeColor="accent1" w:themeShade="BF"/>
+      </w:pBdr>
+      <w:spacing w:before="360" w:after="360"/>
+      <w:ind w:left="864" w:right="864"/>
+      <w:jc w:val="center"/>
+    </w:pPr>
+    <w:rPr>
+      <w:i/>
+      <w:iCs/>
+      <w:color w:val="0F4761" w:themeColor="accent1" w:themeShade="BF"/>
+    </w:rPr>
+  </w:style>
+  <w:style w:type="character" w:customStyle="1" w:styleId="CitaoIntensaChar">
+    <w:name w:val="Citação Intensa Char"/>
+    <w:basedOn w:val="Fontepargpadro"/>
+    <w:link w:val="CitaoIntensa"/>
+    <w:uiPriority w:val="30"/>
+    <w:rsid w:val="00C13CC1"/>
+    <w:rPr>
+      <w:i/>
+      <w:iCs/>
+      <w:color w:val="0F4761" w:themeColor="accent1" w:themeShade="BF"/>
+    </w:rPr>
+  </w:style>
+  <w:style w:type="character" w:styleId="RefernciaIntensa">
+    <w:name w:val="Intense Reference"/>
+    <w:basedOn w:val="Fontepargpadro"/>
+    <w:uiPriority w:val="32"/>
+    <w:qFormat/>
+    <w:rsid w:val="00C13CC1"/>
+    <w:rPr>
+      <w:b/>
+      <w:bCs/>
+      <w:smallCaps/>
+      <w:color w:val="0F4761" w:themeColor="accent1" w:themeShade="BF"/>
+      <w:spacing w:val="5"/>
+    </w:rPr>
+  </w:style>
+  <w:style w:type="character" w:styleId="Hyperlink">
+    <w:name w:val="Hyperlink"/>
+    <w:basedOn w:val="Fontepargpadro"/>
+    <w:uiPriority w:val="99"/>
+    <w:unhideWhenUsed/>
+    <w:rsid w:val="00ED41EF"/>
+    <w:rPr>
+      <w:color w:val="467886" w:themeColor="hyperlink"/>
+      <w:u w:val="single"/>
+    </w:rPr>
+  </w:style>
+  <w:style w:type="character" w:customStyle="1" w:styleId="UnresolvedMention">
+    <w:name w:val="Unresolved Mention"/>
+    <w:basedOn w:val="Fontepargpadro"/>
+    <w:uiPriority w:val="99"/>
+    <w:semiHidden/>
+    <w:unhideWhenUsed/>
+    <w:rsid w:val="00ED41EF"/>
+    <w:rPr>
+      <w:color w:val="605E5C"/>
+      <w:shd w:val="clear" w:color="auto" w:fill="E1DFDD"/>
+    </w:rPr>
+  </w:style>
+  <w:style w:type="paragraph" w:styleId="NormalWeb">
+    <w:name w:val="Normal (Web)"/>
+    <w:basedOn w:val="Normal"/>
+    <w:uiPriority w:val="99"/>
+    <w:semiHidden/>
+    <w:unhideWhenUsed/>
+    <w:rsid w:val="00833F04"/>
+    <w:rPr>
+      <w:rFonts w:ascii="Times New Roman" w:hAnsi="Times New Roman" w:cs="Times New Roman"/>
+    </w:rPr>
+  </w:style>
+  <w:style w:type="character" w:styleId="Forte">
+    <w:name w:val="Strong"/>
+    <w:basedOn w:val="Fontepargpadro"/>
+    <w:uiPriority w:val="22"/>
+    <w:qFormat/>
+    <w:rsid w:val="00FC4EA1"/>
+    <w:rPr>
+      <w:b/>
+      <w:bCs/>
+    </w:rPr>
+  </w:style>
+  <w:style w:type="paragraph" w:styleId="Textodebalo">
+    <w:name w:val="Balloon Text"/>
+    <w:basedOn w:val="Normal"/>
+    <w:link w:val="TextodebaloChar"/>
+    <w:uiPriority w:val="99"/>
+    <w:semiHidden/>
+    <w:unhideWhenUsed/>
+    <w:rsid w:val="0082037C"/>
+    <w:pPr>
+      <w:spacing w:after="0" w:line="240" w:lineRule="auto"/>
+    </w:pPr>
+    <w:rPr>
+      <w:rFonts w:ascii="Tahoma" w:hAnsi="Tahoma" w:cs="Tahoma"/>
+      <w:sz w:val="16"/>
+      <w:szCs w:val="16"/>
+    </w:rPr>
+  </w:style>
+  <w:style w:type="character" w:customStyle="1" w:styleId="TextodebaloChar">
+    <w:name w:val="Texto de balão Char"/>
+    <w:basedOn w:val="Fontepargpadro"/>
+    <w:link w:val="Textodebalo"/>
+    <w:uiPriority w:val="99"/>
+    <w:semiHidden/>
+    <w:rsid w:val="0082037C"/>
+    <w:rPr>
+      <w:rFonts w:ascii="Tahoma" w:hAnsi="Tahoma" w:cs="Tahoma"/>
+      <w:sz w:val="16"/>
+      <w:szCs w:val="16"/>
     </w:rPr>
   </w:style>
 </w:styles>
@@ -25234,7 +25953,7 @@
     </a:clrScheme>
     <a:fontScheme name="Office">
       <a:majorFont>
-        <a:latin typeface="Aptos Display" panose="02110004020202020204"/>
+        <a:latin typeface="Aptos Display"/>
         <a:ea typeface=""/>
         <a:cs typeface=""/>
         <a:font script="Jpan" typeface="游ゴシック Light"/>
@@ -25286,7 +26005,7 @@
         <a:font script="Tfng" typeface="Ebrima"/>
       </a:majorFont>
       <a:minorFont>
-        <a:latin typeface="Aptos" panose="02110004020202020204"/>
+        <a:latin typeface="Aptos"/>
         <a:ea typeface=""/>
         <a:cs typeface=""/>
         <a:font script="Jpan" typeface="游明朝"/>
@@ -25480,7 +26199,7 @@
   <a:extraClrSchemeLst/>
   <a:extLst>
     <a:ext uri="{05A4C25C-085E-4340-85A3-A5531E510DB2}">
-      <thm15:themeFamily xmlns:thm15="http://schemas.microsoft.com/office/thememl/2012/main" name="Office Theme" id="{2E142A2C-CD16-42D6-873A-C26D2A0506FA}" vid="{1BDDFF52-6CD6-40A5-AB3C-68EB2F1E4D0A}"/>
+      <thm15:themeFamily xmlns:thm15="http://schemas.microsoft.com/office/thememl/2012/main" xmlns="" name="Office Theme" id="{2E142A2C-CD16-42D6-873A-C26D2A0506FA}" vid="{1BDDFF52-6CD6-40A5-AB3C-68EB2F1E4D0A}"/>
     </a:ext>
   </a:extLst>
 </a:theme>

--- a/MODULOS DE ESTUDO/HTML.docx
+++ b/MODULOS DE ESTUDO/HTML.docx
@@ -16366,8 +16366,6 @@
           <w:lang w:eastAsia="pt-BR"/>
         </w:rPr>
       </w:pPr>
-      <w:bookmarkStart w:id="0" w:name="_GoBack"/>
-      <w:bookmarkEnd w:id="0"/>
     </w:p>
     <w:p>
       <w:pPr>
@@ -16415,7 +16413,7 @@
         <mc:AlternateContent>
           <mc:Choice Requires="wpg">
             <w:drawing>
-              <wp:anchor distT="0" distB="0" distL="114300" distR="114300" simplePos="0" relativeHeight="251716608" behindDoc="0" locked="0" layoutInCell="1" allowOverlap="1" wp14:anchorId="4DDA6CEF" wp14:editId="6308925B">
+              <wp:anchor distT="0" distB="0" distL="114300" distR="114300" simplePos="0" relativeHeight="251716608" behindDoc="0" locked="0" layoutInCell="1" allowOverlap="1" wp14:anchorId="4DDA6CEF" wp14:editId="2FB4557B">
                 <wp:simplePos x="0" y="0"/>
                 <wp:positionH relativeFrom="margin">
                   <wp:align>center</wp:align>
@@ -16423,8 +16421,8 @@
                 <wp:positionV relativeFrom="paragraph">
                   <wp:posOffset>-385445</wp:posOffset>
                 </wp:positionV>
-                <wp:extent cx="3076575" cy="447675"/>
-                <wp:effectExtent l="0" t="0" r="28575" b="28575"/>
+                <wp:extent cx="3209925" cy="447675"/>
+                <wp:effectExtent l="0" t="0" r="0" b="28575"/>
                 <wp:wrapNone/>
                 <wp:docPr id="1656650164" name="Agrupar 4"/>
                 <wp:cNvGraphicFramePr/>
@@ -16435,9 +16433,9 @@
                       <wpg:grpSpPr>
                         <a:xfrm>
                           <a:off x="0" y="0"/>
-                          <a:ext cx="3076575" cy="447675"/>
+                          <a:ext cx="3209925" cy="447675"/>
                           <a:chOff x="0" y="0"/>
-                          <a:chExt cx="1771650" cy="447675"/>
+                          <a:chExt cx="1848440" cy="447675"/>
                         </a:xfrm>
                       </wpg:grpSpPr>
                       <wps:wsp>
@@ -16481,7 +16479,7 @@
                         <wps:spPr>
                           <a:xfrm>
                             <a:off x="171450" y="66675"/>
-                            <a:ext cx="1390650" cy="304800"/>
+                            <a:ext cx="1676990" cy="304800"/>
                           </a:xfrm>
                           <a:prstGeom prst="rect">
                             <a:avLst/>
@@ -16558,9 +16556,9 @@
               </wp:anchor>
             </w:drawing>
           </mc:Choice>
-          <mc:Fallback xmlns:w16se="http://schemas.microsoft.com/office/word/2015/wordml/symex" xmlns:w16sdtfl="http://schemas.microsoft.com/office/word/2024/wordml/sdtformatlock" xmlns:w16sdtdh="http://schemas.microsoft.com/office/word/2020/wordml/sdtdatahash" xmlns:w16du="http://schemas.microsoft.com/office/word/2023/wordml/word16du" xmlns:w16="http://schemas.microsoft.com/office/word/2018/wordml" xmlns:w16cid="http://schemas.microsoft.com/office/word/2016/wordml/cid" xmlns:w16cex="http://schemas.microsoft.com/office/word/2018/wordml/cex" xmlns:w15="http://schemas.microsoft.com/office/word/2012/wordml" xmlns:oel="http://schemas.microsoft.com/office/2019/extlst" xmlns:am3d="http://schemas.microsoft.com/office/drawing/2017/model3d" xmlns:aink="http://schemas.microsoft.com/office/drawing/2016/ink" xmlns:cx8="http://schemas.microsoft.com/office/drawing/2016/5/14/chartex" xmlns:cx7="http://schemas.microsoft.com/office/drawing/2016/5/13/chartex" xmlns:cx6="http://schemas.microsoft.com/office/drawing/2016/5/12/chartex" xmlns:cx5="http://schemas.microsoft.com/office/drawing/2016/5/11/chartex" xmlns:cx4="http://schemas.microsoft.com/office/drawing/2016/5/10/chartex" xmlns:cx3="http://schemas.microsoft.com/office/drawing/2016/5/9/chartex" xmlns:cx2="http://schemas.microsoft.com/office/drawing/2015/10/21/chartex" xmlns:cx1="http://schemas.microsoft.com/office/drawing/2015/9/8/chartex" xmlns:cx="http://schemas.microsoft.com/office/drawing/2014/chartex">
+          <mc:Fallback>
             <w:pict>
-              <v:group w14:anchorId="4DDA6CEF" id="Agrupar 4" o:spid="_x0000_s1026" style="position:absolute;left:0;text-align:left;margin-left:0;margin-top:-30.35pt;width:242.25pt;height:35.25pt;z-index:251716608;mso-position-horizontal:center;mso-position-horizontal-relative:margin;mso-width-relative:margin" coordsize="17716,4476" o:gfxdata="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">
+              <v:group id="Agrupar 4" o:spid="_x0000_s1026" style="position:absolute;left:0;text-align:left;margin-left:0;margin-top:-30.35pt;width:252.75pt;height:35.25pt;z-index:251716608;mso-position-horizontal:center;mso-position-horizontal-relative:margin;mso-width-relative:margin" coordsize="18484,4476" o:gfxdata="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">
                 <v:shapetype id="_x0000_t176" coordsize="21600,21600" o:spt="176" adj="2700" path="m@0,qx0@0l0@2qy@0,21600l@1,21600qx21600@2l21600@0qy@1,xe">
                   <v:stroke joinstyle="miter"/>
                   <v:formulas>
@@ -16577,12 +16575,12 @@
                   </v:formulas>
                   <v:path gradientshapeok="t" limo="10800,10800" o:connecttype="custom" o:connectlocs="@8,0;0,@9;@8,@7;@6,@9" textboxrect="@3,@3,@4,@5"/>
                 </v:shapetype>
-                <v:shape id="Seta: Pentágono 1" o:spid="_x0000_s1027" type="#_x0000_t176" style="position:absolute;width:17716;height:4476;visibility:visible;mso-wrap-style:square;v-text-anchor:middle" o:gfxdata="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" fillcolor="#156082 [3204]" strokecolor="#030e13 [484]" strokeweight="1pt"/>
+                <v:shape id="Seta: Pentágono 1" o:spid="_x0000_s1027" type="#_x0000_t176" style="position:absolute;width:17716;height:4476;visibility:visible;mso-wrap-style:square;v-text-anchor:middle" o:gfxdata="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" fillcolor="#156082 [3204]" strokecolor="#030e13 [484]" strokeweight="1pt"/>
                 <v:shapetype id="_x0000_t202" coordsize="21600,21600" o:spt="202" path="m,l,21600r21600,l21600,xe">
                   <v:stroke joinstyle="miter"/>
                   <v:path gradientshapeok="t" o:connecttype="rect"/>
                 </v:shapetype>
-                <v:shape id="Caixa de Texto 3" o:spid="_x0000_s1028" type="#_x0000_t202" style="position:absolute;left:1714;top:666;width:13907;height:3048;visibility:visible;mso-wrap-style:square;v-text-anchor:top" o:gfxdata="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" filled="f" stroked="f" strokeweight=".5pt">
+                <v:shape id="Caixa de Texto 3" o:spid="_x0000_s1028" type="#_x0000_t202" style="position:absolute;left:1714;top:666;width:16770;height:3048;visibility:visible;mso-wrap-style:square;v-text-anchor:top" o:gfxdata="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" filled="f" stroked="f" strokeweight=".5pt">
                   <v:textbox>
                     <w:txbxContent>
                       <w:p>
@@ -19880,6 +19878,7 @@
         </w:rPr>
       </w:pPr>
       <w:proofErr w:type="spellStart"/>
+      <w:proofErr w:type="gramStart"/>
       <w:r>
         <w:rPr>
           <w:rFonts w:ascii="Times New Roman" w:eastAsia="Times New Roman" w:hAnsi="Times New Roman" w:cs="Times New Roman"/>
@@ -19891,6 +19890,7 @@
         <w:t>hidden</w:t>
       </w:r>
       <w:proofErr w:type="spellEnd"/>
+      <w:proofErr w:type="gramEnd"/>
       <w:r>
         <w:rPr>
           <w:rFonts w:ascii="Times New Roman" w:eastAsia="Times New Roman" w:hAnsi="Times New Roman" w:cs="Times New Roman"/>
@@ -19909,6 +19909,619 @@
           <w14:ligatures w14:val="none"/>
         </w:rPr>
         <w:t>Campo oculto, não visível no formulário</w:t>
+      </w:r>
+      <w:r>
+        <w:rPr>
+          <w:noProof/>
+          <w:kern w:val="0"/>
+          <w:lang w:eastAsia="pt-BR"/>
+        </w:rPr>
+        <mc:AlternateContent>
+          <mc:Choice Requires="wpg">
+            <w:drawing>
+              <wp:anchor distT="0" distB="0" distL="114300" distR="114300" simplePos="0" relativeHeight="251718656" behindDoc="0" locked="0" layoutInCell="1" allowOverlap="1" wp14:anchorId="4CA7484E" wp14:editId="54F8AB33">
+                <wp:simplePos x="0" y="0"/>
+                <wp:positionH relativeFrom="margin">
+                  <wp:posOffset>589915</wp:posOffset>
+                </wp:positionH>
+                <wp:positionV relativeFrom="paragraph">
+                  <wp:posOffset>494665</wp:posOffset>
+                </wp:positionV>
+                <wp:extent cx="3209925" cy="447675"/>
+                <wp:effectExtent l="0" t="0" r="0" b="28575"/>
+                <wp:wrapNone/>
+                <wp:docPr id="4" name="Agrupar 4"/>
+                <wp:cNvGraphicFramePr/>
+                <a:graphic xmlns:a="http://schemas.openxmlformats.org/drawingml/2006/main">
+                  <a:graphicData uri="http://schemas.microsoft.com/office/word/2010/wordprocessingGroup">
+                    <wpg:wgp>
+                      <wpg:cNvGrpSpPr/>
+                      <wpg:grpSpPr>
+                        <a:xfrm>
+                          <a:off x="0" y="0"/>
+                          <a:ext cx="3209925" cy="447675"/>
+                          <a:chOff x="0" y="0"/>
+                          <a:chExt cx="1848440" cy="447675"/>
+                        </a:xfrm>
+                      </wpg:grpSpPr>
+                      <wps:wsp>
+                        <wps:cNvPr id="5" name="Seta: Pentágono 1"/>
+                        <wps:cNvSpPr/>
+                        <wps:spPr>
+                          <a:xfrm>
+                            <a:off x="0" y="0"/>
+                            <a:ext cx="1771650" cy="447675"/>
+                          </a:xfrm>
+                          <a:prstGeom prst="flowChartAlternateProcess">
+                            <a:avLst/>
+                          </a:prstGeom>
+                        </wps:spPr>
+                        <wps:style>
+                          <a:lnRef idx="2">
+                            <a:schemeClr val="accent1">
+                              <a:shade val="15000"/>
+                            </a:schemeClr>
+                          </a:lnRef>
+                          <a:fillRef idx="1">
+                            <a:schemeClr val="accent1"/>
+                          </a:fillRef>
+                          <a:effectRef idx="0">
+                            <a:schemeClr val="accent1"/>
+                          </a:effectRef>
+                          <a:fontRef idx="minor">
+                            <a:schemeClr val="lt1"/>
+                          </a:fontRef>
+                        </wps:style>
+                        <wps:bodyPr rot="0" spcFirstLastPara="0" vertOverflow="overflow" horzOverflow="overflow" vert="horz" wrap="square" lIns="91440" tIns="45720" rIns="91440" bIns="45720" numCol="1" spcCol="0" rtlCol="0" fromWordArt="0" anchor="ctr" anchorCtr="0" forceAA="0" compatLnSpc="1">
+                          <a:prstTxWarp prst="textNoShape">
+                            <a:avLst/>
+                          </a:prstTxWarp>
+                          <a:noAutofit/>
+                        </wps:bodyPr>
+                      </wps:wsp>
+                      <wps:wsp>
+                        <wps:cNvPr id="6" name="Caixa de Texto 3"/>
+                        <wps:cNvSpPr txBox="1"/>
+                        <wps:spPr>
+                          <a:xfrm>
+                            <a:off x="171450" y="66675"/>
+                            <a:ext cx="1676990" cy="304800"/>
+                          </a:xfrm>
+                          <a:prstGeom prst="rect">
+                            <a:avLst/>
+                          </a:prstGeom>
+                          <a:noFill/>
+                          <a:ln w="6350">
+                            <a:noFill/>
+                          </a:ln>
+                        </wps:spPr>
+                        <wps:txbx>
+                          <w:txbxContent>
+                            <w:p>
+                              <w:pPr>
+                                <w:jc w:val="center"/>
+                              </w:pPr>
+                              <w:r>
+                                <w:rPr>
+                                  <w:rFonts w:ascii="Segoe UI Emoji" w:hAnsi="Segoe UI Emoji" w:cs="Segoe UI Emoji"/>
+                                </w:rPr>
+                                <w:t>🎯</w:t>
+                              </w:r>
+                              <w:r>
+                                <w:rPr>
+                                  <w:b/>
+                                  <w:bCs/>
+                                </w:rPr>
+                                <w:t>TABELAS</w:t>
+                              </w:r>
+                            </w:p>
+                          </w:txbxContent>
+                        </wps:txbx>
+                        <wps:bodyPr rot="0" spcFirstLastPara="0" vertOverflow="overflow" horzOverflow="overflow" vert="horz" wrap="square" lIns="91440" tIns="45720" rIns="91440" bIns="45720" numCol="1" spcCol="0" rtlCol="0" fromWordArt="0" anchor="t" anchorCtr="0" forceAA="0" compatLnSpc="1">
+                          <a:prstTxWarp prst="textNoShape">
+                            <a:avLst/>
+                          </a:prstTxWarp>
+                          <a:noAutofit/>
+                        </wps:bodyPr>
+                      </wps:wsp>
+                    </wpg:wgp>
+                  </a:graphicData>
+                </a:graphic>
+                <wp14:sizeRelH relativeFrom="margin">
+                  <wp14:pctWidth>0</wp14:pctWidth>
+                </wp14:sizeRelH>
+              </wp:anchor>
+            </w:drawing>
+          </mc:Choice>
+          <mc:Fallback>
+            <w:pict>
+              <v:group id="_x0000_s1029" style="position:absolute;left:0;text-align:left;margin-left:46.45pt;margin-top:38.95pt;width:252.75pt;height:35.25pt;z-index:251718656;mso-position-horizontal-relative:margin;mso-width-relative:margin" coordsize="18484,4476" o:gfxdata="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">
+                <v:shape id="Seta: Pentágono 1" o:spid="_x0000_s1030" type="#_x0000_t176" style="position:absolute;width:17716;height:4476;visibility:visible;mso-wrap-style:square;v-text-anchor:middle" o:gfxdata="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" fillcolor="#156082 [3204]" strokecolor="#030e13 [484]" strokeweight="1pt"/>
+                <v:shape id="Caixa de Texto 3" o:spid="_x0000_s1031" type="#_x0000_t202" style="position:absolute;left:1714;top:666;width:16770;height:3048;visibility:visible;mso-wrap-style:square;v-text-anchor:top" o:gfxdata="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" filled="f" stroked="f" strokeweight=".5pt">
+                  <v:textbox>
+                    <w:txbxContent>
+                      <w:p>
+                        <w:pPr>
+                          <w:jc w:val="center"/>
+                        </w:pPr>
+                        <w:r>
+                          <w:rPr>
+                            <w:rFonts w:ascii="Segoe UI Emoji" w:hAnsi="Segoe UI Emoji" w:cs="Segoe UI Emoji"/>
+                          </w:rPr>
+                          <w:t>🎯</w:t>
+                        </w:r>
+                        <w:r>
+                          <w:rPr>
+                            <w:b/>
+                            <w:bCs/>
+                          </w:rPr>
+                          <w:t>TABELAS</w:t>
+                        </w:r>
+                      </w:p>
+                    </w:txbxContent>
+                  </v:textbox>
+                </v:shape>
+                <w10:wrap anchorx="margin"/>
+              </v:group>
+            </w:pict>
+          </mc:Fallback>
+        </mc:AlternateContent>
+      </w:r>
+    </w:p>
+    <w:p>
+      <w:pPr>
+        <w:rPr>
+          <w:lang w:eastAsia="pt-BR"/>
+        </w:rPr>
+      </w:pPr>
+    </w:p>
+    <w:p>
+      <w:pPr>
+        <w:rPr>
+          <w:lang w:eastAsia="pt-BR"/>
+        </w:rPr>
+      </w:pPr>
+    </w:p>
+    <w:p>
+      <w:pPr>
+        <w:rPr>
+          <w:lang w:eastAsia="pt-BR"/>
+        </w:rPr>
+      </w:pPr>
+    </w:p>
+    <w:p>
+      <w:pPr>
+        <w:tabs>
+          <w:tab w:val="left" w:pos="6300"/>
+        </w:tabs>
+        <w:jc w:val="both"/>
+        <w:rPr>
+          <w:rFonts w:ascii="Segoe UI Emoji" w:eastAsia="Times New Roman" w:hAnsi="Segoe UI Emoji" w:cs="Segoe UI Emoji"/>
+          <w:b/>
+          <w:kern w:val="0"/>
+          <w:lang w:eastAsia="pt-BR"/>
+          <w14:ligatures w14:val="none"/>
+        </w:rPr>
+      </w:pPr>
+      <w:r>
+        <w:rPr>
+          <w:rFonts w:ascii="Segoe UI Emoji" w:eastAsia="Times New Roman" w:hAnsi="Segoe UI Emoji" w:cs="Segoe UI Emoji"/>
+          <w:kern w:val="0"/>
+          <w:lang w:eastAsia="pt-BR"/>
+          <w14:ligatures w14:val="none"/>
+        </w:rPr>
+        <w:t>📁</w:t>
+      </w:r>
+      <w:r>
+        <w:rPr>
+          <w:rFonts w:ascii="Segoe UI Emoji" w:eastAsia="Times New Roman" w:hAnsi="Segoe UI Emoji" w:cs="Segoe UI Emoji"/>
+          <w:kern w:val="0"/>
+          <w:lang w:eastAsia="pt-BR"/>
+          <w14:ligatures w14:val="none"/>
+        </w:rPr>
+        <w:t xml:space="preserve"> </w:t>
+      </w:r>
+      <w:r>
+        <w:rPr>
+          <w:rFonts w:ascii="Segoe UI Emoji" w:eastAsia="Times New Roman" w:hAnsi="Segoe UI Emoji" w:cs="Segoe UI Emoji"/>
+          <w:b/>
+          <w:kern w:val="0"/>
+          <w:lang w:eastAsia="pt-BR"/>
+          <w14:ligatures w14:val="none"/>
+        </w:rPr>
+        <w:t>Hierarquia de tabelas (</w:t>
+      </w:r>
+      <w:proofErr w:type="spellStart"/>
+      <w:proofErr w:type="gramStart"/>
+      <w:r>
+        <w:rPr>
+          <w:rFonts w:ascii="Segoe UI Emoji" w:eastAsia="Times New Roman" w:hAnsi="Segoe UI Emoji" w:cs="Segoe UI Emoji"/>
+          <w:b/>
+          <w:kern w:val="0"/>
+          <w:lang w:eastAsia="pt-BR"/>
+          <w14:ligatures w14:val="none"/>
+        </w:rPr>
+        <w:t>WSimples</w:t>
+      </w:r>
+      <w:proofErr w:type="spellEnd"/>
+      <w:proofErr w:type="gramEnd"/>
+      <w:r>
+        <w:rPr>
+          <w:rFonts w:ascii="Segoe UI Emoji" w:eastAsia="Times New Roman" w:hAnsi="Segoe UI Emoji" w:cs="Segoe UI Emoji"/>
+          <w:b/>
+          <w:kern w:val="0"/>
+          <w:lang w:eastAsia="pt-BR"/>
+          <w14:ligatures w14:val="none"/>
+        </w:rPr>
+        <w:t>)</w:t>
+      </w:r>
+    </w:p>
+    <w:p>
+      <w:pPr>
+        <w:pStyle w:val="PargrafodaLista"/>
+        <w:numPr>
+          <w:ilvl w:val="0"/>
+          <w:numId w:val="37"/>
+        </w:numPr>
+        <w:tabs>
+          <w:tab w:val="left" w:pos="6300"/>
+        </w:tabs>
+        <w:spacing w:after="0"/>
+        <w:jc w:val="both"/>
+        <w:rPr>
+          <w:rFonts w:ascii="Segoe UI Emoji" w:eastAsia="Times New Roman" w:hAnsi="Segoe UI Emoji" w:cs="Segoe UI Emoji"/>
+          <w:kern w:val="0"/>
+          <w:lang w:eastAsia="pt-BR"/>
+          <w14:ligatures w14:val="none"/>
+        </w:rPr>
+      </w:pPr>
+      <w:proofErr w:type="spellStart"/>
+      <w:proofErr w:type="gramStart"/>
+      <w:r>
+        <w:rPr>
+          <w:rFonts w:ascii="Segoe UI Emoji" w:eastAsia="Times New Roman" w:hAnsi="Segoe UI Emoji" w:cs="Segoe UI Emoji"/>
+          <w:b/>
+          <w:color w:val="00B0F0"/>
+          <w:kern w:val="0"/>
+          <w:lang w:eastAsia="pt-BR"/>
+          <w14:ligatures w14:val="none"/>
+        </w:rPr>
+        <w:t>t</w:t>
+      </w:r>
+      <w:r>
+        <w:rPr>
+          <w:rFonts w:ascii="Segoe UI Emoji" w:eastAsia="Times New Roman" w:hAnsi="Segoe UI Emoji" w:cs="Segoe UI Emoji"/>
+          <w:b/>
+          <w:color w:val="00B0F0"/>
+          <w:kern w:val="0"/>
+          <w:lang w:eastAsia="pt-BR"/>
+          <w14:ligatures w14:val="none"/>
+        </w:rPr>
+        <w:t>able</w:t>
+      </w:r>
+      <w:proofErr w:type="spellEnd"/>
+      <w:proofErr w:type="gramEnd"/>
+      <w:r>
+        <w:rPr>
+          <w:rFonts w:ascii="Segoe UI Emoji" w:eastAsia="Times New Roman" w:hAnsi="Segoe UI Emoji" w:cs="Segoe UI Emoji"/>
+          <w:color w:val="00B0F0"/>
+          <w:kern w:val="0"/>
+          <w:lang w:eastAsia="pt-BR"/>
+          <w14:ligatures w14:val="none"/>
+        </w:rPr>
+        <w:t xml:space="preserve"> </w:t>
+      </w:r>
+      <w:r>
+        <w:rPr>
+          <w:rFonts w:ascii="Segoe UI Emoji" w:eastAsia="Times New Roman" w:hAnsi="Segoe UI Emoji" w:cs="Segoe UI Emoji"/>
+          <w:kern w:val="0"/>
+          <w:lang w:eastAsia="pt-BR"/>
+          <w14:ligatures w14:val="none"/>
+        </w:rPr>
+        <w:t>= Tabela</w:t>
+      </w:r>
+    </w:p>
+    <w:p>
+      <w:pPr>
+        <w:pStyle w:val="PargrafodaLista"/>
+        <w:numPr>
+          <w:ilvl w:val="0"/>
+          <w:numId w:val="37"/>
+        </w:numPr>
+        <w:tabs>
+          <w:tab w:val="left" w:pos="6300"/>
+        </w:tabs>
+        <w:spacing w:after="0"/>
+        <w:jc w:val="both"/>
+        <w:rPr>
+          <w:lang w:eastAsia="pt-BR"/>
+        </w:rPr>
+      </w:pPr>
+      <w:proofErr w:type="spellStart"/>
+      <w:proofErr w:type="gramStart"/>
+      <w:r>
+        <w:rPr>
+          <w:rFonts w:ascii="Segoe UI Emoji" w:eastAsia="Times New Roman" w:hAnsi="Segoe UI Emoji" w:cs="Segoe UI Emoji"/>
+          <w:b/>
+          <w:color w:val="00B0F0"/>
+          <w:kern w:val="0"/>
+          <w:lang w:eastAsia="pt-BR"/>
+          <w14:ligatures w14:val="none"/>
+        </w:rPr>
+        <w:t>tr</w:t>
+      </w:r>
+      <w:proofErr w:type="spellEnd"/>
+      <w:proofErr w:type="gramEnd"/>
+      <w:r>
+        <w:rPr>
+          <w:rFonts w:ascii="Segoe UI Emoji" w:eastAsia="Times New Roman" w:hAnsi="Segoe UI Emoji" w:cs="Segoe UI Emoji"/>
+          <w:kern w:val="0"/>
+          <w:lang w:eastAsia="pt-BR"/>
+          <w14:ligatures w14:val="none"/>
+        </w:rPr>
+        <w:t xml:space="preserve"> </w:t>
+      </w:r>
+      <w:proofErr w:type="spellStart"/>
+      <w:r>
+        <w:rPr>
+          <w:rFonts w:ascii="Segoe UI Emoji" w:eastAsia="Times New Roman" w:hAnsi="Segoe UI Emoji" w:cs="Segoe UI Emoji"/>
+          <w:kern w:val="0"/>
+          <w:lang w:eastAsia="pt-BR"/>
+          <w14:ligatures w14:val="none"/>
+        </w:rPr>
+        <w:t>Table</w:t>
+      </w:r>
+      <w:proofErr w:type="spellEnd"/>
+      <w:r>
+        <w:rPr>
+          <w:rFonts w:ascii="Segoe UI Emoji" w:eastAsia="Times New Roman" w:hAnsi="Segoe UI Emoji" w:cs="Segoe UI Emoji"/>
+          <w:kern w:val="0"/>
+          <w:lang w:eastAsia="pt-BR"/>
+          <w14:ligatures w14:val="none"/>
+        </w:rPr>
+        <w:t xml:space="preserve"> </w:t>
+      </w:r>
+      <w:proofErr w:type="spellStart"/>
+      <w:r>
+        <w:rPr>
+          <w:rFonts w:ascii="Segoe UI Emoji" w:eastAsia="Times New Roman" w:hAnsi="Segoe UI Emoji" w:cs="Segoe UI Emoji"/>
+          <w:kern w:val="0"/>
+          <w:lang w:eastAsia="pt-BR"/>
+          <w14:ligatures w14:val="none"/>
+        </w:rPr>
+        <w:t>row</w:t>
+      </w:r>
+      <w:proofErr w:type="spellEnd"/>
+      <w:r>
+        <w:rPr>
+          <w:rFonts w:ascii="Segoe UI Emoji" w:eastAsia="Times New Roman" w:hAnsi="Segoe UI Emoji" w:cs="Segoe UI Emoji"/>
+          <w:kern w:val="0"/>
+          <w:lang w:eastAsia="pt-BR"/>
+          <w14:ligatures w14:val="none"/>
+        </w:rPr>
+        <w:t xml:space="preserve"> = </w:t>
+      </w:r>
+      <w:r>
+        <w:rPr>
+          <w:rFonts w:ascii="Segoe UI Emoji" w:eastAsia="Times New Roman" w:hAnsi="Segoe UI Emoji" w:cs="Segoe UI Emoji"/>
+          <w:kern w:val="0"/>
+          <w:lang w:eastAsia="pt-BR"/>
+          <w14:ligatures w14:val="none"/>
+        </w:rPr>
+        <w:t>Linha de Tabela</w:t>
+      </w:r>
+    </w:p>
+    <w:p>
+      <w:pPr>
+        <w:pStyle w:val="PargrafodaLista"/>
+        <w:numPr>
+          <w:ilvl w:val="0"/>
+          <w:numId w:val="37"/>
+        </w:numPr>
+        <w:tabs>
+          <w:tab w:val="left" w:pos="6300"/>
+        </w:tabs>
+        <w:spacing w:after="0"/>
+        <w:jc w:val="both"/>
+        <w:rPr>
+          <w:lang w:eastAsia="pt-BR"/>
+        </w:rPr>
+      </w:pPr>
+      <w:proofErr w:type="spellStart"/>
+      <w:proofErr w:type="gramStart"/>
+      <w:r>
+        <w:rPr>
+          <w:rFonts w:ascii="Segoe UI Emoji" w:eastAsia="Times New Roman" w:hAnsi="Segoe UI Emoji" w:cs="Segoe UI Emoji"/>
+          <w:b/>
+          <w:color w:val="00B0F0"/>
+          <w:kern w:val="0"/>
+          <w:lang w:eastAsia="pt-BR"/>
+          <w14:ligatures w14:val="none"/>
+        </w:rPr>
+        <w:t>td</w:t>
+      </w:r>
+      <w:proofErr w:type="spellEnd"/>
+      <w:proofErr w:type="gramEnd"/>
+      <w:r>
+        <w:rPr>
+          <w:rFonts w:ascii="Segoe UI Emoji" w:eastAsia="Times New Roman" w:hAnsi="Segoe UI Emoji" w:cs="Segoe UI Emoji"/>
+          <w:kern w:val="0"/>
+          <w:lang w:eastAsia="pt-BR"/>
+          <w14:ligatures w14:val="none"/>
+        </w:rPr>
+        <w:t xml:space="preserve"> </w:t>
+      </w:r>
+      <w:proofErr w:type="spellStart"/>
+      <w:r>
+        <w:rPr>
+          <w:rFonts w:ascii="Segoe UI Emoji" w:eastAsia="Times New Roman" w:hAnsi="Segoe UI Emoji" w:cs="Segoe UI Emoji"/>
+          <w:kern w:val="0"/>
+          <w:lang w:eastAsia="pt-BR"/>
+          <w14:ligatures w14:val="none"/>
+        </w:rPr>
+        <w:t>Table</w:t>
+      </w:r>
+      <w:proofErr w:type="spellEnd"/>
+      <w:r>
+        <w:rPr>
+          <w:rFonts w:ascii="Segoe UI Emoji" w:eastAsia="Times New Roman" w:hAnsi="Segoe UI Emoji" w:cs="Segoe UI Emoji"/>
+          <w:kern w:val="0"/>
+          <w:lang w:eastAsia="pt-BR"/>
+          <w14:ligatures w14:val="none"/>
+        </w:rPr>
+        <w:t xml:space="preserve"> </w:t>
+      </w:r>
+      <w:r>
+        <w:rPr>
+          <w:rFonts w:ascii="Segoe UI Emoji" w:eastAsia="Times New Roman" w:hAnsi="Segoe UI Emoji" w:cs="Segoe UI Emoji"/>
+          <w:kern w:val="0"/>
+          <w:lang w:eastAsia="pt-BR"/>
+          <w14:ligatures w14:val="none"/>
+        </w:rPr>
+        <w:t>data</w:t>
+      </w:r>
+      <w:r>
+        <w:rPr>
+          <w:rFonts w:ascii="Segoe UI Emoji" w:eastAsia="Times New Roman" w:hAnsi="Segoe UI Emoji" w:cs="Segoe UI Emoji"/>
+          <w:kern w:val="0"/>
+          <w:lang w:eastAsia="pt-BR"/>
+          <w14:ligatures w14:val="none"/>
+        </w:rPr>
+        <w:t xml:space="preserve"> = </w:t>
+      </w:r>
+      <w:r>
+        <w:rPr>
+          <w:rFonts w:ascii="Segoe UI Emoji" w:eastAsia="Times New Roman" w:hAnsi="Segoe UI Emoji" w:cs="Segoe UI Emoji"/>
+          <w:kern w:val="0"/>
+          <w:lang w:eastAsia="pt-BR"/>
+          <w14:ligatures w14:val="none"/>
+        </w:rPr>
+        <w:t>dado</w:t>
+      </w:r>
+      <w:r>
+        <w:rPr>
+          <w:rFonts w:ascii="Segoe UI Emoji" w:eastAsia="Times New Roman" w:hAnsi="Segoe UI Emoji" w:cs="Segoe UI Emoji"/>
+          <w:kern w:val="0"/>
+          <w:lang w:eastAsia="pt-BR"/>
+          <w14:ligatures w14:val="none"/>
+        </w:rPr>
+        <w:t xml:space="preserve"> de Tabela</w:t>
+      </w:r>
+    </w:p>
+    <w:p>
+      <w:pPr>
+        <w:tabs>
+          <w:tab w:val="left" w:pos="6300"/>
+        </w:tabs>
+        <w:spacing w:after="0"/>
+        <w:jc w:val="both"/>
+        <w:rPr>
+          <w:lang w:eastAsia="pt-BR"/>
+        </w:rPr>
+      </w:pPr>
+      <w:r>
+        <w:rPr>
+          <w:b/>
+          <w:color w:val="FF0000"/>
+          <w:lang w:eastAsia="pt-BR"/>
+        </w:rPr>
+        <w:t xml:space="preserve">Observação: No </w:t>
+      </w:r>
+      <w:proofErr w:type="spellStart"/>
+      <w:proofErr w:type="gramStart"/>
+      <w:r>
+        <w:rPr>
+          <w:b/>
+          <w:color w:val="FF0000"/>
+          <w:lang w:eastAsia="pt-BR"/>
+        </w:rPr>
+        <w:t>html</w:t>
+      </w:r>
+      <w:proofErr w:type="spellEnd"/>
+      <w:proofErr w:type="gramEnd"/>
+      <w:r>
+        <w:rPr>
+          <w:b/>
+          <w:color w:val="FF0000"/>
+          <w:lang w:eastAsia="pt-BR"/>
+        </w:rPr>
+        <w:t xml:space="preserve"> atual, não é obrigatório fechar as </w:t>
+      </w:r>
+      <w:proofErr w:type="spellStart"/>
+      <w:r>
+        <w:rPr>
+          <w:b/>
+          <w:color w:val="FF0000"/>
+          <w:lang w:eastAsia="pt-BR"/>
+        </w:rPr>
+        <w:t>tags</w:t>
+      </w:r>
+      <w:proofErr w:type="spellEnd"/>
+      <w:r>
+        <w:rPr>
+          <w:lang w:eastAsia="pt-BR"/>
+        </w:rPr>
+        <w:t xml:space="preserve"> </w:t>
+      </w:r>
+      <w:proofErr w:type="spellStart"/>
+      <w:r>
+        <w:rPr>
+          <w:color w:val="0070C0"/>
+          <w:lang w:eastAsia="pt-BR"/>
+        </w:rPr>
+        <w:t>tr</w:t>
+      </w:r>
+      <w:proofErr w:type="spellEnd"/>
+      <w:r>
+        <w:rPr>
+          <w:lang w:eastAsia="pt-BR"/>
+        </w:rPr>
+        <w:t xml:space="preserve"> </w:t>
+      </w:r>
+      <w:r>
+        <w:rPr>
+          <w:b/>
+          <w:color w:val="FF0000"/>
+          <w:lang w:eastAsia="pt-BR"/>
+        </w:rPr>
+        <w:t>e</w:t>
+      </w:r>
+      <w:r>
+        <w:rPr>
+          <w:lang w:eastAsia="pt-BR"/>
+        </w:rPr>
+        <w:t xml:space="preserve"> </w:t>
+      </w:r>
+      <w:proofErr w:type="spellStart"/>
+      <w:r>
+        <w:rPr>
+          <w:color w:val="0070C0"/>
+          <w:lang w:eastAsia="pt-BR"/>
+        </w:rPr>
+        <w:t>td</w:t>
+      </w:r>
+      <w:proofErr w:type="spellEnd"/>
+      <w:r>
+        <w:rPr>
+          <w:lang w:eastAsia="pt-BR"/>
+        </w:rPr>
+        <w:t xml:space="preserve">. Entretanto se hierárquica </w:t>
+      </w:r>
+      <w:bookmarkStart w:id="0" w:name="_GoBack"/>
+      <w:r>
+        <w:rPr>
+          <w:b/>
+          <w:color w:val="FF0000"/>
+          <w:lang w:eastAsia="pt-BR"/>
+        </w:rPr>
+        <w:t>não for estabelecida</w:t>
+      </w:r>
+      <w:bookmarkEnd w:id="0"/>
+      <w:r>
+        <w:rPr>
+          <w:lang w:eastAsia="pt-BR"/>
+        </w:rPr>
+        <w:t xml:space="preserve">, o conteúdo da tabela pode aparecer antes ou depois da tabela, ou até ir parar dentro de outra célula. </w:t>
       </w:r>
     </w:p>
     <w:sectPr>
@@ -20073,6 +20686,92 @@
     </w:lvl>
   </w:abstractNum>
   <w:abstractNum w:abstractNumId="1">
+    <w:nsid w:val="04FB3F6B"/>
+    <w:multiLevelType w:val="hybridMultilevel"/>
+    <w:tmpl w:val="C6D2DF0E"/>
+    <w:lvl w:ilvl="0" w:tplc="0416000F">
+      <w:start w:val="1"/>
+      <w:numFmt w:val="decimal"/>
+      <w:lvlText w:val="%1."/>
+      <w:lvlJc w:val="left"/>
+      <w:pPr>
+        <w:ind w:left="720" w:hanging="360"/>
+      </w:pPr>
+    </w:lvl>
+    <w:lvl w:ilvl="1" w:tplc="04160019" w:tentative="1">
+      <w:start w:val="1"/>
+      <w:numFmt w:val="lowerLetter"/>
+      <w:lvlText w:val="%2."/>
+      <w:lvlJc w:val="left"/>
+      <w:pPr>
+        <w:ind w:left="1440" w:hanging="360"/>
+      </w:pPr>
+    </w:lvl>
+    <w:lvl w:ilvl="2" w:tplc="0416001B" w:tentative="1">
+      <w:start w:val="1"/>
+      <w:numFmt w:val="lowerRoman"/>
+      <w:lvlText w:val="%3."/>
+      <w:lvlJc w:val="right"/>
+      <w:pPr>
+        <w:ind w:left="2160" w:hanging="180"/>
+      </w:pPr>
+    </w:lvl>
+    <w:lvl w:ilvl="3" w:tplc="0416000F" w:tentative="1">
+      <w:start w:val="1"/>
+      <w:numFmt w:val="decimal"/>
+      <w:lvlText w:val="%4."/>
+      <w:lvlJc w:val="left"/>
+      <w:pPr>
+        <w:ind w:left="2880" w:hanging="360"/>
+      </w:pPr>
+    </w:lvl>
+    <w:lvl w:ilvl="4" w:tplc="04160019" w:tentative="1">
+      <w:start w:val="1"/>
+      <w:numFmt w:val="lowerLetter"/>
+      <w:lvlText w:val="%5."/>
+      <w:lvlJc w:val="left"/>
+      <w:pPr>
+        <w:ind w:left="3600" w:hanging="360"/>
+      </w:pPr>
+    </w:lvl>
+    <w:lvl w:ilvl="5" w:tplc="0416001B" w:tentative="1">
+      <w:start w:val="1"/>
+      <w:numFmt w:val="lowerRoman"/>
+      <w:lvlText w:val="%6."/>
+      <w:lvlJc w:val="right"/>
+      <w:pPr>
+        <w:ind w:left="4320" w:hanging="180"/>
+      </w:pPr>
+    </w:lvl>
+    <w:lvl w:ilvl="6" w:tplc="0416000F" w:tentative="1">
+      <w:start w:val="1"/>
+      <w:numFmt w:val="decimal"/>
+      <w:lvlText w:val="%7."/>
+      <w:lvlJc w:val="left"/>
+      <w:pPr>
+        <w:ind w:left="5040" w:hanging="360"/>
+      </w:pPr>
+    </w:lvl>
+    <w:lvl w:ilvl="7" w:tplc="04160019" w:tentative="1">
+      <w:start w:val="1"/>
+      <w:numFmt w:val="lowerLetter"/>
+      <w:lvlText w:val="%8."/>
+      <w:lvlJc w:val="left"/>
+      <w:pPr>
+        <w:ind w:left="5760" w:hanging="360"/>
+      </w:pPr>
+    </w:lvl>
+    <w:lvl w:ilvl="8" w:tplc="0416001B" w:tentative="1">
+      <w:start w:val="1"/>
+      <w:numFmt w:val="lowerRoman"/>
+      <w:lvlText w:val="%9."/>
+      <w:lvlJc w:val="right"/>
+      <w:pPr>
+        <w:ind w:left="6480" w:hanging="180"/>
+      </w:pPr>
+    </w:lvl>
+  </w:abstractNum>
+  <w:abstractNum w:abstractNumId="2">
     <w:nsid w:val="05EF5596"/>
     <w:multiLevelType w:val="hybridMultilevel"/>
     <w:tmpl w:val="674AE56E"/>
@@ -20185,7 +20884,7 @@
       </w:rPr>
     </w:lvl>
   </w:abstractNum>
-  <w:abstractNum w:abstractNumId="2">
+  <w:abstractNum w:abstractNumId="3">
     <w:nsid w:val="07267639"/>
     <w:multiLevelType w:val="multilevel"/>
     <w:tmpl w:val="67A832D2"/>
@@ -20334,7 +21033,7 @@
       </w:rPr>
     </w:lvl>
   </w:abstractNum>
-  <w:abstractNum w:abstractNumId="3">
+  <w:abstractNum w:abstractNumId="4">
     <w:nsid w:val="0B3D5E6D"/>
     <w:multiLevelType w:val="hybridMultilevel"/>
     <w:tmpl w:val="4C780B92"/>
@@ -20423,7 +21122,7 @@
       </w:pPr>
     </w:lvl>
   </w:abstractNum>
-  <w:abstractNum w:abstractNumId="4">
+  <w:abstractNum w:abstractNumId="5">
     <w:nsid w:val="0F834E6B"/>
     <w:multiLevelType w:val="multilevel"/>
     <w:tmpl w:val="24B8FB56"/>
@@ -20572,7 +21271,7 @@
       </w:rPr>
     </w:lvl>
   </w:abstractNum>
-  <w:abstractNum w:abstractNumId="5">
+  <w:abstractNum w:abstractNumId="6">
     <w:nsid w:val="11E07E5E"/>
     <w:multiLevelType w:val="multilevel"/>
     <w:tmpl w:val="6908E3A6"/>
@@ -20721,7 +21420,7 @@
       </w:rPr>
     </w:lvl>
   </w:abstractNum>
-  <w:abstractNum w:abstractNumId="6">
+  <w:abstractNum w:abstractNumId="7">
     <w:nsid w:val="135149E9"/>
     <w:multiLevelType w:val="hybridMultilevel"/>
     <w:tmpl w:val="709EEBDE"/>
@@ -20807,7 +21506,7 @@
       </w:pPr>
     </w:lvl>
   </w:abstractNum>
-  <w:abstractNum w:abstractNumId="7">
+  <w:abstractNum w:abstractNumId="8">
     <w:nsid w:val="16777802"/>
     <w:multiLevelType w:val="multilevel"/>
     <w:tmpl w:val="7CA67E1C"/>
@@ -20956,7 +21655,7 @@
       </w:rPr>
     </w:lvl>
   </w:abstractNum>
-  <w:abstractNum w:abstractNumId="8">
+  <w:abstractNum w:abstractNumId="9">
     <w:nsid w:val="192267D8"/>
     <w:multiLevelType w:val="hybridMultilevel"/>
     <w:tmpl w:val="709EEBDE"/>
@@ -21042,7 +21741,7 @@
       </w:pPr>
     </w:lvl>
   </w:abstractNum>
-  <w:abstractNum w:abstractNumId="9">
+  <w:abstractNum w:abstractNumId="10">
     <w:nsid w:val="1A085C95"/>
     <w:multiLevelType w:val="hybridMultilevel"/>
     <w:tmpl w:val="04A0CB3C"/>
@@ -21128,7 +21827,7 @@
       </w:pPr>
     </w:lvl>
   </w:abstractNum>
-  <w:abstractNum w:abstractNumId="10">
+  <w:abstractNum w:abstractNumId="11">
     <w:nsid w:val="1F652439"/>
     <w:multiLevelType w:val="hybridMultilevel"/>
     <w:tmpl w:val="BB24C67C"/>
@@ -21214,7 +21913,7 @@
       </w:pPr>
     </w:lvl>
   </w:abstractNum>
-  <w:abstractNum w:abstractNumId="11">
+  <w:abstractNum w:abstractNumId="12">
     <w:nsid w:val="20797816"/>
     <w:multiLevelType w:val="hybridMultilevel"/>
     <w:tmpl w:val="C20837EE"/>
@@ -21327,7 +22026,7 @@
       </w:rPr>
     </w:lvl>
   </w:abstractNum>
-  <w:abstractNum w:abstractNumId="12">
+  <w:abstractNum w:abstractNumId="13">
     <w:nsid w:val="24B270F5"/>
     <w:multiLevelType w:val="multilevel"/>
     <w:tmpl w:val="5CCED98A"/>
@@ -21476,7 +22175,7 @@
       </w:rPr>
     </w:lvl>
   </w:abstractNum>
-  <w:abstractNum w:abstractNumId="13">
+  <w:abstractNum w:abstractNumId="14">
     <w:nsid w:val="27C72CDA"/>
     <w:multiLevelType w:val="hybridMultilevel"/>
     <w:tmpl w:val="C7B64D7E"/>
@@ -21589,7 +22288,7 @@
       </w:rPr>
     </w:lvl>
   </w:abstractNum>
-  <w:abstractNum w:abstractNumId="14">
+  <w:abstractNum w:abstractNumId="15">
     <w:nsid w:val="27D72219"/>
     <w:multiLevelType w:val="hybridMultilevel"/>
     <w:tmpl w:val="E774EC2C"/>
@@ -21678,7 +22377,7 @@
       </w:pPr>
     </w:lvl>
   </w:abstractNum>
-  <w:abstractNum w:abstractNumId="15">
+  <w:abstractNum w:abstractNumId="16">
     <w:nsid w:val="2F5166C7"/>
     <w:multiLevelType w:val="multilevel"/>
     <w:tmpl w:val="49A83FE4"/>
@@ -21827,7 +22526,7 @@
       </w:rPr>
     </w:lvl>
   </w:abstractNum>
-  <w:abstractNum w:abstractNumId="16">
+  <w:abstractNum w:abstractNumId="17">
     <w:nsid w:val="31F708FF"/>
     <w:multiLevelType w:val="hybridMultilevel"/>
     <w:tmpl w:val="406250D8"/>
@@ -21940,7 +22639,7 @@
       </w:rPr>
     </w:lvl>
   </w:abstractNum>
-  <w:abstractNum w:abstractNumId="17">
+  <w:abstractNum w:abstractNumId="18">
     <w:nsid w:val="371F5483"/>
     <w:multiLevelType w:val="multilevel"/>
     <w:tmpl w:val="01768C52"/>
@@ -22089,7 +22788,7 @@
       </w:rPr>
     </w:lvl>
   </w:abstractNum>
-  <w:abstractNum w:abstractNumId="18">
+  <w:abstractNum w:abstractNumId="19">
     <w:nsid w:val="3AB32BFF"/>
     <w:multiLevelType w:val="hybridMultilevel"/>
     <w:tmpl w:val="1FCC557E"/>
@@ -22202,7 +22901,7 @@
       </w:rPr>
     </w:lvl>
   </w:abstractNum>
-  <w:abstractNum w:abstractNumId="19">
+  <w:abstractNum w:abstractNumId="20">
     <w:nsid w:val="3E7664BF"/>
     <w:multiLevelType w:val="multilevel"/>
     <w:tmpl w:val="867E3766"/>
@@ -22351,7 +23050,7 @@
       </w:rPr>
     </w:lvl>
   </w:abstractNum>
-  <w:abstractNum w:abstractNumId="20">
+  <w:abstractNum w:abstractNumId="21">
     <w:nsid w:val="402D3A8A"/>
     <w:multiLevelType w:val="multilevel"/>
     <w:tmpl w:val="01BCF4F4"/>
@@ -22500,7 +23199,7 @@
       </w:rPr>
     </w:lvl>
   </w:abstractNum>
-  <w:abstractNum w:abstractNumId="21">
+  <w:abstractNum w:abstractNumId="22">
     <w:nsid w:val="40900A25"/>
     <w:multiLevelType w:val="hybridMultilevel"/>
     <w:tmpl w:val="CDF00B62"/>
@@ -22613,7 +23312,7 @@
       </w:rPr>
     </w:lvl>
   </w:abstractNum>
-  <w:abstractNum w:abstractNumId="22">
+  <w:abstractNum w:abstractNumId="23">
     <w:nsid w:val="409B43B2"/>
     <w:multiLevelType w:val="hybridMultilevel"/>
     <w:tmpl w:val="7A3E280A"/>
@@ -22726,7 +23425,7 @@
       </w:rPr>
     </w:lvl>
   </w:abstractNum>
-  <w:abstractNum w:abstractNumId="23">
+  <w:abstractNum w:abstractNumId="24">
     <w:nsid w:val="43C7628E"/>
     <w:multiLevelType w:val="hybridMultilevel"/>
     <w:tmpl w:val="773236CA"/>
@@ -22839,7 +23538,7 @@
       </w:rPr>
     </w:lvl>
   </w:abstractNum>
-  <w:abstractNum w:abstractNumId="24">
+  <w:abstractNum w:abstractNumId="25">
     <w:nsid w:val="442B7B18"/>
     <w:multiLevelType w:val="multilevel"/>
     <w:tmpl w:val="49A83FE4"/>
@@ -22988,7 +23687,7 @@
       </w:rPr>
     </w:lvl>
   </w:abstractNum>
-  <w:abstractNum w:abstractNumId="25">
+  <w:abstractNum w:abstractNumId="26">
     <w:nsid w:val="44412BDE"/>
     <w:multiLevelType w:val="hybridMultilevel"/>
     <w:tmpl w:val="5E626644"/>
@@ -23101,7 +23800,7 @@
       </w:rPr>
     </w:lvl>
   </w:abstractNum>
-  <w:abstractNum w:abstractNumId="26">
+  <w:abstractNum w:abstractNumId="27">
     <w:nsid w:val="44EC62C8"/>
     <w:multiLevelType w:val="multilevel"/>
     <w:tmpl w:val="DA9404A4"/>
@@ -23250,7 +23949,7 @@
       </w:rPr>
     </w:lvl>
   </w:abstractNum>
-  <w:abstractNum w:abstractNumId="27">
+  <w:abstractNum w:abstractNumId="28">
     <w:nsid w:val="49C70FFD"/>
     <w:multiLevelType w:val="hybridMultilevel"/>
     <w:tmpl w:val="1C0AF820"/>
@@ -23363,7 +24062,7 @@
       </w:rPr>
     </w:lvl>
   </w:abstractNum>
-  <w:abstractNum w:abstractNumId="28">
+  <w:abstractNum w:abstractNumId="29">
     <w:nsid w:val="53AF2B74"/>
     <w:multiLevelType w:val="multilevel"/>
     <w:tmpl w:val="7CC296C8"/>
@@ -23512,7 +24211,7 @@
       </w:rPr>
     </w:lvl>
   </w:abstractNum>
-  <w:abstractNum w:abstractNumId="29">
+  <w:abstractNum w:abstractNumId="30">
     <w:nsid w:val="53C90F15"/>
     <w:multiLevelType w:val="multilevel"/>
     <w:tmpl w:val="826AB9CE"/>
@@ -23661,7 +24360,7 @@
       </w:rPr>
     </w:lvl>
   </w:abstractNum>
-  <w:abstractNum w:abstractNumId="30">
+  <w:abstractNum w:abstractNumId="31">
     <w:nsid w:val="5721501C"/>
     <w:multiLevelType w:val="hybridMultilevel"/>
     <w:tmpl w:val="EF540272"/>
@@ -23774,7 +24473,7 @@
       </w:rPr>
     </w:lvl>
   </w:abstractNum>
-  <w:abstractNum w:abstractNumId="31">
+  <w:abstractNum w:abstractNumId="32">
     <w:nsid w:val="668A13AE"/>
     <w:multiLevelType w:val="hybridMultilevel"/>
     <w:tmpl w:val="5B0C609C"/>
@@ -23887,7 +24586,7 @@
       </w:rPr>
     </w:lvl>
   </w:abstractNum>
-  <w:abstractNum w:abstractNumId="32">
+  <w:abstractNum w:abstractNumId="33">
     <w:nsid w:val="713665F8"/>
     <w:multiLevelType w:val="hybridMultilevel"/>
     <w:tmpl w:val="450AFEEE"/>
@@ -24000,10 +24699,10 @@
       </w:rPr>
     </w:lvl>
   </w:abstractNum>
-  <w:abstractNum w:abstractNumId="33">
+  <w:abstractNum w:abstractNumId="34">
     <w:nsid w:val="78F113B3"/>
     <w:multiLevelType w:val="hybridMultilevel"/>
-    <w:tmpl w:val="709EEBDE"/>
+    <w:tmpl w:val="C6D2DF0E"/>
     <w:lvl w:ilvl="0" w:tplc="0416000F">
       <w:start w:val="1"/>
       <w:numFmt w:val="decimal"/>
@@ -24086,7 +24785,7 @@
       </w:pPr>
     </w:lvl>
   </w:abstractNum>
-  <w:abstractNum w:abstractNumId="34">
+  <w:abstractNum w:abstractNumId="35">
     <w:nsid w:val="7A3B00CB"/>
     <w:multiLevelType w:val="hybridMultilevel"/>
     <w:tmpl w:val="709EEBDE"/>
@@ -24172,7 +24871,7 @@
       </w:pPr>
     </w:lvl>
   </w:abstractNum>
-  <w:abstractNum w:abstractNumId="35">
+  <w:abstractNum w:abstractNumId="36">
     <w:nsid w:val="7F8A1DC6"/>
     <w:multiLevelType w:val="hybridMultilevel"/>
     <w:tmpl w:val="463E1224"/>
@@ -24286,112 +24985,115 @@
     </w:lvl>
   </w:abstractNum>
   <w:num w:numId="1">
+    <w:abstractNumId w:val="34"/>
+  </w:num>
+  <w:num w:numId="2">
+    <w:abstractNumId w:val="36"/>
+  </w:num>
+  <w:num w:numId="3">
+    <w:abstractNumId w:val="28"/>
+  </w:num>
+  <w:num w:numId="4">
     <w:abstractNumId w:val="33"/>
   </w:num>
-  <w:num w:numId="2">
-    <w:abstractNumId w:val="35"/>
+  <w:num w:numId="5">
+    <w:abstractNumId w:val="31"/>
   </w:num>
-  <w:num w:numId="3">
+  <w:num w:numId="6">
+    <w:abstractNumId w:val="22"/>
+  </w:num>
+  <w:num w:numId="7">
+    <w:abstractNumId w:val="14"/>
+  </w:num>
+  <w:num w:numId="8">
+    <w:abstractNumId w:val="26"/>
+  </w:num>
+  <w:num w:numId="9">
+    <w:abstractNumId w:val="24"/>
+  </w:num>
+  <w:num w:numId="10">
+    <w:abstractNumId w:val="12"/>
+  </w:num>
+  <w:num w:numId="11">
+    <w:abstractNumId w:val="17"/>
+  </w:num>
+  <w:num w:numId="12">
+    <w:abstractNumId w:val="19"/>
+  </w:num>
+  <w:num w:numId="13">
+    <w:abstractNumId w:val="2"/>
+  </w:num>
+  <w:num w:numId="14">
+    <w:abstractNumId w:val="3"/>
+  </w:num>
+  <w:num w:numId="15">
+    <w:abstractNumId w:val="29"/>
+  </w:num>
+  <w:num w:numId="16">
     <w:abstractNumId w:val="27"/>
   </w:num>
-  <w:num w:numId="4">
-    <w:abstractNumId w:val="32"/>
-  </w:num>
-  <w:num w:numId="5">
-    <w:abstractNumId w:val="30"/>
-  </w:num>
-  <w:num w:numId="6">
-    <w:abstractNumId w:val="21"/>
-  </w:num>
-  <w:num w:numId="7">
+  <w:num w:numId="17">
     <w:abstractNumId w:val="13"/>
   </w:num>
-  <w:num w:numId="8">
-    <w:abstractNumId w:val="25"/>
-  </w:num>
-  <w:num w:numId="9">
-    <w:abstractNumId w:val="23"/>
-  </w:num>
-  <w:num w:numId="10">
-    <w:abstractNumId w:val="11"/>
-  </w:num>
-  <w:num w:numId="11">
+  <w:num w:numId="18">
     <w:abstractNumId w:val="16"/>
-  </w:num>
-  <w:num w:numId="12">
-    <w:abstractNumId w:val="18"/>
-  </w:num>
-  <w:num w:numId="13">
-    <w:abstractNumId w:val="1"/>
-  </w:num>
-  <w:num w:numId="14">
-    <w:abstractNumId w:val="2"/>
-  </w:num>
-  <w:num w:numId="15">
-    <w:abstractNumId w:val="28"/>
-  </w:num>
-  <w:num w:numId="16">
-    <w:abstractNumId w:val="26"/>
-  </w:num>
-  <w:num w:numId="17">
-    <w:abstractNumId w:val="12"/>
-  </w:num>
-  <w:num w:numId="18">
-    <w:abstractNumId w:val="15"/>
   </w:num>
   <w:num w:numId="19">
     <w:abstractNumId w:val="0"/>
   </w:num>
   <w:num w:numId="20">
-    <w:abstractNumId w:val="29"/>
+    <w:abstractNumId w:val="30"/>
   </w:num>
   <w:num w:numId="21">
+    <w:abstractNumId w:val="21"/>
+  </w:num>
+  <w:num w:numId="22">
+    <w:abstractNumId w:val="6"/>
+  </w:num>
+  <w:num w:numId="23">
+    <w:abstractNumId w:val="8"/>
+  </w:num>
+  <w:num w:numId="24">
+    <w:abstractNumId w:val="5"/>
+  </w:num>
+  <w:num w:numId="25">
     <w:abstractNumId w:val="20"/>
   </w:num>
-  <w:num w:numId="22">
-    <w:abstractNumId w:val="5"/>
+  <w:num w:numId="26">
+    <w:abstractNumId w:val="25"/>
   </w:num>
-  <w:num w:numId="23">
+  <w:num w:numId="27">
+    <w:abstractNumId w:val="9"/>
+  </w:num>
+  <w:num w:numId="28">
+    <w:abstractNumId w:val="15"/>
+  </w:num>
+  <w:num w:numId="29">
+    <w:abstractNumId w:val="11"/>
+  </w:num>
+  <w:num w:numId="30">
+    <w:abstractNumId w:val="35"/>
+  </w:num>
+  <w:num w:numId="31">
+    <w:abstractNumId w:val="10"/>
+  </w:num>
+  <w:num w:numId="32">
     <w:abstractNumId w:val="7"/>
   </w:num>
-  <w:num w:numId="24">
+  <w:num w:numId="33">
     <w:abstractNumId w:val="4"/>
   </w:num>
-  <w:num w:numId="25">
-    <w:abstractNumId w:val="19"/>
-  </w:num>
-  <w:num w:numId="26">
-    <w:abstractNumId w:val="24"/>
-  </w:num>
-  <w:num w:numId="27">
-    <w:abstractNumId w:val="8"/>
-  </w:num>
-  <w:num w:numId="28">
-    <w:abstractNumId w:val="14"/>
-  </w:num>
-  <w:num w:numId="29">
-    <w:abstractNumId w:val="10"/>
-  </w:num>
-  <w:num w:numId="30">
-    <w:abstractNumId w:val="34"/>
-  </w:num>
-  <w:num w:numId="31">
-    <w:abstractNumId w:val="9"/>
-  </w:num>
-  <w:num w:numId="32">
-    <w:abstractNumId w:val="6"/>
-  </w:num>
-  <w:num w:numId="33">
-    <w:abstractNumId w:val="3"/>
-  </w:num>
   <w:num w:numId="34">
-    <w:abstractNumId w:val="22"/>
+    <w:abstractNumId w:val="23"/>
   </w:num>
   <w:num w:numId="35">
-    <w:abstractNumId w:val="17"/>
+    <w:abstractNumId w:val="18"/>
   </w:num>
   <w:num w:numId="36">
-    <w:abstractNumId w:val="31"/>
+    <w:abstractNumId w:val="32"/>
+  </w:num>
+  <w:num w:numId="37">
+    <w:abstractNumId w:val="1"/>
   </w:num>
 </w:numbering>
 </file>
@@ -25918,7 +26620,7 @@
         <a:sysClr val="windowText" lastClr="000000"/>
       </a:dk1>
       <a:lt1>
-        <a:sysClr val="window" lastClr="FFFFFF"/>
+        <a:sysClr val="window" lastClr="C8C8C8"/>
       </a:lt1>
       <a:dk2>
         <a:srgbClr val="0E2841"/>
@@ -26199,7 +26901,7 @@
   <a:extraClrSchemeLst/>
   <a:extLst>
     <a:ext uri="{05A4C25C-085E-4340-85A3-A5531E510DB2}">
-      <thm15:themeFamily xmlns:thm15="http://schemas.microsoft.com/office/thememl/2012/main" xmlns="" name="Office Theme" id="{2E142A2C-CD16-42D6-873A-C26D2A0506FA}" vid="{1BDDFF52-6CD6-40A5-AB3C-68EB2F1E4D0A}"/>
+      <thm15:themeFamily xmlns="" xmlns:thm15="http://schemas.microsoft.com/office/thememl/2012/main" name="Office Theme" id="{2E142A2C-CD16-42D6-873A-C26D2A0506FA}" vid="{1BDDFF52-6CD6-40A5-AB3C-68EB2F1E4D0A}"/>
     </a:ext>
   </a:extLst>
 </a:theme>

--- a/MODULOS DE ESTUDO/HTML.docx
+++ b/MODULOS DE ESTUDO/HTML.docx
@@ -20234,7 +20234,10 @@
         <w:spacing w:after="0"/>
         <w:jc w:val="both"/>
         <w:rPr>
-          <w:lang w:eastAsia="pt-BR"/>
+          <w:rFonts w:ascii="Segoe UI Emoji" w:eastAsia="Times New Roman" w:hAnsi="Segoe UI Emoji" w:cs="Segoe UI Emoji"/>
+          <w:kern w:val="0"/>
+          <w:lang w:eastAsia="pt-BR"/>
+          <w14:ligatures w14:val="none"/>
         </w:rPr>
       </w:pPr>
       <w:proofErr w:type="spellStart"/>
@@ -20248,67 +20251,91 @@
           <w:lang w:eastAsia="pt-BR"/>
           <w14:ligatures w14:val="none"/>
         </w:rPr>
-        <w:t>tr</w:t>
+        <w:t>caption</w:t>
       </w:r>
       <w:proofErr w:type="spellEnd"/>
       <w:proofErr w:type="gramEnd"/>
       <w:r>
         <w:rPr>
           <w:rFonts w:ascii="Segoe UI Emoji" w:eastAsia="Times New Roman" w:hAnsi="Segoe UI Emoji" w:cs="Segoe UI Emoji"/>
+          <w:b/>
+          <w:color w:val="00B0F0"/>
           <w:kern w:val="0"/>
           <w:lang w:eastAsia="pt-BR"/>
           <w14:ligatures w14:val="none"/>
         </w:rPr>
+        <w:t xml:space="preserve"> =</w:t>
+      </w:r>
+      <w:r>
+        <w:rPr>
+          <w:rFonts w:ascii="Segoe UI Emoji" w:eastAsia="Times New Roman" w:hAnsi="Segoe UI Emoji" w:cs="Segoe UI Emoji"/>
+          <w:color w:val="00B0F0"/>
+          <w:kern w:val="0"/>
+          <w:lang w:eastAsia="pt-BR"/>
+          <w14:ligatures w14:val="none"/>
+        </w:rPr>
         <w:t xml:space="preserve"> </w:t>
       </w:r>
-      <w:proofErr w:type="spellStart"/>
-      <w:r>
-        <w:rPr>
-          <w:rFonts w:ascii="Segoe UI Emoji" w:eastAsia="Times New Roman" w:hAnsi="Segoe UI Emoji" w:cs="Segoe UI Emoji"/>
-          <w:kern w:val="0"/>
-          <w:lang w:eastAsia="pt-BR"/>
-          <w14:ligatures w14:val="none"/>
-        </w:rPr>
-        <w:t>Table</w:t>
-      </w:r>
-      <w:proofErr w:type="spellEnd"/>
-      <w:r>
-        <w:rPr>
-          <w:rFonts w:ascii="Segoe UI Emoji" w:eastAsia="Times New Roman" w:hAnsi="Segoe UI Emoji" w:cs="Segoe UI Emoji"/>
-          <w:kern w:val="0"/>
-          <w:lang w:eastAsia="pt-BR"/>
-          <w14:ligatures w14:val="none"/>
+      <w:r>
+        <w:t xml:space="preserve">usada para adicionar um </w:t>
+      </w:r>
+      <w:r>
+        <w:rPr>
+          <w:rStyle w:val="Forte"/>
+        </w:rPr>
+        <w:t>título a uma tabela</w:t>
+      </w:r>
+      <w:r>
+        <w:t xml:space="preserve">. Ela deve ser colocada </w:t>
+      </w:r>
+      <w:r>
+        <w:rPr>
+          <w:rStyle w:val="Forte"/>
+        </w:rPr>
+        <w:t xml:space="preserve">logo após a </w:t>
+      </w:r>
+      <w:proofErr w:type="spellStart"/>
+      <w:r>
+        <w:rPr>
+          <w:rStyle w:val="Forte"/>
+        </w:rPr>
+        <w:t>tag</w:t>
+      </w:r>
+      <w:proofErr w:type="spellEnd"/>
+      <w:r>
+        <w:rPr>
+          <w:rStyle w:val="Forte"/>
         </w:rPr>
         <w:t xml:space="preserve"> </w:t>
       </w:r>
-      <w:proofErr w:type="spellStart"/>
-      <w:r>
-        <w:rPr>
-          <w:rFonts w:ascii="Segoe UI Emoji" w:eastAsia="Times New Roman" w:hAnsi="Segoe UI Emoji" w:cs="Segoe UI Emoji"/>
-          <w:kern w:val="0"/>
-          <w:lang w:eastAsia="pt-BR"/>
-          <w14:ligatures w14:val="none"/>
-        </w:rPr>
-        <w:t>row</w:t>
-      </w:r>
-      <w:proofErr w:type="spellEnd"/>
-      <w:r>
-        <w:rPr>
-          <w:rFonts w:ascii="Segoe UI Emoji" w:eastAsia="Times New Roman" w:hAnsi="Segoe UI Emoji" w:cs="Segoe UI Emoji"/>
-          <w:kern w:val="0"/>
-          <w:lang w:eastAsia="pt-BR"/>
-          <w14:ligatures w14:val="none"/>
-        </w:rPr>
-        <w:t xml:space="preserve"> = </w:t>
-      </w:r>
-      <w:r>
-        <w:rPr>
-          <w:rFonts w:ascii="Segoe UI Emoji" w:eastAsia="Times New Roman" w:hAnsi="Segoe UI Emoji" w:cs="Segoe UI Emoji"/>
-          <w:kern w:val="0"/>
-          <w:lang w:eastAsia="pt-BR"/>
-          <w14:ligatures w14:val="none"/>
-        </w:rPr>
-        <w:t>Linha de Tabela</w:t>
+      <w:r>
+        <w:rPr>
+          <w:rStyle w:val="CdigoHTML"/>
+          <w:rFonts w:eastAsiaTheme="majorEastAsia"/>
+          <w:b/>
+          <w:bCs/>
+        </w:rPr>
+        <w:t>&lt;</w:t>
+      </w:r>
+      <w:proofErr w:type="spellStart"/>
+      <w:r>
+        <w:rPr>
+          <w:rStyle w:val="CdigoHTML"/>
+          <w:rFonts w:eastAsiaTheme="majorEastAsia"/>
+          <w:b/>
+          <w:bCs/>
+        </w:rPr>
+        <w:t>table</w:t>
+      </w:r>
+      <w:proofErr w:type="spellEnd"/>
+      <w:r>
+        <w:rPr>
+          <w:rStyle w:val="CdigoHTML"/>
+          <w:rFonts w:eastAsiaTheme="majorEastAsia"/>
+          <w:b/>
+          <w:bCs/>
+        </w:rPr>
+        <w:t>&gt;</w:t>
       </w:r>
     </w:p>
     <w:p>
@@ -20338,7 +20365,7 @@
           <w:lang w:eastAsia="pt-BR"/>
           <w14:ligatures w14:val="none"/>
         </w:rPr>
-        <w:t>td</w:t>
+        <w:t>tr</w:t>
       </w:r>
       <w:proofErr w:type="spellEnd"/>
       <w:proofErr w:type="gramEnd"/>
@@ -20371,6 +20398,7 @@
         </w:rPr>
         <w:t xml:space="preserve"> </w:t>
       </w:r>
+      <w:proofErr w:type="spellStart"/>
       <w:r>
         <w:rPr>
           <w:rFonts w:ascii="Segoe UI Emoji" w:eastAsia="Times New Roman" w:hAnsi="Segoe UI Emoji" w:cs="Segoe UI Emoji"/>
@@ -20378,8 +20406,9 @@
           <w:lang w:eastAsia="pt-BR"/>
           <w14:ligatures w14:val="none"/>
         </w:rPr>
-        <w:t>data</w:t>
-      </w:r>
+        <w:t>row</w:t>
+      </w:r>
+      <w:proofErr w:type="spellEnd"/>
       <w:r>
         <w:rPr>
           <w:rFonts w:ascii="Segoe UI Emoji" w:eastAsia="Times New Roman" w:hAnsi="Segoe UI Emoji" w:cs="Segoe UI Emoji"/>
@@ -20396,20 +20425,16 @@
           <w:lang w:eastAsia="pt-BR"/>
           <w14:ligatures w14:val="none"/>
         </w:rPr>
-        <w:t>dado</w:t>
-      </w:r>
-      <w:r>
-        <w:rPr>
-          <w:rFonts w:ascii="Segoe UI Emoji" w:eastAsia="Times New Roman" w:hAnsi="Segoe UI Emoji" w:cs="Segoe UI Emoji"/>
-          <w:kern w:val="0"/>
-          <w:lang w:eastAsia="pt-BR"/>
-          <w14:ligatures w14:val="none"/>
-        </w:rPr>
-        <w:t xml:space="preserve"> de Tabela</w:t>
-      </w:r>
-    </w:p>
-    <w:p>
-      <w:pPr>
+        <w:t>Linha de Tabela</w:t>
+      </w:r>
+    </w:p>
+    <w:p>
+      <w:pPr>
+        <w:pStyle w:val="PargrafodaLista"/>
+        <w:numPr>
+          <w:ilvl w:val="0"/>
+          <w:numId w:val="37"/>
+        </w:numPr>
         <w:tabs>
           <w:tab w:val="left" w:pos="6300"/>
         </w:tabs>
@@ -20419,12 +20444,306 @@
           <w:lang w:eastAsia="pt-BR"/>
         </w:rPr>
       </w:pPr>
+      <w:proofErr w:type="spellStart"/>
+      <w:proofErr w:type="gramStart"/>
+      <w:r>
+        <w:rPr>
+          <w:rFonts w:ascii="Segoe UI Emoji" w:eastAsia="Times New Roman" w:hAnsi="Segoe UI Emoji" w:cs="Segoe UI Emoji"/>
+          <w:b/>
+          <w:color w:val="00B0F0"/>
+          <w:kern w:val="0"/>
+          <w:lang w:eastAsia="pt-BR"/>
+          <w14:ligatures w14:val="none"/>
+        </w:rPr>
+        <w:t>td</w:t>
+      </w:r>
+      <w:proofErr w:type="spellEnd"/>
+      <w:proofErr w:type="gramEnd"/>
+      <w:r>
+        <w:rPr>
+          <w:rFonts w:ascii="Segoe UI Emoji" w:eastAsia="Times New Roman" w:hAnsi="Segoe UI Emoji" w:cs="Segoe UI Emoji"/>
+          <w:kern w:val="0"/>
+          <w:lang w:eastAsia="pt-BR"/>
+          <w14:ligatures w14:val="none"/>
+        </w:rPr>
+        <w:t xml:space="preserve"> </w:t>
+      </w:r>
+      <w:proofErr w:type="spellStart"/>
+      <w:r>
+        <w:rPr>
+          <w:rFonts w:ascii="Segoe UI Emoji" w:eastAsia="Times New Roman" w:hAnsi="Segoe UI Emoji" w:cs="Segoe UI Emoji"/>
+          <w:kern w:val="0"/>
+          <w:lang w:eastAsia="pt-BR"/>
+          <w14:ligatures w14:val="none"/>
+        </w:rPr>
+        <w:t>Table</w:t>
+      </w:r>
+      <w:proofErr w:type="spellEnd"/>
+      <w:r>
+        <w:rPr>
+          <w:rFonts w:ascii="Segoe UI Emoji" w:eastAsia="Times New Roman" w:hAnsi="Segoe UI Emoji" w:cs="Segoe UI Emoji"/>
+          <w:kern w:val="0"/>
+          <w:lang w:eastAsia="pt-BR"/>
+          <w14:ligatures w14:val="none"/>
+        </w:rPr>
+        <w:t xml:space="preserve"> data = dado</w:t>
+      </w:r>
+      <w:r>
+        <w:rPr>
+          <w:rFonts w:ascii="Segoe UI Emoji" w:eastAsia="Times New Roman" w:hAnsi="Segoe UI Emoji" w:cs="Segoe UI Emoji"/>
+          <w:kern w:val="0"/>
+          <w:lang w:eastAsia="pt-BR"/>
+          <w14:ligatures w14:val="none"/>
+        </w:rPr>
+        <w:t xml:space="preserve"> de Tabela</w:t>
+      </w:r>
+    </w:p>
+    <w:p>
+      <w:pPr>
+        <w:pStyle w:val="PargrafodaLista"/>
+        <w:numPr>
+          <w:ilvl w:val="0"/>
+          <w:numId w:val="37"/>
+        </w:numPr>
+        <w:tabs>
+          <w:tab w:val="left" w:pos="6300"/>
+        </w:tabs>
+        <w:spacing w:after="0"/>
+        <w:jc w:val="both"/>
+        <w:rPr>
+          <w:lang w:eastAsia="pt-BR"/>
+        </w:rPr>
+      </w:pPr>
+      <w:proofErr w:type="spellStart"/>
+      <w:proofErr w:type="gramStart"/>
+      <w:r>
+        <w:rPr>
+          <w:rFonts w:ascii="Segoe UI Emoji" w:eastAsia="Times New Roman" w:hAnsi="Segoe UI Emoji" w:cs="Segoe UI Emoji"/>
+          <w:b/>
+          <w:color w:val="00B0F0"/>
+          <w:kern w:val="0"/>
+          <w:lang w:eastAsia="pt-BR"/>
+          <w14:ligatures w14:val="none"/>
+        </w:rPr>
+        <w:t>th</w:t>
+      </w:r>
+      <w:proofErr w:type="spellEnd"/>
+      <w:proofErr w:type="gramEnd"/>
+      <w:r>
+        <w:rPr>
+          <w:rFonts w:ascii="Segoe UI Emoji" w:eastAsia="Times New Roman" w:hAnsi="Segoe UI Emoji" w:cs="Segoe UI Emoji"/>
+          <w:b/>
+          <w:color w:val="00B0F0"/>
+          <w:kern w:val="0"/>
+          <w:lang w:eastAsia="pt-BR"/>
+          <w14:ligatures w14:val="none"/>
+        </w:rPr>
+        <w:t xml:space="preserve"> </w:t>
+      </w:r>
+      <w:r>
+        <w:rPr>
+          <w:rFonts w:ascii="Segoe UI Emoji" w:eastAsia="Times New Roman" w:hAnsi="Segoe UI Emoji" w:cs="Segoe UI Emoji"/>
+          <w:kern w:val="0"/>
+          <w:lang w:eastAsia="pt-BR"/>
+          <w14:ligatures w14:val="none"/>
+        </w:rPr>
+        <w:t>Cabeçalho</w:t>
+      </w:r>
+    </w:p>
+    <w:p>
+      <w:pPr>
+        <w:pStyle w:val="PargrafodaLista"/>
+        <w:numPr>
+          <w:ilvl w:val="0"/>
+          <w:numId w:val="41"/>
+        </w:numPr>
+        <w:tabs>
+          <w:tab w:val="left" w:pos="6300"/>
+        </w:tabs>
+        <w:spacing w:after="0"/>
+        <w:jc w:val="both"/>
+        <w:rPr>
+          <w:color w:val="0070C0"/>
+          <w:lang w:eastAsia="pt-BR"/>
+        </w:rPr>
+      </w:pPr>
+      <w:proofErr w:type="gramStart"/>
+      <w:r>
+        <w:rPr>
+          <w:color w:val="0070C0"/>
+          <w:lang w:eastAsia="pt-BR"/>
+        </w:rPr>
+        <w:t>s</w:t>
+      </w:r>
+      <w:bookmarkStart w:id="0" w:name="_GoBack"/>
+      <w:bookmarkEnd w:id="0"/>
+      <w:r>
+        <w:rPr>
+          <w:color w:val="0070C0"/>
+          <w:lang w:eastAsia="pt-BR"/>
+        </w:rPr>
+        <w:t>cope</w:t>
+      </w:r>
+      <w:proofErr w:type="gramEnd"/>
+      <w:r>
+        <w:rPr>
+          <w:color w:val="0070C0"/>
+          <w:lang w:eastAsia="pt-BR"/>
+        </w:rPr>
+        <w:t xml:space="preserve"> </w:t>
+      </w:r>
+      <w:r>
+        <w:t xml:space="preserve">é um </w:t>
+      </w:r>
+      <w:r>
+        <w:rPr>
+          <w:rStyle w:val="Forte"/>
+          <w:b w:val="0"/>
+        </w:rPr>
+        <w:t>atributo</w:t>
+      </w:r>
+      <w:r>
+        <w:rPr>
+          <w:b/>
+        </w:rPr>
+        <w:t xml:space="preserve"> usado em </w:t>
+      </w:r>
+      <w:r>
+        <w:rPr>
+          <w:rStyle w:val="Forte"/>
+          <w:b w:val="0"/>
+        </w:rPr>
+        <w:t>células de cabeçalho de tabela</w:t>
+      </w:r>
+      <w:r>
+        <w:t xml:space="preserve"> </w:t>
+      </w:r>
+      <w:r>
+        <w:rPr>
+          <w:b/>
+          <w:color w:val="0070C0"/>
+        </w:rPr>
+        <w:t>(</w:t>
+      </w:r>
+      <w:r>
+        <w:rPr>
+          <w:rStyle w:val="CdigoHTML"/>
+          <w:rFonts w:eastAsiaTheme="majorEastAsia"/>
+          <w:b/>
+          <w:color w:val="0070C0"/>
+        </w:rPr>
+        <w:t>&lt;</w:t>
+      </w:r>
+      <w:proofErr w:type="spellStart"/>
+      <w:r>
+        <w:rPr>
+          <w:rStyle w:val="CdigoHTML"/>
+          <w:rFonts w:eastAsiaTheme="majorEastAsia"/>
+          <w:b/>
+          <w:color w:val="0070C0"/>
+        </w:rPr>
+        <w:t>th</w:t>
+      </w:r>
+      <w:proofErr w:type="spellEnd"/>
+      <w:r>
+        <w:rPr>
+          <w:rStyle w:val="CdigoHTML"/>
+          <w:rFonts w:eastAsiaTheme="majorEastAsia"/>
+          <w:b/>
+          <w:color w:val="0070C0"/>
+        </w:rPr>
+        <w:t>&gt;</w:t>
+      </w:r>
+      <w:r>
+        <w:rPr>
+          <w:b/>
+          <w:color w:val="0070C0"/>
+        </w:rPr>
+        <w:t>)</w:t>
+      </w:r>
+      <w:r>
+        <w:rPr>
+          <w:color w:val="0070C0"/>
+        </w:rPr>
+        <w:t xml:space="preserve"> </w:t>
+      </w:r>
+      <w:r>
+        <w:t>para indicar a qual parte da tabela o cabeçalho se aplica.</w:t>
+      </w:r>
+    </w:p>
+    <w:p>
+      <w:pPr>
+        <w:pStyle w:val="PargrafodaLista"/>
+        <w:tabs>
+          <w:tab w:val="left" w:pos="6300"/>
+        </w:tabs>
+        <w:spacing w:after="0"/>
+        <w:ind w:left="1440"/>
+        <w:jc w:val="both"/>
+        <w:rPr>
+          <w:lang w:eastAsia="pt-BR"/>
+        </w:rPr>
+      </w:pPr>
+      <w:r>
+        <w:rPr>
+          <w:noProof/>
+          <w:lang w:eastAsia="pt-BR"/>
+        </w:rPr>
+        <w:drawing>
+          <wp:inline distT="0" distB="0" distL="0" distR="0" wp14:anchorId="7FA7E312" wp14:editId="66BF14AF">
+            <wp:extent cx="3609975" cy="1581150"/>
+            <wp:effectExtent l="0" t="0" r="9525" b="0"/>
+            <wp:docPr id="1" name="Imagem 1"/>
+            <wp:cNvGraphicFramePr>
+              <a:graphicFrameLocks xmlns:a="http://schemas.openxmlformats.org/drawingml/2006/main" noChangeAspect="1"/>
+            </wp:cNvGraphicFramePr>
+            <a:graphic xmlns:a="http://schemas.openxmlformats.org/drawingml/2006/main">
+              <a:graphicData uri="http://schemas.openxmlformats.org/drawingml/2006/picture">
+                <pic:pic xmlns:pic="http://schemas.openxmlformats.org/drawingml/2006/picture">
+                  <pic:nvPicPr>
+                    <pic:cNvPr id="0" name=""/>
+                    <pic:cNvPicPr/>
+                  </pic:nvPicPr>
+                  <pic:blipFill>
+                    <a:blip r:embed="rId74"/>
+                    <a:stretch>
+                      <a:fillRect/>
+                    </a:stretch>
+                  </pic:blipFill>
+                  <pic:spPr>
+                    <a:xfrm>
+                      <a:off x="0" y="0"/>
+                      <a:ext cx="3609975" cy="1581150"/>
+                    </a:xfrm>
+                    <a:prstGeom prst="rect">
+                      <a:avLst/>
+                    </a:prstGeom>
+                  </pic:spPr>
+                </pic:pic>
+              </a:graphicData>
+            </a:graphic>
+          </wp:inline>
+        </w:drawing>
+      </w:r>
+    </w:p>
+    <w:p>
+      <w:pPr>
+        <w:tabs>
+          <w:tab w:val="left" w:pos="6300"/>
+        </w:tabs>
+        <w:spacing w:after="0"/>
+        <w:jc w:val="both"/>
+        <w:rPr>
+          <w:lang w:eastAsia="pt-BR"/>
+        </w:rPr>
+      </w:pPr>
       <w:r>
         <w:rPr>
           <w:b/>
           <w:color w:val="FF0000"/>
           <w:lang w:eastAsia="pt-BR"/>
         </w:rPr>
+        <w:lastRenderedPageBreak/>
         <w:t xml:space="preserve">Observação: No </w:t>
       </w:r>
       <w:proofErr w:type="spellStart"/>
@@ -20507,7 +20826,6 @@
         </w:rPr>
         <w:t xml:space="preserve">. Entretanto se hierárquica </w:t>
       </w:r>
-      <w:bookmarkStart w:id="0" w:name="_GoBack"/>
       <w:r>
         <w:rPr>
           <w:b/>
@@ -20516,13 +20834,155 @@
         </w:rPr>
         <w:t>não for estabelecida</w:t>
       </w:r>
-      <w:bookmarkEnd w:id="0"/>
       <w:r>
         <w:rPr>
           <w:lang w:eastAsia="pt-BR"/>
         </w:rPr>
         <w:t xml:space="preserve">, o conteúdo da tabela pode aparecer antes ou depois da tabela, ou até ir parar dentro de outra célula. </w:t>
       </w:r>
+    </w:p>
+    <w:p>
+      <w:pPr>
+        <w:tabs>
+          <w:tab w:val="left" w:pos="6300"/>
+        </w:tabs>
+        <w:spacing w:after="0"/>
+        <w:jc w:val="both"/>
+        <w:rPr>
+          <w:lang w:eastAsia="pt-BR"/>
+        </w:rPr>
+      </w:pPr>
+    </w:p>
+    <w:p>
+      <w:pPr>
+        <w:pStyle w:val="PargrafodaLista"/>
+        <w:numPr>
+          <w:ilvl w:val="0"/>
+          <w:numId w:val="37"/>
+        </w:numPr>
+        <w:tabs>
+          <w:tab w:val="left" w:pos="6300"/>
+        </w:tabs>
+        <w:spacing w:after="0"/>
+        <w:jc w:val="both"/>
+        <w:rPr>
+          <w:lang w:eastAsia="pt-BR"/>
+        </w:rPr>
+      </w:pPr>
+      <w:r>
+        <w:rPr>
+          <w:lang w:eastAsia="pt-BR"/>
+        </w:rPr>
+        <w:t>Estrutura de tabela grande:</w:t>
+      </w:r>
+    </w:p>
+    <w:p>
+      <w:pPr>
+        <w:pStyle w:val="PargrafodaLista"/>
+        <w:numPr>
+          <w:ilvl w:val="0"/>
+          <w:numId w:val="39"/>
+        </w:numPr>
+        <w:tabs>
+          <w:tab w:val="left" w:pos="6300"/>
+        </w:tabs>
+        <w:spacing w:after="0"/>
+        <w:jc w:val="both"/>
+        <w:rPr>
+          <w:lang w:eastAsia="pt-BR"/>
+        </w:rPr>
+      </w:pPr>
+      <w:proofErr w:type="spellStart"/>
+      <w:r>
+        <w:rPr>
+          <w:color w:val="0070C0"/>
+          <w:lang w:eastAsia="pt-BR"/>
+        </w:rPr>
+        <w:t>Caption</w:t>
+      </w:r>
+      <w:proofErr w:type="spellEnd"/>
+      <w:r>
+        <w:rPr>
+          <w:color w:val="0070C0"/>
+          <w:lang w:eastAsia="pt-BR"/>
+        </w:rPr>
+        <w:t xml:space="preserve">, </w:t>
+      </w:r>
+      <w:proofErr w:type="spellStart"/>
+      <w:r>
+        <w:rPr>
+          <w:color w:val="0070C0"/>
+          <w:lang w:eastAsia="pt-BR"/>
+        </w:rPr>
+        <w:t>Thead</w:t>
+      </w:r>
+      <w:proofErr w:type="spellEnd"/>
+      <w:r>
+        <w:rPr>
+          <w:color w:val="0070C0"/>
+          <w:lang w:eastAsia="pt-BR"/>
+        </w:rPr>
+        <w:t xml:space="preserve">, </w:t>
+      </w:r>
+      <w:proofErr w:type="spellStart"/>
+      <w:proofErr w:type="gramStart"/>
+      <w:r>
+        <w:rPr>
+          <w:color w:val="0070C0"/>
+          <w:lang w:eastAsia="pt-BR"/>
+        </w:rPr>
+        <w:t>TBody</w:t>
+      </w:r>
+      <w:proofErr w:type="spellEnd"/>
+      <w:proofErr w:type="gramEnd"/>
+      <w:r>
+        <w:rPr>
+          <w:color w:val="0070C0"/>
+          <w:lang w:eastAsia="pt-BR"/>
+        </w:rPr>
+        <w:t xml:space="preserve">, </w:t>
+      </w:r>
+      <w:proofErr w:type="spellStart"/>
+      <w:r>
+        <w:rPr>
+          <w:color w:val="0070C0"/>
+          <w:lang w:eastAsia="pt-BR"/>
+        </w:rPr>
+        <w:t>TFoot</w:t>
+      </w:r>
+      <w:proofErr w:type="spellEnd"/>
+      <w:r>
+        <w:rPr>
+          <w:lang w:eastAsia="pt-BR"/>
+        </w:rPr>
+        <w:t xml:space="preserve">. Ambos contendo </w:t>
+      </w:r>
+      <w:proofErr w:type="gramStart"/>
+      <w:r>
+        <w:rPr>
+          <w:lang w:eastAsia="pt-BR"/>
+        </w:rPr>
+        <w:t>TR,</w:t>
+      </w:r>
+      <w:proofErr w:type="gramEnd"/>
+      <w:r>
+        <w:rPr>
+          <w:lang w:eastAsia="pt-BR"/>
+        </w:rPr>
+        <w:t>TD,TH</w:t>
+      </w:r>
+    </w:p>
+    <w:p>
+      <w:pPr>
+        <w:tabs>
+          <w:tab w:val="left" w:pos="6300"/>
+        </w:tabs>
+        <w:spacing w:after="0"/>
+        <w:jc w:val="both"/>
+        <w:rPr>
+          <w:lang w:eastAsia="pt-BR"/>
+        </w:rPr>
+      </w:pPr>
     </w:p>
     <w:sectPr>
       <w:pgSz w:w="11906" w:h="16838"/>
@@ -20688,7 +21148,7 @@
   <w:abstractNum w:abstractNumId="1">
     <w:nsid w:val="04FB3F6B"/>
     <w:multiLevelType w:val="hybridMultilevel"/>
-    <w:tmpl w:val="C6D2DF0E"/>
+    <w:tmpl w:val="8D8A80DC"/>
     <w:lvl w:ilvl="0" w:tplc="0416000F">
       <w:start w:val="1"/>
       <w:numFmt w:val="decimal"/>
@@ -22027,6 +22487,205 @@
     </w:lvl>
   </w:abstractNum>
   <w:abstractNum w:abstractNumId="13">
+    <w:nsid w:val="20813146"/>
+    <w:multiLevelType w:val="hybridMultilevel"/>
+    <w:tmpl w:val="F894CF38"/>
+    <w:lvl w:ilvl="0" w:tplc="04160001">
+      <w:start w:val="1"/>
+      <w:numFmt w:val="bullet"/>
+      <w:lvlText w:val=""/>
+      <w:lvlJc w:val="left"/>
+      <w:pPr>
+        <w:ind w:left="1440" w:hanging="360"/>
+      </w:pPr>
+      <w:rPr>
+        <w:rFonts w:ascii="Symbol" w:hAnsi="Symbol" w:hint="default"/>
+      </w:rPr>
+    </w:lvl>
+    <w:lvl w:ilvl="1" w:tplc="04160003" w:tentative="1">
+      <w:start w:val="1"/>
+      <w:numFmt w:val="bullet"/>
+      <w:lvlText w:val="o"/>
+      <w:lvlJc w:val="left"/>
+      <w:pPr>
+        <w:ind w:left="2160" w:hanging="360"/>
+      </w:pPr>
+      <w:rPr>
+        <w:rFonts w:ascii="Courier New" w:hAnsi="Courier New" w:cs="Courier New" w:hint="default"/>
+      </w:rPr>
+    </w:lvl>
+    <w:lvl w:ilvl="2" w:tplc="04160005" w:tentative="1">
+      <w:start w:val="1"/>
+      <w:numFmt w:val="bullet"/>
+      <w:lvlText w:val=""/>
+      <w:lvlJc w:val="left"/>
+      <w:pPr>
+        <w:ind w:left="2880" w:hanging="360"/>
+      </w:pPr>
+      <w:rPr>
+        <w:rFonts w:ascii="Wingdings" w:hAnsi="Wingdings" w:hint="default"/>
+      </w:rPr>
+    </w:lvl>
+    <w:lvl w:ilvl="3" w:tplc="04160001" w:tentative="1">
+      <w:start w:val="1"/>
+      <w:numFmt w:val="bullet"/>
+      <w:lvlText w:val=""/>
+      <w:lvlJc w:val="left"/>
+      <w:pPr>
+        <w:ind w:left="3600" w:hanging="360"/>
+      </w:pPr>
+      <w:rPr>
+        <w:rFonts w:ascii="Symbol" w:hAnsi="Symbol" w:hint="default"/>
+      </w:rPr>
+    </w:lvl>
+    <w:lvl w:ilvl="4" w:tplc="04160003" w:tentative="1">
+      <w:start w:val="1"/>
+      <w:numFmt w:val="bullet"/>
+      <w:lvlText w:val="o"/>
+      <w:lvlJc w:val="left"/>
+      <w:pPr>
+        <w:ind w:left="4320" w:hanging="360"/>
+      </w:pPr>
+      <w:rPr>
+        <w:rFonts w:ascii="Courier New" w:hAnsi="Courier New" w:cs="Courier New" w:hint="default"/>
+      </w:rPr>
+    </w:lvl>
+    <w:lvl w:ilvl="5" w:tplc="04160005" w:tentative="1">
+      <w:start w:val="1"/>
+      <w:numFmt w:val="bullet"/>
+      <w:lvlText w:val=""/>
+      <w:lvlJc w:val="left"/>
+      <w:pPr>
+        <w:ind w:left="5040" w:hanging="360"/>
+      </w:pPr>
+      <w:rPr>
+        <w:rFonts w:ascii="Wingdings" w:hAnsi="Wingdings" w:hint="default"/>
+      </w:rPr>
+    </w:lvl>
+    <w:lvl w:ilvl="6" w:tplc="04160001" w:tentative="1">
+      <w:start w:val="1"/>
+      <w:numFmt w:val="bullet"/>
+      <w:lvlText w:val=""/>
+      <w:lvlJc w:val="left"/>
+      <w:pPr>
+        <w:ind w:left="5760" w:hanging="360"/>
+      </w:pPr>
+      <w:rPr>
+        <w:rFonts w:ascii="Symbol" w:hAnsi="Symbol" w:hint="default"/>
+      </w:rPr>
+    </w:lvl>
+    <w:lvl w:ilvl="7" w:tplc="04160003" w:tentative="1">
+      <w:start w:val="1"/>
+      <w:numFmt w:val="bullet"/>
+      <w:lvlText w:val="o"/>
+      <w:lvlJc w:val="left"/>
+      <w:pPr>
+        <w:ind w:left="6480" w:hanging="360"/>
+      </w:pPr>
+      <w:rPr>
+        <w:rFonts w:ascii="Courier New" w:hAnsi="Courier New" w:cs="Courier New" w:hint="default"/>
+      </w:rPr>
+    </w:lvl>
+    <w:lvl w:ilvl="8" w:tplc="04160005" w:tentative="1">
+      <w:start w:val="1"/>
+      <w:numFmt w:val="bullet"/>
+      <w:lvlText w:val=""/>
+      <w:lvlJc w:val="left"/>
+      <w:pPr>
+        <w:ind w:left="7200" w:hanging="360"/>
+      </w:pPr>
+      <w:rPr>
+        <w:rFonts w:ascii="Wingdings" w:hAnsi="Wingdings" w:hint="default"/>
+      </w:rPr>
+    </w:lvl>
+  </w:abstractNum>
+  <w:abstractNum w:abstractNumId="14">
+    <w:nsid w:val="24505A51"/>
+    <w:multiLevelType w:val="hybridMultilevel"/>
+    <w:tmpl w:val="2FECEB04"/>
+    <w:lvl w:ilvl="0" w:tplc="0416000F">
+      <w:start w:val="1"/>
+      <w:numFmt w:val="decimal"/>
+      <w:lvlText w:val="%1."/>
+      <w:lvlJc w:val="left"/>
+      <w:pPr>
+        <w:ind w:left="720" w:hanging="360"/>
+      </w:pPr>
+    </w:lvl>
+    <w:lvl w:ilvl="1" w:tplc="04160019" w:tentative="1">
+      <w:start w:val="1"/>
+      <w:numFmt w:val="lowerLetter"/>
+      <w:lvlText w:val="%2."/>
+      <w:lvlJc w:val="left"/>
+      <w:pPr>
+        <w:ind w:left="1440" w:hanging="360"/>
+      </w:pPr>
+    </w:lvl>
+    <w:lvl w:ilvl="2" w:tplc="0416001B" w:tentative="1">
+      <w:start w:val="1"/>
+      <w:numFmt w:val="lowerRoman"/>
+      <w:lvlText w:val="%3."/>
+      <w:lvlJc w:val="right"/>
+      <w:pPr>
+        <w:ind w:left="2160" w:hanging="180"/>
+      </w:pPr>
+    </w:lvl>
+    <w:lvl w:ilvl="3" w:tplc="0416000F" w:tentative="1">
+      <w:start w:val="1"/>
+      <w:numFmt w:val="decimal"/>
+      <w:lvlText w:val="%4."/>
+      <w:lvlJc w:val="left"/>
+      <w:pPr>
+        <w:ind w:left="2880" w:hanging="360"/>
+      </w:pPr>
+    </w:lvl>
+    <w:lvl w:ilvl="4" w:tplc="04160019" w:tentative="1">
+      <w:start w:val="1"/>
+      <w:numFmt w:val="lowerLetter"/>
+      <w:lvlText w:val="%5."/>
+      <w:lvlJc w:val="left"/>
+      <w:pPr>
+        <w:ind w:left="3600" w:hanging="360"/>
+      </w:pPr>
+    </w:lvl>
+    <w:lvl w:ilvl="5" w:tplc="0416001B" w:tentative="1">
+      <w:start w:val="1"/>
+      <w:numFmt w:val="lowerRoman"/>
+      <w:lvlText w:val="%6."/>
+      <w:lvlJc w:val="right"/>
+      <w:pPr>
+        <w:ind w:left="4320" w:hanging="180"/>
+      </w:pPr>
+    </w:lvl>
+    <w:lvl w:ilvl="6" w:tplc="0416000F" w:tentative="1">
+      <w:start w:val="1"/>
+      <w:numFmt w:val="decimal"/>
+      <w:lvlText w:val="%7."/>
+      <w:lvlJc w:val="left"/>
+      <w:pPr>
+        <w:ind w:left="5040" w:hanging="360"/>
+      </w:pPr>
+    </w:lvl>
+    <w:lvl w:ilvl="7" w:tplc="04160019" w:tentative="1">
+      <w:start w:val="1"/>
+      <w:numFmt w:val="lowerLetter"/>
+      <w:lvlText w:val="%8."/>
+      <w:lvlJc w:val="left"/>
+      <w:pPr>
+        <w:ind w:left="5760" w:hanging="360"/>
+      </w:pPr>
+    </w:lvl>
+    <w:lvl w:ilvl="8" w:tplc="0416001B" w:tentative="1">
+      <w:start w:val="1"/>
+      <w:numFmt w:val="lowerRoman"/>
+      <w:lvlText w:val="%9."/>
+      <w:lvlJc w:val="right"/>
+      <w:pPr>
+        <w:ind w:left="6480" w:hanging="180"/>
+      </w:pPr>
+    </w:lvl>
+  </w:abstractNum>
+  <w:abstractNum w:abstractNumId="15">
     <w:nsid w:val="24B270F5"/>
     <w:multiLevelType w:val="multilevel"/>
     <w:tmpl w:val="5CCED98A"/>
@@ -22175,7 +22834,7 @@
       </w:rPr>
     </w:lvl>
   </w:abstractNum>
-  <w:abstractNum w:abstractNumId="14">
+  <w:abstractNum w:abstractNumId="16">
     <w:nsid w:val="27C72CDA"/>
     <w:multiLevelType w:val="hybridMultilevel"/>
     <w:tmpl w:val="C7B64D7E"/>
@@ -22288,7 +22947,7 @@
       </w:rPr>
     </w:lvl>
   </w:abstractNum>
-  <w:abstractNum w:abstractNumId="15">
+  <w:abstractNum w:abstractNumId="17">
     <w:nsid w:val="27D72219"/>
     <w:multiLevelType w:val="hybridMultilevel"/>
     <w:tmpl w:val="E774EC2C"/>
@@ -22377,7 +23036,7 @@
       </w:pPr>
     </w:lvl>
   </w:abstractNum>
-  <w:abstractNum w:abstractNumId="16">
+  <w:abstractNum w:abstractNumId="18">
     <w:nsid w:val="2F5166C7"/>
     <w:multiLevelType w:val="multilevel"/>
     <w:tmpl w:val="49A83FE4"/>
@@ -22526,7 +23185,7 @@
       </w:rPr>
     </w:lvl>
   </w:abstractNum>
-  <w:abstractNum w:abstractNumId="17">
+  <w:abstractNum w:abstractNumId="19">
     <w:nsid w:val="31F708FF"/>
     <w:multiLevelType w:val="hybridMultilevel"/>
     <w:tmpl w:val="406250D8"/>
@@ -22639,7 +23298,7 @@
       </w:rPr>
     </w:lvl>
   </w:abstractNum>
-  <w:abstractNum w:abstractNumId="18">
+  <w:abstractNum w:abstractNumId="20">
     <w:nsid w:val="371F5483"/>
     <w:multiLevelType w:val="multilevel"/>
     <w:tmpl w:val="01768C52"/>
@@ -22788,7 +23447,7 @@
       </w:rPr>
     </w:lvl>
   </w:abstractNum>
-  <w:abstractNum w:abstractNumId="19">
+  <w:abstractNum w:abstractNumId="21">
     <w:nsid w:val="3AB32BFF"/>
     <w:multiLevelType w:val="hybridMultilevel"/>
     <w:tmpl w:val="1FCC557E"/>
@@ -22901,7 +23560,7 @@
       </w:rPr>
     </w:lvl>
   </w:abstractNum>
-  <w:abstractNum w:abstractNumId="20">
+  <w:abstractNum w:abstractNumId="22">
     <w:nsid w:val="3E7664BF"/>
     <w:multiLevelType w:val="multilevel"/>
     <w:tmpl w:val="867E3766"/>
@@ -23050,7 +23709,120 @@
       </w:rPr>
     </w:lvl>
   </w:abstractNum>
-  <w:abstractNum w:abstractNumId="21">
+  <w:abstractNum w:abstractNumId="23">
+    <w:nsid w:val="3F16765E"/>
+    <w:multiLevelType w:val="hybridMultilevel"/>
+    <w:tmpl w:val="AA947986"/>
+    <w:lvl w:ilvl="0" w:tplc="04160001">
+      <w:start w:val="1"/>
+      <w:numFmt w:val="bullet"/>
+      <w:lvlText w:val=""/>
+      <w:lvlJc w:val="left"/>
+      <w:pPr>
+        <w:ind w:left="1440" w:hanging="360"/>
+      </w:pPr>
+      <w:rPr>
+        <w:rFonts w:ascii="Symbol" w:hAnsi="Symbol" w:hint="default"/>
+      </w:rPr>
+    </w:lvl>
+    <w:lvl w:ilvl="1" w:tplc="04160003" w:tentative="1">
+      <w:start w:val="1"/>
+      <w:numFmt w:val="bullet"/>
+      <w:lvlText w:val="o"/>
+      <w:lvlJc w:val="left"/>
+      <w:pPr>
+        <w:ind w:left="2160" w:hanging="360"/>
+      </w:pPr>
+      <w:rPr>
+        <w:rFonts w:ascii="Courier New" w:hAnsi="Courier New" w:cs="Courier New" w:hint="default"/>
+      </w:rPr>
+    </w:lvl>
+    <w:lvl w:ilvl="2" w:tplc="04160005" w:tentative="1">
+      <w:start w:val="1"/>
+      <w:numFmt w:val="bullet"/>
+      <w:lvlText w:val=""/>
+      <w:lvlJc w:val="left"/>
+      <w:pPr>
+        <w:ind w:left="2880" w:hanging="360"/>
+      </w:pPr>
+      <w:rPr>
+        <w:rFonts w:ascii="Wingdings" w:hAnsi="Wingdings" w:hint="default"/>
+      </w:rPr>
+    </w:lvl>
+    <w:lvl w:ilvl="3" w:tplc="04160001" w:tentative="1">
+      <w:start w:val="1"/>
+      <w:numFmt w:val="bullet"/>
+      <w:lvlText w:val=""/>
+      <w:lvlJc w:val="left"/>
+      <w:pPr>
+        <w:ind w:left="3600" w:hanging="360"/>
+      </w:pPr>
+      <w:rPr>
+        <w:rFonts w:ascii="Symbol" w:hAnsi="Symbol" w:hint="default"/>
+      </w:rPr>
+    </w:lvl>
+    <w:lvl w:ilvl="4" w:tplc="04160003" w:tentative="1">
+      <w:start w:val="1"/>
+      <w:numFmt w:val="bullet"/>
+      <w:lvlText w:val="o"/>
+      <w:lvlJc w:val="left"/>
+      <w:pPr>
+        <w:ind w:left="4320" w:hanging="360"/>
+      </w:pPr>
+      <w:rPr>
+        <w:rFonts w:ascii="Courier New" w:hAnsi="Courier New" w:cs="Courier New" w:hint="default"/>
+      </w:rPr>
+    </w:lvl>
+    <w:lvl w:ilvl="5" w:tplc="04160005" w:tentative="1">
+      <w:start w:val="1"/>
+      <w:numFmt w:val="bullet"/>
+      <w:lvlText w:val=""/>
+      <w:lvlJc w:val="left"/>
+      <w:pPr>
+        <w:ind w:left="5040" w:hanging="360"/>
+      </w:pPr>
+      <w:rPr>
+        <w:rFonts w:ascii="Wingdings" w:hAnsi="Wingdings" w:hint="default"/>
+      </w:rPr>
+    </w:lvl>
+    <w:lvl w:ilvl="6" w:tplc="04160001" w:tentative="1">
+      <w:start w:val="1"/>
+      <w:numFmt w:val="bullet"/>
+      <w:lvlText w:val=""/>
+      <w:lvlJc w:val="left"/>
+      <w:pPr>
+        <w:ind w:left="5760" w:hanging="360"/>
+      </w:pPr>
+      <w:rPr>
+        <w:rFonts w:ascii="Symbol" w:hAnsi="Symbol" w:hint="default"/>
+      </w:rPr>
+    </w:lvl>
+    <w:lvl w:ilvl="7" w:tplc="04160003" w:tentative="1">
+      <w:start w:val="1"/>
+      <w:numFmt w:val="bullet"/>
+      <w:lvlText w:val="o"/>
+      <w:lvlJc w:val="left"/>
+      <w:pPr>
+        <w:ind w:left="6480" w:hanging="360"/>
+      </w:pPr>
+      <w:rPr>
+        <w:rFonts w:ascii="Courier New" w:hAnsi="Courier New" w:cs="Courier New" w:hint="default"/>
+      </w:rPr>
+    </w:lvl>
+    <w:lvl w:ilvl="8" w:tplc="04160005" w:tentative="1">
+      <w:start w:val="1"/>
+      <w:numFmt w:val="bullet"/>
+      <w:lvlText w:val=""/>
+      <w:lvlJc w:val="left"/>
+      <w:pPr>
+        <w:ind w:left="7200" w:hanging="360"/>
+      </w:pPr>
+      <w:rPr>
+        <w:rFonts w:ascii="Wingdings" w:hAnsi="Wingdings" w:hint="default"/>
+      </w:rPr>
+    </w:lvl>
+  </w:abstractNum>
+  <w:abstractNum w:abstractNumId="24">
     <w:nsid w:val="402D3A8A"/>
     <w:multiLevelType w:val="multilevel"/>
     <w:tmpl w:val="01BCF4F4"/>
@@ -23199,7 +23971,7 @@
       </w:rPr>
     </w:lvl>
   </w:abstractNum>
-  <w:abstractNum w:abstractNumId="22">
+  <w:abstractNum w:abstractNumId="25">
     <w:nsid w:val="40900A25"/>
     <w:multiLevelType w:val="hybridMultilevel"/>
     <w:tmpl w:val="CDF00B62"/>
@@ -23312,7 +24084,7 @@
       </w:rPr>
     </w:lvl>
   </w:abstractNum>
-  <w:abstractNum w:abstractNumId="23">
+  <w:abstractNum w:abstractNumId="26">
     <w:nsid w:val="409B43B2"/>
     <w:multiLevelType w:val="hybridMultilevel"/>
     <w:tmpl w:val="7A3E280A"/>
@@ -23425,7 +24197,7 @@
       </w:rPr>
     </w:lvl>
   </w:abstractNum>
-  <w:abstractNum w:abstractNumId="24">
+  <w:abstractNum w:abstractNumId="27">
     <w:nsid w:val="43C7628E"/>
     <w:multiLevelType w:val="hybridMultilevel"/>
     <w:tmpl w:val="773236CA"/>
@@ -23538,7 +24310,7 @@
       </w:rPr>
     </w:lvl>
   </w:abstractNum>
-  <w:abstractNum w:abstractNumId="25">
+  <w:abstractNum w:abstractNumId="28">
     <w:nsid w:val="442B7B18"/>
     <w:multiLevelType w:val="multilevel"/>
     <w:tmpl w:val="49A83FE4"/>
@@ -23687,7 +24459,7 @@
       </w:rPr>
     </w:lvl>
   </w:abstractNum>
-  <w:abstractNum w:abstractNumId="26">
+  <w:abstractNum w:abstractNumId="29">
     <w:nsid w:val="44412BDE"/>
     <w:multiLevelType w:val="hybridMultilevel"/>
     <w:tmpl w:val="5E626644"/>
@@ -23800,7 +24572,7 @@
       </w:rPr>
     </w:lvl>
   </w:abstractNum>
-  <w:abstractNum w:abstractNumId="27">
+  <w:abstractNum w:abstractNumId="30">
     <w:nsid w:val="44EC62C8"/>
     <w:multiLevelType w:val="multilevel"/>
     <w:tmpl w:val="DA9404A4"/>
@@ -23949,7 +24721,7 @@
       </w:rPr>
     </w:lvl>
   </w:abstractNum>
-  <w:abstractNum w:abstractNumId="28">
+  <w:abstractNum w:abstractNumId="31">
     <w:nsid w:val="49C70FFD"/>
     <w:multiLevelType w:val="hybridMultilevel"/>
     <w:tmpl w:val="1C0AF820"/>
@@ -24062,7 +24834,7 @@
       </w:rPr>
     </w:lvl>
   </w:abstractNum>
-  <w:abstractNum w:abstractNumId="29">
+  <w:abstractNum w:abstractNumId="32">
     <w:nsid w:val="53AF2B74"/>
     <w:multiLevelType w:val="multilevel"/>
     <w:tmpl w:val="7CC296C8"/>
@@ -24211,7 +24983,7 @@
       </w:rPr>
     </w:lvl>
   </w:abstractNum>
-  <w:abstractNum w:abstractNumId="30">
+  <w:abstractNum w:abstractNumId="33">
     <w:nsid w:val="53C90F15"/>
     <w:multiLevelType w:val="multilevel"/>
     <w:tmpl w:val="826AB9CE"/>
@@ -24360,7 +25132,7 @@
       </w:rPr>
     </w:lvl>
   </w:abstractNum>
-  <w:abstractNum w:abstractNumId="31">
+  <w:abstractNum w:abstractNumId="34">
     <w:nsid w:val="5721501C"/>
     <w:multiLevelType w:val="hybridMultilevel"/>
     <w:tmpl w:val="EF540272"/>
@@ -24473,7 +25245,7 @@
       </w:rPr>
     </w:lvl>
   </w:abstractNum>
-  <w:abstractNum w:abstractNumId="32">
+  <w:abstractNum w:abstractNumId="35">
     <w:nsid w:val="668A13AE"/>
     <w:multiLevelType w:val="hybridMultilevel"/>
     <w:tmpl w:val="5B0C609C"/>
@@ -24586,7 +25358,7 @@
       </w:rPr>
     </w:lvl>
   </w:abstractNum>
-  <w:abstractNum w:abstractNumId="33">
+  <w:abstractNum w:abstractNumId="36">
     <w:nsid w:val="713665F8"/>
     <w:multiLevelType w:val="hybridMultilevel"/>
     <w:tmpl w:val="450AFEEE"/>
@@ -24699,7 +25471,120 @@
       </w:rPr>
     </w:lvl>
   </w:abstractNum>
-  <w:abstractNum w:abstractNumId="34">
+  <w:abstractNum w:abstractNumId="37">
+    <w:nsid w:val="75EA6477"/>
+    <w:multiLevelType w:val="hybridMultilevel"/>
+    <w:tmpl w:val="D59C6048"/>
+    <w:lvl w:ilvl="0" w:tplc="04160001">
+      <w:start w:val="1"/>
+      <w:numFmt w:val="bullet"/>
+      <w:lvlText w:val=""/>
+      <w:lvlJc w:val="left"/>
+      <w:pPr>
+        <w:ind w:left="1440" w:hanging="360"/>
+      </w:pPr>
+      <w:rPr>
+        <w:rFonts w:ascii="Symbol" w:hAnsi="Symbol" w:hint="default"/>
+      </w:rPr>
+    </w:lvl>
+    <w:lvl w:ilvl="1" w:tplc="04160003" w:tentative="1">
+      <w:start w:val="1"/>
+      <w:numFmt w:val="bullet"/>
+      <w:lvlText w:val="o"/>
+      <w:lvlJc w:val="left"/>
+      <w:pPr>
+        <w:ind w:left="2160" w:hanging="360"/>
+      </w:pPr>
+      <w:rPr>
+        <w:rFonts w:ascii="Courier New" w:hAnsi="Courier New" w:cs="Courier New" w:hint="default"/>
+      </w:rPr>
+    </w:lvl>
+    <w:lvl w:ilvl="2" w:tplc="04160005" w:tentative="1">
+      <w:start w:val="1"/>
+      <w:numFmt w:val="bullet"/>
+      <w:lvlText w:val=""/>
+      <w:lvlJc w:val="left"/>
+      <w:pPr>
+        <w:ind w:left="2880" w:hanging="360"/>
+      </w:pPr>
+      <w:rPr>
+        <w:rFonts w:ascii="Wingdings" w:hAnsi="Wingdings" w:hint="default"/>
+      </w:rPr>
+    </w:lvl>
+    <w:lvl w:ilvl="3" w:tplc="04160001" w:tentative="1">
+      <w:start w:val="1"/>
+      <w:numFmt w:val="bullet"/>
+      <w:lvlText w:val=""/>
+      <w:lvlJc w:val="left"/>
+      <w:pPr>
+        <w:ind w:left="3600" w:hanging="360"/>
+      </w:pPr>
+      <w:rPr>
+        <w:rFonts w:ascii="Symbol" w:hAnsi="Symbol" w:hint="default"/>
+      </w:rPr>
+    </w:lvl>
+    <w:lvl w:ilvl="4" w:tplc="04160003" w:tentative="1">
+      <w:start w:val="1"/>
+      <w:numFmt w:val="bullet"/>
+      <w:lvlText w:val="o"/>
+      <w:lvlJc w:val="left"/>
+      <w:pPr>
+        <w:ind w:left="4320" w:hanging="360"/>
+      </w:pPr>
+      <w:rPr>
+        <w:rFonts w:ascii="Courier New" w:hAnsi="Courier New" w:cs="Courier New" w:hint="default"/>
+      </w:rPr>
+    </w:lvl>
+    <w:lvl w:ilvl="5" w:tplc="04160005" w:tentative="1">
+      <w:start w:val="1"/>
+      <w:numFmt w:val="bullet"/>
+      <w:lvlText w:val=""/>
+      <w:lvlJc w:val="left"/>
+      <w:pPr>
+        <w:ind w:left="5040" w:hanging="360"/>
+      </w:pPr>
+      <w:rPr>
+        <w:rFonts w:ascii="Wingdings" w:hAnsi="Wingdings" w:hint="default"/>
+      </w:rPr>
+    </w:lvl>
+    <w:lvl w:ilvl="6" w:tplc="04160001" w:tentative="1">
+      <w:start w:val="1"/>
+      <w:numFmt w:val="bullet"/>
+      <w:lvlText w:val=""/>
+      <w:lvlJc w:val="left"/>
+      <w:pPr>
+        <w:ind w:left="5760" w:hanging="360"/>
+      </w:pPr>
+      <w:rPr>
+        <w:rFonts w:ascii="Symbol" w:hAnsi="Symbol" w:hint="default"/>
+      </w:rPr>
+    </w:lvl>
+    <w:lvl w:ilvl="7" w:tplc="04160003" w:tentative="1">
+      <w:start w:val="1"/>
+      <w:numFmt w:val="bullet"/>
+      <w:lvlText w:val="o"/>
+      <w:lvlJc w:val="left"/>
+      <w:pPr>
+        <w:ind w:left="6480" w:hanging="360"/>
+      </w:pPr>
+      <w:rPr>
+        <w:rFonts w:ascii="Courier New" w:hAnsi="Courier New" w:cs="Courier New" w:hint="default"/>
+      </w:rPr>
+    </w:lvl>
+    <w:lvl w:ilvl="8" w:tplc="04160005" w:tentative="1">
+      <w:start w:val="1"/>
+      <w:numFmt w:val="bullet"/>
+      <w:lvlText w:val=""/>
+      <w:lvlJc w:val="left"/>
+      <w:pPr>
+        <w:ind w:left="7200" w:hanging="360"/>
+      </w:pPr>
+      <w:rPr>
+        <w:rFonts w:ascii="Wingdings" w:hAnsi="Wingdings" w:hint="default"/>
+      </w:rPr>
+    </w:lvl>
+  </w:abstractNum>
+  <w:abstractNum w:abstractNumId="38">
     <w:nsid w:val="78F113B3"/>
     <w:multiLevelType w:val="hybridMultilevel"/>
     <w:tmpl w:val="C6D2DF0E"/>
@@ -24785,7 +25670,7 @@
       </w:pPr>
     </w:lvl>
   </w:abstractNum>
-  <w:abstractNum w:abstractNumId="35">
+  <w:abstractNum w:abstractNumId="39">
     <w:nsid w:val="7A3B00CB"/>
     <w:multiLevelType w:val="hybridMultilevel"/>
     <w:tmpl w:val="709EEBDE"/>
@@ -24871,7 +25756,7 @@
       </w:pPr>
     </w:lvl>
   </w:abstractNum>
-  <w:abstractNum w:abstractNumId="36">
+  <w:abstractNum w:abstractNumId="40">
     <w:nsid w:val="7F8A1DC6"/>
     <w:multiLevelType w:val="hybridMultilevel"/>
     <w:tmpl w:val="463E1224"/>
@@ -24985,40 +25870,40 @@
     </w:lvl>
   </w:abstractNum>
   <w:num w:numId="1">
+    <w:abstractNumId w:val="38"/>
+  </w:num>
+  <w:num w:numId="2">
+    <w:abstractNumId w:val="40"/>
+  </w:num>
+  <w:num w:numId="3">
+    <w:abstractNumId w:val="31"/>
+  </w:num>
+  <w:num w:numId="4">
+    <w:abstractNumId w:val="36"/>
+  </w:num>
+  <w:num w:numId="5">
     <w:abstractNumId w:val="34"/>
   </w:num>
-  <w:num w:numId="2">
-    <w:abstractNumId w:val="36"/>
-  </w:num>
-  <w:num w:numId="3">
-    <w:abstractNumId w:val="28"/>
-  </w:num>
-  <w:num w:numId="4">
-    <w:abstractNumId w:val="33"/>
-  </w:num>
-  <w:num w:numId="5">
-    <w:abstractNumId w:val="31"/>
-  </w:num>
   <w:num w:numId="6">
-    <w:abstractNumId w:val="22"/>
+    <w:abstractNumId w:val="25"/>
   </w:num>
   <w:num w:numId="7">
-    <w:abstractNumId w:val="14"/>
+    <w:abstractNumId w:val="16"/>
   </w:num>
   <w:num w:numId="8">
-    <w:abstractNumId w:val="26"/>
+    <w:abstractNumId w:val="29"/>
   </w:num>
   <w:num w:numId="9">
-    <w:abstractNumId w:val="24"/>
+    <w:abstractNumId w:val="27"/>
   </w:num>
   <w:num w:numId="10">
     <w:abstractNumId w:val="12"/>
   </w:num>
   <w:num w:numId="11">
-    <w:abstractNumId w:val="17"/>
+    <w:abstractNumId w:val="19"/>
   </w:num>
   <w:num w:numId="12">
-    <w:abstractNumId w:val="19"/>
+    <w:abstractNumId w:val="21"/>
   </w:num>
   <w:num w:numId="13">
     <w:abstractNumId w:val="2"/>
@@ -25027,25 +25912,25 @@
     <w:abstractNumId w:val="3"/>
   </w:num>
   <w:num w:numId="15">
-    <w:abstractNumId w:val="29"/>
+    <w:abstractNumId w:val="32"/>
   </w:num>
   <w:num w:numId="16">
-    <w:abstractNumId w:val="27"/>
+    <w:abstractNumId w:val="30"/>
   </w:num>
   <w:num w:numId="17">
-    <w:abstractNumId w:val="13"/>
+    <w:abstractNumId w:val="15"/>
   </w:num>
   <w:num w:numId="18">
-    <w:abstractNumId w:val="16"/>
+    <w:abstractNumId w:val="18"/>
   </w:num>
   <w:num w:numId="19">
     <w:abstractNumId w:val="0"/>
   </w:num>
   <w:num w:numId="20">
-    <w:abstractNumId w:val="30"/>
+    <w:abstractNumId w:val="33"/>
   </w:num>
   <w:num w:numId="21">
-    <w:abstractNumId w:val="21"/>
+    <w:abstractNumId w:val="24"/>
   </w:num>
   <w:num w:numId="22">
     <w:abstractNumId w:val="6"/>
@@ -25057,22 +25942,22 @@
     <w:abstractNumId w:val="5"/>
   </w:num>
   <w:num w:numId="25">
-    <w:abstractNumId w:val="20"/>
+    <w:abstractNumId w:val="22"/>
   </w:num>
   <w:num w:numId="26">
-    <w:abstractNumId w:val="25"/>
+    <w:abstractNumId w:val="28"/>
   </w:num>
   <w:num w:numId="27">
     <w:abstractNumId w:val="9"/>
   </w:num>
   <w:num w:numId="28">
-    <w:abstractNumId w:val="15"/>
+    <w:abstractNumId w:val="17"/>
   </w:num>
   <w:num w:numId="29">
     <w:abstractNumId w:val="11"/>
   </w:num>
   <w:num w:numId="30">
-    <w:abstractNumId w:val="35"/>
+    <w:abstractNumId w:val="39"/>
   </w:num>
   <w:num w:numId="31">
     <w:abstractNumId w:val="10"/>
@@ -25084,16 +25969,28 @@
     <w:abstractNumId w:val="4"/>
   </w:num>
   <w:num w:numId="34">
-    <w:abstractNumId w:val="23"/>
+    <w:abstractNumId w:val="26"/>
   </w:num>
   <w:num w:numId="35">
-    <w:abstractNumId w:val="18"/>
+    <w:abstractNumId w:val="20"/>
   </w:num>
   <w:num w:numId="36">
-    <w:abstractNumId w:val="32"/>
+    <w:abstractNumId w:val="35"/>
   </w:num>
   <w:num w:numId="37">
     <w:abstractNumId w:val="1"/>
+  </w:num>
+  <w:num w:numId="38">
+    <w:abstractNumId w:val="14"/>
+  </w:num>
+  <w:num w:numId="39">
+    <w:abstractNumId w:val="13"/>
+  </w:num>
+  <w:num w:numId="40">
+    <w:abstractNumId w:val="23"/>
+  </w:num>
+  <w:num w:numId="41">
+    <w:abstractNumId w:val="37"/>
   </w:num>
 </w:numbering>
 </file>
@@ -25852,6 +26749,19 @@
       <w:szCs w:val="16"/>
     </w:rPr>
   </w:style>
+  <w:style w:type="character" w:styleId="CdigoHTML">
+    <w:name w:val="HTML Code"/>
+    <w:basedOn w:val="Fontepargpadro"/>
+    <w:uiPriority w:val="99"/>
+    <w:semiHidden/>
+    <w:unhideWhenUsed/>
+    <w:rsid w:val="00075A36"/>
+    <w:rPr>
+      <w:rFonts w:ascii="Courier New" w:eastAsia="Times New Roman" w:hAnsi="Courier New" w:cs="Courier New"/>
+      <w:sz w:val="20"/>
+      <w:szCs w:val="20"/>
+    </w:rPr>
+  </w:style>
 </w:styles>
 </file>
 
@@ -26609,6 +27519,19 @@
       <w:szCs w:val="16"/>
     </w:rPr>
   </w:style>
+  <w:style w:type="character" w:styleId="CdigoHTML">
+    <w:name w:val="HTML Code"/>
+    <w:basedOn w:val="Fontepargpadro"/>
+    <w:uiPriority w:val="99"/>
+    <w:semiHidden/>
+    <w:unhideWhenUsed/>
+    <w:rsid w:val="00075A36"/>
+    <w:rPr>
+      <w:rFonts w:ascii="Courier New" w:eastAsia="Times New Roman" w:hAnsi="Courier New" w:cs="Courier New"/>
+      <w:sz w:val="20"/>
+      <w:szCs w:val="20"/>
+    </w:rPr>
+  </w:style>
 </w:styles>
 </file>
 
@@ -26901,7 +27824,7 @@
   <a:extraClrSchemeLst/>
   <a:extLst>
     <a:ext uri="{05A4C25C-085E-4340-85A3-A5531E510DB2}">
-      <thm15:themeFamily xmlns="" xmlns:thm15="http://schemas.microsoft.com/office/thememl/2012/main" name="Office Theme" id="{2E142A2C-CD16-42D6-873A-C26D2A0506FA}" vid="{1BDDFF52-6CD6-40A5-AB3C-68EB2F1E4D0A}"/>
+      <thm15:themeFamily xmlns:thm15="http://schemas.microsoft.com/office/thememl/2012/main" xmlns="" name="Office Theme" id="{2E142A2C-CD16-42D6-873A-C26D2A0506FA}" vid="{1BDDFF52-6CD6-40A5-AB3C-68EB2F1E4D0A}"/>
     </a:ext>
   </a:extLst>
 </a:theme>

--- a/MODULOS DE ESTUDO/HTML.docx
+++ b/MODULOS DE ESTUDO/HTML.docx
@@ -348,7 +348,6 @@
       <w:r>
         <w:t xml:space="preserve">funciona baseada em marcações específicas chamadas </w:t>
       </w:r>
-      <w:proofErr w:type="spellStart"/>
       <w:r>
         <w:rPr>
           <w:b/>
@@ -356,7 +355,6 @@
         </w:rPr>
         <w:t>tags</w:t>
       </w:r>
-      <w:proofErr w:type="spellEnd"/>
       <w:r>
         <w:t>.</w:t>
       </w:r>
@@ -768,33 +766,7 @@
           <w:bCs/>
           <w:color w:val="0070C0"/>
         </w:rPr>
-        <w:t xml:space="preserve">&lt;!DOCTYPE </w:t>
-      </w:r>
-      <w:proofErr w:type="spellStart"/>
-      <w:r>
-        <w:rPr>
-          <w:b/>
-          <w:bCs/>
-          <w:color w:val="0070C0"/>
-        </w:rPr>
-        <w:t>html</w:t>
-      </w:r>
-      <w:proofErr w:type="spellEnd"/>
-      <w:r>
-        <w:rPr>
-          <w:b/>
-          <w:bCs/>
-          <w:color w:val="0070C0"/>
-        </w:rPr>
-        <w:t>&gt;</w:t>
-      </w:r>
-      <w:r>
-        <w:rPr>
-          <w:b/>
-          <w:bCs/>
-          <w:color w:val="0070C0"/>
-        </w:rPr>
-        <w:t>:</w:t>
+        <w:t>&lt;!DOCTYPE html&gt;:</w:t>
       </w:r>
       <w:r>
         <w:t xml:space="preserve"> </w:t>
@@ -820,88 +792,10 @@
           <w:bCs/>
           <w:color w:val="0070C0"/>
         </w:rPr>
-        <w:t>&lt;</w:t>
-      </w:r>
-      <w:proofErr w:type="spellStart"/>
-      <w:r>
-        <w:rPr>
-          <w:b/>
-          <w:bCs/>
-          <w:color w:val="0070C0"/>
-        </w:rPr>
-        <w:t>html</w:t>
-      </w:r>
-      <w:proofErr w:type="spellEnd"/>
-      <w:r>
-        <w:rPr>
-          <w:b/>
-          <w:bCs/>
-          <w:color w:val="0070C0"/>
-        </w:rPr>
-        <w:t xml:space="preserve"> </w:t>
-      </w:r>
-      <w:proofErr w:type="spellStart"/>
-      <w:r>
-        <w:rPr>
-          <w:b/>
-          <w:bCs/>
-          <w:color w:val="0070C0"/>
-        </w:rPr>
-        <w:t>lang</w:t>
-      </w:r>
-      <w:proofErr w:type="spellEnd"/>
-      <w:r>
-        <w:rPr>
-          <w:b/>
-          <w:bCs/>
-          <w:color w:val="0070C0"/>
-        </w:rPr>
-        <w:t>="</w:t>
-      </w:r>
-      <w:proofErr w:type="spellStart"/>
-      <w:r>
-        <w:rPr>
-          <w:b/>
-          <w:bCs/>
-          <w:color w:val="0070C0"/>
-        </w:rPr>
-        <w:t>pt-br</w:t>
-      </w:r>
-      <w:proofErr w:type="spellEnd"/>
-      <w:r>
-        <w:rPr>
-          <w:b/>
-          <w:bCs/>
-          <w:color w:val="0070C0"/>
-        </w:rPr>
-        <w:t>"&gt;</w:t>
-      </w:r>
-      <w:r>
-        <w:rPr>
-          <w:b/>
-          <w:bCs/>
-          <w:color w:val="0070C0"/>
-        </w:rPr>
-        <w:t xml:space="preserve">: </w:t>
-      </w:r>
-      <w:r>
-        <w:t xml:space="preserve">Início do documento HTML. O atributo </w:t>
-      </w:r>
-      <w:proofErr w:type="spellStart"/>
-      <w:r>
-        <w:t>lang</w:t>
-      </w:r>
-      <w:proofErr w:type="spellEnd"/>
-      <w:r>
-        <w:t>="</w:t>
-      </w:r>
-      <w:proofErr w:type="spellStart"/>
-      <w:r>
-        <w:t>pt-br</w:t>
-      </w:r>
-      <w:proofErr w:type="spellEnd"/>
-      <w:r>
-        <w:t>" indica que o conteúdo está em português do Brasil.</w:t>
+        <w:t xml:space="preserve">&lt;html lang="pt-br"&gt;: </w:t>
+      </w:r>
+      <w:r>
+        <w:t>Início do documento HTML. O atributo lang="pt-br" indica que o conteúdo está em português do Brasil.</w:t>
       </w:r>
     </w:p>
     <w:p>
@@ -921,33 +815,7 @@
           <w:bCs/>
           <w:color w:val="0070C0"/>
         </w:rPr>
-        <w:t>&lt;</w:t>
-      </w:r>
-      <w:proofErr w:type="spellStart"/>
-      <w:r>
-        <w:rPr>
-          <w:b/>
-          <w:bCs/>
-          <w:color w:val="0070C0"/>
-        </w:rPr>
-        <w:t>head</w:t>
-      </w:r>
-      <w:proofErr w:type="spellEnd"/>
-      <w:r>
-        <w:rPr>
-          <w:b/>
-          <w:bCs/>
-          <w:color w:val="0070C0"/>
-        </w:rPr>
-        <w:t>&gt;</w:t>
-      </w:r>
-      <w:r>
-        <w:rPr>
-          <w:b/>
-          <w:bCs/>
-          <w:color w:val="0070C0"/>
-        </w:rPr>
-        <w:t>:</w:t>
+        <w:t>&lt;head&gt;:</w:t>
       </w:r>
       <w:r>
         <w:t xml:space="preserve"> </w:t>
@@ -973,25 +841,7 @@
           <w:bCs/>
           <w:color w:val="0070C0"/>
         </w:rPr>
-        <w:t xml:space="preserve">&lt;meta </w:t>
-      </w:r>
-      <w:proofErr w:type="spellStart"/>
-      <w:r>
-        <w:rPr>
-          <w:b/>
-          <w:bCs/>
-          <w:color w:val="0070C0"/>
-        </w:rPr>
-        <w:t>charset</w:t>
-      </w:r>
-      <w:proofErr w:type="spellEnd"/>
-      <w:r>
-        <w:rPr>
-          <w:b/>
-          <w:bCs/>
-          <w:color w:val="0070C0"/>
-        </w:rPr>
-        <w:t>="UTF-8</w:t>
+        <w:t>&lt;meta charset="UTF-8</w:t>
       </w:r>
       <w:r>
         <w:t>"&gt;</w:t>
@@ -1020,51 +870,7 @@
           <w:bCs/>
           <w:color w:val="0070C0"/>
         </w:rPr>
-        <w:t xml:space="preserve">&lt;meta </w:t>
-      </w:r>
-      <w:proofErr w:type="spellStart"/>
-      <w:r>
-        <w:rPr>
-          <w:b/>
-          <w:bCs/>
-          <w:color w:val="0070C0"/>
-        </w:rPr>
-        <w:t>name</w:t>
-      </w:r>
-      <w:proofErr w:type="spellEnd"/>
-      <w:r>
-        <w:rPr>
-          <w:b/>
-          <w:bCs/>
-          <w:color w:val="0070C0"/>
-        </w:rPr>
-        <w:t>="</w:t>
-      </w:r>
-      <w:proofErr w:type="spellStart"/>
-      <w:r>
-        <w:rPr>
-          <w:b/>
-          <w:bCs/>
-          <w:color w:val="0070C0"/>
-        </w:rPr>
-        <w:t>viewport</w:t>
-      </w:r>
-      <w:proofErr w:type="spellEnd"/>
-      <w:r>
-        <w:rPr>
-          <w:b/>
-          <w:bCs/>
-          <w:color w:val="0070C0"/>
-        </w:rPr>
-        <w:t>"...&gt;</w:t>
-      </w:r>
-      <w:r>
-        <w:rPr>
-          <w:b/>
-          <w:bCs/>
-          <w:color w:val="0070C0"/>
-        </w:rPr>
-        <w:t>:</w:t>
+        <w:t>&lt;meta name="viewport"...&gt;:</w:t>
       </w:r>
       <w:r>
         <w:t xml:space="preserve"> </w:t>
@@ -1092,13 +898,8 @@
         </w:rPr>
         <w:t>&lt;title&gt;</w:t>
       </w:r>
-      <w:proofErr w:type="spellStart"/>
-      <w:r>
-        <w:t>Document</w:t>
-      </w:r>
-      <w:proofErr w:type="spellEnd"/>
-      <w:r>
-        <w:t>&lt;/title&gt;</w:t>
+      <w:r>
+        <w:t>Document&lt;/title&gt;</w:t>
       </w:r>
       <w:r>
         <w:t xml:space="preserve">: </w:t>
@@ -1124,15 +925,7 @@
           <w:bCs/>
           <w:color w:val="0070C0"/>
         </w:rPr>
-        <w:t>&lt;body&gt;</w:t>
-      </w:r>
-      <w:r>
-        <w:rPr>
-          <w:b/>
-          <w:bCs/>
-          <w:color w:val="0070C0"/>
-        </w:rPr>
-        <w:t xml:space="preserve"> </w:t>
+        <w:t xml:space="preserve">&lt;body&gt; </w:t>
       </w:r>
       <w:r>
         <w:t>Parte visível do site. Onde vai todo o conteúdo que será exibido na tela.</w:t>
@@ -1200,7 +993,7 @@
           <w:bCs/>
         </w:rPr>
         <w:pict w14:anchorId="342496DD">
-          <v:rect id="_x0000_i1040" style="width:0;height:1.5pt" o:hralign="center" o:bullet="t" o:hrstd="t" o:hr="t" fillcolor="#a0a0a0" stroked="f"/>
+          <v:rect id="_x0000_i1026" style="width:0;height:1.5pt" o:hralign="center" o:bullet="t" o:hrstd="t" o:hr="t" fillcolor="#a0a0a0" stroked="f"/>
         </w:pict>
       </w:r>
     </w:p>
@@ -1977,29 +1770,7 @@
           <w:szCs w:val="24"/>
           <w:lang w:eastAsia="pt-BR"/>
         </w:rPr>
-        <w:t>&lt;</w:t>
-      </w:r>
-      <w:proofErr w:type="spellStart"/>
-      <w:r>
-        <w:rPr>
-          <w:rFonts w:ascii="Times New Roman" w:eastAsia="Times New Roman" w:hAnsi="Times New Roman" w:cs="Times New Roman"/>
-          <w:color w:val="0070C0"/>
-          <w:sz w:val="24"/>
-          <w:szCs w:val="24"/>
-          <w:lang w:eastAsia="pt-BR"/>
-        </w:rPr>
-        <w:t>ul</w:t>
-      </w:r>
-      <w:proofErr w:type="spellEnd"/>
-      <w:r>
-        <w:rPr>
-          <w:rFonts w:ascii="Times New Roman" w:eastAsia="Times New Roman" w:hAnsi="Times New Roman" w:cs="Times New Roman"/>
-          <w:color w:val="0070C0"/>
-          <w:sz w:val="24"/>
-          <w:szCs w:val="24"/>
-          <w:lang w:eastAsia="pt-BR"/>
-        </w:rPr>
-        <w:t xml:space="preserve">&gt; </w:t>
+        <w:t xml:space="preserve">&lt;ul&gt; </w:t>
       </w:r>
       <w:r>
         <w:rPr>
@@ -2034,29 +1805,7 @@
           <w:szCs w:val="24"/>
           <w:lang w:eastAsia="pt-BR"/>
         </w:rPr>
-        <w:t>&lt;</w:t>
-      </w:r>
-      <w:proofErr w:type="spellStart"/>
-      <w:r>
-        <w:rPr>
-          <w:rFonts w:ascii="Times New Roman" w:eastAsia="Times New Roman" w:hAnsi="Times New Roman" w:cs="Times New Roman"/>
-          <w:color w:val="0070C0"/>
-          <w:sz w:val="24"/>
-          <w:szCs w:val="24"/>
-          <w:lang w:eastAsia="pt-BR"/>
-        </w:rPr>
-        <w:t>ol</w:t>
-      </w:r>
-      <w:proofErr w:type="spellEnd"/>
-      <w:r>
-        <w:rPr>
-          <w:rFonts w:ascii="Times New Roman" w:eastAsia="Times New Roman" w:hAnsi="Times New Roman" w:cs="Times New Roman"/>
-          <w:color w:val="0070C0"/>
-          <w:sz w:val="24"/>
-          <w:szCs w:val="24"/>
-          <w:lang w:eastAsia="pt-BR"/>
-        </w:rPr>
-        <w:t xml:space="preserve">&gt; </w:t>
+        <w:t xml:space="preserve">&lt;ol&gt; </w:t>
       </w:r>
       <w:r>
         <w:rPr>
@@ -2233,9 +1982,43 @@
           <w:szCs w:val="20"/>
           <w:lang w:eastAsia="pt-BR"/>
         </w:rPr>
-        <w:t>&lt;</w:t>
-      </w:r>
-      <w:proofErr w:type="spellStart"/>
+        <w:t>&lt;dt&gt;</w:t>
+      </w:r>
+      <w:r>
+        <w:rPr>
+          <w:rFonts w:ascii="Times New Roman" w:eastAsia="Times New Roman" w:hAnsi="Times New Roman" w:cs="Times New Roman"/>
+          <w:color w:val="0070C0"/>
+          <w:sz w:val="24"/>
+          <w:szCs w:val="24"/>
+          <w:lang w:eastAsia="pt-BR"/>
+        </w:rPr>
+        <w:t xml:space="preserve">: </w:t>
+      </w:r>
+      <w:r>
+        <w:rPr>
+          <w:rFonts w:ascii="Times New Roman" w:eastAsia="Times New Roman" w:hAnsi="Times New Roman" w:cs="Times New Roman"/>
+          <w:sz w:val="24"/>
+          <w:szCs w:val="24"/>
+          <w:lang w:eastAsia="pt-BR"/>
+        </w:rPr>
+        <w:t>define o termo</w:t>
+      </w:r>
+    </w:p>
+    <w:p>
+      <w:pPr>
+        <w:pStyle w:val="PargrafodaLista"/>
+        <w:numPr>
+          <w:ilvl w:val="0"/>
+          <w:numId w:val="4"/>
+        </w:numPr>
+        <w:spacing w:before="100" w:beforeAutospacing="1" w:after="100" w:afterAutospacing="1" w:line="240" w:lineRule="auto"/>
+        <w:rPr>
+          <w:rFonts w:ascii="Times New Roman" w:eastAsia="Times New Roman" w:hAnsi="Times New Roman" w:cs="Times New Roman"/>
+          <w:sz w:val="24"/>
+          <w:szCs w:val="24"/>
+          <w:lang w:eastAsia="pt-BR"/>
+        </w:rPr>
+      </w:pPr>
       <w:r>
         <w:rPr>
           <w:rFonts w:ascii="Courier New" w:eastAsia="Times New Roman" w:hAnsi="Courier New" w:cs="Courier New"/>
@@ -2246,93 +2029,7 @@
           <w:szCs w:val="20"/>
           <w:lang w:eastAsia="pt-BR"/>
         </w:rPr>
-        <w:t>dt</w:t>
-      </w:r>
-      <w:proofErr w:type="spellEnd"/>
-      <w:r>
-        <w:rPr>
-          <w:rFonts w:ascii="Courier New" w:eastAsia="Times New Roman" w:hAnsi="Courier New" w:cs="Courier New"/>
-          <w:b/>
-          <w:bCs/>
-          <w:color w:val="0070C0"/>
-          <w:sz w:val="20"/>
-          <w:szCs w:val="20"/>
-          <w:lang w:eastAsia="pt-BR"/>
-        </w:rPr>
-        <w:t>&gt;</w:t>
-      </w:r>
-      <w:r>
-        <w:rPr>
-          <w:rFonts w:ascii="Times New Roman" w:eastAsia="Times New Roman" w:hAnsi="Times New Roman" w:cs="Times New Roman"/>
-          <w:color w:val="0070C0"/>
-          <w:sz w:val="24"/>
-          <w:szCs w:val="24"/>
-          <w:lang w:eastAsia="pt-BR"/>
-        </w:rPr>
-        <w:t xml:space="preserve">: </w:t>
-      </w:r>
-      <w:r>
-        <w:rPr>
-          <w:rFonts w:ascii="Times New Roman" w:eastAsia="Times New Roman" w:hAnsi="Times New Roman" w:cs="Times New Roman"/>
-          <w:sz w:val="24"/>
-          <w:szCs w:val="24"/>
-          <w:lang w:eastAsia="pt-BR"/>
-        </w:rPr>
-        <w:t>define o termo</w:t>
-      </w:r>
-    </w:p>
-    <w:p>
-      <w:pPr>
-        <w:pStyle w:val="PargrafodaLista"/>
-        <w:numPr>
-          <w:ilvl w:val="0"/>
-          <w:numId w:val="4"/>
-        </w:numPr>
-        <w:spacing w:before="100" w:beforeAutospacing="1" w:after="100" w:afterAutospacing="1" w:line="240" w:lineRule="auto"/>
-        <w:rPr>
-          <w:rFonts w:ascii="Times New Roman" w:eastAsia="Times New Roman" w:hAnsi="Times New Roman" w:cs="Times New Roman"/>
-          <w:sz w:val="24"/>
-          <w:szCs w:val="24"/>
-          <w:lang w:eastAsia="pt-BR"/>
-        </w:rPr>
-      </w:pPr>
-      <w:r>
-        <w:rPr>
-          <w:rFonts w:ascii="Courier New" w:eastAsia="Times New Roman" w:hAnsi="Courier New" w:cs="Courier New"/>
-          <w:b/>
-          <w:bCs/>
-          <w:color w:val="0070C0"/>
-          <w:sz w:val="20"/>
-          <w:szCs w:val="20"/>
-          <w:lang w:eastAsia="pt-BR"/>
-        </w:rPr>
-        <w:t>&lt;</w:t>
-      </w:r>
-      <w:proofErr w:type="spellStart"/>
-      <w:r>
-        <w:rPr>
-          <w:rFonts w:ascii="Courier New" w:eastAsia="Times New Roman" w:hAnsi="Courier New" w:cs="Courier New"/>
-          <w:b/>
-          <w:bCs/>
-          <w:color w:val="0070C0"/>
-          <w:sz w:val="20"/>
-          <w:szCs w:val="20"/>
-          <w:lang w:eastAsia="pt-BR"/>
-        </w:rPr>
-        <w:t>dd</w:t>
-      </w:r>
-      <w:proofErr w:type="spellEnd"/>
-      <w:r>
-        <w:rPr>
-          <w:rFonts w:ascii="Courier New" w:eastAsia="Times New Roman" w:hAnsi="Courier New" w:cs="Courier New"/>
-          <w:b/>
-          <w:bCs/>
-          <w:color w:val="0070C0"/>
-          <w:sz w:val="20"/>
-          <w:szCs w:val="20"/>
-          <w:lang w:eastAsia="pt-BR"/>
-        </w:rPr>
-        <w:t>&gt;</w:t>
+        <w:t>&lt;dd&gt;</w:t>
       </w:r>
       <w:r>
         <w:rPr>
@@ -2516,7 +2213,6 @@
         </w:rPr>
         <w:t xml:space="preserve">Use </w:t>
       </w:r>
-      <w:proofErr w:type="spellStart"/>
       <w:r>
         <w:rPr>
           <w:rFonts w:ascii="Times New Roman" w:eastAsia="Times New Roman" w:hAnsi="Times New Roman" w:cs="Times New Roman"/>
@@ -2525,9 +2221,17 @@
           <w:szCs w:val="24"/>
           <w:lang w:eastAsia="pt-BR"/>
         </w:rPr>
-        <w:t>type</w:t>
-      </w:r>
-      <w:proofErr w:type="spellEnd"/>
+        <w:t xml:space="preserve">type </w:t>
+      </w:r>
+      <w:r>
+        <w:rPr>
+          <w:rFonts w:ascii="Times New Roman" w:eastAsia="Times New Roman" w:hAnsi="Times New Roman" w:cs="Times New Roman"/>
+          <w:sz w:val="24"/>
+          <w:szCs w:val="24"/>
+          <w:lang w:eastAsia="pt-BR"/>
+        </w:rPr>
+        <w:t xml:space="preserve">com </w:t>
+      </w:r>
       <w:r>
         <w:rPr>
           <w:rFonts w:ascii="Times New Roman" w:eastAsia="Times New Roman" w:hAnsi="Times New Roman" w:cs="Times New Roman"/>
@@ -2536,48 +2240,7 @@
           <w:szCs w:val="24"/>
           <w:lang w:eastAsia="pt-BR"/>
         </w:rPr>
-        <w:t xml:space="preserve"> </w:t>
-      </w:r>
-      <w:r>
-        <w:rPr>
-          <w:rFonts w:ascii="Times New Roman" w:eastAsia="Times New Roman" w:hAnsi="Times New Roman" w:cs="Times New Roman"/>
-          <w:sz w:val="24"/>
-          <w:szCs w:val="24"/>
-          <w:lang w:eastAsia="pt-BR"/>
-        </w:rPr>
-        <w:t xml:space="preserve">com </w:t>
-      </w:r>
-      <w:r>
-        <w:rPr>
-          <w:rFonts w:ascii="Times New Roman" w:eastAsia="Times New Roman" w:hAnsi="Times New Roman" w:cs="Times New Roman"/>
-          <w:color w:val="0070C0"/>
-          <w:sz w:val="24"/>
-          <w:szCs w:val="24"/>
-          <w:lang w:eastAsia="pt-BR"/>
-        </w:rPr>
-        <w:t>&lt;</w:t>
-      </w:r>
-      <w:proofErr w:type="spellStart"/>
-      <w:r>
-        <w:rPr>
-          <w:rFonts w:ascii="Times New Roman" w:eastAsia="Times New Roman" w:hAnsi="Times New Roman" w:cs="Times New Roman"/>
-          <w:color w:val="0070C0"/>
-          <w:sz w:val="24"/>
-          <w:szCs w:val="24"/>
-          <w:lang w:eastAsia="pt-BR"/>
-        </w:rPr>
-        <w:t>ol</w:t>
-      </w:r>
-      <w:proofErr w:type="spellEnd"/>
-      <w:r>
-        <w:rPr>
-          <w:rFonts w:ascii="Times New Roman" w:eastAsia="Times New Roman" w:hAnsi="Times New Roman" w:cs="Times New Roman"/>
-          <w:color w:val="0070C0"/>
-          <w:sz w:val="24"/>
-          <w:szCs w:val="24"/>
-          <w:lang w:eastAsia="pt-BR"/>
-        </w:rPr>
-        <w:t xml:space="preserve">&gt; </w:t>
+        <w:t xml:space="preserve">&lt;ol&gt; </w:t>
       </w:r>
       <w:r>
         <w:rPr>
@@ -2621,58 +2284,16 @@
           <w:szCs w:val="24"/>
           <w:lang w:eastAsia="pt-BR"/>
         </w:rPr>
-        <w:t>&lt;</w:t>
-      </w:r>
-      <w:proofErr w:type="spellStart"/>
-      <w:r>
-        <w:rPr>
-          <w:rFonts w:ascii="Times New Roman" w:eastAsia="Times New Roman" w:hAnsi="Times New Roman" w:cs="Times New Roman"/>
-          <w:color w:val="0070C0"/>
-          <w:sz w:val="24"/>
-          <w:szCs w:val="24"/>
-          <w:lang w:eastAsia="pt-BR"/>
-        </w:rPr>
-        <w:t>ul</w:t>
-      </w:r>
-      <w:proofErr w:type="spellEnd"/>
-      <w:r>
-        <w:rPr>
-          <w:rFonts w:ascii="Times New Roman" w:eastAsia="Times New Roman" w:hAnsi="Times New Roman" w:cs="Times New Roman"/>
-          <w:color w:val="0070C0"/>
-          <w:sz w:val="24"/>
-          <w:szCs w:val="24"/>
-          <w:lang w:eastAsia="pt-BR"/>
-        </w:rPr>
-        <w:t>&gt;</w:t>
-      </w:r>
-      <w:r>
-        <w:rPr>
-          <w:rFonts w:ascii="Times New Roman" w:eastAsia="Times New Roman" w:hAnsi="Times New Roman" w:cs="Times New Roman"/>
-          <w:sz w:val="24"/>
-          <w:szCs w:val="24"/>
-          <w:lang w:eastAsia="pt-BR"/>
-        </w:rPr>
-        <w:t>, personalize o estilo com CSS (</w:t>
-      </w:r>
-      <w:proofErr w:type="spellStart"/>
-      <w:r>
-        <w:rPr>
-          <w:rFonts w:ascii="Times New Roman" w:eastAsia="Times New Roman" w:hAnsi="Times New Roman" w:cs="Times New Roman"/>
-          <w:sz w:val="24"/>
-          <w:szCs w:val="24"/>
-          <w:lang w:eastAsia="pt-BR"/>
-        </w:rPr>
-        <w:t>list-style-type</w:t>
-      </w:r>
-      <w:proofErr w:type="spellEnd"/>
-      <w:r>
-        <w:rPr>
-          <w:rFonts w:ascii="Times New Roman" w:eastAsia="Times New Roman" w:hAnsi="Times New Roman" w:cs="Times New Roman"/>
-          <w:sz w:val="24"/>
-          <w:szCs w:val="24"/>
-          <w:lang w:eastAsia="pt-BR"/>
-        </w:rPr>
-        <w:t>).</w:t>
+        <w:t>&lt;ul&gt;</w:t>
+      </w:r>
+      <w:r>
+        <w:rPr>
+          <w:rFonts w:ascii="Times New Roman" w:eastAsia="Times New Roman" w:hAnsi="Times New Roman" w:cs="Times New Roman"/>
+          <w:sz w:val="24"/>
+          <w:szCs w:val="24"/>
+          <w:lang w:eastAsia="pt-BR"/>
+        </w:rPr>
+        <w:t>, personalize o estilo com CSS (list-style-type).</w:t>
       </w:r>
     </w:p>
     <w:p>
@@ -2726,51 +2347,7 @@
           <w:szCs w:val="24"/>
           <w:lang w:eastAsia="pt-BR"/>
         </w:rPr>
-        <w:t>&lt;</w:t>
-      </w:r>
-      <w:proofErr w:type="spellStart"/>
-      <w:r>
-        <w:rPr>
-          <w:rFonts w:ascii="Times New Roman" w:eastAsia="Times New Roman" w:hAnsi="Times New Roman" w:cs="Times New Roman"/>
-          <w:color w:val="0070C0"/>
-          <w:sz w:val="24"/>
-          <w:szCs w:val="24"/>
-          <w:lang w:eastAsia="pt-BR"/>
-        </w:rPr>
-        <w:t>ol</w:t>
-      </w:r>
-      <w:proofErr w:type="spellEnd"/>
-      <w:r>
-        <w:rPr>
-          <w:rFonts w:ascii="Times New Roman" w:eastAsia="Times New Roman" w:hAnsi="Times New Roman" w:cs="Times New Roman"/>
-          <w:color w:val="0070C0"/>
-          <w:sz w:val="24"/>
-          <w:szCs w:val="24"/>
-          <w:lang w:eastAsia="pt-BR"/>
-        </w:rPr>
-        <w:t>&gt;, &lt;</w:t>
-      </w:r>
-      <w:proofErr w:type="spellStart"/>
-      <w:r>
-        <w:rPr>
-          <w:rFonts w:ascii="Times New Roman" w:eastAsia="Times New Roman" w:hAnsi="Times New Roman" w:cs="Times New Roman"/>
-          <w:color w:val="0070C0"/>
-          <w:sz w:val="24"/>
-          <w:szCs w:val="24"/>
-          <w:lang w:eastAsia="pt-BR"/>
-        </w:rPr>
-        <w:t>ul</w:t>
-      </w:r>
-      <w:proofErr w:type="spellEnd"/>
-      <w:r>
-        <w:rPr>
-          <w:rFonts w:ascii="Times New Roman" w:eastAsia="Times New Roman" w:hAnsi="Times New Roman" w:cs="Times New Roman"/>
-          <w:color w:val="0070C0"/>
-          <w:sz w:val="24"/>
-          <w:szCs w:val="24"/>
-          <w:lang w:eastAsia="pt-BR"/>
-        </w:rPr>
-        <w:t xml:space="preserve">&gt; ou &lt;li&gt;, </w:t>
+        <w:t xml:space="preserve">&lt;ol&gt;, &lt;ul&gt; ou &lt;li&gt;, </w:t>
       </w:r>
       <w:r>
         <w:rPr>
@@ -2797,7 +2374,7 @@
           <w:bCs/>
         </w:rPr>
         <w:pict w14:anchorId="604C9C91">
-          <v:rect id="_x0000_i1043" style="width:0;height:1.5pt" o:hralign="center" o:bullet="t" o:hrstd="t" o:hr="t" fillcolor="#a0a0a0" stroked="f"/>
+          <v:rect id="_x0000_i1028" style="width:0;height:1.5pt" o:hralign="center" o:bullet="t" o:hrstd="t" o:hr="t" fillcolor="#a0a0a0" stroked="f"/>
         </w:pict>
       </w:r>
     </w:p>
@@ -3113,29 +2690,8 @@
           <w:szCs w:val="24"/>
           <w:lang w:eastAsia="pt-BR"/>
         </w:rPr>
-        <w:t xml:space="preserve">→ </w:t>
-      </w:r>
-      <w:proofErr w:type="spellStart"/>
-      <w:r>
-        <w:rPr>
-          <w:rFonts w:ascii="Times New Roman" w:eastAsia="Times New Roman" w:hAnsi="Times New Roman" w:cs="Times New Roman"/>
-          <w:sz w:val="24"/>
-          <w:szCs w:val="24"/>
-          <w:lang w:eastAsia="pt-BR"/>
-        </w:rPr>
-        <w:t>tag</w:t>
-      </w:r>
-      <w:proofErr w:type="spellEnd"/>
-      <w:r>
-        <w:rPr>
-          <w:rFonts w:ascii="Times New Roman" w:eastAsia="Times New Roman" w:hAnsi="Times New Roman" w:cs="Times New Roman"/>
-          <w:sz w:val="24"/>
-          <w:szCs w:val="24"/>
-          <w:lang w:eastAsia="pt-BR"/>
-        </w:rPr>
-        <w:t xml:space="preserve"> de link. Usa o atributo </w:t>
-      </w:r>
-      <w:proofErr w:type="spellStart"/>
+        <w:t xml:space="preserve">→ tag de link. Usa o atributo </w:t>
+      </w:r>
       <w:r>
         <w:rPr>
           <w:rFonts w:ascii="Times New Roman" w:eastAsia="Times New Roman" w:hAnsi="Times New Roman" w:cs="Times New Roman"/>
@@ -3144,18 +2700,7 @@
           <w:szCs w:val="24"/>
           <w:lang w:eastAsia="pt-BR"/>
         </w:rPr>
-        <w:t>href</w:t>
-      </w:r>
-      <w:proofErr w:type="spellEnd"/>
-      <w:r>
-        <w:rPr>
-          <w:rFonts w:ascii="Times New Roman" w:eastAsia="Times New Roman" w:hAnsi="Times New Roman" w:cs="Times New Roman"/>
-          <w:color w:val="0070C0"/>
-          <w:sz w:val="24"/>
-          <w:szCs w:val="24"/>
-          <w:lang w:eastAsia="pt-BR"/>
-        </w:rPr>
-        <w:t xml:space="preserve"> </w:t>
+        <w:t xml:space="preserve">href </w:t>
       </w:r>
       <w:r>
         <w:rPr>
@@ -3202,29 +2747,7 @@
           <w:szCs w:val="24"/>
           <w:lang w:eastAsia="pt-BR"/>
         </w:rPr>
-        <w:t xml:space="preserve">&lt;a </w:t>
-      </w:r>
-      <w:proofErr w:type="spellStart"/>
-      <w:r>
-        <w:rPr>
-          <w:rFonts w:ascii="Times New Roman" w:eastAsia="Times New Roman" w:hAnsi="Times New Roman" w:cs="Times New Roman"/>
-          <w:color w:val="0070C0"/>
-          <w:sz w:val="24"/>
-          <w:szCs w:val="24"/>
-          <w:lang w:eastAsia="pt-BR"/>
-        </w:rPr>
-        <w:t>href</w:t>
-      </w:r>
-      <w:proofErr w:type="spellEnd"/>
-      <w:r>
-        <w:rPr>
-          <w:rFonts w:ascii="Times New Roman" w:eastAsia="Times New Roman" w:hAnsi="Times New Roman" w:cs="Times New Roman"/>
-          <w:color w:val="0070C0"/>
-          <w:sz w:val="24"/>
-          <w:szCs w:val="24"/>
-          <w:lang w:eastAsia="pt-BR"/>
-        </w:rPr>
-        <w:t>="https://site.com"&gt;Clique aqui&lt;/a&gt;</w:t>
+        <w:t>&lt;a href="https://site.com"&gt;Clique aqui&lt;/a&gt;</w:t>
       </w:r>
     </w:p>
     <w:p>
@@ -3251,27 +2774,7 @@
           <w:szCs w:val="24"/>
           <w:lang w:eastAsia="pt-BR"/>
         </w:rPr>
-        <w:t xml:space="preserve">Pode levar pra outra página, seção, </w:t>
-      </w:r>
-      <w:proofErr w:type="spellStart"/>
-      <w:r>
-        <w:rPr>
-          <w:rFonts w:ascii="Times New Roman" w:eastAsia="Times New Roman" w:hAnsi="Times New Roman" w:cs="Times New Roman"/>
-          <w:sz w:val="24"/>
-          <w:szCs w:val="24"/>
-          <w:lang w:eastAsia="pt-BR"/>
-        </w:rPr>
-        <w:t>email</w:t>
-      </w:r>
-      <w:proofErr w:type="spellEnd"/>
-      <w:r>
-        <w:rPr>
-          <w:rFonts w:ascii="Times New Roman" w:eastAsia="Times New Roman" w:hAnsi="Times New Roman" w:cs="Times New Roman"/>
-          <w:sz w:val="24"/>
-          <w:szCs w:val="24"/>
-          <w:lang w:eastAsia="pt-BR"/>
-        </w:rPr>
-        <w:t>, arquivo etc.</w:t>
+        <w:t>Pode levar pra outra página, seção, email, arquivo etc.</w:t>
       </w:r>
     </w:p>
     <w:p>
@@ -3355,33 +2858,7 @@
           <w:szCs w:val="24"/>
           <w:lang w:eastAsia="pt-BR"/>
         </w:rPr>
-        <w:t xml:space="preserve">&lt;a </w:t>
-      </w:r>
-      <w:proofErr w:type="spellStart"/>
-      <w:r>
-        <w:rPr>
-          <w:rFonts w:ascii="Times New Roman" w:eastAsia="Times New Roman" w:hAnsi="Times New Roman" w:cs="Times New Roman"/>
-          <w:b/>
-          <w:bCs/>
-          <w:color w:val="0070C0"/>
-          <w:sz w:val="24"/>
-          <w:szCs w:val="24"/>
-          <w:lang w:eastAsia="pt-BR"/>
-        </w:rPr>
-        <w:t>href</w:t>
-      </w:r>
-      <w:proofErr w:type="spellEnd"/>
-      <w:r>
-        <w:rPr>
-          <w:rFonts w:ascii="Times New Roman" w:eastAsia="Times New Roman" w:hAnsi="Times New Roman" w:cs="Times New Roman"/>
-          <w:b/>
-          <w:bCs/>
-          <w:color w:val="0070C0"/>
-          <w:sz w:val="24"/>
-          <w:szCs w:val="24"/>
-          <w:lang w:eastAsia="pt-BR"/>
-        </w:rPr>
-        <w:t>="</w:t>
+        <w:t>&lt;a href="</w:t>
       </w:r>
       <w:r>
         <w:rPr>
@@ -3440,33 +2917,7 @@
           <w:szCs w:val="24"/>
           <w:lang w:eastAsia="pt-BR"/>
         </w:rPr>
-        <w:t xml:space="preserve">&lt;a </w:t>
-      </w:r>
-      <w:proofErr w:type="spellStart"/>
-      <w:r>
-        <w:rPr>
-          <w:rFonts w:ascii="Times New Roman" w:eastAsia="Times New Roman" w:hAnsi="Times New Roman" w:cs="Times New Roman"/>
-          <w:b/>
-          <w:bCs/>
-          <w:color w:val="0070C0"/>
-          <w:sz w:val="24"/>
-          <w:szCs w:val="24"/>
-          <w:lang w:eastAsia="pt-BR"/>
-        </w:rPr>
-        <w:t>href</w:t>
-      </w:r>
-      <w:proofErr w:type="spellEnd"/>
-      <w:r>
-        <w:rPr>
-          <w:rFonts w:ascii="Times New Roman" w:eastAsia="Times New Roman" w:hAnsi="Times New Roman" w:cs="Times New Roman"/>
-          <w:b/>
-          <w:bCs/>
-          <w:color w:val="0070C0"/>
-          <w:sz w:val="24"/>
-          <w:szCs w:val="24"/>
-          <w:lang w:eastAsia="pt-BR"/>
-        </w:rPr>
-        <w:t>="</w:t>
+        <w:t>&lt;a href="</w:t>
       </w:r>
       <w:r>
         <w:rPr>
@@ -3555,9 +3006,17 @@
           <w:szCs w:val="24"/>
           <w:lang w:eastAsia="pt-BR"/>
         </w:rPr>
-        <w:t xml:space="preserve">&lt;a </w:t>
-      </w:r>
-      <w:proofErr w:type="spellStart"/>
+        <w:t>&lt;a href="</w:t>
+      </w:r>
+      <w:r>
+        <w:rPr>
+          <w:rFonts w:ascii="Times New Roman" w:eastAsia="Times New Roman" w:hAnsi="Times New Roman" w:cs="Times New Roman"/>
+          <w:sz w:val="24"/>
+          <w:szCs w:val="24"/>
+          <w:lang w:eastAsia="pt-BR"/>
+        </w:rPr>
+        <w:t xml:space="preserve">https://site.com" </w:t>
+      </w:r>
       <w:r>
         <w:rPr>
           <w:rFonts w:ascii="Times New Roman" w:eastAsia="Times New Roman" w:hAnsi="Times New Roman" w:cs="Times New Roman"/>
@@ -3568,55 +3027,7 @@
           <w:szCs w:val="24"/>
           <w:lang w:eastAsia="pt-BR"/>
         </w:rPr>
-        <w:t>href</w:t>
-      </w:r>
-      <w:proofErr w:type="spellEnd"/>
-      <w:r>
-        <w:rPr>
-          <w:rFonts w:ascii="Times New Roman" w:eastAsia="Times New Roman" w:hAnsi="Times New Roman" w:cs="Times New Roman"/>
-          <w:b/>
-          <w:bCs/>
-          <w:color w:val="0070C0"/>
-          <w:sz w:val="24"/>
-          <w:szCs w:val="24"/>
-          <w:lang w:eastAsia="pt-BR"/>
-        </w:rPr>
-        <w:t>="</w:t>
-      </w:r>
-      <w:r>
-        <w:rPr>
-          <w:rFonts w:ascii="Times New Roman" w:eastAsia="Times New Roman" w:hAnsi="Times New Roman" w:cs="Times New Roman"/>
-          <w:sz w:val="24"/>
-          <w:szCs w:val="24"/>
-          <w:lang w:eastAsia="pt-BR"/>
-        </w:rPr>
-        <w:t xml:space="preserve">https://site.com" </w:t>
-      </w:r>
-      <w:proofErr w:type="spellStart"/>
-      <w:r>
-        <w:rPr>
-          <w:rFonts w:ascii="Times New Roman" w:eastAsia="Times New Roman" w:hAnsi="Times New Roman" w:cs="Times New Roman"/>
-          <w:b/>
-          <w:bCs/>
-          <w:color w:val="0070C0"/>
-          <w:sz w:val="24"/>
-          <w:szCs w:val="24"/>
-          <w:lang w:eastAsia="pt-BR"/>
-        </w:rPr>
-        <w:t>rel</w:t>
-      </w:r>
-      <w:proofErr w:type="spellEnd"/>
-      <w:r>
-        <w:rPr>
-          <w:rFonts w:ascii="Times New Roman" w:eastAsia="Times New Roman" w:hAnsi="Times New Roman" w:cs="Times New Roman"/>
-          <w:b/>
-          <w:bCs/>
-          <w:color w:val="0070C0"/>
-          <w:sz w:val="24"/>
-          <w:szCs w:val="24"/>
-          <w:lang w:eastAsia="pt-BR"/>
-        </w:rPr>
-        <w:t>="noopener"</w:t>
+        <w:t>rel="noopener"</w:t>
       </w:r>
       <w:r>
         <w:rPr>
@@ -3675,33 +3086,7 @@
           <w:szCs w:val="24"/>
           <w:lang w:eastAsia="pt-BR"/>
         </w:rPr>
-        <w:t xml:space="preserve">&lt;a </w:t>
-      </w:r>
-      <w:proofErr w:type="spellStart"/>
-      <w:r>
-        <w:rPr>
-          <w:rFonts w:ascii="Times New Roman" w:eastAsia="Times New Roman" w:hAnsi="Times New Roman" w:cs="Times New Roman"/>
-          <w:b/>
-          <w:bCs/>
-          <w:color w:val="0070C0"/>
-          <w:sz w:val="24"/>
-          <w:szCs w:val="24"/>
-          <w:lang w:eastAsia="pt-BR"/>
-        </w:rPr>
-        <w:t>href</w:t>
-      </w:r>
-      <w:proofErr w:type="spellEnd"/>
-      <w:r>
-        <w:rPr>
-          <w:rFonts w:ascii="Times New Roman" w:eastAsia="Times New Roman" w:hAnsi="Times New Roman" w:cs="Times New Roman"/>
-          <w:b/>
-          <w:bCs/>
-          <w:color w:val="0070C0"/>
-          <w:sz w:val="24"/>
-          <w:szCs w:val="24"/>
-          <w:lang w:eastAsia="pt-BR"/>
-        </w:rPr>
-        <w:t>="</w:t>
+        <w:t>&lt;a href="</w:t>
       </w:r>
       <w:r>
         <w:rPr>
@@ -3781,33 +3166,7 @@
           <w:szCs w:val="24"/>
           <w:lang w:eastAsia="pt-BR"/>
         </w:rPr>
-        <w:t xml:space="preserve">&lt;a </w:t>
-      </w:r>
-      <w:proofErr w:type="spellStart"/>
-      <w:r>
-        <w:rPr>
-          <w:rFonts w:ascii="Times New Roman" w:eastAsia="Times New Roman" w:hAnsi="Times New Roman" w:cs="Times New Roman"/>
-          <w:b/>
-          <w:bCs/>
-          <w:color w:val="0070C0"/>
-          <w:sz w:val="24"/>
-          <w:szCs w:val="24"/>
-          <w:lang w:eastAsia="pt-BR"/>
-        </w:rPr>
-        <w:t>href</w:t>
-      </w:r>
-      <w:proofErr w:type="spellEnd"/>
-      <w:r>
-        <w:rPr>
-          <w:rFonts w:ascii="Times New Roman" w:eastAsia="Times New Roman" w:hAnsi="Times New Roman" w:cs="Times New Roman"/>
-          <w:b/>
-          <w:bCs/>
-          <w:color w:val="0070C0"/>
-          <w:sz w:val="24"/>
-          <w:szCs w:val="24"/>
-          <w:lang w:eastAsia="pt-BR"/>
-        </w:rPr>
-        <w:t>="</w:t>
+        <w:t>&lt;a href="</w:t>
       </w:r>
       <w:r>
         <w:rPr>
@@ -3970,7 +3329,6 @@
         </w:rPr>
         <w:t xml:space="preserve">O atributo </w:t>
       </w:r>
-      <w:proofErr w:type="spellStart"/>
       <w:r>
         <w:rPr>
           <w:rFonts w:ascii="Times New Roman" w:eastAsia="Times New Roman" w:hAnsi="Times New Roman" w:cs="Times New Roman"/>
@@ -3981,7 +3339,6 @@
         </w:rPr>
         <w:t>hreflang</w:t>
       </w:r>
-      <w:proofErr w:type="spellEnd"/>
       <w:r>
         <w:rPr>
           <w:rFonts w:ascii="Times New Roman" w:eastAsia="Times New Roman" w:hAnsi="Times New Roman" w:cs="Times New Roman"/>
@@ -3995,23 +3352,7 @@
           <w:rFonts w:ascii="Times New Roman" w:eastAsia="Times New Roman" w:hAnsi="Times New Roman" w:cs="Times New Roman"/>
           <w:lang w:eastAsia="pt-BR"/>
         </w:rPr>
-        <w:t xml:space="preserve">da </w:t>
-      </w:r>
-      <w:proofErr w:type="spellStart"/>
-      <w:r>
-        <w:rPr>
-          <w:rFonts w:ascii="Times New Roman" w:eastAsia="Times New Roman" w:hAnsi="Times New Roman" w:cs="Times New Roman"/>
-          <w:lang w:eastAsia="pt-BR"/>
-        </w:rPr>
-        <w:t>tag</w:t>
-      </w:r>
-      <w:proofErr w:type="spellEnd"/>
-      <w:r>
-        <w:rPr>
-          <w:rFonts w:ascii="Times New Roman" w:eastAsia="Times New Roman" w:hAnsi="Times New Roman" w:cs="Times New Roman"/>
-          <w:lang w:eastAsia="pt-BR"/>
-        </w:rPr>
-        <w:t xml:space="preserve"> âncora indica o idioma principal do site de destino, ajudando navegadores e softwares de tradução a lidar melhor com a tradução automática do conteúdo.</w:t>
+        <w:t>da tag âncora indica o idioma principal do site de destino, ajudando navegadores e softwares de tradução a lidar melhor com a tradução automática do conteúdo.</w:t>
       </w:r>
     </w:p>
     <w:p>
@@ -4055,7 +3396,7 @@
           <w:bCs/>
         </w:rPr>
         <w:pict w14:anchorId="5875A1E5">
-          <v:rect id="_x0000_i1046" style="width:0;height:1.5pt" o:hralign="center" o:bullet="t" o:hrstd="t" o:hr="t" fillcolor="#a0a0a0" stroked="f"/>
+          <v:rect id="_x0000_i1029" style="width:0;height:1.5pt" o:hralign="center" o:bullet="t" o:hrstd="t" o:hr="t" fillcolor="#a0a0a0" stroked="f"/>
         </w:pict>
       </w:r>
     </w:p>
@@ -4204,15 +3545,7 @@
                                   <w:b/>
                                   <w:bCs/>
                                 </w:rPr>
-                                <w:t xml:space="preserve"> </w:t>
-                              </w:r>
-                              <w:r>
-                                <w:rPr>
-                                  <w:rFonts w:ascii="Segoe UI Emoji" w:hAnsi="Segoe UI Emoji" w:cs="Segoe UI Emoji"/>
-                                  <w:b/>
-                                  <w:bCs/>
-                                </w:rPr>
-                                <w:t>📺</w:t>
+                                <w:t xml:space="preserve"> 📺</w:t>
                               </w:r>
                             </w:p>
                             <w:p/>
@@ -4293,15 +3626,7 @@
                             <w:b/>
                             <w:bCs/>
                           </w:rPr>
-                          <w:t xml:space="preserve"> </w:t>
-                        </w:r>
-                        <w:r>
-                          <w:rPr>
-                            <w:rFonts w:ascii="Segoe UI Emoji" w:hAnsi="Segoe UI Emoji" w:cs="Segoe UI Emoji"/>
-                            <w:b/>
-                            <w:bCs/>
-                          </w:rPr>
-                          <w:t>📺</w:t>
+                          <w:t xml:space="preserve"> 📺</w:t>
                         </w:r>
                       </w:p>
                       <w:p/>
@@ -4515,9 +3840,17 @@
           <w:szCs w:val="24"/>
           <w:lang w:eastAsia="pt-BR"/>
         </w:rPr>
-        <w:t>&lt;</w:t>
-      </w:r>
-      <w:proofErr w:type="spellStart"/>
+        <w:t>&lt;audio controls&gt;</w:t>
+      </w:r>
+      <w:r>
+        <w:rPr>
+          <w:rFonts w:ascii="Segoe UI Emoji" w:eastAsia="Times New Roman" w:hAnsi="Segoe UI Emoji" w:cs="Segoe UI Emoji"/>
+          <w:sz w:val="24"/>
+          <w:szCs w:val="24"/>
+          <w:lang w:eastAsia="pt-BR"/>
+        </w:rPr>
+        <w:t xml:space="preserve"> &lt;source src="audio1.mp3" type="audio/mpeg"&gt; </w:t>
+      </w:r>
       <w:r>
         <w:rPr>
           <w:rFonts w:ascii="Segoe UI Emoji" w:eastAsia="Times New Roman" w:hAnsi="Segoe UI Emoji" w:cs="Segoe UI Emoji"/>
@@ -4528,211 +3861,7 @@
           <w:szCs w:val="24"/>
           <w:lang w:eastAsia="pt-BR"/>
         </w:rPr>
-        <w:t>audio</w:t>
-      </w:r>
-      <w:proofErr w:type="spellEnd"/>
-      <w:r>
-        <w:rPr>
-          <w:rFonts w:ascii="Segoe UI Emoji" w:eastAsia="Times New Roman" w:hAnsi="Segoe UI Emoji" w:cs="Segoe UI Emoji"/>
-          <w:b/>
-          <w:bCs/>
-          <w:color w:val="0070C0"/>
-          <w:sz w:val="24"/>
-          <w:szCs w:val="24"/>
-          <w:lang w:eastAsia="pt-BR"/>
-        </w:rPr>
-        <w:t xml:space="preserve"> </w:t>
-      </w:r>
-      <w:proofErr w:type="spellStart"/>
-      <w:r>
-        <w:rPr>
-          <w:rFonts w:ascii="Segoe UI Emoji" w:eastAsia="Times New Roman" w:hAnsi="Segoe UI Emoji" w:cs="Segoe UI Emoji"/>
-          <w:b/>
-          <w:bCs/>
-          <w:color w:val="0070C0"/>
-          <w:sz w:val="24"/>
-          <w:szCs w:val="24"/>
-          <w:lang w:eastAsia="pt-BR"/>
-        </w:rPr>
-        <w:t>controls</w:t>
-      </w:r>
-      <w:proofErr w:type="spellEnd"/>
-      <w:r>
-        <w:rPr>
-          <w:rFonts w:ascii="Segoe UI Emoji" w:eastAsia="Times New Roman" w:hAnsi="Segoe UI Emoji" w:cs="Segoe UI Emoji"/>
-          <w:b/>
-          <w:bCs/>
-          <w:color w:val="0070C0"/>
-          <w:sz w:val="24"/>
-          <w:szCs w:val="24"/>
-          <w:lang w:eastAsia="pt-BR"/>
-        </w:rPr>
-        <w:t>&gt;</w:t>
-      </w:r>
-      <w:r>
-        <w:rPr>
-          <w:rFonts w:ascii="Segoe UI Emoji" w:eastAsia="Times New Roman" w:hAnsi="Segoe UI Emoji" w:cs="Segoe UI Emoji"/>
-          <w:sz w:val="24"/>
-          <w:szCs w:val="24"/>
-          <w:lang w:eastAsia="pt-BR"/>
-        </w:rPr>
-        <w:t xml:space="preserve"> </w:t>
-      </w:r>
-      <w:r>
-        <w:rPr>
-          <w:rFonts w:ascii="Segoe UI Emoji" w:eastAsia="Times New Roman" w:hAnsi="Segoe UI Emoji" w:cs="Segoe UI Emoji"/>
-          <w:sz w:val="24"/>
-          <w:szCs w:val="24"/>
-          <w:lang w:eastAsia="pt-BR"/>
-        </w:rPr>
-        <w:t>&lt;</w:t>
-      </w:r>
-      <w:proofErr w:type="spellStart"/>
-      <w:r>
-        <w:rPr>
-          <w:rFonts w:ascii="Segoe UI Emoji" w:eastAsia="Times New Roman" w:hAnsi="Segoe UI Emoji" w:cs="Segoe UI Emoji"/>
-          <w:sz w:val="24"/>
-          <w:szCs w:val="24"/>
-          <w:lang w:eastAsia="pt-BR"/>
-        </w:rPr>
-        <w:t>source</w:t>
-      </w:r>
-      <w:proofErr w:type="spellEnd"/>
-      <w:r>
-        <w:rPr>
-          <w:rFonts w:ascii="Segoe UI Emoji" w:eastAsia="Times New Roman" w:hAnsi="Segoe UI Emoji" w:cs="Segoe UI Emoji"/>
-          <w:sz w:val="24"/>
-          <w:szCs w:val="24"/>
-          <w:lang w:eastAsia="pt-BR"/>
-        </w:rPr>
-        <w:t xml:space="preserve"> </w:t>
-      </w:r>
-      <w:proofErr w:type="spellStart"/>
-      <w:r>
-        <w:rPr>
-          <w:rFonts w:ascii="Segoe UI Emoji" w:eastAsia="Times New Roman" w:hAnsi="Segoe UI Emoji" w:cs="Segoe UI Emoji"/>
-          <w:sz w:val="24"/>
-          <w:szCs w:val="24"/>
-          <w:lang w:eastAsia="pt-BR"/>
-        </w:rPr>
-        <w:t>src</w:t>
-      </w:r>
-      <w:proofErr w:type="spellEnd"/>
-      <w:r>
-        <w:rPr>
-          <w:rFonts w:ascii="Segoe UI Emoji" w:eastAsia="Times New Roman" w:hAnsi="Segoe UI Emoji" w:cs="Segoe UI Emoji"/>
-          <w:sz w:val="24"/>
-          <w:szCs w:val="24"/>
-          <w:lang w:eastAsia="pt-BR"/>
-        </w:rPr>
-        <w:t xml:space="preserve">="audio1.mp3" </w:t>
-      </w:r>
-      <w:proofErr w:type="spellStart"/>
-      <w:r>
-        <w:rPr>
-          <w:rFonts w:ascii="Segoe UI Emoji" w:eastAsia="Times New Roman" w:hAnsi="Segoe UI Emoji" w:cs="Segoe UI Emoji"/>
-          <w:sz w:val="24"/>
-          <w:szCs w:val="24"/>
-          <w:lang w:eastAsia="pt-BR"/>
-        </w:rPr>
-        <w:t>type</w:t>
-      </w:r>
-      <w:proofErr w:type="spellEnd"/>
-      <w:r>
-        <w:rPr>
-          <w:rFonts w:ascii="Segoe UI Emoji" w:eastAsia="Times New Roman" w:hAnsi="Segoe UI Emoji" w:cs="Segoe UI Emoji"/>
-          <w:sz w:val="24"/>
-          <w:szCs w:val="24"/>
-          <w:lang w:eastAsia="pt-BR"/>
-        </w:rPr>
-        <w:t>="</w:t>
-      </w:r>
-      <w:proofErr w:type="spellStart"/>
-      <w:r>
-        <w:rPr>
-          <w:rFonts w:ascii="Segoe UI Emoji" w:eastAsia="Times New Roman" w:hAnsi="Segoe UI Emoji" w:cs="Segoe UI Emoji"/>
-          <w:sz w:val="24"/>
-          <w:szCs w:val="24"/>
-          <w:lang w:eastAsia="pt-BR"/>
-        </w:rPr>
-        <w:t>audio</w:t>
-      </w:r>
-      <w:proofErr w:type="spellEnd"/>
-      <w:r>
-        <w:rPr>
-          <w:rFonts w:ascii="Segoe UI Emoji" w:eastAsia="Times New Roman" w:hAnsi="Segoe UI Emoji" w:cs="Segoe UI Emoji"/>
-          <w:sz w:val="24"/>
-          <w:szCs w:val="24"/>
-          <w:lang w:eastAsia="pt-BR"/>
-        </w:rPr>
-        <w:t>/</w:t>
-      </w:r>
-      <w:proofErr w:type="spellStart"/>
-      <w:r>
-        <w:rPr>
-          <w:rFonts w:ascii="Segoe UI Emoji" w:eastAsia="Times New Roman" w:hAnsi="Segoe UI Emoji" w:cs="Segoe UI Emoji"/>
-          <w:sz w:val="24"/>
-          <w:szCs w:val="24"/>
-          <w:lang w:eastAsia="pt-BR"/>
-        </w:rPr>
-        <w:t>mpeg</w:t>
-      </w:r>
-      <w:proofErr w:type="spellEnd"/>
-      <w:r>
-        <w:rPr>
-          <w:rFonts w:ascii="Segoe UI Emoji" w:eastAsia="Times New Roman" w:hAnsi="Segoe UI Emoji" w:cs="Segoe UI Emoji"/>
-          <w:sz w:val="24"/>
-          <w:szCs w:val="24"/>
-          <w:lang w:eastAsia="pt-BR"/>
-        </w:rPr>
-        <w:t>"&gt;</w:t>
-      </w:r>
-      <w:r>
-        <w:rPr>
-          <w:rFonts w:ascii="Segoe UI Emoji" w:eastAsia="Times New Roman" w:hAnsi="Segoe UI Emoji" w:cs="Segoe UI Emoji"/>
-          <w:sz w:val="24"/>
-          <w:szCs w:val="24"/>
-          <w:lang w:eastAsia="pt-BR"/>
-        </w:rPr>
-        <w:t xml:space="preserve"> </w:t>
-      </w:r>
-      <w:r>
-        <w:rPr>
-          <w:rFonts w:ascii="Segoe UI Emoji" w:eastAsia="Times New Roman" w:hAnsi="Segoe UI Emoji" w:cs="Segoe UI Emoji"/>
-          <w:b/>
-          <w:bCs/>
-          <w:color w:val="0070C0"/>
-          <w:sz w:val="24"/>
-          <w:szCs w:val="24"/>
-          <w:lang w:eastAsia="pt-BR"/>
-        </w:rPr>
-        <w:t>&lt;/</w:t>
-      </w:r>
-      <w:proofErr w:type="spellStart"/>
-      <w:r>
-        <w:rPr>
-          <w:rFonts w:ascii="Segoe UI Emoji" w:eastAsia="Times New Roman" w:hAnsi="Segoe UI Emoji" w:cs="Segoe UI Emoji"/>
-          <w:b/>
-          <w:bCs/>
-          <w:color w:val="0070C0"/>
-          <w:sz w:val="24"/>
-          <w:szCs w:val="24"/>
-          <w:lang w:eastAsia="pt-BR"/>
-        </w:rPr>
-        <w:t>audio</w:t>
-      </w:r>
-      <w:proofErr w:type="spellEnd"/>
-      <w:r>
-        <w:rPr>
-          <w:rFonts w:ascii="Segoe UI Emoji" w:eastAsia="Times New Roman" w:hAnsi="Segoe UI Emoji" w:cs="Segoe UI Emoji"/>
-          <w:b/>
-          <w:bCs/>
-          <w:color w:val="0070C0"/>
-          <w:sz w:val="24"/>
-          <w:szCs w:val="24"/>
-          <w:lang w:eastAsia="pt-BR"/>
-        </w:rPr>
-        <w:t>&gt;</w:t>
+        <w:t>&lt;/audio&gt;</w:t>
       </w:r>
     </w:p>
     <w:p>
@@ -4758,9 +3887,17 @@
           <w:szCs w:val="24"/>
           <w:lang w:eastAsia="pt-BR"/>
         </w:rPr>
-        <w:t>&lt;</w:t>
-      </w:r>
-      <w:proofErr w:type="spellStart"/>
+        <w:t>&lt;video src="</w:t>
+      </w:r>
+      <w:r>
+        <w:rPr>
+          <w:rFonts w:ascii="Segoe UI Emoji" w:eastAsia="Times New Roman" w:hAnsi="Segoe UI Emoji" w:cs="Segoe UI Emoji"/>
+          <w:sz w:val="24"/>
+          <w:szCs w:val="24"/>
+          <w:lang w:eastAsia="pt-BR"/>
+        </w:rPr>
+        <w:t>video.mp4" controls&gt;</w:t>
+      </w:r>
       <w:r>
         <w:rPr>
           <w:rFonts w:ascii="Segoe UI Emoji" w:eastAsia="Times New Roman" w:hAnsi="Segoe UI Emoji" w:cs="Segoe UI Emoji"/>
@@ -4769,101 +3906,7 @@
           <w:szCs w:val="24"/>
           <w:lang w:eastAsia="pt-BR"/>
         </w:rPr>
-        <w:t>video</w:t>
-      </w:r>
-      <w:proofErr w:type="spellEnd"/>
-      <w:r>
-        <w:rPr>
-          <w:rFonts w:ascii="Segoe UI Emoji" w:eastAsia="Times New Roman" w:hAnsi="Segoe UI Emoji" w:cs="Segoe UI Emoji"/>
-          <w:color w:val="0070C0"/>
-          <w:sz w:val="24"/>
-          <w:szCs w:val="24"/>
-          <w:lang w:eastAsia="pt-BR"/>
-        </w:rPr>
-        <w:t xml:space="preserve"> </w:t>
-      </w:r>
-      <w:proofErr w:type="spellStart"/>
-      <w:r>
-        <w:rPr>
-          <w:rFonts w:ascii="Segoe UI Emoji" w:eastAsia="Times New Roman" w:hAnsi="Segoe UI Emoji" w:cs="Segoe UI Emoji"/>
-          <w:color w:val="0070C0"/>
-          <w:sz w:val="24"/>
-          <w:szCs w:val="24"/>
-          <w:lang w:eastAsia="pt-BR"/>
-        </w:rPr>
-        <w:t>src</w:t>
-      </w:r>
-      <w:proofErr w:type="spellEnd"/>
-      <w:r>
-        <w:rPr>
-          <w:rFonts w:ascii="Segoe UI Emoji" w:eastAsia="Times New Roman" w:hAnsi="Segoe UI Emoji" w:cs="Segoe UI Emoji"/>
-          <w:color w:val="0070C0"/>
-          <w:sz w:val="24"/>
-          <w:szCs w:val="24"/>
-          <w:lang w:eastAsia="pt-BR"/>
-        </w:rPr>
-        <w:t>="</w:t>
-      </w:r>
-      <w:r>
-        <w:rPr>
-          <w:rFonts w:ascii="Segoe UI Emoji" w:eastAsia="Times New Roman" w:hAnsi="Segoe UI Emoji" w:cs="Segoe UI Emoji"/>
-          <w:sz w:val="24"/>
-          <w:szCs w:val="24"/>
-          <w:lang w:eastAsia="pt-BR"/>
-        </w:rPr>
-        <w:t xml:space="preserve">video.mp4" </w:t>
-      </w:r>
-      <w:proofErr w:type="spellStart"/>
-      <w:r>
-        <w:rPr>
-          <w:rFonts w:ascii="Segoe UI Emoji" w:eastAsia="Times New Roman" w:hAnsi="Segoe UI Emoji" w:cs="Segoe UI Emoji"/>
-          <w:sz w:val="24"/>
-          <w:szCs w:val="24"/>
-          <w:lang w:eastAsia="pt-BR"/>
-        </w:rPr>
-        <w:t>controls</w:t>
-      </w:r>
-      <w:proofErr w:type="spellEnd"/>
-      <w:r>
-        <w:rPr>
-          <w:rFonts w:ascii="Segoe UI Emoji" w:eastAsia="Times New Roman" w:hAnsi="Segoe UI Emoji" w:cs="Segoe UI Emoji"/>
-          <w:sz w:val="24"/>
-          <w:szCs w:val="24"/>
-          <w:lang w:eastAsia="pt-BR"/>
-        </w:rPr>
-        <w:t>&gt;</w:t>
-      </w:r>
-      <w:r>
-        <w:rPr>
-          <w:rFonts w:ascii="Segoe UI Emoji" w:eastAsia="Times New Roman" w:hAnsi="Segoe UI Emoji" w:cs="Segoe UI Emoji"/>
-          <w:color w:val="0070C0"/>
-          <w:sz w:val="24"/>
-          <w:szCs w:val="24"/>
-          <w:lang w:eastAsia="pt-BR"/>
-        </w:rPr>
-        <w:t>&lt;/</w:t>
-      </w:r>
-      <w:proofErr w:type="spellStart"/>
-      <w:r>
-        <w:rPr>
-          <w:rFonts w:ascii="Segoe UI Emoji" w:eastAsia="Times New Roman" w:hAnsi="Segoe UI Emoji" w:cs="Segoe UI Emoji"/>
-          <w:color w:val="0070C0"/>
-          <w:sz w:val="24"/>
-          <w:szCs w:val="24"/>
-          <w:lang w:eastAsia="pt-BR"/>
-        </w:rPr>
-        <w:t>video</w:t>
-      </w:r>
-      <w:proofErr w:type="spellEnd"/>
-      <w:r>
-        <w:rPr>
-          <w:rFonts w:ascii="Segoe UI Emoji" w:eastAsia="Times New Roman" w:hAnsi="Segoe UI Emoji" w:cs="Segoe UI Emoji"/>
-          <w:color w:val="0070C0"/>
-          <w:sz w:val="24"/>
-          <w:szCs w:val="24"/>
-          <w:lang w:eastAsia="pt-BR"/>
-        </w:rPr>
-        <w:t>&gt;</w:t>
+        <w:t>&lt;/video&gt;</w:t>
       </w:r>
     </w:p>
     <w:p>
@@ -5003,29 +4046,7 @@
           <w:color w:val="0070C0"/>
           <w:lang w:eastAsia="pt-BR"/>
         </w:rPr>
-        <w:t>&lt;</w:t>
-      </w:r>
-      <w:proofErr w:type="spellStart"/>
-      <w:r>
-        <w:rPr>
-          <w:rFonts w:ascii="Times New Roman" w:eastAsia="Times New Roman" w:hAnsi="Times New Roman" w:cs="Times New Roman"/>
-          <w:b/>
-          <w:bCs/>
-          <w:color w:val="0070C0"/>
-          <w:lang w:eastAsia="pt-BR"/>
-        </w:rPr>
-        <w:t>inframe</w:t>
-      </w:r>
-      <w:proofErr w:type="spellEnd"/>
-      <w:r>
-        <w:rPr>
-          <w:rFonts w:ascii="Times New Roman" w:eastAsia="Times New Roman" w:hAnsi="Times New Roman" w:cs="Times New Roman"/>
-          <w:b/>
-          <w:bCs/>
-          <w:color w:val="0070C0"/>
-          <w:lang w:eastAsia="pt-BR"/>
-        </w:rPr>
-        <w:t>&gt;</w:t>
+        <w:t>&lt;inframe&gt;</w:t>
       </w:r>
       <w:r>
         <w:rPr>
@@ -5256,7 +4277,7 @@
           <w:bCs/>
         </w:rPr>
         <w:pict w14:anchorId="38F1AB1F">
-          <v:rect id="_x0000_i1060" style="width:0;height:1.5pt" o:hralign="center" o:bullet="t" o:hrstd="t" o:hr="t" fillcolor="#a0a0a0" stroked="f"/>
+          <v:rect id="_x0000_i1030" style="width:0;height:1.5pt" o:hralign="center" o:bullet="t" o:hrstd="t" o:hr="t" fillcolor="#a0a0a0" stroked="f"/>
         </w:pict>
       </w:r>
     </w:p>
@@ -5540,47 +4561,7 @@
           <w:szCs w:val="24"/>
           <w:lang w:eastAsia="pt-BR"/>
         </w:rPr>
-        <w:t xml:space="preserve">A </w:t>
-      </w:r>
-      <w:proofErr w:type="spellStart"/>
-      <w:r>
-        <w:rPr>
-          <w:rFonts w:ascii="Times New Roman" w:eastAsia="Times New Roman" w:hAnsi="Times New Roman" w:cs="Times New Roman"/>
-          <w:sz w:val="24"/>
-          <w:szCs w:val="24"/>
-          <w:lang w:eastAsia="pt-BR"/>
-        </w:rPr>
-        <w:t>tag</w:t>
-      </w:r>
-      <w:proofErr w:type="spellEnd"/>
-      <w:r>
-        <w:rPr>
-          <w:rFonts w:ascii="Times New Roman" w:eastAsia="Times New Roman" w:hAnsi="Times New Roman" w:cs="Times New Roman"/>
-          <w:sz w:val="24"/>
-          <w:szCs w:val="24"/>
-          <w:lang w:eastAsia="pt-BR"/>
-        </w:rPr>
-        <w:t xml:space="preserve"> &lt;</w:t>
-      </w:r>
-      <w:proofErr w:type="spellStart"/>
-      <w:r>
-        <w:rPr>
-          <w:rFonts w:ascii="Times New Roman" w:eastAsia="Times New Roman" w:hAnsi="Times New Roman" w:cs="Times New Roman"/>
-          <w:sz w:val="24"/>
-          <w:szCs w:val="24"/>
-          <w:lang w:eastAsia="pt-BR"/>
-        </w:rPr>
-        <w:t>img</w:t>
-      </w:r>
-      <w:proofErr w:type="spellEnd"/>
-      <w:r>
-        <w:rPr>
-          <w:rFonts w:ascii="Times New Roman" w:eastAsia="Times New Roman" w:hAnsi="Times New Roman" w:cs="Times New Roman"/>
-          <w:sz w:val="24"/>
-          <w:szCs w:val="24"/>
-          <w:lang w:eastAsia="pt-BR"/>
-        </w:rPr>
-        <w:t xml:space="preserve">&gt; é usada para </w:t>
+        <w:t xml:space="preserve">A tag &lt;img&gt; é usada para </w:t>
       </w:r>
       <w:r>
         <w:rPr>
@@ -5679,35 +4660,14 @@
         <w:rPr>
           <w:color w:val="0070C0"/>
         </w:rPr>
-        <w:t>&lt;</w:t>
-      </w:r>
-      <w:proofErr w:type="spellStart"/>
+        <w:t xml:space="preserve">&lt;picture&gt; </w:t>
+      </w:r>
       <w:r>
         <w:rPr>
           <w:color w:val="0070C0"/>
         </w:rPr>
-        <w:t>picture</w:t>
-      </w:r>
-      <w:proofErr w:type="spellEnd"/>
-      <w:r>
-        <w:rPr>
-          <w:color w:val="0070C0"/>
-        </w:rPr>
-        <w:t>&gt;</w:t>
-      </w:r>
-      <w:r>
-        <w:rPr>
-          <w:color w:val="0070C0"/>
-        </w:rPr>
-        <w:t xml:space="preserve"> </w:t>
-      </w:r>
-      <w:r>
-        <w:rPr>
-          <w:color w:val="0070C0"/>
-        </w:rPr>
         <w:t xml:space="preserve">+ </w:t>
       </w:r>
-      <w:proofErr w:type="spellStart"/>
       <w:r>
         <w:rPr>
           <w:rFonts w:ascii="Courier New" w:eastAsia="Times New Roman" w:hAnsi="Courier New" w:cs="Courier New"/>
@@ -5720,7 +4680,6 @@
         </w:rPr>
         <w:t>srcset</w:t>
       </w:r>
-      <w:proofErr w:type="spellEnd"/>
       <w:r>
         <w:rPr>
           <w:rFonts w:ascii="Courier New" w:eastAsia="Times New Roman" w:hAnsi="Courier New" w:cs="Courier New"/>
@@ -5764,15 +4723,7 @@
         <w:t>É</w:t>
       </w:r>
       <w:r>
-        <w:t xml:space="preserve"> uma </w:t>
-      </w:r>
-      <w:proofErr w:type="spellStart"/>
-      <w:r>
-        <w:t>tag</w:t>
-      </w:r>
-      <w:proofErr w:type="spellEnd"/>
-      <w:r>
-        <w:t xml:space="preserve"> HTML usada para exibir imagens diferentes conforme o dispositivo ou tamanho da tela.</w:t>
+        <w:t xml:space="preserve"> uma tag HTML usada para exibir imagens diferentes conforme o dispositivo ou tamanho da tela.</w:t>
       </w:r>
     </w:p>
     <w:p>
@@ -5790,7 +4741,6 @@
           <w:lang w:eastAsia="pt-BR"/>
         </w:rPr>
       </w:pPr>
-      <w:proofErr w:type="spellStart"/>
       <w:r>
         <w:rPr>
           <w:rFonts w:ascii="Courier New" w:eastAsia="Times New Roman" w:hAnsi="Courier New" w:cs="Courier New"/>
@@ -5803,7 +4753,6 @@
         </w:rPr>
         <w:t>srcset</w:t>
       </w:r>
-      <w:proofErr w:type="spellEnd"/>
       <w:r>
         <w:rPr>
           <w:rFonts w:ascii="Times New Roman" w:eastAsia="Times New Roman" w:hAnsi="Times New Roman" w:cs="Times New Roman"/>
@@ -6071,7 +5020,7 @@
           <w:bCs/>
         </w:rPr>
         <w:pict w14:anchorId="63F71CDF">
-          <v:rect id="_x0000_i1052" style="width:0;height:1.5pt" o:hralign="center" o:bullet="t" o:hrstd="t" o:hr="t" fillcolor="#a0a0a0" stroked="f"/>
+          <v:rect id="_x0000_i1031" style="width:0;height:1.5pt" o:hralign="center" o:bullet="t" o:hrstd="t" o:hr="t" fillcolor="#a0a0a0" stroked="f"/>
         </w:pict>
       </w:r>
     </w:p>
@@ -6525,11 +5474,6 @@
           <w:noProof/>
         </w:rPr>
         <w:br/>
-      </w:r>
-      <w:r>
-        <w:rPr>
-          <w:noProof/>
-        </w:rPr>
         <w:t xml:space="preserve"> width="560"</w:t>
       </w:r>
       <w:r>
@@ -6537,11 +5481,6 @@
           <w:noProof/>
         </w:rPr>
         <w:br/>
-      </w:r>
-      <w:r>
-        <w:rPr>
-          <w:noProof/>
-        </w:rPr>
         <w:t>height="315"</w:t>
       </w:r>
       <w:r>
@@ -6549,11 +5488,6 @@
           <w:noProof/>
         </w:rPr>
         <w:br/>
-      </w:r>
-      <w:r>
-        <w:rPr>
-          <w:noProof/>
-        </w:rPr>
         <w:t>allow="autoplay; fullscreen; clipboard-write"</w:t>
       </w:r>
       <w:r>
@@ -6561,11 +5495,6 @@
           <w:noProof/>
         </w:rPr>
         <w:br/>
-      </w:r>
-      <w:r>
-        <w:rPr>
-          <w:noProof/>
-        </w:rPr>
         <w:t xml:space="preserve"> allowfullscreen</w:t>
       </w:r>
       <w:r>
@@ -6573,11 +5502,6 @@
           <w:noProof/>
         </w:rPr>
         <w:br/>
-      </w:r>
-      <w:r>
-        <w:rPr>
-          <w:noProof/>
-        </w:rPr>
         <w:t xml:space="preserve"> loading="lazy"</w:t>
       </w:r>
       <w:r>
@@ -6585,11 +5509,6 @@
           <w:noProof/>
         </w:rPr>
         <w:br/>
-      </w:r>
-      <w:r>
-        <w:rPr>
-          <w:noProof/>
-        </w:rPr>
         <w:t>referrerpolicy="no-referrer"</w:t>
       </w:r>
       <w:r>
@@ -6597,11 +5516,6 @@
           <w:noProof/>
         </w:rPr>
         <w:br/>
-      </w:r>
-      <w:r>
-        <w:rPr>
-          <w:noProof/>
-        </w:rPr>
         <w:t xml:space="preserve"> sandbox="allow-scripts allow-same-origin"&gt;</w:t>
       </w:r>
       <w:r>
@@ -6690,7 +5604,7 @@
           <w:bCs/>
         </w:rPr>
         <w:pict w14:anchorId="25832AB4">
-          <v:rect id="_x0000_i1062" style="width:0;height:1.5pt" o:hralign="center" o:bullet="t" o:hrstd="t" o:hr="t" fillcolor="#a0a0a0" stroked="f"/>
+          <v:rect id="_x0000_i1032" style="width:0;height:1.5pt" o:hralign="center" o:bullet="t" o:hrstd="t" o:hr="t" fillcolor="#a0a0a0" stroked="f"/>
         </w:pict>
       </w:r>
     </w:p>
@@ -7338,16 +6252,7 @@
           <w:bCs/>
           <w:lang w:eastAsia="pt-BR"/>
         </w:rPr>
-        <w:t>usada para representar variáveis</w:t>
-      </w:r>
-      <w:r>
-        <w:rPr>
-          <w:rFonts w:ascii="Times New Roman" w:eastAsia="Times New Roman" w:hAnsi="Times New Roman" w:cs="Times New Roman"/>
-          <w:b/>
-          <w:bCs/>
-          <w:lang w:eastAsia="pt-BR"/>
-        </w:rPr>
-        <w:t xml:space="preserve"> </w:t>
+        <w:t xml:space="preserve">usada para representar variáveis </w:t>
       </w:r>
       <w:r>
         <w:rPr>
@@ -7356,70 +6261,16 @@
           <w:bCs/>
           <w:lang w:eastAsia="pt-BR"/>
         </w:rPr>
-        <w:t>especialmente em contextos de:</w:t>
-      </w:r>
-      <w:r>
-        <w:rPr>
-          <w:rFonts w:eastAsia="Times New Roman"/>
+        <w:t xml:space="preserve">especialmente em contextos de: </w:t>
+      </w:r>
+      <w:r>
+        <w:rPr>
+          <w:rFonts w:ascii="Times New Roman" w:eastAsia="Times New Roman" w:hAnsi="Times New Roman" w:cs="Times New Roman"/>
           <w:b/>
           <w:bCs/>
           <w:lang w:eastAsia="pt-BR"/>
         </w:rPr>
-        <w:t xml:space="preserve"> </w:t>
-      </w:r>
-      <w:r>
-        <w:rPr>
-          <w:rFonts w:ascii="Times New Roman" w:eastAsia="Times New Roman" w:hAnsi="Times New Roman" w:cs="Times New Roman"/>
-          <w:b/>
-          <w:bCs/>
-          <w:lang w:eastAsia="pt-BR"/>
-        </w:rPr>
-        <w:t>Matemática</w:t>
-      </w:r>
-      <w:r>
-        <w:rPr>
-          <w:rFonts w:ascii="Times New Roman" w:eastAsia="Times New Roman" w:hAnsi="Times New Roman" w:cs="Times New Roman"/>
-          <w:b/>
-          <w:bCs/>
-          <w:lang w:eastAsia="pt-BR"/>
-        </w:rPr>
-        <w:t>, f</w:t>
-      </w:r>
-      <w:r>
-        <w:rPr>
-          <w:rFonts w:ascii="Times New Roman" w:eastAsia="Times New Roman" w:hAnsi="Times New Roman" w:cs="Times New Roman"/>
-          <w:b/>
-          <w:bCs/>
-          <w:lang w:eastAsia="pt-BR"/>
-        </w:rPr>
-        <w:t>órmulas</w:t>
-      </w:r>
-      <w:r>
-        <w:rPr>
-          <w:rFonts w:ascii="Times New Roman" w:eastAsia="Times New Roman" w:hAnsi="Times New Roman" w:cs="Times New Roman"/>
-          <w:b/>
-          <w:bCs/>
-          <w:lang w:eastAsia="pt-BR"/>
-        </w:rPr>
-        <w:t xml:space="preserve"> e c</w:t>
-      </w:r>
-      <w:r>
-        <w:rPr>
-          <w:rFonts w:ascii="Times New Roman" w:eastAsia="Times New Roman" w:hAnsi="Times New Roman" w:cs="Times New Roman"/>
-          <w:b/>
-          <w:bCs/>
-          <w:lang w:eastAsia="pt-BR"/>
-        </w:rPr>
-        <w:t>ódigo</w:t>
-      </w:r>
-      <w:r>
-        <w:rPr>
-          <w:rFonts w:ascii="Times New Roman" w:eastAsia="Times New Roman" w:hAnsi="Times New Roman" w:cs="Times New Roman"/>
-          <w:b/>
-          <w:bCs/>
-          <w:lang w:eastAsia="pt-BR"/>
-        </w:rPr>
-        <w:t>.</w:t>
+        <w:t>Matemática, fórmulas e código.</w:t>
       </w:r>
     </w:p>
     <w:p>
@@ -7463,9 +6314,17 @@
           <w:color w:val="004F88"/>
           <w:lang w:eastAsia="pt-BR"/>
         </w:rPr>
-        <w:t>&lt;</w:t>
-      </w:r>
-      <w:proofErr w:type="spellStart"/>
+        <w:t>&lt;sup&gt;</w:t>
+      </w:r>
+      <w:r>
+        <w:rPr>
+          <w:rFonts w:ascii="Times New Roman" w:eastAsia="Times New Roman" w:hAnsi="Times New Roman" w:cs="Times New Roman"/>
+          <w:b/>
+          <w:bCs/>
+          <w:lang w:eastAsia="pt-BR"/>
+        </w:rPr>
+        <w:t>2</w:t>
+      </w:r>
       <w:r>
         <w:rPr>
           <w:rFonts w:ascii="Times New Roman" w:eastAsia="Times New Roman" w:hAnsi="Times New Roman" w:cs="Times New Roman"/>
@@ -7474,10 +6333,15 @@
           <w:color w:val="004F88"/>
           <w:lang w:eastAsia="pt-BR"/>
         </w:rPr>
-        <w:t>sup</w:t>
-      </w:r>
-      <w:proofErr w:type="spellEnd"/>
-      <w:r>
+        <w:t xml:space="preserve">&lt;/sup&gt;&lt;/var&gt; + </w:t>
+      </w:r>
+    </w:p>
+    <w:p>
+      <w:pPr>
+        <w:pStyle w:val="PargrafodaLista"/>
+        <w:tabs>
+          <w:tab w:val="left" w:pos="5940"/>
+        </w:tabs>
         <w:rPr>
           <w:rFonts w:ascii="Times New Roman" w:eastAsia="Times New Roman" w:hAnsi="Times New Roman" w:cs="Times New Roman"/>
           <w:b/>
@@ -7485,17 +6349,7 @@
           <w:color w:val="004F88"/>
           <w:lang w:eastAsia="pt-BR"/>
         </w:rPr>
-        <w:t>&gt;</w:t>
-      </w:r>
-      <w:r>
-        <w:rPr>
-          <w:rFonts w:ascii="Times New Roman" w:eastAsia="Times New Roman" w:hAnsi="Times New Roman" w:cs="Times New Roman"/>
-          <w:b/>
-          <w:bCs/>
-          <w:lang w:eastAsia="pt-BR"/>
-        </w:rPr>
-        <w:t>2</w:t>
-      </w:r>
+      </w:pPr>
       <w:r>
         <w:rPr>
           <w:rFonts w:ascii="Times New Roman" w:eastAsia="Times New Roman" w:hAnsi="Times New Roman" w:cs="Times New Roman"/>
@@ -7504,9 +6358,17 @@
           <w:color w:val="004F88"/>
           <w:lang w:eastAsia="pt-BR"/>
         </w:rPr>
-        <w:t>&lt;/</w:t>
-      </w:r>
-      <w:proofErr w:type="spellStart"/>
+        <w:t>&lt;var&gt;</w:t>
+      </w:r>
+      <w:r>
+        <w:rPr>
+          <w:rFonts w:ascii="Times New Roman" w:eastAsia="Times New Roman" w:hAnsi="Times New Roman" w:cs="Times New Roman"/>
+          <w:b/>
+          <w:bCs/>
+          <w:lang w:eastAsia="pt-BR"/>
+        </w:rPr>
+        <w:t>b</w:t>
+      </w:r>
       <w:r>
         <w:rPr>
           <w:rFonts w:ascii="Times New Roman" w:eastAsia="Times New Roman" w:hAnsi="Times New Roman" w:cs="Times New Roman"/>
@@ -7515,9 +6377,19 @@
           <w:color w:val="004F88"/>
           <w:lang w:eastAsia="pt-BR"/>
         </w:rPr>
-        <w:t>sup</w:t>
-      </w:r>
-      <w:proofErr w:type="spellEnd"/>
+        <w:t xml:space="preserve">&lt;sup&gt;2&lt;/sup&gt;&lt;/var&gt; = </w:t>
+      </w:r>
+    </w:p>
+    <w:p>
+      <w:pPr>
+        <w:pStyle w:val="PargrafodaLista"/>
+        <w:tabs>
+          <w:tab w:val="left" w:pos="5940"/>
+        </w:tabs>
+        <w:rPr>
+          <w:noProof/>
+        </w:rPr>
+      </w:pPr>
       <w:r>
         <w:rPr>
           <w:rFonts w:ascii="Times New Roman" w:eastAsia="Times New Roman" w:hAnsi="Times New Roman" w:cs="Times New Roman"/>
@@ -7526,15 +6398,18 @@
           <w:color w:val="004F88"/>
           <w:lang w:eastAsia="pt-BR"/>
         </w:rPr>
-        <w:t xml:space="preserve">&gt;&lt;/var&gt; + </w:t>
-      </w:r>
-    </w:p>
-    <w:p>
-      <w:pPr>
-        <w:pStyle w:val="PargrafodaLista"/>
-        <w:tabs>
-          <w:tab w:val="left" w:pos="5940"/>
-        </w:tabs>
+        <w:t>&lt;var&gt;</w:t>
+      </w:r>
+      <w:r>
+        <w:rPr>
+          <w:rFonts w:ascii="Times New Roman" w:eastAsia="Times New Roman" w:hAnsi="Times New Roman" w:cs="Times New Roman"/>
+          <w:b/>
+          <w:bCs/>
+          <w:lang w:eastAsia="pt-BR"/>
+        </w:rPr>
+        <w:t>c</w:t>
+      </w:r>
+      <w:r>
         <w:rPr>
           <w:rFonts w:ascii="Times New Roman" w:eastAsia="Times New Roman" w:hAnsi="Times New Roman" w:cs="Times New Roman"/>
           <w:b/>
@@ -7542,7 +6417,17 @@
           <w:color w:val="004F88"/>
           <w:lang w:eastAsia="pt-BR"/>
         </w:rPr>
-      </w:pPr>
+        <w:t>&lt;sup&gt;</w:t>
+      </w:r>
+      <w:r>
+        <w:rPr>
+          <w:rFonts w:ascii="Times New Roman" w:eastAsia="Times New Roman" w:hAnsi="Times New Roman" w:cs="Times New Roman"/>
+          <w:b/>
+          <w:bCs/>
+          <w:lang w:eastAsia="pt-BR"/>
+        </w:rPr>
+        <w:t>2</w:t>
+      </w:r>
       <w:r>
         <w:rPr>
           <w:rFonts w:ascii="Times New Roman" w:eastAsia="Times New Roman" w:hAnsi="Times New Roman" w:cs="Times New Roman"/>
@@ -7551,173 +6436,7 @@
           <w:color w:val="004F88"/>
           <w:lang w:eastAsia="pt-BR"/>
         </w:rPr>
-        <w:t>&lt;var&gt;</w:t>
-      </w:r>
-      <w:r>
-        <w:rPr>
-          <w:rFonts w:ascii="Times New Roman" w:eastAsia="Times New Roman" w:hAnsi="Times New Roman" w:cs="Times New Roman"/>
-          <w:b/>
-          <w:bCs/>
-          <w:lang w:eastAsia="pt-BR"/>
-        </w:rPr>
-        <w:t>b</w:t>
-      </w:r>
-      <w:r>
-        <w:rPr>
-          <w:rFonts w:ascii="Times New Roman" w:eastAsia="Times New Roman" w:hAnsi="Times New Roman" w:cs="Times New Roman"/>
-          <w:b/>
-          <w:bCs/>
-          <w:color w:val="004F88"/>
-          <w:lang w:eastAsia="pt-BR"/>
-        </w:rPr>
-        <w:t>&lt;</w:t>
-      </w:r>
-      <w:proofErr w:type="spellStart"/>
-      <w:r>
-        <w:rPr>
-          <w:rFonts w:ascii="Times New Roman" w:eastAsia="Times New Roman" w:hAnsi="Times New Roman" w:cs="Times New Roman"/>
-          <w:b/>
-          <w:bCs/>
-          <w:color w:val="004F88"/>
-          <w:lang w:eastAsia="pt-BR"/>
-        </w:rPr>
-        <w:t>sup</w:t>
-      </w:r>
-      <w:proofErr w:type="spellEnd"/>
-      <w:r>
-        <w:rPr>
-          <w:rFonts w:ascii="Times New Roman" w:eastAsia="Times New Roman" w:hAnsi="Times New Roman" w:cs="Times New Roman"/>
-          <w:b/>
-          <w:bCs/>
-          <w:color w:val="004F88"/>
-          <w:lang w:eastAsia="pt-BR"/>
-        </w:rPr>
-        <w:t>&gt;2&lt;/</w:t>
-      </w:r>
-      <w:proofErr w:type="spellStart"/>
-      <w:r>
-        <w:rPr>
-          <w:rFonts w:ascii="Times New Roman" w:eastAsia="Times New Roman" w:hAnsi="Times New Roman" w:cs="Times New Roman"/>
-          <w:b/>
-          <w:bCs/>
-          <w:color w:val="004F88"/>
-          <w:lang w:eastAsia="pt-BR"/>
-        </w:rPr>
-        <w:t>sup</w:t>
-      </w:r>
-      <w:proofErr w:type="spellEnd"/>
-      <w:r>
-        <w:rPr>
-          <w:rFonts w:ascii="Times New Roman" w:eastAsia="Times New Roman" w:hAnsi="Times New Roman" w:cs="Times New Roman"/>
-          <w:b/>
-          <w:bCs/>
-          <w:color w:val="004F88"/>
-          <w:lang w:eastAsia="pt-BR"/>
-        </w:rPr>
-        <w:t xml:space="preserve">&gt;&lt;/var&gt; = </w:t>
-      </w:r>
-    </w:p>
-    <w:p>
-      <w:pPr>
-        <w:pStyle w:val="PargrafodaLista"/>
-        <w:tabs>
-          <w:tab w:val="left" w:pos="5940"/>
-        </w:tabs>
-        <w:rPr>
-          <w:noProof/>
-        </w:rPr>
-      </w:pPr>
-      <w:r>
-        <w:rPr>
-          <w:rFonts w:ascii="Times New Roman" w:eastAsia="Times New Roman" w:hAnsi="Times New Roman" w:cs="Times New Roman"/>
-          <w:b/>
-          <w:bCs/>
-          <w:color w:val="004F88"/>
-          <w:lang w:eastAsia="pt-BR"/>
-        </w:rPr>
-        <w:t>&lt;var&gt;</w:t>
-      </w:r>
-      <w:r>
-        <w:rPr>
-          <w:rFonts w:ascii="Times New Roman" w:eastAsia="Times New Roman" w:hAnsi="Times New Roman" w:cs="Times New Roman"/>
-          <w:b/>
-          <w:bCs/>
-          <w:lang w:eastAsia="pt-BR"/>
-        </w:rPr>
-        <w:t>c</w:t>
-      </w:r>
-      <w:r>
-        <w:rPr>
-          <w:rFonts w:ascii="Times New Roman" w:eastAsia="Times New Roman" w:hAnsi="Times New Roman" w:cs="Times New Roman"/>
-          <w:b/>
-          <w:bCs/>
-          <w:color w:val="004F88"/>
-          <w:lang w:eastAsia="pt-BR"/>
-        </w:rPr>
-        <w:t>&lt;</w:t>
-      </w:r>
-      <w:proofErr w:type="spellStart"/>
-      <w:r>
-        <w:rPr>
-          <w:rFonts w:ascii="Times New Roman" w:eastAsia="Times New Roman" w:hAnsi="Times New Roman" w:cs="Times New Roman"/>
-          <w:b/>
-          <w:bCs/>
-          <w:color w:val="004F88"/>
-          <w:lang w:eastAsia="pt-BR"/>
-        </w:rPr>
-        <w:t>sup</w:t>
-      </w:r>
-      <w:proofErr w:type="spellEnd"/>
-      <w:r>
-        <w:rPr>
-          <w:rFonts w:ascii="Times New Roman" w:eastAsia="Times New Roman" w:hAnsi="Times New Roman" w:cs="Times New Roman"/>
-          <w:b/>
-          <w:bCs/>
-          <w:color w:val="004F88"/>
-          <w:lang w:eastAsia="pt-BR"/>
-        </w:rPr>
-        <w:t>&gt;</w:t>
-      </w:r>
-      <w:r>
-        <w:rPr>
-          <w:rFonts w:ascii="Times New Roman" w:eastAsia="Times New Roman" w:hAnsi="Times New Roman" w:cs="Times New Roman"/>
-          <w:b/>
-          <w:bCs/>
-          <w:lang w:eastAsia="pt-BR"/>
-        </w:rPr>
-        <w:t>2</w:t>
-      </w:r>
-      <w:r>
-        <w:rPr>
-          <w:rFonts w:ascii="Times New Roman" w:eastAsia="Times New Roman" w:hAnsi="Times New Roman" w:cs="Times New Roman"/>
-          <w:b/>
-          <w:bCs/>
-          <w:color w:val="004F88"/>
-          <w:lang w:eastAsia="pt-BR"/>
-        </w:rPr>
-        <w:t>&lt;/</w:t>
-      </w:r>
-      <w:proofErr w:type="spellStart"/>
-      <w:r>
-        <w:rPr>
-          <w:rFonts w:ascii="Times New Roman" w:eastAsia="Times New Roman" w:hAnsi="Times New Roman" w:cs="Times New Roman"/>
-          <w:b/>
-          <w:bCs/>
-          <w:color w:val="004F88"/>
-          <w:lang w:eastAsia="pt-BR"/>
-        </w:rPr>
-        <w:t>sup</w:t>
-      </w:r>
-      <w:proofErr w:type="spellEnd"/>
-      <w:r>
-        <w:rPr>
-          <w:rFonts w:ascii="Times New Roman" w:eastAsia="Times New Roman" w:hAnsi="Times New Roman" w:cs="Times New Roman"/>
-          <w:b/>
-          <w:bCs/>
-          <w:color w:val="004F88"/>
-          <w:lang w:eastAsia="pt-BR"/>
-        </w:rPr>
-        <w:t>&gt;&lt;/var&gt;</w:t>
+        <w:t>&lt;/sup&gt;&lt;/var&gt;</w:t>
       </w:r>
     </w:p>
     <w:p>
@@ -7805,23 +6524,7 @@
           <w:rFonts w:ascii="Times New Roman" w:eastAsia="Times New Roman" w:hAnsi="Times New Roman" w:cs="Times New Roman"/>
           <w:lang w:eastAsia="pt-BR"/>
         </w:rPr>
-        <w:t>Texto em subscrito (</w:t>
-      </w:r>
-      <w:proofErr w:type="spellStart"/>
-      <w:r>
-        <w:rPr>
-          <w:rFonts w:ascii="Times New Roman" w:eastAsia="Times New Roman" w:hAnsi="Times New Roman" w:cs="Times New Roman"/>
-          <w:lang w:eastAsia="pt-BR"/>
-        </w:rPr>
-        <w:t>ex</w:t>
-      </w:r>
-      <w:proofErr w:type="spellEnd"/>
-      <w:r>
-        <w:rPr>
-          <w:rFonts w:ascii="Times New Roman" w:eastAsia="Times New Roman" w:hAnsi="Times New Roman" w:cs="Times New Roman"/>
-          <w:lang w:eastAsia="pt-BR"/>
-        </w:rPr>
-        <w:t>: H₂O).</w:t>
+        <w:t>Texto em subscrito (ex: H₂O).</w:t>
       </w:r>
     </w:p>
     <w:p>
@@ -7894,36 +6597,14 @@
           <w:color w:val="004F88"/>
           <w:lang w:eastAsia="pt-BR"/>
         </w:rPr>
-        <w:t>&lt;</w:t>
-      </w:r>
-      <w:proofErr w:type="spellStart"/>
-      <w:r>
-        <w:rPr>
-          <w:rFonts w:ascii="Times New Roman" w:eastAsia="Times New Roman" w:hAnsi="Times New Roman" w:cs="Times New Roman"/>
-          <w:b/>
-          <w:bCs/>
+        <w:t>&lt;sup&gt;:</w:t>
+      </w:r>
+      <w:r>
+        <w:rPr>
+          <w:rFonts w:ascii="Times New Roman" w:eastAsia="Times New Roman" w:hAnsi="Times New Roman" w:cs="Times New Roman"/>
           <w:color w:val="004F88"/>
           <w:lang w:eastAsia="pt-BR"/>
         </w:rPr>
-        <w:t>sup</w:t>
-      </w:r>
-      <w:proofErr w:type="spellEnd"/>
-      <w:r>
-        <w:rPr>
-          <w:rFonts w:ascii="Times New Roman" w:eastAsia="Times New Roman" w:hAnsi="Times New Roman" w:cs="Times New Roman"/>
-          <w:b/>
-          <w:bCs/>
-          <w:color w:val="004F88"/>
-          <w:lang w:eastAsia="pt-BR"/>
-        </w:rPr>
-        <w:t>&gt;:</w:t>
-      </w:r>
-      <w:r>
-        <w:rPr>
-          <w:rFonts w:ascii="Times New Roman" w:eastAsia="Times New Roman" w:hAnsi="Times New Roman" w:cs="Times New Roman"/>
-          <w:color w:val="004F88"/>
-          <w:lang w:eastAsia="pt-BR"/>
-        </w:rPr>
         <w:t xml:space="preserve"> </w:t>
       </w:r>
       <w:r>
@@ -7931,39 +6612,7 @@
           <w:rFonts w:ascii="Times New Roman" w:eastAsia="Times New Roman" w:hAnsi="Times New Roman" w:cs="Times New Roman"/>
           <w:lang w:eastAsia="pt-BR"/>
         </w:rPr>
-        <w:t>Texto em sobrescrito (</w:t>
-      </w:r>
-      <w:proofErr w:type="spellStart"/>
-      <w:r>
-        <w:rPr>
-          <w:rFonts w:ascii="Times New Roman" w:eastAsia="Times New Roman" w:hAnsi="Times New Roman" w:cs="Times New Roman"/>
-          <w:lang w:eastAsia="pt-BR"/>
-        </w:rPr>
-        <w:t>ex</w:t>
-      </w:r>
-      <w:proofErr w:type="spellEnd"/>
-      <w:r>
-        <w:rPr>
-          <w:rFonts w:ascii="Times New Roman" w:eastAsia="Times New Roman" w:hAnsi="Times New Roman" w:cs="Times New Roman"/>
-          <w:lang w:eastAsia="pt-BR"/>
-        </w:rPr>
-        <w:t>: E=</w:t>
-      </w:r>
-      <w:proofErr w:type="spellStart"/>
-      <w:r>
-        <w:rPr>
-          <w:rFonts w:ascii="Times New Roman" w:eastAsia="Times New Roman" w:hAnsi="Times New Roman" w:cs="Times New Roman"/>
-          <w:lang w:eastAsia="pt-BR"/>
-        </w:rPr>
-        <w:t>mc</w:t>
-      </w:r>
-      <w:proofErr w:type="spellEnd"/>
-      <w:r>
-        <w:rPr>
-          <w:rFonts w:ascii="Times New Roman" w:eastAsia="Times New Roman" w:hAnsi="Times New Roman" w:cs="Times New Roman"/>
-          <w:lang w:eastAsia="pt-BR"/>
-        </w:rPr>
-        <w:t>²).</w:t>
+        <w:t>Texto em sobrescrito (ex: E=mc²).</w:t>
       </w:r>
       <w:r>
         <w:rPr>
@@ -8057,9 +6706,8 @@
           <w:color w:val="0070C0"/>
           <w:lang w:eastAsia="pt-BR"/>
         </w:rPr>
-        <w:t>&lt;</w:t>
-      </w:r>
-      <w:proofErr w:type="spellStart"/>
+        <w:t>&lt;span&gt;</w:t>
+      </w:r>
       <w:r>
         <w:rPr>
           <w:rFonts w:ascii="Times New Roman" w:eastAsia="Times New Roman" w:hAnsi="Times New Roman" w:cs="Times New Roman"/>
@@ -8068,27 +6716,6 @@
           <w:color w:val="0070C0"/>
           <w:lang w:eastAsia="pt-BR"/>
         </w:rPr>
-        <w:t>span</w:t>
-      </w:r>
-      <w:proofErr w:type="spellEnd"/>
-      <w:r>
-        <w:rPr>
-          <w:rFonts w:ascii="Times New Roman" w:eastAsia="Times New Roman" w:hAnsi="Times New Roman" w:cs="Times New Roman"/>
-          <w:b/>
-          <w:bCs/>
-          <w:color w:val="0070C0"/>
-          <w:lang w:eastAsia="pt-BR"/>
-        </w:rPr>
-        <w:t>&gt;</w:t>
-      </w:r>
-      <w:r>
-        <w:rPr>
-          <w:rFonts w:ascii="Times New Roman" w:eastAsia="Times New Roman" w:hAnsi="Times New Roman" w:cs="Times New Roman"/>
-          <w:b/>
-          <w:bCs/>
-          <w:color w:val="0070C0"/>
-          <w:lang w:eastAsia="pt-BR"/>
-        </w:rPr>
         <w:t xml:space="preserve"> </w:t>
       </w:r>
       <w:r>
@@ -8098,47 +6725,7 @@
           <w:bCs/>
           <w:lang w:eastAsia="pt-BR"/>
         </w:rPr>
-        <w:t xml:space="preserve">É uma </w:t>
-      </w:r>
-      <w:proofErr w:type="spellStart"/>
-      <w:r>
-        <w:rPr>
-          <w:rFonts w:eastAsia="Times New Roman"/>
-          <w:b/>
-          <w:bCs/>
-          <w:lang w:eastAsia="pt-BR"/>
-        </w:rPr>
-        <w:t>tag</w:t>
-      </w:r>
-      <w:proofErr w:type="spellEnd"/>
-      <w:r>
-        <w:rPr>
-          <w:rFonts w:eastAsia="Times New Roman"/>
-          <w:b/>
-          <w:bCs/>
-          <w:lang w:eastAsia="pt-BR"/>
-        </w:rPr>
-        <w:t xml:space="preserve"> genérica </w:t>
-      </w:r>
-      <w:proofErr w:type="spellStart"/>
-      <w:r>
-        <w:rPr>
-          <w:rFonts w:eastAsia="Times New Roman"/>
-          <w:b/>
-          <w:bCs/>
-          <w:lang w:eastAsia="pt-BR"/>
-        </w:rPr>
-        <w:t>inline</w:t>
-      </w:r>
-      <w:proofErr w:type="spellEnd"/>
-      <w:r>
-        <w:rPr>
-          <w:rFonts w:eastAsia="Times New Roman"/>
-          <w:b/>
-          <w:bCs/>
-          <w:lang w:eastAsia="pt-BR"/>
-        </w:rPr>
-        <w:t xml:space="preserve"> usada para estilizar ou marcar partes do texto.</w:t>
+        <w:t>É uma tag genérica inline usada para estilizar ou marcar partes do texto.</w:t>
       </w:r>
     </w:p>
     <w:p>
@@ -8306,7 +6893,7 @@
           <w:bCs/>
         </w:rPr>
         <w:pict w14:anchorId="628F203C">
-          <v:rect id="_x0000_i1063" style="width:0;height:1.5pt" o:hralign="center" o:bullet="t" o:hrstd="t" o:hr="t" fillcolor="#a0a0a0" stroked="f"/>
+          <v:rect id="_x0000_i1033" style="width:0;height:1.5pt" o:hralign="center" o:bullet="t" o:hrstd="t" o:hr="t" fillcolor="#a0a0a0" stroked="f"/>
         </w:pict>
       </w:r>
     </w:p>
@@ -8424,23 +7011,7 @@
                                   <w:b/>
                                   <w:bCs/>
                                 </w:rPr>
-                                <w:t>1</w:t>
-                              </w:r>
-                              <w:r>
-                                <w:rPr>
-                                  <w:rFonts w:ascii="Segoe UI Emoji" w:hAnsi="Segoe UI Emoji" w:cs="Segoe UI Emoji"/>
-                                  <w:b/>
-                                  <w:bCs/>
-                                </w:rPr>
-                                <w:t>1</w:t>
-                              </w:r>
-                              <w:r>
-                                <w:rPr>
-                                  <w:rFonts w:ascii="Segoe UI Emoji" w:hAnsi="Segoe UI Emoji" w:cs="Segoe UI Emoji"/>
-                                  <w:b/>
-                                  <w:bCs/>
-                                </w:rPr>
-                                <w:t xml:space="preserve">. </w:t>
+                                <w:t xml:space="preserve">11. </w:t>
                               </w:r>
                               <w:r>
                                 <w:rPr>
@@ -8529,23 +7100,7 @@
                             <w:b/>
                             <w:bCs/>
                           </w:rPr>
-                          <w:t>1</w:t>
-                        </w:r>
-                        <w:r>
-                          <w:rPr>
-                            <w:rFonts w:ascii="Segoe UI Emoji" w:hAnsi="Segoe UI Emoji" w:cs="Segoe UI Emoji"/>
-                            <w:b/>
-                            <w:bCs/>
-                          </w:rPr>
-                          <w:t>1</w:t>
-                        </w:r>
-                        <w:r>
-                          <w:rPr>
-                            <w:rFonts w:ascii="Segoe UI Emoji" w:hAnsi="Segoe UI Emoji" w:cs="Segoe UI Emoji"/>
-                            <w:b/>
-                            <w:bCs/>
-                          </w:rPr>
-                          <w:t xml:space="preserve">. </w:t>
+                          <w:t xml:space="preserve">11. </w:t>
                         </w:r>
                         <w:r>
                           <w:rPr>
@@ -8775,7 +7330,7 @@
           <w:bCs/>
         </w:rPr>
         <w:pict w14:anchorId="56014EE8">
-          <v:rect id="_x0000_i1051" style="width:0;height:1.5pt" o:hralign="center" o:bullet="t" o:hrstd="t" o:hr="t" fillcolor="#a0a0a0" stroked="f"/>
+          <v:rect id="_x0000_i1034" style="width:0;height:1.5pt" o:hralign="center" o:bullet="t" o:hrstd="t" o:hr="t" fillcolor="#a0a0a0" stroked="f"/>
         </w:pict>
       </w:r>
     </w:p>
@@ -8901,23 +7456,7 @@
                                   <w:b/>
                                   <w:bCs/>
                                 </w:rPr>
-                                <w:t>1</w:t>
-                              </w:r>
-                              <w:r>
-                                <w:rPr>
-                                  <w:rFonts w:ascii="Segoe UI Emoji" w:hAnsi="Segoe UI Emoji" w:cs="Segoe UI Emoji"/>
-                                  <w:b/>
-                                  <w:bCs/>
-                                </w:rPr>
-                                <w:t>2</w:t>
-                              </w:r>
-                              <w:r>
-                                <w:rPr>
-                                  <w:rFonts w:ascii="Segoe UI Emoji" w:hAnsi="Segoe UI Emoji" w:cs="Segoe UI Emoji"/>
-                                  <w:b/>
-                                  <w:bCs/>
-                                </w:rPr>
-                                <w:t xml:space="preserve">. </w:t>
+                                <w:t xml:space="preserve">12. </w:t>
                               </w:r>
                               <w:r>
                                 <w:rPr>
@@ -8998,23 +7537,7 @@
                             <w:b/>
                             <w:bCs/>
                           </w:rPr>
-                          <w:t>1</w:t>
-                        </w:r>
-                        <w:r>
-                          <w:rPr>
-                            <w:rFonts w:ascii="Segoe UI Emoji" w:hAnsi="Segoe UI Emoji" w:cs="Segoe UI Emoji"/>
-                            <w:b/>
-                            <w:bCs/>
-                          </w:rPr>
-                          <w:t>2</w:t>
-                        </w:r>
-                        <w:r>
-                          <w:rPr>
-                            <w:rFonts w:ascii="Segoe UI Emoji" w:hAnsi="Segoe UI Emoji" w:cs="Segoe UI Emoji"/>
-                            <w:b/>
-                            <w:bCs/>
-                          </w:rPr>
-                          <w:t xml:space="preserve">. </w:t>
+                          <w:t xml:space="preserve">12. </w:t>
                         </w:r>
                         <w:r>
                           <w:rPr>
@@ -9218,7 +7741,7 @@
           <w:bCs/>
         </w:rPr>
         <w:pict w14:anchorId="5D315A7E">
-          <v:rect id="_x0000_i1064" style="width:0;height:1.5pt" o:hralign="center" o:bullet="t" o:hrstd="t" o:hr="t" fillcolor="#a0a0a0" stroked="f"/>
+          <v:rect id="_x0000_i1035" style="width:0;height:1.5pt" o:hralign="center" o:bullet="t" o:hrstd="t" o:hr="t" fillcolor="#a0a0a0" stroked="f"/>
         </w:pict>
       </w:r>
     </w:p>
@@ -9639,29 +8162,7 @@
           <w:color w:val="004F88"/>
           <w:lang w:eastAsia="pt-BR"/>
         </w:rPr>
-        <w:t>&lt;</w:t>
-      </w:r>
-      <w:proofErr w:type="spellStart"/>
-      <w:r>
-        <w:rPr>
-          <w:rFonts w:ascii="Times New Roman" w:eastAsia="Times New Roman" w:hAnsi="Times New Roman" w:cs="Times New Roman"/>
-          <w:b/>
-          <w:bCs/>
-          <w:color w:val="004F88"/>
-          <w:lang w:eastAsia="pt-BR"/>
-        </w:rPr>
-        <w:t>nav</w:t>
-      </w:r>
-      <w:proofErr w:type="spellEnd"/>
-      <w:r>
-        <w:rPr>
-          <w:rFonts w:ascii="Times New Roman" w:eastAsia="Times New Roman" w:hAnsi="Times New Roman" w:cs="Times New Roman"/>
-          <w:b/>
-          <w:bCs/>
-          <w:color w:val="004F88"/>
-          <w:lang w:eastAsia="pt-BR"/>
-        </w:rPr>
-        <w:t xml:space="preserve">&gt; </w:t>
+        <w:t xml:space="preserve">&lt;nav&gt; </w:t>
       </w:r>
       <w:r>
         <w:rPr>
@@ -9692,29 +8193,7 @@
           <w:color w:val="004F88"/>
           <w:lang w:eastAsia="pt-BR"/>
         </w:rPr>
-        <w:t>&lt;</w:t>
-      </w:r>
-      <w:proofErr w:type="spellStart"/>
-      <w:r>
-        <w:rPr>
-          <w:rFonts w:ascii="Times New Roman" w:eastAsia="Times New Roman" w:hAnsi="Times New Roman" w:cs="Times New Roman"/>
-          <w:b/>
-          <w:bCs/>
-          <w:color w:val="004F88"/>
-          <w:lang w:eastAsia="pt-BR"/>
-        </w:rPr>
-        <w:t>main</w:t>
-      </w:r>
-      <w:proofErr w:type="spellEnd"/>
-      <w:r>
-        <w:rPr>
-          <w:rFonts w:ascii="Times New Roman" w:eastAsia="Times New Roman" w:hAnsi="Times New Roman" w:cs="Times New Roman"/>
-          <w:b/>
-          <w:bCs/>
-          <w:color w:val="004F88"/>
-          <w:lang w:eastAsia="pt-BR"/>
-        </w:rPr>
-        <w:t xml:space="preserve">&gt; </w:t>
+        <w:t xml:space="preserve">&lt;main&gt; </w:t>
       </w:r>
       <w:r>
         <w:rPr>
@@ -9745,29 +8224,7 @@
           <w:color w:val="004F88"/>
           <w:lang w:eastAsia="pt-BR"/>
         </w:rPr>
-        <w:t>&lt;</w:t>
-      </w:r>
-      <w:proofErr w:type="spellStart"/>
-      <w:r>
-        <w:rPr>
-          <w:rFonts w:ascii="Times New Roman" w:eastAsia="Times New Roman" w:hAnsi="Times New Roman" w:cs="Times New Roman"/>
-          <w:b/>
-          <w:bCs/>
-          <w:color w:val="004F88"/>
-          <w:lang w:eastAsia="pt-BR"/>
-        </w:rPr>
-        <w:t>section</w:t>
-      </w:r>
-      <w:proofErr w:type="spellEnd"/>
-      <w:r>
-        <w:rPr>
-          <w:rFonts w:ascii="Times New Roman" w:eastAsia="Times New Roman" w:hAnsi="Times New Roman" w:cs="Times New Roman"/>
-          <w:b/>
-          <w:bCs/>
-          <w:color w:val="004F88"/>
-          <w:lang w:eastAsia="pt-BR"/>
-        </w:rPr>
-        <w:t xml:space="preserve">&gt; </w:t>
+        <w:t xml:space="preserve">&lt;section&gt; </w:t>
       </w:r>
       <w:r>
         <w:rPr>
@@ -9798,29 +8255,7 @@
           <w:color w:val="004F88"/>
           <w:lang w:eastAsia="pt-BR"/>
         </w:rPr>
-        <w:t>&lt;</w:t>
-      </w:r>
-      <w:proofErr w:type="spellStart"/>
-      <w:r>
-        <w:rPr>
-          <w:rFonts w:ascii="Times New Roman" w:eastAsia="Times New Roman" w:hAnsi="Times New Roman" w:cs="Times New Roman"/>
-          <w:b/>
-          <w:bCs/>
-          <w:color w:val="004F88"/>
-          <w:lang w:eastAsia="pt-BR"/>
-        </w:rPr>
-        <w:t>article</w:t>
-      </w:r>
-      <w:proofErr w:type="spellEnd"/>
-      <w:r>
-        <w:rPr>
-          <w:rFonts w:ascii="Times New Roman" w:eastAsia="Times New Roman" w:hAnsi="Times New Roman" w:cs="Times New Roman"/>
-          <w:b/>
-          <w:bCs/>
-          <w:color w:val="004F88"/>
-          <w:lang w:eastAsia="pt-BR"/>
-        </w:rPr>
-        <w:t xml:space="preserve">&gt; </w:t>
+        <w:t xml:space="preserve">&lt;article&gt; </w:t>
       </w:r>
       <w:r>
         <w:rPr>
@@ -9851,29 +8286,7 @@
           <w:color w:val="004F88"/>
           <w:lang w:eastAsia="pt-BR"/>
         </w:rPr>
-        <w:t>&lt;</w:t>
-      </w:r>
-      <w:proofErr w:type="spellStart"/>
-      <w:r>
-        <w:rPr>
-          <w:rFonts w:ascii="Times New Roman" w:eastAsia="Times New Roman" w:hAnsi="Times New Roman" w:cs="Times New Roman"/>
-          <w:b/>
-          <w:bCs/>
-          <w:color w:val="004F88"/>
-          <w:lang w:eastAsia="pt-BR"/>
-        </w:rPr>
-        <w:t>aside</w:t>
-      </w:r>
-      <w:proofErr w:type="spellEnd"/>
-      <w:r>
-        <w:rPr>
-          <w:rFonts w:ascii="Times New Roman" w:eastAsia="Times New Roman" w:hAnsi="Times New Roman" w:cs="Times New Roman"/>
-          <w:b/>
-          <w:bCs/>
-          <w:color w:val="004F88"/>
-          <w:lang w:eastAsia="pt-BR"/>
-        </w:rPr>
-        <w:t xml:space="preserve">&gt; </w:t>
+        <w:t xml:space="preserve">&lt;aside&gt; </w:t>
       </w:r>
       <w:r>
         <w:rPr>
@@ -9904,29 +8317,7 @@
           <w:color w:val="004F88"/>
           <w:lang w:eastAsia="pt-BR"/>
         </w:rPr>
-        <w:t>&lt;</w:t>
-      </w:r>
-      <w:proofErr w:type="spellStart"/>
-      <w:r>
-        <w:rPr>
-          <w:rFonts w:ascii="Times New Roman" w:eastAsia="Times New Roman" w:hAnsi="Times New Roman" w:cs="Times New Roman"/>
-          <w:b/>
-          <w:bCs/>
-          <w:color w:val="004F88"/>
-          <w:lang w:eastAsia="pt-BR"/>
-        </w:rPr>
-        <w:t>footer</w:t>
-      </w:r>
-      <w:proofErr w:type="spellEnd"/>
-      <w:r>
-        <w:rPr>
-          <w:rFonts w:ascii="Times New Roman" w:eastAsia="Times New Roman" w:hAnsi="Times New Roman" w:cs="Times New Roman"/>
-          <w:b/>
-          <w:bCs/>
-          <w:color w:val="004F88"/>
-          <w:lang w:eastAsia="pt-BR"/>
-        </w:rPr>
-        <w:t xml:space="preserve">&gt; </w:t>
+        <w:t xml:space="preserve">&lt;footer&gt; </w:t>
       </w:r>
       <w:r>
         <w:rPr>
@@ -9957,51 +8348,29 @@
           <w:color w:val="004F88"/>
           <w:lang w:eastAsia="pt-BR"/>
         </w:rPr>
-        <w:t>&lt;</w:t>
-      </w:r>
-      <w:proofErr w:type="spellStart"/>
-      <w:r>
-        <w:rPr>
-          <w:rFonts w:ascii="Times New Roman" w:eastAsia="Times New Roman" w:hAnsi="Times New Roman" w:cs="Times New Roman"/>
+        <w:t>&lt;div&gt;</w:t>
+      </w:r>
+      <w:r>
+        <w:rPr>
+          <w:rFonts w:ascii="Times New Roman" w:eastAsia="Times New Roman" w:hAnsi="Times New Roman" w:cs="Times New Roman"/>
+          <w:lang w:eastAsia="pt-BR"/>
+        </w:rPr>
+        <w:t xml:space="preserve"> Não Agrupamento genérico. </w:t>
+      </w:r>
+    </w:p>
+    <w:p>
+      <w:pPr>
+        <w:tabs>
+          <w:tab w:val="left" w:pos="5205"/>
+        </w:tabs>
+      </w:pPr>
+      <w:r>
+        <w:rPr>
           <w:b/>
           <w:bCs/>
-          <w:color w:val="004F88"/>
-          <w:lang w:eastAsia="pt-BR"/>
-        </w:rPr>
-        <w:t>div</w:t>
-      </w:r>
-      <w:proofErr w:type="spellEnd"/>
-      <w:r>
-        <w:rPr>
-          <w:rFonts w:ascii="Times New Roman" w:eastAsia="Times New Roman" w:hAnsi="Times New Roman" w:cs="Times New Roman"/>
-          <w:b/>
-          <w:bCs/>
-          <w:color w:val="004F88"/>
-          <w:lang w:eastAsia="pt-BR"/>
-        </w:rPr>
-        <w:t>&gt;</w:t>
-      </w:r>
-      <w:r>
-        <w:rPr>
-          <w:rFonts w:ascii="Times New Roman" w:eastAsia="Times New Roman" w:hAnsi="Times New Roman" w:cs="Times New Roman"/>
-          <w:lang w:eastAsia="pt-BR"/>
-        </w:rPr>
-        <w:t xml:space="preserve"> Não Agrupamento genérico. </w:t>
-      </w:r>
-    </w:p>
-    <w:p>
-      <w:pPr>
-        <w:tabs>
-          <w:tab w:val="left" w:pos="5205"/>
-        </w:tabs>
-      </w:pPr>
-      <w:r>
-        <w:rPr>
-          <w:b/>
-          <w:bCs/>
         </w:rPr>
         <w:pict w14:anchorId="653263F9">
-          <v:rect id="_x0000_i1073" style="width:0;height:1.5pt" o:hralign="center" o:bullet="t" o:hrstd="t" o:hr="t" fillcolor="#a0a0a0" stroked="f"/>
+          <v:rect id="_x0000_i1036" style="width:0;height:1.5pt" o:hralign="center" o:bullet="t" o:hrstd="t" o:hr="t" fillcolor="#a0a0a0" stroked="f"/>
         </w:pict>
       </w:r>
     </w:p>
@@ -10372,78 +8741,42 @@
           <w:bCs/>
           <w:color w:val="0070C0"/>
         </w:rPr>
-        <w:t>&lt;</w:t>
-      </w:r>
-      <w:proofErr w:type="spellStart"/>
+        <w:t>&lt;form&gt;</w:t>
+      </w:r>
       <w:r>
         <w:rPr>
           <w:b/>
           <w:bCs/>
           <w:color w:val="0070C0"/>
         </w:rPr>
-        <w:t>form</w:t>
-      </w:r>
-      <w:proofErr w:type="spellEnd"/>
+        <w:t xml:space="preserve"> </w:t>
+      </w:r>
+      <w:r>
+        <w:t>Usada</w:t>
+      </w:r>
+      <w:r>
+        <w:t xml:space="preserve"> para criar um </w:t>
+      </w:r>
+      <w:r>
+        <w:rPr>
+          <w:b/>
+          <w:bCs/>
+        </w:rPr>
+        <w:t>formulário</w:t>
+      </w:r>
+      <w:r>
+        <w:t xml:space="preserve"> onde o usuário pode inserir dados (como texto, opções, arquivos) </w:t>
+      </w:r>
+      <w:r>
+        <w:t xml:space="preserve">possibilitando enviar informações para sistemas externos, fazer cadastros, buscas, etc. Sem o </w:t>
+      </w:r>
       <w:r>
         <w:rPr>
           <w:b/>
           <w:bCs/>
           <w:color w:val="0070C0"/>
         </w:rPr>
-        <w:t>&gt;</w:t>
-      </w:r>
-      <w:r>
-        <w:rPr>
-          <w:b/>
-          <w:bCs/>
-          <w:color w:val="0070C0"/>
-        </w:rPr>
-        <w:t xml:space="preserve"> </w:t>
-      </w:r>
-      <w:r>
-        <w:t>Usada</w:t>
-      </w:r>
-      <w:r>
-        <w:t xml:space="preserve"> para criar um </w:t>
-      </w:r>
-      <w:r>
-        <w:rPr>
-          <w:b/>
-          <w:bCs/>
-        </w:rPr>
-        <w:t>formulário</w:t>
-      </w:r>
-      <w:r>
-        <w:t xml:space="preserve"> onde o usuário pode inserir dados (como texto, opções, arquivos) </w:t>
-      </w:r>
-      <w:r>
-        <w:t xml:space="preserve">possibilitando enviar informações para sistemas externos, fazer cadastros, buscas, etc. Sem o </w:t>
-      </w:r>
-      <w:r>
-        <w:rPr>
-          <w:b/>
-          <w:bCs/>
-          <w:color w:val="0070C0"/>
-        </w:rPr>
-        <w:t>&lt;</w:t>
-      </w:r>
-      <w:proofErr w:type="spellStart"/>
-      <w:r>
-        <w:rPr>
-          <w:b/>
-          <w:bCs/>
-          <w:color w:val="0070C0"/>
-        </w:rPr>
-        <w:t>form</w:t>
-      </w:r>
-      <w:proofErr w:type="spellEnd"/>
-      <w:r>
-        <w:rPr>
-          <w:b/>
-          <w:bCs/>
-          <w:color w:val="0070C0"/>
-        </w:rPr>
-        <w:t>&gt;,</w:t>
+        <w:t>&lt;form&gt;,</w:t>
       </w:r>
       <w:r>
         <w:rPr>
@@ -10569,9 +8902,18 @@
           <w:szCs w:val="24"/>
           <w:lang w:eastAsia="pt-BR"/>
         </w:rPr>
-        <w:t>&lt;input</w:t>
-      </w:r>
-      <w:proofErr w:type="gramStart"/>
+        <w:t>&lt;input&gt;</w:t>
+      </w:r>
+      <w:r>
+        <w:rPr>
+          <w:rFonts w:ascii="Segoe UI Emoji" w:eastAsia="Times New Roman" w:hAnsi="Segoe UI Emoji" w:cs="Segoe UI Emoji"/>
+          <w:color w:val="0070C0"/>
+          <w:sz w:val="24"/>
+          <w:szCs w:val="24"/>
+          <w:lang w:eastAsia="pt-BR"/>
+        </w:rPr>
+        <w:t>,</w:t>
+      </w:r>
       <w:r>
         <w:rPr>
           <w:rFonts w:ascii="Segoe UI Emoji" w:eastAsia="Times New Roman" w:hAnsi="Segoe UI Emoji" w:cs="Segoe UI Emoji"/>
@@ -10582,17 +8924,7 @@
           <w:szCs w:val="24"/>
           <w:lang w:eastAsia="pt-BR"/>
         </w:rPr>
-        <w:t>&gt;</w:t>
-      </w:r>
-      <w:r>
-        <w:rPr>
-          <w:rFonts w:ascii="Segoe UI Emoji" w:eastAsia="Times New Roman" w:hAnsi="Segoe UI Emoji" w:cs="Segoe UI Emoji"/>
-          <w:color w:val="0070C0"/>
-          <w:sz w:val="24"/>
-          <w:szCs w:val="24"/>
-          <w:lang w:eastAsia="pt-BR"/>
-        </w:rPr>
-        <w:t>,</w:t>
+        <w:t>&lt;textarea&gt;</w:t>
       </w:r>
       <w:r>
         <w:rPr>
@@ -10604,10 +8936,8 @@
           <w:szCs w:val="24"/>
           <w:lang w:eastAsia="pt-BR"/>
         </w:rPr>
-        <w:t>&lt;</w:t>
-      </w:r>
-      <w:proofErr w:type="spellStart"/>
-      <w:proofErr w:type="gramEnd"/>
+        <w:t xml:space="preserve">, </w:t>
+      </w:r>
       <w:r>
         <w:rPr>
           <w:rFonts w:ascii="Segoe UI Emoji" w:eastAsia="Times New Roman" w:hAnsi="Segoe UI Emoji" w:cs="Segoe UI Emoji"/>
@@ -10618,9 +8948,17 @@
           <w:szCs w:val="24"/>
           <w:lang w:eastAsia="pt-BR"/>
         </w:rPr>
-        <w:t>textarea</w:t>
-      </w:r>
-      <w:proofErr w:type="spellEnd"/>
+        <w:t>&lt;select&gt;</w:t>
+      </w:r>
+      <w:r>
+        <w:rPr>
+          <w:rFonts w:ascii="Segoe UI Emoji" w:eastAsia="Times New Roman" w:hAnsi="Segoe UI Emoji" w:cs="Segoe UI Emoji"/>
+          <w:sz w:val="24"/>
+          <w:szCs w:val="24"/>
+          <w:lang w:eastAsia="pt-BR"/>
+        </w:rPr>
+        <w:t>,</w:t>
+      </w:r>
       <w:r>
         <w:rPr>
           <w:rFonts w:ascii="Segoe UI Emoji" w:eastAsia="Times New Roman" w:hAnsi="Segoe UI Emoji" w:cs="Segoe UI Emoji"/>
@@ -10631,7 +8969,35 @@
           <w:szCs w:val="24"/>
           <w:lang w:eastAsia="pt-BR"/>
         </w:rPr>
-        <w:t>&gt;</w:t>
+        <w:t>&lt;option&gt;</w:t>
+      </w:r>
+      <w:r>
+        <w:rPr>
+          <w:rFonts w:ascii="Segoe UI Emoji" w:eastAsia="Times New Roman" w:hAnsi="Segoe UI Emoji" w:cs="Segoe UI Emoji"/>
+          <w:color w:val="0070C0"/>
+          <w:sz w:val="24"/>
+          <w:szCs w:val="24"/>
+          <w:lang w:eastAsia="pt-BR"/>
+        </w:rPr>
+        <w:t xml:space="preserve"> </w:t>
+      </w:r>
+      <w:r>
+        <w:rPr>
+          <w:rFonts w:ascii="Segoe UI Emoji" w:eastAsia="Times New Roman" w:hAnsi="Segoe UI Emoji" w:cs="Segoe UI Emoji"/>
+          <w:sz w:val="24"/>
+          <w:szCs w:val="24"/>
+          <w:lang w:eastAsia="pt-BR"/>
+        </w:rPr>
+        <w:t>— opções dentro do &lt;select&gt;</w:t>
+      </w:r>
+      <w:r>
+        <w:rPr>
+          <w:rFonts w:ascii="Segoe UI Emoji" w:eastAsia="Times New Roman" w:hAnsi="Segoe UI Emoji" w:cs="Segoe UI Emoji"/>
+          <w:sz w:val="24"/>
+          <w:szCs w:val="24"/>
+          <w:lang w:eastAsia="pt-BR"/>
+        </w:rPr>
+        <w:t xml:space="preserve">, </w:t>
       </w:r>
       <w:r>
         <w:rPr>
@@ -10643,6 +9009,16 @@
           <w:szCs w:val="24"/>
           <w:lang w:eastAsia="pt-BR"/>
         </w:rPr>
+        <w:t>&lt;button&gt;</w:t>
+      </w:r>
+      <w:r>
+        <w:rPr>
+          <w:rFonts w:ascii="Segoe UI Emoji" w:eastAsia="Times New Roman" w:hAnsi="Segoe UI Emoji" w:cs="Segoe UI Emoji"/>
+          <w:color w:val="0070C0"/>
+          <w:sz w:val="24"/>
+          <w:szCs w:val="24"/>
+          <w:lang w:eastAsia="pt-BR"/>
+        </w:rPr>
         <w:t xml:space="preserve">, </w:t>
       </w:r>
       <w:r>
@@ -10655,9 +9031,36 @@
           <w:szCs w:val="24"/>
           <w:lang w:eastAsia="pt-BR"/>
         </w:rPr>
-        <w:t>&lt;</w:t>
-      </w:r>
-      <w:proofErr w:type="spellStart"/>
+        <w:t>&lt;label&gt;</w:t>
+      </w:r>
+      <w:r>
+        <w:rPr>
+          <w:rFonts w:ascii="Segoe UI Emoji" w:eastAsia="Times New Roman" w:hAnsi="Segoe UI Emoji" w:cs="Segoe UI Emoji"/>
+          <w:color w:val="0070C0"/>
+          <w:sz w:val="24"/>
+          <w:szCs w:val="24"/>
+          <w:lang w:eastAsia="pt-BR"/>
+        </w:rPr>
+        <w:t xml:space="preserve"> </w:t>
+      </w:r>
+      <w:r>
+        <w:rPr>
+          <w:rFonts w:ascii="Segoe UI Emoji" w:eastAsia="Times New Roman" w:hAnsi="Segoe UI Emoji" w:cs="Segoe UI Emoji"/>
+          <w:sz w:val="24"/>
+          <w:szCs w:val="24"/>
+          <w:lang w:eastAsia="pt-BR"/>
+        </w:rPr>
+        <w:t>— rótulo para os campos, melhora acessibilidade</w:t>
+      </w:r>
+      <w:r>
+        <w:rPr>
+          <w:rFonts w:ascii="Segoe UI Emoji" w:eastAsia="Times New Roman" w:hAnsi="Segoe UI Emoji" w:cs="Segoe UI Emoji"/>
+          <w:sz w:val="24"/>
+          <w:szCs w:val="24"/>
+          <w:lang w:eastAsia="pt-BR"/>
+        </w:rPr>
+        <w:t xml:space="preserve">, </w:t>
+      </w:r>
       <w:r>
         <w:rPr>
           <w:rFonts w:ascii="Segoe UI Emoji" w:eastAsia="Times New Roman" w:hAnsi="Segoe UI Emoji" w:cs="Segoe UI Emoji"/>
@@ -10668,10 +9071,36 @@
           <w:szCs w:val="24"/>
           <w:lang w:eastAsia="pt-BR"/>
         </w:rPr>
-        <w:t>select</w:t>
-      </w:r>
-      <w:proofErr w:type="spellEnd"/>
-      <w:proofErr w:type="gramStart"/>
+        <w:t>&lt;fieldset&gt;</w:t>
+      </w:r>
+      <w:r>
+        <w:rPr>
+          <w:rFonts w:ascii="Segoe UI Emoji" w:eastAsia="Times New Roman" w:hAnsi="Segoe UI Emoji" w:cs="Segoe UI Emoji"/>
+          <w:color w:val="0070C0"/>
+          <w:sz w:val="24"/>
+          <w:szCs w:val="24"/>
+          <w:lang w:eastAsia="pt-BR"/>
+        </w:rPr>
+        <w:t xml:space="preserve"> </w:t>
+      </w:r>
+      <w:r>
+        <w:rPr>
+          <w:rFonts w:ascii="Segoe UI Emoji" w:eastAsia="Times New Roman" w:hAnsi="Segoe UI Emoji" w:cs="Segoe UI Emoji"/>
+          <w:sz w:val="24"/>
+          <w:szCs w:val="24"/>
+          <w:lang w:eastAsia="pt-BR"/>
+        </w:rPr>
+        <w:t>— grupo de campos relacionados</w:t>
+      </w:r>
+      <w:r>
+        <w:rPr>
+          <w:rFonts w:ascii="Segoe UI Emoji" w:eastAsia="Times New Roman" w:hAnsi="Segoe UI Emoji" w:cs="Segoe UI Emoji"/>
+          <w:sz w:val="24"/>
+          <w:szCs w:val="24"/>
+          <w:lang w:eastAsia="pt-BR"/>
+        </w:rPr>
+        <w:t xml:space="preserve">, </w:t>
+      </w:r>
       <w:r>
         <w:rPr>
           <w:rFonts w:ascii="Segoe UI Emoji" w:eastAsia="Times New Roman" w:hAnsi="Segoe UI Emoji" w:cs="Segoe UI Emoji"/>
@@ -10682,55 +9111,7 @@
           <w:szCs w:val="24"/>
           <w:lang w:eastAsia="pt-BR"/>
         </w:rPr>
-        <w:t>&gt;</w:t>
-      </w:r>
-      <w:r>
-        <w:rPr>
-          <w:rFonts w:ascii="Segoe UI Emoji" w:eastAsia="Times New Roman" w:hAnsi="Segoe UI Emoji" w:cs="Segoe UI Emoji"/>
-          <w:sz w:val="24"/>
-          <w:szCs w:val="24"/>
-          <w:lang w:eastAsia="pt-BR"/>
-        </w:rPr>
-        <w:t>,</w:t>
-      </w:r>
-      <w:r>
-        <w:rPr>
-          <w:rFonts w:ascii="Segoe UI Emoji" w:eastAsia="Times New Roman" w:hAnsi="Segoe UI Emoji" w:cs="Segoe UI Emoji"/>
-          <w:b/>
-          <w:bCs/>
-          <w:color w:val="0070C0"/>
-          <w:sz w:val="24"/>
-          <w:szCs w:val="24"/>
-          <w:lang w:eastAsia="pt-BR"/>
-        </w:rPr>
-        <w:t>&lt;</w:t>
-      </w:r>
-      <w:proofErr w:type="spellStart"/>
-      <w:proofErr w:type="gramEnd"/>
-      <w:r>
-        <w:rPr>
-          <w:rFonts w:ascii="Segoe UI Emoji" w:eastAsia="Times New Roman" w:hAnsi="Segoe UI Emoji" w:cs="Segoe UI Emoji"/>
-          <w:b/>
-          <w:bCs/>
-          <w:color w:val="0070C0"/>
-          <w:sz w:val="24"/>
-          <w:szCs w:val="24"/>
-          <w:lang w:eastAsia="pt-BR"/>
-        </w:rPr>
-        <w:t>option</w:t>
-      </w:r>
-      <w:proofErr w:type="spellEnd"/>
-      <w:r>
-        <w:rPr>
-          <w:rFonts w:ascii="Segoe UI Emoji" w:eastAsia="Times New Roman" w:hAnsi="Segoe UI Emoji" w:cs="Segoe UI Emoji"/>
-          <w:b/>
-          <w:bCs/>
-          <w:color w:val="0070C0"/>
-          <w:sz w:val="24"/>
-          <w:szCs w:val="24"/>
-          <w:lang w:eastAsia="pt-BR"/>
-        </w:rPr>
-        <w:t>&gt;</w:t>
+        <w:t>&lt;legend&gt;</w:t>
       </w:r>
       <w:r>
         <w:rPr>
@@ -10749,293 +9130,7 @@
           <w:szCs w:val="24"/>
           <w:lang w:eastAsia="pt-BR"/>
         </w:rPr>
-        <w:t>— opções dentro do &lt;</w:t>
-      </w:r>
-      <w:proofErr w:type="spellStart"/>
-      <w:r>
-        <w:rPr>
-          <w:rFonts w:ascii="Segoe UI Emoji" w:eastAsia="Times New Roman" w:hAnsi="Segoe UI Emoji" w:cs="Segoe UI Emoji"/>
-          <w:sz w:val="24"/>
-          <w:szCs w:val="24"/>
-          <w:lang w:eastAsia="pt-BR"/>
-        </w:rPr>
-        <w:t>select</w:t>
-      </w:r>
-      <w:proofErr w:type="spellEnd"/>
-      <w:r>
-        <w:rPr>
-          <w:rFonts w:ascii="Segoe UI Emoji" w:eastAsia="Times New Roman" w:hAnsi="Segoe UI Emoji" w:cs="Segoe UI Emoji"/>
-          <w:sz w:val="24"/>
-          <w:szCs w:val="24"/>
-          <w:lang w:eastAsia="pt-BR"/>
-        </w:rPr>
-        <w:t>&gt;</w:t>
-      </w:r>
-      <w:r>
-        <w:rPr>
-          <w:rFonts w:ascii="Segoe UI Emoji" w:eastAsia="Times New Roman" w:hAnsi="Segoe UI Emoji" w:cs="Segoe UI Emoji"/>
-          <w:sz w:val="24"/>
-          <w:szCs w:val="24"/>
-          <w:lang w:eastAsia="pt-BR"/>
-        </w:rPr>
-        <w:t xml:space="preserve">, </w:t>
-      </w:r>
-      <w:r>
-        <w:rPr>
-          <w:rFonts w:ascii="Segoe UI Emoji" w:eastAsia="Times New Roman" w:hAnsi="Segoe UI Emoji" w:cs="Segoe UI Emoji"/>
-          <w:b/>
-          <w:bCs/>
-          <w:color w:val="0070C0"/>
-          <w:sz w:val="24"/>
-          <w:szCs w:val="24"/>
-          <w:lang w:eastAsia="pt-BR"/>
-        </w:rPr>
-        <w:t>&lt;</w:t>
-      </w:r>
-      <w:proofErr w:type="spellStart"/>
-      <w:r>
-        <w:rPr>
-          <w:rFonts w:ascii="Segoe UI Emoji" w:eastAsia="Times New Roman" w:hAnsi="Segoe UI Emoji" w:cs="Segoe UI Emoji"/>
-          <w:b/>
-          <w:bCs/>
-          <w:color w:val="0070C0"/>
-          <w:sz w:val="24"/>
-          <w:szCs w:val="24"/>
-          <w:lang w:eastAsia="pt-BR"/>
-        </w:rPr>
-        <w:t>button</w:t>
-      </w:r>
-      <w:proofErr w:type="spellEnd"/>
-      <w:r>
-        <w:rPr>
-          <w:rFonts w:ascii="Segoe UI Emoji" w:eastAsia="Times New Roman" w:hAnsi="Segoe UI Emoji" w:cs="Segoe UI Emoji"/>
-          <w:b/>
-          <w:bCs/>
-          <w:color w:val="0070C0"/>
-          <w:sz w:val="24"/>
-          <w:szCs w:val="24"/>
-          <w:lang w:eastAsia="pt-BR"/>
-        </w:rPr>
-        <w:t>&gt;</w:t>
-      </w:r>
-      <w:r>
-        <w:rPr>
-          <w:rFonts w:ascii="Segoe UI Emoji" w:eastAsia="Times New Roman" w:hAnsi="Segoe UI Emoji" w:cs="Segoe UI Emoji"/>
-          <w:color w:val="0070C0"/>
-          <w:sz w:val="24"/>
-          <w:szCs w:val="24"/>
-          <w:lang w:eastAsia="pt-BR"/>
-        </w:rPr>
-        <w:t xml:space="preserve">, </w:t>
-      </w:r>
-      <w:r>
-        <w:rPr>
-          <w:rFonts w:ascii="Segoe UI Emoji" w:eastAsia="Times New Roman" w:hAnsi="Segoe UI Emoji" w:cs="Segoe UI Emoji"/>
-          <w:b/>
-          <w:bCs/>
-          <w:color w:val="0070C0"/>
-          <w:sz w:val="24"/>
-          <w:szCs w:val="24"/>
-          <w:lang w:eastAsia="pt-BR"/>
-        </w:rPr>
-        <w:t>&lt;</w:t>
-      </w:r>
-      <w:proofErr w:type="spellStart"/>
-      <w:r>
-        <w:rPr>
-          <w:rFonts w:ascii="Segoe UI Emoji" w:eastAsia="Times New Roman" w:hAnsi="Segoe UI Emoji" w:cs="Segoe UI Emoji"/>
-          <w:b/>
-          <w:bCs/>
-          <w:color w:val="0070C0"/>
-          <w:sz w:val="24"/>
-          <w:szCs w:val="24"/>
-          <w:lang w:eastAsia="pt-BR"/>
-        </w:rPr>
-        <w:t>label</w:t>
-      </w:r>
-      <w:proofErr w:type="spellEnd"/>
-      <w:r>
-        <w:rPr>
-          <w:rFonts w:ascii="Segoe UI Emoji" w:eastAsia="Times New Roman" w:hAnsi="Segoe UI Emoji" w:cs="Segoe UI Emoji"/>
-          <w:b/>
-          <w:bCs/>
-          <w:color w:val="0070C0"/>
-          <w:sz w:val="24"/>
-          <w:szCs w:val="24"/>
-          <w:lang w:eastAsia="pt-BR"/>
-        </w:rPr>
-        <w:t>&gt;</w:t>
-      </w:r>
-      <w:r>
-        <w:rPr>
-          <w:rFonts w:ascii="Segoe UI Emoji" w:eastAsia="Times New Roman" w:hAnsi="Segoe UI Emoji" w:cs="Segoe UI Emoji"/>
-          <w:color w:val="0070C0"/>
-          <w:sz w:val="24"/>
-          <w:szCs w:val="24"/>
-          <w:lang w:eastAsia="pt-BR"/>
-        </w:rPr>
-        <w:t xml:space="preserve"> </w:t>
-      </w:r>
-      <w:r>
-        <w:rPr>
-          <w:rFonts w:ascii="Segoe UI Emoji" w:eastAsia="Times New Roman" w:hAnsi="Segoe UI Emoji" w:cs="Segoe UI Emoji"/>
-          <w:sz w:val="24"/>
-          <w:szCs w:val="24"/>
-          <w:lang w:eastAsia="pt-BR"/>
-        </w:rPr>
-        <w:t>— rótulo para os campos, melhora acessibilidade</w:t>
-      </w:r>
-      <w:r>
-        <w:rPr>
-          <w:rFonts w:ascii="Segoe UI Emoji" w:eastAsia="Times New Roman" w:hAnsi="Segoe UI Emoji" w:cs="Segoe UI Emoji"/>
-          <w:sz w:val="24"/>
-          <w:szCs w:val="24"/>
-          <w:lang w:eastAsia="pt-BR"/>
-        </w:rPr>
-        <w:t xml:space="preserve">, </w:t>
-      </w:r>
-      <w:r>
-        <w:rPr>
-          <w:rFonts w:ascii="Segoe UI Emoji" w:eastAsia="Times New Roman" w:hAnsi="Segoe UI Emoji" w:cs="Segoe UI Emoji"/>
-          <w:b/>
-          <w:bCs/>
-          <w:color w:val="0070C0"/>
-          <w:sz w:val="24"/>
-          <w:szCs w:val="24"/>
-          <w:lang w:eastAsia="pt-BR"/>
-        </w:rPr>
-        <w:t>&lt;</w:t>
-      </w:r>
-      <w:proofErr w:type="spellStart"/>
-      <w:r>
-        <w:rPr>
-          <w:rFonts w:ascii="Segoe UI Emoji" w:eastAsia="Times New Roman" w:hAnsi="Segoe UI Emoji" w:cs="Segoe UI Emoji"/>
-          <w:b/>
-          <w:bCs/>
-          <w:color w:val="0070C0"/>
-          <w:sz w:val="24"/>
-          <w:szCs w:val="24"/>
-          <w:lang w:eastAsia="pt-BR"/>
-        </w:rPr>
-        <w:t>fieldset</w:t>
-      </w:r>
-      <w:proofErr w:type="spellEnd"/>
-      <w:r>
-        <w:rPr>
-          <w:rFonts w:ascii="Segoe UI Emoji" w:eastAsia="Times New Roman" w:hAnsi="Segoe UI Emoji" w:cs="Segoe UI Emoji"/>
-          <w:b/>
-          <w:bCs/>
-          <w:color w:val="0070C0"/>
-          <w:sz w:val="24"/>
-          <w:szCs w:val="24"/>
-          <w:lang w:eastAsia="pt-BR"/>
-        </w:rPr>
-        <w:t>&gt;</w:t>
-      </w:r>
-      <w:r>
-        <w:rPr>
-          <w:rFonts w:ascii="Segoe UI Emoji" w:eastAsia="Times New Roman" w:hAnsi="Segoe UI Emoji" w:cs="Segoe UI Emoji"/>
-          <w:color w:val="0070C0"/>
-          <w:sz w:val="24"/>
-          <w:szCs w:val="24"/>
-          <w:lang w:eastAsia="pt-BR"/>
-        </w:rPr>
-        <w:t xml:space="preserve"> </w:t>
-      </w:r>
-      <w:r>
-        <w:rPr>
-          <w:rFonts w:ascii="Segoe UI Emoji" w:eastAsia="Times New Roman" w:hAnsi="Segoe UI Emoji" w:cs="Segoe UI Emoji"/>
-          <w:sz w:val="24"/>
-          <w:szCs w:val="24"/>
-          <w:lang w:eastAsia="pt-BR"/>
-        </w:rPr>
-        <w:t>— grupo de campos relacionados</w:t>
-      </w:r>
-      <w:r>
-        <w:rPr>
-          <w:rFonts w:ascii="Segoe UI Emoji" w:eastAsia="Times New Roman" w:hAnsi="Segoe UI Emoji" w:cs="Segoe UI Emoji"/>
-          <w:sz w:val="24"/>
-          <w:szCs w:val="24"/>
-          <w:lang w:eastAsia="pt-BR"/>
-        </w:rPr>
-        <w:t xml:space="preserve">, </w:t>
-      </w:r>
-      <w:r>
-        <w:rPr>
-          <w:rFonts w:ascii="Segoe UI Emoji" w:eastAsia="Times New Roman" w:hAnsi="Segoe UI Emoji" w:cs="Segoe UI Emoji"/>
-          <w:b/>
-          <w:bCs/>
-          <w:color w:val="0070C0"/>
-          <w:sz w:val="24"/>
-          <w:szCs w:val="24"/>
-          <w:lang w:eastAsia="pt-BR"/>
-        </w:rPr>
-        <w:t>&lt;</w:t>
-      </w:r>
-      <w:proofErr w:type="spellStart"/>
-      <w:r>
-        <w:rPr>
-          <w:rFonts w:ascii="Segoe UI Emoji" w:eastAsia="Times New Roman" w:hAnsi="Segoe UI Emoji" w:cs="Segoe UI Emoji"/>
-          <w:b/>
-          <w:bCs/>
-          <w:color w:val="0070C0"/>
-          <w:sz w:val="24"/>
-          <w:szCs w:val="24"/>
-          <w:lang w:eastAsia="pt-BR"/>
-        </w:rPr>
-        <w:t>legend</w:t>
-      </w:r>
-      <w:proofErr w:type="spellEnd"/>
-      <w:r>
-        <w:rPr>
-          <w:rFonts w:ascii="Segoe UI Emoji" w:eastAsia="Times New Roman" w:hAnsi="Segoe UI Emoji" w:cs="Segoe UI Emoji"/>
-          <w:b/>
-          <w:bCs/>
-          <w:color w:val="0070C0"/>
-          <w:sz w:val="24"/>
-          <w:szCs w:val="24"/>
-          <w:lang w:eastAsia="pt-BR"/>
-        </w:rPr>
-        <w:t>&gt;</w:t>
-      </w:r>
-      <w:r>
-        <w:rPr>
-          <w:rFonts w:ascii="Segoe UI Emoji" w:eastAsia="Times New Roman" w:hAnsi="Segoe UI Emoji" w:cs="Segoe UI Emoji"/>
-          <w:color w:val="0070C0"/>
-          <w:sz w:val="24"/>
-          <w:szCs w:val="24"/>
-          <w:lang w:eastAsia="pt-BR"/>
-        </w:rPr>
-        <w:t xml:space="preserve"> </w:t>
-      </w:r>
-      <w:r>
-        <w:rPr>
-          <w:rFonts w:ascii="Segoe UI Emoji" w:eastAsia="Times New Roman" w:hAnsi="Segoe UI Emoji" w:cs="Segoe UI Emoji"/>
-          <w:sz w:val="24"/>
-          <w:szCs w:val="24"/>
-          <w:lang w:eastAsia="pt-BR"/>
-        </w:rPr>
-        <w:t>— título para o grupo criado pelo &lt;</w:t>
-      </w:r>
-      <w:proofErr w:type="spellStart"/>
-      <w:r>
-        <w:rPr>
-          <w:rFonts w:ascii="Segoe UI Emoji" w:eastAsia="Times New Roman" w:hAnsi="Segoe UI Emoji" w:cs="Segoe UI Emoji"/>
-          <w:sz w:val="24"/>
-          <w:szCs w:val="24"/>
-          <w:lang w:eastAsia="pt-BR"/>
-        </w:rPr>
-        <w:t>fieldset</w:t>
-      </w:r>
-      <w:proofErr w:type="spellEnd"/>
-      <w:r>
-        <w:rPr>
-          <w:rFonts w:ascii="Segoe UI Emoji" w:eastAsia="Times New Roman" w:hAnsi="Segoe UI Emoji" w:cs="Segoe UI Emoji"/>
-          <w:sz w:val="24"/>
-          <w:szCs w:val="24"/>
-          <w:lang w:eastAsia="pt-BR"/>
-        </w:rPr>
-        <w:t>&gt;</w:t>
+        <w:t>— título para o grupo criado pelo &lt;fieldset&gt;</w:t>
       </w:r>
     </w:p>
     <w:p>
@@ -11201,7 +9296,7 @@
           <w:bCs/>
         </w:rPr>
         <w:pict w14:anchorId="66D9F287">
-          <v:rect id="_x0000_i1077" style="width:0;height:1.5pt" o:hralign="center" o:bullet="t" o:hrstd="t" o:hr="t" fillcolor="#a0a0a0" stroked="f"/>
+          <v:rect id="_x0000_i1037" style="width:0;height:1.5pt" o:hralign="center" o:bullet="t" o:hrstd="t" o:hr="t" fillcolor="#a0a0a0" stroked="f"/>
         </w:pict>
       </w:r>
     </w:p>
@@ -11634,128 +9729,16 @@
           <w:szCs w:val="24"/>
           <w:lang w:eastAsia="pt-BR"/>
         </w:rPr>
-        <w:t xml:space="preserve">&lt;input </w:t>
-      </w:r>
-      <w:proofErr w:type="spellStart"/>
+        <w:t>&lt;input type</w:t>
+      </w:r>
       <w:r>
         <w:rPr>
           <w:rFonts w:ascii="Segoe UI Emoji" w:eastAsia="Times New Roman" w:hAnsi="Segoe UI Emoji" w:cs="Segoe UI Emoji"/>
-          <w:color w:val="0070C0"/>
-          <w:sz w:val="24"/>
-          <w:szCs w:val="24"/>
-          <w:lang w:eastAsia="pt-BR"/>
-        </w:rPr>
-        <w:t>type</w:t>
-      </w:r>
-      <w:proofErr w:type="spellEnd"/>
-      <w:r>
-        <w:rPr>
-          <w:rFonts w:ascii="Segoe UI Emoji" w:eastAsia="Times New Roman" w:hAnsi="Segoe UI Emoji" w:cs="Segoe UI Emoji"/>
-          <w:sz w:val="24"/>
-          <w:szCs w:val="24"/>
-          <w:lang w:eastAsia="pt-BR"/>
-        </w:rPr>
-        <w:t>="</w:t>
-      </w:r>
-      <w:proofErr w:type="spellStart"/>
-      <w:r>
-        <w:rPr>
-          <w:rFonts w:ascii="Segoe UI Emoji" w:eastAsia="Times New Roman" w:hAnsi="Segoe UI Emoji" w:cs="Segoe UI Emoji"/>
-          <w:sz w:val="24"/>
-          <w:szCs w:val="24"/>
-          <w:lang w:eastAsia="pt-BR"/>
-        </w:rPr>
-        <w:t>text</w:t>
-      </w:r>
-      <w:proofErr w:type="spellEnd"/>
-      <w:r>
-        <w:rPr>
-          <w:rFonts w:ascii="Segoe UI Emoji" w:eastAsia="Times New Roman" w:hAnsi="Segoe UI Emoji" w:cs="Segoe UI Emoji"/>
-          <w:sz w:val="24"/>
-          <w:szCs w:val="24"/>
-          <w:lang w:eastAsia="pt-BR"/>
-        </w:rPr>
-        <w:t xml:space="preserve">" </w:t>
-      </w:r>
-      <w:proofErr w:type="spellStart"/>
-      <w:r>
-        <w:rPr>
-          <w:rFonts w:ascii="Segoe UI Emoji" w:eastAsia="Times New Roman" w:hAnsi="Segoe UI Emoji" w:cs="Segoe UI Emoji"/>
-          <w:sz w:val="24"/>
-          <w:szCs w:val="24"/>
-          <w:lang w:eastAsia="pt-BR"/>
-        </w:rPr>
-        <w:t>name</w:t>
-      </w:r>
-      <w:proofErr w:type="spellEnd"/>
-      <w:r>
-        <w:rPr>
-          <w:rFonts w:ascii="Segoe UI Emoji" w:eastAsia="Times New Roman" w:hAnsi="Segoe UI Emoji" w:cs="Segoe UI Emoji"/>
-          <w:sz w:val="24"/>
-          <w:szCs w:val="24"/>
-          <w:lang w:eastAsia="pt-BR"/>
-        </w:rPr>
-        <w:t xml:space="preserve">="nome" </w:t>
-      </w:r>
-      <w:proofErr w:type="spellStart"/>
-      <w:r>
-        <w:rPr>
-          <w:rFonts w:ascii="Segoe UI Emoji" w:eastAsia="Times New Roman" w:hAnsi="Segoe UI Emoji" w:cs="Segoe UI Emoji"/>
-          <w:sz w:val="24"/>
-          <w:szCs w:val="24"/>
-          <w:lang w:eastAsia="pt-BR"/>
-        </w:rPr>
-        <w:t>placeholder</w:t>
-      </w:r>
-      <w:proofErr w:type="spellEnd"/>
-      <w:r>
-        <w:rPr>
-          <w:rFonts w:ascii="Segoe UI Emoji" w:eastAsia="Times New Roman" w:hAnsi="Segoe UI Emoji" w:cs="Segoe UI Emoji"/>
-          <w:sz w:val="24"/>
-          <w:szCs w:val="24"/>
-          <w:lang w:eastAsia="pt-BR"/>
-        </w:rPr>
-        <w:t xml:space="preserve">="Digite seu nome" </w:t>
-      </w:r>
-      <w:proofErr w:type="spellStart"/>
-      <w:r>
-        <w:rPr>
-          <w:rFonts w:ascii="Segoe UI Emoji" w:eastAsia="Times New Roman" w:hAnsi="Segoe UI Emoji" w:cs="Segoe UI Emoji"/>
-          <w:sz w:val="24"/>
-          <w:szCs w:val="24"/>
-          <w:lang w:eastAsia="pt-BR"/>
-        </w:rPr>
-        <w:t>maxlength</w:t>
-      </w:r>
-      <w:proofErr w:type="spellEnd"/>
-      <w:r>
-        <w:rPr>
-          <w:rFonts w:ascii="Segoe UI Emoji" w:eastAsia="Times New Roman" w:hAnsi="Segoe UI Emoji" w:cs="Segoe UI Emoji"/>
-          <w:sz w:val="24"/>
-          <w:szCs w:val="24"/>
-          <w:lang w:eastAsia="pt-BR"/>
-        </w:rPr>
-        <w:t xml:space="preserve">="2" </w:t>
-      </w:r>
-      <w:proofErr w:type="spellStart"/>
-      <w:r>
-        <w:rPr>
-          <w:rFonts w:ascii="Segoe UI Emoji" w:eastAsia="Times New Roman" w:hAnsi="Segoe UI Emoji" w:cs="Segoe UI Emoji"/>
-          <w:sz w:val="24"/>
-          <w:szCs w:val="24"/>
-          <w:lang w:eastAsia="pt-BR"/>
-        </w:rPr>
-        <w:t>required</w:t>
-      </w:r>
-      <w:proofErr w:type="spellEnd"/>
-      <w:r>
-        <w:rPr>
-          <w:rFonts w:ascii="Segoe UI Emoji" w:eastAsia="Times New Roman" w:hAnsi="Segoe UI Emoji" w:cs="Segoe UI Emoji"/>
-          <w:sz w:val="24"/>
-          <w:szCs w:val="24"/>
-          <w:lang w:eastAsia="pt-BR"/>
-        </w:rPr>
-        <w:t>&gt;</w:t>
+          <w:sz w:val="24"/>
+          <w:szCs w:val="24"/>
+          <w:lang w:eastAsia="pt-BR"/>
+        </w:rPr>
+        <w:t>="text" name="nome" placeholder="Digite seu nome" maxlength="2" required&gt;</w:t>
       </w:r>
     </w:p>
     <w:p>
@@ -11913,7 +9896,6 @@
         </w:rPr>
         <w:t xml:space="preserve">Outros </w:t>
       </w:r>
-      <w:proofErr w:type="spellStart"/>
       <w:r>
         <w:rPr>
           <w:rFonts w:ascii="Segoe UI Emoji" w:eastAsia="Times New Roman" w:hAnsi="Segoe UI Emoji" w:cs="Segoe UI Emoji"/>
@@ -11922,18 +9904,7 @@
           <w:szCs w:val="24"/>
           <w:lang w:eastAsia="pt-BR"/>
         </w:rPr>
-        <w:t>type</w:t>
-      </w:r>
-      <w:proofErr w:type="spellEnd"/>
-      <w:r>
-        <w:rPr>
-          <w:rFonts w:ascii="Segoe UI Emoji" w:eastAsia="Times New Roman" w:hAnsi="Segoe UI Emoji" w:cs="Segoe UI Emoji"/>
-          <w:color w:val="0070C0"/>
-          <w:sz w:val="24"/>
-          <w:szCs w:val="24"/>
-          <w:lang w:eastAsia="pt-BR"/>
-        </w:rPr>
-        <w:t>:</w:t>
+        <w:t>type:</w:t>
       </w:r>
     </w:p>
     <w:p>
@@ -11981,23 +9952,13 @@
           <w:lang w:eastAsia="pt-BR"/>
         </w:rPr>
       </w:pPr>
-      <w:proofErr w:type="spellStart"/>
       <w:r>
         <w:rPr>
           <w:rFonts w:ascii="Times New Roman" w:eastAsia="Times New Roman" w:hAnsi="Times New Roman" w:cs="Times New Roman"/>
           <w:color w:val="007BB8"/>
           <w:lang w:eastAsia="pt-BR"/>
         </w:rPr>
-        <w:t>number</w:t>
-      </w:r>
-      <w:proofErr w:type="spellEnd"/>
-      <w:r>
-        <w:rPr>
-          <w:rFonts w:ascii="Times New Roman" w:eastAsia="Times New Roman" w:hAnsi="Times New Roman" w:cs="Times New Roman"/>
-          <w:color w:val="007BB8"/>
-          <w:lang w:eastAsia="pt-BR"/>
-        </w:rPr>
-        <w:t xml:space="preserve"> </w:t>
+        <w:t xml:space="preserve">number </w:t>
       </w:r>
       <w:r>
         <w:rPr>
@@ -12041,23 +10002,7 @@
           <w:rFonts w:ascii="Times New Roman" w:eastAsia="Times New Roman" w:hAnsi="Times New Roman" w:cs="Times New Roman"/>
           <w:lang w:eastAsia="pt-BR"/>
         </w:rPr>
-        <w:t>deslizador (</w:t>
-      </w:r>
-      <w:proofErr w:type="spellStart"/>
-      <w:r>
-        <w:rPr>
-          <w:rFonts w:ascii="Times New Roman" w:eastAsia="Times New Roman" w:hAnsi="Times New Roman" w:cs="Times New Roman"/>
-          <w:lang w:eastAsia="pt-BR"/>
-        </w:rPr>
-        <w:t>slider</w:t>
-      </w:r>
-      <w:proofErr w:type="spellEnd"/>
-      <w:r>
-        <w:rPr>
-          <w:rFonts w:ascii="Times New Roman" w:eastAsia="Times New Roman" w:hAnsi="Times New Roman" w:cs="Times New Roman"/>
-          <w:lang w:eastAsia="pt-BR"/>
-        </w:rPr>
-        <w:t>) para um intervalo de valores</w:t>
+        <w:t>deslizador (slider) para um intervalo de valores</w:t>
       </w:r>
     </w:p>
     <w:p>
@@ -12134,23 +10079,13 @@
           <w:lang w:eastAsia="pt-BR"/>
         </w:rPr>
       </w:pPr>
-      <w:proofErr w:type="spellStart"/>
       <w:r>
         <w:rPr>
           <w:rFonts w:ascii="Times New Roman" w:eastAsia="Times New Roman" w:hAnsi="Times New Roman" w:cs="Times New Roman"/>
           <w:color w:val="007BB8"/>
           <w:lang w:eastAsia="pt-BR"/>
         </w:rPr>
-        <w:t>month</w:t>
-      </w:r>
-      <w:proofErr w:type="spellEnd"/>
-      <w:r>
-        <w:rPr>
-          <w:rFonts w:ascii="Times New Roman" w:eastAsia="Times New Roman" w:hAnsi="Times New Roman" w:cs="Times New Roman"/>
-          <w:color w:val="007BB8"/>
-          <w:lang w:eastAsia="pt-BR"/>
-        </w:rPr>
-        <w:t xml:space="preserve"> </w:t>
+        <w:t xml:space="preserve">month </w:t>
       </w:r>
       <w:r>
         <w:rPr>
@@ -12173,23 +10108,13 @@
           <w:lang w:eastAsia="pt-BR"/>
         </w:rPr>
       </w:pPr>
-      <w:proofErr w:type="spellStart"/>
       <w:r>
         <w:rPr>
           <w:rFonts w:ascii="Times New Roman" w:eastAsia="Times New Roman" w:hAnsi="Times New Roman" w:cs="Times New Roman"/>
           <w:color w:val="007BB8"/>
           <w:lang w:eastAsia="pt-BR"/>
         </w:rPr>
-        <w:t>week</w:t>
-      </w:r>
-      <w:proofErr w:type="spellEnd"/>
-      <w:r>
-        <w:rPr>
-          <w:rFonts w:ascii="Times New Roman" w:eastAsia="Times New Roman" w:hAnsi="Times New Roman" w:cs="Times New Roman"/>
-          <w:color w:val="007BB8"/>
-          <w:lang w:eastAsia="pt-BR"/>
-        </w:rPr>
-        <w:t xml:space="preserve"> </w:t>
+        <w:t xml:space="preserve">week </w:t>
       </w:r>
       <w:r>
         <w:rPr>
@@ -12225,23 +10150,7 @@
           <w:rFonts w:ascii="Times New Roman" w:eastAsia="Times New Roman" w:hAnsi="Times New Roman" w:cs="Times New Roman"/>
           <w:lang w:eastAsia="pt-BR"/>
         </w:rPr>
-        <w:t>Seleção de horário (</w:t>
-      </w:r>
-      <w:proofErr w:type="spellStart"/>
-      <w:r>
-        <w:rPr>
-          <w:rFonts w:ascii="Times New Roman" w:eastAsia="Times New Roman" w:hAnsi="Times New Roman" w:cs="Times New Roman"/>
-          <w:lang w:eastAsia="pt-BR"/>
-        </w:rPr>
-        <w:t>hora:minuto</w:t>
-      </w:r>
-      <w:proofErr w:type="spellEnd"/>
-      <w:r>
-        <w:rPr>
-          <w:rFonts w:ascii="Times New Roman" w:eastAsia="Times New Roman" w:hAnsi="Times New Roman" w:cs="Times New Roman"/>
-          <w:lang w:eastAsia="pt-BR"/>
-        </w:rPr>
-        <w:t>)</w:t>
+        <w:t>Seleção de horário (hora:minuto)</w:t>
       </w:r>
     </w:p>
     <w:p>
@@ -12257,7 +10166,6 @@
           <w:lang w:eastAsia="pt-BR"/>
         </w:rPr>
       </w:pPr>
-      <w:proofErr w:type="spellStart"/>
       <w:r>
         <w:rPr>
           <w:rFonts w:ascii="Times New Roman" w:eastAsia="Times New Roman" w:hAnsi="Times New Roman" w:cs="Times New Roman"/>
@@ -12266,7 +10174,6 @@
         </w:rPr>
         <w:t>datetime</w:t>
       </w:r>
-      <w:proofErr w:type="spellEnd"/>
       <w:r>
         <w:rPr>
           <w:rFonts w:ascii="Times New Roman" w:eastAsia="Times New Roman" w:hAnsi="Times New Roman" w:cs="Times New Roman"/>
@@ -12322,23 +10229,13 @@
           <w:lang w:eastAsia="pt-BR"/>
         </w:rPr>
       </w:pPr>
-      <w:proofErr w:type="spellStart"/>
       <w:r>
         <w:rPr>
           <w:rFonts w:ascii="Times New Roman" w:eastAsia="Times New Roman" w:hAnsi="Times New Roman" w:cs="Times New Roman"/>
           <w:color w:val="007BB8"/>
           <w:lang w:eastAsia="pt-BR"/>
         </w:rPr>
-        <w:t>checkbox</w:t>
-      </w:r>
-      <w:proofErr w:type="spellEnd"/>
-      <w:r>
-        <w:rPr>
-          <w:rFonts w:ascii="Times New Roman" w:eastAsia="Times New Roman" w:hAnsi="Times New Roman" w:cs="Times New Roman"/>
-          <w:color w:val="007BB8"/>
-          <w:lang w:eastAsia="pt-BR"/>
-        </w:rPr>
-        <w:t xml:space="preserve"> </w:t>
+        <w:t xml:space="preserve">checkbox </w:t>
       </w:r>
       <w:r>
         <w:rPr>
@@ -12390,23 +10287,13 @@
           <w:lang w:eastAsia="pt-BR"/>
         </w:rPr>
       </w:pPr>
-      <w:proofErr w:type="spellStart"/>
       <w:r>
         <w:rPr>
           <w:rFonts w:ascii="Times New Roman" w:eastAsia="Times New Roman" w:hAnsi="Times New Roman" w:cs="Times New Roman"/>
           <w:color w:val="007BB8"/>
           <w:lang w:eastAsia="pt-BR"/>
         </w:rPr>
-        <w:t>select</w:t>
-      </w:r>
-      <w:proofErr w:type="spellEnd"/>
-      <w:r>
-        <w:rPr>
-          <w:rFonts w:ascii="Times New Roman" w:eastAsia="Times New Roman" w:hAnsi="Times New Roman" w:cs="Times New Roman"/>
-          <w:color w:val="007BB8"/>
-          <w:lang w:eastAsia="pt-BR"/>
-        </w:rPr>
-        <w:t xml:space="preserve"> </w:t>
+        <w:t xml:space="preserve">select </w:t>
       </w:r>
       <w:r>
         <w:rPr>
@@ -12522,7 +10409,6 @@
           <w:lang w:eastAsia="pt-BR"/>
         </w:rPr>
       </w:pPr>
-      <w:proofErr w:type="spellStart"/>
       <w:r>
         <w:rPr>
           <w:rFonts w:ascii="Times New Roman" w:eastAsia="Times New Roman" w:hAnsi="Times New Roman" w:cs="Times New Roman"/>
@@ -12536,15 +10422,7 @@
           <w:rFonts w:ascii="Times New Roman" w:eastAsia="Times New Roman" w:hAnsi="Times New Roman" w:cs="Times New Roman"/>
           <w:lang w:eastAsia="pt-BR"/>
         </w:rPr>
-        <w:t>Envia</w:t>
-      </w:r>
-      <w:proofErr w:type="spellEnd"/>
-      <w:r>
-        <w:rPr>
-          <w:rFonts w:ascii="Times New Roman" w:eastAsia="Times New Roman" w:hAnsi="Times New Roman" w:cs="Times New Roman"/>
-          <w:lang w:eastAsia="pt-BR"/>
-        </w:rPr>
-        <w:t xml:space="preserve"> o formulário</w:t>
+        <w:t>Envia o formulário</w:t>
       </w:r>
     </w:p>
     <w:p>
@@ -12589,46 +10467,20 @@
           <w:lang w:eastAsia="pt-BR"/>
         </w:rPr>
       </w:pPr>
-      <w:proofErr w:type="spellStart"/>
       <w:r>
         <w:rPr>
           <w:rFonts w:ascii="Times New Roman" w:eastAsia="Times New Roman" w:hAnsi="Times New Roman" w:cs="Times New Roman"/>
           <w:color w:val="007BB8"/>
           <w:lang w:eastAsia="pt-BR"/>
         </w:rPr>
-        <w:t>button</w:t>
-      </w:r>
-      <w:proofErr w:type="spellEnd"/>
-      <w:r>
-        <w:rPr>
-          <w:rFonts w:ascii="Times New Roman" w:eastAsia="Times New Roman" w:hAnsi="Times New Roman" w:cs="Times New Roman"/>
-          <w:color w:val="007BB8"/>
-          <w:lang w:eastAsia="pt-BR"/>
-        </w:rPr>
-        <w:t xml:space="preserve"> </w:t>
-      </w:r>
-      <w:r>
-        <w:rPr>
-          <w:rFonts w:ascii="Times New Roman" w:eastAsia="Times New Roman" w:hAnsi="Times New Roman" w:cs="Times New Roman"/>
-          <w:lang w:eastAsia="pt-BR"/>
-        </w:rPr>
-        <w:t xml:space="preserve">Botão genérico (precisa de </w:t>
-      </w:r>
-      <w:proofErr w:type="spellStart"/>
-      <w:r>
-        <w:rPr>
-          <w:rFonts w:ascii="Times New Roman" w:eastAsia="Times New Roman" w:hAnsi="Times New Roman" w:cs="Times New Roman"/>
-          <w:lang w:eastAsia="pt-BR"/>
-        </w:rPr>
-        <w:t>JavaScript</w:t>
-      </w:r>
-      <w:proofErr w:type="spellEnd"/>
-      <w:r>
-        <w:rPr>
-          <w:rFonts w:ascii="Times New Roman" w:eastAsia="Times New Roman" w:hAnsi="Times New Roman" w:cs="Times New Roman"/>
-          <w:lang w:eastAsia="pt-BR"/>
-        </w:rPr>
-        <w:t xml:space="preserve"> para agir)</w:t>
+        <w:t xml:space="preserve">button </w:t>
+      </w:r>
+      <w:r>
+        <w:rPr>
+          <w:rFonts w:ascii="Times New Roman" w:eastAsia="Times New Roman" w:hAnsi="Times New Roman" w:cs="Times New Roman"/>
+          <w:lang w:eastAsia="pt-BR"/>
+        </w:rPr>
+        <w:t>Botão genérico (precisa de JavaScript para agir)</w:t>
       </w:r>
     </w:p>
     <w:p>
@@ -12644,8 +10496,6 @@
           <w:lang w:eastAsia="pt-BR"/>
         </w:rPr>
       </w:pPr>
-      <w:proofErr w:type="spellStart"/>
-      <w:proofErr w:type="gramStart"/>
       <w:r>
         <w:rPr>
           <w:rFonts w:ascii="Times New Roman" w:eastAsia="Times New Roman" w:hAnsi="Times New Roman" w:cs="Times New Roman"/>
@@ -12654,7 +10504,6 @@
         </w:rPr>
         <w:t>image</w:t>
       </w:r>
-      <w:proofErr w:type="spellEnd"/>
       <w:r>
         <w:rPr>
           <w:rFonts w:ascii="Times New Roman" w:eastAsia="Times New Roman" w:hAnsi="Times New Roman" w:cs="Times New Roman"/>
@@ -12668,15 +10517,7 @@
           <w:rFonts w:ascii="Times New Roman" w:eastAsia="Times New Roman" w:hAnsi="Times New Roman" w:cs="Times New Roman"/>
           <w:lang w:eastAsia="pt-BR"/>
         </w:rPr>
-        <w:t>Usa</w:t>
-      </w:r>
-      <w:proofErr w:type="gramEnd"/>
-      <w:r>
-        <w:rPr>
-          <w:rFonts w:ascii="Times New Roman" w:eastAsia="Times New Roman" w:hAnsi="Times New Roman" w:cs="Times New Roman"/>
-          <w:lang w:eastAsia="pt-BR"/>
-        </w:rPr>
-        <w:t xml:space="preserve"> uma imagem como botão de envio</w:t>
+        <w:t>Usa uma imagem como botão de envio</w:t>
       </w:r>
     </w:p>
     <w:p>
@@ -12692,23 +10533,13 @@
           <w:lang w:eastAsia="pt-BR"/>
         </w:rPr>
       </w:pPr>
-      <w:proofErr w:type="spellStart"/>
       <w:r>
         <w:rPr>
           <w:rFonts w:ascii="Times New Roman" w:eastAsia="Times New Roman" w:hAnsi="Times New Roman" w:cs="Times New Roman"/>
           <w:color w:val="007BB8"/>
           <w:lang w:eastAsia="pt-BR"/>
         </w:rPr>
-        <w:t>hidden</w:t>
-      </w:r>
-      <w:proofErr w:type="spellEnd"/>
-      <w:r>
-        <w:rPr>
-          <w:rFonts w:ascii="Times New Roman" w:eastAsia="Times New Roman" w:hAnsi="Times New Roman" w:cs="Times New Roman"/>
-          <w:color w:val="007BB8"/>
-          <w:lang w:eastAsia="pt-BR"/>
-        </w:rPr>
-        <w:t xml:space="preserve"> </w:t>
+        <w:t xml:space="preserve">hidden </w:t>
       </w:r>
       <w:r>
         <w:rPr>
@@ -12733,7 +10564,7 @@
           <w:bCs/>
         </w:rPr>
         <w:pict w14:anchorId="195EDF52">
-          <v:rect id="_x0000_i1082" style="width:0;height:1.5pt" o:hralign="center" o:bullet="t" o:hrstd="t" o:hr="t" fillcolor="#a0a0a0" stroked="f"/>
+          <v:rect id="_x0000_i1038" style="width:0;height:1.5pt" o:hralign="center" o:bullet="t" o:hrstd="t" o:hr="t" fillcolor="#a0a0a0" stroked="f"/>
         </w:pict>
       </w:r>
     </w:p>
@@ -13142,33 +10973,7 @@
           <w:szCs w:val="24"/>
           <w:lang w:eastAsia="pt-BR"/>
         </w:rPr>
-        <w:t>&lt;</w:t>
-      </w:r>
-      <w:proofErr w:type="spellStart"/>
-      <w:r>
-        <w:rPr>
-          <w:rFonts w:ascii="Segoe UI Emoji" w:eastAsia="Times New Roman" w:hAnsi="Segoe UI Emoji" w:cs="Segoe UI Emoji"/>
-          <w:b/>
-          <w:bCs/>
-          <w:color w:val="0070C0"/>
-          <w:sz w:val="24"/>
-          <w:szCs w:val="24"/>
-          <w:lang w:eastAsia="pt-BR"/>
-        </w:rPr>
-        <w:t>label</w:t>
-      </w:r>
-      <w:proofErr w:type="spellEnd"/>
-      <w:r>
-        <w:rPr>
-          <w:rFonts w:ascii="Segoe UI Emoji" w:eastAsia="Times New Roman" w:hAnsi="Segoe UI Emoji" w:cs="Segoe UI Emoji"/>
-          <w:b/>
-          <w:bCs/>
-          <w:color w:val="0070C0"/>
-          <w:sz w:val="24"/>
-          <w:szCs w:val="24"/>
-          <w:lang w:eastAsia="pt-BR"/>
-        </w:rPr>
-        <w:t>&gt;</w:t>
+        <w:t>&lt;label&gt;</w:t>
       </w:r>
       <w:r>
         <w:rPr>
@@ -13326,7 +11131,7 @@
           <w:bCs/>
         </w:rPr>
         <w:pict w14:anchorId="02556A2B">
-          <v:rect id="_x0000_i1078" style="width:0;height:1.5pt" o:hralign="center" o:bullet="t" o:hrstd="t" o:hr="t" fillcolor="#a0a0a0" stroked="f"/>
+          <v:rect id="_x0000_i1039" style="width:0;height:1.5pt" o:hralign="center" o:bullet="t" o:hrstd="t" o:hr="t" fillcolor="#a0a0a0" stroked="f"/>
         </w:pict>
       </w:r>
     </w:p>
@@ -13731,33 +11536,7 @@
           <w:szCs w:val="24"/>
           <w:lang w:eastAsia="pt-BR"/>
         </w:rPr>
-        <w:t>&lt;</w:t>
-      </w:r>
-      <w:proofErr w:type="spellStart"/>
-      <w:r>
-        <w:rPr>
-          <w:rFonts w:ascii="Segoe UI Emoji" w:eastAsia="Times New Roman" w:hAnsi="Segoe UI Emoji" w:cs="Segoe UI Emoji"/>
-          <w:b/>
-          <w:bCs/>
-          <w:color w:val="0070C0"/>
-          <w:sz w:val="24"/>
-          <w:szCs w:val="24"/>
-          <w:lang w:eastAsia="pt-BR"/>
-        </w:rPr>
-        <w:t>textarea</w:t>
-      </w:r>
-      <w:proofErr w:type="spellEnd"/>
-      <w:r>
-        <w:rPr>
-          <w:rFonts w:ascii="Segoe UI Emoji" w:eastAsia="Times New Roman" w:hAnsi="Segoe UI Emoji" w:cs="Segoe UI Emoji"/>
-          <w:b/>
-          <w:bCs/>
-          <w:color w:val="0070C0"/>
-          <w:sz w:val="24"/>
-          <w:szCs w:val="24"/>
-          <w:lang w:eastAsia="pt-BR"/>
-        </w:rPr>
-        <w:t>&gt;</w:t>
+        <w:t>&lt;textarea&gt;</w:t>
       </w:r>
       <w:r>
         <w:rPr>
@@ -13941,7 +11720,7 @@
           <w:bCs/>
         </w:rPr>
         <w:pict w14:anchorId="02E4FBB2">
-          <v:rect id="_x0000_i1079" style="width:0;height:1.5pt" o:hralign="center" o:bullet="t" o:hrstd="t" o:hr="t" fillcolor="#a0a0a0" stroked="f"/>
+          <v:rect id="_x0000_i1040" style="width:0;height:1.5pt" o:hralign="center" o:bullet="t" o:hrstd="t" o:hr="t" fillcolor="#a0a0a0" stroked="f"/>
         </w:pict>
       </w:r>
     </w:p>
@@ -14346,33 +12125,7 @@
           <w:szCs w:val="24"/>
           <w:lang w:eastAsia="pt-BR"/>
         </w:rPr>
-        <w:t>&lt;</w:t>
-      </w:r>
-      <w:proofErr w:type="spellStart"/>
-      <w:r>
-        <w:rPr>
-          <w:rFonts w:ascii="Segoe UI Emoji" w:eastAsia="Times New Roman" w:hAnsi="Segoe UI Emoji" w:cs="Segoe UI Emoji"/>
-          <w:b/>
-          <w:bCs/>
-          <w:color w:val="0070C0"/>
-          <w:sz w:val="24"/>
-          <w:szCs w:val="24"/>
-          <w:lang w:eastAsia="pt-BR"/>
-        </w:rPr>
-        <w:t>select</w:t>
-      </w:r>
-      <w:proofErr w:type="spellEnd"/>
-      <w:r>
-        <w:rPr>
-          <w:rFonts w:ascii="Segoe UI Emoji" w:eastAsia="Times New Roman" w:hAnsi="Segoe UI Emoji" w:cs="Segoe UI Emoji"/>
-          <w:b/>
-          <w:bCs/>
-          <w:color w:val="0070C0"/>
-          <w:sz w:val="24"/>
-          <w:szCs w:val="24"/>
-          <w:lang w:eastAsia="pt-BR"/>
-        </w:rPr>
-        <w:t>&gt;</w:t>
+        <w:t>&lt;select&gt;</w:t>
       </w:r>
       <w:r>
         <w:rPr>
@@ -14391,27 +12144,7 @@
           <w:szCs w:val="24"/>
           <w:lang w:eastAsia="pt-BR"/>
         </w:rPr>
-        <w:t>— lista suspensa (</w:t>
-      </w:r>
-      <w:proofErr w:type="spellStart"/>
-      <w:r>
-        <w:rPr>
-          <w:rFonts w:ascii="Segoe UI Emoji" w:eastAsia="Times New Roman" w:hAnsi="Segoe UI Emoji" w:cs="Segoe UI Emoji"/>
-          <w:sz w:val="24"/>
-          <w:szCs w:val="24"/>
-          <w:lang w:eastAsia="pt-BR"/>
-        </w:rPr>
-        <w:t>dropdown</w:t>
-      </w:r>
-      <w:proofErr w:type="spellEnd"/>
-      <w:r>
-        <w:rPr>
-          <w:rFonts w:ascii="Segoe UI Emoji" w:eastAsia="Times New Roman" w:hAnsi="Segoe UI Emoji" w:cs="Segoe UI Emoji"/>
-          <w:sz w:val="24"/>
-          <w:szCs w:val="24"/>
-          <w:lang w:eastAsia="pt-BR"/>
-        </w:rPr>
-        <w:t>) para escolher uma opção</w:t>
+        <w:t>— lista suspensa (dropdown) para escolher uma opção</w:t>
       </w:r>
       <w:r>
         <w:rPr>
@@ -14448,33 +12181,7 @@
           <w:szCs w:val="24"/>
           <w:lang w:eastAsia="pt-BR"/>
         </w:rPr>
-        <w:t>&lt;</w:t>
-      </w:r>
-      <w:proofErr w:type="spellStart"/>
-      <w:r>
-        <w:rPr>
-          <w:rFonts w:ascii="Segoe UI Emoji" w:eastAsia="Times New Roman" w:hAnsi="Segoe UI Emoji" w:cs="Segoe UI Emoji"/>
-          <w:b/>
-          <w:bCs/>
-          <w:color w:val="0070C0"/>
-          <w:sz w:val="24"/>
-          <w:szCs w:val="24"/>
-          <w:lang w:eastAsia="pt-BR"/>
-        </w:rPr>
-        <w:t>option</w:t>
-      </w:r>
-      <w:proofErr w:type="spellEnd"/>
-      <w:r>
-        <w:rPr>
-          <w:rFonts w:ascii="Segoe UI Emoji" w:eastAsia="Times New Roman" w:hAnsi="Segoe UI Emoji" w:cs="Segoe UI Emoji"/>
-          <w:b/>
-          <w:bCs/>
-          <w:color w:val="0070C0"/>
-          <w:sz w:val="24"/>
-          <w:szCs w:val="24"/>
-          <w:lang w:eastAsia="pt-BR"/>
-        </w:rPr>
-        <w:t>&gt;</w:t>
+        <w:t>&lt;option&gt;</w:t>
       </w:r>
       <w:r>
         <w:rPr>
@@ -14493,27 +12200,7 @@
           <w:szCs w:val="24"/>
           <w:lang w:eastAsia="pt-BR"/>
         </w:rPr>
-        <w:t>— opções dentro do &lt;</w:t>
-      </w:r>
-      <w:proofErr w:type="spellStart"/>
-      <w:r>
-        <w:rPr>
-          <w:rFonts w:ascii="Segoe UI Emoji" w:eastAsia="Times New Roman" w:hAnsi="Segoe UI Emoji" w:cs="Segoe UI Emoji"/>
-          <w:sz w:val="24"/>
-          <w:szCs w:val="24"/>
-          <w:lang w:eastAsia="pt-BR"/>
-        </w:rPr>
-        <w:t>select</w:t>
-      </w:r>
-      <w:proofErr w:type="spellEnd"/>
-      <w:r>
-        <w:rPr>
-          <w:rFonts w:ascii="Segoe UI Emoji" w:eastAsia="Times New Roman" w:hAnsi="Segoe UI Emoji" w:cs="Segoe UI Emoji"/>
-          <w:sz w:val="24"/>
-          <w:szCs w:val="24"/>
-          <w:lang w:eastAsia="pt-BR"/>
-        </w:rPr>
-        <w:t>&gt;</w:t>
+        <w:t>— opções dentro do &lt;select&gt;</w:t>
       </w:r>
       <w:r>
         <w:rPr>
@@ -14707,7 +12394,7 @@
           <w:bCs/>
         </w:rPr>
         <w:pict w14:anchorId="10FB23F2">
-          <v:rect id="_x0000_i1080" style="width:0;height:1.5pt" o:hralign="center" o:bullet="t" o:hrstd="t" o:hr="t" fillcolor="#a0a0a0" stroked="f"/>
+          <v:rect id="_x0000_i1041" style="width:0;height:1.5pt" o:hralign="center" o:bullet="t" o:hrstd="t" o:hr="t" fillcolor="#a0a0a0" stroked="f"/>
         </w:pict>
       </w:r>
     </w:p>
@@ -15116,33 +12803,7 @@
           <w:szCs w:val="24"/>
           <w:lang w:eastAsia="pt-BR"/>
         </w:rPr>
-        <w:t>&lt;</w:t>
-      </w:r>
-      <w:proofErr w:type="spellStart"/>
-      <w:r>
-        <w:rPr>
-          <w:rFonts w:ascii="Segoe UI Emoji" w:eastAsia="Times New Roman" w:hAnsi="Segoe UI Emoji" w:cs="Segoe UI Emoji"/>
-          <w:b/>
-          <w:bCs/>
-          <w:color w:val="0070C0"/>
-          <w:sz w:val="24"/>
-          <w:szCs w:val="24"/>
-          <w:lang w:eastAsia="pt-BR"/>
-        </w:rPr>
-        <w:t>fieldset</w:t>
-      </w:r>
-      <w:proofErr w:type="spellEnd"/>
-      <w:r>
-        <w:rPr>
-          <w:rFonts w:ascii="Segoe UI Emoji" w:eastAsia="Times New Roman" w:hAnsi="Segoe UI Emoji" w:cs="Segoe UI Emoji"/>
-          <w:b/>
-          <w:bCs/>
-          <w:color w:val="0070C0"/>
-          <w:sz w:val="24"/>
-          <w:szCs w:val="24"/>
-          <w:lang w:eastAsia="pt-BR"/>
-        </w:rPr>
-        <w:t>&gt;</w:t>
+        <w:t>&lt;fieldset&gt;</w:t>
       </w:r>
       <w:r>
         <w:rPr>
@@ -15188,33 +12849,7 @@
           <w:szCs w:val="24"/>
           <w:lang w:eastAsia="pt-BR"/>
         </w:rPr>
-        <w:t>&lt;</w:t>
-      </w:r>
-      <w:proofErr w:type="spellStart"/>
-      <w:r>
-        <w:rPr>
-          <w:rFonts w:ascii="Segoe UI Emoji" w:eastAsia="Times New Roman" w:hAnsi="Segoe UI Emoji" w:cs="Segoe UI Emoji"/>
-          <w:b/>
-          <w:bCs/>
-          <w:color w:val="0070C0"/>
-          <w:sz w:val="24"/>
-          <w:szCs w:val="24"/>
-          <w:lang w:eastAsia="pt-BR"/>
-        </w:rPr>
-        <w:t>legend</w:t>
-      </w:r>
-      <w:proofErr w:type="spellEnd"/>
-      <w:r>
-        <w:rPr>
-          <w:rFonts w:ascii="Segoe UI Emoji" w:eastAsia="Times New Roman" w:hAnsi="Segoe UI Emoji" w:cs="Segoe UI Emoji"/>
-          <w:b/>
-          <w:bCs/>
-          <w:color w:val="0070C0"/>
-          <w:sz w:val="24"/>
-          <w:szCs w:val="24"/>
-          <w:lang w:eastAsia="pt-BR"/>
-        </w:rPr>
-        <w:t>&gt;</w:t>
+        <w:t>&lt;legend&gt;</w:t>
       </w:r>
       <w:r>
         <w:rPr>
@@ -15233,27 +12868,7 @@
           <w:szCs w:val="24"/>
           <w:lang w:eastAsia="pt-BR"/>
         </w:rPr>
-        <w:t>— título para o grupo criado pelo &lt;</w:t>
-      </w:r>
-      <w:proofErr w:type="spellStart"/>
-      <w:r>
-        <w:rPr>
-          <w:rFonts w:ascii="Segoe UI Emoji" w:eastAsia="Times New Roman" w:hAnsi="Segoe UI Emoji" w:cs="Segoe UI Emoji"/>
-          <w:sz w:val="24"/>
-          <w:szCs w:val="24"/>
-          <w:lang w:eastAsia="pt-BR"/>
-        </w:rPr>
-        <w:t>fieldset</w:t>
-      </w:r>
-      <w:proofErr w:type="spellEnd"/>
-      <w:r>
-        <w:rPr>
-          <w:rFonts w:ascii="Segoe UI Emoji" w:eastAsia="Times New Roman" w:hAnsi="Segoe UI Emoji" w:cs="Segoe UI Emoji"/>
-          <w:sz w:val="24"/>
-          <w:szCs w:val="24"/>
-          <w:lang w:eastAsia="pt-BR"/>
-        </w:rPr>
-        <w:t>&gt;</w:t>
+        <w:t>— título para o grupo criado pelo &lt;fieldset&gt;</w:t>
       </w:r>
     </w:p>
     <w:p>
@@ -15380,7 +12995,7 @@
           <w:bCs/>
         </w:rPr>
         <w:pict w14:anchorId="6B6D752E">
-          <v:rect id="_x0000_i1081" style="width:0;height:1.5pt" o:hralign="center" o:bullet="t" o:hrstd="t" o:hr="t" fillcolor="#a0a0a0" stroked="f"/>
+          <v:rect id="_x0000_i1042" style="width:0;height:1.5pt" o:hralign="center" o:bullet="t" o:hrstd="t" o:hr="t" fillcolor="#a0a0a0" stroked="f"/>
         </w:pict>
       </w:r>
     </w:p>
@@ -15891,33 +13506,7 @@
           <w:szCs w:val="24"/>
           <w:lang w:eastAsia="pt-BR"/>
         </w:rPr>
-        <w:t>&lt;</w:t>
-      </w:r>
-      <w:proofErr w:type="spellStart"/>
-      <w:r>
-        <w:rPr>
-          <w:rFonts w:ascii="Segoe UI Emoji" w:eastAsia="Times New Roman" w:hAnsi="Segoe UI Emoji" w:cs="Segoe UI Emoji"/>
-          <w:b/>
-          <w:bCs/>
-          <w:color w:val="0070C0"/>
-          <w:sz w:val="24"/>
-          <w:szCs w:val="24"/>
-          <w:lang w:eastAsia="pt-BR"/>
-        </w:rPr>
-        <w:t>button</w:t>
-      </w:r>
-      <w:proofErr w:type="spellEnd"/>
-      <w:r>
-        <w:rPr>
-          <w:rFonts w:ascii="Segoe UI Emoji" w:eastAsia="Times New Roman" w:hAnsi="Segoe UI Emoji" w:cs="Segoe UI Emoji"/>
-          <w:b/>
-          <w:bCs/>
-          <w:color w:val="0070C0"/>
-          <w:sz w:val="24"/>
-          <w:szCs w:val="24"/>
-          <w:lang w:eastAsia="pt-BR"/>
-        </w:rPr>
-        <w:t>&gt;</w:t>
+        <w:t>&lt;button&gt;</w:t>
       </w:r>
       <w:r>
         <w:rPr>
@@ -15934,23 +13523,7 @@
           <w:rFonts w:ascii="Segoe UI Emoji" w:eastAsia="Times New Roman" w:hAnsi="Segoe UI Emoji" w:cs="Segoe UI Emoji"/>
           <w:lang w:eastAsia="pt-BR"/>
         </w:rPr>
-        <w:t xml:space="preserve">cria botões clicáveis em formulários ou páginas web. Pode ser usada para enviar dados, resetar o formulário ou executar ações com </w:t>
-      </w:r>
-      <w:proofErr w:type="spellStart"/>
-      <w:r>
-        <w:rPr>
-          <w:rFonts w:ascii="Segoe UI Emoji" w:eastAsia="Times New Roman" w:hAnsi="Segoe UI Emoji" w:cs="Segoe UI Emoji"/>
-          <w:lang w:eastAsia="pt-BR"/>
-        </w:rPr>
-        <w:t>JavaScript</w:t>
-      </w:r>
-      <w:proofErr w:type="spellEnd"/>
-      <w:r>
-        <w:rPr>
-          <w:rFonts w:ascii="Segoe UI Emoji" w:eastAsia="Times New Roman" w:hAnsi="Segoe UI Emoji" w:cs="Segoe UI Emoji"/>
-          <w:lang w:eastAsia="pt-BR"/>
-        </w:rPr>
-        <w:t>.</w:t>
+        <w:t>cria botões clicáveis em formulários ou páginas web. Pode ser usada para enviar dados, resetar o formulário ou executar ações com JavaScript.</w:t>
       </w:r>
     </w:p>
     <w:p>
@@ -16025,27 +13598,7 @@
           <w:szCs w:val="24"/>
           <w:lang w:eastAsia="pt-BR"/>
         </w:rPr>
-        <w:t xml:space="preserve">Pode ser usado com </w:t>
-      </w:r>
-      <w:proofErr w:type="spellStart"/>
-      <w:r>
-        <w:rPr>
-          <w:rFonts w:ascii="Segoe UI Emoji" w:eastAsia="Times New Roman" w:hAnsi="Segoe UI Emoji" w:cs="Segoe UI Emoji"/>
-          <w:sz w:val="24"/>
-          <w:szCs w:val="24"/>
-          <w:lang w:eastAsia="pt-BR"/>
-        </w:rPr>
-        <w:t>icone</w:t>
-      </w:r>
-      <w:proofErr w:type="spellEnd"/>
-      <w:r>
-        <w:rPr>
-          <w:rFonts w:ascii="Segoe UI Emoji" w:eastAsia="Times New Roman" w:hAnsi="Segoe UI Emoji" w:cs="Segoe UI Emoji"/>
-          <w:sz w:val="24"/>
-          <w:szCs w:val="24"/>
-          <w:lang w:eastAsia="pt-BR"/>
-        </w:rPr>
-        <w:t xml:space="preserve"> também: </w:t>
+        <w:t xml:space="preserve">Pode ser usado com icone também: </w:t>
       </w:r>
       <w:r>
         <w:rPr>
@@ -16055,9 +13608,17 @@
           <w:szCs w:val="24"/>
           <w:lang w:eastAsia="pt-BR"/>
         </w:rPr>
-        <w:t>&lt;</w:t>
-      </w:r>
-      <w:proofErr w:type="spellStart"/>
+        <w:t>&lt;button&gt;</w:t>
+      </w:r>
+      <w:r>
+        <w:rPr>
+          <w:rFonts w:ascii="Segoe UI Emoji" w:eastAsia="Times New Roman" w:hAnsi="Segoe UI Emoji" w:cs="Segoe UI Emoji"/>
+          <w:sz w:val="24"/>
+          <w:szCs w:val="24"/>
+          <w:lang w:eastAsia="pt-BR"/>
+        </w:rPr>
+        <w:t>🔍</w:t>
+      </w:r>
       <w:r>
         <w:rPr>
           <w:rFonts w:ascii="Segoe UI Emoji" w:eastAsia="Times New Roman" w:hAnsi="Segoe UI Emoji" w:cs="Segoe UI Emoji"/>
@@ -16066,9 +13627,56 @@
           <w:szCs w:val="24"/>
           <w:lang w:eastAsia="pt-BR"/>
         </w:rPr>
-        <w:t>button</w:t>
-      </w:r>
-      <w:proofErr w:type="spellEnd"/>
+        <w:t>&lt;/button&gt;</w:t>
+      </w:r>
+    </w:p>
+    <w:p>
+      <w:pPr>
+        <w:pStyle w:val="PargrafodaLista"/>
+        <w:rPr>
+          <w:rFonts w:ascii="Segoe UI Emoji" w:eastAsia="Times New Roman" w:hAnsi="Segoe UI Emoji" w:cs="Segoe UI Emoji"/>
+          <w:sz w:val="24"/>
+          <w:szCs w:val="24"/>
+          <w:lang w:eastAsia="pt-BR"/>
+        </w:rPr>
+      </w:pPr>
+    </w:p>
+    <w:p>
+      <w:pPr>
+        <w:rPr>
+          <w:rFonts w:ascii="Segoe UI Emoji" w:eastAsia="Times New Roman" w:hAnsi="Segoe UI Emoji" w:cs="Segoe UI Emoji"/>
+          <w:sz w:val="24"/>
+          <w:szCs w:val="24"/>
+          <w:lang w:eastAsia="pt-BR"/>
+        </w:rPr>
+      </w:pPr>
+      <w:r>
+        <w:rPr>
+          <w:rFonts w:ascii="Segoe UI Emoji" w:eastAsia="Times New Roman" w:hAnsi="Segoe UI Emoji" w:cs="Segoe UI Emoji"/>
+          <w:sz w:val="24"/>
+          <w:szCs w:val="24"/>
+          <w:lang w:eastAsia="pt-BR"/>
+        </w:rPr>
+        <w:t>📌</w:t>
+      </w:r>
+      <w:r>
+        <w:rPr>
+          <w:rFonts w:ascii="Segoe UI Emoji" w:eastAsia="Times New Roman" w:hAnsi="Segoe UI Emoji" w:cs="Segoe UI Emoji"/>
+          <w:sz w:val="24"/>
+          <w:szCs w:val="24"/>
+          <w:lang w:eastAsia="pt-BR"/>
+        </w:rPr>
+        <w:t xml:space="preserve"> </w:t>
+      </w:r>
+      <w:r>
+        <w:rPr>
+          <w:rFonts w:ascii="Segoe UI Emoji" w:eastAsia="Times New Roman" w:hAnsi="Segoe UI Emoji" w:cs="Segoe UI Emoji"/>
+          <w:sz w:val="24"/>
+          <w:szCs w:val="24"/>
+          <w:lang w:eastAsia="pt-BR"/>
+        </w:rPr>
+        <w:t xml:space="preserve">Diferença entre </w:t>
+      </w:r>
       <w:r>
         <w:rPr>
           <w:rFonts w:ascii="Segoe UI Emoji" w:eastAsia="Times New Roman" w:hAnsi="Segoe UI Emoji" w:cs="Segoe UI Emoji"/>
@@ -16077,7 +13685,7 @@
           <w:szCs w:val="24"/>
           <w:lang w:eastAsia="pt-BR"/>
         </w:rPr>
-        <w:t>&gt;</w:t>
+        <w:t>&lt;input type</w:t>
       </w:r>
       <w:r>
         <w:rPr>
@@ -16086,7 +13694,7 @@
           <w:szCs w:val="24"/>
           <w:lang w:eastAsia="pt-BR"/>
         </w:rPr>
-        <w:t>🔍</w:t>
+        <w:t xml:space="preserve">="submit"&gt; e </w:t>
       </w:r>
       <w:r>
         <w:rPr>
@@ -16096,201 +13704,16 @@
           <w:szCs w:val="24"/>
           <w:lang w:eastAsia="pt-BR"/>
         </w:rPr>
-        <w:t>&lt;/</w:t>
-      </w:r>
-      <w:proofErr w:type="spellStart"/>
+        <w:t>&lt;button type</w:t>
+      </w:r>
       <w:r>
         <w:rPr>
           <w:rFonts w:ascii="Segoe UI Emoji" w:eastAsia="Times New Roman" w:hAnsi="Segoe UI Emoji" w:cs="Segoe UI Emoji"/>
-          <w:color w:val="0070C0"/>
-          <w:sz w:val="24"/>
-          <w:szCs w:val="24"/>
-          <w:lang w:eastAsia="pt-BR"/>
-        </w:rPr>
-        <w:t>button</w:t>
-      </w:r>
-      <w:proofErr w:type="spellEnd"/>
-      <w:r>
-        <w:rPr>
-          <w:rFonts w:ascii="Segoe UI Emoji" w:eastAsia="Times New Roman" w:hAnsi="Segoe UI Emoji" w:cs="Segoe UI Emoji"/>
-          <w:color w:val="0070C0"/>
-          <w:sz w:val="24"/>
-          <w:szCs w:val="24"/>
-          <w:lang w:eastAsia="pt-BR"/>
-        </w:rPr>
-        <w:t>&gt;</w:t>
-      </w:r>
-    </w:p>
-    <w:p>
-      <w:pPr>
-        <w:pStyle w:val="PargrafodaLista"/>
-        <w:rPr>
-          <w:rFonts w:ascii="Segoe UI Emoji" w:eastAsia="Times New Roman" w:hAnsi="Segoe UI Emoji" w:cs="Segoe UI Emoji"/>
-          <w:sz w:val="24"/>
-          <w:szCs w:val="24"/>
-          <w:lang w:eastAsia="pt-BR"/>
-        </w:rPr>
-      </w:pPr>
-    </w:p>
-    <w:p>
-      <w:pPr>
-        <w:rPr>
-          <w:rFonts w:ascii="Segoe UI Emoji" w:eastAsia="Times New Roman" w:hAnsi="Segoe UI Emoji" w:cs="Segoe UI Emoji"/>
-          <w:sz w:val="24"/>
-          <w:szCs w:val="24"/>
-          <w:lang w:eastAsia="pt-BR"/>
-        </w:rPr>
-      </w:pPr>
-      <w:r>
-        <w:rPr>
-          <w:rFonts w:ascii="Segoe UI Emoji" w:eastAsia="Times New Roman" w:hAnsi="Segoe UI Emoji" w:cs="Segoe UI Emoji"/>
-          <w:sz w:val="24"/>
-          <w:szCs w:val="24"/>
-          <w:lang w:eastAsia="pt-BR"/>
-        </w:rPr>
-        <w:t>📌</w:t>
-      </w:r>
-      <w:r>
-        <w:rPr>
-          <w:rFonts w:ascii="Segoe UI Emoji" w:eastAsia="Times New Roman" w:hAnsi="Segoe UI Emoji" w:cs="Segoe UI Emoji"/>
-          <w:sz w:val="24"/>
-          <w:szCs w:val="24"/>
-          <w:lang w:eastAsia="pt-BR"/>
-        </w:rPr>
-        <w:t xml:space="preserve"> </w:t>
-      </w:r>
-      <w:r>
-        <w:rPr>
-          <w:rFonts w:ascii="Segoe UI Emoji" w:eastAsia="Times New Roman" w:hAnsi="Segoe UI Emoji" w:cs="Segoe UI Emoji"/>
-          <w:sz w:val="24"/>
-          <w:szCs w:val="24"/>
-          <w:lang w:eastAsia="pt-BR"/>
-        </w:rPr>
-        <w:t xml:space="preserve">Diferença entre </w:t>
-      </w:r>
-      <w:r>
-        <w:rPr>
-          <w:rFonts w:ascii="Segoe UI Emoji" w:eastAsia="Times New Roman" w:hAnsi="Segoe UI Emoji" w:cs="Segoe UI Emoji"/>
-          <w:color w:val="0070C0"/>
-          <w:sz w:val="24"/>
-          <w:szCs w:val="24"/>
-          <w:lang w:eastAsia="pt-BR"/>
-        </w:rPr>
-        <w:t xml:space="preserve">&lt;input </w:t>
-      </w:r>
-      <w:proofErr w:type="spellStart"/>
-      <w:r>
-        <w:rPr>
-          <w:rFonts w:ascii="Segoe UI Emoji" w:eastAsia="Times New Roman" w:hAnsi="Segoe UI Emoji" w:cs="Segoe UI Emoji"/>
-          <w:color w:val="0070C0"/>
-          <w:sz w:val="24"/>
-          <w:szCs w:val="24"/>
-          <w:lang w:eastAsia="pt-BR"/>
-        </w:rPr>
-        <w:t>type</w:t>
-      </w:r>
-      <w:proofErr w:type="spellEnd"/>
-      <w:r>
-        <w:rPr>
-          <w:rFonts w:ascii="Segoe UI Emoji" w:eastAsia="Times New Roman" w:hAnsi="Segoe UI Emoji" w:cs="Segoe UI Emoji"/>
-          <w:sz w:val="24"/>
-          <w:szCs w:val="24"/>
-          <w:lang w:eastAsia="pt-BR"/>
-        </w:rPr>
-        <w:t>="</w:t>
-      </w:r>
-      <w:proofErr w:type="spellStart"/>
-      <w:r>
-        <w:rPr>
-          <w:rFonts w:ascii="Segoe UI Emoji" w:eastAsia="Times New Roman" w:hAnsi="Segoe UI Emoji" w:cs="Segoe UI Emoji"/>
-          <w:sz w:val="24"/>
-          <w:szCs w:val="24"/>
-          <w:lang w:eastAsia="pt-BR"/>
-        </w:rPr>
-        <w:t>submit</w:t>
-      </w:r>
-      <w:proofErr w:type="spellEnd"/>
-      <w:r>
-        <w:rPr>
-          <w:rFonts w:ascii="Segoe UI Emoji" w:eastAsia="Times New Roman" w:hAnsi="Segoe UI Emoji" w:cs="Segoe UI Emoji"/>
-          <w:sz w:val="24"/>
-          <w:szCs w:val="24"/>
-          <w:lang w:eastAsia="pt-BR"/>
-        </w:rPr>
-        <w:t xml:space="preserve">"&gt; e </w:t>
-      </w:r>
-      <w:r>
-        <w:rPr>
-          <w:rFonts w:ascii="Segoe UI Emoji" w:eastAsia="Times New Roman" w:hAnsi="Segoe UI Emoji" w:cs="Segoe UI Emoji"/>
-          <w:color w:val="0070C0"/>
-          <w:sz w:val="24"/>
-          <w:szCs w:val="24"/>
-          <w:lang w:eastAsia="pt-BR"/>
-        </w:rPr>
-        <w:t>&lt;</w:t>
-      </w:r>
-      <w:proofErr w:type="spellStart"/>
-      <w:r>
-        <w:rPr>
-          <w:rFonts w:ascii="Segoe UI Emoji" w:eastAsia="Times New Roman" w:hAnsi="Segoe UI Emoji" w:cs="Segoe UI Emoji"/>
-          <w:color w:val="0070C0"/>
-          <w:sz w:val="24"/>
-          <w:szCs w:val="24"/>
-          <w:lang w:eastAsia="pt-BR"/>
-        </w:rPr>
-        <w:t>button</w:t>
-      </w:r>
-      <w:proofErr w:type="spellEnd"/>
-      <w:r>
-        <w:rPr>
-          <w:rFonts w:ascii="Segoe UI Emoji" w:eastAsia="Times New Roman" w:hAnsi="Segoe UI Emoji" w:cs="Segoe UI Emoji"/>
-          <w:color w:val="0070C0"/>
-          <w:sz w:val="24"/>
-          <w:szCs w:val="24"/>
-          <w:lang w:eastAsia="pt-BR"/>
-        </w:rPr>
-        <w:t xml:space="preserve"> </w:t>
-      </w:r>
-      <w:proofErr w:type="spellStart"/>
-      <w:r>
-        <w:rPr>
-          <w:rFonts w:ascii="Segoe UI Emoji" w:eastAsia="Times New Roman" w:hAnsi="Segoe UI Emoji" w:cs="Segoe UI Emoji"/>
-          <w:color w:val="0070C0"/>
-          <w:sz w:val="24"/>
-          <w:szCs w:val="24"/>
-          <w:lang w:eastAsia="pt-BR"/>
-        </w:rPr>
-        <w:t>type</w:t>
-      </w:r>
-      <w:proofErr w:type="spellEnd"/>
-      <w:r>
-        <w:rPr>
-          <w:rFonts w:ascii="Segoe UI Emoji" w:eastAsia="Times New Roman" w:hAnsi="Segoe UI Emoji" w:cs="Segoe UI Emoji"/>
-          <w:sz w:val="24"/>
-          <w:szCs w:val="24"/>
-          <w:lang w:eastAsia="pt-BR"/>
-        </w:rPr>
-        <w:t>="</w:t>
-      </w:r>
-      <w:proofErr w:type="spellStart"/>
-      <w:r>
-        <w:rPr>
-          <w:rFonts w:ascii="Segoe UI Emoji" w:eastAsia="Times New Roman" w:hAnsi="Segoe UI Emoji" w:cs="Segoe UI Emoji"/>
-          <w:sz w:val="24"/>
-          <w:szCs w:val="24"/>
-          <w:lang w:eastAsia="pt-BR"/>
-        </w:rPr>
-        <w:t>submit</w:t>
-      </w:r>
-      <w:proofErr w:type="spellEnd"/>
-      <w:r>
-        <w:rPr>
-          <w:rFonts w:ascii="Segoe UI Emoji" w:eastAsia="Times New Roman" w:hAnsi="Segoe UI Emoji" w:cs="Segoe UI Emoji"/>
-          <w:sz w:val="24"/>
-          <w:szCs w:val="24"/>
-          <w:lang w:eastAsia="pt-BR"/>
-        </w:rPr>
-        <w:t>"&gt;:</w:t>
+          <w:sz w:val="24"/>
+          <w:szCs w:val="24"/>
+          <w:lang w:eastAsia="pt-BR"/>
+        </w:rPr>
+        <w:t>="submit"&gt;:</w:t>
       </w:r>
     </w:p>
     <w:p>
@@ -16370,13 +13793,7 @@
         <w:rPr>
           <w:noProof/>
         </w:rPr>
-        <w:t>Dica</w:t>
-      </w:r>
-      <w:r>
-        <w:rPr>
-          <w:noProof/>
-        </w:rPr>
-        <w:t xml:space="preserve"> </w:t>
+        <w:t xml:space="preserve">Dica </w:t>
       </w:r>
       <w:r>
         <w:rPr>
@@ -16424,59 +13841,7 @@
           <w:szCs w:val="24"/>
           <w:lang w:eastAsia="pt-BR"/>
         </w:rPr>
-        <w:t xml:space="preserve">&lt;input </w:t>
-      </w:r>
-      <w:proofErr w:type="spellStart"/>
-      <w:r>
-        <w:rPr>
-          <w:rFonts w:ascii="Segoe UI Emoji" w:eastAsia="Times New Roman" w:hAnsi="Segoe UI Emoji" w:cs="Segoe UI Emoji"/>
-          <w:b/>
-          <w:bCs/>
-          <w:color w:val="0070C0"/>
-          <w:sz w:val="24"/>
-          <w:szCs w:val="24"/>
-          <w:lang w:eastAsia="pt-BR"/>
-        </w:rPr>
-        <w:t>type</w:t>
-      </w:r>
-      <w:proofErr w:type="spellEnd"/>
-      <w:r>
-        <w:rPr>
-          <w:rFonts w:ascii="Segoe UI Emoji" w:eastAsia="Times New Roman" w:hAnsi="Segoe UI Emoji" w:cs="Segoe UI Emoji"/>
-          <w:b/>
-          <w:bCs/>
-          <w:color w:val="0070C0"/>
-          <w:sz w:val="24"/>
-          <w:szCs w:val="24"/>
-          <w:lang w:eastAsia="pt-BR"/>
-        </w:rPr>
-        <w:t>="</w:t>
-      </w:r>
-      <w:proofErr w:type="spellStart"/>
-      <w:r>
-        <w:rPr>
-          <w:rFonts w:ascii="Segoe UI Emoji" w:eastAsia="Times New Roman" w:hAnsi="Segoe UI Emoji" w:cs="Segoe UI Emoji"/>
-          <w:b/>
-          <w:bCs/>
-          <w:color w:val="0070C0"/>
-          <w:sz w:val="24"/>
-          <w:szCs w:val="24"/>
-          <w:lang w:eastAsia="pt-BR"/>
-        </w:rPr>
-        <w:t>submit</w:t>
-      </w:r>
-      <w:proofErr w:type="spellEnd"/>
-      <w:r>
-        <w:rPr>
-          <w:rFonts w:ascii="Segoe UI Emoji" w:eastAsia="Times New Roman" w:hAnsi="Segoe UI Emoji" w:cs="Segoe UI Emoji"/>
-          <w:b/>
-          <w:bCs/>
-          <w:color w:val="0070C0"/>
-          <w:sz w:val="24"/>
-          <w:szCs w:val="24"/>
-          <w:lang w:eastAsia="pt-BR"/>
-        </w:rPr>
-        <w:t>"&gt;</w:t>
+        <w:t>&lt;input type="submit"&gt;</w:t>
       </w:r>
       <w:r>
         <w:rPr>
@@ -16541,147 +13906,100 @@
           <w:szCs w:val="24"/>
           <w:lang w:eastAsia="pt-BR"/>
         </w:rPr>
-        <w:t>&lt;</w:t>
-      </w:r>
-      <w:proofErr w:type="spellStart"/>
+        <w:t>&lt;button&gt;</w:t>
+      </w:r>
       <w:r>
         <w:rPr>
           <w:rFonts w:ascii="Segoe UI Emoji" w:eastAsia="Times New Roman" w:hAnsi="Segoe UI Emoji" w:cs="Segoe UI Emoji"/>
+          <w:color w:val="0070C0"/>
+          <w:sz w:val="24"/>
+          <w:szCs w:val="24"/>
+          <w:lang w:eastAsia="pt-BR"/>
+        </w:rPr>
+        <w:t xml:space="preserve"> </w:t>
+      </w:r>
+      <w:r>
+        <w:rPr>
+          <w:rFonts w:ascii="Segoe UI Emoji" w:eastAsia="Times New Roman" w:hAnsi="Segoe UI Emoji" w:cs="Segoe UI Emoji"/>
+          <w:sz w:val="24"/>
+          <w:szCs w:val="24"/>
+          <w:lang w:eastAsia="pt-BR"/>
+        </w:rPr>
+        <w:t>se quiser mais controle (ex: adicionar ícones, imagens, estilização avançada, texto rico).</w:t>
+      </w:r>
+    </w:p>
+    <w:p>
+      <w:pPr>
+        <w:rPr>
+          <w:rFonts w:ascii="Segoe UI Emoji" w:eastAsia="Times New Roman" w:hAnsi="Segoe UI Emoji" w:cs="Segoe UI Emoji"/>
+          <w:sz w:val="24"/>
+          <w:szCs w:val="24"/>
+          <w:lang w:eastAsia="pt-BR"/>
+        </w:rPr>
+      </w:pPr>
+    </w:p>
+    <w:p>
+      <w:pPr>
+        <w:rPr>
+          <w:rFonts w:ascii="Segoe UI Emoji" w:eastAsia="Times New Roman" w:hAnsi="Segoe UI Emoji" w:cs="Segoe UI Emoji"/>
+          <w:sz w:val="24"/>
+          <w:szCs w:val="24"/>
+          <w:lang w:eastAsia="pt-BR"/>
+        </w:rPr>
+      </w:pPr>
+      <w:r>
+        <w:rPr>
           <w:b/>
           <w:bCs/>
-          <w:color w:val="0070C0"/>
-          <w:sz w:val="24"/>
-          <w:szCs w:val="24"/>
-          <w:lang w:eastAsia="pt-BR"/>
-        </w:rPr>
-        <w:t>button</w:t>
-      </w:r>
-      <w:proofErr w:type="spellEnd"/>
-      <w:r>
+        </w:rPr>
+        <w:pict w14:anchorId="0D397291">
+          <v:rect id="_x0000_i1043" style="width:0;height:1.5pt" o:hralign="center" o:bullet="t" o:hrstd="t" o:hr="t" fillcolor="#a0a0a0" stroked="f"/>
+        </w:pict>
+      </w:r>
+    </w:p>
+    <w:p>
+      <w:pPr>
         <w:rPr>
           <w:rFonts w:ascii="Segoe UI Emoji" w:eastAsia="Times New Roman" w:hAnsi="Segoe UI Emoji" w:cs="Segoe UI Emoji"/>
+          <w:sz w:val="24"/>
+          <w:szCs w:val="24"/>
+          <w:lang w:eastAsia="pt-BR"/>
+        </w:rPr>
+      </w:pPr>
+    </w:p>
+    <w:p>
+      <w:pPr>
+        <w:rPr>
+          <w:rFonts w:ascii="Segoe UI Emoji" w:eastAsia="Times New Roman" w:hAnsi="Segoe UI Emoji" w:cs="Segoe UI Emoji"/>
+          <w:sz w:val="24"/>
+          <w:szCs w:val="24"/>
+          <w:lang w:eastAsia="pt-BR"/>
+        </w:rPr>
+      </w:pPr>
+    </w:p>
+    <w:p>
+      <w:pPr>
+        <w:rPr>
           <w:b/>
           <w:bCs/>
-          <w:color w:val="0070C0"/>
-          <w:sz w:val="24"/>
-          <w:szCs w:val="24"/>
-          <w:lang w:eastAsia="pt-BR"/>
-        </w:rPr>
-        <w:t>&gt;</w:t>
-      </w:r>
-      <w:r>
-        <w:rPr>
-          <w:rFonts w:ascii="Segoe UI Emoji" w:eastAsia="Times New Roman" w:hAnsi="Segoe UI Emoji" w:cs="Segoe UI Emoji"/>
-          <w:color w:val="0070C0"/>
-          <w:sz w:val="24"/>
-          <w:szCs w:val="24"/>
-          <w:lang w:eastAsia="pt-BR"/>
-        </w:rPr>
-        <w:t xml:space="preserve"> </w:t>
-      </w:r>
-      <w:r>
-        <w:rPr>
-          <w:rFonts w:ascii="Segoe UI Emoji" w:eastAsia="Times New Roman" w:hAnsi="Segoe UI Emoji" w:cs="Segoe UI Emoji"/>
-          <w:sz w:val="24"/>
-          <w:szCs w:val="24"/>
-          <w:lang w:eastAsia="pt-BR"/>
-        </w:rPr>
-        <w:t>se quiser mais controle (</w:t>
-      </w:r>
-      <w:proofErr w:type="spellStart"/>
-      <w:r>
-        <w:rPr>
-          <w:rFonts w:ascii="Segoe UI Emoji" w:eastAsia="Times New Roman" w:hAnsi="Segoe UI Emoji" w:cs="Segoe UI Emoji"/>
-          <w:sz w:val="24"/>
-          <w:szCs w:val="24"/>
-          <w:lang w:eastAsia="pt-BR"/>
-        </w:rPr>
-        <w:t>ex</w:t>
-      </w:r>
-      <w:proofErr w:type="spellEnd"/>
-      <w:r>
-        <w:rPr>
-          <w:rFonts w:ascii="Segoe UI Emoji" w:eastAsia="Times New Roman" w:hAnsi="Segoe UI Emoji" w:cs="Segoe UI Emoji"/>
-          <w:sz w:val="24"/>
-          <w:szCs w:val="24"/>
-          <w:lang w:eastAsia="pt-BR"/>
-        </w:rPr>
-        <w:t>: adicionar ícones, imagens, estilização avançada, texto rico).</w:t>
-      </w:r>
-    </w:p>
-    <w:p>
-      <w:pPr>
-        <w:rPr>
-          <w:rFonts w:ascii="Segoe UI Emoji" w:eastAsia="Times New Roman" w:hAnsi="Segoe UI Emoji" w:cs="Segoe UI Emoji"/>
-          <w:sz w:val="24"/>
-          <w:szCs w:val="24"/>
-          <w:lang w:eastAsia="pt-BR"/>
-        </w:rPr>
-      </w:pPr>
-    </w:p>
-    <w:p>
-      <w:pPr>
-        <w:rPr>
-          <w:rFonts w:ascii="Segoe UI Emoji" w:eastAsia="Times New Roman" w:hAnsi="Segoe UI Emoji" w:cs="Segoe UI Emoji"/>
-          <w:sz w:val="24"/>
-          <w:szCs w:val="24"/>
-          <w:lang w:eastAsia="pt-BR"/>
-        </w:rPr>
-      </w:pPr>
-      <w:r>
+        </w:rPr>
+      </w:pPr>
+    </w:p>
+    <w:p>
+      <w:pPr>
+        <w:jc w:val="center"/>
         <w:rPr>
           <w:b/>
           <w:bCs/>
         </w:rPr>
-        <w:pict w14:anchorId="0D397291">
-          <v:rect id="_x0000_i1083" style="width:0;height:1.5pt" o:hralign="center" o:bullet="t" o:hrstd="t" o:hr="t" fillcolor="#a0a0a0" stroked="f"/>
-        </w:pict>
-      </w:r>
-    </w:p>
-    <w:p>
-      <w:pPr>
-        <w:rPr>
-          <w:rFonts w:ascii="Segoe UI Emoji" w:eastAsia="Times New Roman" w:hAnsi="Segoe UI Emoji" w:cs="Segoe UI Emoji"/>
-          <w:sz w:val="24"/>
-          <w:szCs w:val="24"/>
-          <w:lang w:eastAsia="pt-BR"/>
-        </w:rPr>
-      </w:pPr>
-    </w:p>
-    <w:p>
-      <w:pPr>
-        <w:rPr>
-          <w:rFonts w:ascii="Segoe UI Emoji" w:eastAsia="Times New Roman" w:hAnsi="Segoe UI Emoji" w:cs="Segoe UI Emoji"/>
-          <w:sz w:val="24"/>
-          <w:szCs w:val="24"/>
-          <w:lang w:eastAsia="pt-BR"/>
-        </w:rPr>
-      </w:pPr>
-    </w:p>
-    <w:p/>
-    <w:p>
-      <w:pPr>
-        <w:jc w:val="center"/>
-        <w:rPr>
-          <w:b/>
-          <w:bCs/>
-        </w:rPr>
-      </w:pPr>
-    </w:p>
-    <w:p>
-      <w:pPr>
-        <w:jc w:val="center"/>
-        <w:rPr>
-          <w:b/>
-          <w:bCs/>
-        </w:rPr>
-      </w:pPr>
-      <w:r>
-        <w:rPr>
-          <w:rFonts w:ascii="Times New Roman" w:eastAsia="Times New Roman" w:hAnsi="Times New Roman" w:cs="Times New Roman"/>
-          <w:noProof/>
-          <w:lang w:eastAsia="pt-BR"/>
-        </w:rPr>
+      </w:pPr>
+      <w:r>
+        <w:rPr>
+          <w:rFonts w:ascii="Times New Roman" w:eastAsia="Times New Roman" w:hAnsi="Times New Roman" w:cs="Times New Roman"/>
+          <w:noProof/>
+          <w:lang w:eastAsia="pt-BR"/>
+        </w:rPr>
+        <w:lastRenderedPageBreak/>
         <mc:AlternateContent>
           <mc:Choice Requires="wpg">
             <w:drawing>
@@ -17074,25 +14392,7 @@
           <w:bCs/>
           <w:lang w:eastAsia="pt-BR"/>
         </w:rPr>
-        <w:t>Hierarquia de tabelas (</w:t>
-      </w:r>
-      <w:proofErr w:type="spellStart"/>
-      <w:r>
-        <w:rPr>
-          <w:rFonts w:ascii="Segoe UI Emoji" w:eastAsia="Times New Roman" w:hAnsi="Segoe UI Emoji" w:cs="Segoe UI Emoji"/>
-          <w:bCs/>
-          <w:lang w:eastAsia="pt-BR"/>
-        </w:rPr>
-        <w:t>WSimples</w:t>
-      </w:r>
-      <w:proofErr w:type="spellEnd"/>
-      <w:r>
-        <w:rPr>
-          <w:rFonts w:ascii="Segoe UI Emoji" w:eastAsia="Times New Roman" w:hAnsi="Segoe UI Emoji" w:cs="Segoe UI Emoji"/>
-          <w:bCs/>
-          <w:lang w:eastAsia="pt-BR"/>
-        </w:rPr>
-        <w:t>)</w:t>
+        <w:t>Hierarquia de tabelas (WSimples)</w:t>
       </w:r>
     </w:p>
     <w:p>
@@ -17112,7 +14412,6 @@
           <w:lang w:eastAsia="pt-BR"/>
         </w:rPr>
       </w:pPr>
-      <w:proofErr w:type="spellStart"/>
       <w:r>
         <w:rPr>
           <w:rFonts w:ascii="Segoe UI Emoji" w:eastAsia="Times New Roman" w:hAnsi="Segoe UI Emoji" w:cs="Segoe UI Emoji"/>
@@ -17131,7 +14430,6 @@
         </w:rPr>
         <w:t>able</w:t>
       </w:r>
-      <w:proofErr w:type="spellEnd"/>
       <w:r>
         <w:rPr>
           <w:rFonts w:ascii="Segoe UI Emoji" w:eastAsia="Times New Roman" w:hAnsi="Segoe UI Emoji" w:cs="Segoe UI Emoji"/>
@@ -17165,7 +14463,6 @@
           <w:lang w:eastAsia="pt-BR"/>
         </w:rPr>
       </w:pPr>
-      <w:proofErr w:type="spellStart"/>
       <w:r>
         <w:rPr>
           <w:rFonts w:ascii="Segoe UI Emoji" w:eastAsia="Times New Roman" w:hAnsi="Segoe UI Emoji" w:cs="Segoe UI Emoji"/>
@@ -17173,17 +14470,7 @@
           <w:color w:val="00B0F0"/>
           <w:lang w:eastAsia="pt-BR"/>
         </w:rPr>
-        <w:t>caption</w:t>
-      </w:r>
-      <w:proofErr w:type="spellEnd"/>
-      <w:r>
-        <w:rPr>
-          <w:rFonts w:ascii="Segoe UI Emoji" w:eastAsia="Times New Roman" w:hAnsi="Segoe UI Emoji" w:cs="Segoe UI Emoji"/>
-          <w:b/>
-          <w:color w:val="00B0F0"/>
-          <w:lang w:eastAsia="pt-BR"/>
-        </w:rPr>
-        <w:t xml:space="preserve"> =</w:t>
+        <w:t>caption =</w:t>
       </w:r>
       <w:r>
         <w:rPr>
@@ -17209,21 +14496,7 @@
         <w:rPr>
           <w:rStyle w:val="Forte"/>
         </w:rPr>
-        <w:t xml:space="preserve">logo após a </w:t>
-      </w:r>
-      <w:proofErr w:type="spellStart"/>
-      <w:r>
-        <w:rPr>
-          <w:rStyle w:val="Forte"/>
-        </w:rPr>
-        <w:t>tag</w:t>
-      </w:r>
-      <w:proofErr w:type="spellEnd"/>
-      <w:r>
-        <w:rPr>
-          <w:rStyle w:val="Forte"/>
-        </w:rPr>
-        <w:t xml:space="preserve"> </w:t>
+        <w:t xml:space="preserve">logo após a tag </w:t>
       </w:r>
       <w:r>
         <w:rPr>
@@ -17233,29 +14506,7 @@
           <w:bCs/>
           <w:color w:val="0070C0"/>
         </w:rPr>
-        <w:t>&lt;</w:t>
-      </w:r>
-      <w:proofErr w:type="spellStart"/>
-      <w:r>
-        <w:rPr>
-          <w:rStyle w:val="CdigoHTML"/>
-          <w:rFonts w:eastAsiaTheme="majorEastAsia"/>
-          <w:b/>
-          <w:bCs/>
-          <w:color w:val="0070C0"/>
-        </w:rPr>
-        <w:t>table</w:t>
-      </w:r>
-      <w:proofErr w:type="spellEnd"/>
-      <w:r>
-        <w:rPr>
-          <w:rStyle w:val="CdigoHTML"/>
-          <w:rFonts w:eastAsiaTheme="majorEastAsia"/>
-          <w:b/>
-          <w:bCs/>
-          <w:color w:val="0070C0"/>
-        </w:rPr>
-        <w:t>&gt;</w:t>
+        <w:t>&lt;table&gt;</w:t>
       </w:r>
     </w:p>
     <w:p>
@@ -17274,7 +14525,6 @@
           <w:lang w:eastAsia="pt-BR"/>
         </w:rPr>
       </w:pPr>
-      <w:proofErr w:type="spellStart"/>
       <w:r>
         <w:rPr>
           <w:rFonts w:ascii="Segoe UI Emoji" w:eastAsia="Times New Roman" w:hAnsi="Segoe UI Emoji" w:cs="Segoe UI Emoji"/>
@@ -17284,45 +14534,12 @@
         </w:rPr>
         <w:t>tr</w:t>
       </w:r>
-      <w:proofErr w:type="spellEnd"/>
       <w:r>
         <w:rPr>
           <w:rFonts w:ascii="Segoe UI Emoji" w:eastAsia="Times New Roman" w:hAnsi="Segoe UI Emoji" w:cs="Segoe UI Emoji"/>
           <w:lang w:eastAsia="pt-BR"/>
         </w:rPr>
-        <w:t xml:space="preserve"> </w:t>
-      </w:r>
-      <w:proofErr w:type="spellStart"/>
-      <w:r>
-        <w:rPr>
-          <w:rFonts w:ascii="Segoe UI Emoji" w:eastAsia="Times New Roman" w:hAnsi="Segoe UI Emoji" w:cs="Segoe UI Emoji"/>
-          <w:lang w:eastAsia="pt-BR"/>
-        </w:rPr>
-        <w:t>Table</w:t>
-      </w:r>
-      <w:proofErr w:type="spellEnd"/>
-      <w:r>
-        <w:rPr>
-          <w:rFonts w:ascii="Segoe UI Emoji" w:eastAsia="Times New Roman" w:hAnsi="Segoe UI Emoji" w:cs="Segoe UI Emoji"/>
-          <w:lang w:eastAsia="pt-BR"/>
-        </w:rPr>
-        <w:t xml:space="preserve"> </w:t>
-      </w:r>
-      <w:proofErr w:type="spellStart"/>
-      <w:r>
-        <w:rPr>
-          <w:rFonts w:ascii="Segoe UI Emoji" w:eastAsia="Times New Roman" w:hAnsi="Segoe UI Emoji" w:cs="Segoe UI Emoji"/>
-          <w:lang w:eastAsia="pt-BR"/>
-        </w:rPr>
-        <w:t>row</w:t>
-      </w:r>
-      <w:proofErr w:type="spellEnd"/>
-      <w:r>
-        <w:rPr>
-          <w:rFonts w:ascii="Segoe UI Emoji" w:eastAsia="Times New Roman" w:hAnsi="Segoe UI Emoji" w:cs="Segoe UI Emoji"/>
-          <w:lang w:eastAsia="pt-BR"/>
-        </w:rPr>
-        <w:t xml:space="preserve"> = </w:t>
+        <w:t xml:space="preserve"> Table row = </w:t>
       </w:r>
       <w:r>
         <w:rPr>
@@ -17348,7 +14565,6 @@
           <w:lang w:eastAsia="pt-BR"/>
         </w:rPr>
       </w:pPr>
-      <w:proofErr w:type="spellStart"/>
       <w:r>
         <w:rPr>
           <w:rFonts w:ascii="Segoe UI Emoji" w:eastAsia="Times New Roman" w:hAnsi="Segoe UI Emoji" w:cs="Segoe UI Emoji"/>
@@ -17358,29 +14574,12 @@
         </w:rPr>
         <w:t>td</w:t>
       </w:r>
-      <w:proofErr w:type="spellEnd"/>
       <w:r>
         <w:rPr>
           <w:rFonts w:ascii="Segoe UI Emoji" w:eastAsia="Times New Roman" w:hAnsi="Segoe UI Emoji" w:cs="Segoe UI Emoji"/>
           <w:lang w:eastAsia="pt-BR"/>
         </w:rPr>
-        <w:t xml:space="preserve"> </w:t>
-      </w:r>
-      <w:proofErr w:type="spellStart"/>
-      <w:r>
-        <w:rPr>
-          <w:rFonts w:ascii="Segoe UI Emoji" w:eastAsia="Times New Roman" w:hAnsi="Segoe UI Emoji" w:cs="Segoe UI Emoji"/>
-          <w:lang w:eastAsia="pt-BR"/>
-        </w:rPr>
-        <w:t>Table</w:t>
-      </w:r>
-      <w:proofErr w:type="spellEnd"/>
-      <w:r>
-        <w:rPr>
-          <w:rFonts w:ascii="Segoe UI Emoji" w:eastAsia="Times New Roman" w:hAnsi="Segoe UI Emoji" w:cs="Segoe UI Emoji"/>
-          <w:lang w:eastAsia="pt-BR"/>
-        </w:rPr>
-        <w:t xml:space="preserve"> data = dado</w:t>
+        <w:t xml:space="preserve"> Table data = dado</w:t>
       </w:r>
       <w:r>
         <w:rPr>
@@ -17406,7 +14605,6 @@
           <w:lang w:eastAsia="pt-BR"/>
         </w:rPr>
       </w:pPr>
-      <w:proofErr w:type="spellStart"/>
       <w:r>
         <w:rPr>
           <w:rFonts w:ascii="Segoe UI Emoji" w:eastAsia="Times New Roman" w:hAnsi="Segoe UI Emoji" w:cs="Segoe UI Emoji"/>
@@ -17414,17 +14612,7 @@
           <w:color w:val="00B0F0"/>
           <w:lang w:eastAsia="pt-BR"/>
         </w:rPr>
-        <w:t>th</w:t>
-      </w:r>
-      <w:proofErr w:type="spellEnd"/>
-      <w:r>
-        <w:rPr>
-          <w:rFonts w:ascii="Segoe UI Emoji" w:eastAsia="Times New Roman" w:hAnsi="Segoe UI Emoji" w:cs="Segoe UI Emoji"/>
-          <w:b/>
-          <w:color w:val="00B0F0"/>
-          <w:lang w:eastAsia="pt-BR"/>
-        </w:rPr>
-        <w:t xml:space="preserve"> </w:t>
+        <w:t xml:space="preserve">th </w:t>
       </w:r>
       <w:r>
         <w:rPr>
@@ -17451,7 +14639,6 @@
           <w:lang w:eastAsia="pt-BR"/>
         </w:rPr>
       </w:pPr>
-      <w:proofErr w:type="spellStart"/>
       <w:r>
         <w:rPr>
           <w:b/>
@@ -17461,7 +14648,6 @@
         </w:rPr>
         <w:t>scope</w:t>
       </w:r>
-      <w:proofErr w:type="spellEnd"/>
       <w:r>
         <w:rPr>
           <w:color w:val="0070C0"/>
@@ -17507,27 +14693,7 @@
           <w:b/>
           <w:color w:val="0070C0"/>
         </w:rPr>
-        <w:t>&lt;</w:t>
-      </w:r>
-      <w:proofErr w:type="spellStart"/>
-      <w:r>
-        <w:rPr>
-          <w:rStyle w:val="CdigoHTML"/>
-          <w:rFonts w:eastAsiaTheme="majorEastAsia"/>
-          <w:b/>
-          <w:color w:val="0070C0"/>
-        </w:rPr>
-        <w:t>th</w:t>
-      </w:r>
-      <w:proofErr w:type="spellEnd"/>
-      <w:r>
-        <w:rPr>
-          <w:rStyle w:val="CdigoHTML"/>
-          <w:rFonts w:eastAsiaTheme="majorEastAsia"/>
-          <w:b/>
-          <w:color w:val="0070C0"/>
-        </w:rPr>
-        <w:t>&gt;</w:t>
+        <w:t>&lt;th&gt;</w:t>
       </w:r>
       <w:r>
         <w:rPr>
@@ -17560,92 +14726,19 @@
           <w:lang w:eastAsia="pt-BR"/>
         </w:rPr>
       </w:pPr>
-      <w:proofErr w:type="spellStart"/>
       <w:r>
         <w:rPr>
           <w:color w:val="0070C0"/>
           <w:lang w:eastAsia="pt-BR"/>
         </w:rPr>
-        <w:t>Exeemplo</w:t>
-      </w:r>
-      <w:proofErr w:type="spellEnd"/>
+        <w:t xml:space="preserve">Exeemplo </w:t>
+      </w:r>
       <w:r>
         <w:rPr>
           <w:color w:val="0070C0"/>
           <w:lang w:eastAsia="pt-BR"/>
         </w:rPr>
-        <w:t xml:space="preserve"> </w:t>
-      </w:r>
-      <w:r>
-        <w:rPr>
-          <w:color w:val="0070C0"/>
-          <w:lang w:eastAsia="pt-BR"/>
-        </w:rPr>
-        <w:t>&lt;</w:t>
-      </w:r>
-      <w:proofErr w:type="spellStart"/>
-      <w:r>
-        <w:rPr>
-          <w:color w:val="0070C0"/>
-          <w:lang w:eastAsia="pt-BR"/>
-        </w:rPr>
-        <w:t>th</w:t>
-      </w:r>
-      <w:proofErr w:type="spellEnd"/>
-      <w:r>
-        <w:rPr>
-          <w:color w:val="0070C0"/>
-          <w:lang w:eastAsia="pt-BR"/>
-        </w:rPr>
-        <w:t xml:space="preserve"> </w:t>
-      </w:r>
-      <w:proofErr w:type="spellStart"/>
-      <w:r>
-        <w:rPr>
-          <w:color w:val="0070C0"/>
-          <w:lang w:eastAsia="pt-BR"/>
-        </w:rPr>
-        <w:t>scope</w:t>
-      </w:r>
-      <w:proofErr w:type="spellEnd"/>
-      <w:r>
-        <w:rPr>
-          <w:color w:val="0070C0"/>
-          <w:lang w:eastAsia="pt-BR"/>
-        </w:rPr>
-        <w:t>="</w:t>
-      </w:r>
-      <w:proofErr w:type="spellStart"/>
-      <w:r>
-        <w:rPr>
-          <w:color w:val="0070C0"/>
-          <w:lang w:eastAsia="pt-BR"/>
-        </w:rPr>
-        <w:t>col</w:t>
-      </w:r>
-      <w:proofErr w:type="spellEnd"/>
-      <w:r>
-        <w:rPr>
-          <w:color w:val="0070C0"/>
-          <w:lang w:eastAsia="pt-BR"/>
-        </w:rPr>
-        <w:t>"&gt;Produto&lt;/</w:t>
-      </w:r>
-      <w:proofErr w:type="spellStart"/>
-      <w:r>
-        <w:rPr>
-          <w:color w:val="0070C0"/>
-          <w:lang w:eastAsia="pt-BR"/>
-        </w:rPr>
-        <w:t>th</w:t>
-      </w:r>
-      <w:proofErr w:type="spellEnd"/>
-      <w:r>
-        <w:rPr>
-          <w:color w:val="0070C0"/>
-          <w:lang w:eastAsia="pt-BR"/>
-        </w:rPr>
-        <w:t>&gt;</w:t>
+        <w:t>&lt;th scope="col"&gt;Produto&lt;/th&gt;</w:t>
       </w:r>
       <w:r>
         <w:rPr>
@@ -17674,9 +14767,9 @@
           <w:lang w:eastAsia="pt-BR"/>
         </w:rPr>
         <w:drawing>
-          <wp:inline distT="0" distB="0" distL="0" distR="0" wp14:anchorId="51EC58B2" wp14:editId="7313894A">
-            <wp:extent cx="3609975" cy="1581150"/>
-            <wp:effectExtent l="0" t="0" r="9525" b="0"/>
+          <wp:inline distT="0" distB="0" distL="0" distR="0" wp14:anchorId="51EC58B2" wp14:editId="6B47E39C">
+            <wp:extent cx="2892329" cy="1266825"/>
+            <wp:effectExtent l="0" t="0" r="3810" b="0"/>
             <wp:docPr id="1" name="Imagem 1"/>
             <wp:cNvGraphicFramePr>
               <a:graphicFrameLocks xmlns:a="http://schemas.openxmlformats.org/drawingml/2006/main" noChangeAspect="1"/>
@@ -17697,7 +14790,7 @@
                   <pic:spPr>
                     <a:xfrm>
                       <a:off x="0" y="0"/>
-                      <a:ext cx="3609975" cy="1581150"/>
+                      <a:ext cx="2902534" cy="1271295"/>
                     </a:xfrm>
                     <a:prstGeom prst="rect">
                       <a:avLst/>
@@ -17749,88 +14842,25 @@
           <w:lang w:eastAsia="pt-BR"/>
         </w:rPr>
       </w:pPr>
-      <w:proofErr w:type="spellStart"/>
       <w:r>
         <w:rPr>
           <w:color w:val="0070C0"/>
           <w:lang w:eastAsia="pt-BR"/>
         </w:rPr>
-        <w:t>Caption</w:t>
-      </w:r>
-      <w:proofErr w:type="spellEnd"/>
+        <w:t xml:space="preserve">Caption, </w:t>
+      </w:r>
       <w:r>
         <w:rPr>
           <w:color w:val="0070C0"/>
           <w:lang w:eastAsia="pt-BR"/>
         </w:rPr>
-        <w:t xml:space="preserve">, </w:t>
-      </w:r>
-      <w:proofErr w:type="spellStart"/>
-      <w:r>
-        <w:rPr>
-          <w:color w:val="0070C0"/>
-          <w:lang w:eastAsia="pt-BR"/>
-        </w:rPr>
-        <w:t>Thead</w:t>
-      </w:r>
-      <w:proofErr w:type="spellEnd"/>
-      <w:r>
-        <w:rPr>
-          <w:color w:val="0070C0"/>
-          <w:lang w:eastAsia="pt-BR"/>
-        </w:rPr>
-        <w:t xml:space="preserve">, </w:t>
-      </w:r>
-      <w:proofErr w:type="spellStart"/>
-      <w:r>
-        <w:rPr>
-          <w:color w:val="0070C0"/>
-          <w:lang w:eastAsia="pt-BR"/>
-        </w:rPr>
-        <w:t>TBody</w:t>
-      </w:r>
-      <w:proofErr w:type="spellEnd"/>
-      <w:r>
-        <w:rPr>
-          <w:color w:val="0070C0"/>
-          <w:lang w:eastAsia="pt-BR"/>
-        </w:rPr>
-        <w:t xml:space="preserve">, </w:t>
-      </w:r>
-      <w:proofErr w:type="spellStart"/>
-      <w:r>
-        <w:rPr>
-          <w:color w:val="0070C0"/>
-          <w:lang w:eastAsia="pt-BR"/>
-        </w:rPr>
-        <w:t>TFoot</w:t>
-      </w:r>
-      <w:proofErr w:type="spellEnd"/>
-      <w:r>
-        <w:rPr>
-          <w:lang w:eastAsia="pt-BR"/>
-        </w:rPr>
-        <w:t xml:space="preserve">. Ambos contendo </w:t>
-      </w:r>
-      <w:proofErr w:type="gramStart"/>
-      <w:r>
-        <w:rPr>
-          <w:lang w:eastAsia="pt-BR"/>
-        </w:rPr>
-        <w:t>TR,TD</w:t>
-      </w:r>
-      <w:proofErr w:type="gramEnd"/>
-      <w:r>
-        <w:rPr>
-          <w:lang w:eastAsia="pt-BR"/>
-        </w:rPr>
-        <w:t>,TH</w:t>
-      </w:r>
-      <w:r>
-        <w:rPr>
-          <w:lang w:eastAsia="pt-BR"/>
-        </w:rPr>
-        <w:t>.</w:t>
+        <w:t>Thead, TBody, TFoot</w:t>
+      </w:r>
+      <w:r>
+        <w:rPr>
+          <w:lang w:eastAsia="pt-BR"/>
+        </w:rPr>
+        <w:t>. Ambos contendo TR,TD,TH.</w:t>
       </w:r>
     </w:p>
     <w:p>
@@ -17851,9 +14881,9 @@
           <w:noProof/>
         </w:rPr>
         <w:drawing>
-          <wp:inline distT="0" distB="0" distL="0" distR="0" wp14:anchorId="52BBE3D4" wp14:editId="0D200EE4">
-            <wp:extent cx="5067300" cy="1571625"/>
-            <wp:effectExtent l="0" t="0" r="0" b="9525"/>
+          <wp:inline distT="0" distB="0" distL="0" distR="0" wp14:anchorId="52BBE3D4" wp14:editId="2D690A0C">
+            <wp:extent cx="3746730" cy="1162050"/>
+            <wp:effectExtent l="0" t="0" r="6350" b="0"/>
             <wp:docPr id="1256799771" name="Imagem 1"/>
             <wp:cNvGraphicFramePr>
               <a:graphicFrameLocks xmlns:a="http://schemas.openxmlformats.org/drawingml/2006/main" noChangeAspect="1"/>
@@ -17874,7 +14904,7 @@
                   <pic:spPr>
                     <a:xfrm>
                       <a:off x="0" y="0"/>
-                      <a:ext cx="5067300" cy="1571625"/>
+                      <a:ext cx="3781273" cy="1172764"/>
                     </a:xfrm>
                     <a:prstGeom prst="rect">
                       <a:avLst/>
@@ -17958,40 +14988,14 @@
           <w:bCs/>
           <w:lang w:eastAsia="pt-BR"/>
         </w:rPr>
-        <w:t xml:space="preserve">No </w:t>
-      </w:r>
-      <w:proofErr w:type="spellStart"/>
-      <w:r>
-        <w:rPr>
-          <w:bCs/>
-          <w:lang w:eastAsia="pt-BR"/>
-        </w:rPr>
-        <w:t>html</w:t>
-      </w:r>
-      <w:proofErr w:type="spellEnd"/>
-      <w:r>
-        <w:rPr>
-          <w:bCs/>
-          <w:lang w:eastAsia="pt-BR"/>
-        </w:rPr>
-        <w:t xml:space="preserve"> atual, não é obrigatório fechar as </w:t>
-      </w:r>
-      <w:proofErr w:type="spellStart"/>
-      <w:r>
-        <w:rPr>
-          <w:bCs/>
-          <w:lang w:eastAsia="pt-BR"/>
-        </w:rPr>
-        <w:t>tags</w:t>
-      </w:r>
-      <w:proofErr w:type="spellEnd"/>
+        <w:t>No html atual, não é obrigatório fechar as tags</w:t>
+      </w:r>
       <w:r>
         <w:rPr>
           <w:lang w:eastAsia="pt-BR"/>
         </w:rPr>
         <w:t xml:space="preserve"> </w:t>
       </w:r>
-      <w:proofErr w:type="spellStart"/>
       <w:r>
         <w:rPr>
           <w:color w:val="0070C0"/>
@@ -17999,7 +15003,6 @@
         </w:rPr>
         <w:t>tr</w:t>
       </w:r>
-      <w:proofErr w:type="spellEnd"/>
       <w:r>
         <w:rPr>
           <w:lang w:eastAsia="pt-BR"/>
@@ -18020,7 +15023,6 @@
         </w:rPr>
         <w:t xml:space="preserve"> </w:t>
       </w:r>
-      <w:proofErr w:type="spellStart"/>
       <w:r>
         <w:rPr>
           <w:color w:val="0070C0"/>
@@ -18028,7 +15030,6 @@
         </w:rPr>
         <w:t>td</w:t>
       </w:r>
-      <w:proofErr w:type="spellEnd"/>
       <w:r>
         <w:rPr>
           <w:lang w:eastAsia="pt-BR"/>
@@ -18052,6 +15053,11 @@
     </w:p>
     <w:p>
       <w:pPr>
+        <w:pStyle w:val="PargrafodaLista"/>
+        <w:numPr>
+          <w:ilvl w:val="0"/>
+          <w:numId w:val="56"/>
+        </w:numPr>
         <w:tabs>
           <w:tab w:val="left" w:pos="6300"/>
         </w:tabs>
@@ -18063,11 +15069,254 @@
       </w:pPr>
       <w:r>
         <w:rPr>
+          <w:lang w:eastAsia="pt-BR"/>
+        </w:rPr>
+        <w:t xml:space="preserve">Pode usar o </w:t>
+      </w:r>
+      <w:r>
+        <w:rPr>
           <w:b/>
           <w:bCs/>
+          <w:color w:val="0070C0"/>
+          <w:lang w:eastAsia="pt-BR"/>
+        </w:rPr>
+        <w:t>tr:nth-child(even)</w:t>
+      </w:r>
+      <w:r>
+        <w:rPr>
+          <w:color w:val="0070C0"/>
+          <w:lang w:eastAsia="pt-BR"/>
+        </w:rPr>
+        <w:t xml:space="preserve"> </w:t>
+      </w:r>
+      <w:r>
+        <w:rPr>
+          <w:lang w:eastAsia="pt-BR"/>
+        </w:rPr>
+        <w:t xml:space="preserve">pra aplicar o </w:t>
+      </w:r>
+      <w:r>
+        <w:rPr>
+          <w:b/>
+          <w:bCs/>
+          <w:color w:val="0070C0"/>
+          <w:lang w:eastAsia="pt-BR"/>
+        </w:rPr>
+        <w:t xml:space="preserve">efeito zebrado </w:t>
+      </w:r>
+      <w:r>
+        <w:rPr>
+          <w:lang w:eastAsia="pt-BR"/>
+        </w:rPr>
+        <w:t>nas linhas da tabela de forma simples.</w:t>
+      </w:r>
+      <w:r>
+        <w:rPr>
+          <w:lang w:eastAsia="pt-BR"/>
+        </w:rPr>
+        <w:t xml:space="preserve"> Lembrando que </w:t>
+      </w:r>
+      <w:r>
+        <w:rPr>
+          <w:lang w:eastAsia="pt-BR"/>
+        </w:rPr>
+        <w:t xml:space="preserve">deve ser aplicada diretamente ao </w:t>
+      </w:r>
+      <w:r>
+        <w:rPr>
+          <w:b/>
+          <w:bCs/>
+          <w:color w:val="0070C0"/>
+          <w:lang w:eastAsia="pt-BR"/>
+        </w:rPr>
+        <w:t>tr</w:t>
+      </w:r>
+    </w:p>
+    <w:p>
+      <w:pPr>
+        <w:pStyle w:val="PargrafodaLista"/>
+        <w:numPr>
+          <w:ilvl w:val="0"/>
+          <w:numId w:val="56"/>
+        </w:numPr>
+        <w:tabs>
+          <w:tab w:val="left" w:pos="6300"/>
+        </w:tabs>
+        <w:spacing w:after="0"/>
+        <w:jc w:val="both"/>
+        <w:rPr>
+          <w:lang w:eastAsia="pt-BR"/>
+        </w:rPr>
+      </w:pPr>
+      <w:r>
+        <w:rPr>
+          <w:lang w:eastAsia="pt-BR"/>
+        </w:rPr>
+        <w:t xml:space="preserve">Use </w:t>
+      </w:r>
+      <w:r>
+        <w:rPr>
+          <w:color w:val="0070C0"/>
+          <w:lang w:eastAsia="pt-BR"/>
+        </w:rPr>
+        <w:t xml:space="preserve">position: sticky </w:t>
+      </w:r>
+      <w:r>
+        <w:rPr>
+          <w:lang w:eastAsia="pt-BR"/>
+        </w:rPr>
+        <w:t xml:space="preserve">com </w:t>
+      </w:r>
+      <w:r>
+        <w:rPr>
+          <w:color w:val="0070C0"/>
+          <w:lang w:eastAsia="pt-BR"/>
+        </w:rPr>
+        <w:t>top: 0</w:t>
+      </w:r>
+      <w:r>
+        <w:rPr>
+          <w:color w:val="0070C0"/>
+          <w:lang w:eastAsia="pt-BR"/>
+        </w:rPr>
+        <w:t xml:space="preserve"> ou </w:t>
+      </w:r>
+      <w:r>
+        <w:rPr>
+          <w:color w:val="0070C0"/>
+          <w:lang w:eastAsia="pt-BR"/>
+        </w:rPr>
+        <w:t>-1px</w:t>
+      </w:r>
+      <w:r>
+        <w:rPr>
+          <w:lang w:eastAsia="pt-BR"/>
+        </w:rPr>
+        <w:t xml:space="preserve"> (em caso de falhas visuais)</w:t>
+      </w:r>
+      <w:r>
+        <w:rPr>
+          <w:lang w:eastAsia="pt-BR"/>
+        </w:rPr>
+        <w:t xml:space="preserve"> no </w:t>
+      </w:r>
+      <w:r>
+        <w:rPr>
+          <w:b/>
+          <w:bCs/>
+          <w:color w:val="0070C0"/>
+          <w:lang w:eastAsia="pt-BR"/>
+        </w:rPr>
+        <w:t xml:space="preserve">thead </w:t>
+      </w:r>
+      <w:r>
+        <w:rPr>
+          <w:b/>
+          <w:bCs/>
+          <w:color w:val="0070C0"/>
+          <w:lang w:eastAsia="pt-BR"/>
+        </w:rPr>
+        <w:t xml:space="preserve">&gt; </w:t>
+      </w:r>
+      <w:r>
+        <w:rPr>
+          <w:b/>
+          <w:bCs/>
+          <w:color w:val="0070C0"/>
+          <w:lang w:eastAsia="pt-BR"/>
+        </w:rPr>
+        <w:t>th</w:t>
+      </w:r>
+      <w:r>
+        <w:rPr>
+          <w:b/>
+          <w:bCs/>
+          <w:color w:val="0070C0"/>
+          <w:lang w:eastAsia="pt-BR"/>
+        </w:rPr>
+        <w:t xml:space="preserve"> &gt; tr</w:t>
+      </w:r>
+      <w:r>
+        <w:rPr>
+          <w:color w:val="0070C0"/>
+          <w:lang w:eastAsia="pt-BR"/>
+        </w:rPr>
+        <w:t xml:space="preserve"> </w:t>
+      </w:r>
+      <w:r>
+        <w:rPr>
+          <w:lang w:eastAsia="pt-BR"/>
+        </w:rPr>
+        <w:t>para fixar o cabeçalho da tabela ao rolar a página — e adicione z-index: 1 se houver sobreposição de elementos.</w:t>
+      </w:r>
+    </w:p>
+    <w:p>
+      <w:pPr>
+        <w:pStyle w:val="PargrafodaLista"/>
+        <w:numPr>
+          <w:ilvl w:val="0"/>
+          <w:numId w:val="56"/>
+        </w:numPr>
+        <w:tabs>
+          <w:tab w:val="left" w:pos="6300"/>
+        </w:tabs>
+        <w:spacing w:after="0"/>
+        <w:jc w:val="both"/>
+        <w:rPr>
+          <w:lang w:eastAsia="pt-BR"/>
+        </w:rPr>
+      </w:pPr>
+      <w:r>
+        <w:rPr>
+          <w:lang w:eastAsia="pt-BR"/>
+        </w:rPr>
+        <w:t xml:space="preserve">Use </w:t>
+      </w:r>
+      <w:r>
+        <w:rPr>
+          <w:color w:val="0070C0"/>
+          <w:lang w:eastAsia="pt-BR"/>
+        </w:rPr>
+        <w:t xml:space="preserve">colspan </w:t>
+      </w:r>
+      <w:r>
+        <w:rPr>
+          <w:lang w:eastAsia="pt-BR"/>
+        </w:rPr>
+        <w:t xml:space="preserve">para unir colunas e </w:t>
+      </w:r>
+      <w:r>
+        <w:rPr>
+          <w:color w:val="0070C0"/>
+          <w:lang w:eastAsia="pt-BR"/>
+        </w:rPr>
+        <w:t xml:space="preserve">rowspan </w:t>
+      </w:r>
+      <w:r>
+        <w:rPr>
+          <w:lang w:eastAsia="pt-BR"/>
+        </w:rPr>
+        <w:t>para unir linhas em células de tabela HTML.</w:t>
+      </w:r>
+    </w:p>
+    <w:p>
+      <w:pPr>
+        <w:tabs>
+          <w:tab w:val="left" w:pos="6300"/>
+        </w:tabs>
+        <w:spacing w:after="0"/>
+        <w:jc w:val="both"/>
+        <w:rPr>
+          <w:lang w:eastAsia="pt-BR"/>
+        </w:rPr>
+      </w:pPr>
+      <w:r>
+        <w:rPr>
+          <w:b/>
+          <w:bCs/>
         </w:rPr>
         <w:pict w14:anchorId="53D465DC">
-          <v:rect id="_x0000_i1085" style="width:0;height:1.5pt" o:hralign="center" o:bullet="t" o:hrstd="t" o:hr="t" fillcolor="#a0a0a0" stroked="f"/>
+          <v:rect id="_x0000_i1044" style="width:0;height:1.5pt" o:hralign="center" o:bullet="t" o:hrstd="t" o:hr="t" fillcolor="#a0a0a0" stroked="f"/>
         </w:pict>
       </w:r>
     </w:p>
@@ -23806,7 +21055,7 @@
   <w:abstractNum w:abstractNumId="45" w15:restartNumberingAfterBreak="0">
     <w:nsid w:val="57C90A1C"/>
     <w:multiLevelType w:val="hybridMultilevel"/>
-    <w:tmpl w:val="2D50CF54"/>
+    <w:tmpl w:val="1B224522"/>
     <w:lvl w:ilvl="0" w:tplc="04160001">
       <w:start w:val="1"/>
       <w:numFmt w:val="bullet"/>
@@ -26860,7 +24109,7 @@
         <a:sysClr val="windowText" lastClr="000000"/>
       </a:dk1>
       <a:lt1>
-        <a:sysClr val="window" lastClr="FFFFFF"/>
+        <a:sysClr val="window" lastClr="C8C8C8"/>
       </a:lt1>
       <a:dk2>
         <a:srgbClr val="1F497D"/>

--- a/MODULOS DE ESTUDO/HTML.docx
+++ b/MODULOS DE ESTUDO/HTML.docx
@@ -133,6 +133,7 @@
                                 </w:rPr>
                                 <w:t xml:space="preserve"> </w:t>
                               </w:r>
+                              <w:proofErr w:type="gramStart"/>
                               <w:r>
                                 <w:rPr>
                                   <w:rFonts w:ascii="Times New Roman" w:eastAsia="Times New Roman" w:hAnsi="Times New Roman" w:cs="Times New Roman"/>
@@ -142,6 +143,7 @@
                                 </w:rPr>
                                 <w:t>HTML,CSS</w:t>
                               </w:r>
+                              <w:proofErr w:type="gramEnd"/>
                               <w:r>
                                 <w:rPr>
                                   <w:rFonts w:ascii="Times New Roman" w:eastAsia="Times New Roman" w:hAnsi="Times New Roman" w:cs="Times New Roman"/>
@@ -247,6 +249,7 @@
                           </w:rPr>
                           <w:t xml:space="preserve"> </w:t>
                         </w:r>
+                        <w:proofErr w:type="gramStart"/>
                         <w:r>
                           <w:rPr>
                             <w:rFonts w:ascii="Times New Roman" w:eastAsia="Times New Roman" w:hAnsi="Times New Roman" w:cs="Times New Roman"/>
@@ -256,6 +259,7 @@
                           </w:rPr>
                           <w:t>HTML,CSS</w:t>
                         </w:r>
+                        <w:proofErr w:type="gramEnd"/>
                         <w:r>
                           <w:rPr>
                             <w:rFonts w:ascii="Times New Roman" w:eastAsia="Times New Roman" w:hAnsi="Times New Roman" w:cs="Times New Roman"/>
@@ -348,6 +352,7 @@
       <w:r>
         <w:t xml:space="preserve">funciona baseada em marcações específicas chamadas </w:t>
       </w:r>
+      <w:proofErr w:type="spellStart"/>
       <w:r>
         <w:rPr>
           <w:b/>
@@ -355,6 +360,7 @@
         </w:rPr>
         <w:t>tags</w:t>
       </w:r>
+      <w:proofErr w:type="spellEnd"/>
       <w:r>
         <w:t>.</w:t>
       </w:r>
@@ -766,7 +772,25 @@
           <w:bCs/>
           <w:color w:val="0070C0"/>
         </w:rPr>
-        <w:t>&lt;!DOCTYPE html&gt;:</w:t>
+        <w:t xml:space="preserve">&lt;!DOCTYPE </w:t>
+      </w:r>
+      <w:proofErr w:type="spellStart"/>
+      <w:r>
+        <w:rPr>
+          <w:b/>
+          <w:bCs/>
+          <w:color w:val="0070C0"/>
+        </w:rPr>
+        <w:t>html</w:t>
+      </w:r>
+      <w:proofErr w:type="spellEnd"/>
+      <w:r>
+        <w:rPr>
+          <w:b/>
+          <w:bCs/>
+          <w:color w:val="0070C0"/>
+        </w:rPr>
+        <w:t>&gt;:</w:t>
       </w:r>
       <w:r>
         <w:t xml:space="preserve"> </w:t>
@@ -792,10 +816,80 @@
           <w:bCs/>
           <w:color w:val="0070C0"/>
         </w:rPr>
-        <w:t xml:space="preserve">&lt;html lang="pt-br"&gt;: </w:t>
-      </w:r>
-      <w:r>
-        <w:t>Início do documento HTML. O atributo lang="pt-br" indica que o conteúdo está em português do Brasil.</w:t>
+        <w:t>&lt;</w:t>
+      </w:r>
+      <w:proofErr w:type="spellStart"/>
+      <w:r>
+        <w:rPr>
+          <w:b/>
+          <w:bCs/>
+          <w:color w:val="0070C0"/>
+        </w:rPr>
+        <w:t>html</w:t>
+      </w:r>
+      <w:proofErr w:type="spellEnd"/>
+      <w:r>
+        <w:rPr>
+          <w:b/>
+          <w:bCs/>
+          <w:color w:val="0070C0"/>
+        </w:rPr>
+        <w:t xml:space="preserve"> </w:t>
+      </w:r>
+      <w:proofErr w:type="spellStart"/>
+      <w:r>
+        <w:rPr>
+          <w:b/>
+          <w:bCs/>
+          <w:color w:val="0070C0"/>
+        </w:rPr>
+        <w:t>lang</w:t>
+      </w:r>
+      <w:proofErr w:type="spellEnd"/>
+      <w:r>
+        <w:rPr>
+          <w:b/>
+          <w:bCs/>
+          <w:color w:val="0070C0"/>
+        </w:rPr>
+        <w:t>="</w:t>
+      </w:r>
+      <w:proofErr w:type="spellStart"/>
+      <w:r>
+        <w:rPr>
+          <w:b/>
+          <w:bCs/>
+          <w:color w:val="0070C0"/>
+        </w:rPr>
+        <w:t>pt-br</w:t>
+      </w:r>
+      <w:proofErr w:type="spellEnd"/>
+      <w:r>
+        <w:rPr>
+          <w:b/>
+          <w:bCs/>
+          <w:color w:val="0070C0"/>
+        </w:rPr>
+        <w:t xml:space="preserve">"&gt;: </w:t>
+      </w:r>
+      <w:r>
+        <w:t xml:space="preserve">Início do documento HTML. O atributo </w:t>
+      </w:r>
+      <w:proofErr w:type="spellStart"/>
+      <w:r>
+        <w:t>lang</w:t>
+      </w:r>
+      <w:proofErr w:type="spellEnd"/>
+      <w:r>
+        <w:t>="</w:t>
+      </w:r>
+      <w:proofErr w:type="spellStart"/>
+      <w:r>
+        <w:t>pt-br</w:t>
+      </w:r>
+      <w:proofErr w:type="spellEnd"/>
+      <w:r>
+        <w:t>" indica que o conteúdo está em português do Brasil.</w:t>
       </w:r>
     </w:p>
     <w:p>
@@ -815,7 +909,25 @@
           <w:bCs/>
           <w:color w:val="0070C0"/>
         </w:rPr>
-        <w:t>&lt;head&gt;:</w:t>
+        <w:t>&lt;</w:t>
+      </w:r>
+      <w:proofErr w:type="spellStart"/>
+      <w:r>
+        <w:rPr>
+          <w:b/>
+          <w:bCs/>
+          <w:color w:val="0070C0"/>
+        </w:rPr>
+        <w:t>head</w:t>
+      </w:r>
+      <w:proofErr w:type="spellEnd"/>
+      <w:r>
+        <w:rPr>
+          <w:b/>
+          <w:bCs/>
+          <w:color w:val="0070C0"/>
+        </w:rPr>
+        <w:t>&gt;:</w:t>
       </w:r>
       <w:r>
         <w:t xml:space="preserve"> </w:t>
@@ -841,7 +953,25 @@
           <w:bCs/>
           <w:color w:val="0070C0"/>
         </w:rPr>
-        <w:t>&lt;meta charset="UTF-8</w:t>
+        <w:t xml:space="preserve">&lt;meta </w:t>
+      </w:r>
+      <w:proofErr w:type="spellStart"/>
+      <w:r>
+        <w:rPr>
+          <w:b/>
+          <w:bCs/>
+          <w:color w:val="0070C0"/>
+        </w:rPr>
+        <w:t>charset</w:t>
+      </w:r>
+      <w:proofErr w:type="spellEnd"/>
+      <w:r>
+        <w:rPr>
+          <w:b/>
+          <w:bCs/>
+          <w:color w:val="0070C0"/>
+        </w:rPr>
+        <w:t>="UTF-8</w:t>
       </w:r>
       <w:r>
         <w:t>"&gt;</w:t>
@@ -870,7 +1000,43 @@
           <w:bCs/>
           <w:color w:val="0070C0"/>
         </w:rPr>
-        <w:t>&lt;meta name="viewport"...&gt;:</w:t>
+        <w:t xml:space="preserve">&lt;meta </w:t>
+      </w:r>
+      <w:proofErr w:type="spellStart"/>
+      <w:r>
+        <w:rPr>
+          <w:b/>
+          <w:bCs/>
+          <w:color w:val="0070C0"/>
+        </w:rPr>
+        <w:t>name</w:t>
+      </w:r>
+      <w:proofErr w:type="spellEnd"/>
+      <w:r>
+        <w:rPr>
+          <w:b/>
+          <w:bCs/>
+          <w:color w:val="0070C0"/>
+        </w:rPr>
+        <w:t>="</w:t>
+      </w:r>
+      <w:proofErr w:type="spellStart"/>
+      <w:r>
+        <w:rPr>
+          <w:b/>
+          <w:bCs/>
+          <w:color w:val="0070C0"/>
+        </w:rPr>
+        <w:t>viewport</w:t>
+      </w:r>
+      <w:proofErr w:type="spellEnd"/>
+      <w:r>
+        <w:rPr>
+          <w:b/>
+          <w:bCs/>
+          <w:color w:val="0070C0"/>
+        </w:rPr>
+        <w:t>"...&gt;:</w:t>
       </w:r>
       <w:r>
         <w:t xml:space="preserve"> </w:t>
@@ -896,10 +1062,41 @@
           <w:bCs/>
           <w:color w:val="0070C0"/>
         </w:rPr>
-        <w:t>&lt;title&gt;</w:t>
-      </w:r>
-      <w:r>
-        <w:t>Document&lt;/title&gt;</w:t>
+        <w:t>&lt;</w:t>
+      </w:r>
+      <w:proofErr w:type="spellStart"/>
+      <w:r>
+        <w:rPr>
+          <w:b/>
+          <w:bCs/>
+          <w:color w:val="0070C0"/>
+        </w:rPr>
+        <w:t>title</w:t>
+      </w:r>
+      <w:proofErr w:type="spellEnd"/>
+      <w:r>
+        <w:rPr>
+          <w:b/>
+          <w:bCs/>
+          <w:color w:val="0070C0"/>
+        </w:rPr>
+        <w:t>&gt;</w:t>
+      </w:r>
+      <w:proofErr w:type="spellStart"/>
+      <w:r>
+        <w:t>Document</w:t>
+      </w:r>
+      <w:proofErr w:type="spellEnd"/>
+      <w:r>
+        <w:t>&lt;/</w:t>
+      </w:r>
+      <w:proofErr w:type="spellStart"/>
+      <w:r>
+        <w:t>title</w:t>
+      </w:r>
+      <w:proofErr w:type="spellEnd"/>
+      <w:r>
+        <w:t>&gt;</w:t>
       </w:r>
       <w:r>
         <w:t xml:space="preserve">: </w:t>
@@ -1770,7 +1967,29 @@
           <w:szCs w:val="24"/>
           <w:lang w:eastAsia="pt-BR"/>
         </w:rPr>
-        <w:t xml:space="preserve">&lt;ul&gt; </w:t>
+        <w:t>&lt;</w:t>
+      </w:r>
+      <w:proofErr w:type="spellStart"/>
+      <w:r>
+        <w:rPr>
+          <w:rFonts w:ascii="Times New Roman" w:eastAsia="Times New Roman" w:hAnsi="Times New Roman" w:cs="Times New Roman"/>
+          <w:color w:val="0070C0"/>
+          <w:sz w:val="24"/>
+          <w:szCs w:val="24"/>
+          <w:lang w:eastAsia="pt-BR"/>
+        </w:rPr>
+        <w:t>ul</w:t>
+      </w:r>
+      <w:proofErr w:type="spellEnd"/>
+      <w:r>
+        <w:rPr>
+          <w:rFonts w:ascii="Times New Roman" w:eastAsia="Times New Roman" w:hAnsi="Times New Roman" w:cs="Times New Roman"/>
+          <w:color w:val="0070C0"/>
+          <w:sz w:val="24"/>
+          <w:szCs w:val="24"/>
+          <w:lang w:eastAsia="pt-BR"/>
+        </w:rPr>
+        <w:t xml:space="preserve">&gt; </w:t>
       </w:r>
       <w:r>
         <w:rPr>
@@ -1805,7 +2024,29 @@
           <w:szCs w:val="24"/>
           <w:lang w:eastAsia="pt-BR"/>
         </w:rPr>
-        <w:t xml:space="preserve">&lt;ol&gt; </w:t>
+        <w:t>&lt;</w:t>
+      </w:r>
+      <w:proofErr w:type="spellStart"/>
+      <w:r>
+        <w:rPr>
+          <w:rFonts w:ascii="Times New Roman" w:eastAsia="Times New Roman" w:hAnsi="Times New Roman" w:cs="Times New Roman"/>
+          <w:color w:val="0070C0"/>
+          <w:sz w:val="24"/>
+          <w:szCs w:val="24"/>
+          <w:lang w:eastAsia="pt-BR"/>
+        </w:rPr>
+        <w:t>ol</w:t>
+      </w:r>
+      <w:proofErr w:type="spellEnd"/>
+      <w:r>
+        <w:rPr>
+          <w:rFonts w:ascii="Times New Roman" w:eastAsia="Times New Roman" w:hAnsi="Times New Roman" w:cs="Times New Roman"/>
+          <w:color w:val="0070C0"/>
+          <w:sz w:val="24"/>
+          <w:szCs w:val="24"/>
+          <w:lang w:eastAsia="pt-BR"/>
+        </w:rPr>
+        <w:t xml:space="preserve">&gt; </w:t>
       </w:r>
       <w:r>
         <w:rPr>
@@ -1982,7 +2223,33 @@
           <w:szCs w:val="20"/>
           <w:lang w:eastAsia="pt-BR"/>
         </w:rPr>
-        <w:t>&lt;dt&gt;</w:t>
+        <w:t>&lt;</w:t>
+      </w:r>
+      <w:proofErr w:type="spellStart"/>
+      <w:r>
+        <w:rPr>
+          <w:rFonts w:ascii="Courier New" w:eastAsia="Times New Roman" w:hAnsi="Courier New" w:cs="Courier New"/>
+          <w:b/>
+          <w:bCs/>
+          <w:color w:val="0070C0"/>
+          <w:sz w:val="20"/>
+          <w:szCs w:val="20"/>
+          <w:lang w:eastAsia="pt-BR"/>
+        </w:rPr>
+        <w:t>dt</w:t>
+      </w:r>
+      <w:proofErr w:type="spellEnd"/>
+      <w:r>
+        <w:rPr>
+          <w:rFonts w:ascii="Courier New" w:eastAsia="Times New Roman" w:hAnsi="Courier New" w:cs="Courier New"/>
+          <w:b/>
+          <w:bCs/>
+          <w:color w:val="0070C0"/>
+          <w:sz w:val="20"/>
+          <w:szCs w:val="20"/>
+          <w:lang w:eastAsia="pt-BR"/>
+        </w:rPr>
+        <w:t>&gt;</w:t>
       </w:r>
       <w:r>
         <w:rPr>
@@ -2029,7 +2296,33 @@
           <w:szCs w:val="20"/>
           <w:lang w:eastAsia="pt-BR"/>
         </w:rPr>
-        <w:t>&lt;dd&gt;</w:t>
+        <w:t>&lt;</w:t>
+      </w:r>
+      <w:proofErr w:type="spellStart"/>
+      <w:r>
+        <w:rPr>
+          <w:rFonts w:ascii="Courier New" w:eastAsia="Times New Roman" w:hAnsi="Courier New" w:cs="Courier New"/>
+          <w:b/>
+          <w:bCs/>
+          <w:color w:val="0070C0"/>
+          <w:sz w:val="20"/>
+          <w:szCs w:val="20"/>
+          <w:lang w:eastAsia="pt-BR"/>
+        </w:rPr>
+        <w:t>dd</w:t>
+      </w:r>
+      <w:proofErr w:type="spellEnd"/>
+      <w:r>
+        <w:rPr>
+          <w:rFonts w:ascii="Courier New" w:eastAsia="Times New Roman" w:hAnsi="Courier New" w:cs="Courier New"/>
+          <w:b/>
+          <w:bCs/>
+          <w:color w:val="0070C0"/>
+          <w:sz w:val="20"/>
+          <w:szCs w:val="20"/>
+          <w:lang w:eastAsia="pt-BR"/>
+        </w:rPr>
+        <w:t>&gt;</w:t>
       </w:r>
       <w:r>
         <w:rPr>
@@ -2213,15 +2506,27 @@
         </w:rPr>
         <w:t xml:space="preserve">Use </w:t>
       </w:r>
-      <w:r>
-        <w:rPr>
-          <w:rFonts w:ascii="Times New Roman" w:eastAsia="Times New Roman" w:hAnsi="Times New Roman" w:cs="Times New Roman"/>
-          <w:color w:val="0070C0"/>
-          <w:sz w:val="24"/>
-          <w:szCs w:val="24"/>
-          <w:lang w:eastAsia="pt-BR"/>
-        </w:rPr>
-        <w:t xml:space="preserve">type </w:t>
+      <w:proofErr w:type="spellStart"/>
+      <w:r>
+        <w:rPr>
+          <w:rFonts w:ascii="Times New Roman" w:eastAsia="Times New Roman" w:hAnsi="Times New Roman" w:cs="Times New Roman"/>
+          <w:color w:val="0070C0"/>
+          <w:sz w:val="24"/>
+          <w:szCs w:val="24"/>
+          <w:lang w:eastAsia="pt-BR"/>
+        </w:rPr>
+        <w:t>type</w:t>
+      </w:r>
+      <w:proofErr w:type="spellEnd"/>
+      <w:r>
+        <w:rPr>
+          <w:rFonts w:ascii="Times New Roman" w:eastAsia="Times New Roman" w:hAnsi="Times New Roman" w:cs="Times New Roman"/>
+          <w:color w:val="0070C0"/>
+          <w:sz w:val="24"/>
+          <w:szCs w:val="24"/>
+          <w:lang w:eastAsia="pt-BR"/>
+        </w:rPr>
+        <w:t xml:space="preserve"> </w:t>
       </w:r>
       <w:r>
         <w:rPr>
@@ -2240,7 +2545,29 @@
           <w:szCs w:val="24"/>
           <w:lang w:eastAsia="pt-BR"/>
         </w:rPr>
-        <w:t xml:space="preserve">&lt;ol&gt; </w:t>
+        <w:t>&lt;</w:t>
+      </w:r>
+      <w:proofErr w:type="spellStart"/>
+      <w:r>
+        <w:rPr>
+          <w:rFonts w:ascii="Times New Roman" w:eastAsia="Times New Roman" w:hAnsi="Times New Roman" w:cs="Times New Roman"/>
+          <w:color w:val="0070C0"/>
+          <w:sz w:val="24"/>
+          <w:szCs w:val="24"/>
+          <w:lang w:eastAsia="pt-BR"/>
+        </w:rPr>
+        <w:t>ol</w:t>
+      </w:r>
+      <w:proofErr w:type="spellEnd"/>
+      <w:r>
+        <w:rPr>
+          <w:rFonts w:ascii="Times New Roman" w:eastAsia="Times New Roman" w:hAnsi="Times New Roman" w:cs="Times New Roman"/>
+          <w:color w:val="0070C0"/>
+          <w:sz w:val="24"/>
+          <w:szCs w:val="24"/>
+          <w:lang w:eastAsia="pt-BR"/>
+        </w:rPr>
+        <w:t xml:space="preserve">&gt; </w:t>
       </w:r>
       <w:r>
         <w:rPr>
@@ -2284,16 +2611,58 @@
           <w:szCs w:val="24"/>
           <w:lang w:eastAsia="pt-BR"/>
         </w:rPr>
-        <w:t>&lt;ul&gt;</w:t>
-      </w:r>
-      <w:r>
-        <w:rPr>
-          <w:rFonts w:ascii="Times New Roman" w:eastAsia="Times New Roman" w:hAnsi="Times New Roman" w:cs="Times New Roman"/>
-          <w:sz w:val="24"/>
-          <w:szCs w:val="24"/>
-          <w:lang w:eastAsia="pt-BR"/>
-        </w:rPr>
-        <w:t>, personalize o estilo com CSS (list-style-type).</w:t>
+        <w:t>&lt;</w:t>
+      </w:r>
+      <w:proofErr w:type="spellStart"/>
+      <w:r>
+        <w:rPr>
+          <w:rFonts w:ascii="Times New Roman" w:eastAsia="Times New Roman" w:hAnsi="Times New Roman" w:cs="Times New Roman"/>
+          <w:color w:val="0070C0"/>
+          <w:sz w:val="24"/>
+          <w:szCs w:val="24"/>
+          <w:lang w:eastAsia="pt-BR"/>
+        </w:rPr>
+        <w:t>ul</w:t>
+      </w:r>
+      <w:proofErr w:type="spellEnd"/>
+      <w:r>
+        <w:rPr>
+          <w:rFonts w:ascii="Times New Roman" w:eastAsia="Times New Roman" w:hAnsi="Times New Roman" w:cs="Times New Roman"/>
+          <w:color w:val="0070C0"/>
+          <w:sz w:val="24"/>
+          <w:szCs w:val="24"/>
+          <w:lang w:eastAsia="pt-BR"/>
+        </w:rPr>
+        <w:t>&gt;</w:t>
+      </w:r>
+      <w:r>
+        <w:rPr>
+          <w:rFonts w:ascii="Times New Roman" w:eastAsia="Times New Roman" w:hAnsi="Times New Roman" w:cs="Times New Roman"/>
+          <w:sz w:val="24"/>
+          <w:szCs w:val="24"/>
+          <w:lang w:eastAsia="pt-BR"/>
+        </w:rPr>
+        <w:t>, personalize o estilo com CSS (</w:t>
+      </w:r>
+      <w:proofErr w:type="spellStart"/>
+      <w:r>
+        <w:rPr>
+          <w:rFonts w:ascii="Times New Roman" w:eastAsia="Times New Roman" w:hAnsi="Times New Roman" w:cs="Times New Roman"/>
+          <w:sz w:val="24"/>
+          <w:szCs w:val="24"/>
+          <w:lang w:eastAsia="pt-BR"/>
+        </w:rPr>
+        <w:t>list-style-type</w:t>
+      </w:r>
+      <w:proofErr w:type="spellEnd"/>
+      <w:r>
+        <w:rPr>
+          <w:rFonts w:ascii="Times New Roman" w:eastAsia="Times New Roman" w:hAnsi="Times New Roman" w:cs="Times New Roman"/>
+          <w:sz w:val="24"/>
+          <w:szCs w:val="24"/>
+          <w:lang w:eastAsia="pt-BR"/>
+        </w:rPr>
+        <w:t>).</w:t>
       </w:r>
     </w:p>
     <w:p>
@@ -2347,7 +2716,51 @@
           <w:szCs w:val="24"/>
           <w:lang w:eastAsia="pt-BR"/>
         </w:rPr>
-        <w:t xml:space="preserve">&lt;ol&gt;, &lt;ul&gt; ou &lt;li&gt;, </w:t>
+        <w:t>&lt;</w:t>
+      </w:r>
+      <w:proofErr w:type="spellStart"/>
+      <w:r>
+        <w:rPr>
+          <w:rFonts w:ascii="Times New Roman" w:eastAsia="Times New Roman" w:hAnsi="Times New Roman" w:cs="Times New Roman"/>
+          <w:color w:val="0070C0"/>
+          <w:sz w:val="24"/>
+          <w:szCs w:val="24"/>
+          <w:lang w:eastAsia="pt-BR"/>
+        </w:rPr>
+        <w:t>ol</w:t>
+      </w:r>
+      <w:proofErr w:type="spellEnd"/>
+      <w:r>
+        <w:rPr>
+          <w:rFonts w:ascii="Times New Roman" w:eastAsia="Times New Roman" w:hAnsi="Times New Roman" w:cs="Times New Roman"/>
+          <w:color w:val="0070C0"/>
+          <w:sz w:val="24"/>
+          <w:szCs w:val="24"/>
+          <w:lang w:eastAsia="pt-BR"/>
+        </w:rPr>
+        <w:t>&gt;, &lt;</w:t>
+      </w:r>
+      <w:proofErr w:type="spellStart"/>
+      <w:r>
+        <w:rPr>
+          <w:rFonts w:ascii="Times New Roman" w:eastAsia="Times New Roman" w:hAnsi="Times New Roman" w:cs="Times New Roman"/>
+          <w:color w:val="0070C0"/>
+          <w:sz w:val="24"/>
+          <w:szCs w:val="24"/>
+          <w:lang w:eastAsia="pt-BR"/>
+        </w:rPr>
+        <w:t>ul</w:t>
+      </w:r>
+      <w:proofErr w:type="spellEnd"/>
+      <w:r>
+        <w:rPr>
+          <w:rFonts w:ascii="Times New Roman" w:eastAsia="Times New Roman" w:hAnsi="Times New Roman" w:cs="Times New Roman"/>
+          <w:color w:val="0070C0"/>
+          <w:sz w:val="24"/>
+          <w:szCs w:val="24"/>
+          <w:lang w:eastAsia="pt-BR"/>
+        </w:rPr>
+        <w:t xml:space="preserve">&gt; ou &lt;li&gt;, </w:t>
       </w:r>
       <w:r>
         <w:rPr>
@@ -2690,17 +3103,49 @@
           <w:szCs w:val="24"/>
           <w:lang w:eastAsia="pt-BR"/>
         </w:rPr>
-        <w:t xml:space="preserve">→ tag de link. Usa o atributo </w:t>
-      </w:r>
-      <w:r>
-        <w:rPr>
-          <w:rFonts w:ascii="Times New Roman" w:eastAsia="Times New Roman" w:hAnsi="Times New Roman" w:cs="Times New Roman"/>
-          <w:color w:val="0070C0"/>
-          <w:sz w:val="24"/>
-          <w:szCs w:val="24"/>
-          <w:lang w:eastAsia="pt-BR"/>
-        </w:rPr>
-        <w:t xml:space="preserve">href </w:t>
+        <w:t xml:space="preserve">→ </w:t>
+      </w:r>
+      <w:proofErr w:type="spellStart"/>
+      <w:r>
+        <w:rPr>
+          <w:rFonts w:ascii="Times New Roman" w:eastAsia="Times New Roman" w:hAnsi="Times New Roman" w:cs="Times New Roman"/>
+          <w:sz w:val="24"/>
+          <w:szCs w:val="24"/>
+          <w:lang w:eastAsia="pt-BR"/>
+        </w:rPr>
+        <w:t>tag</w:t>
+      </w:r>
+      <w:proofErr w:type="spellEnd"/>
+      <w:r>
+        <w:rPr>
+          <w:rFonts w:ascii="Times New Roman" w:eastAsia="Times New Roman" w:hAnsi="Times New Roman" w:cs="Times New Roman"/>
+          <w:sz w:val="24"/>
+          <w:szCs w:val="24"/>
+          <w:lang w:eastAsia="pt-BR"/>
+        </w:rPr>
+        <w:t xml:space="preserve"> de link. Usa o atributo </w:t>
+      </w:r>
+      <w:proofErr w:type="spellStart"/>
+      <w:r>
+        <w:rPr>
+          <w:rFonts w:ascii="Times New Roman" w:eastAsia="Times New Roman" w:hAnsi="Times New Roman" w:cs="Times New Roman"/>
+          <w:color w:val="0070C0"/>
+          <w:sz w:val="24"/>
+          <w:szCs w:val="24"/>
+          <w:lang w:eastAsia="pt-BR"/>
+        </w:rPr>
+        <w:t>href</w:t>
+      </w:r>
+      <w:proofErr w:type="spellEnd"/>
+      <w:r>
+        <w:rPr>
+          <w:rFonts w:ascii="Times New Roman" w:eastAsia="Times New Roman" w:hAnsi="Times New Roman" w:cs="Times New Roman"/>
+          <w:color w:val="0070C0"/>
+          <w:sz w:val="24"/>
+          <w:szCs w:val="24"/>
+          <w:lang w:eastAsia="pt-BR"/>
+        </w:rPr>
+        <w:t xml:space="preserve"> </w:t>
       </w:r>
       <w:r>
         <w:rPr>
@@ -2747,7 +3192,29 @@
           <w:szCs w:val="24"/>
           <w:lang w:eastAsia="pt-BR"/>
         </w:rPr>
-        <w:t>&lt;a href="https://site.com"&gt;Clique aqui&lt;/a&gt;</w:t>
+        <w:t xml:space="preserve">&lt;a </w:t>
+      </w:r>
+      <w:proofErr w:type="spellStart"/>
+      <w:r>
+        <w:rPr>
+          <w:rFonts w:ascii="Times New Roman" w:eastAsia="Times New Roman" w:hAnsi="Times New Roman" w:cs="Times New Roman"/>
+          <w:color w:val="0070C0"/>
+          <w:sz w:val="24"/>
+          <w:szCs w:val="24"/>
+          <w:lang w:eastAsia="pt-BR"/>
+        </w:rPr>
+        <w:t>href</w:t>
+      </w:r>
+      <w:proofErr w:type="spellEnd"/>
+      <w:r>
+        <w:rPr>
+          <w:rFonts w:ascii="Times New Roman" w:eastAsia="Times New Roman" w:hAnsi="Times New Roman" w:cs="Times New Roman"/>
+          <w:color w:val="0070C0"/>
+          <w:sz w:val="24"/>
+          <w:szCs w:val="24"/>
+          <w:lang w:eastAsia="pt-BR"/>
+        </w:rPr>
+        <w:t>="https://site.com"&gt;Clique aqui&lt;/a&gt;</w:t>
       </w:r>
     </w:p>
     <w:p>
@@ -2774,7 +3241,27 @@
           <w:szCs w:val="24"/>
           <w:lang w:eastAsia="pt-BR"/>
         </w:rPr>
-        <w:t>Pode levar pra outra página, seção, email, arquivo etc.</w:t>
+        <w:t xml:space="preserve">Pode levar pra outra página, seção, </w:t>
+      </w:r>
+      <w:proofErr w:type="spellStart"/>
+      <w:r>
+        <w:rPr>
+          <w:rFonts w:ascii="Times New Roman" w:eastAsia="Times New Roman" w:hAnsi="Times New Roman" w:cs="Times New Roman"/>
+          <w:sz w:val="24"/>
+          <w:szCs w:val="24"/>
+          <w:lang w:eastAsia="pt-BR"/>
+        </w:rPr>
+        <w:t>email</w:t>
+      </w:r>
+      <w:proofErr w:type="spellEnd"/>
+      <w:r>
+        <w:rPr>
+          <w:rFonts w:ascii="Times New Roman" w:eastAsia="Times New Roman" w:hAnsi="Times New Roman" w:cs="Times New Roman"/>
+          <w:sz w:val="24"/>
+          <w:szCs w:val="24"/>
+          <w:lang w:eastAsia="pt-BR"/>
+        </w:rPr>
+        <w:t>, arquivo etc.</w:t>
       </w:r>
     </w:p>
     <w:p>
@@ -2801,7 +3288,27 @@
           <w:szCs w:val="24"/>
           <w:lang w:eastAsia="pt-BR"/>
         </w:rPr>
-        <w:t>Também pode abrir em nova aba com target="_blank".</w:t>
+        <w:t>Também pode abrir em nova aba com target="_</w:t>
+      </w:r>
+      <w:proofErr w:type="spellStart"/>
+      <w:r>
+        <w:rPr>
+          <w:rFonts w:ascii="Times New Roman" w:eastAsia="Times New Roman" w:hAnsi="Times New Roman" w:cs="Times New Roman"/>
+          <w:sz w:val="24"/>
+          <w:szCs w:val="24"/>
+          <w:lang w:eastAsia="pt-BR"/>
+        </w:rPr>
+        <w:t>blank</w:t>
+      </w:r>
+      <w:proofErr w:type="spellEnd"/>
+      <w:r>
+        <w:rPr>
+          <w:rFonts w:ascii="Times New Roman" w:eastAsia="Times New Roman" w:hAnsi="Times New Roman" w:cs="Times New Roman"/>
+          <w:sz w:val="24"/>
+          <w:szCs w:val="24"/>
+          <w:lang w:eastAsia="pt-BR"/>
+        </w:rPr>
+        <w:t>".</w:t>
       </w:r>
     </w:p>
     <w:p>
@@ -2858,7 +3365,33 @@
           <w:szCs w:val="24"/>
           <w:lang w:eastAsia="pt-BR"/>
         </w:rPr>
-        <w:t>&lt;a href="</w:t>
+        <w:t xml:space="preserve">&lt;a </w:t>
+      </w:r>
+      <w:proofErr w:type="spellStart"/>
+      <w:r>
+        <w:rPr>
+          <w:rFonts w:ascii="Times New Roman" w:eastAsia="Times New Roman" w:hAnsi="Times New Roman" w:cs="Times New Roman"/>
+          <w:b/>
+          <w:bCs/>
+          <w:color w:val="0070C0"/>
+          <w:sz w:val="24"/>
+          <w:szCs w:val="24"/>
+          <w:lang w:eastAsia="pt-BR"/>
+        </w:rPr>
+        <w:t>href</w:t>
+      </w:r>
+      <w:proofErr w:type="spellEnd"/>
+      <w:r>
+        <w:rPr>
+          <w:rFonts w:ascii="Times New Roman" w:eastAsia="Times New Roman" w:hAnsi="Times New Roman" w:cs="Times New Roman"/>
+          <w:b/>
+          <w:bCs/>
+          <w:color w:val="0070C0"/>
+          <w:sz w:val="24"/>
+          <w:szCs w:val="24"/>
+          <w:lang w:eastAsia="pt-BR"/>
+        </w:rPr>
+        <w:t>="</w:t>
       </w:r>
       <w:r>
         <w:rPr>
@@ -2917,7 +3450,33 @@
           <w:szCs w:val="24"/>
           <w:lang w:eastAsia="pt-BR"/>
         </w:rPr>
-        <w:t>&lt;a href="</w:t>
+        <w:t xml:space="preserve">&lt;a </w:t>
+      </w:r>
+      <w:proofErr w:type="spellStart"/>
+      <w:r>
+        <w:rPr>
+          <w:rFonts w:ascii="Times New Roman" w:eastAsia="Times New Roman" w:hAnsi="Times New Roman" w:cs="Times New Roman"/>
+          <w:b/>
+          <w:bCs/>
+          <w:color w:val="0070C0"/>
+          <w:sz w:val="24"/>
+          <w:szCs w:val="24"/>
+          <w:lang w:eastAsia="pt-BR"/>
+        </w:rPr>
+        <w:t>href</w:t>
+      </w:r>
+      <w:proofErr w:type="spellEnd"/>
+      <w:r>
+        <w:rPr>
+          <w:rFonts w:ascii="Times New Roman" w:eastAsia="Times New Roman" w:hAnsi="Times New Roman" w:cs="Times New Roman"/>
+          <w:b/>
+          <w:bCs/>
+          <w:color w:val="0070C0"/>
+          <w:sz w:val="24"/>
+          <w:szCs w:val="24"/>
+          <w:lang w:eastAsia="pt-BR"/>
+        </w:rPr>
+        <w:t>="</w:t>
       </w:r>
       <w:r>
         <w:rPr>
@@ -2938,7 +3497,33 @@
           <w:szCs w:val="24"/>
           <w:lang w:eastAsia="pt-BR"/>
         </w:rPr>
-        <w:t>target="_blank"</w:t>
+        <w:t>target="_</w:t>
+      </w:r>
+      <w:proofErr w:type="spellStart"/>
+      <w:r>
+        <w:rPr>
+          <w:rFonts w:ascii="Times New Roman" w:eastAsia="Times New Roman" w:hAnsi="Times New Roman" w:cs="Times New Roman"/>
+          <w:b/>
+          <w:bCs/>
+          <w:color w:val="0070C0"/>
+          <w:sz w:val="24"/>
+          <w:szCs w:val="24"/>
+          <w:lang w:eastAsia="pt-BR"/>
+        </w:rPr>
+        <w:t>blank</w:t>
+      </w:r>
+      <w:proofErr w:type="spellEnd"/>
+      <w:r>
+        <w:rPr>
+          <w:rFonts w:ascii="Times New Roman" w:eastAsia="Times New Roman" w:hAnsi="Times New Roman" w:cs="Times New Roman"/>
+          <w:b/>
+          <w:bCs/>
+          <w:color w:val="0070C0"/>
+          <w:sz w:val="24"/>
+          <w:szCs w:val="24"/>
+          <w:lang w:eastAsia="pt-BR"/>
+        </w:rPr>
+        <w:t>"</w:t>
       </w:r>
       <w:r>
         <w:rPr>
@@ -3006,7 +3591,33 @@
           <w:szCs w:val="24"/>
           <w:lang w:eastAsia="pt-BR"/>
         </w:rPr>
-        <w:t>&lt;a href="</w:t>
+        <w:t xml:space="preserve">&lt;a </w:t>
+      </w:r>
+      <w:proofErr w:type="spellStart"/>
+      <w:r>
+        <w:rPr>
+          <w:rFonts w:ascii="Times New Roman" w:eastAsia="Times New Roman" w:hAnsi="Times New Roman" w:cs="Times New Roman"/>
+          <w:b/>
+          <w:bCs/>
+          <w:color w:val="0070C0"/>
+          <w:sz w:val="24"/>
+          <w:szCs w:val="24"/>
+          <w:lang w:eastAsia="pt-BR"/>
+        </w:rPr>
+        <w:t>href</w:t>
+      </w:r>
+      <w:proofErr w:type="spellEnd"/>
+      <w:r>
+        <w:rPr>
+          <w:rFonts w:ascii="Times New Roman" w:eastAsia="Times New Roman" w:hAnsi="Times New Roman" w:cs="Times New Roman"/>
+          <w:b/>
+          <w:bCs/>
+          <w:color w:val="0070C0"/>
+          <w:sz w:val="24"/>
+          <w:szCs w:val="24"/>
+          <w:lang w:eastAsia="pt-BR"/>
+        </w:rPr>
+        <w:t>="</w:t>
       </w:r>
       <w:r>
         <w:rPr>
@@ -3017,27 +3628,78 @@
         </w:rPr>
         <w:t xml:space="preserve">https://site.com" </w:t>
       </w:r>
-      <w:r>
-        <w:rPr>
-          <w:rFonts w:ascii="Times New Roman" w:eastAsia="Times New Roman" w:hAnsi="Times New Roman" w:cs="Times New Roman"/>
-          <w:b/>
-          <w:bCs/>
-          <w:color w:val="0070C0"/>
-          <w:sz w:val="24"/>
-          <w:szCs w:val="24"/>
-          <w:lang w:eastAsia="pt-BR"/>
-        </w:rPr>
-        <w:t>rel="noopener"</w:t>
-      </w:r>
-      <w:r>
-        <w:rPr>
-          <w:rFonts w:ascii="Times New Roman" w:eastAsia="Times New Roman" w:hAnsi="Times New Roman" w:cs="Times New Roman"/>
-          <w:sz w:val="24"/>
-          <w:szCs w:val="24"/>
-          <w:lang w:eastAsia="pt-BR"/>
-        </w:rPr>
-        <w:t>&gt;Segurança no _blank</w:t>
-      </w:r>
+      <w:proofErr w:type="spellStart"/>
+      <w:r>
+        <w:rPr>
+          <w:rFonts w:ascii="Times New Roman" w:eastAsia="Times New Roman" w:hAnsi="Times New Roman" w:cs="Times New Roman"/>
+          <w:b/>
+          <w:bCs/>
+          <w:color w:val="0070C0"/>
+          <w:sz w:val="24"/>
+          <w:szCs w:val="24"/>
+          <w:lang w:eastAsia="pt-BR"/>
+        </w:rPr>
+        <w:t>rel</w:t>
+      </w:r>
+      <w:proofErr w:type="spellEnd"/>
+      <w:r>
+        <w:rPr>
+          <w:rFonts w:ascii="Times New Roman" w:eastAsia="Times New Roman" w:hAnsi="Times New Roman" w:cs="Times New Roman"/>
+          <w:b/>
+          <w:bCs/>
+          <w:color w:val="0070C0"/>
+          <w:sz w:val="24"/>
+          <w:szCs w:val="24"/>
+          <w:lang w:eastAsia="pt-BR"/>
+        </w:rPr>
+        <w:t>="</w:t>
+      </w:r>
+      <w:proofErr w:type="spellStart"/>
+      <w:r>
+        <w:rPr>
+          <w:rFonts w:ascii="Times New Roman" w:eastAsia="Times New Roman" w:hAnsi="Times New Roman" w:cs="Times New Roman"/>
+          <w:b/>
+          <w:bCs/>
+          <w:color w:val="0070C0"/>
+          <w:sz w:val="24"/>
+          <w:szCs w:val="24"/>
+          <w:lang w:eastAsia="pt-BR"/>
+        </w:rPr>
+        <w:t>noopener</w:t>
+      </w:r>
+      <w:proofErr w:type="spellEnd"/>
+      <w:r>
+        <w:rPr>
+          <w:rFonts w:ascii="Times New Roman" w:eastAsia="Times New Roman" w:hAnsi="Times New Roman" w:cs="Times New Roman"/>
+          <w:b/>
+          <w:bCs/>
+          <w:color w:val="0070C0"/>
+          <w:sz w:val="24"/>
+          <w:szCs w:val="24"/>
+          <w:lang w:eastAsia="pt-BR"/>
+        </w:rPr>
+        <w:t>"</w:t>
+      </w:r>
+      <w:r>
+        <w:rPr>
+          <w:rFonts w:ascii="Times New Roman" w:eastAsia="Times New Roman" w:hAnsi="Times New Roman" w:cs="Times New Roman"/>
+          <w:sz w:val="24"/>
+          <w:szCs w:val="24"/>
+          <w:lang w:eastAsia="pt-BR"/>
+        </w:rPr>
+        <w:t>&gt;Segurança no _</w:t>
+      </w:r>
+      <w:proofErr w:type="spellStart"/>
+      <w:r>
+        <w:rPr>
+          <w:rFonts w:ascii="Times New Roman" w:eastAsia="Times New Roman" w:hAnsi="Times New Roman" w:cs="Times New Roman"/>
+          <w:sz w:val="24"/>
+          <w:szCs w:val="24"/>
+          <w:lang w:eastAsia="pt-BR"/>
+        </w:rPr>
+        <w:t>blank</w:t>
+      </w:r>
+      <w:proofErr w:type="spellEnd"/>
       <w:r>
         <w:rPr>
           <w:rFonts w:ascii="Times New Roman" w:eastAsia="Times New Roman" w:hAnsi="Times New Roman" w:cs="Times New Roman"/>
@@ -3086,7 +3748,33 @@
           <w:szCs w:val="24"/>
           <w:lang w:eastAsia="pt-BR"/>
         </w:rPr>
-        <w:t>&lt;a href="</w:t>
+        <w:t xml:space="preserve">&lt;a </w:t>
+      </w:r>
+      <w:proofErr w:type="spellStart"/>
+      <w:r>
+        <w:rPr>
+          <w:rFonts w:ascii="Times New Roman" w:eastAsia="Times New Roman" w:hAnsi="Times New Roman" w:cs="Times New Roman"/>
+          <w:b/>
+          <w:bCs/>
+          <w:color w:val="0070C0"/>
+          <w:sz w:val="24"/>
+          <w:szCs w:val="24"/>
+          <w:lang w:eastAsia="pt-BR"/>
+        </w:rPr>
+        <w:t>href</w:t>
+      </w:r>
+      <w:proofErr w:type="spellEnd"/>
+      <w:r>
+        <w:rPr>
+          <w:rFonts w:ascii="Times New Roman" w:eastAsia="Times New Roman" w:hAnsi="Times New Roman" w:cs="Times New Roman"/>
+          <w:b/>
+          <w:bCs/>
+          <w:color w:val="0070C0"/>
+          <w:sz w:val="24"/>
+          <w:szCs w:val="24"/>
+          <w:lang w:eastAsia="pt-BR"/>
+        </w:rPr>
+        <w:t>="</w:t>
       </w:r>
       <w:r>
         <w:rPr>
@@ -3166,7 +3854,33 @@
           <w:szCs w:val="24"/>
           <w:lang w:eastAsia="pt-BR"/>
         </w:rPr>
-        <w:t>&lt;a href="</w:t>
+        <w:t xml:space="preserve">&lt;a </w:t>
+      </w:r>
+      <w:proofErr w:type="spellStart"/>
+      <w:r>
+        <w:rPr>
+          <w:rFonts w:ascii="Times New Roman" w:eastAsia="Times New Roman" w:hAnsi="Times New Roman" w:cs="Times New Roman"/>
+          <w:b/>
+          <w:bCs/>
+          <w:color w:val="0070C0"/>
+          <w:sz w:val="24"/>
+          <w:szCs w:val="24"/>
+          <w:lang w:eastAsia="pt-BR"/>
+        </w:rPr>
+        <w:t>href</w:t>
+      </w:r>
+      <w:proofErr w:type="spellEnd"/>
+      <w:r>
+        <w:rPr>
+          <w:rFonts w:ascii="Times New Roman" w:eastAsia="Times New Roman" w:hAnsi="Times New Roman" w:cs="Times New Roman"/>
+          <w:b/>
+          <w:bCs/>
+          <w:color w:val="0070C0"/>
+          <w:sz w:val="24"/>
+          <w:szCs w:val="24"/>
+          <w:lang w:eastAsia="pt-BR"/>
+        </w:rPr>
+        <w:t>="</w:t>
       </w:r>
       <w:r>
         <w:rPr>
@@ -3177,27 +3891,78 @@
         </w:rPr>
         <w:t xml:space="preserve">https://site.com" </w:t>
       </w:r>
-      <w:r>
-        <w:rPr>
-          <w:rFonts w:ascii="Times New Roman" w:eastAsia="Times New Roman" w:hAnsi="Times New Roman" w:cs="Times New Roman"/>
-          <w:b/>
-          <w:bCs/>
-          <w:color w:val="0070C0"/>
-          <w:sz w:val="24"/>
-          <w:szCs w:val="24"/>
-          <w:lang w:eastAsia="pt-BR"/>
-        </w:rPr>
-        <w:t>title="Mais info"</w:t>
-      </w:r>
-      <w:r>
-        <w:rPr>
-          <w:rFonts w:ascii="Times New Roman" w:eastAsia="Times New Roman" w:hAnsi="Times New Roman" w:cs="Times New Roman"/>
-          <w:sz w:val="24"/>
-          <w:szCs w:val="24"/>
-          <w:lang w:eastAsia="pt-BR"/>
-        </w:rPr>
-        <w:t>&gt;Com tooltip</w:t>
-      </w:r>
+      <w:proofErr w:type="spellStart"/>
+      <w:r>
+        <w:rPr>
+          <w:rFonts w:ascii="Times New Roman" w:eastAsia="Times New Roman" w:hAnsi="Times New Roman" w:cs="Times New Roman"/>
+          <w:b/>
+          <w:bCs/>
+          <w:color w:val="0070C0"/>
+          <w:sz w:val="24"/>
+          <w:szCs w:val="24"/>
+          <w:lang w:eastAsia="pt-BR"/>
+        </w:rPr>
+        <w:t>title</w:t>
+      </w:r>
+      <w:proofErr w:type="spellEnd"/>
+      <w:r>
+        <w:rPr>
+          <w:rFonts w:ascii="Times New Roman" w:eastAsia="Times New Roman" w:hAnsi="Times New Roman" w:cs="Times New Roman"/>
+          <w:b/>
+          <w:bCs/>
+          <w:color w:val="0070C0"/>
+          <w:sz w:val="24"/>
+          <w:szCs w:val="24"/>
+          <w:lang w:eastAsia="pt-BR"/>
+        </w:rPr>
+        <w:t xml:space="preserve">="Mais </w:t>
+      </w:r>
+      <w:proofErr w:type="spellStart"/>
+      <w:r>
+        <w:rPr>
+          <w:rFonts w:ascii="Times New Roman" w:eastAsia="Times New Roman" w:hAnsi="Times New Roman" w:cs="Times New Roman"/>
+          <w:b/>
+          <w:bCs/>
+          <w:color w:val="0070C0"/>
+          <w:sz w:val="24"/>
+          <w:szCs w:val="24"/>
+          <w:lang w:eastAsia="pt-BR"/>
+        </w:rPr>
+        <w:t>info</w:t>
+      </w:r>
+      <w:proofErr w:type="spellEnd"/>
+      <w:r>
+        <w:rPr>
+          <w:rFonts w:ascii="Times New Roman" w:eastAsia="Times New Roman" w:hAnsi="Times New Roman" w:cs="Times New Roman"/>
+          <w:b/>
+          <w:bCs/>
+          <w:color w:val="0070C0"/>
+          <w:sz w:val="24"/>
+          <w:szCs w:val="24"/>
+          <w:lang w:eastAsia="pt-BR"/>
+        </w:rPr>
+        <w:t>"</w:t>
+      </w:r>
+      <w:r>
+        <w:rPr>
+          <w:rFonts w:ascii="Times New Roman" w:eastAsia="Times New Roman" w:hAnsi="Times New Roman" w:cs="Times New Roman"/>
+          <w:sz w:val="24"/>
+          <w:szCs w:val="24"/>
+          <w:lang w:eastAsia="pt-BR"/>
+        </w:rPr>
+        <w:t xml:space="preserve">&gt;Com </w:t>
+      </w:r>
+      <w:proofErr w:type="spellStart"/>
+      <w:r>
+        <w:rPr>
+          <w:rFonts w:ascii="Times New Roman" w:eastAsia="Times New Roman" w:hAnsi="Times New Roman" w:cs="Times New Roman"/>
+          <w:sz w:val="24"/>
+          <w:szCs w:val="24"/>
+          <w:lang w:eastAsia="pt-BR"/>
+        </w:rPr>
+        <w:t>tooltip</w:t>
+      </w:r>
+      <w:proofErr w:type="spellEnd"/>
       <w:r>
         <w:rPr>
           <w:rFonts w:ascii="Times New Roman" w:eastAsia="Times New Roman" w:hAnsi="Times New Roman" w:cs="Times New Roman"/>
@@ -3329,6 +4094,7 @@
         </w:rPr>
         <w:t xml:space="preserve">O atributo </w:t>
       </w:r>
+      <w:proofErr w:type="spellStart"/>
       <w:r>
         <w:rPr>
           <w:rFonts w:ascii="Times New Roman" w:eastAsia="Times New Roman" w:hAnsi="Times New Roman" w:cs="Times New Roman"/>
@@ -3339,6 +4105,7 @@
         </w:rPr>
         <w:t>hreflang</w:t>
       </w:r>
+      <w:proofErr w:type="spellEnd"/>
       <w:r>
         <w:rPr>
           <w:rFonts w:ascii="Times New Roman" w:eastAsia="Times New Roman" w:hAnsi="Times New Roman" w:cs="Times New Roman"/>
@@ -3352,7 +4119,23 @@
           <w:rFonts w:ascii="Times New Roman" w:eastAsia="Times New Roman" w:hAnsi="Times New Roman" w:cs="Times New Roman"/>
           <w:lang w:eastAsia="pt-BR"/>
         </w:rPr>
-        <w:t>da tag âncora indica o idioma principal do site de destino, ajudando navegadores e softwares de tradução a lidar melhor com a tradução automática do conteúdo.</w:t>
+        <w:t xml:space="preserve">da </w:t>
+      </w:r>
+      <w:proofErr w:type="spellStart"/>
+      <w:r>
+        <w:rPr>
+          <w:rFonts w:ascii="Times New Roman" w:eastAsia="Times New Roman" w:hAnsi="Times New Roman" w:cs="Times New Roman"/>
+          <w:lang w:eastAsia="pt-BR"/>
+        </w:rPr>
+        <w:t>tag</w:t>
+      </w:r>
+      <w:proofErr w:type="spellEnd"/>
+      <w:r>
+        <w:rPr>
+          <w:rFonts w:ascii="Times New Roman" w:eastAsia="Times New Roman" w:hAnsi="Times New Roman" w:cs="Times New Roman"/>
+          <w:lang w:eastAsia="pt-BR"/>
+        </w:rPr>
+        <w:t xml:space="preserve"> âncora indica o idioma principal do site de destino, ajudando navegadores e softwares de tradução a lidar melhor com a tradução automática do conteúdo.</w:t>
       </w:r>
     </w:p>
     <w:p>
@@ -3840,28 +4623,206 @@
           <w:szCs w:val="24"/>
           <w:lang w:eastAsia="pt-BR"/>
         </w:rPr>
-        <w:t>&lt;audio controls&gt;</w:t>
-      </w:r>
-      <w:r>
-        <w:rPr>
-          <w:rFonts w:ascii="Segoe UI Emoji" w:eastAsia="Times New Roman" w:hAnsi="Segoe UI Emoji" w:cs="Segoe UI Emoji"/>
-          <w:sz w:val="24"/>
-          <w:szCs w:val="24"/>
-          <w:lang w:eastAsia="pt-BR"/>
-        </w:rPr>
-        <w:t xml:space="preserve"> &lt;source src="audio1.mp3" type="audio/mpeg"&gt; </w:t>
-      </w:r>
-      <w:r>
-        <w:rPr>
-          <w:rFonts w:ascii="Segoe UI Emoji" w:eastAsia="Times New Roman" w:hAnsi="Segoe UI Emoji" w:cs="Segoe UI Emoji"/>
-          <w:b/>
-          <w:bCs/>
-          <w:color w:val="0070C0"/>
-          <w:sz w:val="24"/>
-          <w:szCs w:val="24"/>
-          <w:lang w:eastAsia="pt-BR"/>
-        </w:rPr>
-        <w:t>&lt;/audio&gt;</w:t>
+        <w:t>&lt;</w:t>
+      </w:r>
+      <w:proofErr w:type="spellStart"/>
+      <w:r>
+        <w:rPr>
+          <w:rFonts w:ascii="Segoe UI Emoji" w:eastAsia="Times New Roman" w:hAnsi="Segoe UI Emoji" w:cs="Segoe UI Emoji"/>
+          <w:b/>
+          <w:bCs/>
+          <w:color w:val="0070C0"/>
+          <w:sz w:val="24"/>
+          <w:szCs w:val="24"/>
+          <w:lang w:eastAsia="pt-BR"/>
+        </w:rPr>
+        <w:t>audio</w:t>
+      </w:r>
+      <w:proofErr w:type="spellEnd"/>
+      <w:r>
+        <w:rPr>
+          <w:rFonts w:ascii="Segoe UI Emoji" w:eastAsia="Times New Roman" w:hAnsi="Segoe UI Emoji" w:cs="Segoe UI Emoji"/>
+          <w:b/>
+          <w:bCs/>
+          <w:color w:val="0070C0"/>
+          <w:sz w:val="24"/>
+          <w:szCs w:val="24"/>
+          <w:lang w:eastAsia="pt-BR"/>
+        </w:rPr>
+        <w:t xml:space="preserve"> </w:t>
+      </w:r>
+      <w:proofErr w:type="spellStart"/>
+      <w:r>
+        <w:rPr>
+          <w:rFonts w:ascii="Segoe UI Emoji" w:eastAsia="Times New Roman" w:hAnsi="Segoe UI Emoji" w:cs="Segoe UI Emoji"/>
+          <w:b/>
+          <w:bCs/>
+          <w:color w:val="0070C0"/>
+          <w:sz w:val="24"/>
+          <w:szCs w:val="24"/>
+          <w:lang w:eastAsia="pt-BR"/>
+        </w:rPr>
+        <w:t>controls</w:t>
+      </w:r>
+      <w:proofErr w:type="spellEnd"/>
+      <w:r>
+        <w:rPr>
+          <w:rFonts w:ascii="Segoe UI Emoji" w:eastAsia="Times New Roman" w:hAnsi="Segoe UI Emoji" w:cs="Segoe UI Emoji"/>
+          <w:b/>
+          <w:bCs/>
+          <w:color w:val="0070C0"/>
+          <w:sz w:val="24"/>
+          <w:szCs w:val="24"/>
+          <w:lang w:eastAsia="pt-BR"/>
+        </w:rPr>
+        <w:t>&gt;</w:t>
+      </w:r>
+      <w:r>
+        <w:rPr>
+          <w:rFonts w:ascii="Segoe UI Emoji" w:eastAsia="Times New Roman" w:hAnsi="Segoe UI Emoji" w:cs="Segoe UI Emoji"/>
+          <w:sz w:val="24"/>
+          <w:szCs w:val="24"/>
+          <w:lang w:eastAsia="pt-BR"/>
+        </w:rPr>
+        <w:t xml:space="preserve"> &lt;</w:t>
+      </w:r>
+      <w:proofErr w:type="spellStart"/>
+      <w:r>
+        <w:rPr>
+          <w:rFonts w:ascii="Segoe UI Emoji" w:eastAsia="Times New Roman" w:hAnsi="Segoe UI Emoji" w:cs="Segoe UI Emoji"/>
+          <w:sz w:val="24"/>
+          <w:szCs w:val="24"/>
+          <w:lang w:eastAsia="pt-BR"/>
+        </w:rPr>
+        <w:t>source</w:t>
+      </w:r>
+      <w:proofErr w:type="spellEnd"/>
+      <w:r>
+        <w:rPr>
+          <w:rFonts w:ascii="Segoe UI Emoji" w:eastAsia="Times New Roman" w:hAnsi="Segoe UI Emoji" w:cs="Segoe UI Emoji"/>
+          <w:sz w:val="24"/>
+          <w:szCs w:val="24"/>
+          <w:lang w:eastAsia="pt-BR"/>
+        </w:rPr>
+        <w:t xml:space="preserve"> </w:t>
+      </w:r>
+      <w:proofErr w:type="spellStart"/>
+      <w:r>
+        <w:rPr>
+          <w:rFonts w:ascii="Segoe UI Emoji" w:eastAsia="Times New Roman" w:hAnsi="Segoe UI Emoji" w:cs="Segoe UI Emoji"/>
+          <w:sz w:val="24"/>
+          <w:szCs w:val="24"/>
+          <w:lang w:eastAsia="pt-BR"/>
+        </w:rPr>
+        <w:t>src</w:t>
+      </w:r>
+      <w:proofErr w:type="spellEnd"/>
+      <w:r>
+        <w:rPr>
+          <w:rFonts w:ascii="Segoe UI Emoji" w:eastAsia="Times New Roman" w:hAnsi="Segoe UI Emoji" w:cs="Segoe UI Emoji"/>
+          <w:sz w:val="24"/>
+          <w:szCs w:val="24"/>
+          <w:lang w:eastAsia="pt-BR"/>
+        </w:rPr>
+        <w:t xml:space="preserve">="audio1.mp3" </w:t>
+      </w:r>
+      <w:proofErr w:type="spellStart"/>
+      <w:r>
+        <w:rPr>
+          <w:rFonts w:ascii="Segoe UI Emoji" w:eastAsia="Times New Roman" w:hAnsi="Segoe UI Emoji" w:cs="Segoe UI Emoji"/>
+          <w:sz w:val="24"/>
+          <w:szCs w:val="24"/>
+          <w:lang w:eastAsia="pt-BR"/>
+        </w:rPr>
+        <w:t>type</w:t>
+      </w:r>
+      <w:proofErr w:type="spellEnd"/>
+      <w:r>
+        <w:rPr>
+          <w:rFonts w:ascii="Segoe UI Emoji" w:eastAsia="Times New Roman" w:hAnsi="Segoe UI Emoji" w:cs="Segoe UI Emoji"/>
+          <w:sz w:val="24"/>
+          <w:szCs w:val="24"/>
+          <w:lang w:eastAsia="pt-BR"/>
+        </w:rPr>
+        <w:t>="</w:t>
+      </w:r>
+      <w:proofErr w:type="spellStart"/>
+      <w:r>
+        <w:rPr>
+          <w:rFonts w:ascii="Segoe UI Emoji" w:eastAsia="Times New Roman" w:hAnsi="Segoe UI Emoji" w:cs="Segoe UI Emoji"/>
+          <w:sz w:val="24"/>
+          <w:szCs w:val="24"/>
+          <w:lang w:eastAsia="pt-BR"/>
+        </w:rPr>
+        <w:t>audio</w:t>
+      </w:r>
+      <w:proofErr w:type="spellEnd"/>
+      <w:r>
+        <w:rPr>
+          <w:rFonts w:ascii="Segoe UI Emoji" w:eastAsia="Times New Roman" w:hAnsi="Segoe UI Emoji" w:cs="Segoe UI Emoji"/>
+          <w:sz w:val="24"/>
+          <w:szCs w:val="24"/>
+          <w:lang w:eastAsia="pt-BR"/>
+        </w:rPr>
+        <w:t>/</w:t>
+      </w:r>
+      <w:proofErr w:type="spellStart"/>
+      <w:r>
+        <w:rPr>
+          <w:rFonts w:ascii="Segoe UI Emoji" w:eastAsia="Times New Roman" w:hAnsi="Segoe UI Emoji" w:cs="Segoe UI Emoji"/>
+          <w:sz w:val="24"/>
+          <w:szCs w:val="24"/>
+          <w:lang w:eastAsia="pt-BR"/>
+        </w:rPr>
+        <w:t>mpeg</w:t>
+      </w:r>
+      <w:proofErr w:type="spellEnd"/>
+      <w:r>
+        <w:rPr>
+          <w:rFonts w:ascii="Segoe UI Emoji" w:eastAsia="Times New Roman" w:hAnsi="Segoe UI Emoji" w:cs="Segoe UI Emoji"/>
+          <w:sz w:val="24"/>
+          <w:szCs w:val="24"/>
+          <w:lang w:eastAsia="pt-BR"/>
+        </w:rPr>
+        <w:t xml:space="preserve">"&gt; </w:t>
+      </w:r>
+      <w:r>
+        <w:rPr>
+          <w:rFonts w:ascii="Segoe UI Emoji" w:eastAsia="Times New Roman" w:hAnsi="Segoe UI Emoji" w:cs="Segoe UI Emoji"/>
+          <w:b/>
+          <w:bCs/>
+          <w:color w:val="0070C0"/>
+          <w:sz w:val="24"/>
+          <w:szCs w:val="24"/>
+          <w:lang w:eastAsia="pt-BR"/>
+        </w:rPr>
+        <w:t>&lt;/</w:t>
+      </w:r>
+      <w:proofErr w:type="spellStart"/>
+      <w:r>
+        <w:rPr>
+          <w:rFonts w:ascii="Segoe UI Emoji" w:eastAsia="Times New Roman" w:hAnsi="Segoe UI Emoji" w:cs="Segoe UI Emoji"/>
+          <w:b/>
+          <w:bCs/>
+          <w:color w:val="0070C0"/>
+          <w:sz w:val="24"/>
+          <w:szCs w:val="24"/>
+          <w:lang w:eastAsia="pt-BR"/>
+        </w:rPr>
+        <w:t>audio</w:t>
+      </w:r>
+      <w:proofErr w:type="spellEnd"/>
+      <w:r>
+        <w:rPr>
+          <w:rFonts w:ascii="Segoe UI Emoji" w:eastAsia="Times New Roman" w:hAnsi="Segoe UI Emoji" w:cs="Segoe UI Emoji"/>
+          <w:b/>
+          <w:bCs/>
+          <w:color w:val="0070C0"/>
+          <w:sz w:val="24"/>
+          <w:szCs w:val="24"/>
+          <w:lang w:eastAsia="pt-BR"/>
+        </w:rPr>
+        <w:t>&gt;</w:t>
       </w:r>
     </w:p>
     <w:p>
@@ -3887,26 +4848,112 @@
           <w:szCs w:val="24"/>
           <w:lang w:eastAsia="pt-BR"/>
         </w:rPr>
-        <w:t>&lt;video src="</w:t>
-      </w:r>
-      <w:r>
-        <w:rPr>
-          <w:rFonts w:ascii="Segoe UI Emoji" w:eastAsia="Times New Roman" w:hAnsi="Segoe UI Emoji" w:cs="Segoe UI Emoji"/>
-          <w:sz w:val="24"/>
-          <w:szCs w:val="24"/>
-          <w:lang w:eastAsia="pt-BR"/>
-        </w:rPr>
-        <w:t>video.mp4" controls&gt;</w:t>
-      </w:r>
-      <w:r>
-        <w:rPr>
-          <w:rFonts w:ascii="Segoe UI Emoji" w:eastAsia="Times New Roman" w:hAnsi="Segoe UI Emoji" w:cs="Segoe UI Emoji"/>
-          <w:color w:val="0070C0"/>
-          <w:sz w:val="24"/>
-          <w:szCs w:val="24"/>
-          <w:lang w:eastAsia="pt-BR"/>
-        </w:rPr>
-        <w:t>&lt;/video&gt;</w:t>
+        <w:t>&lt;</w:t>
+      </w:r>
+      <w:proofErr w:type="spellStart"/>
+      <w:r>
+        <w:rPr>
+          <w:rFonts w:ascii="Segoe UI Emoji" w:eastAsia="Times New Roman" w:hAnsi="Segoe UI Emoji" w:cs="Segoe UI Emoji"/>
+          <w:color w:val="0070C0"/>
+          <w:sz w:val="24"/>
+          <w:szCs w:val="24"/>
+          <w:lang w:eastAsia="pt-BR"/>
+        </w:rPr>
+        <w:t>video</w:t>
+      </w:r>
+      <w:proofErr w:type="spellEnd"/>
+      <w:r>
+        <w:rPr>
+          <w:rFonts w:ascii="Segoe UI Emoji" w:eastAsia="Times New Roman" w:hAnsi="Segoe UI Emoji" w:cs="Segoe UI Emoji"/>
+          <w:color w:val="0070C0"/>
+          <w:sz w:val="24"/>
+          <w:szCs w:val="24"/>
+          <w:lang w:eastAsia="pt-BR"/>
+        </w:rPr>
+        <w:t xml:space="preserve"> </w:t>
+      </w:r>
+      <w:proofErr w:type="spellStart"/>
+      <w:r>
+        <w:rPr>
+          <w:rFonts w:ascii="Segoe UI Emoji" w:eastAsia="Times New Roman" w:hAnsi="Segoe UI Emoji" w:cs="Segoe UI Emoji"/>
+          <w:color w:val="0070C0"/>
+          <w:sz w:val="24"/>
+          <w:szCs w:val="24"/>
+          <w:lang w:eastAsia="pt-BR"/>
+        </w:rPr>
+        <w:t>src</w:t>
+      </w:r>
+      <w:proofErr w:type="spellEnd"/>
+      <w:r>
+        <w:rPr>
+          <w:rFonts w:ascii="Segoe UI Emoji" w:eastAsia="Times New Roman" w:hAnsi="Segoe UI Emoji" w:cs="Segoe UI Emoji"/>
+          <w:color w:val="0070C0"/>
+          <w:sz w:val="24"/>
+          <w:szCs w:val="24"/>
+          <w:lang w:eastAsia="pt-BR"/>
+        </w:rPr>
+        <w:t>="</w:t>
+      </w:r>
+      <w:r>
+        <w:rPr>
+          <w:rFonts w:ascii="Segoe UI Emoji" w:eastAsia="Times New Roman" w:hAnsi="Segoe UI Emoji" w:cs="Segoe UI Emoji"/>
+          <w:sz w:val="24"/>
+          <w:szCs w:val="24"/>
+          <w:lang w:eastAsia="pt-BR"/>
+        </w:rPr>
+        <w:t xml:space="preserve">video.mp4" </w:t>
+      </w:r>
+      <w:proofErr w:type="spellStart"/>
+      <w:r>
+        <w:rPr>
+          <w:rFonts w:ascii="Segoe UI Emoji" w:eastAsia="Times New Roman" w:hAnsi="Segoe UI Emoji" w:cs="Segoe UI Emoji"/>
+          <w:sz w:val="24"/>
+          <w:szCs w:val="24"/>
+          <w:lang w:eastAsia="pt-BR"/>
+        </w:rPr>
+        <w:t>controls</w:t>
+      </w:r>
+      <w:proofErr w:type="spellEnd"/>
+      <w:r>
+        <w:rPr>
+          <w:rFonts w:ascii="Segoe UI Emoji" w:eastAsia="Times New Roman" w:hAnsi="Segoe UI Emoji" w:cs="Segoe UI Emoji"/>
+          <w:sz w:val="24"/>
+          <w:szCs w:val="24"/>
+          <w:lang w:eastAsia="pt-BR"/>
+        </w:rPr>
+        <w:t>&gt;</w:t>
+      </w:r>
+      <w:r>
+        <w:rPr>
+          <w:rFonts w:ascii="Segoe UI Emoji" w:eastAsia="Times New Roman" w:hAnsi="Segoe UI Emoji" w:cs="Segoe UI Emoji"/>
+          <w:color w:val="0070C0"/>
+          <w:sz w:val="24"/>
+          <w:szCs w:val="24"/>
+          <w:lang w:eastAsia="pt-BR"/>
+        </w:rPr>
+        <w:t>&lt;/</w:t>
+      </w:r>
+      <w:proofErr w:type="spellStart"/>
+      <w:r>
+        <w:rPr>
+          <w:rFonts w:ascii="Segoe UI Emoji" w:eastAsia="Times New Roman" w:hAnsi="Segoe UI Emoji" w:cs="Segoe UI Emoji"/>
+          <w:color w:val="0070C0"/>
+          <w:sz w:val="24"/>
+          <w:szCs w:val="24"/>
+          <w:lang w:eastAsia="pt-BR"/>
+        </w:rPr>
+        <w:t>video</w:t>
+      </w:r>
+      <w:proofErr w:type="spellEnd"/>
+      <w:r>
+        <w:rPr>
+          <w:rFonts w:ascii="Segoe UI Emoji" w:eastAsia="Times New Roman" w:hAnsi="Segoe UI Emoji" w:cs="Segoe UI Emoji"/>
+          <w:color w:val="0070C0"/>
+          <w:sz w:val="24"/>
+          <w:szCs w:val="24"/>
+          <w:lang w:eastAsia="pt-BR"/>
+        </w:rPr>
+        <w:t>&gt;</w:t>
       </w:r>
     </w:p>
     <w:p>
@@ -4046,7 +5093,29 @@
           <w:color w:val="0070C0"/>
           <w:lang w:eastAsia="pt-BR"/>
         </w:rPr>
-        <w:t>&lt;inframe&gt;</w:t>
+        <w:t>&lt;</w:t>
+      </w:r>
+      <w:proofErr w:type="spellStart"/>
+      <w:r>
+        <w:rPr>
+          <w:rFonts w:ascii="Times New Roman" w:eastAsia="Times New Roman" w:hAnsi="Times New Roman" w:cs="Times New Roman"/>
+          <w:b/>
+          <w:bCs/>
+          <w:color w:val="0070C0"/>
+          <w:lang w:eastAsia="pt-BR"/>
+        </w:rPr>
+        <w:t>inframe</w:t>
+      </w:r>
+      <w:proofErr w:type="spellEnd"/>
+      <w:r>
+        <w:rPr>
+          <w:rFonts w:ascii="Times New Roman" w:eastAsia="Times New Roman" w:hAnsi="Times New Roman" w:cs="Times New Roman"/>
+          <w:b/>
+          <w:bCs/>
+          <w:color w:val="0070C0"/>
+          <w:lang w:eastAsia="pt-BR"/>
+        </w:rPr>
+        <w:t>&gt;</w:t>
       </w:r>
       <w:r>
         <w:rPr>
@@ -4561,7 +5630,47 @@
           <w:szCs w:val="24"/>
           <w:lang w:eastAsia="pt-BR"/>
         </w:rPr>
-        <w:t xml:space="preserve">A tag &lt;img&gt; é usada para </w:t>
+        <w:t xml:space="preserve">A </w:t>
+      </w:r>
+      <w:proofErr w:type="spellStart"/>
+      <w:r>
+        <w:rPr>
+          <w:rFonts w:ascii="Times New Roman" w:eastAsia="Times New Roman" w:hAnsi="Times New Roman" w:cs="Times New Roman"/>
+          <w:sz w:val="24"/>
+          <w:szCs w:val="24"/>
+          <w:lang w:eastAsia="pt-BR"/>
+        </w:rPr>
+        <w:t>tag</w:t>
+      </w:r>
+      <w:proofErr w:type="spellEnd"/>
+      <w:r>
+        <w:rPr>
+          <w:rFonts w:ascii="Times New Roman" w:eastAsia="Times New Roman" w:hAnsi="Times New Roman" w:cs="Times New Roman"/>
+          <w:sz w:val="24"/>
+          <w:szCs w:val="24"/>
+          <w:lang w:eastAsia="pt-BR"/>
+        </w:rPr>
+        <w:t xml:space="preserve"> &lt;</w:t>
+      </w:r>
+      <w:proofErr w:type="spellStart"/>
+      <w:r>
+        <w:rPr>
+          <w:rFonts w:ascii="Times New Roman" w:eastAsia="Times New Roman" w:hAnsi="Times New Roman" w:cs="Times New Roman"/>
+          <w:sz w:val="24"/>
+          <w:szCs w:val="24"/>
+          <w:lang w:eastAsia="pt-BR"/>
+        </w:rPr>
+        <w:t>img</w:t>
+      </w:r>
+      <w:proofErr w:type="spellEnd"/>
+      <w:r>
+        <w:rPr>
+          <w:rFonts w:ascii="Times New Roman" w:eastAsia="Times New Roman" w:hAnsi="Times New Roman" w:cs="Times New Roman"/>
+          <w:sz w:val="24"/>
+          <w:szCs w:val="24"/>
+          <w:lang w:eastAsia="pt-BR"/>
+        </w:rPr>
+        <w:t xml:space="preserve">&gt; é usada para </w:t>
       </w:r>
       <w:r>
         <w:rPr>
@@ -4660,7 +5769,21 @@
         <w:rPr>
           <w:color w:val="0070C0"/>
         </w:rPr>
-        <w:t xml:space="preserve">&lt;picture&gt; </w:t>
+        <w:t>&lt;</w:t>
+      </w:r>
+      <w:proofErr w:type="spellStart"/>
+      <w:r>
+        <w:rPr>
+          <w:color w:val="0070C0"/>
+        </w:rPr>
+        <w:t>picture</w:t>
+      </w:r>
+      <w:proofErr w:type="spellEnd"/>
+      <w:r>
+        <w:rPr>
+          <w:color w:val="0070C0"/>
+        </w:rPr>
+        <w:t xml:space="preserve">&gt; </w:t>
       </w:r>
       <w:r>
         <w:rPr>
@@ -4668,6 +5791,7 @@
         </w:rPr>
         <w:t xml:space="preserve">+ </w:t>
       </w:r>
+      <w:proofErr w:type="spellStart"/>
       <w:r>
         <w:rPr>
           <w:rFonts w:ascii="Courier New" w:eastAsia="Times New Roman" w:hAnsi="Courier New" w:cs="Courier New"/>
@@ -4680,6 +5804,7 @@
         </w:rPr>
         <w:t>srcset</w:t>
       </w:r>
+      <w:proofErr w:type="spellEnd"/>
       <w:r>
         <w:rPr>
           <w:rFonts w:ascii="Courier New" w:eastAsia="Times New Roman" w:hAnsi="Courier New" w:cs="Courier New"/>
@@ -4723,7 +5848,15 @@
         <w:t>É</w:t>
       </w:r>
       <w:r>
-        <w:t xml:space="preserve"> uma tag HTML usada para exibir imagens diferentes conforme o dispositivo ou tamanho da tela.</w:t>
+        <w:t xml:space="preserve"> uma </w:t>
+      </w:r>
+      <w:proofErr w:type="spellStart"/>
+      <w:r>
+        <w:t>tag</w:t>
+      </w:r>
+      <w:proofErr w:type="spellEnd"/>
+      <w:r>
+        <w:t xml:space="preserve"> HTML usada para exibir imagens diferentes conforme o dispositivo ou tamanho da tela.</w:t>
       </w:r>
     </w:p>
     <w:p>
@@ -4741,6 +5874,7 @@
           <w:lang w:eastAsia="pt-BR"/>
         </w:rPr>
       </w:pPr>
+      <w:proofErr w:type="spellStart"/>
       <w:r>
         <w:rPr>
           <w:rFonts w:ascii="Courier New" w:eastAsia="Times New Roman" w:hAnsi="Courier New" w:cs="Courier New"/>
@@ -4753,6 +5887,7 @@
         </w:rPr>
         <w:t>srcset</w:t>
       </w:r>
+      <w:proofErr w:type="spellEnd"/>
       <w:r>
         <w:rPr>
           <w:rFonts w:ascii="Times New Roman" w:eastAsia="Times New Roman" w:hAnsi="Times New Roman" w:cs="Times New Roman"/>
@@ -6314,7 +7449,29 @@
           <w:color w:val="004F88"/>
           <w:lang w:eastAsia="pt-BR"/>
         </w:rPr>
-        <w:t>&lt;sup&gt;</w:t>
+        <w:t>&lt;</w:t>
+      </w:r>
+      <w:proofErr w:type="spellStart"/>
+      <w:r>
+        <w:rPr>
+          <w:rFonts w:ascii="Times New Roman" w:eastAsia="Times New Roman" w:hAnsi="Times New Roman" w:cs="Times New Roman"/>
+          <w:b/>
+          <w:bCs/>
+          <w:color w:val="004F88"/>
+          <w:lang w:eastAsia="pt-BR"/>
+        </w:rPr>
+        <w:t>sup</w:t>
+      </w:r>
+      <w:proofErr w:type="spellEnd"/>
+      <w:r>
+        <w:rPr>
+          <w:rFonts w:ascii="Times New Roman" w:eastAsia="Times New Roman" w:hAnsi="Times New Roman" w:cs="Times New Roman"/>
+          <w:b/>
+          <w:bCs/>
+          <w:color w:val="004F88"/>
+          <w:lang w:eastAsia="pt-BR"/>
+        </w:rPr>
+        <w:t>&gt;</w:t>
       </w:r>
       <w:r>
         <w:rPr>
@@ -6333,7 +7490,29 @@
           <w:color w:val="004F88"/>
           <w:lang w:eastAsia="pt-BR"/>
         </w:rPr>
-        <w:t xml:space="preserve">&lt;/sup&gt;&lt;/var&gt; + </w:t>
+        <w:t>&lt;/</w:t>
+      </w:r>
+      <w:proofErr w:type="spellStart"/>
+      <w:r>
+        <w:rPr>
+          <w:rFonts w:ascii="Times New Roman" w:eastAsia="Times New Roman" w:hAnsi="Times New Roman" w:cs="Times New Roman"/>
+          <w:b/>
+          <w:bCs/>
+          <w:color w:val="004F88"/>
+          <w:lang w:eastAsia="pt-BR"/>
+        </w:rPr>
+        <w:t>sup</w:t>
+      </w:r>
+      <w:proofErr w:type="spellEnd"/>
+      <w:r>
+        <w:rPr>
+          <w:rFonts w:ascii="Times New Roman" w:eastAsia="Times New Roman" w:hAnsi="Times New Roman" w:cs="Times New Roman"/>
+          <w:b/>
+          <w:bCs/>
+          <w:color w:val="004F88"/>
+          <w:lang w:eastAsia="pt-BR"/>
+        </w:rPr>
+        <w:t xml:space="preserve">&gt;&lt;/var&gt; + </w:t>
       </w:r>
     </w:p>
     <w:p>
@@ -6377,7 +7556,51 @@
           <w:color w:val="004F88"/>
           <w:lang w:eastAsia="pt-BR"/>
         </w:rPr>
-        <w:t xml:space="preserve">&lt;sup&gt;2&lt;/sup&gt;&lt;/var&gt; = </w:t>
+        <w:t>&lt;</w:t>
+      </w:r>
+      <w:proofErr w:type="spellStart"/>
+      <w:r>
+        <w:rPr>
+          <w:rFonts w:ascii="Times New Roman" w:eastAsia="Times New Roman" w:hAnsi="Times New Roman" w:cs="Times New Roman"/>
+          <w:b/>
+          <w:bCs/>
+          <w:color w:val="004F88"/>
+          <w:lang w:eastAsia="pt-BR"/>
+        </w:rPr>
+        <w:t>sup</w:t>
+      </w:r>
+      <w:proofErr w:type="spellEnd"/>
+      <w:r>
+        <w:rPr>
+          <w:rFonts w:ascii="Times New Roman" w:eastAsia="Times New Roman" w:hAnsi="Times New Roman" w:cs="Times New Roman"/>
+          <w:b/>
+          <w:bCs/>
+          <w:color w:val="004F88"/>
+          <w:lang w:eastAsia="pt-BR"/>
+        </w:rPr>
+        <w:t>&gt;2&lt;/</w:t>
+      </w:r>
+      <w:proofErr w:type="spellStart"/>
+      <w:r>
+        <w:rPr>
+          <w:rFonts w:ascii="Times New Roman" w:eastAsia="Times New Roman" w:hAnsi="Times New Roman" w:cs="Times New Roman"/>
+          <w:b/>
+          <w:bCs/>
+          <w:color w:val="004F88"/>
+          <w:lang w:eastAsia="pt-BR"/>
+        </w:rPr>
+        <w:t>sup</w:t>
+      </w:r>
+      <w:proofErr w:type="spellEnd"/>
+      <w:r>
+        <w:rPr>
+          <w:rFonts w:ascii="Times New Roman" w:eastAsia="Times New Roman" w:hAnsi="Times New Roman" w:cs="Times New Roman"/>
+          <w:b/>
+          <w:bCs/>
+          <w:color w:val="004F88"/>
+          <w:lang w:eastAsia="pt-BR"/>
+        </w:rPr>
+        <w:t xml:space="preserve">&gt;&lt;/var&gt; = </w:t>
       </w:r>
     </w:p>
     <w:p>
@@ -6417,7 +7640,29 @@
           <w:color w:val="004F88"/>
           <w:lang w:eastAsia="pt-BR"/>
         </w:rPr>
-        <w:t>&lt;sup&gt;</w:t>
+        <w:t>&lt;</w:t>
+      </w:r>
+      <w:proofErr w:type="spellStart"/>
+      <w:r>
+        <w:rPr>
+          <w:rFonts w:ascii="Times New Roman" w:eastAsia="Times New Roman" w:hAnsi="Times New Roman" w:cs="Times New Roman"/>
+          <w:b/>
+          <w:bCs/>
+          <w:color w:val="004F88"/>
+          <w:lang w:eastAsia="pt-BR"/>
+        </w:rPr>
+        <w:t>sup</w:t>
+      </w:r>
+      <w:proofErr w:type="spellEnd"/>
+      <w:r>
+        <w:rPr>
+          <w:rFonts w:ascii="Times New Roman" w:eastAsia="Times New Roman" w:hAnsi="Times New Roman" w:cs="Times New Roman"/>
+          <w:b/>
+          <w:bCs/>
+          <w:color w:val="004F88"/>
+          <w:lang w:eastAsia="pt-BR"/>
+        </w:rPr>
+        <w:t>&gt;</w:t>
       </w:r>
       <w:r>
         <w:rPr>
@@ -6436,7 +7681,29 @@
           <w:color w:val="004F88"/>
           <w:lang w:eastAsia="pt-BR"/>
         </w:rPr>
-        <w:t>&lt;/sup&gt;&lt;/var&gt;</w:t>
+        <w:t>&lt;/</w:t>
+      </w:r>
+      <w:proofErr w:type="spellStart"/>
+      <w:r>
+        <w:rPr>
+          <w:rFonts w:ascii="Times New Roman" w:eastAsia="Times New Roman" w:hAnsi="Times New Roman" w:cs="Times New Roman"/>
+          <w:b/>
+          <w:bCs/>
+          <w:color w:val="004F88"/>
+          <w:lang w:eastAsia="pt-BR"/>
+        </w:rPr>
+        <w:t>sup</w:t>
+      </w:r>
+      <w:proofErr w:type="spellEnd"/>
+      <w:r>
+        <w:rPr>
+          <w:rFonts w:ascii="Times New Roman" w:eastAsia="Times New Roman" w:hAnsi="Times New Roman" w:cs="Times New Roman"/>
+          <w:b/>
+          <w:bCs/>
+          <w:color w:val="004F88"/>
+          <w:lang w:eastAsia="pt-BR"/>
+        </w:rPr>
+        <w:t>&gt;&lt;/var&gt;</w:t>
       </w:r>
     </w:p>
     <w:p>
@@ -6524,7 +7791,23 @@
           <w:rFonts w:ascii="Times New Roman" w:eastAsia="Times New Roman" w:hAnsi="Times New Roman" w:cs="Times New Roman"/>
           <w:lang w:eastAsia="pt-BR"/>
         </w:rPr>
-        <w:t>Texto em subscrito (ex: H₂O).</w:t>
+        <w:t>Texto em subscrito (</w:t>
+      </w:r>
+      <w:proofErr w:type="spellStart"/>
+      <w:r>
+        <w:rPr>
+          <w:rFonts w:ascii="Times New Roman" w:eastAsia="Times New Roman" w:hAnsi="Times New Roman" w:cs="Times New Roman"/>
+          <w:lang w:eastAsia="pt-BR"/>
+        </w:rPr>
+        <w:t>ex</w:t>
+      </w:r>
+      <w:proofErr w:type="spellEnd"/>
+      <w:r>
+        <w:rPr>
+          <w:rFonts w:ascii="Times New Roman" w:eastAsia="Times New Roman" w:hAnsi="Times New Roman" w:cs="Times New Roman"/>
+          <w:lang w:eastAsia="pt-BR"/>
+        </w:rPr>
+        <w:t>: H₂O).</w:t>
       </w:r>
     </w:p>
     <w:p>
@@ -6597,14 +7880,36 @@
           <w:color w:val="004F88"/>
           <w:lang w:eastAsia="pt-BR"/>
         </w:rPr>
-        <w:t>&lt;sup&gt;:</w:t>
-      </w:r>
-      <w:r>
-        <w:rPr>
-          <w:rFonts w:ascii="Times New Roman" w:eastAsia="Times New Roman" w:hAnsi="Times New Roman" w:cs="Times New Roman"/>
+        <w:t>&lt;</w:t>
+      </w:r>
+      <w:proofErr w:type="spellStart"/>
+      <w:r>
+        <w:rPr>
+          <w:rFonts w:ascii="Times New Roman" w:eastAsia="Times New Roman" w:hAnsi="Times New Roman" w:cs="Times New Roman"/>
+          <w:b/>
+          <w:bCs/>
           <w:color w:val="004F88"/>
           <w:lang w:eastAsia="pt-BR"/>
         </w:rPr>
+        <w:t>sup</w:t>
+      </w:r>
+      <w:proofErr w:type="spellEnd"/>
+      <w:r>
+        <w:rPr>
+          <w:rFonts w:ascii="Times New Roman" w:eastAsia="Times New Roman" w:hAnsi="Times New Roman" w:cs="Times New Roman"/>
+          <w:b/>
+          <w:bCs/>
+          <w:color w:val="004F88"/>
+          <w:lang w:eastAsia="pt-BR"/>
+        </w:rPr>
+        <w:t>&gt;:</w:t>
+      </w:r>
+      <w:r>
+        <w:rPr>
+          <w:rFonts w:ascii="Times New Roman" w:eastAsia="Times New Roman" w:hAnsi="Times New Roman" w:cs="Times New Roman"/>
+          <w:color w:val="004F88"/>
+          <w:lang w:eastAsia="pt-BR"/>
+        </w:rPr>
         <w:t xml:space="preserve"> </w:t>
       </w:r>
       <w:r>
@@ -6612,7 +7917,39 @@
           <w:rFonts w:ascii="Times New Roman" w:eastAsia="Times New Roman" w:hAnsi="Times New Roman" w:cs="Times New Roman"/>
           <w:lang w:eastAsia="pt-BR"/>
         </w:rPr>
-        <w:t>Texto em sobrescrito (ex: E=mc²).</w:t>
+        <w:t>Texto em sobrescrito (</w:t>
+      </w:r>
+      <w:proofErr w:type="spellStart"/>
+      <w:r>
+        <w:rPr>
+          <w:rFonts w:ascii="Times New Roman" w:eastAsia="Times New Roman" w:hAnsi="Times New Roman" w:cs="Times New Roman"/>
+          <w:lang w:eastAsia="pt-BR"/>
+        </w:rPr>
+        <w:t>ex</w:t>
+      </w:r>
+      <w:proofErr w:type="spellEnd"/>
+      <w:r>
+        <w:rPr>
+          <w:rFonts w:ascii="Times New Roman" w:eastAsia="Times New Roman" w:hAnsi="Times New Roman" w:cs="Times New Roman"/>
+          <w:lang w:eastAsia="pt-BR"/>
+        </w:rPr>
+        <w:t>: E=</w:t>
+      </w:r>
+      <w:proofErr w:type="spellStart"/>
+      <w:r>
+        <w:rPr>
+          <w:rFonts w:ascii="Times New Roman" w:eastAsia="Times New Roman" w:hAnsi="Times New Roman" w:cs="Times New Roman"/>
+          <w:lang w:eastAsia="pt-BR"/>
+        </w:rPr>
+        <w:t>mc</w:t>
+      </w:r>
+      <w:proofErr w:type="spellEnd"/>
+      <w:r>
+        <w:rPr>
+          <w:rFonts w:ascii="Times New Roman" w:eastAsia="Times New Roman" w:hAnsi="Times New Roman" w:cs="Times New Roman"/>
+          <w:lang w:eastAsia="pt-BR"/>
+        </w:rPr>
+        <w:t>²).</w:t>
       </w:r>
       <w:r>
         <w:rPr>
@@ -6706,7 +8043,29 @@
           <w:color w:val="0070C0"/>
           <w:lang w:eastAsia="pt-BR"/>
         </w:rPr>
-        <w:t>&lt;span&gt;</w:t>
+        <w:t>&lt;</w:t>
+      </w:r>
+      <w:proofErr w:type="spellStart"/>
+      <w:r>
+        <w:rPr>
+          <w:rFonts w:ascii="Times New Roman" w:eastAsia="Times New Roman" w:hAnsi="Times New Roman" w:cs="Times New Roman"/>
+          <w:b/>
+          <w:bCs/>
+          <w:color w:val="0070C0"/>
+          <w:lang w:eastAsia="pt-BR"/>
+        </w:rPr>
+        <w:t>span</w:t>
+      </w:r>
+      <w:proofErr w:type="spellEnd"/>
+      <w:r>
+        <w:rPr>
+          <w:rFonts w:ascii="Times New Roman" w:eastAsia="Times New Roman" w:hAnsi="Times New Roman" w:cs="Times New Roman"/>
+          <w:b/>
+          <w:bCs/>
+          <w:color w:val="0070C0"/>
+          <w:lang w:eastAsia="pt-BR"/>
+        </w:rPr>
+        <w:t>&gt;</w:t>
       </w:r>
       <w:r>
         <w:rPr>
@@ -6725,7 +8084,47 @@
           <w:bCs/>
           <w:lang w:eastAsia="pt-BR"/>
         </w:rPr>
-        <w:t>É uma tag genérica inline usada para estilizar ou marcar partes do texto.</w:t>
+        <w:t xml:space="preserve">É uma </w:t>
+      </w:r>
+      <w:proofErr w:type="spellStart"/>
+      <w:r>
+        <w:rPr>
+          <w:rFonts w:eastAsia="Times New Roman"/>
+          <w:b/>
+          <w:bCs/>
+          <w:lang w:eastAsia="pt-BR"/>
+        </w:rPr>
+        <w:t>tag</w:t>
+      </w:r>
+      <w:proofErr w:type="spellEnd"/>
+      <w:r>
+        <w:rPr>
+          <w:rFonts w:eastAsia="Times New Roman"/>
+          <w:b/>
+          <w:bCs/>
+          <w:lang w:eastAsia="pt-BR"/>
+        </w:rPr>
+        <w:t xml:space="preserve"> genérica </w:t>
+      </w:r>
+      <w:proofErr w:type="spellStart"/>
+      <w:r>
+        <w:rPr>
+          <w:rFonts w:eastAsia="Times New Roman"/>
+          <w:b/>
+          <w:bCs/>
+          <w:lang w:eastAsia="pt-BR"/>
+        </w:rPr>
+        <w:t>inline</w:t>
+      </w:r>
+      <w:proofErr w:type="spellEnd"/>
+      <w:r>
+        <w:rPr>
+          <w:rFonts w:eastAsia="Times New Roman"/>
+          <w:b/>
+          <w:bCs/>
+          <w:lang w:eastAsia="pt-BR"/>
+        </w:rPr>
+        <w:t xml:space="preserve"> usada para estilizar ou marcar partes do texto.</w:t>
       </w:r>
     </w:p>
     <w:p>
@@ -8162,7 +9561,29 @@
           <w:color w:val="004F88"/>
           <w:lang w:eastAsia="pt-BR"/>
         </w:rPr>
-        <w:t xml:space="preserve">&lt;nav&gt; </w:t>
+        <w:t>&lt;</w:t>
+      </w:r>
+      <w:proofErr w:type="spellStart"/>
+      <w:r>
+        <w:rPr>
+          <w:rFonts w:ascii="Times New Roman" w:eastAsia="Times New Roman" w:hAnsi="Times New Roman" w:cs="Times New Roman"/>
+          <w:b/>
+          <w:bCs/>
+          <w:color w:val="004F88"/>
+          <w:lang w:eastAsia="pt-BR"/>
+        </w:rPr>
+        <w:t>nav</w:t>
+      </w:r>
+      <w:proofErr w:type="spellEnd"/>
+      <w:r>
+        <w:rPr>
+          <w:rFonts w:ascii="Times New Roman" w:eastAsia="Times New Roman" w:hAnsi="Times New Roman" w:cs="Times New Roman"/>
+          <w:b/>
+          <w:bCs/>
+          <w:color w:val="004F88"/>
+          <w:lang w:eastAsia="pt-BR"/>
+        </w:rPr>
+        <w:t xml:space="preserve">&gt; </w:t>
       </w:r>
       <w:r>
         <w:rPr>
@@ -8193,7 +9614,29 @@
           <w:color w:val="004F88"/>
           <w:lang w:eastAsia="pt-BR"/>
         </w:rPr>
-        <w:t xml:space="preserve">&lt;main&gt; </w:t>
+        <w:t>&lt;</w:t>
+      </w:r>
+      <w:proofErr w:type="spellStart"/>
+      <w:r>
+        <w:rPr>
+          <w:rFonts w:ascii="Times New Roman" w:eastAsia="Times New Roman" w:hAnsi="Times New Roman" w:cs="Times New Roman"/>
+          <w:b/>
+          <w:bCs/>
+          <w:color w:val="004F88"/>
+          <w:lang w:eastAsia="pt-BR"/>
+        </w:rPr>
+        <w:t>main</w:t>
+      </w:r>
+      <w:proofErr w:type="spellEnd"/>
+      <w:r>
+        <w:rPr>
+          <w:rFonts w:ascii="Times New Roman" w:eastAsia="Times New Roman" w:hAnsi="Times New Roman" w:cs="Times New Roman"/>
+          <w:b/>
+          <w:bCs/>
+          <w:color w:val="004F88"/>
+          <w:lang w:eastAsia="pt-BR"/>
+        </w:rPr>
+        <w:t xml:space="preserve">&gt; </w:t>
       </w:r>
       <w:r>
         <w:rPr>
@@ -8224,7 +9667,29 @@
           <w:color w:val="004F88"/>
           <w:lang w:eastAsia="pt-BR"/>
         </w:rPr>
-        <w:t xml:space="preserve">&lt;section&gt; </w:t>
+        <w:t>&lt;</w:t>
+      </w:r>
+      <w:proofErr w:type="spellStart"/>
+      <w:r>
+        <w:rPr>
+          <w:rFonts w:ascii="Times New Roman" w:eastAsia="Times New Roman" w:hAnsi="Times New Roman" w:cs="Times New Roman"/>
+          <w:b/>
+          <w:bCs/>
+          <w:color w:val="004F88"/>
+          <w:lang w:eastAsia="pt-BR"/>
+        </w:rPr>
+        <w:t>section</w:t>
+      </w:r>
+      <w:proofErr w:type="spellEnd"/>
+      <w:r>
+        <w:rPr>
+          <w:rFonts w:ascii="Times New Roman" w:eastAsia="Times New Roman" w:hAnsi="Times New Roman" w:cs="Times New Roman"/>
+          <w:b/>
+          <w:bCs/>
+          <w:color w:val="004F88"/>
+          <w:lang w:eastAsia="pt-BR"/>
+        </w:rPr>
+        <w:t xml:space="preserve">&gt; </w:t>
       </w:r>
       <w:r>
         <w:rPr>
@@ -8255,7 +9720,29 @@
           <w:color w:val="004F88"/>
           <w:lang w:eastAsia="pt-BR"/>
         </w:rPr>
-        <w:t xml:space="preserve">&lt;article&gt; </w:t>
+        <w:t>&lt;</w:t>
+      </w:r>
+      <w:proofErr w:type="spellStart"/>
+      <w:r>
+        <w:rPr>
+          <w:rFonts w:ascii="Times New Roman" w:eastAsia="Times New Roman" w:hAnsi="Times New Roman" w:cs="Times New Roman"/>
+          <w:b/>
+          <w:bCs/>
+          <w:color w:val="004F88"/>
+          <w:lang w:eastAsia="pt-BR"/>
+        </w:rPr>
+        <w:t>article</w:t>
+      </w:r>
+      <w:proofErr w:type="spellEnd"/>
+      <w:r>
+        <w:rPr>
+          <w:rFonts w:ascii="Times New Roman" w:eastAsia="Times New Roman" w:hAnsi="Times New Roman" w:cs="Times New Roman"/>
+          <w:b/>
+          <w:bCs/>
+          <w:color w:val="004F88"/>
+          <w:lang w:eastAsia="pt-BR"/>
+        </w:rPr>
+        <w:t xml:space="preserve">&gt; </w:t>
       </w:r>
       <w:r>
         <w:rPr>
@@ -8286,7 +9773,29 @@
           <w:color w:val="004F88"/>
           <w:lang w:eastAsia="pt-BR"/>
         </w:rPr>
-        <w:t xml:space="preserve">&lt;aside&gt; </w:t>
+        <w:t>&lt;</w:t>
+      </w:r>
+      <w:proofErr w:type="spellStart"/>
+      <w:r>
+        <w:rPr>
+          <w:rFonts w:ascii="Times New Roman" w:eastAsia="Times New Roman" w:hAnsi="Times New Roman" w:cs="Times New Roman"/>
+          <w:b/>
+          <w:bCs/>
+          <w:color w:val="004F88"/>
+          <w:lang w:eastAsia="pt-BR"/>
+        </w:rPr>
+        <w:t>aside</w:t>
+      </w:r>
+      <w:proofErr w:type="spellEnd"/>
+      <w:r>
+        <w:rPr>
+          <w:rFonts w:ascii="Times New Roman" w:eastAsia="Times New Roman" w:hAnsi="Times New Roman" w:cs="Times New Roman"/>
+          <w:b/>
+          <w:bCs/>
+          <w:color w:val="004F88"/>
+          <w:lang w:eastAsia="pt-BR"/>
+        </w:rPr>
+        <w:t xml:space="preserve">&gt; </w:t>
       </w:r>
       <w:r>
         <w:rPr>
@@ -8317,7 +9826,29 @@
           <w:color w:val="004F88"/>
           <w:lang w:eastAsia="pt-BR"/>
         </w:rPr>
-        <w:t xml:space="preserve">&lt;footer&gt; </w:t>
+        <w:t>&lt;</w:t>
+      </w:r>
+      <w:proofErr w:type="spellStart"/>
+      <w:r>
+        <w:rPr>
+          <w:rFonts w:ascii="Times New Roman" w:eastAsia="Times New Roman" w:hAnsi="Times New Roman" w:cs="Times New Roman"/>
+          <w:b/>
+          <w:bCs/>
+          <w:color w:val="004F88"/>
+          <w:lang w:eastAsia="pt-BR"/>
+        </w:rPr>
+        <w:t>footer</w:t>
+      </w:r>
+      <w:proofErr w:type="spellEnd"/>
+      <w:r>
+        <w:rPr>
+          <w:rFonts w:ascii="Times New Roman" w:eastAsia="Times New Roman" w:hAnsi="Times New Roman" w:cs="Times New Roman"/>
+          <w:b/>
+          <w:bCs/>
+          <w:color w:val="004F88"/>
+          <w:lang w:eastAsia="pt-BR"/>
+        </w:rPr>
+        <w:t xml:space="preserve">&gt; </w:t>
       </w:r>
       <w:r>
         <w:rPr>
@@ -8348,7 +9879,29 @@
           <w:color w:val="004F88"/>
           <w:lang w:eastAsia="pt-BR"/>
         </w:rPr>
-        <w:t>&lt;div&gt;</w:t>
+        <w:t>&lt;</w:t>
+      </w:r>
+      <w:proofErr w:type="spellStart"/>
+      <w:r>
+        <w:rPr>
+          <w:rFonts w:ascii="Times New Roman" w:eastAsia="Times New Roman" w:hAnsi="Times New Roman" w:cs="Times New Roman"/>
+          <w:b/>
+          <w:bCs/>
+          <w:color w:val="004F88"/>
+          <w:lang w:eastAsia="pt-BR"/>
+        </w:rPr>
+        <w:t>div</w:t>
+      </w:r>
+      <w:proofErr w:type="spellEnd"/>
+      <w:r>
+        <w:rPr>
+          <w:rFonts w:ascii="Times New Roman" w:eastAsia="Times New Roman" w:hAnsi="Times New Roman" w:cs="Times New Roman"/>
+          <w:b/>
+          <w:bCs/>
+          <w:color w:val="004F88"/>
+          <w:lang w:eastAsia="pt-BR"/>
+        </w:rPr>
+        <w:t>&gt;</w:t>
       </w:r>
       <w:r>
         <w:rPr>
@@ -8741,7 +10294,25 @@
           <w:bCs/>
           <w:color w:val="0070C0"/>
         </w:rPr>
-        <w:t>&lt;form&gt;</w:t>
+        <w:t>&lt;</w:t>
+      </w:r>
+      <w:proofErr w:type="spellStart"/>
+      <w:r>
+        <w:rPr>
+          <w:b/>
+          <w:bCs/>
+          <w:color w:val="0070C0"/>
+        </w:rPr>
+        <w:t>form</w:t>
+      </w:r>
+      <w:proofErr w:type="spellEnd"/>
+      <w:r>
+        <w:rPr>
+          <w:b/>
+          <w:bCs/>
+          <w:color w:val="0070C0"/>
+        </w:rPr>
+        <w:t>&gt;</w:t>
       </w:r>
       <w:r>
         <w:rPr>
@@ -8776,7 +10347,25 @@
           <w:bCs/>
           <w:color w:val="0070C0"/>
         </w:rPr>
-        <w:t>&lt;form&gt;,</w:t>
+        <w:t>&lt;</w:t>
+      </w:r>
+      <w:proofErr w:type="spellStart"/>
+      <w:r>
+        <w:rPr>
+          <w:b/>
+          <w:bCs/>
+          <w:color w:val="0070C0"/>
+        </w:rPr>
+        <w:t>form</w:t>
+      </w:r>
+      <w:proofErr w:type="spellEnd"/>
+      <w:r>
+        <w:rPr>
+          <w:b/>
+          <w:bCs/>
+          <w:color w:val="0070C0"/>
+        </w:rPr>
+        <w:t>&gt;,</w:t>
       </w:r>
       <w:r>
         <w:rPr>
@@ -8902,7 +10491,20 @@
           <w:szCs w:val="24"/>
           <w:lang w:eastAsia="pt-BR"/>
         </w:rPr>
-        <w:t>&lt;input&gt;</w:t>
+        <w:t>&lt;input</w:t>
+      </w:r>
+      <w:proofErr w:type="gramStart"/>
+      <w:r>
+        <w:rPr>
+          <w:rFonts w:ascii="Segoe UI Emoji" w:eastAsia="Times New Roman" w:hAnsi="Segoe UI Emoji" w:cs="Segoe UI Emoji"/>
+          <w:b/>
+          <w:bCs/>
+          <w:color w:val="0070C0"/>
+          <w:sz w:val="24"/>
+          <w:szCs w:val="24"/>
+          <w:lang w:eastAsia="pt-BR"/>
+        </w:rPr>
+        <w:t>&gt;</w:t>
       </w:r>
       <w:r>
         <w:rPr>
@@ -8924,7 +10526,34 @@
           <w:szCs w:val="24"/>
           <w:lang w:eastAsia="pt-BR"/>
         </w:rPr>
-        <w:t>&lt;textarea&gt;</w:t>
+        <w:t>&lt;</w:t>
+      </w:r>
+      <w:proofErr w:type="spellStart"/>
+      <w:proofErr w:type="gramEnd"/>
+      <w:r>
+        <w:rPr>
+          <w:rFonts w:ascii="Segoe UI Emoji" w:eastAsia="Times New Roman" w:hAnsi="Segoe UI Emoji" w:cs="Segoe UI Emoji"/>
+          <w:b/>
+          <w:bCs/>
+          <w:color w:val="0070C0"/>
+          <w:sz w:val="24"/>
+          <w:szCs w:val="24"/>
+          <w:lang w:eastAsia="pt-BR"/>
+        </w:rPr>
+        <w:t>textarea</w:t>
+      </w:r>
+      <w:proofErr w:type="spellEnd"/>
+      <w:r>
+        <w:rPr>
+          <w:rFonts w:ascii="Segoe UI Emoji" w:eastAsia="Times New Roman" w:hAnsi="Segoe UI Emoji" w:cs="Segoe UI Emoji"/>
+          <w:b/>
+          <w:bCs/>
+          <w:color w:val="0070C0"/>
+          <w:sz w:val="24"/>
+          <w:szCs w:val="24"/>
+          <w:lang w:eastAsia="pt-BR"/>
+        </w:rPr>
+        <w:t>&gt;</w:t>
       </w:r>
       <w:r>
         <w:rPr>
@@ -8948,7 +10577,34 @@
           <w:szCs w:val="24"/>
           <w:lang w:eastAsia="pt-BR"/>
         </w:rPr>
-        <w:t>&lt;select&gt;</w:t>
+        <w:t>&lt;</w:t>
+      </w:r>
+      <w:proofErr w:type="spellStart"/>
+      <w:r>
+        <w:rPr>
+          <w:rFonts w:ascii="Segoe UI Emoji" w:eastAsia="Times New Roman" w:hAnsi="Segoe UI Emoji" w:cs="Segoe UI Emoji"/>
+          <w:b/>
+          <w:bCs/>
+          <w:color w:val="0070C0"/>
+          <w:sz w:val="24"/>
+          <w:szCs w:val="24"/>
+          <w:lang w:eastAsia="pt-BR"/>
+        </w:rPr>
+        <w:t>select</w:t>
+      </w:r>
+      <w:proofErr w:type="spellEnd"/>
+      <w:proofErr w:type="gramStart"/>
+      <w:r>
+        <w:rPr>
+          <w:rFonts w:ascii="Segoe UI Emoji" w:eastAsia="Times New Roman" w:hAnsi="Segoe UI Emoji" w:cs="Segoe UI Emoji"/>
+          <w:b/>
+          <w:bCs/>
+          <w:color w:val="0070C0"/>
+          <w:sz w:val="24"/>
+          <w:szCs w:val="24"/>
+          <w:lang w:eastAsia="pt-BR"/>
+        </w:rPr>
+        <w:t>&gt;</w:t>
       </w:r>
       <w:r>
         <w:rPr>
@@ -8969,7 +10625,34 @@
           <w:szCs w:val="24"/>
           <w:lang w:eastAsia="pt-BR"/>
         </w:rPr>
-        <w:t>&lt;option&gt;</w:t>
+        <w:t>&lt;</w:t>
+      </w:r>
+      <w:proofErr w:type="spellStart"/>
+      <w:proofErr w:type="gramEnd"/>
+      <w:r>
+        <w:rPr>
+          <w:rFonts w:ascii="Segoe UI Emoji" w:eastAsia="Times New Roman" w:hAnsi="Segoe UI Emoji" w:cs="Segoe UI Emoji"/>
+          <w:b/>
+          <w:bCs/>
+          <w:color w:val="0070C0"/>
+          <w:sz w:val="24"/>
+          <w:szCs w:val="24"/>
+          <w:lang w:eastAsia="pt-BR"/>
+        </w:rPr>
+        <w:t>option</w:t>
+      </w:r>
+      <w:proofErr w:type="spellEnd"/>
+      <w:r>
+        <w:rPr>
+          <w:rFonts w:ascii="Segoe UI Emoji" w:eastAsia="Times New Roman" w:hAnsi="Segoe UI Emoji" w:cs="Segoe UI Emoji"/>
+          <w:b/>
+          <w:bCs/>
+          <w:color w:val="0070C0"/>
+          <w:sz w:val="24"/>
+          <w:szCs w:val="24"/>
+          <w:lang w:eastAsia="pt-BR"/>
+        </w:rPr>
+        <w:t>&gt;</w:t>
       </w:r>
       <w:r>
         <w:rPr>
@@ -8988,7 +10671,27 @@
           <w:szCs w:val="24"/>
           <w:lang w:eastAsia="pt-BR"/>
         </w:rPr>
-        <w:t>— opções dentro do &lt;select&gt;</w:t>
+        <w:t>— opções dentro do &lt;</w:t>
+      </w:r>
+      <w:proofErr w:type="spellStart"/>
+      <w:r>
+        <w:rPr>
+          <w:rFonts w:ascii="Segoe UI Emoji" w:eastAsia="Times New Roman" w:hAnsi="Segoe UI Emoji" w:cs="Segoe UI Emoji"/>
+          <w:sz w:val="24"/>
+          <w:szCs w:val="24"/>
+          <w:lang w:eastAsia="pt-BR"/>
+        </w:rPr>
+        <w:t>select</w:t>
+      </w:r>
+      <w:proofErr w:type="spellEnd"/>
+      <w:r>
+        <w:rPr>
+          <w:rFonts w:ascii="Segoe UI Emoji" w:eastAsia="Times New Roman" w:hAnsi="Segoe UI Emoji" w:cs="Segoe UI Emoji"/>
+          <w:sz w:val="24"/>
+          <w:szCs w:val="24"/>
+          <w:lang w:eastAsia="pt-BR"/>
+        </w:rPr>
+        <w:t>&gt;</w:t>
       </w:r>
       <w:r>
         <w:rPr>
@@ -9009,7 +10712,33 @@
           <w:szCs w:val="24"/>
           <w:lang w:eastAsia="pt-BR"/>
         </w:rPr>
-        <w:t>&lt;button&gt;</w:t>
+        <w:t>&lt;</w:t>
+      </w:r>
+      <w:proofErr w:type="spellStart"/>
+      <w:r>
+        <w:rPr>
+          <w:rFonts w:ascii="Segoe UI Emoji" w:eastAsia="Times New Roman" w:hAnsi="Segoe UI Emoji" w:cs="Segoe UI Emoji"/>
+          <w:b/>
+          <w:bCs/>
+          <w:color w:val="0070C0"/>
+          <w:sz w:val="24"/>
+          <w:szCs w:val="24"/>
+          <w:lang w:eastAsia="pt-BR"/>
+        </w:rPr>
+        <w:t>button</w:t>
+      </w:r>
+      <w:proofErr w:type="spellEnd"/>
+      <w:r>
+        <w:rPr>
+          <w:rFonts w:ascii="Segoe UI Emoji" w:eastAsia="Times New Roman" w:hAnsi="Segoe UI Emoji" w:cs="Segoe UI Emoji"/>
+          <w:b/>
+          <w:bCs/>
+          <w:color w:val="0070C0"/>
+          <w:sz w:val="24"/>
+          <w:szCs w:val="24"/>
+          <w:lang w:eastAsia="pt-BR"/>
+        </w:rPr>
+        <w:t>&gt;</w:t>
       </w:r>
       <w:r>
         <w:rPr>
@@ -9031,7 +10760,33 @@
           <w:szCs w:val="24"/>
           <w:lang w:eastAsia="pt-BR"/>
         </w:rPr>
-        <w:t>&lt;label&gt;</w:t>
+        <w:t>&lt;</w:t>
+      </w:r>
+      <w:proofErr w:type="spellStart"/>
+      <w:r>
+        <w:rPr>
+          <w:rFonts w:ascii="Segoe UI Emoji" w:eastAsia="Times New Roman" w:hAnsi="Segoe UI Emoji" w:cs="Segoe UI Emoji"/>
+          <w:b/>
+          <w:bCs/>
+          <w:color w:val="0070C0"/>
+          <w:sz w:val="24"/>
+          <w:szCs w:val="24"/>
+          <w:lang w:eastAsia="pt-BR"/>
+        </w:rPr>
+        <w:t>label</w:t>
+      </w:r>
+      <w:proofErr w:type="spellEnd"/>
+      <w:r>
+        <w:rPr>
+          <w:rFonts w:ascii="Segoe UI Emoji" w:eastAsia="Times New Roman" w:hAnsi="Segoe UI Emoji" w:cs="Segoe UI Emoji"/>
+          <w:b/>
+          <w:bCs/>
+          <w:color w:val="0070C0"/>
+          <w:sz w:val="24"/>
+          <w:szCs w:val="24"/>
+          <w:lang w:eastAsia="pt-BR"/>
+        </w:rPr>
+        <w:t>&gt;</w:t>
       </w:r>
       <w:r>
         <w:rPr>
@@ -9071,7 +10826,33 @@
           <w:szCs w:val="24"/>
           <w:lang w:eastAsia="pt-BR"/>
         </w:rPr>
-        <w:t>&lt;fieldset&gt;</w:t>
+        <w:t>&lt;</w:t>
+      </w:r>
+      <w:proofErr w:type="spellStart"/>
+      <w:r>
+        <w:rPr>
+          <w:rFonts w:ascii="Segoe UI Emoji" w:eastAsia="Times New Roman" w:hAnsi="Segoe UI Emoji" w:cs="Segoe UI Emoji"/>
+          <w:b/>
+          <w:bCs/>
+          <w:color w:val="0070C0"/>
+          <w:sz w:val="24"/>
+          <w:szCs w:val="24"/>
+          <w:lang w:eastAsia="pt-BR"/>
+        </w:rPr>
+        <w:t>fieldset</w:t>
+      </w:r>
+      <w:proofErr w:type="spellEnd"/>
+      <w:r>
+        <w:rPr>
+          <w:rFonts w:ascii="Segoe UI Emoji" w:eastAsia="Times New Roman" w:hAnsi="Segoe UI Emoji" w:cs="Segoe UI Emoji"/>
+          <w:b/>
+          <w:bCs/>
+          <w:color w:val="0070C0"/>
+          <w:sz w:val="24"/>
+          <w:szCs w:val="24"/>
+          <w:lang w:eastAsia="pt-BR"/>
+        </w:rPr>
+        <w:t>&gt;</w:t>
       </w:r>
       <w:r>
         <w:rPr>
@@ -9111,7 +10892,33 @@
           <w:szCs w:val="24"/>
           <w:lang w:eastAsia="pt-BR"/>
         </w:rPr>
-        <w:t>&lt;legend&gt;</w:t>
+        <w:t>&lt;</w:t>
+      </w:r>
+      <w:proofErr w:type="spellStart"/>
+      <w:r>
+        <w:rPr>
+          <w:rFonts w:ascii="Segoe UI Emoji" w:eastAsia="Times New Roman" w:hAnsi="Segoe UI Emoji" w:cs="Segoe UI Emoji"/>
+          <w:b/>
+          <w:bCs/>
+          <w:color w:val="0070C0"/>
+          <w:sz w:val="24"/>
+          <w:szCs w:val="24"/>
+          <w:lang w:eastAsia="pt-BR"/>
+        </w:rPr>
+        <w:t>legend</w:t>
+      </w:r>
+      <w:proofErr w:type="spellEnd"/>
+      <w:r>
+        <w:rPr>
+          <w:rFonts w:ascii="Segoe UI Emoji" w:eastAsia="Times New Roman" w:hAnsi="Segoe UI Emoji" w:cs="Segoe UI Emoji"/>
+          <w:b/>
+          <w:bCs/>
+          <w:color w:val="0070C0"/>
+          <w:sz w:val="24"/>
+          <w:szCs w:val="24"/>
+          <w:lang w:eastAsia="pt-BR"/>
+        </w:rPr>
+        <w:t>&gt;</w:t>
       </w:r>
       <w:r>
         <w:rPr>
@@ -9130,7 +10937,27 @@
           <w:szCs w:val="24"/>
           <w:lang w:eastAsia="pt-BR"/>
         </w:rPr>
-        <w:t>— título para o grupo criado pelo &lt;fieldset&gt;</w:t>
+        <w:t>— título para o grupo criado pelo &lt;</w:t>
+      </w:r>
+      <w:proofErr w:type="spellStart"/>
+      <w:r>
+        <w:rPr>
+          <w:rFonts w:ascii="Segoe UI Emoji" w:eastAsia="Times New Roman" w:hAnsi="Segoe UI Emoji" w:cs="Segoe UI Emoji"/>
+          <w:sz w:val="24"/>
+          <w:szCs w:val="24"/>
+          <w:lang w:eastAsia="pt-BR"/>
+        </w:rPr>
+        <w:t>fieldset</w:t>
+      </w:r>
+      <w:proofErr w:type="spellEnd"/>
+      <w:r>
+        <w:rPr>
+          <w:rFonts w:ascii="Segoe UI Emoji" w:eastAsia="Times New Roman" w:hAnsi="Segoe UI Emoji" w:cs="Segoe UI Emoji"/>
+          <w:sz w:val="24"/>
+          <w:szCs w:val="24"/>
+          <w:lang w:eastAsia="pt-BR"/>
+        </w:rPr>
+        <w:t>&gt;</w:t>
       </w:r>
     </w:p>
     <w:p>
@@ -9729,16 +11556,128 @@
           <w:szCs w:val="24"/>
           <w:lang w:eastAsia="pt-BR"/>
         </w:rPr>
-        <w:t>&lt;input type</w:t>
-      </w:r>
-      <w:r>
-        <w:rPr>
-          <w:rFonts w:ascii="Segoe UI Emoji" w:eastAsia="Times New Roman" w:hAnsi="Segoe UI Emoji" w:cs="Segoe UI Emoji"/>
-          <w:sz w:val="24"/>
-          <w:szCs w:val="24"/>
-          <w:lang w:eastAsia="pt-BR"/>
-        </w:rPr>
-        <w:t>="text" name="nome" placeholder="Digite seu nome" maxlength="2" required&gt;</w:t>
+        <w:t xml:space="preserve">&lt;input </w:t>
+      </w:r>
+      <w:proofErr w:type="spellStart"/>
+      <w:r>
+        <w:rPr>
+          <w:rFonts w:ascii="Segoe UI Emoji" w:eastAsia="Times New Roman" w:hAnsi="Segoe UI Emoji" w:cs="Segoe UI Emoji"/>
+          <w:color w:val="0070C0"/>
+          <w:sz w:val="24"/>
+          <w:szCs w:val="24"/>
+          <w:lang w:eastAsia="pt-BR"/>
+        </w:rPr>
+        <w:t>type</w:t>
+      </w:r>
+      <w:proofErr w:type="spellEnd"/>
+      <w:r>
+        <w:rPr>
+          <w:rFonts w:ascii="Segoe UI Emoji" w:eastAsia="Times New Roman" w:hAnsi="Segoe UI Emoji" w:cs="Segoe UI Emoji"/>
+          <w:sz w:val="24"/>
+          <w:szCs w:val="24"/>
+          <w:lang w:eastAsia="pt-BR"/>
+        </w:rPr>
+        <w:t>="</w:t>
+      </w:r>
+      <w:proofErr w:type="spellStart"/>
+      <w:r>
+        <w:rPr>
+          <w:rFonts w:ascii="Segoe UI Emoji" w:eastAsia="Times New Roman" w:hAnsi="Segoe UI Emoji" w:cs="Segoe UI Emoji"/>
+          <w:sz w:val="24"/>
+          <w:szCs w:val="24"/>
+          <w:lang w:eastAsia="pt-BR"/>
+        </w:rPr>
+        <w:t>text</w:t>
+      </w:r>
+      <w:proofErr w:type="spellEnd"/>
+      <w:r>
+        <w:rPr>
+          <w:rFonts w:ascii="Segoe UI Emoji" w:eastAsia="Times New Roman" w:hAnsi="Segoe UI Emoji" w:cs="Segoe UI Emoji"/>
+          <w:sz w:val="24"/>
+          <w:szCs w:val="24"/>
+          <w:lang w:eastAsia="pt-BR"/>
+        </w:rPr>
+        <w:t xml:space="preserve">" </w:t>
+      </w:r>
+      <w:proofErr w:type="spellStart"/>
+      <w:r>
+        <w:rPr>
+          <w:rFonts w:ascii="Segoe UI Emoji" w:eastAsia="Times New Roman" w:hAnsi="Segoe UI Emoji" w:cs="Segoe UI Emoji"/>
+          <w:sz w:val="24"/>
+          <w:szCs w:val="24"/>
+          <w:lang w:eastAsia="pt-BR"/>
+        </w:rPr>
+        <w:t>name</w:t>
+      </w:r>
+      <w:proofErr w:type="spellEnd"/>
+      <w:r>
+        <w:rPr>
+          <w:rFonts w:ascii="Segoe UI Emoji" w:eastAsia="Times New Roman" w:hAnsi="Segoe UI Emoji" w:cs="Segoe UI Emoji"/>
+          <w:sz w:val="24"/>
+          <w:szCs w:val="24"/>
+          <w:lang w:eastAsia="pt-BR"/>
+        </w:rPr>
+        <w:t xml:space="preserve">="nome" </w:t>
+      </w:r>
+      <w:proofErr w:type="spellStart"/>
+      <w:r>
+        <w:rPr>
+          <w:rFonts w:ascii="Segoe UI Emoji" w:eastAsia="Times New Roman" w:hAnsi="Segoe UI Emoji" w:cs="Segoe UI Emoji"/>
+          <w:sz w:val="24"/>
+          <w:szCs w:val="24"/>
+          <w:lang w:eastAsia="pt-BR"/>
+        </w:rPr>
+        <w:t>placeholder</w:t>
+      </w:r>
+      <w:proofErr w:type="spellEnd"/>
+      <w:r>
+        <w:rPr>
+          <w:rFonts w:ascii="Segoe UI Emoji" w:eastAsia="Times New Roman" w:hAnsi="Segoe UI Emoji" w:cs="Segoe UI Emoji"/>
+          <w:sz w:val="24"/>
+          <w:szCs w:val="24"/>
+          <w:lang w:eastAsia="pt-BR"/>
+        </w:rPr>
+        <w:t xml:space="preserve">="Digite seu nome" </w:t>
+      </w:r>
+      <w:proofErr w:type="spellStart"/>
+      <w:r>
+        <w:rPr>
+          <w:rFonts w:ascii="Segoe UI Emoji" w:eastAsia="Times New Roman" w:hAnsi="Segoe UI Emoji" w:cs="Segoe UI Emoji"/>
+          <w:sz w:val="24"/>
+          <w:szCs w:val="24"/>
+          <w:lang w:eastAsia="pt-BR"/>
+        </w:rPr>
+        <w:t>maxlength</w:t>
+      </w:r>
+      <w:proofErr w:type="spellEnd"/>
+      <w:r>
+        <w:rPr>
+          <w:rFonts w:ascii="Segoe UI Emoji" w:eastAsia="Times New Roman" w:hAnsi="Segoe UI Emoji" w:cs="Segoe UI Emoji"/>
+          <w:sz w:val="24"/>
+          <w:szCs w:val="24"/>
+          <w:lang w:eastAsia="pt-BR"/>
+        </w:rPr>
+        <w:t xml:space="preserve">="2" </w:t>
+      </w:r>
+      <w:proofErr w:type="spellStart"/>
+      <w:r>
+        <w:rPr>
+          <w:rFonts w:ascii="Segoe UI Emoji" w:eastAsia="Times New Roman" w:hAnsi="Segoe UI Emoji" w:cs="Segoe UI Emoji"/>
+          <w:sz w:val="24"/>
+          <w:szCs w:val="24"/>
+          <w:lang w:eastAsia="pt-BR"/>
+        </w:rPr>
+        <w:t>required</w:t>
+      </w:r>
+      <w:proofErr w:type="spellEnd"/>
+      <w:r>
+        <w:rPr>
+          <w:rFonts w:ascii="Segoe UI Emoji" w:eastAsia="Times New Roman" w:hAnsi="Segoe UI Emoji" w:cs="Segoe UI Emoji"/>
+          <w:sz w:val="24"/>
+          <w:szCs w:val="24"/>
+          <w:lang w:eastAsia="pt-BR"/>
+        </w:rPr>
+        <w:t>&gt;</w:t>
       </w:r>
     </w:p>
     <w:p>
@@ -9896,15 +11835,27 @@
         </w:rPr>
         <w:t xml:space="preserve">Outros </w:t>
       </w:r>
-      <w:r>
-        <w:rPr>
-          <w:rFonts w:ascii="Segoe UI Emoji" w:eastAsia="Times New Roman" w:hAnsi="Segoe UI Emoji" w:cs="Segoe UI Emoji"/>
-          <w:color w:val="0070C0"/>
-          <w:sz w:val="24"/>
-          <w:szCs w:val="24"/>
-          <w:lang w:eastAsia="pt-BR"/>
-        </w:rPr>
-        <w:t>type:</w:t>
+      <w:proofErr w:type="spellStart"/>
+      <w:r>
+        <w:rPr>
+          <w:rFonts w:ascii="Segoe UI Emoji" w:eastAsia="Times New Roman" w:hAnsi="Segoe UI Emoji" w:cs="Segoe UI Emoji"/>
+          <w:color w:val="0070C0"/>
+          <w:sz w:val="24"/>
+          <w:szCs w:val="24"/>
+          <w:lang w:eastAsia="pt-BR"/>
+        </w:rPr>
+        <w:t>type</w:t>
+      </w:r>
+      <w:proofErr w:type="spellEnd"/>
+      <w:r>
+        <w:rPr>
+          <w:rFonts w:ascii="Segoe UI Emoji" w:eastAsia="Times New Roman" w:hAnsi="Segoe UI Emoji" w:cs="Segoe UI Emoji"/>
+          <w:color w:val="0070C0"/>
+          <w:sz w:val="24"/>
+          <w:szCs w:val="24"/>
+          <w:lang w:eastAsia="pt-BR"/>
+        </w:rPr>
+        <w:t>:</w:t>
       </w:r>
     </w:p>
     <w:p>
@@ -9952,13 +11903,23 @@
           <w:lang w:eastAsia="pt-BR"/>
         </w:rPr>
       </w:pPr>
+      <w:proofErr w:type="spellStart"/>
       <w:r>
         <w:rPr>
           <w:rFonts w:ascii="Times New Roman" w:eastAsia="Times New Roman" w:hAnsi="Times New Roman" w:cs="Times New Roman"/>
           <w:color w:val="007BB8"/>
           <w:lang w:eastAsia="pt-BR"/>
         </w:rPr>
-        <w:t xml:space="preserve">number </w:t>
+        <w:t>number</w:t>
+      </w:r>
+      <w:proofErr w:type="spellEnd"/>
+      <w:r>
+        <w:rPr>
+          <w:rFonts w:ascii="Times New Roman" w:eastAsia="Times New Roman" w:hAnsi="Times New Roman" w:cs="Times New Roman"/>
+          <w:color w:val="007BB8"/>
+          <w:lang w:eastAsia="pt-BR"/>
+        </w:rPr>
+        <w:t xml:space="preserve"> </w:t>
       </w:r>
       <w:r>
         <w:rPr>
@@ -10002,7 +11963,23 @@
           <w:rFonts w:ascii="Times New Roman" w:eastAsia="Times New Roman" w:hAnsi="Times New Roman" w:cs="Times New Roman"/>
           <w:lang w:eastAsia="pt-BR"/>
         </w:rPr>
-        <w:t>deslizador (slider) para um intervalo de valores</w:t>
+        <w:t>deslizador (</w:t>
+      </w:r>
+      <w:proofErr w:type="spellStart"/>
+      <w:r>
+        <w:rPr>
+          <w:rFonts w:ascii="Times New Roman" w:eastAsia="Times New Roman" w:hAnsi="Times New Roman" w:cs="Times New Roman"/>
+          <w:lang w:eastAsia="pt-BR"/>
+        </w:rPr>
+        <w:t>slider</w:t>
+      </w:r>
+      <w:proofErr w:type="spellEnd"/>
+      <w:r>
+        <w:rPr>
+          <w:rFonts w:ascii="Times New Roman" w:eastAsia="Times New Roman" w:hAnsi="Times New Roman" w:cs="Times New Roman"/>
+          <w:lang w:eastAsia="pt-BR"/>
+        </w:rPr>
+        <w:t>) para um intervalo de valores</w:t>
       </w:r>
     </w:p>
     <w:p>
@@ -10079,13 +12056,23 @@
           <w:lang w:eastAsia="pt-BR"/>
         </w:rPr>
       </w:pPr>
+      <w:proofErr w:type="spellStart"/>
       <w:r>
         <w:rPr>
           <w:rFonts w:ascii="Times New Roman" w:eastAsia="Times New Roman" w:hAnsi="Times New Roman" w:cs="Times New Roman"/>
           <w:color w:val="007BB8"/>
           <w:lang w:eastAsia="pt-BR"/>
         </w:rPr>
-        <w:t xml:space="preserve">month </w:t>
+        <w:t>month</w:t>
+      </w:r>
+      <w:proofErr w:type="spellEnd"/>
+      <w:r>
+        <w:rPr>
+          <w:rFonts w:ascii="Times New Roman" w:eastAsia="Times New Roman" w:hAnsi="Times New Roman" w:cs="Times New Roman"/>
+          <w:color w:val="007BB8"/>
+          <w:lang w:eastAsia="pt-BR"/>
+        </w:rPr>
+        <w:t xml:space="preserve"> </w:t>
       </w:r>
       <w:r>
         <w:rPr>
@@ -10108,13 +12095,23 @@
           <w:lang w:eastAsia="pt-BR"/>
         </w:rPr>
       </w:pPr>
+      <w:proofErr w:type="spellStart"/>
       <w:r>
         <w:rPr>
           <w:rFonts w:ascii="Times New Roman" w:eastAsia="Times New Roman" w:hAnsi="Times New Roman" w:cs="Times New Roman"/>
           <w:color w:val="007BB8"/>
           <w:lang w:eastAsia="pt-BR"/>
         </w:rPr>
-        <w:t xml:space="preserve">week </w:t>
+        <w:t>week</w:t>
+      </w:r>
+      <w:proofErr w:type="spellEnd"/>
+      <w:r>
+        <w:rPr>
+          <w:rFonts w:ascii="Times New Roman" w:eastAsia="Times New Roman" w:hAnsi="Times New Roman" w:cs="Times New Roman"/>
+          <w:color w:val="007BB8"/>
+          <w:lang w:eastAsia="pt-BR"/>
+        </w:rPr>
+        <w:t xml:space="preserve"> </w:t>
       </w:r>
       <w:r>
         <w:rPr>
@@ -10150,7 +12147,23 @@
           <w:rFonts w:ascii="Times New Roman" w:eastAsia="Times New Roman" w:hAnsi="Times New Roman" w:cs="Times New Roman"/>
           <w:lang w:eastAsia="pt-BR"/>
         </w:rPr>
-        <w:t>Seleção de horário (hora:minuto)</w:t>
+        <w:t>Seleção de horário (</w:t>
+      </w:r>
+      <w:proofErr w:type="spellStart"/>
+      <w:r>
+        <w:rPr>
+          <w:rFonts w:ascii="Times New Roman" w:eastAsia="Times New Roman" w:hAnsi="Times New Roman" w:cs="Times New Roman"/>
+          <w:lang w:eastAsia="pt-BR"/>
+        </w:rPr>
+        <w:t>hora:minuto</w:t>
+      </w:r>
+      <w:proofErr w:type="spellEnd"/>
+      <w:r>
+        <w:rPr>
+          <w:rFonts w:ascii="Times New Roman" w:eastAsia="Times New Roman" w:hAnsi="Times New Roman" w:cs="Times New Roman"/>
+          <w:lang w:eastAsia="pt-BR"/>
+        </w:rPr>
+        <w:t>)</w:t>
       </w:r>
     </w:p>
     <w:p>
@@ -10166,6 +12179,7 @@
           <w:lang w:eastAsia="pt-BR"/>
         </w:rPr>
       </w:pPr>
+      <w:proofErr w:type="spellStart"/>
       <w:r>
         <w:rPr>
           <w:rFonts w:ascii="Times New Roman" w:eastAsia="Times New Roman" w:hAnsi="Times New Roman" w:cs="Times New Roman"/>
@@ -10174,6 +12188,7 @@
         </w:rPr>
         <w:t>datetime</w:t>
       </w:r>
+      <w:proofErr w:type="spellEnd"/>
       <w:r>
         <w:rPr>
           <w:rFonts w:ascii="Times New Roman" w:eastAsia="Times New Roman" w:hAnsi="Times New Roman" w:cs="Times New Roman"/>
@@ -10229,13 +12244,23 @@
           <w:lang w:eastAsia="pt-BR"/>
         </w:rPr>
       </w:pPr>
+      <w:proofErr w:type="spellStart"/>
       <w:r>
         <w:rPr>
           <w:rFonts w:ascii="Times New Roman" w:eastAsia="Times New Roman" w:hAnsi="Times New Roman" w:cs="Times New Roman"/>
           <w:color w:val="007BB8"/>
           <w:lang w:eastAsia="pt-BR"/>
         </w:rPr>
-        <w:t xml:space="preserve">checkbox </w:t>
+        <w:t>checkbox</w:t>
+      </w:r>
+      <w:proofErr w:type="spellEnd"/>
+      <w:r>
+        <w:rPr>
+          <w:rFonts w:ascii="Times New Roman" w:eastAsia="Times New Roman" w:hAnsi="Times New Roman" w:cs="Times New Roman"/>
+          <w:color w:val="007BB8"/>
+          <w:lang w:eastAsia="pt-BR"/>
+        </w:rPr>
+        <w:t xml:space="preserve"> </w:t>
       </w:r>
       <w:r>
         <w:rPr>
@@ -10287,13 +12312,23 @@
           <w:lang w:eastAsia="pt-BR"/>
         </w:rPr>
       </w:pPr>
+      <w:proofErr w:type="spellStart"/>
       <w:r>
         <w:rPr>
           <w:rFonts w:ascii="Times New Roman" w:eastAsia="Times New Roman" w:hAnsi="Times New Roman" w:cs="Times New Roman"/>
           <w:color w:val="007BB8"/>
           <w:lang w:eastAsia="pt-BR"/>
         </w:rPr>
-        <w:t xml:space="preserve">select </w:t>
+        <w:t>select</w:t>
+      </w:r>
+      <w:proofErr w:type="spellEnd"/>
+      <w:r>
+        <w:rPr>
+          <w:rFonts w:ascii="Times New Roman" w:eastAsia="Times New Roman" w:hAnsi="Times New Roman" w:cs="Times New Roman"/>
+          <w:color w:val="007BB8"/>
+          <w:lang w:eastAsia="pt-BR"/>
+        </w:rPr>
+        <w:t xml:space="preserve"> </w:t>
       </w:r>
       <w:r>
         <w:rPr>
@@ -10409,6 +12444,7 @@
           <w:lang w:eastAsia="pt-BR"/>
         </w:rPr>
       </w:pPr>
+      <w:proofErr w:type="spellStart"/>
       <w:r>
         <w:rPr>
           <w:rFonts w:ascii="Times New Roman" w:eastAsia="Times New Roman" w:hAnsi="Times New Roman" w:cs="Times New Roman"/>
@@ -10422,7 +12458,15 @@
           <w:rFonts w:ascii="Times New Roman" w:eastAsia="Times New Roman" w:hAnsi="Times New Roman" w:cs="Times New Roman"/>
           <w:lang w:eastAsia="pt-BR"/>
         </w:rPr>
-        <w:t>Envia o formulário</w:t>
+        <w:t>Envia</w:t>
+      </w:r>
+      <w:proofErr w:type="spellEnd"/>
+      <w:r>
+        <w:rPr>
+          <w:rFonts w:ascii="Times New Roman" w:eastAsia="Times New Roman" w:hAnsi="Times New Roman" w:cs="Times New Roman"/>
+          <w:lang w:eastAsia="pt-BR"/>
+        </w:rPr>
+        <w:t xml:space="preserve"> o formulário</w:t>
       </w:r>
     </w:p>
     <w:p>
@@ -10467,20 +12511,46 @@
           <w:lang w:eastAsia="pt-BR"/>
         </w:rPr>
       </w:pPr>
+      <w:proofErr w:type="spellStart"/>
       <w:r>
         <w:rPr>
           <w:rFonts w:ascii="Times New Roman" w:eastAsia="Times New Roman" w:hAnsi="Times New Roman" w:cs="Times New Roman"/>
           <w:color w:val="007BB8"/>
           <w:lang w:eastAsia="pt-BR"/>
         </w:rPr>
-        <w:t xml:space="preserve">button </w:t>
-      </w:r>
-      <w:r>
-        <w:rPr>
-          <w:rFonts w:ascii="Times New Roman" w:eastAsia="Times New Roman" w:hAnsi="Times New Roman" w:cs="Times New Roman"/>
-          <w:lang w:eastAsia="pt-BR"/>
-        </w:rPr>
-        <w:t>Botão genérico (precisa de JavaScript para agir)</w:t>
+        <w:t>button</w:t>
+      </w:r>
+      <w:proofErr w:type="spellEnd"/>
+      <w:r>
+        <w:rPr>
+          <w:rFonts w:ascii="Times New Roman" w:eastAsia="Times New Roman" w:hAnsi="Times New Roman" w:cs="Times New Roman"/>
+          <w:color w:val="007BB8"/>
+          <w:lang w:eastAsia="pt-BR"/>
+        </w:rPr>
+        <w:t xml:space="preserve"> </w:t>
+      </w:r>
+      <w:r>
+        <w:rPr>
+          <w:rFonts w:ascii="Times New Roman" w:eastAsia="Times New Roman" w:hAnsi="Times New Roman" w:cs="Times New Roman"/>
+          <w:lang w:eastAsia="pt-BR"/>
+        </w:rPr>
+        <w:t xml:space="preserve">Botão genérico (precisa de </w:t>
+      </w:r>
+      <w:proofErr w:type="spellStart"/>
+      <w:r>
+        <w:rPr>
+          <w:rFonts w:ascii="Times New Roman" w:eastAsia="Times New Roman" w:hAnsi="Times New Roman" w:cs="Times New Roman"/>
+          <w:lang w:eastAsia="pt-BR"/>
+        </w:rPr>
+        <w:t>JavaScript</w:t>
+      </w:r>
+      <w:proofErr w:type="spellEnd"/>
+      <w:r>
+        <w:rPr>
+          <w:rFonts w:ascii="Times New Roman" w:eastAsia="Times New Roman" w:hAnsi="Times New Roman" w:cs="Times New Roman"/>
+          <w:lang w:eastAsia="pt-BR"/>
+        </w:rPr>
+        <w:t xml:space="preserve"> para agir)</w:t>
       </w:r>
     </w:p>
     <w:p>
@@ -10496,6 +12566,8 @@
           <w:lang w:eastAsia="pt-BR"/>
         </w:rPr>
       </w:pPr>
+      <w:proofErr w:type="spellStart"/>
+      <w:proofErr w:type="gramStart"/>
       <w:r>
         <w:rPr>
           <w:rFonts w:ascii="Times New Roman" w:eastAsia="Times New Roman" w:hAnsi="Times New Roman" w:cs="Times New Roman"/>
@@ -10504,6 +12576,7 @@
         </w:rPr>
         <w:t>image</w:t>
       </w:r>
+      <w:proofErr w:type="spellEnd"/>
       <w:r>
         <w:rPr>
           <w:rFonts w:ascii="Times New Roman" w:eastAsia="Times New Roman" w:hAnsi="Times New Roman" w:cs="Times New Roman"/>
@@ -10517,7 +12590,15 @@
           <w:rFonts w:ascii="Times New Roman" w:eastAsia="Times New Roman" w:hAnsi="Times New Roman" w:cs="Times New Roman"/>
           <w:lang w:eastAsia="pt-BR"/>
         </w:rPr>
-        <w:t>Usa uma imagem como botão de envio</w:t>
+        <w:t>Usa</w:t>
+      </w:r>
+      <w:proofErr w:type="gramEnd"/>
+      <w:r>
+        <w:rPr>
+          <w:rFonts w:ascii="Times New Roman" w:eastAsia="Times New Roman" w:hAnsi="Times New Roman" w:cs="Times New Roman"/>
+          <w:lang w:eastAsia="pt-BR"/>
+        </w:rPr>
+        <w:t xml:space="preserve"> uma imagem como botão de envio</w:t>
       </w:r>
     </w:p>
     <w:p>
@@ -10533,13 +12614,23 @@
           <w:lang w:eastAsia="pt-BR"/>
         </w:rPr>
       </w:pPr>
+      <w:proofErr w:type="spellStart"/>
       <w:r>
         <w:rPr>
           <w:rFonts w:ascii="Times New Roman" w:eastAsia="Times New Roman" w:hAnsi="Times New Roman" w:cs="Times New Roman"/>
           <w:color w:val="007BB8"/>
           <w:lang w:eastAsia="pt-BR"/>
         </w:rPr>
-        <w:t xml:space="preserve">hidden </w:t>
+        <w:t>hidden</w:t>
+      </w:r>
+      <w:proofErr w:type="spellEnd"/>
+      <w:r>
+        <w:rPr>
+          <w:rFonts w:ascii="Times New Roman" w:eastAsia="Times New Roman" w:hAnsi="Times New Roman" w:cs="Times New Roman"/>
+          <w:color w:val="007BB8"/>
+          <w:lang w:eastAsia="pt-BR"/>
+        </w:rPr>
+        <w:t xml:space="preserve"> </w:t>
       </w:r>
       <w:r>
         <w:rPr>
@@ -10973,7 +13064,33 @@
           <w:szCs w:val="24"/>
           <w:lang w:eastAsia="pt-BR"/>
         </w:rPr>
-        <w:t>&lt;label&gt;</w:t>
+        <w:t>&lt;</w:t>
+      </w:r>
+      <w:proofErr w:type="spellStart"/>
+      <w:r>
+        <w:rPr>
+          <w:rFonts w:ascii="Segoe UI Emoji" w:eastAsia="Times New Roman" w:hAnsi="Segoe UI Emoji" w:cs="Segoe UI Emoji"/>
+          <w:b/>
+          <w:bCs/>
+          <w:color w:val="0070C0"/>
+          <w:sz w:val="24"/>
+          <w:szCs w:val="24"/>
+          <w:lang w:eastAsia="pt-BR"/>
+        </w:rPr>
+        <w:t>label</w:t>
+      </w:r>
+      <w:proofErr w:type="spellEnd"/>
+      <w:r>
+        <w:rPr>
+          <w:rFonts w:ascii="Segoe UI Emoji" w:eastAsia="Times New Roman" w:hAnsi="Segoe UI Emoji" w:cs="Segoe UI Emoji"/>
+          <w:b/>
+          <w:bCs/>
+          <w:color w:val="0070C0"/>
+          <w:sz w:val="24"/>
+          <w:szCs w:val="24"/>
+          <w:lang w:eastAsia="pt-BR"/>
+        </w:rPr>
+        <w:t>&gt;</w:t>
       </w:r>
       <w:r>
         <w:rPr>
@@ -11536,7 +13653,33 @@
           <w:szCs w:val="24"/>
           <w:lang w:eastAsia="pt-BR"/>
         </w:rPr>
-        <w:t>&lt;textarea&gt;</w:t>
+        <w:t>&lt;</w:t>
+      </w:r>
+      <w:proofErr w:type="spellStart"/>
+      <w:r>
+        <w:rPr>
+          <w:rFonts w:ascii="Segoe UI Emoji" w:eastAsia="Times New Roman" w:hAnsi="Segoe UI Emoji" w:cs="Segoe UI Emoji"/>
+          <w:b/>
+          <w:bCs/>
+          <w:color w:val="0070C0"/>
+          <w:sz w:val="24"/>
+          <w:szCs w:val="24"/>
+          <w:lang w:eastAsia="pt-BR"/>
+        </w:rPr>
+        <w:t>textarea</w:t>
+      </w:r>
+      <w:proofErr w:type="spellEnd"/>
+      <w:r>
+        <w:rPr>
+          <w:rFonts w:ascii="Segoe UI Emoji" w:eastAsia="Times New Roman" w:hAnsi="Segoe UI Emoji" w:cs="Segoe UI Emoji"/>
+          <w:b/>
+          <w:bCs/>
+          <w:color w:val="0070C0"/>
+          <w:sz w:val="24"/>
+          <w:szCs w:val="24"/>
+          <w:lang w:eastAsia="pt-BR"/>
+        </w:rPr>
+        <w:t>&gt;</w:t>
       </w:r>
       <w:r>
         <w:rPr>
@@ -12125,7 +14268,33 @@
           <w:szCs w:val="24"/>
           <w:lang w:eastAsia="pt-BR"/>
         </w:rPr>
-        <w:t>&lt;select&gt;</w:t>
+        <w:t>&lt;</w:t>
+      </w:r>
+      <w:proofErr w:type="spellStart"/>
+      <w:r>
+        <w:rPr>
+          <w:rFonts w:ascii="Segoe UI Emoji" w:eastAsia="Times New Roman" w:hAnsi="Segoe UI Emoji" w:cs="Segoe UI Emoji"/>
+          <w:b/>
+          <w:bCs/>
+          <w:color w:val="0070C0"/>
+          <w:sz w:val="24"/>
+          <w:szCs w:val="24"/>
+          <w:lang w:eastAsia="pt-BR"/>
+        </w:rPr>
+        <w:t>select</w:t>
+      </w:r>
+      <w:proofErr w:type="spellEnd"/>
+      <w:r>
+        <w:rPr>
+          <w:rFonts w:ascii="Segoe UI Emoji" w:eastAsia="Times New Roman" w:hAnsi="Segoe UI Emoji" w:cs="Segoe UI Emoji"/>
+          <w:b/>
+          <w:bCs/>
+          <w:color w:val="0070C0"/>
+          <w:sz w:val="24"/>
+          <w:szCs w:val="24"/>
+          <w:lang w:eastAsia="pt-BR"/>
+        </w:rPr>
+        <w:t>&gt;</w:t>
       </w:r>
       <w:r>
         <w:rPr>
@@ -12144,7 +14313,27 @@
           <w:szCs w:val="24"/>
           <w:lang w:eastAsia="pt-BR"/>
         </w:rPr>
-        <w:t>— lista suspensa (dropdown) para escolher uma opção</w:t>
+        <w:t>— lista suspensa (</w:t>
+      </w:r>
+      <w:proofErr w:type="spellStart"/>
+      <w:r>
+        <w:rPr>
+          <w:rFonts w:ascii="Segoe UI Emoji" w:eastAsia="Times New Roman" w:hAnsi="Segoe UI Emoji" w:cs="Segoe UI Emoji"/>
+          <w:sz w:val="24"/>
+          <w:szCs w:val="24"/>
+          <w:lang w:eastAsia="pt-BR"/>
+        </w:rPr>
+        <w:t>dropdown</w:t>
+      </w:r>
+      <w:proofErr w:type="spellEnd"/>
+      <w:r>
+        <w:rPr>
+          <w:rFonts w:ascii="Segoe UI Emoji" w:eastAsia="Times New Roman" w:hAnsi="Segoe UI Emoji" w:cs="Segoe UI Emoji"/>
+          <w:sz w:val="24"/>
+          <w:szCs w:val="24"/>
+          <w:lang w:eastAsia="pt-BR"/>
+        </w:rPr>
+        <w:t>) para escolher uma opção</w:t>
       </w:r>
       <w:r>
         <w:rPr>
@@ -12181,7 +14370,33 @@
           <w:szCs w:val="24"/>
           <w:lang w:eastAsia="pt-BR"/>
         </w:rPr>
-        <w:t>&lt;option&gt;</w:t>
+        <w:t>&lt;</w:t>
+      </w:r>
+      <w:proofErr w:type="spellStart"/>
+      <w:r>
+        <w:rPr>
+          <w:rFonts w:ascii="Segoe UI Emoji" w:eastAsia="Times New Roman" w:hAnsi="Segoe UI Emoji" w:cs="Segoe UI Emoji"/>
+          <w:b/>
+          <w:bCs/>
+          <w:color w:val="0070C0"/>
+          <w:sz w:val="24"/>
+          <w:szCs w:val="24"/>
+          <w:lang w:eastAsia="pt-BR"/>
+        </w:rPr>
+        <w:t>option</w:t>
+      </w:r>
+      <w:proofErr w:type="spellEnd"/>
+      <w:r>
+        <w:rPr>
+          <w:rFonts w:ascii="Segoe UI Emoji" w:eastAsia="Times New Roman" w:hAnsi="Segoe UI Emoji" w:cs="Segoe UI Emoji"/>
+          <w:b/>
+          <w:bCs/>
+          <w:color w:val="0070C0"/>
+          <w:sz w:val="24"/>
+          <w:szCs w:val="24"/>
+          <w:lang w:eastAsia="pt-BR"/>
+        </w:rPr>
+        <w:t>&gt;</w:t>
       </w:r>
       <w:r>
         <w:rPr>
@@ -12200,7 +14415,27 @@
           <w:szCs w:val="24"/>
           <w:lang w:eastAsia="pt-BR"/>
         </w:rPr>
-        <w:t>— opções dentro do &lt;select&gt;</w:t>
+        <w:t>— opções dentro do &lt;</w:t>
+      </w:r>
+      <w:proofErr w:type="spellStart"/>
+      <w:r>
+        <w:rPr>
+          <w:rFonts w:ascii="Segoe UI Emoji" w:eastAsia="Times New Roman" w:hAnsi="Segoe UI Emoji" w:cs="Segoe UI Emoji"/>
+          <w:sz w:val="24"/>
+          <w:szCs w:val="24"/>
+          <w:lang w:eastAsia="pt-BR"/>
+        </w:rPr>
+        <w:t>select</w:t>
+      </w:r>
+      <w:proofErr w:type="spellEnd"/>
+      <w:r>
+        <w:rPr>
+          <w:rFonts w:ascii="Segoe UI Emoji" w:eastAsia="Times New Roman" w:hAnsi="Segoe UI Emoji" w:cs="Segoe UI Emoji"/>
+          <w:sz w:val="24"/>
+          <w:szCs w:val="24"/>
+          <w:lang w:eastAsia="pt-BR"/>
+        </w:rPr>
+        <w:t>&gt;</w:t>
       </w:r>
       <w:r>
         <w:rPr>
@@ -12803,7 +15038,33 @@
           <w:szCs w:val="24"/>
           <w:lang w:eastAsia="pt-BR"/>
         </w:rPr>
-        <w:t>&lt;fieldset&gt;</w:t>
+        <w:t>&lt;</w:t>
+      </w:r>
+      <w:proofErr w:type="spellStart"/>
+      <w:r>
+        <w:rPr>
+          <w:rFonts w:ascii="Segoe UI Emoji" w:eastAsia="Times New Roman" w:hAnsi="Segoe UI Emoji" w:cs="Segoe UI Emoji"/>
+          <w:b/>
+          <w:bCs/>
+          <w:color w:val="0070C0"/>
+          <w:sz w:val="24"/>
+          <w:szCs w:val="24"/>
+          <w:lang w:eastAsia="pt-BR"/>
+        </w:rPr>
+        <w:t>fieldset</w:t>
+      </w:r>
+      <w:proofErr w:type="spellEnd"/>
+      <w:r>
+        <w:rPr>
+          <w:rFonts w:ascii="Segoe UI Emoji" w:eastAsia="Times New Roman" w:hAnsi="Segoe UI Emoji" w:cs="Segoe UI Emoji"/>
+          <w:b/>
+          <w:bCs/>
+          <w:color w:val="0070C0"/>
+          <w:sz w:val="24"/>
+          <w:szCs w:val="24"/>
+          <w:lang w:eastAsia="pt-BR"/>
+        </w:rPr>
+        <w:t>&gt;</w:t>
       </w:r>
       <w:r>
         <w:rPr>
@@ -12849,7 +15110,33 @@
           <w:szCs w:val="24"/>
           <w:lang w:eastAsia="pt-BR"/>
         </w:rPr>
-        <w:t>&lt;legend&gt;</w:t>
+        <w:t>&lt;</w:t>
+      </w:r>
+      <w:proofErr w:type="spellStart"/>
+      <w:r>
+        <w:rPr>
+          <w:rFonts w:ascii="Segoe UI Emoji" w:eastAsia="Times New Roman" w:hAnsi="Segoe UI Emoji" w:cs="Segoe UI Emoji"/>
+          <w:b/>
+          <w:bCs/>
+          <w:color w:val="0070C0"/>
+          <w:sz w:val="24"/>
+          <w:szCs w:val="24"/>
+          <w:lang w:eastAsia="pt-BR"/>
+        </w:rPr>
+        <w:t>legend</w:t>
+      </w:r>
+      <w:proofErr w:type="spellEnd"/>
+      <w:r>
+        <w:rPr>
+          <w:rFonts w:ascii="Segoe UI Emoji" w:eastAsia="Times New Roman" w:hAnsi="Segoe UI Emoji" w:cs="Segoe UI Emoji"/>
+          <w:b/>
+          <w:bCs/>
+          <w:color w:val="0070C0"/>
+          <w:sz w:val="24"/>
+          <w:szCs w:val="24"/>
+          <w:lang w:eastAsia="pt-BR"/>
+        </w:rPr>
+        <w:t>&gt;</w:t>
       </w:r>
       <w:r>
         <w:rPr>
@@ -12868,7 +15155,27 @@
           <w:szCs w:val="24"/>
           <w:lang w:eastAsia="pt-BR"/>
         </w:rPr>
-        <w:t>— título para o grupo criado pelo &lt;fieldset&gt;</w:t>
+        <w:t>— título para o grupo criado pelo &lt;</w:t>
+      </w:r>
+      <w:proofErr w:type="spellStart"/>
+      <w:r>
+        <w:rPr>
+          <w:rFonts w:ascii="Segoe UI Emoji" w:eastAsia="Times New Roman" w:hAnsi="Segoe UI Emoji" w:cs="Segoe UI Emoji"/>
+          <w:sz w:val="24"/>
+          <w:szCs w:val="24"/>
+          <w:lang w:eastAsia="pt-BR"/>
+        </w:rPr>
+        <w:t>fieldset</w:t>
+      </w:r>
+      <w:proofErr w:type="spellEnd"/>
+      <w:r>
+        <w:rPr>
+          <w:rFonts w:ascii="Segoe UI Emoji" w:eastAsia="Times New Roman" w:hAnsi="Segoe UI Emoji" w:cs="Segoe UI Emoji"/>
+          <w:sz w:val="24"/>
+          <w:szCs w:val="24"/>
+          <w:lang w:eastAsia="pt-BR"/>
+        </w:rPr>
+        <w:t>&gt;</w:t>
       </w:r>
     </w:p>
     <w:p>
@@ -13506,7 +15813,33 @@
           <w:szCs w:val="24"/>
           <w:lang w:eastAsia="pt-BR"/>
         </w:rPr>
-        <w:t>&lt;button&gt;</w:t>
+        <w:t>&lt;</w:t>
+      </w:r>
+      <w:proofErr w:type="spellStart"/>
+      <w:r>
+        <w:rPr>
+          <w:rFonts w:ascii="Segoe UI Emoji" w:eastAsia="Times New Roman" w:hAnsi="Segoe UI Emoji" w:cs="Segoe UI Emoji"/>
+          <w:b/>
+          <w:bCs/>
+          <w:color w:val="0070C0"/>
+          <w:sz w:val="24"/>
+          <w:szCs w:val="24"/>
+          <w:lang w:eastAsia="pt-BR"/>
+        </w:rPr>
+        <w:t>button</w:t>
+      </w:r>
+      <w:proofErr w:type="spellEnd"/>
+      <w:r>
+        <w:rPr>
+          <w:rFonts w:ascii="Segoe UI Emoji" w:eastAsia="Times New Roman" w:hAnsi="Segoe UI Emoji" w:cs="Segoe UI Emoji"/>
+          <w:b/>
+          <w:bCs/>
+          <w:color w:val="0070C0"/>
+          <w:sz w:val="24"/>
+          <w:szCs w:val="24"/>
+          <w:lang w:eastAsia="pt-BR"/>
+        </w:rPr>
+        <w:t>&gt;</w:t>
       </w:r>
       <w:r>
         <w:rPr>
@@ -13523,7 +15856,23 @@
           <w:rFonts w:ascii="Segoe UI Emoji" w:eastAsia="Times New Roman" w:hAnsi="Segoe UI Emoji" w:cs="Segoe UI Emoji"/>
           <w:lang w:eastAsia="pt-BR"/>
         </w:rPr>
-        <w:t>cria botões clicáveis em formulários ou páginas web. Pode ser usada para enviar dados, resetar o formulário ou executar ações com JavaScript.</w:t>
+        <w:t xml:space="preserve">cria botões clicáveis em formulários ou páginas web. Pode ser usada para enviar dados, resetar o formulário ou executar ações com </w:t>
+      </w:r>
+      <w:proofErr w:type="spellStart"/>
+      <w:r>
+        <w:rPr>
+          <w:rFonts w:ascii="Segoe UI Emoji" w:eastAsia="Times New Roman" w:hAnsi="Segoe UI Emoji" w:cs="Segoe UI Emoji"/>
+          <w:lang w:eastAsia="pt-BR"/>
+        </w:rPr>
+        <w:t>JavaScript</w:t>
+      </w:r>
+      <w:proofErr w:type="spellEnd"/>
+      <w:r>
+        <w:rPr>
+          <w:rFonts w:ascii="Segoe UI Emoji" w:eastAsia="Times New Roman" w:hAnsi="Segoe UI Emoji" w:cs="Segoe UI Emoji"/>
+          <w:lang w:eastAsia="pt-BR"/>
+        </w:rPr>
+        <w:t>.</w:t>
       </w:r>
     </w:p>
     <w:p>
@@ -13598,17 +15947,59 @@
           <w:szCs w:val="24"/>
           <w:lang w:eastAsia="pt-BR"/>
         </w:rPr>
-        <w:t xml:space="preserve">Pode ser usado com icone também: </w:t>
-      </w:r>
-      <w:r>
-        <w:rPr>
-          <w:rFonts w:ascii="Segoe UI Emoji" w:eastAsia="Times New Roman" w:hAnsi="Segoe UI Emoji" w:cs="Segoe UI Emoji"/>
-          <w:color w:val="0070C0"/>
-          <w:sz w:val="24"/>
-          <w:szCs w:val="24"/>
-          <w:lang w:eastAsia="pt-BR"/>
-        </w:rPr>
-        <w:t>&lt;button&gt;</w:t>
+        <w:t xml:space="preserve">Pode ser usado com </w:t>
+      </w:r>
+      <w:proofErr w:type="spellStart"/>
+      <w:r>
+        <w:rPr>
+          <w:rFonts w:ascii="Segoe UI Emoji" w:eastAsia="Times New Roman" w:hAnsi="Segoe UI Emoji" w:cs="Segoe UI Emoji"/>
+          <w:sz w:val="24"/>
+          <w:szCs w:val="24"/>
+          <w:lang w:eastAsia="pt-BR"/>
+        </w:rPr>
+        <w:t>icone</w:t>
+      </w:r>
+      <w:proofErr w:type="spellEnd"/>
+      <w:r>
+        <w:rPr>
+          <w:rFonts w:ascii="Segoe UI Emoji" w:eastAsia="Times New Roman" w:hAnsi="Segoe UI Emoji" w:cs="Segoe UI Emoji"/>
+          <w:sz w:val="24"/>
+          <w:szCs w:val="24"/>
+          <w:lang w:eastAsia="pt-BR"/>
+        </w:rPr>
+        <w:t xml:space="preserve"> também: </w:t>
+      </w:r>
+      <w:r>
+        <w:rPr>
+          <w:rFonts w:ascii="Segoe UI Emoji" w:eastAsia="Times New Roman" w:hAnsi="Segoe UI Emoji" w:cs="Segoe UI Emoji"/>
+          <w:color w:val="0070C0"/>
+          <w:sz w:val="24"/>
+          <w:szCs w:val="24"/>
+          <w:lang w:eastAsia="pt-BR"/>
+        </w:rPr>
+        <w:t>&lt;</w:t>
+      </w:r>
+      <w:proofErr w:type="spellStart"/>
+      <w:r>
+        <w:rPr>
+          <w:rFonts w:ascii="Segoe UI Emoji" w:eastAsia="Times New Roman" w:hAnsi="Segoe UI Emoji" w:cs="Segoe UI Emoji"/>
+          <w:color w:val="0070C0"/>
+          <w:sz w:val="24"/>
+          <w:szCs w:val="24"/>
+          <w:lang w:eastAsia="pt-BR"/>
+        </w:rPr>
+        <w:t>button</w:t>
+      </w:r>
+      <w:proofErr w:type="spellEnd"/>
+      <w:r>
+        <w:rPr>
+          <w:rFonts w:ascii="Segoe UI Emoji" w:eastAsia="Times New Roman" w:hAnsi="Segoe UI Emoji" w:cs="Segoe UI Emoji"/>
+          <w:color w:val="0070C0"/>
+          <w:sz w:val="24"/>
+          <w:szCs w:val="24"/>
+          <w:lang w:eastAsia="pt-BR"/>
+        </w:rPr>
+        <w:t>&gt;</w:t>
       </w:r>
       <w:r>
         <w:rPr>
@@ -13627,7 +16018,29 @@
           <w:szCs w:val="24"/>
           <w:lang w:eastAsia="pt-BR"/>
         </w:rPr>
-        <w:t>&lt;/button&gt;</w:t>
+        <w:t>&lt;/</w:t>
+      </w:r>
+      <w:proofErr w:type="spellStart"/>
+      <w:r>
+        <w:rPr>
+          <w:rFonts w:ascii="Segoe UI Emoji" w:eastAsia="Times New Roman" w:hAnsi="Segoe UI Emoji" w:cs="Segoe UI Emoji"/>
+          <w:color w:val="0070C0"/>
+          <w:sz w:val="24"/>
+          <w:szCs w:val="24"/>
+          <w:lang w:eastAsia="pt-BR"/>
+        </w:rPr>
+        <w:t>button</w:t>
+      </w:r>
+      <w:proofErr w:type="spellEnd"/>
+      <w:r>
+        <w:rPr>
+          <w:rFonts w:ascii="Segoe UI Emoji" w:eastAsia="Times New Roman" w:hAnsi="Segoe UI Emoji" w:cs="Segoe UI Emoji"/>
+          <w:color w:val="0070C0"/>
+          <w:sz w:val="24"/>
+          <w:szCs w:val="24"/>
+          <w:lang w:eastAsia="pt-BR"/>
+        </w:rPr>
+        <w:t>&gt;</w:t>
       </w:r>
     </w:p>
     <w:p>
@@ -13685,35 +16098,121 @@
           <w:szCs w:val="24"/>
           <w:lang w:eastAsia="pt-BR"/>
         </w:rPr>
-        <w:t>&lt;input type</w:t>
-      </w:r>
-      <w:r>
-        <w:rPr>
-          <w:rFonts w:ascii="Segoe UI Emoji" w:eastAsia="Times New Roman" w:hAnsi="Segoe UI Emoji" w:cs="Segoe UI Emoji"/>
-          <w:sz w:val="24"/>
-          <w:szCs w:val="24"/>
-          <w:lang w:eastAsia="pt-BR"/>
-        </w:rPr>
-        <w:t xml:space="preserve">="submit"&gt; e </w:t>
-      </w:r>
-      <w:r>
-        <w:rPr>
-          <w:rFonts w:ascii="Segoe UI Emoji" w:eastAsia="Times New Roman" w:hAnsi="Segoe UI Emoji" w:cs="Segoe UI Emoji"/>
-          <w:color w:val="0070C0"/>
-          <w:sz w:val="24"/>
-          <w:szCs w:val="24"/>
-          <w:lang w:eastAsia="pt-BR"/>
-        </w:rPr>
-        <w:t>&lt;button type</w:t>
-      </w:r>
-      <w:r>
-        <w:rPr>
-          <w:rFonts w:ascii="Segoe UI Emoji" w:eastAsia="Times New Roman" w:hAnsi="Segoe UI Emoji" w:cs="Segoe UI Emoji"/>
-          <w:sz w:val="24"/>
-          <w:szCs w:val="24"/>
-          <w:lang w:eastAsia="pt-BR"/>
-        </w:rPr>
-        <w:t>="submit"&gt;:</w:t>
+        <w:t xml:space="preserve">&lt;input </w:t>
+      </w:r>
+      <w:proofErr w:type="spellStart"/>
+      <w:r>
+        <w:rPr>
+          <w:rFonts w:ascii="Segoe UI Emoji" w:eastAsia="Times New Roman" w:hAnsi="Segoe UI Emoji" w:cs="Segoe UI Emoji"/>
+          <w:color w:val="0070C0"/>
+          <w:sz w:val="24"/>
+          <w:szCs w:val="24"/>
+          <w:lang w:eastAsia="pt-BR"/>
+        </w:rPr>
+        <w:t>type</w:t>
+      </w:r>
+      <w:proofErr w:type="spellEnd"/>
+      <w:r>
+        <w:rPr>
+          <w:rFonts w:ascii="Segoe UI Emoji" w:eastAsia="Times New Roman" w:hAnsi="Segoe UI Emoji" w:cs="Segoe UI Emoji"/>
+          <w:sz w:val="24"/>
+          <w:szCs w:val="24"/>
+          <w:lang w:eastAsia="pt-BR"/>
+        </w:rPr>
+        <w:t>="</w:t>
+      </w:r>
+      <w:proofErr w:type="spellStart"/>
+      <w:r>
+        <w:rPr>
+          <w:rFonts w:ascii="Segoe UI Emoji" w:eastAsia="Times New Roman" w:hAnsi="Segoe UI Emoji" w:cs="Segoe UI Emoji"/>
+          <w:sz w:val="24"/>
+          <w:szCs w:val="24"/>
+          <w:lang w:eastAsia="pt-BR"/>
+        </w:rPr>
+        <w:t>submit</w:t>
+      </w:r>
+      <w:proofErr w:type="spellEnd"/>
+      <w:r>
+        <w:rPr>
+          <w:rFonts w:ascii="Segoe UI Emoji" w:eastAsia="Times New Roman" w:hAnsi="Segoe UI Emoji" w:cs="Segoe UI Emoji"/>
+          <w:sz w:val="24"/>
+          <w:szCs w:val="24"/>
+          <w:lang w:eastAsia="pt-BR"/>
+        </w:rPr>
+        <w:t xml:space="preserve">"&gt; e </w:t>
+      </w:r>
+      <w:r>
+        <w:rPr>
+          <w:rFonts w:ascii="Segoe UI Emoji" w:eastAsia="Times New Roman" w:hAnsi="Segoe UI Emoji" w:cs="Segoe UI Emoji"/>
+          <w:color w:val="0070C0"/>
+          <w:sz w:val="24"/>
+          <w:szCs w:val="24"/>
+          <w:lang w:eastAsia="pt-BR"/>
+        </w:rPr>
+        <w:t>&lt;</w:t>
+      </w:r>
+      <w:proofErr w:type="spellStart"/>
+      <w:r>
+        <w:rPr>
+          <w:rFonts w:ascii="Segoe UI Emoji" w:eastAsia="Times New Roman" w:hAnsi="Segoe UI Emoji" w:cs="Segoe UI Emoji"/>
+          <w:color w:val="0070C0"/>
+          <w:sz w:val="24"/>
+          <w:szCs w:val="24"/>
+          <w:lang w:eastAsia="pt-BR"/>
+        </w:rPr>
+        <w:t>button</w:t>
+      </w:r>
+      <w:proofErr w:type="spellEnd"/>
+      <w:r>
+        <w:rPr>
+          <w:rFonts w:ascii="Segoe UI Emoji" w:eastAsia="Times New Roman" w:hAnsi="Segoe UI Emoji" w:cs="Segoe UI Emoji"/>
+          <w:color w:val="0070C0"/>
+          <w:sz w:val="24"/>
+          <w:szCs w:val="24"/>
+          <w:lang w:eastAsia="pt-BR"/>
+        </w:rPr>
+        <w:t xml:space="preserve"> </w:t>
+      </w:r>
+      <w:proofErr w:type="spellStart"/>
+      <w:r>
+        <w:rPr>
+          <w:rFonts w:ascii="Segoe UI Emoji" w:eastAsia="Times New Roman" w:hAnsi="Segoe UI Emoji" w:cs="Segoe UI Emoji"/>
+          <w:color w:val="0070C0"/>
+          <w:sz w:val="24"/>
+          <w:szCs w:val="24"/>
+          <w:lang w:eastAsia="pt-BR"/>
+        </w:rPr>
+        <w:t>type</w:t>
+      </w:r>
+      <w:proofErr w:type="spellEnd"/>
+      <w:r>
+        <w:rPr>
+          <w:rFonts w:ascii="Segoe UI Emoji" w:eastAsia="Times New Roman" w:hAnsi="Segoe UI Emoji" w:cs="Segoe UI Emoji"/>
+          <w:sz w:val="24"/>
+          <w:szCs w:val="24"/>
+          <w:lang w:eastAsia="pt-BR"/>
+        </w:rPr>
+        <w:t>="</w:t>
+      </w:r>
+      <w:proofErr w:type="spellStart"/>
+      <w:r>
+        <w:rPr>
+          <w:rFonts w:ascii="Segoe UI Emoji" w:eastAsia="Times New Roman" w:hAnsi="Segoe UI Emoji" w:cs="Segoe UI Emoji"/>
+          <w:sz w:val="24"/>
+          <w:szCs w:val="24"/>
+          <w:lang w:eastAsia="pt-BR"/>
+        </w:rPr>
+        <w:t>submit</w:t>
+      </w:r>
+      <w:proofErr w:type="spellEnd"/>
+      <w:r>
+        <w:rPr>
+          <w:rFonts w:ascii="Segoe UI Emoji" w:eastAsia="Times New Roman" w:hAnsi="Segoe UI Emoji" w:cs="Segoe UI Emoji"/>
+          <w:sz w:val="24"/>
+          <w:szCs w:val="24"/>
+          <w:lang w:eastAsia="pt-BR"/>
+        </w:rPr>
+        <w:t>"&gt;:</w:t>
       </w:r>
     </w:p>
     <w:p>
@@ -13841,7 +16340,59 @@
           <w:szCs w:val="24"/>
           <w:lang w:eastAsia="pt-BR"/>
         </w:rPr>
-        <w:t>&lt;input type="submit"&gt;</w:t>
+        <w:t xml:space="preserve">&lt;input </w:t>
+      </w:r>
+      <w:proofErr w:type="spellStart"/>
+      <w:r>
+        <w:rPr>
+          <w:rFonts w:ascii="Segoe UI Emoji" w:eastAsia="Times New Roman" w:hAnsi="Segoe UI Emoji" w:cs="Segoe UI Emoji"/>
+          <w:b/>
+          <w:bCs/>
+          <w:color w:val="0070C0"/>
+          <w:sz w:val="24"/>
+          <w:szCs w:val="24"/>
+          <w:lang w:eastAsia="pt-BR"/>
+        </w:rPr>
+        <w:t>type</w:t>
+      </w:r>
+      <w:proofErr w:type="spellEnd"/>
+      <w:r>
+        <w:rPr>
+          <w:rFonts w:ascii="Segoe UI Emoji" w:eastAsia="Times New Roman" w:hAnsi="Segoe UI Emoji" w:cs="Segoe UI Emoji"/>
+          <w:b/>
+          <w:bCs/>
+          <w:color w:val="0070C0"/>
+          <w:sz w:val="24"/>
+          <w:szCs w:val="24"/>
+          <w:lang w:eastAsia="pt-BR"/>
+        </w:rPr>
+        <w:t>="</w:t>
+      </w:r>
+      <w:proofErr w:type="spellStart"/>
+      <w:r>
+        <w:rPr>
+          <w:rFonts w:ascii="Segoe UI Emoji" w:eastAsia="Times New Roman" w:hAnsi="Segoe UI Emoji" w:cs="Segoe UI Emoji"/>
+          <w:b/>
+          <w:bCs/>
+          <w:color w:val="0070C0"/>
+          <w:sz w:val="24"/>
+          <w:szCs w:val="24"/>
+          <w:lang w:eastAsia="pt-BR"/>
+        </w:rPr>
+        <w:t>submit</w:t>
+      </w:r>
+      <w:proofErr w:type="spellEnd"/>
+      <w:r>
+        <w:rPr>
+          <w:rFonts w:ascii="Segoe UI Emoji" w:eastAsia="Times New Roman" w:hAnsi="Segoe UI Emoji" w:cs="Segoe UI Emoji"/>
+          <w:b/>
+          <w:bCs/>
+          <w:color w:val="0070C0"/>
+          <w:sz w:val="24"/>
+          <w:szCs w:val="24"/>
+          <w:lang w:eastAsia="pt-BR"/>
+        </w:rPr>
+        <w:t>"&gt;</w:t>
       </w:r>
       <w:r>
         <w:rPr>
@@ -13906,7 +16457,33 @@
           <w:szCs w:val="24"/>
           <w:lang w:eastAsia="pt-BR"/>
         </w:rPr>
-        <w:t>&lt;button&gt;</w:t>
+        <w:t>&lt;</w:t>
+      </w:r>
+      <w:proofErr w:type="spellStart"/>
+      <w:r>
+        <w:rPr>
+          <w:rFonts w:ascii="Segoe UI Emoji" w:eastAsia="Times New Roman" w:hAnsi="Segoe UI Emoji" w:cs="Segoe UI Emoji"/>
+          <w:b/>
+          <w:bCs/>
+          <w:color w:val="0070C0"/>
+          <w:sz w:val="24"/>
+          <w:szCs w:val="24"/>
+          <w:lang w:eastAsia="pt-BR"/>
+        </w:rPr>
+        <w:t>button</w:t>
+      </w:r>
+      <w:proofErr w:type="spellEnd"/>
+      <w:r>
+        <w:rPr>
+          <w:rFonts w:ascii="Segoe UI Emoji" w:eastAsia="Times New Roman" w:hAnsi="Segoe UI Emoji" w:cs="Segoe UI Emoji"/>
+          <w:b/>
+          <w:bCs/>
+          <w:color w:val="0070C0"/>
+          <w:sz w:val="24"/>
+          <w:szCs w:val="24"/>
+          <w:lang w:eastAsia="pt-BR"/>
+        </w:rPr>
+        <w:t>&gt;</w:t>
       </w:r>
       <w:r>
         <w:rPr>
@@ -13925,7 +16502,27 @@
           <w:szCs w:val="24"/>
           <w:lang w:eastAsia="pt-BR"/>
         </w:rPr>
-        <w:t>se quiser mais controle (ex: adicionar ícones, imagens, estilização avançada, texto rico).</w:t>
+        <w:t>se quiser mais controle (</w:t>
+      </w:r>
+      <w:proofErr w:type="spellStart"/>
+      <w:r>
+        <w:rPr>
+          <w:rFonts w:ascii="Segoe UI Emoji" w:eastAsia="Times New Roman" w:hAnsi="Segoe UI Emoji" w:cs="Segoe UI Emoji"/>
+          <w:sz w:val="24"/>
+          <w:szCs w:val="24"/>
+          <w:lang w:eastAsia="pt-BR"/>
+        </w:rPr>
+        <w:t>ex</w:t>
+      </w:r>
+      <w:proofErr w:type="spellEnd"/>
+      <w:r>
+        <w:rPr>
+          <w:rFonts w:ascii="Segoe UI Emoji" w:eastAsia="Times New Roman" w:hAnsi="Segoe UI Emoji" w:cs="Segoe UI Emoji"/>
+          <w:sz w:val="24"/>
+          <w:szCs w:val="24"/>
+          <w:lang w:eastAsia="pt-BR"/>
+        </w:rPr>
+        <w:t>: adicionar ícones, imagens, estilização avançada, texto rico).</w:t>
       </w:r>
     </w:p>
     <w:p>
@@ -14355,6 +16952,7 @@
           <w:ilvl w:val="0"/>
           <w:numId w:val="56"/>
         </w:numPr>
+        <w:spacing w:after="0"/>
       </w:pPr>
       <w:r>
         <w:t>Uma tabela HTML serve para organizar dados em linhas e colunas, como em uma planilha.</w:t>
@@ -14365,6 +16963,7 @@
         <w:tabs>
           <w:tab w:val="left" w:pos="6300"/>
         </w:tabs>
+        <w:spacing w:after="0"/>
         <w:jc w:val="both"/>
         <w:rPr>
           <w:rFonts w:ascii="Segoe UI Emoji" w:eastAsia="Times New Roman" w:hAnsi="Segoe UI Emoji" w:cs="Segoe UI Emoji"/>
@@ -14392,7 +16991,25 @@
           <w:bCs/>
           <w:lang w:eastAsia="pt-BR"/>
         </w:rPr>
-        <w:t>Hierarquia de tabelas (WSimples)</w:t>
+        <w:t>Hierarquia de tabelas (</w:t>
+      </w:r>
+      <w:proofErr w:type="spellStart"/>
+      <w:r>
+        <w:rPr>
+          <w:rFonts w:ascii="Segoe UI Emoji" w:eastAsia="Times New Roman" w:hAnsi="Segoe UI Emoji" w:cs="Segoe UI Emoji"/>
+          <w:bCs/>
+          <w:lang w:eastAsia="pt-BR"/>
+        </w:rPr>
+        <w:t>WSimples</w:t>
+      </w:r>
+      <w:proofErr w:type="spellEnd"/>
+      <w:r>
+        <w:rPr>
+          <w:rFonts w:ascii="Segoe UI Emoji" w:eastAsia="Times New Roman" w:hAnsi="Segoe UI Emoji" w:cs="Segoe UI Emoji"/>
+          <w:bCs/>
+          <w:lang w:eastAsia="pt-BR"/>
+        </w:rPr>
+        <w:t>)</w:t>
       </w:r>
     </w:p>
     <w:p>
@@ -14412,6 +17029,7 @@
           <w:lang w:eastAsia="pt-BR"/>
         </w:rPr>
       </w:pPr>
+      <w:proofErr w:type="spellStart"/>
       <w:r>
         <w:rPr>
           <w:rFonts w:ascii="Segoe UI Emoji" w:eastAsia="Times New Roman" w:hAnsi="Segoe UI Emoji" w:cs="Segoe UI Emoji"/>
@@ -14430,6 +17048,7 @@
         </w:rPr>
         <w:t>able</w:t>
       </w:r>
+      <w:proofErr w:type="spellEnd"/>
       <w:r>
         <w:rPr>
           <w:rFonts w:ascii="Segoe UI Emoji" w:eastAsia="Times New Roman" w:hAnsi="Segoe UI Emoji" w:cs="Segoe UI Emoji"/>
@@ -14463,6 +17082,7 @@
           <w:lang w:eastAsia="pt-BR"/>
         </w:rPr>
       </w:pPr>
+      <w:proofErr w:type="spellStart"/>
       <w:r>
         <w:rPr>
           <w:rFonts w:ascii="Segoe UI Emoji" w:eastAsia="Times New Roman" w:hAnsi="Segoe UI Emoji" w:cs="Segoe UI Emoji"/>
@@ -14470,14 +17090,24 @@
           <w:color w:val="00B0F0"/>
           <w:lang w:eastAsia="pt-BR"/>
         </w:rPr>
-        <w:t>caption =</w:t>
-      </w:r>
-      <w:r>
-        <w:rPr>
-          <w:rFonts w:ascii="Segoe UI Emoji" w:eastAsia="Times New Roman" w:hAnsi="Segoe UI Emoji" w:cs="Segoe UI Emoji"/>
+        <w:t>caption</w:t>
+      </w:r>
+      <w:proofErr w:type="spellEnd"/>
+      <w:r>
+        <w:rPr>
+          <w:rFonts w:ascii="Segoe UI Emoji" w:eastAsia="Times New Roman" w:hAnsi="Segoe UI Emoji" w:cs="Segoe UI Emoji"/>
+          <w:b/>
           <w:color w:val="00B0F0"/>
           <w:lang w:eastAsia="pt-BR"/>
         </w:rPr>
+        <w:t xml:space="preserve"> =</w:t>
+      </w:r>
+      <w:r>
+        <w:rPr>
+          <w:rFonts w:ascii="Segoe UI Emoji" w:eastAsia="Times New Roman" w:hAnsi="Segoe UI Emoji" w:cs="Segoe UI Emoji"/>
+          <w:color w:val="00B0F0"/>
+          <w:lang w:eastAsia="pt-BR"/>
+        </w:rPr>
         <w:t xml:space="preserve"> </w:t>
       </w:r>
       <w:r>
@@ -14496,7 +17126,21 @@
         <w:rPr>
           <w:rStyle w:val="Forte"/>
         </w:rPr>
-        <w:t xml:space="preserve">logo após a tag </w:t>
+        <w:t xml:space="preserve">logo após a </w:t>
+      </w:r>
+      <w:proofErr w:type="spellStart"/>
+      <w:r>
+        <w:rPr>
+          <w:rStyle w:val="Forte"/>
+        </w:rPr>
+        <w:t>tag</w:t>
+      </w:r>
+      <w:proofErr w:type="spellEnd"/>
+      <w:r>
+        <w:rPr>
+          <w:rStyle w:val="Forte"/>
+        </w:rPr>
+        <w:t xml:space="preserve"> </w:t>
       </w:r>
       <w:r>
         <w:rPr>
@@ -14506,7 +17150,29 @@
           <w:bCs/>
           <w:color w:val="0070C0"/>
         </w:rPr>
-        <w:t>&lt;table&gt;</w:t>
+        <w:t>&lt;</w:t>
+      </w:r>
+      <w:proofErr w:type="spellStart"/>
+      <w:r>
+        <w:rPr>
+          <w:rStyle w:val="CdigoHTML"/>
+          <w:rFonts w:eastAsiaTheme="majorEastAsia"/>
+          <w:b/>
+          <w:bCs/>
+          <w:color w:val="0070C0"/>
+        </w:rPr>
+        <w:t>table</w:t>
+      </w:r>
+      <w:proofErr w:type="spellEnd"/>
+      <w:r>
+        <w:rPr>
+          <w:rStyle w:val="CdigoHTML"/>
+          <w:rFonts w:eastAsiaTheme="majorEastAsia"/>
+          <w:b/>
+          <w:bCs/>
+          <w:color w:val="0070C0"/>
+        </w:rPr>
+        <w:t>&gt;</w:t>
       </w:r>
     </w:p>
     <w:p>
@@ -14525,6 +17191,7 @@
           <w:lang w:eastAsia="pt-BR"/>
         </w:rPr>
       </w:pPr>
+      <w:proofErr w:type="spellStart"/>
       <w:r>
         <w:rPr>
           <w:rFonts w:ascii="Segoe UI Emoji" w:eastAsia="Times New Roman" w:hAnsi="Segoe UI Emoji" w:cs="Segoe UI Emoji"/>
@@ -14534,12 +17201,45 @@
         </w:rPr>
         <w:t>tr</w:t>
       </w:r>
-      <w:r>
-        <w:rPr>
-          <w:rFonts w:ascii="Segoe UI Emoji" w:eastAsia="Times New Roman" w:hAnsi="Segoe UI Emoji" w:cs="Segoe UI Emoji"/>
-          <w:lang w:eastAsia="pt-BR"/>
-        </w:rPr>
-        <w:t xml:space="preserve"> Table row = </w:t>
+      <w:proofErr w:type="spellEnd"/>
+      <w:r>
+        <w:rPr>
+          <w:rFonts w:ascii="Segoe UI Emoji" w:eastAsia="Times New Roman" w:hAnsi="Segoe UI Emoji" w:cs="Segoe UI Emoji"/>
+          <w:lang w:eastAsia="pt-BR"/>
+        </w:rPr>
+        <w:t xml:space="preserve"> </w:t>
+      </w:r>
+      <w:proofErr w:type="spellStart"/>
+      <w:r>
+        <w:rPr>
+          <w:rFonts w:ascii="Segoe UI Emoji" w:eastAsia="Times New Roman" w:hAnsi="Segoe UI Emoji" w:cs="Segoe UI Emoji"/>
+          <w:lang w:eastAsia="pt-BR"/>
+        </w:rPr>
+        <w:t>Table</w:t>
+      </w:r>
+      <w:proofErr w:type="spellEnd"/>
+      <w:r>
+        <w:rPr>
+          <w:rFonts w:ascii="Segoe UI Emoji" w:eastAsia="Times New Roman" w:hAnsi="Segoe UI Emoji" w:cs="Segoe UI Emoji"/>
+          <w:lang w:eastAsia="pt-BR"/>
+        </w:rPr>
+        <w:t xml:space="preserve"> </w:t>
+      </w:r>
+      <w:proofErr w:type="spellStart"/>
+      <w:r>
+        <w:rPr>
+          <w:rFonts w:ascii="Segoe UI Emoji" w:eastAsia="Times New Roman" w:hAnsi="Segoe UI Emoji" w:cs="Segoe UI Emoji"/>
+          <w:lang w:eastAsia="pt-BR"/>
+        </w:rPr>
+        <w:t>row</w:t>
+      </w:r>
+      <w:proofErr w:type="spellEnd"/>
+      <w:r>
+        <w:rPr>
+          <w:rFonts w:ascii="Segoe UI Emoji" w:eastAsia="Times New Roman" w:hAnsi="Segoe UI Emoji" w:cs="Segoe UI Emoji"/>
+          <w:lang w:eastAsia="pt-BR"/>
+        </w:rPr>
+        <w:t xml:space="preserve"> = </w:t>
       </w:r>
       <w:r>
         <w:rPr>
@@ -14565,6 +17265,7 @@
           <w:lang w:eastAsia="pt-BR"/>
         </w:rPr>
       </w:pPr>
+      <w:proofErr w:type="spellStart"/>
       <w:r>
         <w:rPr>
           <w:rFonts w:ascii="Segoe UI Emoji" w:eastAsia="Times New Roman" w:hAnsi="Segoe UI Emoji" w:cs="Segoe UI Emoji"/>
@@ -14574,12 +17275,29 @@
         </w:rPr>
         <w:t>td</w:t>
       </w:r>
-      <w:r>
-        <w:rPr>
-          <w:rFonts w:ascii="Segoe UI Emoji" w:eastAsia="Times New Roman" w:hAnsi="Segoe UI Emoji" w:cs="Segoe UI Emoji"/>
-          <w:lang w:eastAsia="pt-BR"/>
-        </w:rPr>
-        <w:t xml:space="preserve"> Table data = dado</w:t>
+      <w:proofErr w:type="spellEnd"/>
+      <w:r>
+        <w:rPr>
+          <w:rFonts w:ascii="Segoe UI Emoji" w:eastAsia="Times New Roman" w:hAnsi="Segoe UI Emoji" w:cs="Segoe UI Emoji"/>
+          <w:lang w:eastAsia="pt-BR"/>
+        </w:rPr>
+        <w:t xml:space="preserve"> </w:t>
+      </w:r>
+      <w:proofErr w:type="spellStart"/>
+      <w:r>
+        <w:rPr>
+          <w:rFonts w:ascii="Segoe UI Emoji" w:eastAsia="Times New Roman" w:hAnsi="Segoe UI Emoji" w:cs="Segoe UI Emoji"/>
+          <w:lang w:eastAsia="pt-BR"/>
+        </w:rPr>
+        <w:t>Table</w:t>
+      </w:r>
+      <w:proofErr w:type="spellEnd"/>
+      <w:r>
+        <w:rPr>
+          <w:rFonts w:ascii="Segoe UI Emoji" w:eastAsia="Times New Roman" w:hAnsi="Segoe UI Emoji" w:cs="Segoe UI Emoji"/>
+          <w:lang w:eastAsia="pt-BR"/>
+        </w:rPr>
+        <w:t xml:space="preserve"> data = dado</w:t>
       </w:r>
       <w:r>
         <w:rPr>
@@ -14605,6 +17323,7 @@
           <w:lang w:eastAsia="pt-BR"/>
         </w:rPr>
       </w:pPr>
+      <w:proofErr w:type="spellStart"/>
       <w:r>
         <w:rPr>
           <w:rFonts w:ascii="Segoe UI Emoji" w:eastAsia="Times New Roman" w:hAnsi="Segoe UI Emoji" w:cs="Segoe UI Emoji"/>
@@ -14612,7 +17331,17 @@
           <w:color w:val="00B0F0"/>
           <w:lang w:eastAsia="pt-BR"/>
         </w:rPr>
-        <w:t xml:space="preserve">th </w:t>
+        <w:t>th</w:t>
+      </w:r>
+      <w:proofErr w:type="spellEnd"/>
+      <w:r>
+        <w:rPr>
+          <w:rFonts w:ascii="Segoe UI Emoji" w:eastAsia="Times New Roman" w:hAnsi="Segoe UI Emoji" w:cs="Segoe UI Emoji"/>
+          <w:b/>
+          <w:color w:val="00B0F0"/>
+          <w:lang w:eastAsia="pt-BR"/>
+        </w:rPr>
+        <w:t xml:space="preserve"> </w:t>
       </w:r>
       <w:r>
         <w:rPr>
@@ -14639,6 +17368,7 @@
           <w:lang w:eastAsia="pt-BR"/>
         </w:rPr>
       </w:pPr>
+      <w:proofErr w:type="spellStart"/>
       <w:r>
         <w:rPr>
           <w:b/>
@@ -14648,6 +17378,7 @@
         </w:rPr>
         <w:t>scope</w:t>
       </w:r>
+      <w:proofErr w:type="spellEnd"/>
       <w:r>
         <w:rPr>
           <w:color w:val="0070C0"/>
@@ -14693,7 +17424,27 @@
           <w:b/>
           <w:color w:val="0070C0"/>
         </w:rPr>
-        <w:t>&lt;th&gt;</w:t>
+        <w:t>&lt;</w:t>
+      </w:r>
+      <w:proofErr w:type="spellStart"/>
+      <w:r>
+        <w:rPr>
+          <w:rStyle w:val="CdigoHTML"/>
+          <w:rFonts w:eastAsiaTheme="majorEastAsia"/>
+          <w:b/>
+          <w:color w:val="0070C0"/>
+        </w:rPr>
+        <w:t>th</w:t>
+      </w:r>
+      <w:proofErr w:type="spellEnd"/>
+      <w:r>
+        <w:rPr>
+          <w:rStyle w:val="CdigoHTML"/>
+          <w:rFonts w:eastAsiaTheme="majorEastAsia"/>
+          <w:b/>
+          <w:color w:val="0070C0"/>
+        </w:rPr>
+        <w:t>&gt;</w:t>
       </w:r>
       <w:r>
         <w:rPr>
@@ -14726,19 +17477,92 @@
           <w:lang w:eastAsia="pt-BR"/>
         </w:rPr>
       </w:pPr>
-      <w:r>
-        <w:rPr>
-          <w:color w:val="0070C0"/>
-          <w:lang w:eastAsia="pt-BR"/>
-        </w:rPr>
-        <w:t xml:space="preserve">Exeemplo </w:t>
-      </w:r>
-      <w:r>
-        <w:rPr>
-          <w:color w:val="0070C0"/>
-          <w:lang w:eastAsia="pt-BR"/>
-        </w:rPr>
-        <w:t>&lt;th scope="col"&gt;Produto&lt;/th&gt;</w:t>
+      <w:proofErr w:type="spellStart"/>
+      <w:r>
+        <w:rPr>
+          <w:color w:val="0070C0"/>
+          <w:lang w:eastAsia="pt-BR"/>
+        </w:rPr>
+        <w:t>Exeemplo</w:t>
+      </w:r>
+      <w:proofErr w:type="spellEnd"/>
+      <w:r>
+        <w:rPr>
+          <w:color w:val="0070C0"/>
+          <w:lang w:eastAsia="pt-BR"/>
+        </w:rPr>
+        <w:t xml:space="preserve"> </w:t>
+      </w:r>
+      <w:r>
+        <w:rPr>
+          <w:color w:val="0070C0"/>
+          <w:lang w:eastAsia="pt-BR"/>
+        </w:rPr>
+        <w:t>&lt;</w:t>
+      </w:r>
+      <w:proofErr w:type="spellStart"/>
+      <w:r>
+        <w:rPr>
+          <w:color w:val="0070C0"/>
+          <w:lang w:eastAsia="pt-BR"/>
+        </w:rPr>
+        <w:t>th</w:t>
+      </w:r>
+      <w:proofErr w:type="spellEnd"/>
+      <w:r>
+        <w:rPr>
+          <w:color w:val="0070C0"/>
+          <w:lang w:eastAsia="pt-BR"/>
+        </w:rPr>
+        <w:t xml:space="preserve"> </w:t>
+      </w:r>
+      <w:proofErr w:type="spellStart"/>
+      <w:r>
+        <w:rPr>
+          <w:color w:val="0070C0"/>
+          <w:lang w:eastAsia="pt-BR"/>
+        </w:rPr>
+        <w:t>scope</w:t>
+      </w:r>
+      <w:proofErr w:type="spellEnd"/>
+      <w:r>
+        <w:rPr>
+          <w:color w:val="0070C0"/>
+          <w:lang w:eastAsia="pt-BR"/>
+        </w:rPr>
+        <w:t>="</w:t>
+      </w:r>
+      <w:proofErr w:type="spellStart"/>
+      <w:r>
+        <w:rPr>
+          <w:color w:val="0070C0"/>
+          <w:lang w:eastAsia="pt-BR"/>
+        </w:rPr>
+        <w:t>col</w:t>
+      </w:r>
+      <w:proofErr w:type="spellEnd"/>
+      <w:r>
+        <w:rPr>
+          <w:color w:val="0070C0"/>
+          <w:lang w:eastAsia="pt-BR"/>
+        </w:rPr>
+        <w:t>"&gt;Produto&lt;/</w:t>
+      </w:r>
+      <w:proofErr w:type="spellStart"/>
+      <w:r>
+        <w:rPr>
+          <w:color w:val="0070C0"/>
+          <w:lang w:eastAsia="pt-BR"/>
+        </w:rPr>
+        <w:t>th</w:t>
+      </w:r>
+      <w:proofErr w:type="spellEnd"/>
+      <w:r>
+        <w:rPr>
+          <w:color w:val="0070C0"/>
+          <w:lang w:eastAsia="pt-BR"/>
+        </w:rPr>
+        <w:t>&gt;</w:t>
       </w:r>
       <w:r>
         <w:rPr>
@@ -14767,9 +17591,9 @@
           <w:lang w:eastAsia="pt-BR"/>
         </w:rPr>
         <w:drawing>
-          <wp:inline distT="0" distB="0" distL="0" distR="0" wp14:anchorId="51EC58B2" wp14:editId="6B47E39C">
-            <wp:extent cx="2892329" cy="1266825"/>
-            <wp:effectExtent l="0" t="0" r="3810" b="0"/>
+          <wp:inline distT="0" distB="0" distL="0" distR="0" wp14:anchorId="51EC58B2" wp14:editId="60877D85">
+            <wp:extent cx="2522633" cy="1104900"/>
+            <wp:effectExtent l="0" t="0" r="0" b="0"/>
             <wp:docPr id="1" name="Imagem 1"/>
             <wp:cNvGraphicFramePr>
               <a:graphicFrameLocks xmlns:a="http://schemas.openxmlformats.org/drawingml/2006/main" noChangeAspect="1"/>
@@ -14790,7 +17614,7 @@
                   <pic:spPr>
                     <a:xfrm>
                       <a:off x="0" y="0"/>
-                      <a:ext cx="2902534" cy="1271295"/>
+                      <a:ext cx="2544330" cy="1114403"/>
                     </a:xfrm>
                     <a:prstGeom prst="rect">
                       <a:avLst/>
@@ -14842,25 +17666,82 @@
           <w:lang w:eastAsia="pt-BR"/>
         </w:rPr>
       </w:pPr>
-      <w:r>
-        <w:rPr>
-          <w:color w:val="0070C0"/>
-          <w:lang w:eastAsia="pt-BR"/>
-        </w:rPr>
-        <w:t xml:space="preserve">Caption, </w:t>
-      </w:r>
-      <w:r>
-        <w:rPr>
-          <w:color w:val="0070C0"/>
-          <w:lang w:eastAsia="pt-BR"/>
-        </w:rPr>
-        <w:t>Thead, TBody, TFoot</w:t>
-      </w:r>
-      <w:r>
-        <w:rPr>
-          <w:lang w:eastAsia="pt-BR"/>
-        </w:rPr>
-        <w:t>. Ambos contendo TR,TD,TH.</w:t>
+      <w:proofErr w:type="spellStart"/>
+      <w:r>
+        <w:rPr>
+          <w:color w:val="0070C0"/>
+          <w:lang w:eastAsia="pt-BR"/>
+        </w:rPr>
+        <w:t>Caption</w:t>
+      </w:r>
+      <w:proofErr w:type="spellEnd"/>
+      <w:r>
+        <w:rPr>
+          <w:color w:val="0070C0"/>
+          <w:lang w:eastAsia="pt-BR"/>
+        </w:rPr>
+        <w:t xml:space="preserve">, </w:t>
+      </w:r>
+      <w:proofErr w:type="spellStart"/>
+      <w:r>
+        <w:rPr>
+          <w:color w:val="0070C0"/>
+          <w:lang w:eastAsia="pt-BR"/>
+        </w:rPr>
+        <w:t>Thead</w:t>
+      </w:r>
+      <w:proofErr w:type="spellEnd"/>
+      <w:r>
+        <w:rPr>
+          <w:color w:val="0070C0"/>
+          <w:lang w:eastAsia="pt-BR"/>
+        </w:rPr>
+        <w:t xml:space="preserve">, </w:t>
+      </w:r>
+      <w:proofErr w:type="spellStart"/>
+      <w:r>
+        <w:rPr>
+          <w:color w:val="0070C0"/>
+          <w:lang w:eastAsia="pt-BR"/>
+        </w:rPr>
+        <w:t>TBody</w:t>
+      </w:r>
+      <w:proofErr w:type="spellEnd"/>
+      <w:r>
+        <w:rPr>
+          <w:color w:val="0070C0"/>
+          <w:lang w:eastAsia="pt-BR"/>
+        </w:rPr>
+        <w:t xml:space="preserve">, </w:t>
+      </w:r>
+      <w:proofErr w:type="spellStart"/>
+      <w:r>
+        <w:rPr>
+          <w:color w:val="0070C0"/>
+          <w:lang w:eastAsia="pt-BR"/>
+        </w:rPr>
+        <w:t>TFoot</w:t>
+      </w:r>
+      <w:proofErr w:type="spellEnd"/>
+      <w:r>
+        <w:rPr>
+          <w:lang w:eastAsia="pt-BR"/>
+        </w:rPr>
+        <w:t xml:space="preserve">. Ambos contendo </w:t>
+      </w:r>
+      <w:proofErr w:type="gramStart"/>
+      <w:r>
+        <w:rPr>
+          <w:lang w:eastAsia="pt-BR"/>
+        </w:rPr>
+        <w:t>TR,TD</w:t>
+      </w:r>
+      <w:proofErr w:type="gramEnd"/>
+      <w:r>
+        <w:rPr>
+          <w:lang w:eastAsia="pt-BR"/>
+        </w:rPr>
+        <w:t>,TH.</w:t>
       </w:r>
     </w:p>
     <w:p>
@@ -14881,9 +17762,9 @@
           <w:noProof/>
         </w:rPr>
         <w:drawing>
-          <wp:inline distT="0" distB="0" distL="0" distR="0" wp14:anchorId="52BBE3D4" wp14:editId="2D690A0C">
-            <wp:extent cx="3746730" cy="1162050"/>
-            <wp:effectExtent l="0" t="0" r="6350" b="0"/>
+          <wp:inline distT="0" distB="0" distL="0" distR="0" wp14:anchorId="52BBE3D4" wp14:editId="68C0C583">
+            <wp:extent cx="3171825" cy="983744"/>
+            <wp:effectExtent l="0" t="0" r="0" b="6985"/>
             <wp:docPr id="1256799771" name="Imagem 1"/>
             <wp:cNvGraphicFramePr>
               <a:graphicFrameLocks xmlns:a="http://schemas.openxmlformats.org/drawingml/2006/main" noChangeAspect="1"/>
@@ -14904,7 +17785,7 @@
                   <pic:spPr>
                     <a:xfrm>
                       <a:off x="0" y="0"/>
-                      <a:ext cx="3781273" cy="1172764"/>
+                      <a:ext cx="3218415" cy="998194"/>
                     </a:xfrm>
                     <a:prstGeom prst="rect">
                       <a:avLst/>
@@ -14919,20 +17800,6 @@
     </w:p>
     <w:p>
       <w:pPr>
-        <w:pStyle w:val="PargrafodaLista"/>
-        <w:tabs>
-          <w:tab w:val="left" w:pos="6300"/>
-        </w:tabs>
-        <w:spacing w:after="0"/>
-        <w:ind w:left="1440"/>
-        <w:jc w:val="both"/>
-        <w:rPr>
-          <w:lang w:eastAsia="pt-BR"/>
-        </w:rPr>
-      </w:pPr>
-    </w:p>
-    <w:p>
-      <w:pPr>
         <w:spacing w:after="0"/>
         <w:rPr>
           <w:rFonts w:ascii="Segoe UI Emoji" w:eastAsia="Times New Roman" w:hAnsi="Segoe UI Emoji" w:cs="Segoe UI Emoji"/>
@@ -14988,14 +17855,40 @@
           <w:bCs/>
           <w:lang w:eastAsia="pt-BR"/>
         </w:rPr>
-        <w:t>No html atual, não é obrigatório fechar as tags</w:t>
-      </w:r>
+        <w:t xml:space="preserve">No </w:t>
+      </w:r>
+      <w:proofErr w:type="spellStart"/>
+      <w:r>
+        <w:rPr>
+          <w:bCs/>
+          <w:lang w:eastAsia="pt-BR"/>
+        </w:rPr>
+        <w:t>html</w:t>
+      </w:r>
+      <w:proofErr w:type="spellEnd"/>
+      <w:r>
+        <w:rPr>
+          <w:bCs/>
+          <w:lang w:eastAsia="pt-BR"/>
+        </w:rPr>
+        <w:t xml:space="preserve"> atual, não é obrigatório fechar as </w:t>
+      </w:r>
+      <w:proofErr w:type="spellStart"/>
+      <w:r>
+        <w:rPr>
+          <w:bCs/>
+          <w:lang w:eastAsia="pt-BR"/>
+        </w:rPr>
+        <w:t>tags</w:t>
+      </w:r>
+      <w:proofErr w:type="spellEnd"/>
       <w:r>
         <w:rPr>
           <w:lang w:eastAsia="pt-BR"/>
         </w:rPr>
         <w:t xml:space="preserve"> </w:t>
       </w:r>
+      <w:proofErr w:type="spellStart"/>
       <w:r>
         <w:rPr>
           <w:color w:val="0070C0"/>
@@ -15003,6 +17896,7 @@
         </w:rPr>
         <w:t>tr</w:t>
       </w:r>
+      <w:proofErr w:type="spellEnd"/>
       <w:r>
         <w:rPr>
           <w:lang w:eastAsia="pt-BR"/>
@@ -15023,6 +17917,7 @@
         </w:rPr>
         <w:t xml:space="preserve"> </w:t>
       </w:r>
+      <w:proofErr w:type="spellStart"/>
       <w:r>
         <w:rPr>
           <w:color w:val="0070C0"/>
@@ -15030,6 +17925,7 @@
         </w:rPr>
         <w:t>td</w:t>
       </w:r>
+      <w:proofErr w:type="spellEnd"/>
       <w:r>
         <w:rPr>
           <w:lang w:eastAsia="pt-BR"/>
@@ -15073,14 +17969,45 @@
         </w:rPr>
         <w:t xml:space="preserve">Pode usar o </w:t>
       </w:r>
-      <w:r>
-        <w:rPr>
-          <w:b/>
-          <w:bCs/>
-          <w:color w:val="0070C0"/>
-          <w:lang w:eastAsia="pt-BR"/>
-        </w:rPr>
-        <w:t>tr:nth-child(even)</w:t>
+      <w:proofErr w:type="spellStart"/>
+      <w:r>
+        <w:rPr>
+          <w:b/>
+          <w:bCs/>
+          <w:color w:val="0070C0"/>
+          <w:lang w:eastAsia="pt-BR"/>
+        </w:rPr>
+        <w:t>tr:nth-child</w:t>
+      </w:r>
+      <w:proofErr w:type="spellEnd"/>
+      <w:r>
+        <w:rPr>
+          <w:b/>
+          <w:bCs/>
+          <w:color w:val="0070C0"/>
+          <w:lang w:eastAsia="pt-BR"/>
+        </w:rPr>
+        <w:t>(</w:t>
+      </w:r>
+      <w:proofErr w:type="spellStart"/>
+      <w:r>
+        <w:rPr>
+          <w:b/>
+          <w:bCs/>
+          <w:color w:val="0070C0"/>
+          <w:lang w:eastAsia="pt-BR"/>
+        </w:rPr>
+        <w:t>even</w:t>
+      </w:r>
+      <w:proofErr w:type="spellEnd"/>
+      <w:r>
+        <w:rPr>
+          <w:b/>
+          <w:bCs/>
+          <w:color w:val="0070C0"/>
+          <w:lang w:eastAsia="pt-BR"/>
+        </w:rPr>
+        <w:t>)</w:t>
       </w:r>
       <w:r>
         <w:rPr>
@@ -15122,6 +18049,7 @@
         </w:rPr>
         <w:t xml:space="preserve">deve ser aplicada diretamente ao </w:t>
       </w:r>
+      <w:proofErr w:type="spellStart"/>
       <w:r>
         <w:rPr>
           <w:b/>
@@ -15131,6 +18059,7 @@
         </w:rPr>
         <w:t>tr</w:t>
       </w:r>
+      <w:proofErr w:type="spellEnd"/>
     </w:p>
     <w:p>
       <w:pPr>
@@ -15159,7 +18088,23 @@
           <w:color w:val="0070C0"/>
           <w:lang w:eastAsia="pt-BR"/>
         </w:rPr>
-        <w:t xml:space="preserve">position: sticky </w:t>
+        <w:t xml:space="preserve">position: </w:t>
+      </w:r>
+      <w:proofErr w:type="spellStart"/>
+      <w:r>
+        <w:rPr>
+          <w:color w:val="0070C0"/>
+          <w:lang w:eastAsia="pt-BR"/>
+        </w:rPr>
+        <w:t>sticky</w:t>
+      </w:r>
+      <w:proofErr w:type="spellEnd"/>
+      <w:r>
+        <w:rPr>
+          <w:color w:val="0070C0"/>
+          <w:lang w:eastAsia="pt-BR"/>
+        </w:rPr>
+        <w:t xml:space="preserve"> </w:t>
       </w:r>
       <w:r>
         <w:rPr>
@@ -15172,21 +18117,7 @@
           <w:color w:val="0070C0"/>
           <w:lang w:eastAsia="pt-BR"/>
         </w:rPr>
-        <w:t>top: 0</w:t>
-      </w:r>
-      <w:r>
-        <w:rPr>
-          <w:color w:val="0070C0"/>
-          <w:lang w:eastAsia="pt-BR"/>
-        </w:rPr>
-        <w:t xml:space="preserve"> ou </w:t>
-      </w:r>
-      <w:r>
-        <w:rPr>
-          <w:color w:val="0070C0"/>
-          <w:lang w:eastAsia="pt-BR"/>
-        </w:rPr>
-        <w:t>-1px</w:t>
+        <w:t>top: 0 ou -1px</w:t>
       </w:r>
       <w:r>
         <w:rPr>
@@ -15200,14 +18131,25 @@
         </w:rPr>
         <w:t xml:space="preserve"> no </w:t>
       </w:r>
-      <w:r>
-        <w:rPr>
-          <w:b/>
-          <w:bCs/>
-          <w:color w:val="0070C0"/>
-          <w:lang w:eastAsia="pt-BR"/>
-        </w:rPr>
-        <w:t xml:space="preserve">thead </w:t>
+      <w:proofErr w:type="spellStart"/>
+      <w:r>
+        <w:rPr>
+          <w:b/>
+          <w:bCs/>
+          <w:color w:val="0070C0"/>
+          <w:lang w:eastAsia="pt-BR"/>
+        </w:rPr>
+        <w:t>thead</w:t>
+      </w:r>
+      <w:proofErr w:type="spellEnd"/>
+      <w:r>
+        <w:rPr>
+          <w:b/>
+          <w:bCs/>
+          <w:color w:val="0070C0"/>
+          <w:lang w:eastAsia="pt-BR"/>
+        </w:rPr>
+        <w:t xml:space="preserve"> </w:t>
       </w:r>
       <w:r>
         <w:rPr>
@@ -15218,6 +18160,7 @@
         </w:rPr>
         <w:t xml:space="preserve">&gt; </w:t>
       </w:r>
+      <w:proofErr w:type="spellStart"/>
       <w:r>
         <w:rPr>
           <w:b/>
@@ -15227,15 +18170,27 @@
         </w:rPr>
         <w:t>th</w:t>
       </w:r>
-      <w:r>
-        <w:rPr>
-          <w:b/>
-          <w:bCs/>
-          <w:color w:val="0070C0"/>
-          <w:lang w:eastAsia="pt-BR"/>
-        </w:rPr>
-        <w:t xml:space="preserve"> &gt; tr</w:t>
-      </w:r>
+      <w:proofErr w:type="spellEnd"/>
+      <w:r>
+        <w:rPr>
+          <w:b/>
+          <w:bCs/>
+          <w:color w:val="0070C0"/>
+          <w:lang w:eastAsia="pt-BR"/>
+        </w:rPr>
+        <w:t xml:space="preserve"> &gt; </w:t>
+      </w:r>
+      <w:proofErr w:type="spellStart"/>
+      <w:r>
+        <w:rPr>
+          <w:b/>
+          <w:bCs/>
+          <w:color w:val="0070C0"/>
+          <w:lang w:eastAsia="pt-BR"/>
+        </w:rPr>
+        <w:t>tr</w:t>
+      </w:r>
+      <w:proofErr w:type="spellEnd"/>
       <w:r>
         <w:rPr>
           <w:color w:val="0070C0"/>
@@ -15272,12 +18227,21 @@
         </w:rPr>
         <w:t xml:space="preserve">Use </w:t>
       </w:r>
-      <w:r>
-        <w:rPr>
-          <w:color w:val="0070C0"/>
-          <w:lang w:eastAsia="pt-BR"/>
-        </w:rPr>
-        <w:t xml:space="preserve">colspan </w:t>
+      <w:proofErr w:type="spellStart"/>
+      <w:r>
+        <w:rPr>
+          <w:color w:val="0070C0"/>
+          <w:lang w:eastAsia="pt-BR"/>
+        </w:rPr>
+        <w:t>colspan</w:t>
+      </w:r>
+      <w:proofErr w:type="spellEnd"/>
+      <w:r>
+        <w:rPr>
+          <w:color w:val="0070C0"/>
+          <w:lang w:eastAsia="pt-BR"/>
+        </w:rPr>
+        <w:t xml:space="preserve"> </w:t>
       </w:r>
       <w:r>
         <w:rPr>
@@ -15285,12 +18249,21 @@
         </w:rPr>
         <w:t xml:space="preserve">para unir colunas e </w:t>
       </w:r>
-      <w:r>
-        <w:rPr>
-          <w:color w:val="0070C0"/>
-          <w:lang w:eastAsia="pt-BR"/>
-        </w:rPr>
-        <w:t xml:space="preserve">rowspan </w:t>
+      <w:proofErr w:type="spellStart"/>
+      <w:r>
+        <w:rPr>
+          <w:color w:val="0070C0"/>
+          <w:lang w:eastAsia="pt-BR"/>
+        </w:rPr>
+        <w:t>rowspan</w:t>
+      </w:r>
+      <w:proofErr w:type="spellEnd"/>
+      <w:r>
+        <w:rPr>
+          <w:color w:val="0070C0"/>
+          <w:lang w:eastAsia="pt-BR"/>
+        </w:rPr>
+        <w:t xml:space="preserve"> </w:t>
       </w:r>
       <w:r>
         <w:rPr>
@@ -15301,24 +18274,218 @@
     </w:p>
     <w:p>
       <w:pPr>
+        <w:pStyle w:val="PargrafodaLista"/>
+        <w:numPr>
+          <w:ilvl w:val="0"/>
+          <w:numId w:val="56"/>
+        </w:numPr>
         <w:tabs>
           <w:tab w:val="left" w:pos="6300"/>
         </w:tabs>
         <w:spacing w:after="0"/>
         <w:jc w:val="both"/>
         <w:rPr>
-          <w:lang w:eastAsia="pt-BR"/>
-        </w:rPr>
-      </w:pPr>
-      <w:r>
-        <w:rPr>
-          <w:b/>
-          <w:bCs/>
-        </w:rPr>
-        <w:pict w14:anchorId="53D465DC">
-          <v:rect id="_x0000_i1044" style="width:0;height:1.5pt" o:hralign="center" o:bullet="t" o:hrstd="t" o:hr="t" fillcolor="#a0a0a0" stroked="f"/>
+          <w:b/>
+          <w:bCs/>
+          <w:color w:val="0070C0"/>
+          <w:lang w:eastAsia="pt-BR"/>
+        </w:rPr>
+      </w:pPr>
+      <w:r>
+        <w:rPr>
+          <w:b/>
+          <w:bCs/>
+          <w:color w:val="0070C0"/>
+          <w:lang w:eastAsia="pt-BR"/>
+        </w:rPr>
+        <w:t>&lt;</w:t>
+      </w:r>
+      <w:proofErr w:type="spellStart"/>
+      <w:r>
+        <w:rPr>
+          <w:b/>
+          <w:bCs/>
+          <w:color w:val="0070C0"/>
+          <w:lang w:eastAsia="pt-BR"/>
+        </w:rPr>
+        <w:t>colgroup</w:t>
+      </w:r>
+      <w:proofErr w:type="spellEnd"/>
+      <w:r>
+        <w:rPr>
+          <w:b/>
+          <w:bCs/>
+          <w:color w:val="0070C0"/>
+          <w:lang w:eastAsia="pt-BR"/>
+        </w:rPr>
+        <w:t>&gt;</w:t>
+      </w:r>
+      <w:r>
+        <w:rPr>
+          <w:b/>
+          <w:bCs/>
+          <w:color w:val="0070C0"/>
+          <w:lang w:eastAsia="pt-BR"/>
+        </w:rPr>
+        <w:t xml:space="preserve"> </w:t>
+      </w:r>
+      <w:r>
+        <w:rPr>
+          <w:lang w:eastAsia="pt-BR"/>
+        </w:rPr>
+        <w:t>+</w:t>
+      </w:r>
+      <w:r>
+        <w:rPr>
+          <w:b/>
+          <w:bCs/>
+          <w:color w:val="0070C0"/>
+          <w:lang w:eastAsia="pt-BR"/>
+        </w:rPr>
+        <w:t xml:space="preserve"> </w:t>
+      </w:r>
+      <w:r>
+        <w:rPr>
+          <w:b/>
+          <w:bCs/>
+          <w:color w:val="0070C0"/>
+          <w:lang w:eastAsia="pt-BR"/>
+        </w:rPr>
+        <w:t>&lt;</w:t>
+      </w:r>
+      <w:proofErr w:type="spellStart"/>
+      <w:r>
+        <w:rPr>
+          <w:b/>
+          <w:bCs/>
+          <w:color w:val="0070C0"/>
+          <w:lang w:eastAsia="pt-BR"/>
+        </w:rPr>
+        <w:t>col</w:t>
+      </w:r>
+      <w:proofErr w:type="spellEnd"/>
+      <w:r>
+        <w:rPr>
+          <w:b/>
+          <w:bCs/>
+          <w:color w:val="0070C0"/>
+          <w:lang w:eastAsia="pt-BR"/>
+        </w:rPr>
+        <w:t>&gt;</w:t>
+      </w:r>
+      <w:r>
+        <w:rPr>
+          <w:color w:val="0070C0"/>
+          <w:lang w:eastAsia="pt-BR"/>
+        </w:rPr>
+        <w:t xml:space="preserve"> </w:t>
+      </w:r>
+      <w:r>
+        <w:rPr>
+          <w:lang w:eastAsia="pt-BR"/>
+        </w:rPr>
+        <w:t>P</w:t>
+      </w:r>
+      <w:r>
+        <w:rPr>
+          <w:lang w:eastAsia="pt-BR"/>
+        </w:rPr>
+        <w:t>ara agrupar uma ou mais colunas de uma tabela e aplicar estilos ou propriedades a elas de forma conjunta.</w:t>
+      </w:r>
+    </w:p>
+    <w:p>
+      <w:pPr>
+        <w:pStyle w:val="PargrafodaLista"/>
+        <w:numPr>
+          <w:ilvl w:val="0"/>
+          <w:numId w:val="56"/>
+        </w:numPr>
+        <w:spacing w:before="100" w:beforeAutospacing="1" w:after="100" w:afterAutospacing="1" w:line="240" w:lineRule="auto"/>
+        <w:rPr>
+          <w:rFonts w:ascii="Times New Roman" w:eastAsia="Times New Roman" w:hAnsi="Times New Roman" w:cs="Times New Roman"/>
+          <w:sz w:val="24"/>
+          <w:szCs w:val="24"/>
+          <w:lang w:eastAsia="pt-BR"/>
+        </w:rPr>
+      </w:pPr>
+      <w:r>
+        <w:rPr>
+          <w:rFonts w:ascii="Times New Roman" w:eastAsia="Times New Roman" w:hAnsi="Times New Roman" w:cs="Times New Roman"/>
+          <w:sz w:val="24"/>
+          <w:szCs w:val="24"/>
+          <w:lang w:eastAsia="pt-BR"/>
+        </w:rPr>
+        <w:t xml:space="preserve">Use </w:t>
+      </w:r>
+      <w:r>
+        <w:rPr>
+          <w:rFonts w:ascii="Times New Roman" w:eastAsia="Times New Roman" w:hAnsi="Times New Roman" w:cs="Times New Roman"/>
+          <w:b/>
+          <w:bCs/>
+          <w:color w:val="0070C0"/>
+          <w:sz w:val="24"/>
+          <w:szCs w:val="24"/>
+          <w:lang w:eastAsia="pt-BR"/>
+        </w:rPr>
+        <w:t>overflow-x: auto;</w:t>
+      </w:r>
+      <w:r>
+        <w:rPr>
+          <w:rFonts w:ascii="Times New Roman" w:eastAsia="Times New Roman" w:hAnsi="Times New Roman" w:cs="Times New Roman"/>
+          <w:b/>
+          <w:bCs/>
+          <w:color w:val="0070C0"/>
+          <w:sz w:val="24"/>
+          <w:szCs w:val="24"/>
+          <w:lang w:eastAsia="pt-BR"/>
+        </w:rPr>
+        <w:t xml:space="preserve"> </w:t>
+      </w:r>
+      <w:r>
+        <w:rPr>
+          <w:rFonts w:ascii="Times New Roman" w:eastAsia="Times New Roman" w:hAnsi="Times New Roman" w:cs="Times New Roman"/>
+          <w:sz w:val="24"/>
+          <w:szCs w:val="24"/>
+          <w:lang w:eastAsia="pt-BR"/>
+        </w:rPr>
+        <w:t>para deixar a tabela responsivo.</w:t>
+      </w:r>
+    </w:p>
+    <w:p>
+      <w:pPr>
+        <w:tabs>
+          <w:tab w:val="left" w:pos="6300"/>
+        </w:tabs>
+        <w:spacing w:after="0"/>
+        <w:jc w:val="both"/>
+        <w:rPr>
+          <w:b/>
+          <w:bCs/>
+          <w:color w:val="0070C0"/>
+          <w:lang w:eastAsia="pt-BR"/>
+        </w:rPr>
+      </w:pPr>
+      <w:r>
+        <w:rPr>
+          <w:b/>
+          <w:bCs/>
+        </w:rPr>
+        <w:pict w14:anchorId="77E03A4C">
+          <v:rect id="_x0000_i1046" style="width:0;height:1.5pt" o:hralign="center" o:bullet="t" o:hrstd="t" o:hr="t" fillcolor="#a0a0a0" stroked="f"/>
         </w:pict>
       </w:r>
+    </w:p>
+    <w:p>
+      <w:pPr>
+        <w:tabs>
+          <w:tab w:val="left" w:pos="6300"/>
+        </w:tabs>
+        <w:spacing w:after="0"/>
+        <w:jc w:val="both"/>
+        <w:rPr>
+          <w:lang w:eastAsia="pt-BR"/>
+        </w:rPr>
+      </w:pPr>
     </w:p>
     <w:p>
       <w:pPr>

--- a/MODULOS DE ESTUDO/HTML.docx
+++ b/MODULOS DE ESTUDO/HTML.docx
@@ -133,7 +133,6 @@
                                 </w:rPr>
                                 <w:t xml:space="preserve"> </w:t>
                               </w:r>
-                              <w:proofErr w:type="gramStart"/>
                               <w:r>
                                 <w:rPr>
                                   <w:rFonts w:ascii="Times New Roman" w:eastAsia="Times New Roman" w:hAnsi="Times New Roman" w:cs="Times New Roman"/>
@@ -143,7 +142,6 @@
                                 </w:rPr>
                                 <w:t>HTML,CSS</w:t>
                               </w:r>
-                              <w:proofErr w:type="gramEnd"/>
                               <w:r>
                                 <w:rPr>
                                   <w:rFonts w:ascii="Times New Roman" w:eastAsia="Times New Roman" w:hAnsi="Times New Roman" w:cs="Times New Roman"/>
@@ -249,7 +247,6 @@
                           </w:rPr>
                           <w:t xml:space="preserve"> </w:t>
                         </w:r>
-                        <w:proofErr w:type="gramStart"/>
                         <w:r>
                           <w:rPr>
                             <w:rFonts w:ascii="Times New Roman" w:eastAsia="Times New Roman" w:hAnsi="Times New Roman" w:cs="Times New Roman"/>
@@ -259,7 +256,6 @@
                           </w:rPr>
                           <w:t>HTML,CSS</w:t>
                         </w:r>
-                        <w:proofErr w:type="gramEnd"/>
                         <w:r>
                           <w:rPr>
                             <w:rFonts w:ascii="Times New Roman" w:eastAsia="Times New Roman" w:hAnsi="Times New Roman" w:cs="Times New Roman"/>
@@ -6688,10 +6684,10 @@
           <w:noProof/>
         </w:rPr>
         <w:drawing>
-          <wp:inline distT="0" distB="0" distL="0" distR="0" wp14:anchorId="03C347CE" wp14:editId="5FA830A8">
-            <wp:extent cx="3601369" cy="4552950"/>
-            <wp:effectExtent l="0" t="0" r="0" b="0"/>
-            <wp:docPr id="1962268725" name="Imagem 1"/>
+          <wp:inline distT="0" distB="0" distL="0" distR="0" wp14:anchorId="12060409" wp14:editId="1B6B6ED7">
+            <wp:extent cx="3427718" cy="4486275"/>
+            <wp:effectExtent l="0" t="0" r="1905" b="0"/>
+            <wp:docPr id="1353065696" name="Imagem 1"/>
             <wp:cNvGraphicFramePr>
               <a:graphicFrameLocks xmlns:a="http://schemas.openxmlformats.org/drawingml/2006/main" noChangeAspect="1"/>
             </wp:cNvGraphicFramePr>
@@ -6699,11 +6695,17 @@
               <a:graphicData uri="http://schemas.openxmlformats.org/drawingml/2006/picture">
                 <pic:pic xmlns:pic="http://schemas.openxmlformats.org/drawingml/2006/picture">
                   <pic:nvPicPr>
-                    <pic:cNvPr id="1962268725" name=""/>
+                    <pic:cNvPr id="1353065696" name=""/>
                     <pic:cNvPicPr/>
                   </pic:nvPicPr>
                   <pic:blipFill>
-                    <a:blip r:embed="rId16"/>
+                    <a:blip r:embed="rId16">
+                      <a:extLst>
+                        <a:ext uri="{28A0092B-C50C-407E-A947-70E740481C1C}">
+                          <a14:useLocalDpi xmlns:a14="http://schemas.microsoft.com/office/drawing/2010/main" val="0"/>
+                        </a:ext>
+                      </a:extLst>
+                    </a:blip>
                     <a:stretch>
                       <a:fillRect/>
                     </a:stretch>
@@ -6711,7 +6713,7 @@
                   <pic:spPr>
                     <a:xfrm>
                       <a:off x="0" y="0"/>
-                      <a:ext cx="3636063" cy="4596811"/>
+                      <a:ext cx="3449792" cy="4515166"/>
                     </a:xfrm>
                     <a:prstGeom prst="rect">
                       <a:avLst/>
@@ -6726,6 +6728,97 @@
     </w:p>
     <w:p>
       <w:pPr>
+        <w:spacing w:after="0"/>
+        <w:rPr>
+          <w:noProof/>
+        </w:rPr>
+      </w:pPr>
+      <w:r>
+        <w:rPr>
+          <w:rFonts w:ascii="Segoe UI Emoji" w:hAnsi="Segoe UI Emoji" w:cs="Segoe UI Emoji"/>
+          <w:noProof/>
+        </w:rPr>
+        <w:t>💡</w:t>
+      </w:r>
+      <w:r>
+        <w:rPr>
+          <w:noProof/>
+        </w:rPr>
+        <w:t xml:space="preserve"> </w:t>
+      </w:r>
+      <w:r>
+        <w:rPr>
+          <w:noProof/>
+        </w:rPr>
+        <w:t>Dica rápida</w:t>
+      </w:r>
+      <w:r>
+        <w:rPr>
+          <w:noProof/>
+        </w:rPr>
+        <w:t>:</w:t>
+      </w:r>
+    </w:p>
+    <w:p>
+      <w:pPr>
+        <w:pStyle w:val="PargrafodaLista"/>
+        <w:numPr>
+          <w:ilvl w:val="0"/>
+          <w:numId w:val="64"/>
+        </w:numPr>
+        <w:spacing w:after="0"/>
+      </w:pPr>
+      <w:r>
+        <w:rPr>
+          <w:b/>
+          <w:bCs/>
+        </w:rPr>
+        <w:t xml:space="preserve">Vai mostrar conteúdo da mesma página? Usa </w:t>
+      </w:r>
+      <w:r>
+        <w:rPr>
+          <w:b/>
+          <w:bCs/>
+          <w:color w:val="0070C0"/>
+        </w:rPr>
+        <w:t>&lt;</w:t>
+      </w:r>
+      <w:proofErr w:type="spellStart"/>
+      <w:r>
+        <w:rPr>
+          <w:b/>
+          <w:bCs/>
+          <w:color w:val="0070C0"/>
+        </w:rPr>
+        <w:t>div</w:t>
+      </w:r>
+      <w:proofErr w:type="spellEnd"/>
+      <w:r>
+        <w:rPr>
+          <w:b/>
+          <w:bCs/>
+          <w:color w:val="0070C0"/>
+        </w:rPr>
+        <w:t xml:space="preserve">&gt;. </w:t>
+      </w:r>
+      <w:r>
+        <w:rPr>
+          <w:b/>
+          <w:bCs/>
+        </w:rPr>
+        <w:t xml:space="preserve">Vai mostra conteúdo de outra página?  </w:t>
+      </w:r>
+      <w:r>
+        <w:rPr>
+          <w:b/>
+          <w:bCs/>
+          <w:color w:val="0070C0"/>
+        </w:rPr>
+        <w:t xml:space="preserve">&lt;iframe&gt;. </w:t>
+      </w:r>
+    </w:p>
+    <w:p>
+      <w:pPr>
         <w:tabs>
           <w:tab w:val="left" w:pos="5940"/>
         </w:tabs>
@@ -6768,7 +6861,6 @@
           <w:noProof/>
           <w:lang w:eastAsia="pt-BR"/>
         </w:rPr>
-        <w:lastRenderedPageBreak/>
         <mc:AlternateContent>
           <mc:Choice Requires="wpg">
             <w:drawing>
@@ -8291,6 +8383,7 @@
           <w:b/>
           <w:bCs/>
         </w:rPr>
+        <w:lastRenderedPageBreak/>
         <w:pict w14:anchorId="628F203C">
           <v:rect id="_x0000_i1033" style="width:0;height:1.5pt" o:hralign="center" o:bullet="t" o:hrstd="t" o:hr="t" fillcolor="#a0a0a0" stroked="f"/>
         </w:pict>
@@ -8312,7 +8405,6 @@
           <w:noProof/>
           <w:lang w:eastAsia="pt-BR"/>
         </w:rPr>
-        <w:lastRenderedPageBreak/>
         <mc:AlternateContent>
           <mc:Choice Requires="wpg">
             <w:drawing>
@@ -9922,6 +10014,7 @@
           <w:b/>
           <w:bCs/>
         </w:rPr>
+        <w:lastRenderedPageBreak/>
         <w:pict w14:anchorId="653263F9">
           <v:rect id="_x0000_i1036" style="width:0;height:1.5pt" o:hralign="center" o:bullet="t" o:hrstd="t" o:hr="t" fillcolor="#a0a0a0" stroked="f"/>
         </w:pict>
@@ -9939,7 +10032,6 @@
           <w:noProof/>
           <w:lang w:eastAsia="pt-BR"/>
         </w:rPr>
-        <w:lastRenderedPageBreak/>
         <mc:AlternateContent>
           <mc:Choice Requires="wpg">
             <w:drawing>
@@ -10491,9 +10583,44 @@
           <w:szCs w:val="24"/>
           <w:lang w:eastAsia="pt-BR"/>
         </w:rPr>
-        <w:t>&lt;input</w:t>
-      </w:r>
-      <w:proofErr w:type="gramStart"/>
+        <w:t>&lt;input&gt;</w:t>
+      </w:r>
+      <w:r>
+        <w:rPr>
+          <w:rFonts w:ascii="Segoe UI Emoji" w:eastAsia="Times New Roman" w:hAnsi="Segoe UI Emoji" w:cs="Segoe UI Emoji"/>
+          <w:color w:val="0070C0"/>
+          <w:sz w:val="24"/>
+          <w:szCs w:val="24"/>
+          <w:lang w:eastAsia="pt-BR"/>
+        </w:rPr>
+        <w:t>,</w:t>
+      </w:r>
+      <w:r>
+        <w:rPr>
+          <w:rFonts w:ascii="Segoe UI Emoji" w:eastAsia="Times New Roman" w:hAnsi="Segoe UI Emoji" w:cs="Segoe UI Emoji"/>
+          <w:b/>
+          <w:bCs/>
+          <w:color w:val="0070C0"/>
+          <w:sz w:val="24"/>
+          <w:szCs w:val="24"/>
+          <w:lang w:eastAsia="pt-BR"/>
+        </w:rPr>
+        <w:t>&lt;</w:t>
+      </w:r>
+      <w:proofErr w:type="spellStart"/>
+      <w:r>
+        <w:rPr>
+          <w:rFonts w:ascii="Segoe UI Emoji" w:eastAsia="Times New Roman" w:hAnsi="Segoe UI Emoji" w:cs="Segoe UI Emoji"/>
+          <w:b/>
+          <w:bCs/>
+          <w:color w:val="0070C0"/>
+          <w:sz w:val="24"/>
+          <w:szCs w:val="24"/>
+          <w:lang w:eastAsia="pt-BR"/>
+        </w:rPr>
+        <w:t>textarea</w:t>
+      </w:r>
+      <w:proofErr w:type="spellEnd"/>
       <w:r>
         <w:rPr>
           <w:rFonts w:ascii="Segoe UI Emoji" w:eastAsia="Times New Roman" w:hAnsi="Segoe UI Emoji" w:cs="Segoe UI Emoji"/>
@@ -10509,7 +10636,56 @@
       <w:r>
         <w:rPr>
           <w:rFonts w:ascii="Segoe UI Emoji" w:eastAsia="Times New Roman" w:hAnsi="Segoe UI Emoji" w:cs="Segoe UI Emoji"/>
-          <w:color w:val="0070C0"/>
+          <w:b/>
+          <w:bCs/>
+          <w:color w:val="0070C0"/>
+          <w:sz w:val="24"/>
+          <w:szCs w:val="24"/>
+          <w:lang w:eastAsia="pt-BR"/>
+        </w:rPr>
+        <w:t xml:space="preserve">, </w:t>
+      </w:r>
+      <w:r>
+        <w:rPr>
+          <w:rFonts w:ascii="Segoe UI Emoji" w:eastAsia="Times New Roman" w:hAnsi="Segoe UI Emoji" w:cs="Segoe UI Emoji"/>
+          <w:b/>
+          <w:bCs/>
+          <w:color w:val="0070C0"/>
+          <w:sz w:val="24"/>
+          <w:szCs w:val="24"/>
+          <w:lang w:eastAsia="pt-BR"/>
+        </w:rPr>
+        <w:t>&lt;</w:t>
+      </w:r>
+      <w:proofErr w:type="spellStart"/>
+      <w:r>
+        <w:rPr>
+          <w:rFonts w:ascii="Segoe UI Emoji" w:eastAsia="Times New Roman" w:hAnsi="Segoe UI Emoji" w:cs="Segoe UI Emoji"/>
+          <w:b/>
+          <w:bCs/>
+          <w:color w:val="0070C0"/>
+          <w:sz w:val="24"/>
+          <w:szCs w:val="24"/>
+          <w:lang w:eastAsia="pt-BR"/>
+        </w:rPr>
+        <w:t>select</w:t>
+      </w:r>
+      <w:proofErr w:type="spellEnd"/>
+      <w:r>
+        <w:rPr>
+          <w:rFonts w:ascii="Segoe UI Emoji" w:eastAsia="Times New Roman" w:hAnsi="Segoe UI Emoji" w:cs="Segoe UI Emoji"/>
+          <w:b/>
+          <w:bCs/>
+          <w:color w:val="0070C0"/>
+          <w:sz w:val="24"/>
+          <w:szCs w:val="24"/>
+          <w:lang w:eastAsia="pt-BR"/>
+        </w:rPr>
+        <w:t>&gt;</w:t>
+      </w:r>
+      <w:r>
+        <w:rPr>
+          <w:rFonts w:ascii="Segoe UI Emoji" w:eastAsia="Times New Roman" w:hAnsi="Segoe UI Emoji" w:cs="Segoe UI Emoji"/>
           <w:sz w:val="24"/>
           <w:szCs w:val="24"/>
           <w:lang w:eastAsia="pt-BR"/>
@@ -10529,106 +10705,6 @@
         <w:t>&lt;</w:t>
       </w:r>
       <w:proofErr w:type="spellStart"/>
-      <w:proofErr w:type="gramEnd"/>
-      <w:r>
-        <w:rPr>
-          <w:rFonts w:ascii="Segoe UI Emoji" w:eastAsia="Times New Roman" w:hAnsi="Segoe UI Emoji" w:cs="Segoe UI Emoji"/>
-          <w:b/>
-          <w:bCs/>
-          <w:color w:val="0070C0"/>
-          <w:sz w:val="24"/>
-          <w:szCs w:val="24"/>
-          <w:lang w:eastAsia="pt-BR"/>
-        </w:rPr>
-        <w:t>textarea</w:t>
-      </w:r>
-      <w:proofErr w:type="spellEnd"/>
-      <w:r>
-        <w:rPr>
-          <w:rFonts w:ascii="Segoe UI Emoji" w:eastAsia="Times New Roman" w:hAnsi="Segoe UI Emoji" w:cs="Segoe UI Emoji"/>
-          <w:b/>
-          <w:bCs/>
-          <w:color w:val="0070C0"/>
-          <w:sz w:val="24"/>
-          <w:szCs w:val="24"/>
-          <w:lang w:eastAsia="pt-BR"/>
-        </w:rPr>
-        <w:t>&gt;</w:t>
-      </w:r>
-      <w:r>
-        <w:rPr>
-          <w:rFonts w:ascii="Segoe UI Emoji" w:eastAsia="Times New Roman" w:hAnsi="Segoe UI Emoji" w:cs="Segoe UI Emoji"/>
-          <w:b/>
-          <w:bCs/>
-          <w:color w:val="0070C0"/>
-          <w:sz w:val="24"/>
-          <w:szCs w:val="24"/>
-          <w:lang w:eastAsia="pt-BR"/>
-        </w:rPr>
-        <w:t xml:space="preserve">, </w:t>
-      </w:r>
-      <w:r>
-        <w:rPr>
-          <w:rFonts w:ascii="Segoe UI Emoji" w:eastAsia="Times New Roman" w:hAnsi="Segoe UI Emoji" w:cs="Segoe UI Emoji"/>
-          <w:b/>
-          <w:bCs/>
-          <w:color w:val="0070C0"/>
-          <w:sz w:val="24"/>
-          <w:szCs w:val="24"/>
-          <w:lang w:eastAsia="pt-BR"/>
-        </w:rPr>
-        <w:t>&lt;</w:t>
-      </w:r>
-      <w:proofErr w:type="spellStart"/>
-      <w:r>
-        <w:rPr>
-          <w:rFonts w:ascii="Segoe UI Emoji" w:eastAsia="Times New Roman" w:hAnsi="Segoe UI Emoji" w:cs="Segoe UI Emoji"/>
-          <w:b/>
-          <w:bCs/>
-          <w:color w:val="0070C0"/>
-          <w:sz w:val="24"/>
-          <w:szCs w:val="24"/>
-          <w:lang w:eastAsia="pt-BR"/>
-        </w:rPr>
-        <w:t>select</w:t>
-      </w:r>
-      <w:proofErr w:type="spellEnd"/>
-      <w:proofErr w:type="gramStart"/>
-      <w:r>
-        <w:rPr>
-          <w:rFonts w:ascii="Segoe UI Emoji" w:eastAsia="Times New Roman" w:hAnsi="Segoe UI Emoji" w:cs="Segoe UI Emoji"/>
-          <w:b/>
-          <w:bCs/>
-          <w:color w:val="0070C0"/>
-          <w:sz w:val="24"/>
-          <w:szCs w:val="24"/>
-          <w:lang w:eastAsia="pt-BR"/>
-        </w:rPr>
-        <w:t>&gt;</w:t>
-      </w:r>
-      <w:r>
-        <w:rPr>
-          <w:rFonts w:ascii="Segoe UI Emoji" w:eastAsia="Times New Roman" w:hAnsi="Segoe UI Emoji" w:cs="Segoe UI Emoji"/>
-          <w:sz w:val="24"/>
-          <w:szCs w:val="24"/>
-          <w:lang w:eastAsia="pt-BR"/>
-        </w:rPr>
-        <w:t>,</w:t>
-      </w:r>
-      <w:r>
-        <w:rPr>
-          <w:rFonts w:ascii="Segoe UI Emoji" w:eastAsia="Times New Roman" w:hAnsi="Segoe UI Emoji" w:cs="Segoe UI Emoji"/>
-          <w:b/>
-          <w:bCs/>
-          <w:color w:val="0070C0"/>
-          <w:sz w:val="24"/>
-          <w:szCs w:val="24"/>
-          <w:lang w:eastAsia="pt-BR"/>
-        </w:rPr>
-        <w:t>&lt;</w:t>
-      </w:r>
-      <w:proofErr w:type="spellStart"/>
-      <w:proofErr w:type="gramEnd"/>
       <w:r>
         <w:rPr>
           <w:rFonts w:ascii="Segoe UI Emoji" w:eastAsia="Times New Roman" w:hAnsi="Segoe UI Emoji" w:cs="Segoe UI Emoji"/>
@@ -11122,6 +11198,7 @@
           <w:b/>
           <w:bCs/>
         </w:rPr>
+        <w:lastRenderedPageBreak/>
         <w:pict w14:anchorId="66D9F287">
           <v:rect id="_x0000_i1037" style="width:0;height:1.5pt" o:hralign="center" o:bullet="t" o:hrstd="t" o:hr="t" fillcolor="#a0a0a0" stroked="f"/>
         </w:pict>
@@ -11142,7 +11219,6 @@
           <w:noProof/>
           <w:lang w:eastAsia="pt-BR"/>
         </w:rPr>
-        <w:lastRenderedPageBreak/>
         <mc:AlternateContent>
           <mc:Choice Requires="wpg">
             <w:drawing>
@@ -11657,27 +11733,7 @@
           <w:szCs w:val="24"/>
           <w:lang w:eastAsia="pt-BR"/>
         </w:rPr>
-        <w:t xml:space="preserve">="2" </w:t>
-      </w:r>
-      <w:proofErr w:type="spellStart"/>
-      <w:r>
-        <w:rPr>
-          <w:rFonts w:ascii="Segoe UI Emoji" w:eastAsia="Times New Roman" w:hAnsi="Segoe UI Emoji" w:cs="Segoe UI Emoji"/>
-          <w:sz w:val="24"/>
-          <w:szCs w:val="24"/>
-          <w:lang w:eastAsia="pt-BR"/>
-        </w:rPr>
-        <w:t>required</w:t>
-      </w:r>
-      <w:proofErr w:type="spellEnd"/>
-      <w:r>
-        <w:rPr>
-          <w:rFonts w:ascii="Segoe UI Emoji" w:eastAsia="Times New Roman" w:hAnsi="Segoe UI Emoji" w:cs="Segoe UI Emoji"/>
-          <w:sz w:val="24"/>
-          <w:szCs w:val="24"/>
-          <w:lang w:eastAsia="pt-BR"/>
-        </w:rPr>
-        <w:t>&gt;</w:t>
+        <w:t>="2" required&gt;</w:t>
       </w:r>
     </w:p>
     <w:p>
@@ -12567,7 +12623,6 @@
         </w:rPr>
       </w:pPr>
       <w:proofErr w:type="spellStart"/>
-      <w:proofErr w:type="gramStart"/>
       <w:r>
         <w:rPr>
           <w:rFonts w:ascii="Times New Roman" w:eastAsia="Times New Roman" w:hAnsi="Times New Roman" w:cs="Times New Roman"/>
@@ -12590,15 +12645,7 @@
           <w:rFonts w:ascii="Times New Roman" w:eastAsia="Times New Roman" w:hAnsi="Times New Roman" w:cs="Times New Roman"/>
           <w:lang w:eastAsia="pt-BR"/>
         </w:rPr>
-        <w:t>Usa</w:t>
-      </w:r>
-      <w:proofErr w:type="gramEnd"/>
-      <w:r>
-        <w:rPr>
-          <w:rFonts w:ascii="Times New Roman" w:eastAsia="Times New Roman" w:hAnsi="Times New Roman" w:cs="Times New Roman"/>
-          <w:lang w:eastAsia="pt-BR"/>
-        </w:rPr>
-        <w:t xml:space="preserve"> uma imagem como botão de envio</w:t>
+        <w:t>Usa uma imagem como botão de envio</w:t>
       </w:r>
     </w:p>
     <w:p>
@@ -12654,6 +12701,7 @@
           <w:b/>
           <w:bCs/>
         </w:rPr>
+        <w:lastRenderedPageBreak/>
         <w:pict w14:anchorId="195EDF52">
           <v:rect id="_x0000_i1038" style="width:0;height:1.5pt" o:hralign="center" o:bullet="t" o:hrstd="t" o:hr="t" fillcolor="#a0a0a0" stroked="f"/>
         </w:pict>
@@ -12674,7 +12722,6 @@
           <w:noProof/>
           <w:lang w:eastAsia="pt-BR"/>
         </w:rPr>
-        <w:lastRenderedPageBreak/>
         <mc:AlternateContent>
           <mc:Choice Requires="wpg">
             <w:drawing>
@@ -14628,6 +14675,7 @@
           <w:b/>
           <w:bCs/>
         </w:rPr>
+        <w:lastRenderedPageBreak/>
         <w:pict w14:anchorId="10FB23F2">
           <v:rect id="_x0000_i1041" style="width:0;height:1.5pt" o:hralign="center" o:bullet="t" o:hrstd="t" o:hr="t" fillcolor="#a0a0a0" stroked="f"/>
         </w:pict>
@@ -14648,7 +14696,6 @@
           <w:noProof/>
           <w:lang w:eastAsia="pt-BR"/>
         </w:rPr>
-        <w:lastRenderedPageBreak/>
         <mc:AlternateContent>
           <mc:Choice Requires="wpg">
             <w:drawing>
@@ -15441,7 +15488,6 @@
           <w:noProof/>
           <w:lang w:eastAsia="pt-BR"/>
         </w:rPr>
-        <w:lastRenderedPageBreak/>
         <mc:AlternateContent>
           <mc:Choice Requires="wpg">
             <w:drawing>
@@ -16596,7 +16642,6 @@
           <w:noProof/>
           <w:lang w:eastAsia="pt-BR"/>
         </w:rPr>
-        <w:lastRenderedPageBreak/>
         <mc:AlternateContent>
           <mc:Choice Requires="wpg">
             <w:drawing>
@@ -17727,21 +17772,7 @@
         <w:rPr>
           <w:lang w:eastAsia="pt-BR"/>
         </w:rPr>
-        <w:t xml:space="preserve">. Ambos contendo </w:t>
-      </w:r>
-      <w:proofErr w:type="gramStart"/>
-      <w:r>
-        <w:rPr>
-          <w:lang w:eastAsia="pt-BR"/>
-        </w:rPr>
-        <w:t>TR,TD</w:t>
-      </w:r>
-      <w:proofErr w:type="gramEnd"/>
-      <w:r>
-        <w:rPr>
-          <w:lang w:eastAsia="pt-BR"/>
-        </w:rPr>
-        <w:t>,TH.</w:t>
+        <w:t>. Ambos contendo TR,TD,TH.</w:t>
       </w:r>
     </w:p>
     <w:p>
@@ -18470,8 +18501,9 @@
           <w:b/>
           <w:bCs/>
         </w:rPr>
+        <w:lastRenderedPageBreak/>
         <w:pict w14:anchorId="77E03A4C">
-          <v:rect id="_x0000_i1046" style="width:0;height:1.5pt" o:hralign="center" o:bullet="t" o:hrstd="t" o:hr="t" fillcolor="#a0a0a0" stroked="f"/>
+          <v:rect id="_x0000_i1044" style="width:0;height:1.5pt" o:hralign="center" o:bullet="t" o:hrstd="t" o:hr="t" fillcolor="#a0a0a0" stroked="f"/>
         </w:pict>
       </w:r>
     </w:p>
@@ -23461,6 +23493,119 @@
     </w:lvl>
   </w:abstractNum>
   <w:abstractNum w:abstractNumId="39" w15:restartNumberingAfterBreak="0">
+    <w:nsid w:val="4A9901E8"/>
+    <w:multiLevelType w:val="hybridMultilevel"/>
+    <w:tmpl w:val="A530C3FA"/>
+    <w:lvl w:ilvl="0" w:tplc="04160001">
+      <w:start w:val="1"/>
+      <w:numFmt w:val="bullet"/>
+      <w:lvlText w:val=""/>
+      <w:lvlJc w:val="left"/>
+      <w:pPr>
+        <w:ind w:left="720" w:hanging="360"/>
+      </w:pPr>
+      <w:rPr>
+        <w:rFonts w:ascii="Symbol" w:hAnsi="Symbol" w:hint="default"/>
+      </w:rPr>
+    </w:lvl>
+    <w:lvl w:ilvl="1" w:tplc="04160003" w:tentative="1">
+      <w:start w:val="1"/>
+      <w:numFmt w:val="bullet"/>
+      <w:lvlText w:val="o"/>
+      <w:lvlJc w:val="left"/>
+      <w:pPr>
+        <w:ind w:left="1440" w:hanging="360"/>
+      </w:pPr>
+      <w:rPr>
+        <w:rFonts w:ascii="Courier New" w:hAnsi="Courier New" w:cs="Courier New" w:hint="default"/>
+      </w:rPr>
+    </w:lvl>
+    <w:lvl w:ilvl="2" w:tplc="04160005" w:tentative="1">
+      <w:start w:val="1"/>
+      <w:numFmt w:val="bullet"/>
+      <w:lvlText w:val=""/>
+      <w:lvlJc w:val="left"/>
+      <w:pPr>
+        <w:ind w:left="2160" w:hanging="360"/>
+      </w:pPr>
+      <w:rPr>
+        <w:rFonts w:ascii="Wingdings" w:hAnsi="Wingdings" w:hint="default"/>
+      </w:rPr>
+    </w:lvl>
+    <w:lvl w:ilvl="3" w:tplc="04160001" w:tentative="1">
+      <w:start w:val="1"/>
+      <w:numFmt w:val="bullet"/>
+      <w:lvlText w:val=""/>
+      <w:lvlJc w:val="left"/>
+      <w:pPr>
+        <w:ind w:left="2880" w:hanging="360"/>
+      </w:pPr>
+      <w:rPr>
+        <w:rFonts w:ascii="Symbol" w:hAnsi="Symbol" w:hint="default"/>
+      </w:rPr>
+    </w:lvl>
+    <w:lvl w:ilvl="4" w:tplc="04160003" w:tentative="1">
+      <w:start w:val="1"/>
+      <w:numFmt w:val="bullet"/>
+      <w:lvlText w:val="o"/>
+      <w:lvlJc w:val="left"/>
+      <w:pPr>
+        <w:ind w:left="3600" w:hanging="360"/>
+      </w:pPr>
+      <w:rPr>
+        <w:rFonts w:ascii="Courier New" w:hAnsi="Courier New" w:cs="Courier New" w:hint="default"/>
+      </w:rPr>
+    </w:lvl>
+    <w:lvl w:ilvl="5" w:tplc="04160005" w:tentative="1">
+      <w:start w:val="1"/>
+      <w:numFmt w:val="bullet"/>
+      <w:lvlText w:val=""/>
+      <w:lvlJc w:val="left"/>
+      <w:pPr>
+        <w:ind w:left="4320" w:hanging="360"/>
+      </w:pPr>
+      <w:rPr>
+        <w:rFonts w:ascii="Wingdings" w:hAnsi="Wingdings" w:hint="default"/>
+      </w:rPr>
+    </w:lvl>
+    <w:lvl w:ilvl="6" w:tplc="04160001" w:tentative="1">
+      <w:start w:val="1"/>
+      <w:numFmt w:val="bullet"/>
+      <w:lvlText w:val=""/>
+      <w:lvlJc w:val="left"/>
+      <w:pPr>
+        <w:ind w:left="5040" w:hanging="360"/>
+      </w:pPr>
+      <w:rPr>
+        <w:rFonts w:ascii="Symbol" w:hAnsi="Symbol" w:hint="default"/>
+      </w:rPr>
+    </w:lvl>
+    <w:lvl w:ilvl="7" w:tplc="04160003" w:tentative="1">
+      <w:start w:val="1"/>
+      <w:numFmt w:val="bullet"/>
+      <w:lvlText w:val="o"/>
+      <w:lvlJc w:val="left"/>
+      <w:pPr>
+        <w:ind w:left="5760" w:hanging="360"/>
+      </w:pPr>
+      <w:rPr>
+        <w:rFonts w:ascii="Courier New" w:hAnsi="Courier New" w:cs="Courier New" w:hint="default"/>
+      </w:rPr>
+    </w:lvl>
+    <w:lvl w:ilvl="8" w:tplc="04160005" w:tentative="1">
+      <w:start w:val="1"/>
+      <w:numFmt w:val="bullet"/>
+      <w:lvlText w:val=""/>
+      <w:lvlJc w:val="left"/>
+      <w:pPr>
+        <w:ind w:left="6480" w:hanging="360"/>
+      </w:pPr>
+      <w:rPr>
+        <w:rFonts w:ascii="Wingdings" w:hAnsi="Wingdings" w:hint="default"/>
+      </w:rPr>
+    </w:lvl>
+  </w:abstractNum>
+  <w:abstractNum w:abstractNumId="40" w15:restartNumberingAfterBreak="0">
     <w:nsid w:val="4BA428D7"/>
     <w:multiLevelType w:val="hybridMultilevel"/>
     <w:tmpl w:val="D94CF76C"/>
@@ -23546,7 +23691,7 @@
       </w:pPr>
     </w:lvl>
   </w:abstractNum>
-  <w:abstractNum w:abstractNumId="40" w15:restartNumberingAfterBreak="0">
+  <w:abstractNum w:abstractNumId="41" w15:restartNumberingAfterBreak="0">
     <w:nsid w:val="4EFE25D4"/>
     <w:multiLevelType w:val="multilevel"/>
     <w:tmpl w:val="10FE5A88"/>
@@ -23695,7 +23840,7 @@
       </w:rPr>
     </w:lvl>
   </w:abstractNum>
-  <w:abstractNum w:abstractNumId="41" w15:restartNumberingAfterBreak="0">
+  <w:abstractNum w:abstractNumId="42" w15:restartNumberingAfterBreak="0">
     <w:nsid w:val="4FEB23CC"/>
     <w:multiLevelType w:val="multilevel"/>
     <w:tmpl w:val="10FE5A88"/>
@@ -23844,7 +23989,7 @@
       </w:rPr>
     </w:lvl>
   </w:abstractNum>
-  <w:abstractNum w:abstractNumId="42" w15:restartNumberingAfterBreak="0">
+  <w:abstractNum w:abstractNumId="43" w15:restartNumberingAfterBreak="0">
     <w:nsid w:val="502018DB"/>
     <w:multiLevelType w:val="multilevel"/>
     <w:tmpl w:val="10FE5A88"/>
@@ -23993,7 +24138,7 @@
       </w:rPr>
     </w:lvl>
   </w:abstractNum>
-  <w:abstractNum w:abstractNumId="43" w15:restartNumberingAfterBreak="0">
+  <w:abstractNum w:abstractNumId="44" w15:restartNumberingAfterBreak="0">
     <w:nsid w:val="5315153D"/>
     <w:multiLevelType w:val="hybridMultilevel"/>
     <w:tmpl w:val="D86AF38C"/>
@@ -24106,7 +24251,7 @@
       </w:rPr>
     </w:lvl>
   </w:abstractNum>
-  <w:abstractNum w:abstractNumId="44" w15:restartNumberingAfterBreak="0">
+  <w:abstractNum w:abstractNumId="45" w15:restartNumberingAfterBreak="0">
     <w:nsid w:val="54533D2B"/>
     <w:multiLevelType w:val="hybridMultilevel"/>
     <w:tmpl w:val="A61856B0"/>
@@ -24219,7 +24364,7 @@
       </w:rPr>
     </w:lvl>
   </w:abstractNum>
-  <w:abstractNum w:abstractNumId="45" w15:restartNumberingAfterBreak="0">
+  <w:abstractNum w:abstractNumId="46" w15:restartNumberingAfterBreak="0">
     <w:nsid w:val="57C90A1C"/>
     <w:multiLevelType w:val="hybridMultilevel"/>
     <w:tmpl w:val="1B224522"/>
@@ -24332,7 +24477,7 @@
       </w:rPr>
     </w:lvl>
   </w:abstractNum>
-  <w:abstractNum w:abstractNumId="46" w15:restartNumberingAfterBreak="0">
+  <w:abstractNum w:abstractNumId="47" w15:restartNumberingAfterBreak="0">
     <w:nsid w:val="57CB5F82"/>
     <w:multiLevelType w:val="hybridMultilevel"/>
     <w:tmpl w:val="B5643822"/>
@@ -24445,7 +24590,7 @@
       </w:rPr>
     </w:lvl>
   </w:abstractNum>
-  <w:abstractNum w:abstractNumId="47" w15:restartNumberingAfterBreak="0">
+  <w:abstractNum w:abstractNumId="48" w15:restartNumberingAfterBreak="0">
     <w:nsid w:val="5AAE0D2C"/>
     <w:multiLevelType w:val="hybridMultilevel"/>
     <w:tmpl w:val="F45293D4"/>
@@ -24558,7 +24703,7 @@
       </w:rPr>
     </w:lvl>
   </w:abstractNum>
-  <w:abstractNum w:abstractNumId="48" w15:restartNumberingAfterBreak="0">
+  <w:abstractNum w:abstractNumId="49" w15:restartNumberingAfterBreak="0">
     <w:nsid w:val="5B4E78AF"/>
     <w:multiLevelType w:val="multilevel"/>
     <w:tmpl w:val="6AFA6004"/>
@@ -24707,7 +24852,7 @@
       </w:rPr>
     </w:lvl>
   </w:abstractNum>
-  <w:abstractNum w:abstractNumId="49" w15:restartNumberingAfterBreak="0">
+  <w:abstractNum w:abstractNumId="50" w15:restartNumberingAfterBreak="0">
     <w:nsid w:val="5C4A5244"/>
     <w:multiLevelType w:val="hybridMultilevel"/>
     <w:tmpl w:val="6E10B4EC"/>
@@ -24820,7 +24965,7 @@
       </w:rPr>
     </w:lvl>
   </w:abstractNum>
-  <w:abstractNum w:abstractNumId="50" w15:restartNumberingAfterBreak="0">
+  <w:abstractNum w:abstractNumId="51" w15:restartNumberingAfterBreak="0">
     <w:nsid w:val="5C520031"/>
     <w:multiLevelType w:val="multilevel"/>
     <w:tmpl w:val="15F2258E"/>
@@ -24969,7 +25114,7 @@
       </w:rPr>
     </w:lvl>
   </w:abstractNum>
-  <w:abstractNum w:abstractNumId="51" w15:restartNumberingAfterBreak="0">
+  <w:abstractNum w:abstractNumId="52" w15:restartNumberingAfterBreak="0">
     <w:nsid w:val="61FE12D9"/>
     <w:multiLevelType w:val="hybridMultilevel"/>
     <w:tmpl w:val="87D8D996"/>
@@ -25082,7 +25227,7 @@
       </w:rPr>
     </w:lvl>
   </w:abstractNum>
-  <w:abstractNum w:abstractNumId="52" w15:restartNumberingAfterBreak="0">
+  <w:abstractNum w:abstractNumId="53" w15:restartNumberingAfterBreak="0">
     <w:nsid w:val="66A5119D"/>
     <w:multiLevelType w:val="multilevel"/>
     <w:tmpl w:val="F0B4BF8C"/>
@@ -25231,7 +25376,7 @@
       </w:rPr>
     </w:lvl>
   </w:abstractNum>
-  <w:abstractNum w:abstractNumId="53" w15:restartNumberingAfterBreak="0">
+  <w:abstractNum w:abstractNumId="54" w15:restartNumberingAfterBreak="0">
     <w:nsid w:val="6B252EEC"/>
     <w:multiLevelType w:val="multilevel"/>
     <w:tmpl w:val="8BC45AB2"/>
@@ -25380,7 +25525,7 @@
       </w:rPr>
     </w:lvl>
   </w:abstractNum>
-  <w:abstractNum w:abstractNumId="54" w15:restartNumberingAfterBreak="0">
+  <w:abstractNum w:abstractNumId="55" w15:restartNumberingAfterBreak="0">
     <w:nsid w:val="6E697BD1"/>
     <w:multiLevelType w:val="hybridMultilevel"/>
     <w:tmpl w:val="C2D4DBA4"/>
@@ -25493,7 +25638,7 @@
       </w:rPr>
     </w:lvl>
   </w:abstractNum>
-  <w:abstractNum w:abstractNumId="55" w15:restartNumberingAfterBreak="0">
+  <w:abstractNum w:abstractNumId="56" w15:restartNumberingAfterBreak="0">
     <w:nsid w:val="6EA445D9"/>
     <w:multiLevelType w:val="multilevel"/>
     <w:tmpl w:val="B0D68246"/>
@@ -25642,7 +25787,7 @@
       </w:rPr>
     </w:lvl>
   </w:abstractNum>
-  <w:abstractNum w:abstractNumId="56" w15:restartNumberingAfterBreak="0">
+  <w:abstractNum w:abstractNumId="57" w15:restartNumberingAfterBreak="0">
     <w:nsid w:val="6ECD0BED"/>
     <w:multiLevelType w:val="hybridMultilevel"/>
     <w:tmpl w:val="4F1EAABE"/>
@@ -25755,7 +25900,7 @@
       </w:rPr>
     </w:lvl>
   </w:abstractNum>
-  <w:abstractNum w:abstractNumId="57" w15:restartNumberingAfterBreak="0">
+  <w:abstractNum w:abstractNumId="58" w15:restartNumberingAfterBreak="0">
     <w:nsid w:val="6FAA2CC5"/>
     <w:multiLevelType w:val="multilevel"/>
     <w:tmpl w:val="7884CD26"/>
@@ -25868,7 +26013,7 @@
       </w:pPr>
     </w:lvl>
   </w:abstractNum>
-  <w:abstractNum w:abstractNumId="58" w15:restartNumberingAfterBreak="0">
+  <w:abstractNum w:abstractNumId="59" w15:restartNumberingAfterBreak="0">
     <w:nsid w:val="75EA6477"/>
     <w:multiLevelType w:val="hybridMultilevel"/>
     <w:tmpl w:val="D59C6048"/>
@@ -25981,7 +26126,7 @@
       </w:rPr>
     </w:lvl>
   </w:abstractNum>
-  <w:abstractNum w:abstractNumId="59" w15:restartNumberingAfterBreak="0">
+  <w:abstractNum w:abstractNumId="60" w15:restartNumberingAfterBreak="0">
     <w:nsid w:val="7A2E7DCD"/>
     <w:multiLevelType w:val="hybridMultilevel"/>
     <w:tmpl w:val="2AEE369C"/>
@@ -26094,7 +26239,7 @@
       </w:rPr>
     </w:lvl>
   </w:abstractNum>
-  <w:abstractNum w:abstractNumId="60" w15:restartNumberingAfterBreak="0">
+  <w:abstractNum w:abstractNumId="61" w15:restartNumberingAfterBreak="0">
     <w:nsid w:val="7A3D4DD5"/>
     <w:multiLevelType w:val="hybridMultilevel"/>
     <w:tmpl w:val="3A345A74"/>
@@ -26207,7 +26352,7 @@
       </w:rPr>
     </w:lvl>
   </w:abstractNum>
-  <w:abstractNum w:abstractNumId="61" w15:restartNumberingAfterBreak="0">
+  <w:abstractNum w:abstractNumId="62" w15:restartNumberingAfterBreak="0">
     <w:nsid w:val="7F9E33BE"/>
     <w:multiLevelType w:val="hybridMultilevel"/>
     <w:tmpl w:val="7E343722"/>
@@ -26320,7 +26465,7 @@
       </w:rPr>
     </w:lvl>
   </w:abstractNum>
-  <w:abstractNum w:abstractNumId="62" w15:restartNumberingAfterBreak="0">
+  <w:abstractNum w:abstractNumId="63" w15:restartNumberingAfterBreak="0">
     <w:nsid w:val="7FC45E23"/>
     <w:multiLevelType w:val="hybridMultilevel"/>
     <w:tmpl w:val="B6A42388"/>
@@ -26434,43 +26579,43 @@
     </w:lvl>
   </w:abstractNum>
   <w:num w:numId="1" w16cid:durableId="1849098627">
-    <w:abstractNumId w:val="39"/>
+    <w:abstractNumId w:val="40"/>
   </w:num>
   <w:num w:numId="2" w16cid:durableId="594829819">
     <w:abstractNumId w:val="13"/>
   </w:num>
   <w:num w:numId="3" w16cid:durableId="243950662">
-    <w:abstractNumId w:val="50"/>
+    <w:abstractNumId w:val="51"/>
   </w:num>
   <w:num w:numId="4" w16cid:durableId="1978948423">
-    <w:abstractNumId w:val="59"/>
+    <w:abstractNumId w:val="60"/>
   </w:num>
   <w:num w:numId="5" w16cid:durableId="1401757085">
     <w:abstractNumId w:val="38"/>
   </w:num>
   <w:num w:numId="6" w16cid:durableId="1871526241">
-    <w:abstractNumId w:val="53"/>
+    <w:abstractNumId w:val="54"/>
   </w:num>
   <w:num w:numId="7" w16cid:durableId="1932620228">
     <w:abstractNumId w:val="8"/>
   </w:num>
   <w:num w:numId="8" w16cid:durableId="1817648396">
-    <w:abstractNumId w:val="57"/>
+    <w:abstractNumId w:val="58"/>
   </w:num>
   <w:num w:numId="9" w16cid:durableId="121461246">
     <w:abstractNumId w:val="17"/>
   </w:num>
   <w:num w:numId="10" w16cid:durableId="509608449">
-    <w:abstractNumId w:val="61"/>
+    <w:abstractNumId w:val="62"/>
   </w:num>
   <w:num w:numId="11" w16cid:durableId="1096824675">
-    <w:abstractNumId w:val="41"/>
+    <w:abstractNumId w:val="42"/>
   </w:num>
   <w:num w:numId="12" w16cid:durableId="588545318">
-    <w:abstractNumId w:val="51"/>
+    <w:abstractNumId w:val="52"/>
   </w:num>
   <w:num w:numId="13" w16cid:durableId="1688482641">
-    <w:abstractNumId w:val="54"/>
+    <w:abstractNumId w:val="55"/>
   </w:num>
   <w:num w:numId="14" w16cid:durableId="820654974">
     <w:abstractNumId w:val="36"/>
@@ -26494,16 +26639,16 @@
     <w:abstractNumId w:val="2"/>
   </w:num>
   <w:num w:numId="21" w16cid:durableId="1175682971">
-    <w:abstractNumId w:val="42"/>
+    <w:abstractNumId w:val="43"/>
   </w:num>
   <w:num w:numId="22" w16cid:durableId="174224595">
     <w:abstractNumId w:val="21"/>
   </w:num>
   <w:num w:numId="23" w16cid:durableId="662661005">
-    <w:abstractNumId w:val="44"/>
+    <w:abstractNumId w:val="45"/>
   </w:num>
   <w:num w:numId="24" w16cid:durableId="1479762900">
-    <w:abstractNumId w:val="60"/>
+    <w:abstractNumId w:val="61"/>
   </w:num>
   <w:num w:numId="25" w16cid:durableId="47803658">
     <w:abstractNumId w:val="28"/>
@@ -26521,10 +26666,10 @@
     <w:abstractNumId w:val="0"/>
   </w:num>
   <w:num w:numId="30" w16cid:durableId="1677465396">
-    <w:abstractNumId w:val="40"/>
+    <w:abstractNumId w:val="41"/>
   </w:num>
   <w:num w:numId="31" w16cid:durableId="1966891538">
-    <w:abstractNumId w:val="48"/>
+    <w:abstractNumId w:val="49"/>
   </w:num>
   <w:num w:numId="32" w16cid:durableId="1155142709">
     <w:abstractNumId w:val="37"/>
@@ -26536,10 +26681,10 @@
     <w:abstractNumId w:val="18"/>
   </w:num>
   <w:num w:numId="35" w16cid:durableId="256839176">
-    <w:abstractNumId w:val="55"/>
+    <w:abstractNumId w:val="56"/>
   </w:num>
   <w:num w:numId="36" w16cid:durableId="1560244126">
-    <w:abstractNumId w:val="43"/>
+    <w:abstractNumId w:val="44"/>
   </w:num>
   <w:num w:numId="37" w16cid:durableId="1549030526">
     <w:abstractNumId w:val="33"/>
@@ -26557,13 +26702,13 @@
     <w:abstractNumId w:val="22"/>
   </w:num>
   <w:num w:numId="42" w16cid:durableId="398093661">
-    <w:abstractNumId w:val="47"/>
+    <w:abstractNumId w:val="48"/>
   </w:num>
   <w:num w:numId="43" w16cid:durableId="44106838">
     <w:abstractNumId w:val="11"/>
   </w:num>
   <w:num w:numId="44" w16cid:durableId="1868058625">
-    <w:abstractNumId w:val="62"/>
+    <w:abstractNumId w:val="63"/>
   </w:num>
   <w:num w:numId="45" w16cid:durableId="302199171">
     <w:abstractNumId w:val="26"/>
@@ -26572,7 +26717,7 @@
     <w:abstractNumId w:val="31"/>
   </w:num>
   <w:num w:numId="47" w16cid:durableId="946041775">
-    <w:abstractNumId w:val="46"/>
+    <w:abstractNumId w:val="47"/>
   </w:num>
   <w:num w:numId="48" w16cid:durableId="27341133">
     <w:abstractNumId w:val="5"/>
@@ -26584,7 +26729,7 @@
     <w:abstractNumId w:val="12"/>
   </w:num>
   <w:num w:numId="51" w16cid:durableId="649870905">
-    <w:abstractNumId w:val="49"/>
+    <w:abstractNumId w:val="50"/>
   </w:num>
   <w:num w:numId="52" w16cid:durableId="867646461">
     <w:abstractNumId w:val="23"/>
@@ -26599,10 +26744,10 @@
     <w:abstractNumId w:val="16"/>
   </w:num>
   <w:num w:numId="56" w16cid:durableId="370691856">
-    <w:abstractNumId w:val="45"/>
+    <w:abstractNumId w:val="46"/>
   </w:num>
   <w:num w:numId="57" w16cid:durableId="1126968522">
-    <w:abstractNumId w:val="56"/>
+    <w:abstractNumId w:val="57"/>
   </w:num>
   <w:num w:numId="58" w16cid:durableId="235089663">
     <w:abstractNumId w:val="6"/>
@@ -26611,7 +26756,7 @@
     <w:abstractNumId w:val="34"/>
   </w:num>
   <w:num w:numId="60" w16cid:durableId="1828394945">
-    <w:abstractNumId w:val="52"/>
+    <w:abstractNumId w:val="53"/>
   </w:num>
   <w:num w:numId="61" w16cid:durableId="1605461384">
     <w:abstractNumId w:val="1"/>
@@ -26620,7 +26765,10 @@
     <w:abstractNumId w:val="19"/>
   </w:num>
   <w:num w:numId="63" w16cid:durableId="2113548704">
-    <w:abstractNumId w:val="58"/>
+    <w:abstractNumId w:val="59"/>
+  </w:num>
+  <w:num w:numId="64" w16cid:durableId="107816750">
+    <w:abstractNumId w:val="39"/>
   </w:num>
 </w:numbering>
 </file>
@@ -27072,6 +27220,7 @@
   <w:style w:type="character" w:default="1" w:styleId="Fontepargpadro">
     <w:name w:val="Default Paragraph Font"/>
     <w:uiPriority w:val="1"/>
+    <w:semiHidden/>
     <w:unhideWhenUsed/>
   </w:style>
   <w:style w:type="table" w:default="1" w:styleId="Tabelanormal">
@@ -27276,7 +27425,7 @@
         <a:sysClr val="windowText" lastClr="000000"/>
       </a:dk1>
       <a:lt1>
-        <a:sysClr val="window" lastClr="C8C8C8"/>
+        <a:sysClr val="window" lastClr="FFFFFF"/>
       </a:lt1>
       <a:dk2>
         <a:srgbClr val="1F497D"/>

--- a/MODULOS DE ESTUDO/HTML.docx
+++ b/MODULOS DE ESTUDO/HTML.docx
@@ -133,6 +133,7 @@
                                 </w:rPr>
                                 <w:t xml:space="preserve"> </w:t>
                               </w:r>
+                              <w:proofErr w:type="gramStart"/>
                               <w:r>
                                 <w:rPr>
                                   <w:rFonts w:ascii="Times New Roman" w:eastAsia="Times New Roman" w:hAnsi="Times New Roman" w:cs="Times New Roman"/>
@@ -142,6 +143,7 @@
                                 </w:rPr>
                                 <w:t>HTML,CSS</w:t>
                               </w:r>
+                              <w:proofErr w:type="gramEnd"/>
                               <w:r>
                                 <w:rPr>
                                   <w:rFonts w:ascii="Times New Roman" w:eastAsia="Times New Roman" w:hAnsi="Times New Roman" w:cs="Times New Roman"/>
@@ -247,6 +249,7 @@
                           </w:rPr>
                           <w:t xml:space="preserve"> </w:t>
                         </w:r>
+                        <w:proofErr w:type="gramStart"/>
                         <w:r>
                           <w:rPr>
                             <w:rFonts w:ascii="Times New Roman" w:eastAsia="Times New Roman" w:hAnsi="Times New Roman" w:cs="Times New Roman"/>
@@ -256,6 +259,7 @@
                           </w:rPr>
                           <w:t>HTML,CSS</w:t>
                         </w:r>
+                        <w:proofErr w:type="gramEnd"/>
                         <w:r>
                           <w:rPr>
                             <w:rFonts w:ascii="Times New Roman" w:eastAsia="Times New Roman" w:hAnsi="Times New Roman" w:cs="Times New Roman"/>
@@ -1606,14 +1610,301 @@
     </w:p>
     <w:p>
       <w:pPr>
-        <w:spacing w:before="100" w:beforeAutospacing="1" w:after="100" w:afterAutospacing="1" w:line="240" w:lineRule="auto"/>
-        <w:rPr>
-          <w:rFonts w:ascii="Times New Roman" w:eastAsia="Times New Roman" w:hAnsi="Times New Roman" w:cs="Times New Roman"/>
-          <w:sz w:val="24"/>
-          <w:szCs w:val="24"/>
-          <w:lang w:eastAsia="pt-BR"/>
-        </w:rPr>
-      </w:pPr>
+        <w:pStyle w:val="PargrafodaLista"/>
+        <w:numPr>
+          <w:ilvl w:val="0"/>
+          <w:numId w:val="40"/>
+        </w:numPr>
+        <w:rPr>
+          <w:rFonts w:ascii="Times New Roman" w:eastAsia="Times New Roman" w:hAnsi="Times New Roman" w:cs="Times New Roman"/>
+          <w:sz w:val="24"/>
+          <w:szCs w:val="24"/>
+          <w:lang w:eastAsia="pt-BR"/>
+        </w:rPr>
+      </w:pPr>
+      <w:r>
+        <w:rPr>
+          <w:rFonts w:ascii="Times New Roman" w:eastAsia="Times New Roman" w:hAnsi="Times New Roman" w:cs="Times New Roman"/>
+          <w:sz w:val="24"/>
+          <w:szCs w:val="24"/>
+          <w:lang w:eastAsia="pt-BR"/>
+        </w:rPr>
+        <w:t xml:space="preserve">Só pode ter </w:t>
+      </w:r>
+      <w:r>
+        <w:rPr>
+          <w:rFonts w:ascii="Times New Roman" w:eastAsia="Times New Roman" w:hAnsi="Times New Roman" w:cs="Times New Roman"/>
+          <w:b/>
+          <w:bCs/>
+          <w:sz w:val="24"/>
+          <w:szCs w:val="24"/>
+          <w:lang w:eastAsia="pt-BR"/>
+        </w:rPr>
+        <w:t xml:space="preserve">um único </w:t>
+      </w:r>
+      <w:r>
+        <w:rPr>
+          <w:rFonts w:ascii="Times New Roman" w:eastAsia="Times New Roman" w:hAnsi="Times New Roman" w:cs="Times New Roman"/>
+          <w:b/>
+          <w:bCs/>
+          <w:color w:val="004F88"/>
+          <w:sz w:val="24"/>
+          <w:szCs w:val="24"/>
+          <w:lang w:eastAsia="pt-BR"/>
+        </w:rPr>
+        <w:t>&lt;h1&gt;</w:t>
+      </w:r>
+      <w:r>
+        <w:rPr>
+          <w:rFonts w:ascii="Times New Roman" w:eastAsia="Times New Roman" w:hAnsi="Times New Roman" w:cs="Times New Roman"/>
+          <w:b/>
+          <w:bCs/>
+          <w:color w:val="004E9A"/>
+          <w:sz w:val="24"/>
+          <w:szCs w:val="24"/>
+          <w:lang w:eastAsia="pt-BR"/>
+        </w:rPr>
+        <w:t xml:space="preserve"> </w:t>
+      </w:r>
+      <w:r>
+        <w:rPr>
+          <w:rFonts w:ascii="Times New Roman" w:eastAsia="Times New Roman" w:hAnsi="Times New Roman" w:cs="Times New Roman"/>
+          <w:sz w:val="24"/>
+          <w:szCs w:val="24"/>
+          <w:lang w:eastAsia="pt-BR"/>
+        </w:rPr>
+        <w:t>por página (SEO moderno recomenda isso, representando o foco principal da página).</w:t>
+      </w:r>
+    </w:p>
+    <w:p>
+      <w:pPr>
+        <w:spacing w:after="0" w:line="240" w:lineRule="auto"/>
+        <w:rPr>
+          <w:rFonts w:ascii="Times New Roman" w:eastAsia="Times New Roman" w:hAnsi="Times New Roman" w:cs="Times New Roman"/>
+          <w:sz w:val="24"/>
+          <w:szCs w:val="24"/>
+          <w:lang w:eastAsia="pt-BR"/>
+        </w:rPr>
+      </w:pPr>
+      <w:r>
+        <w:rPr>
+          <w:rFonts w:ascii="Segoe UI Emoji" w:eastAsia="Times New Roman" w:hAnsi="Segoe UI Emoji" w:cs="Segoe UI Emoji"/>
+          <w:sz w:val="24"/>
+          <w:szCs w:val="24"/>
+          <w:lang w:eastAsia="pt-BR"/>
+        </w:rPr>
+        <w:t>📌 Exemplo prático:</w:t>
+      </w:r>
+      <w:r>
+        <w:rPr>
+          <w:rFonts w:ascii="Times New Roman" w:eastAsia="Times New Roman" w:hAnsi="Times New Roman" w:cs="Times New Roman"/>
+          <w:sz w:val="24"/>
+          <w:szCs w:val="24"/>
+          <w:lang w:eastAsia="pt-BR"/>
+        </w:rPr>
+        <w:br/>
+      </w:r>
+    </w:p>
+    <w:p>
+      <w:pPr>
+        <w:rPr>
+          <w:rFonts w:ascii="Times New Roman" w:eastAsia="Times New Roman" w:hAnsi="Times New Roman" w:cs="Times New Roman"/>
+          <w:sz w:val="24"/>
+          <w:szCs w:val="24"/>
+          <w:lang w:eastAsia="pt-BR"/>
+        </w:rPr>
+      </w:pPr>
+      <w:r>
+        <w:rPr>
+          <w:noProof/>
+        </w:rPr>
+        <w:drawing>
+          <wp:inline distT="0" distB="0" distL="0" distR="0" wp14:anchorId="7EE50C2C" wp14:editId="10016BFD">
+            <wp:extent cx="4219575" cy="914400"/>
+            <wp:effectExtent l="0" t="0" r="9525" b="0"/>
+            <wp:docPr id="349835550" name="Imagem 1"/>
+            <wp:cNvGraphicFramePr>
+              <a:graphicFrameLocks xmlns:a="http://schemas.openxmlformats.org/drawingml/2006/main" noChangeAspect="1"/>
+            </wp:cNvGraphicFramePr>
+            <a:graphic xmlns:a="http://schemas.openxmlformats.org/drawingml/2006/main">
+              <a:graphicData uri="http://schemas.openxmlformats.org/drawingml/2006/picture">
+                <pic:pic xmlns:pic="http://schemas.openxmlformats.org/drawingml/2006/picture">
+                  <pic:nvPicPr>
+                    <pic:cNvPr id="349835550" name=""/>
+                    <pic:cNvPicPr/>
+                  </pic:nvPicPr>
+                  <pic:blipFill>
+                    <a:blip r:embed="rId9">
+                      <a:extLst>
+                        <a:ext uri="{28A0092B-C50C-407E-A947-70E740481C1C}">
+                          <a14:useLocalDpi xmlns:a14="http://schemas.microsoft.com/office/drawing/2010/main" val="0"/>
+                        </a:ext>
+                      </a:extLst>
+                    </a:blip>
+                    <a:stretch>
+                      <a:fillRect/>
+                    </a:stretch>
+                  </pic:blipFill>
+                  <pic:spPr>
+                    <a:xfrm>
+                      <a:off x="0" y="0"/>
+                      <a:ext cx="4219575" cy="914400"/>
+                    </a:xfrm>
+                    <a:prstGeom prst="rect">
+                      <a:avLst/>
+                    </a:prstGeom>
+                  </pic:spPr>
+                </pic:pic>
+              </a:graphicData>
+            </a:graphic>
+          </wp:inline>
+        </w:drawing>
+      </w:r>
+    </w:p>
+    <w:p>
+      <w:pPr>
+        <w:tabs>
+          <w:tab w:val="left" w:pos="5940"/>
+        </w:tabs>
+        <w:spacing w:after="0"/>
+        <w:ind w:left="360"/>
+        <w:rPr>
+          <w:noProof/>
+        </w:rPr>
+      </w:pPr>
+      <w:r>
+        <w:rPr>
+          <w:rFonts w:ascii="Segoe UI Emoji" w:hAnsi="Segoe UI Emoji" w:cs="Segoe UI Emoji"/>
+          <w:noProof/>
+        </w:rPr>
+        <w:t>💡</w:t>
+      </w:r>
+      <w:r>
+        <w:rPr>
+          <w:noProof/>
+        </w:rPr>
+        <w:t xml:space="preserve"> </w:t>
+      </w:r>
+      <w:r>
+        <w:rPr>
+          <w:noProof/>
+        </w:rPr>
+        <w:t>Dica rápida</w:t>
+      </w:r>
+      <w:r>
+        <w:rPr>
+          <w:noProof/>
+        </w:rPr>
+        <w:t>:</w:t>
+      </w:r>
+    </w:p>
+    <w:p>
+      <w:pPr>
+        <w:pStyle w:val="PargrafodaLista"/>
+        <w:numPr>
+          <w:ilvl w:val="0"/>
+          <w:numId w:val="65"/>
+        </w:numPr>
+        <w:tabs>
+          <w:tab w:val="left" w:pos="5940"/>
+        </w:tabs>
+        <w:spacing w:after="0"/>
+        <w:rPr>
+          <w:noProof/>
+        </w:rPr>
+      </w:pPr>
+      <w:r>
+        <w:rPr>
+          <w:noProof/>
+        </w:rPr>
+        <w:t xml:space="preserve">Use os </w:t>
+      </w:r>
+      <w:r>
+        <w:rPr>
+          <w:b/>
+          <w:bCs/>
+          <w:noProof/>
+          <w:color w:val="004F88"/>
+        </w:rPr>
+        <w:t xml:space="preserve">&lt;h2&gt;, &lt;h3&gt;, &lt;h4&gt;… </w:t>
+      </w:r>
+      <w:r>
+        <w:rPr>
+          <w:b/>
+          <w:bCs/>
+          <w:noProof/>
+        </w:rPr>
+        <w:t>em ordem lógica e hierárquica</w:t>
+      </w:r>
+      <w:r>
+        <w:rPr>
+          <w:noProof/>
+        </w:rPr>
+        <w:t>, como capítulos e subcapítulos.</w:t>
+      </w:r>
+    </w:p>
+    <w:p>
+      <w:pPr>
+        <w:pStyle w:val="PargrafodaLista"/>
+        <w:numPr>
+          <w:ilvl w:val="0"/>
+          <w:numId w:val="65"/>
+        </w:numPr>
+        <w:tabs>
+          <w:tab w:val="left" w:pos="5940"/>
+        </w:tabs>
+        <w:spacing w:after="0"/>
+        <w:rPr>
+          <w:noProof/>
+        </w:rPr>
+      </w:pPr>
+      <w:r>
+        <w:rPr>
+          <w:noProof/>
+        </w:rPr>
+        <w:t xml:space="preserve">O rodapé (footer) sempre usa </w:t>
+      </w:r>
+      <w:r>
+        <w:rPr>
+          <w:b/>
+          <w:bCs/>
+          <w:noProof/>
+        </w:rPr>
+        <w:t>headings de nível mais baixo</w:t>
+      </w:r>
+      <w:r>
+        <w:rPr>
+          <w:noProof/>
+        </w:rPr>
+        <w:t xml:space="preserve"> (ex</w:t>
+      </w:r>
+      <w:r>
+        <w:rPr>
+          <w:noProof/>
+          <w:color w:val="004F88"/>
+        </w:rPr>
+        <w:t>: &lt;h4&gt;, &lt;h5&gt;</w:t>
+      </w:r>
+      <w:r>
+        <w:rPr>
+          <w:noProof/>
+        </w:rPr>
+        <w:t xml:space="preserve">) porque ele é </w:t>
+      </w:r>
+      <w:r>
+        <w:rPr>
+          <w:b/>
+          <w:bCs/>
+          <w:noProof/>
+        </w:rPr>
+        <w:t>conteúdo auxiliar</w:t>
+      </w:r>
+      <w:r>
+        <w:rPr>
+          <w:noProof/>
+        </w:rPr>
+        <w:t>.</w:t>
+      </w:r>
     </w:p>
     <w:p>
       <w:pPr>
@@ -2350,6 +2641,7 @@
         <w:rPr>
           <w:noProof/>
         </w:rPr>
+        <w:lastRenderedPageBreak/>
         <w:drawing>
           <wp:inline distT="0" distB="0" distL="0" distR="0" wp14:anchorId="5998A203" wp14:editId="7DD7118F">
             <wp:extent cx="4810125" cy="1924050"/>
@@ -2366,7 +2658,7 @@
                     <pic:cNvPicPr/>
                   </pic:nvPicPr>
                   <pic:blipFill>
-                    <a:blip r:embed="rId9"/>
+                    <a:blip r:embed="rId10"/>
                     <a:stretch>
                       <a:fillRect/>
                     </a:stretch>
@@ -2770,6 +3062,55 @@
     </w:p>
     <w:p>
       <w:pPr>
+        <w:pStyle w:val="PargrafodaLista"/>
+        <w:numPr>
+          <w:ilvl w:val="0"/>
+          <w:numId w:val="41"/>
+        </w:numPr>
+        <w:spacing w:before="100" w:beforeAutospacing="1" w:after="100" w:afterAutospacing="1" w:line="240" w:lineRule="auto"/>
+        <w:rPr>
+          <w:rFonts w:ascii="Times New Roman" w:eastAsia="Times New Roman" w:hAnsi="Times New Roman" w:cs="Times New Roman"/>
+          <w:sz w:val="24"/>
+          <w:szCs w:val="24"/>
+          <w:lang w:eastAsia="pt-BR"/>
+        </w:rPr>
+      </w:pPr>
+      <w:proofErr w:type="spellStart"/>
+      <w:r>
+        <w:rPr>
+          <w:rFonts w:ascii="Times New Roman" w:eastAsia="Times New Roman" w:hAnsi="Times New Roman" w:cs="Times New Roman"/>
+          <w:b/>
+          <w:bCs/>
+          <w:color w:val="004E9A"/>
+          <w:sz w:val="24"/>
+          <w:szCs w:val="24"/>
+          <w:lang w:eastAsia="pt-BR"/>
+        </w:rPr>
+        <w:t>list-style</w:t>
+      </w:r>
+      <w:proofErr w:type="spellEnd"/>
+      <w:r>
+        <w:rPr>
+          <w:rFonts w:ascii="Times New Roman" w:eastAsia="Times New Roman" w:hAnsi="Times New Roman" w:cs="Times New Roman"/>
+          <w:color w:val="004E9A"/>
+          <w:sz w:val="24"/>
+          <w:szCs w:val="24"/>
+          <w:lang w:eastAsia="pt-BR"/>
+        </w:rPr>
+        <w:t xml:space="preserve"> </w:t>
+      </w:r>
+      <w:r>
+        <w:rPr>
+          <w:rFonts w:ascii="Times New Roman" w:eastAsia="Times New Roman" w:hAnsi="Times New Roman" w:cs="Times New Roman"/>
+          <w:sz w:val="24"/>
+          <w:szCs w:val="24"/>
+          <w:lang w:eastAsia="pt-BR"/>
+        </w:rPr>
+        <w:t>controla o tipo, a posição e a imagem do marcador de uma lista.</w:t>
+      </w:r>
+    </w:p>
+    <w:p>
+      <w:pPr>
         <w:tabs>
           <w:tab w:val="left" w:pos="5940"/>
         </w:tabs>
@@ -2802,7 +3143,6 @@
           <w:noProof/>
           <w:lang w:eastAsia="pt-BR"/>
         </w:rPr>
-        <w:lastRenderedPageBreak/>
         <mc:AlternateContent>
           <mc:Choice Requires="wpg">
             <w:drawing>
@@ -3991,6 +4331,7 @@
           <w:szCs w:val="24"/>
           <w:lang w:eastAsia="pt-BR"/>
         </w:rPr>
+        <w:lastRenderedPageBreak/>
         <w:t xml:space="preserve">             </w:t>
       </w:r>
       <w:r>
@@ -4013,7 +4354,7 @@
                     <pic:cNvPicPr/>
                   </pic:nvPicPr>
                   <pic:blipFill>
-                    <a:blip r:embed="rId10"/>
+                    <a:blip r:embed="rId11"/>
                     <a:stretch>
                       <a:fillRect/>
                     </a:stretch>
@@ -4194,7 +4535,6 @@
           <w:noProof/>
           <w:lang w:eastAsia="pt-BR"/>
         </w:rPr>
-        <w:lastRenderedPageBreak/>
         <mc:AlternateContent>
           <mc:Choice Requires="wpg">
             <w:drawing>
@@ -4977,6 +5317,7 @@
         <w:rPr>
           <w:noProof/>
         </w:rPr>
+        <w:lastRenderedPageBreak/>
         <w:t xml:space="preserve">                       </w:t>
       </w:r>
       <w:r>
@@ -5011,7 +5352,7 @@
                     <pic:cNvPicPr/>
                   </pic:nvPicPr>
                   <pic:blipFill>
-                    <a:blip r:embed="rId11"/>
+                    <a:blip r:embed="rId12"/>
                     <a:stretch>
                       <a:fillRect/>
                     </a:stretch>
@@ -5160,7 +5501,7 @@
                     <pic:cNvPicPr/>
                   </pic:nvPicPr>
                   <pic:blipFill>
-                    <a:blip r:embed="rId12"/>
+                    <a:blip r:embed="rId13"/>
                     <a:stretch>
                       <a:fillRect/>
                     </a:stretch>
@@ -5361,7 +5702,6 @@
           <w:noProof/>
           <w:lang w:eastAsia="pt-BR"/>
         </w:rPr>
-        <w:lastRenderedPageBreak/>
         <mc:AlternateContent>
           <mc:Choice Requires="wpg">
             <w:drawing>
@@ -5724,7 +6064,7 @@
                     <pic:cNvPicPr/>
                   </pic:nvPicPr>
                   <pic:blipFill>
-                    <a:blip r:embed="rId13"/>
+                    <a:blip r:embed="rId14"/>
                     <a:stretch>
                       <a:fillRect/>
                     </a:stretch>
@@ -5759,6 +6099,7 @@
           <w:szCs w:val="24"/>
           <w:lang w:eastAsia="pt-BR"/>
         </w:rPr>
+        <w:lastRenderedPageBreak/>
         <w:t xml:space="preserve">📌 </w:t>
       </w:r>
       <w:r>
@@ -5986,7 +6327,7 @@
                     <pic:cNvPicPr/>
                   </pic:nvPicPr>
                   <pic:blipFill>
-                    <a:blip r:embed="rId14"/>
+                    <a:blip r:embed="rId15"/>
                     <a:stretch>
                       <a:fillRect/>
                     </a:stretch>
@@ -6174,83 +6515,12 @@
           <w:noProof/>
         </w:rPr>
       </w:pPr>
-    </w:p>
-    <w:p>
-      <w:pPr>
-        <w:tabs>
-          <w:tab w:val="left" w:pos="5940"/>
-        </w:tabs>
-        <w:rPr>
-          <w:noProof/>
-        </w:rPr>
-      </w:pPr>
-    </w:p>
-    <w:p>
-      <w:pPr>
-        <w:tabs>
-          <w:tab w:val="left" w:pos="5940"/>
-        </w:tabs>
-        <w:rPr>
-          <w:noProof/>
-        </w:rPr>
-      </w:pPr>
-    </w:p>
-    <w:p>
-      <w:pPr>
-        <w:tabs>
-          <w:tab w:val="left" w:pos="5940"/>
-        </w:tabs>
-        <w:rPr>
-          <w:noProof/>
-        </w:rPr>
-      </w:pPr>
-    </w:p>
-    <w:p>
-      <w:pPr>
-        <w:tabs>
-          <w:tab w:val="left" w:pos="5940"/>
-        </w:tabs>
-        <w:rPr>
-          <w:noProof/>
-        </w:rPr>
-      </w:pPr>
-    </w:p>
-    <w:p>
-      <w:pPr>
-        <w:tabs>
-          <w:tab w:val="left" w:pos="5940"/>
-        </w:tabs>
-        <w:rPr>
-          <w:noProof/>
-        </w:rPr>
-      </w:pPr>
-    </w:p>
-    <w:p>
-      <w:pPr>
-        <w:tabs>
-          <w:tab w:val="left" w:pos="5940"/>
-        </w:tabs>
-        <w:rPr>
-          <w:noProof/>
-        </w:rPr>
-      </w:pPr>
-    </w:p>
-    <w:p>
-      <w:pPr>
-        <w:tabs>
-          <w:tab w:val="left" w:pos="5940"/>
-        </w:tabs>
-        <w:rPr>
-          <w:noProof/>
-        </w:rPr>
-      </w:pPr>
-      <w:r>
-        <w:rPr>
-          <w:rFonts w:ascii="Times New Roman" w:eastAsia="Times New Roman" w:hAnsi="Times New Roman" w:cs="Times New Roman"/>
-          <w:noProof/>
-          <w:lang w:eastAsia="pt-BR"/>
-        </w:rPr>
-        <w:lastRenderedPageBreak/>
+      <w:r>
+        <w:rPr>
+          <w:rFonts w:ascii="Times New Roman" w:eastAsia="Times New Roman" w:hAnsi="Times New Roman" w:cs="Times New Roman"/>
+          <w:noProof/>
+          <w:lang w:eastAsia="pt-BR"/>
+        </w:rPr>
         <mc:AlternateContent>
           <mc:Choice Requires="wpg">
             <w:drawing>
@@ -6591,7 +6861,7 @@
         </w:rPr>
         <w:t>src=</w:t>
       </w:r>
-      <w:hyperlink r:id="rId15" w:history="1">
+      <w:hyperlink r:id="rId16" w:history="1">
         <w:r>
           <w:rPr>
             <w:rStyle w:val="Hyperlink"/>
@@ -6677,6 +6947,7 @@
         <w:rPr>
           <w:noProof/>
         </w:rPr>
+        <w:lastRenderedPageBreak/>
         <w:t xml:space="preserve">               </w:t>
       </w:r>
       <w:r>
@@ -6699,7 +6970,7 @@
                     <pic:cNvPicPr/>
                   </pic:nvPicPr>
                   <pic:blipFill>
-                    <a:blip r:embed="rId16">
+                    <a:blip r:embed="rId17">
                       <a:extLst>
                         <a:ext uri="{28A0092B-C50C-407E-A947-70E740481C1C}">
                           <a14:useLocalDpi xmlns:a14="http://schemas.microsoft.com/office/drawing/2010/main" val="0"/>
@@ -7435,6 +7706,7 @@
           <w:szCs w:val="24"/>
           <w:lang w:eastAsia="pt-BR"/>
         </w:rPr>
+        <w:lastRenderedPageBreak/>
         <w:t xml:space="preserve">📌 </w:t>
       </w:r>
       <w:r>
@@ -7827,7 +8099,7 @@
                     <pic:cNvPicPr/>
                   </pic:nvPicPr>
                   <pic:blipFill>
-                    <a:blip r:embed="rId17"/>
+                    <a:blip r:embed="rId18"/>
                     <a:stretch>
                       <a:fillRect/>
                     </a:stretch>
@@ -7931,7 +8203,7 @@
                     <pic:cNvPicPr/>
                   </pic:nvPicPr>
                   <pic:blipFill>
-                    <a:blip r:embed="rId18"/>
+                    <a:blip r:embed="rId19"/>
                     <a:stretch>
                       <a:fillRect/>
                     </a:stretch>
@@ -8080,7 +8352,7 @@
                     <pic:cNvPicPr/>
                   </pic:nvPicPr>
                   <pic:blipFill>
-                    <a:blip r:embed="rId19"/>
+                    <a:blip r:embed="rId20"/>
                     <a:stretch>
                       <a:fillRect/>
                     </a:stretch>
@@ -8249,7 +8521,7 @@
                     <pic:cNvPicPr/>
                   </pic:nvPicPr>
                   <pic:blipFill>
-                    <a:blip r:embed="rId20"/>
+                    <a:blip r:embed="rId21"/>
                     <a:stretch>
                       <a:fillRect/>
                     </a:stretch>
@@ -8347,7 +8619,7 @@
                     <pic:cNvPicPr/>
                   </pic:nvPicPr>
                   <pic:blipFill>
-                    <a:blip r:embed="rId21"/>
+                    <a:blip r:embed="rId22"/>
                     <a:stretch>
                       <a:fillRect/>
                     </a:stretch>
@@ -8383,7 +8655,6 @@
           <w:b/>
           <w:bCs/>
         </w:rPr>
-        <w:lastRenderedPageBreak/>
         <w:pict w14:anchorId="628F203C">
           <v:rect id="_x0000_i1033" style="width:0;height:1.5pt" o:hralign="center" o:bullet="t" o:hrstd="t" o:hr="t" fillcolor="#a0a0a0" stroked="f"/>
         </w:pict>
@@ -8785,7 +9056,7 @@
                     <pic:cNvPicPr/>
                   </pic:nvPicPr>
                   <pic:blipFill>
-                    <a:blip r:embed="rId22"/>
+                    <a:blip r:embed="rId23"/>
                     <a:stretch>
                       <a:fillRect/>
                     </a:stretch>
@@ -8820,6 +9091,7 @@
           <w:b/>
           <w:bCs/>
         </w:rPr>
+        <w:lastRenderedPageBreak/>
         <w:pict w14:anchorId="56014EE8">
           <v:rect id="_x0000_i1034" style="width:0;height:1.5pt" o:hralign="center" o:bullet="t" o:hrstd="t" o:hr="t" fillcolor="#a0a0a0" stroked="f"/>
         </w:pict>
@@ -10014,7 +10286,6 @@
           <w:b/>
           <w:bCs/>
         </w:rPr>
-        <w:lastRenderedPageBreak/>
         <w:pict w14:anchorId="653263F9">
           <v:rect id="_x0000_i1036" style="width:0;height:1.5pt" o:hralign="center" o:bullet="t" o:hrstd="t" o:hr="t" fillcolor="#a0a0a0" stroked="f"/>
         </w:pict>
@@ -10471,6 +10742,7 @@
     </w:p>
     <w:p>
       <w:r>
+        <w:lastRenderedPageBreak/>
         <w:t xml:space="preserve">                                </w:t>
       </w:r>
       <w:r>
@@ -10493,7 +10765,7 @@
                     <pic:cNvPicPr/>
                   </pic:nvPicPr>
                   <pic:blipFill>
-                    <a:blip r:embed="rId23"/>
+                    <a:blip r:embed="rId24"/>
                     <a:stretch>
                       <a:fillRect/>
                     </a:stretch>
@@ -10583,7 +10855,20 @@
           <w:szCs w:val="24"/>
           <w:lang w:eastAsia="pt-BR"/>
         </w:rPr>
-        <w:t>&lt;input&gt;</w:t>
+        <w:t>&lt;input</w:t>
+      </w:r>
+      <w:proofErr w:type="gramStart"/>
+      <w:r>
+        <w:rPr>
+          <w:rFonts w:ascii="Segoe UI Emoji" w:eastAsia="Times New Roman" w:hAnsi="Segoe UI Emoji" w:cs="Segoe UI Emoji"/>
+          <w:b/>
+          <w:bCs/>
+          <w:color w:val="0070C0"/>
+          <w:sz w:val="24"/>
+          <w:szCs w:val="24"/>
+          <w:lang w:eastAsia="pt-BR"/>
+        </w:rPr>
+        <w:t>&gt;</w:t>
       </w:r>
       <w:r>
         <w:rPr>
@@ -10608,6 +10893,7 @@
         <w:t>&lt;</w:t>
       </w:r>
       <w:proofErr w:type="spellStart"/>
+      <w:proofErr w:type="gramEnd"/>
       <w:r>
         <w:rPr>
           <w:rFonts w:ascii="Segoe UI Emoji" w:eastAsia="Times New Roman" w:hAnsi="Segoe UI Emoji" w:cs="Segoe UI Emoji"/>
@@ -10671,6 +10957,7 @@
         <w:t>select</w:t>
       </w:r>
       <w:proofErr w:type="spellEnd"/>
+      <w:proofErr w:type="gramStart"/>
       <w:r>
         <w:rPr>
           <w:rFonts w:ascii="Segoe UI Emoji" w:eastAsia="Times New Roman" w:hAnsi="Segoe UI Emoji" w:cs="Segoe UI Emoji"/>
@@ -10705,6 +10992,7 @@
         <w:t>&lt;</w:t>
       </w:r>
       <w:proofErr w:type="spellStart"/>
+      <w:proofErr w:type="gramEnd"/>
       <w:r>
         <w:rPr>
           <w:rFonts w:ascii="Segoe UI Emoji" w:eastAsia="Times New Roman" w:hAnsi="Segoe UI Emoji" w:cs="Segoe UI Emoji"/>
@@ -11112,7 +11400,7 @@
                     <pic:cNvPicPr/>
                   </pic:nvPicPr>
                   <pic:blipFill>
-                    <a:blip r:embed="rId24"/>
+                    <a:blip r:embed="rId25"/>
                     <a:stretch>
                       <a:fillRect/>
                     </a:stretch>
@@ -11163,7 +11451,7 @@
                     <pic:cNvPicPr/>
                   </pic:nvPicPr>
                   <pic:blipFill>
-                    <a:blip r:embed="rId25"/>
+                    <a:blip r:embed="rId26"/>
                     <a:stretch>
                       <a:fillRect/>
                     </a:stretch>
@@ -11198,7 +11486,6 @@
           <w:b/>
           <w:bCs/>
         </w:rPr>
-        <w:lastRenderedPageBreak/>
         <w:pict w14:anchorId="66D9F287">
           <v:rect id="_x0000_i1037" style="width:0;height:1.5pt" o:hralign="center" o:bullet="t" o:hrstd="t" o:hr="t" fillcolor="#a0a0a0" stroked="f"/>
         </w:pict>
@@ -11733,7 +12020,27 @@
           <w:szCs w:val="24"/>
           <w:lang w:eastAsia="pt-BR"/>
         </w:rPr>
-        <w:t>="2" required&gt;</w:t>
+        <w:t xml:space="preserve">="2" </w:t>
+      </w:r>
+      <w:proofErr w:type="spellStart"/>
+      <w:r>
+        <w:rPr>
+          <w:rFonts w:ascii="Segoe UI Emoji" w:eastAsia="Times New Roman" w:hAnsi="Segoe UI Emoji" w:cs="Segoe UI Emoji"/>
+          <w:sz w:val="24"/>
+          <w:szCs w:val="24"/>
+          <w:lang w:eastAsia="pt-BR"/>
+        </w:rPr>
+        <w:t>required</w:t>
+      </w:r>
+      <w:proofErr w:type="spellEnd"/>
+      <w:r>
+        <w:rPr>
+          <w:rFonts w:ascii="Segoe UI Emoji" w:eastAsia="Times New Roman" w:hAnsi="Segoe UI Emoji" w:cs="Segoe UI Emoji"/>
+          <w:sz w:val="24"/>
+          <w:szCs w:val="24"/>
+          <w:lang w:eastAsia="pt-BR"/>
+        </w:rPr>
+        <w:t>&gt;</w:t>
       </w:r>
     </w:p>
     <w:p>
@@ -11774,7 +12081,7 @@
                     <pic:cNvPicPr/>
                   </pic:nvPicPr>
                   <pic:blipFill>
-                    <a:blip r:embed="rId26"/>
+                    <a:blip r:embed="rId27"/>
                     <a:stretch>
                       <a:fillRect/>
                     </a:stretch>
@@ -11820,6 +12127,7 @@
           <w:szCs w:val="24"/>
           <w:lang w:eastAsia="pt-BR"/>
         </w:rPr>
+        <w:lastRenderedPageBreak/>
         <w:t xml:space="preserve">                  </w:t>
       </w:r>
       <w:r>
@@ -11842,7 +12150,7 @@
                     <pic:cNvPicPr/>
                   </pic:nvPicPr>
                   <pic:blipFill>
-                    <a:blip r:embed="rId27"/>
+                    <a:blip r:embed="rId28"/>
                     <a:stretch>
                       <a:fillRect/>
                     </a:stretch>
@@ -12623,6 +12931,7 @@
         </w:rPr>
       </w:pPr>
       <w:proofErr w:type="spellStart"/>
+      <w:proofErr w:type="gramStart"/>
       <w:r>
         <w:rPr>
           <w:rFonts w:ascii="Times New Roman" w:eastAsia="Times New Roman" w:hAnsi="Times New Roman" w:cs="Times New Roman"/>
@@ -12645,7 +12954,15 @@
           <w:rFonts w:ascii="Times New Roman" w:eastAsia="Times New Roman" w:hAnsi="Times New Roman" w:cs="Times New Roman"/>
           <w:lang w:eastAsia="pt-BR"/>
         </w:rPr>
-        <w:t>Usa uma imagem como botão de envio</w:t>
+        <w:t>Usa</w:t>
+      </w:r>
+      <w:proofErr w:type="gramEnd"/>
+      <w:r>
+        <w:rPr>
+          <w:rFonts w:ascii="Times New Roman" w:eastAsia="Times New Roman" w:hAnsi="Times New Roman" w:cs="Times New Roman"/>
+          <w:lang w:eastAsia="pt-BR"/>
+        </w:rPr>
+        <w:t xml:space="preserve"> uma imagem como botão de envio</w:t>
       </w:r>
     </w:p>
     <w:p>
@@ -12701,7 +13018,6 @@
           <w:b/>
           <w:bCs/>
         </w:rPr>
-        <w:lastRenderedPageBreak/>
         <w:pict w14:anchorId="195EDF52">
           <v:rect id="_x0000_i1038" style="width:0;height:1.5pt" o:hralign="center" o:bullet="t" o:hrstd="t" o:hr="t" fillcolor="#a0a0a0" stroked="f"/>
         </w:pict>
@@ -13198,7 +13514,7 @@
                     <pic:cNvPicPr/>
                   </pic:nvPicPr>
                   <pic:blipFill>
-                    <a:blip r:embed="rId28"/>
+                    <a:blip r:embed="rId29"/>
                     <a:stretch>
                       <a:fillRect/>
                     </a:stretch>
@@ -13236,6 +13552,7 @@
           <w:szCs w:val="24"/>
           <w:lang w:eastAsia="pt-BR"/>
         </w:rPr>
+        <w:lastRenderedPageBreak/>
         <w:t xml:space="preserve">         </w:t>
       </w:r>
       <w:r>
@@ -13258,7 +13575,7 @@
                     <pic:cNvPicPr/>
                   </pic:nvPicPr>
                   <pic:blipFill>
-                    <a:blip r:embed="rId29"/>
+                    <a:blip r:embed="rId30"/>
                     <a:stretch>
                       <a:fillRect/>
                     </a:stretch>
@@ -13806,7 +14123,7 @@
                     <pic:cNvPicPr/>
                   </pic:nvPicPr>
                   <pic:blipFill>
-                    <a:blip r:embed="rId30"/>
+                    <a:blip r:embed="rId31"/>
                     <a:stretch>
                       <a:fillRect/>
                     </a:stretch>
@@ -13875,7 +14192,7 @@
                     <pic:cNvPicPr/>
                   </pic:nvPicPr>
                   <pic:blipFill>
-                    <a:blip r:embed="rId31"/>
+                    <a:blip r:embed="rId32"/>
                     <a:stretch>
                       <a:fillRect/>
                     </a:stretch>
@@ -14550,7 +14867,7 @@
                     <pic:cNvPicPr/>
                   </pic:nvPicPr>
                   <pic:blipFill>
-                    <a:blip r:embed="rId32"/>
+                    <a:blip r:embed="rId33"/>
                     <a:stretch>
                       <a:fillRect/>
                     </a:stretch>
@@ -14600,7 +14917,7 @@
                     <pic:cNvPicPr/>
                   </pic:nvPicPr>
                   <pic:blipFill>
-                    <a:blip r:embed="rId33"/>
+                    <a:blip r:embed="rId34"/>
                     <a:stretch>
                       <a:fillRect/>
                     </a:stretch>
@@ -14640,7 +14957,7 @@
                     <pic:cNvPicPr/>
                   </pic:nvPicPr>
                   <pic:blipFill>
-                    <a:blip r:embed="rId34"/>
+                    <a:blip r:embed="rId35"/>
                     <a:stretch>
                       <a:fillRect/>
                     </a:stretch>
@@ -14675,7 +14992,6 @@
           <w:b/>
           <w:bCs/>
         </w:rPr>
-        <w:lastRenderedPageBreak/>
         <w:pict w14:anchorId="10FB23F2">
           <v:rect id="_x0000_i1041" style="width:0;height:1.5pt" o:hralign="center" o:bullet="t" o:hrstd="t" o:hr="t" fillcolor="#a0a0a0" stroked="f"/>
         </w:pict>
@@ -15241,6 +15557,7 @@
           <w:szCs w:val="24"/>
           <w:lang w:eastAsia="pt-BR"/>
         </w:rPr>
+        <w:lastRenderedPageBreak/>
         <w:t xml:space="preserve">                      </w:t>
       </w:r>
       <w:r>
@@ -15263,7 +15580,7 @@
                     <pic:cNvPicPr/>
                   </pic:nvPicPr>
                   <pic:blipFill>
-                    <a:blip r:embed="rId35"/>
+                    <a:blip r:embed="rId36"/>
                     <a:stretch>
                       <a:fillRect/>
                     </a:stretch>
@@ -15313,7 +15630,7 @@
                     <pic:cNvPicPr/>
                   </pic:nvPicPr>
                   <pic:blipFill>
-                    <a:blip r:embed="rId36"/>
+                    <a:blip r:embed="rId37"/>
                     <a:stretch>
                       <a:fillRect/>
                     </a:stretch>
@@ -15352,126 +15669,6 @@
           <v:rect id="_x0000_i1042" style="width:0;height:1.5pt" o:hralign="center" o:bullet="t" o:hrstd="t" o:hr="t" fillcolor="#a0a0a0" stroked="f"/>
         </w:pict>
       </w:r>
-    </w:p>
-    <w:p>
-      <w:pPr>
-        <w:rPr>
-          <w:rFonts w:ascii="Segoe UI Emoji" w:eastAsia="Times New Roman" w:hAnsi="Segoe UI Emoji" w:cs="Segoe UI Emoji"/>
-          <w:sz w:val="24"/>
-          <w:szCs w:val="24"/>
-          <w:lang w:eastAsia="pt-BR"/>
-        </w:rPr>
-      </w:pPr>
-    </w:p>
-    <w:p>
-      <w:pPr>
-        <w:rPr>
-          <w:rFonts w:ascii="Segoe UI Emoji" w:eastAsia="Times New Roman" w:hAnsi="Segoe UI Emoji" w:cs="Segoe UI Emoji"/>
-          <w:sz w:val="24"/>
-          <w:szCs w:val="24"/>
-          <w:lang w:eastAsia="pt-BR"/>
-        </w:rPr>
-      </w:pPr>
-    </w:p>
-    <w:p>
-      <w:pPr>
-        <w:rPr>
-          <w:rFonts w:ascii="Segoe UI Emoji" w:eastAsia="Times New Roman" w:hAnsi="Segoe UI Emoji" w:cs="Segoe UI Emoji"/>
-          <w:sz w:val="24"/>
-          <w:szCs w:val="24"/>
-          <w:lang w:eastAsia="pt-BR"/>
-        </w:rPr>
-      </w:pPr>
-    </w:p>
-    <w:p>
-      <w:pPr>
-        <w:rPr>
-          <w:rFonts w:ascii="Segoe UI Emoji" w:eastAsia="Times New Roman" w:hAnsi="Segoe UI Emoji" w:cs="Segoe UI Emoji"/>
-          <w:sz w:val="24"/>
-          <w:szCs w:val="24"/>
-          <w:lang w:eastAsia="pt-BR"/>
-        </w:rPr>
-      </w:pPr>
-    </w:p>
-    <w:p>
-      <w:pPr>
-        <w:rPr>
-          <w:rFonts w:ascii="Segoe UI Emoji" w:eastAsia="Times New Roman" w:hAnsi="Segoe UI Emoji" w:cs="Segoe UI Emoji"/>
-          <w:sz w:val="24"/>
-          <w:szCs w:val="24"/>
-          <w:lang w:eastAsia="pt-BR"/>
-        </w:rPr>
-      </w:pPr>
-    </w:p>
-    <w:p>
-      <w:pPr>
-        <w:rPr>
-          <w:rFonts w:ascii="Segoe UI Emoji" w:eastAsia="Times New Roman" w:hAnsi="Segoe UI Emoji" w:cs="Segoe UI Emoji"/>
-          <w:sz w:val="24"/>
-          <w:szCs w:val="24"/>
-          <w:lang w:eastAsia="pt-BR"/>
-        </w:rPr>
-      </w:pPr>
-    </w:p>
-    <w:p>
-      <w:pPr>
-        <w:rPr>
-          <w:rFonts w:ascii="Segoe UI Emoji" w:eastAsia="Times New Roman" w:hAnsi="Segoe UI Emoji" w:cs="Segoe UI Emoji"/>
-          <w:sz w:val="24"/>
-          <w:szCs w:val="24"/>
-          <w:lang w:eastAsia="pt-BR"/>
-        </w:rPr>
-      </w:pPr>
-    </w:p>
-    <w:p>
-      <w:pPr>
-        <w:rPr>
-          <w:rFonts w:ascii="Segoe UI Emoji" w:eastAsia="Times New Roman" w:hAnsi="Segoe UI Emoji" w:cs="Segoe UI Emoji"/>
-          <w:sz w:val="24"/>
-          <w:szCs w:val="24"/>
-          <w:lang w:eastAsia="pt-BR"/>
-        </w:rPr>
-      </w:pPr>
-    </w:p>
-    <w:p>
-      <w:pPr>
-        <w:rPr>
-          <w:rFonts w:ascii="Segoe UI Emoji" w:eastAsia="Times New Roman" w:hAnsi="Segoe UI Emoji" w:cs="Segoe UI Emoji"/>
-          <w:sz w:val="24"/>
-          <w:szCs w:val="24"/>
-          <w:lang w:eastAsia="pt-BR"/>
-        </w:rPr>
-      </w:pPr>
-    </w:p>
-    <w:p>
-      <w:pPr>
-        <w:rPr>
-          <w:rFonts w:ascii="Segoe UI Emoji" w:eastAsia="Times New Roman" w:hAnsi="Segoe UI Emoji" w:cs="Segoe UI Emoji"/>
-          <w:sz w:val="24"/>
-          <w:szCs w:val="24"/>
-          <w:lang w:eastAsia="pt-BR"/>
-        </w:rPr>
-      </w:pPr>
-    </w:p>
-    <w:p>
-      <w:pPr>
-        <w:rPr>
-          <w:rFonts w:ascii="Segoe UI Emoji" w:eastAsia="Times New Roman" w:hAnsi="Segoe UI Emoji" w:cs="Segoe UI Emoji"/>
-          <w:sz w:val="24"/>
-          <w:szCs w:val="24"/>
-          <w:lang w:eastAsia="pt-BR"/>
-        </w:rPr>
-      </w:pPr>
-    </w:p>
-    <w:p>
-      <w:pPr>
-        <w:rPr>
-          <w:rFonts w:ascii="Segoe UI Emoji" w:eastAsia="Times New Roman" w:hAnsi="Segoe UI Emoji" w:cs="Segoe UI Emoji"/>
-          <w:sz w:val="24"/>
-          <w:szCs w:val="24"/>
-          <w:lang w:eastAsia="pt-BR"/>
-        </w:rPr>
-      </w:pPr>
     </w:p>
     <w:p>
       <w:pPr>
@@ -15951,7 +16148,7 @@
                     <pic:cNvPicPr/>
                   </pic:nvPicPr>
                   <pic:blipFill>
-                    <a:blip r:embed="rId37"/>
+                    <a:blip r:embed="rId38"/>
                     <a:stretch>
                       <a:fillRect/>
                     </a:stretch>
@@ -16274,6 +16471,7 @@
         <w:rPr>
           <w:noProof/>
         </w:rPr>
+        <w:lastRenderedPageBreak/>
         <w:drawing>
           <wp:inline distT="0" distB="0" distL="0" distR="0" wp14:anchorId="58D37520" wp14:editId="139518AB">
             <wp:extent cx="5400040" cy="2498090"/>
@@ -16290,7 +16488,7 @@
                     <pic:cNvPicPr/>
                   </pic:nvPicPr>
                   <pic:blipFill>
-                    <a:blip r:embed="rId38"/>
+                    <a:blip r:embed="rId39"/>
                     <a:stretch>
                       <a:fillRect/>
                     </a:stretch>
@@ -16599,26 +16797,6 @@
           <v:rect id="_x0000_i1043" style="width:0;height:1.5pt" o:hralign="center" o:bullet="t" o:hrstd="t" o:hr="t" fillcolor="#a0a0a0" stroked="f"/>
         </w:pict>
       </w:r>
-    </w:p>
-    <w:p>
-      <w:pPr>
-        <w:rPr>
-          <w:rFonts w:ascii="Segoe UI Emoji" w:eastAsia="Times New Roman" w:hAnsi="Segoe UI Emoji" w:cs="Segoe UI Emoji"/>
-          <w:sz w:val="24"/>
-          <w:szCs w:val="24"/>
-          <w:lang w:eastAsia="pt-BR"/>
-        </w:rPr>
-      </w:pPr>
-    </w:p>
-    <w:p>
-      <w:pPr>
-        <w:rPr>
-          <w:rFonts w:ascii="Segoe UI Emoji" w:eastAsia="Times New Roman" w:hAnsi="Segoe UI Emoji" w:cs="Segoe UI Emoji"/>
-          <w:sz w:val="24"/>
-          <w:szCs w:val="24"/>
-          <w:lang w:eastAsia="pt-BR"/>
-        </w:rPr>
-      </w:pPr>
     </w:p>
     <w:p>
       <w:pPr>
@@ -17635,6 +17813,7 @@
           <w:noProof/>
           <w:lang w:eastAsia="pt-BR"/>
         </w:rPr>
+        <w:lastRenderedPageBreak/>
         <w:drawing>
           <wp:inline distT="0" distB="0" distL="0" distR="0" wp14:anchorId="51EC58B2" wp14:editId="60877D85">
             <wp:extent cx="2522633" cy="1104900"/>
@@ -17651,7 +17830,7 @@
                     <pic:cNvPicPr/>
                   </pic:nvPicPr>
                   <pic:blipFill>
-                    <a:blip r:embed="rId39"/>
+                    <a:blip r:embed="rId40"/>
                     <a:stretch>
                       <a:fillRect/>
                     </a:stretch>
@@ -17772,7 +17951,21 @@
         <w:rPr>
           <w:lang w:eastAsia="pt-BR"/>
         </w:rPr>
-        <w:t>. Ambos contendo TR,TD,TH.</w:t>
+        <w:t xml:space="preserve">. Ambos contendo </w:t>
+      </w:r>
+      <w:proofErr w:type="gramStart"/>
+      <w:r>
+        <w:rPr>
+          <w:lang w:eastAsia="pt-BR"/>
+        </w:rPr>
+        <w:t>TR,TD</w:t>
+      </w:r>
+      <w:proofErr w:type="gramEnd"/>
+      <w:r>
+        <w:rPr>
+          <w:lang w:eastAsia="pt-BR"/>
+        </w:rPr>
+        <w:t>,TH.</w:t>
       </w:r>
     </w:p>
     <w:p>
@@ -17808,7 +18001,7 @@
                     <pic:cNvPicPr/>
                   </pic:nvPicPr>
                   <pic:blipFill>
-                    <a:blip r:embed="rId40"/>
+                    <a:blip r:embed="rId41"/>
                     <a:stretch>
                       <a:fillRect/>
                     </a:stretch>
@@ -18501,7 +18694,6 @@
           <w:b/>
           <w:bCs/>
         </w:rPr>
-        <w:lastRenderedPageBreak/>
         <w:pict w14:anchorId="77E03A4C">
           <v:rect id="_x0000_i1044" style="width:0;height:1.5pt" o:hralign="center" o:bullet="t" o:hrstd="t" o:hr="t" fillcolor="#a0a0a0" stroked="f"/>
         </w:pict>
@@ -18615,7 +18807,7 @@
       </w:pPr>
     </w:p>
     <w:sectPr>
-      <w:footerReference w:type="default" r:id="rId41"/>
+      <w:footerReference w:type="default" r:id="rId42"/>
       <w:pgSz w:w="11906" w:h="16838"/>
       <w:pgMar w:top="1417" w:right="1701" w:bottom="1417" w:left="1701" w:header="708" w:footer="708" w:gutter="0"/>
       <w:cols w:space="708"/>
@@ -26127,6 +26319,119 @@
     </w:lvl>
   </w:abstractNum>
   <w:abstractNum w:abstractNumId="60" w15:restartNumberingAfterBreak="0">
+    <w:nsid w:val="786476B7"/>
+    <w:multiLevelType w:val="hybridMultilevel"/>
+    <w:tmpl w:val="23245F9C"/>
+    <w:lvl w:ilvl="0" w:tplc="04160001">
+      <w:start w:val="1"/>
+      <w:numFmt w:val="bullet"/>
+      <w:lvlText w:val=""/>
+      <w:lvlJc w:val="left"/>
+      <w:pPr>
+        <w:ind w:left="1080" w:hanging="360"/>
+      </w:pPr>
+      <w:rPr>
+        <w:rFonts w:ascii="Symbol" w:hAnsi="Symbol" w:hint="default"/>
+      </w:rPr>
+    </w:lvl>
+    <w:lvl w:ilvl="1" w:tplc="04160003" w:tentative="1">
+      <w:start w:val="1"/>
+      <w:numFmt w:val="bullet"/>
+      <w:lvlText w:val="o"/>
+      <w:lvlJc w:val="left"/>
+      <w:pPr>
+        <w:ind w:left="1800" w:hanging="360"/>
+      </w:pPr>
+      <w:rPr>
+        <w:rFonts w:ascii="Courier New" w:hAnsi="Courier New" w:cs="Courier New" w:hint="default"/>
+      </w:rPr>
+    </w:lvl>
+    <w:lvl w:ilvl="2" w:tplc="04160005" w:tentative="1">
+      <w:start w:val="1"/>
+      <w:numFmt w:val="bullet"/>
+      <w:lvlText w:val=""/>
+      <w:lvlJc w:val="left"/>
+      <w:pPr>
+        <w:ind w:left="2520" w:hanging="360"/>
+      </w:pPr>
+      <w:rPr>
+        <w:rFonts w:ascii="Wingdings" w:hAnsi="Wingdings" w:hint="default"/>
+      </w:rPr>
+    </w:lvl>
+    <w:lvl w:ilvl="3" w:tplc="04160001" w:tentative="1">
+      <w:start w:val="1"/>
+      <w:numFmt w:val="bullet"/>
+      <w:lvlText w:val=""/>
+      <w:lvlJc w:val="left"/>
+      <w:pPr>
+        <w:ind w:left="3240" w:hanging="360"/>
+      </w:pPr>
+      <w:rPr>
+        <w:rFonts w:ascii="Symbol" w:hAnsi="Symbol" w:hint="default"/>
+      </w:rPr>
+    </w:lvl>
+    <w:lvl w:ilvl="4" w:tplc="04160003" w:tentative="1">
+      <w:start w:val="1"/>
+      <w:numFmt w:val="bullet"/>
+      <w:lvlText w:val="o"/>
+      <w:lvlJc w:val="left"/>
+      <w:pPr>
+        <w:ind w:left="3960" w:hanging="360"/>
+      </w:pPr>
+      <w:rPr>
+        <w:rFonts w:ascii="Courier New" w:hAnsi="Courier New" w:cs="Courier New" w:hint="default"/>
+      </w:rPr>
+    </w:lvl>
+    <w:lvl w:ilvl="5" w:tplc="04160005" w:tentative="1">
+      <w:start w:val="1"/>
+      <w:numFmt w:val="bullet"/>
+      <w:lvlText w:val=""/>
+      <w:lvlJc w:val="left"/>
+      <w:pPr>
+        <w:ind w:left="4680" w:hanging="360"/>
+      </w:pPr>
+      <w:rPr>
+        <w:rFonts w:ascii="Wingdings" w:hAnsi="Wingdings" w:hint="default"/>
+      </w:rPr>
+    </w:lvl>
+    <w:lvl w:ilvl="6" w:tplc="04160001" w:tentative="1">
+      <w:start w:val="1"/>
+      <w:numFmt w:val="bullet"/>
+      <w:lvlText w:val=""/>
+      <w:lvlJc w:val="left"/>
+      <w:pPr>
+        <w:ind w:left="5400" w:hanging="360"/>
+      </w:pPr>
+      <w:rPr>
+        <w:rFonts w:ascii="Symbol" w:hAnsi="Symbol" w:hint="default"/>
+      </w:rPr>
+    </w:lvl>
+    <w:lvl w:ilvl="7" w:tplc="04160003" w:tentative="1">
+      <w:start w:val="1"/>
+      <w:numFmt w:val="bullet"/>
+      <w:lvlText w:val="o"/>
+      <w:lvlJc w:val="left"/>
+      <w:pPr>
+        <w:ind w:left="6120" w:hanging="360"/>
+      </w:pPr>
+      <w:rPr>
+        <w:rFonts w:ascii="Courier New" w:hAnsi="Courier New" w:cs="Courier New" w:hint="default"/>
+      </w:rPr>
+    </w:lvl>
+    <w:lvl w:ilvl="8" w:tplc="04160005" w:tentative="1">
+      <w:start w:val="1"/>
+      <w:numFmt w:val="bullet"/>
+      <w:lvlText w:val=""/>
+      <w:lvlJc w:val="left"/>
+      <w:pPr>
+        <w:ind w:left="6840" w:hanging="360"/>
+      </w:pPr>
+      <w:rPr>
+        <w:rFonts w:ascii="Wingdings" w:hAnsi="Wingdings" w:hint="default"/>
+      </w:rPr>
+    </w:lvl>
+  </w:abstractNum>
+  <w:abstractNum w:abstractNumId="61" w15:restartNumberingAfterBreak="0">
     <w:nsid w:val="7A2E7DCD"/>
     <w:multiLevelType w:val="hybridMultilevel"/>
     <w:tmpl w:val="2AEE369C"/>
@@ -26239,7 +26544,7 @@
       </w:rPr>
     </w:lvl>
   </w:abstractNum>
-  <w:abstractNum w:abstractNumId="61" w15:restartNumberingAfterBreak="0">
+  <w:abstractNum w:abstractNumId="62" w15:restartNumberingAfterBreak="0">
     <w:nsid w:val="7A3D4DD5"/>
     <w:multiLevelType w:val="hybridMultilevel"/>
     <w:tmpl w:val="3A345A74"/>
@@ -26352,7 +26657,7 @@
       </w:rPr>
     </w:lvl>
   </w:abstractNum>
-  <w:abstractNum w:abstractNumId="62" w15:restartNumberingAfterBreak="0">
+  <w:abstractNum w:abstractNumId="63" w15:restartNumberingAfterBreak="0">
     <w:nsid w:val="7F9E33BE"/>
     <w:multiLevelType w:val="hybridMultilevel"/>
     <w:tmpl w:val="7E343722"/>
@@ -26465,7 +26770,7 @@
       </w:rPr>
     </w:lvl>
   </w:abstractNum>
-  <w:abstractNum w:abstractNumId="63" w15:restartNumberingAfterBreak="0">
+  <w:abstractNum w:abstractNumId="64" w15:restartNumberingAfterBreak="0">
     <w:nsid w:val="7FC45E23"/>
     <w:multiLevelType w:val="hybridMultilevel"/>
     <w:tmpl w:val="B6A42388"/>
@@ -26588,7 +26893,7 @@
     <w:abstractNumId w:val="51"/>
   </w:num>
   <w:num w:numId="4" w16cid:durableId="1978948423">
-    <w:abstractNumId w:val="60"/>
+    <w:abstractNumId w:val="61"/>
   </w:num>
   <w:num w:numId="5" w16cid:durableId="1401757085">
     <w:abstractNumId w:val="38"/>
@@ -26606,7 +26911,7 @@
     <w:abstractNumId w:val="17"/>
   </w:num>
   <w:num w:numId="10" w16cid:durableId="509608449">
-    <w:abstractNumId w:val="62"/>
+    <w:abstractNumId w:val="63"/>
   </w:num>
   <w:num w:numId="11" w16cid:durableId="1096824675">
     <w:abstractNumId w:val="42"/>
@@ -26648,7 +26953,7 @@
     <w:abstractNumId w:val="45"/>
   </w:num>
   <w:num w:numId="24" w16cid:durableId="1479762900">
-    <w:abstractNumId w:val="61"/>
+    <w:abstractNumId w:val="62"/>
   </w:num>
   <w:num w:numId="25" w16cid:durableId="47803658">
     <w:abstractNumId w:val="28"/>
@@ -26708,7 +27013,7 @@
     <w:abstractNumId w:val="11"/>
   </w:num>
   <w:num w:numId="44" w16cid:durableId="1868058625">
-    <w:abstractNumId w:val="63"/>
+    <w:abstractNumId w:val="64"/>
   </w:num>
   <w:num w:numId="45" w16cid:durableId="302199171">
     <w:abstractNumId w:val="26"/>
@@ -26769,6 +27074,9 @@
   </w:num>
   <w:num w:numId="64" w16cid:durableId="107816750">
     <w:abstractNumId w:val="39"/>
+  </w:num>
+  <w:num w:numId="65" w16cid:durableId="1907884401">
+    <w:abstractNumId w:val="60"/>
   </w:num>
 </w:numbering>
 </file>
@@ -27171,7 +27479,7 @@
   <w:style w:type="paragraph" w:default="1" w:styleId="Normal">
     <w:name w:val="Normal"/>
     <w:qFormat/>
-    <w:rsid w:val="000B614F"/>
+    <w:rsid w:val="006B51AF"/>
   </w:style>
   <w:style w:type="paragraph" w:styleId="Ttulo3">
     <w:name w:val="heading 3"/>
@@ -27425,7 +27733,7 @@
         <a:sysClr val="windowText" lastClr="000000"/>
       </a:dk1>
       <a:lt1>
-        <a:sysClr val="window" lastClr="FFFFFF"/>
+        <a:sysClr val="window" lastClr="C8C8C8"/>
       </a:lt1>
       <a:dk2>
         <a:srgbClr val="1F497D"/>

--- a/MODULOS DE ESTUDO/HTML.docx
+++ b/MODULOS DE ESTUDO/HTML.docx
@@ -4477,16 +4477,48 @@
     </w:p>
     <w:p>
       <w:pPr>
-        <w:tabs>
-          <w:tab w:val="left" w:pos="5940"/>
-        </w:tabs>
-        <w:rPr>
-          <w:rFonts w:ascii="Times New Roman" w:eastAsia="Times New Roman" w:hAnsi="Times New Roman" w:cs="Times New Roman"/>
-          <w:sz w:val="24"/>
-          <w:szCs w:val="24"/>
-          <w:lang w:eastAsia="pt-BR"/>
-        </w:rPr>
-      </w:pPr>
+        <w:pStyle w:val="PargrafodaLista"/>
+        <w:numPr>
+          <w:ilvl w:val="0"/>
+          <w:numId w:val="46"/>
+        </w:numPr>
+        <w:spacing w:after="0"/>
+        <w:rPr>
+          <w:rFonts w:ascii="Times New Roman" w:eastAsia="Times New Roman" w:hAnsi="Times New Roman" w:cs="Times New Roman"/>
+          <w:lang w:eastAsia="pt-BR"/>
+        </w:rPr>
+      </w:pPr>
+      <w:r>
+        <w:rPr>
+          <w:rFonts w:ascii="Times New Roman" w:eastAsia="Times New Roman" w:hAnsi="Times New Roman" w:cs="Times New Roman"/>
+          <w:lang w:eastAsia="pt-BR"/>
+        </w:rPr>
+        <w:t xml:space="preserve">O atributo </w:t>
+      </w:r>
+      <w:r>
+        <w:rPr>
+          <w:rFonts w:ascii="Times New Roman" w:eastAsia="Times New Roman" w:hAnsi="Times New Roman" w:cs="Times New Roman"/>
+          <w:b/>
+          <w:bCs/>
+          <w:color w:val="00B0F0"/>
+          <w:lang w:eastAsia="pt-BR"/>
+        </w:rPr>
+        <w:t xml:space="preserve">target </w:t>
+      </w:r>
+      <w:r>
+        <w:rPr>
+          <w:rFonts w:ascii="Times New Roman" w:eastAsia="Times New Roman" w:hAnsi="Times New Roman" w:cs="Times New Roman"/>
+          <w:lang w:eastAsia="pt-BR"/>
+        </w:rPr>
+        <w:t>softwares</w:t>
+      </w:r>
+      <w:r>
+        <w:rPr>
+          <w:rFonts w:ascii="Times New Roman" w:eastAsia="Times New Roman" w:hAnsi="Times New Roman" w:cs="Times New Roman"/>
+          <w:lang w:eastAsia="pt-BR"/>
+        </w:rPr>
+        <w:t xml:space="preserve"> </w:t>
+      </w:r>
     </w:p>
     <w:p>
       <w:pPr>
@@ -12020,27 +12052,7 @@
           <w:szCs w:val="24"/>
           <w:lang w:eastAsia="pt-BR"/>
         </w:rPr>
-        <w:t xml:space="preserve">="2" </w:t>
-      </w:r>
-      <w:proofErr w:type="spellStart"/>
-      <w:r>
-        <w:rPr>
-          <w:rFonts w:ascii="Segoe UI Emoji" w:eastAsia="Times New Roman" w:hAnsi="Segoe UI Emoji" w:cs="Segoe UI Emoji"/>
-          <w:sz w:val="24"/>
-          <w:szCs w:val="24"/>
-          <w:lang w:eastAsia="pt-BR"/>
-        </w:rPr>
-        <w:t>required</w:t>
-      </w:r>
-      <w:proofErr w:type="spellEnd"/>
-      <w:r>
-        <w:rPr>
-          <w:rFonts w:ascii="Segoe UI Emoji" w:eastAsia="Times New Roman" w:hAnsi="Segoe UI Emoji" w:cs="Segoe UI Emoji"/>
-          <w:sz w:val="24"/>
-          <w:szCs w:val="24"/>
-          <w:lang w:eastAsia="pt-BR"/>
-        </w:rPr>
-        <w:t>&gt;</w:t>
+        <w:t>="2" required&gt;</w:t>
       </w:r>
     </w:p>
     <w:p>

--- a/MODULOS DE ESTUDO/HTML.docx
+++ b/MODULOS DE ESTUDO/HTML.docx
@@ -1183,6 +1183,10 @@
         <w:tabs>
           <w:tab w:val="left" w:pos="5940"/>
         </w:tabs>
+        <w:rPr>
+          <w:b/>
+          <w:bCs/>
+        </w:rPr>
       </w:pPr>
       <w:r>
         <w:rPr>
@@ -1193,6 +1197,461 @@
           <v:rect id="_x0000_i1026" style="width:0;height:1.5pt" o:hralign="center" o:bullet="t" o:hrstd="t" o:hr="t" fillcolor="#a0a0a0" stroked="f"/>
         </w:pict>
       </w:r>
+    </w:p>
+    <w:p>
+      <w:pPr>
+        <w:tabs>
+          <w:tab w:val="left" w:pos="5940"/>
+        </w:tabs>
+        <w:rPr>
+          <w:b/>
+          <w:bCs/>
+        </w:rPr>
+      </w:pPr>
+      <w:r>
+        <w:rPr>
+          <w:noProof/>
+          <w:lang w:eastAsia="pt-BR"/>
+        </w:rPr>
+        <w:lastRenderedPageBreak/>
+        <mc:AlternateContent>
+          <mc:Choice Requires="wpg">
+            <w:drawing>
+              <wp:anchor distT="0" distB="0" distL="114300" distR="114300" simplePos="0" relativeHeight="251703808" behindDoc="0" locked="0" layoutInCell="1" allowOverlap="1" wp14:anchorId="49F2C47E" wp14:editId="359DDE58">
+                <wp:simplePos x="0" y="0"/>
+                <wp:positionH relativeFrom="margin">
+                  <wp:align>center</wp:align>
+                </wp:positionH>
+                <wp:positionV relativeFrom="paragraph">
+                  <wp:posOffset>-20320</wp:posOffset>
+                </wp:positionV>
+                <wp:extent cx="2837816" cy="476250"/>
+                <wp:effectExtent l="0" t="0" r="19685" b="19050"/>
+                <wp:wrapNone/>
+                <wp:docPr id="1839991793" name="Agrupar 4"/>
+                <wp:cNvGraphicFramePr/>
+                <a:graphic xmlns:a="http://schemas.openxmlformats.org/drawingml/2006/main">
+                  <a:graphicData uri="http://schemas.microsoft.com/office/word/2010/wordprocessingGroup">
+                    <wpg:wgp>
+                      <wpg:cNvGrpSpPr/>
+                      <wpg:grpSpPr>
+                        <a:xfrm>
+                          <a:off x="0" y="0"/>
+                          <a:ext cx="2837816" cy="476250"/>
+                          <a:chOff x="86002" y="0"/>
+                          <a:chExt cx="1024920" cy="447675"/>
+                        </a:xfrm>
+                      </wpg:grpSpPr>
+                      <wps:wsp>
+                        <wps:cNvPr id="1129740798" name="Seta: Pentágono 1"/>
+                        <wps:cNvSpPr/>
+                        <wps:spPr>
+                          <a:xfrm>
+                            <a:off x="86002" y="0"/>
+                            <a:ext cx="1024920" cy="447675"/>
+                          </a:xfrm>
+                          <a:prstGeom prst="flowChartAlternateProcess">
+                            <a:avLst/>
+                          </a:prstGeom>
+                        </wps:spPr>
+                        <wps:style>
+                          <a:lnRef idx="2">
+                            <a:schemeClr val="accent1">
+                              <a:shade val="15000"/>
+                            </a:schemeClr>
+                          </a:lnRef>
+                          <a:fillRef idx="1">
+                            <a:schemeClr val="accent1"/>
+                          </a:fillRef>
+                          <a:effectRef idx="0">
+                            <a:schemeClr val="accent1"/>
+                          </a:effectRef>
+                          <a:fontRef idx="minor">
+                            <a:schemeClr val="lt1"/>
+                          </a:fontRef>
+                        </wps:style>
+                        <wps:bodyPr rot="0" spcFirstLastPara="0" vertOverflow="overflow" horzOverflow="overflow" vert="horz" wrap="square" lIns="91440" tIns="45720" rIns="91440" bIns="45720" numCol="1" spcCol="0" rtlCol="0" fromWordArt="0" anchor="ctr" anchorCtr="0" forceAA="0" compatLnSpc="1">
+                          <a:prstTxWarp prst="textNoShape">
+                            <a:avLst/>
+                          </a:prstTxWarp>
+                          <a:noAutofit/>
+                        </wps:bodyPr>
+                      </wps:wsp>
+                      <wps:wsp>
+                        <wps:cNvPr id="1728138941" name="Caixa de Texto 3"/>
+                        <wps:cNvSpPr txBox="1"/>
+                        <wps:spPr>
+                          <a:xfrm>
+                            <a:off x="95938" y="66675"/>
+                            <a:ext cx="996085" cy="304800"/>
+                          </a:xfrm>
+                          <a:prstGeom prst="rect">
+                            <a:avLst/>
+                          </a:prstGeom>
+                          <a:noFill/>
+                          <a:ln w="6350">
+                            <a:noFill/>
+                          </a:ln>
+                        </wps:spPr>
+                        <wps:txbx>
+                          <w:txbxContent>
+                            <w:p>
+                              <w:pPr>
+                                <w:spacing w:before="100" w:beforeAutospacing="1" w:after="100" w:afterAutospacing="1" w:line="240" w:lineRule="auto"/>
+                                <w:jc w:val="center"/>
+                                <w:rPr>
+                                  <w:rFonts w:ascii="Times New Roman" w:eastAsia="Times New Roman" w:hAnsi="Times New Roman" w:cs="Times New Roman"/>
+                                  <w:sz w:val="24"/>
+                                  <w:szCs w:val="24"/>
+                                  <w:lang w:eastAsia="pt-BR"/>
+                                </w:rPr>
+                              </w:pPr>
+                              <w:r>
+                                <w:rPr>
+                                  <w:b/>
+                                  <w:bCs/>
+                                </w:rPr>
+                                <w:t>3</w:t>
+                              </w:r>
+                              <w:r>
+                                <w:rPr>
+                                  <w:b/>
+                                  <w:bCs/>
+                                </w:rPr>
+                                <w:t xml:space="preserve">. </w:t>
+                              </w:r>
+                              <w:r>
+                                <w:rPr>
+                                  <w:rFonts w:ascii="Segoe UI Emoji" w:hAnsi="Segoe UI Emoji" w:cs="Segoe UI Emoji"/>
+                                  <w:b/>
+                                  <w:bCs/>
+                                </w:rPr>
+                                <w:t>👨</w:t>
+                              </w:r>
+                              <w:r>
+                                <w:rPr>
+                                  <w:b/>
+                                  <w:bCs/>
+                                </w:rPr>
+                                <w:t>‍</w:t>
+                              </w:r>
+                              <w:r>
+                                <w:rPr>
+                                  <w:rFonts w:ascii="Segoe UI Emoji" w:hAnsi="Segoe UI Emoji" w:cs="Segoe UI Emoji"/>
+                                  <w:b/>
+                                  <w:bCs/>
+                                </w:rPr>
+                                <w:t>🍼</w:t>
+                              </w:r>
+                              <w:r>
+                                <w:rPr>
+                                  <w:rFonts w:ascii="Segoe UI Emoji" w:hAnsi="Segoe UI Emoji" w:cs="Segoe UI Emoji"/>
+                                  <w:b/>
+                                  <w:bCs/>
+                                </w:rPr>
+                                <w:t xml:space="preserve"> </w:t>
+                              </w:r>
+                              <w:r>
+                                <w:rPr>
+                                  <w:rFonts w:ascii="Times New Roman" w:eastAsia="Times New Roman" w:hAnsi="Times New Roman" w:cs="Times New Roman"/>
+                                  <w:sz w:val="24"/>
+                                  <w:szCs w:val="24"/>
+                                  <w:lang w:eastAsia="pt-BR"/>
+                                </w:rPr>
+                                <w:t>PAI x FILHO</w:t>
+                              </w:r>
+                            </w:p>
+                            <w:p/>
+                            <w:p/>
+                          </w:txbxContent>
+                        </wps:txbx>
+                        <wps:bodyPr rot="0" spcFirstLastPara="0" vertOverflow="overflow" horzOverflow="overflow" vert="horz" wrap="square" lIns="91440" tIns="45720" rIns="91440" bIns="45720" numCol="1" spcCol="0" rtlCol="0" fromWordArt="0" anchor="t" anchorCtr="0" forceAA="0" compatLnSpc="1">
+                          <a:prstTxWarp prst="textNoShape">
+                            <a:avLst/>
+                          </a:prstTxWarp>
+                          <a:noAutofit/>
+                        </wps:bodyPr>
+                      </wps:wsp>
+                    </wpg:wgp>
+                  </a:graphicData>
+                </a:graphic>
+                <wp14:sizeRelH relativeFrom="margin">
+                  <wp14:pctWidth>0</wp14:pctWidth>
+                </wp14:sizeRelH>
+                <wp14:sizeRelV relativeFrom="margin">
+                  <wp14:pctHeight>0</wp14:pctHeight>
+                </wp14:sizeRelV>
+              </wp:anchor>
+            </w:drawing>
+          </mc:Choice>
+          <mc:Fallback>
+            <w:pict>
+              <v:group w14:anchorId="49F2C47E" id="_x0000_s1032" style="position:absolute;margin-left:0;margin-top:-1.6pt;width:223.45pt;height:37.5pt;z-index:251703808;mso-position-horizontal:center;mso-position-horizontal-relative:margin;mso-width-relative:margin;mso-height-relative:margin" coordorigin="860" coordsize="10249,4476" o:gfxdata="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">
+                <v:shape id="Seta: Pentágono 1" o:spid="_x0000_s1033" type="#_x0000_t176" style="position:absolute;left:860;width:10249;height:4476;visibility:visible;mso-wrap-style:square;v-text-anchor:middle" o:gfxdata="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" fillcolor="#4f81bd [3204]" strokecolor="#0a121c [484]" strokeweight="2pt"/>
+                <v:shape id="Caixa de Texto 3" o:spid="_x0000_s1034" type="#_x0000_t202" style="position:absolute;left:959;top:666;width:9961;height:3048;visibility:visible;mso-wrap-style:square;v-text-anchor:top" o:gfxdata="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" filled="f" stroked="f" strokeweight=".5pt">
+                  <v:textbox>
+                    <w:txbxContent>
+                      <w:p>
+                        <w:pPr>
+                          <w:spacing w:before="100" w:beforeAutospacing="1" w:after="100" w:afterAutospacing="1" w:line="240" w:lineRule="auto"/>
+                          <w:jc w:val="center"/>
+                          <w:rPr>
+                            <w:rFonts w:ascii="Times New Roman" w:eastAsia="Times New Roman" w:hAnsi="Times New Roman" w:cs="Times New Roman"/>
+                            <w:sz w:val="24"/>
+                            <w:szCs w:val="24"/>
+                            <w:lang w:eastAsia="pt-BR"/>
+                          </w:rPr>
+                        </w:pPr>
+                        <w:r>
+                          <w:rPr>
+                            <w:b/>
+                            <w:bCs/>
+                          </w:rPr>
+                          <w:t>3</w:t>
+                        </w:r>
+                        <w:r>
+                          <w:rPr>
+                            <w:b/>
+                            <w:bCs/>
+                          </w:rPr>
+                          <w:t xml:space="preserve">. </w:t>
+                        </w:r>
+                        <w:r>
+                          <w:rPr>
+                            <w:rFonts w:ascii="Segoe UI Emoji" w:hAnsi="Segoe UI Emoji" w:cs="Segoe UI Emoji"/>
+                            <w:b/>
+                            <w:bCs/>
+                          </w:rPr>
+                          <w:t>👨</w:t>
+                        </w:r>
+                        <w:r>
+                          <w:rPr>
+                            <w:b/>
+                            <w:bCs/>
+                          </w:rPr>
+                          <w:t>‍</w:t>
+                        </w:r>
+                        <w:r>
+                          <w:rPr>
+                            <w:rFonts w:ascii="Segoe UI Emoji" w:hAnsi="Segoe UI Emoji" w:cs="Segoe UI Emoji"/>
+                            <w:b/>
+                            <w:bCs/>
+                          </w:rPr>
+                          <w:t>🍼</w:t>
+                        </w:r>
+                        <w:r>
+                          <w:rPr>
+                            <w:rFonts w:ascii="Segoe UI Emoji" w:hAnsi="Segoe UI Emoji" w:cs="Segoe UI Emoji"/>
+                            <w:b/>
+                            <w:bCs/>
+                          </w:rPr>
+                          <w:t xml:space="preserve"> </w:t>
+                        </w:r>
+                        <w:r>
+                          <w:rPr>
+                            <w:rFonts w:ascii="Times New Roman" w:eastAsia="Times New Roman" w:hAnsi="Times New Roman" w:cs="Times New Roman"/>
+                            <w:sz w:val="24"/>
+                            <w:szCs w:val="24"/>
+                            <w:lang w:eastAsia="pt-BR"/>
+                          </w:rPr>
+                          <w:t>PAI x FILHO</w:t>
+                        </w:r>
+                      </w:p>
+                      <w:p/>
+                      <w:p/>
+                    </w:txbxContent>
+                  </v:textbox>
+                </v:shape>
+                <w10:wrap anchorx="margin"/>
+              </v:group>
+            </w:pict>
+          </mc:Fallback>
+        </mc:AlternateContent>
+      </w:r>
+    </w:p>
+    <w:p>
+      <w:pPr>
+        <w:tabs>
+          <w:tab w:val="left" w:pos="5940"/>
+        </w:tabs>
+      </w:pPr>
+    </w:p>
+    <w:p>
+      <w:pPr>
+        <w:spacing w:before="100" w:beforeAutospacing="1" w:after="100" w:afterAutospacing="1" w:line="240" w:lineRule="auto"/>
+        <w:rPr>
+          <w:rFonts w:ascii="Times New Roman" w:eastAsia="Times New Roman" w:hAnsi="Times New Roman" w:cs="Times New Roman"/>
+          <w:sz w:val="24"/>
+          <w:szCs w:val="24"/>
+          <w:lang w:eastAsia="pt-BR"/>
+        </w:rPr>
+      </w:pPr>
+      <w:r>
+        <w:rPr>
+          <w:rFonts w:ascii="Times New Roman" w:eastAsia="Times New Roman" w:hAnsi="Times New Roman" w:cs="Times New Roman"/>
+          <w:sz w:val="24"/>
+          <w:szCs w:val="24"/>
+          <w:lang w:eastAsia="pt-BR"/>
+        </w:rPr>
+        <w:t xml:space="preserve">     </w:t>
+      </w:r>
+      <w:r>
+        <w:rPr>
+          <w:rFonts w:ascii="Times New Roman" w:eastAsia="Times New Roman" w:hAnsi="Times New Roman" w:cs="Times New Roman"/>
+          <w:sz w:val="24"/>
+          <w:szCs w:val="24"/>
+          <w:lang w:eastAsia="pt-BR"/>
+        </w:rPr>
+        <w:br/>
+      </w:r>
+      <w:r>
+        <w:rPr>
+          <w:rFonts w:ascii="Segoe UI Emoji" w:eastAsia="Times New Roman" w:hAnsi="Segoe UI Emoji" w:cs="Segoe UI Emoji"/>
+          <w:color w:val="00B050"/>
+          <w:sz w:val="24"/>
+          <w:szCs w:val="24"/>
+          <w:lang w:eastAsia="pt-BR"/>
+        </w:rPr>
+        <w:t>✅</w:t>
+      </w:r>
+      <w:r>
+        <w:rPr>
+          <w:rFonts w:ascii="Times New Roman" w:eastAsia="Times New Roman" w:hAnsi="Times New Roman" w:cs="Times New Roman"/>
+          <w:sz w:val="24"/>
+          <w:szCs w:val="24"/>
+          <w:lang w:eastAsia="pt-BR"/>
+        </w:rPr>
+        <w:t xml:space="preserve"> Resumo simples:</w:t>
+      </w:r>
+    </w:p>
+    <w:p>
+      <w:pPr>
+        <w:pStyle w:val="PargrafodaLista"/>
+        <w:numPr>
+          <w:ilvl w:val="0"/>
+          <w:numId w:val="68"/>
+        </w:numPr>
+        <w:tabs>
+          <w:tab w:val="left" w:pos="5940"/>
+        </w:tabs>
+      </w:pPr>
+      <w:r>
+        <w:rPr>
+          <w:b/>
+          <w:bCs/>
+        </w:rPr>
+        <w:t>Elemento pai:</w:t>
+      </w:r>
+      <w:r>
+        <w:t xml:space="preserve"> é aquele que envolve ou contém outro elemento.</w:t>
+      </w:r>
+    </w:p>
+    <w:p>
+      <w:pPr>
+        <w:pStyle w:val="PargrafodaLista"/>
+        <w:numPr>
+          <w:ilvl w:val="0"/>
+          <w:numId w:val="68"/>
+        </w:numPr>
+        <w:tabs>
+          <w:tab w:val="left" w:pos="5940"/>
+        </w:tabs>
+      </w:pPr>
+      <w:r>
+        <w:rPr>
+          <w:b/>
+          <w:bCs/>
+        </w:rPr>
+        <w:t>Elemento filho:</w:t>
+      </w:r>
+      <w:r>
+        <w:t xml:space="preserve"> é o que está dentro de um elemento pai.</w:t>
+      </w:r>
+    </w:p>
+    <w:p>
+      <w:pPr>
+        <w:tabs>
+          <w:tab w:val="left" w:pos="5940"/>
+        </w:tabs>
+      </w:pPr>
+      <w:r>
+        <w:rPr>
+          <w:noProof/>
+        </w:rPr>
+        <w:drawing>
+          <wp:inline distT="0" distB="0" distL="0" distR="0" wp14:anchorId="0FA52A9E" wp14:editId="24C76007">
+            <wp:extent cx="5400040" cy="1270635"/>
+            <wp:effectExtent l="0" t="0" r="0" b="5715"/>
+            <wp:docPr id="1682673777" name="Imagem 1"/>
+            <wp:cNvGraphicFramePr>
+              <a:graphicFrameLocks xmlns:a="http://schemas.openxmlformats.org/drawingml/2006/main" noChangeAspect="1"/>
+            </wp:cNvGraphicFramePr>
+            <a:graphic xmlns:a="http://schemas.openxmlformats.org/drawingml/2006/main">
+              <a:graphicData uri="http://schemas.openxmlformats.org/drawingml/2006/picture">
+                <pic:pic xmlns:pic="http://schemas.openxmlformats.org/drawingml/2006/picture">
+                  <pic:nvPicPr>
+                    <pic:cNvPr id="1682673777" name=""/>
+                    <pic:cNvPicPr/>
+                  </pic:nvPicPr>
+                  <pic:blipFill>
+                    <a:blip r:embed="rId9"/>
+                    <a:stretch>
+                      <a:fillRect/>
+                    </a:stretch>
+                  </pic:blipFill>
+                  <pic:spPr>
+                    <a:xfrm>
+                      <a:off x="0" y="0"/>
+                      <a:ext cx="5400040" cy="1270635"/>
+                    </a:xfrm>
+                    <a:prstGeom prst="rect">
+                      <a:avLst/>
+                    </a:prstGeom>
+                  </pic:spPr>
+                </pic:pic>
+              </a:graphicData>
+            </a:graphic>
+          </wp:inline>
+        </w:drawing>
+      </w:r>
+    </w:p>
+    <w:p>
+      <w:pPr>
+        <w:spacing w:before="100" w:beforeAutospacing="1" w:after="100" w:afterAutospacing="1" w:line="240" w:lineRule="auto"/>
+        <w:rPr>
+          <w:rFonts w:ascii="Times New Roman" w:eastAsia="Times New Roman" w:hAnsi="Times New Roman" w:cs="Times New Roman"/>
+          <w:sz w:val="24"/>
+          <w:szCs w:val="24"/>
+          <w:lang w:eastAsia="pt-BR"/>
+        </w:rPr>
+      </w:pPr>
+      <w:r>
+        <w:pict w14:anchorId="77A879C2">
+          <v:rect id="_x0000_i1050" style="width:0;height:1.5pt" o:hralign="center" o:bullet="t" o:hrstd="t" o:hr="t" fillcolor="#a0a0a0" stroked="f"/>
+        </w:pict>
+      </w:r>
+    </w:p>
+    <w:p>
+      <w:pPr>
+        <w:spacing w:before="100" w:beforeAutospacing="1" w:after="100" w:afterAutospacing="1" w:line="240" w:lineRule="auto"/>
+        <w:rPr>
+          <w:rFonts w:ascii="Times New Roman" w:eastAsia="Times New Roman" w:hAnsi="Times New Roman" w:cs="Times New Roman"/>
+          <w:sz w:val="24"/>
+          <w:szCs w:val="24"/>
+          <w:lang w:eastAsia="pt-BR"/>
+        </w:rPr>
+      </w:pPr>
+    </w:p>
+    <w:p>
+      <w:pPr>
+        <w:spacing w:before="100" w:beforeAutospacing="1" w:after="100" w:afterAutospacing="1" w:line="240" w:lineRule="auto"/>
+        <w:rPr>
+          <w:rFonts w:ascii="Times New Roman" w:eastAsia="Times New Roman" w:hAnsi="Times New Roman" w:cs="Times New Roman"/>
+          <w:sz w:val="24"/>
+          <w:szCs w:val="24"/>
+          <w:lang w:eastAsia="pt-BR"/>
+        </w:rPr>
+      </w:pPr>
     </w:p>
     <w:p>
       <w:pPr>
@@ -1329,7 +1788,7 @@
                                   <w:b/>
                                   <w:bCs/>
                                 </w:rPr>
-                                <w:t>3</w:t>
+                                <w:t>5</w:t>
                               </w:r>
                               <w:r>
                                 <w:rPr>
@@ -1391,9 +1850,9 @@
           </mc:Choice>
           <mc:Fallback>
             <w:pict>
-              <v:group w14:anchorId="278E39E1" id="_x0000_s1032" style="position:absolute;margin-left:106.15pt;margin-top:-39pt;width:223.45pt;height:37.5pt;z-index:251652608;mso-position-horizontal-relative:margin;mso-width-relative:margin;mso-height-relative:margin" coordorigin="860" coordsize="10249,4476" o:gfxdata="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">
-                <v:shape id="Seta: Pentágono 1" o:spid="_x0000_s1033" type="#_x0000_t176" style="position:absolute;left:860;width:10249;height:4476;visibility:visible;mso-wrap-style:square;v-text-anchor:middle" o:gfxdata="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" fillcolor="#4f81bd [3204]" strokecolor="#0a121c [484]" strokeweight="2pt"/>
-                <v:shape id="Caixa de Texto 3" o:spid="_x0000_s1034" type="#_x0000_t202" style="position:absolute;left:959;top:666;width:9961;height:3048;visibility:visible;mso-wrap-style:square;v-text-anchor:top" o:gfxdata="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" filled="f" stroked="f" strokeweight=".5pt">
+              <v:group w14:anchorId="278E39E1" id="_x0000_s1035" style="position:absolute;margin-left:106.15pt;margin-top:-39pt;width:223.45pt;height:37.5pt;z-index:251652608;mso-position-horizontal-relative:margin;mso-width-relative:margin;mso-height-relative:margin" coordorigin="860" coordsize="10249,4476" o:gfxdata="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">
+                <v:shape id="Seta: Pentágono 1" o:spid="_x0000_s1036" type="#_x0000_t176" style="position:absolute;left:860;width:10249;height:4476;visibility:visible;mso-wrap-style:square;v-text-anchor:middle" o:gfxdata="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" fillcolor="#4f81bd [3204]" strokecolor="#0a121c [484]" strokeweight="2pt"/>
+                <v:shape id="Caixa de Texto 3" o:spid="_x0000_s1037" type="#_x0000_t202" style="position:absolute;left:959;top:666;width:9961;height:3048;visibility:visible;mso-wrap-style:square;v-text-anchor:top" o:gfxdata="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" filled="f" stroked="f" strokeweight=".5pt">
                   <v:textbox>
                     <w:txbxContent>
                       <w:p>
@@ -1412,7 +1871,7 @@
                             <w:b/>
                             <w:bCs/>
                           </w:rPr>
-                          <w:t>3</w:t>
+                          <w:t>5</w:t>
                         </w:r>
                         <w:r>
                           <w:rPr>
@@ -1734,7 +2193,7 @@
                     <pic:cNvPicPr/>
                   </pic:nvPicPr>
                   <pic:blipFill>
-                    <a:blip r:embed="rId9">
+                    <a:blip r:embed="rId10">
                       <a:extLst>
                         <a:ext uri="{28A0092B-C50C-407E-A947-70E740481C1C}">
                           <a14:useLocalDpi xmlns:a14="http://schemas.microsoft.com/office/drawing/2010/main" val="0"/>
@@ -1862,6 +2321,7 @@
         <w:rPr>
           <w:noProof/>
         </w:rPr>
+        <w:lastRenderedPageBreak/>
         <w:t xml:space="preserve">O rodapé (footer) sempre usa </w:t>
       </w:r>
       <w:r>
@@ -1939,7 +2399,7 @@
         <mc:AlternateContent>
           <mc:Choice Requires="wpg">
             <w:drawing>
-              <wp:anchor distT="0" distB="0" distL="114300" distR="114300" simplePos="0" relativeHeight="251653632" behindDoc="0" locked="0" layoutInCell="1" allowOverlap="1" wp14:anchorId="417435D6" wp14:editId="6FEDFA05">
+              <wp:anchor distT="0" distB="0" distL="114300" distR="114300" simplePos="0" relativeHeight="251653632" behindDoc="0" locked="0" layoutInCell="1" allowOverlap="1" wp14:anchorId="417435D6" wp14:editId="647BF328">
                 <wp:simplePos x="0" y="0"/>
                 <wp:positionH relativeFrom="margin">
                   <wp:posOffset>1224022</wp:posOffset>
@@ -2033,7 +2493,7 @@
                                   <w:b/>
                                   <w:bCs/>
                                 </w:rPr>
-                                <w:t>4</w:t>
+                                <w:t>6</w:t>
                               </w:r>
                               <w:r>
                                 <w:rPr>
@@ -2092,9 +2552,9 @@
           </mc:Choice>
           <mc:Fallback>
             <w:pict>
-              <v:group w14:anchorId="417435D6" id="_x0000_s1035" style="position:absolute;left:0;text-align:left;margin-left:96.4pt;margin-top:1.35pt;width:223.45pt;height:37.5pt;z-index:251653632;mso-position-horizontal-relative:margin;mso-width-relative:margin;mso-height-relative:margin" coordorigin="860" coordsize="10249,4476" o:gfxdata="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">
-                <v:shape id="Seta: Pentágono 1" o:spid="_x0000_s1036" type="#_x0000_t176" style="position:absolute;left:860;width:10249;height:4476;visibility:visible;mso-wrap-style:square;v-text-anchor:middle" o:gfxdata="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" fillcolor="#4f81bd [3204]" strokecolor="#0a121c [484]" strokeweight="2pt"/>
-                <v:shape id="Caixa de Texto 3" o:spid="_x0000_s1037" type="#_x0000_t202" style="position:absolute;left:959;top:666;width:9961;height:3048;visibility:visible;mso-wrap-style:square;v-text-anchor:top" o:gfxdata="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" filled="f" stroked="f" strokeweight=".5pt">
+              <v:group w14:anchorId="417435D6" id="_x0000_s1038" style="position:absolute;left:0;text-align:left;margin-left:96.4pt;margin-top:1.35pt;width:223.45pt;height:37.5pt;z-index:251653632;mso-position-horizontal-relative:margin;mso-width-relative:margin;mso-height-relative:margin" coordorigin="860" coordsize="10249,4476" o:gfxdata="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">
+                <v:shape id="Seta: Pentágono 1" o:spid="_x0000_s1039" type="#_x0000_t176" style="position:absolute;left:860;width:10249;height:4476;visibility:visible;mso-wrap-style:square;v-text-anchor:middle" o:gfxdata="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" fillcolor="#4f81bd [3204]" strokecolor="#0a121c [484]" strokeweight="2pt"/>
+                <v:shape id="Caixa de Texto 3" o:spid="_x0000_s1040" type="#_x0000_t202" style="position:absolute;left:959;top:666;width:9961;height:3048;visibility:visible;mso-wrap-style:square;v-text-anchor:top" o:gfxdata="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" filled="f" stroked="f" strokeweight=".5pt">
                   <v:textbox>
                     <w:txbxContent>
                       <w:p>
@@ -2113,7 +2573,7 @@
                             <w:b/>
                             <w:bCs/>
                           </w:rPr>
-                          <w:t>4</w:t>
+                          <w:t>6</w:t>
                         </w:r>
                         <w:r>
                           <w:rPr>
@@ -2641,9 +3101,8 @@
         <w:rPr>
           <w:noProof/>
         </w:rPr>
-        <w:lastRenderedPageBreak/>
         <w:drawing>
-          <wp:inline distT="0" distB="0" distL="0" distR="0" wp14:anchorId="5998A203" wp14:editId="7DD7118F">
+          <wp:inline distT="0" distB="0" distL="0" distR="0" wp14:anchorId="5998A203" wp14:editId="116A83ED">
             <wp:extent cx="4810125" cy="1924050"/>
             <wp:effectExtent l="0" t="0" r="9525" b="0"/>
             <wp:docPr id="833849474" name="Imagem 1"/>
@@ -2658,7 +3117,7 @@
                     <pic:cNvPicPr/>
                   </pic:nvPicPr>
                   <pic:blipFill>
-                    <a:blip r:embed="rId10"/>
+                    <a:blip r:embed="rId11"/>
                     <a:stretch>
                       <a:fillRect/>
                     </a:stretch>
@@ -3115,7 +3574,8 @@
           <w:tab w:val="left" w:pos="5940"/>
         </w:tabs>
         <w:rPr>
-          <w:noProof/>
+          <w:b/>
+          <w:bCs/>
         </w:rPr>
       </w:pPr>
       <w:r>
@@ -3127,6 +3587,771 @@
           <v:rect id="_x0000_i1028" style="width:0;height:1.5pt" o:hralign="center" o:bullet="t" o:hrstd="t" o:hr="t" fillcolor="#a0a0a0" stroked="f"/>
         </w:pict>
       </w:r>
+    </w:p>
+    <w:p>
+      <w:pPr>
+        <w:tabs>
+          <w:tab w:val="left" w:pos="5940"/>
+        </w:tabs>
+        <w:rPr>
+          <w:b/>
+          <w:bCs/>
+        </w:rPr>
+      </w:pPr>
+    </w:p>
+    <w:p>
+      <w:pPr>
+        <w:pStyle w:val="PargrafodaLista"/>
+      </w:pPr>
+      <w:r>
+        <w:rPr>
+          <w:rFonts w:ascii="Times New Roman" w:eastAsia="Times New Roman" w:hAnsi="Times New Roman" w:cs="Times New Roman"/>
+          <w:noProof/>
+          <w:lang w:eastAsia="pt-BR"/>
+        </w:rPr>
+        <mc:AlternateContent>
+          <mc:Choice Requires="wpg">
+            <w:drawing>
+              <wp:anchor distT="0" distB="0" distL="114300" distR="114300" simplePos="0" relativeHeight="251705856" behindDoc="0" locked="0" layoutInCell="1" allowOverlap="1" wp14:anchorId="548DF03A" wp14:editId="353929E8">
+                <wp:simplePos x="0" y="0"/>
+                <wp:positionH relativeFrom="margin">
+                  <wp:align>center</wp:align>
+                </wp:positionH>
+                <wp:positionV relativeFrom="paragraph">
+                  <wp:posOffset>10160</wp:posOffset>
+                </wp:positionV>
+                <wp:extent cx="2837816" cy="476250"/>
+                <wp:effectExtent l="0" t="0" r="19685" b="19050"/>
+                <wp:wrapNone/>
+                <wp:docPr id="840659263" name="Agrupar 4"/>
+                <wp:cNvGraphicFramePr/>
+                <a:graphic xmlns:a="http://schemas.openxmlformats.org/drawingml/2006/main">
+                  <a:graphicData uri="http://schemas.microsoft.com/office/word/2010/wordprocessingGroup">
+                    <wpg:wgp>
+                      <wpg:cNvGrpSpPr/>
+                      <wpg:grpSpPr>
+                        <a:xfrm>
+                          <a:off x="0" y="0"/>
+                          <a:ext cx="2837816" cy="476250"/>
+                          <a:chOff x="86002" y="0"/>
+                          <a:chExt cx="1024920" cy="447675"/>
+                        </a:xfrm>
+                      </wpg:grpSpPr>
+                      <wps:wsp>
+                        <wps:cNvPr id="1197704767" name="Seta: Pentágono 1"/>
+                        <wps:cNvSpPr/>
+                        <wps:spPr>
+                          <a:xfrm>
+                            <a:off x="86002" y="0"/>
+                            <a:ext cx="1024920" cy="447675"/>
+                          </a:xfrm>
+                          <a:prstGeom prst="flowChartAlternateProcess">
+                            <a:avLst/>
+                          </a:prstGeom>
+                        </wps:spPr>
+                        <wps:style>
+                          <a:lnRef idx="2">
+                            <a:schemeClr val="accent1">
+                              <a:shade val="15000"/>
+                            </a:schemeClr>
+                          </a:lnRef>
+                          <a:fillRef idx="1">
+                            <a:schemeClr val="accent1"/>
+                          </a:fillRef>
+                          <a:effectRef idx="0">
+                            <a:schemeClr val="accent1"/>
+                          </a:effectRef>
+                          <a:fontRef idx="minor">
+                            <a:schemeClr val="lt1"/>
+                          </a:fontRef>
+                        </wps:style>
+                        <wps:bodyPr rot="0" spcFirstLastPara="0" vertOverflow="overflow" horzOverflow="overflow" vert="horz" wrap="square" lIns="91440" tIns="45720" rIns="91440" bIns="45720" numCol="1" spcCol="0" rtlCol="0" fromWordArt="0" anchor="ctr" anchorCtr="0" forceAA="0" compatLnSpc="1">
+                          <a:prstTxWarp prst="textNoShape">
+                            <a:avLst/>
+                          </a:prstTxWarp>
+                          <a:noAutofit/>
+                        </wps:bodyPr>
+                      </wps:wsp>
+                      <wps:wsp>
+                        <wps:cNvPr id="1604531592" name="Caixa de Texto 3"/>
+                        <wps:cNvSpPr txBox="1"/>
+                        <wps:spPr>
+                          <a:xfrm>
+                            <a:off x="95938" y="66675"/>
+                            <a:ext cx="996085" cy="304800"/>
+                          </a:xfrm>
+                          <a:prstGeom prst="rect">
+                            <a:avLst/>
+                          </a:prstGeom>
+                          <a:noFill/>
+                          <a:ln w="6350">
+                            <a:noFill/>
+                          </a:ln>
+                        </wps:spPr>
+                        <wps:txbx>
+                          <w:txbxContent>
+                            <w:p>
+                              <w:pPr>
+                                <w:spacing w:before="100" w:beforeAutospacing="1" w:after="100" w:afterAutospacing="1" w:line="240" w:lineRule="auto"/>
+                                <w:jc w:val="center"/>
+                                <w:rPr>
+                                  <w:rFonts w:ascii="Times New Roman" w:eastAsia="Times New Roman" w:hAnsi="Times New Roman" w:cs="Times New Roman"/>
+                                  <w:sz w:val="24"/>
+                                  <w:szCs w:val="24"/>
+                                  <w:lang w:eastAsia="pt-BR"/>
+                                </w:rPr>
+                              </w:pPr>
+                              <w:r>
+                                <w:rPr>
+                                  <w:b/>
+                                  <w:bCs/>
+                                </w:rPr>
+                                <w:t>7</w:t>
+                              </w:r>
+                              <w:r>
+                                <w:rPr>
+                                  <w:b/>
+                                  <w:bCs/>
+                                </w:rPr>
+                                <w:t xml:space="preserve">. </w:t>
+                              </w:r>
+                              <w:r>
+                                <w:rPr>
+                                  <w:rFonts w:ascii="Segoe UI Emoji" w:hAnsi="Segoe UI Emoji" w:cs="Segoe UI Emoji"/>
+                                  <w:b/>
+                                  <w:bCs/>
+                                </w:rPr>
+                                <w:t>📋</w:t>
+                              </w:r>
+                              <w:r>
+                                <w:rPr>
+                                  <w:b/>
+                                  <w:bCs/>
+                                </w:rPr>
+                                <w:t xml:space="preserve"> </w:t>
+                              </w:r>
+                              <w:r>
+                                <w:rPr>
+                                  <w:rFonts w:ascii="Times New Roman" w:eastAsia="Times New Roman" w:hAnsi="Times New Roman" w:cs="Times New Roman"/>
+                                  <w:sz w:val="24"/>
+                                  <w:szCs w:val="24"/>
+                                  <w:lang w:eastAsia="pt-BR"/>
+                                </w:rPr>
+                                <w:t>NAV</w:t>
+                              </w:r>
+                            </w:p>
+                            <w:p/>
+                            <w:p/>
+                          </w:txbxContent>
+                        </wps:txbx>
+                        <wps:bodyPr rot="0" spcFirstLastPara="0" vertOverflow="overflow" horzOverflow="overflow" vert="horz" wrap="square" lIns="91440" tIns="45720" rIns="91440" bIns="45720" numCol="1" spcCol="0" rtlCol="0" fromWordArt="0" anchor="t" anchorCtr="0" forceAA="0" compatLnSpc="1">
+                          <a:prstTxWarp prst="textNoShape">
+                            <a:avLst/>
+                          </a:prstTxWarp>
+                          <a:noAutofit/>
+                        </wps:bodyPr>
+                      </wps:wsp>
+                    </wpg:wgp>
+                  </a:graphicData>
+                </a:graphic>
+                <wp14:sizeRelH relativeFrom="margin">
+                  <wp14:pctWidth>0</wp14:pctWidth>
+                </wp14:sizeRelH>
+                <wp14:sizeRelV relativeFrom="margin">
+                  <wp14:pctHeight>0</wp14:pctHeight>
+                </wp14:sizeRelV>
+              </wp:anchor>
+            </w:drawing>
+          </mc:Choice>
+          <mc:Fallback>
+            <w:pict>
+              <v:group w14:anchorId="548DF03A" id="_x0000_s1041" style="position:absolute;left:0;text-align:left;margin-left:0;margin-top:.8pt;width:223.45pt;height:37.5pt;z-index:251705856;mso-position-horizontal:center;mso-position-horizontal-relative:margin;mso-width-relative:margin;mso-height-relative:margin" coordorigin="860" coordsize="10249,4476" o:gfxdata="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">
+                <v:shape id="Seta: Pentágono 1" o:spid="_x0000_s1042" type="#_x0000_t176" style="position:absolute;left:860;width:10249;height:4476;visibility:visible;mso-wrap-style:square;v-text-anchor:middle" o:gfxdata="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" fillcolor="#4f81bd [3204]" strokecolor="#0a121c [484]" strokeweight="2pt"/>
+                <v:shape id="Caixa de Texto 3" o:spid="_x0000_s1043" type="#_x0000_t202" style="position:absolute;left:959;top:666;width:9961;height:3048;visibility:visible;mso-wrap-style:square;v-text-anchor:top" o:gfxdata="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" filled="f" stroked="f" strokeweight=".5pt">
+                  <v:textbox>
+                    <w:txbxContent>
+                      <w:p>
+                        <w:pPr>
+                          <w:spacing w:before="100" w:beforeAutospacing="1" w:after="100" w:afterAutospacing="1" w:line="240" w:lineRule="auto"/>
+                          <w:jc w:val="center"/>
+                          <w:rPr>
+                            <w:rFonts w:ascii="Times New Roman" w:eastAsia="Times New Roman" w:hAnsi="Times New Roman" w:cs="Times New Roman"/>
+                            <w:sz w:val="24"/>
+                            <w:szCs w:val="24"/>
+                            <w:lang w:eastAsia="pt-BR"/>
+                          </w:rPr>
+                        </w:pPr>
+                        <w:r>
+                          <w:rPr>
+                            <w:b/>
+                            <w:bCs/>
+                          </w:rPr>
+                          <w:t>7</w:t>
+                        </w:r>
+                        <w:r>
+                          <w:rPr>
+                            <w:b/>
+                            <w:bCs/>
+                          </w:rPr>
+                          <w:t xml:space="preserve">. </w:t>
+                        </w:r>
+                        <w:r>
+                          <w:rPr>
+                            <w:rFonts w:ascii="Segoe UI Emoji" w:hAnsi="Segoe UI Emoji" w:cs="Segoe UI Emoji"/>
+                            <w:b/>
+                            <w:bCs/>
+                          </w:rPr>
+                          <w:t>📋</w:t>
+                        </w:r>
+                        <w:r>
+                          <w:rPr>
+                            <w:b/>
+                            <w:bCs/>
+                          </w:rPr>
+                          <w:t xml:space="preserve"> </w:t>
+                        </w:r>
+                        <w:r>
+                          <w:rPr>
+                            <w:rFonts w:ascii="Times New Roman" w:eastAsia="Times New Roman" w:hAnsi="Times New Roman" w:cs="Times New Roman"/>
+                            <w:sz w:val="24"/>
+                            <w:szCs w:val="24"/>
+                            <w:lang w:eastAsia="pt-BR"/>
+                          </w:rPr>
+                          <w:t>NAV</w:t>
+                        </w:r>
+                      </w:p>
+                      <w:p/>
+                      <w:p/>
+                    </w:txbxContent>
+                  </v:textbox>
+                </v:shape>
+                <w10:wrap anchorx="margin"/>
+              </v:group>
+            </w:pict>
+          </mc:Fallback>
+        </mc:AlternateContent>
+      </w:r>
+    </w:p>
+    <w:p>
+      <w:pPr>
+        <w:pStyle w:val="PargrafodaLista"/>
+      </w:pPr>
+    </w:p>
+    <w:p>
+      <w:pPr>
+        <w:pStyle w:val="PargrafodaLista"/>
+      </w:pPr>
+    </w:p>
+    <w:p>
+      <w:pPr>
+        <w:pStyle w:val="PargrafodaLista"/>
+        <w:rPr>
+          <w:rFonts w:ascii="Segoe UI Emoji" w:eastAsia="Times New Roman" w:hAnsi="Segoe UI Emoji" w:cs="Segoe UI Emoji"/>
+          <w:color w:val="00B050"/>
+          <w:sz w:val="24"/>
+          <w:szCs w:val="24"/>
+          <w:lang w:eastAsia="pt-BR"/>
+        </w:rPr>
+      </w:pPr>
+    </w:p>
+    <w:p>
+      <w:pPr>
+        <w:pStyle w:val="PargrafodaLista"/>
+        <w:rPr>
+          <w:rFonts w:ascii="Times New Roman" w:eastAsia="Times New Roman" w:hAnsi="Times New Roman" w:cs="Times New Roman"/>
+          <w:sz w:val="24"/>
+          <w:szCs w:val="24"/>
+          <w:lang w:eastAsia="pt-BR"/>
+        </w:rPr>
+      </w:pPr>
+      <w:r>
+        <w:rPr>
+          <w:rFonts w:ascii="Segoe UI Emoji" w:eastAsia="Times New Roman" w:hAnsi="Segoe UI Emoji" w:cs="Segoe UI Emoji"/>
+          <w:color w:val="00B050"/>
+          <w:sz w:val="24"/>
+          <w:szCs w:val="24"/>
+          <w:lang w:eastAsia="pt-BR"/>
+        </w:rPr>
+        <w:lastRenderedPageBreak/>
+        <w:t>✅</w:t>
+      </w:r>
+      <w:r>
+        <w:rPr>
+          <w:rFonts w:ascii="Times New Roman" w:eastAsia="Times New Roman" w:hAnsi="Times New Roman" w:cs="Times New Roman"/>
+          <w:sz w:val="24"/>
+          <w:szCs w:val="24"/>
+          <w:lang w:eastAsia="pt-BR"/>
+        </w:rPr>
+        <w:t xml:space="preserve"> </w:t>
+      </w:r>
+      <w:r>
+        <w:rPr>
+          <w:rFonts w:ascii="Times New Roman" w:eastAsia="Times New Roman" w:hAnsi="Times New Roman" w:cs="Times New Roman"/>
+          <w:sz w:val="24"/>
+          <w:szCs w:val="24"/>
+          <w:lang w:eastAsia="pt-BR"/>
+        </w:rPr>
+        <w:t>Resumo simples</w:t>
+      </w:r>
+      <w:r>
+        <w:rPr>
+          <w:rFonts w:ascii="Times New Roman" w:eastAsia="Times New Roman" w:hAnsi="Times New Roman" w:cs="Times New Roman"/>
+          <w:sz w:val="24"/>
+          <w:szCs w:val="24"/>
+          <w:lang w:eastAsia="pt-BR"/>
+        </w:rPr>
+        <w:t>:</w:t>
+      </w:r>
+    </w:p>
+    <w:p>
+      <w:pPr>
+        <w:pStyle w:val="PargrafodaLista"/>
+        <w:rPr>
+          <w:rFonts w:ascii="Times New Roman" w:eastAsia="Times New Roman" w:hAnsi="Times New Roman" w:cs="Times New Roman"/>
+          <w:sz w:val="24"/>
+          <w:szCs w:val="24"/>
+          <w:lang w:eastAsia="pt-BR"/>
+        </w:rPr>
+      </w:pPr>
+    </w:p>
+    <w:p>
+      <w:pPr>
+        <w:pStyle w:val="PargrafodaLista"/>
+        <w:numPr>
+          <w:ilvl w:val="0"/>
+          <w:numId w:val="69"/>
+        </w:numPr>
+        <w:spacing w:after="0"/>
+        <w:rPr>
+          <w:rFonts w:eastAsia="Times New Roman" w:cstheme="minorHAnsi"/>
+          <w:sz w:val="24"/>
+          <w:szCs w:val="24"/>
+          <w:lang w:eastAsia="pt-BR"/>
+        </w:rPr>
+      </w:pPr>
+      <w:r>
+        <w:rPr>
+          <w:rFonts w:eastAsia="Times New Roman" w:cstheme="minorHAnsi"/>
+          <w:sz w:val="24"/>
+          <w:szCs w:val="24"/>
+          <w:lang w:eastAsia="pt-BR"/>
+        </w:rPr>
+        <w:t xml:space="preserve">A </w:t>
+      </w:r>
+      <w:r>
+        <w:rPr>
+          <w:rFonts w:eastAsia="Times New Roman" w:cstheme="minorHAnsi"/>
+          <w:b/>
+          <w:bCs/>
+          <w:color w:val="0070C0"/>
+          <w:sz w:val="24"/>
+          <w:szCs w:val="24"/>
+          <w:lang w:eastAsia="pt-BR"/>
+        </w:rPr>
+        <w:t>&lt;</w:t>
+      </w:r>
+      <w:proofErr w:type="spellStart"/>
+      <w:r>
+        <w:rPr>
+          <w:rFonts w:eastAsia="Times New Roman" w:cstheme="minorHAnsi"/>
+          <w:b/>
+          <w:bCs/>
+          <w:color w:val="0070C0"/>
+          <w:sz w:val="24"/>
+          <w:szCs w:val="24"/>
+          <w:lang w:eastAsia="pt-BR"/>
+        </w:rPr>
+        <w:t>nav</w:t>
+      </w:r>
+      <w:proofErr w:type="spellEnd"/>
+      <w:r>
+        <w:rPr>
+          <w:rFonts w:eastAsia="Times New Roman" w:cstheme="minorHAnsi"/>
+          <w:b/>
+          <w:bCs/>
+          <w:color w:val="0070C0"/>
+          <w:sz w:val="24"/>
+          <w:szCs w:val="24"/>
+          <w:lang w:eastAsia="pt-BR"/>
+        </w:rPr>
+        <w:t>&gt;</w:t>
+      </w:r>
+      <w:r>
+        <w:rPr>
+          <w:rFonts w:eastAsia="Times New Roman" w:cstheme="minorHAnsi"/>
+          <w:color w:val="0070C0"/>
+          <w:sz w:val="24"/>
+          <w:szCs w:val="24"/>
+          <w:lang w:eastAsia="pt-BR"/>
+        </w:rPr>
+        <w:t xml:space="preserve"> </w:t>
+      </w:r>
+      <w:r>
+        <w:rPr>
+          <w:rFonts w:eastAsia="Times New Roman" w:cstheme="minorHAnsi"/>
+          <w:sz w:val="24"/>
+          <w:szCs w:val="24"/>
+          <w:lang w:eastAsia="pt-BR"/>
+        </w:rPr>
+        <w:t xml:space="preserve">é uma </w:t>
+      </w:r>
+      <w:proofErr w:type="spellStart"/>
+      <w:r>
+        <w:rPr>
+          <w:rFonts w:eastAsia="Times New Roman" w:cstheme="minorHAnsi"/>
+          <w:i/>
+          <w:iCs/>
+          <w:sz w:val="24"/>
+          <w:szCs w:val="24"/>
+          <w:lang w:eastAsia="pt-BR"/>
+        </w:rPr>
+        <w:t>tag</w:t>
+      </w:r>
+      <w:proofErr w:type="spellEnd"/>
+      <w:r>
+        <w:rPr>
+          <w:rFonts w:eastAsia="Times New Roman" w:cstheme="minorHAnsi"/>
+          <w:i/>
+          <w:iCs/>
+          <w:sz w:val="24"/>
+          <w:szCs w:val="24"/>
+          <w:lang w:eastAsia="pt-BR"/>
+        </w:rPr>
+        <w:t xml:space="preserve"> semântica</w:t>
+      </w:r>
+      <w:r>
+        <w:rPr>
+          <w:rFonts w:eastAsia="Times New Roman" w:cstheme="minorHAnsi"/>
+          <w:sz w:val="24"/>
+          <w:szCs w:val="24"/>
+          <w:lang w:eastAsia="pt-BR"/>
+        </w:rPr>
+        <w:t xml:space="preserve"> usada para agrupar links de navegação principais de um site, como menus, barras laterais ou links internos importantes</w:t>
+      </w:r>
+    </w:p>
+    <w:p>
+      <w:pPr>
+        <w:spacing w:after="0" w:line="240" w:lineRule="auto"/>
+        <w:ind w:left="360"/>
+        <w:rPr>
+          <w:rFonts w:ascii="Segoe UI Emoji" w:eastAsia="Times New Roman" w:hAnsi="Segoe UI Emoji" w:cs="Segoe UI Emoji"/>
+          <w:sz w:val="24"/>
+          <w:szCs w:val="24"/>
+          <w:lang w:eastAsia="pt-BR"/>
+        </w:rPr>
+      </w:pPr>
+    </w:p>
+    <w:p>
+      <w:pPr>
+        <w:spacing w:after="0" w:line="240" w:lineRule="auto"/>
+        <w:ind w:left="360"/>
+        <w:rPr>
+          <w:rFonts w:ascii="Segoe UI Emoji" w:eastAsia="Times New Roman" w:hAnsi="Segoe UI Emoji" w:cs="Segoe UI Emoji"/>
+          <w:sz w:val="24"/>
+          <w:szCs w:val="24"/>
+          <w:lang w:eastAsia="pt-BR"/>
+        </w:rPr>
+      </w:pPr>
+      <w:r>
+        <w:rPr>
+          <w:rFonts w:ascii="Segoe UI Emoji" w:eastAsia="Times New Roman" w:hAnsi="Segoe UI Emoji" w:cs="Segoe UI Emoji"/>
+          <w:sz w:val="24"/>
+          <w:szCs w:val="24"/>
+          <w:lang w:eastAsia="pt-BR"/>
+        </w:rPr>
+        <w:t>📌 Exemplo prático:</w:t>
+      </w:r>
+    </w:p>
+    <w:p>
+      <w:pPr>
+        <w:spacing w:after="0" w:line="240" w:lineRule="auto"/>
+        <w:ind w:left="360"/>
+        <w:rPr>
+          <w:rFonts w:ascii="Segoe UI Emoji" w:eastAsia="Times New Roman" w:hAnsi="Segoe UI Emoji" w:cs="Segoe UI Emoji"/>
+          <w:sz w:val="24"/>
+          <w:szCs w:val="24"/>
+          <w:lang w:eastAsia="pt-BR"/>
+        </w:rPr>
+      </w:pPr>
+    </w:p>
+    <w:p>
+      <w:pPr>
+        <w:spacing w:after="0" w:line="240" w:lineRule="auto"/>
+        <w:ind w:left="360"/>
+        <w:rPr>
+          <w:rFonts w:ascii="Times New Roman" w:eastAsia="Times New Roman" w:hAnsi="Times New Roman" w:cs="Times New Roman"/>
+          <w:sz w:val="24"/>
+          <w:szCs w:val="24"/>
+          <w:lang w:eastAsia="pt-BR"/>
+        </w:rPr>
+      </w:pPr>
+      <w:r>
+        <w:rPr>
+          <w:rFonts w:ascii="Times New Roman" w:eastAsia="Times New Roman" w:hAnsi="Times New Roman" w:cs="Times New Roman"/>
+          <w:sz w:val="24"/>
+          <w:szCs w:val="24"/>
+          <w:lang w:eastAsia="pt-BR"/>
+        </w:rPr>
+        <w:t xml:space="preserve">                        </w:t>
+      </w:r>
+      <w:r>
+        <w:rPr>
+          <w:noProof/>
+        </w:rPr>
+        <w:drawing>
+          <wp:inline distT="0" distB="0" distL="0" distR="0" wp14:anchorId="363F6024" wp14:editId="128D2EDE">
+            <wp:extent cx="3105150" cy="1838325"/>
+            <wp:effectExtent l="0" t="0" r="0" b="9525"/>
+            <wp:docPr id="996255782" name="Imagem 1"/>
+            <wp:cNvGraphicFramePr>
+              <a:graphicFrameLocks xmlns:a="http://schemas.openxmlformats.org/drawingml/2006/main" noChangeAspect="1"/>
+            </wp:cNvGraphicFramePr>
+            <a:graphic xmlns:a="http://schemas.openxmlformats.org/drawingml/2006/main">
+              <a:graphicData uri="http://schemas.openxmlformats.org/drawingml/2006/picture">
+                <pic:pic xmlns:pic="http://schemas.openxmlformats.org/drawingml/2006/picture">
+                  <pic:nvPicPr>
+                    <pic:cNvPr id="996255782" name=""/>
+                    <pic:cNvPicPr/>
+                  </pic:nvPicPr>
+                  <pic:blipFill>
+                    <a:blip r:embed="rId12">
+                      <a:extLst>
+                        <a:ext uri="{28A0092B-C50C-407E-A947-70E740481C1C}">
+                          <a14:useLocalDpi xmlns:a14="http://schemas.microsoft.com/office/drawing/2010/main" val="0"/>
+                        </a:ext>
+                      </a:extLst>
+                    </a:blip>
+                    <a:stretch>
+                      <a:fillRect/>
+                    </a:stretch>
+                  </pic:blipFill>
+                  <pic:spPr>
+                    <a:xfrm>
+                      <a:off x="0" y="0"/>
+                      <a:ext cx="3105150" cy="1838325"/>
+                    </a:xfrm>
+                    <a:prstGeom prst="rect">
+                      <a:avLst/>
+                    </a:prstGeom>
+                  </pic:spPr>
+                </pic:pic>
+              </a:graphicData>
+            </a:graphic>
+          </wp:inline>
+        </w:drawing>
+      </w:r>
+    </w:p>
+    <w:p>
+      <w:pPr>
+        <w:spacing w:after="0" w:line="240" w:lineRule="auto"/>
+        <w:ind w:left="360"/>
+        <w:rPr>
+          <w:rFonts w:ascii="Times New Roman" w:eastAsia="Times New Roman" w:hAnsi="Times New Roman" w:cs="Times New Roman"/>
+          <w:sz w:val="24"/>
+          <w:szCs w:val="24"/>
+          <w:lang w:eastAsia="pt-BR"/>
+        </w:rPr>
+      </w:pPr>
+    </w:p>
+    <w:p>
+      <w:pPr>
+        <w:tabs>
+          <w:tab w:val="left" w:pos="5940"/>
+        </w:tabs>
+        <w:spacing w:after="0"/>
+        <w:rPr>
+          <w:noProof/>
+        </w:rPr>
+      </w:pPr>
+      <w:r>
+        <w:rPr>
+          <w:rFonts w:ascii="Segoe UI Emoji" w:hAnsi="Segoe UI Emoji" w:cs="Segoe UI Emoji"/>
+          <w:noProof/>
+        </w:rPr>
+        <w:t>💡</w:t>
+      </w:r>
+      <w:r>
+        <w:rPr>
+          <w:noProof/>
+        </w:rPr>
+        <w:t xml:space="preserve"> </w:t>
+      </w:r>
+      <w:r>
+        <w:rPr>
+          <w:noProof/>
+        </w:rPr>
+        <w:t>Dica rápida</w:t>
+      </w:r>
+      <w:r>
+        <w:rPr>
+          <w:noProof/>
+        </w:rPr>
+        <w:t>:</w:t>
+      </w:r>
+    </w:p>
+    <w:p>
+      <w:pPr>
+        <w:spacing w:after="0" w:line="240" w:lineRule="auto"/>
+        <w:ind w:left="360"/>
+        <w:rPr>
+          <w:rFonts w:eastAsia="Times New Roman" w:cstheme="minorHAnsi"/>
+          <w:lang w:eastAsia="pt-BR"/>
+        </w:rPr>
+      </w:pPr>
+      <w:r>
+        <w:rPr>
+          <w:rFonts w:eastAsia="Times New Roman" w:cstheme="minorHAnsi"/>
+          <w:lang w:eastAsia="pt-BR"/>
+        </w:rPr>
+        <w:t xml:space="preserve">Use </w:t>
+      </w:r>
+      <w:r>
+        <w:rPr>
+          <w:rFonts w:eastAsia="Times New Roman" w:cstheme="minorHAnsi"/>
+          <w:b/>
+          <w:bCs/>
+          <w:color w:val="004E9A"/>
+          <w:lang w:eastAsia="pt-BR"/>
+        </w:rPr>
+        <w:t>&lt;</w:t>
+      </w:r>
+      <w:proofErr w:type="spellStart"/>
+      <w:r>
+        <w:rPr>
+          <w:rFonts w:eastAsia="Times New Roman" w:cstheme="minorHAnsi"/>
+          <w:b/>
+          <w:bCs/>
+          <w:color w:val="004E9A"/>
+          <w:lang w:eastAsia="pt-BR"/>
+        </w:rPr>
+        <w:t>nav</w:t>
+      </w:r>
+      <w:proofErr w:type="spellEnd"/>
+      <w:r>
+        <w:rPr>
+          <w:rFonts w:eastAsia="Times New Roman" w:cstheme="minorHAnsi"/>
+          <w:b/>
+          <w:bCs/>
+          <w:color w:val="004E9A"/>
+          <w:lang w:eastAsia="pt-BR"/>
+        </w:rPr>
+        <w:t>&gt;</w:t>
+      </w:r>
+      <w:r>
+        <w:rPr>
+          <w:rFonts w:eastAsia="Times New Roman" w:cstheme="minorHAnsi"/>
+          <w:color w:val="004E9A"/>
+          <w:lang w:eastAsia="pt-BR"/>
+        </w:rPr>
+        <w:t xml:space="preserve"> </w:t>
+      </w:r>
+      <w:r>
+        <w:rPr>
+          <w:rFonts w:eastAsia="Times New Roman" w:cstheme="minorHAnsi"/>
+          <w:lang w:eastAsia="pt-BR"/>
+        </w:rPr>
+        <w:t xml:space="preserve">apenas para blocos com </w:t>
+      </w:r>
+      <w:r>
+        <w:rPr>
+          <w:rFonts w:eastAsia="Times New Roman" w:cstheme="minorHAnsi"/>
+          <w:b/>
+          <w:bCs/>
+          <w:lang w:eastAsia="pt-BR"/>
+        </w:rPr>
+        <w:t>links de navegação relevantes</w:t>
+      </w:r>
+      <w:r>
+        <w:rPr>
+          <w:rFonts w:eastAsia="Times New Roman" w:cstheme="minorHAnsi"/>
+          <w:lang w:eastAsia="pt-BR"/>
+        </w:rPr>
+        <w:t xml:space="preserve">, e </w:t>
+      </w:r>
+      <w:r>
+        <w:rPr>
+          <w:rFonts w:eastAsia="Times New Roman" w:cstheme="minorHAnsi"/>
+          <w:b/>
+          <w:bCs/>
+          <w:lang w:eastAsia="pt-BR"/>
+        </w:rPr>
+        <w:t>não</w:t>
+      </w:r>
+      <w:r>
+        <w:rPr>
+          <w:rFonts w:eastAsia="Times New Roman" w:cstheme="minorHAnsi"/>
+          <w:lang w:eastAsia="pt-BR"/>
+        </w:rPr>
+        <w:t xml:space="preserve"> para todos os grupos de links. </w:t>
+      </w:r>
+      <w:proofErr w:type="spellStart"/>
+      <w:r>
+        <w:rPr>
+          <w:rFonts w:eastAsia="Times New Roman" w:cstheme="minorHAnsi"/>
+          <w:lang w:eastAsia="pt-BR"/>
+        </w:rPr>
+        <w:t>Ex</w:t>
+      </w:r>
+      <w:proofErr w:type="spellEnd"/>
+      <w:r>
+        <w:rPr>
+          <w:rFonts w:eastAsia="Times New Roman" w:cstheme="minorHAnsi"/>
+          <w:lang w:eastAsia="pt-BR"/>
+        </w:rPr>
+        <w:t>: menu do topo, links do rodapé, etc.</w:t>
+      </w:r>
+    </w:p>
+    <w:p>
+      <w:pPr>
+        <w:spacing w:after="0" w:line="240" w:lineRule="auto"/>
+        <w:ind w:left="360"/>
+        <w:rPr>
+          <w:rFonts w:eastAsia="Times New Roman" w:cstheme="minorHAnsi"/>
+          <w:lang w:eastAsia="pt-BR"/>
+        </w:rPr>
+      </w:pPr>
+    </w:p>
+    <w:p>
+      <w:pPr>
+        <w:spacing w:after="0" w:line="240" w:lineRule="auto"/>
+        <w:ind w:left="360"/>
+        <w:rPr>
+          <w:rFonts w:eastAsia="Times New Roman" w:cstheme="minorHAnsi"/>
+          <w:lang w:eastAsia="pt-BR"/>
+        </w:rPr>
+      </w:pPr>
+      <w:r>
+        <w:rPr>
+          <w:b/>
+          <w:bCs/>
+        </w:rPr>
+        <w:pict w14:anchorId="23F02ACE">
+          <v:rect id="_x0000_i1054" style="width:0;height:1.5pt" o:hralign="center" o:bullet="t" o:hrstd="t" o:hr="t" fillcolor="#a0a0a0" stroked="f"/>
+        </w:pict>
+      </w:r>
+    </w:p>
+    <w:p>
+      <w:pPr>
+        <w:spacing w:after="0"/>
+        <w:rPr>
+          <w:rFonts w:eastAsia="Times New Roman" w:cstheme="minorHAnsi"/>
+          <w:sz w:val="24"/>
+          <w:szCs w:val="24"/>
+          <w:lang w:eastAsia="pt-BR"/>
+        </w:rPr>
+      </w:pPr>
+    </w:p>
+    <w:p>
+      <w:pPr>
+        <w:pStyle w:val="PargrafodaLista"/>
+        <w:spacing w:after="0"/>
+        <w:rPr>
+          <w:rFonts w:ascii="Times New Roman" w:eastAsia="Times New Roman" w:hAnsi="Times New Roman" w:cs="Times New Roman"/>
+          <w:sz w:val="24"/>
+          <w:szCs w:val="24"/>
+          <w:lang w:eastAsia="pt-BR"/>
+        </w:rPr>
+      </w:pPr>
     </w:p>
     <w:p>
       <w:pPr>
@@ -3240,7 +4465,7 @@
                                   <w:b/>
                                   <w:bCs/>
                                 </w:rPr>
-                                <w:t>5</w:t>
+                                <w:t>8</w:t>
                               </w:r>
                               <w:r>
                                 <w:rPr>
@@ -3292,9 +4517,9 @@
           </mc:Choice>
           <mc:Fallback>
             <w:pict>
-              <v:group w14:anchorId="0E4A4656" id="_x0000_s1038" style="position:absolute;margin-left:89.25pt;margin-top:-.1pt;width:223.45pt;height:37.5pt;z-index:251666944;mso-position-horizontal-relative:margin;mso-width-relative:margin;mso-height-relative:margin" coordorigin="860" coordsize="10249,4476" o:gfxdata="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">
-                <v:shape id="Seta: Pentágono 1" o:spid="_x0000_s1039" type="#_x0000_t176" style="position:absolute;left:860;width:10249;height:4476;visibility:visible;mso-wrap-style:square;v-text-anchor:middle" o:gfxdata="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" fillcolor="#4f81bd [3204]" strokecolor="#0a121c [484]" strokeweight="2pt"/>
-                <v:shape id="Caixa de Texto 3" o:spid="_x0000_s1040" type="#_x0000_t202" style="position:absolute;left:959;top:666;width:9961;height:3048;visibility:visible;mso-wrap-style:square;v-text-anchor:top" o:gfxdata="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" filled="f" stroked="f" strokeweight=".5pt">
+              <v:group w14:anchorId="0E4A4656" id="_x0000_s1044" style="position:absolute;margin-left:89.25pt;margin-top:-.1pt;width:223.45pt;height:37.5pt;z-index:251666944;mso-position-horizontal-relative:margin;mso-width-relative:margin;mso-height-relative:margin" coordorigin="860" coordsize="10249,4476" o:gfxdata="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">
+                <v:shape id="Seta: Pentágono 1" o:spid="_x0000_s1045" type="#_x0000_t176" style="position:absolute;left:860;width:10249;height:4476;visibility:visible;mso-wrap-style:square;v-text-anchor:middle" o:gfxdata="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" fillcolor="#4f81bd [3204]" strokecolor="#0a121c [484]" strokeweight="2pt"/>
+                <v:shape id="Caixa de Texto 3" o:spid="_x0000_s1046" type="#_x0000_t202" style="position:absolute;left:959;top:666;width:9961;height:3048;visibility:visible;mso-wrap-style:square;v-text-anchor:top" o:gfxdata="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" filled="f" stroked="f" strokeweight=".5pt">
                   <v:textbox>
                     <w:txbxContent>
                       <w:p>
@@ -3313,7 +4538,7 @@
                             <w:b/>
                             <w:bCs/>
                           </w:rPr>
-                          <w:t>5</w:t>
+                          <w:t>8</w:t>
                         </w:r>
                         <w:r>
                           <w:rPr>
@@ -4354,7 +5579,7 @@
                     <pic:cNvPicPr/>
                   </pic:nvPicPr>
                   <pic:blipFill>
-                    <a:blip r:embed="rId11"/>
+                    <a:blip r:embed="rId13"/>
                     <a:stretch>
                       <a:fillRect/>
                     </a:stretch>
@@ -4548,7 +5773,7 @@
           <w:bCs/>
         </w:rPr>
         <w:pict w14:anchorId="5875A1E5">
-          <v:rect id="_x0000_i1029" style="width:0;height:1.5pt" o:hralign="center" o:bullet="t" o:hrstd="t" o:hr="t" fillcolor="#a0a0a0" stroked="f"/>
+          <v:rect id="_x0000_i1069" style="width:0;height:1.5pt" o:hralign="center" o:bullet="t" o:hrstd="t" o:hr="t" fillcolor="#a0a0a0" stroked="f"/>
         </w:pict>
       </w:r>
     </w:p>
@@ -4570,16 +5795,16 @@
         <mc:AlternateContent>
           <mc:Choice Requires="wpg">
             <w:drawing>
-              <wp:anchor distT="0" distB="0" distL="114300" distR="114300" simplePos="0" relativeHeight="251668992" behindDoc="0" locked="0" layoutInCell="1" allowOverlap="1" wp14:anchorId="26C501E1" wp14:editId="117FEC95">
+              <wp:anchor distT="0" distB="0" distL="114300" distR="114300" simplePos="0" relativeHeight="251668992" behindDoc="0" locked="0" layoutInCell="1" allowOverlap="1" wp14:anchorId="26C501E1" wp14:editId="30568084">
                 <wp:simplePos x="0" y="0"/>
                 <wp:positionH relativeFrom="margin">
                   <wp:align>center</wp:align>
                 </wp:positionH>
                 <wp:positionV relativeFrom="paragraph">
-                  <wp:posOffset>-4864</wp:posOffset>
+                  <wp:posOffset>17145</wp:posOffset>
                 </wp:positionV>
-                <wp:extent cx="2837816" cy="828674"/>
-                <wp:effectExtent l="0" t="0" r="19685" b="0"/>
+                <wp:extent cx="2837815" cy="476250"/>
+                <wp:effectExtent l="0" t="0" r="19685" b="19050"/>
                 <wp:wrapNone/>
                 <wp:docPr id="462662934" name="Agrupar 4"/>
                 <wp:cNvGraphicFramePr/>
@@ -4590,9 +5815,9 @@
                       <wpg:grpSpPr>
                         <a:xfrm>
                           <a:off x="0" y="0"/>
-                          <a:ext cx="2837816" cy="828674"/>
+                          <a:ext cx="2837815" cy="476250"/>
                           <a:chOff x="86002" y="0"/>
-                          <a:chExt cx="1024920" cy="778954"/>
+                          <a:chExt cx="1024920" cy="447675"/>
                         </a:xfrm>
                       </wpg:grpSpPr>
                       <wps:wsp>
@@ -4635,8 +5860,8 @@
                         <wps:cNvSpPr txBox="1"/>
                         <wps:spPr>
                           <a:xfrm>
-                            <a:off x="95938" y="66675"/>
-                            <a:ext cx="996085" cy="712279"/>
+                            <a:off x="95938" y="66625"/>
+                            <a:ext cx="996085" cy="336283"/>
                           </a:xfrm>
                           <a:prstGeom prst="rect">
                             <a:avLst/>
@@ -4664,7 +5889,15 @@
                                   <w:b/>
                                   <w:bCs/>
                                 </w:rPr>
-                                <w:t xml:space="preserve">6. </w:t>
+                                <w:t>9</w:t>
+                              </w:r>
+                              <w:r>
+                                <w:rPr>
+                                  <w:rFonts w:ascii="Segoe UI Emoji" w:hAnsi="Segoe UI Emoji" w:cs="Segoe UI Emoji"/>
+                                  <w:b/>
+                                  <w:bCs/>
+                                </w:rPr>
+                                <w:t xml:space="preserve">. </w:t>
                               </w:r>
                               <w:r>
                                 <w:rPr>
@@ -4724,9 +5957,9 @@
           </mc:Choice>
           <mc:Fallback>
             <w:pict>
-              <v:group w14:anchorId="26C501E1" id="_x0000_s1041" style="position:absolute;margin-left:0;margin-top:-.4pt;width:223.45pt;height:65.25pt;z-index:251668992;mso-position-horizontal:center;mso-position-horizontal-relative:margin;mso-width-relative:margin;mso-height-relative:margin" coordorigin="860" coordsize="10249,7789" o:gfxdata="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">
-                <v:shape id="Seta: Pentágono 1" o:spid="_x0000_s1042" type="#_x0000_t176" style="position:absolute;left:860;width:10249;height:4476;visibility:visible;mso-wrap-style:square;v-text-anchor:middle" o:gfxdata="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" fillcolor="#4f81bd [3204]" strokecolor="#0a121c [484]" strokeweight="2pt"/>
-                <v:shape id="Caixa de Texto 3" o:spid="_x0000_s1043" type="#_x0000_t202" style="position:absolute;left:959;top:666;width:9961;height:7123;visibility:visible;mso-wrap-style:square;v-text-anchor:top" o:gfxdata="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" filled="f" stroked="f" strokeweight=".5pt">
+              <v:group w14:anchorId="26C501E1" id="_x0000_s1047" style="position:absolute;margin-left:0;margin-top:1.35pt;width:223.45pt;height:37.5pt;z-index:251668992;mso-position-horizontal:center;mso-position-horizontal-relative:margin;mso-width-relative:margin;mso-height-relative:margin" coordorigin="860" coordsize="10249,4476" o:gfxdata="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">
+                <v:shape id="Seta: Pentágono 1" o:spid="_x0000_s1048" type="#_x0000_t176" style="position:absolute;left:860;width:10249;height:4476;visibility:visible;mso-wrap-style:square;v-text-anchor:middle" o:gfxdata="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" fillcolor="#4f81bd [3204]" strokecolor="#0a121c [484]" strokeweight="2pt"/>
+                <v:shape id="Caixa de Texto 3" o:spid="_x0000_s1049" type="#_x0000_t202" style="position:absolute;left:959;top:666;width:9961;height:3363;visibility:visible;mso-wrap-style:square;v-text-anchor:top" o:gfxdata="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" filled="f" stroked="f" strokeweight=".5pt">
                   <v:textbox>
                     <w:txbxContent>
                       <w:p>
@@ -4745,7 +5978,15 @@
                             <w:b/>
                             <w:bCs/>
                           </w:rPr>
-                          <w:t xml:space="preserve">6. </w:t>
+                          <w:t>9</w:t>
+                        </w:r>
+                        <w:r>
+                          <w:rPr>
+                            <w:rFonts w:ascii="Segoe UI Emoji" w:hAnsi="Segoe UI Emoji" w:cs="Segoe UI Emoji"/>
+                            <w:b/>
+                            <w:bCs/>
+                          </w:rPr>
+                          <w:t xml:space="preserve">. </w:t>
                         </w:r>
                         <w:r>
                           <w:rPr>
@@ -5384,7 +6625,7 @@
                     <pic:cNvPicPr/>
                   </pic:nvPicPr>
                   <pic:blipFill>
-                    <a:blip r:embed="rId12"/>
+                    <a:blip r:embed="rId14"/>
                     <a:stretch>
                       <a:fillRect/>
                     </a:stretch>
@@ -5533,7 +6774,7 @@
                     <pic:cNvPicPr/>
                   </pic:nvPicPr>
                   <pic:blipFill>
-                    <a:blip r:embed="rId13"/>
+                    <a:blip r:embed="rId15"/>
                     <a:stretch>
                       <a:fillRect/>
                     </a:stretch>
@@ -5826,7 +7067,7 @@
                                   <w:b/>
                                   <w:bCs/>
                                 </w:rPr>
-                                <w:t>7</w:t>
+                                <w:t>10</w:t>
                               </w:r>
                               <w:r>
                                 <w:rPr>
@@ -5877,9 +7118,9 @@
           </mc:Choice>
           <mc:Fallback>
             <w:pict>
-              <v:group w14:anchorId="7525D346" id="_x0000_s1044" style="position:absolute;margin-left:0;margin-top:12.35pt;width:223.45pt;height:37.5pt;z-index:251671040;mso-position-horizontal:center;mso-position-horizontal-relative:margin;mso-width-relative:margin;mso-height-relative:margin" coordorigin="860" coordsize="10249,4476" o:gfxdata="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">
-                <v:shape id="Seta: Pentágono 1" o:spid="_x0000_s1045" type="#_x0000_t176" style="position:absolute;left:860;width:10249;height:4476;visibility:visible;mso-wrap-style:square;v-text-anchor:middle" o:gfxdata="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" fillcolor="#4f81bd [3204]" strokecolor="#0a121c [484]" strokeweight="2pt"/>
-                <v:shape id="Caixa de Texto 3" o:spid="_x0000_s1046" type="#_x0000_t202" style="position:absolute;left:959;top:666;width:9961;height:3542;visibility:visible;mso-wrap-style:square;v-text-anchor:top" o:gfxdata="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" filled="f" stroked="f" strokeweight=".5pt">
+              <v:group w14:anchorId="7525D346" id="_x0000_s1050" style="position:absolute;margin-left:0;margin-top:12.35pt;width:223.45pt;height:37.5pt;z-index:251671040;mso-position-horizontal:center;mso-position-horizontal-relative:margin;mso-width-relative:margin;mso-height-relative:margin" coordorigin="860" coordsize="10249,4476" o:gfxdata="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">
+                <v:shape id="Seta: Pentágono 1" o:spid="_x0000_s1051" type="#_x0000_t176" style="position:absolute;left:860;width:10249;height:4476;visibility:visible;mso-wrap-style:square;v-text-anchor:middle" o:gfxdata="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" fillcolor="#4f81bd [3204]" strokecolor="#0a121c [484]" strokeweight="2pt"/>
+                <v:shape id="Caixa de Texto 3" o:spid="_x0000_s1052" type="#_x0000_t202" style="position:absolute;left:959;top:666;width:9961;height:3542;visibility:visible;mso-wrap-style:square;v-text-anchor:top" o:gfxdata="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" filled="f" stroked="f" strokeweight=".5pt">
                   <v:textbox>
                     <w:txbxContent>
                       <w:p>
@@ -5893,7 +7134,7 @@
                             <w:b/>
                             <w:bCs/>
                           </w:rPr>
-                          <w:t>7</w:t>
+                          <w:t>10</w:t>
                         </w:r>
                         <w:r>
                           <w:rPr>
@@ -6096,7 +7337,7 @@
                     <pic:cNvPicPr/>
                   </pic:nvPicPr>
                   <pic:blipFill>
-                    <a:blip r:embed="rId14"/>
+                    <a:blip r:embed="rId16"/>
                     <a:stretch>
                       <a:fillRect/>
                     </a:stretch>
@@ -6359,7 +7600,7 @@
                     <pic:cNvPicPr/>
                   </pic:nvPicPr>
                   <pic:blipFill>
-                    <a:blip r:embed="rId15"/>
+                    <a:blip r:embed="rId17"/>
                     <a:stretch>
                       <a:fillRect/>
                     </a:stretch>
@@ -6537,16 +7778,6 @@
           <w:noProof/>
         </w:rPr>
       </w:pPr>
-    </w:p>
-    <w:p>
-      <w:pPr>
-        <w:tabs>
-          <w:tab w:val="left" w:pos="5940"/>
-        </w:tabs>
-        <w:rPr>
-          <w:noProof/>
-        </w:rPr>
-      </w:pPr>
       <w:r>
         <w:rPr>
           <w:rFonts w:ascii="Times New Roman" w:eastAsia="Times New Roman" w:hAnsi="Times New Roman" w:cs="Times New Roman"/>
@@ -6556,16 +7787,16 @@
         <mc:AlternateContent>
           <mc:Choice Requires="wpg">
             <w:drawing>
-              <wp:anchor distT="0" distB="0" distL="114300" distR="114300" simplePos="0" relativeHeight="251673088" behindDoc="0" locked="0" layoutInCell="1" allowOverlap="1" wp14:anchorId="5D5027F5" wp14:editId="0594E754">
+              <wp:anchor distT="0" distB="0" distL="114300" distR="114300" simplePos="0" relativeHeight="251673088" behindDoc="0" locked="0" layoutInCell="1" allowOverlap="1" wp14:anchorId="5D5027F5" wp14:editId="4630E364">
                 <wp:simplePos x="0" y="0"/>
                 <wp:positionH relativeFrom="margin">
                   <wp:posOffset>1101090</wp:posOffset>
                 </wp:positionH>
                 <wp:positionV relativeFrom="paragraph">
-                  <wp:posOffset>-4445</wp:posOffset>
+                  <wp:posOffset>319405</wp:posOffset>
                 </wp:positionV>
-                <wp:extent cx="2837815" cy="990600"/>
-                <wp:effectExtent l="0" t="0" r="19685" b="0"/>
+                <wp:extent cx="2837815" cy="476250"/>
+                <wp:effectExtent l="0" t="0" r="19685" b="19050"/>
                 <wp:wrapNone/>
                 <wp:docPr id="1171988474" name="Agrupar 4"/>
                 <wp:cNvGraphicFramePr/>
@@ -6576,9 +7807,9 @@
                       <wpg:grpSpPr>
                         <a:xfrm>
                           <a:off x="0" y="0"/>
-                          <a:ext cx="2837815" cy="990600"/>
+                          <a:ext cx="2837815" cy="476250"/>
                           <a:chOff x="86002" y="0"/>
-                          <a:chExt cx="1024920" cy="931164"/>
+                          <a:chExt cx="1024920" cy="447675"/>
                         </a:xfrm>
                       </wpg:grpSpPr>
                       <wps:wsp>
@@ -6622,7 +7853,7 @@
                         <wps:spPr>
                           <a:xfrm>
                             <a:off x="95938" y="66625"/>
-                            <a:ext cx="996085" cy="864539"/>
+                            <a:ext cx="996085" cy="336282"/>
                           </a:xfrm>
                           <a:prstGeom prst="rect">
                             <a:avLst/>
@@ -6650,7 +7881,7 @@
                                   <w:b/>
                                   <w:bCs/>
                                 </w:rPr>
-                                <w:t>9</w:t>
+                                <w:t>11</w:t>
                               </w:r>
                               <w:r>
                                 <w:rPr>
@@ -6701,9 +7932,9 @@
           </mc:Choice>
           <mc:Fallback>
             <w:pict>
-              <v:group w14:anchorId="5D5027F5" id="_x0000_s1047" style="position:absolute;margin-left:86.7pt;margin-top:-.35pt;width:223.45pt;height:78pt;z-index:251673088;mso-position-horizontal-relative:margin;mso-width-relative:margin;mso-height-relative:margin" coordorigin="860" coordsize="10249,9311" o:gfxdata="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">
-                <v:shape id="Seta: Pentágono 1" o:spid="_x0000_s1048" type="#_x0000_t176" style="position:absolute;left:860;width:10249;height:4476;visibility:visible;mso-wrap-style:square;v-text-anchor:middle" o:gfxdata="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" fillcolor="#4f81bd [3204]" strokecolor="#0a121c [484]" strokeweight="2pt"/>
-                <v:shape id="Caixa de Texto 3" o:spid="_x0000_s1049" type="#_x0000_t202" style="position:absolute;left:959;top:666;width:9961;height:8645;visibility:visible;mso-wrap-style:square;v-text-anchor:top" o:gfxdata="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" filled="f" stroked="f" strokeweight=".5pt">
+              <v:group w14:anchorId="5D5027F5" id="_x0000_s1053" style="position:absolute;margin-left:86.7pt;margin-top:25.15pt;width:223.45pt;height:37.5pt;z-index:251673088;mso-position-horizontal-relative:margin;mso-width-relative:margin;mso-height-relative:margin" coordorigin="860" coordsize="10249,4476" o:gfxdata="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">
+                <v:shape id="Seta: Pentágono 1" o:spid="_x0000_s1054" type="#_x0000_t176" style="position:absolute;left:860;width:10249;height:4476;visibility:visible;mso-wrap-style:square;v-text-anchor:middle" o:gfxdata="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" fillcolor="#4f81bd [3204]" strokecolor="#0a121c [484]" strokeweight="2pt"/>
+                <v:shape id="Caixa de Texto 3" o:spid="_x0000_s1055" type="#_x0000_t202" style="position:absolute;left:959;top:666;width:9961;height:3363;visibility:visible;mso-wrap-style:square;v-text-anchor:top" o:gfxdata="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" filled="f" stroked="f" strokeweight=".5pt">
                   <v:textbox>
                     <w:txbxContent>
                       <w:p>
@@ -6722,7 +7953,7 @@
                             <w:b/>
                             <w:bCs/>
                           </w:rPr>
-                          <w:t>9</w:t>
+                          <w:t>11</w:t>
                         </w:r>
                         <w:r>
                           <w:rPr>
@@ -6775,6 +8006,16 @@
         <w:tabs>
           <w:tab w:val="left" w:pos="5940"/>
         </w:tabs>
+        <w:rPr>
+          <w:noProof/>
+        </w:rPr>
+      </w:pPr>
+    </w:p>
+    <w:p>
+      <w:pPr>
+        <w:tabs>
+          <w:tab w:val="left" w:pos="5940"/>
+        </w:tabs>
         <w:spacing w:after="0"/>
         <w:rPr>
           <w:noProof/>
@@ -6893,7 +8134,7 @@
         </w:rPr>
         <w:t>src=</w:t>
       </w:r>
-      <w:hyperlink r:id="rId16" w:history="1">
+      <w:hyperlink r:id="rId18" w:history="1">
         <w:r>
           <w:rPr>
             <w:rStyle w:val="Hyperlink"/>
@@ -7002,7 +8243,7 @@
                     <pic:cNvPicPr/>
                   </pic:nvPicPr>
                   <pic:blipFill>
-                    <a:blip r:embed="rId17">
+                    <a:blip r:embed="rId19">
                       <a:extLst>
                         <a:ext uri="{28A0092B-C50C-407E-A947-70E740481C1C}">
                           <a14:useLocalDpi xmlns:a14="http://schemas.microsoft.com/office/drawing/2010/main" val="0"/>
@@ -7118,6 +8359,99 @@
           <w:color w:val="0070C0"/>
         </w:rPr>
         <w:t xml:space="preserve">&lt;iframe&gt;. </w:t>
+      </w:r>
+    </w:p>
+    <w:p>
+      <w:pPr>
+        <w:pStyle w:val="PargrafodaLista"/>
+        <w:numPr>
+          <w:ilvl w:val="0"/>
+          <w:numId w:val="64"/>
+        </w:numPr>
+        <w:spacing w:after="0"/>
+      </w:pPr>
+      <w:r>
+        <w:t xml:space="preserve">Os atributos </w:t>
+      </w:r>
+      <w:proofErr w:type="spellStart"/>
+      <w:r>
+        <w:rPr>
+          <w:b/>
+          <w:bCs/>
+          <w:color w:val="004E9A"/>
+        </w:rPr>
+        <w:t>s</w:t>
+      </w:r>
+      <w:r>
+        <w:rPr>
+          <w:b/>
+          <w:bCs/>
+          <w:color w:val="004E9A"/>
+        </w:rPr>
+        <w:t>andbox</w:t>
+      </w:r>
+      <w:proofErr w:type="spellEnd"/>
+      <w:r>
+        <w:rPr>
+          <w:b/>
+          <w:bCs/>
+          <w:color w:val="004E9A"/>
+        </w:rPr>
+        <w:t xml:space="preserve"> </w:t>
+      </w:r>
+      <w:r>
+        <w:t xml:space="preserve">e </w:t>
+      </w:r>
+      <w:proofErr w:type="spellStart"/>
+      <w:r>
+        <w:rPr>
+          <w:b/>
+          <w:bCs/>
+          <w:color w:val="004E9A"/>
+        </w:rPr>
+        <w:t>referrerpolicy</w:t>
+      </w:r>
+      <w:proofErr w:type="spellEnd"/>
+      <w:r>
+        <w:t xml:space="preserve"> reforçam a segurança, mas por caminhos diferentes: </w:t>
+      </w:r>
+      <w:proofErr w:type="spellStart"/>
+      <w:r>
+        <w:rPr>
+          <w:b/>
+          <w:bCs/>
+          <w:color w:val="004E9A"/>
+        </w:rPr>
+        <w:t>sandbox</w:t>
+      </w:r>
+      <w:proofErr w:type="spellEnd"/>
+      <w:r>
+        <w:rPr>
+          <w:color w:val="004E9A"/>
+        </w:rPr>
+        <w:t xml:space="preserve"> </w:t>
+      </w:r>
+      <w:r>
+        <w:t xml:space="preserve">trava ações dentro do conteúdo carregado, enquanto </w:t>
+      </w:r>
+      <w:proofErr w:type="spellStart"/>
+      <w:r>
+        <w:rPr>
+          <w:b/>
+          <w:bCs/>
+          <w:color w:val="004E9A"/>
+        </w:rPr>
+        <w:t>referrerpolicy</w:t>
+      </w:r>
+      <w:proofErr w:type="spellEnd"/>
+      <w:r>
+        <w:rPr>
+          <w:color w:val="004E9A"/>
+        </w:rPr>
+        <w:t xml:space="preserve"> </w:t>
+      </w:r>
+      <w:r>
+        <w:t>limita o que sua página expõe para fora.</w:t>
       </w:r>
     </w:p>
     <w:p>
@@ -7261,7 +8595,15 @@
                                   <w:b/>
                                   <w:bCs/>
                                 </w:rPr>
-                                <w:t>10</w:t>
+                                <w:t>1</w:t>
+                              </w:r>
+                              <w:r>
+                                <w:rPr>
+                                  <w:rFonts w:ascii="Segoe UI Emoji" w:hAnsi="Segoe UI Emoji" w:cs="Segoe UI Emoji"/>
+                                  <w:b/>
+                                  <w:bCs/>
+                                </w:rPr>
+                                <w:t>2</w:t>
                               </w:r>
                               <w:r>
                                 <w:rPr>
@@ -7318,9 +8660,9 @@
           </mc:Choice>
           <mc:Fallback>
             <w:pict>
-              <v:group w14:anchorId="3E4AF95D" id="_x0000_s1050" style="position:absolute;margin-left:102pt;margin-top:0;width:223.45pt;height:37.5pt;z-index:251675136;mso-position-horizontal-relative:margin;mso-width-relative:margin;mso-height-relative:margin" coordorigin="860" coordsize="10249,4476" o:gfxdata="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">
-                <v:shape id="Seta: Pentágono 1" o:spid="_x0000_s1051" type="#_x0000_t176" style="position:absolute;left:860;width:10249;height:4476;visibility:visible;mso-wrap-style:square;v-text-anchor:middle" o:gfxdata="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" fillcolor="#4f81bd [3204]" strokecolor="#0a121c [484]" strokeweight="2pt"/>
-                <v:shape id="Caixa de Texto 3" o:spid="_x0000_s1052" type="#_x0000_t202" style="position:absolute;left:959;top:666;width:9961;height:3542;visibility:visible;mso-wrap-style:square;v-text-anchor:top" o:gfxdata="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" filled="f" stroked="f" strokeweight=".5pt">
+              <v:group w14:anchorId="3E4AF95D" id="_x0000_s1056" style="position:absolute;margin-left:102pt;margin-top:0;width:223.45pt;height:37.5pt;z-index:251675136;mso-position-horizontal-relative:margin;mso-width-relative:margin;mso-height-relative:margin" coordorigin="860" coordsize="10249,4476" o:gfxdata="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">
+                <v:shape id="Seta: Pentágono 1" o:spid="_x0000_s1057" type="#_x0000_t176" style="position:absolute;left:860;width:10249;height:4476;visibility:visible;mso-wrap-style:square;v-text-anchor:middle" o:gfxdata="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" fillcolor="#4f81bd [3204]" strokecolor="#0a121c [484]" strokeweight="2pt"/>
+                <v:shape id="Caixa de Texto 3" o:spid="_x0000_s1058" type="#_x0000_t202" style="position:absolute;left:959;top:666;width:9961;height:3542;visibility:visible;mso-wrap-style:square;v-text-anchor:top" o:gfxdata="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" filled="f" stroked="f" strokeweight=".5pt">
                   <v:textbox>
                     <w:txbxContent>
                       <w:p>
@@ -7339,7 +8681,15 @@
                             <w:b/>
                             <w:bCs/>
                           </w:rPr>
-                          <w:t>10</w:t>
+                          <w:t>1</w:t>
+                        </w:r>
+                        <w:r>
+                          <w:rPr>
+                            <w:rFonts w:ascii="Segoe UI Emoji" w:hAnsi="Segoe UI Emoji" w:cs="Segoe UI Emoji"/>
+                            <w:b/>
+                            <w:bCs/>
+                          </w:rPr>
+                          <w:t>2</w:t>
                         </w:r>
                         <w:r>
                           <w:rPr>
@@ -7705,6 +9055,7 @@
           <w:noProof/>
           <w:color w:val="0070C0"/>
         </w:rPr>
+        <w:lastRenderedPageBreak/>
         <w:t>&lt;mark&gt;</w:t>
       </w:r>
       <w:r>
@@ -7738,7 +9089,6 @@
           <w:szCs w:val="24"/>
           <w:lang w:eastAsia="pt-BR"/>
         </w:rPr>
-        <w:lastRenderedPageBreak/>
         <w:t xml:space="preserve">📌 </w:t>
       </w:r>
       <w:r>
@@ -8131,7 +9481,7 @@
                     <pic:cNvPicPr/>
                   </pic:nvPicPr>
                   <pic:blipFill>
-                    <a:blip r:embed="rId18"/>
+                    <a:blip r:embed="rId20"/>
                     <a:stretch>
                       <a:fillRect/>
                     </a:stretch>
@@ -8235,7 +9585,7 @@
                     <pic:cNvPicPr/>
                   </pic:nvPicPr>
                   <pic:blipFill>
-                    <a:blip r:embed="rId19"/>
+                    <a:blip r:embed="rId21"/>
                     <a:stretch>
                       <a:fillRect/>
                     </a:stretch>
@@ -8384,7 +9734,7 @@
                     <pic:cNvPicPr/>
                   </pic:nvPicPr>
                   <pic:blipFill>
-                    <a:blip r:embed="rId20"/>
+                    <a:blip r:embed="rId22"/>
                     <a:stretch>
                       <a:fillRect/>
                     </a:stretch>
@@ -8553,7 +9903,7 @@
                     <pic:cNvPicPr/>
                   </pic:nvPicPr>
                   <pic:blipFill>
-                    <a:blip r:embed="rId21"/>
+                    <a:blip r:embed="rId23"/>
                     <a:stretch>
                       <a:fillRect/>
                     </a:stretch>
@@ -8651,7 +10001,7 @@
                     <pic:cNvPicPr/>
                   </pic:nvPicPr>
                   <pic:blipFill>
-                    <a:blip r:embed="rId22"/>
+                    <a:blip r:embed="rId24"/>
                     <a:stretch>
                       <a:fillRect/>
                     </a:stretch>
@@ -8805,7 +10155,23 @@
                                   <w:b/>
                                   <w:bCs/>
                                 </w:rPr>
-                                <w:t xml:space="preserve">11. </w:t>
+                                <w:t>1</w:t>
+                              </w:r>
+                              <w:r>
+                                <w:rPr>
+                                  <w:rFonts w:ascii="Segoe UI Emoji" w:hAnsi="Segoe UI Emoji" w:cs="Segoe UI Emoji"/>
+                                  <w:b/>
+                                  <w:bCs/>
+                                </w:rPr>
+                                <w:t>3</w:t>
+                              </w:r>
+                              <w:r>
+                                <w:rPr>
+                                  <w:rFonts w:ascii="Segoe UI Emoji" w:hAnsi="Segoe UI Emoji" w:cs="Segoe UI Emoji"/>
+                                  <w:b/>
+                                  <w:bCs/>
+                                </w:rPr>
+                                <w:t xml:space="preserve">. </w:t>
                               </w:r>
                               <w:r>
                                 <w:rPr>
@@ -8873,9 +10239,9 @@
           </mc:Choice>
           <mc:Fallback>
             <w:pict>
-              <v:group w14:anchorId="0A22C583" id="_x0000_s1053" style="position:absolute;margin-left:0;margin-top:0;width:223.45pt;height:37.5pt;z-index:251677184;mso-position-horizontal:center;mso-position-horizontal-relative:margin;mso-width-relative:margin;mso-height-relative:margin" coordorigin="860" coordsize="10249,4476" o:gfxdata="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">
-                <v:shape id="Seta: Pentágono 1" o:spid="_x0000_s1054" type="#_x0000_t176" style="position:absolute;left:860;width:10249;height:4476;visibility:visible;mso-wrap-style:square;v-text-anchor:middle" o:gfxdata="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" fillcolor="#4f81bd [3204]" strokecolor="#0a121c [484]" strokeweight="2pt"/>
-                <v:shape id="Caixa de Texto 3" o:spid="_x0000_s1055" type="#_x0000_t202" style="position:absolute;left:959;top:666;width:9961;height:3542;visibility:visible;mso-wrap-style:square;v-text-anchor:top" o:gfxdata="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" filled="f" stroked="f" strokeweight=".5pt">
+              <v:group w14:anchorId="0A22C583" id="_x0000_s1059" style="position:absolute;margin-left:0;margin-top:0;width:223.45pt;height:37.5pt;z-index:251677184;mso-position-horizontal:center;mso-position-horizontal-relative:margin;mso-width-relative:margin;mso-height-relative:margin" coordorigin="860" coordsize="10249,4476" o:gfxdata="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">
+                <v:shape id="Seta: Pentágono 1" o:spid="_x0000_s1060" type="#_x0000_t176" style="position:absolute;left:860;width:10249;height:4476;visibility:visible;mso-wrap-style:square;v-text-anchor:middle" o:gfxdata="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" fillcolor="#4f81bd [3204]" strokecolor="#0a121c [484]" strokeweight="2pt"/>
+                <v:shape id="Caixa de Texto 3" o:spid="_x0000_s1061" type="#_x0000_t202" style="position:absolute;left:959;top:666;width:9961;height:3542;visibility:visible;mso-wrap-style:square;v-text-anchor:top" o:gfxdata="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" filled="f" stroked="f" strokeweight=".5pt">
                   <v:textbox>
                     <w:txbxContent>
                       <w:p>
@@ -8894,7 +10260,23 @@
                             <w:b/>
                             <w:bCs/>
                           </w:rPr>
-                          <w:t xml:space="preserve">11. </w:t>
+                          <w:t>1</w:t>
+                        </w:r>
+                        <w:r>
+                          <w:rPr>
+                            <w:rFonts w:ascii="Segoe UI Emoji" w:hAnsi="Segoe UI Emoji" w:cs="Segoe UI Emoji"/>
+                            <w:b/>
+                            <w:bCs/>
+                          </w:rPr>
+                          <w:t>3</w:t>
+                        </w:r>
+                        <w:r>
+                          <w:rPr>
+                            <w:rFonts w:ascii="Segoe UI Emoji" w:hAnsi="Segoe UI Emoji" w:cs="Segoe UI Emoji"/>
+                            <w:b/>
+                            <w:bCs/>
+                          </w:rPr>
+                          <w:t xml:space="preserve">. </w:t>
                         </w:r>
                         <w:r>
                           <w:rPr>
@@ -9072,6 +10454,7 @@
         <w:rPr>
           <w:noProof/>
         </w:rPr>
+        <w:lastRenderedPageBreak/>
         <w:drawing>
           <wp:inline distT="0" distB="0" distL="0" distR="0" wp14:anchorId="2C2ECB07" wp14:editId="587056E0">
             <wp:extent cx="5400040" cy="1334770"/>
@@ -9088,7 +10471,7 @@
                     <pic:cNvPicPr/>
                   </pic:nvPicPr>
                   <pic:blipFill>
-                    <a:blip r:embed="rId23"/>
+                    <a:blip r:embed="rId25"/>
                     <a:stretch>
                       <a:fillRect/>
                     </a:stretch>
@@ -9123,7 +10506,6 @@
           <w:b/>
           <w:bCs/>
         </w:rPr>
-        <w:lastRenderedPageBreak/>
         <w:pict w14:anchorId="56014EE8">
           <v:rect id="_x0000_i1034" style="width:0;height:1.5pt" o:hralign="center" o:bullet="t" o:hrstd="t" o:hr="t" fillcolor="#a0a0a0" stroked="f"/>
         </w:pict>
@@ -9157,7 +10539,7 @@
         <mc:AlternateContent>
           <mc:Choice Requires="wpg">
             <w:drawing>
-              <wp:anchor distT="0" distB="0" distL="114300" distR="114300" simplePos="0" relativeHeight="251679232" behindDoc="0" locked="0" layoutInCell="1" allowOverlap="1" wp14:anchorId="282BE65C" wp14:editId="46058F88">
+              <wp:anchor distT="0" distB="0" distL="114300" distR="114300" simplePos="0" relativeHeight="251679232" behindDoc="0" locked="0" layoutInCell="1" allowOverlap="1" wp14:anchorId="282BE65C" wp14:editId="5381A76E">
                 <wp:simplePos x="0" y="0"/>
                 <wp:positionH relativeFrom="margin">
                   <wp:align>center</wp:align>
@@ -9165,8 +10547,8 @@
                 <wp:positionV relativeFrom="paragraph">
                   <wp:posOffset>8255</wp:posOffset>
                 </wp:positionV>
-                <wp:extent cx="2837815" cy="704850"/>
-                <wp:effectExtent l="0" t="0" r="19685" b="0"/>
+                <wp:extent cx="2837815" cy="476250"/>
+                <wp:effectExtent l="0" t="0" r="19685" b="19050"/>
                 <wp:wrapNone/>
                 <wp:docPr id="1207657403" name="Agrupar 4"/>
                 <wp:cNvGraphicFramePr/>
@@ -9177,9 +10559,9 @@
                       <wpg:grpSpPr>
                         <a:xfrm>
                           <a:off x="0" y="0"/>
-                          <a:ext cx="2837815" cy="704850"/>
+                          <a:ext cx="2837815" cy="476250"/>
                           <a:chOff x="86002" y="0"/>
-                          <a:chExt cx="1024920" cy="662559"/>
+                          <a:chExt cx="1024920" cy="447675"/>
                         </a:xfrm>
                       </wpg:grpSpPr>
                       <wps:wsp>
@@ -9223,7 +10605,7 @@
                         <wps:spPr>
                           <a:xfrm>
                             <a:off x="95938" y="66625"/>
-                            <a:ext cx="996085" cy="595934"/>
+                            <a:ext cx="996085" cy="318375"/>
                           </a:xfrm>
                           <a:prstGeom prst="rect">
                             <a:avLst/>
@@ -9251,7 +10633,23 @@
                                   <w:b/>
                                   <w:bCs/>
                                 </w:rPr>
-                                <w:t xml:space="preserve">12. </w:t>
+                                <w:t>1</w:t>
+                              </w:r>
+                              <w:r>
+                                <w:rPr>
+                                  <w:rFonts w:ascii="Segoe UI Emoji" w:hAnsi="Segoe UI Emoji" w:cs="Segoe UI Emoji"/>
+                                  <w:b/>
+                                  <w:bCs/>
+                                </w:rPr>
+                                <w:t>4</w:t>
+                              </w:r>
+                              <w:r>
+                                <w:rPr>
+                                  <w:rFonts w:ascii="Segoe UI Emoji" w:hAnsi="Segoe UI Emoji" w:cs="Segoe UI Emoji"/>
+                                  <w:b/>
+                                  <w:bCs/>
+                                </w:rPr>
+                                <w:t xml:space="preserve">. </w:t>
                               </w:r>
                               <w:r>
                                 <w:rPr>
@@ -9311,9 +10709,9 @@
           </mc:Choice>
           <mc:Fallback>
             <w:pict>
-              <v:group w14:anchorId="282BE65C" id="_x0000_s1056" style="position:absolute;margin-left:0;margin-top:.65pt;width:223.45pt;height:55.5pt;z-index:251679232;mso-position-horizontal:center;mso-position-horizontal-relative:margin;mso-width-relative:margin;mso-height-relative:margin" coordorigin="860" coordsize="10249,6625" o:gfxdata="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">
-                <v:shape id="Seta: Pentágono 1" o:spid="_x0000_s1057" type="#_x0000_t176" style="position:absolute;left:860;width:10249;height:4476;visibility:visible;mso-wrap-style:square;v-text-anchor:middle" o:gfxdata="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" fillcolor="#4f81bd [3204]" strokecolor="#0a121c [484]" strokeweight="2pt"/>
-                <v:shape id="Caixa de Texto 3" o:spid="_x0000_s1058" type="#_x0000_t202" style="position:absolute;left:959;top:666;width:9961;height:5959;visibility:visible;mso-wrap-style:square;v-text-anchor:top" o:gfxdata="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" filled="f" stroked="f" strokeweight=".5pt">
+              <v:group w14:anchorId="282BE65C" id="_x0000_s1062" style="position:absolute;margin-left:0;margin-top:.65pt;width:223.45pt;height:37.5pt;z-index:251679232;mso-position-horizontal:center;mso-position-horizontal-relative:margin;mso-width-relative:margin;mso-height-relative:margin" coordorigin="860" coordsize="10249,4476" o:gfxdata="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">
+                <v:shape id="Seta: Pentágono 1" o:spid="_x0000_s1063" type="#_x0000_t176" style="position:absolute;left:860;width:10249;height:4476;visibility:visible;mso-wrap-style:square;v-text-anchor:middle" o:gfxdata="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" fillcolor="#4f81bd [3204]" strokecolor="#0a121c [484]" strokeweight="2pt"/>
+                <v:shape id="Caixa de Texto 3" o:spid="_x0000_s1064" type="#_x0000_t202" style="position:absolute;left:959;top:666;width:9961;height:3184;visibility:visible;mso-wrap-style:square;v-text-anchor:top" o:gfxdata="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" filled="f" stroked="f" strokeweight=".5pt">
                   <v:textbox>
                     <w:txbxContent>
                       <w:p>
@@ -9332,7 +10730,23 @@
                             <w:b/>
                             <w:bCs/>
                           </w:rPr>
-                          <w:t xml:space="preserve">12. </w:t>
+                          <w:t>1</w:t>
+                        </w:r>
+                        <w:r>
+                          <w:rPr>
+                            <w:rFonts w:ascii="Segoe UI Emoji" w:hAnsi="Segoe UI Emoji" w:cs="Segoe UI Emoji"/>
+                            <w:b/>
+                            <w:bCs/>
+                          </w:rPr>
+                          <w:t>4</w:t>
+                        </w:r>
+                        <w:r>
+                          <w:rPr>
+                            <w:rFonts w:ascii="Segoe UI Emoji" w:hAnsi="Segoe UI Emoji" w:cs="Segoe UI Emoji"/>
+                            <w:b/>
+                            <w:bCs/>
+                          </w:rPr>
+                          <w:t xml:space="preserve">. </w:t>
                         </w:r>
                         <w:r>
                           <w:rPr>
@@ -9558,16 +10972,16 @@
         <mc:AlternateContent>
           <mc:Choice Requires="wpg">
             <w:drawing>
-              <wp:anchor distT="0" distB="0" distL="114300" distR="114300" simplePos="0" relativeHeight="251681280" behindDoc="0" locked="0" layoutInCell="1" allowOverlap="1" wp14:anchorId="7AF12935" wp14:editId="5F40A3D6">
+              <wp:anchor distT="0" distB="0" distL="114300" distR="114300" simplePos="0" relativeHeight="251681280" behindDoc="0" locked="0" layoutInCell="1" allowOverlap="1" wp14:anchorId="7AF12935" wp14:editId="1BC292DA">
                 <wp:simplePos x="0" y="0"/>
                 <wp:positionH relativeFrom="margin">
                   <wp:posOffset>1215390</wp:posOffset>
                 </wp:positionH>
                 <wp:positionV relativeFrom="paragraph">
-                  <wp:posOffset>13335</wp:posOffset>
+                  <wp:posOffset>15875</wp:posOffset>
                 </wp:positionV>
-                <wp:extent cx="2837815" cy="800100"/>
-                <wp:effectExtent l="0" t="0" r="19685" b="0"/>
+                <wp:extent cx="2837815" cy="476250"/>
+                <wp:effectExtent l="0" t="0" r="19685" b="19050"/>
                 <wp:wrapNone/>
                 <wp:docPr id="1042800888" name="Agrupar 4"/>
                 <wp:cNvGraphicFramePr/>
@@ -9578,9 +10992,9 @@
                       <wpg:grpSpPr>
                         <a:xfrm>
                           <a:off x="0" y="0"/>
-                          <a:ext cx="2837815" cy="800100"/>
+                          <a:ext cx="2837815" cy="476250"/>
                           <a:chOff x="86002" y="0"/>
-                          <a:chExt cx="1024920" cy="752094"/>
+                          <a:chExt cx="1024920" cy="447675"/>
                         </a:xfrm>
                       </wpg:grpSpPr>
                       <wps:wsp>
@@ -9624,7 +11038,7 @@
                         <wps:spPr>
                           <a:xfrm>
                             <a:off x="95938" y="66625"/>
-                            <a:ext cx="996085" cy="685469"/>
+                            <a:ext cx="996085" cy="318375"/>
                           </a:xfrm>
                           <a:prstGeom prst="rect">
                             <a:avLst/>
@@ -9660,7 +11074,7 @@
                                   <w:b/>
                                   <w:bCs/>
                                 </w:rPr>
-                                <w:t>3</w:t>
+                                <w:t>5</w:t>
                               </w:r>
                               <w:r>
                                 <w:rPr>
@@ -9747,9 +11161,9 @@
           </mc:Choice>
           <mc:Fallback>
             <w:pict>
-              <v:group w14:anchorId="7AF12935" id="_x0000_s1059" style="position:absolute;margin-left:95.7pt;margin-top:1.05pt;width:223.45pt;height:63pt;z-index:251681280;mso-position-horizontal-relative:margin;mso-width-relative:margin;mso-height-relative:margin" coordorigin="860" coordsize="10249,7520" o:gfxdata="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">
-                <v:shape id="Seta: Pentágono 1" o:spid="_x0000_s1060" type="#_x0000_t176" style="position:absolute;left:860;width:10249;height:4476;visibility:visible;mso-wrap-style:square;v-text-anchor:middle" o:gfxdata="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" fillcolor="#4f81bd [3204]" strokecolor="#0a121c [484]" strokeweight="2pt"/>
-                <v:shape id="Caixa de Texto 3" o:spid="_x0000_s1061" type="#_x0000_t202" style="position:absolute;left:959;top:666;width:9961;height:6854;visibility:visible;mso-wrap-style:square;v-text-anchor:top" o:gfxdata="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" filled="f" stroked="f" strokeweight=".5pt">
+              <v:group w14:anchorId="7AF12935" id="_x0000_s1065" style="position:absolute;margin-left:95.7pt;margin-top:1.25pt;width:223.45pt;height:37.5pt;z-index:251681280;mso-position-horizontal-relative:margin;mso-width-relative:margin;mso-height-relative:margin" coordorigin="860" coordsize="10249,4476" o:gfxdata="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">
+                <v:shape id="Seta: Pentágono 1" o:spid="_x0000_s1066" type="#_x0000_t176" style="position:absolute;left:860;width:10249;height:4476;visibility:visible;mso-wrap-style:square;v-text-anchor:middle" o:gfxdata="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" fillcolor="#4f81bd [3204]" strokecolor="#0a121c [484]" strokeweight="2pt"/>
+                <v:shape id="Caixa de Texto 3" o:spid="_x0000_s1067" type="#_x0000_t202" style="position:absolute;left:959;top:666;width:9961;height:3184;visibility:visible;mso-wrap-style:square;v-text-anchor:top" o:gfxdata="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" filled="f" stroked="f" strokeweight=".5pt">
                   <v:textbox>
                     <w:txbxContent>
                       <w:p>
@@ -9776,7 +11190,7 @@
                             <w:b/>
                             <w:bCs/>
                           </w:rPr>
-                          <w:t>3</w:t>
+                          <w:t>5</w:t>
                         </w:r>
                         <w:r>
                           <w:rPr>
@@ -10440,7 +11854,7 @@
                                   <w:b/>
                                   <w:bCs/>
                                 </w:rPr>
-                                <w:t>4</w:t>
+                                <w:t>6</w:t>
                               </w:r>
                               <w:r>
                                 <w:rPr>
@@ -10530,9 +11944,9 @@
           </mc:Choice>
           <mc:Fallback>
             <w:pict>
-              <v:group w14:anchorId="0497B857" id="_x0000_s1062" style="position:absolute;margin-left:94.5pt;margin-top:0;width:223.45pt;height:37.5pt;z-index:251683328;mso-position-horizontal-relative:margin;mso-width-relative:margin;mso-height-relative:margin" coordorigin="860" coordsize="10249,4476" o:gfxdata="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">
-                <v:shape id="Seta: Pentágono 1" o:spid="_x0000_s1063" type="#_x0000_t176" style="position:absolute;left:860;width:10249;height:4476;visibility:visible;mso-wrap-style:square;v-text-anchor:middle" o:gfxdata="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" fillcolor="#4f81bd [3204]" strokecolor="#0a121c [484]" strokeweight="2pt"/>
-                <v:shape id="Caixa de Texto 3" o:spid="_x0000_s1064" type="#_x0000_t202" style="position:absolute;left:959;top:666;width:9961;height:3273;visibility:visible;mso-wrap-style:square;v-text-anchor:top" o:gfxdata="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" filled="f" stroked="f" strokeweight=".5pt">
+              <v:group w14:anchorId="0497B857" id="_x0000_s1068" style="position:absolute;margin-left:94.5pt;margin-top:0;width:223.45pt;height:37.5pt;z-index:251683328;mso-position-horizontal-relative:margin;mso-width-relative:margin;mso-height-relative:margin" coordorigin="860" coordsize="10249,4476" o:gfxdata="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">
+                <v:shape id="Seta: Pentágono 1" o:spid="_x0000_s1069" type="#_x0000_t176" style="position:absolute;left:860;width:10249;height:4476;visibility:visible;mso-wrap-style:square;v-text-anchor:middle" o:gfxdata="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" fillcolor="#4f81bd [3204]" strokecolor="#0a121c [484]" strokeweight="2pt"/>
+                <v:shape id="Caixa de Texto 3" o:spid="_x0000_s1070" type="#_x0000_t202" style="position:absolute;left:959;top:666;width:9961;height:3273;visibility:visible;mso-wrap-style:square;v-text-anchor:top" o:gfxdata="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" filled="f" stroked="f" strokeweight=".5pt">
                   <v:textbox>
                     <w:txbxContent>
                       <w:p>
@@ -10559,7 +11973,7 @@
                             <w:b/>
                             <w:bCs/>
                           </w:rPr>
-                          <w:t>4</w:t>
+                          <w:t>6</w:t>
                         </w:r>
                         <w:r>
                           <w:rPr>
@@ -10734,7 +12148,11 @@
         <w:t xml:space="preserve"> onde o usuário pode inserir dados (como texto, opções, arquivos) </w:t>
       </w:r>
       <w:r>
-        <w:t xml:space="preserve">possibilitando enviar informações para sistemas externos, fazer cadastros, buscas, etc. Sem o </w:t>
+        <w:t xml:space="preserve">possibilitando enviar informações para sistemas externos, </w:t>
+      </w:r>
+      <w:r>
+        <w:lastRenderedPageBreak/>
+        <w:t xml:space="preserve">fazer cadastros, buscas, etc. Sem o </w:t>
       </w:r>
       <w:r>
         <w:rPr>
@@ -10774,7 +12192,6 @@
     </w:p>
     <w:p>
       <w:r>
-        <w:lastRenderedPageBreak/>
         <w:t xml:space="preserve">                                </w:t>
       </w:r>
       <w:r>
@@ -10797,7 +12214,7 @@
                     <pic:cNvPicPr/>
                   </pic:nvPicPr>
                   <pic:blipFill>
-                    <a:blip r:embed="rId24"/>
+                    <a:blip r:embed="rId26"/>
                     <a:stretch>
                       <a:fillRect/>
                     </a:stretch>
@@ -11432,7 +12849,7 @@
                     <pic:cNvPicPr/>
                   </pic:nvPicPr>
                   <pic:blipFill>
-                    <a:blip r:embed="rId25"/>
+                    <a:blip r:embed="rId27"/>
                     <a:stretch>
                       <a:fillRect/>
                     </a:stretch>
@@ -11483,7 +12900,7 @@
                     <pic:cNvPicPr/>
                   </pic:nvPicPr>
                   <pic:blipFill>
-                    <a:blip r:embed="rId26"/>
+                    <a:blip r:embed="rId28"/>
                     <a:stretch>
                       <a:fillRect/>
                     </a:stretch>
@@ -11515,25 +12932,6 @@
       </w:pPr>
       <w:r>
         <w:rPr>
-          <w:b/>
-          <w:bCs/>
-        </w:rPr>
-        <w:pict w14:anchorId="66D9F287">
-          <v:rect id="_x0000_i1037" style="width:0;height:1.5pt" o:hralign="center" o:bullet="t" o:hrstd="t" o:hr="t" fillcolor="#a0a0a0" stroked="f"/>
-        </w:pict>
-      </w:r>
-    </w:p>
-    <w:p>
-      <w:pPr>
-        <w:rPr>
-          <w:rFonts w:ascii="Segoe UI Emoji" w:eastAsia="Times New Roman" w:hAnsi="Segoe UI Emoji" w:cs="Segoe UI Emoji"/>
-          <w:sz w:val="24"/>
-          <w:szCs w:val="24"/>
-          <w:lang w:eastAsia="pt-BR"/>
-        </w:rPr>
-      </w:pPr>
-      <w:r>
-        <w:rPr>
           <w:rFonts w:ascii="Times New Roman" w:eastAsia="Times New Roman" w:hAnsi="Times New Roman" w:cs="Times New Roman"/>
           <w:noProof/>
           <w:lang w:eastAsia="pt-BR"/>
@@ -11541,16 +12939,16 @@
         <mc:AlternateContent>
           <mc:Choice Requires="wpg">
             <w:drawing>
-              <wp:anchor distT="0" distB="0" distL="114300" distR="114300" simplePos="0" relativeHeight="251695616" behindDoc="0" locked="0" layoutInCell="1" allowOverlap="1" wp14:anchorId="72A8CC02" wp14:editId="6E705B33">
+              <wp:anchor distT="0" distB="0" distL="114300" distR="114300" simplePos="0" relativeHeight="251695616" behindDoc="0" locked="0" layoutInCell="1" allowOverlap="1" wp14:anchorId="72A8CC02" wp14:editId="706CABFB">
                 <wp:simplePos x="0" y="0"/>
                 <wp:positionH relativeFrom="margin">
                   <wp:posOffset>1386840</wp:posOffset>
                 </wp:positionH>
                 <wp:positionV relativeFrom="paragraph">
-                  <wp:posOffset>-13970</wp:posOffset>
+                  <wp:posOffset>311150</wp:posOffset>
                 </wp:positionV>
-                <wp:extent cx="2837815" cy="762000"/>
-                <wp:effectExtent l="0" t="0" r="19685" b="0"/>
+                <wp:extent cx="2837815" cy="476250"/>
+                <wp:effectExtent l="0" t="0" r="19685" b="19050"/>
                 <wp:wrapNone/>
                 <wp:docPr id="857541195" name="Agrupar 4"/>
                 <wp:cNvGraphicFramePr/>
@@ -11561,9 +12959,9 @@
                       <wpg:grpSpPr>
                         <a:xfrm>
                           <a:off x="0" y="0"/>
-                          <a:ext cx="2837815" cy="762000"/>
+                          <a:ext cx="2837815" cy="476250"/>
                           <a:chOff x="86002" y="0"/>
-                          <a:chExt cx="1024920" cy="716280"/>
+                          <a:chExt cx="1024920" cy="447675"/>
                         </a:xfrm>
                       </wpg:grpSpPr>
                       <wps:wsp>
@@ -11607,7 +13005,7 @@
                         <wps:spPr>
                           <a:xfrm>
                             <a:off x="95938" y="66625"/>
-                            <a:ext cx="996085" cy="649655"/>
+                            <a:ext cx="996085" cy="327329"/>
                           </a:xfrm>
                           <a:prstGeom prst="rect">
                             <a:avLst/>
@@ -11635,7 +13033,23 @@
                                   <w:b/>
                                   <w:bCs/>
                                 </w:rPr>
-                                <w:t xml:space="preserve">15. </w:t>
+                                <w:t>1</w:t>
+                              </w:r>
+                              <w:r>
+                                <w:rPr>
+                                  <w:rFonts w:ascii="Segoe UI Emoji" w:hAnsi="Segoe UI Emoji" w:cs="Segoe UI Emoji"/>
+                                  <w:b/>
+                                  <w:bCs/>
+                                </w:rPr>
+                                <w:t>7</w:t>
+                              </w:r>
+                              <w:r>
+                                <w:rPr>
+                                  <w:rFonts w:ascii="Segoe UI Emoji" w:hAnsi="Segoe UI Emoji" w:cs="Segoe UI Emoji"/>
+                                  <w:b/>
+                                  <w:bCs/>
+                                </w:rPr>
+                                <w:t xml:space="preserve">. </w:t>
                               </w:r>
                               <w:r>
                                 <w:rPr>
@@ -11725,9 +13139,9 @@
           </mc:Choice>
           <mc:Fallback>
             <w:pict>
-              <v:group w14:anchorId="72A8CC02" id="_x0000_s1065" style="position:absolute;margin-left:109.2pt;margin-top:-1.1pt;width:223.45pt;height:60pt;z-index:251695616;mso-position-horizontal-relative:margin;mso-width-relative:margin;mso-height-relative:margin" coordorigin="860" coordsize="10249,7162" o:gfxdata="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">
-                <v:shape id="Seta: Pentágono 1" o:spid="_x0000_s1066" type="#_x0000_t176" style="position:absolute;left:860;width:10249;height:4476;visibility:visible;mso-wrap-style:square;v-text-anchor:middle" o:gfxdata="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" fillcolor="#4f81bd [3204]" strokecolor="#0a121c [484]" strokeweight="2pt"/>
-                <v:shape id="Caixa de Texto 3" o:spid="_x0000_s1067" type="#_x0000_t202" style="position:absolute;left:959;top:666;width:9961;height:6496;visibility:visible;mso-wrap-style:square;v-text-anchor:top" o:gfxdata="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" filled="f" stroked="f" strokeweight=".5pt">
+              <v:group w14:anchorId="72A8CC02" id="_x0000_s1071" style="position:absolute;margin-left:109.2pt;margin-top:24.5pt;width:223.45pt;height:37.5pt;z-index:251695616;mso-position-horizontal-relative:margin;mso-width-relative:margin;mso-height-relative:margin" coordorigin="860" coordsize="10249,4476" o:gfxdata="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">
+                <v:shape id="Seta: Pentágono 1" o:spid="_x0000_s1072" type="#_x0000_t176" style="position:absolute;left:860;width:10249;height:4476;visibility:visible;mso-wrap-style:square;v-text-anchor:middle" o:gfxdata="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" fillcolor="#4f81bd [3204]" strokecolor="#0a121c [484]" strokeweight="2pt"/>
+                <v:shape id="Caixa de Texto 3" o:spid="_x0000_s1073" type="#_x0000_t202" style="position:absolute;left:959;top:666;width:9961;height:3273;visibility:visible;mso-wrap-style:square;v-text-anchor:top" o:gfxdata="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" filled="f" stroked="f" strokeweight=".5pt">
                   <v:textbox>
                     <w:txbxContent>
                       <w:p>
@@ -11746,7 +13160,23 @@
                             <w:b/>
                             <w:bCs/>
                           </w:rPr>
-                          <w:t xml:space="preserve">15. </w:t>
+                          <w:t>1</w:t>
+                        </w:r>
+                        <w:r>
+                          <w:rPr>
+                            <w:rFonts w:ascii="Segoe UI Emoji" w:hAnsi="Segoe UI Emoji" w:cs="Segoe UI Emoji"/>
+                            <w:b/>
+                            <w:bCs/>
+                          </w:rPr>
+                          <w:t>7</w:t>
+                        </w:r>
+                        <w:r>
+                          <w:rPr>
+                            <w:rFonts w:ascii="Segoe UI Emoji" w:hAnsi="Segoe UI Emoji" w:cs="Segoe UI Emoji"/>
+                            <w:b/>
+                            <w:bCs/>
+                          </w:rPr>
+                          <w:t xml:space="preserve">. </w:t>
                         </w:r>
                         <w:r>
                           <w:rPr>
@@ -11822,6 +13252,25 @@
           </mc:Fallback>
         </mc:AlternateContent>
       </w:r>
+      <w:r>
+        <w:rPr>
+          <w:b/>
+          <w:bCs/>
+        </w:rPr>
+        <w:pict w14:anchorId="66D9F287">
+          <v:rect id="_x0000_i1037" style="width:0;height:1.5pt" o:hralign="center" o:bullet="t" o:hrstd="t" o:hr="t" fillcolor="#a0a0a0" stroked="f"/>
+        </w:pict>
+      </w:r>
+    </w:p>
+    <w:p>
+      <w:pPr>
+        <w:rPr>
+          <w:rFonts w:ascii="Segoe UI Emoji" w:eastAsia="Times New Roman" w:hAnsi="Segoe UI Emoji" w:cs="Segoe UI Emoji"/>
+          <w:sz w:val="24"/>
+          <w:szCs w:val="24"/>
+          <w:lang w:eastAsia="pt-BR"/>
+        </w:rPr>
+      </w:pPr>
     </w:p>
     <w:p>
       <w:pPr>
@@ -11941,6 +13390,7 @@
           <w:szCs w:val="24"/>
           <w:lang w:eastAsia="pt-BR"/>
         </w:rPr>
+        <w:lastRenderedPageBreak/>
         <w:t xml:space="preserve">Exemplo: </w:t>
       </w:r>
       <w:r>
@@ -12093,7 +13543,7 @@
                     <pic:cNvPicPr/>
                   </pic:nvPicPr>
                   <pic:blipFill>
-                    <a:blip r:embed="rId27"/>
+                    <a:blip r:embed="rId29"/>
                     <a:stretch>
                       <a:fillRect/>
                     </a:stretch>
@@ -12139,7 +13589,6 @@
           <w:szCs w:val="24"/>
           <w:lang w:eastAsia="pt-BR"/>
         </w:rPr>
-        <w:lastRenderedPageBreak/>
         <w:t xml:space="preserve">                  </w:t>
       </w:r>
       <w:r>
@@ -12162,7 +13611,7 @@
                     <pic:cNvPicPr/>
                   </pic:nvPicPr>
                   <pic:blipFill>
-                    <a:blip r:embed="rId28"/>
+                    <a:blip r:embed="rId30"/>
                     <a:stretch>
                       <a:fillRect/>
                     </a:stretch>
@@ -13155,7 +14604,7 @@
                                   <w:b/>
                                   <w:bCs/>
                                 </w:rPr>
-                                <w:t>6</w:t>
+                                <w:t>8</w:t>
                               </w:r>
                               <w:r>
                                 <w:rPr>
@@ -13253,9 +14702,9 @@
           </mc:Choice>
           <mc:Fallback>
             <w:pict>
-              <v:group w14:anchorId="1FF68EE0" id="_x0000_s1068" style="position:absolute;margin-left:99.45pt;margin-top:-.35pt;width:223.45pt;height:37.5pt;z-index:251685376;mso-position-horizontal-relative:margin;mso-width-relative:margin;mso-height-relative:margin" coordorigin="860" coordsize="10249,4476" o:gfxdata="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">
-                <v:shape id="Seta: Pentágono 1" o:spid="_x0000_s1069" type="#_x0000_t176" style="position:absolute;left:860;width:10249;height:4476;visibility:visible;mso-wrap-style:square;v-text-anchor:middle" o:gfxdata="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" fillcolor="#4f81bd [3204]" strokecolor="#0a121c [484]" strokeweight="2pt"/>
-                <v:shape id="Caixa de Texto 3" o:spid="_x0000_s1070" type="#_x0000_t202" style="position:absolute;left:959;top:666;width:9961;height:3273;visibility:visible;mso-wrap-style:square;v-text-anchor:top" o:gfxdata="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" filled="f" stroked="f" strokeweight=".5pt">
+              <v:group w14:anchorId="1FF68EE0" id="_x0000_s1074" style="position:absolute;margin-left:99.45pt;margin-top:-.35pt;width:223.45pt;height:37.5pt;z-index:251685376;mso-position-horizontal-relative:margin;mso-width-relative:margin;mso-height-relative:margin" coordorigin="860" coordsize="10249,4476" o:gfxdata="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">
+                <v:shape id="Seta: Pentágono 1" o:spid="_x0000_s1075" type="#_x0000_t176" style="position:absolute;left:860;width:10249;height:4476;visibility:visible;mso-wrap-style:square;v-text-anchor:middle" o:gfxdata="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" fillcolor="#4f81bd [3204]" strokecolor="#0a121c [484]" strokeweight="2pt"/>
+                <v:shape id="Caixa de Texto 3" o:spid="_x0000_s1076" type="#_x0000_t202" style="position:absolute;left:959;top:666;width:9961;height:3273;visibility:visible;mso-wrap-style:square;v-text-anchor:top" o:gfxdata="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" filled="f" stroked="f" strokeweight=".5pt">
                   <v:textbox>
                     <w:txbxContent>
                       <w:p>
@@ -13282,7 +14731,7 @@
                             <w:b/>
                             <w:bCs/>
                           </w:rPr>
-                          <w:t>6</w:t>
+                          <w:t>8</w:t>
                         </w:r>
                         <w:r>
                           <w:rPr>
@@ -13439,6 +14888,7 @@
           <w:szCs w:val="24"/>
           <w:lang w:eastAsia="pt-BR"/>
         </w:rPr>
+        <w:lastRenderedPageBreak/>
         <w:t>&lt;</w:t>
       </w:r>
       <w:proofErr w:type="spellStart"/>
@@ -13526,7 +14976,7 @@
                     <pic:cNvPicPr/>
                   </pic:nvPicPr>
                   <pic:blipFill>
-                    <a:blip r:embed="rId29"/>
+                    <a:blip r:embed="rId31"/>
                     <a:stretch>
                       <a:fillRect/>
                     </a:stretch>
@@ -13564,7 +15014,6 @@
           <w:szCs w:val="24"/>
           <w:lang w:eastAsia="pt-BR"/>
         </w:rPr>
-        <w:lastRenderedPageBreak/>
         <w:t xml:space="preserve">         </w:t>
       </w:r>
       <w:r>
@@ -13587,7 +15036,7 @@
                     <pic:cNvPicPr/>
                   </pic:nvPicPr>
                   <pic:blipFill>
-                    <a:blip r:embed="rId30"/>
+                    <a:blip r:embed="rId32"/>
                     <a:stretch>
                       <a:fillRect/>
                     </a:stretch>
@@ -13760,7 +15209,7 @@
                                   <w:b/>
                                   <w:bCs/>
                                 </w:rPr>
-                                <w:t>7</w:t>
+                                <w:t>9</w:t>
                               </w:r>
                               <w:r>
                                 <w:rPr>
@@ -13850,9 +15299,9 @@
           </mc:Choice>
           <mc:Fallback>
             <w:pict>
-              <v:group w14:anchorId="72E16236" id="_x0000_s1071" style="position:absolute;left:0;text-align:left;margin-left:0;margin-top:.75pt;width:223.45pt;height:37.5pt;z-index:251687424;mso-position-horizontal:center;mso-position-horizontal-relative:margin;mso-width-relative:margin;mso-height-relative:margin" coordorigin="860" coordsize="10249,4476" o:gfxdata="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">
-                <v:shape id="Seta: Pentágono 1" o:spid="_x0000_s1072" type="#_x0000_t176" style="position:absolute;left:860;width:10249;height:4476;visibility:visible;mso-wrap-style:square;v-text-anchor:middle" o:gfxdata="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" fillcolor="#4f81bd [3204]" strokecolor="#0a121c [484]" strokeweight="2pt"/>
-                <v:shape id="Caixa de Texto 3" o:spid="_x0000_s1073" type="#_x0000_t202" style="position:absolute;left:959;top:666;width:9961;height:3273;visibility:visible;mso-wrap-style:square;v-text-anchor:top" o:gfxdata="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" filled="f" stroked="f" strokeweight=".5pt">
+              <v:group w14:anchorId="72E16236" id="_x0000_s1077" style="position:absolute;left:0;text-align:left;margin-left:0;margin-top:.75pt;width:223.45pt;height:37.5pt;z-index:251687424;mso-position-horizontal:center;mso-position-horizontal-relative:margin;mso-width-relative:margin;mso-height-relative:margin" coordorigin="860" coordsize="10249,4476" o:gfxdata="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">
+                <v:shape id="Seta: Pentágono 1" o:spid="_x0000_s1078" type="#_x0000_t176" style="position:absolute;left:860;width:10249;height:4476;visibility:visible;mso-wrap-style:square;v-text-anchor:middle" o:gfxdata="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" fillcolor="#4f81bd [3204]" strokecolor="#0a121c [484]" strokeweight="2pt"/>
+                <v:shape id="Caixa de Texto 3" o:spid="_x0000_s1079" type="#_x0000_t202" style="position:absolute;left:959;top:666;width:9961;height:3273;visibility:visible;mso-wrap-style:square;v-text-anchor:top" o:gfxdata="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" filled="f" stroked="f" strokeweight=".5pt">
                   <v:textbox>
                     <w:txbxContent>
                       <w:p>
@@ -13879,7 +15328,7 @@
                             <w:b/>
                             <w:bCs/>
                           </w:rPr>
-                          <w:t>7</w:t>
+                          <w:t>9</w:t>
                         </w:r>
                         <w:r>
                           <w:rPr>
@@ -14135,7 +15584,7 @@
                     <pic:cNvPicPr/>
                   </pic:nvPicPr>
                   <pic:blipFill>
-                    <a:blip r:embed="rId31"/>
+                    <a:blip r:embed="rId33"/>
                     <a:stretch>
                       <a:fillRect/>
                     </a:stretch>
@@ -14204,7 +15653,7 @@
                     <pic:cNvPicPr/>
                   </pic:nvPicPr>
                   <pic:blipFill>
-                    <a:blip r:embed="rId32"/>
+                    <a:blip r:embed="rId34"/>
                     <a:stretch>
                       <a:fillRect/>
                     </a:stretch>
@@ -14262,16 +15711,16 @@
         <mc:AlternateContent>
           <mc:Choice Requires="wpg">
             <w:drawing>
-              <wp:anchor distT="0" distB="0" distL="114300" distR="114300" simplePos="0" relativeHeight="251689472" behindDoc="0" locked="0" layoutInCell="1" allowOverlap="1" wp14:anchorId="702C820A" wp14:editId="782ADF9B">
+              <wp:anchor distT="0" distB="0" distL="114300" distR="114300" simplePos="0" relativeHeight="251689472" behindDoc="0" locked="0" layoutInCell="1" allowOverlap="1" wp14:anchorId="702C820A" wp14:editId="4AFB86F7">
                 <wp:simplePos x="0" y="0"/>
                 <wp:positionH relativeFrom="margin">
                   <wp:posOffset>1101090</wp:posOffset>
                 </wp:positionH>
                 <wp:positionV relativeFrom="paragraph">
-                  <wp:posOffset>227965</wp:posOffset>
+                  <wp:posOffset>230505</wp:posOffset>
                 </wp:positionV>
-                <wp:extent cx="2837815" cy="770890"/>
-                <wp:effectExtent l="0" t="0" r="19685" b="0"/>
+                <wp:extent cx="2837815" cy="475859"/>
+                <wp:effectExtent l="0" t="0" r="19685" b="19685"/>
                 <wp:wrapNone/>
                 <wp:docPr id="1410772186" name="Agrupar 4"/>
                 <wp:cNvGraphicFramePr/>
@@ -14282,9 +15731,9 @@
                       <wpg:grpSpPr>
                         <a:xfrm>
                           <a:off x="0" y="0"/>
-                          <a:ext cx="2837815" cy="770890"/>
+                          <a:ext cx="2837815" cy="475859"/>
                           <a:chOff x="86002" y="0"/>
-                          <a:chExt cx="1024920" cy="725232"/>
+                          <a:chExt cx="1024920" cy="447675"/>
                         </a:xfrm>
                       </wpg:grpSpPr>
                       <wps:wsp>
@@ -14328,7 +15777,7 @@
                         <wps:spPr>
                           <a:xfrm>
                             <a:off x="95938" y="66624"/>
-                            <a:ext cx="996085" cy="658608"/>
+                            <a:ext cx="996085" cy="336615"/>
                           </a:xfrm>
                           <a:prstGeom prst="rect">
                             <a:avLst/>
@@ -14356,7 +15805,7 @@
                                   <w:b/>
                                   <w:bCs/>
                                 </w:rPr>
-                                <w:t>18</w:t>
+                                <w:t>20</w:t>
                               </w:r>
                               <w:r>
                                 <w:rPr>
@@ -14454,9 +15903,9 @@
           </mc:Choice>
           <mc:Fallback>
             <w:pict>
-              <v:group w14:anchorId="702C820A" id="_x0000_s1074" style="position:absolute;margin-left:86.7pt;margin-top:17.95pt;width:223.45pt;height:60.7pt;z-index:251689472;mso-position-horizontal-relative:margin;mso-width-relative:margin;mso-height-relative:margin" coordorigin="860" coordsize="10249,7252" o:gfxdata="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">
-                <v:shape id="Seta: Pentágono 1" o:spid="_x0000_s1075" type="#_x0000_t176" style="position:absolute;left:860;width:10249;height:4476;visibility:visible;mso-wrap-style:square;v-text-anchor:middle" o:gfxdata="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" fillcolor="#4f81bd [3204]" strokecolor="#0a121c [484]" strokeweight="2pt"/>
-                <v:shape id="Caixa de Texto 3" o:spid="_x0000_s1076" type="#_x0000_t202" style="position:absolute;left:959;top:666;width:9961;height:6586;visibility:visible;mso-wrap-style:square;v-text-anchor:top" o:gfxdata="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" filled="f" stroked="f" strokeweight=".5pt">
+              <v:group w14:anchorId="702C820A" id="_x0000_s1080" style="position:absolute;margin-left:86.7pt;margin-top:18.15pt;width:223.45pt;height:37.45pt;z-index:251689472;mso-position-horizontal-relative:margin;mso-width-relative:margin;mso-height-relative:margin" coordorigin="860" coordsize="10249,4476" o:gfxdata="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">
+                <v:shape id="Seta: Pentágono 1" o:spid="_x0000_s1081" type="#_x0000_t176" style="position:absolute;left:860;width:10249;height:4476;visibility:visible;mso-wrap-style:square;v-text-anchor:middle" o:gfxdata="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" fillcolor="#4f81bd [3204]" strokecolor="#0a121c [484]" strokeweight="2pt"/>
+                <v:shape id="Caixa de Texto 3" o:spid="_x0000_s1082" type="#_x0000_t202" style="position:absolute;left:959;top:666;width:9961;height:3366;visibility:visible;mso-wrap-style:square;v-text-anchor:top" o:gfxdata="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" filled="f" stroked="f" strokeweight=".5pt">
                   <v:textbox>
                     <w:txbxContent>
                       <w:p>
@@ -14475,7 +15924,7 @@
                             <w:b/>
                             <w:bCs/>
                           </w:rPr>
-                          <w:t>18</w:t>
+                          <w:t>20</w:t>
                         </w:r>
                         <w:r>
                           <w:rPr>
@@ -14879,7 +16328,7 @@
                     <pic:cNvPicPr/>
                   </pic:nvPicPr>
                   <pic:blipFill>
-                    <a:blip r:embed="rId33"/>
+                    <a:blip r:embed="rId35"/>
                     <a:stretch>
                       <a:fillRect/>
                     </a:stretch>
@@ -14929,7 +16378,7 @@
                     <pic:cNvPicPr/>
                   </pic:nvPicPr>
                   <pic:blipFill>
-                    <a:blip r:embed="rId34"/>
+                    <a:blip r:embed="rId36"/>
                     <a:stretch>
                       <a:fillRect/>
                     </a:stretch>
@@ -14969,7 +16418,7 @@
                     <pic:cNvPicPr/>
                   </pic:nvPicPr>
                   <pic:blipFill>
-                    <a:blip r:embed="rId35"/>
+                    <a:blip r:embed="rId37"/>
                     <a:stretch>
                       <a:fillRect/>
                     </a:stretch>
@@ -15027,7 +16476,7 @@
         <mc:AlternateContent>
           <mc:Choice Requires="wpg">
             <w:drawing>
-              <wp:anchor distT="0" distB="0" distL="114300" distR="114300" simplePos="0" relativeHeight="251691520" behindDoc="0" locked="0" layoutInCell="1" allowOverlap="1" wp14:anchorId="3607821D" wp14:editId="619F7CCA">
+              <wp:anchor distT="0" distB="0" distL="114300" distR="114300" simplePos="0" relativeHeight="251691520" behindDoc="0" locked="0" layoutInCell="1" allowOverlap="1" wp14:anchorId="3607821D" wp14:editId="4C49A8EE">
                 <wp:simplePos x="0" y="0"/>
                 <wp:positionH relativeFrom="margin">
                   <wp:align>center</wp:align>
@@ -15035,8 +16484,8 @@
                 <wp:positionV relativeFrom="paragraph">
                   <wp:posOffset>17145</wp:posOffset>
                 </wp:positionV>
-                <wp:extent cx="2837815" cy="695323"/>
-                <wp:effectExtent l="0" t="0" r="19685" b="0"/>
+                <wp:extent cx="2837815" cy="476250"/>
+                <wp:effectExtent l="0" t="0" r="19685" b="19050"/>
                 <wp:wrapNone/>
                 <wp:docPr id="734846391" name="Agrupar 4"/>
                 <wp:cNvGraphicFramePr/>
@@ -15047,9 +16496,9 @@
                       <wpg:grpSpPr>
                         <a:xfrm>
                           <a:off x="0" y="0"/>
-                          <a:ext cx="2837815" cy="695323"/>
+                          <a:ext cx="2837815" cy="476250"/>
                           <a:chOff x="86002" y="0"/>
-                          <a:chExt cx="1024920" cy="653604"/>
+                          <a:chExt cx="1024920" cy="447675"/>
                         </a:xfrm>
                       </wpg:grpSpPr>
                       <wps:wsp>
@@ -15092,8 +16541,8 @@
                         <wps:cNvSpPr txBox="1"/>
                         <wps:spPr>
                           <a:xfrm>
-                            <a:off x="95938" y="66624"/>
-                            <a:ext cx="996085" cy="586980"/>
+                            <a:off x="95938" y="66563"/>
+                            <a:ext cx="996085" cy="327391"/>
                           </a:xfrm>
                           <a:prstGeom prst="rect">
                             <a:avLst/>
@@ -15121,15 +16570,7 @@
                                   <w:b/>
                                   <w:bCs/>
                                 </w:rPr>
-                                <w:t>1</w:t>
-                              </w:r>
-                              <w:r>
-                                <w:rPr>
-                                  <w:rFonts w:ascii="Segoe UI Emoji" w:hAnsi="Segoe UI Emoji" w:cs="Segoe UI Emoji"/>
-                                  <w:b/>
-                                  <w:bCs/>
-                                </w:rPr>
-                                <w:t>9</w:t>
+                                <w:t>21</w:t>
                               </w:r>
                               <w:r>
                                 <w:rPr>
@@ -15227,9 +16668,9 @@
           </mc:Choice>
           <mc:Fallback>
             <w:pict>
-              <v:group w14:anchorId="3607821D" id="_x0000_s1077" style="position:absolute;margin-left:0;margin-top:1.35pt;width:223.45pt;height:54.75pt;z-index:251691520;mso-position-horizontal:center;mso-position-horizontal-relative:margin;mso-width-relative:margin;mso-height-relative:margin" coordorigin="860" coordsize="10249,6536" o:gfxdata="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">
-                <v:shape id="Seta: Pentágono 1" o:spid="_x0000_s1078" type="#_x0000_t176" style="position:absolute;left:860;width:10249;height:4476;visibility:visible;mso-wrap-style:square;v-text-anchor:middle" o:gfxdata="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" fillcolor="#4f81bd [3204]" strokecolor="#0a121c [484]" strokeweight="2pt"/>
-                <v:shape id="Caixa de Texto 3" o:spid="_x0000_s1079" type="#_x0000_t202" style="position:absolute;left:959;top:666;width:9961;height:5870;visibility:visible;mso-wrap-style:square;v-text-anchor:top" o:gfxdata="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" filled="f" stroked="f" strokeweight=".5pt">
+              <v:group w14:anchorId="3607821D" id="_x0000_s1083" style="position:absolute;margin-left:0;margin-top:1.35pt;width:223.45pt;height:37.5pt;z-index:251691520;mso-position-horizontal:center;mso-position-horizontal-relative:margin;mso-width-relative:margin;mso-height-relative:margin" coordorigin="860" coordsize="10249,4476" o:gfxdata="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">
+                <v:shape id="Seta: Pentágono 1" o:spid="_x0000_s1084" type="#_x0000_t176" style="position:absolute;left:860;width:10249;height:4476;visibility:visible;mso-wrap-style:square;v-text-anchor:middle" o:gfxdata="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" fillcolor="#4f81bd [3204]" strokecolor="#0a121c [484]" strokeweight="2pt"/>
+                <v:shape id="Caixa de Texto 3" o:spid="_x0000_s1085" type="#_x0000_t202" style="position:absolute;left:959;top:665;width:9961;height:3274;visibility:visible;mso-wrap-style:square;v-text-anchor:top" o:gfxdata="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" filled="f" stroked="f" strokeweight=".5pt">
                   <v:textbox>
                     <w:txbxContent>
                       <w:p>
@@ -15248,15 +16689,7 @@
                             <w:b/>
                             <w:bCs/>
                           </w:rPr>
-                          <w:t>1</w:t>
-                        </w:r>
-                        <w:r>
-                          <w:rPr>
-                            <w:rFonts w:ascii="Segoe UI Emoji" w:hAnsi="Segoe UI Emoji" w:cs="Segoe UI Emoji"/>
-                            <w:b/>
-                            <w:bCs/>
-                          </w:rPr>
-                          <w:t>9</w:t>
+                          <w:t>21</w:t>
                         </w:r>
                         <w:r>
                           <w:rPr>
@@ -15367,6 +16800,7 @@
           <w:noProof/>
           <w:color w:val="00B050"/>
         </w:rPr>
+        <w:lastRenderedPageBreak/>
         <w:t>✅</w:t>
       </w:r>
       <w:r>
@@ -15569,7 +17003,6 @@
           <w:szCs w:val="24"/>
           <w:lang w:eastAsia="pt-BR"/>
         </w:rPr>
-        <w:lastRenderedPageBreak/>
         <w:t xml:space="preserve">                      </w:t>
       </w:r>
       <w:r>
@@ -15592,7 +17025,7 @@
                     <pic:cNvPicPr/>
                   </pic:nvPicPr>
                   <pic:blipFill>
-                    <a:blip r:embed="rId36"/>
+                    <a:blip r:embed="rId38"/>
                     <a:stretch>
                       <a:fillRect/>
                     </a:stretch>
@@ -15642,7 +17075,7 @@
                     <pic:cNvPicPr/>
                   </pic:nvPicPr>
                   <pic:blipFill>
-                    <a:blip r:embed="rId37"/>
+                    <a:blip r:embed="rId39"/>
                     <a:stretch>
                       <a:fillRect/>
                     </a:stretch>
@@ -15700,7 +17133,7 @@
         <mc:AlternateContent>
           <mc:Choice Requires="wpg">
             <w:drawing>
-              <wp:anchor distT="0" distB="0" distL="114300" distR="114300" simplePos="0" relativeHeight="251693568" behindDoc="0" locked="0" layoutInCell="1" allowOverlap="1" wp14:anchorId="2CAEEBAB" wp14:editId="1957C7AD">
+              <wp:anchor distT="0" distB="0" distL="114300" distR="114300" simplePos="0" relativeHeight="251693568" behindDoc="0" locked="0" layoutInCell="1" allowOverlap="1" wp14:anchorId="2CAEEBAB" wp14:editId="31BA94E1">
                 <wp:simplePos x="0" y="0"/>
                 <wp:positionH relativeFrom="margin">
                   <wp:align>center</wp:align>
@@ -15708,8 +17141,8 @@
                 <wp:positionV relativeFrom="paragraph">
                   <wp:posOffset>5715</wp:posOffset>
                 </wp:positionV>
-                <wp:extent cx="2837815" cy="847723"/>
-                <wp:effectExtent l="0" t="0" r="19685" b="0"/>
+                <wp:extent cx="2837815" cy="476250"/>
+                <wp:effectExtent l="0" t="0" r="19685" b="19050"/>
                 <wp:wrapNone/>
                 <wp:docPr id="1133139946" name="Agrupar 4"/>
                 <wp:cNvGraphicFramePr/>
@@ -15720,9 +17153,9 @@
                       <wpg:grpSpPr>
                         <a:xfrm>
                           <a:off x="0" y="0"/>
-                          <a:ext cx="2837815" cy="847723"/>
+                          <a:ext cx="2837815" cy="476250"/>
                           <a:chOff x="86002" y="0"/>
-                          <a:chExt cx="1024920" cy="796860"/>
+                          <a:chExt cx="1024920" cy="447675"/>
                         </a:xfrm>
                       </wpg:grpSpPr>
                       <wps:wsp>
@@ -15765,8 +17198,8 @@
                         <wps:cNvSpPr txBox="1"/>
                         <wps:spPr>
                           <a:xfrm>
-                            <a:off x="95938" y="66624"/>
-                            <a:ext cx="996085" cy="730236"/>
+                            <a:off x="95938" y="66575"/>
+                            <a:ext cx="996085" cy="345287"/>
                           </a:xfrm>
                           <a:prstGeom prst="rect">
                             <a:avLst/>
@@ -15794,7 +17227,15 @@
                                   <w:b/>
                                   <w:bCs/>
                                 </w:rPr>
-                                <w:t>20</w:t>
+                                <w:t>2</w:t>
+                              </w:r>
+                              <w:r>
+                                <w:rPr>
+                                  <w:rFonts w:ascii="Segoe UI Emoji" w:hAnsi="Segoe UI Emoji" w:cs="Segoe UI Emoji"/>
+                                  <w:b/>
+                                  <w:bCs/>
+                                </w:rPr>
+                                <w:t>2</w:t>
                               </w:r>
                               <w:r>
                                 <w:rPr>
@@ -15892,9 +17333,9 @@
           </mc:Choice>
           <mc:Fallback>
             <w:pict>
-              <v:group w14:anchorId="2CAEEBAB" id="_x0000_s1080" style="position:absolute;margin-left:0;margin-top:.45pt;width:223.45pt;height:66.75pt;z-index:251693568;mso-position-horizontal:center;mso-position-horizontal-relative:margin;mso-width-relative:margin;mso-height-relative:margin" coordorigin="860" coordsize="10249,7968" o:gfxdata="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">
-                <v:shape id="Seta: Pentágono 1" o:spid="_x0000_s1081" type="#_x0000_t176" style="position:absolute;left:860;width:10249;height:4476;visibility:visible;mso-wrap-style:square;v-text-anchor:middle" o:gfxdata="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" fillcolor="#4f81bd [3204]" strokecolor="#0a121c [484]" strokeweight="2pt"/>
-                <v:shape id="Caixa de Texto 3" o:spid="_x0000_s1082" type="#_x0000_t202" style="position:absolute;left:959;top:666;width:9961;height:7302;visibility:visible;mso-wrap-style:square;v-text-anchor:top" o:gfxdata="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" filled="f" stroked="f" strokeweight=".5pt">
+              <v:group w14:anchorId="2CAEEBAB" id="_x0000_s1086" style="position:absolute;margin-left:0;margin-top:.45pt;width:223.45pt;height:37.5pt;z-index:251693568;mso-position-horizontal:center;mso-position-horizontal-relative:margin;mso-width-relative:margin;mso-height-relative:margin" coordorigin="860" coordsize="10249,4476" o:gfxdata="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">
+                <v:shape id="Seta: Pentágono 1" o:spid="_x0000_s1087" type="#_x0000_t176" style="position:absolute;left:860;width:10249;height:4476;visibility:visible;mso-wrap-style:square;v-text-anchor:middle" o:gfxdata="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" fillcolor="#4f81bd [3204]" strokecolor="#0a121c [484]" strokeweight="2pt"/>
+                <v:shape id="Caixa de Texto 3" o:spid="_x0000_s1088" type="#_x0000_t202" style="position:absolute;left:959;top:665;width:9961;height:3453;visibility:visible;mso-wrap-style:square;v-text-anchor:top" o:gfxdata="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" filled="f" stroked="f" strokeweight=".5pt">
                   <v:textbox>
                     <w:txbxContent>
                       <w:p>
@@ -15913,7 +17354,15 @@
                             <w:b/>
                             <w:bCs/>
                           </w:rPr>
-                          <w:t>20</w:t>
+                          <w:t>2</w:t>
+                        </w:r>
+                        <w:r>
+                          <w:rPr>
+                            <w:rFonts w:ascii="Segoe UI Emoji" w:hAnsi="Segoe UI Emoji" w:cs="Segoe UI Emoji"/>
+                            <w:b/>
+                            <w:bCs/>
+                          </w:rPr>
+                          <w:t>2</w:t>
                         </w:r>
                         <w:r>
                           <w:rPr>
@@ -16160,7 +17609,7 @@
                     <pic:cNvPicPr/>
                   </pic:nvPicPr>
                   <pic:blipFill>
-                    <a:blip r:embed="rId38"/>
+                    <a:blip r:embed="rId40"/>
                     <a:stretch>
                       <a:fillRect/>
                     </a:stretch>
@@ -16500,7 +17949,7 @@
                     <pic:cNvPicPr/>
                   </pic:nvPicPr>
                   <pic:blipFill>
-                    <a:blip r:embed="rId39"/>
+                    <a:blip r:embed="rId41"/>
                     <a:stretch>
                       <a:fillRect/>
                     </a:stretch>
@@ -16835,16 +18284,16 @@
         <mc:AlternateContent>
           <mc:Choice Requires="wpg">
             <w:drawing>
-              <wp:anchor distT="0" distB="0" distL="114300" distR="114300" simplePos="0" relativeHeight="251697664" behindDoc="0" locked="0" layoutInCell="1" allowOverlap="1" wp14:anchorId="439B5247" wp14:editId="45135343">
+              <wp:anchor distT="0" distB="0" distL="114300" distR="114300" simplePos="0" relativeHeight="251697664" behindDoc="0" locked="0" layoutInCell="1" allowOverlap="1" wp14:anchorId="439B5247" wp14:editId="1CC3B5F0">
                 <wp:simplePos x="0" y="0"/>
                 <wp:positionH relativeFrom="margin">
                   <wp:posOffset>1148715</wp:posOffset>
                 </wp:positionH>
                 <wp:positionV relativeFrom="paragraph">
-                  <wp:posOffset>5715</wp:posOffset>
+                  <wp:posOffset>6985</wp:posOffset>
                 </wp:positionV>
-                <wp:extent cx="2837815" cy="933450"/>
-                <wp:effectExtent l="0" t="0" r="19685" b="0"/>
+                <wp:extent cx="2837815" cy="476250"/>
+                <wp:effectExtent l="0" t="0" r="19685" b="19050"/>
                 <wp:wrapNone/>
                 <wp:docPr id="988702261" name="Agrupar 4"/>
                 <wp:cNvGraphicFramePr/>
@@ -16855,9 +18304,9 @@
                       <wpg:grpSpPr>
                         <a:xfrm>
                           <a:off x="0" y="0"/>
-                          <a:ext cx="2837815" cy="933450"/>
+                          <a:ext cx="2837815" cy="476250"/>
                           <a:chOff x="86002" y="0"/>
-                          <a:chExt cx="1024920" cy="877443"/>
+                          <a:chExt cx="1024920" cy="447675"/>
                         </a:xfrm>
                       </wpg:grpSpPr>
                       <wps:wsp>
@@ -16901,7 +18350,7 @@
                         <wps:spPr>
                           <a:xfrm>
                             <a:off x="95938" y="66625"/>
-                            <a:ext cx="996085" cy="810818"/>
+                            <a:ext cx="996085" cy="327329"/>
                           </a:xfrm>
                           <a:prstGeom prst="rect">
                             <a:avLst/>
@@ -16929,7 +18378,15 @@
                                   <w:b/>
                                   <w:bCs/>
                                 </w:rPr>
-                                <w:t>21</w:t>
+                                <w:t>2</w:t>
+                              </w:r>
+                              <w:r>
+                                <w:rPr>
+                                  <w:rFonts w:ascii="Segoe UI Emoji" w:hAnsi="Segoe UI Emoji" w:cs="Segoe UI Emoji"/>
+                                  <w:b/>
+                                  <w:bCs/>
+                                </w:rPr>
+                                <w:t>3</w:t>
                               </w:r>
                               <w:r>
                                 <w:rPr>
@@ -17027,9 +18484,9 @@
           </mc:Choice>
           <mc:Fallback>
             <w:pict>
-              <v:group w14:anchorId="439B5247" id="_x0000_s1083" style="position:absolute;left:0;text-align:left;margin-left:90.45pt;margin-top:.45pt;width:223.45pt;height:73.5pt;z-index:251697664;mso-position-horizontal-relative:margin;mso-width-relative:margin;mso-height-relative:margin" coordorigin="860" coordsize="10249,8774" o:gfxdata="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">
-                <v:shape id="Seta: Pentágono 1" o:spid="_x0000_s1084" type="#_x0000_t176" style="position:absolute;left:860;width:10249;height:4476;visibility:visible;mso-wrap-style:square;v-text-anchor:middle" o:gfxdata="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" fillcolor="#4f81bd [3204]" strokecolor="#0a121c [484]" strokeweight="2pt"/>
-                <v:shape id="Caixa de Texto 3" o:spid="_x0000_s1085" type="#_x0000_t202" style="position:absolute;left:959;top:666;width:9961;height:8108;visibility:visible;mso-wrap-style:square;v-text-anchor:top" o:gfxdata="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" filled="f" stroked="f" strokeweight=".5pt">
+              <v:group w14:anchorId="439B5247" id="_x0000_s1089" style="position:absolute;left:0;text-align:left;margin-left:90.45pt;margin-top:.55pt;width:223.45pt;height:37.5pt;z-index:251697664;mso-position-horizontal-relative:margin;mso-width-relative:margin;mso-height-relative:margin" coordorigin="860" coordsize="10249,4476" o:gfxdata="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">
+                <v:shape id="Seta: Pentágono 1" o:spid="_x0000_s1090" type="#_x0000_t176" style="position:absolute;left:860;width:10249;height:4476;visibility:visible;mso-wrap-style:square;v-text-anchor:middle" o:gfxdata="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" fillcolor="#4f81bd [3204]" strokecolor="#0a121c [484]" strokeweight="2pt"/>
+                <v:shape id="Caixa de Texto 3" o:spid="_x0000_s1091" type="#_x0000_t202" style="position:absolute;left:959;top:666;width:9961;height:3273;visibility:visible;mso-wrap-style:square;v-text-anchor:top" o:gfxdata="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" filled="f" stroked="f" strokeweight=".5pt">
                   <v:textbox>
                     <w:txbxContent>
                       <w:p>
@@ -17048,7 +18505,15 @@
                             <w:b/>
                             <w:bCs/>
                           </w:rPr>
-                          <w:t>21</w:t>
+                          <w:t>2</w:t>
+                        </w:r>
+                        <w:r>
+                          <w:rPr>
+                            <w:rFonts w:ascii="Segoe UI Emoji" w:hAnsi="Segoe UI Emoji" w:cs="Segoe UI Emoji"/>
+                            <w:b/>
+                            <w:bCs/>
+                          </w:rPr>
+                          <w:t>3</w:t>
                         </w:r>
                         <w:r>
                           <w:rPr>
@@ -17842,7 +19307,7 @@
                     <pic:cNvPicPr/>
                   </pic:nvPicPr>
                   <pic:blipFill>
-                    <a:blip r:embed="rId40"/>
+                    <a:blip r:embed="rId42"/>
                     <a:stretch>
                       <a:fillRect/>
                     </a:stretch>
@@ -18013,7 +19478,7 @@
                     <pic:cNvPicPr/>
                   </pic:nvPicPr>
                   <pic:blipFill>
-                    <a:blip r:embed="rId41"/>
+                    <a:blip r:embed="rId43"/>
                     <a:stretch>
                       <a:fillRect/>
                     </a:stretch>
@@ -18713,13 +20178,938 @@
     </w:p>
     <w:p>
       <w:pPr>
+        <w:rPr>
+          <w:b/>
+          <w:bCs/>
+        </w:rPr>
+      </w:pPr>
+    </w:p>
+    <w:p>
+      <w:pPr>
+        <w:jc w:val="center"/>
+        <w:rPr>
+          <w:b/>
+          <w:bCs/>
+        </w:rPr>
+      </w:pPr>
+      <w:r>
+        <w:rPr>
+          <w:rFonts w:ascii="Times New Roman" w:eastAsia="Times New Roman" w:hAnsi="Times New Roman" w:cs="Times New Roman"/>
+          <w:noProof/>
+          <w:lang w:eastAsia="pt-BR"/>
+        </w:rPr>
+        <mc:AlternateContent>
+          <mc:Choice Requires="wpg">
+            <w:drawing>
+              <wp:anchor distT="0" distB="0" distL="114300" distR="114300" simplePos="0" relativeHeight="251699712" behindDoc="0" locked="0" layoutInCell="1" allowOverlap="1" wp14:anchorId="744FFDEE" wp14:editId="7B8D569B">
+                <wp:simplePos x="0" y="0"/>
+                <wp:positionH relativeFrom="margin">
+                  <wp:posOffset>1400175</wp:posOffset>
+                </wp:positionH>
+                <wp:positionV relativeFrom="paragraph">
+                  <wp:posOffset>9525</wp:posOffset>
+                </wp:positionV>
+                <wp:extent cx="2837815" cy="476250"/>
+                <wp:effectExtent l="0" t="0" r="19685" b="19050"/>
+                <wp:wrapNone/>
+                <wp:docPr id="1577456013" name="Agrupar 4"/>
+                <wp:cNvGraphicFramePr/>
+                <a:graphic xmlns:a="http://schemas.openxmlformats.org/drawingml/2006/main">
+                  <a:graphicData uri="http://schemas.microsoft.com/office/word/2010/wordprocessingGroup">
+                    <wpg:wgp>
+                      <wpg:cNvGrpSpPr/>
+                      <wpg:grpSpPr>
+                        <a:xfrm>
+                          <a:off x="0" y="0"/>
+                          <a:ext cx="2837815" cy="476250"/>
+                          <a:chOff x="86002" y="0"/>
+                          <a:chExt cx="1024920" cy="447675"/>
+                        </a:xfrm>
+                      </wpg:grpSpPr>
+                      <wps:wsp>
+                        <wps:cNvPr id="205770671" name="Seta: Pentágono 1"/>
+                        <wps:cNvSpPr/>
+                        <wps:spPr>
+                          <a:xfrm>
+                            <a:off x="86002" y="0"/>
+                            <a:ext cx="1024920" cy="447675"/>
+                          </a:xfrm>
+                          <a:prstGeom prst="flowChartAlternateProcess">
+                            <a:avLst/>
+                          </a:prstGeom>
+                        </wps:spPr>
+                        <wps:style>
+                          <a:lnRef idx="2">
+                            <a:schemeClr val="accent1">
+                              <a:shade val="15000"/>
+                            </a:schemeClr>
+                          </a:lnRef>
+                          <a:fillRef idx="1">
+                            <a:schemeClr val="accent1"/>
+                          </a:fillRef>
+                          <a:effectRef idx="0">
+                            <a:schemeClr val="accent1"/>
+                          </a:effectRef>
+                          <a:fontRef idx="minor">
+                            <a:schemeClr val="lt1"/>
+                          </a:fontRef>
+                        </wps:style>
+                        <wps:bodyPr rot="0" spcFirstLastPara="0" vertOverflow="overflow" horzOverflow="overflow" vert="horz" wrap="square" lIns="91440" tIns="45720" rIns="91440" bIns="45720" numCol="1" spcCol="0" rtlCol="0" fromWordArt="0" anchor="ctr" anchorCtr="0" forceAA="0" compatLnSpc="1">
+                          <a:prstTxWarp prst="textNoShape">
+                            <a:avLst/>
+                          </a:prstTxWarp>
+                          <a:noAutofit/>
+                        </wps:bodyPr>
+                      </wps:wsp>
+                      <wps:wsp>
+                        <wps:cNvPr id="453214898" name="Caixa de Texto 3"/>
+                        <wps:cNvSpPr txBox="1"/>
+                        <wps:spPr>
+                          <a:xfrm>
+                            <a:off x="95938" y="66625"/>
+                            <a:ext cx="996085" cy="327329"/>
+                          </a:xfrm>
+                          <a:prstGeom prst="rect">
+                            <a:avLst/>
+                          </a:prstGeom>
+                          <a:noFill/>
+                          <a:ln w="6350">
+                            <a:noFill/>
+                          </a:ln>
+                        </wps:spPr>
+                        <wps:txbx>
+                          <w:txbxContent>
+                            <w:p>
+                              <w:pPr>
+                                <w:spacing w:before="100" w:beforeAutospacing="1" w:after="100" w:afterAutospacing="1" w:line="240" w:lineRule="auto"/>
+                                <w:jc w:val="center"/>
+                                <w:rPr>
+                                  <w:rFonts w:ascii="Segoe UI Emoji" w:hAnsi="Segoe UI Emoji" w:cs="Segoe UI Emoji"/>
+                                  <w:b/>
+                                  <w:bCs/>
+                                </w:rPr>
+                              </w:pPr>
+                              <w:r>
+                                <w:rPr>
+                                  <w:rFonts w:ascii="Segoe UI Emoji" w:hAnsi="Segoe UI Emoji" w:cs="Segoe UI Emoji"/>
+                                  <w:b/>
+                                  <w:bCs/>
+                                </w:rPr>
+                                <w:t>2</w:t>
+                              </w:r>
+                              <w:r>
+                                <w:rPr>
+                                  <w:rFonts w:ascii="Segoe UI Emoji" w:hAnsi="Segoe UI Emoji" w:cs="Segoe UI Emoji"/>
+                                  <w:b/>
+                                  <w:bCs/>
+                                </w:rPr>
+                                <w:t>4</w:t>
+                              </w:r>
+                              <w:r>
+                                <w:rPr>
+                                  <w:rFonts w:ascii="Segoe UI Emoji" w:hAnsi="Segoe UI Emoji" w:cs="Segoe UI Emoji"/>
+                                  <w:b/>
+                                  <w:bCs/>
+                                </w:rPr>
+                                <w:t xml:space="preserve">. </w:t>
+                              </w:r>
+                              <w:r>
+                                <w:rPr>
+                                  <w:rFonts w:ascii="Segoe UI Emoji" w:hAnsi="Segoe UI Emoji" w:cs="Segoe UI Emoji"/>
+                                  <w:b/>
+                                  <w:bCs/>
+                                </w:rPr>
+                                <w:t>🏖️</w:t>
+                              </w:r>
+                              <w:r>
+                                <w:rPr>
+                                  <w:rFonts w:ascii="Segoe UI Emoji" w:hAnsi="Segoe UI Emoji" w:cs="Segoe UI Emoji"/>
+                                  <w:b/>
+                                  <w:bCs/>
+                                </w:rPr>
+                                <w:t xml:space="preserve"> </w:t>
+                              </w:r>
+                              <w:r>
+                                <w:rPr>
+                                  <w:rFonts w:ascii="Segoe UI Emoji" w:hAnsi="Segoe UI Emoji" w:cs="Segoe UI Emoji"/>
+                                  <w:b/>
+                                  <w:bCs/>
+                                </w:rPr>
+                                <w:t>SANDBOX</w:t>
+                              </w:r>
+                            </w:p>
+                            <w:p>
+                              <w:pPr>
+                                <w:spacing w:before="100" w:beforeAutospacing="1" w:after="100" w:afterAutospacing="1" w:line="240" w:lineRule="auto"/>
+                                <w:jc w:val="center"/>
+                                <w:rPr>
+                                  <w:rFonts w:ascii="Segoe UI Emoji" w:hAnsi="Segoe UI Emoji" w:cs="Segoe UI Emoji"/>
+                                  <w:b/>
+                                  <w:bCs/>
+                                </w:rPr>
+                              </w:pPr>
+                            </w:p>
+                            <w:p>
+                              <w:pPr>
+                                <w:spacing w:before="100" w:beforeAutospacing="1" w:after="100" w:afterAutospacing="1" w:line="240" w:lineRule="auto"/>
+                                <w:jc w:val="center"/>
+                                <w:rPr>
+                                  <w:rFonts w:ascii="Segoe UI Emoji" w:hAnsi="Segoe UI Emoji" w:cs="Segoe UI Emoji"/>
+                                  <w:b/>
+                                  <w:bCs/>
+                                </w:rPr>
+                              </w:pPr>
+                            </w:p>
+                            <w:p>
+                              <w:pPr>
+                                <w:spacing w:before="100" w:beforeAutospacing="1" w:after="100" w:afterAutospacing="1" w:line="240" w:lineRule="auto"/>
+                                <w:jc w:val="center"/>
+                                <w:rPr>
+                                  <w:rFonts w:ascii="Segoe UI Emoji" w:hAnsi="Segoe UI Emoji" w:cs="Segoe UI Emoji"/>
+                                  <w:b/>
+                                  <w:bCs/>
+                                </w:rPr>
+                              </w:pPr>
+                            </w:p>
+                            <w:p>
+                              <w:pPr>
+                                <w:spacing w:before="100" w:beforeAutospacing="1" w:after="100" w:afterAutospacing="1" w:line="240" w:lineRule="auto"/>
+                                <w:jc w:val="center"/>
+                              </w:pPr>
+                            </w:p>
+                            <w:p/>
+                          </w:txbxContent>
+                        </wps:txbx>
+                        <wps:bodyPr rot="0" spcFirstLastPara="0" vertOverflow="overflow" horzOverflow="overflow" vert="horz" wrap="square" lIns="91440" tIns="45720" rIns="91440" bIns="45720" numCol="1" spcCol="0" rtlCol="0" fromWordArt="0" anchor="t" anchorCtr="0" forceAA="0" compatLnSpc="1">
+                          <a:prstTxWarp prst="textNoShape">
+                            <a:avLst/>
+                          </a:prstTxWarp>
+                          <a:noAutofit/>
+                        </wps:bodyPr>
+                      </wps:wsp>
+                    </wpg:wgp>
+                  </a:graphicData>
+                </a:graphic>
+                <wp14:sizeRelH relativeFrom="margin">
+                  <wp14:pctWidth>0</wp14:pctWidth>
+                </wp14:sizeRelH>
+                <wp14:sizeRelV relativeFrom="margin">
+                  <wp14:pctHeight>0</wp14:pctHeight>
+                </wp14:sizeRelV>
+              </wp:anchor>
+            </w:drawing>
+          </mc:Choice>
+          <mc:Fallback>
+            <w:pict>
+              <v:group w14:anchorId="744FFDEE" id="_x0000_s1092" style="position:absolute;left:0;text-align:left;margin-left:110.25pt;margin-top:.75pt;width:223.45pt;height:37.5pt;z-index:251699712;mso-position-horizontal-relative:margin;mso-width-relative:margin;mso-height-relative:margin" coordorigin="860" coordsize="10249,4476" o:gfxdata="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">
+                <v:shape id="Seta: Pentágono 1" o:spid="_x0000_s1093" type="#_x0000_t176" style="position:absolute;left:860;width:10249;height:4476;visibility:visible;mso-wrap-style:square;v-text-anchor:middle" o:gfxdata="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" fillcolor="#4f81bd [3204]" strokecolor="#0a121c [484]" strokeweight="2pt"/>
+                <v:shape id="Caixa de Texto 3" o:spid="_x0000_s1094" type="#_x0000_t202" style="position:absolute;left:959;top:666;width:9961;height:3273;visibility:visible;mso-wrap-style:square;v-text-anchor:top" o:gfxdata="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" filled="f" stroked="f" strokeweight=".5pt">
+                  <v:textbox>
+                    <w:txbxContent>
+                      <w:p>
+                        <w:pPr>
+                          <w:spacing w:before="100" w:beforeAutospacing="1" w:after="100" w:afterAutospacing="1" w:line="240" w:lineRule="auto"/>
+                          <w:jc w:val="center"/>
+                          <w:rPr>
+                            <w:rFonts w:ascii="Segoe UI Emoji" w:hAnsi="Segoe UI Emoji" w:cs="Segoe UI Emoji"/>
+                            <w:b/>
+                            <w:bCs/>
+                          </w:rPr>
+                        </w:pPr>
+                        <w:r>
+                          <w:rPr>
+                            <w:rFonts w:ascii="Segoe UI Emoji" w:hAnsi="Segoe UI Emoji" w:cs="Segoe UI Emoji"/>
+                            <w:b/>
+                            <w:bCs/>
+                          </w:rPr>
+                          <w:t>2</w:t>
+                        </w:r>
+                        <w:r>
+                          <w:rPr>
+                            <w:rFonts w:ascii="Segoe UI Emoji" w:hAnsi="Segoe UI Emoji" w:cs="Segoe UI Emoji"/>
+                            <w:b/>
+                            <w:bCs/>
+                          </w:rPr>
+                          <w:t>4</w:t>
+                        </w:r>
+                        <w:r>
+                          <w:rPr>
+                            <w:rFonts w:ascii="Segoe UI Emoji" w:hAnsi="Segoe UI Emoji" w:cs="Segoe UI Emoji"/>
+                            <w:b/>
+                            <w:bCs/>
+                          </w:rPr>
+                          <w:t xml:space="preserve">. </w:t>
+                        </w:r>
+                        <w:r>
+                          <w:rPr>
+                            <w:rFonts w:ascii="Segoe UI Emoji" w:hAnsi="Segoe UI Emoji" w:cs="Segoe UI Emoji"/>
+                            <w:b/>
+                            <w:bCs/>
+                          </w:rPr>
+                          <w:t>🏖️</w:t>
+                        </w:r>
+                        <w:r>
+                          <w:rPr>
+                            <w:rFonts w:ascii="Segoe UI Emoji" w:hAnsi="Segoe UI Emoji" w:cs="Segoe UI Emoji"/>
+                            <w:b/>
+                            <w:bCs/>
+                          </w:rPr>
+                          <w:t xml:space="preserve"> </w:t>
+                        </w:r>
+                        <w:r>
+                          <w:rPr>
+                            <w:rFonts w:ascii="Segoe UI Emoji" w:hAnsi="Segoe UI Emoji" w:cs="Segoe UI Emoji"/>
+                            <w:b/>
+                            <w:bCs/>
+                          </w:rPr>
+                          <w:t>SANDBOX</w:t>
+                        </w:r>
+                      </w:p>
+                      <w:p>
+                        <w:pPr>
+                          <w:spacing w:before="100" w:beforeAutospacing="1" w:after="100" w:afterAutospacing="1" w:line="240" w:lineRule="auto"/>
+                          <w:jc w:val="center"/>
+                          <w:rPr>
+                            <w:rFonts w:ascii="Segoe UI Emoji" w:hAnsi="Segoe UI Emoji" w:cs="Segoe UI Emoji"/>
+                            <w:b/>
+                            <w:bCs/>
+                          </w:rPr>
+                        </w:pPr>
+                      </w:p>
+                      <w:p>
+                        <w:pPr>
+                          <w:spacing w:before="100" w:beforeAutospacing="1" w:after="100" w:afterAutospacing="1" w:line="240" w:lineRule="auto"/>
+                          <w:jc w:val="center"/>
+                          <w:rPr>
+                            <w:rFonts w:ascii="Segoe UI Emoji" w:hAnsi="Segoe UI Emoji" w:cs="Segoe UI Emoji"/>
+                            <w:b/>
+                            <w:bCs/>
+                          </w:rPr>
+                        </w:pPr>
+                      </w:p>
+                      <w:p>
+                        <w:pPr>
+                          <w:spacing w:before="100" w:beforeAutospacing="1" w:after="100" w:afterAutospacing="1" w:line="240" w:lineRule="auto"/>
+                          <w:jc w:val="center"/>
+                          <w:rPr>
+                            <w:rFonts w:ascii="Segoe UI Emoji" w:hAnsi="Segoe UI Emoji" w:cs="Segoe UI Emoji"/>
+                            <w:b/>
+                            <w:bCs/>
+                          </w:rPr>
+                        </w:pPr>
+                      </w:p>
+                      <w:p>
+                        <w:pPr>
+                          <w:spacing w:before="100" w:beforeAutospacing="1" w:after="100" w:afterAutospacing="1" w:line="240" w:lineRule="auto"/>
+                          <w:jc w:val="center"/>
+                        </w:pPr>
+                      </w:p>
+                      <w:p/>
+                    </w:txbxContent>
+                  </v:textbox>
+                </v:shape>
+                <w10:wrap anchorx="margin"/>
+              </v:group>
+            </w:pict>
+          </mc:Fallback>
+        </mc:AlternateContent>
+      </w:r>
+    </w:p>
+    <w:p>
+      <w:pPr>
+        <w:rPr>
+          <w:b/>
+          <w:bCs/>
+        </w:rPr>
+      </w:pPr>
+    </w:p>
+    <w:p>
+      <w:pPr>
+        <w:tabs>
+          <w:tab w:val="left" w:pos="5940"/>
+        </w:tabs>
+        <w:spacing w:after="0"/>
+        <w:rPr>
+          <w:rFonts w:cstheme="minorHAnsi"/>
+          <w:noProof/>
+        </w:rPr>
+      </w:pPr>
+      <w:r>
+        <w:rPr>
+          <w:rFonts w:ascii="Segoe UI Emoji" w:hAnsi="Segoe UI Emoji" w:cs="Segoe UI Emoji"/>
+          <w:noProof/>
+          <w:color w:val="00B050"/>
+        </w:rPr>
+        <w:t>✅</w:t>
+      </w:r>
+      <w:r>
+        <w:rPr>
+          <w:rFonts w:cstheme="minorHAnsi"/>
+          <w:noProof/>
+          <w:color w:val="00B050"/>
+        </w:rPr>
+        <w:t xml:space="preserve"> </w:t>
+      </w:r>
+      <w:r>
+        <w:rPr>
+          <w:rFonts w:cstheme="minorHAnsi"/>
+          <w:noProof/>
+        </w:rPr>
+        <w:t>Resumo simples:</w:t>
+      </w:r>
+    </w:p>
+    <w:p>
+      <w:pPr>
+        <w:pStyle w:val="PargrafodaLista"/>
+        <w:numPr>
+          <w:ilvl w:val="0"/>
+          <w:numId w:val="66"/>
+        </w:numPr>
         <w:tabs>
           <w:tab w:val="left" w:pos="6300"/>
         </w:tabs>
         <w:spacing w:after="0"/>
         <w:jc w:val="both"/>
         <w:rPr>
-          <w:lang w:eastAsia="pt-BR"/>
+          <w:rFonts w:eastAsia="Times New Roman" w:cstheme="minorHAnsi"/>
+          <w:lang w:eastAsia="pt-BR"/>
+        </w:rPr>
+      </w:pPr>
+      <w:proofErr w:type="spellStart"/>
+      <w:r>
+        <w:rPr>
+          <w:rFonts w:cstheme="minorHAnsi"/>
+          <w:b/>
+          <w:bCs/>
+          <w:color w:val="004E9A"/>
+        </w:rPr>
+        <w:t>sandbox</w:t>
+      </w:r>
+      <w:proofErr w:type="spellEnd"/>
+      <w:r>
+        <w:rPr>
+          <w:rFonts w:cstheme="minorHAnsi"/>
+          <w:color w:val="004E9A"/>
+        </w:rPr>
+        <w:t xml:space="preserve"> </w:t>
+      </w:r>
+      <w:r>
+        <w:rPr>
+          <w:rFonts w:cstheme="minorHAnsi"/>
+        </w:rPr>
+        <w:t xml:space="preserve">é um atributo do &lt;iframe&gt; que </w:t>
+      </w:r>
+      <w:r>
+        <w:rPr>
+          <w:rFonts w:cstheme="minorHAnsi"/>
+          <w:b/>
+          <w:bCs/>
+        </w:rPr>
+        <w:t>limita o que o conteúdo dentro dele pode fazer</w:t>
+      </w:r>
+      <w:r>
+        <w:rPr>
+          <w:rFonts w:cstheme="minorHAnsi"/>
+        </w:rPr>
+        <w:t>.</w:t>
+      </w:r>
+      <w:r>
+        <w:rPr>
+          <w:rFonts w:cstheme="minorHAnsi"/>
+        </w:rPr>
+        <w:t xml:space="preserve"> </w:t>
+      </w:r>
+      <w:r>
+        <w:rPr>
+          <w:rFonts w:eastAsia="Times New Roman" w:cstheme="minorHAnsi"/>
+          <w:b/>
+          <w:bCs/>
+          <w:lang w:eastAsia="pt-BR"/>
+        </w:rPr>
+        <w:t>Aumenta</w:t>
+      </w:r>
+      <w:r>
+        <w:rPr>
+          <w:rFonts w:eastAsia="Times New Roman" w:cstheme="minorHAnsi"/>
+          <w:b/>
+          <w:bCs/>
+          <w:lang w:eastAsia="pt-BR"/>
+        </w:rPr>
+        <w:t xml:space="preserve"> a segurança</w:t>
+      </w:r>
+      <w:r>
+        <w:rPr>
+          <w:rFonts w:eastAsia="Times New Roman" w:cstheme="minorHAnsi"/>
+          <w:lang w:eastAsia="pt-BR"/>
+        </w:rPr>
+        <w:t xml:space="preserve"> ao embutir conteúdo de terceiros, evitando que scripts maliciosos</w:t>
+      </w:r>
+      <w:r>
+        <w:rPr>
+          <w:rFonts w:eastAsia="Times New Roman" w:cstheme="minorHAnsi"/>
+          <w:lang w:eastAsia="pt-BR"/>
+        </w:rPr>
+        <w:t xml:space="preserve"> </w:t>
+      </w:r>
+      <w:r>
+        <w:rPr>
+          <w:rFonts w:eastAsia="Times New Roman" w:cstheme="minorHAnsi"/>
+          <w:lang w:eastAsia="pt-BR"/>
+        </w:rPr>
+        <w:t>prejudiquem sua página.</w:t>
+      </w:r>
+      <w:r>
+        <w:rPr>
+          <w:rFonts w:eastAsia="Times New Roman" w:cstheme="minorHAnsi"/>
+          <w:b/>
+          <w:lang w:eastAsia="pt-BR"/>
+        </w:rPr>
+        <w:t xml:space="preserve"> </w:t>
+      </w:r>
+    </w:p>
+    <w:p>
+      <w:pPr>
+        <w:spacing w:after="0"/>
+        <w:rPr>
+          <w:rFonts w:ascii="Segoe UI Emoji" w:eastAsia="Times New Roman" w:hAnsi="Segoe UI Emoji" w:cs="Segoe UI Emoji"/>
+          <w:sz w:val="24"/>
+          <w:szCs w:val="24"/>
+          <w:lang w:eastAsia="pt-BR"/>
+        </w:rPr>
+      </w:pPr>
+      <w:r>
+        <w:rPr>
+          <w:rFonts w:ascii="Segoe UI Emoji" w:eastAsia="Times New Roman" w:hAnsi="Segoe UI Emoji" w:cs="Segoe UI Emoji"/>
+          <w:sz w:val="24"/>
+          <w:szCs w:val="24"/>
+          <w:lang w:eastAsia="pt-BR"/>
+        </w:rPr>
+        <w:t>📌</w:t>
+      </w:r>
+      <w:r>
+        <w:rPr>
+          <w:rFonts w:ascii="Segoe UI Emoji" w:eastAsia="Times New Roman" w:hAnsi="Segoe UI Emoji" w:cs="Segoe UI Emoji"/>
+          <w:sz w:val="24"/>
+          <w:szCs w:val="24"/>
+          <w:lang w:eastAsia="pt-BR"/>
+        </w:rPr>
+        <w:t xml:space="preserve"> </w:t>
+      </w:r>
+      <w:r>
+        <w:rPr>
+          <w:rFonts w:ascii="Segoe UI Emoji" w:eastAsia="Times New Roman" w:hAnsi="Segoe UI Emoji" w:cs="Segoe UI Emoji"/>
+          <w:sz w:val="24"/>
+          <w:szCs w:val="24"/>
+          <w:lang w:eastAsia="pt-BR"/>
+        </w:rPr>
+        <w:t>Exemplo prático:</w:t>
+      </w:r>
+    </w:p>
+    <w:p>
+      <w:pPr>
+        <w:spacing w:after="0"/>
+        <w:rPr>
+          <w:rFonts w:ascii="Segoe UI Emoji" w:eastAsia="Times New Roman" w:hAnsi="Segoe UI Emoji" w:cs="Segoe UI Emoji"/>
+          <w:color w:val="004E9A"/>
+          <w:sz w:val="24"/>
+          <w:szCs w:val="24"/>
+          <w:lang w:eastAsia="pt-BR"/>
+        </w:rPr>
+      </w:pPr>
+      <w:r>
+        <w:rPr>
+          <w:rFonts w:ascii="Segoe UI Emoji" w:eastAsia="Times New Roman" w:hAnsi="Segoe UI Emoji" w:cs="Segoe UI Emoji"/>
+          <w:color w:val="004E9A"/>
+          <w:sz w:val="24"/>
+          <w:szCs w:val="24"/>
+          <w:lang w:eastAsia="pt-BR"/>
+        </w:rPr>
+        <w:t xml:space="preserve">&lt;iframe </w:t>
+      </w:r>
+      <w:proofErr w:type="spellStart"/>
+      <w:r>
+        <w:rPr>
+          <w:rFonts w:ascii="Segoe UI Emoji" w:eastAsia="Times New Roman" w:hAnsi="Segoe UI Emoji" w:cs="Segoe UI Emoji"/>
+          <w:color w:val="004E9A"/>
+          <w:sz w:val="24"/>
+          <w:szCs w:val="24"/>
+          <w:lang w:eastAsia="pt-BR"/>
+        </w:rPr>
+        <w:t>src</w:t>
+      </w:r>
+      <w:proofErr w:type="spellEnd"/>
+      <w:r>
+        <w:rPr>
+          <w:rFonts w:ascii="Segoe UI Emoji" w:eastAsia="Times New Roman" w:hAnsi="Segoe UI Emoji" w:cs="Segoe UI Emoji"/>
+          <w:color w:val="004E9A"/>
+          <w:sz w:val="24"/>
+          <w:szCs w:val="24"/>
+          <w:lang w:eastAsia="pt-BR"/>
+        </w:rPr>
+        <w:t xml:space="preserve">="externo.html" </w:t>
+      </w:r>
+      <w:proofErr w:type="spellStart"/>
+      <w:r>
+        <w:rPr>
+          <w:rFonts w:ascii="Segoe UI Emoji" w:eastAsia="Times New Roman" w:hAnsi="Segoe UI Emoji" w:cs="Segoe UI Emoji"/>
+          <w:color w:val="004E9A"/>
+          <w:sz w:val="24"/>
+          <w:szCs w:val="24"/>
+          <w:lang w:eastAsia="pt-BR"/>
+        </w:rPr>
+        <w:t>sandbox</w:t>
+      </w:r>
+      <w:proofErr w:type="spellEnd"/>
+      <w:r>
+        <w:rPr>
+          <w:rFonts w:ascii="Segoe UI Emoji" w:eastAsia="Times New Roman" w:hAnsi="Segoe UI Emoji" w:cs="Segoe UI Emoji"/>
+          <w:color w:val="004E9A"/>
+          <w:sz w:val="24"/>
+          <w:szCs w:val="24"/>
+          <w:lang w:eastAsia="pt-BR"/>
+        </w:rPr>
+        <w:t>="</w:t>
+      </w:r>
+      <w:proofErr w:type="spellStart"/>
+      <w:r>
+        <w:rPr>
+          <w:rFonts w:ascii="Segoe UI Emoji" w:eastAsia="Times New Roman" w:hAnsi="Segoe UI Emoji" w:cs="Segoe UI Emoji"/>
+          <w:color w:val="004E9A"/>
+          <w:sz w:val="24"/>
+          <w:szCs w:val="24"/>
+          <w:lang w:eastAsia="pt-BR"/>
+        </w:rPr>
+        <w:t>allow</w:t>
+      </w:r>
+      <w:proofErr w:type="spellEnd"/>
+      <w:r>
+        <w:rPr>
+          <w:rFonts w:ascii="Segoe UI Emoji" w:eastAsia="Times New Roman" w:hAnsi="Segoe UI Emoji" w:cs="Segoe UI Emoji"/>
+          <w:color w:val="004E9A"/>
+          <w:sz w:val="24"/>
+          <w:szCs w:val="24"/>
+          <w:lang w:eastAsia="pt-BR"/>
+        </w:rPr>
+        <w:t xml:space="preserve">-scripts </w:t>
+      </w:r>
+      <w:proofErr w:type="spellStart"/>
+      <w:r>
+        <w:rPr>
+          <w:rFonts w:ascii="Segoe UI Emoji" w:eastAsia="Times New Roman" w:hAnsi="Segoe UI Emoji" w:cs="Segoe UI Emoji"/>
+          <w:color w:val="004E9A"/>
+          <w:sz w:val="24"/>
+          <w:szCs w:val="24"/>
+          <w:lang w:eastAsia="pt-BR"/>
+        </w:rPr>
+        <w:t>allow-forms</w:t>
+      </w:r>
+      <w:proofErr w:type="spellEnd"/>
+      <w:r>
+        <w:rPr>
+          <w:rFonts w:ascii="Segoe UI Emoji" w:eastAsia="Times New Roman" w:hAnsi="Segoe UI Emoji" w:cs="Segoe UI Emoji"/>
+          <w:color w:val="004E9A"/>
+          <w:sz w:val="24"/>
+          <w:szCs w:val="24"/>
+          <w:lang w:eastAsia="pt-BR"/>
+        </w:rPr>
+        <w:t>"&gt;&lt;/iframe&gt;</w:t>
+      </w:r>
+    </w:p>
+    <w:p>
+      <w:pPr>
+        <w:rPr>
+          <w:b/>
+          <w:bCs/>
+        </w:rPr>
+      </w:pPr>
+      <w:r>
+        <w:rPr>
+          <w:b/>
+          <w:bCs/>
+        </w:rPr>
+        <w:t xml:space="preserve">                          </w:t>
+      </w:r>
+      <w:r>
+        <w:rPr>
+          <w:noProof/>
+        </w:rPr>
+        <w:drawing>
+          <wp:inline distT="0" distB="0" distL="0" distR="0" wp14:anchorId="71ED5CCB" wp14:editId="15C748AC">
+            <wp:extent cx="3459079" cy="1095375"/>
+            <wp:effectExtent l="0" t="0" r="8255" b="0"/>
+            <wp:docPr id="186515848" name="Imagem 1"/>
+            <wp:cNvGraphicFramePr>
+              <a:graphicFrameLocks xmlns:a="http://schemas.openxmlformats.org/drawingml/2006/main" noChangeAspect="1"/>
+            </wp:cNvGraphicFramePr>
+            <a:graphic xmlns:a="http://schemas.openxmlformats.org/drawingml/2006/main">
+              <a:graphicData uri="http://schemas.openxmlformats.org/drawingml/2006/picture">
+                <pic:pic xmlns:pic="http://schemas.openxmlformats.org/drawingml/2006/picture">
+                  <pic:nvPicPr>
+                    <pic:cNvPr id="186515848" name=""/>
+                    <pic:cNvPicPr/>
+                  </pic:nvPicPr>
+                  <pic:blipFill>
+                    <a:blip r:embed="rId44">
+                      <a:extLst>
+                        <a:ext uri="{28A0092B-C50C-407E-A947-70E740481C1C}">
+                          <a14:useLocalDpi xmlns:a14="http://schemas.microsoft.com/office/drawing/2010/main" val="0"/>
+                        </a:ext>
+                      </a:extLst>
+                    </a:blip>
+                    <a:stretch>
+                      <a:fillRect/>
+                    </a:stretch>
+                  </pic:blipFill>
+                  <pic:spPr>
+                    <a:xfrm>
+                      <a:off x="0" y="0"/>
+                      <a:ext cx="3495006" cy="1106752"/>
+                    </a:xfrm>
+                    <a:prstGeom prst="rect">
+                      <a:avLst/>
+                    </a:prstGeom>
+                  </pic:spPr>
+                </pic:pic>
+              </a:graphicData>
+            </a:graphic>
+          </wp:inline>
+        </w:drawing>
+      </w:r>
+    </w:p>
+    <w:p>
+      <w:pPr>
+        <w:spacing w:after="0"/>
+        <w:rPr>
+          <w:rFonts w:ascii="Segoe UI Emoji" w:eastAsia="Times New Roman" w:hAnsi="Segoe UI Emoji" w:cs="Segoe UI Emoji"/>
+          <w:b/>
+          <w:bCs/>
+          <w:sz w:val="24"/>
+          <w:szCs w:val="24"/>
+          <w:lang w:eastAsia="pt-BR"/>
+        </w:rPr>
+      </w:pPr>
+      <w:r>
+        <w:rPr>
+          <w:rFonts w:ascii="Segoe UI Emoji" w:eastAsia="Times New Roman" w:hAnsi="Segoe UI Emoji" w:cs="Segoe UI Emoji"/>
+          <w:b/>
+          <w:bCs/>
+          <w:sz w:val="24"/>
+          <w:szCs w:val="24"/>
+          <w:lang w:eastAsia="pt-BR"/>
+        </w:rPr>
+        <w:lastRenderedPageBreak/>
+        <w:t xml:space="preserve">💡 </w:t>
+      </w:r>
+      <w:r>
+        <w:rPr>
+          <w:noProof/>
+        </w:rPr>
+        <w:t>Dica rápida</w:t>
+      </w:r>
+      <w:r>
+        <w:rPr>
+          <w:noProof/>
+        </w:rPr>
+        <w:t>:</w:t>
+      </w:r>
+    </w:p>
+    <w:p>
+      <w:pPr>
+        <w:pStyle w:val="PargrafodaLista"/>
+        <w:numPr>
+          <w:ilvl w:val="0"/>
+          <w:numId w:val="66"/>
+        </w:numPr>
+        <w:rPr>
+          <w:bCs/>
+          <w:lang w:eastAsia="pt-BR"/>
+        </w:rPr>
+      </w:pPr>
+      <w:r>
+        <w:rPr>
+          <w:bCs/>
+          <w:lang w:eastAsia="pt-BR"/>
+        </w:rPr>
+        <w:t xml:space="preserve">Quando você usa </w:t>
+      </w:r>
+      <w:proofErr w:type="spellStart"/>
+      <w:r>
+        <w:rPr>
+          <w:rFonts w:ascii="Segoe UI Emoji" w:eastAsia="Times New Roman" w:hAnsi="Segoe UI Emoji" w:cs="Segoe UI Emoji"/>
+          <w:color w:val="004E9A"/>
+          <w:sz w:val="24"/>
+          <w:szCs w:val="24"/>
+          <w:lang w:eastAsia="pt-BR"/>
+        </w:rPr>
+        <w:t>sandbox</w:t>
+      </w:r>
+      <w:proofErr w:type="spellEnd"/>
+      <w:r>
+        <w:rPr>
+          <w:rFonts w:ascii="Segoe UI Emoji" w:eastAsia="Times New Roman" w:hAnsi="Segoe UI Emoji" w:cs="Segoe UI Emoji"/>
+          <w:color w:val="004E9A"/>
+          <w:sz w:val="24"/>
+          <w:szCs w:val="24"/>
+          <w:lang w:eastAsia="pt-BR"/>
+        </w:rPr>
+        <w:t>=</w:t>
+      </w:r>
+      <w:r>
+        <w:rPr>
+          <w:rFonts w:ascii="Segoe UI Emoji" w:eastAsia="Times New Roman" w:hAnsi="Segoe UI Emoji" w:cs="Segoe UI Emoji"/>
+          <w:color w:val="004E9A"/>
+          <w:sz w:val="24"/>
+          <w:szCs w:val="24"/>
+          <w:lang w:eastAsia="pt-BR"/>
+        </w:rPr>
+        <w:t xml:space="preserve"> </w:t>
+      </w:r>
+      <w:r>
+        <w:rPr>
+          <w:rFonts w:ascii="Segoe UI Emoji" w:eastAsia="Times New Roman" w:hAnsi="Segoe UI Emoji" w:cs="Segoe UI Emoji"/>
+          <w:color w:val="004E9A"/>
+          <w:sz w:val="24"/>
+          <w:szCs w:val="24"/>
+          <w:lang w:eastAsia="pt-BR"/>
+        </w:rPr>
+        <w:t>“</w:t>
+      </w:r>
+      <w:proofErr w:type="spellStart"/>
+      <w:r>
+        <w:rPr>
+          <w:rFonts w:ascii="Segoe UI Emoji" w:eastAsia="Times New Roman" w:hAnsi="Segoe UI Emoji" w:cs="Segoe UI Emoji"/>
+          <w:color w:val="004E9A"/>
+          <w:sz w:val="24"/>
+          <w:szCs w:val="24"/>
+          <w:lang w:eastAsia="pt-BR"/>
+        </w:rPr>
+        <w:t>sandbox</w:t>
+      </w:r>
+      <w:proofErr w:type="spellEnd"/>
+      <w:r>
+        <w:rPr>
+          <w:rFonts w:ascii="Segoe UI Emoji" w:eastAsia="Times New Roman" w:hAnsi="Segoe UI Emoji" w:cs="Segoe UI Emoji"/>
+          <w:color w:val="004E9A"/>
+          <w:sz w:val="24"/>
+          <w:szCs w:val="24"/>
+          <w:lang w:eastAsia="pt-BR"/>
+        </w:rPr>
+        <w:t>”</w:t>
+      </w:r>
+      <w:r>
+        <w:rPr>
+          <w:bCs/>
+          <w:lang w:eastAsia="pt-BR"/>
+        </w:rPr>
+        <w:t xml:space="preserve">, ele </w:t>
+      </w:r>
+      <w:r>
+        <w:rPr>
+          <w:b/>
+          <w:bCs/>
+          <w:lang w:eastAsia="pt-BR"/>
+        </w:rPr>
+        <w:t>bloqueia tudo</w:t>
+      </w:r>
+      <w:r>
+        <w:rPr>
+          <w:bCs/>
+          <w:lang w:eastAsia="pt-BR"/>
+        </w:rPr>
+        <w:t xml:space="preserve"> por padrão:</w:t>
+      </w:r>
+      <w:r>
+        <w:rPr>
+          <w:rFonts w:ascii="Times New Roman" w:eastAsia="Times New Roman" w:hAnsi="Symbol" w:cs="Times New Roman"/>
+          <w:sz w:val="24"/>
+          <w:szCs w:val="24"/>
+          <w:lang w:eastAsia="pt-BR"/>
+        </w:rPr>
+        <w:t xml:space="preserve"> </w:t>
+      </w:r>
+      <w:r>
+        <w:rPr>
+          <w:bCs/>
+          <w:lang w:eastAsia="pt-BR"/>
+        </w:rPr>
+        <w:t>Sem</w:t>
+      </w:r>
+      <w:r>
+        <w:rPr>
+          <w:bCs/>
+          <w:lang w:eastAsia="pt-BR"/>
+        </w:rPr>
+        <w:t xml:space="preserve"> </w:t>
+      </w:r>
+      <w:r>
+        <w:rPr>
+          <w:bCs/>
+          <w:lang w:eastAsia="pt-BR"/>
+        </w:rPr>
+        <w:t>scripts</w:t>
+      </w:r>
+      <w:r>
+        <w:rPr>
+          <w:bCs/>
+          <w:lang w:eastAsia="pt-BR"/>
+        </w:rPr>
+        <w:t>,</w:t>
+      </w:r>
+      <w:r>
+        <w:rPr>
+          <w:bCs/>
+          <w:lang w:eastAsia="pt-BR"/>
+        </w:rPr>
+        <w:t xml:space="preserve"> formulários</w:t>
+      </w:r>
+      <w:r>
+        <w:rPr>
+          <w:bCs/>
+          <w:lang w:eastAsia="pt-BR"/>
+        </w:rPr>
+        <w:t xml:space="preserve">, </w:t>
+      </w:r>
+      <w:r>
+        <w:rPr>
+          <w:bCs/>
+          <w:lang w:eastAsia="pt-BR"/>
+        </w:rPr>
+        <w:t>pop-ups</w:t>
+      </w:r>
+      <w:r>
+        <w:rPr>
+          <w:bCs/>
+          <w:lang w:eastAsia="pt-BR"/>
+        </w:rPr>
+        <w:t xml:space="preserve"> e sem </w:t>
+      </w:r>
+      <w:r>
+        <w:rPr>
+          <w:bCs/>
+          <w:lang w:eastAsia="pt-BR"/>
+        </w:rPr>
+        <w:t>acesso ao site pai.</w:t>
+      </w:r>
+    </w:p>
+    <w:p>
+      <w:pPr>
+        <w:ind w:left="360"/>
+        <w:rPr>
+          <w:bCs/>
+          <w:lang w:eastAsia="pt-BR"/>
+        </w:rPr>
+      </w:pPr>
+      <w:r>
+        <w:pict w14:anchorId="08FC8D4C">
+          <v:rect id="_x0000_i1045" style="width:0;height:1.5pt" o:hralign="center" o:bullet="t" o:hrstd="t" o:hr="t" fillcolor="#a0a0a0" stroked="f"/>
+        </w:pict>
+      </w:r>
+    </w:p>
+    <w:p>
+      <w:pPr>
+        <w:rPr>
+          <w:b/>
+          <w:bCs/>
         </w:rPr>
       </w:pPr>
     </w:p>
@@ -18731,95 +21121,874 @@
           <w:bCs/>
         </w:rPr>
       </w:pPr>
-    </w:p>
-    <w:p>
-      <w:pPr>
-        <w:jc w:val="center"/>
-        <w:rPr>
-          <w:b/>
-          <w:bCs/>
-        </w:rPr>
-      </w:pPr>
-    </w:p>
-    <w:p>
-      <w:pPr>
-        <w:jc w:val="center"/>
-        <w:rPr>
-          <w:b/>
-          <w:bCs/>
-        </w:rPr>
-      </w:pPr>
-    </w:p>
-    <w:p>
-      <w:pPr>
-        <w:jc w:val="center"/>
-        <w:rPr>
-          <w:b/>
-          <w:bCs/>
-        </w:rPr>
-      </w:pPr>
-    </w:p>
-    <w:p>
-      <w:pPr>
-        <w:jc w:val="center"/>
-        <w:rPr>
-          <w:b/>
-          <w:bCs/>
-        </w:rPr>
-      </w:pPr>
-    </w:p>
-    <w:p>
-      <w:pPr>
-        <w:jc w:val="center"/>
-        <w:rPr>
-          <w:b/>
-          <w:bCs/>
-        </w:rPr>
-      </w:pPr>
-    </w:p>
-    <w:p>
-      <w:pPr>
-        <w:jc w:val="center"/>
-        <w:rPr>
-          <w:b/>
-          <w:bCs/>
-        </w:rPr>
-      </w:pPr>
-    </w:p>
-    <w:p>
-      <w:pPr>
-        <w:jc w:val="center"/>
-        <w:rPr>
-          <w:b/>
-          <w:bCs/>
-        </w:rPr>
-      </w:pPr>
-    </w:p>
-    <w:p>
-      <w:pPr>
-        <w:jc w:val="center"/>
-        <w:rPr>
-          <w:b/>
-          <w:bCs/>
-        </w:rPr>
-      </w:pPr>
-    </w:p>
-    <w:p>
-      <w:pPr>
-        <w:jc w:val="center"/>
-        <w:rPr>
-          <w:b/>
-          <w:bCs/>
-        </w:rPr>
-      </w:pPr>
-    </w:p>
-    <w:p>
-      <w:pPr>
-        <w:jc w:val="center"/>
-      </w:pPr>
+      <w:r>
+        <w:rPr>
+          <w:rFonts w:ascii="Times New Roman" w:eastAsia="Times New Roman" w:hAnsi="Times New Roman" w:cs="Times New Roman"/>
+          <w:noProof/>
+          <w:lang w:eastAsia="pt-BR"/>
+        </w:rPr>
+        <mc:AlternateContent>
+          <mc:Choice Requires="wpg">
+            <w:drawing>
+              <wp:anchor distT="0" distB="0" distL="114300" distR="114300" simplePos="0" relativeHeight="251701760" behindDoc="0" locked="0" layoutInCell="1" allowOverlap="1" wp14:anchorId="6FD3BFF8" wp14:editId="29788EF2">
+                <wp:simplePos x="0" y="0"/>
+                <wp:positionH relativeFrom="margin">
+                  <wp:posOffset>1400175</wp:posOffset>
+                </wp:positionH>
+                <wp:positionV relativeFrom="paragraph">
+                  <wp:posOffset>9525</wp:posOffset>
+                </wp:positionV>
+                <wp:extent cx="2837815" cy="476250"/>
+                <wp:effectExtent l="0" t="0" r="19685" b="19050"/>
+                <wp:wrapNone/>
+                <wp:docPr id="958708056" name="Agrupar 4"/>
+                <wp:cNvGraphicFramePr/>
+                <a:graphic xmlns:a="http://schemas.openxmlformats.org/drawingml/2006/main">
+                  <a:graphicData uri="http://schemas.microsoft.com/office/word/2010/wordprocessingGroup">
+                    <wpg:wgp>
+                      <wpg:cNvGrpSpPr/>
+                      <wpg:grpSpPr>
+                        <a:xfrm>
+                          <a:off x="0" y="0"/>
+                          <a:ext cx="2837815" cy="476250"/>
+                          <a:chOff x="86002" y="0"/>
+                          <a:chExt cx="1024920" cy="447675"/>
+                        </a:xfrm>
+                      </wpg:grpSpPr>
+                      <wps:wsp>
+                        <wps:cNvPr id="220412891" name="Seta: Pentágono 1"/>
+                        <wps:cNvSpPr/>
+                        <wps:spPr>
+                          <a:xfrm>
+                            <a:off x="86002" y="0"/>
+                            <a:ext cx="1024920" cy="447675"/>
+                          </a:xfrm>
+                          <a:prstGeom prst="flowChartAlternateProcess">
+                            <a:avLst/>
+                          </a:prstGeom>
+                        </wps:spPr>
+                        <wps:style>
+                          <a:lnRef idx="2">
+                            <a:schemeClr val="accent1">
+                              <a:shade val="15000"/>
+                            </a:schemeClr>
+                          </a:lnRef>
+                          <a:fillRef idx="1">
+                            <a:schemeClr val="accent1"/>
+                          </a:fillRef>
+                          <a:effectRef idx="0">
+                            <a:schemeClr val="accent1"/>
+                          </a:effectRef>
+                          <a:fontRef idx="minor">
+                            <a:schemeClr val="lt1"/>
+                          </a:fontRef>
+                        </wps:style>
+                        <wps:bodyPr rot="0" spcFirstLastPara="0" vertOverflow="overflow" horzOverflow="overflow" vert="horz" wrap="square" lIns="91440" tIns="45720" rIns="91440" bIns="45720" numCol="1" spcCol="0" rtlCol="0" fromWordArt="0" anchor="ctr" anchorCtr="0" forceAA="0" compatLnSpc="1">
+                          <a:prstTxWarp prst="textNoShape">
+                            <a:avLst/>
+                          </a:prstTxWarp>
+                          <a:noAutofit/>
+                        </wps:bodyPr>
+                      </wps:wsp>
+                      <wps:wsp>
+                        <wps:cNvPr id="1006840298" name="Caixa de Texto 3"/>
+                        <wps:cNvSpPr txBox="1"/>
+                        <wps:spPr>
+                          <a:xfrm>
+                            <a:off x="95938" y="66625"/>
+                            <a:ext cx="996085" cy="327329"/>
+                          </a:xfrm>
+                          <a:prstGeom prst="rect">
+                            <a:avLst/>
+                          </a:prstGeom>
+                          <a:noFill/>
+                          <a:ln w="6350">
+                            <a:noFill/>
+                          </a:ln>
+                        </wps:spPr>
+                        <wps:txbx>
+                          <w:txbxContent>
+                            <w:p>
+                              <w:pPr>
+                                <w:spacing w:before="100" w:beforeAutospacing="1" w:after="100" w:afterAutospacing="1" w:line="240" w:lineRule="auto"/>
+                                <w:jc w:val="center"/>
+                                <w:rPr>
+                                  <w:rFonts w:ascii="Segoe UI Emoji" w:hAnsi="Segoe UI Emoji" w:cs="Segoe UI Emoji"/>
+                                  <w:b/>
+                                  <w:bCs/>
+                                </w:rPr>
+                              </w:pPr>
+                              <w:r>
+                                <w:rPr>
+                                  <w:rFonts w:ascii="Segoe UI Emoji" w:hAnsi="Segoe UI Emoji" w:cs="Segoe UI Emoji"/>
+                                  <w:b/>
+                                  <w:bCs/>
+                                </w:rPr>
+                                <w:t>2</w:t>
+                              </w:r>
+                              <w:r>
+                                <w:rPr>
+                                  <w:rFonts w:ascii="Segoe UI Emoji" w:hAnsi="Segoe UI Emoji" w:cs="Segoe UI Emoji"/>
+                                  <w:b/>
+                                  <w:bCs/>
+                                </w:rPr>
+                                <w:t>5</w:t>
+                              </w:r>
+                              <w:r>
+                                <w:rPr>
+                                  <w:rFonts w:ascii="Segoe UI Emoji" w:hAnsi="Segoe UI Emoji" w:cs="Segoe UI Emoji"/>
+                                  <w:b/>
+                                  <w:bCs/>
+                                </w:rPr>
+                                <w:t xml:space="preserve">. </w:t>
+                              </w:r>
+                              <w:r>
+                                <w:rPr>
+                                  <w:rFonts w:ascii="Segoe UI Emoji" w:hAnsi="Segoe UI Emoji" w:cs="Segoe UI Emoji"/>
+                                  <w:b/>
+                                  <w:bCs/>
+                                </w:rPr>
+                                <w:t>📡</w:t>
+                              </w:r>
+                              <w:r>
+                                <w:rPr>
+                                  <w:rFonts w:ascii="Segoe UI Emoji" w:hAnsi="Segoe UI Emoji" w:cs="Segoe UI Emoji"/>
+                                  <w:b/>
+                                  <w:bCs/>
+                                </w:rPr>
+                                <w:t xml:space="preserve"> REFERRERPOLICY</w:t>
+                              </w:r>
+                            </w:p>
+                            <w:p>
+                              <w:pPr>
+                                <w:spacing w:before="100" w:beforeAutospacing="1" w:after="100" w:afterAutospacing="1" w:line="240" w:lineRule="auto"/>
+                                <w:jc w:val="center"/>
+                                <w:rPr>
+                                  <w:rFonts w:ascii="Segoe UI Emoji" w:hAnsi="Segoe UI Emoji" w:cs="Segoe UI Emoji"/>
+                                  <w:b/>
+                                  <w:bCs/>
+                                </w:rPr>
+                              </w:pPr>
+                            </w:p>
+                            <w:p>
+                              <w:pPr>
+                                <w:spacing w:before="100" w:beforeAutospacing="1" w:after="100" w:afterAutospacing="1" w:line="240" w:lineRule="auto"/>
+                                <w:jc w:val="center"/>
+                                <w:rPr>
+                                  <w:rFonts w:ascii="Segoe UI Emoji" w:hAnsi="Segoe UI Emoji" w:cs="Segoe UI Emoji"/>
+                                  <w:b/>
+                                  <w:bCs/>
+                                </w:rPr>
+                              </w:pPr>
+                            </w:p>
+                            <w:p>
+                              <w:pPr>
+                                <w:spacing w:before="100" w:beforeAutospacing="1" w:after="100" w:afterAutospacing="1" w:line="240" w:lineRule="auto"/>
+                                <w:jc w:val="center"/>
+                                <w:rPr>
+                                  <w:rFonts w:ascii="Segoe UI Emoji" w:hAnsi="Segoe UI Emoji" w:cs="Segoe UI Emoji"/>
+                                  <w:b/>
+                                  <w:bCs/>
+                                </w:rPr>
+                              </w:pPr>
+                            </w:p>
+                            <w:p>
+                              <w:pPr>
+                                <w:spacing w:before="100" w:beforeAutospacing="1" w:after="100" w:afterAutospacing="1" w:line="240" w:lineRule="auto"/>
+                                <w:jc w:val="center"/>
+                              </w:pPr>
+                            </w:p>
+                            <w:p/>
+                          </w:txbxContent>
+                        </wps:txbx>
+                        <wps:bodyPr rot="0" spcFirstLastPara="0" vertOverflow="overflow" horzOverflow="overflow" vert="horz" wrap="square" lIns="91440" tIns="45720" rIns="91440" bIns="45720" numCol="1" spcCol="0" rtlCol="0" fromWordArt="0" anchor="t" anchorCtr="0" forceAA="0" compatLnSpc="1">
+                          <a:prstTxWarp prst="textNoShape">
+                            <a:avLst/>
+                          </a:prstTxWarp>
+                          <a:noAutofit/>
+                        </wps:bodyPr>
+                      </wps:wsp>
+                    </wpg:wgp>
+                  </a:graphicData>
+                </a:graphic>
+                <wp14:sizeRelH relativeFrom="margin">
+                  <wp14:pctWidth>0</wp14:pctWidth>
+                </wp14:sizeRelH>
+                <wp14:sizeRelV relativeFrom="margin">
+                  <wp14:pctHeight>0</wp14:pctHeight>
+                </wp14:sizeRelV>
+              </wp:anchor>
+            </w:drawing>
+          </mc:Choice>
+          <mc:Fallback>
+            <w:pict>
+              <v:group w14:anchorId="6FD3BFF8" id="_x0000_s1095" style="position:absolute;left:0;text-align:left;margin-left:110.25pt;margin-top:.75pt;width:223.45pt;height:37.5pt;z-index:251701760;mso-position-horizontal-relative:margin;mso-width-relative:margin;mso-height-relative:margin" coordorigin="860" coordsize="10249,4476" o:gfxdata="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">
+                <v:shape id="Seta: Pentágono 1" o:spid="_x0000_s1096" type="#_x0000_t176" style="position:absolute;left:860;width:10249;height:4476;visibility:visible;mso-wrap-style:square;v-text-anchor:middle" o:gfxdata="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" fillcolor="#4f81bd [3204]" strokecolor="#0a121c [484]" strokeweight="2pt"/>
+                <v:shape id="Caixa de Texto 3" o:spid="_x0000_s1097" type="#_x0000_t202" style="position:absolute;left:959;top:666;width:9961;height:3273;visibility:visible;mso-wrap-style:square;v-text-anchor:top" o:gfxdata="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" filled="f" stroked="f" strokeweight=".5pt">
+                  <v:textbox>
+                    <w:txbxContent>
+                      <w:p>
+                        <w:pPr>
+                          <w:spacing w:before="100" w:beforeAutospacing="1" w:after="100" w:afterAutospacing="1" w:line="240" w:lineRule="auto"/>
+                          <w:jc w:val="center"/>
+                          <w:rPr>
+                            <w:rFonts w:ascii="Segoe UI Emoji" w:hAnsi="Segoe UI Emoji" w:cs="Segoe UI Emoji"/>
+                            <w:b/>
+                            <w:bCs/>
+                          </w:rPr>
+                        </w:pPr>
+                        <w:r>
+                          <w:rPr>
+                            <w:rFonts w:ascii="Segoe UI Emoji" w:hAnsi="Segoe UI Emoji" w:cs="Segoe UI Emoji"/>
+                            <w:b/>
+                            <w:bCs/>
+                          </w:rPr>
+                          <w:t>2</w:t>
+                        </w:r>
+                        <w:r>
+                          <w:rPr>
+                            <w:rFonts w:ascii="Segoe UI Emoji" w:hAnsi="Segoe UI Emoji" w:cs="Segoe UI Emoji"/>
+                            <w:b/>
+                            <w:bCs/>
+                          </w:rPr>
+                          <w:t>5</w:t>
+                        </w:r>
+                        <w:r>
+                          <w:rPr>
+                            <w:rFonts w:ascii="Segoe UI Emoji" w:hAnsi="Segoe UI Emoji" w:cs="Segoe UI Emoji"/>
+                            <w:b/>
+                            <w:bCs/>
+                          </w:rPr>
+                          <w:t xml:space="preserve">. </w:t>
+                        </w:r>
+                        <w:r>
+                          <w:rPr>
+                            <w:rFonts w:ascii="Segoe UI Emoji" w:hAnsi="Segoe UI Emoji" w:cs="Segoe UI Emoji"/>
+                            <w:b/>
+                            <w:bCs/>
+                          </w:rPr>
+                          <w:t>📡</w:t>
+                        </w:r>
+                        <w:r>
+                          <w:rPr>
+                            <w:rFonts w:ascii="Segoe UI Emoji" w:hAnsi="Segoe UI Emoji" w:cs="Segoe UI Emoji"/>
+                            <w:b/>
+                            <w:bCs/>
+                          </w:rPr>
+                          <w:t xml:space="preserve"> REFERRERPOLICY</w:t>
+                        </w:r>
+                      </w:p>
+                      <w:p>
+                        <w:pPr>
+                          <w:spacing w:before="100" w:beforeAutospacing="1" w:after="100" w:afterAutospacing="1" w:line="240" w:lineRule="auto"/>
+                          <w:jc w:val="center"/>
+                          <w:rPr>
+                            <w:rFonts w:ascii="Segoe UI Emoji" w:hAnsi="Segoe UI Emoji" w:cs="Segoe UI Emoji"/>
+                            <w:b/>
+                            <w:bCs/>
+                          </w:rPr>
+                        </w:pPr>
+                      </w:p>
+                      <w:p>
+                        <w:pPr>
+                          <w:spacing w:before="100" w:beforeAutospacing="1" w:after="100" w:afterAutospacing="1" w:line="240" w:lineRule="auto"/>
+                          <w:jc w:val="center"/>
+                          <w:rPr>
+                            <w:rFonts w:ascii="Segoe UI Emoji" w:hAnsi="Segoe UI Emoji" w:cs="Segoe UI Emoji"/>
+                            <w:b/>
+                            <w:bCs/>
+                          </w:rPr>
+                        </w:pPr>
+                      </w:p>
+                      <w:p>
+                        <w:pPr>
+                          <w:spacing w:before="100" w:beforeAutospacing="1" w:after="100" w:afterAutospacing="1" w:line="240" w:lineRule="auto"/>
+                          <w:jc w:val="center"/>
+                          <w:rPr>
+                            <w:rFonts w:ascii="Segoe UI Emoji" w:hAnsi="Segoe UI Emoji" w:cs="Segoe UI Emoji"/>
+                            <w:b/>
+                            <w:bCs/>
+                          </w:rPr>
+                        </w:pPr>
+                      </w:p>
+                      <w:p>
+                        <w:pPr>
+                          <w:spacing w:before="100" w:beforeAutospacing="1" w:after="100" w:afterAutospacing="1" w:line="240" w:lineRule="auto"/>
+                          <w:jc w:val="center"/>
+                        </w:pPr>
+                      </w:p>
+                      <w:p/>
+                    </w:txbxContent>
+                  </v:textbox>
+                </v:shape>
+                <w10:wrap anchorx="margin"/>
+              </v:group>
+            </w:pict>
+          </mc:Fallback>
+        </mc:AlternateContent>
+      </w:r>
+    </w:p>
+    <w:p>
+      <w:pPr>
+        <w:rPr>
+          <w:b/>
+          <w:bCs/>
+        </w:rPr>
+      </w:pPr>
+    </w:p>
+    <w:p>
+      <w:pPr>
+        <w:tabs>
+          <w:tab w:val="left" w:pos="5940"/>
+        </w:tabs>
+        <w:spacing w:after="0"/>
+        <w:rPr>
+          <w:rFonts w:cstheme="minorHAnsi"/>
+          <w:noProof/>
+        </w:rPr>
+      </w:pPr>
+      <w:r>
+        <w:rPr>
+          <w:rFonts w:ascii="Segoe UI Emoji" w:hAnsi="Segoe UI Emoji" w:cs="Segoe UI Emoji"/>
+          <w:noProof/>
+          <w:color w:val="00B050"/>
+        </w:rPr>
+        <w:t>✅</w:t>
+      </w:r>
+      <w:r>
+        <w:rPr>
+          <w:rFonts w:cstheme="minorHAnsi"/>
+          <w:noProof/>
+          <w:color w:val="00B050"/>
+        </w:rPr>
+        <w:t xml:space="preserve"> </w:t>
+      </w:r>
+      <w:r>
+        <w:rPr>
+          <w:rFonts w:cstheme="minorHAnsi"/>
+          <w:noProof/>
+        </w:rPr>
+        <w:t>Resumo simples:</w:t>
+      </w:r>
+    </w:p>
+    <w:p>
+      <w:pPr>
+        <w:pStyle w:val="PargrafodaLista"/>
+        <w:numPr>
+          <w:ilvl w:val="0"/>
+          <w:numId w:val="66"/>
+        </w:numPr>
+        <w:tabs>
+          <w:tab w:val="left" w:pos="6300"/>
+        </w:tabs>
+        <w:spacing w:after="0"/>
+        <w:jc w:val="both"/>
+        <w:rPr>
+          <w:rFonts w:eastAsia="Times New Roman" w:cstheme="minorHAnsi"/>
+          <w:lang w:eastAsia="pt-BR"/>
+        </w:rPr>
+      </w:pPr>
+      <w:proofErr w:type="spellStart"/>
+      <w:r>
+        <w:rPr>
+          <w:rFonts w:cstheme="minorHAnsi"/>
+          <w:b/>
+          <w:bCs/>
+          <w:color w:val="004E9A"/>
+        </w:rPr>
+        <w:t>referrerpolicy</w:t>
+      </w:r>
+      <w:proofErr w:type="spellEnd"/>
+      <w:r>
+        <w:rPr>
+          <w:rFonts w:cstheme="minorHAnsi"/>
+          <w:color w:val="004E9A"/>
+        </w:rPr>
+        <w:t xml:space="preserve"> </w:t>
+      </w:r>
+      <w:r>
+        <w:rPr>
+          <w:rFonts w:cstheme="minorHAnsi"/>
+        </w:rPr>
+        <w:t>é um atributo usado em elementos como &lt;iframe&gt;, &lt;a&gt;, &lt;</w:t>
+      </w:r>
+      <w:proofErr w:type="spellStart"/>
+      <w:r>
+        <w:rPr>
+          <w:rFonts w:cstheme="minorHAnsi"/>
+        </w:rPr>
+        <w:t>img</w:t>
+      </w:r>
+      <w:proofErr w:type="spellEnd"/>
+      <w:r>
+        <w:rPr>
+          <w:rFonts w:cstheme="minorHAnsi"/>
+        </w:rPr>
+        <w:t xml:space="preserve">&gt; e outros para </w:t>
+      </w:r>
+      <w:r>
+        <w:rPr>
+          <w:rFonts w:cstheme="minorHAnsi"/>
+          <w:b/>
+          <w:bCs/>
+        </w:rPr>
+        <w:t xml:space="preserve">controlar o que o navegador envia como </w:t>
+      </w:r>
+      <w:r>
+        <w:rPr>
+          <w:rFonts w:cstheme="minorHAnsi"/>
+          <w:b/>
+          <w:bCs/>
+          <w:i/>
+          <w:iCs/>
+        </w:rPr>
+        <w:t>referência</w:t>
+      </w:r>
+      <w:r>
+        <w:rPr>
+          <w:rFonts w:cstheme="minorHAnsi"/>
+          <w:b/>
+          <w:bCs/>
+        </w:rPr>
+        <w:t xml:space="preserve"> (</w:t>
+      </w:r>
+      <w:proofErr w:type="spellStart"/>
+      <w:r>
+        <w:rPr>
+          <w:rFonts w:cstheme="minorHAnsi"/>
+          <w:b/>
+          <w:bCs/>
+        </w:rPr>
+        <w:t>referrer</w:t>
+      </w:r>
+      <w:proofErr w:type="spellEnd"/>
+      <w:r>
+        <w:rPr>
+          <w:rFonts w:cstheme="minorHAnsi"/>
+          <w:b/>
+          <w:bCs/>
+        </w:rPr>
+        <w:t>)</w:t>
+      </w:r>
+      <w:r>
+        <w:rPr>
+          <w:rFonts w:cstheme="minorHAnsi"/>
+        </w:rPr>
+        <w:t xml:space="preserve"> ao acessar outro site.</w:t>
+      </w:r>
+      <w:r>
+        <w:rPr>
+          <w:rFonts w:cstheme="minorHAnsi"/>
+        </w:rPr>
+        <w:t xml:space="preserve"> </w:t>
+      </w:r>
+    </w:p>
+    <w:p>
+      <w:pPr>
+        <w:pStyle w:val="PargrafodaLista"/>
+        <w:numPr>
+          <w:ilvl w:val="0"/>
+          <w:numId w:val="66"/>
+        </w:numPr>
+        <w:tabs>
+          <w:tab w:val="left" w:pos="6300"/>
+        </w:tabs>
+        <w:spacing w:after="0"/>
+        <w:jc w:val="both"/>
+        <w:rPr>
+          <w:rFonts w:eastAsia="Times New Roman" w:cstheme="minorHAnsi"/>
+          <w:lang w:eastAsia="pt-BR"/>
+        </w:rPr>
+      </w:pPr>
+      <w:r>
+        <w:rPr>
+          <w:rFonts w:cstheme="minorHAnsi"/>
+        </w:rPr>
+        <w:t>D</w:t>
+      </w:r>
+      <w:r>
+        <w:rPr>
+          <w:rFonts w:cstheme="minorHAnsi"/>
+        </w:rPr>
+        <w:t>efin</w:t>
+      </w:r>
+      <w:r>
+        <w:rPr>
+          <w:rFonts w:cstheme="minorHAnsi"/>
+        </w:rPr>
+        <w:t>e</w:t>
+      </w:r>
+      <w:r>
+        <w:rPr>
+          <w:rFonts w:cstheme="minorHAnsi"/>
+        </w:rPr>
+        <w:t xml:space="preserve"> </w:t>
+      </w:r>
+      <w:r>
+        <w:rPr>
+          <w:rFonts w:cstheme="minorHAnsi"/>
+          <w:b/>
+          <w:bCs/>
+        </w:rPr>
+        <w:t>quais informações do seu site serão enviadas</w:t>
+      </w:r>
+      <w:r>
+        <w:rPr>
+          <w:rFonts w:cstheme="minorHAnsi"/>
+        </w:rPr>
+        <w:t xml:space="preserve"> na requisição para o link/iframe/imagem destino, ajudando na </w:t>
+      </w:r>
+      <w:r>
+        <w:rPr>
+          <w:rFonts w:cstheme="minorHAnsi"/>
+          <w:b/>
+          <w:bCs/>
+        </w:rPr>
+        <w:t>privacidade e segurança</w:t>
+      </w:r>
+      <w:r>
+        <w:rPr>
+          <w:rFonts w:cstheme="minorHAnsi"/>
+        </w:rPr>
+        <w:t>.</w:t>
+      </w:r>
+    </w:p>
+    <w:p>
+      <w:pPr>
+        <w:spacing w:after="0"/>
+        <w:rPr>
+          <w:rFonts w:ascii="Segoe UI Emoji" w:eastAsia="Times New Roman" w:hAnsi="Segoe UI Emoji" w:cs="Segoe UI Emoji"/>
+          <w:sz w:val="24"/>
+          <w:szCs w:val="24"/>
+          <w:lang w:eastAsia="pt-BR"/>
+        </w:rPr>
+      </w:pPr>
+      <w:r>
+        <w:rPr>
+          <w:rFonts w:ascii="Segoe UI Emoji" w:eastAsia="Times New Roman" w:hAnsi="Segoe UI Emoji" w:cs="Segoe UI Emoji"/>
+          <w:sz w:val="24"/>
+          <w:szCs w:val="24"/>
+          <w:lang w:eastAsia="pt-BR"/>
+        </w:rPr>
+        <w:t>📌</w:t>
+      </w:r>
+      <w:r>
+        <w:rPr>
+          <w:rFonts w:ascii="Segoe UI Emoji" w:eastAsia="Times New Roman" w:hAnsi="Segoe UI Emoji" w:cs="Segoe UI Emoji"/>
+          <w:sz w:val="24"/>
+          <w:szCs w:val="24"/>
+          <w:lang w:eastAsia="pt-BR"/>
+        </w:rPr>
+        <w:t xml:space="preserve"> Exemplo prático:</w:t>
+      </w:r>
+    </w:p>
+    <w:p>
+      <w:pPr>
+        <w:rPr>
+          <w:b/>
+          <w:bCs/>
+        </w:rPr>
+      </w:pPr>
+      <w:r>
+        <w:rPr>
+          <w:rFonts w:ascii="Segoe UI Emoji" w:eastAsia="Times New Roman" w:hAnsi="Segoe UI Emoji" w:cs="Segoe UI Emoji"/>
+          <w:color w:val="004E9A"/>
+          <w:sz w:val="24"/>
+          <w:szCs w:val="24"/>
+          <w:lang w:eastAsia="pt-BR"/>
+        </w:rPr>
+        <w:t xml:space="preserve">&lt;iframe </w:t>
+      </w:r>
+      <w:proofErr w:type="spellStart"/>
+      <w:r>
+        <w:rPr>
+          <w:rFonts w:ascii="Segoe UI Emoji" w:eastAsia="Times New Roman" w:hAnsi="Segoe UI Emoji" w:cs="Segoe UI Emoji"/>
+          <w:color w:val="004E9A"/>
+          <w:sz w:val="24"/>
+          <w:szCs w:val="24"/>
+          <w:lang w:eastAsia="pt-BR"/>
+        </w:rPr>
+        <w:t>src</w:t>
+      </w:r>
+      <w:proofErr w:type="spellEnd"/>
+      <w:r>
+        <w:rPr>
+          <w:rFonts w:ascii="Segoe UI Emoji" w:eastAsia="Times New Roman" w:hAnsi="Segoe UI Emoji" w:cs="Segoe UI Emoji"/>
+          <w:color w:val="004E9A"/>
+          <w:sz w:val="24"/>
+          <w:szCs w:val="24"/>
+          <w:lang w:eastAsia="pt-BR"/>
+        </w:rPr>
+        <w:t xml:space="preserve">="https://exemplo.com" </w:t>
+      </w:r>
+      <w:proofErr w:type="spellStart"/>
+      <w:r>
+        <w:rPr>
+          <w:rFonts w:ascii="Segoe UI Emoji" w:eastAsia="Times New Roman" w:hAnsi="Segoe UI Emoji" w:cs="Segoe UI Emoji"/>
+          <w:color w:val="004E9A"/>
+          <w:sz w:val="24"/>
+          <w:szCs w:val="24"/>
+          <w:lang w:eastAsia="pt-BR"/>
+        </w:rPr>
+        <w:t>referrerpolicy</w:t>
+      </w:r>
+      <w:proofErr w:type="spellEnd"/>
+      <w:r>
+        <w:rPr>
+          <w:rFonts w:ascii="Segoe UI Emoji" w:eastAsia="Times New Roman" w:hAnsi="Segoe UI Emoji" w:cs="Segoe UI Emoji"/>
+          <w:color w:val="004E9A"/>
+          <w:sz w:val="24"/>
+          <w:szCs w:val="24"/>
+          <w:lang w:eastAsia="pt-BR"/>
+        </w:rPr>
+        <w:t>="no-</w:t>
+      </w:r>
+      <w:proofErr w:type="spellStart"/>
+      <w:r>
+        <w:rPr>
+          <w:rFonts w:ascii="Segoe UI Emoji" w:eastAsia="Times New Roman" w:hAnsi="Segoe UI Emoji" w:cs="Segoe UI Emoji"/>
+          <w:color w:val="004E9A"/>
+          <w:sz w:val="24"/>
+          <w:szCs w:val="24"/>
+          <w:lang w:eastAsia="pt-BR"/>
+        </w:rPr>
+        <w:t>referrer</w:t>
+      </w:r>
+      <w:proofErr w:type="spellEnd"/>
+      <w:r>
+        <w:rPr>
+          <w:rFonts w:ascii="Segoe UI Emoji" w:eastAsia="Times New Roman" w:hAnsi="Segoe UI Emoji" w:cs="Segoe UI Emoji"/>
+          <w:color w:val="004E9A"/>
+          <w:sz w:val="24"/>
+          <w:szCs w:val="24"/>
+          <w:lang w:eastAsia="pt-BR"/>
+        </w:rPr>
+        <w:t>"&gt;&lt;/iframe&gt;</w:t>
+      </w:r>
+      <w:r>
+        <w:rPr>
+          <w:b/>
+          <w:bCs/>
+        </w:rPr>
+        <w:t xml:space="preserve">                          </w:t>
+      </w:r>
+      <w:r>
+        <w:rPr>
+          <w:b/>
+          <w:bCs/>
+        </w:rPr>
+        <w:t xml:space="preserve">   </w:t>
+      </w:r>
+      <w:r>
+        <w:rPr>
+          <w:noProof/>
+        </w:rPr>
+        <w:drawing>
+          <wp:inline distT="0" distB="0" distL="0" distR="0" wp14:anchorId="1C926935" wp14:editId="20F6A55F">
+            <wp:extent cx="5400040" cy="2105025"/>
+            <wp:effectExtent l="0" t="0" r="0" b="9525"/>
+            <wp:docPr id="602843551" name="Imagem 1"/>
+            <wp:cNvGraphicFramePr>
+              <a:graphicFrameLocks xmlns:a="http://schemas.openxmlformats.org/drawingml/2006/main" noChangeAspect="1"/>
+            </wp:cNvGraphicFramePr>
+            <a:graphic xmlns:a="http://schemas.openxmlformats.org/drawingml/2006/main">
+              <a:graphicData uri="http://schemas.openxmlformats.org/drawingml/2006/picture">
+                <pic:pic xmlns:pic="http://schemas.openxmlformats.org/drawingml/2006/picture">
+                  <pic:nvPicPr>
+                    <pic:cNvPr id="602843551" name=""/>
+                    <pic:cNvPicPr/>
+                  </pic:nvPicPr>
+                  <pic:blipFill>
+                    <a:blip r:embed="rId45">
+                      <a:extLst>
+                        <a:ext uri="{28A0092B-C50C-407E-A947-70E740481C1C}">
+                          <a14:useLocalDpi xmlns:a14="http://schemas.microsoft.com/office/drawing/2010/main" val="0"/>
+                        </a:ext>
+                      </a:extLst>
+                    </a:blip>
+                    <a:stretch>
+                      <a:fillRect/>
+                    </a:stretch>
+                  </pic:blipFill>
+                  <pic:spPr>
+                    <a:xfrm>
+                      <a:off x="0" y="0"/>
+                      <a:ext cx="5400040" cy="2105025"/>
+                    </a:xfrm>
+                    <a:prstGeom prst="rect">
+                      <a:avLst/>
+                    </a:prstGeom>
+                  </pic:spPr>
+                </pic:pic>
+              </a:graphicData>
+            </a:graphic>
+          </wp:inline>
+        </w:drawing>
+      </w:r>
+    </w:p>
+    <w:p>
+      <w:pPr>
+        <w:spacing w:after="0"/>
+        <w:rPr>
+          <w:rFonts w:ascii="Segoe UI Emoji" w:eastAsia="Times New Roman" w:hAnsi="Segoe UI Emoji" w:cs="Segoe UI Emoji"/>
+          <w:b/>
+          <w:bCs/>
+          <w:sz w:val="24"/>
+          <w:szCs w:val="24"/>
+          <w:lang w:eastAsia="pt-BR"/>
+        </w:rPr>
+      </w:pPr>
+      <w:r>
+        <w:rPr>
+          <w:rFonts w:ascii="Segoe UI Emoji" w:eastAsia="Times New Roman" w:hAnsi="Segoe UI Emoji" w:cs="Segoe UI Emoji"/>
+          <w:b/>
+          <w:bCs/>
+          <w:sz w:val="24"/>
+          <w:szCs w:val="24"/>
+          <w:lang w:eastAsia="pt-BR"/>
+        </w:rPr>
+        <w:t xml:space="preserve">💡 </w:t>
+      </w:r>
+      <w:r>
+        <w:rPr>
+          <w:noProof/>
+        </w:rPr>
+        <w:t>Dica rápida</w:t>
+      </w:r>
+      <w:r>
+        <w:rPr>
+          <w:noProof/>
+        </w:rPr>
+        <w:t>:</w:t>
+      </w:r>
+    </w:p>
+    <w:p>
+      <w:pPr>
+        <w:pStyle w:val="PargrafodaLista"/>
+        <w:numPr>
+          <w:ilvl w:val="0"/>
+          <w:numId w:val="67"/>
+        </w:numPr>
+        <w:rPr>
+          <w:bCs/>
+          <w:lang w:eastAsia="pt-BR"/>
+        </w:rPr>
+      </w:pPr>
+      <w:r>
+        <w:rPr>
+          <w:b/>
+          <w:bCs/>
+          <w:lang w:eastAsia="pt-BR"/>
+        </w:rPr>
+        <w:t xml:space="preserve">Use </w:t>
+      </w:r>
+      <w:proofErr w:type="spellStart"/>
+      <w:r>
+        <w:rPr>
+          <w:b/>
+          <w:bCs/>
+          <w:color w:val="004E9A"/>
+          <w:lang w:eastAsia="pt-BR"/>
+        </w:rPr>
+        <w:t>referrerpolicy</w:t>
+      </w:r>
+      <w:proofErr w:type="spellEnd"/>
+      <w:r>
+        <w:rPr>
+          <w:b/>
+          <w:bCs/>
+          <w:color w:val="004E9A"/>
+          <w:lang w:eastAsia="pt-BR"/>
+        </w:rPr>
+        <w:t>="no-</w:t>
+      </w:r>
+      <w:proofErr w:type="spellStart"/>
+      <w:r>
+        <w:rPr>
+          <w:b/>
+          <w:bCs/>
+          <w:color w:val="004E9A"/>
+          <w:lang w:eastAsia="pt-BR"/>
+        </w:rPr>
+        <w:t>referrer</w:t>
+      </w:r>
+      <w:proofErr w:type="spellEnd"/>
+      <w:r>
+        <w:rPr>
+          <w:b/>
+          <w:bCs/>
+          <w:color w:val="004E9A"/>
+          <w:lang w:eastAsia="pt-BR"/>
+        </w:rPr>
+        <w:t xml:space="preserve">" </w:t>
+      </w:r>
+      <w:r>
+        <w:rPr>
+          <w:b/>
+          <w:bCs/>
+          <w:lang w:eastAsia="pt-BR"/>
+        </w:rPr>
+        <w:t>sempre que quiser máxima privacidade</w:t>
+      </w:r>
+      <w:r>
+        <w:rPr>
+          <w:bCs/>
+          <w:lang w:eastAsia="pt-BR"/>
+        </w:rPr>
+        <w:t>, evitando que a URL da sua página seja enviada para sites externos.</w:t>
+      </w:r>
+      <w:r>
+        <w:rPr>
+          <w:bCs/>
+          <w:lang w:eastAsia="pt-BR"/>
+        </w:rPr>
+        <w:t xml:space="preserve"> </w:t>
+      </w:r>
+      <w:r>
+        <w:rPr>
+          <w:bCs/>
+          <w:lang w:eastAsia="pt-BR"/>
+        </w:rPr>
+        <w:t xml:space="preserve">Ideal para links ou iframes que apontam para domínios que você </w:t>
+      </w:r>
+      <w:r>
+        <w:rPr>
+          <w:b/>
+          <w:bCs/>
+          <w:lang w:eastAsia="pt-BR"/>
+        </w:rPr>
+        <w:t>não controla</w:t>
+      </w:r>
+      <w:r>
+        <w:rPr>
+          <w:bCs/>
+          <w:lang w:eastAsia="pt-BR"/>
+        </w:rPr>
+        <w:t xml:space="preserve"> ou </w:t>
+      </w:r>
+      <w:r>
+        <w:rPr>
+          <w:b/>
+          <w:bCs/>
+          <w:lang w:eastAsia="pt-BR"/>
+        </w:rPr>
+        <w:t>não confia totalmente</w:t>
+      </w:r>
+      <w:r>
+        <w:rPr>
+          <w:bCs/>
+          <w:lang w:eastAsia="pt-BR"/>
+        </w:rPr>
+        <w:t>.</w:t>
+      </w:r>
+      <w:r>
+        <w:pict w14:anchorId="10F8418F">
+          <v:rect id="_x0000_i1047" style="width:0;height:1.5pt" o:hralign="center" o:bullet="t" o:hrstd="t" o:hr="t" fillcolor="#a0a0a0" stroked="f"/>
+        </w:pict>
+      </w:r>
     </w:p>
     <w:sectPr>
-      <w:footerReference w:type="default" r:id="rId42"/>
+      <w:footerReference w:type="default" r:id="rId46"/>
       <w:pgSz w:w="11906" w:h="16838"/>
       <w:pgMar w:top="1417" w:right="1701" w:bottom="1417" w:left="1701" w:header="708" w:footer="708" w:gutter="0"/>
       <w:cols w:space="708"/>
@@ -21769,6 +24938,119 @@
     </w:lvl>
   </w:abstractNum>
   <w:abstractNum w:abstractNumId="23" w15:restartNumberingAfterBreak="0">
+    <w:nsid w:val="27BA4B4B"/>
+    <w:multiLevelType w:val="hybridMultilevel"/>
+    <w:tmpl w:val="427296E4"/>
+    <w:lvl w:ilvl="0" w:tplc="04160001">
+      <w:start w:val="1"/>
+      <w:numFmt w:val="bullet"/>
+      <w:lvlText w:val=""/>
+      <w:lvlJc w:val="left"/>
+      <w:pPr>
+        <w:ind w:left="720" w:hanging="360"/>
+      </w:pPr>
+      <w:rPr>
+        <w:rFonts w:ascii="Symbol" w:hAnsi="Symbol" w:hint="default"/>
+      </w:rPr>
+    </w:lvl>
+    <w:lvl w:ilvl="1" w:tplc="04160003" w:tentative="1">
+      <w:start w:val="1"/>
+      <w:numFmt w:val="bullet"/>
+      <w:lvlText w:val="o"/>
+      <w:lvlJc w:val="left"/>
+      <w:pPr>
+        <w:ind w:left="1440" w:hanging="360"/>
+      </w:pPr>
+      <w:rPr>
+        <w:rFonts w:ascii="Courier New" w:hAnsi="Courier New" w:cs="Courier New" w:hint="default"/>
+      </w:rPr>
+    </w:lvl>
+    <w:lvl w:ilvl="2" w:tplc="04160005" w:tentative="1">
+      <w:start w:val="1"/>
+      <w:numFmt w:val="bullet"/>
+      <w:lvlText w:val=""/>
+      <w:lvlJc w:val="left"/>
+      <w:pPr>
+        <w:ind w:left="2160" w:hanging="360"/>
+      </w:pPr>
+      <w:rPr>
+        <w:rFonts w:ascii="Wingdings" w:hAnsi="Wingdings" w:hint="default"/>
+      </w:rPr>
+    </w:lvl>
+    <w:lvl w:ilvl="3" w:tplc="04160001" w:tentative="1">
+      <w:start w:val="1"/>
+      <w:numFmt w:val="bullet"/>
+      <w:lvlText w:val=""/>
+      <w:lvlJc w:val="left"/>
+      <w:pPr>
+        <w:ind w:left="2880" w:hanging="360"/>
+      </w:pPr>
+      <w:rPr>
+        <w:rFonts w:ascii="Symbol" w:hAnsi="Symbol" w:hint="default"/>
+      </w:rPr>
+    </w:lvl>
+    <w:lvl w:ilvl="4" w:tplc="04160003" w:tentative="1">
+      <w:start w:val="1"/>
+      <w:numFmt w:val="bullet"/>
+      <w:lvlText w:val="o"/>
+      <w:lvlJc w:val="left"/>
+      <w:pPr>
+        <w:ind w:left="3600" w:hanging="360"/>
+      </w:pPr>
+      <w:rPr>
+        <w:rFonts w:ascii="Courier New" w:hAnsi="Courier New" w:cs="Courier New" w:hint="default"/>
+      </w:rPr>
+    </w:lvl>
+    <w:lvl w:ilvl="5" w:tplc="04160005" w:tentative="1">
+      <w:start w:val="1"/>
+      <w:numFmt w:val="bullet"/>
+      <w:lvlText w:val=""/>
+      <w:lvlJc w:val="left"/>
+      <w:pPr>
+        <w:ind w:left="4320" w:hanging="360"/>
+      </w:pPr>
+      <w:rPr>
+        <w:rFonts w:ascii="Wingdings" w:hAnsi="Wingdings" w:hint="default"/>
+      </w:rPr>
+    </w:lvl>
+    <w:lvl w:ilvl="6" w:tplc="04160001" w:tentative="1">
+      <w:start w:val="1"/>
+      <w:numFmt w:val="bullet"/>
+      <w:lvlText w:val=""/>
+      <w:lvlJc w:val="left"/>
+      <w:pPr>
+        <w:ind w:left="5040" w:hanging="360"/>
+      </w:pPr>
+      <w:rPr>
+        <w:rFonts w:ascii="Symbol" w:hAnsi="Symbol" w:hint="default"/>
+      </w:rPr>
+    </w:lvl>
+    <w:lvl w:ilvl="7" w:tplc="04160003" w:tentative="1">
+      <w:start w:val="1"/>
+      <w:numFmt w:val="bullet"/>
+      <w:lvlText w:val="o"/>
+      <w:lvlJc w:val="left"/>
+      <w:pPr>
+        <w:ind w:left="5760" w:hanging="360"/>
+      </w:pPr>
+      <w:rPr>
+        <w:rFonts w:ascii="Courier New" w:hAnsi="Courier New" w:cs="Courier New" w:hint="default"/>
+      </w:rPr>
+    </w:lvl>
+    <w:lvl w:ilvl="8" w:tplc="04160005" w:tentative="1">
+      <w:start w:val="1"/>
+      <w:numFmt w:val="bullet"/>
+      <w:lvlText w:val=""/>
+      <w:lvlJc w:val="left"/>
+      <w:pPr>
+        <w:ind w:left="6480" w:hanging="360"/>
+      </w:pPr>
+      <w:rPr>
+        <w:rFonts w:ascii="Wingdings" w:hAnsi="Wingdings" w:hint="default"/>
+      </w:rPr>
+    </w:lvl>
+  </w:abstractNum>
+  <w:abstractNum w:abstractNumId="24" w15:restartNumberingAfterBreak="0">
     <w:nsid w:val="27D72219"/>
     <w:multiLevelType w:val="hybridMultilevel"/>
     <w:tmpl w:val="E774EC2C"/>
@@ -21857,7 +25139,7 @@
       </w:pPr>
     </w:lvl>
   </w:abstractNum>
-  <w:abstractNum w:abstractNumId="24" w15:restartNumberingAfterBreak="0">
+  <w:abstractNum w:abstractNumId="25" w15:restartNumberingAfterBreak="0">
     <w:nsid w:val="2A0E2900"/>
     <w:multiLevelType w:val="hybridMultilevel"/>
     <w:tmpl w:val="3DAA0282"/>
@@ -21970,7 +25252,7 @@
       </w:rPr>
     </w:lvl>
   </w:abstractNum>
-  <w:abstractNum w:abstractNumId="25" w15:restartNumberingAfterBreak="0">
+  <w:abstractNum w:abstractNumId="26" w15:restartNumberingAfterBreak="0">
     <w:nsid w:val="2C7B2447"/>
     <w:multiLevelType w:val="hybridMultilevel"/>
     <w:tmpl w:val="E3722F28"/>
@@ -22083,7 +25365,7 @@
       </w:rPr>
     </w:lvl>
   </w:abstractNum>
-  <w:abstractNum w:abstractNumId="26" w15:restartNumberingAfterBreak="0">
+  <w:abstractNum w:abstractNumId="27" w15:restartNumberingAfterBreak="0">
     <w:nsid w:val="2CAA2B90"/>
     <w:multiLevelType w:val="hybridMultilevel"/>
     <w:tmpl w:val="D7080722"/>
@@ -22196,7 +25478,7 @@
       </w:rPr>
     </w:lvl>
   </w:abstractNum>
-  <w:abstractNum w:abstractNumId="27" w15:restartNumberingAfterBreak="0">
+  <w:abstractNum w:abstractNumId="28" w15:restartNumberingAfterBreak="0">
     <w:nsid w:val="2FAC1E84"/>
     <w:multiLevelType w:val="hybridMultilevel"/>
     <w:tmpl w:val="E53EFBF0"/>
@@ -22309,7 +25591,7 @@
       </w:rPr>
     </w:lvl>
   </w:abstractNum>
-  <w:abstractNum w:abstractNumId="28" w15:restartNumberingAfterBreak="0">
+  <w:abstractNum w:abstractNumId="29" w15:restartNumberingAfterBreak="0">
     <w:nsid w:val="326761DF"/>
     <w:multiLevelType w:val="multilevel"/>
     <w:tmpl w:val="10FE5A88"/>
@@ -22458,7 +25740,7 @@
       </w:rPr>
     </w:lvl>
   </w:abstractNum>
-  <w:abstractNum w:abstractNumId="29" w15:restartNumberingAfterBreak="0">
+  <w:abstractNum w:abstractNumId="30" w15:restartNumberingAfterBreak="0">
     <w:nsid w:val="333235DF"/>
     <w:multiLevelType w:val="hybridMultilevel"/>
     <w:tmpl w:val="CE60B20E"/>
@@ -22571,7 +25853,7 @@
       </w:rPr>
     </w:lvl>
   </w:abstractNum>
-  <w:abstractNum w:abstractNumId="30" w15:restartNumberingAfterBreak="0">
+  <w:abstractNum w:abstractNumId="31" w15:restartNumberingAfterBreak="0">
     <w:nsid w:val="33977064"/>
     <w:multiLevelType w:val="multilevel"/>
     <w:tmpl w:val="10FE5A88"/>
@@ -22720,7 +26002,7 @@
       </w:rPr>
     </w:lvl>
   </w:abstractNum>
-  <w:abstractNum w:abstractNumId="31" w15:restartNumberingAfterBreak="0">
+  <w:abstractNum w:abstractNumId="32" w15:restartNumberingAfterBreak="0">
     <w:nsid w:val="36495D22"/>
     <w:multiLevelType w:val="hybridMultilevel"/>
     <w:tmpl w:val="43CEBB86"/>
@@ -22833,7 +26115,7 @@
       </w:rPr>
     </w:lvl>
   </w:abstractNum>
-  <w:abstractNum w:abstractNumId="32" w15:restartNumberingAfterBreak="0">
+  <w:abstractNum w:abstractNumId="33" w15:restartNumberingAfterBreak="0">
     <w:nsid w:val="3B2362EE"/>
     <w:multiLevelType w:val="hybridMultilevel"/>
     <w:tmpl w:val="1C1EF82A"/>
@@ -22946,7 +26228,7 @@
       </w:rPr>
     </w:lvl>
   </w:abstractNum>
-  <w:abstractNum w:abstractNumId="33" w15:restartNumberingAfterBreak="0">
+  <w:abstractNum w:abstractNumId="34" w15:restartNumberingAfterBreak="0">
     <w:nsid w:val="3FB54900"/>
     <w:multiLevelType w:val="hybridMultilevel"/>
     <w:tmpl w:val="8AA6A23E"/>
@@ -23059,7 +26341,7 @@
       </w:rPr>
     </w:lvl>
   </w:abstractNum>
-  <w:abstractNum w:abstractNumId="34" w15:restartNumberingAfterBreak="0">
+  <w:abstractNum w:abstractNumId="35" w15:restartNumberingAfterBreak="0">
     <w:nsid w:val="409B43B2"/>
     <w:multiLevelType w:val="hybridMultilevel"/>
     <w:tmpl w:val="7A3E280A"/>
@@ -23172,7 +26454,7 @@
       </w:rPr>
     </w:lvl>
   </w:abstractNum>
-  <w:abstractNum w:abstractNumId="35" w15:restartNumberingAfterBreak="0">
+  <w:abstractNum w:abstractNumId="36" w15:restartNumberingAfterBreak="0">
     <w:nsid w:val="45434D74"/>
     <w:multiLevelType w:val="hybridMultilevel"/>
     <w:tmpl w:val="293E897A"/>
@@ -23285,7 +26567,7 @@
       </w:rPr>
     </w:lvl>
   </w:abstractNum>
-  <w:abstractNum w:abstractNumId="36" w15:restartNumberingAfterBreak="0">
+  <w:abstractNum w:abstractNumId="37" w15:restartNumberingAfterBreak="0">
     <w:nsid w:val="48B217E0"/>
     <w:multiLevelType w:val="multilevel"/>
     <w:tmpl w:val="23D03054"/>
@@ -23434,7 +26716,7 @@
       </w:rPr>
     </w:lvl>
   </w:abstractNum>
-  <w:abstractNum w:abstractNumId="37" w15:restartNumberingAfterBreak="0">
+  <w:abstractNum w:abstractNumId="38" w15:restartNumberingAfterBreak="0">
     <w:nsid w:val="495D405D"/>
     <w:multiLevelType w:val="multilevel"/>
     <w:tmpl w:val="F022CE14"/>
@@ -23583,7 +26865,7 @@
       </w:rPr>
     </w:lvl>
   </w:abstractNum>
-  <w:abstractNum w:abstractNumId="38" w15:restartNumberingAfterBreak="0">
+  <w:abstractNum w:abstractNumId="39" w15:restartNumberingAfterBreak="0">
     <w:nsid w:val="4A6A0E19"/>
     <w:multiLevelType w:val="hybridMultilevel"/>
     <w:tmpl w:val="FFD42F76"/>
@@ -23696,7 +26978,7 @@
       </w:rPr>
     </w:lvl>
   </w:abstractNum>
-  <w:abstractNum w:abstractNumId="39" w15:restartNumberingAfterBreak="0">
+  <w:abstractNum w:abstractNumId="40" w15:restartNumberingAfterBreak="0">
     <w:nsid w:val="4A9901E8"/>
     <w:multiLevelType w:val="hybridMultilevel"/>
     <w:tmpl w:val="A530C3FA"/>
@@ -23809,7 +27091,7 @@
       </w:rPr>
     </w:lvl>
   </w:abstractNum>
-  <w:abstractNum w:abstractNumId="40" w15:restartNumberingAfterBreak="0">
+  <w:abstractNum w:abstractNumId="41" w15:restartNumberingAfterBreak="0">
     <w:nsid w:val="4BA428D7"/>
     <w:multiLevelType w:val="hybridMultilevel"/>
     <w:tmpl w:val="D94CF76C"/>
@@ -23895,7 +27177,7 @@
       </w:pPr>
     </w:lvl>
   </w:abstractNum>
-  <w:abstractNum w:abstractNumId="41" w15:restartNumberingAfterBreak="0">
+  <w:abstractNum w:abstractNumId="42" w15:restartNumberingAfterBreak="0">
     <w:nsid w:val="4EFE25D4"/>
     <w:multiLevelType w:val="multilevel"/>
     <w:tmpl w:val="10FE5A88"/>
@@ -24044,7 +27326,7 @@
       </w:rPr>
     </w:lvl>
   </w:abstractNum>
-  <w:abstractNum w:abstractNumId="42" w15:restartNumberingAfterBreak="0">
+  <w:abstractNum w:abstractNumId="43" w15:restartNumberingAfterBreak="0">
     <w:nsid w:val="4FEB23CC"/>
     <w:multiLevelType w:val="multilevel"/>
     <w:tmpl w:val="10FE5A88"/>
@@ -24193,7 +27475,7 @@
       </w:rPr>
     </w:lvl>
   </w:abstractNum>
-  <w:abstractNum w:abstractNumId="43" w15:restartNumberingAfterBreak="0">
+  <w:abstractNum w:abstractNumId="44" w15:restartNumberingAfterBreak="0">
     <w:nsid w:val="502018DB"/>
     <w:multiLevelType w:val="multilevel"/>
     <w:tmpl w:val="10FE5A88"/>
@@ -24342,7 +27624,7 @@
       </w:rPr>
     </w:lvl>
   </w:abstractNum>
-  <w:abstractNum w:abstractNumId="44" w15:restartNumberingAfterBreak="0">
+  <w:abstractNum w:abstractNumId="45" w15:restartNumberingAfterBreak="0">
     <w:nsid w:val="5315153D"/>
     <w:multiLevelType w:val="hybridMultilevel"/>
     <w:tmpl w:val="D86AF38C"/>
@@ -24455,7 +27737,120 @@
       </w:rPr>
     </w:lvl>
   </w:abstractNum>
-  <w:abstractNum w:abstractNumId="45" w15:restartNumberingAfterBreak="0">
+  <w:abstractNum w:abstractNumId="46" w15:restartNumberingAfterBreak="0">
+    <w:nsid w:val="53595615"/>
+    <w:multiLevelType w:val="hybridMultilevel"/>
+    <w:tmpl w:val="50A097F6"/>
+    <w:lvl w:ilvl="0" w:tplc="04160001">
+      <w:start w:val="1"/>
+      <w:numFmt w:val="bullet"/>
+      <w:lvlText w:val=""/>
+      <w:lvlJc w:val="left"/>
+      <w:pPr>
+        <w:ind w:left="720" w:hanging="360"/>
+      </w:pPr>
+      <w:rPr>
+        <w:rFonts w:ascii="Symbol" w:hAnsi="Symbol" w:hint="default"/>
+      </w:rPr>
+    </w:lvl>
+    <w:lvl w:ilvl="1" w:tplc="04160003" w:tentative="1">
+      <w:start w:val="1"/>
+      <w:numFmt w:val="bullet"/>
+      <w:lvlText w:val="o"/>
+      <w:lvlJc w:val="left"/>
+      <w:pPr>
+        <w:ind w:left="1440" w:hanging="360"/>
+      </w:pPr>
+      <w:rPr>
+        <w:rFonts w:ascii="Courier New" w:hAnsi="Courier New" w:cs="Courier New" w:hint="default"/>
+      </w:rPr>
+    </w:lvl>
+    <w:lvl w:ilvl="2" w:tplc="04160005" w:tentative="1">
+      <w:start w:val="1"/>
+      <w:numFmt w:val="bullet"/>
+      <w:lvlText w:val=""/>
+      <w:lvlJc w:val="left"/>
+      <w:pPr>
+        <w:ind w:left="2160" w:hanging="360"/>
+      </w:pPr>
+      <w:rPr>
+        <w:rFonts w:ascii="Wingdings" w:hAnsi="Wingdings" w:hint="default"/>
+      </w:rPr>
+    </w:lvl>
+    <w:lvl w:ilvl="3" w:tplc="04160001" w:tentative="1">
+      <w:start w:val="1"/>
+      <w:numFmt w:val="bullet"/>
+      <w:lvlText w:val=""/>
+      <w:lvlJc w:val="left"/>
+      <w:pPr>
+        <w:ind w:left="2880" w:hanging="360"/>
+      </w:pPr>
+      <w:rPr>
+        <w:rFonts w:ascii="Symbol" w:hAnsi="Symbol" w:hint="default"/>
+      </w:rPr>
+    </w:lvl>
+    <w:lvl w:ilvl="4" w:tplc="04160003" w:tentative="1">
+      <w:start w:val="1"/>
+      <w:numFmt w:val="bullet"/>
+      <w:lvlText w:val="o"/>
+      <w:lvlJc w:val="left"/>
+      <w:pPr>
+        <w:ind w:left="3600" w:hanging="360"/>
+      </w:pPr>
+      <w:rPr>
+        <w:rFonts w:ascii="Courier New" w:hAnsi="Courier New" w:cs="Courier New" w:hint="default"/>
+      </w:rPr>
+    </w:lvl>
+    <w:lvl w:ilvl="5" w:tplc="04160005" w:tentative="1">
+      <w:start w:val="1"/>
+      <w:numFmt w:val="bullet"/>
+      <w:lvlText w:val=""/>
+      <w:lvlJc w:val="left"/>
+      <w:pPr>
+        <w:ind w:left="4320" w:hanging="360"/>
+      </w:pPr>
+      <w:rPr>
+        <w:rFonts w:ascii="Wingdings" w:hAnsi="Wingdings" w:hint="default"/>
+      </w:rPr>
+    </w:lvl>
+    <w:lvl w:ilvl="6" w:tplc="04160001" w:tentative="1">
+      <w:start w:val="1"/>
+      <w:numFmt w:val="bullet"/>
+      <w:lvlText w:val=""/>
+      <w:lvlJc w:val="left"/>
+      <w:pPr>
+        <w:ind w:left="5040" w:hanging="360"/>
+      </w:pPr>
+      <w:rPr>
+        <w:rFonts w:ascii="Symbol" w:hAnsi="Symbol" w:hint="default"/>
+      </w:rPr>
+    </w:lvl>
+    <w:lvl w:ilvl="7" w:tplc="04160003" w:tentative="1">
+      <w:start w:val="1"/>
+      <w:numFmt w:val="bullet"/>
+      <w:lvlText w:val="o"/>
+      <w:lvlJc w:val="left"/>
+      <w:pPr>
+        <w:ind w:left="5760" w:hanging="360"/>
+      </w:pPr>
+      <w:rPr>
+        <w:rFonts w:ascii="Courier New" w:hAnsi="Courier New" w:cs="Courier New" w:hint="default"/>
+      </w:rPr>
+    </w:lvl>
+    <w:lvl w:ilvl="8" w:tplc="04160005" w:tentative="1">
+      <w:start w:val="1"/>
+      <w:numFmt w:val="bullet"/>
+      <w:lvlText w:val=""/>
+      <w:lvlJc w:val="left"/>
+      <w:pPr>
+        <w:ind w:left="6480" w:hanging="360"/>
+      </w:pPr>
+      <w:rPr>
+        <w:rFonts w:ascii="Wingdings" w:hAnsi="Wingdings" w:hint="default"/>
+      </w:rPr>
+    </w:lvl>
+  </w:abstractNum>
+  <w:abstractNum w:abstractNumId="47" w15:restartNumberingAfterBreak="0">
     <w:nsid w:val="54533D2B"/>
     <w:multiLevelType w:val="hybridMultilevel"/>
     <w:tmpl w:val="A61856B0"/>
@@ -24568,7 +27963,120 @@
       </w:rPr>
     </w:lvl>
   </w:abstractNum>
-  <w:abstractNum w:abstractNumId="46" w15:restartNumberingAfterBreak="0">
+  <w:abstractNum w:abstractNumId="48" w15:restartNumberingAfterBreak="0">
+    <w:nsid w:val="55DD5390"/>
+    <w:multiLevelType w:val="hybridMultilevel"/>
+    <w:tmpl w:val="1C3C8804"/>
+    <w:lvl w:ilvl="0" w:tplc="04160001">
+      <w:start w:val="1"/>
+      <w:numFmt w:val="bullet"/>
+      <w:lvlText w:val=""/>
+      <w:lvlJc w:val="left"/>
+      <w:pPr>
+        <w:ind w:left="720" w:hanging="360"/>
+      </w:pPr>
+      <w:rPr>
+        <w:rFonts w:ascii="Symbol" w:hAnsi="Symbol" w:hint="default"/>
+      </w:rPr>
+    </w:lvl>
+    <w:lvl w:ilvl="1" w:tplc="04160003" w:tentative="1">
+      <w:start w:val="1"/>
+      <w:numFmt w:val="bullet"/>
+      <w:lvlText w:val="o"/>
+      <w:lvlJc w:val="left"/>
+      <w:pPr>
+        <w:ind w:left="1440" w:hanging="360"/>
+      </w:pPr>
+      <w:rPr>
+        <w:rFonts w:ascii="Courier New" w:hAnsi="Courier New" w:cs="Courier New" w:hint="default"/>
+      </w:rPr>
+    </w:lvl>
+    <w:lvl w:ilvl="2" w:tplc="04160005" w:tentative="1">
+      <w:start w:val="1"/>
+      <w:numFmt w:val="bullet"/>
+      <w:lvlText w:val=""/>
+      <w:lvlJc w:val="left"/>
+      <w:pPr>
+        <w:ind w:left="2160" w:hanging="360"/>
+      </w:pPr>
+      <w:rPr>
+        <w:rFonts w:ascii="Wingdings" w:hAnsi="Wingdings" w:hint="default"/>
+      </w:rPr>
+    </w:lvl>
+    <w:lvl w:ilvl="3" w:tplc="04160001" w:tentative="1">
+      <w:start w:val="1"/>
+      <w:numFmt w:val="bullet"/>
+      <w:lvlText w:val=""/>
+      <w:lvlJc w:val="left"/>
+      <w:pPr>
+        <w:ind w:left="2880" w:hanging="360"/>
+      </w:pPr>
+      <w:rPr>
+        <w:rFonts w:ascii="Symbol" w:hAnsi="Symbol" w:hint="default"/>
+      </w:rPr>
+    </w:lvl>
+    <w:lvl w:ilvl="4" w:tplc="04160003" w:tentative="1">
+      <w:start w:val="1"/>
+      <w:numFmt w:val="bullet"/>
+      <w:lvlText w:val="o"/>
+      <w:lvlJc w:val="left"/>
+      <w:pPr>
+        <w:ind w:left="3600" w:hanging="360"/>
+      </w:pPr>
+      <w:rPr>
+        <w:rFonts w:ascii="Courier New" w:hAnsi="Courier New" w:cs="Courier New" w:hint="default"/>
+      </w:rPr>
+    </w:lvl>
+    <w:lvl w:ilvl="5" w:tplc="04160005" w:tentative="1">
+      <w:start w:val="1"/>
+      <w:numFmt w:val="bullet"/>
+      <w:lvlText w:val=""/>
+      <w:lvlJc w:val="left"/>
+      <w:pPr>
+        <w:ind w:left="4320" w:hanging="360"/>
+      </w:pPr>
+      <w:rPr>
+        <w:rFonts w:ascii="Wingdings" w:hAnsi="Wingdings" w:hint="default"/>
+      </w:rPr>
+    </w:lvl>
+    <w:lvl w:ilvl="6" w:tplc="04160001" w:tentative="1">
+      <w:start w:val="1"/>
+      <w:numFmt w:val="bullet"/>
+      <w:lvlText w:val=""/>
+      <w:lvlJc w:val="left"/>
+      <w:pPr>
+        <w:ind w:left="5040" w:hanging="360"/>
+      </w:pPr>
+      <w:rPr>
+        <w:rFonts w:ascii="Symbol" w:hAnsi="Symbol" w:hint="default"/>
+      </w:rPr>
+    </w:lvl>
+    <w:lvl w:ilvl="7" w:tplc="04160003" w:tentative="1">
+      <w:start w:val="1"/>
+      <w:numFmt w:val="bullet"/>
+      <w:lvlText w:val="o"/>
+      <w:lvlJc w:val="left"/>
+      <w:pPr>
+        <w:ind w:left="5760" w:hanging="360"/>
+      </w:pPr>
+      <w:rPr>
+        <w:rFonts w:ascii="Courier New" w:hAnsi="Courier New" w:cs="Courier New" w:hint="default"/>
+      </w:rPr>
+    </w:lvl>
+    <w:lvl w:ilvl="8" w:tplc="04160005" w:tentative="1">
+      <w:start w:val="1"/>
+      <w:numFmt w:val="bullet"/>
+      <w:lvlText w:val=""/>
+      <w:lvlJc w:val="left"/>
+      <w:pPr>
+        <w:ind w:left="6480" w:hanging="360"/>
+      </w:pPr>
+      <w:rPr>
+        <w:rFonts w:ascii="Wingdings" w:hAnsi="Wingdings" w:hint="default"/>
+      </w:rPr>
+    </w:lvl>
+  </w:abstractNum>
+  <w:abstractNum w:abstractNumId="49" w15:restartNumberingAfterBreak="0">
     <w:nsid w:val="57C90A1C"/>
     <w:multiLevelType w:val="hybridMultilevel"/>
     <w:tmpl w:val="1B224522"/>
@@ -24681,7 +28189,7 @@
       </w:rPr>
     </w:lvl>
   </w:abstractNum>
-  <w:abstractNum w:abstractNumId="47" w15:restartNumberingAfterBreak="0">
+  <w:abstractNum w:abstractNumId="50" w15:restartNumberingAfterBreak="0">
     <w:nsid w:val="57CB5F82"/>
     <w:multiLevelType w:val="hybridMultilevel"/>
     <w:tmpl w:val="B5643822"/>
@@ -24794,7 +28302,7 @@
       </w:rPr>
     </w:lvl>
   </w:abstractNum>
-  <w:abstractNum w:abstractNumId="48" w15:restartNumberingAfterBreak="0">
+  <w:abstractNum w:abstractNumId="51" w15:restartNumberingAfterBreak="0">
     <w:nsid w:val="5AAE0D2C"/>
     <w:multiLevelType w:val="hybridMultilevel"/>
     <w:tmpl w:val="F45293D4"/>
@@ -24907,7 +28415,7 @@
       </w:rPr>
     </w:lvl>
   </w:abstractNum>
-  <w:abstractNum w:abstractNumId="49" w15:restartNumberingAfterBreak="0">
+  <w:abstractNum w:abstractNumId="52" w15:restartNumberingAfterBreak="0">
     <w:nsid w:val="5B4E78AF"/>
     <w:multiLevelType w:val="multilevel"/>
     <w:tmpl w:val="6AFA6004"/>
@@ -25056,7 +28564,120 @@
       </w:rPr>
     </w:lvl>
   </w:abstractNum>
-  <w:abstractNum w:abstractNumId="50" w15:restartNumberingAfterBreak="0">
+  <w:abstractNum w:abstractNumId="53" w15:restartNumberingAfterBreak="0">
+    <w:nsid w:val="5BA9389A"/>
+    <w:multiLevelType w:val="hybridMultilevel"/>
+    <w:tmpl w:val="76B449A8"/>
+    <w:lvl w:ilvl="0" w:tplc="04160001">
+      <w:start w:val="1"/>
+      <w:numFmt w:val="bullet"/>
+      <w:lvlText w:val=""/>
+      <w:lvlJc w:val="left"/>
+      <w:pPr>
+        <w:ind w:left="1080" w:hanging="360"/>
+      </w:pPr>
+      <w:rPr>
+        <w:rFonts w:ascii="Symbol" w:hAnsi="Symbol" w:hint="default"/>
+      </w:rPr>
+    </w:lvl>
+    <w:lvl w:ilvl="1" w:tplc="04160003" w:tentative="1">
+      <w:start w:val="1"/>
+      <w:numFmt w:val="bullet"/>
+      <w:lvlText w:val="o"/>
+      <w:lvlJc w:val="left"/>
+      <w:pPr>
+        <w:ind w:left="1800" w:hanging="360"/>
+      </w:pPr>
+      <w:rPr>
+        <w:rFonts w:ascii="Courier New" w:hAnsi="Courier New" w:cs="Courier New" w:hint="default"/>
+      </w:rPr>
+    </w:lvl>
+    <w:lvl w:ilvl="2" w:tplc="04160005" w:tentative="1">
+      <w:start w:val="1"/>
+      <w:numFmt w:val="bullet"/>
+      <w:lvlText w:val=""/>
+      <w:lvlJc w:val="left"/>
+      <w:pPr>
+        <w:ind w:left="2520" w:hanging="360"/>
+      </w:pPr>
+      <w:rPr>
+        <w:rFonts w:ascii="Wingdings" w:hAnsi="Wingdings" w:hint="default"/>
+      </w:rPr>
+    </w:lvl>
+    <w:lvl w:ilvl="3" w:tplc="04160001" w:tentative="1">
+      <w:start w:val="1"/>
+      <w:numFmt w:val="bullet"/>
+      <w:lvlText w:val=""/>
+      <w:lvlJc w:val="left"/>
+      <w:pPr>
+        <w:ind w:left="3240" w:hanging="360"/>
+      </w:pPr>
+      <w:rPr>
+        <w:rFonts w:ascii="Symbol" w:hAnsi="Symbol" w:hint="default"/>
+      </w:rPr>
+    </w:lvl>
+    <w:lvl w:ilvl="4" w:tplc="04160003" w:tentative="1">
+      <w:start w:val="1"/>
+      <w:numFmt w:val="bullet"/>
+      <w:lvlText w:val="o"/>
+      <w:lvlJc w:val="left"/>
+      <w:pPr>
+        <w:ind w:left="3960" w:hanging="360"/>
+      </w:pPr>
+      <w:rPr>
+        <w:rFonts w:ascii="Courier New" w:hAnsi="Courier New" w:cs="Courier New" w:hint="default"/>
+      </w:rPr>
+    </w:lvl>
+    <w:lvl w:ilvl="5" w:tplc="04160005" w:tentative="1">
+      <w:start w:val="1"/>
+      <w:numFmt w:val="bullet"/>
+      <w:lvlText w:val=""/>
+      <w:lvlJc w:val="left"/>
+      <w:pPr>
+        <w:ind w:left="4680" w:hanging="360"/>
+      </w:pPr>
+      <w:rPr>
+        <w:rFonts w:ascii="Wingdings" w:hAnsi="Wingdings" w:hint="default"/>
+      </w:rPr>
+    </w:lvl>
+    <w:lvl w:ilvl="6" w:tplc="04160001" w:tentative="1">
+      <w:start w:val="1"/>
+      <w:numFmt w:val="bullet"/>
+      <w:lvlText w:val=""/>
+      <w:lvlJc w:val="left"/>
+      <w:pPr>
+        <w:ind w:left="5400" w:hanging="360"/>
+      </w:pPr>
+      <w:rPr>
+        <w:rFonts w:ascii="Symbol" w:hAnsi="Symbol" w:hint="default"/>
+      </w:rPr>
+    </w:lvl>
+    <w:lvl w:ilvl="7" w:tplc="04160003" w:tentative="1">
+      <w:start w:val="1"/>
+      <w:numFmt w:val="bullet"/>
+      <w:lvlText w:val="o"/>
+      <w:lvlJc w:val="left"/>
+      <w:pPr>
+        <w:ind w:left="6120" w:hanging="360"/>
+      </w:pPr>
+      <w:rPr>
+        <w:rFonts w:ascii="Courier New" w:hAnsi="Courier New" w:cs="Courier New" w:hint="default"/>
+      </w:rPr>
+    </w:lvl>
+    <w:lvl w:ilvl="8" w:tplc="04160005" w:tentative="1">
+      <w:start w:val="1"/>
+      <w:numFmt w:val="bullet"/>
+      <w:lvlText w:val=""/>
+      <w:lvlJc w:val="left"/>
+      <w:pPr>
+        <w:ind w:left="6840" w:hanging="360"/>
+      </w:pPr>
+      <w:rPr>
+        <w:rFonts w:ascii="Wingdings" w:hAnsi="Wingdings" w:hint="default"/>
+      </w:rPr>
+    </w:lvl>
+  </w:abstractNum>
+  <w:abstractNum w:abstractNumId="54" w15:restartNumberingAfterBreak="0">
     <w:nsid w:val="5C4A5244"/>
     <w:multiLevelType w:val="hybridMultilevel"/>
     <w:tmpl w:val="6E10B4EC"/>
@@ -25169,7 +28790,7 @@
       </w:rPr>
     </w:lvl>
   </w:abstractNum>
-  <w:abstractNum w:abstractNumId="51" w15:restartNumberingAfterBreak="0">
+  <w:abstractNum w:abstractNumId="55" w15:restartNumberingAfterBreak="0">
     <w:nsid w:val="5C520031"/>
     <w:multiLevelType w:val="multilevel"/>
     <w:tmpl w:val="15F2258E"/>
@@ -25318,7 +28939,7 @@
       </w:rPr>
     </w:lvl>
   </w:abstractNum>
-  <w:abstractNum w:abstractNumId="52" w15:restartNumberingAfterBreak="0">
+  <w:abstractNum w:abstractNumId="56" w15:restartNumberingAfterBreak="0">
     <w:nsid w:val="61FE12D9"/>
     <w:multiLevelType w:val="hybridMultilevel"/>
     <w:tmpl w:val="87D8D996"/>
@@ -25431,7 +29052,7 @@
       </w:rPr>
     </w:lvl>
   </w:abstractNum>
-  <w:abstractNum w:abstractNumId="53" w15:restartNumberingAfterBreak="0">
+  <w:abstractNum w:abstractNumId="57" w15:restartNumberingAfterBreak="0">
     <w:nsid w:val="66A5119D"/>
     <w:multiLevelType w:val="multilevel"/>
     <w:tmpl w:val="F0B4BF8C"/>
@@ -25580,7 +29201,7 @@
       </w:rPr>
     </w:lvl>
   </w:abstractNum>
-  <w:abstractNum w:abstractNumId="54" w15:restartNumberingAfterBreak="0">
+  <w:abstractNum w:abstractNumId="58" w15:restartNumberingAfterBreak="0">
     <w:nsid w:val="6B252EEC"/>
     <w:multiLevelType w:val="multilevel"/>
     <w:tmpl w:val="8BC45AB2"/>
@@ -25729,7 +29350,7 @@
       </w:rPr>
     </w:lvl>
   </w:abstractNum>
-  <w:abstractNum w:abstractNumId="55" w15:restartNumberingAfterBreak="0">
+  <w:abstractNum w:abstractNumId="59" w15:restartNumberingAfterBreak="0">
     <w:nsid w:val="6E697BD1"/>
     <w:multiLevelType w:val="hybridMultilevel"/>
     <w:tmpl w:val="C2D4DBA4"/>
@@ -25842,7 +29463,7 @@
       </w:rPr>
     </w:lvl>
   </w:abstractNum>
-  <w:abstractNum w:abstractNumId="56" w15:restartNumberingAfterBreak="0">
+  <w:abstractNum w:abstractNumId="60" w15:restartNumberingAfterBreak="0">
     <w:nsid w:val="6EA445D9"/>
     <w:multiLevelType w:val="multilevel"/>
     <w:tmpl w:val="B0D68246"/>
@@ -25991,7 +29612,7 @@
       </w:rPr>
     </w:lvl>
   </w:abstractNum>
-  <w:abstractNum w:abstractNumId="57" w15:restartNumberingAfterBreak="0">
+  <w:abstractNum w:abstractNumId="61" w15:restartNumberingAfterBreak="0">
     <w:nsid w:val="6ECD0BED"/>
     <w:multiLevelType w:val="hybridMultilevel"/>
     <w:tmpl w:val="4F1EAABE"/>
@@ -26104,7 +29725,7 @@
       </w:rPr>
     </w:lvl>
   </w:abstractNum>
-  <w:abstractNum w:abstractNumId="58" w15:restartNumberingAfterBreak="0">
+  <w:abstractNum w:abstractNumId="62" w15:restartNumberingAfterBreak="0">
     <w:nsid w:val="6FAA2CC5"/>
     <w:multiLevelType w:val="multilevel"/>
     <w:tmpl w:val="7884CD26"/>
@@ -26217,7 +29838,7 @@
       </w:pPr>
     </w:lvl>
   </w:abstractNum>
-  <w:abstractNum w:abstractNumId="59" w15:restartNumberingAfterBreak="0">
+  <w:abstractNum w:abstractNumId="63" w15:restartNumberingAfterBreak="0">
     <w:nsid w:val="75EA6477"/>
     <w:multiLevelType w:val="hybridMultilevel"/>
     <w:tmpl w:val="D59C6048"/>
@@ -26330,7 +29951,7 @@
       </w:rPr>
     </w:lvl>
   </w:abstractNum>
-  <w:abstractNum w:abstractNumId="60" w15:restartNumberingAfterBreak="0">
+  <w:abstractNum w:abstractNumId="64" w15:restartNumberingAfterBreak="0">
     <w:nsid w:val="786476B7"/>
     <w:multiLevelType w:val="hybridMultilevel"/>
     <w:tmpl w:val="23245F9C"/>
@@ -26443,7 +30064,7 @@
       </w:rPr>
     </w:lvl>
   </w:abstractNum>
-  <w:abstractNum w:abstractNumId="61" w15:restartNumberingAfterBreak="0">
+  <w:abstractNum w:abstractNumId="65" w15:restartNumberingAfterBreak="0">
     <w:nsid w:val="7A2E7DCD"/>
     <w:multiLevelType w:val="hybridMultilevel"/>
     <w:tmpl w:val="2AEE369C"/>
@@ -26556,7 +30177,7 @@
       </w:rPr>
     </w:lvl>
   </w:abstractNum>
-  <w:abstractNum w:abstractNumId="62" w15:restartNumberingAfterBreak="0">
+  <w:abstractNum w:abstractNumId="66" w15:restartNumberingAfterBreak="0">
     <w:nsid w:val="7A3D4DD5"/>
     <w:multiLevelType w:val="hybridMultilevel"/>
     <w:tmpl w:val="3A345A74"/>
@@ -26669,7 +30290,7 @@
       </w:rPr>
     </w:lvl>
   </w:abstractNum>
-  <w:abstractNum w:abstractNumId="63" w15:restartNumberingAfterBreak="0">
+  <w:abstractNum w:abstractNumId="67" w15:restartNumberingAfterBreak="0">
     <w:nsid w:val="7F9E33BE"/>
     <w:multiLevelType w:val="hybridMultilevel"/>
     <w:tmpl w:val="7E343722"/>
@@ -26782,7 +30403,7 @@
       </w:rPr>
     </w:lvl>
   </w:abstractNum>
-  <w:abstractNum w:abstractNumId="64" w15:restartNumberingAfterBreak="0">
+  <w:abstractNum w:abstractNumId="68" w15:restartNumberingAfterBreak="0">
     <w:nsid w:val="7FC45E23"/>
     <w:multiLevelType w:val="hybridMultilevel"/>
     <w:tmpl w:val="B6A42388"/>
@@ -26896,46 +30517,46 @@
     </w:lvl>
   </w:abstractNum>
   <w:num w:numId="1" w16cid:durableId="1849098627">
-    <w:abstractNumId w:val="40"/>
+    <w:abstractNumId w:val="41"/>
   </w:num>
   <w:num w:numId="2" w16cid:durableId="594829819">
     <w:abstractNumId w:val="13"/>
   </w:num>
   <w:num w:numId="3" w16cid:durableId="243950662">
-    <w:abstractNumId w:val="51"/>
+    <w:abstractNumId w:val="55"/>
   </w:num>
   <w:num w:numId="4" w16cid:durableId="1978948423">
-    <w:abstractNumId w:val="61"/>
+    <w:abstractNumId w:val="65"/>
   </w:num>
   <w:num w:numId="5" w16cid:durableId="1401757085">
-    <w:abstractNumId w:val="38"/>
+    <w:abstractNumId w:val="39"/>
   </w:num>
   <w:num w:numId="6" w16cid:durableId="1871526241">
-    <w:abstractNumId w:val="54"/>
+    <w:abstractNumId w:val="58"/>
   </w:num>
   <w:num w:numId="7" w16cid:durableId="1932620228">
     <w:abstractNumId w:val="8"/>
   </w:num>
   <w:num w:numId="8" w16cid:durableId="1817648396">
-    <w:abstractNumId w:val="58"/>
+    <w:abstractNumId w:val="62"/>
   </w:num>
   <w:num w:numId="9" w16cid:durableId="121461246">
     <w:abstractNumId w:val="17"/>
   </w:num>
   <w:num w:numId="10" w16cid:durableId="509608449">
-    <w:abstractNumId w:val="63"/>
+    <w:abstractNumId w:val="67"/>
   </w:num>
   <w:num w:numId="11" w16cid:durableId="1096824675">
-    <w:abstractNumId w:val="42"/>
+    <w:abstractNumId w:val="43"/>
   </w:num>
   <w:num w:numId="12" w16cid:durableId="588545318">
-    <w:abstractNumId w:val="52"/>
+    <w:abstractNumId w:val="56"/>
   </w:num>
   <w:num w:numId="13" w16cid:durableId="1688482641">
-    <w:abstractNumId w:val="55"/>
+    <w:abstractNumId w:val="59"/>
   </w:num>
   <w:num w:numId="14" w16cid:durableId="820654974">
-    <w:abstractNumId w:val="36"/>
+    <w:abstractNumId w:val="37"/>
   </w:num>
   <w:num w:numId="15" w16cid:durableId="614797180">
     <w:abstractNumId w:val="15"/>
@@ -26944,31 +30565,31 @@
     <w:abstractNumId w:val="20"/>
   </w:num>
   <w:num w:numId="17" w16cid:durableId="255526209">
-    <w:abstractNumId w:val="35"/>
+    <w:abstractNumId w:val="36"/>
   </w:num>
   <w:num w:numId="18" w16cid:durableId="1070999177">
     <w:abstractNumId w:val="3"/>
   </w:num>
   <w:num w:numId="19" w16cid:durableId="227152851">
-    <w:abstractNumId w:val="27"/>
+    <w:abstractNumId w:val="28"/>
   </w:num>
   <w:num w:numId="20" w16cid:durableId="309017863">
     <w:abstractNumId w:val="2"/>
   </w:num>
   <w:num w:numId="21" w16cid:durableId="1175682971">
-    <w:abstractNumId w:val="43"/>
+    <w:abstractNumId w:val="44"/>
   </w:num>
   <w:num w:numId="22" w16cid:durableId="174224595">
     <w:abstractNumId w:val="21"/>
   </w:num>
   <w:num w:numId="23" w16cid:durableId="662661005">
-    <w:abstractNumId w:val="45"/>
+    <w:abstractNumId w:val="47"/>
   </w:num>
   <w:num w:numId="24" w16cid:durableId="1479762900">
-    <w:abstractNumId w:val="62"/>
+    <w:abstractNumId w:val="66"/>
   </w:num>
   <w:num w:numId="25" w16cid:durableId="47803658">
-    <w:abstractNumId w:val="28"/>
+    <w:abstractNumId w:val="29"/>
   </w:num>
   <w:num w:numId="26" w16cid:durableId="1705864956">
     <w:abstractNumId w:val="7"/>
@@ -26977,19 +30598,19 @@
     <w:abstractNumId w:val="14"/>
   </w:num>
   <w:num w:numId="28" w16cid:durableId="1959139645">
-    <w:abstractNumId w:val="30"/>
+    <w:abstractNumId w:val="31"/>
   </w:num>
   <w:num w:numId="29" w16cid:durableId="19207612">
     <w:abstractNumId w:val="0"/>
   </w:num>
   <w:num w:numId="30" w16cid:durableId="1677465396">
-    <w:abstractNumId w:val="41"/>
+    <w:abstractNumId w:val="42"/>
   </w:num>
   <w:num w:numId="31" w16cid:durableId="1966891538">
-    <w:abstractNumId w:val="49"/>
+    <w:abstractNumId w:val="52"/>
   </w:num>
   <w:num w:numId="32" w16cid:durableId="1155142709">
-    <w:abstractNumId w:val="37"/>
+    <w:abstractNumId w:val="38"/>
   </w:num>
   <w:num w:numId="33" w16cid:durableId="1257053816">
     <w:abstractNumId w:val="9"/>
@@ -26998,43 +30619,43 @@
     <w:abstractNumId w:val="18"/>
   </w:num>
   <w:num w:numId="35" w16cid:durableId="256839176">
-    <w:abstractNumId w:val="56"/>
+    <w:abstractNumId w:val="60"/>
   </w:num>
   <w:num w:numId="36" w16cid:durableId="1560244126">
-    <w:abstractNumId w:val="44"/>
+    <w:abstractNumId w:val="45"/>
   </w:num>
   <w:num w:numId="37" w16cid:durableId="1549030526">
+    <w:abstractNumId w:val="34"/>
+  </w:num>
+  <w:num w:numId="38" w16cid:durableId="1929731469">
+    <w:abstractNumId w:val="30"/>
+  </w:num>
+  <w:num w:numId="39" w16cid:durableId="252670387">
     <w:abstractNumId w:val="33"/>
   </w:num>
-  <w:num w:numId="38" w16cid:durableId="1929731469">
-    <w:abstractNumId w:val="29"/>
-  </w:num>
-  <w:num w:numId="39" w16cid:durableId="252670387">
-    <w:abstractNumId w:val="32"/>
-  </w:num>
   <w:num w:numId="40" w16cid:durableId="783116472">
-    <w:abstractNumId w:val="25"/>
+    <w:abstractNumId w:val="26"/>
   </w:num>
   <w:num w:numId="41" w16cid:durableId="1768580637">
     <w:abstractNumId w:val="22"/>
   </w:num>
   <w:num w:numId="42" w16cid:durableId="398093661">
-    <w:abstractNumId w:val="48"/>
+    <w:abstractNumId w:val="51"/>
   </w:num>
   <w:num w:numId="43" w16cid:durableId="44106838">
     <w:abstractNumId w:val="11"/>
   </w:num>
   <w:num w:numId="44" w16cid:durableId="1868058625">
-    <w:abstractNumId w:val="64"/>
+    <w:abstractNumId w:val="68"/>
   </w:num>
   <w:num w:numId="45" w16cid:durableId="302199171">
-    <w:abstractNumId w:val="26"/>
+    <w:abstractNumId w:val="27"/>
   </w:num>
   <w:num w:numId="46" w16cid:durableId="1490558735">
-    <w:abstractNumId w:val="31"/>
+    <w:abstractNumId w:val="32"/>
   </w:num>
   <w:num w:numId="47" w16cid:durableId="946041775">
-    <w:abstractNumId w:val="47"/>
+    <w:abstractNumId w:val="50"/>
   </w:num>
   <w:num w:numId="48" w16cid:durableId="27341133">
     <w:abstractNumId w:val="5"/>
@@ -27046,34 +30667,34 @@
     <w:abstractNumId w:val="12"/>
   </w:num>
   <w:num w:numId="51" w16cid:durableId="649870905">
-    <w:abstractNumId w:val="50"/>
+    <w:abstractNumId w:val="54"/>
   </w:num>
   <w:num w:numId="52" w16cid:durableId="867646461">
-    <w:abstractNumId w:val="23"/>
+    <w:abstractNumId w:val="24"/>
   </w:num>
   <w:num w:numId="53" w16cid:durableId="1038623645">
     <w:abstractNumId w:val="4"/>
   </w:num>
   <w:num w:numId="54" w16cid:durableId="1374885936">
-    <w:abstractNumId w:val="24"/>
+    <w:abstractNumId w:val="25"/>
   </w:num>
   <w:num w:numId="55" w16cid:durableId="1211964171">
     <w:abstractNumId w:val="16"/>
   </w:num>
   <w:num w:numId="56" w16cid:durableId="370691856">
-    <w:abstractNumId w:val="46"/>
+    <w:abstractNumId w:val="49"/>
   </w:num>
   <w:num w:numId="57" w16cid:durableId="1126968522">
-    <w:abstractNumId w:val="57"/>
+    <w:abstractNumId w:val="61"/>
   </w:num>
   <w:num w:numId="58" w16cid:durableId="235089663">
     <w:abstractNumId w:val="6"/>
   </w:num>
   <w:num w:numId="59" w16cid:durableId="147478153">
-    <w:abstractNumId w:val="34"/>
+    <w:abstractNumId w:val="35"/>
   </w:num>
   <w:num w:numId="60" w16cid:durableId="1828394945">
-    <w:abstractNumId w:val="53"/>
+    <w:abstractNumId w:val="57"/>
   </w:num>
   <w:num w:numId="61" w16cid:durableId="1605461384">
     <w:abstractNumId w:val="1"/>
@@ -27082,13 +30703,25 @@
     <w:abstractNumId w:val="19"/>
   </w:num>
   <w:num w:numId="63" w16cid:durableId="2113548704">
-    <w:abstractNumId w:val="59"/>
+    <w:abstractNumId w:val="63"/>
   </w:num>
   <w:num w:numId="64" w16cid:durableId="107816750">
-    <w:abstractNumId w:val="39"/>
+    <w:abstractNumId w:val="40"/>
   </w:num>
   <w:num w:numId="65" w16cid:durableId="1907884401">
-    <w:abstractNumId w:val="60"/>
+    <w:abstractNumId w:val="64"/>
+  </w:num>
+  <w:num w:numId="66" w16cid:durableId="548880609">
+    <w:abstractNumId w:val="23"/>
+  </w:num>
+  <w:num w:numId="67" w16cid:durableId="1316644275">
+    <w:abstractNumId w:val="53"/>
+  </w:num>
+  <w:num w:numId="68" w16cid:durableId="1021275725">
+    <w:abstractNumId w:val="46"/>
+  </w:num>
+  <w:num w:numId="69" w16cid:durableId="728378439">
+    <w:abstractNumId w:val="48"/>
   </w:num>
 </w:numbering>
 </file>
@@ -27491,7 +31124,7 @@
   <w:style w:type="paragraph" w:default="1" w:styleId="Normal">
     <w:name w:val="Normal"/>
     <w:qFormat/>
-    <w:rsid w:val="006B51AF"/>
+    <w:rsid w:val="00706F40"/>
   </w:style>
   <w:style w:type="paragraph" w:styleId="Ttulo3">
     <w:name w:val="heading 3"/>
@@ -27540,7 +31173,6 @@
   <w:style w:type="character" w:default="1" w:styleId="Fontepargpadro">
     <w:name w:val="Default Paragraph Font"/>
     <w:uiPriority w:val="1"/>
-    <w:semiHidden/>
     <w:unhideWhenUsed/>
   </w:style>
   <w:style w:type="table" w:default="1" w:styleId="Tabelanormal">
@@ -27745,7 +31377,7 @@
         <a:sysClr val="windowText" lastClr="000000"/>
       </a:dk1>
       <a:lt1>
-        <a:sysClr val="window" lastClr="C8C8C8"/>
+        <a:sysClr val="window" lastClr="FFFFFF"/>
       </a:lt1>
       <a:dk2>
         <a:srgbClr val="1F497D"/>

--- a/MODULOS DE ESTUDO/HTML.docx
+++ b/MODULOS DE ESTUDO/HTML.docx
@@ -1627,7 +1627,7 @@
       </w:pPr>
       <w:r>
         <w:pict w14:anchorId="77A879C2">
-          <v:rect id="_x0000_i1050" style="width:0;height:1.5pt" o:hralign="center" o:bullet="t" o:hrstd="t" o:hr="t" fillcolor="#a0a0a0" stroked="f"/>
+          <v:rect id="_x0000_i1027" style="width:0;height:1.5pt" o:hralign="center" o:bullet="t" o:hrstd="t" o:hr="t" fillcolor="#a0a0a0" stroked="f"/>
         </w:pict>
       </w:r>
     </w:p>
@@ -2380,7 +2380,7 @@
           <w:bCs/>
         </w:rPr>
         <w:pict w14:anchorId="50C5B6D4">
-          <v:rect id="_x0000_i1027" style="width:0;height:1.5pt" o:hralign="center" o:bullet="t" o:hrstd="t" o:hr="t" fillcolor="#a0a0a0" stroked="f"/>
+          <v:rect id="_x0000_i1028" style="width:0;height:1.5pt" o:hralign="center" o:bullet="t" o:hrstd="t" o:hr="t" fillcolor="#a0a0a0" stroked="f"/>
         </w:pict>
       </w:r>
     </w:p>
@@ -3584,7 +3584,7 @@
           <w:bCs/>
         </w:rPr>
         <w:pict w14:anchorId="604C9C91">
-          <v:rect id="_x0000_i1028" style="width:0;height:1.5pt" o:hralign="center" o:bullet="t" o:hrstd="t" o:hr="t" fillcolor="#a0a0a0" stroked="f"/>
+          <v:rect id="_x0000_i1029" style="width:0;height:1.5pt" o:hralign="center" o:bullet="t" o:hrstd="t" o:hr="t" fillcolor="#a0a0a0" stroked="f"/>
         </w:pict>
       </w:r>
     </w:p>
@@ -3995,7 +3995,6 @@
         </w:rPr>
         <w:t xml:space="preserve">é uma </w:t>
       </w:r>
-      <w:proofErr w:type="spellStart"/>
       <w:r>
         <w:rPr>
           <w:rFonts w:eastAsia="Times New Roman" w:cstheme="minorHAnsi"/>
@@ -4005,19 +4004,7 @@
           <w:szCs w:val="24"/>
           <w:lang w:eastAsia="pt-BR"/>
         </w:rPr>
-        <w:t>tag</w:t>
-      </w:r>
-      <w:proofErr w:type="spellEnd"/>
-      <w:r>
-        <w:rPr>
-          <w:rFonts w:eastAsia="Times New Roman" w:cstheme="minorHAnsi"/>
-          <w:i/>
-          <w:iCs/>
-          <w:sz w:val="24"/>
-          <w:szCs w:val="24"/>
-          <w:lang w:eastAsia="pt-BR"/>
-        </w:rPr>
-        <w:t xml:space="preserve"> semântica</w:t>
+        <w:t>tag semântica</w:t>
       </w:r>
       <w:r>
         <w:rPr>
@@ -4326,7 +4313,7 @@
           <w:bCs/>
         </w:rPr>
         <w:pict w14:anchorId="23F02ACE">
-          <v:rect id="_x0000_i1054" style="width:0;height:1.5pt" o:hralign="center" o:bullet="t" o:hrstd="t" o:hr="t" fillcolor="#a0a0a0" stroked="f"/>
+          <v:rect id="_x0000_i1030" style="width:0;height:1.5pt" o:hralign="center" o:bullet="t" o:hrstd="t" o:hr="t" fillcolor="#a0a0a0" stroked="f"/>
         </w:pict>
       </w:r>
     </w:p>
@@ -4664,49 +4651,17 @@
           <w:szCs w:val="24"/>
           <w:lang w:eastAsia="pt-BR"/>
         </w:rPr>
-        <w:t xml:space="preserve">→ </w:t>
-      </w:r>
-      <w:proofErr w:type="spellStart"/>
-      <w:r>
-        <w:rPr>
-          <w:rFonts w:ascii="Times New Roman" w:eastAsia="Times New Roman" w:hAnsi="Times New Roman" w:cs="Times New Roman"/>
-          <w:sz w:val="24"/>
-          <w:szCs w:val="24"/>
-          <w:lang w:eastAsia="pt-BR"/>
-        </w:rPr>
-        <w:t>tag</w:t>
-      </w:r>
-      <w:proofErr w:type="spellEnd"/>
-      <w:r>
-        <w:rPr>
-          <w:rFonts w:ascii="Times New Roman" w:eastAsia="Times New Roman" w:hAnsi="Times New Roman" w:cs="Times New Roman"/>
-          <w:sz w:val="24"/>
-          <w:szCs w:val="24"/>
-          <w:lang w:eastAsia="pt-BR"/>
-        </w:rPr>
-        <w:t xml:space="preserve"> de link. Usa o atributo </w:t>
-      </w:r>
-      <w:proofErr w:type="spellStart"/>
-      <w:r>
-        <w:rPr>
-          <w:rFonts w:ascii="Times New Roman" w:eastAsia="Times New Roman" w:hAnsi="Times New Roman" w:cs="Times New Roman"/>
-          <w:color w:val="0070C0"/>
-          <w:sz w:val="24"/>
-          <w:szCs w:val="24"/>
-          <w:lang w:eastAsia="pt-BR"/>
-        </w:rPr>
-        <w:t>href</w:t>
-      </w:r>
-      <w:proofErr w:type="spellEnd"/>
-      <w:r>
-        <w:rPr>
-          <w:rFonts w:ascii="Times New Roman" w:eastAsia="Times New Roman" w:hAnsi="Times New Roman" w:cs="Times New Roman"/>
-          <w:color w:val="0070C0"/>
-          <w:sz w:val="24"/>
-          <w:szCs w:val="24"/>
-          <w:lang w:eastAsia="pt-BR"/>
-        </w:rPr>
-        <w:t xml:space="preserve"> </w:t>
+        <w:t xml:space="preserve">→ tag de link. Usa o atributo </w:t>
+      </w:r>
+      <w:r>
+        <w:rPr>
+          <w:rFonts w:ascii="Times New Roman" w:eastAsia="Times New Roman" w:hAnsi="Times New Roman" w:cs="Times New Roman"/>
+          <w:color w:val="0070C0"/>
+          <w:sz w:val="24"/>
+          <w:szCs w:val="24"/>
+          <w:lang w:eastAsia="pt-BR"/>
+        </w:rPr>
+        <w:t xml:space="preserve">href </w:t>
       </w:r>
       <w:r>
         <w:rPr>
@@ -4753,29 +4708,7 @@
           <w:szCs w:val="24"/>
           <w:lang w:eastAsia="pt-BR"/>
         </w:rPr>
-        <w:t xml:space="preserve">&lt;a </w:t>
-      </w:r>
-      <w:proofErr w:type="spellStart"/>
-      <w:r>
-        <w:rPr>
-          <w:rFonts w:ascii="Times New Roman" w:eastAsia="Times New Roman" w:hAnsi="Times New Roman" w:cs="Times New Roman"/>
-          <w:color w:val="0070C0"/>
-          <w:sz w:val="24"/>
-          <w:szCs w:val="24"/>
-          <w:lang w:eastAsia="pt-BR"/>
-        </w:rPr>
-        <w:t>href</w:t>
-      </w:r>
-      <w:proofErr w:type="spellEnd"/>
-      <w:r>
-        <w:rPr>
-          <w:rFonts w:ascii="Times New Roman" w:eastAsia="Times New Roman" w:hAnsi="Times New Roman" w:cs="Times New Roman"/>
-          <w:color w:val="0070C0"/>
-          <w:sz w:val="24"/>
-          <w:szCs w:val="24"/>
-          <w:lang w:eastAsia="pt-BR"/>
-        </w:rPr>
-        <w:t>="https://site.com"&gt;Clique aqui&lt;/a&gt;</w:t>
+        <w:t>&lt;a href="https://site.com"&gt;Clique aqui&lt;/a&gt;</w:t>
       </w:r>
     </w:p>
     <w:p>
@@ -4802,27 +4735,7 @@
           <w:szCs w:val="24"/>
           <w:lang w:eastAsia="pt-BR"/>
         </w:rPr>
-        <w:t xml:space="preserve">Pode levar pra outra página, seção, </w:t>
-      </w:r>
-      <w:proofErr w:type="spellStart"/>
-      <w:r>
-        <w:rPr>
-          <w:rFonts w:ascii="Times New Roman" w:eastAsia="Times New Roman" w:hAnsi="Times New Roman" w:cs="Times New Roman"/>
-          <w:sz w:val="24"/>
-          <w:szCs w:val="24"/>
-          <w:lang w:eastAsia="pt-BR"/>
-        </w:rPr>
-        <w:t>email</w:t>
-      </w:r>
-      <w:proofErr w:type="spellEnd"/>
-      <w:r>
-        <w:rPr>
-          <w:rFonts w:ascii="Times New Roman" w:eastAsia="Times New Roman" w:hAnsi="Times New Roman" w:cs="Times New Roman"/>
-          <w:sz w:val="24"/>
-          <w:szCs w:val="24"/>
-          <w:lang w:eastAsia="pt-BR"/>
-        </w:rPr>
-        <w:t>, arquivo etc.</w:t>
+        <w:t>Pode levar pra outra página, seção, email, arquivo etc.</w:t>
       </w:r>
     </w:p>
     <w:p>
@@ -4926,33 +4839,7 @@
           <w:szCs w:val="24"/>
           <w:lang w:eastAsia="pt-BR"/>
         </w:rPr>
-        <w:t xml:space="preserve">&lt;a </w:t>
-      </w:r>
-      <w:proofErr w:type="spellStart"/>
-      <w:r>
-        <w:rPr>
-          <w:rFonts w:ascii="Times New Roman" w:eastAsia="Times New Roman" w:hAnsi="Times New Roman" w:cs="Times New Roman"/>
-          <w:b/>
-          <w:bCs/>
-          <w:color w:val="0070C0"/>
-          <w:sz w:val="24"/>
-          <w:szCs w:val="24"/>
-          <w:lang w:eastAsia="pt-BR"/>
-        </w:rPr>
-        <w:t>href</w:t>
-      </w:r>
-      <w:proofErr w:type="spellEnd"/>
-      <w:r>
-        <w:rPr>
-          <w:rFonts w:ascii="Times New Roman" w:eastAsia="Times New Roman" w:hAnsi="Times New Roman" w:cs="Times New Roman"/>
-          <w:b/>
-          <w:bCs/>
-          <w:color w:val="0070C0"/>
-          <w:sz w:val="24"/>
-          <w:szCs w:val="24"/>
-          <w:lang w:eastAsia="pt-BR"/>
-        </w:rPr>
-        <w:t>="</w:t>
+        <w:t>&lt;a href="</w:t>
       </w:r>
       <w:r>
         <w:rPr>
@@ -5011,33 +4898,7 @@
           <w:szCs w:val="24"/>
           <w:lang w:eastAsia="pt-BR"/>
         </w:rPr>
-        <w:t xml:space="preserve">&lt;a </w:t>
-      </w:r>
-      <w:proofErr w:type="spellStart"/>
-      <w:r>
-        <w:rPr>
-          <w:rFonts w:ascii="Times New Roman" w:eastAsia="Times New Roman" w:hAnsi="Times New Roman" w:cs="Times New Roman"/>
-          <w:b/>
-          <w:bCs/>
-          <w:color w:val="0070C0"/>
-          <w:sz w:val="24"/>
-          <w:szCs w:val="24"/>
-          <w:lang w:eastAsia="pt-BR"/>
-        </w:rPr>
-        <w:t>href</w:t>
-      </w:r>
-      <w:proofErr w:type="spellEnd"/>
-      <w:r>
-        <w:rPr>
-          <w:rFonts w:ascii="Times New Roman" w:eastAsia="Times New Roman" w:hAnsi="Times New Roman" w:cs="Times New Roman"/>
-          <w:b/>
-          <w:bCs/>
-          <w:color w:val="0070C0"/>
-          <w:sz w:val="24"/>
-          <w:szCs w:val="24"/>
-          <w:lang w:eastAsia="pt-BR"/>
-        </w:rPr>
-        <w:t>="</w:t>
+        <w:t>&lt;a href="</w:t>
       </w:r>
       <w:r>
         <w:rPr>
@@ -5152,33 +5013,7 @@
           <w:szCs w:val="24"/>
           <w:lang w:eastAsia="pt-BR"/>
         </w:rPr>
-        <w:t xml:space="preserve">&lt;a </w:t>
-      </w:r>
-      <w:proofErr w:type="spellStart"/>
-      <w:r>
-        <w:rPr>
-          <w:rFonts w:ascii="Times New Roman" w:eastAsia="Times New Roman" w:hAnsi="Times New Roman" w:cs="Times New Roman"/>
-          <w:b/>
-          <w:bCs/>
-          <w:color w:val="0070C0"/>
-          <w:sz w:val="24"/>
-          <w:szCs w:val="24"/>
-          <w:lang w:eastAsia="pt-BR"/>
-        </w:rPr>
-        <w:t>href</w:t>
-      </w:r>
-      <w:proofErr w:type="spellEnd"/>
-      <w:r>
-        <w:rPr>
-          <w:rFonts w:ascii="Times New Roman" w:eastAsia="Times New Roman" w:hAnsi="Times New Roman" w:cs="Times New Roman"/>
-          <w:b/>
-          <w:bCs/>
-          <w:color w:val="0070C0"/>
-          <w:sz w:val="24"/>
-          <w:szCs w:val="24"/>
-          <w:lang w:eastAsia="pt-BR"/>
-        </w:rPr>
-        <w:t>="</w:t>
+        <w:t>&lt;a href="</w:t>
       </w:r>
       <w:r>
         <w:rPr>
@@ -5309,33 +5144,7 @@
           <w:szCs w:val="24"/>
           <w:lang w:eastAsia="pt-BR"/>
         </w:rPr>
-        <w:t xml:space="preserve">&lt;a </w:t>
-      </w:r>
-      <w:proofErr w:type="spellStart"/>
-      <w:r>
-        <w:rPr>
-          <w:rFonts w:ascii="Times New Roman" w:eastAsia="Times New Roman" w:hAnsi="Times New Roman" w:cs="Times New Roman"/>
-          <w:b/>
-          <w:bCs/>
-          <w:color w:val="0070C0"/>
-          <w:sz w:val="24"/>
-          <w:szCs w:val="24"/>
-          <w:lang w:eastAsia="pt-BR"/>
-        </w:rPr>
-        <w:t>href</w:t>
-      </w:r>
-      <w:proofErr w:type="spellEnd"/>
-      <w:r>
-        <w:rPr>
-          <w:rFonts w:ascii="Times New Roman" w:eastAsia="Times New Roman" w:hAnsi="Times New Roman" w:cs="Times New Roman"/>
-          <w:b/>
-          <w:bCs/>
-          <w:color w:val="0070C0"/>
-          <w:sz w:val="24"/>
-          <w:szCs w:val="24"/>
-          <w:lang w:eastAsia="pt-BR"/>
-        </w:rPr>
-        <w:t>="</w:t>
+        <w:t>&lt;a href="</w:t>
       </w:r>
       <w:r>
         <w:rPr>
@@ -5415,33 +5224,7 @@
           <w:szCs w:val="24"/>
           <w:lang w:eastAsia="pt-BR"/>
         </w:rPr>
-        <w:t xml:space="preserve">&lt;a </w:t>
-      </w:r>
-      <w:proofErr w:type="spellStart"/>
-      <w:r>
-        <w:rPr>
-          <w:rFonts w:ascii="Times New Roman" w:eastAsia="Times New Roman" w:hAnsi="Times New Roman" w:cs="Times New Roman"/>
-          <w:b/>
-          <w:bCs/>
-          <w:color w:val="0070C0"/>
-          <w:sz w:val="24"/>
-          <w:szCs w:val="24"/>
-          <w:lang w:eastAsia="pt-BR"/>
-        </w:rPr>
-        <w:t>href</w:t>
-      </w:r>
-      <w:proofErr w:type="spellEnd"/>
-      <w:r>
-        <w:rPr>
-          <w:rFonts w:ascii="Times New Roman" w:eastAsia="Times New Roman" w:hAnsi="Times New Roman" w:cs="Times New Roman"/>
-          <w:b/>
-          <w:bCs/>
-          <w:color w:val="0070C0"/>
-          <w:sz w:val="24"/>
-          <w:szCs w:val="24"/>
-          <w:lang w:eastAsia="pt-BR"/>
-        </w:rPr>
-        <w:t>="</w:t>
+        <w:t>&lt;a href="</w:t>
       </w:r>
       <w:r>
         <w:rPr>
@@ -5681,23 +5464,7 @@
           <w:rFonts w:ascii="Times New Roman" w:eastAsia="Times New Roman" w:hAnsi="Times New Roman" w:cs="Times New Roman"/>
           <w:lang w:eastAsia="pt-BR"/>
         </w:rPr>
-        <w:t xml:space="preserve">da </w:t>
-      </w:r>
-      <w:proofErr w:type="spellStart"/>
-      <w:r>
-        <w:rPr>
-          <w:rFonts w:ascii="Times New Roman" w:eastAsia="Times New Roman" w:hAnsi="Times New Roman" w:cs="Times New Roman"/>
-          <w:lang w:eastAsia="pt-BR"/>
-        </w:rPr>
-        <w:t>tag</w:t>
-      </w:r>
-      <w:proofErr w:type="spellEnd"/>
-      <w:r>
-        <w:rPr>
-          <w:rFonts w:ascii="Times New Roman" w:eastAsia="Times New Roman" w:hAnsi="Times New Roman" w:cs="Times New Roman"/>
-          <w:lang w:eastAsia="pt-BR"/>
-        </w:rPr>
-        <w:t xml:space="preserve"> âncora indica o idioma principal do site de destino, ajudando navegadores e softwares de tradução a lidar melhor com a tradução automática do conteúdo.</w:t>
+        <w:t>da tag âncora indica o idioma principal do site de destino, ajudando navegadores e softwares de tradução a lidar melhor com a tradução automática do conteúdo.</w:t>
       </w:r>
     </w:p>
     <w:p>
@@ -5773,7 +5540,7 @@
           <w:bCs/>
         </w:rPr>
         <w:pict w14:anchorId="5875A1E5">
-          <v:rect id="_x0000_i1069" style="width:0;height:1.5pt" o:hralign="center" o:bullet="t" o:hrstd="t" o:hr="t" fillcolor="#a0a0a0" stroked="f"/>
+          <v:rect id="_x0000_i1031" style="width:0;height:1.5pt" o:hralign="center" o:bullet="t" o:hrstd="t" o:hr="t" fillcolor="#a0a0a0" stroked="f"/>
         </w:pict>
       </w:r>
     </w:p>
@@ -6956,7 +6723,7 @@
           <w:bCs/>
         </w:rPr>
         <w:pict w14:anchorId="38F1AB1F">
-          <v:rect id="_x0000_i1030" style="width:0;height:1.5pt" o:hralign="center" o:bullet="t" o:hrstd="t" o:hr="t" fillcolor="#a0a0a0" stroked="f"/>
+          <v:rect id="_x0000_i1032" style="width:0;height:1.5pt" o:hralign="center" o:bullet="t" o:hrstd="t" o:hr="t" fillcolor="#a0a0a0" stroked="f"/>
         </w:pict>
       </w:r>
     </w:p>
@@ -7239,27 +7006,7 @@
           <w:szCs w:val="24"/>
           <w:lang w:eastAsia="pt-BR"/>
         </w:rPr>
-        <w:t xml:space="preserve">A </w:t>
-      </w:r>
-      <w:proofErr w:type="spellStart"/>
-      <w:r>
-        <w:rPr>
-          <w:rFonts w:ascii="Times New Roman" w:eastAsia="Times New Roman" w:hAnsi="Times New Roman" w:cs="Times New Roman"/>
-          <w:sz w:val="24"/>
-          <w:szCs w:val="24"/>
-          <w:lang w:eastAsia="pt-BR"/>
-        </w:rPr>
-        <w:t>tag</w:t>
-      </w:r>
-      <w:proofErr w:type="spellEnd"/>
-      <w:r>
-        <w:rPr>
-          <w:rFonts w:ascii="Times New Roman" w:eastAsia="Times New Roman" w:hAnsi="Times New Roman" w:cs="Times New Roman"/>
-          <w:sz w:val="24"/>
-          <w:szCs w:val="24"/>
-          <w:lang w:eastAsia="pt-BR"/>
-        </w:rPr>
-        <w:t xml:space="preserve"> &lt;</w:t>
+        <w:t>A tag &lt;</w:t>
       </w:r>
       <w:proofErr w:type="spellStart"/>
       <w:r>
@@ -7458,15 +7205,7 @@
         <w:t>É</w:t>
       </w:r>
       <w:r>
-        <w:t xml:space="preserve"> uma </w:t>
-      </w:r>
-      <w:proofErr w:type="spellStart"/>
-      <w:r>
-        <w:t>tag</w:t>
-      </w:r>
-      <w:proofErr w:type="spellEnd"/>
-      <w:r>
-        <w:t xml:space="preserve"> HTML usada para exibir imagens diferentes conforme o dispositivo ou tamanho da tela.</w:t>
+        <w:t xml:space="preserve"> uma tag HTML usada para exibir imagens diferentes conforme o dispositivo ou tamanho da tela.</w:t>
       </w:r>
     </w:p>
     <w:p>
@@ -7765,7 +7504,7 @@
           <w:bCs/>
         </w:rPr>
         <w:pict w14:anchorId="63F71CDF">
-          <v:rect id="_x0000_i1031" style="width:0;height:1.5pt" o:hralign="center" o:bullet="t" o:hrstd="t" o:hr="t" fillcolor="#a0a0a0" stroked="f"/>
+          <v:rect id="_x0000_i1033" style="width:0;height:1.5pt" o:hralign="center" o:bullet="t" o:hrstd="t" o:hr="t" fillcolor="#a0a0a0" stroked="f"/>
         </w:pict>
       </w:r>
     </w:p>
@@ -8469,7 +8208,7 @@
           <w:bCs/>
         </w:rPr>
         <w:pict w14:anchorId="25832AB4">
-          <v:rect id="_x0000_i1032" style="width:0;height:1.5pt" o:hralign="center" o:bullet="t" o:hrstd="t" o:hr="t" fillcolor="#a0a0a0" stroked="f"/>
+          <v:rect id="_x0000_i1034" style="width:0;height:1.5pt" o:hralign="center" o:bullet="t" o:hrstd="t" o:hr="t" fillcolor="#a0a0a0" stroked="f"/>
         </w:pict>
       </w:r>
     </w:p>
@@ -9830,27 +9569,7 @@
           <w:bCs/>
           <w:lang w:eastAsia="pt-BR"/>
         </w:rPr>
-        <w:t xml:space="preserve">É uma </w:t>
-      </w:r>
-      <w:proofErr w:type="spellStart"/>
-      <w:r>
-        <w:rPr>
-          <w:rFonts w:eastAsia="Times New Roman"/>
-          <w:b/>
-          <w:bCs/>
-          <w:lang w:eastAsia="pt-BR"/>
-        </w:rPr>
-        <w:t>tag</w:t>
-      </w:r>
-      <w:proofErr w:type="spellEnd"/>
-      <w:r>
-        <w:rPr>
-          <w:rFonts w:eastAsia="Times New Roman"/>
-          <w:b/>
-          <w:bCs/>
-          <w:lang w:eastAsia="pt-BR"/>
-        </w:rPr>
-        <w:t xml:space="preserve"> genérica </w:t>
+        <w:t xml:space="preserve">É uma tag genérica </w:t>
       </w:r>
       <w:proofErr w:type="spellStart"/>
       <w:r>
@@ -10038,7 +9757,7 @@
           <w:bCs/>
         </w:rPr>
         <w:pict w14:anchorId="628F203C">
-          <v:rect id="_x0000_i1033" style="width:0;height:1.5pt" o:hralign="center" o:bullet="t" o:hrstd="t" o:hr="t" fillcolor="#a0a0a0" stroked="f"/>
+          <v:rect id="_x0000_i1035" style="width:0;height:1.5pt" o:hralign="center" o:bullet="t" o:hrstd="t" o:hr="t" fillcolor="#a0a0a0" stroked="f"/>
         </w:pict>
       </w:r>
     </w:p>
@@ -10507,7 +10226,7 @@
           <w:bCs/>
         </w:rPr>
         <w:pict w14:anchorId="56014EE8">
-          <v:rect id="_x0000_i1034" style="width:0;height:1.5pt" o:hralign="center" o:bullet="t" o:hrstd="t" o:hr="t" fillcolor="#a0a0a0" stroked="f"/>
+          <v:rect id="_x0000_i1036" style="width:0;height:1.5pt" o:hralign="center" o:bullet="t" o:hrstd="t" o:hr="t" fillcolor="#a0a0a0" stroked="f"/>
         </w:pict>
       </w:r>
     </w:p>
@@ -10950,7 +10669,7 @@
           <w:bCs/>
         </w:rPr>
         <w:pict w14:anchorId="5D315A7E">
-          <v:rect id="_x0000_i1035" style="width:0;height:1.5pt" o:hralign="center" o:bullet="t" o:hrstd="t" o:hr="t" fillcolor="#a0a0a0" stroked="f"/>
+          <v:rect id="_x0000_i1037" style="width:0;height:1.5pt" o:hralign="center" o:bullet="t" o:hrstd="t" o:hr="t" fillcolor="#a0a0a0" stroked="f"/>
         </w:pict>
       </w:r>
     </w:p>
@@ -11733,7 +11452,7 @@
           <w:bCs/>
         </w:rPr>
         <w:pict w14:anchorId="653263F9">
-          <v:rect id="_x0000_i1036" style="width:0;height:1.5pt" o:hralign="center" o:bullet="t" o:hrstd="t" o:hr="t" fillcolor="#a0a0a0" stroked="f"/>
+          <v:rect id="_x0000_i1038" style="width:0;height:1.5pt" o:hralign="center" o:bullet="t" o:hrstd="t" o:hr="t" fillcolor="#a0a0a0" stroked="f"/>
         </w:pict>
       </w:r>
     </w:p>
@@ -12484,12 +12203,27 @@
           <w:szCs w:val="24"/>
           <w:lang w:eastAsia="pt-BR"/>
         </w:rPr>
-        <w:t>— opções dentro do &lt;</w:t>
+        <w:t xml:space="preserve">— opções dentro do </w:t>
+      </w:r>
+      <w:r>
+        <w:rPr>
+          <w:rFonts w:ascii="Segoe UI Emoji" w:eastAsia="Times New Roman" w:hAnsi="Segoe UI Emoji" w:cs="Segoe UI Emoji"/>
+          <w:b/>
+          <w:bCs/>
+          <w:color w:val="00204F"/>
+          <w:sz w:val="24"/>
+          <w:szCs w:val="24"/>
+          <w:lang w:eastAsia="pt-BR"/>
+        </w:rPr>
+        <w:t>&lt;</w:t>
       </w:r>
       <w:proofErr w:type="spellStart"/>
       <w:r>
         <w:rPr>
           <w:rFonts w:ascii="Segoe UI Emoji" w:eastAsia="Times New Roman" w:hAnsi="Segoe UI Emoji" w:cs="Segoe UI Emoji"/>
+          <w:b/>
+          <w:bCs/>
+          <w:color w:val="00204F"/>
           <w:sz w:val="24"/>
           <w:szCs w:val="24"/>
           <w:lang w:eastAsia="pt-BR"/>
@@ -12500,6 +12234,9 @@
       <w:r>
         <w:rPr>
           <w:rFonts w:ascii="Segoe UI Emoji" w:eastAsia="Times New Roman" w:hAnsi="Segoe UI Emoji" w:cs="Segoe UI Emoji"/>
+          <w:b/>
+          <w:bCs/>
+          <w:color w:val="00204F"/>
           <w:sz w:val="24"/>
           <w:szCs w:val="24"/>
           <w:lang w:eastAsia="pt-BR"/>
@@ -13258,7 +12995,7 @@
           <w:bCs/>
         </w:rPr>
         <w:pict w14:anchorId="66D9F287">
-          <v:rect id="_x0000_i1037" style="width:0;height:1.5pt" o:hralign="center" o:bullet="t" o:hrstd="t" o:hr="t" fillcolor="#a0a0a0" stroked="f"/>
+          <v:rect id="_x0000_i1039" style="width:0;height:1.5pt" o:hralign="center" o:bullet="t" o:hrstd="t" o:hr="t" fillcolor="#a0a0a0" stroked="f"/>
         </w:pict>
       </w:r>
     </w:p>
@@ -14480,7 +14217,7 @@
           <w:bCs/>
         </w:rPr>
         <w:pict w14:anchorId="195EDF52">
-          <v:rect id="_x0000_i1038" style="width:0;height:1.5pt" o:hralign="center" o:bullet="t" o:hrstd="t" o:hr="t" fillcolor="#a0a0a0" stroked="f"/>
+          <v:rect id="_x0000_i1040" style="width:0;height:1.5pt" o:hralign="center" o:bullet="t" o:hrstd="t" o:hr="t" fillcolor="#a0a0a0" stroked="f"/>
         </w:pict>
       </w:r>
     </w:p>
@@ -15073,7 +14810,7 @@
           <w:bCs/>
         </w:rPr>
         <w:pict w14:anchorId="02556A2B">
-          <v:rect id="_x0000_i1039" style="width:0;height:1.5pt" o:hralign="center" o:bullet="t" o:hrstd="t" o:hr="t" fillcolor="#a0a0a0" stroked="f"/>
+          <v:rect id="_x0000_i1041" style="width:0;height:1.5pt" o:hralign="center" o:bullet="t" o:hrstd="t" o:hr="t" fillcolor="#a0a0a0" stroked="f"/>
         </w:pict>
       </w:r>
     </w:p>
@@ -15688,7 +15425,7 @@
           <w:bCs/>
         </w:rPr>
         <w:pict w14:anchorId="02E4FBB2">
-          <v:rect id="_x0000_i1040" style="width:0;height:1.5pt" o:hralign="center" o:bullet="t" o:hrstd="t" o:hr="t" fillcolor="#a0a0a0" stroked="f"/>
+          <v:rect id="_x0000_i1042" style="width:0;height:1.5pt" o:hralign="center" o:bullet="t" o:hrstd="t" o:hr="t" fillcolor="#a0a0a0" stroked="f"/>
         </w:pict>
       </w:r>
     </w:p>
@@ -16454,7 +16191,7 @@
           <w:bCs/>
         </w:rPr>
         <w:pict w14:anchorId="10FB23F2">
-          <v:rect id="_x0000_i1041" style="width:0;height:1.5pt" o:hralign="center" o:bullet="t" o:hrstd="t" o:hr="t" fillcolor="#a0a0a0" stroked="f"/>
+          <v:rect id="_x0000_i1043" style="width:0;height:1.5pt" o:hralign="center" o:bullet="t" o:hrstd="t" o:hr="t" fillcolor="#a0a0a0" stroked="f"/>
         </w:pict>
       </w:r>
     </w:p>
@@ -17111,7 +16848,7 @@
           <w:bCs/>
         </w:rPr>
         <w:pict w14:anchorId="6B6D752E">
-          <v:rect id="_x0000_i1042" style="width:0;height:1.5pt" o:hralign="center" o:bullet="t" o:hrstd="t" o:hr="t" fillcolor="#a0a0a0" stroked="f"/>
+          <v:rect id="_x0000_i1044" style="width:0;height:1.5pt" o:hralign="center" o:bullet="t" o:hrstd="t" o:hr="t" fillcolor="#a0a0a0" stroked="f"/>
         </w:pict>
       </w:r>
     </w:p>
@@ -18255,7 +17992,7 @@
           <w:bCs/>
         </w:rPr>
         <w:pict w14:anchorId="0D397291">
-          <v:rect id="_x0000_i1043" style="width:0;height:1.5pt" o:hralign="center" o:bullet="t" o:hrstd="t" o:hr="t" fillcolor="#a0a0a0" stroked="f"/>
+          <v:rect id="_x0000_i1045" style="width:0;height:1.5pt" o:hralign="center" o:bullet="t" o:hrstd="t" o:hr="t" fillcolor="#a0a0a0" stroked="f"/>
         </w:pict>
       </w:r>
     </w:p>
@@ -18826,21 +18563,7 @@
         <w:rPr>
           <w:rStyle w:val="Forte"/>
         </w:rPr>
-        <w:t xml:space="preserve">logo após a </w:t>
-      </w:r>
-      <w:proofErr w:type="spellStart"/>
-      <w:r>
-        <w:rPr>
-          <w:rStyle w:val="Forte"/>
-        </w:rPr>
-        <w:t>tag</w:t>
-      </w:r>
-      <w:proofErr w:type="spellEnd"/>
-      <w:r>
-        <w:rPr>
-          <w:rStyle w:val="Forte"/>
-        </w:rPr>
-        <w:t xml:space="preserve"> </w:t>
+        <w:t xml:space="preserve">logo após a tag </w:t>
       </w:r>
       <w:r>
         <w:rPr>
@@ -20172,7 +19895,7 @@
           <w:bCs/>
         </w:rPr>
         <w:pict w14:anchorId="77E03A4C">
-          <v:rect id="_x0000_i1044" style="width:0;height:1.5pt" o:hralign="center" o:bullet="t" o:hrstd="t" o:hr="t" fillcolor="#a0a0a0" stroked="f"/>
+          <v:rect id="_x0000_i1046" style="width:0;height:1.5pt" o:hralign="center" o:bullet="t" o:hrstd="t" o:hr="t" fillcolor="#a0a0a0" stroked="f"/>
         </w:pict>
       </w:r>
     </w:p>
@@ -20319,15 +20042,7 @@
                                   <w:b/>
                                   <w:bCs/>
                                 </w:rPr>
-                                <w:t>🏖️</w:t>
-                              </w:r>
-                              <w:r>
-                                <w:rPr>
-                                  <w:rFonts w:ascii="Segoe UI Emoji" w:hAnsi="Segoe UI Emoji" w:cs="Segoe UI Emoji"/>
-                                  <w:b/>
-                                  <w:bCs/>
-                                </w:rPr>
-                                <w:t xml:space="preserve"> </w:t>
+                                <w:t xml:space="preserve">🏖️ </w:t>
                               </w:r>
                               <w:r>
                                 <w:rPr>
@@ -20446,15 +20161,7 @@
                             <w:b/>
                             <w:bCs/>
                           </w:rPr>
-                          <w:t>🏖️</w:t>
-                        </w:r>
-                        <w:r>
-                          <w:rPr>
-                            <w:rFonts w:ascii="Segoe UI Emoji" w:hAnsi="Segoe UI Emoji" w:cs="Segoe UI Emoji"/>
-                            <w:b/>
-                            <w:bCs/>
-                          </w:rPr>
-                          <w:t xml:space="preserve"> </w:t>
+                          <w:t xml:space="preserve">🏖️ </w:t>
                         </w:r>
                         <w:r>
                           <w:rPr>
@@ -20611,61 +20318,46 @@
         <w:rPr>
           <w:rFonts w:cstheme="minorHAnsi"/>
         </w:rPr>
-        <w:t>.</w:t>
-      </w:r>
-      <w:r>
-        <w:rPr>
-          <w:rFonts w:cstheme="minorHAnsi"/>
+        <w:t xml:space="preserve">. </w:t>
+      </w:r>
+      <w:r>
+        <w:rPr>
+          <w:rFonts w:eastAsia="Times New Roman" w:cstheme="minorHAnsi"/>
+          <w:b/>
+          <w:bCs/>
+          <w:lang w:eastAsia="pt-BR"/>
+        </w:rPr>
+        <w:t>Aumenta a segurança</w:t>
+      </w:r>
+      <w:r>
+        <w:rPr>
+          <w:rFonts w:eastAsia="Times New Roman" w:cstheme="minorHAnsi"/>
+          <w:lang w:eastAsia="pt-BR"/>
+        </w:rPr>
+        <w:t xml:space="preserve"> ao embutir conteúdo de terceiros, evitando que scripts maliciosos</w:t>
+      </w:r>
+      <w:r>
+        <w:rPr>
+          <w:rFonts w:eastAsia="Times New Roman" w:cstheme="minorHAnsi"/>
+          <w:lang w:eastAsia="pt-BR"/>
         </w:rPr>
         <w:t xml:space="preserve"> </w:t>
       </w:r>
       <w:r>
         <w:rPr>
           <w:rFonts w:eastAsia="Times New Roman" w:cstheme="minorHAnsi"/>
-          <w:b/>
-          <w:bCs/>
-          <w:lang w:eastAsia="pt-BR"/>
-        </w:rPr>
-        <w:t>Aumenta</w:t>
+          <w:lang w:eastAsia="pt-BR"/>
+        </w:rPr>
+        <w:t>prejudiquem sua página.</w:t>
       </w:r>
       <w:r>
         <w:rPr>
           <w:rFonts w:eastAsia="Times New Roman" w:cstheme="minorHAnsi"/>
           <w:b/>
-          <w:bCs/>
-          <w:lang w:eastAsia="pt-BR"/>
-        </w:rPr>
-        <w:t xml:space="preserve"> a segurança</w:t>
-      </w:r>
-      <w:r>
-        <w:rPr>
-          <w:rFonts w:eastAsia="Times New Roman" w:cstheme="minorHAnsi"/>
-          <w:lang w:eastAsia="pt-BR"/>
-        </w:rPr>
-        <w:t xml:space="preserve"> ao embutir conteúdo de terceiros, evitando que scripts maliciosos</w:t>
-      </w:r>
-      <w:r>
-        <w:rPr>
-          <w:rFonts w:eastAsia="Times New Roman" w:cstheme="minorHAnsi"/>
           <w:lang w:eastAsia="pt-BR"/>
         </w:rPr>
         <w:t xml:space="preserve"> </w:t>
       </w:r>
-      <w:r>
-        <w:rPr>
-          <w:rFonts w:eastAsia="Times New Roman" w:cstheme="minorHAnsi"/>
-          <w:lang w:eastAsia="pt-BR"/>
-        </w:rPr>
-        <w:t>prejudiquem sua página.</w:t>
-      </w:r>
-      <w:r>
-        <w:rPr>
-          <w:rFonts w:eastAsia="Times New Roman" w:cstheme="minorHAnsi"/>
-          <w:b/>
-          <w:lang w:eastAsia="pt-BR"/>
-        </w:rPr>
-        <w:t xml:space="preserve"> </w:t>
-      </w:r>
     </w:p>
     <w:p>
       <w:pPr>
@@ -20693,16 +20385,7 @@
           <w:szCs w:val="24"/>
           <w:lang w:eastAsia="pt-BR"/>
         </w:rPr>
-        <w:t xml:space="preserve"> </w:t>
-      </w:r>
-      <w:r>
-        <w:rPr>
-          <w:rFonts w:ascii="Segoe UI Emoji" w:eastAsia="Times New Roman" w:hAnsi="Segoe UI Emoji" w:cs="Segoe UI Emoji"/>
-          <w:sz w:val="24"/>
-          <w:szCs w:val="24"/>
-          <w:lang w:eastAsia="pt-BR"/>
-        </w:rPr>
-        <w:t>Exemplo prático:</w:t>
+        <w:t xml:space="preserve"> Exemplo prático:</w:t>
       </w:r>
     </w:p>
     <w:p>
@@ -20952,7 +20635,7 @@
           <w:szCs w:val="24"/>
           <w:lang w:eastAsia="pt-BR"/>
         </w:rPr>
-        <w:t>=</w:t>
+        <w:t xml:space="preserve">= </w:t>
       </w:r>
       <w:r>
         <w:rPr>
@@ -20962,67 +20645,71 @@
           <w:szCs w:val="24"/>
           <w:lang w:eastAsia="pt-BR"/>
         </w:rPr>
+        <w:t>“</w:t>
+      </w:r>
+      <w:proofErr w:type="spellStart"/>
+      <w:r>
+        <w:rPr>
+          <w:rFonts w:ascii="Segoe UI Emoji" w:eastAsia="Times New Roman" w:hAnsi="Segoe UI Emoji" w:cs="Segoe UI Emoji"/>
+          <w:color w:val="004E9A"/>
+          <w:sz w:val="24"/>
+          <w:szCs w:val="24"/>
+          <w:lang w:eastAsia="pt-BR"/>
+        </w:rPr>
+        <w:t>sandbox</w:t>
+      </w:r>
+      <w:proofErr w:type="spellEnd"/>
+      <w:r>
+        <w:rPr>
+          <w:rFonts w:ascii="Segoe UI Emoji" w:eastAsia="Times New Roman" w:hAnsi="Segoe UI Emoji" w:cs="Segoe UI Emoji"/>
+          <w:color w:val="004E9A"/>
+          <w:sz w:val="24"/>
+          <w:szCs w:val="24"/>
+          <w:lang w:eastAsia="pt-BR"/>
+        </w:rPr>
+        <w:t>”</w:t>
+      </w:r>
+      <w:r>
+        <w:rPr>
+          <w:bCs/>
+          <w:lang w:eastAsia="pt-BR"/>
+        </w:rPr>
+        <w:t xml:space="preserve">, ele </w:t>
+      </w:r>
+      <w:r>
+        <w:rPr>
+          <w:b/>
+          <w:bCs/>
+          <w:lang w:eastAsia="pt-BR"/>
+        </w:rPr>
+        <w:t>bloqueia tudo</w:t>
+      </w:r>
+      <w:r>
+        <w:rPr>
+          <w:bCs/>
+          <w:lang w:eastAsia="pt-BR"/>
+        </w:rPr>
+        <w:t xml:space="preserve"> por padrão:</w:t>
+      </w:r>
+      <w:r>
+        <w:rPr>
+          <w:rFonts w:ascii="Times New Roman" w:eastAsia="Times New Roman" w:hAnsi="Symbol" w:cs="Times New Roman"/>
+          <w:sz w:val="24"/>
+          <w:szCs w:val="24"/>
+          <w:lang w:eastAsia="pt-BR"/>
+        </w:rPr>
         <w:t xml:space="preserve"> </w:t>
       </w:r>
       <w:r>
         <w:rPr>
-          <w:rFonts w:ascii="Segoe UI Emoji" w:eastAsia="Times New Roman" w:hAnsi="Segoe UI Emoji" w:cs="Segoe UI Emoji"/>
-          <w:color w:val="004E9A"/>
-          <w:sz w:val="24"/>
-          <w:szCs w:val="24"/>
-          <w:lang w:eastAsia="pt-BR"/>
-        </w:rPr>
-        <w:t>“</w:t>
-      </w:r>
-      <w:proofErr w:type="spellStart"/>
-      <w:r>
-        <w:rPr>
-          <w:rFonts w:ascii="Segoe UI Emoji" w:eastAsia="Times New Roman" w:hAnsi="Segoe UI Emoji" w:cs="Segoe UI Emoji"/>
-          <w:color w:val="004E9A"/>
-          <w:sz w:val="24"/>
-          <w:szCs w:val="24"/>
-          <w:lang w:eastAsia="pt-BR"/>
-        </w:rPr>
-        <w:t>sandbox</w:t>
-      </w:r>
-      <w:proofErr w:type="spellEnd"/>
-      <w:r>
-        <w:rPr>
-          <w:rFonts w:ascii="Segoe UI Emoji" w:eastAsia="Times New Roman" w:hAnsi="Segoe UI Emoji" w:cs="Segoe UI Emoji"/>
-          <w:color w:val="004E9A"/>
-          <w:sz w:val="24"/>
-          <w:szCs w:val="24"/>
-          <w:lang w:eastAsia="pt-BR"/>
-        </w:rPr>
-        <w:t>”</w:t>
-      </w:r>
-      <w:r>
-        <w:rPr>
-          <w:bCs/>
-          <w:lang w:eastAsia="pt-BR"/>
-        </w:rPr>
-        <w:t xml:space="preserve">, ele </w:t>
-      </w:r>
-      <w:r>
-        <w:rPr>
-          <w:b/>
-          <w:bCs/>
-          <w:lang w:eastAsia="pt-BR"/>
-        </w:rPr>
-        <w:t>bloqueia tudo</w:t>
-      </w:r>
-      <w:r>
-        <w:rPr>
-          <w:bCs/>
-          <w:lang w:eastAsia="pt-BR"/>
-        </w:rPr>
-        <w:t xml:space="preserve"> por padrão:</w:t>
-      </w:r>
-      <w:r>
-        <w:rPr>
-          <w:rFonts w:ascii="Times New Roman" w:eastAsia="Times New Roman" w:hAnsi="Symbol" w:cs="Times New Roman"/>
-          <w:sz w:val="24"/>
-          <w:szCs w:val="24"/>
+          <w:bCs/>
+          <w:lang w:eastAsia="pt-BR"/>
+        </w:rPr>
+        <w:t>Sem</w:t>
+      </w:r>
+      <w:r>
+        <w:rPr>
+          <w:bCs/>
           <w:lang w:eastAsia="pt-BR"/>
         </w:rPr>
         <w:t xml:space="preserve"> </w:t>
@@ -21032,20 +20719,6 @@
           <w:bCs/>
           <w:lang w:eastAsia="pt-BR"/>
         </w:rPr>
-        <w:t>Sem</w:t>
-      </w:r>
-      <w:r>
-        <w:rPr>
-          <w:bCs/>
-          <w:lang w:eastAsia="pt-BR"/>
-        </w:rPr>
-        <w:t xml:space="preserve"> </w:t>
-      </w:r>
-      <w:r>
-        <w:rPr>
-          <w:bCs/>
-          <w:lang w:eastAsia="pt-BR"/>
-        </w:rPr>
         <w:t>scripts</w:t>
       </w:r>
       <w:r>
@@ -21101,7 +20774,7 @@
       </w:pPr>
       <w:r>
         <w:pict w14:anchorId="08FC8D4C">
-          <v:rect id="_x0000_i1045" style="width:0;height:1.5pt" o:hralign="center" o:bullet="t" o:hrstd="t" o:hr="t" fillcolor="#a0a0a0" stroked="f"/>
+          <v:rect id="_x0000_i1047" style="width:0;height:1.5pt" o:hralign="center" o:bullet="t" o:hrstd="t" o:hr="t" fillcolor="#a0a0a0" stroked="f"/>
         </w:pict>
       </w:r>
     </w:p>
@@ -21983,7 +21656,7 @@
       </w:r>
       <w:r>
         <w:pict w14:anchorId="10F8418F">
-          <v:rect id="_x0000_i1047" style="width:0;height:1.5pt" o:hralign="center" o:bullet="t" o:hrstd="t" o:hr="t" fillcolor="#a0a0a0" stroked="f"/>
+          <v:rect id="_x0000_i1048" style="width:0;height:1.5pt" o:hralign="center" o:bullet="t" o:hrstd="t" o:hr="t" fillcolor="#a0a0a0" stroked="f"/>
         </w:pict>
       </w:r>
     </w:p>
@@ -31173,6 +30846,7 @@
   <w:style w:type="character" w:default="1" w:styleId="Fontepargpadro">
     <w:name w:val="Default Paragraph Font"/>
     <w:uiPriority w:val="1"/>
+    <w:semiHidden/>
     <w:unhideWhenUsed/>
   </w:style>
   <w:style w:type="table" w:default="1" w:styleId="Tabelanormal">
@@ -31377,7 +31051,7 @@
         <a:sysClr val="windowText" lastClr="000000"/>
       </a:dk1>
       <a:lt1>
-        <a:sysClr val="window" lastClr="FFFFFF"/>
+        <a:sysClr val="window" lastClr="C8C8C8"/>
       </a:lt1>
       <a:dk2>
         <a:srgbClr val="1F497D"/>

--- a/MODULOS DE ESTUDO/HTML.docx
+++ b/MODULOS DE ESTUDO/HTML.docx
@@ -12210,7 +12210,7 @@
           <w:rFonts w:ascii="Segoe UI Emoji" w:eastAsia="Times New Roman" w:hAnsi="Segoe UI Emoji" w:cs="Segoe UI Emoji"/>
           <w:b/>
           <w:bCs/>
-          <w:color w:val="00204F"/>
+          <w:color w:val="004E9A"/>
           <w:sz w:val="24"/>
           <w:szCs w:val="24"/>
           <w:lang w:eastAsia="pt-BR"/>
@@ -12223,7 +12223,7 @@
           <w:rFonts w:ascii="Segoe UI Emoji" w:eastAsia="Times New Roman" w:hAnsi="Segoe UI Emoji" w:cs="Segoe UI Emoji"/>
           <w:b/>
           <w:bCs/>
-          <w:color w:val="00204F"/>
+          <w:color w:val="004E9A"/>
           <w:sz w:val="24"/>
           <w:szCs w:val="24"/>
           <w:lang w:eastAsia="pt-BR"/>
@@ -12236,7 +12236,7 @@
           <w:rFonts w:ascii="Segoe UI Emoji" w:eastAsia="Times New Roman" w:hAnsi="Segoe UI Emoji" w:cs="Segoe UI Emoji"/>
           <w:b/>
           <w:bCs/>
-          <w:color w:val="00204F"/>
+          <w:color w:val="004E9A"/>
           <w:sz w:val="24"/>
           <w:szCs w:val="24"/>
           <w:lang w:eastAsia="pt-BR"/>

--- a/MODULOS DE ESTUDO/HTML.docx
+++ b/MODULOS DE ESTUDO/HTML.docx
@@ -11956,562 +11956,6 @@
     </w:p>
     <w:p>
       <w:pPr>
-        <w:tabs>
-          <w:tab w:val="left" w:pos="5940"/>
-        </w:tabs>
-        <w:spacing w:after="0"/>
-        <w:rPr>
-          <w:noProof/>
-        </w:rPr>
-      </w:pPr>
-      <w:r>
-        <w:rPr>
-          <w:rFonts w:ascii="Segoe UI Emoji" w:hAnsi="Segoe UI Emoji" w:cs="Segoe UI Emoji"/>
-          <w:noProof/>
-        </w:rPr>
-        <w:t>💡</w:t>
-      </w:r>
-      <w:r>
-        <w:rPr>
-          <w:noProof/>
-        </w:rPr>
-        <w:t xml:space="preserve"> </w:t>
-      </w:r>
-      <w:r>
-        <w:rPr>
-          <w:noProof/>
-        </w:rPr>
-        <w:t>Dica rápida</w:t>
-      </w:r>
-      <w:r>
-        <w:rPr>
-          <w:noProof/>
-        </w:rPr>
-        <w:t>:</w:t>
-      </w:r>
-      <w:r>
-        <w:rPr>
-          <w:noProof/>
-        </w:rPr>
-        <w:br/>
-      </w:r>
-      <w:r>
-        <w:t>Para personalizar o formulário, combine com outros elementos de entrada como:</w:t>
-      </w:r>
-    </w:p>
-    <w:p>
-      <w:pPr>
-        <w:pStyle w:val="PargrafodaLista"/>
-        <w:numPr>
-          <w:ilvl w:val="0"/>
-          <w:numId w:val="56"/>
-        </w:numPr>
-        <w:rPr>
-          <w:rFonts w:ascii="Segoe UI Emoji" w:eastAsia="Times New Roman" w:hAnsi="Segoe UI Emoji" w:cs="Segoe UI Emoji"/>
-          <w:sz w:val="24"/>
-          <w:szCs w:val="24"/>
-          <w:lang w:eastAsia="pt-BR"/>
-        </w:rPr>
-      </w:pPr>
-      <w:r>
-        <w:rPr>
-          <w:rFonts w:ascii="Segoe UI Emoji" w:eastAsia="Times New Roman" w:hAnsi="Segoe UI Emoji" w:cs="Segoe UI Emoji"/>
-          <w:b/>
-          <w:bCs/>
-          <w:color w:val="0070C0"/>
-          <w:sz w:val="24"/>
-          <w:szCs w:val="24"/>
-          <w:lang w:eastAsia="pt-BR"/>
-        </w:rPr>
-        <w:t>&lt;input</w:t>
-      </w:r>
-      <w:proofErr w:type="gramStart"/>
-      <w:r>
-        <w:rPr>
-          <w:rFonts w:ascii="Segoe UI Emoji" w:eastAsia="Times New Roman" w:hAnsi="Segoe UI Emoji" w:cs="Segoe UI Emoji"/>
-          <w:b/>
-          <w:bCs/>
-          <w:color w:val="0070C0"/>
-          <w:sz w:val="24"/>
-          <w:szCs w:val="24"/>
-          <w:lang w:eastAsia="pt-BR"/>
-        </w:rPr>
-        <w:t>&gt;</w:t>
-      </w:r>
-      <w:r>
-        <w:rPr>
-          <w:rFonts w:ascii="Segoe UI Emoji" w:eastAsia="Times New Roman" w:hAnsi="Segoe UI Emoji" w:cs="Segoe UI Emoji"/>
-          <w:color w:val="0070C0"/>
-          <w:sz w:val="24"/>
-          <w:szCs w:val="24"/>
-          <w:lang w:eastAsia="pt-BR"/>
-        </w:rPr>
-        <w:t>,</w:t>
-      </w:r>
-      <w:r>
-        <w:rPr>
-          <w:rFonts w:ascii="Segoe UI Emoji" w:eastAsia="Times New Roman" w:hAnsi="Segoe UI Emoji" w:cs="Segoe UI Emoji"/>
-          <w:b/>
-          <w:bCs/>
-          <w:color w:val="0070C0"/>
-          <w:sz w:val="24"/>
-          <w:szCs w:val="24"/>
-          <w:lang w:eastAsia="pt-BR"/>
-        </w:rPr>
-        <w:t>&lt;</w:t>
-      </w:r>
-      <w:proofErr w:type="spellStart"/>
-      <w:proofErr w:type="gramEnd"/>
-      <w:r>
-        <w:rPr>
-          <w:rFonts w:ascii="Segoe UI Emoji" w:eastAsia="Times New Roman" w:hAnsi="Segoe UI Emoji" w:cs="Segoe UI Emoji"/>
-          <w:b/>
-          <w:bCs/>
-          <w:color w:val="0070C0"/>
-          <w:sz w:val="24"/>
-          <w:szCs w:val="24"/>
-          <w:lang w:eastAsia="pt-BR"/>
-        </w:rPr>
-        <w:t>textarea</w:t>
-      </w:r>
-      <w:proofErr w:type="spellEnd"/>
-      <w:r>
-        <w:rPr>
-          <w:rFonts w:ascii="Segoe UI Emoji" w:eastAsia="Times New Roman" w:hAnsi="Segoe UI Emoji" w:cs="Segoe UI Emoji"/>
-          <w:b/>
-          <w:bCs/>
-          <w:color w:val="0070C0"/>
-          <w:sz w:val="24"/>
-          <w:szCs w:val="24"/>
-          <w:lang w:eastAsia="pt-BR"/>
-        </w:rPr>
-        <w:t>&gt;</w:t>
-      </w:r>
-      <w:r>
-        <w:rPr>
-          <w:rFonts w:ascii="Segoe UI Emoji" w:eastAsia="Times New Roman" w:hAnsi="Segoe UI Emoji" w:cs="Segoe UI Emoji"/>
-          <w:b/>
-          <w:bCs/>
-          <w:color w:val="0070C0"/>
-          <w:sz w:val="24"/>
-          <w:szCs w:val="24"/>
-          <w:lang w:eastAsia="pt-BR"/>
-        </w:rPr>
-        <w:t xml:space="preserve">, </w:t>
-      </w:r>
-      <w:r>
-        <w:rPr>
-          <w:rFonts w:ascii="Segoe UI Emoji" w:eastAsia="Times New Roman" w:hAnsi="Segoe UI Emoji" w:cs="Segoe UI Emoji"/>
-          <w:b/>
-          <w:bCs/>
-          <w:color w:val="0070C0"/>
-          <w:sz w:val="24"/>
-          <w:szCs w:val="24"/>
-          <w:lang w:eastAsia="pt-BR"/>
-        </w:rPr>
-        <w:t>&lt;</w:t>
-      </w:r>
-      <w:proofErr w:type="spellStart"/>
-      <w:r>
-        <w:rPr>
-          <w:rFonts w:ascii="Segoe UI Emoji" w:eastAsia="Times New Roman" w:hAnsi="Segoe UI Emoji" w:cs="Segoe UI Emoji"/>
-          <w:b/>
-          <w:bCs/>
-          <w:color w:val="0070C0"/>
-          <w:sz w:val="24"/>
-          <w:szCs w:val="24"/>
-          <w:lang w:eastAsia="pt-BR"/>
-        </w:rPr>
-        <w:t>select</w:t>
-      </w:r>
-      <w:proofErr w:type="spellEnd"/>
-      <w:proofErr w:type="gramStart"/>
-      <w:r>
-        <w:rPr>
-          <w:rFonts w:ascii="Segoe UI Emoji" w:eastAsia="Times New Roman" w:hAnsi="Segoe UI Emoji" w:cs="Segoe UI Emoji"/>
-          <w:b/>
-          <w:bCs/>
-          <w:color w:val="0070C0"/>
-          <w:sz w:val="24"/>
-          <w:szCs w:val="24"/>
-          <w:lang w:eastAsia="pt-BR"/>
-        </w:rPr>
-        <w:t>&gt;</w:t>
-      </w:r>
-      <w:r>
-        <w:rPr>
-          <w:rFonts w:ascii="Segoe UI Emoji" w:eastAsia="Times New Roman" w:hAnsi="Segoe UI Emoji" w:cs="Segoe UI Emoji"/>
-          <w:sz w:val="24"/>
-          <w:szCs w:val="24"/>
-          <w:lang w:eastAsia="pt-BR"/>
-        </w:rPr>
-        <w:t>,</w:t>
-      </w:r>
-      <w:r>
-        <w:rPr>
-          <w:rFonts w:ascii="Segoe UI Emoji" w:eastAsia="Times New Roman" w:hAnsi="Segoe UI Emoji" w:cs="Segoe UI Emoji"/>
-          <w:b/>
-          <w:bCs/>
-          <w:color w:val="0070C0"/>
-          <w:sz w:val="24"/>
-          <w:szCs w:val="24"/>
-          <w:lang w:eastAsia="pt-BR"/>
-        </w:rPr>
-        <w:t>&lt;</w:t>
-      </w:r>
-      <w:proofErr w:type="spellStart"/>
-      <w:proofErr w:type="gramEnd"/>
-      <w:r>
-        <w:rPr>
-          <w:rFonts w:ascii="Segoe UI Emoji" w:eastAsia="Times New Roman" w:hAnsi="Segoe UI Emoji" w:cs="Segoe UI Emoji"/>
-          <w:b/>
-          <w:bCs/>
-          <w:color w:val="0070C0"/>
-          <w:sz w:val="24"/>
-          <w:szCs w:val="24"/>
-          <w:lang w:eastAsia="pt-BR"/>
-        </w:rPr>
-        <w:t>option</w:t>
-      </w:r>
-      <w:proofErr w:type="spellEnd"/>
-      <w:r>
-        <w:rPr>
-          <w:rFonts w:ascii="Segoe UI Emoji" w:eastAsia="Times New Roman" w:hAnsi="Segoe UI Emoji" w:cs="Segoe UI Emoji"/>
-          <w:b/>
-          <w:bCs/>
-          <w:color w:val="0070C0"/>
-          <w:sz w:val="24"/>
-          <w:szCs w:val="24"/>
-          <w:lang w:eastAsia="pt-BR"/>
-        </w:rPr>
-        <w:t>&gt;</w:t>
-      </w:r>
-      <w:r>
-        <w:rPr>
-          <w:rFonts w:ascii="Segoe UI Emoji" w:eastAsia="Times New Roman" w:hAnsi="Segoe UI Emoji" w:cs="Segoe UI Emoji"/>
-          <w:color w:val="0070C0"/>
-          <w:sz w:val="24"/>
-          <w:szCs w:val="24"/>
-          <w:lang w:eastAsia="pt-BR"/>
-        </w:rPr>
-        <w:t xml:space="preserve"> </w:t>
-      </w:r>
-      <w:r>
-        <w:rPr>
-          <w:rFonts w:ascii="Segoe UI Emoji" w:eastAsia="Times New Roman" w:hAnsi="Segoe UI Emoji" w:cs="Segoe UI Emoji"/>
-          <w:sz w:val="24"/>
-          <w:szCs w:val="24"/>
-          <w:lang w:eastAsia="pt-BR"/>
-        </w:rPr>
-        <w:t xml:space="preserve">— opções dentro do </w:t>
-      </w:r>
-      <w:r>
-        <w:rPr>
-          <w:rFonts w:ascii="Segoe UI Emoji" w:eastAsia="Times New Roman" w:hAnsi="Segoe UI Emoji" w:cs="Segoe UI Emoji"/>
-          <w:b/>
-          <w:bCs/>
-          <w:color w:val="004E9A"/>
-          <w:sz w:val="24"/>
-          <w:szCs w:val="24"/>
-          <w:lang w:eastAsia="pt-BR"/>
-        </w:rPr>
-        <w:t>&lt;</w:t>
-      </w:r>
-      <w:proofErr w:type="spellStart"/>
-      <w:r>
-        <w:rPr>
-          <w:rFonts w:ascii="Segoe UI Emoji" w:eastAsia="Times New Roman" w:hAnsi="Segoe UI Emoji" w:cs="Segoe UI Emoji"/>
-          <w:b/>
-          <w:bCs/>
-          <w:color w:val="004E9A"/>
-          <w:sz w:val="24"/>
-          <w:szCs w:val="24"/>
-          <w:lang w:eastAsia="pt-BR"/>
-        </w:rPr>
-        <w:t>select</w:t>
-      </w:r>
-      <w:proofErr w:type="spellEnd"/>
-      <w:r>
-        <w:rPr>
-          <w:rFonts w:ascii="Segoe UI Emoji" w:eastAsia="Times New Roman" w:hAnsi="Segoe UI Emoji" w:cs="Segoe UI Emoji"/>
-          <w:b/>
-          <w:bCs/>
-          <w:color w:val="004E9A"/>
-          <w:sz w:val="24"/>
-          <w:szCs w:val="24"/>
-          <w:lang w:eastAsia="pt-BR"/>
-        </w:rPr>
-        <w:t>&gt;</w:t>
-      </w:r>
-      <w:r>
-        <w:rPr>
-          <w:rFonts w:ascii="Segoe UI Emoji" w:eastAsia="Times New Roman" w:hAnsi="Segoe UI Emoji" w:cs="Segoe UI Emoji"/>
-          <w:sz w:val="24"/>
-          <w:szCs w:val="24"/>
-          <w:lang w:eastAsia="pt-BR"/>
-        </w:rPr>
-        <w:t xml:space="preserve">, </w:t>
-      </w:r>
-      <w:r>
-        <w:rPr>
-          <w:rFonts w:ascii="Segoe UI Emoji" w:eastAsia="Times New Roman" w:hAnsi="Segoe UI Emoji" w:cs="Segoe UI Emoji"/>
-          <w:b/>
-          <w:bCs/>
-          <w:color w:val="0070C0"/>
-          <w:sz w:val="24"/>
-          <w:szCs w:val="24"/>
-          <w:lang w:eastAsia="pt-BR"/>
-        </w:rPr>
-        <w:t>&lt;</w:t>
-      </w:r>
-      <w:proofErr w:type="spellStart"/>
-      <w:r>
-        <w:rPr>
-          <w:rFonts w:ascii="Segoe UI Emoji" w:eastAsia="Times New Roman" w:hAnsi="Segoe UI Emoji" w:cs="Segoe UI Emoji"/>
-          <w:b/>
-          <w:bCs/>
-          <w:color w:val="0070C0"/>
-          <w:sz w:val="24"/>
-          <w:szCs w:val="24"/>
-          <w:lang w:eastAsia="pt-BR"/>
-        </w:rPr>
-        <w:t>button</w:t>
-      </w:r>
-      <w:proofErr w:type="spellEnd"/>
-      <w:r>
-        <w:rPr>
-          <w:rFonts w:ascii="Segoe UI Emoji" w:eastAsia="Times New Roman" w:hAnsi="Segoe UI Emoji" w:cs="Segoe UI Emoji"/>
-          <w:b/>
-          <w:bCs/>
-          <w:color w:val="0070C0"/>
-          <w:sz w:val="24"/>
-          <w:szCs w:val="24"/>
-          <w:lang w:eastAsia="pt-BR"/>
-        </w:rPr>
-        <w:t>&gt;</w:t>
-      </w:r>
-      <w:r>
-        <w:rPr>
-          <w:rFonts w:ascii="Segoe UI Emoji" w:eastAsia="Times New Roman" w:hAnsi="Segoe UI Emoji" w:cs="Segoe UI Emoji"/>
-          <w:color w:val="0070C0"/>
-          <w:sz w:val="24"/>
-          <w:szCs w:val="24"/>
-          <w:lang w:eastAsia="pt-BR"/>
-        </w:rPr>
-        <w:t xml:space="preserve">, </w:t>
-      </w:r>
-      <w:r>
-        <w:rPr>
-          <w:rFonts w:ascii="Segoe UI Emoji" w:eastAsia="Times New Roman" w:hAnsi="Segoe UI Emoji" w:cs="Segoe UI Emoji"/>
-          <w:b/>
-          <w:bCs/>
-          <w:color w:val="0070C0"/>
-          <w:sz w:val="24"/>
-          <w:szCs w:val="24"/>
-          <w:lang w:eastAsia="pt-BR"/>
-        </w:rPr>
-        <w:t>&lt;</w:t>
-      </w:r>
-      <w:proofErr w:type="spellStart"/>
-      <w:r>
-        <w:rPr>
-          <w:rFonts w:ascii="Segoe UI Emoji" w:eastAsia="Times New Roman" w:hAnsi="Segoe UI Emoji" w:cs="Segoe UI Emoji"/>
-          <w:b/>
-          <w:bCs/>
-          <w:color w:val="0070C0"/>
-          <w:sz w:val="24"/>
-          <w:szCs w:val="24"/>
-          <w:lang w:eastAsia="pt-BR"/>
-        </w:rPr>
-        <w:t>label</w:t>
-      </w:r>
-      <w:proofErr w:type="spellEnd"/>
-      <w:r>
-        <w:rPr>
-          <w:rFonts w:ascii="Segoe UI Emoji" w:eastAsia="Times New Roman" w:hAnsi="Segoe UI Emoji" w:cs="Segoe UI Emoji"/>
-          <w:b/>
-          <w:bCs/>
-          <w:color w:val="0070C0"/>
-          <w:sz w:val="24"/>
-          <w:szCs w:val="24"/>
-          <w:lang w:eastAsia="pt-BR"/>
-        </w:rPr>
-        <w:t>&gt;</w:t>
-      </w:r>
-      <w:r>
-        <w:rPr>
-          <w:rFonts w:ascii="Segoe UI Emoji" w:eastAsia="Times New Roman" w:hAnsi="Segoe UI Emoji" w:cs="Segoe UI Emoji"/>
-          <w:color w:val="0070C0"/>
-          <w:sz w:val="24"/>
-          <w:szCs w:val="24"/>
-          <w:lang w:eastAsia="pt-BR"/>
-        </w:rPr>
-        <w:t xml:space="preserve"> </w:t>
-      </w:r>
-      <w:r>
-        <w:rPr>
-          <w:rFonts w:ascii="Segoe UI Emoji" w:eastAsia="Times New Roman" w:hAnsi="Segoe UI Emoji" w:cs="Segoe UI Emoji"/>
-          <w:sz w:val="24"/>
-          <w:szCs w:val="24"/>
-          <w:lang w:eastAsia="pt-BR"/>
-        </w:rPr>
-        <w:t>— rótulo para os campos, melhora acessibilidade</w:t>
-      </w:r>
-      <w:r>
-        <w:rPr>
-          <w:rFonts w:ascii="Segoe UI Emoji" w:eastAsia="Times New Roman" w:hAnsi="Segoe UI Emoji" w:cs="Segoe UI Emoji"/>
-          <w:sz w:val="24"/>
-          <w:szCs w:val="24"/>
-          <w:lang w:eastAsia="pt-BR"/>
-        </w:rPr>
-        <w:t xml:space="preserve">, </w:t>
-      </w:r>
-      <w:r>
-        <w:rPr>
-          <w:rFonts w:ascii="Segoe UI Emoji" w:eastAsia="Times New Roman" w:hAnsi="Segoe UI Emoji" w:cs="Segoe UI Emoji"/>
-          <w:b/>
-          <w:bCs/>
-          <w:color w:val="0070C0"/>
-          <w:sz w:val="24"/>
-          <w:szCs w:val="24"/>
-          <w:lang w:eastAsia="pt-BR"/>
-        </w:rPr>
-        <w:t>&lt;</w:t>
-      </w:r>
-      <w:proofErr w:type="spellStart"/>
-      <w:r>
-        <w:rPr>
-          <w:rFonts w:ascii="Segoe UI Emoji" w:eastAsia="Times New Roman" w:hAnsi="Segoe UI Emoji" w:cs="Segoe UI Emoji"/>
-          <w:b/>
-          <w:bCs/>
-          <w:color w:val="0070C0"/>
-          <w:sz w:val="24"/>
-          <w:szCs w:val="24"/>
-          <w:lang w:eastAsia="pt-BR"/>
-        </w:rPr>
-        <w:t>fieldset</w:t>
-      </w:r>
-      <w:proofErr w:type="spellEnd"/>
-      <w:r>
-        <w:rPr>
-          <w:rFonts w:ascii="Segoe UI Emoji" w:eastAsia="Times New Roman" w:hAnsi="Segoe UI Emoji" w:cs="Segoe UI Emoji"/>
-          <w:b/>
-          <w:bCs/>
-          <w:color w:val="0070C0"/>
-          <w:sz w:val="24"/>
-          <w:szCs w:val="24"/>
-          <w:lang w:eastAsia="pt-BR"/>
-        </w:rPr>
-        <w:t>&gt;</w:t>
-      </w:r>
-      <w:r>
-        <w:rPr>
-          <w:rFonts w:ascii="Segoe UI Emoji" w:eastAsia="Times New Roman" w:hAnsi="Segoe UI Emoji" w:cs="Segoe UI Emoji"/>
-          <w:color w:val="0070C0"/>
-          <w:sz w:val="24"/>
-          <w:szCs w:val="24"/>
-          <w:lang w:eastAsia="pt-BR"/>
-        </w:rPr>
-        <w:t xml:space="preserve"> </w:t>
-      </w:r>
-      <w:r>
-        <w:rPr>
-          <w:rFonts w:ascii="Segoe UI Emoji" w:eastAsia="Times New Roman" w:hAnsi="Segoe UI Emoji" w:cs="Segoe UI Emoji"/>
-          <w:sz w:val="24"/>
-          <w:szCs w:val="24"/>
-          <w:lang w:eastAsia="pt-BR"/>
-        </w:rPr>
-        <w:t>— grupo de campos relacionados</w:t>
-      </w:r>
-      <w:r>
-        <w:rPr>
-          <w:rFonts w:ascii="Segoe UI Emoji" w:eastAsia="Times New Roman" w:hAnsi="Segoe UI Emoji" w:cs="Segoe UI Emoji"/>
-          <w:sz w:val="24"/>
-          <w:szCs w:val="24"/>
-          <w:lang w:eastAsia="pt-BR"/>
-        </w:rPr>
-        <w:t xml:space="preserve">, </w:t>
-      </w:r>
-      <w:r>
-        <w:rPr>
-          <w:rFonts w:ascii="Segoe UI Emoji" w:eastAsia="Times New Roman" w:hAnsi="Segoe UI Emoji" w:cs="Segoe UI Emoji"/>
-          <w:b/>
-          <w:bCs/>
-          <w:color w:val="0070C0"/>
-          <w:sz w:val="24"/>
-          <w:szCs w:val="24"/>
-          <w:lang w:eastAsia="pt-BR"/>
-        </w:rPr>
-        <w:t>&lt;</w:t>
-      </w:r>
-      <w:proofErr w:type="spellStart"/>
-      <w:r>
-        <w:rPr>
-          <w:rFonts w:ascii="Segoe UI Emoji" w:eastAsia="Times New Roman" w:hAnsi="Segoe UI Emoji" w:cs="Segoe UI Emoji"/>
-          <w:b/>
-          <w:bCs/>
-          <w:color w:val="0070C0"/>
-          <w:sz w:val="24"/>
-          <w:szCs w:val="24"/>
-          <w:lang w:eastAsia="pt-BR"/>
-        </w:rPr>
-        <w:t>legend</w:t>
-      </w:r>
-      <w:proofErr w:type="spellEnd"/>
-      <w:r>
-        <w:rPr>
-          <w:rFonts w:ascii="Segoe UI Emoji" w:eastAsia="Times New Roman" w:hAnsi="Segoe UI Emoji" w:cs="Segoe UI Emoji"/>
-          <w:b/>
-          <w:bCs/>
-          <w:color w:val="0070C0"/>
-          <w:sz w:val="24"/>
-          <w:szCs w:val="24"/>
-          <w:lang w:eastAsia="pt-BR"/>
-        </w:rPr>
-        <w:t>&gt;</w:t>
-      </w:r>
-      <w:r>
-        <w:rPr>
-          <w:rFonts w:ascii="Segoe UI Emoji" w:eastAsia="Times New Roman" w:hAnsi="Segoe UI Emoji" w:cs="Segoe UI Emoji"/>
-          <w:color w:val="0070C0"/>
-          <w:sz w:val="24"/>
-          <w:szCs w:val="24"/>
-          <w:lang w:eastAsia="pt-BR"/>
-        </w:rPr>
-        <w:t xml:space="preserve"> </w:t>
-      </w:r>
-      <w:r>
-        <w:rPr>
-          <w:rFonts w:ascii="Segoe UI Emoji" w:eastAsia="Times New Roman" w:hAnsi="Segoe UI Emoji" w:cs="Segoe UI Emoji"/>
-          <w:sz w:val="24"/>
-          <w:szCs w:val="24"/>
-          <w:lang w:eastAsia="pt-BR"/>
-        </w:rPr>
-        <w:t>— título para o grupo criado pelo &lt;</w:t>
-      </w:r>
-      <w:proofErr w:type="spellStart"/>
-      <w:r>
-        <w:rPr>
-          <w:rFonts w:ascii="Segoe UI Emoji" w:eastAsia="Times New Roman" w:hAnsi="Segoe UI Emoji" w:cs="Segoe UI Emoji"/>
-          <w:sz w:val="24"/>
-          <w:szCs w:val="24"/>
-          <w:lang w:eastAsia="pt-BR"/>
-        </w:rPr>
-        <w:t>fieldset</w:t>
-      </w:r>
-      <w:proofErr w:type="spellEnd"/>
-      <w:r>
-        <w:rPr>
-          <w:rFonts w:ascii="Segoe UI Emoji" w:eastAsia="Times New Roman" w:hAnsi="Segoe UI Emoji" w:cs="Segoe UI Emoji"/>
-          <w:sz w:val="24"/>
-          <w:szCs w:val="24"/>
-          <w:lang w:eastAsia="pt-BR"/>
-        </w:rPr>
-        <w:t>&gt;</w:t>
-      </w:r>
-    </w:p>
-    <w:p>
-      <w:pPr>
         <w:rPr>
           <w:rFonts w:ascii="Segoe UI Emoji" w:eastAsia="Times New Roman" w:hAnsi="Segoe UI Emoji" w:cs="Segoe UI Emoji"/>
           <w:sz w:val="24"/>
@@ -12571,9 +12015,9 @@
           <w:lang w:eastAsia="pt-BR"/>
         </w:rPr>
         <w:drawing>
-          <wp:inline distT="0" distB="0" distL="0" distR="0" wp14:anchorId="37AF002B" wp14:editId="193E7CD7">
-            <wp:extent cx="4141322" cy="1800225"/>
-            <wp:effectExtent l="0" t="0" r="0" b="0"/>
+          <wp:inline distT="0" distB="0" distL="0" distR="0" wp14:anchorId="37AF002B" wp14:editId="357B602E">
+            <wp:extent cx="3308676" cy="1438275"/>
+            <wp:effectExtent l="0" t="0" r="6350" b="0"/>
             <wp:docPr id="1229331903" name="Imagem 1"/>
             <wp:cNvGraphicFramePr>
               <a:graphicFrameLocks xmlns:a="http://schemas.openxmlformats.org/drawingml/2006/main" noChangeAspect="1"/>
@@ -12594,7 +12038,7 @@
                   <pic:spPr>
                     <a:xfrm>
                       <a:off x="0" y="0"/>
-                      <a:ext cx="4202481" cy="1826811"/>
+                      <a:ext cx="3320375" cy="1443361"/>
                     </a:xfrm>
                     <a:prstGeom prst="rect">
                       <a:avLst/>
@@ -12609,6 +12053,1082 @@
     </w:p>
     <w:p>
       <w:pPr>
+        <w:tabs>
+          <w:tab w:val="left" w:pos="5940"/>
+        </w:tabs>
+        <w:spacing w:after="0"/>
+        <w:rPr>
+          <w:noProof/>
+        </w:rPr>
+      </w:pPr>
+      <w:r>
+        <w:rPr>
+          <w:rFonts w:ascii="Segoe UI Emoji" w:hAnsi="Segoe UI Emoji" w:cs="Segoe UI Emoji"/>
+          <w:noProof/>
+        </w:rPr>
+        <w:t>💡</w:t>
+      </w:r>
+      <w:r>
+        <w:rPr>
+          <w:noProof/>
+        </w:rPr>
+        <w:t xml:space="preserve"> </w:t>
+      </w:r>
+      <w:r>
+        <w:rPr>
+          <w:noProof/>
+        </w:rPr>
+        <w:t>Dica rápida</w:t>
+      </w:r>
+      <w:r>
+        <w:rPr>
+          <w:noProof/>
+        </w:rPr>
+        <w:t>:</w:t>
+      </w:r>
+      <w:r>
+        <w:rPr>
+          <w:noProof/>
+        </w:rPr>
+        <w:br/>
+      </w:r>
+      <w:r>
+        <w:t>Para personalizar o formulário, combine com outros elementos de entrada como:</w:t>
+      </w:r>
+    </w:p>
+    <w:p>
+      <w:pPr>
+        <w:pStyle w:val="PargrafodaLista"/>
+        <w:numPr>
+          <w:ilvl w:val="0"/>
+          <w:numId w:val="56"/>
+        </w:numPr>
+        <w:rPr>
+          <w:rFonts w:ascii="Segoe UI Emoji" w:eastAsia="Times New Roman" w:hAnsi="Segoe UI Emoji" w:cs="Segoe UI Emoji"/>
+          <w:sz w:val="24"/>
+          <w:szCs w:val="24"/>
+          <w:lang w:eastAsia="pt-BR"/>
+        </w:rPr>
+      </w:pPr>
+      <w:r>
+        <w:rPr>
+          <w:rFonts w:ascii="Segoe UI Emoji" w:eastAsia="Times New Roman" w:hAnsi="Segoe UI Emoji" w:cs="Segoe UI Emoji"/>
+          <w:b/>
+          <w:bCs/>
+          <w:color w:val="0070C0"/>
+          <w:sz w:val="24"/>
+          <w:szCs w:val="24"/>
+          <w:lang w:eastAsia="pt-BR"/>
+        </w:rPr>
+        <w:t>&lt;input</w:t>
+      </w:r>
+      <w:proofErr w:type="gramStart"/>
+      <w:r>
+        <w:rPr>
+          <w:rFonts w:ascii="Segoe UI Emoji" w:eastAsia="Times New Roman" w:hAnsi="Segoe UI Emoji" w:cs="Segoe UI Emoji"/>
+          <w:b/>
+          <w:bCs/>
+          <w:color w:val="0070C0"/>
+          <w:sz w:val="24"/>
+          <w:szCs w:val="24"/>
+          <w:lang w:eastAsia="pt-BR"/>
+        </w:rPr>
+        <w:t>&gt;</w:t>
+      </w:r>
+      <w:r>
+        <w:rPr>
+          <w:rFonts w:ascii="Segoe UI Emoji" w:eastAsia="Times New Roman" w:hAnsi="Segoe UI Emoji" w:cs="Segoe UI Emoji"/>
+          <w:color w:val="0070C0"/>
+          <w:sz w:val="24"/>
+          <w:szCs w:val="24"/>
+          <w:lang w:eastAsia="pt-BR"/>
+        </w:rPr>
+        <w:t>,</w:t>
+      </w:r>
+      <w:r>
+        <w:rPr>
+          <w:rFonts w:ascii="Segoe UI Emoji" w:eastAsia="Times New Roman" w:hAnsi="Segoe UI Emoji" w:cs="Segoe UI Emoji"/>
+          <w:b/>
+          <w:bCs/>
+          <w:color w:val="0070C0"/>
+          <w:sz w:val="24"/>
+          <w:szCs w:val="24"/>
+          <w:lang w:eastAsia="pt-BR"/>
+        </w:rPr>
+        <w:t>&lt;</w:t>
+      </w:r>
+      <w:proofErr w:type="spellStart"/>
+      <w:proofErr w:type="gramEnd"/>
+      <w:r>
+        <w:rPr>
+          <w:rFonts w:ascii="Segoe UI Emoji" w:eastAsia="Times New Roman" w:hAnsi="Segoe UI Emoji" w:cs="Segoe UI Emoji"/>
+          <w:b/>
+          <w:bCs/>
+          <w:color w:val="0070C0"/>
+          <w:sz w:val="24"/>
+          <w:szCs w:val="24"/>
+          <w:lang w:eastAsia="pt-BR"/>
+        </w:rPr>
+        <w:t>textarea</w:t>
+      </w:r>
+      <w:proofErr w:type="spellEnd"/>
+      <w:r>
+        <w:rPr>
+          <w:rFonts w:ascii="Segoe UI Emoji" w:eastAsia="Times New Roman" w:hAnsi="Segoe UI Emoji" w:cs="Segoe UI Emoji"/>
+          <w:b/>
+          <w:bCs/>
+          <w:color w:val="0070C0"/>
+          <w:sz w:val="24"/>
+          <w:szCs w:val="24"/>
+          <w:lang w:eastAsia="pt-BR"/>
+        </w:rPr>
+        <w:t>&gt;</w:t>
+      </w:r>
+      <w:r>
+        <w:rPr>
+          <w:rFonts w:ascii="Segoe UI Emoji" w:eastAsia="Times New Roman" w:hAnsi="Segoe UI Emoji" w:cs="Segoe UI Emoji"/>
+          <w:b/>
+          <w:bCs/>
+          <w:color w:val="0070C0"/>
+          <w:sz w:val="24"/>
+          <w:szCs w:val="24"/>
+          <w:lang w:eastAsia="pt-BR"/>
+        </w:rPr>
+        <w:t xml:space="preserve">, </w:t>
+      </w:r>
+      <w:r>
+        <w:rPr>
+          <w:rFonts w:ascii="Segoe UI Emoji" w:eastAsia="Times New Roman" w:hAnsi="Segoe UI Emoji" w:cs="Segoe UI Emoji"/>
+          <w:b/>
+          <w:bCs/>
+          <w:color w:val="0070C0"/>
+          <w:sz w:val="24"/>
+          <w:szCs w:val="24"/>
+          <w:lang w:eastAsia="pt-BR"/>
+        </w:rPr>
+        <w:t>&lt;</w:t>
+      </w:r>
+      <w:proofErr w:type="spellStart"/>
+      <w:r>
+        <w:rPr>
+          <w:rFonts w:ascii="Segoe UI Emoji" w:eastAsia="Times New Roman" w:hAnsi="Segoe UI Emoji" w:cs="Segoe UI Emoji"/>
+          <w:b/>
+          <w:bCs/>
+          <w:color w:val="0070C0"/>
+          <w:sz w:val="24"/>
+          <w:szCs w:val="24"/>
+          <w:lang w:eastAsia="pt-BR"/>
+        </w:rPr>
+        <w:t>select</w:t>
+      </w:r>
+      <w:proofErr w:type="spellEnd"/>
+      <w:proofErr w:type="gramStart"/>
+      <w:r>
+        <w:rPr>
+          <w:rFonts w:ascii="Segoe UI Emoji" w:eastAsia="Times New Roman" w:hAnsi="Segoe UI Emoji" w:cs="Segoe UI Emoji"/>
+          <w:b/>
+          <w:bCs/>
+          <w:color w:val="0070C0"/>
+          <w:sz w:val="24"/>
+          <w:szCs w:val="24"/>
+          <w:lang w:eastAsia="pt-BR"/>
+        </w:rPr>
+        <w:t>&gt;</w:t>
+      </w:r>
+      <w:r>
+        <w:rPr>
+          <w:rFonts w:ascii="Segoe UI Emoji" w:eastAsia="Times New Roman" w:hAnsi="Segoe UI Emoji" w:cs="Segoe UI Emoji"/>
+          <w:sz w:val="24"/>
+          <w:szCs w:val="24"/>
+          <w:lang w:eastAsia="pt-BR"/>
+        </w:rPr>
+        <w:t>,</w:t>
+      </w:r>
+      <w:r>
+        <w:rPr>
+          <w:rFonts w:ascii="Segoe UI Emoji" w:eastAsia="Times New Roman" w:hAnsi="Segoe UI Emoji" w:cs="Segoe UI Emoji"/>
+          <w:b/>
+          <w:bCs/>
+          <w:color w:val="0070C0"/>
+          <w:sz w:val="24"/>
+          <w:szCs w:val="24"/>
+          <w:lang w:eastAsia="pt-BR"/>
+        </w:rPr>
+        <w:t>&lt;</w:t>
+      </w:r>
+      <w:proofErr w:type="spellStart"/>
+      <w:proofErr w:type="gramEnd"/>
+      <w:r>
+        <w:rPr>
+          <w:rFonts w:ascii="Segoe UI Emoji" w:eastAsia="Times New Roman" w:hAnsi="Segoe UI Emoji" w:cs="Segoe UI Emoji"/>
+          <w:b/>
+          <w:bCs/>
+          <w:color w:val="0070C0"/>
+          <w:sz w:val="24"/>
+          <w:szCs w:val="24"/>
+          <w:lang w:eastAsia="pt-BR"/>
+        </w:rPr>
+        <w:t>option</w:t>
+      </w:r>
+      <w:proofErr w:type="spellEnd"/>
+      <w:r>
+        <w:rPr>
+          <w:rFonts w:ascii="Segoe UI Emoji" w:eastAsia="Times New Roman" w:hAnsi="Segoe UI Emoji" w:cs="Segoe UI Emoji"/>
+          <w:b/>
+          <w:bCs/>
+          <w:color w:val="0070C0"/>
+          <w:sz w:val="24"/>
+          <w:szCs w:val="24"/>
+          <w:lang w:eastAsia="pt-BR"/>
+        </w:rPr>
+        <w:t>&gt;</w:t>
+      </w:r>
+      <w:r>
+        <w:rPr>
+          <w:rFonts w:ascii="Segoe UI Emoji" w:eastAsia="Times New Roman" w:hAnsi="Segoe UI Emoji" w:cs="Segoe UI Emoji"/>
+          <w:color w:val="0070C0"/>
+          <w:sz w:val="24"/>
+          <w:szCs w:val="24"/>
+          <w:lang w:eastAsia="pt-BR"/>
+        </w:rPr>
+        <w:t xml:space="preserve"> </w:t>
+      </w:r>
+      <w:r>
+        <w:rPr>
+          <w:rFonts w:ascii="Segoe UI Emoji" w:eastAsia="Times New Roman" w:hAnsi="Segoe UI Emoji" w:cs="Segoe UI Emoji"/>
+          <w:sz w:val="24"/>
+          <w:szCs w:val="24"/>
+          <w:lang w:eastAsia="pt-BR"/>
+        </w:rPr>
+        <w:t xml:space="preserve">— opções dentro do </w:t>
+      </w:r>
+      <w:r>
+        <w:rPr>
+          <w:rFonts w:ascii="Segoe UI Emoji" w:eastAsia="Times New Roman" w:hAnsi="Segoe UI Emoji" w:cs="Segoe UI Emoji"/>
+          <w:b/>
+          <w:bCs/>
+          <w:color w:val="004E9A"/>
+          <w:sz w:val="24"/>
+          <w:szCs w:val="24"/>
+          <w:lang w:eastAsia="pt-BR"/>
+        </w:rPr>
+        <w:t>&lt;</w:t>
+      </w:r>
+      <w:proofErr w:type="spellStart"/>
+      <w:r>
+        <w:rPr>
+          <w:rFonts w:ascii="Segoe UI Emoji" w:eastAsia="Times New Roman" w:hAnsi="Segoe UI Emoji" w:cs="Segoe UI Emoji"/>
+          <w:b/>
+          <w:bCs/>
+          <w:color w:val="004E9A"/>
+          <w:sz w:val="24"/>
+          <w:szCs w:val="24"/>
+          <w:lang w:eastAsia="pt-BR"/>
+        </w:rPr>
+        <w:t>select</w:t>
+      </w:r>
+      <w:proofErr w:type="spellEnd"/>
+      <w:r>
+        <w:rPr>
+          <w:rFonts w:ascii="Segoe UI Emoji" w:eastAsia="Times New Roman" w:hAnsi="Segoe UI Emoji" w:cs="Segoe UI Emoji"/>
+          <w:b/>
+          <w:bCs/>
+          <w:color w:val="004E9A"/>
+          <w:sz w:val="24"/>
+          <w:szCs w:val="24"/>
+          <w:lang w:eastAsia="pt-BR"/>
+        </w:rPr>
+        <w:t>&gt;</w:t>
+      </w:r>
+      <w:r>
+        <w:rPr>
+          <w:rFonts w:ascii="Segoe UI Emoji" w:eastAsia="Times New Roman" w:hAnsi="Segoe UI Emoji" w:cs="Segoe UI Emoji"/>
+          <w:sz w:val="24"/>
+          <w:szCs w:val="24"/>
+          <w:lang w:eastAsia="pt-BR"/>
+        </w:rPr>
+        <w:t xml:space="preserve">, </w:t>
+      </w:r>
+      <w:r>
+        <w:rPr>
+          <w:rFonts w:ascii="Segoe UI Emoji" w:eastAsia="Times New Roman" w:hAnsi="Segoe UI Emoji" w:cs="Segoe UI Emoji"/>
+          <w:b/>
+          <w:bCs/>
+          <w:color w:val="0070C0"/>
+          <w:sz w:val="24"/>
+          <w:szCs w:val="24"/>
+          <w:lang w:eastAsia="pt-BR"/>
+        </w:rPr>
+        <w:t>&lt;</w:t>
+      </w:r>
+      <w:proofErr w:type="spellStart"/>
+      <w:r>
+        <w:rPr>
+          <w:rFonts w:ascii="Segoe UI Emoji" w:eastAsia="Times New Roman" w:hAnsi="Segoe UI Emoji" w:cs="Segoe UI Emoji"/>
+          <w:b/>
+          <w:bCs/>
+          <w:color w:val="0070C0"/>
+          <w:sz w:val="24"/>
+          <w:szCs w:val="24"/>
+          <w:lang w:eastAsia="pt-BR"/>
+        </w:rPr>
+        <w:t>button</w:t>
+      </w:r>
+      <w:proofErr w:type="spellEnd"/>
+      <w:r>
+        <w:rPr>
+          <w:rFonts w:ascii="Segoe UI Emoji" w:eastAsia="Times New Roman" w:hAnsi="Segoe UI Emoji" w:cs="Segoe UI Emoji"/>
+          <w:b/>
+          <w:bCs/>
+          <w:color w:val="0070C0"/>
+          <w:sz w:val="24"/>
+          <w:szCs w:val="24"/>
+          <w:lang w:eastAsia="pt-BR"/>
+        </w:rPr>
+        <w:t>&gt;</w:t>
+      </w:r>
+      <w:r>
+        <w:rPr>
+          <w:rFonts w:ascii="Segoe UI Emoji" w:eastAsia="Times New Roman" w:hAnsi="Segoe UI Emoji" w:cs="Segoe UI Emoji"/>
+          <w:color w:val="0070C0"/>
+          <w:sz w:val="24"/>
+          <w:szCs w:val="24"/>
+          <w:lang w:eastAsia="pt-BR"/>
+        </w:rPr>
+        <w:t xml:space="preserve">, </w:t>
+      </w:r>
+      <w:r>
+        <w:rPr>
+          <w:rFonts w:ascii="Segoe UI Emoji" w:eastAsia="Times New Roman" w:hAnsi="Segoe UI Emoji" w:cs="Segoe UI Emoji"/>
+          <w:b/>
+          <w:bCs/>
+          <w:color w:val="0070C0"/>
+          <w:sz w:val="24"/>
+          <w:szCs w:val="24"/>
+          <w:lang w:eastAsia="pt-BR"/>
+        </w:rPr>
+        <w:t>&lt;</w:t>
+      </w:r>
+      <w:proofErr w:type="spellStart"/>
+      <w:r>
+        <w:rPr>
+          <w:rFonts w:ascii="Segoe UI Emoji" w:eastAsia="Times New Roman" w:hAnsi="Segoe UI Emoji" w:cs="Segoe UI Emoji"/>
+          <w:b/>
+          <w:bCs/>
+          <w:color w:val="0070C0"/>
+          <w:sz w:val="24"/>
+          <w:szCs w:val="24"/>
+          <w:lang w:eastAsia="pt-BR"/>
+        </w:rPr>
+        <w:t>label</w:t>
+      </w:r>
+      <w:proofErr w:type="spellEnd"/>
+      <w:r>
+        <w:rPr>
+          <w:rFonts w:ascii="Segoe UI Emoji" w:eastAsia="Times New Roman" w:hAnsi="Segoe UI Emoji" w:cs="Segoe UI Emoji"/>
+          <w:b/>
+          <w:bCs/>
+          <w:color w:val="0070C0"/>
+          <w:sz w:val="24"/>
+          <w:szCs w:val="24"/>
+          <w:lang w:eastAsia="pt-BR"/>
+        </w:rPr>
+        <w:t>&gt;</w:t>
+      </w:r>
+      <w:r>
+        <w:rPr>
+          <w:rFonts w:ascii="Segoe UI Emoji" w:eastAsia="Times New Roman" w:hAnsi="Segoe UI Emoji" w:cs="Segoe UI Emoji"/>
+          <w:color w:val="0070C0"/>
+          <w:sz w:val="24"/>
+          <w:szCs w:val="24"/>
+          <w:lang w:eastAsia="pt-BR"/>
+        </w:rPr>
+        <w:t xml:space="preserve"> </w:t>
+      </w:r>
+      <w:r>
+        <w:rPr>
+          <w:rFonts w:ascii="Segoe UI Emoji" w:eastAsia="Times New Roman" w:hAnsi="Segoe UI Emoji" w:cs="Segoe UI Emoji"/>
+          <w:sz w:val="24"/>
+          <w:szCs w:val="24"/>
+          <w:lang w:eastAsia="pt-BR"/>
+        </w:rPr>
+        <w:t>— rótulo para os campos, melhora acessibilidade</w:t>
+      </w:r>
+      <w:r>
+        <w:rPr>
+          <w:rFonts w:ascii="Segoe UI Emoji" w:eastAsia="Times New Roman" w:hAnsi="Segoe UI Emoji" w:cs="Segoe UI Emoji"/>
+          <w:sz w:val="24"/>
+          <w:szCs w:val="24"/>
+          <w:lang w:eastAsia="pt-BR"/>
+        </w:rPr>
+        <w:t xml:space="preserve">, </w:t>
+      </w:r>
+      <w:r>
+        <w:rPr>
+          <w:rFonts w:ascii="Segoe UI Emoji" w:eastAsia="Times New Roman" w:hAnsi="Segoe UI Emoji" w:cs="Segoe UI Emoji"/>
+          <w:b/>
+          <w:bCs/>
+          <w:color w:val="0070C0"/>
+          <w:sz w:val="24"/>
+          <w:szCs w:val="24"/>
+          <w:lang w:eastAsia="pt-BR"/>
+        </w:rPr>
+        <w:t>&lt;</w:t>
+      </w:r>
+      <w:proofErr w:type="spellStart"/>
+      <w:r>
+        <w:rPr>
+          <w:rFonts w:ascii="Segoe UI Emoji" w:eastAsia="Times New Roman" w:hAnsi="Segoe UI Emoji" w:cs="Segoe UI Emoji"/>
+          <w:b/>
+          <w:bCs/>
+          <w:color w:val="0070C0"/>
+          <w:sz w:val="24"/>
+          <w:szCs w:val="24"/>
+          <w:lang w:eastAsia="pt-BR"/>
+        </w:rPr>
+        <w:t>fieldset</w:t>
+      </w:r>
+      <w:proofErr w:type="spellEnd"/>
+      <w:r>
+        <w:rPr>
+          <w:rFonts w:ascii="Segoe UI Emoji" w:eastAsia="Times New Roman" w:hAnsi="Segoe UI Emoji" w:cs="Segoe UI Emoji"/>
+          <w:b/>
+          <w:bCs/>
+          <w:color w:val="0070C0"/>
+          <w:sz w:val="24"/>
+          <w:szCs w:val="24"/>
+          <w:lang w:eastAsia="pt-BR"/>
+        </w:rPr>
+        <w:t>&gt;</w:t>
+      </w:r>
+      <w:r>
+        <w:rPr>
+          <w:rFonts w:ascii="Segoe UI Emoji" w:eastAsia="Times New Roman" w:hAnsi="Segoe UI Emoji" w:cs="Segoe UI Emoji"/>
+          <w:color w:val="0070C0"/>
+          <w:sz w:val="24"/>
+          <w:szCs w:val="24"/>
+          <w:lang w:eastAsia="pt-BR"/>
+        </w:rPr>
+        <w:t xml:space="preserve"> </w:t>
+      </w:r>
+      <w:r>
+        <w:rPr>
+          <w:rFonts w:ascii="Segoe UI Emoji" w:eastAsia="Times New Roman" w:hAnsi="Segoe UI Emoji" w:cs="Segoe UI Emoji"/>
+          <w:sz w:val="24"/>
+          <w:szCs w:val="24"/>
+          <w:lang w:eastAsia="pt-BR"/>
+        </w:rPr>
+        <w:t>— grupo de campos relacionados</w:t>
+      </w:r>
+      <w:r>
+        <w:rPr>
+          <w:rFonts w:ascii="Segoe UI Emoji" w:eastAsia="Times New Roman" w:hAnsi="Segoe UI Emoji" w:cs="Segoe UI Emoji"/>
+          <w:sz w:val="24"/>
+          <w:szCs w:val="24"/>
+          <w:lang w:eastAsia="pt-BR"/>
+        </w:rPr>
+        <w:t xml:space="preserve">, </w:t>
+      </w:r>
+      <w:r>
+        <w:rPr>
+          <w:rFonts w:ascii="Segoe UI Emoji" w:eastAsia="Times New Roman" w:hAnsi="Segoe UI Emoji" w:cs="Segoe UI Emoji"/>
+          <w:b/>
+          <w:bCs/>
+          <w:color w:val="0070C0"/>
+          <w:sz w:val="24"/>
+          <w:szCs w:val="24"/>
+          <w:lang w:eastAsia="pt-BR"/>
+        </w:rPr>
+        <w:t>&lt;</w:t>
+      </w:r>
+      <w:proofErr w:type="spellStart"/>
+      <w:r>
+        <w:rPr>
+          <w:rFonts w:ascii="Segoe UI Emoji" w:eastAsia="Times New Roman" w:hAnsi="Segoe UI Emoji" w:cs="Segoe UI Emoji"/>
+          <w:b/>
+          <w:bCs/>
+          <w:color w:val="0070C0"/>
+          <w:sz w:val="24"/>
+          <w:szCs w:val="24"/>
+          <w:lang w:eastAsia="pt-BR"/>
+        </w:rPr>
+        <w:t>legend</w:t>
+      </w:r>
+      <w:proofErr w:type="spellEnd"/>
+      <w:r>
+        <w:rPr>
+          <w:rFonts w:ascii="Segoe UI Emoji" w:eastAsia="Times New Roman" w:hAnsi="Segoe UI Emoji" w:cs="Segoe UI Emoji"/>
+          <w:b/>
+          <w:bCs/>
+          <w:color w:val="0070C0"/>
+          <w:sz w:val="24"/>
+          <w:szCs w:val="24"/>
+          <w:lang w:eastAsia="pt-BR"/>
+        </w:rPr>
+        <w:t>&gt;</w:t>
+      </w:r>
+      <w:r>
+        <w:rPr>
+          <w:rFonts w:ascii="Segoe UI Emoji" w:eastAsia="Times New Roman" w:hAnsi="Segoe UI Emoji" w:cs="Segoe UI Emoji"/>
+          <w:color w:val="0070C0"/>
+          <w:sz w:val="24"/>
+          <w:szCs w:val="24"/>
+          <w:lang w:eastAsia="pt-BR"/>
+        </w:rPr>
+        <w:t xml:space="preserve"> </w:t>
+      </w:r>
+      <w:r>
+        <w:rPr>
+          <w:rFonts w:ascii="Segoe UI Emoji" w:eastAsia="Times New Roman" w:hAnsi="Segoe UI Emoji" w:cs="Segoe UI Emoji"/>
+          <w:sz w:val="24"/>
+          <w:szCs w:val="24"/>
+          <w:lang w:eastAsia="pt-BR"/>
+        </w:rPr>
+        <w:t>— título para o grupo criado pelo &lt;</w:t>
+      </w:r>
+      <w:proofErr w:type="spellStart"/>
+      <w:r>
+        <w:rPr>
+          <w:rFonts w:ascii="Segoe UI Emoji" w:eastAsia="Times New Roman" w:hAnsi="Segoe UI Emoji" w:cs="Segoe UI Emoji"/>
+          <w:sz w:val="24"/>
+          <w:szCs w:val="24"/>
+          <w:lang w:eastAsia="pt-BR"/>
+        </w:rPr>
+        <w:t>fieldset</w:t>
+      </w:r>
+      <w:proofErr w:type="spellEnd"/>
+      <w:r>
+        <w:rPr>
+          <w:rFonts w:ascii="Segoe UI Emoji" w:eastAsia="Times New Roman" w:hAnsi="Segoe UI Emoji" w:cs="Segoe UI Emoji"/>
+          <w:sz w:val="24"/>
+          <w:szCs w:val="24"/>
+          <w:lang w:eastAsia="pt-BR"/>
+        </w:rPr>
+        <w:t>&gt;</w:t>
+      </w:r>
+    </w:p>
+    <w:p>
+      <w:pPr>
+        <w:pStyle w:val="PargrafodaLista"/>
+        <w:numPr>
+          <w:ilvl w:val="0"/>
+          <w:numId w:val="56"/>
+        </w:numPr>
+        <w:spacing w:before="100" w:beforeAutospacing="1" w:after="100" w:afterAutospacing="1" w:line="240" w:lineRule="auto"/>
+        <w:rPr>
+          <w:rFonts w:eastAsia="Times New Roman" w:cstheme="minorHAnsi"/>
+          <w:color w:val="004E9A"/>
+          <w:lang w:eastAsia="pt-BR"/>
+        </w:rPr>
+      </w:pPr>
+      <w:proofErr w:type="spellStart"/>
+      <w:r>
+        <w:rPr>
+          <w:rFonts w:eastAsia="Times New Roman" w:cstheme="minorHAnsi"/>
+          <w:color w:val="004E9A"/>
+          <w:sz w:val="24"/>
+          <w:szCs w:val="24"/>
+          <w:lang w:eastAsia="pt-BR"/>
+        </w:rPr>
+        <w:t>form</w:t>
+      </w:r>
+      <w:proofErr w:type="spellEnd"/>
+      <w:r>
+        <w:rPr>
+          <w:rFonts w:eastAsia="Times New Roman" w:cstheme="minorHAnsi"/>
+          <w:color w:val="004E9A"/>
+          <w:sz w:val="24"/>
+          <w:szCs w:val="24"/>
+          <w:lang w:eastAsia="pt-BR"/>
+        </w:rPr>
+        <w:t xml:space="preserve"> autocomplete="off"</w:t>
+      </w:r>
+      <w:r>
+        <w:rPr>
+          <w:rFonts w:eastAsia="Times New Roman" w:cstheme="minorHAnsi"/>
+          <w:color w:val="004E9A"/>
+          <w:sz w:val="24"/>
+          <w:szCs w:val="24"/>
+          <w:lang w:eastAsia="pt-BR"/>
+        </w:rPr>
+        <w:t xml:space="preserve">: </w:t>
+      </w:r>
+      <w:r>
+        <w:rPr>
+          <w:rFonts w:eastAsia="Times New Roman" w:cstheme="minorHAnsi"/>
+          <w:lang w:eastAsia="pt-BR"/>
+        </w:rPr>
+        <w:t>desativa o preenchimento automático do navegador nos campos do formulário, impedindo que ele sugira ou complete valores previamente salvos. É usado por segurança ou quando se deseja entrada manual do usuário.</w:t>
+      </w:r>
+    </w:p>
+    <w:p>
+      <w:pPr>
+        <w:pStyle w:val="PargrafodaLista"/>
+        <w:numPr>
+          <w:ilvl w:val="0"/>
+          <w:numId w:val="56"/>
+        </w:numPr>
+        <w:spacing w:before="100" w:beforeAutospacing="1" w:after="100" w:afterAutospacing="1" w:line="240" w:lineRule="auto"/>
+        <w:rPr>
+          <w:rFonts w:ascii="Times New Roman" w:eastAsia="Times New Roman" w:hAnsi="Times New Roman" w:cs="Times New Roman"/>
+          <w:sz w:val="24"/>
+          <w:szCs w:val="24"/>
+          <w:lang w:eastAsia="pt-BR"/>
+        </w:rPr>
+      </w:pPr>
+      <w:r>
+        <w:rPr>
+          <w:rFonts w:eastAsia="Times New Roman" w:cstheme="minorHAnsi"/>
+          <w:color w:val="004E9A"/>
+          <w:sz w:val="24"/>
+          <w:szCs w:val="24"/>
+          <w:lang w:eastAsia="pt-BR"/>
+        </w:rPr>
+        <w:t>&lt;</w:t>
+      </w:r>
+      <w:proofErr w:type="spellStart"/>
+      <w:r>
+        <w:rPr>
+          <w:rFonts w:eastAsia="Times New Roman" w:cstheme="minorHAnsi"/>
+          <w:color w:val="004E9A"/>
+          <w:sz w:val="24"/>
+          <w:szCs w:val="24"/>
+          <w:lang w:eastAsia="pt-BR"/>
+        </w:rPr>
+        <w:t>form</w:t>
+      </w:r>
+      <w:proofErr w:type="spellEnd"/>
+      <w:r>
+        <w:rPr>
+          <w:rFonts w:eastAsia="Times New Roman" w:cstheme="minorHAnsi"/>
+          <w:color w:val="004E9A"/>
+          <w:sz w:val="24"/>
+          <w:szCs w:val="24"/>
+          <w:lang w:eastAsia="pt-BR"/>
+        </w:rPr>
+        <w:t xml:space="preserve"> </w:t>
+      </w:r>
+      <w:proofErr w:type="spellStart"/>
+      <w:r>
+        <w:rPr>
+          <w:rFonts w:eastAsia="Times New Roman" w:cstheme="minorHAnsi"/>
+          <w:color w:val="004E9A"/>
+          <w:sz w:val="24"/>
+          <w:szCs w:val="24"/>
+          <w:lang w:eastAsia="pt-BR"/>
+        </w:rPr>
+        <w:t>action</w:t>
+      </w:r>
+      <w:proofErr w:type="spellEnd"/>
+      <w:r>
+        <w:rPr>
+          <w:rFonts w:eastAsia="Times New Roman" w:cstheme="minorHAnsi"/>
+          <w:color w:val="004E9A"/>
+          <w:sz w:val="24"/>
+          <w:szCs w:val="24"/>
+          <w:lang w:eastAsia="pt-BR"/>
+        </w:rPr>
+        <w:t>="</w:t>
+      </w:r>
+      <w:proofErr w:type="spellStart"/>
+      <w:r>
+        <w:rPr>
+          <w:rFonts w:eastAsia="Times New Roman" w:cstheme="minorHAnsi"/>
+          <w:color w:val="004E9A"/>
+          <w:sz w:val="24"/>
+          <w:szCs w:val="24"/>
+          <w:lang w:eastAsia="pt-BR"/>
+        </w:rPr>
+        <w:t>cadastro.php</w:t>
+      </w:r>
+      <w:proofErr w:type="spellEnd"/>
+      <w:r>
+        <w:rPr>
+          <w:rFonts w:eastAsia="Times New Roman" w:cstheme="minorHAnsi"/>
+          <w:color w:val="004E9A"/>
+          <w:sz w:val="24"/>
+          <w:szCs w:val="24"/>
+          <w:lang w:eastAsia="pt-BR"/>
+        </w:rPr>
+        <w:t>"&gt;</w:t>
+      </w:r>
+      <w:r>
+        <w:rPr>
+          <w:rFonts w:ascii="Times New Roman" w:eastAsia="Times New Roman" w:hAnsi="Times New Roman" w:cs="Times New Roman"/>
+          <w:sz w:val="24"/>
+          <w:szCs w:val="24"/>
+          <w:lang w:eastAsia="pt-BR"/>
+        </w:rPr>
+        <w:t xml:space="preserve"> </w:t>
+      </w:r>
+      <w:r>
+        <w:rPr>
+          <w:rFonts w:ascii="Times New Roman" w:eastAsia="Times New Roman" w:hAnsi="Times New Roman" w:cs="Times New Roman"/>
+          <w:sz w:val="24"/>
+          <w:szCs w:val="24"/>
+          <w:lang w:eastAsia="pt-BR"/>
+        </w:rPr>
+        <w:t xml:space="preserve">O atributo </w:t>
+      </w:r>
+      <w:proofErr w:type="spellStart"/>
+      <w:r>
+        <w:rPr>
+          <w:rFonts w:ascii="Times New Roman" w:eastAsia="Times New Roman" w:hAnsi="Times New Roman" w:cs="Times New Roman"/>
+          <w:b/>
+          <w:bCs/>
+          <w:color w:val="004E9A"/>
+          <w:sz w:val="24"/>
+          <w:szCs w:val="24"/>
+          <w:lang w:eastAsia="pt-BR"/>
+        </w:rPr>
+        <w:t>action</w:t>
+      </w:r>
+      <w:proofErr w:type="spellEnd"/>
+      <w:r>
+        <w:rPr>
+          <w:rFonts w:ascii="Times New Roman" w:eastAsia="Times New Roman" w:hAnsi="Times New Roman" w:cs="Times New Roman"/>
+          <w:color w:val="004E9A"/>
+          <w:sz w:val="24"/>
+          <w:szCs w:val="24"/>
+          <w:lang w:eastAsia="pt-BR"/>
+        </w:rPr>
+        <w:t xml:space="preserve"> </w:t>
+      </w:r>
+      <w:r>
+        <w:rPr>
+          <w:rFonts w:ascii="Times New Roman" w:eastAsia="Times New Roman" w:hAnsi="Times New Roman" w:cs="Times New Roman"/>
+          <w:sz w:val="24"/>
+          <w:szCs w:val="24"/>
+          <w:lang w:eastAsia="pt-BR"/>
+        </w:rPr>
+        <w:t>define para onde os dados do formulário serão enviados quando o usuário clicar em "enviar".</w:t>
+      </w:r>
+    </w:p>
+    <w:p>
+      <w:pPr>
+        <w:pStyle w:val="PargrafodaLista"/>
+        <w:numPr>
+          <w:ilvl w:val="0"/>
+          <w:numId w:val="56"/>
+        </w:numPr>
+        <w:spacing w:before="100" w:beforeAutospacing="1" w:after="100" w:afterAutospacing="1" w:line="240" w:lineRule="auto"/>
+        <w:rPr>
+          <w:rFonts w:eastAsia="Times New Roman"/>
+          <w:lang w:eastAsia="pt-BR"/>
+        </w:rPr>
+      </w:pPr>
+      <w:proofErr w:type="spellStart"/>
+      <w:r>
+        <w:rPr>
+          <w:rFonts w:ascii="Times New Roman" w:eastAsia="Times New Roman" w:hAnsi="Times New Roman" w:cs="Times New Roman"/>
+          <w:b/>
+          <w:bCs/>
+          <w:color w:val="004E9A"/>
+          <w:sz w:val="24"/>
+          <w:szCs w:val="24"/>
+          <w:lang w:eastAsia="pt-BR"/>
+        </w:rPr>
+        <w:t>name</w:t>
+      </w:r>
+      <w:proofErr w:type="spellEnd"/>
+      <w:r>
+        <w:rPr>
+          <w:rFonts w:ascii="Times New Roman" w:eastAsia="Times New Roman" w:hAnsi="Times New Roman" w:cs="Times New Roman"/>
+          <w:b/>
+          <w:bCs/>
+          <w:color w:val="004E9A"/>
+          <w:sz w:val="24"/>
+          <w:szCs w:val="24"/>
+          <w:lang w:eastAsia="pt-BR"/>
+        </w:rPr>
+        <w:t>="nome"</w:t>
+      </w:r>
+      <w:r>
+        <w:rPr>
+          <w:rFonts w:ascii="Times New Roman" w:eastAsia="Times New Roman" w:hAnsi="Times New Roman" w:cs="Times New Roman"/>
+          <w:b/>
+          <w:bCs/>
+          <w:color w:val="004E9A"/>
+          <w:sz w:val="24"/>
+          <w:szCs w:val="24"/>
+          <w:lang w:eastAsia="pt-BR"/>
+        </w:rPr>
+        <w:t xml:space="preserve">: </w:t>
+      </w:r>
+      <w:r>
+        <w:rPr>
+          <w:rFonts w:ascii="Times New Roman" w:eastAsia="Times New Roman" w:hAnsi="Times New Roman" w:cs="Times New Roman"/>
+          <w:sz w:val="24"/>
+          <w:szCs w:val="24"/>
+          <w:lang w:eastAsia="pt-BR"/>
+        </w:rPr>
+        <w:t xml:space="preserve">É um atributo </w:t>
+      </w:r>
+      <w:r>
+        <w:rPr>
+          <w:rFonts w:eastAsia="Times New Roman"/>
+          <w:lang w:eastAsia="pt-BR"/>
+        </w:rPr>
+        <w:t xml:space="preserve">essencial para o envio de dados. quando o formulário é enviado, o valor desse campo vai com o nome especificado. É obrigatório </w:t>
+      </w:r>
+    </w:p>
+    <w:p>
+      <w:pPr>
+        <w:pStyle w:val="PargrafodaLista"/>
+        <w:numPr>
+          <w:ilvl w:val="0"/>
+          <w:numId w:val="56"/>
+        </w:numPr>
+        <w:spacing w:before="100" w:beforeAutospacing="1" w:after="100" w:afterAutospacing="1" w:line="240" w:lineRule="auto"/>
+        <w:rPr>
+          <w:rFonts w:eastAsia="Times New Roman"/>
+          <w:lang w:eastAsia="pt-BR"/>
+        </w:rPr>
+      </w:pPr>
+      <w:r>
+        <w:rPr>
+          <w:rFonts w:ascii="Times New Roman" w:eastAsia="Times New Roman" w:hAnsi="Times New Roman" w:cs="Times New Roman"/>
+          <w:b/>
+          <w:bCs/>
+          <w:color w:val="004E9A"/>
+          <w:sz w:val="24"/>
+          <w:szCs w:val="24"/>
+          <w:lang w:eastAsia="pt-BR"/>
+        </w:rPr>
+        <w:t>id="nome"</w:t>
+      </w:r>
+      <w:r>
+        <w:rPr>
+          <w:rFonts w:ascii="Times New Roman" w:eastAsia="Times New Roman" w:hAnsi="Times New Roman" w:cs="Times New Roman"/>
+          <w:b/>
+          <w:bCs/>
+          <w:color w:val="004E9A"/>
+          <w:sz w:val="24"/>
+          <w:szCs w:val="24"/>
+          <w:lang w:eastAsia="pt-BR"/>
+        </w:rPr>
+        <w:t xml:space="preserve">: </w:t>
+      </w:r>
+      <w:r>
+        <w:rPr>
+          <w:rFonts w:ascii="Times New Roman" w:eastAsia="Times New Roman" w:hAnsi="Times New Roman" w:cs="Times New Roman"/>
+          <w:sz w:val="24"/>
+          <w:szCs w:val="24"/>
+          <w:lang w:eastAsia="pt-BR"/>
+        </w:rPr>
+        <w:t xml:space="preserve"> </w:t>
+      </w:r>
+      <w:r>
+        <w:rPr>
+          <w:rFonts w:eastAsia="Times New Roman"/>
+          <w:lang w:eastAsia="pt-BR"/>
+        </w:rPr>
+        <w:t xml:space="preserve">É usado para </w:t>
+      </w:r>
+      <w:r>
+        <w:rPr>
+          <w:rFonts w:eastAsia="Times New Roman"/>
+          <w:b/>
+          <w:bCs/>
+          <w:lang w:eastAsia="pt-BR"/>
+        </w:rPr>
+        <w:t>ligar o &lt;</w:t>
+      </w:r>
+      <w:proofErr w:type="spellStart"/>
+      <w:r>
+        <w:rPr>
+          <w:rFonts w:eastAsia="Times New Roman"/>
+          <w:b/>
+          <w:bCs/>
+          <w:lang w:eastAsia="pt-BR"/>
+        </w:rPr>
+        <w:t>label</w:t>
+      </w:r>
+      <w:proofErr w:type="spellEnd"/>
+      <w:r>
+        <w:rPr>
+          <w:rFonts w:eastAsia="Times New Roman"/>
+          <w:b/>
+          <w:bCs/>
+          <w:lang w:eastAsia="pt-BR"/>
+        </w:rPr>
+        <w:t>&gt; ao &lt;input&gt;</w:t>
+      </w:r>
+      <w:r>
+        <w:rPr>
+          <w:rFonts w:eastAsia="Times New Roman"/>
+          <w:lang w:eastAsia="pt-BR"/>
+        </w:rPr>
+        <w:t xml:space="preserve">, via o atributo for="nome" no </w:t>
+      </w:r>
+      <w:proofErr w:type="spellStart"/>
+      <w:r>
+        <w:rPr>
+          <w:rFonts w:eastAsia="Times New Roman"/>
+          <w:lang w:eastAsia="pt-BR"/>
+        </w:rPr>
+        <w:t>label</w:t>
+      </w:r>
+      <w:proofErr w:type="spellEnd"/>
+      <w:r>
+        <w:rPr>
+          <w:rFonts w:eastAsia="Times New Roman"/>
+          <w:lang w:eastAsia="pt-BR"/>
+        </w:rPr>
+        <w:t>.</w:t>
+      </w:r>
+      <w:r>
+        <w:rPr>
+          <w:rFonts w:eastAsia="Times New Roman"/>
+          <w:lang w:eastAsia="pt-BR"/>
+        </w:rPr>
+        <w:t xml:space="preserve"> </w:t>
+      </w:r>
+      <w:r>
+        <w:rPr>
+          <w:rFonts w:ascii="Times New Roman" w:eastAsia="Times New Roman" w:hAnsi="Times New Roman" w:cs="Times New Roman"/>
+          <w:sz w:val="24"/>
+          <w:szCs w:val="24"/>
+          <w:lang w:eastAsia="pt-BR"/>
+        </w:rPr>
+        <w:t xml:space="preserve">Isso melhora a </w:t>
+      </w:r>
+      <w:r>
+        <w:rPr>
+          <w:rFonts w:ascii="Times New Roman" w:eastAsia="Times New Roman" w:hAnsi="Times New Roman" w:cs="Times New Roman"/>
+          <w:b/>
+          <w:bCs/>
+          <w:sz w:val="24"/>
+          <w:szCs w:val="24"/>
+          <w:lang w:eastAsia="pt-BR"/>
+        </w:rPr>
+        <w:t>acessibilidade</w:t>
+      </w:r>
+      <w:r>
+        <w:rPr>
+          <w:rFonts w:ascii="Times New Roman" w:eastAsia="Times New Roman" w:hAnsi="Times New Roman" w:cs="Times New Roman"/>
+          <w:sz w:val="24"/>
+          <w:szCs w:val="24"/>
+          <w:lang w:eastAsia="pt-BR"/>
+        </w:rPr>
+        <w:t xml:space="preserve"> e permite que ao clicar no texto do </w:t>
+      </w:r>
+      <w:proofErr w:type="spellStart"/>
+      <w:r>
+        <w:rPr>
+          <w:rFonts w:ascii="Times New Roman" w:eastAsia="Times New Roman" w:hAnsi="Times New Roman" w:cs="Times New Roman"/>
+          <w:sz w:val="24"/>
+          <w:szCs w:val="24"/>
+          <w:lang w:eastAsia="pt-BR"/>
+        </w:rPr>
+        <w:t>label</w:t>
+      </w:r>
+      <w:proofErr w:type="spellEnd"/>
+      <w:r>
+        <w:rPr>
+          <w:rFonts w:ascii="Times New Roman" w:eastAsia="Times New Roman" w:hAnsi="Times New Roman" w:cs="Times New Roman"/>
+          <w:sz w:val="24"/>
+          <w:szCs w:val="24"/>
+          <w:lang w:eastAsia="pt-BR"/>
+        </w:rPr>
+        <w:t xml:space="preserve"> (</w:t>
+      </w:r>
+      <w:proofErr w:type="spellStart"/>
+      <w:r>
+        <w:rPr>
+          <w:rFonts w:ascii="Times New Roman" w:eastAsia="Times New Roman" w:hAnsi="Times New Roman" w:cs="Times New Roman"/>
+          <w:sz w:val="24"/>
+          <w:szCs w:val="24"/>
+          <w:lang w:eastAsia="pt-BR"/>
+        </w:rPr>
+        <w:t>ex</w:t>
+      </w:r>
+      <w:proofErr w:type="spellEnd"/>
+      <w:r>
+        <w:rPr>
+          <w:rFonts w:ascii="Times New Roman" w:eastAsia="Times New Roman" w:hAnsi="Times New Roman" w:cs="Times New Roman"/>
+          <w:sz w:val="24"/>
+          <w:szCs w:val="24"/>
+          <w:lang w:eastAsia="pt-BR"/>
+        </w:rPr>
+        <w:t>: “Nome:”), o cursor vá direto para o campo.</w:t>
+      </w:r>
+      <w:r>
+        <w:rPr>
+          <w:rFonts w:ascii="Times New Roman" w:eastAsia="Times New Roman" w:hAnsi="Times New Roman" w:cs="Times New Roman"/>
+          <w:sz w:val="24"/>
+          <w:szCs w:val="24"/>
+          <w:lang w:eastAsia="pt-BR"/>
+        </w:rPr>
+        <w:t xml:space="preserve"> </w:t>
+      </w:r>
+      <w:r>
+        <w:rPr>
+          <w:rFonts w:ascii="Times New Roman" w:eastAsia="Times New Roman" w:hAnsi="Times New Roman" w:cs="Times New Roman"/>
+          <w:sz w:val="24"/>
+          <w:szCs w:val="24"/>
+          <w:lang w:eastAsia="pt-BR"/>
+        </w:rPr>
+        <w:t>Associar com &lt;</w:t>
+      </w:r>
+      <w:proofErr w:type="spellStart"/>
+      <w:r>
+        <w:rPr>
+          <w:rFonts w:ascii="Times New Roman" w:eastAsia="Times New Roman" w:hAnsi="Times New Roman" w:cs="Times New Roman"/>
+          <w:sz w:val="24"/>
+          <w:szCs w:val="24"/>
+          <w:lang w:eastAsia="pt-BR"/>
+        </w:rPr>
+        <w:t>label</w:t>
+      </w:r>
+      <w:proofErr w:type="spellEnd"/>
+      <w:r>
+        <w:rPr>
+          <w:rFonts w:ascii="Times New Roman" w:eastAsia="Times New Roman" w:hAnsi="Times New Roman" w:cs="Times New Roman"/>
+          <w:sz w:val="24"/>
+          <w:szCs w:val="24"/>
+          <w:lang w:eastAsia="pt-BR"/>
+        </w:rPr>
+        <w:t xml:space="preserve">&gt; ou usar via </w:t>
+      </w:r>
+      <w:proofErr w:type="spellStart"/>
+      <w:r>
+        <w:rPr>
+          <w:rFonts w:ascii="Times New Roman" w:eastAsia="Times New Roman" w:hAnsi="Times New Roman" w:cs="Times New Roman"/>
+          <w:sz w:val="24"/>
+          <w:szCs w:val="24"/>
+          <w:lang w:eastAsia="pt-BR"/>
+        </w:rPr>
+        <w:t>JavaScript</w:t>
+      </w:r>
+      <w:proofErr w:type="spellEnd"/>
+      <w:r>
+        <w:rPr>
+          <w:rFonts w:ascii="Times New Roman" w:eastAsia="Times New Roman" w:hAnsi="Times New Roman" w:cs="Times New Roman"/>
+          <w:sz w:val="24"/>
+          <w:szCs w:val="24"/>
+          <w:lang w:eastAsia="pt-BR"/>
+        </w:rPr>
+        <w:t>/CSS</w:t>
+      </w:r>
+    </w:p>
+    <w:p>
+      <w:pPr>
+        <w:pStyle w:val="PargrafodaLista"/>
+        <w:spacing w:before="100" w:beforeAutospacing="1" w:after="100" w:afterAutospacing="1" w:line="240" w:lineRule="auto"/>
+        <w:rPr>
+          <w:rFonts w:ascii="Times New Roman" w:eastAsia="Times New Roman" w:hAnsi="Times New Roman" w:cs="Times New Roman"/>
+          <w:b/>
+          <w:bCs/>
+          <w:color w:val="004E9A"/>
+          <w:sz w:val="24"/>
+          <w:szCs w:val="24"/>
+          <w:lang w:eastAsia="pt-BR"/>
+        </w:rPr>
+      </w:pPr>
+    </w:p>
+    <w:p>
+      <w:pPr>
         <w:rPr>
           <w:rFonts w:ascii="Segoe UI Emoji" w:eastAsia="Times New Roman" w:hAnsi="Segoe UI Emoji" w:cs="Segoe UI Emoji"/>
           <w:sz w:val="24"/>
@@ -12622,7 +13142,7 @@
           <w:lang w:eastAsia="pt-BR"/>
         </w:rPr>
         <w:drawing>
-          <wp:inline distT="0" distB="0" distL="0" distR="0" wp14:anchorId="2AA745B3" wp14:editId="77AB3076">
+          <wp:inline distT="0" distB="0" distL="0" distR="0" wp14:anchorId="2AA745B3" wp14:editId="148955F2">
             <wp:extent cx="5772014" cy="571500"/>
             <wp:effectExtent l="0" t="0" r="635" b="0"/>
             <wp:docPr id="1587894237" name="Imagem 1"/>
@@ -12669,6 +13189,36 @@
       </w:pPr>
       <w:r>
         <w:rPr>
+          <w:b/>
+          <w:bCs/>
+        </w:rPr>
+        <w:lastRenderedPageBreak/>
+        <w:pict w14:anchorId="66D9F287">
+          <v:rect id="_x0000_i1051" style="width:0;height:1.5pt" o:hralign="center" o:bullet="t" o:hrstd="t" o:hr="t" fillcolor="#a0a0a0" stroked="f"/>
+        </w:pict>
+      </w:r>
+    </w:p>
+    <w:p>
+      <w:pPr>
+        <w:rPr>
+          <w:rFonts w:ascii="Segoe UI Emoji" w:eastAsia="Times New Roman" w:hAnsi="Segoe UI Emoji" w:cs="Segoe UI Emoji"/>
+          <w:sz w:val="24"/>
+          <w:szCs w:val="24"/>
+          <w:lang w:eastAsia="pt-BR"/>
+        </w:rPr>
+      </w:pPr>
+    </w:p>
+    <w:p>
+      <w:pPr>
+        <w:rPr>
+          <w:rFonts w:ascii="Segoe UI Emoji" w:eastAsia="Times New Roman" w:hAnsi="Segoe UI Emoji" w:cs="Segoe UI Emoji"/>
+          <w:sz w:val="24"/>
+          <w:szCs w:val="24"/>
+          <w:lang w:eastAsia="pt-BR"/>
+        </w:rPr>
+      </w:pPr>
+      <w:r>
+        <w:rPr>
           <w:rFonts w:ascii="Times New Roman" w:eastAsia="Times New Roman" w:hAnsi="Times New Roman" w:cs="Times New Roman"/>
           <w:noProof/>
           <w:lang w:eastAsia="pt-BR"/>
@@ -12676,13 +13226,13 @@
         <mc:AlternateContent>
           <mc:Choice Requires="wpg">
             <w:drawing>
-              <wp:anchor distT="0" distB="0" distL="114300" distR="114300" simplePos="0" relativeHeight="251695616" behindDoc="0" locked="0" layoutInCell="1" allowOverlap="1" wp14:anchorId="72A8CC02" wp14:editId="706CABFB">
+              <wp:anchor distT="0" distB="0" distL="114300" distR="114300" simplePos="0" relativeHeight="251695616" behindDoc="0" locked="0" layoutInCell="1" allowOverlap="1" wp14:anchorId="72A8CC02" wp14:editId="47667B18">
                 <wp:simplePos x="0" y="0"/>
                 <wp:positionH relativeFrom="margin">
-                  <wp:posOffset>1386840</wp:posOffset>
+                  <wp:align>center</wp:align>
                 </wp:positionH>
                 <wp:positionV relativeFrom="paragraph">
-                  <wp:posOffset>311150</wp:posOffset>
+                  <wp:posOffset>0</wp:posOffset>
                 </wp:positionV>
                 <wp:extent cx="2837815" cy="476250"/>
                 <wp:effectExtent l="0" t="0" r="19685" b="19050"/>
@@ -12876,7 +13426,7 @@
           </mc:Choice>
           <mc:Fallback>
             <w:pict>
-              <v:group w14:anchorId="72A8CC02" id="_x0000_s1071" style="position:absolute;margin-left:109.2pt;margin-top:24.5pt;width:223.45pt;height:37.5pt;z-index:251695616;mso-position-horizontal-relative:margin;mso-width-relative:margin;mso-height-relative:margin" coordorigin="860" coordsize="10249,4476" o:gfxdata="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">
+              <v:group w14:anchorId="72A8CC02" id="_x0000_s1071" style="position:absolute;margin-left:0;margin-top:0;width:223.45pt;height:37.5pt;z-index:251695616;mso-position-horizontal:center;mso-position-horizontal-relative:margin;mso-width-relative:margin;mso-height-relative:margin" coordorigin="860" coordsize="10249,4476" o:gfxdata="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">
                 <v:shape id="Seta: Pentágono 1" o:spid="_x0000_s1072" type="#_x0000_t176" style="position:absolute;left:860;width:10249;height:4476;visibility:visible;mso-wrap-style:square;v-text-anchor:middle" o:gfxdata="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" fillcolor="#4f81bd [3204]" strokecolor="#0a121c [484]" strokeweight="2pt"/>
                 <v:shape id="Caixa de Texto 3" o:spid="_x0000_s1073" type="#_x0000_t202" style="position:absolute;left:959;top:666;width:9961;height:3273;visibility:visible;mso-wrap-style:square;v-text-anchor:top" o:gfxdata="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" filled="f" stroked="f" strokeweight=".5pt">
                   <v:textbox>
@@ -12989,25 +13539,6 @@
           </mc:Fallback>
         </mc:AlternateContent>
       </w:r>
-      <w:r>
-        <w:rPr>
-          <w:b/>
-          <w:bCs/>
-        </w:rPr>
-        <w:pict w14:anchorId="66D9F287">
-          <v:rect id="_x0000_i1039" style="width:0;height:1.5pt" o:hralign="center" o:bullet="t" o:hrstd="t" o:hr="t" fillcolor="#a0a0a0" stroked="f"/>
-        </w:pict>
-      </w:r>
-    </w:p>
-    <w:p>
-      <w:pPr>
-        <w:rPr>
-          <w:rFonts w:ascii="Segoe UI Emoji" w:eastAsia="Times New Roman" w:hAnsi="Segoe UI Emoji" w:cs="Segoe UI Emoji"/>
-          <w:sz w:val="24"/>
-          <w:szCs w:val="24"/>
-          <w:lang w:eastAsia="pt-BR"/>
-        </w:rPr>
-      </w:pPr>
     </w:p>
     <w:p>
       <w:pPr>
@@ -13127,7 +13658,6 @@
           <w:szCs w:val="24"/>
           <w:lang w:eastAsia="pt-BR"/>
         </w:rPr>
-        <w:lastRenderedPageBreak/>
         <w:t xml:space="preserve">Exemplo: </w:t>
       </w:r>
       <w:r>
@@ -14136,6 +14666,7 @@
           <w:color w:val="007BB8"/>
           <w:lang w:eastAsia="pt-BR"/>
         </w:rPr>
+        <w:lastRenderedPageBreak/>
         <w:t>image</w:t>
       </w:r>
       <w:proofErr w:type="spellEnd"/>
@@ -14217,7 +14748,819 @@
           <w:bCs/>
         </w:rPr>
         <w:pict w14:anchorId="195EDF52">
-          <v:rect id="_x0000_i1040" style="width:0;height:1.5pt" o:hralign="center" o:bullet="t" o:hrstd="t" o:hr="t" fillcolor="#a0a0a0" stroked="f"/>
+          <v:rect id="_x0000_i1056" style="width:0;height:1.5pt" o:hralign="center" o:bullet="t" o:hrstd="t" o:hr="t" fillcolor="#a0a0a0" stroked="f"/>
+        </w:pict>
+      </w:r>
+    </w:p>
+    <w:p>
+      <w:pPr>
+        <w:rPr>
+          <w:rFonts w:ascii="Segoe UI Emoji" w:eastAsia="Times New Roman" w:hAnsi="Segoe UI Emoji" w:cs="Segoe UI Emoji"/>
+          <w:sz w:val="24"/>
+          <w:szCs w:val="24"/>
+          <w:lang w:eastAsia="pt-BR"/>
+        </w:rPr>
+      </w:pPr>
+      <w:r>
+        <w:rPr>
+          <w:rFonts w:ascii="Times New Roman" w:eastAsia="Times New Roman" w:hAnsi="Times New Roman" w:cs="Times New Roman"/>
+          <w:noProof/>
+          <w:lang w:eastAsia="pt-BR"/>
+        </w:rPr>
+        <mc:AlternateContent>
+          <mc:Choice Requires="wpg">
+            <w:drawing>
+              <wp:anchor distT="0" distB="0" distL="114300" distR="114300" simplePos="0" relativeHeight="251707904" behindDoc="0" locked="0" layoutInCell="1" allowOverlap="1" wp14:anchorId="79D41798" wp14:editId="4AA30F3B">
+                <wp:simplePos x="0" y="0"/>
+                <wp:positionH relativeFrom="margin">
+                  <wp:align>center</wp:align>
+                </wp:positionH>
+                <wp:positionV relativeFrom="paragraph">
+                  <wp:posOffset>7620</wp:posOffset>
+                </wp:positionV>
+                <wp:extent cx="2837815" cy="476250"/>
+                <wp:effectExtent l="0" t="0" r="19685" b="19050"/>
+                <wp:wrapNone/>
+                <wp:docPr id="1019634588" name="Agrupar 4"/>
+                <wp:cNvGraphicFramePr/>
+                <a:graphic xmlns:a="http://schemas.openxmlformats.org/drawingml/2006/main">
+                  <a:graphicData uri="http://schemas.microsoft.com/office/word/2010/wordprocessingGroup">
+                    <wpg:wgp>
+                      <wpg:cNvGrpSpPr/>
+                      <wpg:grpSpPr>
+                        <a:xfrm>
+                          <a:off x="0" y="0"/>
+                          <a:ext cx="2837815" cy="476250"/>
+                          <a:chOff x="86002" y="0"/>
+                          <a:chExt cx="1024920" cy="447675"/>
+                        </a:xfrm>
+                      </wpg:grpSpPr>
+                      <wps:wsp>
+                        <wps:cNvPr id="699777680" name="Seta: Pentágono 1"/>
+                        <wps:cNvSpPr/>
+                        <wps:spPr>
+                          <a:xfrm>
+                            <a:off x="86002" y="0"/>
+                            <a:ext cx="1024920" cy="447675"/>
+                          </a:xfrm>
+                          <a:prstGeom prst="flowChartAlternateProcess">
+                            <a:avLst/>
+                          </a:prstGeom>
+                        </wps:spPr>
+                        <wps:style>
+                          <a:lnRef idx="2">
+                            <a:schemeClr val="accent1">
+                              <a:shade val="15000"/>
+                            </a:schemeClr>
+                          </a:lnRef>
+                          <a:fillRef idx="1">
+                            <a:schemeClr val="accent1"/>
+                          </a:fillRef>
+                          <a:effectRef idx="0">
+                            <a:schemeClr val="accent1"/>
+                          </a:effectRef>
+                          <a:fontRef idx="minor">
+                            <a:schemeClr val="lt1"/>
+                          </a:fontRef>
+                        </wps:style>
+                        <wps:bodyPr rot="0" spcFirstLastPara="0" vertOverflow="overflow" horzOverflow="overflow" vert="horz" wrap="square" lIns="91440" tIns="45720" rIns="91440" bIns="45720" numCol="1" spcCol="0" rtlCol="0" fromWordArt="0" anchor="ctr" anchorCtr="0" forceAA="0" compatLnSpc="1">
+                          <a:prstTxWarp prst="textNoShape">
+                            <a:avLst/>
+                          </a:prstTxWarp>
+                          <a:noAutofit/>
+                        </wps:bodyPr>
+                      </wps:wsp>
+                      <wps:wsp>
+                        <wps:cNvPr id="63296201" name="Caixa de Texto 3"/>
+                        <wps:cNvSpPr txBox="1"/>
+                        <wps:spPr>
+                          <a:xfrm>
+                            <a:off x="95938" y="66625"/>
+                            <a:ext cx="996085" cy="327329"/>
+                          </a:xfrm>
+                          <a:prstGeom prst="rect">
+                            <a:avLst/>
+                          </a:prstGeom>
+                          <a:noFill/>
+                          <a:ln w="6350">
+                            <a:noFill/>
+                          </a:ln>
+                        </wps:spPr>
+                        <wps:txbx>
+                          <w:txbxContent>
+                            <w:p>
+                              <w:pPr>
+                                <w:spacing w:before="100" w:beforeAutospacing="1" w:after="100" w:afterAutospacing="1" w:line="240" w:lineRule="auto"/>
+                                <w:jc w:val="center"/>
+                                <w:rPr>
+                                  <w:rFonts w:ascii="Segoe UI Emoji" w:hAnsi="Segoe UI Emoji" w:cs="Segoe UI Emoji"/>
+                                  <w:b/>
+                                  <w:bCs/>
+                                </w:rPr>
+                              </w:pPr>
+                              <w:r>
+                                <w:rPr>
+                                  <w:rFonts w:ascii="Segoe UI Emoji" w:hAnsi="Segoe UI Emoji" w:cs="Segoe UI Emoji"/>
+                                  <w:b/>
+                                  <w:bCs/>
+                                </w:rPr>
+                                <w:t xml:space="preserve">18. </w:t>
+                              </w:r>
+                              <w:r>
+                                <w:rPr>
+                                  <w:rFonts w:ascii="Segoe UI Emoji" w:hAnsi="Segoe UI Emoji" w:cs="Segoe UI Emoji"/>
+                                  <w:b/>
+                                  <w:bCs/>
+                                </w:rPr>
+                                <w:t>🏷️</w:t>
+                              </w:r>
+                              <w:r>
+                                <w:rPr>
+                                  <w:rFonts w:ascii="Segoe UI Emoji" w:hAnsi="Segoe UI Emoji" w:cs="Segoe UI Emoji"/>
+                                  <w:b/>
+                                  <w:bCs/>
+                                </w:rPr>
+                                <w:t xml:space="preserve"> </w:t>
+                              </w:r>
+                              <w:proofErr w:type="spellStart"/>
+                              <w:r>
+                                <w:rPr>
+                                  <w:rFonts w:ascii="Segoe UI Emoji" w:hAnsi="Segoe UI Emoji" w:cs="Segoe UI Emoji"/>
+                                  <w:b/>
+                                  <w:bCs/>
+                                </w:rPr>
+                                <w:t>method</w:t>
+                              </w:r>
+                              <w:proofErr w:type="spellEnd"/>
+                            </w:p>
+                            <w:p>
+                              <w:pPr>
+                                <w:spacing w:before="100" w:beforeAutospacing="1" w:after="100" w:afterAutospacing="1" w:line="240" w:lineRule="auto"/>
+                                <w:jc w:val="center"/>
+                                <w:rPr>
+                                  <w:rFonts w:ascii="Segoe UI Emoji" w:hAnsi="Segoe UI Emoji" w:cs="Segoe UI Emoji"/>
+                                  <w:b/>
+                                  <w:bCs/>
+                                </w:rPr>
+                              </w:pPr>
+                            </w:p>
+                            <w:p>
+                              <w:pPr>
+                                <w:spacing w:before="100" w:beforeAutospacing="1" w:after="100" w:afterAutospacing="1" w:line="240" w:lineRule="auto"/>
+                                <w:jc w:val="center"/>
+                                <w:rPr>
+                                  <w:rFonts w:ascii="Segoe UI Emoji" w:hAnsi="Segoe UI Emoji" w:cs="Segoe UI Emoji"/>
+                                  <w:b/>
+                                  <w:bCs/>
+                                </w:rPr>
+                              </w:pPr>
+                            </w:p>
+                            <w:p>
+                              <w:pPr>
+                                <w:spacing w:before="100" w:beforeAutospacing="1" w:after="100" w:afterAutospacing="1" w:line="240" w:lineRule="auto"/>
+                                <w:jc w:val="center"/>
+                                <w:rPr>
+                                  <w:rFonts w:ascii="Segoe UI Emoji" w:hAnsi="Segoe UI Emoji" w:cs="Segoe UI Emoji"/>
+                                  <w:b/>
+                                  <w:bCs/>
+                                </w:rPr>
+                              </w:pPr>
+                            </w:p>
+                            <w:p>
+                              <w:pPr>
+                                <w:spacing w:before="100" w:beforeAutospacing="1" w:after="100" w:afterAutospacing="1" w:line="240" w:lineRule="auto"/>
+                                <w:jc w:val="center"/>
+                              </w:pPr>
+                            </w:p>
+                            <w:p/>
+                          </w:txbxContent>
+                        </wps:txbx>
+                        <wps:bodyPr rot="0" spcFirstLastPara="0" vertOverflow="overflow" horzOverflow="overflow" vert="horz" wrap="square" lIns="91440" tIns="45720" rIns="91440" bIns="45720" numCol="1" spcCol="0" rtlCol="0" fromWordArt="0" anchor="t" anchorCtr="0" forceAA="0" compatLnSpc="1">
+                          <a:prstTxWarp prst="textNoShape">
+                            <a:avLst/>
+                          </a:prstTxWarp>
+                          <a:noAutofit/>
+                        </wps:bodyPr>
+                      </wps:wsp>
+                    </wpg:wgp>
+                  </a:graphicData>
+                </a:graphic>
+                <wp14:sizeRelH relativeFrom="margin">
+                  <wp14:pctWidth>0</wp14:pctWidth>
+                </wp14:sizeRelH>
+                <wp14:sizeRelV relativeFrom="margin">
+                  <wp14:pctHeight>0</wp14:pctHeight>
+                </wp14:sizeRelV>
+              </wp:anchor>
+            </w:drawing>
+          </mc:Choice>
+          <mc:Fallback>
+            <w:pict>
+              <v:group w14:anchorId="79D41798" id="_x0000_s1074" style="position:absolute;margin-left:0;margin-top:.6pt;width:223.45pt;height:37.5pt;z-index:251707904;mso-position-horizontal:center;mso-position-horizontal-relative:margin;mso-width-relative:margin;mso-height-relative:margin" coordorigin="860" coordsize="10249,4476" o:gfxdata="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">
+                <v:shape id="Seta: Pentágono 1" o:spid="_x0000_s1075" type="#_x0000_t176" style="position:absolute;left:860;width:10249;height:4476;visibility:visible;mso-wrap-style:square;v-text-anchor:middle" o:gfxdata="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" fillcolor="#4f81bd [3204]" strokecolor="#0a121c [484]" strokeweight="2pt"/>
+                <v:shape id="Caixa de Texto 3" o:spid="_x0000_s1076" type="#_x0000_t202" style="position:absolute;left:959;top:666;width:9961;height:3273;visibility:visible;mso-wrap-style:square;v-text-anchor:top" o:gfxdata="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" filled="f" stroked="f" strokeweight=".5pt">
+                  <v:textbox>
+                    <w:txbxContent>
+                      <w:p>
+                        <w:pPr>
+                          <w:spacing w:before="100" w:beforeAutospacing="1" w:after="100" w:afterAutospacing="1" w:line="240" w:lineRule="auto"/>
+                          <w:jc w:val="center"/>
+                          <w:rPr>
+                            <w:rFonts w:ascii="Segoe UI Emoji" w:hAnsi="Segoe UI Emoji" w:cs="Segoe UI Emoji"/>
+                            <w:b/>
+                            <w:bCs/>
+                          </w:rPr>
+                        </w:pPr>
+                        <w:r>
+                          <w:rPr>
+                            <w:rFonts w:ascii="Segoe UI Emoji" w:hAnsi="Segoe UI Emoji" w:cs="Segoe UI Emoji"/>
+                            <w:b/>
+                            <w:bCs/>
+                          </w:rPr>
+                          <w:t xml:space="preserve">18. </w:t>
+                        </w:r>
+                        <w:r>
+                          <w:rPr>
+                            <w:rFonts w:ascii="Segoe UI Emoji" w:hAnsi="Segoe UI Emoji" w:cs="Segoe UI Emoji"/>
+                            <w:b/>
+                            <w:bCs/>
+                          </w:rPr>
+                          <w:t>🏷️</w:t>
+                        </w:r>
+                        <w:r>
+                          <w:rPr>
+                            <w:rFonts w:ascii="Segoe UI Emoji" w:hAnsi="Segoe UI Emoji" w:cs="Segoe UI Emoji"/>
+                            <w:b/>
+                            <w:bCs/>
+                          </w:rPr>
+                          <w:t xml:space="preserve"> </w:t>
+                        </w:r>
+                        <w:proofErr w:type="spellStart"/>
+                        <w:r>
+                          <w:rPr>
+                            <w:rFonts w:ascii="Segoe UI Emoji" w:hAnsi="Segoe UI Emoji" w:cs="Segoe UI Emoji"/>
+                            <w:b/>
+                            <w:bCs/>
+                          </w:rPr>
+                          <w:t>method</w:t>
+                        </w:r>
+                        <w:proofErr w:type="spellEnd"/>
+                      </w:p>
+                      <w:p>
+                        <w:pPr>
+                          <w:spacing w:before="100" w:beforeAutospacing="1" w:after="100" w:afterAutospacing="1" w:line="240" w:lineRule="auto"/>
+                          <w:jc w:val="center"/>
+                          <w:rPr>
+                            <w:rFonts w:ascii="Segoe UI Emoji" w:hAnsi="Segoe UI Emoji" w:cs="Segoe UI Emoji"/>
+                            <w:b/>
+                            <w:bCs/>
+                          </w:rPr>
+                        </w:pPr>
+                      </w:p>
+                      <w:p>
+                        <w:pPr>
+                          <w:spacing w:before="100" w:beforeAutospacing="1" w:after="100" w:afterAutospacing="1" w:line="240" w:lineRule="auto"/>
+                          <w:jc w:val="center"/>
+                          <w:rPr>
+                            <w:rFonts w:ascii="Segoe UI Emoji" w:hAnsi="Segoe UI Emoji" w:cs="Segoe UI Emoji"/>
+                            <w:b/>
+                            <w:bCs/>
+                          </w:rPr>
+                        </w:pPr>
+                      </w:p>
+                      <w:p>
+                        <w:pPr>
+                          <w:spacing w:before="100" w:beforeAutospacing="1" w:after="100" w:afterAutospacing="1" w:line="240" w:lineRule="auto"/>
+                          <w:jc w:val="center"/>
+                          <w:rPr>
+                            <w:rFonts w:ascii="Segoe UI Emoji" w:hAnsi="Segoe UI Emoji" w:cs="Segoe UI Emoji"/>
+                            <w:b/>
+                            <w:bCs/>
+                          </w:rPr>
+                        </w:pPr>
+                      </w:p>
+                      <w:p>
+                        <w:pPr>
+                          <w:spacing w:before="100" w:beforeAutospacing="1" w:after="100" w:afterAutospacing="1" w:line="240" w:lineRule="auto"/>
+                          <w:jc w:val="center"/>
+                        </w:pPr>
+                      </w:p>
+                      <w:p/>
+                    </w:txbxContent>
+                  </v:textbox>
+                </v:shape>
+                <w10:wrap anchorx="margin"/>
+              </v:group>
+            </w:pict>
+          </mc:Fallback>
+        </mc:AlternateContent>
+      </w:r>
+    </w:p>
+    <w:p>
+      <w:pPr>
+        <w:rPr>
+          <w:rFonts w:ascii="Segoe UI Emoji" w:eastAsia="Times New Roman" w:hAnsi="Segoe UI Emoji" w:cs="Segoe UI Emoji"/>
+          <w:sz w:val="24"/>
+          <w:szCs w:val="24"/>
+          <w:lang w:eastAsia="pt-BR"/>
+        </w:rPr>
+      </w:pPr>
+    </w:p>
+    <w:p>
+      <w:pPr>
+        <w:tabs>
+          <w:tab w:val="left" w:pos="5940"/>
+        </w:tabs>
+        <w:spacing w:after="0"/>
+        <w:rPr>
+          <w:noProof/>
+        </w:rPr>
+      </w:pPr>
+      <w:r>
+        <w:rPr>
+          <w:rFonts w:ascii="Segoe UI Emoji" w:hAnsi="Segoe UI Emoji" w:cs="Segoe UI Emoji"/>
+          <w:noProof/>
+          <w:color w:val="00B050"/>
+        </w:rPr>
+        <w:t>✅</w:t>
+      </w:r>
+      <w:r>
+        <w:rPr>
+          <w:noProof/>
+          <w:color w:val="00B050"/>
+        </w:rPr>
+        <w:t xml:space="preserve"> </w:t>
+      </w:r>
+      <w:r>
+        <w:rPr>
+          <w:noProof/>
+        </w:rPr>
+        <w:t>Resumo simples</w:t>
+      </w:r>
+      <w:r>
+        <w:rPr>
+          <w:noProof/>
+        </w:rPr>
+        <w:t>:</w:t>
+      </w:r>
+    </w:p>
+    <w:p>
+      <w:pPr>
+        <w:pStyle w:val="PargrafodaLista"/>
+        <w:numPr>
+          <w:ilvl w:val="0"/>
+          <w:numId w:val="70"/>
+        </w:numPr>
+        <w:rPr>
+          <w:rFonts w:eastAsia="Times New Roman" w:cstheme="minorHAnsi"/>
+          <w:sz w:val="24"/>
+          <w:szCs w:val="24"/>
+          <w:lang w:eastAsia="pt-BR"/>
+        </w:rPr>
+      </w:pPr>
+      <w:r>
+        <w:rPr>
+          <w:rFonts w:eastAsia="Times New Roman" w:cstheme="minorHAnsi"/>
+          <w:sz w:val="24"/>
+          <w:szCs w:val="24"/>
+          <w:lang w:eastAsia="pt-BR"/>
+        </w:rPr>
+        <w:t>O atributo</w:t>
+      </w:r>
+      <w:r>
+        <w:rPr>
+          <w:rFonts w:eastAsia="Times New Roman" w:cstheme="minorHAnsi"/>
+          <w:b/>
+          <w:bCs/>
+          <w:sz w:val="24"/>
+          <w:szCs w:val="24"/>
+          <w:lang w:eastAsia="pt-BR"/>
+        </w:rPr>
+        <w:t xml:space="preserve"> </w:t>
+      </w:r>
+      <w:proofErr w:type="spellStart"/>
+      <w:r>
+        <w:rPr>
+          <w:rFonts w:eastAsia="Times New Roman" w:cstheme="minorHAnsi"/>
+          <w:b/>
+          <w:bCs/>
+          <w:color w:val="0070C0"/>
+          <w:sz w:val="24"/>
+          <w:szCs w:val="24"/>
+          <w:lang w:eastAsia="pt-BR"/>
+        </w:rPr>
+        <w:t>method</w:t>
+      </w:r>
+      <w:proofErr w:type="spellEnd"/>
+      <w:r>
+        <w:rPr>
+          <w:rFonts w:eastAsia="Times New Roman" w:cstheme="minorHAnsi"/>
+          <w:b/>
+          <w:bCs/>
+          <w:color w:val="0070C0"/>
+          <w:sz w:val="24"/>
+          <w:szCs w:val="24"/>
+          <w:lang w:eastAsia="pt-BR"/>
+        </w:rPr>
+        <w:t xml:space="preserve"> </w:t>
+      </w:r>
+      <w:r>
+        <w:rPr>
+          <w:rFonts w:eastAsia="Times New Roman" w:cstheme="minorHAnsi"/>
+          <w:sz w:val="24"/>
+          <w:szCs w:val="24"/>
+          <w:lang w:eastAsia="pt-BR"/>
+        </w:rPr>
+        <w:t>define como os dados do formulário serão enviados para o servidor quando o usuário clicar em "enviar".</w:t>
+      </w:r>
+    </w:p>
+    <w:p>
+      <w:pPr>
+        <w:rPr>
+          <w:rFonts w:eastAsia="Times New Roman" w:cstheme="minorHAnsi"/>
+          <w:sz w:val="24"/>
+          <w:szCs w:val="24"/>
+          <w:lang w:eastAsia="pt-BR"/>
+        </w:rPr>
+      </w:pPr>
+      <w:r>
+        <w:rPr>
+          <w:rFonts w:eastAsia="Times New Roman" w:cstheme="minorHAnsi"/>
+          <w:sz w:val="24"/>
+          <w:szCs w:val="24"/>
+          <w:lang w:eastAsia="pt-BR"/>
+        </w:rPr>
+        <w:t xml:space="preserve">  </w:t>
+      </w:r>
+      <w:r>
+        <w:rPr>
+          <w:noProof/>
+        </w:rPr>
+        <w:drawing>
+          <wp:inline distT="0" distB="0" distL="0" distR="0" wp14:anchorId="32D30E2F" wp14:editId="778BC735">
+            <wp:extent cx="5400040" cy="1276985"/>
+            <wp:effectExtent l="0" t="0" r="0" b="0"/>
+            <wp:docPr id="1486232053" name="Imagem 1"/>
+            <wp:cNvGraphicFramePr>
+              <a:graphicFrameLocks xmlns:a="http://schemas.openxmlformats.org/drawingml/2006/main" noChangeAspect="1"/>
+            </wp:cNvGraphicFramePr>
+            <a:graphic xmlns:a="http://schemas.openxmlformats.org/drawingml/2006/main">
+              <a:graphicData uri="http://schemas.openxmlformats.org/drawingml/2006/picture">
+                <pic:pic xmlns:pic="http://schemas.openxmlformats.org/drawingml/2006/picture">
+                  <pic:nvPicPr>
+                    <pic:cNvPr id="1486232053" name=""/>
+                    <pic:cNvPicPr/>
+                  </pic:nvPicPr>
+                  <pic:blipFill>
+                    <a:blip r:embed="rId31">
+                      <a:extLst>
+                        <a:ext uri="{28A0092B-C50C-407E-A947-70E740481C1C}">
+                          <a14:useLocalDpi xmlns:a14="http://schemas.microsoft.com/office/drawing/2010/main" val="0"/>
+                        </a:ext>
+                      </a:extLst>
+                    </a:blip>
+                    <a:stretch>
+                      <a:fillRect/>
+                    </a:stretch>
+                  </pic:blipFill>
+                  <pic:spPr>
+                    <a:xfrm>
+                      <a:off x="0" y="0"/>
+                      <a:ext cx="5400040" cy="1276985"/>
+                    </a:xfrm>
+                    <a:prstGeom prst="rect">
+                      <a:avLst/>
+                    </a:prstGeom>
+                  </pic:spPr>
+                </pic:pic>
+              </a:graphicData>
+            </a:graphic>
+          </wp:inline>
+        </w:drawing>
+      </w:r>
+    </w:p>
+    <w:p>
+      <w:pPr>
+        <w:spacing w:after="0"/>
+        <w:rPr>
+          <w:rFonts w:ascii="Segoe UI Emoji" w:eastAsia="Times New Roman" w:hAnsi="Segoe UI Emoji" w:cs="Segoe UI Emoji"/>
+          <w:sz w:val="24"/>
+          <w:szCs w:val="24"/>
+          <w:lang w:eastAsia="pt-BR"/>
+        </w:rPr>
+      </w:pPr>
+      <w:r>
+        <w:rPr>
+          <w:rFonts w:ascii="Segoe UI Emoji" w:eastAsia="Times New Roman" w:hAnsi="Segoe UI Emoji" w:cs="Segoe UI Emoji"/>
+          <w:sz w:val="24"/>
+          <w:szCs w:val="24"/>
+          <w:lang w:eastAsia="pt-BR"/>
+        </w:rPr>
+        <w:t>📌 Exemplo prático:</w:t>
+      </w:r>
+      <w:r>
+        <w:rPr>
+          <w:noProof/>
+        </w:rPr>
+        <w:t xml:space="preserve"> </w:t>
+      </w:r>
+    </w:p>
+    <w:p>
+      <w:pPr>
+        <w:spacing w:after="0"/>
+        <w:rPr>
+          <w:rFonts w:ascii="Segoe UI Emoji" w:eastAsia="Times New Roman" w:hAnsi="Segoe UI Emoji" w:cs="Segoe UI Emoji"/>
+          <w:sz w:val="24"/>
+          <w:szCs w:val="24"/>
+          <w:lang w:eastAsia="pt-BR"/>
+        </w:rPr>
+      </w:pPr>
+    </w:p>
+    <w:p>
+      <w:pPr>
+        <w:pStyle w:val="PargrafodaLista"/>
+        <w:rPr>
+          <w:rFonts w:ascii="Segoe UI Emoji" w:eastAsia="Times New Roman" w:hAnsi="Segoe UI Emoji" w:cs="Segoe UI Emoji"/>
+          <w:sz w:val="24"/>
+          <w:szCs w:val="24"/>
+          <w:lang w:eastAsia="pt-BR"/>
+        </w:rPr>
+      </w:pPr>
+      <w:r>
+        <w:rPr>
+          <w:noProof/>
+        </w:rPr>
+        <w:drawing>
+          <wp:inline distT="0" distB="0" distL="0" distR="0" wp14:anchorId="4B1877AE" wp14:editId="10450445">
+            <wp:extent cx="4057650" cy="266700"/>
+            <wp:effectExtent l="0" t="0" r="0" b="0"/>
+            <wp:docPr id="1811422100" name="Imagem 1"/>
+            <wp:cNvGraphicFramePr>
+              <a:graphicFrameLocks xmlns:a="http://schemas.openxmlformats.org/drawingml/2006/main" noChangeAspect="1"/>
+            </wp:cNvGraphicFramePr>
+            <a:graphic xmlns:a="http://schemas.openxmlformats.org/drawingml/2006/main">
+              <a:graphicData uri="http://schemas.openxmlformats.org/drawingml/2006/picture">
+                <pic:pic xmlns:pic="http://schemas.openxmlformats.org/drawingml/2006/picture">
+                  <pic:nvPicPr>
+                    <pic:cNvPr id="1811422100" name=""/>
+                    <pic:cNvPicPr/>
+                  </pic:nvPicPr>
+                  <pic:blipFill>
+                    <a:blip r:embed="rId32">
+                      <a:extLst>
+                        <a:ext uri="{28A0092B-C50C-407E-A947-70E740481C1C}">
+                          <a14:useLocalDpi xmlns:a14="http://schemas.microsoft.com/office/drawing/2010/main" val="0"/>
+                        </a:ext>
+                      </a:extLst>
+                    </a:blip>
+                    <a:stretch>
+                      <a:fillRect/>
+                    </a:stretch>
+                  </pic:blipFill>
+                  <pic:spPr>
+                    <a:xfrm>
+                      <a:off x="0" y="0"/>
+                      <a:ext cx="4057650" cy="266700"/>
+                    </a:xfrm>
+                    <a:prstGeom prst="rect">
+                      <a:avLst/>
+                    </a:prstGeom>
+                  </pic:spPr>
+                </pic:pic>
+              </a:graphicData>
+            </a:graphic>
+          </wp:inline>
+        </w:drawing>
+      </w:r>
+    </w:p>
+    <w:p>
+      <w:pPr>
+        <w:spacing w:after="0"/>
+        <w:rPr>
+          <w:rFonts w:ascii="Segoe UI Emoji" w:eastAsia="Times New Roman" w:hAnsi="Segoe UI Emoji" w:cs="Segoe UI Emoji"/>
+          <w:b/>
+          <w:bCs/>
+          <w:sz w:val="24"/>
+          <w:szCs w:val="24"/>
+          <w:lang w:eastAsia="pt-BR"/>
+        </w:rPr>
+      </w:pPr>
+      <w:r>
+        <w:rPr>
+          <w:rFonts w:ascii="Segoe UI Emoji" w:eastAsia="Times New Roman" w:hAnsi="Segoe UI Emoji" w:cs="Segoe UI Emoji"/>
+          <w:b/>
+          <w:bCs/>
+          <w:sz w:val="24"/>
+          <w:szCs w:val="24"/>
+          <w:lang w:eastAsia="pt-BR"/>
+        </w:rPr>
+        <w:t xml:space="preserve">💡 </w:t>
+      </w:r>
+      <w:r>
+        <w:rPr>
+          <w:noProof/>
+        </w:rPr>
+        <w:t>Dica rápida</w:t>
+      </w:r>
+      <w:r>
+        <w:rPr>
+          <w:noProof/>
+        </w:rPr>
+        <w:t>:</w:t>
+      </w:r>
+    </w:p>
+    <w:p>
+      <w:pPr>
+        <w:pStyle w:val="PargrafodaLista"/>
+        <w:numPr>
+          <w:ilvl w:val="0"/>
+          <w:numId w:val="70"/>
+        </w:numPr>
+        <w:rPr>
+          <w:rFonts w:eastAsia="Times New Roman" w:cstheme="minorHAnsi"/>
+          <w:sz w:val="24"/>
+          <w:szCs w:val="24"/>
+          <w:lang w:eastAsia="pt-BR"/>
+        </w:rPr>
+      </w:pPr>
+      <w:r>
+        <w:rPr>
+          <w:rFonts w:eastAsia="Times New Roman" w:cstheme="minorHAnsi"/>
+          <w:sz w:val="24"/>
+          <w:szCs w:val="24"/>
+          <w:lang w:eastAsia="pt-BR"/>
+        </w:rPr>
+        <w:t xml:space="preserve">Se estiver fazendo algo como cadastro, login, comentário etc., </w:t>
+      </w:r>
+      <w:r>
+        <w:rPr>
+          <w:rFonts w:eastAsia="Times New Roman" w:cstheme="minorHAnsi"/>
+          <w:b/>
+          <w:bCs/>
+          <w:sz w:val="24"/>
+          <w:szCs w:val="24"/>
+          <w:lang w:eastAsia="pt-BR"/>
+        </w:rPr>
+        <w:t xml:space="preserve">use </w:t>
+      </w:r>
+      <w:proofErr w:type="spellStart"/>
+      <w:r>
+        <w:rPr>
+          <w:rFonts w:eastAsia="Times New Roman" w:cstheme="minorHAnsi"/>
+          <w:b/>
+          <w:bCs/>
+          <w:color w:val="004F88"/>
+          <w:sz w:val="24"/>
+          <w:szCs w:val="24"/>
+          <w:lang w:eastAsia="pt-BR"/>
+        </w:rPr>
+        <w:t>method</w:t>
+      </w:r>
+      <w:proofErr w:type="spellEnd"/>
+      <w:r>
+        <w:rPr>
+          <w:rFonts w:eastAsia="Times New Roman" w:cstheme="minorHAnsi"/>
+          <w:b/>
+          <w:bCs/>
+          <w:color w:val="004F88"/>
+          <w:sz w:val="24"/>
+          <w:szCs w:val="24"/>
+          <w:lang w:eastAsia="pt-BR"/>
+        </w:rPr>
+        <w:t>="post"</w:t>
+      </w:r>
+      <w:r>
+        <w:rPr>
+          <w:rFonts w:eastAsia="Times New Roman" w:cstheme="minorHAnsi"/>
+          <w:sz w:val="24"/>
+          <w:szCs w:val="24"/>
+          <w:lang w:eastAsia="pt-BR"/>
+        </w:rPr>
+        <w:t>.</w:t>
+      </w:r>
+    </w:p>
+    <w:p>
+      <w:pPr>
+        <w:pStyle w:val="PargrafodaLista"/>
+        <w:numPr>
+          <w:ilvl w:val="0"/>
+          <w:numId w:val="70"/>
+        </w:numPr>
+        <w:rPr>
+          <w:rFonts w:eastAsia="Times New Roman" w:cstheme="minorHAnsi"/>
+          <w:sz w:val="24"/>
+          <w:szCs w:val="24"/>
+          <w:lang w:eastAsia="pt-BR"/>
+        </w:rPr>
+      </w:pPr>
+      <w:proofErr w:type="spellStart"/>
+      <w:r>
+        <w:rPr>
+          <w:rFonts w:eastAsia="Times New Roman" w:cstheme="minorHAnsi"/>
+          <w:b/>
+          <w:bCs/>
+          <w:color w:val="004F88"/>
+          <w:sz w:val="24"/>
+          <w:szCs w:val="24"/>
+          <w:lang w:eastAsia="pt-BR"/>
+        </w:rPr>
+        <w:t>method</w:t>
+      </w:r>
+      <w:proofErr w:type="spellEnd"/>
+      <w:r>
+        <w:rPr>
+          <w:rFonts w:eastAsia="Times New Roman" w:cstheme="minorHAnsi"/>
+          <w:b/>
+          <w:bCs/>
+          <w:color w:val="004F88"/>
+          <w:sz w:val="24"/>
+          <w:szCs w:val="24"/>
+          <w:lang w:eastAsia="pt-BR"/>
+        </w:rPr>
+        <w:t>="</w:t>
+      </w:r>
+      <w:proofErr w:type="spellStart"/>
+      <w:r>
+        <w:rPr>
+          <w:rFonts w:eastAsia="Times New Roman" w:cstheme="minorHAnsi"/>
+          <w:b/>
+          <w:bCs/>
+          <w:color w:val="004F88"/>
+          <w:sz w:val="24"/>
+          <w:szCs w:val="24"/>
+          <w:lang w:eastAsia="pt-BR"/>
+        </w:rPr>
+        <w:t>get</w:t>
+      </w:r>
+      <w:proofErr w:type="spellEnd"/>
+      <w:r>
+        <w:rPr>
+          <w:rFonts w:eastAsia="Times New Roman" w:cstheme="minorHAnsi"/>
+          <w:b/>
+          <w:bCs/>
+          <w:color w:val="004F88"/>
+          <w:sz w:val="24"/>
+          <w:szCs w:val="24"/>
+          <w:lang w:eastAsia="pt-BR"/>
+        </w:rPr>
+        <w:t>"</w:t>
+      </w:r>
+      <w:r>
+        <w:rPr>
+          <w:rFonts w:eastAsia="Times New Roman" w:cstheme="minorHAnsi"/>
+          <w:color w:val="004F88"/>
+          <w:sz w:val="24"/>
+          <w:szCs w:val="24"/>
+          <w:lang w:eastAsia="pt-BR"/>
+        </w:rPr>
+        <w:t xml:space="preserve"> </w:t>
+      </w:r>
+      <w:r>
+        <w:rPr>
+          <w:rFonts w:eastAsia="Times New Roman" w:cstheme="minorHAnsi"/>
+          <w:sz w:val="24"/>
+          <w:szCs w:val="24"/>
+          <w:lang w:eastAsia="pt-BR"/>
+        </w:rPr>
+        <w:t xml:space="preserve">é ideal quando você quer </w:t>
+      </w:r>
+      <w:r>
+        <w:rPr>
+          <w:rFonts w:eastAsia="Times New Roman" w:cstheme="minorHAnsi"/>
+          <w:b/>
+          <w:bCs/>
+          <w:sz w:val="24"/>
+          <w:szCs w:val="24"/>
+          <w:lang w:eastAsia="pt-BR"/>
+        </w:rPr>
+        <w:t>compartilhar ou salvar a URL</w:t>
+      </w:r>
+      <w:r>
+        <w:rPr>
+          <w:rFonts w:eastAsia="Times New Roman" w:cstheme="minorHAnsi"/>
+          <w:sz w:val="24"/>
+          <w:szCs w:val="24"/>
+          <w:lang w:eastAsia="pt-BR"/>
+        </w:rPr>
+        <w:t xml:space="preserve"> com os dados do formulário.</w:t>
+      </w:r>
+    </w:p>
+    <w:p>
+      <w:pPr>
+        <w:rPr>
+          <w:rFonts w:ascii="Segoe UI Emoji" w:eastAsia="Times New Roman" w:hAnsi="Segoe UI Emoji" w:cs="Segoe UI Emoji"/>
+          <w:sz w:val="24"/>
+          <w:szCs w:val="24"/>
+          <w:lang w:eastAsia="pt-BR"/>
+        </w:rPr>
+      </w:pPr>
+      <w:r>
+        <w:rPr>
+          <w:b/>
+          <w:bCs/>
+        </w:rPr>
+        <w:pict w14:anchorId="1BBBEE7E">
+          <v:rect id="_x0000_i1057" style="width:0;height:1.5pt" o:hralign="center" o:bullet="t" o:hrstd="t" o:hr="t" fillcolor="#a0a0a0" stroked="f"/>
         </w:pict>
       </w:r>
     </w:p>
@@ -14439,9 +15782,9 @@
           </mc:Choice>
           <mc:Fallback>
             <w:pict>
-              <v:group w14:anchorId="1FF68EE0" id="_x0000_s1074" style="position:absolute;margin-left:99.45pt;margin-top:-.35pt;width:223.45pt;height:37.5pt;z-index:251685376;mso-position-horizontal-relative:margin;mso-width-relative:margin;mso-height-relative:margin" coordorigin="860" coordsize="10249,4476" o:gfxdata="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">
-                <v:shape id="Seta: Pentágono 1" o:spid="_x0000_s1075" type="#_x0000_t176" style="position:absolute;left:860;width:10249;height:4476;visibility:visible;mso-wrap-style:square;v-text-anchor:middle" o:gfxdata="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" fillcolor="#4f81bd [3204]" strokecolor="#0a121c [484]" strokeweight="2pt"/>
-                <v:shape id="Caixa de Texto 3" o:spid="_x0000_s1076" type="#_x0000_t202" style="position:absolute;left:959;top:666;width:9961;height:3273;visibility:visible;mso-wrap-style:square;v-text-anchor:top" o:gfxdata="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" filled="f" stroked="f" strokeweight=".5pt">
+              <v:group w14:anchorId="1FF68EE0" id="_x0000_s1077" style="position:absolute;margin-left:99.45pt;margin-top:-.35pt;width:223.45pt;height:37.5pt;z-index:251685376;mso-position-horizontal-relative:margin;mso-width-relative:margin;mso-height-relative:margin" coordorigin="860" coordsize="10249,4476" o:gfxdata="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">
+                <v:shape id="Seta: Pentágono 1" o:spid="_x0000_s1078" type="#_x0000_t176" style="position:absolute;left:860;width:10249;height:4476;visibility:visible;mso-wrap-style:square;v-text-anchor:middle" o:gfxdata="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" fillcolor="#4f81bd [3204]" strokecolor="#0a121c [484]" strokeweight="2pt"/>
+                <v:shape id="Caixa de Texto 3" o:spid="_x0000_s1079" type="#_x0000_t202" style="position:absolute;left:959;top:666;width:9961;height:3273;visibility:visible;mso-wrap-style:square;v-text-anchor:top" o:gfxdata="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" filled="f" stroked="f" strokeweight=".5pt">
                   <v:textbox>
                     <w:txbxContent>
                       <w:p>
@@ -14609,29 +15952,28 @@
           <w:numId w:val="56"/>
         </w:numPr>
         <w:rPr>
-          <w:rFonts w:ascii="Segoe UI Emoji" w:eastAsia="Times New Roman" w:hAnsi="Segoe UI Emoji" w:cs="Segoe UI Emoji"/>
-          <w:sz w:val="24"/>
-          <w:szCs w:val="24"/>
-          <w:lang w:eastAsia="pt-BR"/>
-        </w:rPr>
-      </w:pPr>
-      <w:r>
-        <w:rPr>
-          <w:rFonts w:ascii="Segoe UI Emoji" w:eastAsia="Times New Roman" w:hAnsi="Segoe UI Emoji" w:cs="Segoe UI Emoji"/>
-          <w:b/>
-          <w:bCs/>
-          <w:color w:val="0070C0"/>
-          <w:sz w:val="24"/>
-          <w:szCs w:val="24"/>
-          <w:lang w:eastAsia="pt-BR"/>
-        </w:rPr>
-        <w:lastRenderedPageBreak/>
+          <w:rFonts w:eastAsia="Times New Roman" w:cstheme="minorHAnsi"/>
+          <w:sz w:val="24"/>
+          <w:szCs w:val="24"/>
+          <w:lang w:eastAsia="pt-BR"/>
+        </w:rPr>
+      </w:pPr>
+      <w:r>
+        <w:rPr>
+          <w:rFonts w:eastAsia="Times New Roman" w:cstheme="minorHAnsi"/>
+          <w:b/>
+          <w:bCs/>
+          <w:color w:val="0070C0"/>
+          <w:sz w:val="24"/>
+          <w:szCs w:val="24"/>
+          <w:lang w:eastAsia="pt-BR"/>
+        </w:rPr>
         <w:t>&lt;</w:t>
       </w:r>
       <w:proofErr w:type="spellStart"/>
       <w:r>
         <w:rPr>
-          <w:rFonts w:ascii="Segoe UI Emoji" w:eastAsia="Times New Roman" w:hAnsi="Segoe UI Emoji" w:cs="Segoe UI Emoji"/>
+          <w:rFonts w:eastAsia="Times New Roman" w:cstheme="minorHAnsi"/>
           <w:b/>
           <w:bCs/>
           <w:color w:val="0070C0"/>
@@ -14644,7 +15986,7 @@
       <w:proofErr w:type="spellEnd"/>
       <w:r>
         <w:rPr>
-          <w:rFonts w:ascii="Segoe UI Emoji" w:eastAsia="Times New Roman" w:hAnsi="Segoe UI Emoji" w:cs="Segoe UI Emoji"/>
+          <w:rFonts w:eastAsia="Times New Roman" w:cstheme="minorHAnsi"/>
           <w:b/>
           <w:bCs/>
           <w:color w:val="0070C0"/>
@@ -14656,7 +15998,7 @@
       </w:r>
       <w:r>
         <w:rPr>
-          <w:rFonts w:ascii="Segoe UI Emoji" w:eastAsia="Times New Roman" w:hAnsi="Segoe UI Emoji" w:cs="Segoe UI Emoji"/>
+          <w:rFonts w:eastAsia="Times New Roman" w:cstheme="minorHAnsi"/>
           <w:color w:val="0070C0"/>
           <w:sz w:val="24"/>
           <w:szCs w:val="24"/>
@@ -14666,7 +16008,7 @@
       </w:r>
       <w:r>
         <w:rPr>
-          <w:rFonts w:ascii="Segoe UI Emoji" w:eastAsia="Times New Roman" w:hAnsi="Segoe UI Emoji" w:cs="Segoe UI Emoji"/>
+          <w:rFonts w:eastAsia="Times New Roman" w:cstheme="minorHAnsi"/>
           <w:sz w:val="24"/>
           <w:szCs w:val="24"/>
           <w:lang w:eastAsia="pt-BR"/>
@@ -14675,12 +16017,59 @@
       </w:r>
       <w:r>
         <w:rPr>
-          <w:rFonts w:ascii="Segoe UI Emoji" w:eastAsia="Times New Roman" w:hAnsi="Segoe UI Emoji" w:cs="Segoe UI Emoji"/>
+          <w:rFonts w:eastAsia="Times New Roman" w:cstheme="minorHAnsi"/>
           <w:sz w:val="24"/>
           <w:szCs w:val="24"/>
           <w:lang w:eastAsia="pt-BR"/>
         </w:rPr>
         <w:t>.</w:t>
+      </w:r>
+      <w:r>
+        <w:rPr>
+          <w:rFonts w:eastAsia="Times New Roman" w:cstheme="minorHAnsi"/>
+          <w:sz w:val="24"/>
+          <w:szCs w:val="24"/>
+          <w:lang w:eastAsia="pt-BR"/>
+        </w:rPr>
+        <w:t xml:space="preserve"> </w:t>
+      </w:r>
+      <w:r>
+        <w:rPr>
+          <w:rFonts w:eastAsia="Times New Roman" w:cstheme="minorHAnsi"/>
+          <w:sz w:val="24"/>
+          <w:szCs w:val="24"/>
+          <w:lang w:eastAsia="pt-BR"/>
+        </w:rPr>
+        <w:t>F</w:t>
+      </w:r>
+      <w:r>
+        <w:rPr>
+          <w:rFonts w:eastAsia="Times New Roman" w:cstheme="minorHAnsi"/>
+          <w:sz w:val="24"/>
+          <w:szCs w:val="24"/>
+          <w:lang w:eastAsia="pt-BR"/>
+        </w:rPr>
+        <w:t xml:space="preserve">unciona como </w:t>
+      </w:r>
+      <w:r>
+        <w:rPr>
+          <w:rFonts w:eastAsia="Times New Roman" w:cstheme="minorHAnsi"/>
+          <w:b/>
+          <w:bCs/>
+          <w:sz w:val="24"/>
+          <w:szCs w:val="24"/>
+          <w:lang w:eastAsia="pt-BR"/>
+        </w:rPr>
+        <w:t>uma "etiqueta descritiva"</w:t>
+      </w:r>
+      <w:r>
+        <w:rPr>
+          <w:rFonts w:eastAsia="Times New Roman" w:cstheme="minorHAnsi"/>
+          <w:sz w:val="24"/>
+          <w:szCs w:val="24"/>
+          <w:lang w:eastAsia="pt-BR"/>
+        </w:rPr>
+        <w:t xml:space="preserve"> para um campo de formulário (como um input), dizendo ao usuário o que ele deve preencher ali.</w:t>
       </w:r>
     </w:p>
     <w:p>
@@ -14713,7 +16102,7 @@
                     <pic:cNvPicPr/>
                   </pic:nvPicPr>
                   <pic:blipFill>
-                    <a:blip r:embed="rId31"/>
+                    <a:blip r:embed="rId33"/>
                     <a:stretch>
                       <a:fillRect/>
                     </a:stretch>
@@ -14751,6 +16140,7 @@
           <w:szCs w:val="24"/>
           <w:lang w:eastAsia="pt-BR"/>
         </w:rPr>
+        <w:lastRenderedPageBreak/>
         <w:t xml:space="preserve">         </w:t>
       </w:r>
       <w:r>
@@ -14773,7 +16163,7 @@
                     <pic:cNvPicPr/>
                   </pic:nvPicPr>
                   <pic:blipFill>
-                    <a:blip r:embed="rId32"/>
+                    <a:blip r:embed="rId34"/>
                     <a:stretch>
                       <a:fillRect/>
                     </a:stretch>
@@ -15036,9 +16426,9 @@
           </mc:Choice>
           <mc:Fallback>
             <w:pict>
-              <v:group w14:anchorId="72E16236" id="_x0000_s1077" style="position:absolute;left:0;text-align:left;margin-left:0;margin-top:.75pt;width:223.45pt;height:37.5pt;z-index:251687424;mso-position-horizontal:center;mso-position-horizontal-relative:margin;mso-width-relative:margin;mso-height-relative:margin" coordorigin="860" coordsize="10249,4476" o:gfxdata="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">
-                <v:shape id="Seta: Pentágono 1" o:spid="_x0000_s1078" type="#_x0000_t176" style="position:absolute;left:860;width:10249;height:4476;visibility:visible;mso-wrap-style:square;v-text-anchor:middle" o:gfxdata="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" fillcolor="#4f81bd [3204]" strokecolor="#0a121c [484]" strokeweight="2pt"/>
-                <v:shape id="Caixa de Texto 3" o:spid="_x0000_s1079" type="#_x0000_t202" style="position:absolute;left:959;top:666;width:9961;height:3273;visibility:visible;mso-wrap-style:square;v-text-anchor:top" o:gfxdata="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" filled="f" stroked="f" strokeweight=".5pt">
+              <v:group w14:anchorId="72E16236" id="_x0000_s1080" style="position:absolute;left:0;text-align:left;margin-left:0;margin-top:.75pt;width:223.45pt;height:37.5pt;z-index:251687424;mso-position-horizontal:center;mso-position-horizontal-relative:margin;mso-width-relative:margin;mso-height-relative:margin" coordorigin="860" coordsize="10249,4476" o:gfxdata="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">
+                <v:shape id="Seta: Pentágono 1" o:spid="_x0000_s1081" type="#_x0000_t176" style="position:absolute;left:860;width:10249;height:4476;visibility:visible;mso-wrap-style:square;v-text-anchor:middle" o:gfxdata="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" fillcolor="#4f81bd [3204]" strokecolor="#0a121c [484]" strokeweight="2pt"/>
+                <v:shape id="Caixa de Texto 3" o:spid="_x0000_s1082" type="#_x0000_t202" style="position:absolute;left:959;top:666;width:9961;height:3273;visibility:visible;mso-wrap-style:square;v-text-anchor:top" o:gfxdata="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" filled="f" stroked="f" strokeweight=".5pt">
                   <v:textbox>
                     <w:txbxContent>
                       <w:p>
@@ -15321,7 +16711,7 @@
                     <pic:cNvPicPr/>
                   </pic:nvPicPr>
                   <pic:blipFill>
-                    <a:blip r:embed="rId33"/>
+                    <a:blip r:embed="rId35"/>
                     <a:stretch>
                       <a:fillRect/>
                     </a:stretch>
@@ -15390,7 +16780,7 @@
                     <pic:cNvPicPr/>
                   </pic:nvPicPr>
                   <pic:blipFill>
-                    <a:blip r:embed="rId34"/>
+                    <a:blip r:embed="rId36"/>
                     <a:stretch>
                       <a:fillRect/>
                     </a:stretch>
@@ -15640,9 +17030,9 @@
           </mc:Choice>
           <mc:Fallback>
             <w:pict>
-              <v:group w14:anchorId="702C820A" id="_x0000_s1080" style="position:absolute;margin-left:86.7pt;margin-top:18.15pt;width:223.45pt;height:37.45pt;z-index:251689472;mso-position-horizontal-relative:margin;mso-width-relative:margin;mso-height-relative:margin" coordorigin="860" coordsize="10249,4476" o:gfxdata="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">
-                <v:shape id="Seta: Pentágono 1" o:spid="_x0000_s1081" type="#_x0000_t176" style="position:absolute;left:860;width:10249;height:4476;visibility:visible;mso-wrap-style:square;v-text-anchor:middle" o:gfxdata="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" fillcolor="#4f81bd [3204]" strokecolor="#0a121c [484]" strokeweight="2pt"/>
-                <v:shape id="Caixa de Texto 3" o:spid="_x0000_s1082" type="#_x0000_t202" style="position:absolute;left:959;top:666;width:9961;height:3366;visibility:visible;mso-wrap-style:square;v-text-anchor:top" o:gfxdata="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" filled="f" stroked="f" strokeweight=".5pt">
+              <v:group w14:anchorId="702C820A" id="_x0000_s1083" style="position:absolute;margin-left:86.7pt;margin-top:18.15pt;width:223.45pt;height:37.45pt;z-index:251689472;mso-position-horizontal-relative:margin;mso-width-relative:margin;mso-height-relative:margin" coordorigin="860" coordsize="10249,4476" o:gfxdata="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">
+                <v:shape id="Seta: Pentágono 1" o:spid="_x0000_s1084" type="#_x0000_t176" style="position:absolute;left:860;width:10249;height:4476;visibility:visible;mso-wrap-style:square;v-text-anchor:middle" o:gfxdata="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" fillcolor="#4f81bd [3204]" strokecolor="#0a121c [484]" strokeweight="2pt"/>
+                <v:shape id="Caixa de Texto 3" o:spid="_x0000_s1085" type="#_x0000_t202" style="position:absolute;left:959;top:666;width:9961;height:3366;visibility:visible;mso-wrap-style:square;v-text-anchor:top" o:gfxdata="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" filled="f" stroked="f" strokeweight=".5pt">
                   <v:textbox>
                     <w:txbxContent>
                       <w:p>
@@ -16065,7 +17455,7 @@
                     <pic:cNvPicPr/>
                   </pic:nvPicPr>
                   <pic:blipFill>
-                    <a:blip r:embed="rId35"/>
+                    <a:blip r:embed="rId37"/>
                     <a:stretch>
                       <a:fillRect/>
                     </a:stretch>
@@ -16115,7 +17505,7 @@
                     <pic:cNvPicPr/>
                   </pic:nvPicPr>
                   <pic:blipFill>
-                    <a:blip r:embed="rId36"/>
+                    <a:blip r:embed="rId38"/>
                     <a:stretch>
                       <a:fillRect/>
                     </a:stretch>
@@ -16155,7 +17545,7 @@
                     <pic:cNvPicPr/>
                   </pic:nvPicPr>
                   <pic:blipFill>
-                    <a:blip r:embed="rId37"/>
+                    <a:blip r:embed="rId39"/>
                     <a:stretch>
                       <a:fillRect/>
                     </a:stretch>
@@ -16405,9 +17795,9 @@
           </mc:Choice>
           <mc:Fallback>
             <w:pict>
-              <v:group w14:anchorId="3607821D" id="_x0000_s1083" style="position:absolute;margin-left:0;margin-top:1.35pt;width:223.45pt;height:37.5pt;z-index:251691520;mso-position-horizontal:center;mso-position-horizontal-relative:margin;mso-width-relative:margin;mso-height-relative:margin" coordorigin="860" coordsize="10249,4476" o:gfxdata="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">
-                <v:shape id="Seta: Pentágono 1" o:spid="_x0000_s1084" type="#_x0000_t176" style="position:absolute;left:860;width:10249;height:4476;visibility:visible;mso-wrap-style:square;v-text-anchor:middle" o:gfxdata="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" fillcolor="#4f81bd [3204]" strokecolor="#0a121c [484]" strokeweight="2pt"/>
-                <v:shape id="Caixa de Texto 3" o:spid="_x0000_s1085" type="#_x0000_t202" style="position:absolute;left:959;top:665;width:9961;height:3274;visibility:visible;mso-wrap-style:square;v-text-anchor:top" o:gfxdata="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" filled="f" stroked="f" strokeweight=".5pt">
+              <v:group w14:anchorId="3607821D" id="_x0000_s1086" style="position:absolute;margin-left:0;margin-top:1.35pt;width:223.45pt;height:37.5pt;z-index:251691520;mso-position-horizontal:center;mso-position-horizontal-relative:margin;mso-width-relative:margin;mso-height-relative:margin" coordorigin="860" coordsize="10249,4476" o:gfxdata="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">
+                <v:shape id="Seta: Pentágono 1" o:spid="_x0000_s1087" type="#_x0000_t176" style="position:absolute;left:860;width:10249;height:4476;visibility:visible;mso-wrap-style:square;v-text-anchor:middle" o:gfxdata="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" fillcolor="#4f81bd [3204]" strokecolor="#0a121c [484]" strokeweight="2pt"/>
+                <v:shape id="Caixa de Texto 3" o:spid="_x0000_s1088" type="#_x0000_t202" style="position:absolute;left:959;top:665;width:9961;height:3274;visibility:visible;mso-wrap-style:square;v-text-anchor:top" o:gfxdata="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" filled="f" stroked="f" strokeweight=".5pt">
                   <v:textbox>
                     <w:txbxContent>
                       <w:p>
@@ -16537,7 +17927,6 @@
           <w:noProof/>
           <w:color w:val="00B050"/>
         </w:rPr>
-        <w:lastRenderedPageBreak/>
         <w:t>✅</w:t>
       </w:r>
       <w:r>
@@ -16740,6 +18129,7 @@
           <w:szCs w:val="24"/>
           <w:lang w:eastAsia="pt-BR"/>
         </w:rPr>
+        <w:lastRenderedPageBreak/>
         <w:t xml:space="preserve">                      </w:t>
       </w:r>
       <w:r>
@@ -16762,7 +18152,7 @@
                     <pic:cNvPicPr/>
                   </pic:nvPicPr>
                   <pic:blipFill>
-                    <a:blip r:embed="rId38"/>
+                    <a:blip r:embed="rId40"/>
                     <a:stretch>
                       <a:fillRect/>
                     </a:stretch>
@@ -16812,7 +18202,7 @@
                     <pic:cNvPicPr/>
                   </pic:nvPicPr>
                   <pic:blipFill>
-                    <a:blip r:embed="rId39"/>
+                    <a:blip r:embed="rId41"/>
                     <a:stretch>
                       <a:fillRect/>
                     </a:stretch>
@@ -17070,9 +18460,9 @@
           </mc:Choice>
           <mc:Fallback>
             <w:pict>
-              <v:group w14:anchorId="2CAEEBAB" id="_x0000_s1086" style="position:absolute;margin-left:0;margin-top:.45pt;width:223.45pt;height:37.5pt;z-index:251693568;mso-position-horizontal:center;mso-position-horizontal-relative:margin;mso-width-relative:margin;mso-height-relative:margin" coordorigin="860" coordsize="10249,4476" o:gfxdata="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">
-                <v:shape id="Seta: Pentágono 1" o:spid="_x0000_s1087" type="#_x0000_t176" style="position:absolute;left:860;width:10249;height:4476;visibility:visible;mso-wrap-style:square;v-text-anchor:middle" o:gfxdata="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" fillcolor="#4f81bd [3204]" strokecolor="#0a121c [484]" strokeweight="2pt"/>
-                <v:shape id="Caixa de Texto 3" o:spid="_x0000_s1088" type="#_x0000_t202" style="position:absolute;left:959;top:665;width:9961;height:3453;visibility:visible;mso-wrap-style:square;v-text-anchor:top" o:gfxdata="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" filled="f" stroked="f" strokeweight=".5pt">
+              <v:group w14:anchorId="2CAEEBAB" id="_x0000_s1089" style="position:absolute;margin-left:0;margin-top:.45pt;width:223.45pt;height:37.5pt;z-index:251693568;mso-position-horizontal:center;mso-position-horizontal-relative:margin;mso-width-relative:margin;mso-height-relative:margin" coordorigin="860" coordsize="10249,4476" o:gfxdata="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">
+                <v:shape id="Seta: Pentágono 1" o:spid="_x0000_s1090" type="#_x0000_t176" style="position:absolute;left:860;width:10249;height:4476;visibility:visible;mso-wrap-style:square;v-text-anchor:middle" o:gfxdata="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" fillcolor="#4f81bd [3204]" strokecolor="#0a121c [484]" strokeweight="2pt"/>
+                <v:shape id="Caixa de Texto 3" o:spid="_x0000_s1091" type="#_x0000_t202" style="position:absolute;left:959;top:665;width:9961;height:3453;visibility:visible;mso-wrap-style:square;v-text-anchor:top" o:gfxdata="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" filled="f" stroked="f" strokeweight=".5pt">
                   <v:textbox>
                     <w:txbxContent>
                       <w:p>
@@ -17346,7 +18736,7 @@
                     <pic:cNvPicPr/>
                   </pic:nvPicPr>
                   <pic:blipFill>
-                    <a:blip r:embed="rId40"/>
+                    <a:blip r:embed="rId42"/>
                     <a:stretch>
                       <a:fillRect/>
                     </a:stretch>
@@ -17686,7 +19076,7 @@
                     <pic:cNvPicPr/>
                   </pic:nvPicPr>
                   <pic:blipFill>
-                    <a:blip r:embed="rId41"/>
+                    <a:blip r:embed="rId43"/>
                     <a:stretch>
                       <a:fillRect/>
                     </a:stretch>
@@ -18221,9 +19611,9 @@
           </mc:Choice>
           <mc:Fallback>
             <w:pict>
-              <v:group w14:anchorId="439B5247" id="_x0000_s1089" style="position:absolute;left:0;text-align:left;margin-left:90.45pt;margin-top:.55pt;width:223.45pt;height:37.5pt;z-index:251697664;mso-position-horizontal-relative:margin;mso-width-relative:margin;mso-height-relative:margin" coordorigin="860" coordsize="10249,4476" o:gfxdata="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">
-                <v:shape id="Seta: Pentágono 1" o:spid="_x0000_s1090" type="#_x0000_t176" style="position:absolute;left:860;width:10249;height:4476;visibility:visible;mso-wrap-style:square;v-text-anchor:middle" o:gfxdata="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" fillcolor="#4f81bd [3204]" strokecolor="#0a121c [484]" strokeweight="2pt"/>
-                <v:shape id="Caixa de Texto 3" o:spid="_x0000_s1091" type="#_x0000_t202" style="position:absolute;left:959;top:666;width:9961;height:3273;visibility:visible;mso-wrap-style:square;v-text-anchor:top" o:gfxdata="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" filled="f" stroked="f" strokeweight=".5pt">
+              <v:group w14:anchorId="439B5247" id="_x0000_s1092" style="position:absolute;left:0;text-align:left;margin-left:90.45pt;margin-top:.55pt;width:223.45pt;height:37.5pt;z-index:251697664;mso-position-horizontal-relative:margin;mso-width-relative:margin;mso-height-relative:margin" coordorigin="860" coordsize="10249,4476" o:gfxdata="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">
+                <v:shape id="Seta: Pentágono 1" o:spid="_x0000_s1093" type="#_x0000_t176" style="position:absolute;left:860;width:10249;height:4476;visibility:visible;mso-wrap-style:square;v-text-anchor:middle" o:gfxdata="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" fillcolor="#4f81bd [3204]" strokecolor="#0a121c [484]" strokeweight="2pt"/>
+                <v:shape id="Caixa de Texto 3" o:spid="_x0000_s1094" type="#_x0000_t202" style="position:absolute;left:959;top:666;width:9961;height:3273;visibility:visible;mso-wrap-style:square;v-text-anchor:top" o:gfxdata="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" filled="f" stroked="f" strokeweight=".5pt">
                   <v:textbox>
                     <w:txbxContent>
                       <w:p>
@@ -19030,7 +20420,7 @@
                     <pic:cNvPicPr/>
                   </pic:nvPicPr>
                   <pic:blipFill>
-                    <a:blip r:embed="rId42"/>
+                    <a:blip r:embed="rId44"/>
                     <a:stretch>
                       <a:fillRect/>
                     </a:stretch>
@@ -19201,7 +20591,7 @@
                     <pic:cNvPicPr/>
                   </pic:nvPicPr>
                   <pic:blipFill>
-                    <a:blip r:embed="rId43"/>
+                    <a:blip r:embed="rId45"/>
                     <a:stretch>
                       <a:fillRect/>
                     </a:stretch>
@@ -20116,9 +21506,9 @@
           </mc:Choice>
           <mc:Fallback>
             <w:pict>
-              <v:group w14:anchorId="744FFDEE" id="_x0000_s1092" style="position:absolute;left:0;text-align:left;margin-left:110.25pt;margin-top:.75pt;width:223.45pt;height:37.5pt;z-index:251699712;mso-position-horizontal-relative:margin;mso-width-relative:margin;mso-height-relative:margin" coordorigin="860" coordsize="10249,4476" o:gfxdata="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">
-                <v:shape id="Seta: Pentágono 1" o:spid="_x0000_s1093" type="#_x0000_t176" style="position:absolute;left:860;width:10249;height:4476;visibility:visible;mso-wrap-style:square;v-text-anchor:middle" o:gfxdata="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" fillcolor="#4f81bd [3204]" strokecolor="#0a121c [484]" strokeweight="2pt"/>
-                <v:shape id="Caixa de Texto 3" o:spid="_x0000_s1094" type="#_x0000_t202" style="position:absolute;left:959;top:666;width:9961;height:3273;visibility:visible;mso-wrap-style:square;v-text-anchor:top" o:gfxdata="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" filled="f" stroked="f" strokeweight=".5pt">
+              <v:group w14:anchorId="744FFDEE" id="_x0000_s1095" style="position:absolute;left:0;text-align:left;margin-left:110.25pt;margin-top:.75pt;width:223.45pt;height:37.5pt;z-index:251699712;mso-position-horizontal-relative:margin;mso-width-relative:margin;mso-height-relative:margin" coordorigin="860" coordsize="10249,4476" o:gfxdata="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">
+                <v:shape id="Seta: Pentágono 1" o:spid="_x0000_s1096" type="#_x0000_t176" style="position:absolute;left:860;width:10249;height:4476;visibility:visible;mso-wrap-style:square;v-text-anchor:middle" o:gfxdata="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" fillcolor="#4f81bd [3204]" strokecolor="#0a121c [484]" strokeweight="2pt"/>
+                <v:shape id="Caixa de Texto 3" o:spid="_x0000_s1097" type="#_x0000_t202" style="position:absolute;left:959;top:666;width:9961;height:3273;visibility:visible;mso-wrap-style:square;v-text-anchor:top" o:gfxdata="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" filled="f" stroked="f" strokeweight=".5pt">
                   <v:textbox>
                     <w:txbxContent>
                       <w:p>
@@ -20451,7 +21841,7 @@
           <w:szCs w:val="24"/>
           <w:lang w:eastAsia="pt-BR"/>
         </w:rPr>
-        <w:t>="</w:t>
+        <w:t>="allow-scripts allow-</w:t>
       </w:r>
       <w:proofErr w:type="spellStart"/>
       <w:r>
@@ -20462,29 +21852,7 @@
           <w:szCs w:val="24"/>
           <w:lang w:eastAsia="pt-BR"/>
         </w:rPr>
-        <w:t>allow</w:t>
-      </w:r>
-      <w:proofErr w:type="spellEnd"/>
-      <w:r>
-        <w:rPr>
-          <w:rFonts w:ascii="Segoe UI Emoji" w:eastAsia="Times New Roman" w:hAnsi="Segoe UI Emoji" w:cs="Segoe UI Emoji"/>
-          <w:color w:val="004E9A"/>
-          <w:sz w:val="24"/>
-          <w:szCs w:val="24"/>
-          <w:lang w:eastAsia="pt-BR"/>
-        </w:rPr>
-        <w:t xml:space="preserve">-scripts </w:t>
-      </w:r>
-      <w:proofErr w:type="spellStart"/>
-      <w:r>
-        <w:rPr>
-          <w:rFonts w:ascii="Segoe UI Emoji" w:eastAsia="Times New Roman" w:hAnsi="Segoe UI Emoji" w:cs="Segoe UI Emoji"/>
-          <w:color w:val="004E9A"/>
-          <w:sz w:val="24"/>
-          <w:szCs w:val="24"/>
-          <w:lang w:eastAsia="pt-BR"/>
-        </w:rPr>
-        <w:t>allow-forms</w:t>
+        <w:t>forms</w:t>
       </w:r>
       <w:proofErr w:type="spellEnd"/>
       <w:r>
@@ -20532,7 +21900,7 @@
                     <pic:cNvPicPr/>
                   </pic:nvPicPr>
                   <pic:blipFill>
-                    <a:blip r:embed="rId44">
+                    <a:blip r:embed="rId46">
                       <a:extLst>
                         <a:ext uri="{28A0092B-C50C-407E-A947-70E740481C1C}">
                           <a14:useLocalDpi xmlns:a14="http://schemas.microsoft.com/office/drawing/2010/main" val="0"/>
@@ -20995,9 +22363,9 @@
           </mc:Choice>
           <mc:Fallback>
             <w:pict>
-              <v:group w14:anchorId="6FD3BFF8" id="_x0000_s1095" style="position:absolute;left:0;text-align:left;margin-left:110.25pt;margin-top:.75pt;width:223.45pt;height:37.5pt;z-index:251701760;mso-position-horizontal-relative:margin;mso-width-relative:margin;mso-height-relative:margin" coordorigin="860" coordsize="10249,4476" o:gfxdata="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">
-                <v:shape id="Seta: Pentágono 1" o:spid="_x0000_s1096" type="#_x0000_t176" style="position:absolute;left:860;width:10249;height:4476;visibility:visible;mso-wrap-style:square;v-text-anchor:middle" o:gfxdata="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" fillcolor="#4f81bd [3204]" strokecolor="#0a121c [484]" strokeweight="2pt"/>
-                <v:shape id="Caixa de Texto 3" o:spid="_x0000_s1097" type="#_x0000_t202" style="position:absolute;left:959;top:666;width:9961;height:3273;visibility:visible;mso-wrap-style:square;v-text-anchor:top" o:gfxdata="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" filled="f" stroked="f" strokeweight=".5pt">
+              <v:group w14:anchorId="6FD3BFF8" id="_x0000_s1098" style="position:absolute;left:0;text-align:left;margin-left:110.25pt;margin-top:.75pt;width:223.45pt;height:37.5pt;z-index:251701760;mso-position-horizontal-relative:margin;mso-width-relative:margin;mso-height-relative:margin" coordorigin="860" coordsize="10249,4476" o:gfxdata="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">
+                <v:shape id="Seta: Pentágono 1" o:spid="_x0000_s1099" type="#_x0000_t176" style="position:absolute;left:860;width:10249;height:4476;visibility:visible;mso-wrap-style:square;v-text-anchor:middle" o:gfxdata="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" fillcolor="#4f81bd [3204]" strokecolor="#0a121c [484]" strokeweight="2pt"/>
+                <v:shape id="Caixa de Texto 3" o:spid="_x0000_s1100" type="#_x0000_t202" style="position:absolute;left:959;top:666;width:9961;height:3273;visibility:visible;mso-wrap-style:square;v-text-anchor:top" o:gfxdata="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" filled="f" stroked="f" strokeweight=".5pt">
                   <v:textbox>
                     <w:txbxContent>
                       <w:p>
@@ -21472,7 +22840,7 @@
                     <pic:cNvPicPr/>
                   </pic:nvPicPr>
                   <pic:blipFill>
-                    <a:blip r:embed="rId45">
+                    <a:blip r:embed="rId47">
                       <a:extLst>
                         <a:ext uri="{28A0092B-C50C-407E-A947-70E740481C1C}">
                           <a14:useLocalDpi xmlns:a14="http://schemas.microsoft.com/office/drawing/2010/main" val="0"/>
@@ -21661,7 +23029,7 @@
       </w:r>
     </w:p>
     <w:sectPr>
-      <w:footerReference w:type="default" r:id="rId46"/>
+      <w:footerReference w:type="default" r:id="rId48"/>
       <w:pgSz w:w="11906" w:h="16838"/>
       <w:pgMar w:top="1417" w:right="1701" w:bottom="1417" w:left="1701" w:header="708" w:footer="708" w:gutter="0"/>
       <w:cols w:space="708"/>
@@ -24498,6 +25866,119 @@
     </w:lvl>
   </w:abstractNum>
   <w:abstractNum w:abstractNumId="22" w15:restartNumberingAfterBreak="0">
+    <w:nsid w:val="26BD5090"/>
+    <w:multiLevelType w:val="hybridMultilevel"/>
+    <w:tmpl w:val="13BEC1B2"/>
+    <w:lvl w:ilvl="0" w:tplc="04160001">
+      <w:start w:val="1"/>
+      <w:numFmt w:val="bullet"/>
+      <w:lvlText w:val=""/>
+      <w:lvlJc w:val="left"/>
+      <w:pPr>
+        <w:ind w:left="1440" w:hanging="360"/>
+      </w:pPr>
+      <w:rPr>
+        <w:rFonts w:ascii="Symbol" w:hAnsi="Symbol" w:hint="default"/>
+      </w:rPr>
+    </w:lvl>
+    <w:lvl w:ilvl="1" w:tplc="04160003" w:tentative="1">
+      <w:start w:val="1"/>
+      <w:numFmt w:val="bullet"/>
+      <w:lvlText w:val="o"/>
+      <w:lvlJc w:val="left"/>
+      <w:pPr>
+        <w:ind w:left="2160" w:hanging="360"/>
+      </w:pPr>
+      <w:rPr>
+        <w:rFonts w:ascii="Courier New" w:hAnsi="Courier New" w:cs="Courier New" w:hint="default"/>
+      </w:rPr>
+    </w:lvl>
+    <w:lvl w:ilvl="2" w:tplc="04160005" w:tentative="1">
+      <w:start w:val="1"/>
+      <w:numFmt w:val="bullet"/>
+      <w:lvlText w:val=""/>
+      <w:lvlJc w:val="left"/>
+      <w:pPr>
+        <w:ind w:left="2880" w:hanging="360"/>
+      </w:pPr>
+      <w:rPr>
+        <w:rFonts w:ascii="Wingdings" w:hAnsi="Wingdings" w:hint="default"/>
+      </w:rPr>
+    </w:lvl>
+    <w:lvl w:ilvl="3" w:tplc="04160001" w:tentative="1">
+      <w:start w:val="1"/>
+      <w:numFmt w:val="bullet"/>
+      <w:lvlText w:val=""/>
+      <w:lvlJc w:val="left"/>
+      <w:pPr>
+        <w:ind w:left="3600" w:hanging="360"/>
+      </w:pPr>
+      <w:rPr>
+        <w:rFonts w:ascii="Symbol" w:hAnsi="Symbol" w:hint="default"/>
+      </w:rPr>
+    </w:lvl>
+    <w:lvl w:ilvl="4" w:tplc="04160003" w:tentative="1">
+      <w:start w:val="1"/>
+      <w:numFmt w:val="bullet"/>
+      <w:lvlText w:val="o"/>
+      <w:lvlJc w:val="left"/>
+      <w:pPr>
+        <w:ind w:left="4320" w:hanging="360"/>
+      </w:pPr>
+      <w:rPr>
+        <w:rFonts w:ascii="Courier New" w:hAnsi="Courier New" w:cs="Courier New" w:hint="default"/>
+      </w:rPr>
+    </w:lvl>
+    <w:lvl w:ilvl="5" w:tplc="04160005" w:tentative="1">
+      <w:start w:val="1"/>
+      <w:numFmt w:val="bullet"/>
+      <w:lvlText w:val=""/>
+      <w:lvlJc w:val="left"/>
+      <w:pPr>
+        <w:ind w:left="5040" w:hanging="360"/>
+      </w:pPr>
+      <w:rPr>
+        <w:rFonts w:ascii="Wingdings" w:hAnsi="Wingdings" w:hint="default"/>
+      </w:rPr>
+    </w:lvl>
+    <w:lvl w:ilvl="6" w:tplc="04160001" w:tentative="1">
+      <w:start w:val="1"/>
+      <w:numFmt w:val="bullet"/>
+      <w:lvlText w:val=""/>
+      <w:lvlJc w:val="left"/>
+      <w:pPr>
+        <w:ind w:left="5760" w:hanging="360"/>
+      </w:pPr>
+      <w:rPr>
+        <w:rFonts w:ascii="Symbol" w:hAnsi="Symbol" w:hint="default"/>
+      </w:rPr>
+    </w:lvl>
+    <w:lvl w:ilvl="7" w:tplc="04160003" w:tentative="1">
+      <w:start w:val="1"/>
+      <w:numFmt w:val="bullet"/>
+      <w:lvlText w:val="o"/>
+      <w:lvlJc w:val="left"/>
+      <w:pPr>
+        <w:ind w:left="6480" w:hanging="360"/>
+      </w:pPr>
+      <w:rPr>
+        <w:rFonts w:ascii="Courier New" w:hAnsi="Courier New" w:cs="Courier New" w:hint="default"/>
+      </w:rPr>
+    </w:lvl>
+    <w:lvl w:ilvl="8" w:tplc="04160005" w:tentative="1">
+      <w:start w:val="1"/>
+      <w:numFmt w:val="bullet"/>
+      <w:lvlText w:val=""/>
+      <w:lvlJc w:val="left"/>
+      <w:pPr>
+        <w:ind w:left="7200" w:hanging="360"/>
+      </w:pPr>
+      <w:rPr>
+        <w:rFonts w:ascii="Wingdings" w:hAnsi="Wingdings" w:hint="default"/>
+      </w:rPr>
+    </w:lvl>
+  </w:abstractNum>
+  <w:abstractNum w:abstractNumId="23" w15:restartNumberingAfterBreak="0">
     <w:nsid w:val="272E402E"/>
     <w:multiLevelType w:val="hybridMultilevel"/>
     <w:tmpl w:val="E2E2A0EA"/>
@@ -24610,7 +26091,7 @@
       </w:rPr>
     </w:lvl>
   </w:abstractNum>
-  <w:abstractNum w:abstractNumId="23" w15:restartNumberingAfterBreak="0">
+  <w:abstractNum w:abstractNumId="24" w15:restartNumberingAfterBreak="0">
     <w:nsid w:val="27BA4B4B"/>
     <w:multiLevelType w:val="hybridMultilevel"/>
     <w:tmpl w:val="427296E4"/>
@@ -24723,7 +26204,7 @@
       </w:rPr>
     </w:lvl>
   </w:abstractNum>
-  <w:abstractNum w:abstractNumId="24" w15:restartNumberingAfterBreak="0">
+  <w:abstractNum w:abstractNumId="25" w15:restartNumberingAfterBreak="0">
     <w:nsid w:val="27D72219"/>
     <w:multiLevelType w:val="hybridMultilevel"/>
     <w:tmpl w:val="E774EC2C"/>
@@ -24812,7 +26293,7 @@
       </w:pPr>
     </w:lvl>
   </w:abstractNum>
-  <w:abstractNum w:abstractNumId="25" w15:restartNumberingAfterBreak="0">
+  <w:abstractNum w:abstractNumId="26" w15:restartNumberingAfterBreak="0">
     <w:nsid w:val="2A0E2900"/>
     <w:multiLevelType w:val="hybridMultilevel"/>
     <w:tmpl w:val="3DAA0282"/>
@@ -24925,7 +26406,7 @@
       </w:rPr>
     </w:lvl>
   </w:abstractNum>
-  <w:abstractNum w:abstractNumId="26" w15:restartNumberingAfterBreak="0">
+  <w:abstractNum w:abstractNumId="27" w15:restartNumberingAfterBreak="0">
     <w:nsid w:val="2C7B2447"/>
     <w:multiLevelType w:val="hybridMultilevel"/>
     <w:tmpl w:val="E3722F28"/>
@@ -25038,7 +26519,7 @@
       </w:rPr>
     </w:lvl>
   </w:abstractNum>
-  <w:abstractNum w:abstractNumId="27" w15:restartNumberingAfterBreak="0">
+  <w:abstractNum w:abstractNumId="28" w15:restartNumberingAfterBreak="0">
     <w:nsid w:val="2CAA2B90"/>
     <w:multiLevelType w:val="hybridMultilevel"/>
     <w:tmpl w:val="D7080722"/>
@@ -25151,7 +26632,7 @@
       </w:rPr>
     </w:lvl>
   </w:abstractNum>
-  <w:abstractNum w:abstractNumId="28" w15:restartNumberingAfterBreak="0">
+  <w:abstractNum w:abstractNumId="29" w15:restartNumberingAfterBreak="0">
     <w:nsid w:val="2FAC1E84"/>
     <w:multiLevelType w:val="hybridMultilevel"/>
     <w:tmpl w:val="E53EFBF0"/>
@@ -25264,7 +26745,7 @@
       </w:rPr>
     </w:lvl>
   </w:abstractNum>
-  <w:abstractNum w:abstractNumId="29" w15:restartNumberingAfterBreak="0">
+  <w:abstractNum w:abstractNumId="30" w15:restartNumberingAfterBreak="0">
     <w:nsid w:val="326761DF"/>
     <w:multiLevelType w:val="multilevel"/>
     <w:tmpl w:val="10FE5A88"/>
@@ -25413,7 +26894,7 @@
       </w:rPr>
     </w:lvl>
   </w:abstractNum>
-  <w:abstractNum w:abstractNumId="30" w15:restartNumberingAfterBreak="0">
+  <w:abstractNum w:abstractNumId="31" w15:restartNumberingAfterBreak="0">
     <w:nsid w:val="333235DF"/>
     <w:multiLevelType w:val="hybridMultilevel"/>
     <w:tmpl w:val="CE60B20E"/>
@@ -25526,7 +27007,7 @@
       </w:rPr>
     </w:lvl>
   </w:abstractNum>
-  <w:abstractNum w:abstractNumId="31" w15:restartNumberingAfterBreak="0">
+  <w:abstractNum w:abstractNumId="32" w15:restartNumberingAfterBreak="0">
     <w:nsid w:val="33977064"/>
     <w:multiLevelType w:val="multilevel"/>
     <w:tmpl w:val="10FE5A88"/>
@@ -25675,7 +27156,7 @@
       </w:rPr>
     </w:lvl>
   </w:abstractNum>
-  <w:abstractNum w:abstractNumId="32" w15:restartNumberingAfterBreak="0">
+  <w:abstractNum w:abstractNumId="33" w15:restartNumberingAfterBreak="0">
     <w:nsid w:val="36495D22"/>
     <w:multiLevelType w:val="hybridMultilevel"/>
     <w:tmpl w:val="43CEBB86"/>
@@ -25788,7 +27269,7 @@
       </w:rPr>
     </w:lvl>
   </w:abstractNum>
-  <w:abstractNum w:abstractNumId="33" w15:restartNumberingAfterBreak="0">
+  <w:abstractNum w:abstractNumId="34" w15:restartNumberingAfterBreak="0">
     <w:nsid w:val="3B2362EE"/>
     <w:multiLevelType w:val="hybridMultilevel"/>
     <w:tmpl w:val="1C1EF82A"/>
@@ -25901,7 +27382,7 @@
       </w:rPr>
     </w:lvl>
   </w:abstractNum>
-  <w:abstractNum w:abstractNumId="34" w15:restartNumberingAfterBreak="0">
+  <w:abstractNum w:abstractNumId="35" w15:restartNumberingAfterBreak="0">
     <w:nsid w:val="3FB54900"/>
     <w:multiLevelType w:val="hybridMultilevel"/>
     <w:tmpl w:val="8AA6A23E"/>
@@ -26014,7 +27495,7 @@
       </w:rPr>
     </w:lvl>
   </w:abstractNum>
-  <w:abstractNum w:abstractNumId="35" w15:restartNumberingAfterBreak="0">
+  <w:abstractNum w:abstractNumId="36" w15:restartNumberingAfterBreak="0">
     <w:nsid w:val="409B43B2"/>
     <w:multiLevelType w:val="hybridMultilevel"/>
     <w:tmpl w:val="7A3E280A"/>
@@ -26127,7 +27608,7 @@
       </w:rPr>
     </w:lvl>
   </w:abstractNum>
-  <w:abstractNum w:abstractNumId="36" w15:restartNumberingAfterBreak="0">
+  <w:abstractNum w:abstractNumId="37" w15:restartNumberingAfterBreak="0">
     <w:nsid w:val="45434D74"/>
     <w:multiLevelType w:val="hybridMultilevel"/>
     <w:tmpl w:val="293E897A"/>
@@ -26240,7 +27721,7 @@
       </w:rPr>
     </w:lvl>
   </w:abstractNum>
-  <w:abstractNum w:abstractNumId="37" w15:restartNumberingAfterBreak="0">
+  <w:abstractNum w:abstractNumId="38" w15:restartNumberingAfterBreak="0">
     <w:nsid w:val="48B217E0"/>
     <w:multiLevelType w:val="multilevel"/>
     <w:tmpl w:val="23D03054"/>
@@ -26389,7 +27870,7 @@
       </w:rPr>
     </w:lvl>
   </w:abstractNum>
-  <w:abstractNum w:abstractNumId="38" w15:restartNumberingAfterBreak="0">
+  <w:abstractNum w:abstractNumId="39" w15:restartNumberingAfterBreak="0">
     <w:nsid w:val="495D405D"/>
     <w:multiLevelType w:val="multilevel"/>
     <w:tmpl w:val="F022CE14"/>
@@ -26538,7 +28019,7 @@
       </w:rPr>
     </w:lvl>
   </w:abstractNum>
-  <w:abstractNum w:abstractNumId="39" w15:restartNumberingAfterBreak="0">
+  <w:abstractNum w:abstractNumId="40" w15:restartNumberingAfterBreak="0">
     <w:nsid w:val="4A6A0E19"/>
     <w:multiLevelType w:val="hybridMultilevel"/>
     <w:tmpl w:val="FFD42F76"/>
@@ -26651,7 +28132,7 @@
       </w:rPr>
     </w:lvl>
   </w:abstractNum>
-  <w:abstractNum w:abstractNumId="40" w15:restartNumberingAfterBreak="0">
+  <w:abstractNum w:abstractNumId="41" w15:restartNumberingAfterBreak="0">
     <w:nsid w:val="4A9901E8"/>
     <w:multiLevelType w:val="hybridMultilevel"/>
     <w:tmpl w:val="A530C3FA"/>
@@ -26764,7 +28245,7 @@
       </w:rPr>
     </w:lvl>
   </w:abstractNum>
-  <w:abstractNum w:abstractNumId="41" w15:restartNumberingAfterBreak="0">
+  <w:abstractNum w:abstractNumId="42" w15:restartNumberingAfterBreak="0">
     <w:nsid w:val="4BA428D7"/>
     <w:multiLevelType w:val="hybridMultilevel"/>
     <w:tmpl w:val="D94CF76C"/>
@@ -26850,7 +28331,7 @@
       </w:pPr>
     </w:lvl>
   </w:abstractNum>
-  <w:abstractNum w:abstractNumId="42" w15:restartNumberingAfterBreak="0">
+  <w:abstractNum w:abstractNumId="43" w15:restartNumberingAfterBreak="0">
     <w:nsid w:val="4EFE25D4"/>
     <w:multiLevelType w:val="multilevel"/>
     <w:tmpl w:val="10FE5A88"/>
@@ -26999,7 +28480,7 @@
       </w:rPr>
     </w:lvl>
   </w:abstractNum>
-  <w:abstractNum w:abstractNumId="43" w15:restartNumberingAfterBreak="0">
+  <w:abstractNum w:abstractNumId="44" w15:restartNumberingAfterBreak="0">
     <w:nsid w:val="4FEB23CC"/>
     <w:multiLevelType w:val="multilevel"/>
     <w:tmpl w:val="10FE5A88"/>
@@ -27148,7 +28629,7 @@
       </w:rPr>
     </w:lvl>
   </w:abstractNum>
-  <w:abstractNum w:abstractNumId="44" w15:restartNumberingAfterBreak="0">
+  <w:abstractNum w:abstractNumId="45" w15:restartNumberingAfterBreak="0">
     <w:nsid w:val="502018DB"/>
     <w:multiLevelType w:val="multilevel"/>
     <w:tmpl w:val="10FE5A88"/>
@@ -27297,7 +28778,7 @@
       </w:rPr>
     </w:lvl>
   </w:abstractNum>
-  <w:abstractNum w:abstractNumId="45" w15:restartNumberingAfterBreak="0">
+  <w:abstractNum w:abstractNumId="46" w15:restartNumberingAfterBreak="0">
     <w:nsid w:val="5315153D"/>
     <w:multiLevelType w:val="hybridMultilevel"/>
     <w:tmpl w:val="D86AF38C"/>
@@ -27410,7 +28891,7 @@
       </w:rPr>
     </w:lvl>
   </w:abstractNum>
-  <w:abstractNum w:abstractNumId="46" w15:restartNumberingAfterBreak="0">
+  <w:abstractNum w:abstractNumId="47" w15:restartNumberingAfterBreak="0">
     <w:nsid w:val="53595615"/>
     <w:multiLevelType w:val="hybridMultilevel"/>
     <w:tmpl w:val="50A097F6"/>
@@ -27523,7 +29004,7 @@
       </w:rPr>
     </w:lvl>
   </w:abstractNum>
-  <w:abstractNum w:abstractNumId="47" w15:restartNumberingAfterBreak="0">
+  <w:abstractNum w:abstractNumId="48" w15:restartNumberingAfterBreak="0">
     <w:nsid w:val="54533D2B"/>
     <w:multiLevelType w:val="hybridMultilevel"/>
     <w:tmpl w:val="A61856B0"/>
@@ -27636,7 +29117,7 @@
       </w:rPr>
     </w:lvl>
   </w:abstractNum>
-  <w:abstractNum w:abstractNumId="48" w15:restartNumberingAfterBreak="0">
+  <w:abstractNum w:abstractNumId="49" w15:restartNumberingAfterBreak="0">
     <w:nsid w:val="55DD5390"/>
     <w:multiLevelType w:val="hybridMultilevel"/>
     <w:tmpl w:val="1C3C8804"/>
@@ -27749,7 +29230,7 @@
       </w:rPr>
     </w:lvl>
   </w:abstractNum>
-  <w:abstractNum w:abstractNumId="49" w15:restartNumberingAfterBreak="0">
+  <w:abstractNum w:abstractNumId="50" w15:restartNumberingAfterBreak="0">
     <w:nsid w:val="57C90A1C"/>
     <w:multiLevelType w:val="hybridMultilevel"/>
     <w:tmpl w:val="1B224522"/>
@@ -27862,7 +29343,7 @@
       </w:rPr>
     </w:lvl>
   </w:abstractNum>
-  <w:abstractNum w:abstractNumId="50" w15:restartNumberingAfterBreak="0">
+  <w:abstractNum w:abstractNumId="51" w15:restartNumberingAfterBreak="0">
     <w:nsid w:val="57CB5F82"/>
     <w:multiLevelType w:val="hybridMultilevel"/>
     <w:tmpl w:val="B5643822"/>
@@ -27975,7 +29456,7 @@
       </w:rPr>
     </w:lvl>
   </w:abstractNum>
-  <w:abstractNum w:abstractNumId="51" w15:restartNumberingAfterBreak="0">
+  <w:abstractNum w:abstractNumId="52" w15:restartNumberingAfterBreak="0">
     <w:nsid w:val="5AAE0D2C"/>
     <w:multiLevelType w:val="hybridMultilevel"/>
     <w:tmpl w:val="F45293D4"/>
@@ -28088,7 +29569,7 @@
       </w:rPr>
     </w:lvl>
   </w:abstractNum>
-  <w:abstractNum w:abstractNumId="52" w15:restartNumberingAfterBreak="0">
+  <w:abstractNum w:abstractNumId="53" w15:restartNumberingAfterBreak="0">
     <w:nsid w:val="5B4E78AF"/>
     <w:multiLevelType w:val="multilevel"/>
     <w:tmpl w:val="6AFA6004"/>
@@ -28237,7 +29718,7 @@
       </w:rPr>
     </w:lvl>
   </w:abstractNum>
-  <w:abstractNum w:abstractNumId="53" w15:restartNumberingAfterBreak="0">
+  <w:abstractNum w:abstractNumId="54" w15:restartNumberingAfterBreak="0">
     <w:nsid w:val="5BA9389A"/>
     <w:multiLevelType w:val="hybridMultilevel"/>
     <w:tmpl w:val="76B449A8"/>
@@ -28350,7 +29831,7 @@
       </w:rPr>
     </w:lvl>
   </w:abstractNum>
-  <w:abstractNum w:abstractNumId="54" w15:restartNumberingAfterBreak="0">
+  <w:abstractNum w:abstractNumId="55" w15:restartNumberingAfterBreak="0">
     <w:nsid w:val="5C4A5244"/>
     <w:multiLevelType w:val="hybridMultilevel"/>
     <w:tmpl w:val="6E10B4EC"/>
@@ -28463,7 +29944,7 @@
       </w:rPr>
     </w:lvl>
   </w:abstractNum>
-  <w:abstractNum w:abstractNumId="55" w15:restartNumberingAfterBreak="0">
+  <w:abstractNum w:abstractNumId="56" w15:restartNumberingAfterBreak="0">
     <w:nsid w:val="5C520031"/>
     <w:multiLevelType w:val="multilevel"/>
     <w:tmpl w:val="15F2258E"/>
@@ -28612,7 +30093,7 @@
       </w:rPr>
     </w:lvl>
   </w:abstractNum>
-  <w:abstractNum w:abstractNumId="56" w15:restartNumberingAfterBreak="0">
+  <w:abstractNum w:abstractNumId="57" w15:restartNumberingAfterBreak="0">
     <w:nsid w:val="61FE12D9"/>
     <w:multiLevelType w:val="hybridMultilevel"/>
     <w:tmpl w:val="87D8D996"/>
@@ -28725,7 +30206,7 @@
       </w:rPr>
     </w:lvl>
   </w:abstractNum>
-  <w:abstractNum w:abstractNumId="57" w15:restartNumberingAfterBreak="0">
+  <w:abstractNum w:abstractNumId="58" w15:restartNumberingAfterBreak="0">
     <w:nsid w:val="66A5119D"/>
     <w:multiLevelType w:val="multilevel"/>
     <w:tmpl w:val="F0B4BF8C"/>
@@ -28874,7 +30355,7 @@
       </w:rPr>
     </w:lvl>
   </w:abstractNum>
-  <w:abstractNum w:abstractNumId="58" w15:restartNumberingAfterBreak="0">
+  <w:abstractNum w:abstractNumId="59" w15:restartNumberingAfterBreak="0">
     <w:nsid w:val="6B252EEC"/>
     <w:multiLevelType w:val="multilevel"/>
     <w:tmpl w:val="8BC45AB2"/>
@@ -29023,7 +30504,7 @@
       </w:rPr>
     </w:lvl>
   </w:abstractNum>
-  <w:abstractNum w:abstractNumId="59" w15:restartNumberingAfterBreak="0">
+  <w:abstractNum w:abstractNumId="60" w15:restartNumberingAfterBreak="0">
     <w:nsid w:val="6E697BD1"/>
     <w:multiLevelType w:val="hybridMultilevel"/>
     <w:tmpl w:val="C2D4DBA4"/>
@@ -29136,7 +30617,7 @@
       </w:rPr>
     </w:lvl>
   </w:abstractNum>
-  <w:abstractNum w:abstractNumId="60" w15:restartNumberingAfterBreak="0">
+  <w:abstractNum w:abstractNumId="61" w15:restartNumberingAfterBreak="0">
     <w:nsid w:val="6EA445D9"/>
     <w:multiLevelType w:val="multilevel"/>
     <w:tmpl w:val="B0D68246"/>
@@ -29285,7 +30766,7 @@
       </w:rPr>
     </w:lvl>
   </w:abstractNum>
-  <w:abstractNum w:abstractNumId="61" w15:restartNumberingAfterBreak="0">
+  <w:abstractNum w:abstractNumId="62" w15:restartNumberingAfterBreak="0">
     <w:nsid w:val="6ECD0BED"/>
     <w:multiLevelType w:val="hybridMultilevel"/>
     <w:tmpl w:val="4F1EAABE"/>
@@ -29398,7 +30879,7 @@
       </w:rPr>
     </w:lvl>
   </w:abstractNum>
-  <w:abstractNum w:abstractNumId="62" w15:restartNumberingAfterBreak="0">
+  <w:abstractNum w:abstractNumId="63" w15:restartNumberingAfterBreak="0">
     <w:nsid w:val="6FAA2CC5"/>
     <w:multiLevelType w:val="multilevel"/>
     <w:tmpl w:val="7884CD26"/>
@@ -29511,7 +30992,7 @@
       </w:pPr>
     </w:lvl>
   </w:abstractNum>
-  <w:abstractNum w:abstractNumId="63" w15:restartNumberingAfterBreak="0">
+  <w:abstractNum w:abstractNumId="64" w15:restartNumberingAfterBreak="0">
     <w:nsid w:val="75EA6477"/>
     <w:multiLevelType w:val="hybridMultilevel"/>
     <w:tmpl w:val="D59C6048"/>
@@ -29624,7 +31105,7 @@
       </w:rPr>
     </w:lvl>
   </w:abstractNum>
-  <w:abstractNum w:abstractNumId="64" w15:restartNumberingAfterBreak="0">
+  <w:abstractNum w:abstractNumId="65" w15:restartNumberingAfterBreak="0">
     <w:nsid w:val="786476B7"/>
     <w:multiLevelType w:val="hybridMultilevel"/>
     <w:tmpl w:val="23245F9C"/>
@@ -29737,7 +31218,7 @@
       </w:rPr>
     </w:lvl>
   </w:abstractNum>
-  <w:abstractNum w:abstractNumId="65" w15:restartNumberingAfterBreak="0">
+  <w:abstractNum w:abstractNumId="66" w15:restartNumberingAfterBreak="0">
     <w:nsid w:val="7A2E7DCD"/>
     <w:multiLevelType w:val="hybridMultilevel"/>
     <w:tmpl w:val="2AEE369C"/>
@@ -29850,7 +31331,7 @@
       </w:rPr>
     </w:lvl>
   </w:abstractNum>
-  <w:abstractNum w:abstractNumId="66" w15:restartNumberingAfterBreak="0">
+  <w:abstractNum w:abstractNumId="67" w15:restartNumberingAfterBreak="0">
     <w:nsid w:val="7A3D4DD5"/>
     <w:multiLevelType w:val="hybridMultilevel"/>
     <w:tmpl w:val="3A345A74"/>
@@ -29963,7 +31444,7 @@
       </w:rPr>
     </w:lvl>
   </w:abstractNum>
-  <w:abstractNum w:abstractNumId="67" w15:restartNumberingAfterBreak="0">
+  <w:abstractNum w:abstractNumId="68" w15:restartNumberingAfterBreak="0">
     <w:nsid w:val="7F9E33BE"/>
     <w:multiLevelType w:val="hybridMultilevel"/>
     <w:tmpl w:val="7E343722"/>
@@ -30076,7 +31557,7 @@
       </w:rPr>
     </w:lvl>
   </w:abstractNum>
-  <w:abstractNum w:abstractNumId="68" w15:restartNumberingAfterBreak="0">
+  <w:abstractNum w:abstractNumId="69" w15:restartNumberingAfterBreak="0">
     <w:nsid w:val="7FC45E23"/>
     <w:multiLevelType w:val="hybridMultilevel"/>
     <w:tmpl w:val="B6A42388"/>
@@ -30190,46 +31671,46 @@
     </w:lvl>
   </w:abstractNum>
   <w:num w:numId="1" w16cid:durableId="1849098627">
-    <w:abstractNumId w:val="41"/>
+    <w:abstractNumId w:val="42"/>
   </w:num>
   <w:num w:numId="2" w16cid:durableId="594829819">
     <w:abstractNumId w:val="13"/>
   </w:num>
   <w:num w:numId="3" w16cid:durableId="243950662">
-    <w:abstractNumId w:val="55"/>
+    <w:abstractNumId w:val="56"/>
   </w:num>
   <w:num w:numId="4" w16cid:durableId="1978948423">
-    <w:abstractNumId w:val="65"/>
+    <w:abstractNumId w:val="66"/>
   </w:num>
   <w:num w:numId="5" w16cid:durableId="1401757085">
-    <w:abstractNumId w:val="39"/>
+    <w:abstractNumId w:val="40"/>
   </w:num>
   <w:num w:numId="6" w16cid:durableId="1871526241">
-    <w:abstractNumId w:val="58"/>
+    <w:abstractNumId w:val="59"/>
   </w:num>
   <w:num w:numId="7" w16cid:durableId="1932620228">
     <w:abstractNumId w:val="8"/>
   </w:num>
   <w:num w:numId="8" w16cid:durableId="1817648396">
-    <w:abstractNumId w:val="62"/>
+    <w:abstractNumId w:val="63"/>
   </w:num>
   <w:num w:numId="9" w16cid:durableId="121461246">
     <w:abstractNumId w:val="17"/>
   </w:num>
   <w:num w:numId="10" w16cid:durableId="509608449">
-    <w:abstractNumId w:val="67"/>
+    <w:abstractNumId w:val="68"/>
   </w:num>
   <w:num w:numId="11" w16cid:durableId="1096824675">
-    <w:abstractNumId w:val="43"/>
+    <w:abstractNumId w:val="44"/>
   </w:num>
   <w:num w:numId="12" w16cid:durableId="588545318">
-    <w:abstractNumId w:val="56"/>
+    <w:abstractNumId w:val="57"/>
   </w:num>
   <w:num w:numId="13" w16cid:durableId="1688482641">
-    <w:abstractNumId w:val="59"/>
+    <w:abstractNumId w:val="60"/>
   </w:num>
   <w:num w:numId="14" w16cid:durableId="820654974">
-    <w:abstractNumId w:val="37"/>
+    <w:abstractNumId w:val="38"/>
   </w:num>
   <w:num w:numId="15" w16cid:durableId="614797180">
     <w:abstractNumId w:val="15"/>
@@ -30238,31 +31719,31 @@
     <w:abstractNumId w:val="20"/>
   </w:num>
   <w:num w:numId="17" w16cid:durableId="255526209">
-    <w:abstractNumId w:val="36"/>
+    <w:abstractNumId w:val="37"/>
   </w:num>
   <w:num w:numId="18" w16cid:durableId="1070999177">
     <w:abstractNumId w:val="3"/>
   </w:num>
   <w:num w:numId="19" w16cid:durableId="227152851">
-    <w:abstractNumId w:val="28"/>
+    <w:abstractNumId w:val="29"/>
   </w:num>
   <w:num w:numId="20" w16cid:durableId="309017863">
     <w:abstractNumId w:val="2"/>
   </w:num>
   <w:num w:numId="21" w16cid:durableId="1175682971">
-    <w:abstractNumId w:val="44"/>
+    <w:abstractNumId w:val="45"/>
   </w:num>
   <w:num w:numId="22" w16cid:durableId="174224595">
     <w:abstractNumId w:val="21"/>
   </w:num>
   <w:num w:numId="23" w16cid:durableId="662661005">
-    <w:abstractNumId w:val="47"/>
+    <w:abstractNumId w:val="48"/>
   </w:num>
   <w:num w:numId="24" w16cid:durableId="1479762900">
-    <w:abstractNumId w:val="66"/>
+    <w:abstractNumId w:val="67"/>
   </w:num>
   <w:num w:numId="25" w16cid:durableId="47803658">
-    <w:abstractNumId w:val="29"/>
+    <w:abstractNumId w:val="30"/>
   </w:num>
   <w:num w:numId="26" w16cid:durableId="1705864956">
     <w:abstractNumId w:val="7"/>
@@ -30271,19 +31752,19 @@
     <w:abstractNumId w:val="14"/>
   </w:num>
   <w:num w:numId="28" w16cid:durableId="1959139645">
-    <w:abstractNumId w:val="31"/>
+    <w:abstractNumId w:val="32"/>
   </w:num>
   <w:num w:numId="29" w16cid:durableId="19207612">
     <w:abstractNumId w:val="0"/>
   </w:num>
   <w:num w:numId="30" w16cid:durableId="1677465396">
-    <w:abstractNumId w:val="42"/>
+    <w:abstractNumId w:val="43"/>
   </w:num>
   <w:num w:numId="31" w16cid:durableId="1966891538">
-    <w:abstractNumId w:val="52"/>
+    <w:abstractNumId w:val="53"/>
   </w:num>
   <w:num w:numId="32" w16cid:durableId="1155142709">
-    <w:abstractNumId w:val="38"/>
+    <w:abstractNumId w:val="39"/>
   </w:num>
   <w:num w:numId="33" w16cid:durableId="1257053816">
     <w:abstractNumId w:val="9"/>
@@ -30292,43 +31773,43 @@
     <w:abstractNumId w:val="18"/>
   </w:num>
   <w:num w:numId="35" w16cid:durableId="256839176">
-    <w:abstractNumId w:val="60"/>
+    <w:abstractNumId w:val="61"/>
   </w:num>
   <w:num w:numId="36" w16cid:durableId="1560244126">
-    <w:abstractNumId w:val="45"/>
+    <w:abstractNumId w:val="46"/>
   </w:num>
   <w:num w:numId="37" w16cid:durableId="1549030526">
+    <w:abstractNumId w:val="35"/>
+  </w:num>
+  <w:num w:numId="38" w16cid:durableId="1929731469">
+    <w:abstractNumId w:val="31"/>
+  </w:num>
+  <w:num w:numId="39" w16cid:durableId="252670387">
     <w:abstractNumId w:val="34"/>
   </w:num>
-  <w:num w:numId="38" w16cid:durableId="1929731469">
-    <w:abstractNumId w:val="30"/>
-  </w:num>
-  <w:num w:numId="39" w16cid:durableId="252670387">
-    <w:abstractNumId w:val="33"/>
-  </w:num>
   <w:num w:numId="40" w16cid:durableId="783116472">
-    <w:abstractNumId w:val="26"/>
+    <w:abstractNumId w:val="27"/>
   </w:num>
   <w:num w:numId="41" w16cid:durableId="1768580637">
-    <w:abstractNumId w:val="22"/>
+    <w:abstractNumId w:val="23"/>
   </w:num>
   <w:num w:numId="42" w16cid:durableId="398093661">
-    <w:abstractNumId w:val="51"/>
+    <w:abstractNumId w:val="52"/>
   </w:num>
   <w:num w:numId="43" w16cid:durableId="44106838">
     <w:abstractNumId w:val="11"/>
   </w:num>
   <w:num w:numId="44" w16cid:durableId="1868058625">
-    <w:abstractNumId w:val="68"/>
+    <w:abstractNumId w:val="69"/>
   </w:num>
   <w:num w:numId="45" w16cid:durableId="302199171">
-    <w:abstractNumId w:val="27"/>
+    <w:abstractNumId w:val="28"/>
   </w:num>
   <w:num w:numId="46" w16cid:durableId="1490558735">
-    <w:abstractNumId w:val="32"/>
+    <w:abstractNumId w:val="33"/>
   </w:num>
   <w:num w:numId="47" w16cid:durableId="946041775">
-    <w:abstractNumId w:val="50"/>
+    <w:abstractNumId w:val="51"/>
   </w:num>
   <w:num w:numId="48" w16cid:durableId="27341133">
     <w:abstractNumId w:val="5"/>
@@ -30340,34 +31821,34 @@
     <w:abstractNumId w:val="12"/>
   </w:num>
   <w:num w:numId="51" w16cid:durableId="649870905">
-    <w:abstractNumId w:val="54"/>
+    <w:abstractNumId w:val="55"/>
   </w:num>
   <w:num w:numId="52" w16cid:durableId="867646461">
-    <w:abstractNumId w:val="24"/>
+    <w:abstractNumId w:val="25"/>
   </w:num>
   <w:num w:numId="53" w16cid:durableId="1038623645">
     <w:abstractNumId w:val="4"/>
   </w:num>
   <w:num w:numId="54" w16cid:durableId="1374885936">
-    <w:abstractNumId w:val="25"/>
+    <w:abstractNumId w:val="26"/>
   </w:num>
   <w:num w:numId="55" w16cid:durableId="1211964171">
     <w:abstractNumId w:val="16"/>
   </w:num>
   <w:num w:numId="56" w16cid:durableId="370691856">
-    <w:abstractNumId w:val="49"/>
+    <w:abstractNumId w:val="50"/>
   </w:num>
   <w:num w:numId="57" w16cid:durableId="1126968522">
-    <w:abstractNumId w:val="61"/>
+    <w:abstractNumId w:val="62"/>
   </w:num>
   <w:num w:numId="58" w16cid:durableId="235089663">
     <w:abstractNumId w:val="6"/>
   </w:num>
   <w:num w:numId="59" w16cid:durableId="147478153">
-    <w:abstractNumId w:val="35"/>
+    <w:abstractNumId w:val="36"/>
   </w:num>
   <w:num w:numId="60" w16cid:durableId="1828394945">
-    <w:abstractNumId w:val="57"/>
+    <w:abstractNumId w:val="58"/>
   </w:num>
   <w:num w:numId="61" w16cid:durableId="1605461384">
     <w:abstractNumId w:val="1"/>
@@ -30376,25 +31857,28 @@
     <w:abstractNumId w:val="19"/>
   </w:num>
   <w:num w:numId="63" w16cid:durableId="2113548704">
-    <w:abstractNumId w:val="63"/>
+    <w:abstractNumId w:val="64"/>
   </w:num>
   <w:num w:numId="64" w16cid:durableId="107816750">
-    <w:abstractNumId w:val="40"/>
+    <w:abstractNumId w:val="41"/>
   </w:num>
   <w:num w:numId="65" w16cid:durableId="1907884401">
-    <w:abstractNumId w:val="64"/>
+    <w:abstractNumId w:val="65"/>
   </w:num>
   <w:num w:numId="66" w16cid:durableId="548880609">
-    <w:abstractNumId w:val="23"/>
+    <w:abstractNumId w:val="24"/>
   </w:num>
   <w:num w:numId="67" w16cid:durableId="1316644275">
-    <w:abstractNumId w:val="53"/>
+    <w:abstractNumId w:val="54"/>
   </w:num>
   <w:num w:numId="68" w16cid:durableId="1021275725">
-    <w:abstractNumId w:val="46"/>
+    <w:abstractNumId w:val="47"/>
   </w:num>
   <w:num w:numId="69" w16cid:durableId="728378439">
-    <w:abstractNumId w:val="48"/>
+    <w:abstractNumId w:val="49"/>
+  </w:num>
+  <w:num w:numId="70" w16cid:durableId="26562602">
+    <w:abstractNumId w:val="22"/>
   </w:num>
 </w:numbering>
 </file>
@@ -30797,7 +32281,7 @@
   <w:style w:type="paragraph" w:default="1" w:styleId="Normal">
     <w:name w:val="Normal"/>
     <w:qFormat/>
-    <w:rsid w:val="00706F40"/>
+    <w:rsid w:val="00214210"/>
   </w:style>
   <w:style w:type="paragraph" w:styleId="Ttulo3">
     <w:name w:val="heading 3"/>
@@ -30846,7 +32330,6 @@
   <w:style w:type="character" w:default="1" w:styleId="Fontepargpadro">
     <w:name w:val="Default Paragraph Font"/>
     <w:uiPriority w:val="1"/>
-    <w:semiHidden/>
     <w:unhideWhenUsed/>
   </w:style>
   <w:style w:type="table" w:default="1" w:styleId="Tabelanormal">
@@ -31051,7 +32534,7 @@
         <a:sysClr val="windowText" lastClr="000000"/>
       </a:dk1>
       <a:lt1>
-        <a:sysClr val="window" lastClr="C8C8C8"/>
+        <a:sysClr val="window" lastClr="FFFFFF"/>
       </a:lt1>
       <a:dk2>
         <a:srgbClr val="1F497D"/>

--- a/MODULOS DE ESTUDO/HTML.docx
+++ b/MODULOS DE ESTUDO/HTML.docx
@@ -12759,16 +12759,7 @@
           <w:szCs w:val="24"/>
           <w:lang w:eastAsia="pt-BR"/>
         </w:rPr>
-        <w:t xml:space="preserve"> </w:t>
-      </w:r>
-      <w:r>
-        <w:rPr>
-          <w:rFonts w:ascii="Times New Roman" w:eastAsia="Times New Roman" w:hAnsi="Times New Roman" w:cs="Times New Roman"/>
-          <w:sz w:val="24"/>
-          <w:szCs w:val="24"/>
-          <w:lang w:eastAsia="pt-BR"/>
-        </w:rPr>
-        <w:t xml:space="preserve">O atributo </w:t>
+        <w:t xml:space="preserve"> O atributo </w:t>
       </w:r>
       <w:proofErr w:type="spellStart"/>
       <w:r>
@@ -13194,7 +13185,7 @@
         </w:rPr>
         <w:lastRenderedPageBreak/>
         <w:pict w14:anchorId="66D9F287">
-          <v:rect id="_x0000_i1051" style="width:0;height:1.5pt" o:hralign="center" o:bullet="t" o:hrstd="t" o:hr="t" fillcolor="#a0a0a0" stroked="f"/>
+          <v:rect id="_x0000_i1039" style="width:0;height:1.5pt" o:hralign="center" o:bullet="t" o:hrstd="t" o:hr="t" fillcolor="#a0a0a0" stroked="f"/>
         </w:pict>
       </w:r>
     </w:p>
@@ -14537,6 +14528,7 @@
         </w:rPr>
       </w:pPr>
       <w:proofErr w:type="spellStart"/>
+      <w:proofErr w:type="gramStart"/>
       <w:r>
         <w:rPr>
           <w:rFonts w:ascii="Times New Roman" w:eastAsia="Times New Roman" w:hAnsi="Times New Roman" w:cs="Times New Roman"/>
@@ -14545,6 +14537,15 @@
         </w:rPr>
         <w:t>submit</w:t>
       </w:r>
+      <w:proofErr w:type="spellEnd"/>
+      <w:r>
+        <w:rPr>
+          <w:rFonts w:ascii="Times New Roman" w:eastAsia="Times New Roman" w:hAnsi="Times New Roman" w:cs="Times New Roman"/>
+          <w:color w:val="007BB8"/>
+          <w:lang w:eastAsia="pt-BR"/>
+        </w:rPr>
+        <w:t xml:space="preserve"> </w:t>
+      </w:r>
       <w:r>
         <w:rPr>
           <w:rFonts w:ascii="Times New Roman" w:eastAsia="Times New Roman" w:hAnsi="Times New Roman" w:cs="Times New Roman"/>
@@ -14552,7 +14553,7 @@
         </w:rPr>
         <w:t>Envia</w:t>
       </w:r>
-      <w:proofErr w:type="spellEnd"/>
+      <w:proofErr w:type="gramEnd"/>
       <w:r>
         <w:rPr>
           <w:rFonts w:ascii="Times New Roman" w:eastAsia="Times New Roman" w:hAnsi="Times New Roman" w:cs="Times New Roman"/>
@@ -14735,6 +14736,1083 @@
     </w:p>
     <w:p>
       <w:pPr>
+        <w:spacing w:before="100" w:beforeAutospacing="1" w:after="100" w:afterAutospacing="1" w:line="240" w:lineRule="auto"/>
+        <w:rPr>
+          <w:rFonts w:ascii="Times New Roman" w:eastAsia="Times New Roman" w:hAnsi="Times New Roman" w:cs="Times New Roman"/>
+          <w:sz w:val="24"/>
+          <w:szCs w:val="24"/>
+          <w:lang w:eastAsia="pt-BR"/>
+        </w:rPr>
+      </w:pPr>
+      <w:r>
+        <w:rPr>
+          <w:rFonts w:ascii="Segoe UI Emoji" w:eastAsia="Times New Roman" w:hAnsi="Segoe UI Emoji" w:cs="Segoe UI Emoji"/>
+          <w:sz w:val="24"/>
+          <w:szCs w:val="24"/>
+          <w:lang w:eastAsia="pt-BR"/>
+        </w:rPr>
+        <w:t>🔒</w:t>
+      </w:r>
+      <w:r>
+        <w:rPr>
+          <w:rFonts w:ascii="Times New Roman" w:eastAsia="Times New Roman" w:hAnsi="Times New Roman" w:cs="Times New Roman"/>
+          <w:sz w:val="24"/>
+          <w:szCs w:val="24"/>
+          <w:lang w:eastAsia="pt-BR"/>
+        </w:rPr>
+        <w:t xml:space="preserve"> </w:t>
+      </w:r>
+      <w:r>
+        <w:rPr>
+          <w:rFonts w:ascii="Times New Roman" w:eastAsia="Times New Roman" w:hAnsi="Times New Roman" w:cs="Times New Roman"/>
+          <w:sz w:val="24"/>
+          <w:szCs w:val="24"/>
+          <w:lang w:eastAsia="pt-BR"/>
+        </w:rPr>
+        <w:t>Segurança</w:t>
+      </w:r>
+    </w:p>
+    <w:p>
+      <w:pPr>
+        <w:pStyle w:val="PargrafodaLista"/>
+        <w:numPr>
+          <w:ilvl w:val="0"/>
+          <w:numId w:val="71"/>
+        </w:numPr>
+        <w:spacing w:before="100" w:beforeAutospacing="1" w:after="100" w:afterAutospacing="1" w:line="240" w:lineRule="auto"/>
+        <w:rPr>
+          <w:rFonts w:eastAsia="Times New Roman" w:cstheme="minorHAnsi"/>
+          <w:color w:val="004F88"/>
+          <w:sz w:val="24"/>
+          <w:szCs w:val="24"/>
+          <w:lang w:eastAsia="pt-BR"/>
+        </w:rPr>
+      </w:pPr>
+      <w:proofErr w:type="spellStart"/>
+      <w:r>
+        <w:rPr>
+          <w:rFonts w:ascii="Times New Roman" w:eastAsia="Times New Roman" w:hAnsi="Times New Roman" w:cs="Times New Roman"/>
+          <w:color w:val="004F88"/>
+          <w:sz w:val="24"/>
+          <w:szCs w:val="24"/>
+          <w:lang w:eastAsia="pt-BR"/>
+        </w:rPr>
+        <w:t>pas</w:t>
+      </w:r>
+      <w:r>
+        <w:rPr>
+          <w:rFonts w:ascii="Times New Roman" w:eastAsia="Times New Roman" w:hAnsi="Times New Roman" w:cs="Times New Roman"/>
+          <w:color w:val="004F88"/>
+          <w:sz w:val="24"/>
+          <w:szCs w:val="24"/>
+          <w:lang w:eastAsia="pt-BR"/>
+        </w:rPr>
+        <w:t>s</w:t>
+      </w:r>
+      <w:r>
+        <w:rPr>
+          <w:rFonts w:ascii="Times New Roman" w:eastAsia="Times New Roman" w:hAnsi="Times New Roman" w:cs="Times New Roman"/>
+          <w:color w:val="004F88"/>
+          <w:sz w:val="24"/>
+          <w:szCs w:val="24"/>
+          <w:lang w:eastAsia="pt-BR"/>
+        </w:rPr>
+        <w:t>word</w:t>
+      </w:r>
+      <w:proofErr w:type="spellEnd"/>
+      <w:r>
+        <w:rPr>
+          <w:rFonts w:ascii="Times New Roman" w:eastAsia="Times New Roman" w:hAnsi="Times New Roman" w:cs="Times New Roman"/>
+          <w:color w:val="004F88"/>
+          <w:sz w:val="24"/>
+          <w:szCs w:val="24"/>
+          <w:lang w:eastAsia="pt-BR"/>
+        </w:rPr>
+        <w:t xml:space="preserve">: </w:t>
+      </w:r>
+      <w:r>
+        <w:rPr>
+          <w:rFonts w:ascii="Times New Roman" w:eastAsia="Times New Roman" w:hAnsi="Times New Roman" w:cs="Times New Roman"/>
+          <w:sz w:val="24"/>
+          <w:szCs w:val="24"/>
+          <w:lang w:eastAsia="pt-BR"/>
+        </w:rPr>
+        <w:t>T</w:t>
+      </w:r>
+      <w:r>
+        <w:rPr>
+          <w:rFonts w:ascii="Times New Roman" w:eastAsia="Times New Roman" w:hAnsi="Times New Roman" w:cs="Times New Roman"/>
+          <w:sz w:val="24"/>
+          <w:szCs w:val="24"/>
+          <w:lang w:eastAsia="pt-BR"/>
+        </w:rPr>
+        <w:t xml:space="preserve">ransformar o campo em um </w:t>
+      </w:r>
+      <w:r>
+        <w:rPr>
+          <w:rFonts w:ascii="Times New Roman" w:eastAsia="Times New Roman" w:hAnsi="Times New Roman" w:cs="Times New Roman"/>
+          <w:b/>
+          <w:bCs/>
+          <w:sz w:val="24"/>
+          <w:szCs w:val="24"/>
+          <w:lang w:eastAsia="pt-BR"/>
+        </w:rPr>
+        <w:t>campo de senha</w:t>
+      </w:r>
+      <w:r>
+        <w:rPr>
+          <w:rFonts w:ascii="Times New Roman" w:eastAsia="Times New Roman" w:hAnsi="Times New Roman" w:cs="Times New Roman"/>
+          <w:sz w:val="24"/>
+          <w:szCs w:val="24"/>
+          <w:lang w:eastAsia="pt-BR"/>
+        </w:rPr>
+        <w:t xml:space="preserve">, onde os caracteres </w:t>
+      </w:r>
+      <w:r>
+        <w:rPr>
+          <w:rFonts w:eastAsia="Times New Roman" w:cstheme="minorHAnsi"/>
+          <w:sz w:val="24"/>
+          <w:szCs w:val="24"/>
+          <w:lang w:eastAsia="pt-BR"/>
+        </w:rPr>
+        <w:t>digitados são ocultados (normalmente por ●)</w:t>
+      </w:r>
+    </w:p>
+    <w:p>
+      <w:pPr>
+        <w:spacing w:after="0"/>
+        <w:rPr>
+          <w:rFonts w:eastAsia="Times New Roman" w:cstheme="minorHAnsi"/>
+          <w:b/>
+          <w:bCs/>
+          <w:sz w:val="24"/>
+          <w:szCs w:val="24"/>
+          <w:lang w:eastAsia="pt-BR"/>
+        </w:rPr>
+      </w:pPr>
+      <w:r>
+        <w:rPr>
+          <w:rFonts w:ascii="Segoe UI Emoji" w:eastAsia="Times New Roman" w:hAnsi="Segoe UI Emoji" w:cs="Segoe UI Emoji"/>
+          <w:b/>
+          <w:bCs/>
+          <w:sz w:val="24"/>
+          <w:szCs w:val="24"/>
+          <w:lang w:eastAsia="pt-BR"/>
+        </w:rPr>
+        <w:t>💡</w:t>
+      </w:r>
+      <w:r>
+        <w:rPr>
+          <w:rFonts w:eastAsia="Times New Roman" w:cstheme="minorHAnsi"/>
+          <w:b/>
+          <w:bCs/>
+          <w:sz w:val="24"/>
+          <w:szCs w:val="24"/>
+          <w:lang w:eastAsia="pt-BR"/>
+        </w:rPr>
+        <w:t xml:space="preserve"> </w:t>
+      </w:r>
+      <w:r>
+        <w:rPr>
+          <w:rFonts w:cstheme="minorHAnsi"/>
+          <w:noProof/>
+        </w:rPr>
+        <w:t>Dica rápida:</w:t>
+      </w:r>
+    </w:p>
+    <w:p>
+      <w:pPr>
+        <w:pStyle w:val="PargrafodaLista"/>
+        <w:numPr>
+          <w:ilvl w:val="0"/>
+          <w:numId w:val="71"/>
+        </w:numPr>
+        <w:spacing w:after="0"/>
+        <w:rPr>
+          <w:rFonts w:eastAsia="Times New Roman" w:cstheme="minorHAnsi"/>
+          <w:b/>
+          <w:bCs/>
+          <w:color w:val="004F88"/>
+          <w:lang w:eastAsia="pt-BR"/>
+        </w:rPr>
+      </w:pPr>
+      <w:proofErr w:type="spellStart"/>
+      <w:r>
+        <w:rPr>
+          <w:rFonts w:eastAsia="Times New Roman" w:cstheme="minorHAnsi"/>
+          <w:b/>
+          <w:bCs/>
+          <w:color w:val="004F88"/>
+          <w:lang w:eastAsia="pt-BR"/>
+        </w:rPr>
+        <w:t>required</w:t>
+      </w:r>
+      <w:proofErr w:type="spellEnd"/>
+      <w:r>
+        <w:rPr>
+          <w:rFonts w:eastAsia="Times New Roman" w:cstheme="minorHAnsi"/>
+          <w:b/>
+          <w:bCs/>
+          <w:color w:val="004F88"/>
+          <w:lang w:eastAsia="pt-BR"/>
+        </w:rPr>
+        <w:t xml:space="preserve"> - </w:t>
+      </w:r>
+      <w:r>
+        <w:rPr>
+          <w:rFonts w:eastAsia="Times New Roman" w:cstheme="minorHAnsi"/>
+          <w:lang w:eastAsia="pt-BR"/>
+        </w:rPr>
+        <w:t>É</w:t>
+      </w:r>
+      <w:r>
+        <w:rPr>
+          <w:rFonts w:eastAsia="Times New Roman" w:cstheme="minorHAnsi"/>
+          <w:lang w:eastAsia="pt-BR"/>
+        </w:rPr>
+        <w:t xml:space="preserve"> um atributo.</w:t>
+      </w:r>
+      <w:r>
+        <w:rPr>
+          <w:rFonts w:eastAsia="Times New Roman" w:cstheme="minorHAnsi"/>
+          <w:lang w:eastAsia="pt-BR"/>
+        </w:rPr>
+        <w:t xml:space="preserve"> </w:t>
+      </w:r>
+      <w:r>
+        <w:rPr>
+          <w:rFonts w:eastAsia="Times New Roman" w:cstheme="minorHAnsi"/>
+          <w:lang w:eastAsia="pt-BR"/>
+        </w:rPr>
+        <w:t>Serve para obrigar o preenchimento do campo antes de enviar o formulário</w:t>
+      </w:r>
+      <w:r>
+        <w:rPr>
+          <w:rFonts w:eastAsia="Times New Roman" w:cstheme="minorHAnsi"/>
+          <w:b/>
+          <w:bCs/>
+          <w:color w:val="004F88"/>
+          <w:lang w:eastAsia="pt-BR"/>
+        </w:rPr>
+        <w:t>.</w:t>
+      </w:r>
+    </w:p>
+    <w:p>
+      <w:pPr>
+        <w:pStyle w:val="PargrafodaLista"/>
+        <w:numPr>
+          <w:ilvl w:val="0"/>
+          <w:numId w:val="71"/>
+        </w:numPr>
+        <w:spacing w:before="100" w:beforeAutospacing="1" w:after="100" w:afterAutospacing="1" w:line="240" w:lineRule="auto"/>
+        <w:rPr>
+          <w:rFonts w:eastAsia="Times New Roman" w:cstheme="minorHAnsi"/>
+          <w:sz w:val="24"/>
+          <w:szCs w:val="24"/>
+          <w:lang w:eastAsia="pt-BR"/>
+        </w:rPr>
+      </w:pPr>
+      <w:proofErr w:type="spellStart"/>
+      <w:r>
+        <w:rPr>
+          <w:rFonts w:eastAsia="Times New Roman" w:cstheme="minorHAnsi"/>
+          <w:b/>
+          <w:bCs/>
+          <w:color w:val="004E9A"/>
+          <w:sz w:val="24"/>
+          <w:szCs w:val="24"/>
+          <w:lang w:eastAsia="pt-BR"/>
+        </w:rPr>
+        <w:t>minlength</w:t>
+      </w:r>
+      <w:proofErr w:type="spellEnd"/>
+      <w:r>
+        <w:rPr>
+          <w:rFonts w:eastAsia="Times New Roman" w:cstheme="minorHAnsi"/>
+          <w:b/>
+          <w:bCs/>
+          <w:color w:val="004E9A"/>
+          <w:sz w:val="24"/>
+          <w:szCs w:val="24"/>
+          <w:lang w:eastAsia="pt-BR"/>
+        </w:rPr>
+        <w:t>:</w:t>
+      </w:r>
+      <w:r>
+        <w:rPr>
+          <w:rFonts w:eastAsia="Times New Roman" w:cstheme="minorHAnsi"/>
+          <w:color w:val="004E9A"/>
+          <w:sz w:val="24"/>
+          <w:szCs w:val="24"/>
+          <w:lang w:eastAsia="pt-BR"/>
+        </w:rPr>
+        <w:t xml:space="preserve"> </w:t>
+      </w:r>
+      <w:r>
+        <w:rPr>
+          <w:rFonts w:eastAsia="Times New Roman" w:cstheme="minorHAnsi"/>
+          <w:sz w:val="24"/>
+          <w:szCs w:val="24"/>
+          <w:lang w:eastAsia="pt-BR"/>
+        </w:rPr>
+        <w:t>define o mínimo de caracteres permitidos.</w:t>
+      </w:r>
+    </w:p>
+    <w:p>
+      <w:pPr>
+        <w:pStyle w:val="PargrafodaLista"/>
+        <w:numPr>
+          <w:ilvl w:val="0"/>
+          <w:numId w:val="71"/>
+        </w:numPr>
+        <w:spacing w:before="100" w:beforeAutospacing="1" w:after="100" w:afterAutospacing="1" w:line="240" w:lineRule="auto"/>
+        <w:rPr>
+          <w:rFonts w:eastAsia="Times New Roman" w:cstheme="minorHAnsi"/>
+          <w:sz w:val="24"/>
+          <w:szCs w:val="24"/>
+          <w:lang w:eastAsia="pt-BR"/>
+        </w:rPr>
+      </w:pPr>
+      <w:proofErr w:type="spellStart"/>
+      <w:r>
+        <w:rPr>
+          <w:rFonts w:eastAsia="Times New Roman" w:cstheme="minorHAnsi"/>
+          <w:b/>
+          <w:bCs/>
+          <w:color w:val="004E9A"/>
+          <w:sz w:val="24"/>
+          <w:szCs w:val="24"/>
+          <w:lang w:eastAsia="pt-BR"/>
+        </w:rPr>
+        <w:t>maxlength</w:t>
+      </w:r>
+      <w:proofErr w:type="spellEnd"/>
+      <w:r>
+        <w:rPr>
+          <w:rFonts w:eastAsia="Times New Roman" w:cstheme="minorHAnsi"/>
+          <w:b/>
+          <w:bCs/>
+          <w:color w:val="004E9A"/>
+          <w:sz w:val="24"/>
+          <w:szCs w:val="24"/>
+          <w:lang w:eastAsia="pt-BR"/>
+        </w:rPr>
+        <w:t>:</w:t>
+      </w:r>
+      <w:r>
+        <w:rPr>
+          <w:rFonts w:eastAsia="Times New Roman" w:cstheme="minorHAnsi"/>
+          <w:color w:val="004E9A"/>
+          <w:sz w:val="24"/>
+          <w:szCs w:val="24"/>
+          <w:lang w:eastAsia="pt-BR"/>
+        </w:rPr>
+        <w:t xml:space="preserve"> </w:t>
+      </w:r>
+      <w:r>
+        <w:rPr>
+          <w:rFonts w:eastAsia="Times New Roman" w:cstheme="minorHAnsi"/>
+          <w:sz w:val="24"/>
+          <w:szCs w:val="24"/>
+          <w:lang w:eastAsia="pt-BR"/>
+        </w:rPr>
+        <w:t>define o máximo de caracteres permitidos.</w:t>
+      </w:r>
+    </w:p>
+    <w:p>
+      <w:pPr>
+        <w:pStyle w:val="PargrafodaLista"/>
+        <w:spacing w:before="100" w:beforeAutospacing="1" w:after="100" w:afterAutospacing="1" w:line="240" w:lineRule="auto"/>
+        <w:rPr>
+          <w:rFonts w:ascii="Times New Roman" w:eastAsia="Times New Roman" w:hAnsi="Times New Roman" w:cs="Times New Roman"/>
+          <w:color w:val="388600"/>
+          <w:sz w:val="24"/>
+          <w:szCs w:val="24"/>
+          <w:lang w:eastAsia="pt-BR"/>
+        </w:rPr>
+      </w:pPr>
+      <w:r>
+        <w:rPr>
+          <w:rFonts w:ascii="Times New Roman" w:eastAsia="Times New Roman" w:hAnsi="Times New Roman" w:cs="Times New Roman"/>
+          <w:color w:val="388600"/>
+          <w:sz w:val="24"/>
+          <w:szCs w:val="24"/>
+          <w:lang w:eastAsia="pt-BR"/>
+        </w:rPr>
+        <w:t xml:space="preserve">Exemplo: </w:t>
+      </w:r>
+      <w:r>
+        <w:rPr>
+          <w:rFonts w:ascii="Times New Roman" w:eastAsia="Times New Roman" w:hAnsi="Times New Roman" w:cs="Times New Roman"/>
+          <w:color w:val="388600"/>
+          <w:sz w:val="24"/>
+          <w:szCs w:val="24"/>
+          <w:lang w:eastAsia="pt-BR"/>
+        </w:rPr>
+        <w:t xml:space="preserve">&lt;input </w:t>
+      </w:r>
+      <w:proofErr w:type="spellStart"/>
+      <w:r>
+        <w:rPr>
+          <w:rFonts w:ascii="Times New Roman" w:eastAsia="Times New Roman" w:hAnsi="Times New Roman" w:cs="Times New Roman"/>
+          <w:color w:val="388600"/>
+          <w:sz w:val="24"/>
+          <w:szCs w:val="24"/>
+          <w:lang w:eastAsia="pt-BR"/>
+        </w:rPr>
+        <w:t>type</w:t>
+      </w:r>
+      <w:proofErr w:type="spellEnd"/>
+      <w:r>
+        <w:rPr>
+          <w:rFonts w:ascii="Times New Roman" w:eastAsia="Times New Roman" w:hAnsi="Times New Roman" w:cs="Times New Roman"/>
+          <w:color w:val="388600"/>
+          <w:sz w:val="24"/>
+          <w:szCs w:val="24"/>
+          <w:lang w:eastAsia="pt-BR"/>
+        </w:rPr>
+        <w:t>="</w:t>
+      </w:r>
+      <w:proofErr w:type="spellStart"/>
+      <w:r>
+        <w:rPr>
+          <w:rFonts w:ascii="Times New Roman" w:eastAsia="Times New Roman" w:hAnsi="Times New Roman" w:cs="Times New Roman"/>
+          <w:color w:val="388600"/>
+          <w:sz w:val="24"/>
+          <w:szCs w:val="24"/>
+          <w:lang w:eastAsia="pt-BR"/>
+        </w:rPr>
+        <w:t>text</w:t>
+      </w:r>
+      <w:proofErr w:type="spellEnd"/>
+      <w:r>
+        <w:rPr>
+          <w:rFonts w:ascii="Times New Roman" w:eastAsia="Times New Roman" w:hAnsi="Times New Roman" w:cs="Times New Roman"/>
+          <w:color w:val="388600"/>
+          <w:sz w:val="24"/>
+          <w:szCs w:val="24"/>
+          <w:lang w:eastAsia="pt-BR"/>
+        </w:rPr>
+        <w:t xml:space="preserve">" </w:t>
+      </w:r>
+      <w:proofErr w:type="spellStart"/>
+      <w:r>
+        <w:rPr>
+          <w:rFonts w:ascii="Times New Roman" w:eastAsia="Times New Roman" w:hAnsi="Times New Roman" w:cs="Times New Roman"/>
+          <w:color w:val="388600"/>
+          <w:sz w:val="24"/>
+          <w:szCs w:val="24"/>
+          <w:lang w:eastAsia="pt-BR"/>
+        </w:rPr>
+        <w:t>name</w:t>
+      </w:r>
+      <w:proofErr w:type="spellEnd"/>
+      <w:r>
+        <w:rPr>
+          <w:rFonts w:ascii="Times New Roman" w:eastAsia="Times New Roman" w:hAnsi="Times New Roman" w:cs="Times New Roman"/>
+          <w:color w:val="388600"/>
+          <w:sz w:val="24"/>
+          <w:szCs w:val="24"/>
+          <w:lang w:eastAsia="pt-BR"/>
+        </w:rPr>
+        <w:t>="</w:t>
+      </w:r>
+      <w:proofErr w:type="spellStart"/>
+      <w:r>
+        <w:rPr>
+          <w:rFonts w:ascii="Times New Roman" w:eastAsia="Times New Roman" w:hAnsi="Times New Roman" w:cs="Times New Roman"/>
+          <w:color w:val="388600"/>
+          <w:sz w:val="24"/>
+          <w:szCs w:val="24"/>
+          <w:lang w:eastAsia="pt-BR"/>
+        </w:rPr>
+        <w:t>usu</w:t>
+      </w:r>
+      <w:proofErr w:type="spellEnd"/>
+      <w:r>
+        <w:rPr>
+          <w:rFonts w:ascii="Times New Roman" w:eastAsia="Times New Roman" w:hAnsi="Times New Roman" w:cs="Times New Roman"/>
+          <w:color w:val="388600"/>
+          <w:sz w:val="24"/>
+          <w:szCs w:val="24"/>
+          <w:lang w:eastAsia="pt-BR"/>
+        </w:rPr>
+        <w:t>" id="</w:t>
+      </w:r>
+      <w:proofErr w:type="spellStart"/>
+      <w:r>
+        <w:rPr>
+          <w:rFonts w:ascii="Times New Roman" w:eastAsia="Times New Roman" w:hAnsi="Times New Roman" w:cs="Times New Roman"/>
+          <w:color w:val="388600"/>
+          <w:sz w:val="24"/>
+          <w:szCs w:val="24"/>
+          <w:lang w:eastAsia="pt-BR"/>
+        </w:rPr>
+        <w:t>iusu</w:t>
+      </w:r>
+      <w:proofErr w:type="spellEnd"/>
+      <w:r>
+        <w:rPr>
+          <w:rFonts w:ascii="Times New Roman" w:eastAsia="Times New Roman" w:hAnsi="Times New Roman" w:cs="Times New Roman"/>
+          <w:color w:val="388600"/>
+          <w:sz w:val="24"/>
+          <w:szCs w:val="24"/>
+          <w:lang w:eastAsia="pt-BR"/>
+        </w:rPr>
+        <w:t xml:space="preserve">" </w:t>
+      </w:r>
+      <w:proofErr w:type="spellStart"/>
+      <w:r>
+        <w:rPr>
+          <w:rFonts w:ascii="Times New Roman" w:eastAsia="Times New Roman" w:hAnsi="Times New Roman" w:cs="Times New Roman"/>
+          <w:color w:val="388600"/>
+          <w:sz w:val="24"/>
+          <w:szCs w:val="24"/>
+          <w:lang w:eastAsia="pt-BR"/>
+        </w:rPr>
+        <w:t>required</w:t>
+      </w:r>
+      <w:proofErr w:type="spellEnd"/>
+      <w:r>
+        <w:rPr>
+          <w:rFonts w:ascii="Times New Roman" w:eastAsia="Times New Roman" w:hAnsi="Times New Roman" w:cs="Times New Roman"/>
+          <w:color w:val="388600"/>
+          <w:sz w:val="24"/>
+          <w:szCs w:val="24"/>
+          <w:lang w:eastAsia="pt-BR"/>
+        </w:rPr>
+        <w:t xml:space="preserve"> </w:t>
+      </w:r>
+      <w:proofErr w:type="spellStart"/>
+      <w:r>
+        <w:rPr>
+          <w:rFonts w:ascii="Times New Roman" w:eastAsia="Times New Roman" w:hAnsi="Times New Roman" w:cs="Times New Roman"/>
+          <w:color w:val="388600"/>
+          <w:sz w:val="24"/>
+          <w:szCs w:val="24"/>
+          <w:lang w:eastAsia="pt-BR"/>
+        </w:rPr>
+        <w:t>minlength</w:t>
+      </w:r>
+      <w:proofErr w:type="spellEnd"/>
+      <w:r>
+        <w:rPr>
+          <w:rFonts w:ascii="Times New Roman" w:eastAsia="Times New Roman" w:hAnsi="Times New Roman" w:cs="Times New Roman"/>
+          <w:color w:val="388600"/>
+          <w:sz w:val="24"/>
+          <w:szCs w:val="24"/>
+          <w:lang w:eastAsia="pt-BR"/>
+        </w:rPr>
+        <w:t xml:space="preserve">="5" </w:t>
+      </w:r>
+      <w:proofErr w:type="spellStart"/>
+      <w:r>
+        <w:rPr>
+          <w:rFonts w:ascii="Times New Roman" w:eastAsia="Times New Roman" w:hAnsi="Times New Roman" w:cs="Times New Roman"/>
+          <w:color w:val="388600"/>
+          <w:sz w:val="24"/>
+          <w:szCs w:val="24"/>
+          <w:lang w:eastAsia="pt-BR"/>
+        </w:rPr>
+        <w:t>maxlength</w:t>
+      </w:r>
+      <w:proofErr w:type="spellEnd"/>
+      <w:r>
+        <w:rPr>
+          <w:rFonts w:ascii="Times New Roman" w:eastAsia="Times New Roman" w:hAnsi="Times New Roman" w:cs="Times New Roman"/>
+          <w:color w:val="388600"/>
+          <w:sz w:val="24"/>
+          <w:szCs w:val="24"/>
+          <w:lang w:eastAsia="pt-BR"/>
+        </w:rPr>
+        <w:t>="15"</w:t>
+      </w:r>
+      <w:r>
+        <w:rPr>
+          <w:rFonts w:ascii="Times New Roman" w:eastAsia="Times New Roman" w:hAnsi="Times New Roman" w:cs="Times New Roman"/>
+          <w:color w:val="388600"/>
+          <w:sz w:val="24"/>
+          <w:szCs w:val="24"/>
+          <w:lang w:eastAsia="pt-BR"/>
+        </w:rPr>
+        <w:t xml:space="preserve"> </w:t>
+      </w:r>
+      <w:proofErr w:type="spellStart"/>
+      <w:r>
+        <w:rPr>
+          <w:rFonts w:ascii="Times New Roman" w:eastAsia="Times New Roman" w:hAnsi="Times New Roman" w:cs="Times New Roman"/>
+          <w:color w:val="388600"/>
+          <w:sz w:val="24"/>
+          <w:szCs w:val="24"/>
+          <w:lang w:eastAsia="pt-BR"/>
+        </w:rPr>
+        <w:t>size</w:t>
+      </w:r>
+      <w:proofErr w:type="spellEnd"/>
+      <w:r>
+        <w:rPr>
+          <w:rFonts w:ascii="Times New Roman" w:eastAsia="Times New Roman" w:hAnsi="Times New Roman" w:cs="Times New Roman"/>
+          <w:color w:val="388600"/>
+          <w:sz w:val="24"/>
+          <w:szCs w:val="24"/>
+          <w:lang w:eastAsia="pt-BR"/>
+        </w:rPr>
+        <w:t>=</w:t>
+      </w:r>
+      <w:r>
+        <w:rPr>
+          <w:rFonts w:ascii="Times New Roman" w:eastAsia="Times New Roman" w:hAnsi="Times New Roman" w:cs="Times New Roman"/>
+          <w:color w:val="388600"/>
+          <w:sz w:val="24"/>
+          <w:szCs w:val="24"/>
+          <w:lang w:eastAsia="pt-BR"/>
+        </w:rPr>
+        <w:t>"</w:t>
+      </w:r>
+      <w:r>
+        <w:rPr>
+          <w:rFonts w:ascii="Times New Roman" w:eastAsia="Times New Roman" w:hAnsi="Times New Roman" w:cs="Times New Roman"/>
+          <w:color w:val="388600"/>
+          <w:sz w:val="24"/>
+          <w:szCs w:val="24"/>
+          <w:lang w:eastAsia="pt-BR"/>
+        </w:rPr>
+        <w:t>30</w:t>
+      </w:r>
+      <w:r>
+        <w:rPr>
+          <w:rFonts w:ascii="Times New Roman" w:eastAsia="Times New Roman" w:hAnsi="Times New Roman" w:cs="Times New Roman"/>
+          <w:color w:val="388600"/>
+          <w:sz w:val="24"/>
+          <w:szCs w:val="24"/>
+          <w:lang w:eastAsia="pt-BR"/>
+        </w:rPr>
+        <w:t>"</w:t>
+      </w:r>
+      <w:r>
+        <w:rPr>
+          <w:rFonts w:ascii="Times New Roman" w:eastAsia="Times New Roman" w:hAnsi="Times New Roman" w:cs="Times New Roman"/>
+          <w:color w:val="388600"/>
+          <w:sz w:val="24"/>
+          <w:szCs w:val="24"/>
+          <w:lang w:eastAsia="pt-BR"/>
+        </w:rPr>
+        <w:t>&gt;</w:t>
+      </w:r>
+      <w:r>
+        <w:rPr>
+          <w:rFonts w:ascii="Times New Roman" w:eastAsia="Times New Roman" w:hAnsi="Times New Roman" w:cs="Times New Roman"/>
+          <w:color w:val="388600"/>
+          <w:sz w:val="24"/>
+          <w:szCs w:val="24"/>
+          <w:lang w:eastAsia="pt-BR"/>
+        </w:rPr>
+        <w:t xml:space="preserve"> </w:t>
+      </w:r>
+    </w:p>
+    <w:p>
+      <w:pPr>
+        <w:pStyle w:val="PargrafodaLista"/>
+        <w:numPr>
+          <w:ilvl w:val="0"/>
+          <w:numId w:val="71"/>
+        </w:numPr>
+        <w:spacing w:before="100" w:beforeAutospacing="1" w:after="100" w:afterAutospacing="1" w:line="240" w:lineRule="auto"/>
+        <w:rPr>
+          <w:rFonts w:eastAsia="Times New Roman" w:cstheme="minorHAnsi"/>
+          <w:lang w:eastAsia="pt-BR"/>
+        </w:rPr>
+      </w:pPr>
+      <w:proofErr w:type="spellStart"/>
+      <w:r>
+        <w:rPr>
+          <w:rFonts w:eastAsia="Times New Roman" w:cstheme="minorHAnsi"/>
+          <w:b/>
+          <w:bCs/>
+          <w:color w:val="004E9A"/>
+          <w:sz w:val="24"/>
+          <w:szCs w:val="24"/>
+          <w:lang w:eastAsia="pt-BR"/>
+        </w:rPr>
+        <w:t>size</w:t>
+      </w:r>
+      <w:proofErr w:type="spellEnd"/>
+      <w:r>
+        <w:rPr>
+          <w:rFonts w:eastAsia="Times New Roman" w:cstheme="minorHAnsi"/>
+          <w:color w:val="004E9A"/>
+          <w:sz w:val="24"/>
+          <w:szCs w:val="24"/>
+          <w:lang w:eastAsia="pt-BR"/>
+        </w:rPr>
+        <w:t xml:space="preserve">: </w:t>
+      </w:r>
+      <w:r>
+        <w:rPr>
+          <w:rFonts w:eastAsia="Times New Roman" w:cstheme="minorHAnsi"/>
+          <w:lang w:eastAsia="pt-BR"/>
+        </w:rPr>
+        <w:t>O atributo define a largura visível do campo de texto, em número de caracteres.</w:t>
+      </w:r>
+      <w:r>
+        <w:rPr>
+          <w:rFonts w:eastAsia="Times New Roman" w:cstheme="minorHAnsi"/>
+          <w:lang w:eastAsia="pt-BR"/>
+        </w:rPr>
+        <w:t xml:space="preserve"> </w:t>
+      </w:r>
+      <w:r>
+        <w:rPr>
+          <w:rFonts w:eastAsia="Times New Roman" w:cstheme="minorHAnsi"/>
+          <w:lang w:eastAsia="pt-BR"/>
+        </w:rPr>
+        <w:t xml:space="preserve">Exemplo: </w:t>
+      </w:r>
+      <w:proofErr w:type="spellStart"/>
+      <w:r>
+        <w:rPr>
+          <w:rFonts w:eastAsia="Times New Roman" w:cstheme="minorHAnsi"/>
+          <w:lang w:eastAsia="pt-BR"/>
+        </w:rPr>
+        <w:t>size</w:t>
+      </w:r>
+      <w:proofErr w:type="spellEnd"/>
+      <w:r>
+        <w:rPr>
+          <w:rFonts w:eastAsia="Times New Roman" w:cstheme="minorHAnsi"/>
+          <w:lang w:eastAsia="pt-BR"/>
+        </w:rPr>
+        <w:t xml:space="preserve">="30" deixa a caixa larga o suficiente para mostrar </w:t>
+      </w:r>
+      <w:r>
+        <w:rPr>
+          <w:rFonts w:eastAsia="Times New Roman" w:cstheme="minorHAnsi"/>
+          <w:b/>
+          <w:bCs/>
+          <w:lang w:eastAsia="pt-BR"/>
+        </w:rPr>
+        <w:t>30 caracteres</w:t>
+      </w:r>
+      <w:r>
+        <w:rPr>
+          <w:rFonts w:eastAsia="Times New Roman" w:cstheme="minorHAnsi"/>
+          <w:lang w:eastAsia="pt-BR"/>
+        </w:rPr>
+        <w:t>.</w:t>
+      </w:r>
+    </w:p>
+    <w:p>
+      <w:pPr>
+        <w:pStyle w:val="PargrafodaLista"/>
+        <w:numPr>
+          <w:ilvl w:val="0"/>
+          <w:numId w:val="71"/>
+        </w:numPr>
+        <w:spacing w:before="100" w:beforeAutospacing="1" w:after="100" w:afterAutospacing="1" w:line="240" w:lineRule="auto"/>
+        <w:rPr>
+          <w:rFonts w:eastAsia="Times New Roman" w:cstheme="minorHAnsi"/>
+          <w:sz w:val="24"/>
+          <w:szCs w:val="24"/>
+          <w:lang w:eastAsia="pt-BR"/>
+        </w:rPr>
+      </w:pPr>
+      <w:proofErr w:type="spellStart"/>
+      <w:r>
+        <w:rPr>
+          <w:rFonts w:eastAsia="Times New Roman" w:cstheme="minorHAnsi"/>
+          <w:b/>
+          <w:bCs/>
+          <w:color w:val="004E9A"/>
+          <w:sz w:val="24"/>
+          <w:szCs w:val="24"/>
+          <w:lang w:eastAsia="pt-BR"/>
+        </w:rPr>
+        <w:t>placeholder</w:t>
+      </w:r>
+      <w:proofErr w:type="spellEnd"/>
+      <w:r>
+        <w:rPr>
+          <w:rFonts w:eastAsia="Times New Roman" w:cstheme="minorHAnsi"/>
+          <w:color w:val="004E9A"/>
+          <w:sz w:val="24"/>
+          <w:szCs w:val="24"/>
+          <w:lang w:eastAsia="pt-BR"/>
+        </w:rPr>
+        <w:t xml:space="preserve"> </w:t>
+      </w:r>
+      <w:r>
+        <w:rPr>
+          <w:rFonts w:eastAsia="Times New Roman" w:cstheme="minorHAnsi"/>
+          <w:sz w:val="24"/>
+          <w:szCs w:val="24"/>
+          <w:lang w:eastAsia="pt-BR"/>
+        </w:rPr>
+        <w:t>exibe um texto dentro da caixa como sugestão antes do usuário digitar</w:t>
+      </w:r>
+      <w:r>
+        <w:rPr>
+          <w:rFonts w:eastAsia="Times New Roman" w:cstheme="minorHAnsi"/>
+          <w:sz w:val="24"/>
+          <w:szCs w:val="24"/>
+          <w:lang w:eastAsia="pt-BR"/>
+        </w:rPr>
+        <w:t>.</w:t>
+      </w:r>
+    </w:p>
+    <w:p>
+      <w:pPr>
+        <w:pStyle w:val="PargrafodaLista"/>
+        <w:numPr>
+          <w:ilvl w:val="0"/>
+          <w:numId w:val="71"/>
+        </w:numPr>
+        <w:spacing w:before="100" w:beforeAutospacing="1" w:after="100" w:afterAutospacing="1" w:line="240" w:lineRule="auto"/>
+        <w:rPr>
+          <w:rFonts w:eastAsia="Times New Roman" w:cstheme="minorHAnsi"/>
+          <w:sz w:val="24"/>
+          <w:szCs w:val="24"/>
+          <w:lang w:eastAsia="pt-BR"/>
+        </w:rPr>
+      </w:pPr>
+      <w:r>
+        <w:rPr>
+          <w:rFonts w:eastAsia="Times New Roman" w:cstheme="minorHAnsi"/>
+          <w:sz w:val="24"/>
+          <w:szCs w:val="24"/>
+          <w:lang w:eastAsia="pt-BR"/>
+        </w:rPr>
+        <w:t xml:space="preserve"> </w:t>
+      </w:r>
+      <w:r>
+        <w:rPr>
+          <w:rFonts w:eastAsia="Times New Roman" w:cstheme="minorHAnsi"/>
+          <w:b/>
+          <w:bCs/>
+          <w:color w:val="004E9A"/>
+          <w:sz w:val="24"/>
+          <w:szCs w:val="24"/>
+          <w:lang w:eastAsia="pt-BR"/>
+        </w:rPr>
+        <w:t>a</w:t>
+      </w:r>
+      <w:r>
+        <w:rPr>
+          <w:rFonts w:eastAsia="Times New Roman" w:cstheme="minorHAnsi"/>
+          <w:b/>
+          <w:bCs/>
+          <w:color w:val="004E9A"/>
+          <w:sz w:val="24"/>
+          <w:szCs w:val="24"/>
+          <w:lang w:eastAsia="pt-BR"/>
+        </w:rPr>
+        <w:t>utocomplete</w:t>
+      </w:r>
+      <w:r>
+        <w:rPr>
+          <w:rFonts w:eastAsia="Times New Roman" w:cstheme="minorHAnsi"/>
+          <w:sz w:val="24"/>
+          <w:szCs w:val="24"/>
+          <w:lang w:eastAsia="pt-BR"/>
+        </w:rPr>
+        <w:t xml:space="preserve"> usado no input, é um pouco diferente de como é uado no form. Ele </w:t>
+      </w:r>
+      <w:r>
+        <w:rPr>
+          <w:rFonts w:eastAsia="Times New Roman" w:cstheme="minorHAnsi"/>
+          <w:sz w:val="24"/>
+          <w:szCs w:val="24"/>
+          <w:lang w:eastAsia="pt-BR"/>
+        </w:rPr>
+        <w:t xml:space="preserve">faz o navegador </w:t>
+      </w:r>
+      <w:r>
+        <w:rPr>
+          <w:rFonts w:eastAsia="Times New Roman" w:cstheme="minorHAnsi"/>
+          <w:b/>
+          <w:bCs/>
+          <w:sz w:val="24"/>
+          <w:szCs w:val="24"/>
+          <w:lang w:eastAsia="pt-BR"/>
+        </w:rPr>
+        <w:t>sugerir ou preencher automaticamente</w:t>
+      </w:r>
+      <w:r>
+        <w:rPr>
+          <w:rFonts w:eastAsia="Times New Roman" w:cstheme="minorHAnsi"/>
+          <w:sz w:val="24"/>
+          <w:szCs w:val="24"/>
+          <w:lang w:eastAsia="pt-BR"/>
+        </w:rPr>
+        <w:t xml:space="preserve">, porém com definições. Exemplo: </w:t>
+      </w:r>
+      <w:r>
+        <w:rPr>
+          <w:rFonts w:eastAsia="Times New Roman" w:cstheme="minorHAnsi"/>
+          <w:b/>
+          <w:bCs/>
+          <w:color w:val="004E9A"/>
+          <w:sz w:val="24"/>
+          <w:szCs w:val="24"/>
+          <w:lang w:eastAsia="pt-BR"/>
+        </w:rPr>
+        <w:t>autocomplete="</w:t>
+      </w:r>
+      <w:proofErr w:type="spellStart"/>
+      <w:r>
+        <w:rPr>
+          <w:rFonts w:eastAsia="Times New Roman" w:cstheme="minorHAnsi"/>
+          <w:b/>
+          <w:bCs/>
+          <w:color w:val="004E9A"/>
+          <w:sz w:val="24"/>
+          <w:szCs w:val="24"/>
+          <w:lang w:eastAsia="pt-BR"/>
+        </w:rPr>
+        <w:t>current-password</w:t>
+      </w:r>
+      <w:proofErr w:type="spellEnd"/>
+      <w:proofErr w:type="gramStart"/>
+      <w:r>
+        <w:rPr>
+          <w:rFonts w:eastAsia="Times New Roman" w:cstheme="minorHAnsi"/>
+          <w:b/>
+          <w:bCs/>
+          <w:color w:val="004E9A"/>
+          <w:sz w:val="24"/>
+          <w:szCs w:val="24"/>
+          <w:lang w:eastAsia="pt-BR"/>
+        </w:rPr>
+        <w:t>"</w:t>
+      </w:r>
+      <w:r>
+        <w:rPr>
+          <w:rFonts w:eastAsia="Times New Roman" w:cstheme="minorHAnsi"/>
+          <w:b/>
+          <w:bCs/>
+          <w:color w:val="004E9A"/>
+          <w:sz w:val="24"/>
+          <w:szCs w:val="24"/>
+          <w:lang w:eastAsia="pt-BR"/>
+        </w:rPr>
+        <w:t xml:space="preserve"> </w:t>
+      </w:r>
+      <w:r>
+        <w:rPr>
+          <w:rFonts w:eastAsia="Times New Roman" w:cstheme="minorHAnsi"/>
+          <w:b/>
+          <w:bCs/>
+          <w:color w:val="004E9A"/>
+          <w:sz w:val="24"/>
+          <w:szCs w:val="24"/>
+          <w:lang w:eastAsia="pt-BR"/>
+        </w:rPr>
+        <w:t>,</w:t>
+      </w:r>
+      <w:proofErr w:type="gramEnd"/>
+      <w:r>
+        <w:rPr>
+          <w:rFonts w:eastAsia="Times New Roman" w:cstheme="minorHAnsi"/>
+          <w:b/>
+          <w:bCs/>
+          <w:color w:val="004E9A"/>
+          <w:sz w:val="24"/>
+          <w:szCs w:val="24"/>
+          <w:lang w:eastAsia="pt-BR"/>
+        </w:rPr>
+        <w:t xml:space="preserve"> </w:t>
+      </w:r>
+      <w:r>
+        <w:rPr>
+          <w:rFonts w:eastAsia="Times New Roman" w:cstheme="minorHAnsi"/>
+          <w:sz w:val="24"/>
+          <w:szCs w:val="24"/>
+          <w:lang w:eastAsia="pt-BR"/>
+        </w:rPr>
+        <w:t>neste caso</w:t>
+      </w:r>
+      <w:r>
+        <w:rPr>
+          <w:rFonts w:eastAsia="Times New Roman" w:cstheme="minorHAnsi"/>
+          <w:b/>
+          <w:bCs/>
+          <w:sz w:val="24"/>
+          <w:szCs w:val="24"/>
+          <w:lang w:eastAsia="pt-BR"/>
+        </w:rPr>
+        <w:t xml:space="preserve"> </w:t>
+      </w:r>
+      <w:r>
+        <w:rPr>
+          <w:rFonts w:eastAsia="Times New Roman" w:cstheme="minorHAnsi"/>
+          <w:sz w:val="24"/>
+          <w:szCs w:val="24"/>
+          <w:lang w:eastAsia="pt-BR"/>
+        </w:rPr>
+        <w:t xml:space="preserve">a </w:t>
+      </w:r>
+      <w:r>
+        <w:rPr>
+          <w:rFonts w:eastAsia="Times New Roman" w:cstheme="minorHAnsi"/>
+          <w:b/>
+          <w:bCs/>
+          <w:sz w:val="24"/>
+          <w:szCs w:val="24"/>
+          <w:lang w:eastAsia="pt-BR"/>
+        </w:rPr>
+        <w:t>senha atual</w:t>
+      </w:r>
+      <w:r>
+        <w:rPr>
+          <w:rFonts w:eastAsia="Times New Roman" w:cstheme="minorHAnsi"/>
+          <w:sz w:val="24"/>
+          <w:szCs w:val="24"/>
+          <w:lang w:eastAsia="pt-BR"/>
+        </w:rPr>
+        <w:t xml:space="preserve"> salva para aquele site.</w:t>
+      </w:r>
+    </w:p>
+    <w:p>
+      <w:pPr>
+        <w:pStyle w:val="PargrafodaLista"/>
+        <w:spacing w:before="100" w:beforeAutospacing="1" w:after="100" w:afterAutospacing="1" w:line="240" w:lineRule="auto"/>
+        <w:rPr>
+          <w:rFonts w:ascii="Times New Roman" w:eastAsia="Times New Roman" w:hAnsi="Times New Roman" w:cs="Times New Roman"/>
+          <w:sz w:val="24"/>
+          <w:szCs w:val="24"/>
+          <w:lang w:eastAsia="pt-BR"/>
+        </w:rPr>
+      </w:pPr>
+    </w:p>
+    <w:p>
+      <w:pPr>
+        <w:pStyle w:val="PargrafodaLista"/>
+        <w:spacing w:after="0"/>
+        <w:rPr>
+          <w:rFonts w:eastAsia="Times New Roman"/>
+          <w:b/>
+          <w:bCs/>
+          <w:color w:val="004F88"/>
+          <w:lang w:eastAsia="pt-BR"/>
+        </w:rPr>
+      </w:pPr>
+    </w:p>
+    <w:p>
+      <w:pPr>
+        <w:pStyle w:val="PargrafodaLista"/>
+        <w:spacing w:after="0"/>
+        <w:rPr>
+          <w:rFonts w:ascii="Segoe UI Emoji" w:eastAsia="Times New Roman" w:hAnsi="Segoe UI Emoji" w:cs="Segoe UI Emoji"/>
+          <w:b/>
+          <w:bCs/>
+          <w:color w:val="004F88"/>
+          <w:sz w:val="24"/>
+          <w:szCs w:val="24"/>
+          <w:lang w:eastAsia="pt-BR"/>
+        </w:rPr>
+      </w:pPr>
+    </w:p>
+    <w:p>
+      <w:pPr>
         <w:rPr>
           <w:rFonts w:ascii="Segoe UI Emoji" w:eastAsia="Times New Roman" w:hAnsi="Segoe UI Emoji" w:cs="Segoe UI Emoji"/>
           <w:sz w:val="24"/>
@@ -14748,7 +15826,7 @@
           <w:bCs/>
         </w:rPr>
         <w:pict w14:anchorId="195EDF52">
-          <v:rect id="_x0000_i1056" style="width:0;height:1.5pt" o:hralign="center" o:bullet="t" o:hrstd="t" o:hr="t" fillcolor="#a0a0a0" stroked="f"/>
+          <v:rect id="_x0000_i1040" style="width:0;height:1.5pt" o:hralign="center" o:bullet="t" o:hrstd="t" o:hr="t" fillcolor="#a0a0a0" stroked="f"/>
         </w:pict>
       </w:r>
     </w:p>
@@ -15290,6 +16368,7 @@
         <w:rPr>
           <w:noProof/>
         </w:rPr>
+        <w:lastRenderedPageBreak/>
         <w:drawing>
           <wp:inline distT="0" distB="0" distL="0" distR="0" wp14:anchorId="4B1877AE" wp14:editId="10450445">
             <wp:extent cx="4057650" cy="266700"/>
@@ -15556,25 +16635,6 @@
       </w:pPr>
       <w:r>
         <w:rPr>
-          <w:b/>
-          <w:bCs/>
-        </w:rPr>
-        <w:pict w14:anchorId="1BBBEE7E">
-          <v:rect id="_x0000_i1057" style="width:0;height:1.5pt" o:hralign="center" o:bullet="t" o:hrstd="t" o:hr="t" fillcolor="#a0a0a0" stroked="f"/>
-        </w:pict>
-      </w:r>
-    </w:p>
-    <w:p>
-      <w:pPr>
-        <w:rPr>
-          <w:rFonts w:ascii="Segoe UI Emoji" w:eastAsia="Times New Roman" w:hAnsi="Segoe UI Emoji" w:cs="Segoe UI Emoji"/>
-          <w:sz w:val="24"/>
-          <w:szCs w:val="24"/>
-          <w:lang w:eastAsia="pt-BR"/>
-        </w:rPr>
-      </w:pPr>
-      <w:r>
-        <w:rPr>
           <w:rFonts w:ascii="Times New Roman" w:eastAsia="Times New Roman" w:hAnsi="Times New Roman" w:cs="Times New Roman"/>
           <w:noProof/>
           <w:lang w:eastAsia="pt-BR"/>
@@ -15582,16 +16642,16 @@
         <mc:AlternateContent>
           <mc:Choice Requires="wpg">
             <w:drawing>
-              <wp:anchor distT="0" distB="0" distL="114300" distR="114300" simplePos="0" relativeHeight="251685376" behindDoc="0" locked="0" layoutInCell="1" allowOverlap="1" wp14:anchorId="1FF68EE0" wp14:editId="04C1A1A1">
+              <wp:anchor distT="0" distB="0" distL="114300" distR="114300" simplePos="0" relativeHeight="251685376" behindDoc="0" locked="0" layoutInCell="1" allowOverlap="1" wp14:anchorId="1FF68EE0" wp14:editId="70C6A478">
                 <wp:simplePos x="0" y="0"/>
                 <wp:positionH relativeFrom="margin">
                   <wp:posOffset>1263015</wp:posOffset>
                 </wp:positionH>
                 <wp:positionV relativeFrom="paragraph">
-                  <wp:posOffset>-4445</wp:posOffset>
+                  <wp:posOffset>321945</wp:posOffset>
                 </wp:positionV>
-                <wp:extent cx="2837815" cy="476250"/>
-                <wp:effectExtent l="0" t="0" r="19685" b="19050"/>
+                <wp:extent cx="2752725" cy="457200"/>
+                <wp:effectExtent l="0" t="0" r="28575" b="19050"/>
                 <wp:wrapNone/>
                 <wp:docPr id="345151738" name="Agrupar 4"/>
                 <wp:cNvGraphicFramePr/>
@@ -15602,7 +16662,7 @@
                       <wpg:grpSpPr>
                         <a:xfrm>
                           <a:off x="0" y="0"/>
-                          <a:ext cx="2837815" cy="476250"/>
+                          <a:ext cx="2752725" cy="457200"/>
                           <a:chOff x="86002" y="0"/>
                           <a:chExt cx="1024920" cy="447675"/>
                         </a:xfrm>
@@ -15782,7 +16842,7 @@
           </mc:Choice>
           <mc:Fallback>
             <w:pict>
-              <v:group w14:anchorId="1FF68EE0" id="_x0000_s1077" style="position:absolute;margin-left:99.45pt;margin-top:-.35pt;width:223.45pt;height:37.5pt;z-index:251685376;mso-position-horizontal-relative:margin;mso-width-relative:margin;mso-height-relative:margin" coordorigin="860" coordsize="10249,4476" o:gfxdata="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">
+              <v:group w14:anchorId="1FF68EE0" id="_x0000_s1077" style="position:absolute;margin-left:99.45pt;margin-top:25.35pt;width:216.75pt;height:36pt;z-index:251685376;mso-position-horizontal-relative:margin;mso-width-relative:margin;mso-height-relative:margin" coordorigin="860" coordsize="10249,4476" o:gfxdata="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">
                 <v:shape id="Seta: Pentágono 1" o:spid="_x0000_s1078" type="#_x0000_t176" style="position:absolute;left:860;width:10249;height:4476;visibility:visible;mso-wrap-style:square;v-text-anchor:middle" o:gfxdata="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" fillcolor="#4f81bd [3204]" strokecolor="#0a121c [484]" strokeweight="2pt"/>
                 <v:shape id="Caixa de Texto 3" o:spid="_x0000_s1079" type="#_x0000_t202" style="position:absolute;left:959;top:666;width:9961;height:3273;visibility:visible;mso-wrap-style:square;v-text-anchor:top" o:gfxdata="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" filled="f" stroked="f" strokeweight=".5pt">
                   <v:textbox>
@@ -15895,6 +16955,15 @@
           </mc:Fallback>
         </mc:AlternateContent>
       </w:r>
+      <w:r>
+        <w:rPr>
+          <w:b/>
+          <w:bCs/>
+        </w:rPr>
+        <w:pict w14:anchorId="1BBBEE7E">
+          <v:rect id="_x0000_i1041" style="width:0;height:1.5pt" o:hralign="center" o:bullet="t" o:hrstd="t" o:hr="t" fillcolor="#a0a0a0" stroked="f"/>
+        </w:pict>
+      </w:r>
     </w:p>
     <w:p>
       <w:pPr>
@@ -16140,7 +17209,6 @@
           <w:szCs w:val="24"/>
           <w:lang w:eastAsia="pt-BR"/>
         </w:rPr>
-        <w:lastRenderedPageBreak/>
         <w:t xml:space="preserve">         </w:t>
       </w:r>
       <w:r>
@@ -16200,20 +17268,9 @@
           <w:bCs/>
         </w:rPr>
         <w:pict w14:anchorId="02556A2B">
-          <v:rect id="_x0000_i1041" style="width:0;height:1.5pt" o:hralign="center" o:bullet="t" o:hrstd="t" o:hr="t" fillcolor="#a0a0a0" stroked="f"/>
+          <v:rect id="_x0000_i1042" style="width:0;height:1.5pt" o:hralign="center" o:bullet="t" o:hrstd="t" o:hr="t" fillcolor="#a0a0a0" stroked="f"/>
         </w:pict>
       </w:r>
-    </w:p>
-    <w:p>
-      <w:pPr>
-        <w:pStyle w:val="PargrafodaLista"/>
-        <w:rPr>
-          <w:rFonts w:ascii="Segoe UI Emoji" w:eastAsia="Times New Roman" w:hAnsi="Segoe UI Emoji" w:cs="Segoe UI Emoji"/>
-          <w:sz w:val="24"/>
-          <w:szCs w:val="24"/>
-          <w:lang w:eastAsia="pt-BR"/>
-        </w:rPr>
-      </w:pPr>
     </w:p>
     <w:p>
       <w:pPr>
@@ -16815,7 +17872,7 @@
           <w:bCs/>
         </w:rPr>
         <w:pict w14:anchorId="02E4FBB2">
-          <v:rect id="_x0000_i1042" style="width:0;height:1.5pt" o:hralign="center" o:bullet="t" o:hrstd="t" o:hr="t" fillcolor="#a0a0a0" stroked="f"/>
+          <v:rect id="_x0000_i1043" style="width:0;height:1.5pt" o:hralign="center" o:bullet="t" o:hrstd="t" o:hr="t" fillcolor="#a0a0a0" stroked="f"/>
         </w:pict>
       </w:r>
     </w:p>
@@ -17415,6 +18472,7 @@
           <w:szCs w:val="24"/>
           <w:lang w:eastAsia="pt-BR"/>
         </w:rPr>
+        <w:lastRenderedPageBreak/>
         <w:t xml:space="preserve"> </w:t>
       </w:r>
       <w:r>
@@ -17581,7 +18639,7 @@
           <w:bCs/>
         </w:rPr>
         <w:pict w14:anchorId="10FB23F2">
-          <v:rect id="_x0000_i1043" style="width:0;height:1.5pt" o:hralign="center" o:bullet="t" o:hrstd="t" o:hr="t" fillcolor="#a0a0a0" stroked="f"/>
+          <v:rect id="_x0000_i1044" style="width:0;height:1.5pt" o:hralign="center" o:bullet="t" o:hrstd="t" o:hr="t" fillcolor="#a0a0a0" stroked="f"/>
         </w:pict>
       </w:r>
     </w:p>
@@ -18129,7 +19187,6 @@
           <w:szCs w:val="24"/>
           <w:lang w:eastAsia="pt-BR"/>
         </w:rPr>
-        <w:lastRenderedPageBreak/>
         <w:t xml:space="preserve">                      </w:t>
       </w:r>
       <w:r>
@@ -18238,7 +19295,7 @@
           <w:bCs/>
         </w:rPr>
         <w:pict w14:anchorId="6B6D752E">
-          <v:rect id="_x0000_i1044" style="width:0;height:1.5pt" o:hralign="center" o:bullet="t" o:hrstd="t" o:hr="t" fillcolor="#a0a0a0" stroked="f"/>
+          <v:rect id="_x0000_i1045" style="width:0;height:1.5pt" o:hralign="center" o:bullet="t" o:hrstd="t" o:hr="t" fillcolor="#a0a0a0" stroked="f"/>
         </w:pict>
       </w:r>
     </w:p>
@@ -18720,6 +19777,7 @@
         <w:rPr>
           <w:noProof/>
         </w:rPr>
+        <w:lastRenderedPageBreak/>
         <w:drawing>
           <wp:inline distT="0" distB="0" distL="0" distR="0" wp14:anchorId="5D7ECF8B" wp14:editId="64ECDF16">
             <wp:extent cx="3629025" cy="1285875"/>
@@ -19059,7 +20117,6 @@
         <w:rPr>
           <w:noProof/>
         </w:rPr>
-        <w:lastRenderedPageBreak/>
         <w:drawing>
           <wp:inline distT="0" distB="0" distL="0" distR="0" wp14:anchorId="58D37520" wp14:editId="139518AB">
             <wp:extent cx="5400040" cy="2498090"/>
@@ -19382,7 +20439,7 @@
           <w:bCs/>
         </w:rPr>
         <w:pict w14:anchorId="0D397291">
-          <v:rect id="_x0000_i1045" style="width:0;height:1.5pt" o:hralign="center" o:bullet="t" o:hrstd="t" o:hr="t" fillcolor="#a0a0a0" stroked="f"/>
+          <v:rect id="_x0000_i1046" style="width:0;height:1.5pt" o:hralign="center" o:bullet="t" o:hrstd="t" o:hr="t" fillcolor="#a0a0a0" stroked="f"/>
         </w:pict>
       </w:r>
     </w:p>
@@ -19917,6 +20974,7 @@
           <w:color w:val="00B0F0"/>
           <w:lang w:eastAsia="pt-BR"/>
         </w:rPr>
+        <w:lastRenderedPageBreak/>
         <w:t>caption</w:t>
       </w:r>
       <w:proofErr w:type="spellEnd"/>
@@ -20403,7 +21461,6 @@
           <w:noProof/>
           <w:lang w:eastAsia="pt-BR"/>
         </w:rPr>
-        <w:lastRenderedPageBreak/>
         <w:drawing>
           <wp:inline distT="0" distB="0" distL="0" distR="0" wp14:anchorId="51EC58B2" wp14:editId="60877D85">
             <wp:extent cx="2522633" cy="1104900"/>
@@ -21285,7 +22342,7 @@
           <w:bCs/>
         </w:rPr>
         <w:pict w14:anchorId="77E03A4C">
-          <v:rect id="_x0000_i1046" style="width:0;height:1.5pt" o:hralign="center" o:bullet="t" o:hrstd="t" o:hr="t" fillcolor="#a0a0a0" stroked="f"/>
+          <v:rect id="_x0000_i1047" style="width:0;height:1.5pt" o:hralign="center" o:bullet="t" o:hrstd="t" o:hr="t" fillcolor="#a0a0a0" stroked="f"/>
         </w:pict>
       </w:r>
     </w:p>
@@ -21680,6 +22737,7 @@
           <w:bCs/>
           <w:color w:val="004E9A"/>
         </w:rPr>
+        <w:lastRenderedPageBreak/>
         <w:t>sandbox</w:t>
       </w:r>
       <w:proofErr w:type="spellEnd"/>
@@ -21948,7 +23006,6 @@
           <w:szCs w:val="24"/>
           <w:lang w:eastAsia="pt-BR"/>
         </w:rPr>
-        <w:lastRenderedPageBreak/>
         <w:t xml:space="preserve">💡 </w:t>
       </w:r>
       <w:r>
@@ -22142,7 +23199,7 @@
       </w:pPr>
       <w:r>
         <w:pict w14:anchorId="08FC8D4C">
-          <v:rect id="_x0000_i1047" style="width:0;height:1.5pt" o:hralign="center" o:bullet="t" o:hrstd="t" o:hr="t" fillcolor="#a0a0a0" stroked="f"/>
+          <v:rect id="_x0000_i1048" style="width:0;height:1.5pt" o:hralign="center" o:bullet="t" o:hrstd="t" o:hr="t" fillcolor="#a0a0a0" stroked="f"/>
         </w:pict>
       </w:r>
     </w:p>
@@ -22921,6 +23978,7 @@
           <w:bCs/>
           <w:lang w:eastAsia="pt-BR"/>
         </w:rPr>
+        <w:lastRenderedPageBreak/>
         <w:t xml:space="preserve">Use </w:t>
       </w:r>
       <w:proofErr w:type="spellStart"/>
@@ -23024,7 +24082,7 @@
       </w:r>
       <w:r>
         <w:pict w14:anchorId="10F8418F">
-          <v:rect id="_x0000_i1048" style="width:0;height:1.5pt" o:hralign="center" o:bullet="t" o:hrstd="t" o:hr="t" fillcolor="#a0a0a0" stroked="f"/>
+          <v:rect id="_x0000_i1049" style="width:0;height:1.5pt" o:hralign="center" o:bullet="t" o:hrstd="t" o:hr="t" fillcolor="#a0a0a0" stroked="f"/>
         </w:pict>
       </w:r>
     </w:p>
@@ -31106,6 +32164,119 @@
     </w:lvl>
   </w:abstractNum>
   <w:abstractNum w:abstractNumId="65" w15:restartNumberingAfterBreak="0">
+    <w:nsid w:val="77293F03"/>
+    <w:multiLevelType w:val="hybridMultilevel"/>
+    <w:tmpl w:val="58121602"/>
+    <w:lvl w:ilvl="0" w:tplc="04160001">
+      <w:start w:val="1"/>
+      <w:numFmt w:val="bullet"/>
+      <w:lvlText w:val=""/>
+      <w:lvlJc w:val="left"/>
+      <w:pPr>
+        <w:ind w:left="720" w:hanging="360"/>
+      </w:pPr>
+      <w:rPr>
+        <w:rFonts w:ascii="Symbol" w:hAnsi="Symbol" w:hint="default"/>
+      </w:rPr>
+    </w:lvl>
+    <w:lvl w:ilvl="1" w:tplc="04160003" w:tentative="1">
+      <w:start w:val="1"/>
+      <w:numFmt w:val="bullet"/>
+      <w:lvlText w:val="o"/>
+      <w:lvlJc w:val="left"/>
+      <w:pPr>
+        <w:ind w:left="1440" w:hanging="360"/>
+      </w:pPr>
+      <w:rPr>
+        <w:rFonts w:ascii="Courier New" w:hAnsi="Courier New" w:cs="Courier New" w:hint="default"/>
+      </w:rPr>
+    </w:lvl>
+    <w:lvl w:ilvl="2" w:tplc="04160005" w:tentative="1">
+      <w:start w:val="1"/>
+      <w:numFmt w:val="bullet"/>
+      <w:lvlText w:val=""/>
+      <w:lvlJc w:val="left"/>
+      <w:pPr>
+        <w:ind w:left="2160" w:hanging="360"/>
+      </w:pPr>
+      <w:rPr>
+        <w:rFonts w:ascii="Wingdings" w:hAnsi="Wingdings" w:hint="default"/>
+      </w:rPr>
+    </w:lvl>
+    <w:lvl w:ilvl="3" w:tplc="04160001" w:tentative="1">
+      <w:start w:val="1"/>
+      <w:numFmt w:val="bullet"/>
+      <w:lvlText w:val=""/>
+      <w:lvlJc w:val="left"/>
+      <w:pPr>
+        <w:ind w:left="2880" w:hanging="360"/>
+      </w:pPr>
+      <w:rPr>
+        <w:rFonts w:ascii="Symbol" w:hAnsi="Symbol" w:hint="default"/>
+      </w:rPr>
+    </w:lvl>
+    <w:lvl w:ilvl="4" w:tplc="04160003" w:tentative="1">
+      <w:start w:val="1"/>
+      <w:numFmt w:val="bullet"/>
+      <w:lvlText w:val="o"/>
+      <w:lvlJc w:val="left"/>
+      <w:pPr>
+        <w:ind w:left="3600" w:hanging="360"/>
+      </w:pPr>
+      <w:rPr>
+        <w:rFonts w:ascii="Courier New" w:hAnsi="Courier New" w:cs="Courier New" w:hint="default"/>
+      </w:rPr>
+    </w:lvl>
+    <w:lvl w:ilvl="5" w:tplc="04160005" w:tentative="1">
+      <w:start w:val="1"/>
+      <w:numFmt w:val="bullet"/>
+      <w:lvlText w:val=""/>
+      <w:lvlJc w:val="left"/>
+      <w:pPr>
+        <w:ind w:left="4320" w:hanging="360"/>
+      </w:pPr>
+      <w:rPr>
+        <w:rFonts w:ascii="Wingdings" w:hAnsi="Wingdings" w:hint="default"/>
+      </w:rPr>
+    </w:lvl>
+    <w:lvl w:ilvl="6" w:tplc="04160001" w:tentative="1">
+      <w:start w:val="1"/>
+      <w:numFmt w:val="bullet"/>
+      <w:lvlText w:val=""/>
+      <w:lvlJc w:val="left"/>
+      <w:pPr>
+        <w:ind w:left="5040" w:hanging="360"/>
+      </w:pPr>
+      <w:rPr>
+        <w:rFonts w:ascii="Symbol" w:hAnsi="Symbol" w:hint="default"/>
+      </w:rPr>
+    </w:lvl>
+    <w:lvl w:ilvl="7" w:tplc="04160003" w:tentative="1">
+      <w:start w:val="1"/>
+      <w:numFmt w:val="bullet"/>
+      <w:lvlText w:val="o"/>
+      <w:lvlJc w:val="left"/>
+      <w:pPr>
+        <w:ind w:left="5760" w:hanging="360"/>
+      </w:pPr>
+      <w:rPr>
+        <w:rFonts w:ascii="Courier New" w:hAnsi="Courier New" w:cs="Courier New" w:hint="default"/>
+      </w:rPr>
+    </w:lvl>
+    <w:lvl w:ilvl="8" w:tplc="04160005" w:tentative="1">
+      <w:start w:val="1"/>
+      <w:numFmt w:val="bullet"/>
+      <w:lvlText w:val=""/>
+      <w:lvlJc w:val="left"/>
+      <w:pPr>
+        <w:ind w:left="6480" w:hanging="360"/>
+      </w:pPr>
+      <w:rPr>
+        <w:rFonts w:ascii="Wingdings" w:hAnsi="Wingdings" w:hint="default"/>
+      </w:rPr>
+    </w:lvl>
+  </w:abstractNum>
+  <w:abstractNum w:abstractNumId="66" w15:restartNumberingAfterBreak="0">
     <w:nsid w:val="786476B7"/>
     <w:multiLevelType w:val="hybridMultilevel"/>
     <w:tmpl w:val="23245F9C"/>
@@ -31218,7 +32389,7 @@
       </w:rPr>
     </w:lvl>
   </w:abstractNum>
-  <w:abstractNum w:abstractNumId="66" w15:restartNumberingAfterBreak="0">
+  <w:abstractNum w:abstractNumId="67" w15:restartNumberingAfterBreak="0">
     <w:nsid w:val="7A2E7DCD"/>
     <w:multiLevelType w:val="hybridMultilevel"/>
     <w:tmpl w:val="2AEE369C"/>
@@ -31331,7 +32502,7 @@
       </w:rPr>
     </w:lvl>
   </w:abstractNum>
-  <w:abstractNum w:abstractNumId="67" w15:restartNumberingAfterBreak="0">
+  <w:abstractNum w:abstractNumId="68" w15:restartNumberingAfterBreak="0">
     <w:nsid w:val="7A3D4DD5"/>
     <w:multiLevelType w:val="hybridMultilevel"/>
     <w:tmpl w:val="3A345A74"/>
@@ -31444,7 +32615,7 @@
       </w:rPr>
     </w:lvl>
   </w:abstractNum>
-  <w:abstractNum w:abstractNumId="68" w15:restartNumberingAfterBreak="0">
+  <w:abstractNum w:abstractNumId="69" w15:restartNumberingAfterBreak="0">
     <w:nsid w:val="7F9E33BE"/>
     <w:multiLevelType w:val="hybridMultilevel"/>
     <w:tmpl w:val="7E343722"/>
@@ -31557,7 +32728,7 @@
       </w:rPr>
     </w:lvl>
   </w:abstractNum>
-  <w:abstractNum w:abstractNumId="69" w15:restartNumberingAfterBreak="0">
+  <w:abstractNum w:abstractNumId="70" w15:restartNumberingAfterBreak="0">
     <w:nsid w:val="7FC45E23"/>
     <w:multiLevelType w:val="hybridMultilevel"/>
     <w:tmpl w:val="B6A42388"/>
@@ -31680,7 +32851,7 @@
     <w:abstractNumId w:val="56"/>
   </w:num>
   <w:num w:numId="4" w16cid:durableId="1978948423">
-    <w:abstractNumId w:val="66"/>
+    <w:abstractNumId w:val="67"/>
   </w:num>
   <w:num w:numId="5" w16cid:durableId="1401757085">
     <w:abstractNumId w:val="40"/>
@@ -31698,7 +32869,7 @@
     <w:abstractNumId w:val="17"/>
   </w:num>
   <w:num w:numId="10" w16cid:durableId="509608449">
-    <w:abstractNumId w:val="68"/>
+    <w:abstractNumId w:val="69"/>
   </w:num>
   <w:num w:numId="11" w16cid:durableId="1096824675">
     <w:abstractNumId w:val="44"/>
@@ -31740,7 +32911,7 @@
     <w:abstractNumId w:val="48"/>
   </w:num>
   <w:num w:numId="24" w16cid:durableId="1479762900">
-    <w:abstractNumId w:val="67"/>
+    <w:abstractNumId w:val="68"/>
   </w:num>
   <w:num w:numId="25" w16cid:durableId="47803658">
     <w:abstractNumId w:val="30"/>
@@ -31800,7 +32971,7 @@
     <w:abstractNumId w:val="11"/>
   </w:num>
   <w:num w:numId="44" w16cid:durableId="1868058625">
-    <w:abstractNumId w:val="69"/>
+    <w:abstractNumId w:val="70"/>
   </w:num>
   <w:num w:numId="45" w16cid:durableId="302199171">
     <w:abstractNumId w:val="28"/>
@@ -31863,7 +33034,7 @@
     <w:abstractNumId w:val="41"/>
   </w:num>
   <w:num w:numId="65" w16cid:durableId="1907884401">
-    <w:abstractNumId w:val="65"/>
+    <w:abstractNumId w:val="66"/>
   </w:num>
   <w:num w:numId="66" w16cid:durableId="548880609">
     <w:abstractNumId w:val="24"/>
@@ -31879,6 +33050,9 @@
   </w:num>
   <w:num w:numId="70" w16cid:durableId="26562602">
     <w:abstractNumId w:val="22"/>
+  </w:num>
+  <w:num w:numId="71" w16cid:durableId="1597247938">
+    <w:abstractNumId w:val="65"/>
   </w:num>
 </w:numbering>
 </file>
@@ -32281,7 +33455,7 @@
   <w:style w:type="paragraph" w:default="1" w:styleId="Normal">
     <w:name w:val="Normal"/>
     <w:qFormat/>
-    <w:rsid w:val="00214210"/>
+    <w:rsid w:val="00772335"/>
   </w:style>
   <w:style w:type="paragraph" w:styleId="Ttulo3">
     <w:name w:val="heading 3"/>
@@ -32534,7 +33708,7 @@
         <a:sysClr val="windowText" lastClr="000000"/>
       </a:dk1>
       <a:lt1>
-        <a:sysClr val="window" lastClr="FFFFFF"/>
+        <a:sysClr val="window" lastClr="C8C8C8"/>
       </a:lt1>
       <a:dk2>
         <a:srgbClr val="1F497D"/>

--- a/MODULOS DE ESTUDO/HTML.docx
+++ b/MODULOS DE ESTUDO/HTML.docx
@@ -1000,25 +1000,7 @@
           <w:bCs/>
           <w:color w:val="0070C0"/>
         </w:rPr>
-        <w:t xml:space="preserve">&lt;meta </w:t>
-      </w:r>
-      <w:proofErr w:type="spellStart"/>
-      <w:r>
-        <w:rPr>
-          <w:b/>
-          <w:bCs/>
-          <w:color w:val="0070C0"/>
-        </w:rPr>
-        <w:t>name</w:t>
-      </w:r>
-      <w:proofErr w:type="spellEnd"/>
-      <w:r>
-        <w:rPr>
-          <w:b/>
-          <w:bCs/>
-          <w:color w:val="0070C0"/>
-        </w:rPr>
-        <w:t>="</w:t>
+        <w:t>&lt;meta name="</w:t>
       </w:r>
       <w:proofErr w:type="spellStart"/>
       <w:r>
@@ -3253,7 +3235,6 @@
         </w:rPr>
         <w:t xml:space="preserve">Use </w:t>
       </w:r>
-      <w:proofErr w:type="spellStart"/>
       <w:r>
         <w:rPr>
           <w:rFonts w:ascii="Times New Roman" w:eastAsia="Times New Roman" w:hAnsi="Times New Roman" w:cs="Times New Roman"/>
@@ -3262,18 +3243,7 @@
           <w:szCs w:val="24"/>
           <w:lang w:eastAsia="pt-BR"/>
         </w:rPr>
-        <w:t>type</w:t>
-      </w:r>
-      <w:proofErr w:type="spellEnd"/>
-      <w:r>
-        <w:rPr>
-          <w:rFonts w:ascii="Times New Roman" w:eastAsia="Times New Roman" w:hAnsi="Times New Roman" w:cs="Times New Roman"/>
-          <w:color w:val="0070C0"/>
-          <w:sz w:val="24"/>
-          <w:szCs w:val="24"/>
-          <w:lang w:eastAsia="pt-BR"/>
-        </w:rPr>
-        <w:t xml:space="preserve"> </w:t>
+        <w:t xml:space="preserve">type </w:t>
       </w:r>
       <w:r>
         <w:rPr>
@@ -3399,7 +3369,7 @@
           <w:szCs w:val="24"/>
           <w:lang w:eastAsia="pt-BR"/>
         </w:rPr>
-        <w:t>list-style-type</w:t>
+        <w:t>list</w:t>
       </w:r>
       <w:proofErr w:type="spellEnd"/>
       <w:r>
@@ -3409,7 +3379,27 @@
           <w:szCs w:val="24"/>
           <w:lang w:eastAsia="pt-BR"/>
         </w:rPr>
-        <w:t>).</w:t>
+        <w:t>-</w:t>
+      </w:r>
+      <w:proofErr w:type="spellStart"/>
+      <w:r>
+        <w:rPr>
+          <w:rFonts w:ascii="Times New Roman" w:eastAsia="Times New Roman" w:hAnsi="Times New Roman" w:cs="Times New Roman"/>
+          <w:sz w:val="24"/>
+          <w:szCs w:val="24"/>
+          <w:lang w:eastAsia="pt-BR"/>
+        </w:rPr>
+        <w:t>style</w:t>
+      </w:r>
+      <w:proofErr w:type="spellEnd"/>
+      <w:r>
+        <w:rPr>
+          <w:rFonts w:ascii="Times New Roman" w:eastAsia="Times New Roman" w:hAnsi="Times New Roman" w:cs="Times New Roman"/>
+          <w:sz w:val="24"/>
+          <w:szCs w:val="24"/>
+          <w:lang w:eastAsia="pt-BR"/>
+        </w:rPr>
+        <w:t>-type).</w:t>
       </w:r>
     </w:p>
     <w:p>
@@ -6100,27 +6090,7 @@
           <w:szCs w:val="24"/>
           <w:lang w:eastAsia="pt-BR"/>
         </w:rPr>
-        <w:t xml:space="preserve">="audio1.mp3" </w:t>
-      </w:r>
-      <w:proofErr w:type="spellStart"/>
-      <w:r>
-        <w:rPr>
-          <w:rFonts w:ascii="Segoe UI Emoji" w:eastAsia="Times New Roman" w:hAnsi="Segoe UI Emoji" w:cs="Segoe UI Emoji"/>
-          <w:sz w:val="24"/>
-          <w:szCs w:val="24"/>
-          <w:lang w:eastAsia="pt-BR"/>
-        </w:rPr>
-        <w:t>type</w:t>
-      </w:r>
-      <w:proofErr w:type="spellEnd"/>
-      <w:r>
-        <w:rPr>
-          <w:rFonts w:ascii="Segoe UI Emoji" w:eastAsia="Times New Roman" w:hAnsi="Segoe UI Emoji" w:cs="Segoe UI Emoji"/>
-          <w:sz w:val="24"/>
-          <w:szCs w:val="24"/>
-          <w:lang w:eastAsia="pt-BR"/>
-        </w:rPr>
-        <w:t>="</w:t>
+        <w:t>="audio1.mp3" type="</w:t>
       </w:r>
       <w:proofErr w:type="spellStart"/>
       <w:r>
@@ -12808,7 +12778,6 @@
           <w:lang w:eastAsia="pt-BR"/>
         </w:rPr>
       </w:pPr>
-      <w:proofErr w:type="spellStart"/>
       <w:r>
         <w:rPr>
           <w:rFonts w:ascii="Times New Roman" w:eastAsia="Times New Roman" w:hAnsi="Times New Roman" w:cs="Times New Roman"/>
@@ -12819,20 +12788,7 @@
           <w:szCs w:val="24"/>
           <w:lang w:eastAsia="pt-BR"/>
         </w:rPr>
-        <w:t>name</w:t>
-      </w:r>
-      <w:proofErr w:type="spellEnd"/>
-      <w:r>
-        <w:rPr>
-          <w:rFonts w:ascii="Times New Roman" w:eastAsia="Times New Roman" w:hAnsi="Times New Roman" w:cs="Times New Roman"/>
-          <w:b/>
-          <w:bCs/>
-          <w:color w:val="004E9A"/>
-          <w:sz w:val="24"/>
-          <w:szCs w:val="24"/>
-          <w:lang w:eastAsia="pt-BR"/>
-        </w:rPr>
-        <w:t>="nome"</w:t>
+        <w:t>name="nome"</w:t>
       </w:r>
       <w:r>
         <w:rPr>
@@ -13659,18 +13615,26 @@
           <w:szCs w:val="24"/>
           <w:lang w:eastAsia="pt-BR"/>
         </w:rPr>
-        <w:t xml:space="preserve">&lt;input </w:t>
+        <w:t>&lt;input type</w:t>
+      </w:r>
+      <w:r>
+        <w:rPr>
+          <w:rFonts w:ascii="Segoe UI Emoji" w:eastAsia="Times New Roman" w:hAnsi="Segoe UI Emoji" w:cs="Segoe UI Emoji"/>
+          <w:sz w:val="24"/>
+          <w:szCs w:val="24"/>
+          <w:lang w:eastAsia="pt-BR"/>
+        </w:rPr>
+        <w:t>="</w:t>
       </w:r>
       <w:proofErr w:type="spellStart"/>
       <w:r>
         <w:rPr>
           <w:rFonts w:ascii="Segoe UI Emoji" w:eastAsia="Times New Roman" w:hAnsi="Segoe UI Emoji" w:cs="Segoe UI Emoji"/>
-          <w:color w:val="0070C0"/>
-          <w:sz w:val="24"/>
-          <w:szCs w:val="24"/>
-          <w:lang w:eastAsia="pt-BR"/>
-        </w:rPr>
-        <w:t>type</w:t>
+          <w:sz w:val="24"/>
+          <w:szCs w:val="24"/>
+          <w:lang w:eastAsia="pt-BR"/>
+        </w:rPr>
+        <w:t>text</w:t>
       </w:r>
       <w:proofErr w:type="spellEnd"/>
       <w:r>
@@ -13680,47 +13644,7 @@
           <w:szCs w:val="24"/>
           <w:lang w:eastAsia="pt-BR"/>
         </w:rPr>
-        <w:t>="</w:t>
-      </w:r>
-      <w:proofErr w:type="spellStart"/>
-      <w:r>
-        <w:rPr>
-          <w:rFonts w:ascii="Segoe UI Emoji" w:eastAsia="Times New Roman" w:hAnsi="Segoe UI Emoji" w:cs="Segoe UI Emoji"/>
-          <w:sz w:val="24"/>
-          <w:szCs w:val="24"/>
-          <w:lang w:eastAsia="pt-BR"/>
-        </w:rPr>
-        <w:t>text</w:t>
-      </w:r>
-      <w:proofErr w:type="spellEnd"/>
-      <w:r>
-        <w:rPr>
-          <w:rFonts w:ascii="Segoe UI Emoji" w:eastAsia="Times New Roman" w:hAnsi="Segoe UI Emoji" w:cs="Segoe UI Emoji"/>
-          <w:sz w:val="24"/>
-          <w:szCs w:val="24"/>
-          <w:lang w:eastAsia="pt-BR"/>
-        </w:rPr>
-        <w:t xml:space="preserve">" </w:t>
-      </w:r>
-      <w:proofErr w:type="spellStart"/>
-      <w:r>
-        <w:rPr>
-          <w:rFonts w:ascii="Segoe UI Emoji" w:eastAsia="Times New Roman" w:hAnsi="Segoe UI Emoji" w:cs="Segoe UI Emoji"/>
-          <w:sz w:val="24"/>
-          <w:szCs w:val="24"/>
-          <w:lang w:eastAsia="pt-BR"/>
-        </w:rPr>
-        <w:t>name</w:t>
-      </w:r>
-      <w:proofErr w:type="spellEnd"/>
-      <w:r>
-        <w:rPr>
-          <w:rFonts w:ascii="Segoe UI Emoji" w:eastAsia="Times New Roman" w:hAnsi="Segoe UI Emoji" w:cs="Segoe UI Emoji"/>
-          <w:sz w:val="24"/>
-          <w:szCs w:val="24"/>
-          <w:lang w:eastAsia="pt-BR"/>
-        </w:rPr>
-        <w:t xml:space="preserve">="nome" </w:t>
+        <w:t xml:space="preserve">" name="nome" </w:t>
       </w:r>
       <w:proofErr w:type="spellStart"/>
       <w:r>
@@ -13916,9 +13840,8 @@
           <w:szCs w:val="24"/>
           <w:lang w:eastAsia="pt-BR"/>
         </w:rPr>
-        <w:t xml:space="preserve">Outros </w:t>
-      </w:r>
-      <w:proofErr w:type="spellStart"/>
+        <w:t xml:space="preserve"> </w:t>
+      </w:r>
       <w:r>
         <w:rPr>
           <w:rFonts w:ascii="Segoe UI Emoji" w:eastAsia="Times New Roman" w:hAnsi="Segoe UI Emoji" w:cs="Segoe UI Emoji"/>
@@ -13929,7 +13852,25 @@
         </w:rPr>
         <w:t>type</w:t>
       </w:r>
-      <w:proofErr w:type="spellEnd"/>
+      <w:r>
+        <w:rPr>
+          <w:rFonts w:ascii="Segoe UI Emoji" w:eastAsia="Times New Roman" w:hAnsi="Segoe UI Emoji" w:cs="Segoe UI Emoji"/>
+          <w:color w:val="0070C0"/>
+          <w:sz w:val="24"/>
+          <w:szCs w:val="24"/>
+          <w:lang w:eastAsia="pt-BR"/>
+        </w:rPr>
+        <w:t xml:space="preserve"> </w:t>
+      </w:r>
+      <w:r>
+        <w:rPr>
+          <w:rFonts w:ascii="Segoe UI Emoji" w:eastAsia="Times New Roman" w:hAnsi="Segoe UI Emoji" w:cs="Segoe UI Emoji"/>
+          <w:sz w:val="24"/>
+          <w:szCs w:val="24"/>
+          <w:lang w:eastAsia="pt-BR"/>
+        </w:rPr>
+        <w:t>quantitativos</w:t>
+      </w:r>
       <w:r>
         <w:rPr>
           <w:rFonts w:ascii="Segoe UI Emoji" w:eastAsia="Times New Roman" w:hAnsi="Segoe UI Emoji" w:cs="Segoe UI Emoji"/>
@@ -14282,6 +14223,334 @@
     </w:p>
     <w:p>
       <w:pPr>
+        <w:spacing w:after="0"/>
+        <w:rPr>
+          <w:rFonts w:eastAsia="Times New Roman" w:cstheme="minorHAnsi"/>
+          <w:b/>
+          <w:bCs/>
+          <w:sz w:val="24"/>
+          <w:szCs w:val="24"/>
+          <w:lang w:eastAsia="pt-BR"/>
+        </w:rPr>
+      </w:pPr>
+      <w:r>
+        <w:rPr>
+          <w:rFonts w:ascii="Segoe UI Emoji" w:eastAsia="Times New Roman" w:hAnsi="Segoe UI Emoji" w:cs="Segoe UI Emoji"/>
+          <w:b/>
+          <w:bCs/>
+          <w:sz w:val="24"/>
+          <w:szCs w:val="24"/>
+          <w:lang w:eastAsia="pt-BR"/>
+        </w:rPr>
+        <w:t>💡</w:t>
+      </w:r>
+      <w:r>
+        <w:rPr>
+          <w:rFonts w:eastAsia="Times New Roman" w:cstheme="minorHAnsi"/>
+          <w:b/>
+          <w:bCs/>
+          <w:sz w:val="24"/>
+          <w:szCs w:val="24"/>
+          <w:lang w:eastAsia="pt-BR"/>
+        </w:rPr>
+        <w:t xml:space="preserve"> </w:t>
+      </w:r>
+      <w:r>
+        <w:rPr>
+          <w:rFonts w:cstheme="minorHAnsi"/>
+          <w:noProof/>
+        </w:rPr>
+        <w:t>Dica rápida:</w:t>
+      </w:r>
+    </w:p>
+    <w:p>
+      <w:pPr>
+        <w:pStyle w:val="PargrafodaLista"/>
+        <w:numPr>
+          <w:ilvl w:val="0"/>
+          <w:numId w:val="72"/>
+        </w:numPr>
+        <w:spacing w:after="0"/>
+        <w:rPr>
+          <w:rFonts w:eastAsia="Times New Roman" w:cstheme="minorHAnsi"/>
+          <w:b/>
+          <w:bCs/>
+          <w:sz w:val="24"/>
+          <w:szCs w:val="24"/>
+          <w:lang w:eastAsia="pt-BR"/>
+        </w:rPr>
+      </w:pPr>
+      <w:r>
+        <w:rPr>
+          <w:rFonts w:eastAsia="Times New Roman" w:cstheme="minorHAnsi"/>
+          <w:color w:val="004E9A"/>
+          <w:sz w:val="24"/>
+          <w:szCs w:val="24"/>
+          <w:lang w:eastAsia="pt-BR"/>
+        </w:rPr>
+        <w:t>min</w:t>
+      </w:r>
+      <w:r>
+        <w:rPr>
+          <w:rFonts w:eastAsia="Times New Roman" w:cstheme="minorHAnsi"/>
+          <w:sz w:val="24"/>
+          <w:szCs w:val="24"/>
+          <w:lang w:eastAsia="pt-BR"/>
+        </w:rPr>
+        <w:t xml:space="preserve"> e </w:t>
+      </w:r>
+      <w:proofErr w:type="spellStart"/>
+      <w:r>
+        <w:rPr>
+          <w:rFonts w:eastAsia="Times New Roman" w:cstheme="minorHAnsi"/>
+          <w:color w:val="004E9A"/>
+          <w:sz w:val="24"/>
+          <w:szCs w:val="24"/>
+          <w:lang w:eastAsia="pt-BR"/>
+        </w:rPr>
+        <w:t>max</w:t>
+      </w:r>
+      <w:proofErr w:type="spellEnd"/>
+      <w:r>
+        <w:rPr>
+          <w:rFonts w:eastAsia="Times New Roman" w:cstheme="minorHAnsi"/>
+          <w:sz w:val="24"/>
+          <w:szCs w:val="24"/>
+          <w:lang w:eastAsia="pt-BR"/>
+        </w:rPr>
+        <w:t xml:space="preserve"> são atributos do elemento→ limitam o </w:t>
+      </w:r>
+      <w:r>
+        <w:rPr>
+          <w:rFonts w:eastAsia="Times New Roman" w:cstheme="minorHAnsi"/>
+          <w:b/>
+          <w:bCs/>
+          <w:sz w:val="24"/>
+          <w:szCs w:val="24"/>
+          <w:lang w:eastAsia="pt-BR"/>
+        </w:rPr>
+        <w:t>valor numérico</w:t>
+      </w:r>
+      <w:r>
+        <w:rPr>
+          <w:rFonts w:eastAsia="Times New Roman" w:cstheme="minorHAnsi"/>
+          <w:sz w:val="24"/>
+          <w:szCs w:val="24"/>
+          <w:lang w:eastAsia="pt-BR"/>
+        </w:rPr>
+        <w:t>.</w:t>
+      </w:r>
+      <w:r>
+        <w:rPr>
+          <w:rFonts w:eastAsia="Times New Roman" w:cstheme="minorHAnsi"/>
+          <w:sz w:val="24"/>
+          <w:szCs w:val="24"/>
+          <w:lang w:eastAsia="pt-BR"/>
+        </w:rPr>
+        <w:t xml:space="preserve"> </w:t>
+      </w:r>
+      <w:r>
+        <w:rPr>
+          <w:rFonts w:eastAsia="Times New Roman" w:cstheme="minorHAnsi"/>
+          <w:sz w:val="24"/>
+          <w:szCs w:val="24"/>
+          <w:lang w:eastAsia="pt-BR"/>
+        </w:rPr>
+        <w:t>Eles funcionam apenas quando o type do input é compatível, como "</w:t>
+      </w:r>
+      <w:proofErr w:type="spellStart"/>
+      <w:r>
+        <w:rPr>
+          <w:rFonts w:eastAsia="Times New Roman" w:cstheme="minorHAnsi"/>
+          <w:sz w:val="24"/>
+          <w:szCs w:val="24"/>
+          <w:lang w:eastAsia="pt-BR"/>
+        </w:rPr>
+        <w:t>number</w:t>
+      </w:r>
+      <w:proofErr w:type="spellEnd"/>
+      <w:r>
+        <w:rPr>
+          <w:rFonts w:eastAsia="Times New Roman" w:cstheme="minorHAnsi"/>
+          <w:sz w:val="24"/>
+          <w:szCs w:val="24"/>
+          <w:lang w:eastAsia="pt-BR"/>
+        </w:rPr>
+        <w:t>", "range", "date", etc.</w:t>
+      </w:r>
+    </w:p>
+    <w:p>
+      <w:pPr>
+        <w:pStyle w:val="PargrafodaLista"/>
+        <w:numPr>
+          <w:ilvl w:val="0"/>
+          <w:numId w:val="72"/>
+        </w:numPr>
+        <w:spacing w:after="0"/>
+        <w:rPr>
+          <w:rFonts w:eastAsia="Times New Roman" w:cstheme="minorHAnsi"/>
+          <w:sz w:val="24"/>
+          <w:szCs w:val="24"/>
+          <w:lang w:eastAsia="pt-BR"/>
+        </w:rPr>
+      </w:pPr>
+      <w:r>
+        <w:rPr>
+          <w:rFonts w:eastAsia="Times New Roman" w:cstheme="minorHAnsi"/>
+          <w:b/>
+          <w:bCs/>
+          <w:color w:val="004E9A"/>
+          <w:sz w:val="24"/>
+          <w:szCs w:val="24"/>
+          <w:lang w:eastAsia="pt-BR"/>
+        </w:rPr>
+        <w:t>step</w:t>
+      </w:r>
+      <w:r>
+        <w:rPr>
+          <w:rFonts w:eastAsia="Times New Roman" w:cstheme="minorHAnsi"/>
+          <w:color w:val="004E9A"/>
+          <w:sz w:val="24"/>
+          <w:szCs w:val="24"/>
+          <w:lang w:eastAsia="pt-BR"/>
+        </w:rPr>
+        <w:t xml:space="preserve"> </w:t>
+      </w:r>
+      <w:r>
+        <w:rPr>
+          <w:rFonts w:eastAsia="Times New Roman" w:cstheme="minorHAnsi"/>
+          <w:sz w:val="24"/>
+          <w:szCs w:val="24"/>
+          <w:lang w:eastAsia="pt-BR"/>
+        </w:rPr>
+        <w:t>define de quanto em quanto o valor pode aumentar ou diminuir</w:t>
+      </w:r>
+    </w:p>
+    <w:p>
+      <w:pPr>
+        <w:pStyle w:val="PargrafodaLista"/>
+        <w:spacing w:after="0"/>
+        <w:rPr>
+          <w:rFonts w:eastAsia="Times New Roman" w:cstheme="minorHAnsi"/>
+          <w:b/>
+          <w:bCs/>
+          <w:sz w:val="24"/>
+          <w:szCs w:val="24"/>
+          <w:lang w:eastAsia="pt-BR"/>
+        </w:rPr>
+      </w:pPr>
+    </w:p>
+    <w:p>
+      <w:pPr>
+        <w:pStyle w:val="PargrafodaLista"/>
+        <w:spacing w:after="0"/>
+        <w:rPr>
+          <w:rFonts w:eastAsia="Times New Roman" w:cstheme="minorHAnsi"/>
+          <w:b/>
+          <w:bCs/>
+          <w:sz w:val="24"/>
+          <w:szCs w:val="24"/>
+          <w:lang w:eastAsia="pt-BR"/>
+        </w:rPr>
+      </w:pPr>
+    </w:p>
+    <w:p>
+      <w:pPr>
+        <w:pStyle w:val="PargrafodaLista"/>
+        <w:spacing w:after="0"/>
+        <w:rPr>
+          <w:rFonts w:eastAsia="Times New Roman" w:cstheme="minorHAnsi"/>
+          <w:b/>
+          <w:bCs/>
+          <w:sz w:val="24"/>
+          <w:szCs w:val="24"/>
+          <w:lang w:eastAsia="pt-BR"/>
+        </w:rPr>
+      </w:pPr>
+    </w:p>
+    <w:p>
+      <w:pPr>
+        <w:pStyle w:val="PargrafodaLista"/>
+        <w:spacing w:after="0"/>
+        <w:rPr>
+          <w:rFonts w:eastAsia="Times New Roman" w:cstheme="minorHAnsi"/>
+          <w:b/>
+          <w:bCs/>
+          <w:sz w:val="24"/>
+          <w:szCs w:val="24"/>
+          <w:lang w:eastAsia="pt-BR"/>
+        </w:rPr>
+      </w:pPr>
+    </w:p>
+    <w:p>
+      <w:pPr>
+        <w:pStyle w:val="PargrafodaLista"/>
+        <w:spacing w:after="0"/>
+        <w:rPr>
+          <w:rFonts w:eastAsia="Times New Roman" w:cstheme="minorHAnsi"/>
+          <w:b/>
+          <w:bCs/>
+          <w:sz w:val="24"/>
+          <w:szCs w:val="24"/>
+          <w:lang w:eastAsia="pt-BR"/>
+        </w:rPr>
+      </w:pPr>
+    </w:p>
+    <w:p>
+      <w:pPr>
+        <w:pStyle w:val="PargrafodaLista"/>
+        <w:spacing w:after="0"/>
+        <w:rPr>
+          <w:rFonts w:eastAsia="Times New Roman" w:cstheme="minorHAnsi"/>
+          <w:b/>
+          <w:bCs/>
+          <w:sz w:val="24"/>
+          <w:szCs w:val="24"/>
+          <w:lang w:eastAsia="pt-BR"/>
+        </w:rPr>
+      </w:pPr>
+    </w:p>
+    <w:p>
+      <w:pPr>
+        <w:spacing w:after="0"/>
+        <w:rPr>
+          <w:rFonts w:ascii="Segoe UI Emoji" w:eastAsia="Times New Roman" w:hAnsi="Segoe UI Emoji" w:cs="Segoe UI Emoji"/>
+          <w:sz w:val="24"/>
+          <w:szCs w:val="24"/>
+          <w:lang w:eastAsia="pt-BR"/>
+        </w:rPr>
+      </w:pPr>
+      <w:r>
+        <w:rPr>
+          <w:rFonts w:ascii="Segoe UI Emoji" w:eastAsia="Times New Roman" w:hAnsi="Segoe UI Emoji" w:cs="Segoe UI Emoji"/>
+          <w:sz w:val="24"/>
+          <w:szCs w:val="24"/>
+          <w:lang w:eastAsia="pt-BR"/>
+        </w:rPr>
+        <w:t>📌</w:t>
+      </w:r>
+      <w:r>
+        <w:rPr>
+          <w:rFonts w:ascii="Segoe UI Emoji" w:eastAsia="Times New Roman" w:hAnsi="Segoe UI Emoji" w:cs="Segoe UI Emoji"/>
+          <w:sz w:val="24"/>
+          <w:szCs w:val="24"/>
+          <w:lang w:eastAsia="pt-BR"/>
+        </w:rPr>
+        <w:t xml:space="preserve"> </w:t>
+      </w:r>
+      <w:r>
+        <w:rPr>
+          <w:rFonts w:ascii="Segoe UI Emoji" w:eastAsia="Times New Roman" w:hAnsi="Segoe UI Emoji" w:cs="Segoe UI Emoji"/>
+          <w:color w:val="0070C0"/>
+          <w:sz w:val="24"/>
+          <w:szCs w:val="24"/>
+          <w:lang w:eastAsia="pt-BR"/>
+        </w:rPr>
+        <w:t>Outros</w:t>
+      </w:r>
+    </w:p>
+    <w:p>
+      <w:pPr>
         <w:spacing w:after="0" w:line="240" w:lineRule="auto"/>
         <w:rPr>
           <w:rFonts w:ascii="Times New Roman" w:eastAsia="Times New Roman" w:hAnsi="Times New Roman" w:cs="Times New Roman"/>
@@ -14667,7 +14936,6 @@
           <w:color w:val="007BB8"/>
           <w:lang w:eastAsia="pt-BR"/>
         </w:rPr>
-        <w:lastRenderedPageBreak/>
         <w:t>image</w:t>
       </w:r>
       <w:proofErr w:type="spellEnd"/>
@@ -14963,28 +15231,7 @@
           <w:rFonts w:eastAsia="Times New Roman" w:cstheme="minorHAnsi"/>
           <w:lang w:eastAsia="pt-BR"/>
         </w:rPr>
-        <w:t>É</w:t>
-      </w:r>
-      <w:r>
-        <w:rPr>
-          <w:rFonts w:eastAsia="Times New Roman" w:cstheme="minorHAnsi"/>
-          <w:lang w:eastAsia="pt-BR"/>
-        </w:rPr>
-        <w:t xml:space="preserve"> um atributo.</w:t>
-      </w:r>
-      <w:r>
-        <w:rPr>
-          <w:rFonts w:eastAsia="Times New Roman" w:cstheme="minorHAnsi"/>
-          <w:lang w:eastAsia="pt-BR"/>
-        </w:rPr>
-        <w:t xml:space="preserve"> </w:t>
-      </w:r>
-      <w:r>
-        <w:rPr>
-          <w:rFonts w:eastAsia="Times New Roman" w:cstheme="minorHAnsi"/>
-          <w:lang w:eastAsia="pt-BR"/>
-        </w:rPr>
-        <w:t>Serve para obrigar o preenchimento do campo antes de enviar o formulário</w:t>
+        <w:t>É um atributo. Serve para obrigar o preenchimento do campo antes de enviar o formulário</w:t>
       </w:r>
       <w:r>
         <w:rPr>
@@ -15139,8 +15386,9 @@
           <w:szCs w:val="24"/>
           <w:lang w:eastAsia="pt-BR"/>
         </w:rPr>
-        <w:t xml:space="preserve">Exemplo: </w:t>
-      </w:r>
+        <w:t>Exemplo: &lt;input type="</w:t>
+      </w:r>
+      <w:proofErr w:type="spellStart"/>
       <w:r>
         <w:rPr>
           <w:rFonts w:ascii="Times New Roman" w:eastAsia="Times New Roman" w:hAnsi="Times New Roman" w:cs="Times New Roman"/>
@@ -15149,9 +15397,9 @@
           <w:szCs w:val="24"/>
           <w:lang w:eastAsia="pt-BR"/>
         </w:rPr>
-        <w:t xml:space="preserve">&lt;input </w:t>
-      </w:r>
-      <w:proofErr w:type="spellStart"/>
+        <w:t>text</w:t>
+      </w:r>
+      <w:proofErr w:type="spellEnd"/>
       <w:r>
         <w:rPr>
           <w:rFonts w:ascii="Times New Roman" w:eastAsia="Times New Roman" w:hAnsi="Times New Roman" w:cs="Times New Roman"/>
@@ -15160,62 +15408,7 @@
           <w:szCs w:val="24"/>
           <w:lang w:eastAsia="pt-BR"/>
         </w:rPr>
-        <w:t>type</w:t>
-      </w:r>
-      <w:proofErr w:type="spellEnd"/>
-      <w:r>
-        <w:rPr>
-          <w:rFonts w:ascii="Times New Roman" w:eastAsia="Times New Roman" w:hAnsi="Times New Roman" w:cs="Times New Roman"/>
-          <w:color w:val="388600"/>
-          <w:sz w:val="24"/>
-          <w:szCs w:val="24"/>
-          <w:lang w:eastAsia="pt-BR"/>
-        </w:rPr>
-        <w:t>="</w:t>
-      </w:r>
-      <w:proofErr w:type="spellStart"/>
-      <w:r>
-        <w:rPr>
-          <w:rFonts w:ascii="Times New Roman" w:eastAsia="Times New Roman" w:hAnsi="Times New Roman" w:cs="Times New Roman"/>
-          <w:color w:val="388600"/>
-          <w:sz w:val="24"/>
-          <w:szCs w:val="24"/>
-          <w:lang w:eastAsia="pt-BR"/>
-        </w:rPr>
-        <w:t>text</w:t>
-      </w:r>
-      <w:proofErr w:type="spellEnd"/>
-      <w:r>
-        <w:rPr>
-          <w:rFonts w:ascii="Times New Roman" w:eastAsia="Times New Roman" w:hAnsi="Times New Roman" w:cs="Times New Roman"/>
-          <w:color w:val="388600"/>
-          <w:sz w:val="24"/>
-          <w:szCs w:val="24"/>
-          <w:lang w:eastAsia="pt-BR"/>
-        </w:rPr>
-        <w:t xml:space="preserve">" </w:t>
-      </w:r>
-      <w:proofErr w:type="spellStart"/>
-      <w:r>
-        <w:rPr>
-          <w:rFonts w:ascii="Times New Roman" w:eastAsia="Times New Roman" w:hAnsi="Times New Roman" w:cs="Times New Roman"/>
-          <w:color w:val="388600"/>
-          <w:sz w:val="24"/>
-          <w:szCs w:val="24"/>
-          <w:lang w:eastAsia="pt-BR"/>
-        </w:rPr>
-        <w:t>name</w:t>
-      </w:r>
-      <w:proofErr w:type="spellEnd"/>
-      <w:r>
-        <w:rPr>
-          <w:rFonts w:ascii="Times New Roman" w:eastAsia="Times New Roman" w:hAnsi="Times New Roman" w:cs="Times New Roman"/>
-          <w:color w:val="388600"/>
-          <w:sz w:val="24"/>
-          <w:szCs w:val="24"/>
-          <w:lang w:eastAsia="pt-BR"/>
-        </w:rPr>
-        <w:t>="</w:t>
+        <w:t>" name="</w:t>
       </w:r>
       <w:proofErr w:type="spellStart"/>
       <w:r>
@@ -15452,21 +15645,7 @@
           <w:rFonts w:eastAsia="Times New Roman" w:cstheme="minorHAnsi"/>
           <w:lang w:eastAsia="pt-BR"/>
         </w:rPr>
-        <w:t>O atributo define a largura visível do campo de texto, em número de caracteres.</w:t>
-      </w:r>
-      <w:r>
-        <w:rPr>
-          <w:rFonts w:eastAsia="Times New Roman" w:cstheme="minorHAnsi"/>
-          <w:lang w:eastAsia="pt-BR"/>
-        </w:rPr>
-        <w:t xml:space="preserve"> </w:t>
-      </w:r>
-      <w:r>
-        <w:rPr>
-          <w:rFonts w:eastAsia="Times New Roman" w:cstheme="minorHAnsi"/>
-          <w:lang w:eastAsia="pt-BR"/>
-        </w:rPr>
-        <w:t xml:space="preserve">Exemplo: </w:t>
+        <w:t xml:space="preserve">O atributo define a largura visível do campo de texto, em número de caracteres. Exemplo: </w:t>
       </w:r>
       <w:proofErr w:type="spellStart"/>
       <w:r>
@@ -15682,19 +15861,7 @@
           <w:szCs w:val="24"/>
           <w:lang w:eastAsia="pt-BR"/>
         </w:rPr>
-        <w:t>"</w:t>
-      </w:r>
-      <w:r>
-        <w:rPr>
-          <w:rFonts w:eastAsia="Times New Roman" w:cstheme="minorHAnsi"/>
-          <w:b/>
-          <w:bCs/>
-          <w:color w:val="004E9A"/>
-          <w:sz w:val="24"/>
-          <w:szCs w:val="24"/>
-          <w:lang w:eastAsia="pt-BR"/>
-        </w:rPr>
-        <w:t xml:space="preserve"> </w:t>
+        <w:t xml:space="preserve">" </w:t>
       </w:r>
       <w:r>
         <w:rPr>
@@ -16203,6 +16370,7 @@
           <w:szCs w:val="24"/>
           <w:lang w:eastAsia="pt-BR"/>
         </w:rPr>
+        <w:lastRenderedPageBreak/>
         <w:t>O atributo</w:t>
       </w:r>
       <w:r>
@@ -16368,7 +16536,6 @@
         <w:rPr>
           <w:noProof/>
         </w:rPr>
-        <w:lastRenderedPageBreak/>
         <w:drawing>
           <wp:inline distT="0" distB="0" distL="0" distR="0" wp14:anchorId="4B1877AE" wp14:editId="10450445">
             <wp:extent cx="4057650" cy="266700"/>
@@ -17806,6 +17973,7 @@
           <w:szCs w:val="24"/>
           <w:lang w:eastAsia="pt-BR"/>
         </w:rPr>
+        <w:lastRenderedPageBreak/>
         <w:t xml:space="preserve">                  </w:t>
       </w:r>
       <w:r>
@@ -18472,7 +18640,6 @@
           <w:szCs w:val="24"/>
           <w:lang w:eastAsia="pt-BR"/>
         </w:rPr>
-        <w:lastRenderedPageBreak/>
         <w:t xml:space="preserve"> </w:t>
       </w:r>
       <w:r>
@@ -19243,6 +19410,7 @@
         <w:rPr>
           <w:noProof/>
         </w:rPr>
+        <w:lastRenderedPageBreak/>
         <w:drawing>
           <wp:inline distT="0" distB="0" distL="0" distR="0" wp14:anchorId="18D5DB20" wp14:editId="4895ED7F">
             <wp:extent cx="5400040" cy="434340"/>
@@ -19777,7 +19945,6 @@
         <w:rPr>
           <w:noProof/>
         </w:rPr>
-        <w:lastRenderedPageBreak/>
         <w:drawing>
           <wp:inline distT="0" distB="0" distL="0" distR="0" wp14:anchorId="5D7ECF8B" wp14:editId="64ECDF16">
             <wp:extent cx="3629025" cy="1285875"/>
@@ -19987,93 +20154,69 @@
           <w:szCs w:val="24"/>
           <w:lang w:eastAsia="pt-BR"/>
         </w:rPr>
-        <w:t xml:space="preserve">&lt;input </w:t>
+        <w:t>&lt;input type</w:t>
+      </w:r>
+      <w:r>
+        <w:rPr>
+          <w:rFonts w:ascii="Segoe UI Emoji" w:eastAsia="Times New Roman" w:hAnsi="Segoe UI Emoji" w:cs="Segoe UI Emoji"/>
+          <w:sz w:val="24"/>
+          <w:szCs w:val="24"/>
+          <w:lang w:eastAsia="pt-BR"/>
+        </w:rPr>
+        <w:t>="</w:t>
       </w:r>
       <w:proofErr w:type="spellStart"/>
       <w:r>
         <w:rPr>
           <w:rFonts w:ascii="Segoe UI Emoji" w:eastAsia="Times New Roman" w:hAnsi="Segoe UI Emoji" w:cs="Segoe UI Emoji"/>
+          <w:sz w:val="24"/>
+          <w:szCs w:val="24"/>
+          <w:lang w:eastAsia="pt-BR"/>
+        </w:rPr>
+        <w:t>submit</w:t>
+      </w:r>
+      <w:proofErr w:type="spellEnd"/>
+      <w:r>
+        <w:rPr>
+          <w:rFonts w:ascii="Segoe UI Emoji" w:eastAsia="Times New Roman" w:hAnsi="Segoe UI Emoji" w:cs="Segoe UI Emoji"/>
+          <w:sz w:val="24"/>
+          <w:szCs w:val="24"/>
+          <w:lang w:eastAsia="pt-BR"/>
+        </w:rPr>
+        <w:t xml:space="preserve">"&gt; e </w:t>
+      </w:r>
+      <w:r>
+        <w:rPr>
+          <w:rFonts w:ascii="Segoe UI Emoji" w:eastAsia="Times New Roman" w:hAnsi="Segoe UI Emoji" w:cs="Segoe UI Emoji"/>
           <w:color w:val="0070C0"/>
           <w:sz w:val="24"/>
           <w:szCs w:val="24"/>
           <w:lang w:eastAsia="pt-BR"/>
         </w:rPr>
-        <w:t>type</w:t>
+        <w:t>&lt;</w:t>
+      </w:r>
+      <w:proofErr w:type="spellStart"/>
+      <w:r>
+        <w:rPr>
+          <w:rFonts w:ascii="Segoe UI Emoji" w:eastAsia="Times New Roman" w:hAnsi="Segoe UI Emoji" w:cs="Segoe UI Emoji"/>
+          <w:color w:val="0070C0"/>
+          <w:sz w:val="24"/>
+          <w:szCs w:val="24"/>
+          <w:lang w:eastAsia="pt-BR"/>
+        </w:rPr>
+        <w:t>button</w:t>
       </w:r>
       <w:proofErr w:type="spellEnd"/>
       <w:r>
         <w:rPr>
           <w:rFonts w:ascii="Segoe UI Emoji" w:eastAsia="Times New Roman" w:hAnsi="Segoe UI Emoji" w:cs="Segoe UI Emoji"/>
-          <w:sz w:val="24"/>
-          <w:szCs w:val="24"/>
-          <w:lang w:eastAsia="pt-BR"/>
-        </w:rPr>
-        <w:t>="</w:t>
-      </w:r>
-      <w:proofErr w:type="spellStart"/>
-      <w:r>
-        <w:rPr>
-          <w:rFonts w:ascii="Segoe UI Emoji" w:eastAsia="Times New Roman" w:hAnsi="Segoe UI Emoji" w:cs="Segoe UI Emoji"/>
-          <w:sz w:val="24"/>
-          <w:szCs w:val="24"/>
-          <w:lang w:eastAsia="pt-BR"/>
-        </w:rPr>
-        <w:t>submit</w:t>
-      </w:r>
-      <w:proofErr w:type="spellEnd"/>
-      <w:r>
-        <w:rPr>
-          <w:rFonts w:ascii="Segoe UI Emoji" w:eastAsia="Times New Roman" w:hAnsi="Segoe UI Emoji" w:cs="Segoe UI Emoji"/>
-          <w:sz w:val="24"/>
-          <w:szCs w:val="24"/>
-          <w:lang w:eastAsia="pt-BR"/>
-        </w:rPr>
-        <w:t xml:space="preserve">"&gt; e </w:t>
-      </w:r>
-      <w:r>
-        <w:rPr>
-          <w:rFonts w:ascii="Segoe UI Emoji" w:eastAsia="Times New Roman" w:hAnsi="Segoe UI Emoji" w:cs="Segoe UI Emoji"/>
           <w:color w:val="0070C0"/>
           <w:sz w:val="24"/>
           <w:szCs w:val="24"/>
           <w:lang w:eastAsia="pt-BR"/>
         </w:rPr>
-        <w:t>&lt;</w:t>
-      </w:r>
-      <w:proofErr w:type="spellStart"/>
-      <w:r>
-        <w:rPr>
-          <w:rFonts w:ascii="Segoe UI Emoji" w:eastAsia="Times New Roman" w:hAnsi="Segoe UI Emoji" w:cs="Segoe UI Emoji"/>
-          <w:color w:val="0070C0"/>
-          <w:sz w:val="24"/>
-          <w:szCs w:val="24"/>
-          <w:lang w:eastAsia="pt-BR"/>
-        </w:rPr>
-        <w:t>button</w:t>
-      </w:r>
-      <w:proofErr w:type="spellEnd"/>
-      <w:r>
-        <w:rPr>
-          <w:rFonts w:ascii="Segoe UI Emoji" w:eastAsia="Times New Roman" w:hAnsi="Segoe UI Emoji" w:cs="Segoe UI Emoji"/>
-          <w:color w:val="0070C0"/>
-          <w:sz w:val="24"/>
-          <w:szCs w:val="24"/>
-          <w:lang w:eastAsia="pt-BR"/>
-        </w:rPr>
-        <w:t xml:space="preserve"> </w:t>
-      </w:r>
-      <w:proofErr w:type="spellStart"/>
-      <w:r>
-        <w:rPr>
-          <w:rFonts w:ascii="Segoe UI Emoji" w:eastAsia="Times New Roman" w:hAnsi="Segoe UI Emoji" w:cs="Segoe UI Emoji"/>
-          <w:color w:val="0070C0"/>
-          <w:sz w:val="24"/>
-          <w:szCs w:val="24"/>
-          <w:lang w:eastAsia="pt-BR"/>
-        </w:rPr>
-        <w:t>type</w:t>
-      </w:r>
-      <w:proofErr w:type="spellEnd"/>
+        <w:t xml:space="preserve"> type</w:t>
+      </w:r>
       <w:r>
         <w:rPr>
           <w:rFonts w:ascii="Segoe UI Emoji" w:eastAsia="Times New Roman" w:hAnsi="Segoe UI Emoji" w:cs="Segoe UI Emoji"/>
@@ -20229,33 +20372,7 @@
           <w:szCs w:val="24"/>
           <w:lang w:eastAsia="pt-BR"/>
         </w:rPr>
-        <w:t xml:space="preserve">&lt;input </w:t>
-      </w:r>
-      <w:proofErr w:type="spellStart"/>
-      <w:r>
-        <w:rPr>
-          <w:rFonts w:ascii="Segoe UI Emoji" w:eastAsia="Times New Roman" w:hAnsi="Segoe UI Emoji" w:cs="Segoe UI Emoji"/>
-          <w:b/>
-          <w:bCs/>
-          <w:color w:val="0070C0"/>
-          <w:sz w:val="24"/>
-          <w:szCs w:val="24"/>
-          <w:lang w:eastAsia="pt-BR"/>
-        </w:rPr>
-        <w:t>type</w:t>
-      </w:r>
-      <w:proofErr w:type="spellEnd"/>
-      <w:r>
-        <w:rPr>
-          <w:rFonts w:ascii="Segoe UI Emoji" w:eastAsia="Times New Roman" w:hAnsi="Segoe UI Emoji" w:cs="Segoe UI Emoji"/>
-          <w:b/>
-          <w:bCs/>
-          <w:color w:val="0070C0"/>
-          <w:sz w:val="24"/>
-          <w:szCs w:val="24"/>
-          <w:lang w:eastAsia="pt-BR"/>
-        </w:rPr>
-        <w:t>="</w:t>
+        <w:t>&lt;input type="</w:t>
       </w:r>
       <w:proofErr w:type="spellStart"/>
       <w:r>
@@ -20974,7 +21091,6 @@
           <w:color w:val="00B0F0"/>
           <w:lang w:eastAsia="pt-BR"/>
         </w:rPr>
-        <w:lastRenderedPageBreak/>
         <w:t>caption</w:t>
       </w:r>
       <w:proofErr w:type="spellEnd"/>
@@ -22341,6 +22457,7 @@
           <w:b/>
           <w:bCs/>
         </w:rPr>
+        <w:lastRenderedPageBreak/>
         <w:pict w14:anchorId="77E03A4C">
           <v:rect id="_x0000_i1047" style="width:0;height:1.5pt" o:hralign="center" o:bullet="t" o:hrstd="t" o:hr="t" fillcolor="#a0a0a0" stroked="f"/>
         </w:pict>
@@ -22737,7 +22854,6 @@
           <w:bCs/>
           <w:color w:val="004E9A"/>
         </w:rPr>
-        <w:lastRenderedPageBreak/>
         <w:t>sandbox</w:t>
       </w:r>
       <w:proofErr w:type="spellEnd"/>
@@ -23795,6 +23911,7 @@
           <w:szCs w:val="24"/>
           <w:lang w:eastAsia="pt-BR"/>
         </w:rPr>
+        <w:lastRenderedPageBreak/>
         <w:t xml:space="preserve">&lt;iframe </w:t>
       </w:r>
       <w:proofErr w:type="spellStart"/>
@@ -23978,7 +24095,6 @@
           <w:bCs/>
           <w:lang w:eastAsia="pt-BR"/>
         </w:rPr>
-        <w:lastRenderedPageBreak/>
         <w:t xml:space="preserve">Use </w:t>
       </w:r>
       <w:proofErr w:type="spellStart"/>
@@ -25763,6 +25879,119 @@
     </w:lvl>
   </w:abstractNum>
   <w:abstractNum w:abstractNumId="13" w15:restartNumberingAfterBreak="0">
+    <w:nsid w:val="169760B8"/>
+    <w:multiLevelType w:val="hybridMultilevel"/>
+    <w:tmpl w:val="8ECCADB2"/>
+    <w:lvl w:ilvl="0" w:tplc="04160001">
+      <w:start w:val="1"/>
+      <w:numFmt w:val="bullet"/>
+      <w:lvlText w:val=""/>
+      <w:lvlJc w:val="left"/>
+      <w:pPr>
+        <w:ind w:left="720" w:hanging="360"/>
+      </w:pPr>
+      <w:rPr>
+        <w:rFonts w:ascii="Symbol" w:hAnsi="Symbol" w:hint="default"/>
+      </w:rPr>
+    </w:lvl>
+    <w:lvl w:ilvl="1" w:tplc="04160003" w:tentative="1">
+      <w:start w:val="1"/>
+      <w:numFmt w:val="bullet"/>
+      <w:lvlText w:val="o"/>
+      <w:lvlJc w:val="left"/>
+      <w:pPr>
+        <w:ind w:left="1440" w:hanging="360"/>
+      </w:pPr>
+      <w:rPr>
+        <w:rFonts w:ascii="Courier New" w:hAnsi="Courier New" w:cs="Courier New" w:hint="default"/>
+      </w:rPr>
+    </w:lvl>
+    <w:lvl w:ilvl="2" w:tplc="04160005" w:tentative="1">
+      <w:start w:val="1"/>
+      <w:numFmt w:val="bullet"/>
+      <w:lvlText w:val=""/>
+      <w:lvlJc w:val="left"/>
+      <w:pPr>
+        <w:ind w:left="2160" w:hanging="360"/>
+      </w:pPr>
+      <w:rPr>
+        <w:rFonts w:ascii="Wingdings" w:hAnsi="Wingdings" w:hint="default"/>
+      </w:rPr>
+    </w:lvl>
+    <w:lvl w:ilvl="3" w:tplc="04160001" w:tentative="1">
+      <w:start w:val="1"/>
+      <w:numFmt w:val="bullet"/>
+      <w:lvlText w:val=""/>
+      <w:lvlJc w:val="left"/>
+      <w:pPr>
+        <w:ind w:left="2880" w:hanging="360"/>
+      </w:pPr>
+      <w:rPr>
+        <w:rFonts w:ascii="Symbol" w:hAnsi="Symbol" w:hint="default"/>
+      </w:rPr>
+    </w:lvl>
+    <w:lvl w:ilvl="4" w:tplc="04160003" w:tentative="1">
+      <w:start w:val="1"/>
+      <w:numFmt w:val="bullet"/>
+      <w:lvlText w:val="o"/>
+      <w:lvlJc w:val="left"/>
+      <w:pPr>
+        <w:ind w:left="3600" w:hanging="360"/>
+      </w:pPr>
+      <w:rPr>
+        <w:rFonts w:ascii="Courier New" w:hAnsi="Courier New" w:cs="Courier New" w:hint="default"/>
+      </w:rPr>
+    </w:lvl>
+    <w:lvl w:ilvl="5" w:tplc="04160005" w:tentative="1">
+      <w:start w:val="1"/>
+      <w:numFmt w:val="bullet"/>
+      <w:lvlText w:val=""/>
+      <w:lvlJc w:val="left"/>
+      <w:pPr>
+        <w:ind w:left="4320" w:hanging="360"/>
+      </w:pPr>
+      <w:rPr>
+        <w:rFonts w:ascii="Wingdings" w:hAnsi="Wingdings" w:hint="default"/>
+      </w:rPr>
+    </w:lvl>
+    <w:lvl w:ilvl="6" w:tplc="04160001" w:tentative="1">
+      <w:start w:val="1"/>
+      <w:numFmt w:val="bullet"/>
+      <w:lvlText w:val=""/>
+      <w:lvlJc w:val="left"/>
+      <w:pPr>
+        <w:ind w:left="5040" w:hanging="360"/>
+      </w:pPr>
+      <w:rPr>
+        <w:rFonts w:ascii="Symbol" w:hAnsi="Symbol" w:hint="default"/>
+      </w:rPr>
+    </w:lvl>
+    <w:lvl w:ilvl="7" w:tplc="04160003" w:tentative="1">
+      <w:start w:val="1"/>
+      <w:numFmt w:val="bullet"/>
+      <w:lvlText w:val="o"/>
+      <w:lvlJc w:val="left"/>
+      <w:pPr>
+        <w:ind w:left="5760" w:hanging="360"/>
+      </w:pPr>
+      <w:rPr>
+        <w:rFonts w:ascii="Courier New" w:hAnsi="Courier New" w:cs="Courier New" w:hint="default"/>
+      </w:rPr>
+    </w:lvl>
+    <w:lvl w:ilvl="8" w:tplc="04160005" w:tentative="1">
+      <w:start w:val="1"/>
+      <w:numFmt w:val="bullet"/>
+      <w:lvlText w:val=""/>
+      <w:lvlJc w:val="left"/>
+      <w:pPr>
+        <w:ind w:left="6480" w:hanging="360"/>
+      </w:pPr>
+      <w:rPr>
+        <w:rFonts w:ascii="Wingdings" w:hAnsi="Wingdings" w:hint="default"/>
+      </w:rPr>
+    </w:lvl>
+  </w:abstractNum>
+  <w:abstractNum w:abstractNumId="14" w15:restartNumberingAfterBreak="0">
     <w:nsid w:val="18E37020"/>
     <w:multiLevelType w:val="hybridMultilevel"/>
     <w:tmpl w:val="B1663566"/>
@@ -25875,7 +26104,7 @@
       </w:rPr>
     </w:lvl>
   </w:abstractNum>
-  <w:abstractNum w:abstractNumId="14" w15:restartNumberingAfterBreak="0">
+  <w:abstractNum w:abstractNumId="15" w15:restartNumberingAfterBreak="0">
     <w:nsid w:val="1A99077B"/>
     <w:multiLevelType w:val="multilevel"/>
     <w:tmpl w:val="10FE5A88"/>
@@ -26024,7 +26253,7 @@
       </w:rPr>
     </w:lvl>
   </w:abstractNum>
-  <w:abstractNum w:abstractNumId="15" w15:restartNumberingAfterBreak="0">
+  <w:abstractNum w:abstractNumId="16" w15:restartNumberingAfterBreak="0">
     <w:nsid w:val="1C7B5796"/>
     <w:multiLevelType w:val="multilevel"/>
     <w:tmpl w:val="C936AC7A"/>
@@ -26173,7 +26402,7 @@
       </w:rPr>
     </w:lvl>
   </w:abstractNum>
-  <w:abstractNum w:abstractNumId="16" w15:restartNumberingAfterBreak="0">
+  <w:abstractNum w:abstractNumId="17" w15:restartNumberingAfterBreak="0">
     <w:nsid w:val="1CDD7F64"/>
     <w:multiLevelType w:val="hybridMultilevel"/>
     <w:tmpl w:val="E3FCD7FA"/>
@@ -26286,7 +26515,7 @@
       </w:rPr>
     </w:lvl>
   </w:abstractNum>
-  <w:abstractNum w:abstractNumId="17" w15:restartNumberingAfterBreak="0">
+  <w:abstractNum w:abstractNumId="18" w15:restartNumberingAfterBreak="0">
     <w:nsid w:val="1CF76B3D"/>
     <w:multiLevelType w:val="multilevel"/>
     <w:tmpl w:val="ABA6A3EC"/>
@@ -26435,7 +26664,7 @@
       </w:rPr>
     </w:lvl>
   </w:abstractNum>
-  <w:abstractNum w:abstractNumId="18" w15:restartNumberingAfterBreak="0">
+  <w:abstractNum w:abstractNumId="19" w15:restartNumberingAfterBreak="0">
     <w:nsid w:val="1D8D5C3D"/>
     <w:multiLevelType w:val="multilevel"/>
     <w:tmpl w:val="9D289F12"/>
@@ -26584,7 +26813,7 @@
       </w:rPr>
     </w:lvl>
   </w:abstractNum>
-  <w:abstractNum w:abstractNumId="19" w15:restartNumberingAfterBreak="0">
+  <w:abstractNum w:abstractNumId="20" w15:restartNumberingAfterBreak="0">
     <w:nsid w:val="20813146"/>
     <w:multiLevelType w:val="hybridMultilevel"/>
     <w:tmpl w:val="F894CF38"/>
@@ -26697,7 +26926,7 @@
       </w:rPr>
     </w:lvl>
   </w:abstractNum>
-  <w:abstractNum w:abstractNumId="20" w15:restartNumberingAfterBreak="0">
+  <w:abstractNum w:abstractNumId="21" w15:restartNumberingAfterBreak="0">
     <w:nsid w:val="24FD3EB5"/>
     <w:multiLevelType w:val="hybridMultilevel"/>
     <w:tmpl w:val="E9341846"/>
@@ -26810,7 +27039,7 @@
       </w:rPr>
     </w:lvl>
   </w:abstractNum>
-  <w:abstractNum w:abstractNumId="21" w15:restartNumberingAfterBreak="0">
+  <w:abstractNum w:abstractNumId="22" w15:restartNumberingAfterBreak="0">
     <w:nsid w:val="2539330F"/>
     <w:multiLevelType w:val="hybridMultilevel"/>
     <w:tmpl w:val="29EC890E"/>
@@ -26923,7 +27152,7 @@
       </w:rPr>
     </w:lvl>
   </w:abstractNum>
-  <w:abstractNum w:abstractNumId="22" w15:restartNumberingAfterBreak="0">
+  <w:abstractNum w:abstractNumId="23" w15:restartNumberingAfterBreak="0">
     <w:nsid w:val="26BD5090"/>
     <w:multiLevelType w:val="hybridMultilevel"/>
     <w:tmpl w:val="13BEC1B2"/>
@@ -27036,7 +27265,7 @@
       </w:rPr>
     </w:lvl>
   </w:abstractNum>
-  <w:abstractNum w:abstractNumId="23" w15:restartNumberingAfterBreak="0">
+  <w:abstractNum w:abstractNumId="24" w15:restartNumberingAfterBreak="0">
     <w:nsid w:val="272E402E"/>
     <w:multiLevelType w:val="hybridMultilevel"/>
     <w:tmpl w:val="E2E2A0EA"/>
@@ -27149,7 +27378,7 @@
       </w:rPr>
     </w:lvl>
   </w:abstractNum>
-  <w:abstractNum w:abstractNumId="24" w15:restartNumberingAfterBreak="0">
+  <w:abstractNum w:abstractNumId="25" w15:restartNumberingAfterBreak="0">
     <w:nsid w:val="27BA4B4B"/>
     <w:multiLevelType w:val="hybridMultilevel"/>
     <w:tmpl w:val="427296E4"/>
@@ -27262,7 +27491,7 @@
       </w:rPr>
     </w:lvl>
   </w:abstractNum>
-  <w:abstractNum w:abstractNumId="25" w15:restartNumberingAfterBreak="0">
+  <w:abstractNum w:abstractNumId="26" w15:restartNumberingAfterBreak="0">
     <w:nsid w:val="27D72219"/>
     <w:multiLevelType w:val="hybridMultilevel"/>
     <w:tmpl w:val="E774EC2C"/>
@@ -27351,7 +27580,7 @@
       </w:pPr>
     </w:lvl>
   </w:abstractNum>
-  <w:abstractNum w:abstractNumId="26" w15:restartNumberingAfterBreak="0">
+  <w:abstractNum w:abstractNumId="27" w15:restartNumberingAfterBreak="0">
     <w:nsid w:val="2A0E2900"/>
     <w:multiLevelType w:val="hybridMultilevel"/>
     <w:tmpl w:val="3DAA0282"/>
@@ -27464,7 +27693,7 @@
       </w:rPr>
     </w:lvl>
   </w:abstractNum>
-  <w:abstractNum w:abstractNumId="27" w15:restartNumberingAfterBreak="0">
+  <w:abstractNum w:abstractNumId="28" w15:restartNumberingAfterBreak="0">
     <w:nsid w:val="2C7B2447"/>
     <w:multiLevelType w:val="hybridMultilevel"/>
     <w:tmpl w:val="E3722F28"/>
@@ -27577,7 +27806,7 @@
       </w:rPr>
     </w:lvl>
   </w:abstractNum>
-  <w:abstractNum w:abstractNumId="28" w15:restartNumberingAfterBreak="0">
+  <w:abstractNum w:abstractNumId="29" w15:restartNumberingAfterBreak="0">
     <w:nsid w:val="2CAA2B90"/>
     <w:multiLevelType w:val="hybridMultilevel"/>
     <w:tmpl w:val="D7080722"/>
@@ -27690,7 +27919,7 @@
       </w:rPr>
     </w:lvl>
   </w:abstractNum>
-  <w:abstractNum w:abstractNumId="29" w15:restartNumberingAfterBreak="0">
+  <w:abstractNum w:abstractNumId="30" w15:restartNumberingAfterBreak="0">
     <w:nsid w:val="2FAC1E84"/>
     <w:multiLevelType w:val="hybridMultilevel"/>
     <w:tmpl w:val="E53EFBF0"/>
@@ -27803,7 +28032,7 @@
       </w:rPr>
     </w:lvl>
   </w:abstractNum>
-  <w:abstractNum w:abstractNumId="30" w15:restartNumberingAfterBreak="0">
+  <w:abstractNum w:abstractNumId="31" w15:restartNumberingAfterBreak="0">
     <w:nsid w:val="326761DF"/>
     <w:multiLevelType w:val="multilevel"/>
     <w:tmpl w:val="10FE5A88"/>
@@ -27952,7 +28181,7 @@
       </w:rPr>
     </w:lvl>
   </w:abstractNum>
-  <w:abstractNum w:abstractNumId="31" w15:restartNumberingAfterBreak="0">
+  <w:abstractNum w:abstractNumId="32" w15:restartNumberingAfterBreak="0">
     <w:nsid w:val="333235DF"/>
     <w:multiLevelType w:val="hybridMultilevel"/>
     <w:tmpl w:val="CE60B20E"/>
@@ -28065,7 +28294,7 @@
       </w:rPr>
     </w:lvl>
   </w:abstractNum>
-  <w:abstractNum w:abstractNumId="32" w15:restartNumberingAfterBreak="0">
+  <w:abstractNum w:abstractNumId="33" w15:restartNumberingAfterBreak="0">
     <w:nsid w:val="33977064"/>
     <w:multiLevelType w:val="multilevel"/>
     <w:tmpl w:val="10FE5A88"/>
@@ -28214,7 +28443,7 @@
       </w:rPr>
     </w:lvl>
   </w:abstractNum>
-  <w:abstractNum w:abstractNumId="33" w15:restartNumberingAfterBreak="0">
+  <w:abstractNum w:abstractNumId="34" w15:restartNumberingAfterBreak="0">
     <w:nsid w:val="36495D22"/>
     <w:multiLevelType w:val="hybridMultilevel"/>
     <w:tmpl w:val="43CEBB86"/>
@@ -28327,7 +28556,7 @@
       </w:rPr>
     </w:lvl>
   </w:abstractNum>
-  <w:abstractNum w:abstractNumId="34" w15:restartNumberingAfterBreak="0">
+  <w:abstractNum w:abstractNumId="35" w15:restartNumberingAfterBreak="0">
     <w:nsid w:val="3B2362EE"/>
     <w:multiLevelType w:val="hybridMultilevel"/>
     <w:tmpl w:val="1C1EF82A"/>
@@ -28440,7 +28669,7 @@
       </w:rPr>
     </w:lvl>
   </w:abstractNum>
-  <w:abstractNum w:abstractNumId="35" w15:restartNumberingAfterBreak="0">
+  <w:abstractNum w:abstractNumId="36" w15:restartNumberingAfterBreak="0">
     <w:nsid w:val="3FB54900"/>
     <w:multiLevelType w:val="hybridMultilevel"/>
     <w:tmpl w:val="8AA6A23E"/>
@@ -28553,7 +28782,7 @@
       </w:rPr>
     </w:lvl>
   </w:abstractNum>
-  <w:abstractNum w:abstractNumId="36" w15:restartNumberingAfterBreak="0">
+  <w:abstractNum w:abstractNumId="37" w15:restartNumberingAfterBreak="0">
     <w:nsid w:val="409B43B2"/>
     <w:multiLevelType w:val="hybridMultilevel"/>
     <w:tmpl w:val="7A3E280A"/>
@@ -28666,7 +28895,7 @@
       </w:rPr>
     </w:lvl>
   </w:abstractNum>
-  <w:abstractNum w:abstractNumId="37" w15:restartNumberingAfterBreak="0">
+  <w:abstractNum w:abstractNumId="38" w15:restartNumberingAfterBreak="0">
     <w:nsid w:val="45434D74"/>
     <w:multiLevelType w:val="hybridMultilevel"/>
     <w:tmpl w:val="293E897A"/>
@@ -28779,7 +29008,7 @@
       </w:rPr>
     </w:lvl>
   </w:abstractNum>
-  <w:abstractNum w:abstractNumId="38" w15:restartNumberingAfterBreak="0">
+  <w:abstractNum w:abstractNumId="39" w15:restartNumberingAfterBreak="0">
     <w:nsid w:val="48B217E0"/>
     <w:multiLevelType w:val="multilevel"/>
     <w:tmpl w:val="23D03054"/>
@@ -28928,7 +29157,7 @@
       </w:rPr>
     </w:lvl>
   </w:abstractNum>
-  <w:abstractNum w:abstractNumId="39" w15:restartNumberingAfterBreak="0">
+  <w:abstractNum w:abstractNumId="40" w15:restartNumberingAfterBreak="0">
     <w:nsid w:val="495D405D"/>
     <w:multiLevelType w:val="multilevel"/>
     <w:tmpl w:val="F022CE14"/>
@@ -29077,7 +29306,7 @@
       </w:rPr>
     </w:lvl>
   </w:abstractNum>
-  <w:abstractNum w:abstractNumId="40" w15:restartNumberingAfterBreak="0">
+  <w:abstractNum w:abstractNumId="41" w15:restartNumberingAfterBreak="0">
     <w:nsid w:val="4A6A0E19"/>
     <w:multiLevelType w:val="hybridMultilevel"/>
     <w:tmpl w:val="FFD42F76"/>
@@ -29190,7 +29419,7 @@
       </w:rPr>
     </w:lvl>
   </w:abstractNum>
-  <w:abstractNum w:abstractNumId="41" w15:restartNumberingAfterBreak="0">
+  <w:abstractNum w:abstractNumId="42" w15:restartNumberingAfterBreak="0">
     <w:nsid w:val="4A9901E8"/>
     <w:multiLevelType w:val="hybridMultilevel"/>
     <w:tmpl w:val="A530C3FA"/>
@@ -29303,7 +29532,7 @@
       </w:rPr>
     </w:lvl>
   </w:abstractNum>
-  <w:abstractNum w:abstractNumId="42" w15:restartNumberingAfterBreak="0">
+  <w:abstractNum w:abstractNumId="43" w15:restartNumberingAfterBreak="0">
     <w:nsid w:val="4BA428D7"/>
     <w:multiLevelType w:val="hybridMultilevel"/>
     <w:tmpl w:val="D94CF76C"/>
@@ -29389,7 +29618,7 @@
       </w:pPr>
     </w:lvl>
   </w:abstractNum>
-  <w:abstractNum w:abstractNumId="43" w15:restartNumberingAfterBreak="0">
+  <w:abstractNum w:abstractNumId="44" w15:restartNumberingAfterBreak="0">
     <w:nsid w:val="4EFE25D4"/>
     <w:multiLevelType w:val="multilevel"/>
     <w:tmpl w:val="10FE5A88"/>
@@ -29538,7 +29767,7 @@
       </w:rPr>
     </w:lvl>
   </w:abstractNum>
-  <w:abstractNum w:abstractNumId="44" w15:restartNumberingAfterBreak="0">
+  <w:abstractNum w:abstractNumId="45" w15:restartNumberingAfterBreak="0">
     <w:nsid w:val="4FEB23CC"/>
     <w:multiLevelType w:val="multilevel"/>
     <w:tmpl w:val="10FE5A88"/>
@@ -29687,7 +29916,7 @@
       </w:rPr>
     </w:lvl>
   </w:abstractNum>
-  <w:abstractNum w:abstractNumId="45" w15:restartNumberingAfterBreak="0">
+  <w:abstractNum w:abstractNumId="46" w15:restartNumberingAfterBreak="0">
     <w:nsid w:val="502018DB"/>
     <w:multiLevelType w:val="multilevel"/>
     <w:tmpl w:val="10FE5A88"/>
@@ -29836,7 +30065,7 @@
       </w:rPr>
     </w:lvl>
   </w:abstractNum>
-  <w:abstractNum w:abstractNumId="46" w15:restartNumberingAfterBreak="0">
+  <w:abstractNum w:abstractNumId="47" w15:restartNumberingAfterBreak="0">
     <w:nsid w:val="5315153D"/>
     <w:multiLevelType w:val="hybridMultilevel"/>
     <w:tmpl w:val="D86AF38C"/>
@@ -29949,7 +30178,7 @@
       </w:rPr>
     </w:lvl>
   </w:abstractNum>
-  <w:abstractNum w:abstractNumId="47" w15:restartNumberingAfterBreak="0">
+  <w:abstractNum w:abstractNumId="48" w15:restartNumberingAfterBreak="0">
     <w:nsid w:val="53595615"/>
     <w:multiLevelType w:val="hybridMultilevel"/>
     <w:tmpl w:val="50A097F6"/>
@@ -30062,7 +30291,7 @@
       </w:rPr>
     </w:lvl>
   </w:abstractNum>
-  <w:abstractNum w:abstractNumId="48" w15:restartNumberingAfterBreak="0">
+  <w:abstractNum w:abstractNumId="49" w15:restartNumberingAfterBreak="0">
     <w:nsid w:val="54533D2B"/>
     <w:multiLevelType w:val="hybridMultilevel"/>
     <w:tmpl w:val="A61856B0"/>
@@ -30175,7 +30404,7 @@
       </w:rPr>
     </w:lvl>
   </w:abstractNum>
-  <w:abstractNum w:abstractNumId="49" w15:restartNumberingAfterBreak="0">
+  <w:abstractNum w:abstractNumId="50" w15:restartNumberingAfterBreak="0">
     <w:nsid w:val="55DD5390"/>
     <w:multiLevelType w:val="hybridMultilevel"/>
     <w:tmpl w:val="1C3C8804"/>
@@ -30288,7 +30517,7 @@
       </w:rPr>
     </w:lvl>
   </w:abstractNum>
-  <w:abstractNum w:abstractNumId="50" w15:restartNumberingAfterBreak="0">
+  <w:abstractNum w:abstractNumId="51" w15:restartNumberingAfterBreak="0">
     <w:nsid w:val="57C90A1C"/>
     <w:multiLevelType w:val="hybridMultilevel"/>
     <w:tmpl w:val="1B224522"/>
@@ -30401,7 +30630,7 @@
       </w:rPr>
     </w:lvl>
   </w:abstractNum>
-  <w:abstractNum w:abstractNumId="51" w15:restartNumberingAfterBreak="0">
+  <w:abstractNum w:abstractNumId="52" w15:restartNumberingAfterBreak="0">
     <w:nsid w:val="57CB5F82"/>
     <w:multiLevelType w:val="hybridMultilevel"/>
     <w:tmpl w:val="B5643822"/>
@@ -30514,7 +30743,7 @@
       </w:rPr>
     </w:lvl>
   </w:abstractNum>
-  <w:abstractNum w:abstractNumId="52" w15:restartNumberingAfterBreak="0">
+  <w:abstractNum w:abstractNumId="53" w15:restartNumberingAfterBreak="0">
     <w:nsid w:val="5AAE0D2C"/>
     <w:multiLevelType w:val="hybridMultilevel"/>
     <w:tmpl w:val="F45293D4"/>
@@ -30627,7 +30856,7 @@
       </w:rPr>
     </w:lvl>
   </w:abstractNum>
-  <w:abstractNum w:abstractNumId="53" w15:restartNumberingAfterBreak="0">
+  <w:abstractNum w:abstractNumId="54" w15:restartNumberingAfterBreak="0">
     <w:nsid w:val="5B4E78AF"/>
     <w:multiLevelType w:val="multilevel"/>
     <w:tmpl w:val="6AFA6004"/>
@@ -30776,7 +31005,7 @@
       </w:rPr>
     </w:lvl>
   </w:abstractNum>
-  <w:abstractNum w:abstractNumId="54" w15:restartNumberingAfterBreak="0">
+  <w:abstractNum w:abstractNumId="55" w15:restartNumberingAfterBreak="0">
     <w:nsid w:val="5BA9389A"/>
     <w:multiLevelType w:val="hybridMultilevel"/>
     <w:tmpl w:val="76B449A8"/>
@@ -30889,7 +31118,7 @@
       </w:rPr>
     </w:lvl>
   </w:abstractNum>
-  <w:abstractNum w:abstractNumId="55" w15:restartNumberingAfterBreak="0">
+  <w:abstractNum w:abstractNumId="56" w15:restartNumberingAfterBreak="0">
     <w:nsid w:val="5C4A5244"/>
     <w:multiLevelType w:val="hybridMultilevel"/>
     <w:tmpl w:val="6E10B4EC"/>
@@ -31002,7 +31231,7 @@
       </w:rPr>
     </w:lvl>
   </w:abstractNum>
-  <w:abstractNum w:abstractNumId="56" w15:restartNumberingAfterBreak="0">
+  <w:abstractNum w:abstractNumId="57" w15:restartNumberingAfterBreak="0">
     <w:nsid w:val="5C520031"/>
     <w:multiLevelType w:val="multilevel"/>
     <w:tmpl w:val="15F2258E"/>
@@ -31151,7 +31380,7 @@
       </w:rPr>
     </w:lvl>
   </w:abstractNum>
-  <w:abstractNum w:abstractNumId="57" w15:restartNumberingAfterBreak="0">
+  <w:abstractNum w:abstractNumId="58" w15:restartNumberingAfterBreak="0">
     <w:nsid w:val="61FE12D9"/>
     <w:multiLevelType w:val="hybridMultilevel"/>
     <w:tmpl w:val="87D8D996"/>
@@ -31264,7 +31493,7 @@
       </w:rPr>
     </w:lvl>
   </w:abstractNum>
-  <w:abstractNum w:abstractNumId="58" w15:restartNumberingAfterBreak="0">
+  <w:abstractNum w:abstractNumId="59" w15:restartNumberingAfterBreak="0">
     <w:nsid w:val="66A5119D"/>
     <w:multiLevelType w:val="multilevel"/>
     <w:tmpl w:val="F0B4BF8C"/>
@@ -31413,7 +31642,7 @@
       </w:rPr>
     </w:lvl>
   </w:abstractNum>
-  <w:abstractNum w:abstractNumId="59" w15:restartNumberingAfterBreak="0">
+  <w:abstractNum w:abstractNumId="60" w15:restartNumberingAfterBreak="0">
     <w:nsid w:val="6B252EEC"/>
     <w:multiLevelType w:val="multilevel"/>
     <w:tmpl w:val="8BC45AB2"/>
@@ -31562,7 +31791,7 @@
       </w:rPr>
     </w:lvl>
   </w:abstractNum>
-  <w:abstractNum w:abstractNumId="60" w15:restartNumberingAfterBreak="0">
+  <w:abstractNum w:abstractNumId="61" w15:restartNumberingAfterBreak="0">
     <w:nsid w:val="6E697BD1"/>
     <w:multiLevelType w:val="hybridMultilevel"/>
     <w:tmpl w:val="C2D4DBA4"/>
@@ -31675,7 +31904,7 @@
       </w:rPr>
     </w:lvl>
   </w:abstractNum>
-  <w:abstractNum w:abstractNumId="61" w15:restartNumberingAfterBreak="0">
+  <w:abstractNum w:abstractNumId="62" w15:restartNumberingAfterBreak="0">
     <w:nsid w:val="6EA445D9"/>
     <w:multiLevelType w:val="multilevel"/>
     <w:tmpl w:val="B0D68246"/>
@@ -31824,7 +32053,7 @@
       </w:rPr>
     </w:lvl>
   </w:abstractNum>
-  <w:abstractNum w:abstractNumId="62" w15:restartNumberingAfterBreak="0">
+  <w:abstractNum w:abstractNumId="63" w15:restartNumberingAfterBreak="0">
     <w:nsid w:val="6ECD0BED"/>
     <w:multiLevelType w:val="hybridMultilevel"/>
     <w:tmpl w:val="4F1EAABE"/>
@@ -31937,7 +32166,7 @@
       </w:rPr>
     </w:lvl>
   </w:abstractNum>
-  <w:abstractNum w:abstractNumId="63" w15:restartNumberingAfterBreak="0">
+  <w:abstractNum w:abstractNumId="64" w15:restartNumberingAfterBreak="0">
     <w:nsid w:val="6FAA2CC5"/>
     <w:multiLevelType w:val="multilevel"/>
     <w:tmpl w:val="7884CD26"/>
@@ -32050,7 +32279,7 @@
       </w:pPr>
     </w:lvl>
   </w:abstractNum>
-  <w:abstractNum w:abstractNumId="64" w15:restartNumberingAfterBreak="0">
+  <w:abstractNum w:abstractNumId="65" w15:restartNumberingAfterBreak="0">
     <w:nsid w:val="75EA6477"/>
     <w:multiLevelType w:val="hybridMultilevel"/>
     <w:tmpl w:val="D59C6048"/>
@@ -32163,7 +32392,7 @@
       </w:rPr>
     </w:lvl>
   </w:abstractNum>
-  <w:abstractNum w:abstractNumId="65" w15:restartNumberingAfterBreak="0">
+  <w:abstractNum w:abstractNumId="66" w15:restartNumberingAfterBreak="0">
     <w:nsid w:val="77293F03"/>
     <w:multiLevelType w:val="hybridMultilevel"/>
     <w:tmpl w:val="58121602"/>
@@ -32276,7 +32505,7 @@
       </w:rPr>
     </w:lvl>
   </w:abstractNum>
-  <w:abstractNum w:abstractNumId="66" w15:restartNumberingAfterBreak="0">
+  <w:abstractNum w:abstractNumId="67" w15:restartNumberingAfterBreak="0">
     <w:nsid w:val="786476B7"/>
     <w:multiLevelType w:val="hybridMultilevel"/>
     <w:tmpl w:val="23245F9C"/>
@@ -32389,7 +32618,7 @@
       </w:rPr>
     </w:lvl>
   </w:abstractNum>
-  <w:abstractNum w:abstractNumId="67" w15:restartNumberingAfterBreak="0">
+  <w:abstractNum w:abstractNumId="68" w15:restartNumberingAfterBreak="0">
     <w:nsid w:val="7A2E7DCD"/>
     <w:multiLevelType w:val="hybridMultilevel"/>
     <w:tmpl w:val="2AEE369C"/>
@@ -32502,7 +32731,7 @@
       </w:rPr>
     </w:lvl>
   </w:abstractNum>
-  <w:abstractNum w:abstractNumId="68" w15:restartNumberingAfterBreak="0">
+  <w:abstractNum w:abstractNumId="69" w15:restartNumberingAfterBreak="0">
     <w:nsid w:val="7A3D4DD5"/>
     <w:multiLevelType w:val="hybridMultilevel"/>
     <w:tmpl w:val="3A345A74"/>
@@ -32615,7 +32844,7 @@
       </w:rPr>
     </w:lvl>
   </w:abstractNum>
-  <w:abstractNum w:abstractNumId="69" w15:restartNumberingAfterBreak="0">
+  <w:abstractNum w:abstractNumId="70" w15:restartNumberingAfterBreak="0">
     <w:nsid w:val="7F9E33BE"/>
     <w:multiLevelType w:val="hybridMultilevel"/>
     <w:tmpl w:val="7E343722"/>
@@ -32728,7 +32957,7 @@
       </w:rPr>
     </w:lvl>
   </w:abstractNum>
-  <w:abstractNum w:abstractNumId="70" w15:restartNumberingAfterBreak="0">
+  <w:abstractNum w:abstractNumId="71" w15:restartNumberingAfterBreak="0">
     <w:nsid w:val="7FC45E23"/>
     <w:multiLevelType w:val="hybridMultilevel"/>
     <w:tmpl w:val="B6A42388"/>
@@ -32842,145 +33071,145 @@
     </w:lvl>
   </w:abstractNum>
   <w:num w:numId="1" w16cid:durableId="1849098627">
-    <w:abstractNumId w:val="42"/>
+    <w:abstractNumId w:val="43"/>
   </w:num>
   <w:num w:numId="2" w16cid:durableId="594829819">
-    <w:abstractNumId w:val="13"/>
+    <w:abstractNumId w:val="14"/>
   </w:num>
   <w:num w:numId="3" w16cid:durableId="243950662">
-    <w:abstractNumId w:val="56"/>
+    <w:abstractNumId w:val="57"/>
   </w:num>
   <w:num w:numId="4" w16cid:durableId="1978948423">
-    <w:abstractNumId w:val="67"/>
+    <w:abstractNumId w:val="68"/>
   </w:num>
   <w:num w:numId="5" w16cid:durableId="1401757085">
-    <w:abstractNumId w:val="40"/>
+    <w:abstractNumId w:val="41"/>
   </w:num>
   <w:num w:numId="6" w16cid:durableId="1871526241">
-    <w:abstractNumId w:val="59"/>
+    <w:abstractNumId w:val="60"/>
   </w:num>
   <w:num w:numId="7" w16cid:durableId="1932620228">
     <w:abstractNumId w:val="8"/>
   </w:num>
   <w:num w:numId="8" w16cid:durableId="1817648396">
-    <w:abstractNumId w:val="63"/>
+    <w:abstractNumId w:val="64"/>
   </w:num>
   <w:num w:numId="9" w16cid:durableId="121461246">
-    <w:abstractNumId w:val="17"/>
+    <w:abstractNumId w:val="18"/>
   </w:num>
   <w:num w:numId="10" w16cid:durableId="509608449">
-    <w:abstractNumId w:val="69"/>
+    <w:abstractNumId w:val="70"/>
   </w:num>
   <w:num w:numId="11" w16cid:durableId="1096824675">
-    <w:abstractNumId w:val="44"/>
+    <w:abstractNumId w:val="45"/>
   </w:num>
   <w:num w:numId="12" w16cid:durableId="588545318">
-    <w:abstractNumId w:val="57"/>
+    <w:abstractNumId w:val="58"/>
   </w:num>
   <w:num w:numId="13" w16cid:durableId="1688482641">
-    <w:abstractNumId w:val="60"/>
+    <w:abstractNumId w:val="61"/>
   </w:num>
   <w:num w:numId="14" w16cid:durableId="820654974">
-    <w:abstractNumId w:val="38"/>
+    <w:abstractNumId w:val="39"/>
   </w:num>
   <w:num w:numId="15" w16cid:durableId="614797180">
-    <w:abstractNumId w:val="15"/>
+    <w:abstractNumId w:val="16"/>
   </w:num>
   <w:num w:numId="16" w16cid:durableId="428821075">
-    <w:abstractNumId w:val="20"/>
+    <w:abstractNumId w:val="21"/>
   </w:num>
   <w:num w:numId="17" w16cid:durableId="255526209">
-    <w:abstractNumId w:val="37"/>
+    <w:abstractNumId w:val="38"/>
   </w:num>
   <w:num w:numId="18" w16cid:durableId="1070999177">
     <w:abstractNumId w:val="3"/>
   </w:num>
   <w:num w:numId="19" w16cid:durableId="227152851">
-    <w:abstractNumId w:val="29"/>
+    <w:abstractNumId w:val="30"/>
   </w:num>
   <w:num w:numId="20" w16cid:durableId="309017863">
     <w:abstractNumId w:val="2"/>
   </w:num>
   <w:num w:numId="21" w16cid:durableId="1175682971">
-    <w:abstractNumId w:val="45"/>
+    <w:abstractNumId w:val="46"/>
   </w:num>
   <w:num w:numId="22" w16cid:durableId="174224595">
-    <w:abstractNumId w:val="21"/>
+    <w:abstractNumId w:val="22"/>
   </w:num>
   <w:num w:numId="23" w16cid:durableId="662661005">
-    <w:abstractNumId w:val="48"/>
+    <w:abstractNumId w:val="49"/>
   </w:num>
   <w:num w:numId="24" w16cid:durableId="1479762900">
-    <w:abstractNumId w:val="68"/>
+    <w:abstractNumId w:val="69"/>
   </w:num>
   <w:num w:numId="25" w16cid:durableId="47803658">
-    <w:abstractNumId w:val="30"/>
+    <w:abstractNumId w:val="31"/>
   </w:num>
   <w:num w:numId="26" w16cid:durableId="1705864956">
     <w:abstractNumId w:val="7"/>
   </w:num>
   <w:num w:numId="27" w16cid:durableId="1022821099">
-    <w:abstractNumId w:val="14"/>
+    <w:abstractNumId w:val="15"/>
   </w:num>
   <w:num w:numId="28" w16cid:durableId="1959139645">
-    <w:abstractNumId w:val="32"/>
+    <w:abstractNumId w:val="33"/>
   </w:num>
   <w:num w:numId="29" w16cid:durableId="19207612">
     <w:abstractNumId w:val="0"/>
   </w:num>
   <w:num w:numId="30" w16cid:durableId="1677465396">
-    <w:abstractNumId w:val="43"/>
+    <w:abstractNumId w:val="44"/>
   </w:num>
   <w:num w:numId="31" w16cid:durableId="1966891538">
-    <w:abstractNumId w:val="53"/>
+    <w:abstractNumId w:val="54"/>
   </w:num>
   <w:num w:numId="32" w16cid:durableId="1155142709">
-    <w:abstractNumId w:val="39"/>
+    <w:abstractNumId w:val="40"/>
   </w:num>
   <w:num w:numId="33" w16cid:durableId="1257053816">
     <w:abstractNumId w:val="9"/>
   </w:num>
   <w:num w:numId="34" w16cid:durableId="1928423470">
-    <w:abstractNumId w:val="18"/>
+    <w:abstractNumId w:val="19"/>
   </w:num>
   <w:num w:numId="35" w16cid:durableId="256839176">
-    <w:abstractNumId w:val="61"/>
+    <w:abstractNumId w:val="62"/>
   </w:num>
   <w:num w:numId="36" w16cid:durableId="1560244126">
-    <w:abstractNumId w:val="46"/>
+    <w:abstractNumId w:val="47"/>
   </w:num>
   <w:num w:numId="37" w16cid:durableId="1549030526">
+    <w:abstractNumId w:val="36"/>
+  </w:num>
+  <w:num w:numId="38" w16cid:durableId="1929731469">
+    <w:abstractNumId w:val="32"/>
+  </w:num>
+  <w:num w:numId="39" w16cid:durableId="252670387">
     <w:abstractNumId w:val="35"/>
   </w:num>
-  <w:num w:numId="38" w16cid:durableId="1929731469">
-    <w:abstractNumId w:val="31"/>
-  </w:num>
-  <w:num w:numId="39" w16cid:durableId="252670387">
-    <w:abstractNumId w:val="34"/>
-  </w:num>
   <w:num w:numId="40" w16cid:durableId="783116472">
-    <w:abstractNumId w:val="27"/>
+    <w:abstractNumId w:val="28"/>
   </w:num>
   <w:num w:numId="41" w16cid:durableId="1768580637">
-    <w:abstractNumId w:val="23"/>
+    <w:abstractNumId w:val="24"/>
   </w:num>
   <w:num w:numId="42" w16cid:durableId="398093661">
-    <w:abstractNumId w:val="52"/>
+    <w:abstractNumId w:val="53"/>
   </w:num>
   <w:num w:numId="43" w16cid:durableId="44106838">
     <w:abstractNumId w:val="11"/>
   </w:num>
   <w:num w:numId="44" w16cid:durableId="1868058625">
-    <w:abstractNumId w:val="70"/>
+    <w:abstractNumId w:val="71"/>
   </w:num>
   <w:num w:numId="45" w16cid:durableId="302199171">
-    <w:abstractNumId w:val="28"/>
+    <w:abstractNumId w:val="29"/>
   </w:num>
   <w:num w:numId="46" w16cid:durableId="1490558735">
-    <w:abstractNumId w:val="33"/>
+    <w:abstractNumId w:val="34"/>
   </w:num>
   <w:num w:numId="47" w16cid:durableId="946041775">
-    <w:abstractNumId w:val="51"/>
+    <w:abstractNumId w:val="52"/>
   </w:num>
   <w:num w:numId="48" w16cid:durableId="27341133">
     <w:abstractNumId w:val="5"/>
@@ -32992,67 +33221,70 @@
     <w:abstractNumId w:val="12"/>
   </w:num>
   <w:num w:numId="51" w16cid:durableId="649870905">
-    <w:abstractNumId w:val="55"/>
+    <w:abstractNumId w:val="56"/>
   </w:num>
   <w:num w:numId="52" w16cid:durableId="867646461">
-    <w:abstractNumId w:val="25"/>
+    <w:abstractNumId w:val="26"/>
   </w:num>
   <w:num w:numId="53" w16cid:durableId="1038623645">
     <w:abstractNumId w:val="4"/>
   </w:num>
   <w:num w:numId="54" w16cid:durableId="1374885936">
-    <w:abstractNumId w:val="26"/>
+    <w:abstractNumId w:val="27"/>
   </w:num>
   <w:num w:numId="55" w16cid:durableId="1211964171">
-    <w:abstractNumId w:val="16"/>
+    <w:abstractNumId w:val="17"/>
   </w:num>
   <w:num w:numId="56" w16cid:durableId="370691856">
-    <w:abstractNumId w:val="50"/>
+    <w:abstractNumId w:val="51"/>
   </w:num>
   <w:num w:numId="57" w16cid:durableId="1126968522">
-    <w:abstractNumId w:val="62"/>
+    <w:abstractNumId w:val="63"/>
   </w:num>
   <w:num w:numId="58" w16cid:durableId="235089663">
     <w:abstractNumId w:val="6"/>
   </w:num>
   <w:num w:numId="59" w16cid:durableId="147478153">
-    <w:abstractNumId w:val="36"/>
+    <w:abstractNumId w:val="37"/>
   </w:num>
   <w:num w:numId="60" w16cid:durableId="1828394945">
-    <w:abstractNumId w:val="58"/>
+    <w:abstractNumId w:val="59"/>
   </w:num>
   <w:num w:numId="61" w16cid:durableId="1605461384">
     <w:abstractNumId w:val="1"/>
   </w:num>
   <w:num w:numId="62" w16cid:durableId="1669359134">
-    <w:abstractNumId w:val="19"/>
+    <w:abstractNumId w:val="20"/>
   </w:num>
   <w:num w:numId="63" w16cid:durableId="2113548704">
-    <w:abstractNumId w:val="64"/>
+    <w:abstractNumId w:val="65"/>
   </w:num>
   <w:num w:numId="64" w16cid:durableId="107816750">
-    <w:abstractNumId w:val="41"/>
+    <w:abstractNumId w:val="42"/>
   </w:num>
   <w:num w:numId="65" w16cid:durableId="1907884401">
+    <w:abstractNumId w:val="67"/>
+  </w:num>
+  <w:num w:numId="66" w16cid:durableId="548880609">
+    <w:abstractNumId w:val="25"/>
+  </w:num>
+  <w:num w:numId="67" w16cid:durableId="1316644275">
+    <w:abstractNumId w:val="55"/>
+  </w:num>
+  <w:num w:numId="68" w16cid:durableId="1021275725">
+    <w:abstractNumId w:val="48"/>
+  </w:num>
+  <w:num w:numId="69" w16cid:durableId="728378439">
+    <w:abstractNumId w:val="50"/>
+  </w:num>
+  <w:num w:numId="70" w16cid:durableId="26562602">
+    <w:abstractNumId w:val="23"/>
+  </w:num>
+  <w:num w:numId="71" w16cid:durableId="1597247938">
     <w:abstractNumId w:val="66"/>
   </w:num>
-  <w:num w:numId="66" w16cid:durableId="548880609">
-    <w:abstractNumId w:val="24"/>
-  </w:num>
-  <w:num w:numId="67" w16cid:durableId="1316644275">
-    <w:abstractNumId w:val="54"/>
-  </w:num>
-  <w:num w:numId="68" w16cid:durableId="1021275725">
-    <w:abstractNumId w:val="47"/>
-  </w:num>
-  <w:num w:numId="69" w16cid:durableId="728378439">
-    <w:abstractNumId w:val="49"/>
-  </w:num>
-  <w:num w:numId="70" w16cid:durableId="26562602">
-    <w:abstractNumId w:val="22"/>
-  </w:num>
-  <w:num w:numId="71" w16cid:durableId="1597247938">
-    <w:abstractNumId w:val="65"/>
+  <w:num w:numId="72" w16cid:durableId="657464281">
+    <w:abstractNumId w:val="13"/>
   </w:num>
 </w:numbering>
 </file>
@@ -33455,7 +33687,7 @@
   <w:style w:type="paragraph" w:default="1" w:styleId="Normal">
     <w:name w:val="Normal"/>
     <w:qFormat/>
-    <w:rsid w:val="00772335"/>
+    <w:rsid w:val="00763DF5"/>
   </w:style>
   <w:style w:type="paragraph" w:styleId="Ttulo3">
     <w:name w:val="heading 3"/>

--- a/MODULOS DE ESTUDO/HTML.docx
+++ b/MODULOS DE ESTUDO/HTML.docx
@@ -133,7 +133,6 @@
                                 </w:rPr>
                                 <w:t xml:space="preserve"> </w:t>
                               </w:r>
-                              <w:proofErr w:type="gramStart"/>
                               <w:r>
                                 <w:rPr>
                                   <w:rFonts w:ascii="Times New Roman" w:eastAsia="Times New Roman" w:hAnsi="Times New Roman" w:cs="Times New Roman"/>
@@ -143,7 +142,6 @@
                                 </w:rPr>
                                 <w:t>HTML,CSS</w:t>
                               </w:r>
-                              <w:proofErr w:type="gramEnd"/>
                               <w:r>
                                 <w:rPr>
                                   <w:rFonts w:ascii="Times New Roman" w:eastAsia="Times New Roman" w:hAnsi="Times New Roman" w:cs="Times New Roman"/>
@@ -249,7 +247,6 @@
                           </w:rPr>
                           <w:t xml:space="preserve"> </w:t>
                         </w:r>
-                        <w:proofErr w:type="gramStart"/>
                         <w:r>
                           <w:rPr>
                             <w:rFonts w:ascii="Times New Roman" w:eastAsia="Times New Roman" w:hAnsi="Times New Roman" w:cs="Times New Roman"/>
@@ -259,7 +256,6 @@
                           </w:rPr>
                           <w:t>HTML,CSS</w:t>
                         </w:r>
-                        <w:proofErr w:type="gramEnd"/>
                         <w:r>
                           <w:rPr>
                             <w:rFonts w:ascii="Times New Roman" w:eastAsia="Times New Roman" w:hAnsi="Times New Roman" w:cs="Times New Roman"/>
@@ -352,7 +348,6 @@
       <w:r>
         <w:t xml:space="preserve">funciona baseada em marcações específicas chamadas </w:t>
       </w:r>
-      <w:proofErr w:type="spellStart"/>
       <w:r>
         <w:rPr>
           <w:b/>
@@ -360,7 +355,6 @@
         </w:rPr>
         <w:t>tags</w:t>
       </w:r>
-      <w:proofErr w:type="spellEnd"/>
       <w:r>
         <w:t>.</w:t>
       </w:r>
@@ -772,25 +766,7 @@
           <w:bCs/>
           <w:color w:val="0070C0"/>
         </w:rPr>
-        <w:t xml:space="preserve">&lt;!DOCTYPE </w:t>
-      </w:r>
-      <w:proofErr w:type="spellStart"/>
-      <w:r>
-        <w:rPr>
-          <w:b/>
-          <w:bCs/>
-          <w:color w:val="0070C0"/>
-        </w:rPr>
-        <w:t>html</w:t>
-      </w:r>
-      <w:proofErr w:type="spellEnd"/>
-      <w:r>
-        <w:rPr>
-          <w:b/>
-          <w:bCs/>
-          <w:color w:val="0070C0"/>
-        </w:rPr>
-        <w:t>&gt;:</w:t>
+        <w:t>&lt;!DOCTYPE html&gt;:</w:t>
       </w:r>
       <w:r>
         <w:t xml:space="preserve"> </w:t>
@@ -816,80 +792,10 @@
           <w:bCs/>
           <w:color w:val="0070C0"/>
         </w:rPr>
-        <w:t>&lt;</w:t>
-      </w:r>
-      <w:proofErr w:type="spellStart"/>
-      <w:r>
-        <w:rPr>
-          <w:b/>
-          <w:bCs/>
-          <w:color w:val="0070C0"/>
-        </w:rPr>
-        <w:t>html</w:t>
-      </w:r>
-      <w:proofErr w:type="spellEnd"/>
-      <w:r>
-        <w:rPr>
-          <w:b/>
-          <w:bCs/>
-          <w:color w:val="0070C0"/>
-        </w:rPr>
-        <w:t xml:space="preserve"> </w:t>
-      </w:r>
-      <w:proofErr w:type="spellStart"/>
-      <w:r>
-        <w:rPr>
-          <w:b/>
-          <w:bCs/>
-          <w:color w:val="0070C0"/>
-        </w:rPr>
-        <w:t>lang</w:t>
-      </w:r>
-      <w:proofErr w:type="spellEnd"/>
-      <w:r>
-        <w:rPr>
-          <w:b/>
-          <w:bCs/>
-          <w:color w:val="0070C0"/>
-        </w:rPr>
-        <w:t>="</w:t>
-      </w:r>
-      <w:proofErr w:type="spellStart"/>
-      <w:r>
-        <w:rPr>
-          <w:b/>
-          <w:bCs/>
-          <w:color w:val="0070C0"/>
-        </w:rPr>
-        <w:t>pt-br</w:t>
-      </w:r>
-      <w:proofErr w:type="spellEnd"/>
-      <w:r>
-        <w:rPr>
-          <w:b/>
-          <w:bCs/>
-          <w:color w:val="0070C0"/>
-        </w:rPr>
-        <w:t xml:space="preserve">"&gt;: </w:t>
-      </w:r>
-      <w:r>
-        <w:t xml:space="preserve">Início do documento HTML. O atributo </w:t>
-      </w:r>
-      <w:proofErr w:type="spellStart"/>
-      <w:r>
-        <w:t>lang</w:t>
-      </w:r>
-      <w:proofErr w:type="spellEnd"/>
-      <w:r>
-        <w:t>="</w:t>
-      </w:r>
-      <w:proofErr w:type="spellStart"/>
-      <w:r>
-        <w:t>pt-br</w:t>
-      </w:r>
-      <w:proofErr w:type="spellEnd"/>
-      <w:r>
-        <w:t>" indica que o conteúdo está em português do Brasil.</w:t>
+        <w:t xml:space="preserve">&lt;html lang="pt-br"&gt;: </w:t>
+      </w:r>
+      <w:r>
+        <w:t>Início do documento HTML. O atributo lang="pt-br" indica que o conteúdo está em português do Brasil.</w:t>
       </w:r>
     </w:p>
     <w:p>
@@ -909,25 +815,7 @@
           <w:bCs/>
           <w:color w:val="0070C0"/>
         </w:rPr>
-        <w:t>&lt;</w:t>
-      </w:r>
-      <w:proofErr w:type="spellStart"/>
-      <w:r>
-        <w:rPr>
-          <w:b/>
-          <w:bCs/>
-          <w:color w:val="0070C0"/>
-        </w:rPr>
-        <w:t>head</w:t>
-      </w:r>
-      <w:proofErr w:type="spellEnd"/>
-      <w:r>
-        <w:rPr>
-          <w:b/>
-          <w:bCs/>
-          <w:color w:val="0070C0"/>
-        </w:rPr>
-        <w:t>&gt;:</w:t>
+        <w:t>&lt;head&gt;:</w:t>
       </w:r>
       <w:r>
         <w:t xml:space="preserve"> </w:t>
@@ -953,25 +841,7 @@
           <w:bCs/>
           <w:color w:val="0070C0"/>
         </w:rPr>
-        <w:t xml:space="preserve">&lt;meta </w:t>
-      </w:r>
-      <w:proofErr w:type="spellStart"/>
-      <w:r>
-        <w:rPr>
-          <w:b/>
-          <w:bCs/>
-          <w:color w:val="0070C0"/>
-        </w:rPr>
-        <w:t>charset</w:t>
-      </w:r>
-      <w:proofErr w:type="spellEnd"/>
-      <w:r>
-        <w:rPr>
-          <w:b/>
-          <w:bCs/>
-          <w:color w:val="0070C0"/>
-        </w:rPr>
-        <w:t>="UTF-8</w:t>
+        <w:t>&lt;meta charset="UTF-8</w:t>
       </w:r>
       <w:r>
         <w:t>"&gt;</w:t>
@@ -1000,25 +870,7 @@
           <w:bCs/>
           <w:color w:val="0070C0"/>
         </w:rPr>
-        <w:t>&lt;meta name="</w:t>
-      </w:r>
-      <w:proofErr w:type="spellStart"/>
-      <w:r>
-        <w:rPr>
-          <w:b/>
-          <w:bCs/>
-          <w:color w:val="0070C0"/>
-        </w:rPr>
-        <w:t>viewport</w:t>
-      </w:r>
-      <w:proofErr w:type="spellEnd"/>
-      <w:r>
-        <w:rPr>
-          <w:b/>
-          <w:bCs/>
-          <w:color w:val="0070C0"/>
-        </w:rPr>
-        <w:t>"...&gt;:</w:t>
+        <w:t>&lt;meta name="viewport"...&gt;:</w:t>
       </w:r>
       <w:r>
         <w:t xml:space="preserve"> </w:t>
@@ -1044,41 +896,10 @@
           <w:bCs/>
           <w:color w:val="0070C0"/>
         </w:rPr>
-        <w:t>&lt;</w:t>
-      </w:r>
-      <w:proofErr w:type="spellStart"/>
-      <w:r>
-        <w:rPr>
-          <w:b/>
-          <w:bCs/>
-          <w:color w:val="0070C0"/>
-        </w:rPr>
-        <w:t>title</w:t>
-      </w:r>
-      <w:proofErr w:type="spellEnd"/>
-      <w:r>
-        <w:rPr>
-          <w:b/>
-          <w:bCs/>
-          <w:color w:val="0070C0"/>
-        </w:rPr>
-        <w:t>&gt;</w:t>
-      </w:r>
-      <w:proofErr w:type="spellStart"/>
-      <w:r>
-        <w:t>Document</w:t>
-      </w:r>
-      <w:proofErr w:type="spellEnd"/>
-      <w:r>
-        <w:t>&lt;/</w:t>
-      </w:r>
-      <w:proofErr w:type="spellStart"/>
-      <w:r>
-        <w:t>title</w:t>
-      </w:r>
-      <w:proofErr w:type="spellEnd"/>
-      <w:r>
-        <w:t>&gt;</w:t>
+        <w:t>&lt;title&gt;</w:t>
+      </w:r>
+      <w:r>
+        <w:t>Document&lt;/title&gt;</w:t>
       </w:r>
       <w:r>
         <w:t xml:space="preserve">: </w:t>
@@ -2696,29 +2517,7 @@
           <w:szCs w:val="24"/>
           <w:lang w:eastAsia="pt-BR"/>
         </w:rPr>
-        <w:t>&lt;</w:t>
-      </w:r>
-      <w:proofErr w:type="spellStart"/>
-      <w:r>
-        <w:rPr>
-          <w:rFonts w:ascii="Times New Roman" w:eastAsia="Times New Roman" w:hAnsi="Times New Roman" w:cs="Times New Roman"/>
-          <w:color w:val="0070C0"/>
-          <w:sz w:val="24"/>
-          <w:szCs w:val="24"/>
-          <w:lang w:eastAsia="pt-BR"/>
-        </w:rPr>
-        <w:t>ul</w:t>
-      </w:r>
-      <w:proofErr w:type="spellEnd"/>
-      <w:r>
-        <w:rPr>
-          <w:rFonts w:ascii="Times New Roman" w:eastAsia="Times New Roman" w:hAnsi="Times New Roman" w:cs="Times New Roman"/>
-          <w:color w:val="0070C0"/>
-          <w:sz w:val="24"/>
-          <w:szCs w:val="24"/>
-          <w:lang w:eastAsia="pt-BR"/>
-        </w:rPr>
-        <w:t xml:space="preserve">&gt; </w:t>
+        <w:t xml:space="preserve">&lt;ul&gt; </w:t>
       </w:r>
       <w:r>
         <w:rPr>
@@ -2753,29 +2552,7 @@
           <w:szCs w:val="24"/>
           <w:lang w:eastAsia="pt-BR"/>
         </w:rPr>
-        <w:t>&lt;</w:t>
-      </w:r>
-      <w:proofErr w:type="spellStart"/>
-      <w:r>
-        <w:rPr>
-          <w:rFonts w:ascii="Times New Roman" w:eastAsia="Times New Roman" w:hAnsi="Times New Roman" w:cs="Times New Roman"/>
-          <w:color w:val="0070C0"/>
-          <w:sz w:val="24"/>
-          <w:szCs w:val="24"/>
-          <w:lang w:eastAsia="pt-BR"/>
-        </w:rPr>
-        <w:t>ol</w:t>
-      </w:r>
-      <w:proofErr w:type="spellEnd"/>
-      <w:r>
-        <w:rPr>
-          <w:rFonts w:ascii="Times New Roman" w:eastAsia="Times New Roman" w:hAnsi="Times New Roman" w:cs="Times New Roman"/>
-          <w:color w:val="0070C0"/>
-          <w:sz w:val="24"/>
-          <w:szCs w:val="24"/>
-          <w:lang w:eastAsia="pt-BR"/>
-        </w:rPr>
-        <w:t xml:space="preserve">&gt; </w:t>
+        <w:t xml:space="preserve">&lt;ol&gt; </w:t>
       </w:r>
       <w:r>
         <w:rPr>
@@ -2952,33 +2729,7 @@
           <w:szCs w:val="20"/>
           <w:lang w:eastAsia="pt-BR"/>
         </w:rPr>
-        <w:t>&lt;</w:t>
-      </w:r>
-      <w:proofErr w:type="spellStart"/>
-      <w:r>
-        <w:rPr>
-          <w:rFonts w:ascii="Courier New" w:eastAsia="Times New Roman" w:hAnsi="Courier New" w:cs="Courier New"/>
-          <w:b/>
-          <w:bCs/>
-          <w:color w:val="0070C0"/>
-          <w:sz w:val="20"/>
-          <w:szCs w:val="20"/>
-          <w:lang w:eastAsia="pt-BR"/>
-        </w:rPr>
-        <w:t>dt</w:t>
-      </w:r>
-      <w:proofErr w:type="spellEnd"/>
-      <w:r>
-        <w:rPr>
-          <w:rFonts w:ascii="Courier New" w:eastAsia="Times New Roman" w:hAnsi="Courier New" w:cs="Courier New"/>
-          <w:b/>
-          <w:bCs/>
-          <w:color w:val="0070C0"/>
-          <w:sz w:val="20"/>
-          <w:szCs w:val="20"/>
-          <w:lang w:eastAsia="pt-BR"/>
-        </w:rPr>
-        <w:t>&gt;</w:t>
+        <w:t>&lt;dt&gt;</w:t>
       </w:r>
       <w:r>
         <w:rPr>
@@ -3025,33 +2776,7 @@
           <w:szCs w:val="20"/>
           <w:lang w:eastAsia="pt-BR"/>
         </w:rPr>
-        <w:t>&lt;</w:t>
-      </w:r>
-      <w:proofErr w:type="spellStart"/>
-      <w:r>
-        <w:rPr>
-          <w:rFonts w:ascii="Courier New" w:eastAsia="Times New Roman" w:hAnsi="Courier New" w:cs="Courier New"/>
-          <w:b/>
-          <w:bCs/>
-          <w:color w:val="0070C0"/>
-          <w:sz w:val="20"/>
-          <w:szCs w:val="20"/>
-          <w:lang w:eastAsia="pt-BR"/>
-        </w:rPr>
-        <w:t>dd</w:t>
-      </w:r>
-      <w:proofErr w:type="spellEnd"/>
-      <w:r>
-        <w:rPr>
-          <w:rFonts w:ascii="Courier New" w:eastAsia="Times New Roman" w:hAnsi="Courier New" w:cs="Courier New"/>
-          <w:b/>
-          <w:bCs/>
-          <w:color w:val="0070C0"/>
-          <w:sz w:val="20"/>
-          <w:szCs w:val="20"/>
-          <w:lang w:eastAsia="pt-BR"/>
-        </w:rPr>
-        <w:t>&gt;</w:t>
+        <w:t>&lt;dd&gt;</w:t>
       </w:r>
       <w:r>
         <w:rPr>
@@ -3262,29 +2987,7 @@
           <w:szCs w:val="24"/>
           <w:lang w:eastAsia="pt-BR"/>
         </w:rPr>
-        <w:t>&lt;</w:t>
-      </w:r>
-      <w:proofErr w:type="spellStart"/>
-      <w:r>
-        <w:rPr>
-          <w:rFonts w:ascii="Times New Roman" w:eastAsia="Times New Roman" w:hAnsi="Times New Roman" w:cs="Times New Roman"/>
-          <w:color w:val="0070C0"/>
-          <w:sz w:val="24"/>
-          <w:szCs w:val="24"/>
-          <w:lang w:eastAsia="pt-BR"/>
-        </w:rPr>
-        <w:t>ol</w:t>
-      </w:r>
-      <w:proofErr w:type="spellEnd"/>
-      <w:r>
-        <w:rPr>
-          <w:rFonts w:ascii="Times New Roman" w:eastAsia="Times New Roman" w:hAnsi="Times New Roman" w:cs="Times New Roman"/>
-          <w:color w:val="0070C0"/>
-          <w:sz w:val="24"/>
-          <w:szCs w:val="24"/>
-          <w:lang w:eastAsia="pt-BR"/>
-        </w:rPr>
-        <w:t xml:space="preserve">&gt; </w:t>
+        <w:t xml:space="preserve">&lt;ol&gt; </w:t>
       </w:r>
       <w:r>
         <w:rPr>
@@ -3328,78 +3031,16 @@
           <w:szCs w:val="24"/>
           <w:lang w:eastAsia="pt-BR"/>
         </w:rPr>
-        <w:t>&lt;</w:t>
-      </w:r>
-      <w:proofErr w:type="spellStart"/>
-      <w:r>
-        <w:rPr>
-          <w:rFonts w:ascii="Times New Roman" w:eastAsia="Times New Roman" w:hAnsi="Times New Roman" w:cs="Times New Roman"/>
-          <w:color w:val="0070C0"/>
-          <w:sz w:val="24"/>
-          <w:szCs w:val="24"/>
-          <w:lang w:eastAsia="pt-BR"/>
-        </w:rPr>
-        <w:t>ul</w:t>
-      </w:r>
-      <w:proofErr w:type="spellEnd"/>
-      <w:r>
-        <w:rPr>
-          <w:rFonts w:ascii="Times New Roman" w:eastAsia="Times New Roman" w:hAnsi="Times New Roman" w:cs="Times New Roman"/>
-          <w:color w:val="0070C0"/>
-          <w:sz w:val="24"/>
-          <w:szCs w:val="24"/>
-          <w:lang w:eastAsia="pt-BR"/>
-        </w:rPr>
-        <w:t>&gt;</w:t>
-      </w:r>
-      <w:r>
-        <w:rPr>
-          <w:rFonts w:ascii="Times New Roman" w:eastAsia="Times New Roman" w:hAnsi="Times New Roman" w:cs="Times New Roman"/>
-          <w:sz w:val="24"/>
-          <w:szCs w:val="24"/>
-          <w:lang w:eastAsia="pt-BR"/>
-        </w:rPr>
-        <w:t>, personalize o estilo com CSS (</w:t>
-      </w:r>
-      <w:proofErr w:type="spellStart"/>
-      <w:r>
-        <w:rPr>
-          <w:rFonts w:ascii="Times New Roman" w:eastAsia="Times New Roman" w:hAnsi="Times New Roman" w:cs="Times New Roman"/>
-          <w:sz w:val="24"/>
-          <w:szCs w:val="24"/>
-          <w:lang w:eastAsia="pt-BR"/>
-        </w:rPr>
-        <w:t>list</w:t>
-      </w:r>
-      <w:proofErr w:type="spellEnd"/>
-      <w:r>
-        <w:rPr>
-          <w:rFonts w:ascii="Times New Roman" w:eastAsia="Times New Roman" w:hAnsi="Times New Roman" w:cs="Times New Roman"/>
-          <w:sz w:val="24"/>
-          <w:szCs w:val="24"/>
-          <w:lang w:eastAsia="pt-BR"/>
-        </w:rPr>
-        <w:t>-</w:t>
-      </w:r>
-      <w:proofErr w:type="spellStart"/>
-      <w:r>
-        <w:rPr>
-          <w:rFonts w:ascii="Times New Roman" w:eastAsia="Times New Roman" w:hAnsi="Times New Roman" w:cs="Times New Roman"/>
-          <w:sz w:val="24"/>
-          <w:szCs w:val="24"/>
-          <w:lang w:eastAsia="pt-BR"/>
-        </w:rPr>
-        <w:t>style</w:t>
-      </w:r>
-      <w:proofErr w:type="spellEnd"/>
-      <w:r>
-        <w:rPr>
-          <w:rFonts w:ascii="Times New Roman" w:eastAsia="Times New Roman" w:hAnsi="Times New Roman" w:cs="Times New Roman"/>
-          <w:sz w:val="24"/>
-          <w:szCs w:val="24"/>
-          <w:lang w:eastAsia="pt-BR"/>
-        </w:rPr>
-        <w:t>-type).</w:t>
+        <w:t>&lt;ul&gt;</w:t>
+      </w:r>
+      <w:r>
+        <w:rPr>
+          <w:rFonts w:ascii="Times New Roman" w:eastAsia="Times New Roman" w:hAnsi="Times New Roman" w:cs="Times New Roman"/>
+          <w:sz w:val="24"/>
+          <w:szCs w:val="24"/>
+          <w:lang w:eastAsia="pt-BR"/>
+        </w:rPr>
+        <w:t>, personalize o estilo com CSS (list-style-type).</w:t>
       </w:r>
     </w:p>
     <w:p>
@@ -3453,51 +3094,7 @@
           <w:szCs w:val="24"/>
           <w:lang w:eastAsia="pt-BR"/>
         </w:rPr>
-        <w:t>&lt;</w:t>
-      </w:r>
-      <w:proofErr w:type="spellStart"/>
-      <w:r>
-        <w:rPr>
-          <w:rFonts w:ascii="Times New Roman" w:eastAsia="Times New Roman" w:hAnsi="Times New Roman" w:cs="Times New Roman"/>
-          <w:color w:val="0070C0"/>
-          <w:sz w:val="24"/>
-          <w:szCs w:val="24"/>
-          <w:lang w:eastAsia="pt-BR"/>
-        </w:rPr>
-        <w:t>ol</w:t>
-      </w:r>
-      <w:proofErr w:type="spellEnd"/>
-      <w:r>
-        <w:rPr>
-          <w:rFonts w:ascii="Times New Roman" w:eastAsia="Times New Roman" w:hAnsi="Times New Roman" w:cs="Times New Roman"/>
-          <w:color w:val="0070C0"/>
-          <w:sz w:val="24"/>
-          <w:szCs w:val="24"/>
-          <w:lang w:eastAsia="pt-BR"/>
-        </w:rPr>
-        <w:t>&gt;, &lt;</w:t>
-      </w:r>
-      <w:proofErr w:type="spellStart"/>
-      <w:r>
-        <w:rPr>
-          <w:rFonts w:ascii="Times New Roman" w:eastAsia="Times New Roman" w:hAnsi="Times New Roman" w:cs="Times New Roman"/>
-          <w:color w:val="0070C0"/>
-          <w:sz w:val="24"/>
-          <w:szCs w:val="24"/>
-          <w:lang w:eastAsia="pt-BR"/>
-        </w:rPr>
-        <w:t>ul</w:t>
-      </w:r>
-      <w:proofErr w:type="spellEnd"/>
-      <w:r>
-        <w:rPr>
-          <w:rFonts w:ascii="Times New Roman" w:eastAsia="Times New Roman" w:hAnsi="Times New Roman" w:cs="Times New Roman"/>
-          <w:color w:val="0070C0"/>
-          <w:sz w:val="24"/>
-          <w:szCs w:val="24"/>
-          <w:lang w:eastAsia="pt-BR"/>
-        </w:rPr>
-        <w:t xml:space="preserve">&gt; ou &lt;li&gt;, </w:t>
+        <w:t xml:space="preserve">&lt;ol&gt;, &lt;ul&gt; ou &lt;li&gt;, </w:t>
       </w:r>
       <w:r>
         <w:rPr>
@@ -3524,7 +3121,6 @@
           <w:lang w:eastAsia="pt-BR"/>
         </w:rPr>
       </w:pPr>
-      <w:proofErr w:type="spellStart"/>
       <w:r>
         <w:rPr>
           <w:rFonts w:ascii="Times New Roman" w:eastAsia="Times New Roman" w:hAnsi="Times New Roman" w:cs="Times New Roman"/>
@@ -3537,7 +3133,6 @@
         </w:rPr>
         <w:t>list-style</w:t>
       </w:r>
-      <w:proofErr w:type="spellEnd"/>
       <w:r>
         <w:rPr>
           <w:rFonts w:ascii="Times New Roman" w:eastAsia="Times New Roman" w:hAnsi="Times New Roman" w:cs="Times New Roman"/>
@@ -3938,33 +3533,7 @@
           <w:szCs w:val="24"/>
           <w:lang w:eastAsia="pt-BR"/>
         </w:rPr>
-        <w:t>&lt;</w:t>
-      </w:r>
-      <w:proofErr w:type="spellStart"/>
-      <w:r>
-        <w:rPr>
-          <w:rFonts w:eastAsia="Times New Roman" w:cstheme="minorHAnsi"/>
-          <w:b/>
-          <w:bCs/>
-          <w:color w:val="0070C0"/>
-          <w:sz w:val="24"/>
-          <w:szCs w:val="24"/>
-          <w:lang w:eastAsia="pt-BR"/>
-        </w:rPr>
-        <w:t>nav</w:t>
-      </w:r>
-      <w:proofErr w:type="spellEnd"/>
-      <w:r>
-        <w:rPr>
-          <w:rFonts w:eastAsia="Times New Roman" w:cstheme="minorHAnsi"/>
-          <w:b/>
-          <w:bCs/>
-          <w:color w:val="0070C0"/>
-          <w:sz w:val="24"/>
-          <w:szCs w:val="24"/>
-          <w:lang w:eastAsia="pt-BR"/>
-        </w:rPr>
-        <w:t>&gt;</w:t>
+        <w:t>&lt;nav&gt;</w:t>
       </w:r>
       <w:r>
         <w:rPr>
@@ -4190,29 +3759,7 @@
           <w:color w:val="004E9A"/>
           <w:lang w:eastAsia="pt-BR"/>
         </w:rPr>
-        <w:t>&lt;</w:t>
-      </w:r>
-      <w:proofErr w:type="spellStart"/>
-      <w:r>
-        <w:rPr>
-          <w:rFonts w:eastAsia="Times New Roman" w:cstheme="minorHAnsi"/>
-          <w:b/>
-          <w:bCs/>
-          <w:color w:val="004E9A"/>
-          <w:lang w:eastAsia="pt-BR"/>
-        </w:rPr>
-        <w:t>nav</w:t>
-      </w:r>
-      <w:proofErr w:type="spellEnd"/>
-      <w:r>
-        <w:rPr>
-          <w:rFonts w:eastAsia="Times New Roman" w:cstheme="minorHAnsi"/>
-          <w:b/>
-          <w:bCs/>
-          <w:color w:val="004E9A"/>
-          <w:lang w:eastAsia="pt-BR"/>
-        </w:rPr>
-        <w:t>&gt;</w:t>
+        <w:t>&lt;nav&gt;</w:t>
       </w:r>
       <w:r>
         <w:rPr>
@@ -4259,23 +3806,7 @@
           <w:rFonts w:eastAsia="Times New Roman" w:cstheme="minorHAnsi"/>
           <w:lang w:eastAsia="pt-BR"/>
         </w:rPr>
-        <w:t xml:space="preserve"> para todos os grupos de links. </w:t>
-      </w:r>
-      <w:proofErr w:type="spellStart"/>
-      <w:r>
-        <w:rPr>
-          <w:rFonts w:eastAsia="Times New Roman" w:cstheme="minorHAnsi"/>
-          <w:lang w:eastAsia="pt-BR"/>
-        </w:rPr>
-        <w:t>Ex</w:t>
-      </w:r>
-      <w:proofErr w:type="spellEnd"/>
-      <w:r>
-        <w:rPr>
-          <w:rFonts w:eastAsia="Times New Roman" w:cstheme="minorHAnsi"/>
-          <w:lang w:eastAsia="pt-BR"/>
-        </w:rPr>
-        <w:t>: menu do topo, links do rodapé, etc.</w:t>
+        <w:t xml:space="preserve"> para todos os grupos de links. Ex: menu do topo, links do rodapé, etc.</w:t>
       </w:r>
     </w:p>
     <w:p>
@@ -4752,27 +4283,7 @@
           <w:szCs w:val="24"/>
           <w:lang w:eastAsia="pt-BR"/>
         </w:rPr>
-        <w:t>Também pode abrir em nova aba com target="_</w:t>
-      </w:r>
-      <w:proofErr w:type="spellStart"/>
-      <w:r>
-        <w:rPr>
-          <w:rFonts w:ascii="Times New Roman" w:eastAsia="Times New Roman" w:hAnsi="Times New Roman" w:cs="Times New Roman"/>
-          <w:sz w:val="24"/>
-          <w:szCs w:val="24"/>
-          <w:lang w:eastAsia="pt-BR"/>
-        </w:rPr>
-        <w:t>blank</w:t>
-      </w:r>
-      <w:proofErr w:type="spellEnd"/>
-      <w:r>
-        <w:rPr>
-          <w:rFonts w:ascii="Times New Roman" w:eastAsia="Times New Roman" w:hAnsi="Times New Roman" w:cs="Times New Roman"/>
-          <w:sz w:val="24"/>
-          <w:szCs w:val="24"/>
-          <w:lang w:eastAsia="pt-BR"/>
-        </w:rPr>
-        <w:t>".</w:t>
+        <w:t>Também pode abrir em nova aba com target="_blank".</w:t>
       </w:r>
     </w:p>
     <w:p>
@@ -4909,33 +4420,7 @@
           <w:szCs w:val="24"/>
           <w:lang w:eastAsia="pt-BR"/>
         </w:rPr>
-        <w:t>target="_</w:t>
-      </w:r>
-      <w:proofErr w:type="spellStart"/>
-      <w:r>
-        <w:rPr>
-          <w:rFonts w:ascii="Times New Roman" w:eastAsia="Times New Roman" w:hAnsi="Times New Roman" w:cs="Times New Roman"/>
-          <w:b/>
-          <w:bCs/>
-          <w:color w:val="0070C0"/>
-          <w:sz w:val="24"/>
-          <w:szCs w:val="24"/>
-          <w:lang w:eastAsia="pt-BR"/>
-        </w:rPr>
-        <w:t>blank</w:t>
-      </w:r>
-      <w:proofErr w:type="spellEnd"/>
-      <w:r>
-        <w:rPr>
-          <w:rFonts w:ascii="Times New Roman" w:eastAsia="Times New Roman" w:hAnsi="Times New Roman" w:cs="Times New Roman"/>
-          <w:b/>
-          <w:bCs/>
-          <w:color w:val="0070C0"/>
-          <w:sz w:val="24"/>
-          <w:szCs w:val="24"/>
-          <w:lang w:eastAsia="pt-BR"/>
-        </w:rPr>
-        <w:t>"</w:t>
+        <w:t>target="_blank"</w:t>
       </w:r>
       <w:r>
         <w:rPr>
@@ -5014,7 +4499,6 @@
         </w:rPr>
         <w:t xml:space="preserve">https://site.com" </w:t>
       </w:r>
-      <w:proofErr w:type="spellStart"/>
       <w:r>
         <w:rPr>
           <w:rFonts w:ascii="Times New Roman" w:eastAsia="Times New Roman" w:hAnsi="Times New Roman" w:cs="Times New Roman"/>
@@ -5025,67 +4509,17 @@
           <w:szCs w:val="24"/>
           <w:lang w:eastAsia="pt-BR"/>
         </w:rPr>
-        <w:t>rel</w:t>
-      </w:r>
-      <w:proofErr w:type="spellEnd"/>
-      <w:r>
-        <w:rPr>
-          <w:rFonts w:ascii="Times New Roman" w:eastAsia="Times New Roman" w:hAnsi="Times New Roman" w:cs="Times New Roman"/>
-          <w:b/>
-          <w:bCs/>
-          <w:color w:val="0070C0"/>
-          <w:sz w:val="24"/>
-          <w:szCs w:val="24"/>
-          <w:lang w:eastAsia="pt-BR"/>
-        </w:rPr>
-        <w:t>="</w:t>
-      </w:r>
-      <w:proofErr w:type="spellStart"/>
-      <w:r>
-        <w:rPr>
-          <w:rFonts w:ascii="Times New Roman" w:eastAsia="Times New Roman" w:hAnsi="Times New Roman" w:cs="Times New Roman"/>
-          <w:b/>
-          <w:bCs/>
-          <w:color w:val="0070C0"/>
-          <w:sz w:val="24"/>
-          <w:szCs w:val="24"/>
-          <w:lang w:eastAsia="pt-BR"/>
-        </w:rPr>
-        <w:t>noopener</w:t>
-      </w:r>
-      <w:proofErr w:type="spellEnd"/>
-      <w:r>
-        <w:rPr>
-          <w:rFonts w:ascii="Times New Roman" w:eastAsia="Times New Roman" w:hAnsi="Times New Roman" w:cs="Times New Roman"/>
-          <w:b/>
-          <w:bCs/>
-          <w:color w:val="0070C0"/>
-          <w:sz w:val="24"/>
-          <w:szCs w:val="24"/>
-          <w:lang w:eastAsia="pt-BR"/>
-        </w:rPr>
-        <w:t>"</w:t>
-      </w:r>
-      <w:r>
-        <w:rPr>
-          <w:rFonts w:ascii="Times New Roman" w:eastAsia="Times New Roman" w:hAnsi="Times New Roman" w:cs="Times New Roman"/>
-          <w:sz w:val="24"/>
-          <w:szCs w:val="24"/>
-          <w:lang w:eastAsia="pt-BR"/>
-        </w:rPr>
-        <w:t>&gt;Segurança no _</w:t>
-      </w:r>
-      <w:proofErr w:type="spellStart"/>
-      <w:r>
-        <w:rPr>
-          <w:rFonts w:ascii="Times New Roman" w:eastAsia="Times New Roman" w:hAnsi="Times New Roman" w:cs="Times New Roman"/>
-          <w:sz w:val="24"/>
-          <w:szCs w:val="24"/>
-          <w:lang w:eastAsia="pt-BR"/>
-        </w:rPr>
-        <w:t>blank</w:t>
-      </w:r>
-      <w:proofErr w:type="spellEnd"/>
+        <w:t>rel="noopener"</w:t>
+      </w:r>
+      <w:r>
+        <w:rPr>
+          <w:rFonts w:ascii="Times New Roman" w:eastAsia="Times New Roman" w:hAnsi="Times New Roman" w:cs="Times New Roman"/>
+          <w:sz w:val="24"/>
+          <w:szCs w:val="24"/>
+          <w:lang w:eastAsia="pt-BR"/>
+        </w:rPr>
+        <w:t>&gt;Segurança no _blank</w:t>
+      </w:r>
       <w:r>
         <w:rPr>
           <w:rFonts w:ascii="Times New Roman" w:eastAsia="Times New Roman" w:hAnsi="Times New Roman" w:cs="Times New Roman"/>
@@ -5225,7 +4659,6 @@
         </w:rPr>
         <w:t xml:space="preserve">https://site.com" </w:t>
       </w:r>
-      <w:proofErr w:type="spellStart"/>
       <w:r>
         <w:rPr>
           <w:rFonts w:ascii="Times New Roman" w:eastAsia="Times New Roman" w:hAnsi="Times New Roman" w:cs="Times New Roman"/>
@@ -5236,67 +4669,17 @@
           <w:szCs w:val="24"/>
           <w:lang w:eastAsia="pt-BR"/>
         </w:rPr>
-        <w:t>title</w:t>
-      </w:r>
-      <w:proofErr w:type="spellEnd"/>
-      <w:r>
-        <w:rPr>
-          <w:rFonts w:ascii="Times New Roman" w:eastAsia="Times New Roman" w:hAnsi="Times New Roman" w:cs="Times New Roman"/>
-          <w:b/>
-          <w:bCs/>
-          <w:color w:val="0070C0"/>
-          <w:sz w:val="24"/>
-          <w:szCs w:val="24"/>
-          <w:lang w:eastAsia="pt-BR"/>
-        </w:rPr>
-        <w:t xml:space="preserve">="Mais </w:t>
-      </w:r>
-      <w:proofErr w:type="spellStart"/>
-      <w:r>
-        <w:rPr>
-          <w:rFonts w:ascii="Times New Roman" w:eastAsia="Times New Roman" w:hAnsi="Times New Roman" w:cs="Times New Roman"/>
-          <w:b/>
-          <w:bCs/>
-          <w:color w:val="0070C0"/>
-          <w:sz w:val="24"/>
-          <w:szCs w:val="24"/>
-          <w:lang w:eastAsia="pt-BR"/>
-        </w:rPr>
-        <w:t>info</w:t>
-      </w:r>
-      <w:proofErr w:type="spellEnd"/>
-      <w:r>
-        <w:rPr>
-          <w:rFonts w:ascii="Times New Roman" w:eastAsia="Times New Roman" w:hAnsi="Times New Roman" w:cs="Times New Roman"/>
-          <w:b/>
-          <w:bCs/>
-          <w:color w:val="0070C0"/>
-          <w:sz w:val="24"/>
-          <w:szCs w:val="24"/>
-          <w:lang w:eastAsia="pt-BR"/>
-        </w:rPr>
-        <w:t>"</w:t>
-      </w:r>
-      <w:r>
-        <w:rPr>
-          <w:rFonts w:ascii="Times New Roman" w:eastAsia="Times New Roman" w:hAnsi="Times New Roman" w:cs="Times New Roman"/>
-          <w:sz w:val="24"/>
-          <w:szCs w:val="24"/>
-          <w:lang w:eastAsia="pt-BR"/>
-        </w:rPr>
-        <w:t xml:space="preserve">&gt;Com </w:t>
-      </w:r>
-      <w:proofErr w:type="spellStart"/>
-      <w:r>
-        <w:rPr>
-          <w:rFonts w:ascii="Times New Roman" w:eastAsia="Times New Roman" w:hAnsi="Times New Roman" w:cs="Times New Roman"/>
-          <w:sz w:val="24"/>
-          <w:szCs w:val="24"/>
-          <w:lang w:eastAsia="pt-BR"/>
-        </w:rPr>
-        <w:t>tooltip</w:t>
-      </w:r>
-      <w:proofErr w:type="spellEnd"/>
+        <w:t>title="Mais info"</w:t>
+      </w:r>
+      <w:r>
+        <w:rPr>
+          <w:rFonts w:ascii="Times New Roman" w:eastAsia="Times New Roman" w:hAnsi="Times New Roman" w:cs="Times New Roman"/>
+          <w:sz w:val="24"/>
+          <w:szCs w:val="24"/>
+          <w:lang w:eastAsia="pt-BR"/>
+        </w:rPr>
+        <w:t>&gt;Com tooltip</w:t>
+      </w:r>
       <w:r>
         <w:rPr>
           <w:rFonts w:ascii="Times New Roman" w:eastAsia="Times New Roman" w:hAnsi="Times New Roman" w:cs="Times New Roman"/>
@@ -5429,7 +4812,6 @@
         </w:rPr>
         <w:t xml:space="preserve">O atributo </w:t>
       </w:r>
-      <w:proofErr w:type="spellStart"/>
       <w:r>
         <w:rPr>
           <w:rFonts w:ascii="Times New Roman" w:eastAsia="Times New Roman" w:hAnsi="Times New Roman" w:cs="Times New Roman"/>
@@ -5440,7 +4822,6 @@
         </w:rPr>
         <w:t>hreflang</w:t>
       </w:r>
-      <w:proofErr w:type="spellEnd"/>
       <w:r>
         <w:rPr>
           <w:rFonts w:ascii="Times New Roman" w:eastAsia="Times New Roman" w:hAnsi="Times New Roman" w:cs="Times New Roman"/>
@@ -5989,12 +5370,20 @@
           <w:szCs w:val="24"/>
           <w:lang w:eastAsia="pt-BR"/>
         </w:rPr>
-        <w:t>&lt;</w:t>
-      </w:r>
-      <w:proofErr w:type="spellStart"/>
+        <w:t>&lt;audio controls&gt;</w:t>
+      </w:r>
       <w:r>
         <w:rPr>
           <w:rFonts w:ascii="Segoe UI Emoji" w:eastAsia="Times New Roman" w:hAnsi="Segoe UI Emoji" w:cs="Segoe UI Emoji"/>
+          <w:sz w:val="24"/>
+          <w:szCs w:val="24"/>
+          <w:lang w:eastAsia="pt-BR"/>
+        </w:rPr>
+        <w:t xml:space="preserve"> &lt;source src="audio1.mp3" type="audio/mpeg"&gt; </w:t>
+      </w:r>
+      <w:r>
+        <w:rPr>
+          <w:rFonts w:ascii="Segoe UI Emoji" w:eastAsia="Times New Roman" w:hAnsi="Segoe UI Emoji" w:cs="Segoe UI Emoji"/>
           <w:b/>
           <w:bCs/>
           <w:color w:val="0070C0"/>
@@ -6002,173 +5391,7 @@
           <w:szCs w:val="24"/>
           <w:lang w:eastAsia="pt-BR"/>
         </w:rPr>
-        <w:t>audio</w:t>
-      </w:r>
-      <w:proofErr w:type="spellEnd"/>
-      <w:r>
-        <w:rPr>
-          <w:rFonts w:ascii="Segoe UI Emoji" w:eastAsia="Times New Roman" w:hAnsi="Segoe UI Emoji" w:cs="Segoe UI Emoji"/>
-          <w:b/>
-          <w:bCs/>
-          <w:color w:val="0070C0"/>
-          <w:sz w:val="24"/>
-          <w:szCs w:val="24"/>
-          <w:lang w:eastAsia="pt-BR"/>
-        </w:rPr>
-        <w:t xml:space="preserve"> </w:t>
-      </w:r>
-      <w:proofErr w:type="spellStart"/>
-      <w:r>
-        <w:rPr>
-          <w:rFonts w:ascii="Segoe UI Emoji" w:eastAsia="Times New Roman" w:hAnsi="Segoe UI Emoji" w:cs="Segoe UI Emoji"/>
-          <w:b/>
-          <w:bCs/>
-          <w:color w:val="0070C0"/>
-          <w:sz w:val="24"/>
-          <w:szCs w:val="24"/>
-          <w:lang w:eastAsia="pt-BR"/>
-        </w:rPr>
-        <w:t>controls</w:t>
-      </w:r>
-      <w:proofErr w:type="spellEnd"/>
-      <w:r>
-        <w:rPr>
-          <w:rFonts w:ascii="Segoe UI Emoji" w:eastAsia="Times New Roman" w:hAnsi="Segoe UI Emoji" w:cs="Segoe UI Emoji"/>
-          <w:b/>
-          <w:bCs/>
-          <w:color w:val="0070C0"/>
-          <w:sz w:val="24"/>
-          <w:szCs w:val="24"/>
-          <w:lang w:eastAsia="pt-BR"/>
-        </w:rPr>
-        <w:t>&gt;</w:t>
-      </w:r>
-      <w:r>
-        <w:rPr>
-          <w:rFonts w:ascii="Segoe UI Emoji" w:eastAsia="Times New Roman" w:hAnsi="Segoe UI Emoji" w:cs="Segoe UI Emoji"/>
-          <w:sz w:val="24"/>
-          <w:szCs w:val="24"/>
-          <w:lang w:eastAsia="pt-BR"/>
-        </w:rPr>
-        <w:t xml:space="preserve"> &lt;</w:t>
-      </w:r>
-      <w:proofErr w:type="spellStart"/>
-      <w:r>
-        <w:rPr>
-          <w:rFonts w:ascii="Segoe UI Emoji" w:eastAsia="Times New Roman" w:hAnsi="Segoe UI Emoji" w:cs="Segoe UI Emoji"/>
-          <w:sz w:val="24"/>
-          <w:szCs w:val="24"/>
-          <w:lang w:eastAsia="pt-BR"/>
-        </w:rPr>
-        <w:t>source</w:t>
-      </w:r>
-      <w:proofErr w:type="spellEnd"/>
-      <w:r>
-        <w:rPr>
-          <w:rFonts w:ascii="Segoe UI Emoji" w:eastAsia="Times New Roman" w:hAnsi="Segoe UI Emoji" w:cs="Segoe UI Emoji"/>
-          <w:sz w:val="24"/>
-          <w:szCs w:val="24"/>
-          <w:lang w:eastAsia="pt-BR"/>
-        </w:rPr>
-        <w:t xml:space="preserve"> </w:t>
-      </w:r>
-      <w:proofErr w:type="spellStart"/>
-      <w:r>
-        <w:rPr>
-          <w:rFonts w:ascii="Segoe UI Emoji" w:eastAsia="Times New Roman" w:hAnsi="Segoe UI Emoji" w:cs="Segoe UI Emoji"/>
-          <w:sz w:val="24"/>
-          <w:szCs w:val="24"/>
-          <w:lang w:eastAsia="pt-BR"/>
-        </w:rPr>
-        <w:t>src</w:t>
-      </w:r>
-      <w:proofErr w:type="spellEnd"/>
-      <w:r>
-        <w:rPr>
-          <w:rFonts w:ascii="Segoe UI Emoji" w:eastAsia="Times New Roman" w:hAnsi="Segoe UI Emoji" w:cs="Segoe UI Emoji"/>
-          <w:sz w:val="24"/>
-          <w:szCs w:val="24"/>
-          <w:lang w:eastAsia="pt-BR"/>
-        </w:rPr>
-        <w:t>="audio1.mp3" type="</w:t>
-      </w:r>
-      <w:proofErr w:type="spellStart"/>
-      <w:r>
-        <w:rPr>
-          <w:rFonts w:ascii="Segoe UI Emoji" w:eastAsia="Times New Roman" w:hAnsi="Segoe UI Emoji" w:cs="Segoe UI Emoji"/>
-          <w:sz w:val="24"/>
-          <w:szCs w:val="24"/>
-          <w:lang w:eastAsia="pt-BR"/>
-        </w:rPr>
-        <w:t>audio</w:t>
-      </w:r>
-      <w:proofErr w:type="spellEnd"/>
-      <w:r>
-        <w:rPr>
-          <w:rFonts w:ascii="Segoe UI Emoji" w:eastAsia="Times New Roman" w:hAnsi="Segoe UI Emoji" w:cs="Segoe UI Emoji"/>
-          <w:sz w:val="24"/>
-          <w:szCs w:val="24"/>
-          <w:lang w:eastAsia="pt-BR"/>
-        </w:rPr>
-        <w:t>/</w:t>
-      </w:r>
-      <w:proofErr w:type="spellStart"/>
-      <w:r>
-        <w:rPr>
-          <w:rFonts w:ascii="Segoe UI Emoji" w:eastAsia="Times New Roman" w:hAnsi="Segoe UI Emoji" w:cs="Segoe UI Emoji"/>
-          <w:sz w:val="24"/>
-          <w:szCs w:val="24"/>
-          <w:lang w:eastAsia="pt-BR"/>
-        </w:rPr>
-        <w:t>mpeg</w:t>
-      </w:r>
-      <w:proofErr w:type="spellEnd"/>
-      <w:r>
-        <w:rPr>
-          <w:rFonts w:ascii="Segoe UI Emoji" w:eastAsia="Times New Roman" w:hAnsi="Segoe UI Emoji" w:cs="Segoe UI Emoji"/>
-          <w:sz w:val="24"/>
-          <w:szCs w:val="24"/>
-          <w:lang w:eastAsia="pt-BR"/>
-        </w:rPr>
-        <w:t xml:space="preserve">"&gt; </w:t>
-      </w:r>
-      <w:r>
-        <w:rPr>
-          <w:rFonts w:ascii="Segoe UI Emoji" w:eastAsia="Times New Roman" w:hAnsi="Segoe UI Emoji" w:cs="Segoe UI Emoji"/>
-          <w:b/>
-          <w:bCs/>
-          <w:color w:val="0070C0"/>
-          <w:sz w:val="24"/>
-          <w:szCs w:val="24"/>
-          <w:lang w:eastAsia="pt-BR"/>
-        </w:rPr>
-        <w:t>&lt;/</w:t>
-      </w:r>
-      <w:proofErr w:type="spellStart"/>
-      <w:r>
-        <w:rPr>
-          <w:rFonts w:ascii="Segoe UI Emoji" w:eastAsia="Times New Roman" w:hAnsi="Segoe UI Emoji" w:cs="Segoe UI Emoji"/>
-          <w:b/>
-          <w:bCs/>
-          <w:color w:val="0070C0"/>
-          <w:sz w:val="24"/>
-          <w:szCs w:val="24"/>
-          <w:lang w:eastAsia="pt-BR"/>
-        </w:rPr>
-        <w:t>audio</w:t>
-      </w:r>
-      <w:proofErr w:type="spellEnd"/>
-      <w:r>
-        <w:rPr>
-          <w:rFonts w:ascii="Segoe UI Emoji" w:eastAsia="Times New Roman" w:hAnsi="Segoe UI Emoji" w:cs="Segoe UI Emoji"/>
-          <w:b/>
-          <w:bCs/>
-          <w:color w:val="0070C0"/>
-          <w:sz w:val="24"/>
-          <w:szCs w:val="24"/>
-          <w:lang w:eastAsia="pt-BR"/>
-        </w:rPr>
-        <w:t>&gt;</w:t>
+        <w:t>&lt;/audio&gt;</w:t>
       </w:r>
     </w:p>
     <w:p>
@@ -6194,9 +5417,17 @@
           <w:szCs w:val="24"/>
           <w:lang w:eastAsia="pt-BR"/>
         </w:rPr>
-        <w:t>&lt;</w:t>
-      </w:r>
-      <w:proofErr w:type="spellStart"/>
+        <w:t>&lt;video src="</w:t>
+      </w:r>
+      <w:r>
+        <w:rPr>
+          <w:rFonts w:ascii="Segoe UI Emoji" w:eastAsia="Times New Roman" w:hAnsi="Segoe UI Emoji" w:cs="Segoe UI Emoji"/>
+          <w:sz w:val="24"/>
+          <w:szCs w:val="24"/>
+          <w:lang w:eastAsia="pt-BR"/>
+        </w:rPr>
+        <w:t>video.mp4" controls&gt;</w:t>
+      </w:r>
       <w:r>
         <w:rPr>
           <w:rFonts w:ascii="Segoe UI Emoji" w:eastAsia="Times New Roman" w:hAnsi="Segoe UI Emoji" w:cs="Segoe UI Emoji"/>
@@ -6205,101 +5436,7 @@
           <w:szCs w:val="24"/>
           <w:lang w:eastAsia="pt-BR"/>
         </w:rPr>
-        <w:t>video</w:t>
-      </w:r>
-      <w:proofErr w:type="spellEnd"/>
-      <w:r>
-        <w:rPr>
-          <w:rFonts w:ascii="Segoe UI Emoji" w:eastAsia="Times New Roman" w:hAnsi="Segoe UI Emoji" w:cs="Segoe UI Emoji"/>
-          <w:color w:val="0070C0"/>
-          <w:sz w:val="24"/>
-          <w:szCs w:val="24"/>
-          <w:lang w:eastAsia="pt-BR"/>
-        </w:rPr>
-        <w:t xml:space="preserve"> </w:t>
-      </w:r>
-      <w:proofErr w:type="spellStart"/>
-      <w:r>
-        <w:rPr>
-          <w:rFonts w:ascii="Segoe UI Emoji" w:eastAsia="Times New Roman" w:hAnsi="Segoe UI Emoji" w:cs="Segoe UI Emoji"/>
-          <w:color w:val="0070C0"/>
-          <w:sz w:val="24"/>
-          <w:szCs w:val="24"/>
-          <w:lang w:eastAsia="pt-BR"/>
-        </w:rPr>
-        <w:t>src</w:t>
-      </w:r>
-      <w:proofErr w:type="spellEnd"/>
-      <w:r>
-        <w:rPr>
-          <w:rFonts w:ascii="Segoe UI Emoji" w:eastAsia="Times New Roman" w:hAnsi="Segoe UI Emoji" w:cs="Segoe UI Emoji"/>
-          <w:color w:val="0070C0"/>
-          <w:sz w:val="24"/>
-          <w:szCs w:val="24"/>
-          <w:lang w:eastAsia="pt-BR"/>
-        </w:rPr>
-        <w:t>="</w:t>
-      </w:r>
-      <w:r>
-        <w:rPr>
-          <w:rFonts w:ascii="Segoe UI Emoji" w:eastAsia="Times New Roman" w:hAnsi="Segoe UI Emoji" w:cs="Segoe UI Emoji"/>
-          <w:sz w:val="24"/>
-          <w:szCs w:val="24"/>
-          <w:lang w:eastAsia="pt-BR"/>
-        </w:rPr>
-        <w:t xml:space="preserve">video.mp4" </w:t>
-      </w:r>
-      <w:proofErr w:type="spellStart"/>
-      <w:r>
-        <w:rPr>
-          <w:rFonts w:ascii="Segoe UI Emoji" w:eastAsia="Times New Roman" w:hAnsi="Segoe UI Emoji" w:cs="Segoe UI Emoji"/>
-          <w:sz w:val="24"/>
-          <w:szCs w:val="24"/>
-          <w:lang w:eastAsia="pt-BR"/>
-        </w:rPr>
-        <w:t>controls</w:t>
-      </w:r>
-      <w:proofErr w:type="spellEnd"/>
-      <w:r>
-        <w:rPr>
-          <w:rFonts w:ascii="Segoe UI Emoji" w:eastAsia="Times New Roman" w:hAnsi="Segoe UI Emoji" w:cs="Segoe UI Emoji"/>
-          <w:sz w:val="24"/>
-          <w:szCs w:val="24"/>
-          <w:lang w:eastAsia="pt-BR"/>
-        </w:rPr>
-        <w:t>&gt;</w:t>
-      </w:r>
-      <w:r>
-        <w:rPr>
-          <w:rFonts w:ascii="Segoe UI Emoji" w:eastAsia="Times New Roman" w:hAnsi="Segoe UI Emoji" w:cs="Segoe UI Emoji"/>
-          <w:color w:val="0070C0"/>
-          <w:sz w:val="24"/>
-          <w:szCs w:val="24"/>
-          <w:lang w:eastAsia="pt-BR"/>
-        </w:rPr>
-        <w:t>&lt;/</w:t>
-      </w:r>
-      <w:proofErr w:type="spellStart"/>
-      <w:r>
-        <w:rPr>
-          <w:rFonts w:ascii="Segoe UI Emoji" w:eastAsia="Times New Roman" w:hAnsi="Segoe UI Emoji" w:cs="Segoe UI Emoji"/>
-          <w:color w:val="0070C0"/>
-          <w:sz w:val="24"/>
-          <w:szCs w:val="24"/>
-          <w:lang w:eastAsia="pt-BR"/>
-        </w:rPr>
-        <w:t>video</w:t>
-      </w:r>
-      <w:proofErr w:type="spellEnd"/>
-      <w:r>
-        <w:rPr>
-          <w:rFonts w:ascii="Segoe UI Emoji" w:eastAsia="Times New Roman" w:hAnsi="Segoe UI Emoji" w:cs="Segoe UI Emoji"/>
-          <w:color w:val="0070C0"/>
-          <w:sz w:val="24"/>
-          <w:szCs w:val="24"/>
-          <w:lang w:eastAsia="pt-BR"/>
-        </w:rPr>
-        <w:t>&gt;</w:t>
+        <w:t>&lt;/video&gt;</w:t>
       </w:r>
     </w:p>
     <w:p>
@@ -6440,29 +5577,7 @@
           <w:color w:val="0070C0"/>
           <w:lang w:eastAsia="pt-BR"/>
         </w:rPr>
-        <w:t>&lt;</w:t>
-      </w:r>
-      <w:proofErr w:type="spellStart"/>
-      <w:r>
-        <w:rPr>
-          <w:rFonts w:ascii="Times New Roman" w:eastAsia="Times New Roman" w:hAnsi="Times New Roman" w:cs="Times New Roman"/>
-          <w:b/>
-          <w:bCs/>
-          <w:color w:val="0070C0"/>
-          <w:lang w:eastAsia="pt-BR"/>
-        </w:rPr>
-        <w:t>inframe</w:t>
-      </w:r>
-      <w:proofErr w:type="spellEnd"/>
-      <w:r>
-        <w:rPr>
-          <w:rFonts w:ascii="Times New Roman" w:eastAsia="Times New Roman" w:hAnsi="Times New Roman" w:cs="Times New Roman"/>
-          <w:b/>
-          <w:bCs/>
-          <w:color w:val="0070C0"/>
-          <w:lang w:eastAsia="pt-BR"/>
-        </w:rPr>
-        <w:t>&gt;</w:t>
+        <w:t>&lt;inframe&gt;</w:t>
       </w:r>
       <w:r>
         <w:rPr>
@@ -6976,27 +6091,7 @@
           <w:szCs w:val="24"/>
           <w:lang w:eastAsia="pt-BR"/>
         </w:rPr>
-        <w:t>A tag &lt;</w:t>
-      </w:r>
-      <w:proofErr w:type="spellStart"/>
-      <w:r>
-        <w:rPr>
-          <w:rFonts w:ascii="Times New Roman" w:eastAsia="Times New Roman" w:hAnsi="Times New Roman" w:cs="Times New Roman"/>
-          <w:sz w:val="24"/>
-          <w:szCs w:val="24"/>
-          <w:lang w:eastAsia="pt-BR"/>
-        </w:rPr>
-        <w:t>img</w:t>
-      </w:r>
-      <w:proofErr w:type="spellEnd"/>
-      <w:r>
-        <w:rPr>
-          <w:rFonts w:ascii="Times New Roman" w:eastAsia="Times New Roman" w:hAnsi="Times New Roman" w:cs="Times New Roman"/>
-          <w:sz w:val="24"/>
-          <w:szCs w:val="24"/>
-          <w:lang w:eastAsia="pt-BR"/>
-        </w:rPr>
-        <w:t xml:space="preserve">&gt; é usada para </w:t>
+        <w:t xml:space="preserve">A tag &lt;img&gt; é usada para </w:t>
       </w:r>
       <w:r>
         <w:rPr>
@@ -7096,29 +6191,14 @@
         <w:rPr>
           <w:color w:val="0070C0"/>
         </w:rPr>
-        <w:t>&lt;</w:t>
-      </w:r>
-      <w:proofErr w:type="spellStart"/>
+        <w:t xml:space="preserve">&lt;picture&gt; </w:t>
+      </w:r>
       <w:r>
         <w:rPr>
           <w:color w:val="0070C0"/>
         </w:rPr>
-        <w:t>picture</w:t>
-      </w:r>
-      <w:proofErr w:type="spellEnd"/>
-      <w:r>
-        <w:rPr>
-          <w:color w:val="0070C0"/>
-        </w:rPr>
-        <w:t xml:space="preserve">&gt; </w:t>
-      </w:r>
-      <w:r>
-        <w:rPr>
-          <w:color w:val="0070C0"/>
-        </w:rPr>
         <w:t xml:space="preserve">+ </w:t>
       </w:r>
-      <w:proofErr w:type="spellStart"/>
       <w:r>
         <w:rPr>
           <w:rFonts w:ascii="Courier New" w:eastAsia="Times New Roman" w:hAnsi="Courier New" w:cs="Courier New"/>
@@ -7131,7 +6211,6 @@
         </w:rPr>
         <w:t>srcset</w:t>
       </w:r>
-      <w:proofErr w:type="spellEnd"/>
       <w:r>
         <w:rPr>
           <w:rFonts w:ascii="Courier New" w:eastAsia="Times New Roman" w:hAnsi="Courier New" w:cs="Courier New"/>
@@ -7193,7 +6272,6 @@
           <w:lang w:eastAsia="pt-BR"/>
         </w:rPr>
       </w:pPr>
-      <w:proofErr w:type="spellStart"/>
       <w:r>
         <w:rPr>
           <w:rFonts w:ascii="Courier New" w:eastAsia="Times New Roman" w:hAnsi="Courier New" w:cs="Courier New"/>
@@ -7206,7 +6284,6 @@
         </w:rPr>
         <w:t>srcset</w:t>
       </w:r>
-      <w:proofErr w:type="spellEnd"/>
       <w:r>
         <w:rPr>
           <w:rFonts w:ascii="Times New Roman" w:eastAsia="Times New Roman" w:hAnsi="Times New Roman" w:cs="Times New Roman"/>
@@ -8034,25 +7111,7 @@
           <w:bCs/>
           <w:color w:val="0070C0"/>
         </w:rPr>
-        <w:t>&lt;</w:t>
-      </w:r>
-      <w:proofErr w:type="spellStart"/>
-      <w:r>
-        <w:rPr>
-          <w:b/>
-          <w:bCs/>
-          <w:color w:val="0070C0"/>
-        </w:rPr>
-        <w:t>div</w:t>
-      </w:r>
-      <w:proofErr w:type="spellEnd"/>
-      <w:r>
-        <w:rPr>
-          <w:b/>
-          <w:bCs/>
-          <w:color w:val="0070C0"/>
-        </w:rPr>
-        <w:t xml:space="preserve">&gt;. </w:t>
+        <w:t xml:space="preserve">&lt;div&gt;. </w:t>
       </w:r>
       <w:r>
         <w:rPr>
@@ -8082,7 +7141,6 @@
       <w:r>
         <w:t xml:space="preserve">Os atributos </w:t>
       </w:r>
-      <w:proofErr w:type="spellStart"/>
       <w:r>
         <w:rPr>
           <w:b/>
@@ -8097,21 +7155,39 @@
           <w:bCs/>
           <w:color w:val="004E9A"/>
         </w:rPr>
-        <w:t>andbox</w:t>
-      </w:r>
-      <w:proofErr w:type="spellEnd"/>
+        <w:t xml:space="preserve">andbox </w:t>
+      </w:r>
+      <w:r>
+        <w:t xml:space="preserve">e </w:t>
+      </w:r>
       <w:r>
         <w:rPr>
           <w:b/>
           <w:bCs/>
           <w:color w:val="004E9A"/>
         </w:rPr>
+        <w:t>referrerpolicy</w:t>
+      </w:r>
+      <w:r>
+        <w:t xml:space="preserve"> reforçam a segurança, mas por caminhos diferentes: </w:t>
+      </w:r>
+      <w:r>
+        <w:rPr>
+          <w:b/>
+          <w:bCs/>
+          <w:color w:val="004E9A"/>
+        </w:rPr>
+        <w:t>sandbox</w:t>
+      </w:r>
+      <w:r>
+        <w:rPr>
+          <w:color w:val="004E9A"/>
+        </w:rPr>
         <w:t xml:space="preserve"> </w:t>
       </w:r>
       <w:r>
-        <w:t xml:space="preserve">e </w:t>
-      </w:r>
-      <w:proofErr w:type="spellStart"/>
+        <w:t xml:space="preserve">trava ações dentro do conteúdo carregado, enquanto </w:t>
+      </w:r>
       <w:r>
         <w:rPr>
           <w:b/>
@@ -8120,39 +7196,6 @@
         </w:rPr>
         <w:t>referrerpolicy</w:t>
       </w:r>
-      <w:proofErr w:type="spellEnd"/>
-      <w:r>
-        <w:t xml:space="preserve"> reforçam a segurança, mas por caminhos diferentes: </w:t>
-      </w:r>
-      <w:proofErr w:type="spellStart"/>
-      <w:r>
-        <w:rPr>
-          <w:b/>
-          <w:bCs/>
-          <w:color w:val="004E9A"/>
-        </w:rPr>
-        <w:t>sandbox</w:t>
-      </w:r>
-      <w:proofErr w:type="spellEnd"/>
-      <w:r>
-        <w:rPr>
-          <w:color w:val="004E9A"/>
-        </w:rPr>
-        <w:t xml:space="preserve"> </w:t>
-      </w:r>
-      <w:r>
-        <w:t xml:space="preserve">trava ações dentro do conteúdo carregado, enquanto </w:t>
-      </w:r>
-      <w:proofErr w:type="spellStart"/>
-      <w:r>
-        <w:rPr>
-          <w:b/>
-          <w:bCs/>
-          <w:color w:val="004E9A"/>
-        </w:rPr>
-        <w:t>referrerpolicy</w:t>
-      </w:r>
-      <w:proofErr w:type="spellEnd"/>
       <w:r>
         <w:rPr>
           <w:color w:val="004E9A"/>
@@ -8904,9 +7947,17 @@
           <w:color w:val="004F88"/>
           <w:lang w:eastAsia="pt-BR"/>
         </w:rPr>
-        <w:t>&lt;</w:t>
-      </w:r>
-      <w:proofErr w:type="spellStart"/>
+        <w:t>&lt;sup&gt;</w:t>
+      </w:r>
+      <w:r>
+        <w:rPr>
+          <w:rFonts w:ascii="Times New Roman" w:eastAsia="Times New Roman" w:hAnsi="Times New Roman" w:cs="Times New Roman"/>
+          <w:b/>
+          <w:bCs/>
+          <w:lang w:eastAsia="pt-BR"/>
+        </w:rPr>
+        <w:t>2</w:t>
+      </w:r>
       <w:r>
         <w:rPr>
           <w:rFonts w:ascii="Times New Roman" w:eastAsia="Times New Roman" w:hAnsi="Times New Roman" w:cs="Times New Roman"/>
@@ -8915,10 +7966,15 @@
           <w:color w:val="004F88"/>
           <w:lang w:eastAsia="pt-BR"/>
         </w:rPr>
-        <w:t>sup</w:t>
-      </w:r>
-      <w:proofErr w:type="spellEnd"/>
-      <w:r>
+        <w:t xml:space="preserve">&lt;/sup&gt;&lt;/var&gt; + </w:t>
+      </w:r>
+    </w:p>
+    <w:p>
+      <w:pPr>
+        <w:pStyle w:val="PargrafodaLista"/>
+        <w:tabs>
+          <w:tab w:val="left" w:pos="5940"/>
+        </w:tabs>
         <w:rPr>
           <w:rFonts w:ascii="Times New Roman" w:eastAsia="Times New Roman" w:hAnsi="Times New Roman" w:cs="Times New Roman"/>
           <w:b/>
@@ -8926,7 +7982,75 @@
           <w:color w:val="004F88"/>
           <w:lang w:eastAsia="pt-BR"/>
         </w:rPr>
-        <w:t>&gt;</w:t>
+      </w:pPr>
+      <w:r>
+        <w:rPr>
+          <w:rFonts w:ascii="Times New Roman" w:eastAsia="Times New Roman" w:hAnsi="Times New Roman" w:cs="Times New Roman"/>
+          <w:b/>
+          <w:bCs/>
+          <w:color w:val="004F88"/>
+          <w:lang w:eastAsia="pt-BR"/>
+        </w:rPr>
+        <w:t>&lt;var&gt;</w:t>
+      </w:r>
+      <w:r>
+        <w:rPr>
+          <w:rFonts w:ascii="Times New Roman" w:eastAsia="Times New Roman" w:hAnsi="Times New Roman" w:cs="Times New Roman"/>
+          <w:b/>
+          <w:bCs/>
+          <w:lang w:eastAsia="pt-BR"/>
+        </w:rPr>
+        <w:t>b</w:t>
+      </w:r>
+      <w:r>
+        <w:rPr>
+          <w:rFonts w:ascii="Times New Roman" w:eastAsia="Times New Roman" w:hAnsi="Times New Roman" w:cs="Times New Roman"/>
+          <w:b/>
+          <w:bCs/>
+          <w:color w:val="004F88"/>
+          <w:lang w:eastAsia="pt-BR"/>
+        </w:rPr>
+        <w:t xml:space="preserve">&lt;sup&gt;2&lt;/sup&gt;&lt;/var&gt; = </w:t>
+      </w:r>
+    </w:p>
+    <w:p>
+      <w:pPr>
+        <w:pStyle w:val="PargrafodaLista"/>
+        <w:tabs>
+          <w:tab w:val="left" w:pos="5940"/>
+        </w:tabs>
+        <w:rPr>
+          <w:noProof/>
+        </w:rPr>
+      </w:pPr>
+      <w:r>
+        <w:rPr>
+          <w:rFonts w:ascii="Times New Roman" w:eastAsia="Times New Roman" w:hAnsi="Times New Roman" w:cs="Times New Roman"/>
+          <w:b/>
+          <w:bCs/>
+          <w:color w:val="004F88"/>
+          <w:lang w:eastAsia="pt-BR"/>
+        </w:rPr>
+        <w:t>&lt;var&gt;</w:t>
+      </w:r>
+      <w:r>
+        <w:rPr>
+          <w:rFonts w:ascii="Times New Roman" w:eastAsia="Times New Roman" w:hAnsi="Times New Roman" w:cs="Times New Roman"/>
+          <w:b/>
+          <w:bCs/>
+          <w:lang w:eastAsia="pt-BR"/>
+        </w:rPr>
+        <w:t>c</w:t>
+      </w:r>
+      <w:r>
+        <w:rPr>
+          <w:rFonts w:ascii="Times New Roman" w:eastAsia="Times New Roman" w:hAnsi="Times New Roman" w:cs="Times New Roman"/>
+          <w:b/>
+          <w:bCs/>
+          <w:color w:val="004F88"/>
+          <w:lang w:eastAsia="pt-BR"/>
+        </w:rPr>
+        <w:t>&lt;sup&gt;</w:t>
       </w:r>
       <w:r>
         <w:rPr>
@@ -8945,220 +8069,7 @@
           <w:color w:val="004F88"/>
           <w:lang w:eastAsia="pt-BR"/>
         </w:rPr>
-        <w:t>&lt;/</w:t>
-      </w:r>
-      <w:proofErr w:type="spellStart"/>
-      <w:r>
-        <w:rPr>
-          <w:rFonts w:ascii="Times New Roman" w:eastAsia="Times New Roman" w:hAnsi="Times New Roman" w:cs="Times New Roman"/>
-          <w:b/>
-          <w:bCs/>
-          <w:color w:val="004F88"/>
-          <w:lang w:eastAsia="pt-BR"/>
-        </w:rPr>
-        <w:t>sup</w:t>
-      </w:r>
-      <w:proofErr w:type="spellEnd"/>
-      <w:r>
-        <w:rPr>
-          <w:rFonts w:ascii="Times New Roman" w:eastAsia="Times New Roman" w:hAnsi="Times New Roman" w:cs="Times New Roman"/>
-          <w:b/>
-          <w:bCs/>
-          <w:color w:val="004F88"/>
-          <w:lang w:eastAsia="pt-BR"/>
-        </w:rPr>
-        <w:t xml:space="preserve">&gt;&lt;/var&gt; + </w:t>
-      </w:r>
-    </w:p>
-    <w:p>
-      <w:pPr>
-        <w:pStyle w:val="PargrafodaLista"/>
-        <w:tabs>
-          <w:tab w:val="left" w:pos="5940"/>
-        </w:tabs>
-        <w:rPr>
-          <w:rFonts w:ascii="Times New Roman" w:eastAsia="Times New Roman" w:hAnsi="Times New Roman" w:cs="Times New Roman"/>
-          <w:b/>
-          <w:bCs/>
-          <w:color w:val="004F88"/>
-          <w:lang w:eastAsia="pt-BR"/>
-        </w:rPr>
-      </w:pPr>
-      <w:r>
-        <w:rPr>
-          <w:rFonts w:ascii="Times New Roman" w:eastAsia="Times New Roman" w:hAnsi="Times New Roman" w:cs="Times New Roman"/>
-          <w:b/>
-          <w:bCs/>
-          <w:color w:val="004F88"/>
-          <w:lang w:eastAsia="pt-BR"/>
-        </w:rPr>
-        <w:t>&lt;var&gt;</w:t>
-      </w:r>
-      <w:r>
-        <w:rPr>
-          <w:rFonts w:ascii="Times New Roman" w:eastAsia="Times New Roman" w:hAnsi="Times New Roman" w:cs="Times New Roman"/>
-          <w:b/>
-          <w:bCs/>
-          <w:lang w:eastAsia="pt-BR"/>
-        </w:rPr>
-        <w:t>b</w:t>
-      </w:r>
-      <w:r>
-        <w:rPr>
-          <w:rFonts w:ascii="Times New Roman" w:eastAsia="Times New Roman" w:hAnsi="Times New Roman" w:cs="Times New Roman"/>
-          <w:b/>
-          <w:bCs/>
-          <w:color w:val="004F88"/>
-          <w:lang w:eastAsia="pt-BR"/>
-        </w:rPr>
-        <w:t>&lt;</w:t>
-      </w:r>
-      <w:proofErr w:type="spellStart"/>
-      <w:r>
-        <w:rPr>
-          <w:rFonts w:ascii="Times New Roman" w:eastAsia="Times New Roman" w:hAnsi="Times New Roman" w:cs="Times New Roman"/>
-          <w:b/>
-          <w:bCs/>
-          <w:color w:val="004F88"/>
-          <w:lang w:eastAsia="pt-BR"/>
-        </w:rPr>
-        <w:t>sup</w:t>
-      </w:r>
-      <w:proofErr w:type="spellEnd"/>
-      <w:r>
-        <w:rPr>
-          <w:rFonts w:ascii="Times New Roman" w:eastAsia="Times New Roman" w:hAnsi="Times New Roman" w:cs="Times New Roman"/>
-          <w:b/>
-          <w:bCs/>
-          <w:color w:val="004F88"/>
-          <w:lang w:eastAsia="pt-BR"/>
-        </w:rPr>
-        <w:t>&gt;2&lt;/</w:t>
-      </w:r>
-      <w:proofErr w:type="spellStart"/>
-      <w:r>
-        <w:rPr>
-          <w:rFonts w:ascii="Times New Roman" w:eastAsia="Times New Roman" w:hAnsi="Times New Roman" w:cs="Times New Roman"/>
-          <w:b/>
-          <w:bCs/>
-          <w:color w:val="004F88"/>
-          <w:lang w:eastAsia="pt-BR"/>
-        </w:rPr>
-        <w:t>sup</w:t>
-      </w:r>
-      <w:proofErr w:type="spellEnd"/>
-      <w:r>
-        <w:rPr>
-          <w:rFonts w:ascii="Times New Roman" w:eastAsia="Times New Roman" w:hAnsi="Times New Roman" w:cs="Times New Roman"/>
-          <w:b/>
-          <w:bCs/>
-          <w:color w:val="004F88"/>
-          <w:lang w:eastAsia="pt-BR"/>
-        </w:rPr>
-        <w:t xml:space="preserve">&gt;&lt;/var&gt; = </w:t>
-      </w:r>
-    </w:p>
-    <w:p>
-      <w:pPr>
-        <w:pStyle w:val="PargrafodaLista"/>
-        <w:tabs>
-          <w:tab w:val="left" w:pos="5940"/>
-        </w:tabs>
-        <w:rPr>
-          <w:noProof/>
-        </w:rPr>
-      </w:pPr>
-      <w:r>
-        <w:rPr>
-          <w:rFonts w:ascii="Times New Roman" w:eastAsia="Times New Roman" w:hAnsi="Times New Roman" w:cs="Times New Roman"/>
-          <w:b/>
-          <w:bCs/>
-          <w:color w:val="004F88"/>
-          <w:lang w:eastAsia="pt-BR"/>
-        </w:rPr>
-        <w:t>&lt;var&gt;</w:t>
-      </w:r>
-      <w:r>
-        <w:rPr>
-          <w:rFonts w:ascii="Times New Roman" w:eastAsia="Times New Roman" w:hAnsi="Times New Roman" w:cs="Times New Roman"/>
-          <w:b/>
-          <w:bCs/>
-          <w:lang w:eastAsia="pt-BR"/>
-        </w:rPr>
-        <w:t>c</w:t>
-      </w:r>
-      <w:r>
-        <w:rPr>
-          <w:rFonts w:ascii="Times New Roman" w:eastAsia="Times New Roman" w:hAnsi="Times New Roman" w:cs="Times New Roman"/>
-          <w:b/>
-          <w:bCs/>
-          <w:color w:val="004F88"/>
-          <w:lang w:eastAsia="pt-BR"/>
-        </w:rPr>
-        <w:t>&lt;</w:t>
-      </w:r>
-      <w:proofErr w:type="spellStart"/>
-      <w:r>
-        <w:rPr>
-          <w:rFonts w:ascii="Times New Roman" w:eastAsia="Times New Roman" w:hAnsi="Times New Roman" w:cs="Times New Roman"/>
-          <w:b/>
-          <w:bCs/>
-          <w:color w:val="004F88"/>
-          <w:lang w:eastAsia="pt-BR"/>
-        </w:rPr>
-        <w:t>sup</w:t>
-      </w:r>
-      <w:proofErr w:type="spellEnd"/>
-      <w:r>
-        <w:rPr>
-          <w:rFonts w:ascii="Times New Roman" w:eastAsia="Times New Roman" w:hAnsi="Times New Roman" w:cs="Times New Roman"/>
-          <w:b/>
-          <w:bCs/>
-          <w:color w:val="004F88"/>
-          <w:lang w:eastAsia="pt-BR"/>
-        </w:rPr>
-        <w:t>&gt;</w:t>
-      </w:r>
-      <w:r>
-        <w:rPr>
-          <w:rFonts w:ascii="Times New Roman" w:eastAsia="Times New Roman" w:hAnsi="Times New Roman" w:cs="Times New Roman"/>
-          <w:b/>
-          <w:bCs/>
-          <w:lang w:eastAsia="pt-BR"/>
-        </w:rPr>
-        <w:t>2</w:t>
-      </w:r>
-      <w:r>
-        <w:rPr>
-          <w:rFonts w:ascii="Times New Roman" w:eastAsia="Times New Roman" w:hAnsi="Times New Roman" w:cs="Times New Roman"/>
-          <w:b/>
-          <w:bCs/>
-          <w:color w:val="004F88"/>
-          <w:lang w:eastAsia="pt-BR"/>
-        </w:rPr>
-        <w:t>&lt;/</w:t>
-      </w:r>
-      <w:proofErr w:type="spellStart"/>
-      <w:r>
-        <w:rPr>
-          <w:rFonts w:ascii="Times New Roman" w:eastAsia="Times New Roman" w:hAnsi="Times New Roman" w:cs="Times New Roman"/>
-          <w:b/>
-          <w:bCs/>
-          <w:color w:val="004F88"/>
-          <w:lang w:eastAsia="pt-BR"/>
-        </w:rPr>
-        <w:t>sup</w:t>
-      </w:r>
-      <w:proofErr w:type="spellEnd"/>
-      <w:r>
-        <w:rPr>
-          <w:rFonts w:ascii="Times New Roman" w:eastAsia="Times New Roman" w:hAnsi="Times New Roman" w:cs="Times New Roman"/>
-          <w:b/>
-          <w:bCs/>
-          <w:color w:val="004F88"/>
-          <w:lang w:eastAsia="pt-BR"/>
-        </w:rPr>
-        <w:t>&gt;&lt;/var&gt;</w:t>
+        <w:t>&lt;/sup&gt;&lt;/var&gt;</w:t>
       </w:r>
     </w:p>
     <w:p>
@@ -9246,23 +8157,7 @@
           <w:rFonts w:ascii="Times New Roman" w:eastAsia="Times New Roman" w:hAnsi="Times New Roman" w:cs="Times New Roman"/>
           <w:lang w:eastAsia="pt-BR"/>
         </w:rPr>
-        <w:t>Texto em subscrito (</w:t>
-      </w:r>
-      <w:proofErr w:type="spellStart"/>
-      <w:r>
-        <w:rPr>
-          <w:rFonts w:ascii="Times New Roman" w:eastAsia="Times New Roman" w:hAnsi="Times New Roman" w:cs="Times New Roman"/>
-          <w:lang w:eastAsia="pt-BR"/>
-        </w:rPr>
-        <w:t>ex</w:t>
-      </w:r>
-      <w:proofErr w:type="spellEnd"/>
-      <w:r>
-        <w:rPr>
-          <w:rFonts w:ascii="Times New Roman" w:eastAsia="Times New Roman" w:hAnsi="Times New Roman" w:cs="Times New Roman"/>
-          <w:lang w:eastAsia="pt-BR"/>
-        </w:rPr>
-        <w:t>: H₂O).</w:t>
+        <w:t>Texto em subscrito (ex: H₂O).</w:t>
       </w:r>
     </w:p>
     <w:p>
@@ -9335,36 +8230,14 @@
           <w:color w:val="004F88"/>
           <w:lang w:eastAsia="pt-BR"/>
         </w:rPr>
-        <w:t>&lt;</w:t>
-      </w:r>
-      <w:proofErr w:type="spellStart"/>
-      <w:r>
-        <w:rPr>
-          <w:rFonts w:ascii="Times New Roman" w:eastAsia="Times New Roman" w:hAnsi="Times New Roman" w:cs="Times New Roman"/>
-          <w:b/>
-          <w:bCs/>
+        <w:t>&lt;sup&gt;:</w:t>
+      </w:r>
+      <w:r>
+        <w:rPr>
+          <w:rFonts w:ascii="Times New Roman" w:eastAsia="Times New Roman" w:hAnsi="Times New Roman" w:cs="Times New Roman"/>
           <w:color w:val="004F88"/>
           <w:lang w:eastAsia="pt-BR"/>
         </w:rPr>
-        <w:t>sup</w:t>
-      </w:r>
-      <w:proofErr w:type="spellEnd"/>
-      <w:r>
-        <w:rPr>
-          <w:rFonts w:ascii="Times New Roman" w:eastAsia="Times New Roman" w:hAnsi="Times New Roman" w:cs="Times New Roman"/>
-          <w:b/>
-          <w:bCs/>
-          <w:color w:val="004F88"/>
-          <w:lang w:eastAsia="pt-BR"/>
-        </w:rPr>
-        <w:t>&gt;:</w:t>
-      </w:r>
-      <w:r>
-        <w:rPr>
-          <w:rFonts w:ascii="Times New Roman" w:eastAsia="Times New Roman" w:hAnsi="Times New Roman" w:cs="Times New Roman"/>
-          <w:color w:val="004F88"/>
-          <w:lang w:eastAsia="pt-BR"/>
-        </w:rPr>
         <w:t xml:space="preserve"> </w:t>
       </w:r>
       <w:r>
@@ -9372,39 +8245,7 @@
           <w:rFonts w:ascii="Times New Roman" w:eastAsia="Times New Roman" w:hAnsi="Times New Roman" w:cs="Times New Roman"/>
           <w:lang w:eastAsia="pt-BR"/>
         </w:rPr>
-        <w:t>Texto em sobrescrito (</w:t>
-      </w:r>
-      <w:proofErr w:type="spellStart"/>
-      <w:r>
-        <w:rPr>
-          <w:rFonts w:ascii="Times New Roman" w:eastAsia="Times New Roman" w:hAnsi="Times New Roman" w:cs="Times New Roman"/>
-          <w:lang w:eastAsia="pt-BR"/>
-        </w:rPr>
-        <w:t>ex</w:t>
-      </w:r>
-      <w:proofErr w:type="spellEnd"/>
-      <w:r>
-        <w:rPr>
-          <w:rFonts w:ascii="Times New Roman" w:eastAsia="Times New Roman" w:hAnsi="Times New Roman" w:cs="Times New Roman"/>
-          <w:lang w:eastAsia="pt-BR"/>
-        </w:rPr>
-        <w:t>: E=</w:t>
-      </w:r>
-      <w:proofErr w:type="spellStart"/>
-      <w:r>
-        <w:rPr>
-          <w:rFonts w:ascii="Times New Roman" w:eastAsia="Times New Roman" w:hAnsi="Times New Roman" w:cs="Times New Roman"/>
-          <w:lang w:eastAsia="pt-BR"/>
-        </w:rPr>
-        <w:t>mc</w:t>
-      </w:r>
-      <w:proofErr w:type="spellEnd"/>
-      <w:r>
-        <w:rPr>
-          <w:rFonts w:ascii="Times New Roman" w:eastAsia="Times New Roman" w:hAnsi="Times New Roman" w:cs="Times New Roman"/>
-          <w:lang w:eastAsia="pt-BR"/>
-        </w:rPr>
-        <w:t>²).</w:t>
+        <w:t>Texto em sobrescrito (ex: E=mc²).</w:t>
       </w:r>
       <w:r>
         <w:rPr>
@@ -9498,9 +8339,8 @@
           <w:color w:val="0070C0"/>
           <w:lang w:eastAsia="pt-BR"/>
         </w:rPr>
-        <w:t>&lt;</w:t>
-      </w:r>
-      <w:proofErr w:type="spellStart"/>
+        <w:t>&lt;span&gt;</w:t>
+      </w:r>
       <w:r>
         <w:rPr>
           <w:rFonts w:ascii="Times New Roman" w:eastAsia="Times New Roman" w:hAnsi="Times New Roman" w:cs="Times New Roman"/>
@@ -9509,27 +8349,6 @@
           <w:color w:val="0070C0"/>
           <w:lang w:eastAsia="pt-BR"/>
         </w:rPr>
-        <w:t>span</w:t>
-      </w:r>
-      <w:proofErr w:type="spellEnd"/>
-      <w:r>
-        <w:rPr>
-          <w:rFonts w:ascii="Times New Roman" w:eastAsia="Times New Roman" w:hAnsi="Times New Roman" w:cs="Times New Roman"/>
-          <w:b/>
-          <w:bCs/>
-          <w:color w:val="0070C0"/>
-          <w:lang w:eastAsia="pt-BR"/>
-        </w:rPr>
-        <w:t>&gt;</w:t>
-      </w:r>
-      <w:r>
-        <w:rPr>
-          <w:rFonts w:ascii="Times New Roman" w:eastAsia="Times New Roman" w:hAnsi="Times New Roman" w:cs="Times New Roman"/>
-          <w:b/>
-          <w:bCs/>
-          <w:color w:val="0070C0"/>
-          <w:lang w:eastAsia="pt-BR"/>
-        </w:rPr>
         <w:t xml:space="preserve"> </w:t>
       </w:r>
       <w:r>
@@ -9539,27 +8358,7 @@
           <w:bCs/>
           <w:lang w:eastAsia="pt-BR"/>
         </w:rPr>
-        <w:t xml:space="preserve">É uma tag genérica </w:t>
-      </w:r>
-      <w:proofErr w:type="spellStart"/>
-      <w:r>
-        <w:rPr>
-          <w:rFonts w:eastAsia="Times New Roman"/>
-          <w:b/>
-          <w:bCs/>
-          <w:lang w:eastAsia="pt-BR"/>
-        </w:rPr>
-        <w:t>inline</w:t>
-      </w:r>
-      <w:proofErr w:type="spellEnd"/>
-      <w:r>
-        <w:rPr>
-          <w:rFonts w:eastAsia="Times New Roman"/>
-          <w:b/>
-          <w:bCs/>
-          <w:lang w:eastAsia="pt-BR"/>
-        </w:rPr>
-        <w:t xml:space="preserve"> usada para estilizar ou marcar partes do texto.</w:t>
+        <w:t>É uma tag genérica inline usada para estilizar ou marcar partes do texto.</w:t>
       </w:r>
     </w:p>
     <w:p>
@@ -11060,29 +9859,7 @@
           <w:color w:val="004F88"/>
           <w:lang w:eastAsia="pt-BR"/>
         </w:rPr>
-        <w:t>&lt;</w:t>
-      </w:r>
-      <w:proofErr w:type="spellStart"/>
-      <w:r>
-        <w:rPr>
-          <w:rFonts w:ascii="Times New Roman" w:eastAsia="Times New Roman" w:hAnsi="Times New Roman" w:cs="Times New Roman"/>
-          <w:b/>
-          <w:bCs/>
-          <w:color w:val="004F88"/>
-          <w:lang w:eastAsia="pt-BR"/>
-        </w:rPr>
-        <w:t>nav</w:t>
-      </w:r>
-      <w:proofErr w:type="spellEnd"/>
-      <w:r>
-        <w:rPr>
-          <w:rFonts w:ascii="Times New Roman" w:eastAsia="Times New Roman" w:hAnsi="Times New Roman" w:cs="Times New Roman"/>
-          <w:b/>
-          <w:bCs/>
-          <w:color w:val="004F88"/>
-          <w:lang w:eastAsia="pt-BR"/>
-        </w:rPr>
-        <w:t xml:space="preserve">&gt; </w:t>
+        <w:t xml:space="preserve">&lt;nav&gt; </w:t>
       </w:r>
       <w:r>
         <w:rPr>
@@ -11113,29 +9890,7 @@
           <w:color w:val="004F88"/>
           <w:lang w:eastAsia="pt-BR"/>
         </w:rPr>
-        <w:t>&lt;</w:t>
-      </w:r>
-      <w:proofErr w:type="spellStart"/>
-      <w:r>
-        <w:rPr>
-          <w:rFonts w:ascii="Times New Roman" w:eastAsia="Times New Roman" w:hAnsi="Times New Roman" w:cs="Times New Roman"/>
-          <w:b/>
-          <w:bCs/>
-          <w:color w:val="004F88"/>
-          <w:lang w:eastAsia="pt-BR"/>
-        </w:rPr>
-        <w:t>main</w:t>
-      </w:r>
-      <w:proofErr w:type="spellEnd"/>
-      <w:r>
-        <w:rPr>
-          <w:rFonts w:ascii="Times New Roman" w:eastAsia="Times New Roman" w:hAnsi="Times New Roman" w:cs="Times New Roman"/>
-          <w:b/>
-          <w:bCs/>
-          <w:color w:val="004F88"/>
-          <w:lang w:eastAsia="pt-BR"/>
-        </w:rPr>
-        <w:t xml:space="preserve">&gt; </w:t>
+        <w:t xml:space="preserve">&lt;main&gt; </w:t>
       </w:r>
       <w:r>
         <w:rPr>
@@ -11166,29 +9921,7 @@
           <w:color w:val="004F88"/>
           <w:lang w:eastAsia="pt-BR"/>
         </w:rPr>
-        <w:t>&lt;</w:t>
-      </w:r>
-      <w:proofErr w:type="spellStart"/>
-      <w:r>
-        <w:rPr>
-          <w:rFonts w:ascii="Times New Roman" w:eastAsia="Times New Roman" w:hAnsi="Times New Roman" w:cs="Times New Roman"/>
-          <w:b/>
-          <w:bCs/>
-          <w:color w:val="004F88"/>
-          <w:lang w:eastAsia="pt-BR"/>
-        </w:rPr>
-        <w:t>section</w:t>
-      </w:r>
-      <w:proofErr w:type="spellEnd"/>
-      <w:r>
-        <w:rPr>
-          <w:rFonts w:ascii="Times New Roman" w:eastAsia="Times New Roman" w:hAnsi="Times New Roman" w:cs="Times New Roman"/>
-          <w:b/>
-          <w:bCs/>
-          <w:color w:val="004F88"/>
-          <w:lang w:eastAsia="pt-BR"/>
-        </w:rPr>
-        <w:t xml:space="preserve">&gt; </w:t>
+        <w:t xml:space="preserve">&lt;section&gt; </w:t>
       </w:r>
       <w:r>
         <w:rPr>
@@ -11219,29 +9952,7 @@
           <w:color w:val="004F88"/>
           <w:lang w:eastAsia="pt-BR"/>
         </w:rPr>
-        <w:t>&lt;</w:t>
-      </w:r>
-      <w:proofErr w:type="spellStart"/>
-      <w:r>
-        <w:rPr>
-          <w:rFonts w:ascii="Times New Roman" w:eastAsia="Times New Roman" w:hAnsi="Times New Roman" w:cs="Times New Roman"/>
-          <w:b/>
-          <w:bCs/>
-          <w:color w:val="004F88"/>
-          <w:lang w:eastAsia="pt-BR"/>
-        </w:rPr>
-        <w:t>article</w:t>
-      </w:r>
-      <w:proofErr w:type="spellEnd"/>
-      <w:r>
-        <w:rPr>
-          <w:rFonts w:ascii="Times New Roman" w:eastAsia="Times New Roman" w:hAnsi="Times New Roman" w:cs="Times New Roman"/>
-          <w:b/>
-          <w:bCs/>
-          <w:color w:val="004F88"/>
-          <w:lang w:eastAsia="pt-BR"/>
-        </w:rPr>
-        <w:t xml:space="preserve">&gt; </w:t>
+        <w:t xml:space="preserve">&lt;article&gt; </w:t>
       </w:r>
       <w:r>
         <w:rPr>
@@ -11272,29 +9983,7 @@
           <w:color w:val="004F88"/>
           <w:lang w:eastAsia="pt-BR"/>
         </w:rPr>
-        <w:t>&lt;</w:t>
-      </w:r>
-      <w:proofErr w:type="spellStart"/>
-      <w:r>
-        <w:rPr>
-          <w:rFonts w:ascii="Times New Roman" w:eastAsia="Times New Roman" w:hAnsi="Times New Roman" w:cs="Times New Roman"/>
-          <w:b/>
-          <w:bCs/>
-          <w:color w:val="004F88"/>
-          <w:lang w:eastAsia="pt-BR"/>
-        </w:rPr>
-        <w:t>aside</w:t>
-      </w:r>
-      <w:proofErr w:type="spellEnd"/>
-      <w:r>
-        <w:rPr>
-          <w:rFonts w:ascii="Times New Roman" w:eastAsia="Times New Roman" w:hAnsi="Times New Roman" w:cs="Times New Roman"/>
-          <w:b/>
-          <w:bCs/>
-          <w:color w:val="004F88"/>
-          <w:lang w:eastAsia="pt-BR"/>
-        </w:rPr>
-        <w:t xml:space="preserve">&gt; </w:t>
+        <w:t xml:space="preserve">&lt;aside&gt; </w:t>
       </w:r>
       <w:r>
         <w:rPr>
@@ -11325,29 +10014,7 @@
           <w:color w:val="004F88"/>
           <w:lang w:eastAsia="pt-BR"/>
         </w:rPr>
-        <w:t>&lt;</w:t>
-      </w:r>
-      <w:proofErr w:type="spellStart"/>
-      <w:r>
-        <w:rPr>
-          <w:rFonts w:ascii="Times New Roman" w:eastAsia="Times New Roman" w:hAnsi="Times New Roman" w:cs="Times New Roman"/>
-          <w:b/>
-          <w:bCs/>
-          <w:color w:val="004F88"/>
-          <w:lang w:eastAsia="pt-BR"/>
-        </w:rPr>
-        <w:t>footer</w:t>
-      </w:r>
-      <w:proofErr w:type="spellEnd"/>
-      <w:r>
-        <w:rPr>
-          <w:rFonts w:ascii="Times New Roman" w:eastAsia="Times New Roman" w:hAnsi="Times New Roman" w:cs="Times New Roman"/>
-          <w:b/>
-          <w:bCs/>
-          <w:color w:val="004F88"/>
-          <w:lang w:eastAsia="pt-BR"/>
-        </w:rPr>
-        <w:t xml:space="preserve">&gt; </w:t>
+        <w:t xml:space="preserve">&lt;footer&gt; </w:t>
       </w:r>
       <w:r>
         <w:rPr>
@@ -11378,29 +10045,7 @@
           <w:color w:val="004F88"/>
           <w:lang w:eastAsia="pt-BR"/>
         </w:rPr>
-        <w:t>&lt;</w:t>
-      </w:r>
-      <w:proofErr w:type="spellStart"/>
-      <w:r>
-        <w:rPr>
-          <w:rFonts w:ascii="Times New Roman" w:eastAsia="Times New Roman" w:hAnsi="Times New Roman" w:cs="Times New Roman"/>
-          <w:b/>
-          <w:bCs/>
-          <w:color w:val="004F88"/>
-          <w:lang w:eastAsia="pt-BR"/>
-        </w:rPr>
-        <w:t>div</w:t>
-      </w:r>
-      <w:proofErr w:type="spellEnd"/>
-      <w:r>
-        <w:rPr>
-          <w:rFonts w:ascii="Times New Roman" w:eastAsia="Times New Roman" w:hAnsi="Times New Roman" w:cs="Times New Roman"/>
-          <w:b/>
-          <w:bCs/>
-          <w:color w:val="004F88"/>
-          <w:lang w:eastAsia="pt-BR"/>
-        </w:rPr>
-        <w:t>&gt;</w:t>
+        <w:t>&lt;div&gt;</w:t>
       </w:r>
       <w:r>
         <w:rPr>
@@ -11792,25 +10437,7 @@
           <w:bCs/>
           <w:color w:val="0070C0"/>
         </w:rPr>
-        <w:t>&lt;</w:t>
-      </w:r>
-      <w:proofErr w:type="spellStart"/>
-      <w:r>
-        <w:rPr>
-          <w:b/>
-          <w:bCs/>
-          <w:color w:val="0070C0"/>
-        </w:rPr>
-        <w:t>form</w:t>
-      </w:r>
-      <w:proofErr w:type="spellEnd"/>
-      <w:r>
-        <w:rPr>
-          <w:b/>
-          <w:bCs/>
-          <w:color w:val="0070C0"/>
-        </w:rPr>
-        <w:t>&gt;</w:t>
+        <w:t>&lt;form&gt;</w:t>
       </w:r>
       <w:r>
         <w:rPr>
@@ -11849,25 +10476,7 @@
           <w:bCs/>
           <w:color w:val="0070C0"/>
         </w:rPr>
-        <w:t>&lt;</w:t>
-      </w:r>
-      <w:proofErr w:type="spellStart"/>
-      <w:r>
-        <w:rPr>
-          <w:b/>
-          <w:bCs/>
-          <w:color w:val="0070C0"/>
-        </w:rPr>
-        <w:t>form</w:t>
-      </w:r>
-      <w:proofErr w:type="spellEnd"/>
-      <w:r>
-        <w:rPr>
-          <w:b/>
-          <w:bCs/>
-          <w:color w:val="0070C0"/>
-        </w:rPr>
-        <w:t>&gt;,</w:t>
+        <w:t>&lt;form&gt;,</w:t>
       </w:r>
       <w:r>
         <w:rPr>
@@ -12090,20 +10699,7 @@
           <w:szCs w:val="24"/>
           <w:lang w:eastAsia="pt-BR"/>
         </w:rPr>
-        <w:t>&lt;input</w:t>
-      </w:r>
-      <w:proofErr w:type="gramStart"/>
-      <w:r>
-        <w:rPr>
-          <w:rFonts w:ascii="Segoe UI Emoji" w:eastAsia="Times New Roman" w:hAnsi="Segoe UI Emoji" w:cs="Segoe UI Emoji"/>
-          <w:b/>
-          <w:bCs/>
-          <w:color w:val="0070C0"/>
-          <w:sz w:val="24"/>
-          <w:szCs w:val="24"/>
-          <w:lang w:eastAsia="pt-BR"/>
-        </w:rPr>
-        <w:t>&gt;</w:t>
+        <w:t>&lt;input&gt;</w:t>
       </w:r>
       <w:r>
         <w:rPr>
@@ -12125,10 +10721,8 @@
           <w:szCs w:val="24"/>
           <w:lang w:eastAsia="pt-BR"/>
         </w:rPr>
-        <w:t>&lt;</w:t>
-      </w:r>
-      <w:proofErr w:type="spellStart"/>
-      <w:proofErr w:type="gramEnd"/>
+        <w:t>&lt;textarea&gt;</w:t>
+      </w:r>
       <w:r>
         <w:rPr>
           <w:rFonts w:ascii="Segoe UI Emoji" w:eastAsia="Times New Roman" w:hAnsi="Segoe UI Emoji" w:cs="Segoe UI Emoji"/>
@@ -12139,9 +10733,8 @@
           <w:szCs w:val="24"/>
           <w:lang w:eastAsia="pt-BR"/>
         </w:rPr>
-        <w:t>textarea</w:t>
-      </w:r>
-      <w:proofErr w:type="spellEnd"/>
+        <w:t xml:space="preserve">, </w:t>
+      </w:r>
       <w:r>
         <w:rPr>
           <w:rFonts w:ascii="Segoe UI Emoji" w:eastAsia="Times New Roman" w:hAnsi="Segoe UI Emoji" w:cs="Segoe UI Emoji"/>
@@ -12152,11 +10745,20 @@
           <w:szCs w:val="24"/>
           <w:lang w:eastAsia="pt-BR"/>
         </w:rPr>
-        <w:t>&gt;</w:t>
+        <w:t>&lt;select&gt;</w:t>
       </w:r>
       <w:r>
         <w:rPr>
           <w:rFonts w:ascii="Segoe UI Emoji" w:eastAsia="Times New Roman" w:hAnsi="Segoe UI Emoji" w:cs="Segoe UI Emoji"/>
+          <w:sz w:val="24"/>
+          <w:szCs w:val="24"/>
+          <w:lang w:eastAsia="pt-BR"/>
+        </w:rPr>
+        <w:t>,</w:t>
+      </w:r>
+      <w:r>
+        <w:rPr>
+          <w:rFonts w:ascii="Segoe UI Emoji" w:eastAsia="Times New Roman" w:hAnsi="Segoe UI Emoji" w:cs="Segoe UI Emoji"/>
           <w:b/>
           <w:bCs/>
           <w:color w:val="0070C0"/>
@@ -12164,94 +10766,7 @@
           <w:szCs w:val="24"/>
           <w:lang w:eastAsia="pt-BR"/>
         </w:rPr>
-        <w:t xml:space="preserve">, </w:t>
-      </w:r>
-      <w:r>
-        <w:rPr>
-          <w:rFonts w:ascii="Segoe UI Emoji" w:eastAsia="Times New Roman" w:hAnsi="Segoe UI Emoji" w:cs="Segoe UI Emoji"/>
-          <w:b/>
-          <w:bCs/>
-          <w:color w:val="0070C0"/>
-          <w:sz w:val="24"/>
-          <w:szCs w:val="24"/>
-          <w:lang w:eastAsia="pt-BR"/>
-        </w:rPr>
-        <w:t>&lt;</w:t>
-      </w:r>
-      <w:proofErr w:type="spellStart"/>
-      <w:r>
-        <w:rPr>
-          <w:rFonts w:ascii="Segoe UI Emoji" w:eastAsia="Times New Roman" w:hAnsi="Segoe UI Emoji" w:cs="Segoe UI Emoji"/>
-          <w:b/>
-          <w:bCs/>
-          <w:color w:val="0070C0"/>
-          <w:sz w:val="24"/>
-          <w:szCs w:val="24"/>
-          <w:lang w:eastAsia="pt-BR"/>
-        </w:rPr>
-        <w:t>select</w:t>
-      </w:r>
-      <w:proofErr w:type="spellEnd"/>
-      <w:proofErr w:type="gramStart"/>
-      <w:r>
-        <w:rPr>
-          <w:rFonts w:ascii="Segoe UI Emoji" w:eastAsia="Times New Roman" w:hAnsi="Segoe UI Emoji" w:cs="Segoe UI Emoji"/>
-          <w:b/>
-          <w:bCs/>
-          <w:color w:val="0070C0"/>
-          <w:sz w:val="24"/>
-          <w:szCs w:val="24"/>
-          <w:lang w:eastAsia="pt-BR"/>
-        </w:rPr>
-        <w:t>&gt;</w:t>
-      </w:r>
-      <w:r>
-        <w:rPr>
-          <w:rFonts w:ascii="Segoe UI Emoji" w:eastAsia="Times New Roman" w:hAnsi="Segoe UI Emoji" w:cs="Segoe UI Emoji"/>
-          <w:sz w:val="24"/>
-          <w:szCs w:val="24"/>
-          <w:lang w:eastAsia="pt-BR"/>
-        </w:rPr>
-        <w:t>,</w:t>
-      </w:r>
-      <w:r>
-        <w:rPr>
-          <w:rFonts w:ascii="Segoe UI Emoji" w:eastAsia="Times New Roman" w:hAnsi="Segoe UI Emoji" w:cs="Segoe UI Emoji"/>
-          <w:b/>
-          <w:bCs/>
-          <w:color w:val="0070C0"/>
-          <w:sz w:val="24"/>
-          <w:szCs w:val="24"/>
-          <w:lang w:eastAsia="pt-BR"/>
-        </w:rPr>
-        <w:t>&lt;</w:t>
-      </w:r>
-      <w:proofErr w:type="spellStart"/>
-      <w:proofErr w:type="gramEnd"/>
-      <w:r>
-        <w:rPr>
-          <w:rFonts w:ascii="Segoe UI Emoji" w:eastAsia="Times New Roman" w:hAnsi="Segoe UI Emoji" w:cs="Segoe UI Emoji"/>
-          <w:b/>
-          <w:bCs/>
-          <w:color w:val="0070C0"/>
-          <w:sz w:val="24"/>
-          <w:szCs w:val="24"/>
-          <w:lang w:eastAsia="pt-BR"/>
-        </w:rPr>
-        <w:t>option</w:t>
-      </w:r>
-      <w:proofErr w:type="spellEnd"/>
-      <w:r>
-        <w:rPr>
-          <w:rFonts w:ascii="Segoe UI Emoji" w:eastAsia="Times New Roman" w:hAnsi="Segoe UI Emoji" w:cs="Segoe UI Emoji"/>
-          <w:b/>
-          <w:bCs/>
-          <w:color w:val="0070C0"/>
-          <w:sz w:val="24"/>
-          <w:szCs w:val="24"/>
-          <w:lang w:eastAsia="pt-BR"/>
-        </w:rPr>
-        <w:t>&gt;</w:t>
+        <w:t>&lt;option&gt;</w:t>
       </w:r>
       <w:r>
         <w:rPr>
@@ -12282,80 +10797,28 @@
           <w:szCs w:val="24"/>
           <w:lang w:eastAsia="pt-BR"/>
         </w:rPr>
-        <w:t>&lt;</w:t>
-      </w:r>
-      <w:proofErr w:type="spellStart"/>
+        <w:t>&lt;select&gt;</w:t>
+      </w:r>
       <w:r>
         <w:rPr>
           <w:rFonts w:ascii="Segoe UI Emoji" w:eastAsia="Times New Roman" w:hAnsi="Segoe UI Emoji" w:cs="Segoe UI Emoji"/>
-          <w:b/>
-          <w:bCs/>
-          <w:color w:val="004E9A"/>
-          <w:sz w:val="24"/>
-          <w:szCs w:val="24"/>
-          <w:lang w:eastAsia="pt-BR"/>
-        </w:rPr>
-        <w:t>select</w:t>
-      </w:r>
-      <w:proofErr w:type="spellEnd"/>
+          <w:sz w:val="24"/>
+          <w:szCs w:val="24"/>
+          <w:lang w:eastAsia="pt-BR"/>
+        </w:rPr>
+        <w:t xml:space="preserve">, </w:t>
+      </w:r>
       <w:r>
         <w:rPr>
           <w:rFonts w:ascii="Segoe UI Emoji" w:eastAsia="Times New Roman" w:hAnsi="Segoe UI Emoji" w:cs="Segoe UI Emoji"/>
           <w:b/>
           <w:bCs/>
-          <w:color w:val="004E9A"/>
-          <w:sz w:val="24"/>
-          <w:szCs w:val="24"/>
-          <w:lang w:eastAsia="pt-BR"/>
-        </w:rPr>
-        <w:t>&gt;</w:t>
-      </w:r>
-      <w:r>
-        <w:rPr>
-          <w:rFonts w:ascii="Segoe UI Emoji" w:eastAsia="Times New Roman" w:hAnsi="Segoe UI Emoji" w:cs="Segoe UI Emoji"/>
-          <w:sz w:val="24"/>
-          <w:szCs w:val="24"/>
-          <w:lang w:eastAsia="pt-BR"/>
-        </w:rPr>
-        <w:t xml:space="preserve">, </w:t>
-      </w:r>
-      <w:r>
-        <w:rPr>
-          <w:rFonts w:ascii="Segoe UI Emoji" w:eastAsia="Times New Roman" w:hAnsi="Segoe UI Emoji" w:cs="Segoe UI Emoji"/>
-          <w:b/>
-          <w:bCs/>
           <w:color w:val="0070C0"/>
           <w:sz w:val="24"/>
           <w:szCs w:val="24"/>
           <w:lang w:eastAsia="pt-BR"/>
         </w:rPr>
-        <w:t>&lt;</w:t>
-      </w:r>
-      <w:proofErr w:type="spellStart"/>
-      <w:r>
-        <w:rPr>
-          <w:rFonts w:ascii="Segoe UI Emoji" w:eastAsia="Times New Roman" w:hAnsi="Segoe UI Emoji" w:cs="Segoe UI Emoji"/>
-          <w:b/>
-          <w:bCs/>
-          <w:color w:val="0070C0"/>
-          <w:sz w:val="24"/>
-          <w:szCs w:val="24"/>
-          <w:lang w:eastAsia="pt-BR"/>
-        </w:rPr>
-        <w:t>button</w:t>
-      </w:r>
-      <w:proofErr w:type="spellEnd"/>
-      <w:r>
-        <w:rPr>
-          <w:rFonts w:ascii="Segoe UI Emoji" w:eastAsia="Times New Roman" w:hAnsi="Segoe UI Emoji" w:cs="Segoe UI Emoji"/>
-          <w:b/>
-          <w:bCs/>
-          <w:color w:val="0070C0"/>
-          <w:sz w:val="24"/>
-          <w:szCs w:val="24"/>
-          <w:lang w:eastAsia="pt-BR"/>
-        </w:rPr>
-        <w:t>&gt;</w:t>
+        <w:t>&lt;button&gt;</w:t>
       </w:r>
       <w:r>
         <w:rPr>
@@ -12377,33 +10840,7 @@
           <w:szCs w:val="24"/>
           <w:lang w:eastAsia="pt-BR"/>
         </w:rPr>
-        <w:t>&lt;</w:t>
-      </w:r>
-      <w:proofErr w:type="spellStart"/>
-      <w:r>
-        <w:rPr>
-          <w:rFonts w:ascii="Segoe UI Emoji" w:eastAsia="Times New Roman" w:hAnsi="Segoe UI Emoji" w:cs="Segoe UI Emoji"/>
-          <w:b/>
-          <w:bCs/>
-          <w:color w:val="0070C0"/>
-          <w:sz w:val="24"/>
-          <w:szCs w:val="24"/>
-          <w:lang w:eastAsia="pt-BR"/>
-        </w:rPr>
-        <w:t>label</w:t>
-      </w:r>
-      <w:proofErr w:type="spellEnd"/>
-      <w:r>
-        <w:rPr>
-          <w:rFonts w:ascii="Segoe UI Emoji" w:eastAsia="Times New Roman" w:hAnsi="Segoe UI Emoji" w:cs="Segoe UI Emoji"/>
-          <w:b/>
-          <w:bCs/>
-          <w:color w:val="0070C0"/>
-          <w:sz w:val="24"/>
-          <w:szCs w:val="24"/>
-          <w:lang w:eastAsia="pt-BR"/>
-        </w:rPr>
-        <w:t>&gt;</w:t>
+        <w:t>&lt;label&gt;</w:t>
       </w:r>
       <w:r>
         <w:rPr>
@@ -12443,33 +10880,7 @@
           <w:szCs w:val="24"/>
           <w:lang w:eastAsia="pt-BR"/>
         </w:rPr>
-        <w:t>&lt;</w:t>
-      </w:r>
-      <w:proofErr w:type="spellStart"/>
-      <w:r>
-        <w:rPr>
-          <w:rFonts w:ascii="Segoe UI Emoji" w:eastAsia="Times New Roman" w:hAnsi="Segoe UI Emoji" w:cs="Segoe UI Emoji"/>
-          <w:b/>
-          <w:bCs/>
-          <w:color w:val="0070C0"/>
-          <w:sz w:val="24"/>
-          <w:szCs w:val="24"/>
-          <w:lang w:eastAsia="pt-BR"/>
-        </w:rPr>
-        <w:t>fieldset</w:t>
-      </w:r>
-      <w:proofErr w:type="spellEnd"/>
-      <w:r>
-        <w:rPr>
-          <w:rFonts w:ascii="Segoe UI Emoji" w:eastAsia="Times New Roman" w:hAnsi="Segoe UI Emoji" w:cs="Segoe UI Emoji"/>
-          <w:b/>
-          <w:bCs/>
-          <w:color w:val="0070C0"/>
-          <w:sz w:val="24"/>
-          <w:szCs w:val="24"/>
-          <w:lang w:eastAsia="pt-BR"/>
-        </w:rPr>
-        <w:t>&gt;</w:t>
+        <w:t>&lt;fieldset&gt;</w:t>
       </w:r>
       <w:r>
         <w:rPr>
@@ -12509,33 +10920,7 @@
           <w:szCs w:val="24"/>
           <w:lang w:eastAsia="pt-BR"/>
         </w:rPr>
-        <w:t>&lt;</w:t>
-      </w:r>
-      <w:proofErr w:type="spellStart"/>
-      <w:r>
-        <w:rPr>
-          <w:rFonts w:ascii="Segoe UI Emoji" w:eastAsia="Times New Roman" w:hAnsi="Segoe UI Emoji" w:cs="Segoe UI Emoji"/>
-          <w:b/>
-          <w:bCs/>
-          <w:color w:val="0070C0"/>
-          <w:sz w:val="24"/>
-          <w:szCs w:val="24"/>
-          <w:lang w:eastAsia="pt-BR"/>
-        </w:rPr>
-        <w:t>legend</w:t>
-      </w:r>
-      <w:proofErr w:type="spellEnd"/>
-      <w:r>
-        <w:rPr>
-          <w:rFonts w:ascii="Segoe UI Emoji" w:eastAsia="Times New Roman" w:hAnsi="Segoe UI Emoji" w:cs="Segoe UI Emoji"/>
-          <w:b/>
-          <w:bCs/>
-          <w:color w:val="0070C0"/>
-          <w:sz w:val="24"/>
-          <w:szCs w:val="24"/>
-          <w:lang w:eastAsia="pt-BR"/>
-        </w:rPr>
-        <w:t>&gt;</w:t>
+        <w:t>&lt;legend&gt;</w:t>
       </w:r>
       <w:r>
         <w:rPr>
@@ -12554,27 +10939,7 @@
           <w:szCs w:val="24"/>
           <w:lang w:eastAsia="pt-BR"/>
         </w:rPr>
-        <w:t>— título para o grupo criado pelo &lt;</w:t>
-      </w:r>
-      <w:proofErr w:type="spellStart"/>
-      <w:r>
-        <w:rPr>
-          <w:rFonts w:ascii="Segoe UI Emoji" w:eastAsia="Times New Roman" w:hAnsi="Segoe UI Emoji" w:cs="Segoe UI Emoji"/>
-          <w:sz w:val="24"/>
-          <w:szCs w:val="24"/>
-          <w:lang w:eastAsia="pt-BR"/>
-        </w:rPr>
-        <w:t>fieldset</w:t>
-      </w:r>
-      <w:proofErr w:type="spellEnd"/>
-      <w:r>
-        <w:rPr>
-          <w:rFonts w:ascii="Segoe UI Emoji" w:eastAsia="Times New Roman" w:hAnsi="Segoe UI Emoji" w:cs="Segoe UI Emoji"/>
-          <w:sz w:val="24"/>
-          <w:szCs w:val="24"/>
-          <w:lang w:eastAsia="pt-BR"/>
-        </w:rPr>
-        <w:t>&gt;</w:t>
+        <w:t>— título para o grupo criado pelo &lt;fieldset&gt;</w:t>
       </w:r>
     </w:p>
     <w:p>
@@ -12591,7 +10956,6 @@
           <w:lang w:eastAsia="pt-BR"/>
         </w:rPr>
       </w:pPr>
-      <w:proofErr w:type="spellStart"/>
       <w:r>
         <w:rPr>
           <w:rFonts w:eastAsia="Times New Roman" w:cstheme="minorHAnsi"/>
@@ -12600,18 +10964,7 @@
           <w:szCs w:val="24"/>
           <w:lang w:eastAsia="pt-BR"/>
         </w:rPr>
-        <w:t>form</w:t>
-      </w:r>
-      <w:proofErr w:type="spellEnd"/>
-      <w:r>
-        <w:rPr>
-          <w:rFonts w:eastAsia="Times New Roman" w:cstheme="minorHAnsi"/>
-          <w:color w:val="004E9A"/>
-          <w:sz w:val="24"/>
-          <w:szCs w:val="24"/>
-          <w:lang w:eastAsia="pt-BR"/>
-        </w:rPr>
-        <w:t xml:space="preserve"> autocomplete="off"</w:t>
+        <w:t>form autocomplete="off"</w:t>
       </w:r>
       <w:r>
         <w:rPr>
@@ -12654,97 +11007,29 @@
           <w:szCs w:val="24"/>
           <w:lang w:eastAsia="pt-BR"/>
         </w:rPr>
-        <w:t>&lt;</w:t>
-      </w:r>
-      <w:proofErr w:type="spellStart"/>
-      <w:r>
-        <w:rPr>
-          <w:rFonts w:eastAsia="Times New Roman" w:cstheme="minorHAnsi"/>
+        <w:t>&lt;form action="cadastro.php"&gt;</w:t>
+      </w:r>
+      <w:r>
+        <w:rPr>
+          <w:rFonts w:ascii="Times New Roman" w:eastAsia="Times New Roman" w:hAnsi="Times New Roman" w:cs="Times New Roman"/>
+          <w:sz w:val="24"/>
+          <w:szCs w:val="24"/>
+          <w:lang w:eastAsia="pt-BR"/>
+        </w:rPr>
+        <w:t xml:space="preserve"> O atributo </w:t>
+      </w:r>
+      <w:r>
+        <w:rPr>
+          <w:rFonts w:ascii="Times New Roman" w:eastAsia="Times New Roman" w:hAnsi="Times New Roman" w:cs="Times New Roman"/>
+          <w:b/>
+          <w:bCs/>
           <w:color w:val="004E9A"/>
           <w:sz w:val="24"/>
           <w:szCs w:val="24"/>
           <w:lang w:eastAsia="pt-BR"/>
         </w:rPr>
-        <w:t>form</w:t>
-      </w:r>
-      <w:proofErr w:type="spellEnd"/>
-      <w:r>
-        <w:rPr>
-          <w:rFonts w:eastAsia="Times New Roman" w:cstheme="minorHAnsi"/>
-          <w:color w:val="004E9A"/>
-          <w:sz w:val="24"/>
-          <w:szCs w:val="24"/>
-          <w:lang w:eastAsia="pt-BR"/>
-        </w:rPr>
-        <w:t xml:space="preserve"> </w:t>
-      </w:r>
-      <w:proofErr w:type="spellStart"/>
-      <w:r>
-        <w:rPr>
-          <w:rFonts w:eastAsia="Times New Roman" w:cstheme="minorHAnsi"/>
-          <w:color w:val="004E9A"/>
-          <w:sz w:val="24"/>
-          <w:szCs w:val="24"/>
-          <w:lang w:eastAsia="pt-BR"/>
-        </w:rPr>
         <w:t>action</w:t>
       </w:r>
-      <w:proofErr w:type="spellEnd"/>
-      <w:r>
-        <w:rPr>
-          <w:rFonts w:eastAsia="Times New Roman" w:cstheme="minorHAnsi"/>
-          <w:color w:val="004E9A"/>
-          <w:sz w:val="24"/>
-          <w:szCs w:val="24"/>
-          <w:lang w:eastAsia="pt-BR"/>
-        </w:rPr>
-        <w:t>="</w:t>
-      </w:r>
-      <w:proofErr w:type="spellStart"/>
-      <w:r>
-        <w:rPr>
-          <w:rFonts w:eastAsia="Times New Roman" w:cstheme="minorHAnsi"/>
-          <w:color w:val="004E9A"/>
-          <w:sz w:val="24"/>
-          <w:szCs w:val="24"/>
-          <w:lang w:eastAsia="pt-BR"/>
-        </w:rPr>
-        <w:t>cadastro.php</w:t>
-      </w:r>
-      <w:proofErr w:type="spellEnd"/>
-      <w:r>
-        <w:rPr>
-          <w:rFonts w:eastAsia="Times New Roman" w:cstheme="minorHAnsi"/>
-          <w:color w:val="004E9A"/>
-          <w:sz w:val="24"/>
-          <w:szCs w:val="24"/>
-          <w:lang w:eastAsia="pt-BR"/>
-        </w:rPr>
-        <w:t>"&gt;</w:t>
-      </w:r>
-      <w:r>
-        <w:rPr>
-          <w:rFonts w:ascii="Times New Roman" w:eastAsia="Times New Roman" w:hAnsi="Times New Roman" w:cs="Times New Roman"/>
-          <w:sz w:val="24"/>
-          <w:szCs w:val="24"/>
-          <w:lang w:eastAsia="pt-BR"/>
-        </w:rPr>
-        <w:t xml:space="preserve"> O atributo </w:t>
-      </w:r>
-      <w:proofErr w:type="spellStart"/>
-      <w:r>
-        <w:rPr>
-          <w:rFonts w:ascii="Times New Roman" w:eastAsia="Times New Roman" w:hAnsi="Times New Roman" w:cs="Times New Roman"/>
-          <w:b/>
-          <w:bCs/>
-          <w:color w:val="004E9A"/>
-          <w:sz w:val="24"/>
-          <w:szCs w:val="24"/>
-          <w:lang w:eastAsia="pt-BR"/>
-        </w:rPr>
-        <w:t>action</w:t>
-      </w:r>
-      <w:proofErr w:type="spellEnd"/>
       <w:r>
         <w:rPr>
           <w:rFonts w:ascii="Times New Roman" w:eastAsia="Times New Roman" w:hAnsi="Times New Roman" w:cs="Times New Roman"/>
@@ -12879,54 +11164,18 @@
           <w:bCs/>
           <w:lang w:eastAsia="pt-BR"/>
         </w:rPr>
-        <w:t>ligar o &lt;</w:t>
-      </w:r>
-      <w:proofErr w:type="spellStart"/>
+        <w:t>ligar o &lt;label&gt; ao &lt;input&gt;</w:t>
+      </w:r>
       <w:r>
         <w:rPr>
           <w:rFonts w:eastAsia="Times New Roman"/>
-          <w:b/>
-          <w:bCs/>
-          <w:lang w:eastAsia="pt-BR"/>
-        </w:rPr>
-        <w:t>label</w:t>
-      </w:r>
-      <w:proofErr w:type="spellEnd"/>
+          <w:lang w:eastAsia="pt-BR"/>
+        </w:rPr>
+        <w:t>, via o atributo for="nome" no label.</w:t>
+      </w:r>
       <w:r>
         <w:rPr>
           <w:rFonts w:eastAsia="Times New Roman"/>
-          <w:b/>
-          <w:bCs/>
-          <w:lang w:eastAsia="pt-BR"/>
-        </w:rPr>
-        <w:t>&gt; ao &lt;input&gt;</w:t>
-      </w:r>
-      <w:r>
-        <w:rPr>
-          <w:rFonts w:eastAsia="Times New Roman"/>
-          <w:lang w:eastAsia="pt-BR"/>
-        </w:rPr>
-        <w:t xml:space="preserve">, via o atributo for="nome" no </w:t>
-      </w:r>
-      <w:proofErr w:type="spellStart"/>
-      <w:r>
-        <w:rPr>
-          <w:rFonts w:eastAsia="Times New Roman"/>
-          <w:lang w:eastAsia="pt-BR"/>
-        </w:rPr>
-        <w:t>label</w:t>
-      </w:r>
-      <w:proofErr w:type="spellEnd"/>
-      <w:r>
-        <w:rPr>
-          <w:rFonts w:eastAsia="Times New Roman"/>
-          <w:lang w:eastAsia="pt-BR"/>
-        </w:rPr>
-        <w:t>.</w:t>
-      </w:r>
-      <w:r>
-        <w:rPr>
-          <w:rFonts w:eastAsia="Times New Roman"/>
           <w:lang w:eastAsia="pt-BR"/>
         </w:rPr>
         <w:t xml:space="preserve"> </w:t>
@@ -12958,47 +11207,7 @@
           <w:szCs w:val="24"/>
           <w:lang w:eastAsia="pt-BR"/>
         </w:rPr>
-        <w:t xml:space="preserve"> e permite que ao clicar no texto do </w:t>
-      </w:r>
-      <w:proofErr w:type="spellStart"/>
-      <w:r>
-        <w:rPr>
-          <w:rFonts w:ascii="Times New Roman" w:eastAsia="Times New Roman" w:hAnsi="Times New Roman" w:cs="Times New Roman"/>
-          <w:sz w:val="24"/>
-          <w:szCs w:val="24"/>
-          <w:lang w:eastAsia="pt-BR"/>
-        </w:rPr>
-        <w:t>label</w:t>
-      </w:r>
-      <w:proofErr w:type="spellEnd"/>
-      <w:r>
-        <w:rPr>
-          <w:rFonts w:ascii="Times New Roman" w:eastAsia="Times New Roman" w:hAnsi="Times New Roman" w:cs="Times New Roman"/>
-          <w:sz w:val="24"/>
-          <w:szCs w:val="24"/>
-          <w:lang w:eastAsia="pt-BR"/>
-        </w:rPr>
-        <w:t xml:space="preserve"> (</w:t>
-      </w:r>
-      <w:proofErr w:type="spellStart"/>
-      <w:r>
-        <w:rPr>
-          <w:rFonts w:ascii="Times New Roman" w:eastAsia="Times New Roman" w:hAnsi="Times New Roman" w:cs="Times New Roman"/>
-          <w:sz w:val="24"/>
-          <w:szCs w:val="24"/>
-          <w:lang w:eastAsia="pt-BR"/>
-        </w:rPr>
-        <w:t>ex</w:t>
-      </w:r>
-      <w:proofErr w:type="spellEnd"/>
-      <w:r>
-        <w:rPr>
-          <w:rFonts w:ascii="Times New Roman" w:eastAsia="Times New Roman" w:hAnsi="Times New Roman" w:cs="Times New Roman"/>
-          <w:sz w:val="24"/>
-          <w:szCs w:val="24"/>
-          <w:lang w:eastAsia="pt-BR"/>
-        </w:rPr>
-        <w:t>: “Nome:”), o cursor vá direto para o campo.</w:t>
+        <w:t xml:space="preserve"> e permite que ao clicar no texto do label (ex: “Nome:”), o cursor vá direto para o campo.</w:t>
       </w:r>
       <w:r>
         <w:rPr>
@@ -13016,47 +11225,7 @@
           <w:szCs w:val="24"/>
           <w:lang w:eastAsia="pt-BR"/>
         </w:rPr>
-        <w:t>Associar com &lt;</w:t>
-      </w:r>
-      <w:proofErr w:type="spellStart"/>
-      <w:r>
-        <w:rPr>
-          <w:rFonts w:ascii="Times New Roman" w:eastAsia="Times New Roman" w:hAnsi="Times New Roman" w:cs="Times New Roman"/>
-          <w:sz w:val="24"/>
-          <w:szCs w:val="24"/>
-          <w:lang w:eastAsia="pt-BR"/>
-        </w:rPr>
-        <w:t>label</w:t>
-      </w:r>
-      <w:proofErr w:type="spellEnd"/>
-      <w:r>
-        <w:rPr>
-          <w:rFonts w:ascii="Times New Roman" w:eastAsia="Times New Roman" w:hAnsi="Times New Roman" w:cs="Times New Roman"/>
-          <w:sz w:val="24"/>
-          <w:szCs w:val="24"/>
-          <w:lang w:eastAsia="pt-BR"/>
-        </w:rPr>
-        <w:t xml:space="preserve">&gt; ou usar via </w:t>
-      </w:r>
-      <w:proofErr w:type="spellStart"/>
-      <w:r>
-        <w:rPr>
-          <w:rFonts w:ascii="Times New Roman" w:eastAsia="Times New Roman" w:hAnsi="Times New Roman" w:cs="Times New Roman"/>
-          <w:sz w:val="24"/>
-          <w:szCs w:val="24"/>
-          <w:lang w:eastAsia="pt-BR"/>
-        </w:rPr>
-        <w:t>JavaScript</w:t>
-      </w:r>
-      <w:proofErr w:type="spellEnd"/>
-      <w:r>
-        <w:rPr>
-          <w:rFonts w:ascii="Times New Roman" w:eastAsia="Times New Roman" w:hAnsi="Times New Roman" w:cs="Times New Roman"/>
-          <w:sz w:val="24"/>
-          <w:szCs w:val="24"/>
-          <w:lang w:eastAsia="pt-BR"/>
-        </w:rPr>
-        <w:t>/CSS</w:t>
+        <w:t>Associar com &lt;label&gt; ou usar via JavaScript/CSS</w:t>
       </w:r>
     </w:p>
     <w:p>
@@ -13624,67 +11793,7 @@
           <w:szCs w:val="24"/>
           <w:lang w:eastAsia="pt-BR"/>
         </w:rPr>
-        <w:t>="</w:t>
-      </w:r>
-      <w:proofErr w:type="spellStart"/>
-      <w:r>
-        <w:rPr>
-          <w:rFonts w:ascii="Segoe UI Emoji" w:eastAsia="Times New Roman" w:hAnsi="Segoe UI Emoji" w:cs="Segoe UI Emoji"/>
-          <w:sz w:val="24"/>
-          <w:szCs w:val="24"/>
-          <w:lang w:eastAsia="pt-BR"/>
-        </w:rPr>
-        <w:t>text</w:t>
-      </w:r>
-      <w:proofErr w:type="spellEnd"/>
-      <w:r>
-        <w:rPr>
-          <w:rFonts w:ascii="Segoe UI Emoji" w:eastAsia="Times New Roman" w:hAnsi="Segoe UI Emoji" w:cs="Segoe UI Emoji"/>
-          <w:sz w:val="24"/>
-          <w:szCs w:val="24"/>
-          <w:lang w:eastAsia="pt-BR"/>
-        </w:rPr>
-        <w:t xml:space="preserve">" name="nome" </w:t>
-      </w:r>
-      <w:proofErr w:type="spellStart"/>
-      <w:r>
-        <w:rPr>
-          <w:rFonts w:ascii="Segoe UI Emoji" w:eastAsia="Times New Roman" w:hAnsi="Segoe UI Emoji" w:cs="Segoe UI Emoji"/>
-          <w:sz w:val="24"/>
-          <w:szCs w:val="24"/>
-          <w:lang w:eastAsia="pt-BR"/>
-        </w:rPr>
-        <w:t>placeholder</w:t>
-      </w:r>
-      <w:proofErr w:type="spellEnd"/>
-      <w:r>
-        <w:rPr>
-          <w:rFonts w:ascii="Segoe UI Emoji" w:eastAsia="Times New Roman" w:hAnsi="Segoe UI Emoji" w:cs="Segoe UI Emoji"/>
-          <w:sz w:val="24"/>
-          <w:szCs w:val="24"/>
-          <w:lang w:eastAsia="pt-BR"/>
-        </w:rPr>
-        <w:t xml:space="preserve">="Digite seu nome" </w:t>
-      </w:r>
-      <w:proofErr w:type="spellStart"/>
-      <w:r>
-        <w:rPr>
-          <w:rFonts w:ascii="Segoe UI Emoji" w:eastAsia="Times New Roman" w:hAnsi="Segoe UI Emoji" w:cs="Segoe UI Emoji"/>
-          <w:sz w:val="24"/>
-          <w:szCs w:val="24"/>
-          <w:lang w:eastAsia="pt-BR"/>
-        </w:rPr>
-        <w:t>maxlength</w:t>
-      </w:r>
-      <w:proofErr w:type="spellEnd"/>
-      <w:r>
-        <w:rPr>
-          <w:rFonts w:ascii="Segoe UI Emoji" w:eastAsia="Times New Roman" w:hAnsi="Segoe UI Emoji" w:cs="Segoe UI Emoji"/>
-          <w:sz w:val="24"/>
-          <w:szCs w:val="24"/>
-          <w:lang w:eastAsia="pt-BR"/>
-        </w:rPr>
-        <w:t>="2" required&gt;</w:t>
+        <w:t>="text" name="nome" placeholder="Digite seu nome" maxlength="2" required&gt;</w:t>
       </w:r>
     </w:p>
     <w:p>
@@ -13927,23 +12036,13 @@
           <w:lang w:eastAsia="pt-BR"/>
         </w:rPr>
       </w:pPr>
-      <w:proofErr w:type="spellStart"/>
       <w:r>
         <w:rPr>
           <w:rFonts w:ascii="Times New Roman" w:eastAsia="Times New Roman" w:hAnsi="Times New Roman" w:cs="Times New Roman"/>
           <w:color w:val="007BB8"/>
           <w:lang w:eastAsia="pt-BR"/>
         </w:rPr>
-        <w:t>number</w:t>
-      </w:r>
-      <w:proofErr w:type="spellEnd"/>
-      <w:r>
-        <w:rPr>
-          <w:rFonts w:ascii="Times New Roman" w:eastAsia="Times New Roman" w:hAnsi="Times New Roman" w:cs="Times New Roman"/>
-          <w:color w:val="007BB8"/>
-          <w:lang w:eastAsia="pt-BR"/>
-        </w:rPr>
-        <w:t xml:space="preserve"> </w:t>
+        <w:t xml:space="preserve">number </w:t>
       </w:r>
       <w:r>
         <w:rPr>
@@ -13987,23 +12086,7 @@
           <w:rFonts w:ascii="Times New Roman" w:eastAsia="Times New Roman" w:hAnsi="Times New Roman" w:cs="Times New Roman"/>
           <w:lang w:eastAsia="pt-BR"/>
         </w:rPr>
-        <w:t>deslizador (</w:t>
-      </w:r>
-      <w:proofErr w:type="spellStart"/>
-      <w:r>
-        <w:rPr>
-          <w:rFonts w:ascii="Times New Roman" w:eastAsia="Times New Roman" w:hAnsi="Times New Roman" w:cs="Times New Roman"/>
-          <w:lang w:eastAsia="pt-BR"/>
-        </w:rPr>
-        <w:t>slider</w:t>
-      </w:r>
-      <w:proofErr w:type="spellEnd"/>
-      <w:r>
-        <w:rPr>
-          <w:rFonts w:ascii="Times New Roman" w:eastAsia="Times New Roman" w:hAnsi="Times New Roman" w:cs="Times New Roman"/>
-          <w:lang w:eastAsia="pt-BR"/>
-        </w:rPr>
-        <w:t>) para um intervalo de valores</w:t>
+        <w:t>deslizador (slider) para um intervalo de valores</w:t>
       </w:r>
     </w:p>
     <w:p>
@@ -14080,23 +12163,13 @@
           <w:lang w:eastAsia="pt-BR"/>
         </w:rPr>
       </w:pPr>
-      <w:proofErr w:type="spellStart"/>
       <w:r>
         <w:rPr>
           <w:rFonts w:ascii="Times New Roman" w:eastAsia="Times New Roman" w:hAnsi="Times New Roman" w:cs="Times New Roman"/>
           <w:color w:val="007BB8"/>
           <w:lang w:eastAsia="pt-BR"/>
         </w:rPr>
-        <w:t>month</w:t>
-      </w:r>
-      <w:proofErr w:type="spellEnd"/>
-      <w:r>
-        <w:rPr>
-          <w:rFonts w:ascii="Times New Roman" w:eastAsia="Times New Roman" w:hAnsi="Times New Roman" w:cs="Times New Roman"/>
-          <w:color w:val="007BB8"/>
-          <w:lang w:eastAsia="pt-BR"/>
-        </w:rPr>
-        <w:t xml:space="preserve"> </w:t>
+        <w:t xml:space="preserve">month </w:t>
       </w:r>
       <w:r>
         <w:rPr>
@@ -14119,23 +12192,13 @@
           <w:lang w:eastAsia="pt-BR"/>
         </w:rPr>
       </w:pPr>
-      <w:proofErr w:type="spellStart"/>
       <w:r>
         <w:rPr>
           <w:rFonts w:ascii="Times New Roman" w:eastAsia="Times New Roman" w:hAnsi="Times New Roman" w:cs="Times New Roman"/>
           <w:color w:val="007BB8"/>
           <w:lang w:eastAsia="pt-BR"/>
         </w:rPr>
-        <w:t>week</w:t>
-      </w:r>
-      <w:proofErr w:type="spellEnd"/>
-      <w:r>
-        <w:rPr>
-          <w:rFonts w:ascii="Times New Roman" w:eastAsia="Times New Roman" w:hAnsi="Times New Roman" w:cs="Times New Roman"/>
-          <w:color w:val="007BB8"/>
-          <w:lang w:eastAsia="pt-BR"/>
-        </w:rPr>
-        <w:t xml:space="preserve"> </w:t>
+        <w:t xml:space="preserve">week </w:t>
       </w:r>
       <w:r>
         <w:rPr>
@@ -14171,23 +12234,7 @@
           <w:rFonts w:ascii="Times New Roman" w:eastAsia="Times New Roman" w:hAnsi="Times New Roman" w:cs="Times New Roman"/>
           <w:lang w:eastAsia="pt-BR"/>
         </w:rPr>
-        <w:t>Seleção de horário (</w:t>
-      </w:r>
-      <w:proofErr w:type="spellStart"/>
-      <w:r>
-        <w:rPr>
-          <w:rFonts w:ascii="Times New Roman" w:eastAsia="Times New Roman" w:hAnsi="Times New Roman" w:cs="Times New Roman"/>
-          <w:lang w:eastAsia="pt-BR"/>
-        </w:rPr>
-        <w:t>hora:minuto</w:t>
-      </w:r>
-      <w:proofErr w:type="spellEnd"/>
-      <w:r>
-        <w:rPr>
-          <w:rFonts w:ascii="Times New Roman" w:eastAsia="Times New Roman" w:hAnsi="Times New Roman" w:cs="Times New Roman"/>
-          <w:lang w:eastAsia="pt-BR"/>
-        </w:rPr>
-        <w:t>)</w:t>
+        <w:t>Seleção de horário (hora:minuto)</w:t>
       </w:r>
     </w:p>
     <w:p>
@@ -14203,7 +12250,6 @@
           <w:lang w:eastAsia="pt-BR"/>
         </w:rPr>
       </w:pPr>
-      <w:proofErr w:type="spellStart"/>
       <w:r>
         <w:rPr>
           <w:rFonts w:ascii="Times New Roman" w:eastAsia="Times New Roman" w:hAnsi="Times New Roman" w:cs="Times New Roman"/>
@@ -14212,7 +12258,6 @@
         </w:rPr>
         <w:t>datetime</w:t>
       </w:r>
-      <w:proofErr w:type="spellEnd"/>
       <w:r>
         <w:rPr>
           <w:rFonts w:ascii="Times New Roman" w:eastAsia="Times New Roman" w:hAnsi="Times New Roman" w:cs="Times New Roman"/>
@@ -14299,7 +12344,6 @@
         </w:rPr>
         <w:t xml:space="preserve"> e </w:t>
       </w:r>
-      <w:proofErr w:type="spellStart"/>
       <w:r>
         <w:rPr>
           <w:rFonts w:eastAsia="Times New Roman" w:cstheme="minorHAnsi"/>
@@ -14310,7 +12354,6 @@
         </w:rPr>
         <w:t>max</w:t>
       </w:r>
-      <w:proofErr w:type="spellEnd"/>
       <w:r>
         <w:rPr>
           <w:rFonts w:eastAsia="Times New Roman" w:cstheme="minorHAnsi"/>
@@ -14356,27 +12399,7 @@
           <w:szCs w:val="24"/>
           <w:lang w:eastAsia="pt-BR"/>
         </w:rPr>
-        <w:t>Eles funcionam apenas quando o type do input é compatível, como "</w:t>
-      </w:r>
-      <w:proofErr w:type="spellStart"/>
-      <w:r>
-        <w:rPr>
-          <w:rFonts w:eastAsia="Times New Roman" w:cstheme="minorHAnsi"/>
-          <w:sz w:val="24"/>
-          <w:szCs w:val="24"/>
-          <w:lang w:eastAsia="pt-BR"/>
-        </w:rPr>
-        <w:t>number</w:t>
-      </w:r>
-      <w:proofErr w:type="spellEnd"/>
-      <w:r>
-        <w:rPr>
-          <w:rFonts w:eastAsia="Times New Roman" w:cstheme="minorHAnsi"/>
-          <w:sz w:val="24"/>
-          <w:szCs w:val="24"/>
-          <w:lang w:eastAsia="pt-BR"/>
-        </w:rPr>
-        <w:t>", "range", "date", etc.</w:t>
+        <w:t>Eles funcionam apenas quando o type do input é compatível, como "number", "range", "date", etc.</w:t>
       </w:r>
     </w:p>
     <w:p>
@@ -14425,6 +12448,15 @@
         </w:rPr>
         <w:t>define de quanto em quanto o valor pode aumentar ou diminuir</w:t>
       </w:r>
+      <w:r>
+        <w:rPr>
+          <w:rFonts w:eastAsia="Times New Roman" w:cstheme="minorHAnsi"/>
+          <w:sz w:val="24"/>
+          <w:szCs w:val="24"/>
+          <w:lang w:eastAsia="pt-BR"/>
+        </w:rPr>
+        <w:t>.</w:t>
+      </w:r>
     </w:p>
     <w:p>
       <w:pPr>
@@ -14596,23 +12628,13 @@
           <w:lang w:eastAsia="pt-BR"/>
         </w:rPr>
       </w:pPr>
-      <w:proofErr w:type="spellStart"/>
       <w:r>
         <w:rPr>
           <w:rFonts w:ascii="Times New Roman" w:eastAsia="Times New Roman" w:hAnsi="Times New Roman" w:cs="Times New Roman"/>
           <w:color w:val="007BB8"/>
           <w:lang w:eastAsia="pt-BR"/>
         </w:rPr>
-        <w:t>checkbox</w:t>
-      </w:r>
-      <w:proofErr w:type="spellEnd"/>
-      <w:r>
-        <w:rPr>
-          <w:rFonts w:ascii="Times New Roman" w:eastAsia="Times New Roman" w:hAnsi="Times New Roman" w:cs="Times New Roman"/>
-          <w:color w:val="007BB8"/>
-          <w:lang w:eastAsia="pt-BR"/>
-        </w:rPr>
-        <w:t xml:space="preserve"> </w:t>
+        <w:t xml:space="preserve">checkbox </w:t>
       </w:r>
       <w:r>
         <w:rPr>
@@ -14664,23 +12686,13 @@
           <w:lang w:eastAsia="pt-BR"/>
         </w:rPr>
       </w:pPr>
-      <w:proofErr w:type="spellStart"/>
       <w:r>
         <w:rPr>
           <w:rFonts w:ascii="Times New Roman" w:eastAsia="Times New Roman" w:hAnsi="Times New Roman" w:cs="Times New Roman"/>
           <w:color w:val="007BB8"/>
           <w:lang w:eastAsia="pt-BR"/>
         </w:rPr>
-        <w:t>select</w:t>
-      </w:r>
-      <w:proofErr w:type="spellEnd"/>
-      <w:r>
-        <w:rPr>
-          <w:rFonts w:ascii="Times New Roman" w:eastAsia="Times New Roman" w:hAnsi="Times New Roman" w:cs="Times New Roman"/>
-          <w:color w:val="007BB8"/>
-          <w:lang w:eastAsia="pt-BR"/>
-        </w:rPr>
-        <w:t xml:space="preserve"> </w:t>
+        <w:t xml:space="preserve">select </w:t>
       </w:r>
       <w:r>
         <w:rPr>
@@ -14796,8 +12808,6 @@
           <w:lang w:eastAsia="pt-BR"/>
         </w:rPr>
       </w:pPr>
-      <w:proofErr w:type="spellStart"/>
-      <w:proofErr w:type="gramStart"/>
       <w:r>
         <w:rPr>
           <w:rFonts w:ascii="Times New Roman" w:eastAsia="Times New Roman" w:hAnsi="Times New Roman" w:cs="Times New Roman"/>
@@ -14806,7 +12816,6 @@
         </w:rPr>
         <w:t>submit</w:t>
       </w:r>
-      <w:proofErr w:type="spellEnd"/>
       <w:r>
         <w:rPr>
           <w:rFonts w:ascii="Times New Roman" w:eastAsia="Times New Roman" w:hAnsi="Times New Roman" w:cs="Times New Roman"/>
@@ -14820,15 +12829,7 @@
           <w:rFonts w:ascii="Times New Roman" w:eastAsia="Times New Roman" w:hAnsi="Times New Roman" w:cs="Times New Roman"/>
           <w:lang w:eastAsia="pt-BR"/>
         </w:rPr>
-        <w:t>Envia</w:t>
-      </w:r>
-      <w:proofErr w:type="gramEnd"/>
-      <w:r>
-        <w:rPr>
-          <w:rFonts w:ascii="Times New Roman" w:eastAsia="Times New Roman" w:hAnsi="Times New Roman" w:cs="Times New Roman"/>
-          <w:lang w:eastAsia="pt-BR"/>
-        </w:rPr>
-        <w:t xml:space="preserve"> o formulário</w:t>
+        <w:t>Envia o formulário</w:t>
       </w:r>
     </w:p>
     <w:p>
@@ -14873,46 +12874,20 @@
           <w:lang w:eastAsia="pt-BR"/>
         </w:rPr>
       </w:pPr>
-      <w:proofErr w:type="spellStart"/>
       <w:r>
         <w:rPr>
           <w:rFonts w:ascii="Times New Roman" w:eastAsia="Times New Roman" w:hAnsi="Times New Roman" w:cs="Times New Roman"/>
           <w:color w:val="007BB8"/>
           <w:lang w:eastAsia="pt-BR"/>
         </w:rPr>
-        <w:t>button</w:t>
-      </w:r>
-      <w:proofErr w:type="spellEnd"/>
-      <w:r>
-        <w:rPr>
-          <w:rFonts w:ascii="Times New Roman" w:eastAsia="Times New Roman" w:hAnsi="Times New Roman" w:cs="Times New Roman"/>
-          <w:color w:val="007BB8"/>
-          <w:lang w:eastAsia="pt-BR"/>
-        </w:rPr>
-        <w:t xml:space="preserve"> </w:t>
-      </w:r>
-      <w:r>
-        <w:rPr>
-          <w:rFonts w:ascii="Times New Roman" w:eastAsia="Times New Roman" w:hAnsi="Times New Roman" w:cs="Times New Roman"/>
-          <w:lang w:eastAsia="pt-BR"/>
-        </w:rPr>
-        <w:t xml:space="preserve">Botão genérico (precisa de </w:t>
-      </w:r>
-      <w:proofErr w:type="spellStart"/>
-      <w:r>
-        <w:rPr>
-          <w:rFonts w:ascii="Times New Roman" w:eastAsia="Times New Roman" w:hAnsi="Times New Roman" w:cs="Times New Roman"/>
-          <w:lang w:eastAsia="pt-BR"/>
-        </w:rPr>
-        <w:t>JavaScript</w:t>
-      </w:r>
-      <w:proofErr w:type="spellEnd"/>
-      <w:r>
-        <w:rPr>
-          <w:rFonts w:ascii="Times New Roman" w:eastAsia="Times New Roman" w:hAnsi="Times New Roman" w:cs="Times New Roman"/>
-          <w:lang w:eastAsia="pt-BR"/>
-        </w:rPr>
-        <w:t xml:space="preserve"> para agir)</w:t>
+        <w:t xml:space="preserve">button </w:t>
+      </w:r>
+      <w:r>
+        <w:rPr>
+          <w:rFonts w:ascii="Times New Roman" w:eastAsia="Times New Roman" w:hAnsi="Times New Roman" w:cs="Times New Roman"/>
+          <w:lang w:eastAsia="pt-BR"/>
+        </w:rPr>
+        <w:t>Botão genérico (precisa de JavaScript para agir)</w:t>
       </w:r>
     </w:p>
     <w:p>
@@ -14928,8 +12903,6 @@
           <w:lang w:eastAsia="pt-BR"/>
         </w:rPr>
       </w:pPr>
-      <w:proofErr w:type="spellStart"/>
-      <w:proofErr w:type="gramStart"/>
       <w:r>
         <w:rPr>
           <w:rFonts w:ascii="Times New Roman" w:eastAsia="Times New Roman" w:hAnsi="Times New Roman" w:cs="Times New Roman"/>
@@ -14938,7 +12911,6 @@
         </w:rPr>
         <w:t>image</w:t>
       </w:r>
-      <w:proofErr w:type="spellEnd"/>
       <w:r>
         <w:rPr>
           <w:rFonts w:ascii="Times New Roman" w:eastAsia="Times New Roman" w:hAnsi="Times New Roman" w:cs="Times New Roman"/>
@@ -14952,15 +12924,7 @@
           <w:rFonts w:ascii="Times New Roman" w:eastAsia="Times New Roman" w:hAnsi="Times New Roman" w:cs="Times New Roman"/>
           <w:lang w:eastAsia="pt-BR"/>
         </w:rPr>
-        <w:t>Usa</w:t>
-      </w:r>
-      <w:proofErr w:type="gramEnd"/>
-      <w:r>
-        <w:rPr>
-          <w:rFonts w:ascii="Times New Roman" w:eastAsia="Times New Roman" w:hAnsi="Times New Roman" w:cs="Times New Roman"/>
-          <w:lang w:eastAsia="pt-BR"/>
-        </w:rPr>
-        <w:t xml:space="preserve"> uma imagem como botão de envio</w:t>
+        <w:t>Usa uma imagem como botão de envio</w:t>
       </w:r>
     </w:p>
     <w:p>
@@ -14976,23 +12940,13 @@
           <w:lang w:eastAsia="pt-BR"/>
         </w:rPr>
       </w:pPr>
-      <w:proofErr w:type="spellStart"/>
       <w:r>
         <w:rPr>
           <w:rFonts w:ascii="Times New Roman" w:eastAsia="Times New Roman" w:hAnsi="Times New Roman" w:cs="Times New Roman"/>
           <w:color w:val="007BB8"/>
           <w:lang w:eastAsia="pt-BR"/>
         </w:rPr>
-        <w:t>hidden</w:t>
-      </w:r>
-      <w:proofErr w:type="spellEnd"/>
-      <w:r>
-        <w:rPr>
-          <w:rFonts w:ascii="Times New Roman" w:eastAsia="Times New Roman" w:hAnsi="Times New Roman" w:cs="Times New Roman"/>
-          <w:color w:val="007BB8"/>
-          <w:lang w:eastAsia="pt-BR"/>
-        </w:rPr>
-        <w:t xml:space="preserve"> </w:t>
+        <w:t xml:space="preserve">hidden </w:t>
       </w:r>
       <w:r>
         <w:rPr>
@@ -15056,7 +13010,6 @@
           <w:lang w:eastAsia="pt-BR"/>
         </w:rPr>
       </w:pPr>
-      <w:proofErr w:type="spellStart"/>
       <w:r>
         <w:rPr>
           <w:rFonts w:ascii="Times New Roman" w:eastAsia="Times New Roman" w:hAnsi="Times New Roman" w:cs="Times New Roman"/>
@@ -15087,7 +13040,6 @@
         </w:rPr>
         <w:t>word</w:t>
       </w:r>
-      <w:proofErr w:type="spellEnd"/>
       <w:r>
         <w:rPr>
           <w:rFonts w:ascii="Times New Roman" w:eastAsia="Times New Roman" w:hAnsi="Times New Roman" w:cs="Times New Roman"/>
@@ -15204,7 +13156,6 @@
           <w:lang w:eastAsia="pt-BR"/>
         </w:rPr>
       </w:pPr>
-      <w:proofErr w:type="spellStart"/>
       <w:r>
         <w:rPr>
           <w:rFonts w:eastAsia="Times New Roman" w:cstheme="minorHAnsi"/>
@@ -15213,18 +13164,7 @@
           <w:color w:val="004F88"/>
           <w:lang w:eastAsia="pt-BR"/>
         </w:rPr>
-        <w:t>required</w:t>
-      </w:r>
-      <w:proofErr w:type="spellEnd"/>
-      <w:r>
-        <w:rPr>
-          <w:rFonts w:eastAsia="Times New Roman" w:cstheme="minorHAnsi"/>
-          <w:b/>
-          <w:bCs/>
-          <w:color w:val="004F88"/>
-          <w:lang w:eastAsia="pt-BR"/>
-        </w:rPr>
-        <w:t xml:space="preserve"> - </w:t>
+        <w:t xml:space="preserve">required - </w:t>
       </w:r>
       <w:r>
         <w:rPr>
@@ -15259,7 +13199,6 @@
           <w:lang w:eastAsia="pt-BR"/>
         </w:rPr>
       </w:pPr>
-      <w:proofErr w:type="spellStart"/>
       <w:r>
         <w:rPr>
           <w:rFonts w:eastAsia="Times New Roman" w:cstheme="minorHAnsi"/>
@@ -15270,20 +13209,7 @@
           <w:szCs w:val="24"/>
           <w:lang w:eastAsia="pt-BR"/>
         </w:rPr>
-        <w:t>minlength</w:t>
-      </w:r>
-      <w:proofErr w:type="spellEnd"/>
-      <w:r>
-        <w:rPr>
-          <w:rFonts w:eastAsia="Times New Roman" w:cstheme="minorHAnsi"/>
-          <w:b/>
-          <w:bCs/>
-          <w:color w:val="004E9A"/>
-          <w:sz w:val="24"/>
-          <w:szCs w:val="24"/>
-          <w:lang w:eastAsia="pt-BR"/>
-        </w:rPr>
-        <w:t>:</w:t>
+        <w:t>minlength:</w:t>
       </w:r>
       <w:r>
         <w:rPr>
@@ -15320,7 +13246,6 @@
           <w:lang w:eastAsia="pt-BR"/>
         </w:rPr>
       </w:pPr>
-      <w:proofErr w:type="spellStart"/>
       <w:r>
         <w:rPr>
           <w:rFonts w:eastAsia="Times New Roman" w:cstheme="minorHAnsi"/>
@@ -15331,20 +13256,7 @@
           <w:szCs w:val="24"/>
           <w:lang w:eastAsia="pt-BR"/>
         </w:rPr>
-        <w:t>maxlength</w:t>
-      </w:r>
-      <w:proofErr w:type="spellEnd"/>
-      <w:r>
-        <w:rPr>
-          <w:rFonts w:eastAsia="Times New Roman" w:cstheme="minorHAnsi"/>
-          <w:b/>
-          <w:bCs/>
-          <w:color w:val="004E9A"/>
-          <w:sz w:val="24"/>
-          <w:szCs w:val="24"/>
-          <w:lang w:eastAsia="pt-BR"/>
-        </w:rPr>
-        <w:t>:</w:t>
+        <w:t>maxlength:</w:t>
       </w:r>
       <w:r>
         <w:rPr>
@@ -15386,9 +13298,8 @@
           <w:szCs w:val="24"/>
           <w:lang w:eastAsia="pt-BR"/>
         </w:rPr>
-        <w:t>Exemplo: &lt;input type="</w:t>
-      </w:r>
-      <w:proofErr w:type="spellStart"/>
+        <w:t>Exemplo: &lt;input type="text" name="usu" id="iusu" required minlength="5" maxlength="15"</w:t>
+      </w:r>
       <w:r>
         <w:rPr>
           <w:rFonts w:ascii="Times New Roman" w:eastAsia="Times New Roman" w:hAnsi="Times New Roman" w:cs="Times New Roman"/>
@@ -15397,160 +13308,7 @@
           <w:szCs w:val="24"/>
           <w:lang w:eastAsia="pt-BR"/>
         </w:rPr>
-        <w:t>text</w:t>
-      </w:r>
-      <w:proofErr w:type="spellEnd"/>
-      <w:r>
-        <w:rPr>
-          <w:rFonts w:ascii="Times New Roman" w:eastAsia="Times New Roman" w:hAnsi="Times New Roman" w:cs="Times New Roman"/>
-          <w:color w:val="388600"/>
-          <w:sz w:val="24"/>
-          <w:szCs w:val="24"/>
-          <w:lang w:eastAsia="pt-BR"/>
-        </w:rPr>
-        <w:t>" name="</w:t>
-      </w:r>
-      <w:proofErr w:type="spellStart"/>
-      <w:r>
-        <w:rPr>
-          <w:rFonts w:ascii="Times New Roman" w:eastAsia="Times New Roman" w:hAnsi="Times New Roman" w:cs="Times New Roman"/>
-          <w:color w:val="388600"/>
-          <w:sz w:val="24"/>
-          <w:szCs w:val="24"/>
-          <w:lang w:eastAsia="pt-BR"/>
-        </w:rPr>
-        <w:t>usu</w:t>
-      </w:r>
-      <w:proofErr w:type="spellEnd"/>
-      <w:r>
-        <w:rPr>
-          <w:rFonts w:ascii="Times New Roman" w:eastAsia="Times New Roman" w:hAnsi="Times New Roman" w:cs="Times New Roman"/>
-          <w:color w:val="388600"/>
-          <w:sz w:val="24"/>
-          <w:szCs w:val="24"/>
-          <w:lang w:eastAsia="pt-BR"/>
-        </w:rPr>
-        <w:t>" id="</w:t>
-      </w:r>
-      <w:proofErr w:type="spellStart"/>
-      <w:r>
-        <w:rPr>
-          <w:rFonts w:ascii="Times New Roman" w:eastAsia="Times New Roman" w:hAnsi="Times New Roman" w:cs="Times New Roman"/>
-          <w:color w:val="388600"/>
-          <w:sz w:val="24"/>
-          <w:szCs w:val="24"/>
-          <w:lang w:eastAsia="pt-BR"/>
-        </w:rPr>
-        <w:t>iusu</w:t>
-      </w:r>
-      <w:proofErr w:type="spellEnd"/>
-      <w:r>
-        <w:rPr>
-          <w:rFonts w:ascii="Times New Roman" w:eastAsia="Times New Roman" w:hAnsi="Times New Roman" w:cs="Times New Roman"/>
-          <w:color w:val="388600"/>
-          <w:sz w:val="24"/>
-          <w:szCs w:val="24"/>
-          <w:lang w:eastAsia="pt-BR"/>
-        </w:rPr>
-        <w:t xml:space="preserve">" </w:t>
-      </w:r>
-      <w:proofErr w:type="spellStart"/>
-      <w:r>
-        <w:rPr>
-          <w:rFonts w:ascii="Times New Roman" w:eastAsia="Times New Roman" w:hAnsi="Times New Roman" w:cs="Times New Roman"/>
-          <w:color w:val="388600"/>
-          <w:sz w:val="24"/>
-          <w:szCs w:val="24"/>
-          <w:lang w:eastAsia="pt-BR"/>
-        </w:rPr>
-        <w:t>required</w:t>
-      </w:r>
-      <w:proofErr w:type="spellEnd"/>
-      <w:r>
-        <w:rPr>
-          <w:rFonts w:ascii="Times New Roman" w:eastAsia="Times New Roman" w:hAnsi="Times New Roman" w:cs="Times New Roman"/>
-          <w:color w:val="388600"/>
-          <w:sz w:val="24"/>
-          <w:szCs w:val="24"/>
-          <w:lang w:eastAsia="pt-BR"/>
-        </w:rPr>
-        <w:t xml:space="preserve"> </w:t>
-      </w:r>
-      <w:proofErr w:type="spellStart"/>
-      <w:r>
-        <w:rPr>
-          <w:rFonts w:ascii="Times New Roman" w:eastAsia="Times New Roman" w:hAnsi="Times New Roman" w:cs="Times New Roman"/>
-          <w:color w:val="388600"/>
-          <w:sz w:val="24"/>
-          <w:szCs w:val="24"/>
-          <w:lang w:eastAsia="pt-BR"/>
-        </w:rPr>
-        <w:t>minlength</w:t>
-      </w:r>
-      <w:proofErr w:type="spellEnd"/>
-      <w:r>
-        <w:rPr>
-          <w:rFonts w:ascii="Times New Roman" w:eastAsia="Times New Roman" w:hAnsi="Times New Roman" w:cs="Times New Roman"/>
-          <w:color w:val="388600"/>
-          <w:sz w:val="24"/>
-          <w:szCs w:val="24"/>
-          <w:lang w:eastAsia="pt-BR"/>
-        </w:rPr>
-        <w:t xml:space="preserve">="5" </w:t>
-      </w:r>
-      <w:proofErr w:type="spellStart"/>
-      <w:r>
-        <w:rPr>
-          <w:rFonts w:ascii="Times New Roman" w:eastAsia="Times New Roman" w:hAnsi="Times New Roman" w:cs="Times New Roman"/>
-          <w:color w:val="388600"/>
-          <w:sz w:val="24"/>
-          <w:szCs w:val="24"/>
-          <w:lang w:eastAsia="pt-BR"/>
-        </w:rPr>
-        <w:t>maxlength</w:t>
-      </w:r>
-      <w:proofErr w:type="spellEnd"/>
-      <w:r>
-        <w:rPr>
-          <w:rFonts w:ascii="Times New Roman" w:eastAsia="Times New Roman" w:hAnsi="Times New Roman" w:cs="Times New Roman"/>
-          <w:color w:val="388600"/>
-          <w:sz w:val="24"/>
-          <w:szCs w:val="24"/>
-          <w:lang w:eastAsia="pt-BR"/>
-        </w:rPr>
-        <w:t>="15"</w:t>
-      </w:r>
-      <w:r>
-        <w:rPr>
-          <w:rFonts w:ascii="Times New Roman" w:eastAsia="Times New Roman" w:hAnsi="Times New Roman" w:cs="Times New Roman"/>
-          <w:color w:val="388600"/>
-          <w:sz w:val="24"/>
-          <w:szCs w:val="24"/>
-          <w:lang w:eastAsia="pt-BR"/>
-        </w:rPr>
-        <w:t xml:space="preserve"> </w:t>
-      </w:r>
-      <w:proofErr w:type="spellStart"/>
-      <w:r>
-        <w:rPr>
-          <w:rFonts w:ascii="Times New Roman" w:eastAsia="Times New Roman" w:hAnsi="Times New Roman" w:cs="Times New Roman"/>
-          <w:color w:val="388600"/>
-          <w:sz w:val="24"/>
-          <w:szCs w:val="24"/>
-          <w:lang w:eastAsia="pt-BR"/>
-        </w:rPr>
-        <w:t>size</w:t>
-      </w:r>
-      <w:proofErr w:type="spellEnd"/>
-      <w:r>
-        <w:rPr>
-          <w:rFonts w:ascii="Times New Roman" w:eastAsia="Times New Roman" w:hAnsi="Times New Roman" w:cs="Times New Roman"/>
-          <w:color w:val="388600"/>
-          <w:sz w:val="24"/>
-          <w:szCs w:val="24"/>
-          <w:lang w:eastAsia="pt-BR"/>
-        </w:rPr>
-        <w:t>=</w:t>
+        <w:t xml:space="preserve"> size=</w:t>
       </w:r>
       <w:r>
         <w:rPr>
@@ -15616,7 +13374,6 @@
           <w:lang w:eastAsia="pt-BR"/>
         </w:rPr>
       </w:pPr>
-      <w:proofErr w:type="spellStart"/>
       <w:r>
         <w:rPr>
           <w:rFonts w:eastAsia="Times New Roman" w:cstheme="minorHAnsi"/>
@@ -15629,7 +13386,6 @@
         </w:rPr>
         <w:t>size</w:t>
       </w:r>
-      <w:proofErr w:type="spellEnd"/>
       <w:r>
         <w:rPr>
           <w:rFonts w:eastAsia="Times New Roman" w:cstheme="minorHAnsi"/>
@@ -15645,23 +13401,7 @@
           <w:rFonts w:eastAsia="Times New Roman" w:cstheme="minorHAnsi"/>
           <w:lang w:eastAsia="pt-BR"/>
         </w:rPr>
-        <w:t xml:space="preserve">O atributo define a largura visível do campo de texto, em número de caracteres. Exemplo: </w:t>
-      </w:r>
-      <w:proofErr w:type="spellStart"/>
-      <w:r>
-        <w:rPr>
-          <w:rFonts w:eastAsia="Times New Roman" w:cstheme="minorHAnsi"/>
-          <w:lang w:eastAsia="pt-BR"/>
-        </w:rPr>
-        <w:t>size</w:t>
-      </w:r>
-      <w:proofErr w:type="spellEnd"/>
-      <w:r>
-        <w:rPr>
-          <w:rFonts w:eastAsia="Times New Roman" w:cstheme="minorHAnsi"/>
-          <w:lang w:eastAsia="pt-BR"/>
-        </w:rPr>
-        <w:t xml:space="preserve">="30" deixa a caixa larga o suficiente para mostrar </w:t>
+        <w:t xml:space="preserve">O atributo define a largura visível do campo de texto, em número de caracteres. Exemplo: size="30" deixa a caixa larga o suficiente para mostrar </w:t>
       </w:r>
       <w:r>
         <w:rPr>
@@ -15695,7 +13435,6 @@
           <w:lang w:eastAsia="pt-BR"/>
         </w:rPr>
       </w:pPr>
-      <w:proofErr w:type="spellStart"/>
       <w:r>
         <w:rPr>
           <w:rFonts w:eastAsia="Times New Roman" w:cstheme="minorHAnsi"/>
@@ -15708,7 +13447,6 @@
         </w:rPr>
         <w:t>placeholder</w:t>
       </w:r>
-      <w:proofErr w:type="spellEnd"/>
       <w:r>
         <w:rPr>
           <w:rFonts w:eastAsia="Times New Roman" w:cstheme="minorHAnsi"/>
@@ -15834,9 +13572,8 @@
           <w:szCs w:val="24"/>
           <w:lang w:eastAsia="pt-BR"/>
         </w:rPr>
-        <w:t>autocomplete="</w:t>
-      </w:r>
-      <w:proofErr w:type="spellStart"/>
+        <w:t xml:space="preserve">autocomplete="current-password" </w:t>
+      </w:r>
       <w:r>
         <w:rPr>
           <w:rFonts w:eastAsia="Times New Roman" w:cstheme="minorHAnsi"/>
@@ -15847,46 +13584,7 @@
           <w:szCs w:val="24"/>
           <w:lang w:eastAsia="pt-BR"/>
         </w:rPr>
-        <w:t>current-password</w:t>
-      </w:r>
-      <w:proofErr w:type="spellEnd"/>
-      <w:proofErr w:type="gramStart"/>
-      <w:r>
-        <w:rPr>
-          <w:rFonts w:eastAsia="Times New Roman" w:cstheme="minorHAnsi"/>
-          <w:b/>
-          <w:bCs/>
-          <w:color w:val="004E9A"/>
-          <w:sz w:val="24"/>
-          <w:szCs w:val="24"/>
-          <w:lang w:eastAsia="pt-BR"/>
-        </w:rPr>
-        <w:t xml:space="preserve">" </w:t>
-      </w:r>
-      <w:r>
-        <w:rPr>
-          <w:rFonts w:eastAsia="Times New Roman" w:cstheme="minorHAnsi"/>
-          <w:b/>
-          <w:bCs/>
-          <w:color w:val="004E9A"/>
-          <w:sz w:val="24"/>
-          <w:szCs w:val="24"/>
-          <w:lang w:eastAsia="pt-BR"/>
-        </w:rPr>
-        <w:t>,</w:t>
-      </w:r>
-      <w:proofErr w:type="gramEnd"/>
-      <w:r>
-        <w:rPr>
-          <w:rFonts w:eastAsia="Times New Roman" w:cstheme="minorHAnsi"/>
-          <w:b/>
-          <w:bCs/>
-          <w:color w:val="004E9A"/>
-          <w:sz w:val="24"/>
-          <w:szCs w:val="24"/>
-          <w:lang w:eastAsia="pt-BR"/>
-        </w:rPr>
-        <w:t xml:space="preserve"> </w:t>
+        <w:t xml:space="preserve">, </w:t>
       </w:r>
       <w:r>
         <w:rPr>
@@ -16125,18 +13823,8 @@
                                   <w:b/>
                                   <w:bCs/>
                                 </w:rPr>
-                                <w:t xml:space="preserve"> </w:t>
+                                <w:t xml:space="preserve"> method</w:t>
                               </w:r>
-                              <w:proofErr w:type="spellStart"/>
-                              <w:r>
-                                <w:rPr>
-                                  <w:rFonts w:ascii="Segoe UI Emoji" w:hAnsi="Segoe UI Emoji" w:cs="Segoe UI Emoji"/>
-                                  <w:b/>
-                                  <w:bCs/>
-                                </w:rPr>
-                                <w:t>method</w:t>
-                              </w:r>
-                              <w:proofErr w:type="spellEnd"/>
                             </w:p>
                             <w:p>
                               <w:pPr>
@@ -16238,18 +13926,8 @@
                             <w:b/>
                             <w:bCs/>
                           </w:rPr>
-                          <w:t xml:space="preserve"> </w:t>
+                          <w:t xml:space="preserve"> method</w:t>
                         </w:r>
-                        <w:proofErr w:type="spellStart"/>
-                        <w:r>
-                          <w:rPr>
-                            <w:rFonts w:ascii="Segoe UI Emoji" w:hAnsi="Segoe UI Emoji" w:cs="Segoe UI Emoji"/>
-                            <w:b/>
-                            <w:bCs/>
-                          </w:rPr>
-                          <w:t>method</w:t>
-                        </w:r>
-                        <w:proofErr w:type="spellEnd"/>
                       </w:p>
                       <w:p>
                         <w:pPr>
@@ -16384,7 +14062,6 @@
         </w:rPr>
         <w:t xml:space="preserve"> </w:t>
       </w:r>
-      <w:proofErr w:type="spellStart"/>
       <w:r>
         <w:rPr>
           <w:rFonts w:eastAsia="Times New Roman" w:cstheme="minorHAnsi"/>
@@ -16395,20 +14072,7 @@
           <w:szCs w:val="24"/>
           <w:lang w:eastAsia="pt-BR"/>
         </w:rPr>
-        <w:t>method</w:t>
-      </w:r>
-      <w:proofErr w:type="spellEnd"/>
-      <w:r>
-        <w:rPr>
-          <w:rFonts w:eastAsia="Times New Roman" w:cstheme="minorHAnsi"/>
-          <w:b/>
-          <w:bCs/>
-          <w:color w:val="0070C0"/>
-          <w:sz w:val="24"/>
-          <w:szCs w:val="24"/>
-          <w:lang w:eastAsia="pt-BR"/>
-        </w:rPr>
-        <w:t xml:space="preserve"> </w:t>
+        <w:t xml:space="preserve">method </w:t>
       </w:r>
       <w:r>
         <w:rPr>
@@ -16649,7 +14313,6 @@
         </w:rPr>
         <w:t xml:space="preserve">use </w:t>
       </w:r>
-      <w:proofErr w:type="spellStart"/>
       <w:r>
         <w:rPr>
           <w:rFonts w:eastAsia="Times New Roman" w:cstheme="minorHAnsi"/>
@@ -16660,20 +14323,7 @@
           <w:szCs w:val="24"/>
           <w:lang w:eastAsia="pt-BR"/>
         </w:rPr>
-        <w:t>method</w:t>
-      </w:r>
-      <w:proofErr w:type="spellEnd"/>
-      <w:r>
-        <w:rPr>
-          <w:rFonts w:eastAsia="Times New Roman" w:cstheme="minorHAnsi"/>
-          <w:b/>
-          <w:bCs/>
-          <w:color w:val="004F88"/>
-          <w:sz w:val="24"/>
-          <w:szCs w:val="24"/>
-          <w:lang w:eastAsia="pt-BR"/>
-        </w:rPr>
-        <w:t>="post"</w:t>
+        <w:t>method="post"</w:t>
       </w:r>
       <w:r>
         <w:rPr>
@@ -16699,7 +14349,6 @@
           <w:lang w:eastAsia="pt-BR"/>
         </w:rPr>
       </w:pPr>
-      <w:proofErr w:type="spellStart"/>
       <w:r>
         <w:rPr>
           <w:rFonts w:eastAsia="Times New Roman" w:cstheme="minorHAnsi"/>
@@ -16710,46 +14359,7 @@
           <w:szCs w:val="24"/>
           <w:lang w:eastAsia="pt-BR"/>
         </w:rPr>
-        <w:t>method</w:t>
-      </w:r>
-      <w:proofErr w:type="spellEnd"/>
-      <w:r>
-        <w:rPr>
-          <w:rFonts w:eastAsia="Times New Roman" w:cstheme="minorHAnsi"/>
-          <w:b/>
-          <w:bCs/>
-          <w:color w:val="004F88"/>
-          <w:sz w:val="24"/>
-          <w:szCs w:val="24"/>
-          <w:lang w:eastAsia="pt-BR"/>
-        </w:rPr>
-        <w:t>="</w:t>
-      </w:r>
-      <w:proofErr w:type="spellStart"/>
-      <w:r>
-        <w:rPr>
-          <w:rFonts w:eastAsia="Times New Roman" w:cstheme="minorHAnsi"/>
-          <w:b/>
-          <w:bCs/>
-          <w:color w:val="004F88"/>
-          <w:sz w:val="24"/>
-          <w:szCs w:val="24"/>
-          <w:lang w:eastAsia="pt-BR"/>
-        </w:rPr>
-        <w:t>get</w:t>
-      </w:r>
-      <w:proofErr w:type="spellEnd"/>
-      <w:r>
-        <w:rPr>
-          <w:rFonts w:eastAsia="Times New Roman" w:cstheme="minorHAnsi"/>
-          <w:b/>
-          <w:bCs/>
-          <w:color w:val="004F88"/>
-          <w:sz w:val="24"/>
-          <w:szCs w:val="24"/>
-          <w:lang w:eastAsia="pt-BR"/>
-        </w:rPr>
-        <w:t>"</w:t>
+        <w:t>method="get"</w:t>
       </w:r>
       <w:r>
         <w:rPr>
@@ -17204,33 +14814,7 @@
           <w:szCs w:val="24"/>
           <w:lang w:eastAsia="pt-BR"/>
         </w:rPr>
-        <w:t>&lt;</w:t>
-      </w:r>
-      <w:proofErr w:type="spellStart"/>
-      <w:r>
-        <w:rPr>
-          <w:rFonts w:eastAsia="Times New Roman" w:cstheme="minorHAnsi"/>
-          <w:b/>
-          <w:bCs/>
-          <w:color w:val="0070C0"/>
-          <w:sz w:val="24"/>
-          <w:szCs w:val="24"/>
-          <w:lang w:eastAsia="pt-BR"/>
-        </w:rPr>
-        <w:t>label</w:t>
-      </w:r>
-      <w:proofErr w:type="spellEnd"/>
-      <w:r>
-        <w:rPr>
-          <w:rFonts w:eastAsia="Times New Roman" w:cstheme="minorHAnsi"/>
-          <w:b/>
-          <w:bCs/>
-          <w:color w:val="0070C0"/>
-          <w:sz w:val="24"/>
-          <w:szCs w:val="24"/>
-          <w:lang w:eastAsia="pt-BR"/>
-        </w:rPr>
-        <w:t>&gt;</w:t>
+        <w:t>&lt;label&gt;</w:t>
       </w:r>
       <w:r>
         <w:rPr>
@@ -17829,33 +15413,7 @@
           <w:szCs w:val="24"/>
           <w:lang w:eastAsia="pt-BR"/>
         </w:rPr>
-        <w:t>&lt;</w:t>
-      </w:r>
-      <w:proofErr w:type="spellStart"/>
-      <w:r>
-        <w:rPr>
-          <w:rFonts w:ascii="Segoe UI Emoji" w:eastAsia="Times New Roman" w:hAnsi="Segoe UI Emoji" w:cs="Segoe UI Emoji"/>
-          <w:b/>
-          <w:bCs/>
-          <w:color w:val="0070C0"/>
-          <w:sz w:val="24"/>
-          <w:szCs w:val="24"/>
-          <w:lang w:eastAsia="pt-BR"/>
-        </w:rPr>
-        <w:t>textarea</w:t>
-      </w:r>
-      <w:proofErr w:type="spellEnd"/>
-      <w:r>
-        <w:rPr>
-          <w:rFonts w:ascii="Segoe UI Emoji" w:eastAsia="Times New Roman" w:hAnsi="Segoe UI Emoji" w:cs="Segoe UI Emoji"/>
-          <w:b/>
-          <w:bCs/>
-          <w:color w:val="0070C0"/>
-          <w:sz w:val="24"/>
-          <w:szCs w:val="24"/>
-          <w:lang w:eastAsia="pt-BR"/>
-        </w:rPr>
-        <w:t>&gt;</w:t>
+        <w:t>&lt;textarea&gt;</w:t>
       </w:r>
       <w:r>
         <w:rPr>
@@ -18445,33 +16003,7 @@
           <w:szCs w:val="24"/>
           <w:lang w:eastAsia="pt-BR"/>
         </w:rPr>
-        <w:t>&lt;</w:t>
-      </w:r>
-      <w:proofErr w:type="spellStart"/>
-      <w:r>
-        <w:rPr>
-          <w:rFonts w:ascii="Segoe UI Emoji" w:eastAsia="Times New Roman" w:hAnsi="Segoe UI Emoji" w:cs="Segoe UI Emoji"/>
-          <w:b/>
-          <w:bCs/>
-          <w:color w:val="0070C0"/>
-          <w:sz w:val="24"/>
-          <w:szCs w:val="24"/>
-          <w:lang w:eastAsia="pt-BR"/>
-        </w:rPr>
-        <w:t>select</w:t>
-      </w:r>
-      <w:proofErr w:type="spellEnd"/>
-      <w:r>
-        <w:rPr>
-          <w:rFonts w:ascii="Segoe UI Emoji" w:eastAsia="Times New Roman" w:hAnsi="Segoe UI Emoji" w:cs="Segoe UI Emoji"/>
-          <w:b/>
-          <w:bCs/>
-          <w:color w:val="0070C0"/>
-          <w:sz w:val="24"/>
-          <w:szCs w:val="24"/>
-          <w:lang w:eastAsia="pt-BR"/>
-        </w:rPr>
-        <w:t>&gt;</w:t>
+        <w:t>&lt;select&gt;</w:t>
       </w:r>
       <w:r>
         <w:rPr>
@@ -18490,27 +16022,7 @@
           <w:szCs w:val="24"/>
           <w:lang w:eastAsia="pt-BR"/>
         </w:rPr>
-        <w:t>— lista suspensa (</w:t>
-      </w:r>
-      <w:proofErr w:type="spellStart"/>
-      <w:r>
-        <w:rPr>
-          <w:rFonts w:ascii="Segoe UI Emoji" w:eastAsia="Times New Roman" w:hAnsi="Segoe UI Emoji" w:cs="Segoe UI Emoji"/>
-          <w:sz w:val="24"/>
-          <w:szCs w:val="24"/>
-          <w:lang w:eastAsia="pt-BR"/>
-        </w:rPr>
-        <w:t>dropdown</w:t>
-      </w:r>
-      <w:proofErr w:type="spellEnd"/>
-      <w:r>
-        <w:rPr>
-          <w:rFonts w:ascii="Segoe UI Emoji" w:eastAsia="Times New Roman" w:hAnsi="Segoe UI Emoji" w:cs="Segoe UI Emoji"/>
-          <w:sz w:val="24"/>
-          <w:szCs w:val="24"/>
-          <w:lang w:eastAsia="pt-BR"/>
-        </w:rPr>
-        <w:t>) para escolher uma opção</w:t>
+        <w:t>— lista suspensa (dropdown) para escolher uma opção</w:t>
       </w:r>
       <w:r>
         <w:rPr>
@@ -18547,33 +16059,7 @@
           <w:szCs w:val="24"/>
           <w:lang w:eastAsia="pt-BR"/>
         </w:rPr>
-        <w:t>&lt;</w:t>
-      </w:r>
-      <w:proofErr w:type="spellStart"/>
-      <w:r>
-        <w:rPr>
-          <w:rFonts w:ascii="Segoe UI Emoji" w:eastAsia="Times New Roman" w:hAnsi="Segoe UI Emoji" w:cs="Segoe UI Emoji"/>
-          <w:b/>
-          <w:bCs/>
-          <w:color w:val="0070C0"/>
-          <w:sz w:val="24"/>
-          <w:szCs w:val="24"/>
-          <w:lang w:eastAsia="pt-BR"/>
-        </w:rPr>
-        <w:t>option</w:t>
-      </w:r>
-      <w:proofErr w:type="spellEnd"/>
-      <w:r>
-        <w:rPr>
-          <w:rFonts w:ascii="Segoe UI Emoji" w:eastAsia="Times New Roman" w:hAnsi="Segoe UI Emoji" w:cs="Segoe UI Emoji"/>
-          <w:b/>
-          <w:bCs/>
-          <w:color w:val="0070C0"/>
-          <w:sz w:val="24"/>
-          <w:szCs w:val="24"/>
-          <w:lang w:eastAsia="pt-BR"/>
-        </w:rPr>
-        <w:t>&gt;</w:t>
+        <w:t>&lt;option&gt;</w:t>
       </w:r>
       <w:r>
         <w:rPr>
@@ -18592,27 +16078,7 @@
           <w:szCs w:val="24"/>
           <w:lang w:eastAsia="pt-BR"/>
         </w:rPr>
-        <w:t>— opções dentro do &lt;</w:t>
-      </w:r>
-      <w:proofErr w:type="spellStart"/>
-      <w:r>
-        <w:rPr>
-          <w:rFonts w:ascii="Segoe UI Emoji" w:eastAsia="Times New Roman" w:hAnsi="Segoe UI Emoji" w:cs="Segoe UI Emoji"/>
-          <w:sz w:val="24"/>
-          <w:szCs w:val="24"/>
-          <w:lang w:eastAsia="pt-BR"/>
-        </w:rPr>
-        <w:t>select</w:t>
-      </w:r>
-      <w:proofErr w:type="spellEnd"/>
-      <w:r>
-        <w:rPr>
-          <w:rFonts w:ascii="Segoe UI Emoji" w:eastAsia="Times New Roman" w:hAnsi="Segoe UI Emoji" w:cs="Segoe UI Emoji"/>
-          <w:sz w:val="24"/>
-          <w:szCs w:val="24"/>
-          <w:lang w:eastAsia="pt-BR"/>
-        </w:rPr>
-        <w:t>&gt;</w:t>
+        <w:t>— opções dentro do &lt;select&gt;</w:t>
       </w:r>
       <w:r>
         <w:rPr>
@@ -19198,33 +16664,7 @@
           <w:szCs w:val="24"/>
           <w:lang w:eastAsia="pt-BR"/>
         </w:rPr>
-        <w:t>&lt;</w:t>
-      </w:r>
-      <w:proofErr w:type="spellStart"/>
-      <w:r>
-        <w:rPr>
-          <w:rFonts w:ascii="Segoe UI Emoji" w:eastAsia="Times New Roman" w:hAnsi="Segoe UI Emoji" w:cs="Segoe UI Emoji"/>
-          <w:b/>
-          <w:bCs/>
-          <w:color w:val="0070C0"/>
-          <w:sz w:val="24"/>
-          <w:szCs w:val="24"/>
-          <w:lang w:eastAsia="pt-BR"/>
-        </w:rPr>
-        <w:t>fieldset</w:t>
-      </w:r>
-      <w:proofErr w:type="spellEnd"/>
-      <w:r>
-        <w:rPr>
-          <w:rFonts w:ascii="Segoe UI Emoji" w:eastAsia="Times New Roman" w:hAnsi="Segoe UI Emoji" w:cs="Segoe UI Emoji"/>
-          <w:b/>
-          <w:bCs/>
-          <w:color w:val="0070C0"/>
-          <w:sz w:val="24"/>
-          <w:szCs w:val="24"/>
-          <w:lang w:eastAsia="pt-BR"/>
-        </w:rPr>
-        <w:t>&gt;</w:t>
+        <w:t>&lt;fieldset&gt;</w:t>
       </w:r>
       <w:r>
         <w:rPr>
@@ -19270,33 +16710,7 @@
           <w:szCs w:val="24"/>
           <w:lang w:eastAsia="pt-BR"/>
         </w:rPr>
-        <w:t>&lt;</w:t>
-      </w:r>
-      <w:proofErr w:type="spellStart"/>
-      <w:r>
-        <w:rPr>
-          <w:rFonts w:ascii="Segoe UI Emoji" w:eastAsia="Times New Roman" w:hAnsi="Segoe UI Emoji" w:cs="Segoe UI Emoji"/>
-          <w:b/>
-          <w:bCs/>
-          <w:color w:val="0070C0"/>
-          <w:sz w:val="24"/>
-          <w:szCs w:val="24"/>
-          <w:lang w:eastAsia="pt-BR"/>
-        </w:rPr>
-        <w:t>legend</w:t>
-      </w:r>
-      <w:proofErr w:type="spellEnd"/>
-      <w:r>
-        <w:rPr>
-          <w:rFonts w:ascii="Segoe UI Emoji" w:eastAsia="Times New Roman" w:hAnsi="Segoe UI Emoji" w:cs="Segoe UI Emoji"/>
-          <w:b/>
-          <w:bCs/>
-          <w:color w:val="0070C0"/>
-          <w:sz w:val="24"/>
-          <w:szCs w:val="24"/>
-          <w:lang w:eastAsia="pt-BR"/>
-        </w:rPr>
-        <w:t>&gt;</w:t>
+        <w:t>&lt;legend&gt;</w:t>
       </w:r>
       <w:r>
         <w:rPr>
@@ -19315,27 +16729,7 @@
           <w:szCs w:val="24"/>
           <w:lang w:eastAsia="pt-BR"/>
         </w:rPr>
-        <w:t>— título para o grupo criado pelo &lt;</w:t>
-      </w:r>
-      <w:proofErr w:type="spellStart"/>
-      <w:r>
-        <w:rPr>
-          <w:rFonts w:ascii="Segoe UI Emoji" w:eastAsia="Times New Roman" w:hAnsi="Segoe UI Emoji" w:cs="Segoe UI Emoji"/>
-          <w:sz w:val="24"/>
-          <w:szCs w:val="24"/>
-          <w:lang w:eastAsia="pt-BR"/>
-        </w:rPr>
-        <w:t>fieldset</w:t>
-      </w:r>
-      <w:proofErr w:type="spellEnd"/>
-      <w:r>
-        <w:rPr>
-          <w:rFonts w:ascii="Segoe UI Emoji" w:eastAsia="Times New Roman" w:hAnsi="Segoe UI Emoji" w:cs="Segoe UI Emoji"/>
-          <w:sz w:val="24"/>
-          <w:szCs w:val="24"/>
-          <w:lang w:eastAsia="pt-BR"/>
-        </w:rPr>
-        <w:t>&gt;</w:t>
+        <w:t>— título para o grupo criado pelo &lt;fieldset&gt;</w:t>
       </w:r>
     </w:p>
     <w:p>
@@ -19869,33 +17263,7 @@
           <w:szCs w:val="24"/>
           <w:lang w:eastAsia="pt-BR"/>
         </w:rPr>
-        <w:t>&lt;</w:t>
-      </w:r>
-      <w:proofErr w:type="spellStart"/>
-      <w:r>
-        <w:rPr>
-          <w:rFonts w:ascii="Segoe UI Emoji" w:eastAsia="Times New Roman" w:hAnsi="Segoe UI Emoji" w:cs="Segoe UI Emoji"/>
-          <w:b/>
-          <w:bCs/>
-          <w:color w:val="0070C0"/>
-          <w:sz w:val="24"/>
-          <w:szCs w:val="24"/>
-          <w:lang w:eastAsia="pt-BR"/>
-        </w:rPr>
-        <w:t>button</w:t>
-      </w:r>
-      <w:proofErr w:type="spellEnd"/>
-      <w:r>
-        <w:rPr>
-          <w:rFonts w:ascii="Segoe UI Emoji" w:eastAsia="Times New Roman" w:hAnsi="Segoe UI Emoji" w:cs="Segoe UI Emoji"/>
-          <w:b/>
-          <w:bCs/>
-          <w:color w:val="0070C0"/>
-          <w:sz w:val="24"/>
-          <w:szCs w:val="24"/>
-          <w:lang w:eastAsia="pt-BR"/>
-        </w:rPr>
-        <w:t>&gt;</w:t>
+        <w:t>&lt;button&gt;</w:t>
       </w:r>
       <w:r>
         <w:rPr>
@@ -19912,23 +17280,7 @@
           <w:rFonts w:ascii="Segoe UI Emoji" w:eastAsia="Times New Roman" w:hAnsi="Segoe UI Emoji" w:cs="Segoe UI Emoji"/>
           <w:lang w:eastAsia="pt-BR"/>
         </w:rPr>
-        <w:t xml:space="preserve">cria botões clicáveis em formulários ou páginas web. Pode ser usada para enviar dados, resetar o formulário ou executar ações com </w:t>
-      </w:r>
-      <w:proofErr w:type="spellStart"/>
-      <w:r>
-        <w:rPr>
-          <w:rFonts w:ascii="Segoe UI Emoji" w:eastAsia="Times New Roman" w:hAnsi="Segoe UI Emoji" w:cs="Segoe UI Emoji"/>
-          <w:lang w:eastAsia="pt-BR"/>
-        </w:rPr>
-        <w:t>JavaScript</w:t>
-      </w:r>
-      <w:proofErr w:type="spellEnd"/>
-      <w:r>
-        <w:rPr>
-          <w:rFonts w:ascii="Segoe UI Emoji" w:eastAsia="Times New Roman" w:hAnsi="Segoe UI Emoji" w:cs="Segoe UI Emoji"/>
-          <w:lang w:eastAsia="pt-BR"/>
-        </w:rPr>
-        <w:t>.</w:t>
+        <w:t>cria botões clicáveis em formulários ou páginas web. Pode ser usada para enviar dados, resetar o formulário ou executar ações com JavaScript.</w:t>
       </w:r>
     </w:p>
     <w:p>
@@ -20003,27 +17355,7 @@
           <w:szCs w:val="24"/>
           <w:lang w:eastAsia="pt-BR"/>
         </w:rPr>
-        <w:t xml:space="preserve">Pode ser usado com </w:t>
-      </w:r>
-      <w:proofErr w:type="spellStart"/>
-      <w:r>
-        <w:rPr>
-          <w:rFonts w:ascii="Segoe UI Emoji" w:eastAsia="Times New Roman" w:hAnsi="Segoe UI Emoji" w:cs="Segoe UI Emoji"/>
-          <w:sz w:val="24"/>
-          <w:szCs w:val="24"/>
-          <w:lang w:eastAsia="pt-BR"/>
-        </w:rPr>
-        <w:t>icone</w:t>
-      </w:r>
-      <w:proofErr w:type="spellEnd"/>
-      <w:r>
-        <w:rPr>
-          <w:rFonts w:ascii="Segoe UI Emoji" w:eastAsia="Times New Roman" w:hAnsi="Segoe UI Emoji" w:cs="Segoe UI Emoji"/>
-          <w:sz w:val="24"/>
-          <w:szCs w:val="24"/>
-          <w:lang w:eastAsia="pt-BR"/>
-        </w:rPr>
-        <w:t xml:space="preserve"> também: </w:t>
+        <w:t xml:space="preserve">Pode ser usado com icone também: </w:t>
       </w:r>
       <w:r>
         <w:rPr>
@@ -20033,9 +17365,17 @@
           <w:szCs w:val="24"/>
           <w:lang w:eastAsia="pt-BR"/>
         </w:rPr>
-        <w:t>&lt;</w:t>
-      </w:r>
-      <w:proofErr w:type="spellStart"/>
+        <w:t>&lt;button&gt;</w:t>
+      </w:r>
+      <w:r>
+        <w:rPr>
+          <w:rFonts w:ascii="Segoe UI Emoji" w:eastAsia="Times New Roman" w:hAnsi="Segoe UI Emoji" w:cs="Segoe UI Emoji"/>
+          <w:sz w:val="24"/>
+          <w:szCs w:val="24"/>
+          <w:lang w:eastAsia="pt-BR"/>
+        </w:rPr>
+        <w:t>🔍</w:t>
+      </w:r>
       <w:r>
         <w:rPr>
           <w:rFonts w:ascii="Segoe UI Emoji" w:eastAsia="Times New Roman" w:hAnsi="Segoe UI Emoji" w:cs="Segoe UI Emoji"/>
@@ -20044,9 +17384,56 @@
           <w:szCs w:val="24"/>
           <w:lang w:eastAsia="pt-BR"/>
         </w:rPr>
-        <w:t>button</w:t>
-      </w:r>
-      <w:proofErr w:type="spellEnd"/>
+        <w:t>&lt;/button&gt;</w:t>
+      </w:r>
+    </w:p>
+    <w:p>
+      <w:pPr>
+        <w:pStyle w:val="PargrafodaLista"/>
+        <w:rPr>
+          <w:rFonts w:ascii="Segoe UI Emoji" w:eastAsia="Times New Roman" w:hAnsi="Segoe UI Emoji" w:cs="Segoe UI Emoji"/>
+          <w:sz w:val="24"/>
+          <w:szCs w:val="24"/>
+          <w:lang w:eastAsia="pt-BR"/>
+        </w:rPr>
+      </w:pPr>
+    </w:p>
+    <w:p>
+      <w:pPr>
+        <w:rPr>
+          <w:rFonts w:ascii="Segoe UI Emoji" w:eastAsia="Times New Roman" w:hAnsi="Segoe UI Emoji" w:cs="Segoe UI Emoji"/>
+          <w:sz w:val="24"/>
+          <w:szCs w:val="24"/>
+          <w:lang w:eastAsia="pt-BR"/>
+        </w:rPr>
+      </w:pPr>
+      <w:r>
+        <w:rPr>
+          <w:rFonts w:ascii="Segoe UI Emoji" w:eastAsia="Times New Roman" w:hAnsi="Segoe UI Emoji" w:cs="Segoe UI Emoji"/>
+          <w:sz w:val="24"/>
+          <w:szCs w:val="24"/>
+          <w:lang w:eastAsia="pt-BR"/>
+        </w:rPr>
+        <w:t>📌</w:t>
+      </w:r>
+      <w:r>
+        <w:rPr>
+          <w:rFonts w:ascii="Segoe UI Emoji" w:eastAsia="Times New Roman" w:hAnsi="Segoe UI Emoji" w:cs="Segoe UI Emoji"/>
+          <w:sz w:val="24"/>
+          <w:szCs w:val="24"/>
+          <w:lang w:eastAsia="pt-BR"/>
+        </w:rPr>
+        <w:t xml:space="preserve"> </w:t>
+      </w:r>
+      <w:r>
+        <w:rPr>
+          <w:rFonts w:ascii="Segoe UI Emoji" w:eastAsia="Times New Roman" w:hAnsi="Segoe UI Emoji" w:cs="Segoe UI Emoji"/>
+          <w:sz w:val="24"/>
+          <w:szCs w:val="24"/>
+          <w:lang w:eastAsia="pt-BR"/>
+        </w:rPr>
+        <w:t xml:space="preserve">Diferença entre </w:t>
+      </w:r>
       <w:r>
         <w:rPr>
           <w:rFonts w:ascii="Segoe UI Emoji" w:eastAsia="Times New Roman" w:hAnsi="Segoe UI Emoji" w:cs="Segoe UI Emoji"/>
@@ -20055,7 +17442,7 @@
           <w:szCs w:val="24"/>
           <w:lang w:eastAsia="pt-BR"/>
         </w:rPr>
-        <w:t>&gt;</w:t>
+        <w:t>&lt;input type</w:t>
       </w:r>
       <w:r>
         <w:rPr>
@@ -20064,7 +17451,7 @@
           <w:szCs w:val="24"/>
           <w:lang w:eastAsia="pt-BR"/>
         </w:rPr>
-        <w:t>🔍</w:t>
+        <w:t xml:space="preserve">="submit"&gt; e </w:t>
       </w:r>
       <w:r>
         <w:rPr>
@@ -20074,177 +17461,16 @@
           <w:szCs w:val="24"/>
           <w:lang w:eastAsia="pt-BR"/>
         </w:rPr>
-        <w:t>&lt;/</w:t>
-      </w:r>
-      <w:proofErr w:type="spellStart"/>
+        <w:t>&lt;button type</w:t>
+      </w:r>
       <w:r>
         <w:rPr>
           <w:rFonts w:ascii="Segoe UI Emoji" w:eastAsia="Times New Roman" w:hAnsi="Segoe UI Emoji" w:cs="Segoe UI Emoji"/>
-          <w:color w:val="0070C0"/>
-          <w:sz w:val="24"/>
-          <w:szCs w:val="24"/>
-          <w:lang w:eastAsia="pt-BR"/>
-        </w:rPr>
-        <w:t>button</w:t>
-      </w:r>
-      <w:proofErr w:type="spellEnd"/>
-      <w:r>
-        <w:rPr>
-          <w:rFonts w:ascii="Segoe UI Emoji" w:eastAsia="Times New Roman" w:hAnsi="Segoe UI Emoji" w:cs="Segoe UI Emoji"/>
-          <w:color w:val="0070C0"/>
-          <w:sz w:val="24"/>
-          <w:szCs w:val="24"/>
-          <w:lang w:eastAsia="pt-BR"/>
-        </w:rPr>
-        <w:t>&gt;</w:t>
-      </w:r>
-    </w:p>
-    <w:p>
-      <w:pPr>
-        <w:pStyle w:val="PargrafodaLista"/>
-        <w:rPr>
-          <w:rFonts w:ascii="Segoe UI Emoji" w:eastAsia="Times New Roman" w:hAnsi="Segoe UI Emoji" w:cs="Segoe UI Emoji"/>
-          <w:sz w:val="24"/>
-          <w:szCs w:val="24"/>
-          <w:lang w:eastAsia="pt-BR"/>
-        </w:rPr>
-      </w:pPr>
-    </w:p>
-    <w:p>
-      <w:pPr>
-        <w:rPr>
-          <w:rFonts w:ascii="Segoe UI Emoji" w:eastAsia="Times New Roman" w:hAnsi="Segoe UI Emoji" w:cs="Segoe UI Emoji"/>
-          <w:sz w:val="24"/>
-          <w:szCs w:val="24"/>
-          <w:lang w:eastAsia="pt-BR"/>
-        </w:rPr>
-      </w:pPr>
-      <w:r>
-        <w:rPr>
-          <w:rFonts w:ascii="Segoe UI Emoji" w:eastAsia="Times New Roman" w:hAnsi="Segoe UI Emoji" w:cs="Segoe UI Emoji"/>
-          <w:sz w:val="24"/>
-          <w:szCs w:val="24"/>
-          <w:lang w:eastAsia="pt-BR"/>
-        </w:rPr>
-        <w:t>📌</w:t>
-      </w:r>
-      <w:r>
-        <w:rPr>
-          <w:rFonts w:ascii="Segoe UI Emoji" w:eastAsia="Times New Roman" w:hAnsi="Segoe UI Emoji" w:cs="Segoe UI Emoji"/>
-          <w:sz w:val="24"/>
-          <w:szCs w:val="24"/>
-          <w:lang w:eastAsia="pt-BR"/>
-        </w:rPr>
-        <w:t xml:space="preserve"> </w:t>
-      </w:r>
-      <w:r>
-        <w:rPr>
-          <w:rFonts w:ascii="Segoe UI Emoji" w:eastAsia="Times New Roman" w:hAnsi="Segoe UI Emoji" w:cs="Segoe UI Emoji"/>
-          <w:sz w:val="24"/>
-          <w:szCs w:val="24"/>
-          <w:lang w:eastAsia="pt-BR"/>
-        </w:rPr>
-        <w:t xml:space="preserve">Diferença entre </w:t>
-      </w:r>
-      <w:r>
-        <w:rPr>
-          <w:rFonts w:ascii="Segoe UI Emoji" w:eastAsia="Times New Roman" w:hAnsi="Segoe UI Emoji" w:cs="Segoe UI Emoji"/>
-          <w:color w:val="0070C0"/>
-          <w:sz w:val="24"/>
-          <w:szCs w:val="24"/>
-          <w:lang w:eastAsia="pt-BR"/>
-        </w:rPr>
-        <w:t>&lt;input type</w:t>
-      </w:r>
-      <w:r>
-        <w:rPr>
-          <w:rFonts w:ascii="Segoe UI Emoji" w:eastAsia="Times New Roman" w:hAnsi="Segoe UI Emoji" w:cs="Segoe UI Emoji"/>
-          <w:sz w:val="24"/>
-          <w:szCs w:val="24"/>
-          <w:lang w:eastAsia="pt-BR"/>
-        </w:rPr>
-        <w:t>="</w:t>
-      </w:r>
-      <w:proofErr w:type="spellStart"/>
-      <w:r>
-        <w:rPr>
-          <w:rFonts w:ascii="Segoe UI Emoji" w:eastAsia="Times New Roman" w:hAnsi="Segoe UI Emoji" w:cs="Segoe UI Emoji"/>
-          <w:sz w:val="24"/>
-          <w:szCs w:val="24"/>
-          <w:lang w:eastAsia="pt-BR"/>
-        </w:rPr>
-        <w:t>submit</w:t>
-      </w:r>
-      <w:proofErr w:type="spellEnd"/>
-      <w:r>
-        <w:rPr>
-          <w:rFonts w:ascii="Segoe UI Emoji" w:eastAsia="Times New Roman" w:hAnsi="Segoe UI Emoji" w:cs="Segoe UI Emoji"/>
-          <w:sz w:val="24"/>
-          <w:szCs w:val="24"/>
-          <w:lang w:eastAsia="pt-BR"/>
-        </w:rPr>
-        <w:t xml:space="preserve">"&gt; e </w:t>
-      </w:r>
-      <w:r>
-        <w:rPr>
-          <w:rFonts w:ascii="Segoe UI Emoji" w:eastAsia="Times New Roman" w:hAnsi="Segoe UI Emoji" w:cs="Segoe UI Emoji"/>
-          <w:color w:val="0070C0"/>
-          <w:sz w:val="24"/>
-          <w:szCs w:val="24"/>
-          <w:lang w:eastAsia="pt-BR"/>
-        </w:rPr>
-        <w:t>&lt;</w:t>
-      </w:r>
-      <w:proofErr w:type="spellStart"/>
-      <w:r>
-        <w:rPr>
-          <w:rFonts w:ascii="Segoe UI Emoji" w:eastAsia="Times New Roman" w:hAnsi="Segoe UI Emoji" w:cs="Segoe UI Emoji"/>
-          <w:color w:val="0070C0"/>
-          <w:sz w:val="24"/>
-          <w:szCs w:val="24"/>
-          <w:lang w:eastAsia="pt-BR"/>
-        </w:rPr>
-        <w:t>button</w:t>
-      </w:r>
-      <w:proofErr w:type="spellEnd"/>
-      <w:r>
-        <w:rPr>
-          <w:rFonts w:ascii="Segoe UI Emoji" w:eastAsia="Times New Roman" w:hAnsi="Segoe UI Emoji" w:cs="Segoe UI Emoji"/>
-          <w:color w:val="0070C0"/>
-          <w:sz w:val="24"/>
-          <w:szCs w:val="24"/>
-          <w:lang w:eastAsia="pt-BR"/>
-        </w:rPr>
-        <w:t xml:space="preserve"> type</w:t>
-      </w:r>
-      <w:r>
-        <w:rPr>
-          <w:rFonts w:ascii="Segoe UI Emoji" w:eastAsia="Times New Roman" w:hAnsi="Segoe UI Emoji" w:cs="Segoe UI Emoji"/>
-          <w:sz w:val="24"/>
-          <w:szCs w:val="24"/>
-          <w:lang w:eastAsia="pt-BR"/>
-        </w:rPr>
-        <w:t>="</w:t>
-      </w:r>
-      <w:proofErr w:type="spellStart"/>
-      <w:r>
-        <w:rPr>
-          <w:rFonts w:ascii="Segoe UI Emoji" w:eastAsia="Times New Roman" w:hAnsi="Segoe UI Emoji" w:cs="Segoe UI Emoji"/>
-          <w:sz w:val="24"/>
-          <w:szCs w:val="24"/>
-          <w:lang w:eastAsia="pt-BR"/>
-        </w:rPr>
-        <w:t>submit</w:t>
-      </w:r>
-      <w:proofErr w:type="spellEnd"/>
-      <w:r>
-        <w:rPr>
-          <w:rFonts w:ascii="Segoe UI Emoji" w:eastAsia="Times New Roman" w:hAnsi="Segoe UI Emoji" w:cs="Segoe UI Emoji"/>
-          <w:sz w:val="24"/>
-          <w:szCs w:val="24"/>
-          <w:lang w:eastAsia="pt-BR"/>
-        </w:rPr>
-        <w:t>"&gt;:</w:t>
+          <w:sz w:val="24"/>
+          <w:szCs w:val="24"/>
+          <w:lang w:eastAsia="pt-BR"/>
+        </w:rPr>
+        <w:t>="submit"&gt;:</w:t>
       </w:r>
     </w:p>
     <w:p>
@@ -20372,33 +17598,7 @@
           <w:szCs w:val="24"/>
           <w:lang w:eastAsia="pt-BR"/>
         </w:rPr>
-        <w:t>&lt;input type="</w:t>
-      </w:r>
-      <w:proofErr w:type="spellStart"/>
-      <w:r>
-        <w:rPr>
-          <w:rFonts w:ascii="Segoe UI Emoji" w:eastAsia="Times New Roman" w:hAnsi="Segoe UI Emoji" w:cs="Segoe UI Emoji"/>
-          <w:b/>
-          <w:bCs/>
-          <w:color w:val="0070C0"/>
-          <w:sz w:val="24"/>
-          <w:szCs w:val="24"/>
-          <w:lang w:eastAsia="pt-BR"/>
-        </w:rPr>
-        <w:t>submit</w:t>
-      </w:r>
-      <w:proofErr w:type="spellEnd"/>
-      <w:r>
-        <w:rPr>
-          <w:rFonts w:ascii="Segoe UI Emoji" w:eastAsia="Times New Roman" w:hAnsi="Segoe UI Emoji" w:cs="Segoe UI Emoji"/>
-          <w:b/>
-          <w:bCs/>
-          <w:color w:val="0070C0"/>
-          <w:sz w:val="24"/>
-          <w:szCs w:val="24"/>
-          <w:lang w:eastAsia="pt-BR"/>
-        </w:rPr>
-        <w:t>"&gt;</w:t>
+        <w:t>&lt;input type="submit"&gt;</w:t>
       </w:r>
       <w:r>
         <w:rPr>
@@ -20463,33 +17663,7 @@
           <w:szCs w:val="24"/>
           <w:lang w:eastAsia="pt-BR"/>
         </w:rPr>
-        <w:t>&lt;</w:t>
-      </w:r>
-      <w:proofErr w:type="spellStart"/>
-      <w:r>
-        <w:rPr>
-          <w:rFonts w:ascii="Segoe UI Emoji" w:eastAsia="Times New Roman" w:hAnsi="Segoe UI Emoji" w:cs="Segoe UI Emoji"/>
-          <w:b/>
-          <w:bCs/>
-          <w:color w:val="0070C0"/>
-          <w:sz w:val="24"/>
-          <w:szCs w:val="24"/>
-          <w:lang w:eastAsia="pt-BR"/>
-        </w:rPr>
-        <w:t>button</w:t>
-      </w:r>
-      <w:proofErr w:type="spellEnd"/>
-      <w:r>
-        <w:rPr>
-          <w:rFonts w:ascii="Segoe UI Emoji" w:eastAsia="Times New Roman" w:hAnsi="Segoe UI Emoji" w:cs="Segoe UI Emoji"/>
-          <w:b/>
-          <w:bCs/>
-          <w:color w:val="0070C0"/>
-          <w:sz w:val="24"/>
-          <w:szCs w:val="24"/>
-          <w:lang w:eastAsia="pt-BR"/>
-        </w:rPr>
-        <w:t>&gt;</w:t>
+        <w:t>&lt;button&gt;</w:t>
       </w:r>
       <w:r>
         <w:rPr>
@@ -20508,27 +17682,7 @@
           <w:szCs w:val="24"/>
           <w:lang w:eastAsia="pt-BR"/>
         </w:rPr>
-        <w:t>se quiser mais controle (</w:t>
-      </w:r>
-      <w:proofErr w:type="spellStart"/>
-      <w:r>
-        <w:rPr>
-          <w:rFonts w:ascii="Segoe UI Emoji" w:eastAsia="Times New Roman" w:hAnsi="Segoe UI Emoji" w:cs="Segoe UI Emoji"/>
-          <w:sz w:val="24"/>
-          <w:szCs w:val="24"/>
-          <w:lang w:eastAsia="pt-BR"/>
-        </w:rPr>
-        <w:t>ex</w:t>
-      </w:r>
-      <w:proofErr w:type="spellEnd"/>
-      <w:r>
-        <w:rPr>
-          <w:rFonts w:ascii="Segoe UI Emoji" w:eastAsia="Times New Roman" w:hAnsi="Segoe UI Emoji" w:cs="Segoe UI Emoji"/>
-          <w:sz w:val="24"/>
-          <w:szCs w:val="24"/>
-          <w:lang w:eastAsia="pt-BR"/>
-        </w:rPr>
-        <w:t>: adicionar ícones, imagens, estilização avançada, texto rico).</w:t>
+        <w:t>se quiser mais controle (ex: adicionar ícones, imagens, estilização avançada, texto rico).</w:t>
       </w:r>
     </w:p>
     <w:p>
@@ -20992,25 +18146,7 @@
           <w:bCs/>
           <w:lang w:eastAsia="pt-BR"/>
         </w:rPr>
-        <w:t>Hierarquia de tabelas (</w:t>
-      </w:r>
-      <w:proofErr w:type="spellStart"/>
-      <w:r>
-        <w:rPr>
-          <w:rFonts w:ascii="Segoe UI Emoji" w:eastAsia="Times New Roman" w:hAnsi="Segoe UI Emoji" w:cs="Segoe UI Emoji"/>
-          <w:bCs/>
-          <w:lang w:eastAsia="pt-BR"/>
-        </w:rPr>
-        <w:t>WSimples</w:t>
-      </w:r>
-      <w:proofErr w:type="spellEnd"/>
-      <w:r>
-        <w:rPr>
-          <w:rFonts w:ascii="Segoe UI Emoji" w:eastAsia="Times New Roman" w:hAnsi="Segoe UI Emoji" w:cs="Segoe UI Emoji"/>
-          <w:bCs/>
-          <w:lang w:eastAsia="pt-BR"/>
-        </w:rPr>
-        <w:t>)</w:t>
+        <w:t>Hierarquia de tabelas (WSimples)</w:t>
       </w:r>
     </w:p>
     <w:p>
@@ -21030,7 +18166,6 @@
           <w:lang w:eastAsia="pt-BR"/>
         </w:rPr>
       </w:pPr>
-      <w:proofErr w:type="spellStart"/>
       <w:r>
         <w:rPr>
           <w:rFonts w:ascii="Segoe UI Emoji" w:eastAsia="Times New Roman" w:hAnsi="Segoe UI Emoji" w:cs="Segoe UI Emoji"/>
@@ -21049,7 +18184,6 @@
         </w:rPr>
         <w:t>able</w:t>
       </w:r>
-      <w:proofErr w:type="spellEnd"/>
       <w:r>
         <w:rPr>
           <w:rFonts w:ascii="Segoe UI Emoji" w:eastAsia="Times New Roman" w:hAnsi="Segoe UI Emoji" w:cs="Segoe UI Emoji"/>
@@ -21083,7 +18217,6 @@
           <w:lang w:eastAsia="pt-BR"/>
         </w:rPr>
       </w:pPr>
-      <w:proofErr w:type="spellStart"/>
       <w:r>
         <w:rPr>
           <w:rFonts w:ascii="Segoe UI Emoji" w:eastAsia="Times New Roman" w:hAnsi="Segoe UI Emoji" w:cs="Segoe UI Emoji"/>
@@ -21091,17 +18224,7 @@
           <w:color w:val="00B0F0"/>
           <w:lang w:eastAsia="pt-BR"/>
         </w:rPr>
-        <w:t>caption</w:t>
-      </w:r>
-      <w:proofErr w:type="spellEnd"/>
-      <w:r>
-        <w:rPr>
-          <w:rFonts w:ascii="Segoe UI Emoji" w:eastAsia="Times New Roman" w:hAnsi="Segoe UI Emoji" w:cs="Segoe UI Emoji"/>
-          <w:b/>
-          <w:color w:val="00B0F0"/>
-          <w:lang w:eastAsia="pt-BR"/>
-        </w:rPr>
-        <w:t xml:space="preserve"> =</w:t>
+        <w:t>caption =</w:t>
       </w:r>
       <w:r>
         <w:rPr>
@@ -21137,29 +18260,7 @@
           <w:bCs/>
           <w:color w:val="0070C0"/>
         </w:rPr>
-        <w:t>&lt;</w:t>
-      </w:r>
-      <w:proofErr w:type="spellStart"/>
-      <w:r>
-        <w:rPr>
-          <w:rStyle w:val="CdigoHTML"/>
-          <w:rFonts w:eastAsiaTheme="majorEastAsia"/>
-          <w:b/>
-          <w:bCs/>
-          <w:color w:val="0070C0"/>
-        </w:rPr>
-        <w:t>table</w:t>
-      </w:r>
-      <w:proofErr w:type="spellEnd"/>
-      <w:r>
-        <w:rPr>
-          <w:rStyle w:val="CdigoHTML"/>
-          <w:rFonts w:eastAsiaTheme="majorEastAsia"/>
-          <w:b/>
-          <w:bCs/>
-          <w:color w:val="0070C0"/>
-        </w:rPr>
-        <w:t>&gt;</w:t>
+        <w:t>&lt;table&gt;</w:t>
       </w:r>
     </w:p>
     <w:p>
@@ -21178,7 +18279,6 @@
           <w:lang w:eastAsia="pt-BR"/>
         </w:rPr>
       </w:pPr>
-      <w:proofErr w:type="spellStart"/>
       <w:r>
         <w:rPr>
           <w:rFonts w:ascii="Segoe UI Emoji" w:eastAsia="Times New Roman" w:hAnsi="Segoe UI Emoji" w:cs="Segoe UI Emoji"/>
@@ -21188,45 +18288,12 @@
         </w:rPr>
         <w:t>tr</w:t>
       </w:r>
-      <w:proofErr w:type="spellEnd"/>
       <w:r>
         <w:rPr>
           <w:rFonts w:ascii="Segoe UI Emoji" w:eastAsia="Times New Roman" w:hAnsi="Segoe UI Emoji" w:cs="Segoe UI Emoji"/>
           <w:lang w:eastAsia="pt-BR"/>
         </w:rPr>
-        <w:t xml:space="preserve"> </w:t>
-      </w:r>
-      <w:proofErr w:type="spellStart"/>
-      <w:r>
-        <w:rPr>
-          <w:rFonts w:ascii="Segoe UI Emoji" w:eastAsia="Times New Roman" w:hAnsi="Segoe UI Emoji" w:cs="Segoe UI Emoji"/>
-          <w:lang w:eastAsia="pt-BR"/>
-        </w:rPr>
-        <w:t>Table</w:t>
-      </w:r>
-      <w:proofErr w:type="spellEnd"/>
-      <w:r>
-        <w:rPr>
-          <w:rFonts w:ascii="Segoe UI Emoji" w:eastAsia="Times New Roman" w:hAnsi="Segoe UI Emoji" w:cs="Segoe UI Emoji"/>
-          <w:lang w:eastAsia="pt-BR"/>
-        </w:rPr>
-        <w:t xml:space="preserve"> </w:t>
-      </w:r>
-      <w:proofErr w:type="spellStart"/>
-      <w:r>
-        <w:rPr>
-          <w:rFonts w:ascii="Segoe UI Emoji" w:eastAsia="Times New Roman" w:hAnsi="Segoe UI Emoji" w:cs="Segoe UI Emoji"/>
-          <w:lang w:eastAsia="pt-BR"/>
-        </w:rPr>
-        <w:t>row</w:t>
-      </w:r>
-      <w:proofErr w:type="spellEnd"/>
-      <w:r>
-        <w:rPr>
-          <w:rFonts w:ascii="Segoe UI Emoji" w:eastAsia="Times New Roman" w:hAnsi="Segoe UI Emoji" w:cs="Segoe UI Emoji"/>
-          <w:lang w:eastAsia="pt-BR"/>
-        </w:rPr>
-        <w:t xml:space="preserve"> = </w:t>
+        <w:t xml:space="preserve"> Table row = </w:t>
       </w:r>
       <w:r>
         <w:rPr>
@@ -21252,7 +18319,6 @@
           <w:lang w:eastAsia="pt-BR"/>
         </w:rPr>
       </w:pPr>
-      <w:proofErr w:type="spellStart"/>
       <w:r>
         <w:rPr>
           <w:rFonts w:ascii="Segoe UI Emoji" w:eastAsia="Times New Roman" w:hAnsi="Segoe UI Emoji" w:cs="Segoe UI Emoji"/>
@@ -21262,29 +18328,12 @@
         </w:rPr>
         <w:t>td</w:t>
       </w:r>
-      <w:proofErr w:type="spellEnd"/>
       <w:r>
         <w:rPr>
           <w:rFonts w:ascii="Segoe UI Emoji" w:eastAsia="Times New Roman" w:hAnsi="Segoe UI Emoji" w:cs="Segoe UI Emoji"/>
           <w:lang w:eastAsia="pt-BR"/>
         </w:rPr>
-        <w:t xml:space="preserve"> </w:t>
-      </w:r>
-      <w:proofErr w:type="spellStart"/>
-      <w:r>
-        <w:rPr>
-          <w:rFonts w:ascii="Segoe UI Emoji" w:eastAsia="Times New Roman" w:hAnsi="Segoe UI Emoji" w:cs="Segoe UI Emoji"/>
-          <w:lang w:eastAsia="pt-BR"/>
-        </w:rPr>
-        <w:t>Table</w:t>
-      </w:r>
-      <w:proofErr w:type="spellEnd"/>
-      <w:r>
-        <w:rPr>
-          <w:rFonts w:ascii="Segoe UI Emoji" w:eastAsia="Times New Roman" w:hAnsi="Segoe UI Emoji" w:cs="Segoe UI Emoji"/>
-          <w:lang w:eastAsia="pt-BR"/>
-        </w:rPr>
-        <w:t xml:space="preserve"> data = dado</w:t>
+        <w:t xml:space="preserve"> Table data = dado</w:t>
       </w:r>
       <w:r>
         <w:rPr>
@@ -21310,7 +18359,6 @@
           <w:lang w:eastAsia="pt-BR"/>
         </w:rPr>
       </w:pPr>
-      <w:proofErr w:type="spellStart"/>
       <w:r>
         <w:rPr>
           <w:rFonts w:ascii="Segoe UI Emoji" w:eastAsia="Times New Roman" w:hAnsi="Segoe UI Emoji" w:cs="Segoe UI Emoji"/>
@@ -21318,17 +18366,7 @@
           <w:color w:val="00B0F0"/>
           <w:lang w:eastAsia="pt-BR"/>
         </w:rPr>
-        <w:t>th</w:t>
-      </w:r>
-      <w:proofErr w:type="spellEnd"/>
-      <w:r>
-        <w:rPr>
-          <w:rFonts w:ascii="Segoe UI Emoji" w:eastAsia="Times New Roman" w:hAnsi="Segoe UI Emoji" w:cs="Segoe UI Emoji"/>
-          <w:b/>
-          <w:color w:val="00B0F0"/>
-          <w:lang w:eastAsia="pt-BR"/>
-        </w:rPr>
-        <w:t xml:space="preserve"> </w:t>
+        <w:t xml:space="preserve">th </w:t>
       </w:r>
       <w:r>
         <w:rPr>
@@ -21355,7 +18393,6 @@
           <w:lang w:eastAsia="pt-BR"/>
         </w:rPr>
       </w:pPr>
-      <w:proofErr w:type="spellStart"/>
       <w:r>
         <w:rPr>
           <w:b/>
@@ -21365,7 +18402,6 @@
         </w:rPr>
         <w:t>scope</w:t>
       </w:r>
-      <w:proofErr w:type="spellEnd"/>
       <w:r>
         <w:rPr>
           <w:color w:val="0070C0"/>
@@ -21411,27 +18447,7 @@
           <w:b/>
           <w:color w:val="0070C0"/>
         </w:rPr>
-        <w:t>&lt;</w:t>
-      </w:r>
-      <w:proofErr w:type="spellStart"/>
-      <w:r>
-        <w:rPr>
-          <w:rStyle w:val="CdigoHTML"/>
-          <w:rFonts w:eastAsiaTheme="majorEastAsia"/>
-          <w:b/>
-          <w:color w:val="0070C0"/>
-        </w:rPr>
-        <w:t>th</w:t>
-      </w:r>
-      <w:proofErr w:type="spellEnd"/>
-      <w:r>
-        <w:rPr>
-          <w:rStyle w:val="CdigoHTML"/>
-          <w:rFonts w:eastAsiaTheme="majorEastAsia"/>
-          <w:b/>
-          <w:color w:val="0070C0"/>
-        </w:rPr>
-        <w:t>&gt;</w:t>
+        <w:t>&lt;th&gt;</w:t>
       </w:r>
       <w:r>
         <w:rPr>
@@ -21464,92 +18480,19 @@
           <w:lang w:eastAsia="pt-BR"/>
         </w:rPr>
       </w:pPr>
-      <w:proofErr w:type="spellStart"/>
       <w:r>
         <w:rPr>
           <w:color w:val="0070C0"/>
           <w:lang w:eastAsia="pt-BR"/>
         </w:rPr>
-        <w:t>Exeemplo</w:t>
-      </w:r>
-      <w:proofErr w:type="spellEnd"/>
+        <w:t xml:space="preserve">Exeemplo </w:t>
+      </w:r>
       <w:r>
         <w:rPr>
           <w:color w:val="0070C0"/>
           <w:lang w:eastAsia="pt-BR"/>
         </w:rPr>
-        <w:t xml:space="preserve"> </w:t>
-      </w:r>
-      <w:r>
-        <w:rPr>
-          <w:color w:val="0070C0"/>
-          <w:lang w:eastAsia="pt-BR"/>
-        </w:rPr>
-        <w:t>&lt;</w:t>
-      </w:r>
-      <w:proofErr w:type="spellStart"/>
-      <w:r>
-        <w:rPr>
-          <w:color w:val="0070C0"/>
-          <w:lang w:eastAsia="pt-BR"/>
-        </w:rPr>
-        <w:t>th</w:t>
-      </w:r>
-      <w:proofErr w:type="spellEnd"/>
-      <w:r>
-        <w:rPr>
-          <w:color w:val="0070C0"/>
-          <w:lang w:eastAsia="pt-BR"/>
-        </w:rPr>
-        <w:t xml:space="preserve"> </w:t>
-      </w:r>
-      <w:proofErr w:type="spellStart"/>
-      <w:r>
-        <w:rPr>
-          <w:color w:val="0070C0"/>
-          <w:lang w:eastAsia="pt-BR"/>
-        </w:rPr>
-        <w:t>scope</w:t>
-      </w:r>
-      <w:proofErr w:type="spellEnd"/>
-      <w:r>
-        <w:rPr>
-          <w:color w:val="0070C0"/>
-          <w:lang w:eastAsia="pt-BR"/>
-        </w:rPr>
-        <w:t>="</w:t>
-      </w:r>
-      <w:proofErr w:type="spellStart"/>
-      <w:r>
-        <w:rPr>
-          <w:color w:val="0070C0"/>
-          <w:lang w:eastAsia="pt-BR"/>
-        </w:rPr>
-        <w:t>col</w:t>
-      </w:r>
-      <w:proofErr w:type="spellEnd"/>
-      <w:r>
-        <w:rPr>
-          <w:color w:val="0070C0"/>
-          <w:lang w:eastAsia="pt-BR"/>
-        </w:rPr>
-        <w:t>"&gt;Produto&lt;/</w:t>
-      </w:r>
-      <w:proofErr w:type="spellStart"/>
-      <w:r>
-        <w:rPr>
-          <w:color w:val="0070C0"/>
-          <w:lang w:eastAsia="pt-BR"/>
-        </w:rPr>
-        <w:t>th</w:t>
-      </w:r>
-      <w:proofErr w:type="spellEnd"/>
-      <w:r>
-        <w:rPr>
-          <w:color w:val="0070C0"/>
-          <w:lang w:eastAsia="pt-BR"/>
-        </w:rPr>
-        <w:t>&gt;</w:t>
+        <w:t>&lt;th scope="col"&gt;Produto&lt;/th&gt;</w:t>
       </w:r>
       <w:r>
         <w:rPr>
@@ -21653,82 +18596,25 @@
           <w:lang w:eastAsia="pt-BR"/>
         </w:rPr>
       </w:pPr>
-      <w:proofErr w:type="spellStart"/>
       <w:r>
         <w:rPr>
           <w:color w:val="0070C0"/>
           <w:lang w:eastAsia="pt-BR"/>
         </w:rPr>
-        <w:t>Caption</w:t>
-      </w:r>
-      <w:proofErr w:type="spellEnd"/>
+        <w:t xml:space="preserve">Caption, </w:t>
+      </w:r>
       <w:r>
         <w:rPr>
           <w:color w:val="0070C0"/>
           <w:lang w:eastAsia="pt-BR"/>
         </w:rPr>
-        <w:t xml:space="preserve">, </w:t>
-      </w:r>
-      <w:proofErr w:type="spellStart"/>
-      <w:r>
-        <w:rPr>
-          <w:color w:val="0070C0"/>
-          <w:lang w:eastAsia="pt-BR"/>
-        </w:rPr>
-        <w:t>Thead</w:t>
-      </w:r>
-      <w:proofErr w:type="spellEnd"/>
-      <w:r>
-        <w:rPr>
-          <w:color w:val="0070C0"/>
-          <w:lang w:eastAsia="pt-BR"/>
-        </w:rPr>
-        <w:t xml:space="preserve">, </w:t>
-      </w:r>
-      <w:proofErr w:type="spellStart"/>
-      <w:r>
-        <w:rPr>
-          <w:color w:val="0070C0"/>
-          <w:lang w:eastAsia="pt-BR"/>
-        </w:rPr>
-        <w:t>TBody</w:t>
-      </w:r>
-      <w:proofErr w:type="spellEnd"/>
-      <w:r>
-        <w:rPr>
-          <w:color w:val="0070C0"/>
-          <w:lang w:eastAsia="pt-BR"/>
-        </w:rPr>
-        <w:t xml:space="preserve">, </w:t>
-      </w:r>
-      <w:proofErr w:type="spellStart"/>
-      <w:r>
-        <w:rPr>
-          <w:color w:val="0070C0"/>
-          <w:lang w:eastAsia="pt-BR"/>
-        </w:rPr>
-        <w:t>TFoot</w:t>
-      </w:r>
-      <w:proofErr w:type="spellEnd"/>
-      <w:r>
-        <w:rPr>
-          <w:lang w:eastAsia="pt-BR"/>
-        </w:rPr>
-        <w:t xml:space="preserve">. Ambos contendo </w:t>
-      </w:r>
-      <w:proofErr w:type="gramStart"/>
-      <w:r>
-        <w:rPr>
-          <w:lang w:eastAsia="pt-BR"/>
-        </w:rPr>
-        <w:t>TR,TD</w:t>
-      </w:r>
-      <w:proofErr w:type="gramEnd"/>
-      <w:r>
-        <w:rPr>
-          <w:lang w:eastAsia="pt-BR"/>
-        </w:rPr>
-        <w:t>,TH.</w:t>
+        <w:t>Thead, TBody, TFoot</w:t>
+      </w:r>
+      <w:r>
+        <w:rPr>
+          <w:lang w:eastAsia="pt-BR"/>
+        </w:rPr>
+        <w:t>. Ambos contendo TR,TD,TH.</w:t>
       </w:r>
     </w:p>
     <w:p>
@@ -21842,40 +18728,14 @@
           <w:bCs/>
           <w:lang w:eastAsia="pt-BR"/>
         </w:rPr>
-        <w:t xml:space="preserve">No </w:t>
-      </w:r>
-      <w:proofErr w:type="spellStart"/>
-      <w:r>
-        <w:rPr>
-          <w:bCs/>
-          <w:lang w:eastAsia="pt-BR"/>
-        </w:rPr>
-        <w:t>html</w:t>
-      </w:r>
-      <w:proofErr w:type="spellEnd"/>
-      <w:r>
-        <w:rPr>
-          <w:bCs/>
-          <w:lang w:eastAsia="pt-BR"/>
-        </w:rPr>
-        <w:t xml:space="preserve"> atual, não é obrigatório fechar as </w:t>
-      </w:r>
-      <w:proofErr w:type="spellStart"/>
-      <w:r>
-        <w:rPr>
-          <w:bCs/>
-          <w:lang w:eastAsia="pt-BR"/>
-        </w:rPr>
-        <w:t>tags</w:t>
-      </w:r>
-      <w:proofErr w:type="spellEnd"/>
+        <w:t>No html atual, não é obrigatório fechar as tags</w:t>
+      </w:r>
       <w:r>
         <w:rPr>
           <w:lang w:eastAsia="pt-BR"/>
         </w:rPr>
         <w:t xml:space="preserve"> </w:t>
       </w:r>
-      <w:proofErr w:type="spellStart"/>
       <w:r>
         <w:rPr>
           <w:color w:val="0070C0"/>
@@ -21883,7 +18743,6 @@
         </w:rPr>
         <w:t>tr</w:t>
       </w:r>
-      <w:proofErr w:type="spellEnd"/>
       <w:r>
         <w:rPr>
           <w:lang w:eastAsia="pt-BR"/>
@@ -21904,7 +18763,6 @@
         </w:rPr>
         <w:t xml:space="preserve"> </w:t>
       </w:r>
-      <w:proofErr w:type="spellStart"/>
       <w:r>
         <w:rPr>
           <w:color w:val="0070C0"/>
@@ -21912,7 +18770,6 @@
         </w:rPr>
         <w:t>td</w:t>
       </w:r>
-      <w:proofErr w:type="spellEnd"/>
       <w:r>
         <w:rPr>
           <w:lang w:eastAsia="pt-BR"/>
@@ -21956,7 +18813,6 @@
         </w:rPr>
         <w:t xml:space="preserve">Pode usar o </w:t>
       </w:r>
-      <w:proofErr w:type="spellStart"/>
       <w:r>
         <w:rPr>
           <w:b/>
@@ -21964,19 +18820,21 @@
           <w:color w:val="0070C0"/>
           <w:lang w:eastAsia="pt-BR"/>
         </w:rPr>
-        <w:t>tr:nth-child</w:t>
-      </w:r>
-      <w:proofErr w:type="spellEnd"/>
-      <w:r>
-        <w:rPr>
-          <w:b/>
-          <w:bCs/>
+        <w:t>tr:nth-child(even)</w:t>
+      </w:r>
+      <w:r>
+        <w:rPr>
           <w:color w:val="0070C0"/>
           <w:lang w:eastAsia="pt-BR"/>
         </w:rPr>
-        <w:t>(</w:t>
-      </w:r>
-      <w:proofErr w:type="spellStart"/>
+        <w:t xml:space="preserve"> </w:t>
+      </w:r>
+      <w:r>
+        <w:rPr>
+          <w:lang w:eastAsia="pt-BR"/>
+        </w:rPr>
+        <w:t xml:space="preserve">pra aplicar o </w:t>
+      </w:r>
       <w:r>
         <w:rPr>
           <w:b/>
@@ -21984,9 +18842,26 @@
           <w:color w:val="0070C0"/>
           <w:lang w:eastAsia="pt-BR"/>
         </w:rPr>
-        <w:t>even</w:t>
-      </w:r>
-      <w:proofErr w:type="spellEnd"/>
+        <w:t xml:space="preserve">efeito zebrado </w:t>
+      </w:r>
+      <w:r>
+        <w:rPr>
+          <w:lang w:eastAsia="pt-BR"/>
+        </w:rPr>
+        <w:t>nas linhas da tabela de forma simples.</w:t>
+      </w:r>
+      <w:r>
+        <w:rPr>
+          <w:lang w:eastAsia="pt-BR"/>
+        </w:rPr>
+        <w:t xml:space="preserve"> Lembrando que </w:t>
+      </w:r>
+      <w:r>
+        <w:rPr>
+          <w:lang w:eastAsia="pt-BR"/>
+        </w:rPr>
+        <w:t xml:space="preserve">deve ser aplicada diretamente ao </w:t>
+      </w:r>
       <w:r>
         <w:rPr>
           <w:b/>
@@ -21994,59 +18869,8 @@
           <w:color w:val="0070C0"/>
           <w:lang w:eastAsia="pt-BR"/>
         </w:rPr>
-        <w:t>)</w:t>
-      </w:r>
-      <w:r>
-        <w:rPr>
-          <w:color w:val="0070C0"/>
-          <w:lang w:eastAsia="pt-BR"/>
-        </w:rPr>
-        <w:t xml:space="preserve"> </w:t>
-      </w:r>
-      <w:r>
-        <w:rPr>
-          <w:lang w:eastAsia="pt-BR"/>
-        </w:rPr>
-        <w:t xml:space="preserve">pra aplicar o </w:t>
-      </w:r>
-      <w:r>
-        <w:rPr>
-          <w:b/>
-          <w:bCs/>
-          <w:color w:val="0070C0"/>
-          <w:lang w:eastAsia="pt-BR"/>
-        </w:rPr>
-        <w:t xml:space="preserve">efeito zebrado </w:t>
-      </w:r>
-      <w:r>
-        <w:rPr>
-          <w:lang w:eastAsia="pt-BR"/>
-        </w:rPr>
-        <w:t>nas linhas da tabela de forma simples.</w:t>
-      </w:r>
-      <w:r>
-        <w:rPr>
-          <w:lang w:eastAsia="pt-BR"/>
-        </w:rPr>
-        <w:t xml:space="preserve"> Lembrando que </w:t>
-      </w:r>
-      <w:r>
-        <w:rPr>
-          <w:lang w:eastAsia="pt-BR"/>
-        </w:rPr>
-        <w:t xml:space="preserve">deve ser aplicada diretamente ao </w:t>
-      </w:r>
-      <w:proofErr w:type="spellStart"/>
-      <w:r>
-        <w:rPr>
-          <w:b/>
-          <w:bCs/>
-          <w:color w:val="0070C0"/>
-          <w:lang w:eastAsia="pt-BR"/>
-        </w:rPr>
         <w:t>tr</w:t>
       </w:r>
-      <w:proofErr w:type="spellEnd"/>
     </w:p>
     <w:p>
       <w:pPr>
@@ -22075,50 +18899,51 @@
           <w:color w:val="0070C0"/>
           <w:lang w:eastAsia="pt-BR"/>
         </w:rPr>
-        <w:t xml:space="preserve">position: </w:t>
-      </w:r>
-      <w:proofErr w:type="spellStart"/>
+        <w:t xml:space="preserve">position: sticky </w:t>
+      </w:r>
+      <w:r>
+        <w:rPr>
+          <w:lang w:eastAsia="pt-BR"/>
+        </w:rPr>
+        <w:t xml:space="preserve">com </w:t>
+      </w:r>
       <w:r>
         <w:rPr>
           <w:color w:val="0070C0"/>
           <w:lang w:eastAsia="pt-BR"/>
         </w:rPr>
-        <w:t>sticky</w:t>
-      </w:r>
-      <w:proofErr w:type="spellEnd"/>
-      <w:r>
-        <w:rPr>
+        <w:t>top: 0 ou -1px</w:t>
+      </w:r>
+      <w:r>
+        <w:rPr>
+          <w:lang w:eastAsia="pt-BR"/>
+        </w:rPr>
+        <w:t xml:space="preserve"> (em caso de falhas visuais)</w:t>
+      </w:r>
+      <w:r>
+        <w:rPr>
+          <w:lang w:eastAsia="pt-BR"/>
+        </w:rPr>
+        <w:t xml:space="preserve"> no </w:t>
+      </w:r>
+      <w:r>
+        <w:rPr>
+          <w:b/>
+          <w:bCs/>
           <w:color w:val="0070C0"/>
           <w:lang w:eastAsia="pt-BR"/>
         </w:rPr>
-        <w:t xml:space="preserve"> </w:t>
-      </w:r>
-      <w:r>
-        <w:rPr>
-          <w:lang w:eastAsia="pt-BR"/>
-        </w:rPr>
-        <w:t xml:space="preserve">com </w:t>
-      </w:r>
-      <w:r>
-        <w:rPr>
+        <w:t xml:space="preserve">thead </w:t>
+      </w:r>
+      <w:r>
+        <w:rPr>
+          <w:b/>
+          <w:bCs/>
           <w:color w:val="0070C0"/>
           <w:lang w:eastAsia="pt-BR"/>
         </w:rPr>
-        <w:t>top: 0 ou -1px</w:t>
-      </w:r>
-      <w:r>
-        <w:rPr>
-          <w:lang w:eastAsia="pt-BR"/>
-        </w:rPr>
-        <w:t xml:space="preserve"> (em caso de falhas visuais)</w:t>
-      </w:r>
-      <w:r>
-        <w:rPr>
-          <w:lang w:eastAsia="pt-BR"/>
-        </w:rPr>
-        <w:t xml:space="preserve"> no </w:t>
-      </w:r>
-      <w:proofErr w:type="spellStart"/>
+        <w:t xml:space="preserve">&gt; </w:t>
+      </w:r>
       <w:r>
         <w:rPr>
           <w:b/>
@@ -22126,9 +18951,8 @@
           <w:color w:val="0070C0"/>
           <w:lang w:eastAsia="pt-BR"/>
         </w:rPr>
-        <w:t>thead</w:t>
-      </w:r>
-      <w:proofErr w:type="spellEnd"/>
+        <w:t>th</w:t>
+      </w:r>
       <w:r>
         <w:rPr>
           <w:b/>
@@ -22136,48 +18960,8 @@
           <w:color w:val="0070C0"/>
           <w:lang w:eastAsia="pt-BR"/>
         </w:rPr>
-        <w:t xml:space="preserve"> </w:t>
-      </w:r>
-      <w:r>
-        <w:rPr>
-          <w:b/>
-          <w:bCs/>
-          <w:color w:val="0070C0"/>
-          <w:lang w:eastAsia="pt-BR"/>
-        </w:rPr>
-        <w:t xml:space="preserve">&gt; </w:t>
-      </w:r>
-      <w:proofErr w:type="spellStart"/>
-      <w:r>
-        <w:rPr>
-          <w:b/>
-          <w:bCs/>
-          <w:color w:val="0070C0"/>
-          <w:lang w:eastAsia="pt-BR"/>
-        </w:rPr>
-        <w:t>th</w:t>
-      </w:r>
-      <w:proofErr w:type="spellEnd"/>
-      <w:r>
-        <w:rPr>
-          <w:b/>
-          <w:bCs/>
-          <w:color w:val="0070C0"/>
-          <w:lang w:eastAsia="pt-BR"/>
-        </w:rPr>
-        <w:t xml:space="preserve"> &gt; </w:t>
-      </w:r>
-      <w:proofErr w:type="spellStart"/>
-      <w:r>
-        <w:rPr>
-          <w:b/>
-          <w:bCs/>
-          <w:color w:val="0070C0"/>
-          <w:lang w:eastAsia="pt-BR"/>
-        </w:rPr>
-        <w:t>tr</w:t>
-      </w:r>
-      <w:proofErr w:type="spellEnd"/>
+        <w:t xml:space="preserve"> &gt; tr</w:t>
+      </w:r>
       <w:r>
         <w:rPr>
           <w:color w:val="0070C0"/>
@@ -22214,43 +18998,25 @@
         </w:rPr>
         <w:t xml:space="preserve">Use </w:t>
       </w:r>
-      <w:proofErr w:type="spellStart"/>
       <w:r>
         <w:rPr>
           <w:color w:val="0070C0"/>
           <w:lang w:eastAsia="pt-BR"/>
         </w:rPr>
-        <w:t>colspan</w:t>
-      </w:r>
-      <w:proofErr w:type="spellEnd"/>
+        <w:t xml:space="preserve">colspan </w:t>
+      </w:r>
+      <w:r>
+        <w:rPr>
+          <w:lang w:eastAsia="pt-BR"/>
+        </w:rPr>
+        <w:t xml:space="preserve">para unir colunas e </w:t>
+      </w:r>
       <w:r>
         <w:rPr>
           <w:color w:val="0070C0"/>
           <w:lang w:eastAsia="pt-BR"/>
         </w:rPr>
-        <w:t xml:space="preserve"> </w:t>
-      </w:r>
-      <w:r>
-        <w:rPr>
-          <w:lang w:eastAsia="pt-BR"/>
-        </w:rPr>
-        <w:t xml:space="preserve">para unir colunas e </w:t>
-      </w:r>
-      <w:proofErr w:type="spellStart"/>
-      <w:r>
-        <w:rPr>
-          <w:color w:val="0070C0"/>
-          <w:lang w:eastAsia="pt-BR"/>
-        </w:rPr>
-        <w:t>rowspan</w:t>
-      </w:r>
-      <w:proofErr w:type="spellEnd"/>
-      <w:r>
-        <w:rPr>
-          <w:color w:val="0070C0"/>
-          <w:lang w:eastAsia="pt-BR"/>
-        </w:rPr>
-        <w:t xml:space="preserve"> </w:t>
+        <w:t xml:space="preserve">rowspan </w:t>
       </w:r>
       <w:r>
         <w:rPr>
@@ -22285,9 +19051,8 @@
           <w:color w:val="0070C0"/>
           <w:lang w:eastAsia="pt-BR"/>
         </w:rPr>
-        <w:t>&lt;</w:t>
-      </w:r>
-      <w:proofErr w:type="spellStart"/>
+        <w:t>&lt;colgroup&gt;</w:t>
+      </w:r>
       <w:r>
         <w:rPr>
           <w:b/>
@@ -22295,9 +19060,14 @@
           <w:color w:val="0070C0"/>
           <w:lang w:eastAsia="pt-BR"/>
         </w:rPr>
-        <w:t>colgroup</w:t>
-      </w:r>
-      <w:proofErr w:type="spellEnd"/>
+        <w:t xml:space="preserve"> </w:t>
+      </w:r>
+      <w:r>
+        <w:rPr>
+          <w:lang w:eastAsia="pt-BR"/>
+        </w:rPr>
+        <w:t>+</w:t>
+      </w:r>
       <w:r>
         <w:rPr>
           <w:b/>
@@ -22305,7 +19075,7 @@
           <w:color w:val="0070C0"/>
           <w:lang w:eastAsia="pt-BR"/>
         </w:rPr>
-        <w:t>&gt;</w:t>
+        <w:t xml:space="preserve"> </w:t>
       </w:r>
       <w:r>
         <w:rPr>
@@ -22314,43 +19084,8 @@
           <w:color w:val="0070C0"/>
           <w:lang w:eastAsia="pt-BR"/>
         </w:rPr>
-        <w:t xml:space="preserve"> </w:t>
-      </w:r>
-      <w:r>
-        <w:rPr>
-          <w:lang w:eastAsia="pt-BR"/>
-        </w:rPr>
-        <w:t>+</w:t>
-      </w:r>
-      <w:r>
-        <w:rPr>
-          <w:b/>
-          <w:bCs/>
-          <w:color w:val="0070C0"/>
-          <w:lang w:eastAsia="pt-BR"/>
-        </w:rPr>
-        <w:t xml:space="preserve"> </w:t>
-      </w:r>
-      <w:r>
-        <w:rPr>
-          <w:b/>
-          <w:bCs/>
-          <w:color w:val="0070C0"/>
-          <w:lang w:eastAsia="pt-BR"/>
-        </w:rPr>
-        <w:t>&lt;</w:t>
-      </w:r>
-      <w:proofErr w:type="spellStart"/>
-      <w:r>
-        <w:rPr>
-          <w:b/>
-          <w:bCs/>
-          <w:color w:val="0070C0"/>
-          <w:lang w:eastAsia="pt-BR"/>
-        </w:rPr>
-        <w:t>col</w:t>
-      </w:r>
-      <w:proofErr w:type="spellEnd"/>
+        <w:t>&lt;col</w:t>
+      </w:r>
       <w:r>
         <w:rPr>
           <w:b/>
@@ -22846,7 +19581,6 @@
           <w:lang w:eastAsia="pt-BR"/>
         </w:rPr>
       </w:pPr>
-      <w:proofErr w:type="spellStart"/>
       <w:r>
         <w:rPr>
           <w:rFonts w:cstheme="minorHAnsi"/>
@@ -22856,7 +19590,6 @@
         </w:rPr>
         <w:t>sandbox</w:t>
       </w:r>
-      <w:proofErr w:type="spellEnd"/>
       <w:r>
         <w:rPr>
           <w:rFonts w:cstheme="minorHAnsi"/>
@@ -22971,73 +19704,7 @@
           <w:szCs w:val="24"/>
           <w:lang w:eastAsia="pt-BR"/>
         </w:rPr>
-        <w:t xml:space="preserve">&lt;iframe </w:t>
-      </w:r>
-      <w:proofErr w:type="spellStart"/>
-      <w:r>
-        <w:rPr>
-          <w:rFonts w:ascii="Segoe UI Emoji" w:eastAsia="Times New Roman" w:hAnsi="Segoe UI Emoji" w:cs="Segoe UI Emoji"/>
-          <w:color w:val="004E9A"/>
-          <w:sz w:val="24"/>
-          <w:szCs w:val="24"/>
-          <w:lang w:eastAsia="pt-BR"/>
-        </w:rPr>
-        <w:t>src</w:t>
-      </w:r>
-      <w:proofErr w:type="spellEnd"/>
-      <w:r>
-        <w:rPr>
-          <w:rFonts w:ascii="Segoe UI Emoji" w:eastAsia="Times New Roman" w:hAnsi="Segoe UI Emoji" w:cs="Segoe UI Emoji"/>
-          <w:color w:val="004E9A"/>
-          <w:sz w:val="24"/>
-          <w:szCs w:val="24"/>
-          <w:lang w:eastAsia="pt-BR"/>
-        </w:rPr>
-        <w:t xml:space="preserve">="externo.html" </w:t>
-      </w:r>
-      <w:proofErr w:type="spellStart"/>
-      <w:r>
-        <w:rPr>
-          <w:rFonts w:ascii="Segoe UI Emoji" w:eastAsia="Times New Roman" w:hAnsi="Segoe UI Emoji" w:cs="Segoe UI Emoji"/>
-          <w:color w:val="004E9A"/>
-          <w:sz w:val="24"/>
-          <w:szCs w:val="24"/>
-          <w:lang w:eastAsia="pt-BR"/>
-        </w:rPr>
-        <w:t>sandbox</w:t>
-      </w:r>
-      <w:proofErr w:type="spellEnd"/>
-      <w:r>
-        <w:rPr>
-          <w:rFonts w:ascii="Segoe UI Emoji" w:eastAsia="Times New Roman" w:hAnsi="Segoe UI Emoji" w:cs="Segoe UI Emoji"/>
-          <w:color w:val="004E9A"/>
-          <w:sz w:val="24"/>
-          <w:szCs w:val="24"/>
-          <w:lang w:eastAsia="pt-BR"/>
-        </w:rPr>
-        <w:t>="allow-scripts allow-</w:t>
-      </w:r>
-      <w:proofErr w:type="spellStart"/>
-      <w:r>
-        <w:rPr>
-          <w:rFonts w:ascii="Segoe UI Emoji" w:eastAsia="Times New Roman" w:hAnsi="Segoe UI Emoji" w:cs="Segoe UI Emoji"/>
-          <w:color w:val="004E9A"/>
-          <w:sz w:val="24"/>
-          <w:szCs w:val="24"/>
-          <w:lang w:eastAsia="pt-BR"/>
-        </w:rPr>
-        <w:t>forms</w:t>
-      </w:r>
-      <w:proofErr w:type="spellEnd"/>
-      <w:r>
-        <w:rPr>
-          <w:rFonts w:ascii="Segoe UI Emoji" w:eastAsia="Times New Roman" w:hAnsi="Segoe UI Emoji" w:cs="Segoe UI Emoji"/>
-          <w:color w:val="004E9A"/>
-          <w:sz w:val="24"/>
-          <w:szCs w:val="24"/>
-          <w:lang w:eastAsia="pt-BR"/>
-        </w:rPr>
-        <w:t>"&gt;&lt;/iframe&gt;</w:t>
+        <w:t>&lt;iframe src="externo.html" sandbox="allow-scripts allow-forms"&gt;&lt;/iframe&gt;</w:t>
       </w:r>
     </w:p>
     <w:p>
@@ -23156,7 +19823,6 @@
         </w:rPr>
         <w:t xml:space="preserve">Quando você usa </w:t>
       </w:r>
-      <w:proofErr w:type="spellStart"/>
       <w:r>
         <w:rPr>
           <w:rFonts w:ascii="Segoe UI Emoji" w:eastAsia="Times New Roman" w:hAnsi="Segoe UI Emoji" w:cs="Segoe UI Emoji"/>
@@ -23165,9 +19831,8 @@
           <w:szCs w:val="24"/>
           <w:lang w:eastAsia="pt-BR"/>
         </w:rPr>
-        <w:t>sandbox</w:t>
-      </w:r>
-      <w:proofErr w:type="spellEnd"/>
+        <w:t xml:space="preserve">sandbox= </w:t>
+      </w:r>
       <w:r>
         <w:rPr>
           <w:rFonts w:ascii="Segoe UI Emoji" w:eastAsia="Times New Roman" w:hAnsi="Segoe UI Emoji" w:cs="Segoe UI Emoji"/>
@@ -23176,7 +19841,7 @@
           <w:szCs w:val="24"/>
           <w:lang w:eastAsia="pt-BR"/>
         </w:rPr>
-        <w:t xml:space="preserve">= </w:t>
+        <w:t>“</w:t>
       </w:r>
       <w:r>
         <w:rPr>
@@ -23186,20 +19851,8 @@
           <w:szCs w:val="24"/>
           <w:lang w:eastAsia="pt-BR"/>
         </w:rPr>
-        <w:t>“</w:t>
-      </w:r>
-      <w:proofErr w:type="spellStart"/>
-      <w:r>
-        <w:rPr>
-          <w:rFonts w:ascii="Segoe UI Emoji" w:eastAsia="Times New Roman" w:hAnsi="Segoe UI Emoji" w:cs="Segoe UI Emoji"/>
-          <w:color w:val="004E9A"/>
-          <w:sz w:val="24"/>
-          <w:szCs w:val="24"/>
-          <w:lang w:eastAsia="pt-BR"/>
-        </w:rPr>
         <w:t>sandbox</w:t>
       </w:r>
-      <w:proofErr w:type="spellEnd"/>
       <w:r>
         <w:rPr>
           <w:rFonts w:ascii="Segoe UI Emoji" w:eastAsia="Times New Roman" w:hAnsi="Segoe UI Emoji" w:cs="Segoe UI Emoji"/>
@@ -23702,7 +20355,6 @@
           <w:lang w:eastAsia="pt-BR"/>
         </w:rPr>
       </w:pPr>
-      <w:proofErr w:type="spellStart"/>
       <w:r>
         <w:rPr>
           <w:rFonts w:cstheme="minorHAnsi"/>
@@ -23712,7 +20364,6 @@
         </w:rPr>
         <w:t>referrerpolicy</w:t>
       </w:r>
-      <w:proofErr w:type="spellEnd"/>
       <w:r>
         <w:rPr>
           <w:rFonts w:cstheme="minorHAnsi"/>
@@ -23724,21 +20375,7 @@
         <w:rPr>
           <w:rFonts w:cstheme="minorHAnsi"/>
         </w:rPr>
-        <w:t>é um atributo usado em elementos como &lt;iframe&gt;, &lt;a&gt;, &lt;</w:t>
-      </w:r>
-      <w:proofErr w:type="spellStart"/>
-      <w:r>
-        <w:rPr>
-          <w:rFonts w:cstheme="minorHAnsi"/>
-        </w:rPr>
-        <w:t>img</w:t>
-      </w:r>
-      <w:proofErr w:type="spellEnd"/>
-      <w:r>
-        <w:rPr>
-          <w:rFonts w:cstheme="minorHAnsi"/>
-        </w:rPr>
-        <w:t xml:space="preserve">&gt; e outros para </w:t>
+        <w:t xml:space="preserve">é um atributo usado em elementos como &lt;iframe&gt;, &lt;a&gt;, &lt;img&gt; e outros para </w:t>
       </w:r>
       <w:r>
         <w:rPr>
@@ -23764,25 +20401,7 @@
           <w:b/>
           <w:bCs/>
         </w:rPr>
-        <w:t xml:space="preserve"> (</w:t>
-      </w:r>
-      <w:proofErr w:type="spellStart"/>
-      <w:r>
-        <w:rPr>
-          <w:rFonts w:cstheme="minorHAnsi"/>
-          <w:b/>
-          <w:bCs/>
-        </w:rPr>
-        <w:t>referrer</w:t>
-      </w:r>
-      <w:proofErr w:type="spellEnd"/>
-      <w:r>
-        <w:rPr>
-          <w:rFonts w:cstheme="minorHAnsi"/>
-          <w:b/>
-          <w:bCs/>
-        </w:rPr>
-        <w:t>)</w:t>
+        <w:t xml:space="preserve"> (referrer)</w:t>
       </w:r>
       <w:r>
         <w:rPr>
@@ -23912,73 +20531,7 @@
           <w:lang w:eastAsia="pt-BR"/>
         </w:rPr>
         <w:lastRenderedPageBreak/>
-        <w:t xml:space="preserve">&lt;iframe </w:t>
-      </w:r>
-      <w:proofErr w:type="spellStart"/>
-      <w:r>
-        <w:rPr>
-          <w:rFonts w:ascii="Segoe UI Emoji" w:eastAsia="Times New Roman" w:hAnsi="Segoe UI Emoji" w:cs="Segoe UI Emoji"/>
-          <w:color w:val="004E9A"/>
-          <w:sz w:val="24"/>
-          <w:szCs w:val="24"/>
-          <w:lang w:eastAsia="pt-BR"/>
-        </w:rPr>
-        <w:t>src</w:t>
-      </w:r>
-      <w:proofErr w:type="spellEnd"/>
-      <w:r>
-        <w:rPr>
-          <w:rFonts w:ascii="Segoe UI Emoji" w:eastAsia="Times New Roman" w:hAnsi="Segoe UI Emoji" w:cs="Segoe UI Emoji"/>
-          <w:color w:val="004E9A"/>
-          <w:sz w:val="24"/>
-          <w:szCs w:val="24"/>
-          <w:lang w:eastAsia="pt-BR"/>
-        </w:rPr>
-        <w:t xml:space="preserve">="https://exemplo.com" </w:t>
-      </w:r>
-      <w:proofErr w:type="spellStart"/>
-      <w:r>
-        <w:rPr>
-          <w:rFonts w:ascii="Segoe UI Emoji" w:eastAsia="Times New Roman" w:hAnsi="Segoe UI Emoji" w:cs="Segoe UI Emoji"/>
-          <w:color w:val="004E9A"/>
-          <w:sz w:val="24"/>
-          <w:szCs w:val="24"/>
-          <w:lang w:eastAsia="pt-BR"/>
-        </w:rPr>
-        <w:t>referrerpolicy</w:t>
-      </w:r>
-      <w:proofErr w:type="spellEnd"/>
-      <w:r>
-        <w:rPr>
-          <w:rFonts w:ascii="Segoe UI Emoji" w:eastAsia="Times New Roman" w:hAnsi="Segoe UI Emoji" w:cs="Segoe UI Emoji"/>
-          <w:color w:val="004E9A"/>
-          <w:sz w:val="24"/>
-          <w:szCs w:val="24"/>
-          <w:lang w:eastAsia="pt-BR"/>
-        </w:rPr>
-        <w:t>="no-</w:t>
-      </w:r>
-      <w:proofErr w:type="spellStart"/>
-      <w:r>
-        <w:rPr>
-          <w:rFonts w:ascii="Segoe UI Emoji" w:eastAsia="Times New Roman" w:hAnsi="Segoe UI Emoji" w:cs="Segoe UI Emoji"/>
-          <w:color w:val="004E9A"/>
-          <w:sz w:val="24"/>
-          <w:szCs w:val="24"/>
-          <w:lang w:eastAsia="pt-BR"/>
-        </w:rPr>
-        <w:t>referrer</w:t>
-      </w:r>
-      <w:proofErr w:type="spellEnd"/>
-      <w:r>
-        <w:rPr>
-          <w:rFonts w:ascii="Segoe UI Emoji" w:eastAsia="Times New Roman" w:hAnsi="Segoe UI Emoji" w:cs="Segoe UI Emoji"/>
-          <w:color w:val="004E9A"/>
-          <w:sz w:val="24"/>
-          <w:szCs w:val="24"/>
-          <w:lang w:eastAsia="pt-BR"/>
-        </w:rPr>
-        <w:t>"&gt;&lt;/iframe&gt;</w:t>
+        <w:t>&lt;iframe src="https://exemplo.com" referrerpolicy="no-referrer"&gt;&lt;/iframe&gt;</w:t>
       </w:r>
       <w:r>
         <w:rPr>
@@ -24097,7 +20650,6 @@
         </w:rPr>
         <w:t xml:space="preserve">Use </w:t>
       </w:r>
-      <w:proofErr w:type="spellStart"/>
       <w:r>
         <w:rPr>
           <w:b/>
@@ -24105,37 +20657,7 @@
           <w:color w:val="004E9A"/>
           <w:lang w:eastAsia="pt-BR"/>
         </w:rPr>
-        <w:t>referrerpolicy</w:t>
-      </w:r>
-      <w:proofErr w:type="spellEnd"/>
-      <w:r>
-        <w:rPr>
-          <w:b/>
-          <w:bCs/>
-          <w:color w:val="004E9A"/>
-          <w:lang w:eastAsia="pt-BR"/>
-        </w:rPr>
-        <w:t>="no-</w:t>
-      </w:r>
-      <w:proofErr w:type="spellStart"/>
-      <w:r>
-        <w:rPr>
-          <w:b/>
-          <w:bCs/>
-          <w:color w:val="004E9A"/>
-          <w:lang w:eastAsia="pt-BR"/>
-        </w:rPr>
-        <w:t>referrer</w:t>
-      </w:r>
-      <w:proofErr w:type="spellEnd"/>
-      <w:r>
-        <w:rPr>
-          <w:b/>
-          <w:bCs/>
-          <w:color w:val="004E9A"/>
-          <w:lang w:eastAsia="pt-BR"/>
-        </w:rPr>
-        <w:t xml:space="preserve">" </w:t>
+        <w:t xml:space="preserve">referrerpolicy="no-referrer" </w:t>
       </w:r>
       <w:r>
         <w:rPr>

--- a/MODULOS DE ESTUDO/HTML.docx
+++ b/MODULOS DE ESTUDO/HTML.docx
@@ -13910,7 +13910,7 @@
           <w:bCs/>
         </w:rPr>
         <w:pict w14:anchorId="66D9F287">
-          <v:rect id="_x0000_i1061" style="width:0;height:1.5pt" o:hralign="center" o:bullet="t" o:hrstd="t" o:hr="t" fillcolor="#a0a0a0" stroked="f"/>
+          <v:rect id="_x0000_i1039" style="width:0;height:1.5pt" o:hralign="center" o:bullet="t" o:hrstd="t" o:hr="t" fillcolor="#a0a0a0" stroked="f"/>
         </w:pict>
       </w:r>
     </w:p>
@@ -14029,23 +14029,7 @@
                                   <w:b/>
                                   <w:bCs/>
                                 </w:rPr>
-                                <w:t>1</w:t>
-                              </w:r>
-                              <w:r>
-                                <w:rPr>
-                                  <w:rFonts w:ascii="Segoe UI Emoji" w:hAnsi="Segoe UI Emoji" w:cs="Segoe UI Emoji"/>
-                                  <w:b/>
-                                  <w:bCs/>
-                                </w:rPr>
-                                <w:t>7</w:t>
-                              </w:r>
-                              <w:r>
-                                <w:rPr>
-                                  <w:rFonts w:ascii="Segoe UI Emoji" w:hAnsi="Segoe UI Emoji" w:cs="Segoe UI Emoji"/>
-                                  <w:b/>
-                                  <w:bCs/>
-                                </w:rPr>
-                                <w:t xml:space="preserve">. </w:t>
+                                <w:t xml:space="preserve">17. </w:t>
                               </w:r>
                               <w:r>
                                 <w:rPr>
@@ -14148,23 +14132,7 @@
                             <w:b/>
                             <w:bCs/>
                           </w:rPr>
-                          <w:t>1</w:t>
-                        </w:r>
-                        <w:r>
-                          <w:rPr>
-                            <w:rFonts w:ascii="Segoe UI Emoji" w:hAnsi="Segoe UI Emoji" w:cs="Segoe UI Emoji"/>
-                            <w:b/>
-                            <w:bCs/>
-                          </w:rPr>
-                          <w:t>7</w:t>
-                        </w:r>
-                        <w:r>
-                          <w:rPr>
-                            <w:rFonts w:ascii="Segoe UI Emoji" w:hAnsi="Segoe UI Emoji" w:cs="Segoe UI Emoji"/>
-                            <w:b/>
-                            <w:bCs/>
-                          </w:rPr>
-                          <w:t xml:space="preserve">. </w:t>
+                          <w:t xml:space="preserve">17. </w:t>
                         </w:r>
                         <w:r>
                           <w:rPr>
@@ -14911,7 +14879,7 @@
           <w:bCs/>
         </w:rPr>
         <w:pict w14:anchorId="40934F91">
-          <v:rect id="_x0000_i1064" style="width:0;height:1.5pt" o:hralign="center" o:bullet="t" o:hrstd="t" o:hr="t" fillcolor="#a0a0a0" stroked="f"/>
+          <v:rect id="_x0000_i1040" style="width:0;height:1.5pt" o:hralign="center" o:bullet="t" o:hrstd="t" o:hr="t" fillcolor="#a0a0a0" stroked="f"/>
         </w:pict>
       </w:r>
     </w:p>
@@ -15868,7 +15836,7 @@
           <w:lang w:eastAsia="pt-BR"/>
         </w:rPr>
         <w:pict w14:anchorId="2E745796">
-          <v:rect id="_x0000_i1097" style="width:0;height:1.5pt" o:hralign="center" o:hrstd="t" o:hr="t" fillcolor="#a0a0a0" stroked="f"/>
+          <v:rect id="_x0000_i1041" style="width:0;height:1.5pt" o:hralign="center" o:hrstd="t" o:hr="t" fillcolor="#a0a0a0" stroked="f"/>
         </w:pict>
       </w:r>
     </w:p>
@@ -16230,7 +16198,7 @@
           <w:lang w:eastAsia="pt-BR"/>
         </w:rPr>
         <w:pict w14:anchorId="4050E0A5">
-          <v:rect id="_x0000_i1098" style="width:0;height:1.5pt" o:hralign="center" o:hrstd="t" o:hr="t" fillcolor="#a0a0a0" stroked="f"/>
+          <v:rect id="_x0000_i1042" style="width:0;height:1.5pt" o:hralign="center" o:hrstd="t" o:hr="t" fillcolor="#a0a0a0" stroked="f"/>
         </w:pict>
       </w:r>
     </w:p>
@@ -16686,19 +16654,7 @@
           <w:szCs w:val="24"/>
           <w:lang w:eastAsia="pt-BR"/>
         </w:rPr>
-        <w:t xml:space="preserve"> </w:t>
-      </w:r>
-      <w:r>
-        <w:rPr>
-          <w:rFonts w:eastAsia="Times New Roman" w:cstheme="minorHAnsi"/>
-          <w:b/>
-          <w:bCs/>
-          <w:color w:val="0070C0"/>
-          <w:sz w:val="24"/>
-          <w:szCs w:val="24"/>
-          <w:lang w:eastAsia="pt-BR"/>
-        </w:rPr>
-        <w:t xml:space="preserve">^ </w:t>
+        <w:t xml:space="preserve"> ^ </w:t>
       </w:r>
       <w:r>
         <w:rPr>
@@ -16980,7 +16936,7 @@
           <w:lang w:eastAsia="pt-BR"/>
         </w:rPr>
         <w:pict w14:anchorId="79C6FAE5">
-          <v:rect id="_x0000_i1099" style="width:0;height:1.5pt" o:hralign="center" o:hrstd="t" o:hr="t" fillcolor="#a0a0a0" stroked="f"/>
+          <v:rect id="_x0000_i1043" style="width:0;height:1.5pt" o:hralign="center" o:hrstd="t" o:hr="t" fillcolor="#a0a0a0" stroked="f"/>
         </w:pict>
       </w:r>
     </w:p>
@@ -17247,7 +17203,7 @@
           <w:lang w:eastAsia="pt-BR"/>
         </w:rPr>
         <w:pict w14:anchorId="6194250A">
-          <v:rect id="_x0000_i1100" style="width:0;height:1.5pt" o:hralign="center" o:hrstd="t" o:hr="t" fillcolor="#a0a0a0" stroked="f"/>
+          <v:rect id="_x0000_i1044" style="width:0;height:1.5pt" o:hralign="center" o:hrstd="t" o:hr="t" fillcolor="#a0a0a0" stroked="f"/>
         </w:pict>
       </w:r>
     </w:p>
@@ -17904,7 +17860,7 @@
           <w:bCs/>
         </w:rPr>
         <w:pict w14:anchorId="195EDF52">
-          <v:rect id="_x0000_i1040" style="width:0;height:1.5pt" o:hralign="center" o:bullet="t" o:hrstd="t" o:hr="t" fillcolor="#a0a0a0" stroked="f"/>
+          <v:rect id="_x0000_i1045" style="width:0;height:1.5pt" o:hralign="center" o:bullet="t" o:hrstd="t" o:hr="t" fillcolor="#a0a0a0" stroked="f"/>
         </w:pict>
       </w:r>
     </w:p>
@@ -18739,7 +18695,7 @@
           <w:bCs/>
         </w:rPr>
         <w:pict w14:anchorId="02556A2B">
-          <v:rect id="_x0000_i1042" style="width:0;height:1.5pt" o:hralign="center" o:bullet="t" o:hrstd="t" o:hr="t" fillcolor="#a0a0a0" stroked="f"/>
+          <v:rect id="_x0000_i1046" style="width:0;height:1.5pt" o:hralign="center" o:bullet="t" o:hrstd="t" o:hr="t" fillcolor="#a0a0a0" stroked="f"/>
         </w:pict>
       </w:r>
     </w:p>
@@ -19328,7 +19284,7 @@
           <w:bCs/>
         </w:rPr>
         <w:pict w14:anchorId="02E4FBB2">
-          <v:rect id="_x0000_i1043" style="width:0;height:1.5pt" o:hralign="center" o:bullet="t" o:hrstd="t" o:hr="t" fillcolor="#a0a0a0" stroked="f"/>
+          <v:rect id="_x0000_i1047" style="width:0;height:1.5pt" o:hralign="center" o:bullet="t" o:hrstd="t" o:hr="t" fillcolor="#a0a0a0" stroked="f"/>
         </w:pict>
       </w:r>
     </w:p>
@@ -20097,8 +20053,67 @@
     </w:p>
     <w:p>
       <w:pPr>
+        <w:spacing w:after="0"/>
+        <w:rPr>
+          <w:noProof/>
+        </w:rPr>
+      </w:pPr>
+      <w:r>
         <w:rPr>
           <w:rFonts w:ascii="Segoe UI Emoji" w:eastAsia="Times New Roman" w:hAnsi="Segoe UI Emoji" w:cs="Segoe UI Emoji"/>
+          <w:b/>
+          <w:bCs/>
+          <w:sz w:val="24"/>
+          <w:szCs w:val="24"/>
+          <w:lang w:eastAsia="pt-BR"/>
+        </w:rPr>
+        <w:t xml:space="preserve">💡 </w:t>
+      </w:r>
+      <w:r>
+        <w:rPr>
+          <w:noProof/>
+        </w:rPr>
+        <w:t>Dica rápida</w:t>
+      </w:r>
+      <w:r>
+        <w:rPr>
+          <w:noProof/>
+        </w:rPr>
+        <w:t>:</w:t>
+      </w:r>
+    </w:p>
+    <w:p>
+      <w:pPr>
+        <w:pStyle w:val="PargrafodaLista"/>
+        <w:numPr>
+          <w:ilvl w:val="0"/>
+          <w:numId w:val="81"/>
+        </w:numPr>
+        <w:spacing w:after="0"/>
+        <w:rPr>
+          <w:rFonts w:ascii="Segoe UI Emoji" w:eastAsia="Times New Roman" w:hAnsi="Segoe UI Emoji" w:cs="Segoe UI Emoji"/>
+          <w:b/>
+          <w:bCs/>
+          <w:sz w:val="24"/>
+          <w:szCs w:val="24"/>
+          <w:lang w:eastAsia="pt-BR"/>
+        </w:rPr>
+      </w:pPr>
+    </w:p>
+    <w:p>
+      <w:pPr>
+        <w:rPr>
+          <w:rFonts w:ascii="Segoe UI Emoji" w:eastAsia="Times New Roman" w:hAnsi="Segoe UI Emoji" w:cs="Segoe UI Emoji"/>
+          <w:sz w:val="24"/>
+          <w:szCs w:val="24"/>
+          <w:lang w:eastAsia="pt-BR"/>
+        </w:rPr>
+      </w:pPr>
+    </w:p>
+    <w:p>
+      <w:pPr>
+        <w:rPr>
+          <w:rFonts w:ascii="Segoe UI Emoji" w:eastAsia="Times New Roman" w:hAnsi="Segoe UI Emoji" w:cs="Segoe UI Emoji"/>
           <w:sz w:val="24"/>
           <w:szCs w:val="24"/>
           <w:lang w:eastAsia="pt-BR"/>
@@ -20110,7 +20125,7 @@
           <w:bCs/>
         </w:rPr>
         <w:pict w14:anchorId="10FB23F2">
-          <v:rect id="_x0000_i1044" style="width:0;height:1.5pt" o:hralign="center" o:bullet="t" o:hrstd="t" o:hr="t" fillcolor="#a0a0a0" stroked="f"/>
+          <v:rect id="_x0000_i1048" style="width:0;height:1.5pt" o:hralign="center" o:bullet="t" o:hrstd="t" o:hr="t" fillcolor="#a0a0a0" stroked="f"/>
         </w:pict>
       </w:r>
     </w:p>
@@ -20674,6 +20689,7 @@
           <w:szCs w:val="24"/>
           <w:lang w:eastAsia="pt-BR"/>
         </w:rPr>
+        <w:lastRenderedPageBreak/>
         <w:t xml:space="preserve">                      </w:t>
       </w:r>
       <w:r>
@@ -20730,7 +20746,6 @@
         <w:rPr>
           <w:noProof/>
         </w:rPr>
-        <w:lastRenderedPageBreak/>
         <w:drawing>
           <wp:inline distT="0" distB="0" distL="0" distR="0" wp14:anchorId="18D5DB20" wp14:editId="4895ED7F">
             <wp:extent cx="5400040" cy="434340"/>
@@ -20783,7 +20798,7 @@
           <w:bCs/>
         </w:rPr>
         <w:pict w14:anchorId="6B6D752E">
-          <v:rect id="_x0000_i1045" style="width:0;height:1.5pt" o:hralign="center" o:bullet="t" o:hrstd="t" o:hr="t" fillcolor="#a0a0a0" stroked="f"/>
+          <v:rect id="_x0000_i1049" style="width:0;height:1.5pt" o:hralign="center" o:bullet="t" o:hrstd="t" o:hr="t" fillcolor="#a0a0a0" stroked="f"/>
         </w:pict>
       </w:r>
     </w:p>
@@ -21580,6 +21595,7 @@
         <w:rPr>
           <w:noProof/>
         </w:rPr>
+        <w:lastRenderedPageBreak/>
         <w:drawing>
           <wp:inline distT="0" distB="0" distL="0" distR="0" wp14:anchorId="58D37520" wp14:editId="139518AB">
             <wp:extent cx="5400040" cy="2498090"/>
@@ -21876,7 +21892,7 @@
           <w:bCs/>
         </w:rPr>
         <w:pict w14:anchorId="0D397291">
-          <v:rect id="_x0000_i1046" style="width:0;height:1.5pt" o:hralign="center" o:bullet="t" o:hrstd="t" o:hr="t" fillcolor="#a0a0a0" stroked="f"/>
+          <v:rect id="_x0000_i1050" style="width:0;height:1.5pt" o:hralign="center" o:bullet="t" o:hrstd="t" o:hr="t" fillcolor="#a0a0a0" stroked="f"/>
         </w:pict>
       </w:r>
     </w:p>
@@ -22897,6 +22913,7 @@
           <w:noProof/>
           <w:lang w:eastAsia="pt-BR"/>
         </w:rPr>
+        <w:lastRenderedPageBreak/>
         <w:drawing>
           <wp:inline distT="0" distB="0" distL="0" distR="0" wp14:anchorId="51EC58B2" wp14:editId="60877D85">
             <wp:extent cx="2522633" cy="1104900"/>
@@ -23777,9 +23794,8 @@
           <w:b/>
           <w:bCs/>
         </w:rPr>
-        <w:lastRenderedPageBreak/>
         <w:pict w14:anchorId="77E03A4C">
-          <v:rect id="_x0000_i1047" style="width:0;height:1.5pt" o:hralign="center" o:bullet="t" o:hrstd="t" o:hr="t" fillcolor="#a0a0a0" stroked="f"/>
+          <v:rect id="_x0000_i1051" style="width:0;height:1.5pt" o:hralign="center" o:bullet="t" o:hrstd="t" o:hr="t" fillcolor="#a0a0a0" stroked="f"/>
         </w:pict>
       </w:r>
     </w:p>
@@ -24442,6 +24458,7 @@
           <w:szCs w:val="24"/>
           <w:lang w:eastAsia="pt-BR"/>
         </w:rPr>
+        <w:lastRenderedPageBreak/>
         <w:t xml:space="preserve">💡 </w:t>
       </w:r>
       <w:r>
@@ -24635,7 +24652,7 @@
       </w:pPr>
       <w:r>
         <w:pict w14:anchorId="08FC8D4C">
-          <v:rect id="_x0000_i1048" style="width:0;height:1.5pt" o:hralign="center" o:bullet="t" o:hrstd="t" o:hr="t" fillcolor="#a0a0a0" stroked="f"/>
+          <v:rect id="_x0000_i1052" style="width:0;height:1.5pt" o:hralign="center" o:bullet="t" o:hrstd="t" o:hr="t" fillcolor="#a0a0a0" stroked="f"/>
         </w:pict>
       </w:r>
     </w:p>
@@ -25231,7 +25248,6 @@
           <w:szCs w:val="24"/>
           <w:lang w:eastAsia="pt-BR"/>
         </w:rPr>
-        <w:lastRenderedPageBreak/>
         <w:t xml:space="preserve">&lt;iframe </w:t>
       </w:r>
       <w:proofErr w:type="spellStart"/>
@@ -25518,7 +25534,7 @@
       </w:r>
       <w:r>
         <w:pict w14:anchorId="10F8418F">
-          <v:rect id="_x0000_i1049" style="width:0;height:1.5pt" o:hralign="center" o:bullet="t" o:hrstd="t" o:hr="t" fillcolor="#a0a0a0" stroked="f"/>
+          <v:rect id="_x0000_i1053" style="width:0;height:1.5pt" o:hralign="center" o:bullet="t" o:hrstd="t" o:hr="t" fillcolor="#a0a0a0" stroked="f"/>
         </w:pict>
       </w:r>
     </w:p>
@@ -27836,6 +27852,119 @@
     </w:lvl>
   </w:abstractNum>
   <w:abstractNum w:abstractNumId="18" w15:restartNumberingAfterBreak="0">
+    <w:nsid w:val="1AB960FC"/>
+    <w:multiLevelType w:val="hybridMultilevel"/>
+    <w:tmpl w:val="D4D0D942"/>
+    <w:lvl w:ilvl="0" w:tplc="04160001">
+      <w:start w:val="1"/>
+      <w:numFmt w:val="bullet"/>
+      <w:lvlText w:val=""/>
+      <w:lvlJc w:val="left"/>
+      <w:pPr>
+        <w:ind w:left="720" w:hanging="360"/>
+      </w:pPr>
+      <w:rPr>
+        <w:rFonts w:ascii="Symbol" w:hAnsi="Symbol" w:hint="default"/>
+      </w:rPr>
+    </w:lvl>
+    <w:lvl w:ilvl="1" w:tplc="04160003" w:tentative="1">
+      <w:start w:val="1"/>
+      <w:numFmt w:val="bullet"/>
+      <w:lvlText w:val="o"/>
+      <w:lvlJc w:val="left"/>
+      <w:pPr>
+        <w:ind w:left="1440" w:hanging="360"/>
+      </w:pPr>
+      <w:rPr>
+        <w:rFonts w:ascii="Courier New" w:hAnsi="Courier New" w:cs="Courier New" w:hint="default"/>
+      </w:rPr>
+    </w:lvl>
+    <w:lvl w:ilvl="2" w:tplc="04160005" w:tentative="1">
+      <w:start w:val="1"/>
+      <w:numFmt w:val="bullet"/>
+      <w:lvlText w:val=""/>
+      <w:lvlJc w:val="left"/>
+      <w:pPr>
+        <w:ind w:left="2160" w:hanging="360"/>
+      </w:pPr>
+      <w:rPr>
+        <w:rFonts w:ascii="Wingdings" w:hAnsi="Wingdings" w:hint="default"/>
+      </w:rPr>
+    </w:lvl>
+    <w:lvl w:ilvl="3" w:tplc="04160001" w:tentative="1">
+      <w:start w:val="1"/>
+      <w:numFmt w:val="bullet"/>
+      <w:lvlText w:val=""/>
+      <w:lvlJc w:val="left"/>
+      <w:pPr>
+        <w:ind w:left="2880" w:hanging="360"/>
+      </w:pPr>
+      <w:rPr>
+        <w:rFonts w:ascii="Symbol" w:hAnsi="Symbol" w:hint="default"/>
+      </w:rPr>
+    </w:lvl>
+    <w:lvl w:ilvl="4" w:tplc="04160003" w:tentative="1">
+      <w:start w:val="1"/>
+      <w:numFmt w:val="bullet"/>
+      <w:lvlText w:val="o"/>
+      <w:lvlJc w:val="left"/>
+      <w:pPr>
+        <w:ind w:left="3600" w:hanging="360"/>
+      </w:pPr>
+      <w:rPr>
+        <w:rFonts w:ascii="Courier New" w:hAnsi="Courier New" w:cs="Courier New" w:hint="default"/>
+      </w:rPr>
+    </w:lvl>
+    <w:lvl w:ilvl="5" w:tplc="04160005" w:tentative="1">
+      <w:start w:val="1"/>
+      <w:numFmt w:val="bullet"/>
+      <w:lvlText w:val=""/>
+      <w:lvlJc w:val="left"/>
+      <w:pPr>
+        <w:ind w:left="4320" w:hanging="360"/>
+      </w:pPr>
+      <w:rPr>
+        <w:rFonts w:ascii="Wingdings" w:hAnsi="Wingdings" w:hint="default"/>
+      </w:rPr>
+    </w:lvl>
+    <w:lvl w:ilvl="6" w:tplc="04160001" w:tentative="1">
+      <w:start w:val="1"/>
+      <w:numFmt w:val="bullet"/>
+      <w:lvlText w:val=""/>
+      <w:lvlJc w:val="left"/>
+      <w:pPr>
+        <w:ind w:left="5040" w:hanging="360"/>
+      </w:pPr>
+      <w:rPr>
+        <w:rFonts w:ascii="Symbol" w:hAnsi="Symbol" w:hint="default"/>
+      </w:rPr>
+    </w:lvl>
+    <w:lvl w:ilvl="7" w:tplc="04160003" w:tentative="1">
+      <w:start w:val="1"/>
+      <w:numFmt w:val="bullet"/>
+      <w:lvlText w:val="o"/>
+      <w:lvlJc w:val="left"/>
+      <w:pPr>
+        <w:ind w:left="5760" w:hanging="360"/>
+      </w:pPr>
+      <w:rPr>
+        <w:rFonts w:ascii="Courier New" w:hAnsi="Courier New" w:cs="Courier New" w:hint="default"/>
+      </w:rPr>
+    </w:lvl>
+    <w:lvl w:ilvl="8" w:tplc="04160005" w:tentative="1">
+      <w:start w:val="1"/>
+      <w:numFmt w:val="bullet"/>
+      <w:lvlText w:val=""/>
+      <w:lvlJc w:val="left"/>
+      <w:pPr>
+        <w:ind w:left="6480" w:hanging="360"/>
+      </w:pPr>
+      <w:rPr>
+        <w:rFonts w:ascii="Wingdings" w:hAnsi="Wingdings" w:hint="default"/>
+      </w:rPr>
+    </w:lvl>
+  </w:abstractNum>
+  <w:abstractNum w:abstractNumId="19" w15:restartNumberingAfterBreak="0">
     <w:nsid w:val="1C7B5796"/>
     <w:multiLevelType w:val="multilevel"/>
     <w:tmpl w:val="C936AC7A"/>
@@ -27984,7 +28113,7 @@
       </w:rPr>
     </w:lvl>
   </w:abstractNum>
-  <w:abstractNum w:abstractNumId="19" w15:restartNumberingAfterBreak="0">
+  <w:abstractNum w:abstractNumId="20" w15:restartNumberingAfterBreak="0">
     <w:nsid w:val="1CDD7F64"/>
     <w:multiLevelType w:val="hybridMultilevel"/>
     <w:tmpl w:val="E3FCD7FA"/>
@@ -28097,7 +28226,7 @@
       </w:rPr>
     </w:lvl>
   </w:abstractNum>
-  <w:abstractNum w:abstractNumId="20" w15:restartNumberingAfterBreak="0">
+  <w:abstractNum w:abstractNumId="21" w15:restartNumberingAfterBreak="0">
     <w:nsid w:val="1CF76B3D"/>
     <w:multiLevelType w:val="multilevel"/>
     <w:tmpl w:val="ABA6A3EC"/>
@@ -28246,7 +28375,7 @@
       </w:rPr>
     </w:lvl>
   </w:abstractNum>
-  <w:abstractNum w:abstractNumId="21" w15:restartNumberingAfterBreak="0">
+  <w:abstractNum w:abstractNumId="22" w15:restartNumberingAfterBreak="0">
     <w:nsid w:val="1D8D5C3D"/>
     <w:multiLevelType w:val="multilevel"/>
     <w:tmpl w:val="9D289F12"/>
@@ -28395,7 +28524,7 @@
       </w:rPr>
     </w:lvl>
   </w:abstractNum>
-  <w:abstractNum w:abstractNumId="22" w15:restartNumberingAfterBreak="0">
+  <w:abstractNum w:abstractNumId="23" w15:restartNumberingAfterBreak="0">
     <w:nsid w:val="20813146"/>
     <w:multiLevelType w:val="hybridMultilevel"/>
     <w:tmpl w:val="F894CF38"/>
@@ -28508,7 +28637,7 @@
       </w:rPr>
     </w:lvl>
   </w:abstractNum>
-  <w:abstractNum w:abstractNumId="23" w15:restartNumberingAfterBreak="0">
+  <w:abstractNum w:abstractNumId="24" w15:restartNumberingAfterBreak="0">
     <w:nsid w:val="24FD3EB5"/>
     <w:multiLevelType w:val="hybridMultilevel"/>
     <w:tmpl w:val="E9341846"/>
@@ -28621,7 +28750,7 @@
       </w:rPr>
     </w:lvl>
   </w:abstractNum>
-  <w:abstractNum w:abstractNumId="24" w15:restartNumberingAfterBreak="0">
+  <w:abstractNum w:abstractNumId="25" w15:restartNumberingAfterBreak="0">
     <w:nsid w:val="2539330F"/>
     <w:multiLevelType w:val="hybridMultilevel"/>
     <w:tmpl w:val="29EC890E"/>
@@ -28734,7 +28863,7 @@
       </w:rPr>
     </w:lvl>
   </w:abstractNum>
-  <w:abstractNum w:abstractNumId="25" w15:restartNumberingAfterBreak="0">
+  <w:abstractNum w:abstractNumId="26" w15:restartNumberingAfterBreak="0">
     <w:nsid w:val="26BD5090"/>
     <w:multiLevelType w:val="hybridMultilevel"/>
     <w:tmpl w:val="13BEC1B2"/>
@@ -28847,7 +28976,7 @@
       </w:rPr>
     </w:lvl>
   </w:abstractNum>
-  <w:abstractNum w:abstractNumId="26" w15:restartNumberingAfterBreak="0">
+  <w:abstractNum w:abstractNumId="27" w15:restartNumberingAfterBreak="0">
     <w:nsid w:val="272E402E"/>
     <w:multiLevelType w:val="hybridMultilevel"/>
     <w:tmpl w:val="E2E2A0EA"/>
@@ -28960,7 +29089,7 @@
       </w:rPr>
     </w:lvl>
   </w:abstractNum>
-  <w:abstractNum w:abstractNumId="27" w15:restartNumberingAfterBreak="0">
+  <w:abstractNum w:abstractNumId="28" w15:restartNumberingAfterBreak="0">
     <w:nsid w:val="27BA4B4B"/>
     <w:multiLevelType w:val="hybridMultilevel"/>
     <w:tmpl w:val="427296E4"/>
@@ -29073,7 +29202,7 @@
       </w:rPr>
     </w:lvl>
   </w:abstractNum>
-  <w:abstractNum w:abstractNumId="28" w15:restartNumberingAfterBreak="0">
+  <w:abstractNum w:abstractNumId="29" w15:restartNumberingAfterBreak="0">
     <w:nsid w:val="27D72219"/>
     <w:multiLevelType w:val="hybridMultilevel"/>
     <w:tmpl w:val="E774EC2C"/>
@@ -29162,7 +29291,7 @@
       </w:pPr>
     </w:lvl>
   </w:abstractNum>
-  <w:abstractNum w:abstractNumId="29" w15:restartNumberingAfterBreak="0">
+  <w:abstractNum w:abstractNumId="30" w15:restartNumberingAfterBreak="0">
     <w:nsid w:val="2829646C"/>
     <w:multiLevelType w:val="multilevel"/>
     <w:tmpl w:val="96084E26"/>
@@ -29311,7 +29440,7 @@
       </w:rPr>
     </w:lvl>
   </w:abstractNum>
-  <w:abstractNum w:abstractNumId="30" w15:restartNumberingAfterBreak="0">
+  <w:abstractNum w:abstractNumId="31" w15:restartNumberingAfterBreak="0">
     <w:nsid w:val="2A0E2900"/>
     <w:multiLevelType w:val="hybridMultilevel"/>
     <w:tmpl w:val="3DAA0282"/>
@@ -29424,7 +29553,7 @@
       </w:rPr>
     </w:lvl>
   </w:abstractNum>
-  <w:abstractNum w:abstractNumId="31" w15:restartNumberingAfterBreak="0">
+  <w:abstractNum w:abstractNumId="32" w15:restartNumberingAfterBreak="0">
     <w:nsid w:val="2C7B2447"/>
     <w:multiLevelType w:val="hybridMultilevel"/>
     <w:tmpl w:val="E3722F28"/>
@@ -29537,7 +29666,7 @@
       </w:rPr>
     </w:lvl>
   </w:abstractNum>
-  <w:abstractNum w:abstractNumId="32" w15:restartNumberingAfterBreak="0">
+  <w:abstractNum w:abstractNumId="33" w15:restartNumberingAfterBreak="0">
     <w:nsid w:val="2CAA2B90"/>
     <w:multiLevelType w:val="hybridMultilevel"/>
     <w:tmpl w:val="D7080722"/>
@@ -29650,7 +29779,7 @@
       </w:rPr>
     </w:lvl>
   </w:abstractNum>
-  <w:abstractNum w:abstractNumId="33" w15:restartNumberingAfterBreak="0">
+  <w:abstractNum w:abstractNumId="34" w15:restartNumberingAfterBreak="0">
     <w:nsid w:val="2FAC1E84"/>
     <w:multiLevelType w:val="hybridMultilevel"/>
     <w:tmpl w:val="E53EFBF0"/>
@@ -29763,7 +29892,7 @@
       </w:rPr>
     </w:lvl>
   </w:abstractNum>
-  <w:abstractNum w:abstractNumId="34" w15:restartNumberingAfterBreak="0">
+  <w:abstractNum w:abstractNumId="35" w15:restartNumberingAfterBreak="0">
     <w:nsid w:val="326761DF"/>
     <w:multiLevelType w:val="multilevel"/>
     <w:tmpl w:val="10FE5A88"/>
@@ -29912,7 +30041,7 @@
       </w:rPr>
     </w:lvl>
   </w:abstractNum>
-  <w:abstractNum w:abstractNumId="35" w15:restartNumberingAfterBreak="0">
+  <w:abstractNum w:abstractNumId="36" w15:restartNumberingAfterBreak="0">
     <w:nsid w:val="333235DF"/>
     <w:multiLevelType w:val="hybridMultilevel"/>
     <w:tmpl w:val="CE60B20E"/>
@@ -30025,7 +30154,7 @@
       </w:rPr>
     </w:lvl>
   </w:abstractNum>
-  <w:abstractNum w:abstractNumId="36" w15:restartNumberingAfterBreak="0">
+  <w:abstractNum w:abstractNumId="37" w15:restartNumberingAfterBreak="0">
     <w:nsid w:val="33977064"/>
     <w:multiLevelType w:val="multilevel"/>
     <w:tmpl w:val="10FE5A88"/>
@@ -30174,7 +30303,7 @@
       </w:rPr>
     </w:lvl>
   </w:abstractNum>
-  <w:abstractNum w:abstractNumId="37" w15:restartNumberingAfterBreak="0">
+  <w:abstractNum w:abstractNumId="38" w15:restartNumberingAfterBreak="0">
     <w:nsid w:val="36495D22"/>
     <w:multiLevelType w:val="hybridMultilevel"/>
     <w:tmpl w:val="43CEBB86"/>
@@ -30287,7 +30416,7 @@
       </w:rPr>
     </w:lvl>
   </w:abstractNum>
-  <w:abstractNum w:abstractNumId="38" w15:restartNumberingAfterBreak="0">
+  <w:abstractNum w:abstractNumId="39" w15:restartNumberingAfterBreak="0">
     <w:nsid w:val="3B2362EE"/>
     <w:multiLevelType w:val="hybridMultilevel"/>
     <w:tmpl w:val="1C1EF82A"/>
@@ -30400,7 +30529,7 @@
       </w:rPr>
     </w:lvl>
   </w:abstractNum>
-  <w:abstractNum w:abstractNumId="39" w15:restartNumberingAfterBreak="0">
+  <w:abstractNum w:abstractNumId="40" w15:restartNumberingAfterBreak="0">
     <w:nsid w:val="3FB54900"/>
     <w:multiLevelType w:val="hybridMultilevel"/>
     <w:tmpl w:val="8AA6A23E"/>
@@ -30513,7 +30642,7 @@
       </w:rPr>
     </w:lvl>
   </w:abstractNum>
-  <w:abstractNum w:abstractNumId="40" w15:restartNumberingAfterBreak="0">
+  <w:abstractNum w:abstractNumId="41" w15:restartNumberingAfterBreak="0">
     <w:nsid w:val="409B43B2"/>
     <w:multiLevelType w:val="hybridMultilevel"/>
     <w:tmpl w:val="7A3E280A"/>
@@ -30626,7 +30755,7 @@
       </w:rPr>
     </w:lvl>
   </w:abstractNum>
-  <w:abstractNum w:abstractNumId="41" w15:restartNumberingAfterBreak="0">
+  <w:abstractNum w:abstractNumId="42" w15:restartNumberingAfterBreak="0">
     <w:nsid w:val="45434D74"/>
     <w:multiLevelType w:val="hybridMultilevel"/>
     <w:tmpl w:val="293E897A"/>
@@ -30739,7 +30868,7 @@
       </w:rPr>
     </w:lvl>
   </w:abstractNum>
-  <w:abstractNum w:abstractNumId="42" w15:restartNumberingAfterBreak="0">
+  <w:abstractNum w:abstractNumId="43" w15:restartNumberingAfterBreak="0">
     <w:nsid w:val="47A24B1C"/>
     <w:multiLevelType w:val="multilevel"/>
     <w:tmpl w:val="8E003CFE"/>
@@ -30888,7 +31017,7 @@
       </w:rPr>
     </w:lvl>
   </w:abstractNum>
-  <w:abstractNum w:abstractNumId="43" w15:restartNumberingAfterBreak="0">
+  <w:abstractNum w:abstractNumId="44" w15:restartNumberingAfterBreak="0">
     <w:nsid w:val="48B217E0"/>
     <w:multiLevelType w:val="multilevel"/>
     <w:tmpl w:val="23D03054"/>
@@ -31037,7 +31166,7 @@
       </w:rPr>
     </w:lvl>
   </w:abstractNum>
-  <w:abstractNum w:abstractNumId="44" w15:restartNumberingAfterBreak="0">
+  <w:abstractNum w:abstractNumId="45" w15:restartNumberingAfterBreak="0">
     <w:nsid w:val="495D405D"/>
     <w:multiLevelType w:val="multilevel"/>
     <w:tmpl w:val="F022CE14"/>
@@ -31186,7 +31315,7 @@
       </w:rPr>
     </w:lvl>
   </w:abstractNum>
-  <w:abstractNum w:abstractNumId="45" w15:restartNumberingAfterBreak="0">
+  <w:abstractNum w:abstractNumId="46" w15:restartNumberingAfterBreak="0">
     <w:nsid w:val="4A6A0E19"/>
     <w:multiLevelType w:val="hybridMultilevel"/>
     <w:tmpl w:val="FFD42F76"/>
@@ -31299,7 +31428,7 @@
       </w:rPr>
     </w:lvl>
   </w:abstractNum>
-  <w:abstractNum w:abstractNumId="46" w15:restartNumberingAfterBreak="0">
+  <w:abstractNum w:abstractNumId="47" w15:restartNumberingAfterBreak="0">
     <w:nsid w:val="4A9901E8"/>
     <w:multiLevelType w:val="hybridMultilevel"/>
     <w:tmpl w:val="A530C3FA"/>
@@ -31412,7 +31541,7 @@
       </w:rPr>
     </w:lvl>
   </w:abstractNum>
-  <w:abstractNum w:abstractNumId="47" w15:restartNumberingAfterBreak="0">
+  <w:abstractNum w:abstractNumId="48" w15:restartNumberingAfterBreak="0">
     <w:nsid w:val="4BA428D7"/>
     <w:multiLevelType w:val="hybridMultilevel"/>
     <w:tmpl w:val="D94CF76C"/>
@@ -31498,7 +31627,7 @@
       </w:pPr>
     </w:lvl>
   </w:abstractNum>
-  <w:abstractNum w:abstractNumId="48" w15:restartNumberingAfterBreak="0">
+  <w:abstractNum w:abstractNumId="49" w15:restartNumberingAfterBreak="0">
     <w:nsid w:val="4EFE25D4"/>
     <w:multiLevelType w:val="multilevel"/>
     <w:tmpl w:val="10FE5A88"/>
@@ -31647,7 +31776,7 @@
       </w:rPr>
     </w:lvl>
   </w:abstractNum>
-  <w:abstractNum w:abstractNumId="49" w15:restartNumberingAfterBreak="0">
+  <w:abstractNum w:abstractNumId="50" w15:restartNumberingAfterBreak="0">
     <w:nsid w:val="4FEB23CC"/>
     <w:multiLevelType w:val="multilevel"/>
     <w:tmpl w:val="10FE5A88"/>
@@ -31796,7 +31925,7 @@
       </w:rPr>
     </w:lvl>
   </w:abstractNum>
-  <w:abstractNum w:abstractNumId="50" w15:restartNumberingAfterBreak="0">
+  <w:abstractNum w:abstractNumId="51" w15:restartNumberingAfterBreak="0">
     <w:nsid w:val="502018DB"/>
     <w:multiLevelType w:val="multilevel"/>
     <w:tmpl w:val="10FE5A88"/>
@@ -31945,7 +32074,7 @@
       </w:rPr>
     </w:lvl>
   </w:abstractNum>
-  <w:abstractNum w:abstractNumId="51" w15:restartNumberingAfterBreak="0">
+  <w:abstractNum w:abstractNumId="52" w15:restartNumberingAfterBreak="0">